--- a/data/outputs/v2/Chemistry/SS1.2_The_Atom/Chemistry_The_Atom_CBE_LessonSequence.docx
+++ b/data/outputs/v2/Chemistry/SS1.2_The_Atom/Chemistry_The_Atom_CBE_LessonSequence.docx
@@ -3222,7 +3222,7 @@
             <w:pPr>
               <w:spacing w:after="20" w:before="0"/>
             </w:pPr>
-            <w:hyperlink w:history="1" r:id="rIdjvqni3tptth5eitiadzsb">
+            <w:hyperlink w:history="1" r:id="rId73zqjxzuk49reo1layyjc">
               <w:r>
                 <w:rPr>
                   <w:rFonts w:ascii="Arial" w:cs="Arial" w:eastAsia="Arial" w:hAnsi="Arial"/>
@@ -3231,7 +3231,7 @@
                   <w:szCs w:val="16"/>
                   <w:u w:val="single" w:color="2E75B6"/>
                 </w:rPr>
-                <w:t xml:space="preserve">Second Law of Thermodynamics and entropy</w:t>
+                <w:t xml:space="preserve">Valence electrons</w:t>
               </w:r>
             </w:hyperlink>
           </w:p>
@@ -3255,7 +3255,7 @@
               <w:spacing w:after="10" w:before="0"/>
               <w:ind w:left="120"/>
             </w:pPr>
-            <w:hyperlink w:history="1" r:id="rIdihotpid8ob6rc6hmbxwxq">
+            <w:hyperlink w:history="1" r:id="rIdimrpskuggypqtb5jch6dh">
               <w:r>
                 <w:rPr>
                   <w:rFonts w:ascii="Arial" w:cs="Arial" w:eastAsia="Arial" w:hAnsi="Arial"/>
@@ -3293,14 +3293,14 @@
                 <w:sz w:val="16"/>
                 <w:szCs w:val="16"/>
               </w:rPr>
-              <w:t xml:space="preserve">📖 PDF:</w:t>
+              <w:t xml:space="preserve">📖 HTML:</w:t>
             </w:r>
           </w:p>
           <w:p>
             <w:pPr>
               <w:spacing w:after="20" w:before="0"/>
             </w:pPr>
-            <w:hyperlink w:history="1" r:id="rIdhb4ciesc92qh6uk1stduu">
+            <w:hyperlink w:history="1" r:id="rIdz_knfzutpkqo4-un0yzhf">
               <w:r>
                 <w:rPr>
                   <w:rFonts w:ascii="Arial" w:cs="Arial" w:eastAsia="Arial" w:hAnsi="Arial"/>
@@ -3309,7 +3309,7 @@
                   <w:szCs w:val="16"/>
                   <w:u w:val="single" w:color="2E75B6"/>
                 </w:rPr>
-                <w:t xml:space="preserve">topical-test-form-1-chemistry-introduction-to-chemistry-answers</w:t>
+                <w:t xml:space="preserve">Atomic Emission Spectra (Flexbook)</w:t>
               </w:r>
             </w:hyperlink>
           </w:p>
@@ -3325,7 +3325,7 @@
                 <w:sz w:val="14"/>
                 <w:szCs w:val="14"/>
               </w:rPr>
-              <w:t xml:space="preserve">Source: Kenya Curriculum Tools 2025</w:t>
+              <w:t xml:space="preserve">Source: CK-12</w:t>
             </w:r>
           </w:p>
           <w:p>
@@ -3333,7 +3333,7 @@
               <w:spacing w:after="10" w:before="0"/>
               <w:ind w:left="120"/>
             </w:pPr>
-            <w:hyperlink w:history="1" r:id="rId5c3cahjzfta3urh9yibjd">
+            <w:hyperlink w:history="1" r:id="rIdc0i7l1obblcuuwdq4hfxk">
               <w:r>
                 <w:rPr>
                   <w:rFonts w:ascii="Arial" w:cs="Arial" w:eastAsia="Arial" w:hAnsi="Arial"/>
@@ -3528,7 +3528,7 @@
             <w:pPr>
               <w:spacing w:after="20" w:before="0"/>
             </w:pPr>
-            <w:hyperlink w:history="1" r:id="rIdwrkyh-a_d0duydnu9yi5o">
+            <w:hyperlink w:history="1" r:id="rIdglhwqtsaeoka87jycy3sy">
               <w:r>
                 <w:rPr>
                   <w:rFonts w:ascii="Arial" w:cs="Arial" w:eastAsia="Arial" w:hAnsi="Arial"/>
@@ -3537,7 +3537,7 @@
                   <w:szCs w:val="16"/>
                   <w:u w:val="single" w:color="2E75B6"/>
                 </w:rPr>
-                <w:t xml:space="preserve">Second Law of Thermodynamics and entropy</w:t>
+                <w:t xml:space="preserve">Bohr model energy levels</w:t>
               </w:r>
             </w:hyperlink>
           </w:p>
@@ -3561,7 +3561,7 @@
               <w:spacing w:after="10" w:before="0"/>
               <w:ind w:left="120"/>
             </w:pPr>
-            <w:hyperlink w:history="1" r:id="rIdiwzprtpzie4eupyq_xgog">
+            <w:hyperlink w:history="1" r:id="rIdno7khovva-ngkzp3ghwwe">
               <w:r>
                 <w:rPr>
                   <w:rFonts w:ascii="Arial" w:cs="Arial" w:eastAsia="Arial" w:hAnsi="Arial"/>
@@ -3599,14 +3599,14 @@
                 <w:sz w:val="16"/>
                 <w:szCs w:val="16"/>
               </w:rPr>
-              <w:t xml:space="preserve">📖 PDF:</w:t>
+              <w:t xml:space="preserve">📖 EXERCISE:</w:t>
             </w:r>
           </w:p>
           <w:p>
             <w:pPr>
               <w:spacing w:after="20" w:before="0"/>
             </w:pPr>
-            <w:hyperlink w:history="1" r:id="rIdpbpxi7ky644qldqa3xj23">
+            <w:hyperlink w:history="1" r:id="rIdhiupjxlzop9xd6vew3pxe">
               <w:r>
                 <w:rPr>
                   <w:rFonts w:ascii="Arial" w:cs="Arial" w:eastAsia="Arial" w:hAnsi="Arial"/>
@@ -3615,7 +3615,7 @@
                   <w:szCs w:val="16"/>
                   <w:u w:val="single" w:color="2E75B6"/>
                 </w:rPr>
-                <w:t xml:space="preserve">topical-test-form-1-chemistry-introduction-to-chemistry-answers</w:t>
+                <w:t xml:space="preserve">Atomic Emission Spectra Practice</w:t>
               </w:r>
             </w:hyperlink>
           </w:p>
@@ -3631,7 +3631,7 @@
                 <w:sz w:val="14"/>
                 <w:szCs w:val="14"/>
               </w:rPr>
-              <w:t xml:space="preserve">Source: Kenya Curriculum Tools 2025</w:t>
+              <w:t xml:space="preserve">Source: CK-12</w:t>
             </w:r>
           </w:p>
           <w:p>
@@ -3639,7 +3639,7 @@
               <w:spacing w:after="10" w:before="0"/>
               <w:ind w:left="120"/>
             </w:pPr>
-            <w:hyperlink w:history="1" r:id="rIdktsu_hr2sihxvhft9pyfd">
+            <w:hyperlink w:history="1" r:id="rIdeu1vgfgtluusyztfzobx-">
               <w:r>
                 <w:rPr>
                   <w:rFonts w:ascii="Arial" w:cs="Arial" w:eastAsia="Arial" w:hAnsi="Arial"/>
@@ -3834,7 +3834,7 @@
             <w:pPr>
               <w:spacing w:after="20" w:before="0"/>
             </w:pPr>
-            <w:hyperlink w:history="1" r:id="rIdwbjcnxiq5hdnsgh-fjc89">
+            <w:hyperlink w:history="1" r:id="rIdivuyjuqem56ywusnufmm0">
               <w:r>
                 <w:rPr>
                   <w:rFonts w:ascii="Arial" w:cs="Arial" w:eastAsia="Arial" w:hAnsi="Arial"/>
@@ -3843,7 +3843,7 @@
                   <w:szCs w:val="16"/>
                   <w:u w:val="single" w:color="2E75B6"/>
                 </w:rPr>
-                <w:t xml:space="preserve">Second Law of Thermodynamics and entropy</w:t>
+                <w:t xml:space="preserve">Bohr model energy levels (derivation using physics)</w:t>
               </w:r>
             </w:hyperlink>
           </w:p>
@@ -3867,7 +3867,7 @@
               <w:spacing w:after="10" w:before="0"/>
               <w:ind w:left="120"/>
             </w:pPr>
-            <w:hyperlink w:history="1" r:id="rId_ragx74_n6chevphya6h2">
+            <w:hyperlink w:history="1" r:id="rId6heusfq75rbdcp3iotfyn">
               <w:r>
                 <w:rPr>
                   <w:rFonts w:ascii="Arial" w:cs="Arial" w:eastAsia="Arial" w:hAnsi="Arial"/>
@@ -3905,14 +3905,14 @@
                 <w:sz w:val="16"/>
                 <w:szCs w:val="16"/>
               </w:rPr>
-              <w:t xml:space="preserve">📖 PDF:</w:t>
+              <w:t xml:space="preserve">📖 HTML:</w:t>
             </w:r>
           </w:p>
           <w:p>
             <w:pPr>
               <w:spacing w:after="20" w:before="0"/>
             </w:pPr>
-            <w:hyperlink w:history="1" r:id="rIdfhh_ierfyhuhurycaw21x">
+            <w:hyperlink w:history="1" r:id="rIdyw03rf94n8fraddaenoed">
               <w:r>
                 <w:rPr>
                   <w:rFonts w:ascii="Arial" w:cs="Arial" w:eastAsia="Arial" w:hAnsi="Arial"/>
@@ -3921,7 +3921,7 @@
                   <w:szCs w:val="16"/>
                   <w:u w:val="single" w:color="2E75B6"/>
                 </w:rPr>
-                <w:t xml:space="preserve">topical-test-form-1-chemistry-introduction-to-chemistry-answers</w:t>
+                <w:t xml:space="preserve">Atomic Emission Spectra (Flexbook)</w:t>
               </w:r>
             </w:hyperlink>
           </w:p>
@@ -3937,7 +3937,7 @@
                 <w:sz w:val="14"/>
                 <w:szCs w:val="14"/>
               </w:rPr>
-              <w:t xml:space="preserve">Source: Kenya Curriculum Tools 2025</w:t>
+              <w:t xml:space="preserve">Source: CK-12</w:t>
             </w:r>
           </w:p>
           <w:p>
@@ -3945,7 +3945,7 @@
               <w:spacing w:after="10" w:before="0"/>
               <w:ind w:left="120"/>
             </w:pPr>
-            <w:hyperlink w:history="1" r:id="rId_jopyvgcwlzsekr0jv_co">
+            <w:hyperlink w:history="1" r:id="rIdmci3ixd5qegx883g3owhe">
               <w:r>
                 <w:rPr>
                   <w:rFonts w:ascii="Arial" w:cs="Arial" w:eastAsia="Arial" w:hAnsi="Arial"/>
@@ -4140,7 +4140,7 @@
             <w:pPr>
               <w:spacing w:after="20" w:before="0"/>
             </w:pPr>
-            <w:hyperlink w:history="1" r:id="rIdmxrqahytz0qitg4duxq2g">
+            <w:hyperlink w:history="1" r:id="rIdqibg-6s7vzfxwm_aog9my">
               <w:r>
                 <w:rPr>
                   <w:rFonts w:ascii="Arial" w:cs="Arial" w:eastAsia="Arial" w:hAnsi="Arial"/>
@@ -4149,7 +4149,7 @@
                   <w:szCs w:val="16"/>
                   <w:u w:val="single" w:color="2E75B6"/>
                 </w:rPr>
-                <w:t xml:space="preserve">Second Law of Thermodynamics and entropy</w:t>
+                <w:t xml:space="preserve">Valence electrons</w:t>
               </w:r>
             </w:hyperlink>
           </w:p>
@@ -4173,7 +4173,7 @@
               <w:spacing w:after="10" w:before="0"/>
               <w:ind w:left="120"/>
             </w:pPr>
-            <w:hyperlink w:history="1" r:id="rIdaly0vlsjwgjret1cooxmp">
+            <w:hyperlink w:history="1" r:id="rIdb21jeeg7xavco0na6ba4w">
               <w:r>
                 <w:rPr>
                   <w:rFonts w:ascii="Arial" w:cs="Arial" w:eastAsia="Arial" w:hAnsi="Arial"/>
@@ -4211,14 +4211,14 @@
                 <w:sz w:val="16"/>
                 <w:szCs w:val="16"/>
               </w:rPr>
-              <w:t xml:space="preserve">📖 PDF:</w:t>
+              <w:t xml:space="preserve">📖 HTML:</w:t>
             </w:r>
           </w:p>
           <w:p>
             <w:pPr>
               <w:spacing w:after="20" w:before="0"/>
             </w:pPr>
-            <w:hyperlink w:history="1" r:id="rIdyrc0pwwdeyo8muano-sav">
+            <w:hyperlink w:history="1" r:id="rIdxtjcskvhmcpoqtu1neyvx">
               <w:r>
                 <w:rPr>
                   <w:rFonts w:ascii="Arial" w:cs="Arial" w:eastAsia="Arial" w:hAnsi="Arial"/>
@@ -4227,7 +4227,7 @@
                   <w:szCs w:val="16"/>
                   <w:u w:val="single" w:color="2E75B6"/>
                 </w:rPr>
-                <w:t xml:space="preserve">topical-test-form-1-chemistry-introduction-to-chemistry-answers</w:t>
+                <w:t xml:space="preserve">Atomic Emission Spectra (Flexbook)</w:t>
               </w:r>
             </w:hyperlink>
           </w:p>
@@ -4243,7 +4243,7 @@
                 <w:sz w:val="14"/>
                 <w:szCs w:val="14"/>
               </w:rPr>
-              <w:t xml:space="preserve">Source: Kenya Curriculum Tools 2025</w:t>
+              <w:t xml:space="preserve">Source: CK-12</w:t>
             </w:r>
           </w:p>
           <w:p>
@@ -4251,7 +4251,7 @@
               <w:spacing w:after="10" w:before="0"/>
               <w:ind w:left="120"/>
             </w:pPr>
-            <w:hyperlink w:history="1" r:id="rId6ebycfe9fae9f-lh-arjj">
+            <w:hyperlink w:history="1" r:id="rIdijxqaappi9v0ljhjmnnef">
               <w:r>
                 <w:rPr>
                   <w:rFonts w:ascii="Arial" w:cs="Arial" w:eastAsia="Arial" w:hAnsi="Arial"/>
@@ -4446,7 +4446,7 @@
             <w:pPr>
               <w:spacing w:after="20" w:before="0"/>
             </w:pPr>
-            <w:hyperlink w:history="1" r:id="rIdmtg02smiidx6z5nametpv">
+            <w:hyperlink w:history="1" r:id="rIdprlwbpp7-qpg4gxzafn6-">
               <w:r>
                 <w:rPr>
                   <w:rFonts w:ascii="Arial" w:cs="Arial" w:eastAsia="Arial" w:hAnsi="Arial"/>
@@ -4455,7 +4455,7 @@
                   <w:szCs w:val="16"/>
                   <w:u w:val="single" w:color="2E75B6"/>
                 </w:rPr>
-                <w:t xml:space="preserve">Second Law of Thermodynamics and entropy</w:t>
+                <w:t xml:space="preserve">Bohr model energy levels</w:t>
               </w:r>
             </w:hyperlink>
           </w:p>
@@ -4479,7 +4479,7 @@
               <w:spacing w:after="10" w:before="0"/>
               <w:ind w:left="120"/>
             </w:pPr>
-            <w:hyperlink w:history="1" r:id="rId0e7ktkxokvqubbqyrjsz1">
+            <w:hyperlink w:history="1" r:id="rId7ofidxcwddsqdin3lcqoq">
               <w:r>
                 <w:rPr>
                   <w:rFonts w:ascii="Arial" w:cs="Arial" w:eastAsia="Arial" w:hAnsi="Arial"/>
@@ -4517,14 +4517,14 @@
                 <w:sz w:val="16"/>
                 <w:szCs w:val="16"/>
               </w:rPr>
-              <w:t xml:space="preserve">📖 PDF:</w:t>
+              <w:t xml:space="preserve">📖 HTML:</w:t>
             </w:r>
           </w:p>
           <w:p>
             <w:pPr>
               <w:spacing w:after="20" w:before="0"/>
             </w:pPr>
-            <w:hyperlink w:history="1" r:id="rIdptr-bwbao5k-53lg1nl6i">
+            <w:hyperlink w:history="1" r:id="rIdtk5ju06dnv9ew0aywab_u">
               <w:r>
                 <w:rPr>
                   <w:rFonts w:ascii="Arial" w:cs="Arial" w:eastAsia="Arial" w:hAnsi="Arial"/>
@@ -4533,7 +4533,7 @@
                   <w:szCs w:val="16"/>
                   <w:u w:val="single" w:color="2E75B6"/>
                 </w:rPr>
-                <w:t xml:space="preserve">topical-test-form-1-chemistry-introduction-to-chemistry-answers</w:t>
+                <w:t xml:space="preserve">Atomic Emission Spectra (Flexbook)</w:t>
               </w:r>
             </w:hyperlink>
           </w:p>
@@ -4549,7 +4549,7 @@
                 <w:sz w:val="14"/>
                 <w:szCs w:val="14"/>
               </w:rPr>
-              <w:t xml:space="preserve">Source: Kenya Curriculum Tools 2025</w:t>
+              <w:t xml:space="preserve">Source: CK-12</w:t>
             </w:r>
           </w:p>
           <w:p>
@@ -4557,7 +4557,7 @@
               <w:spacing w:after="10" w:before="0"/>
               <w:ind w:left="120"/>
             </w:pPr>
-            <w:hyperlink w:history="1" r:id="rIdqyfokdsm1rwicj7-doi7q">
+            <w:hyperlink w:history="1" r:id="rIdsxgwpubxleywynejibwwh">
               <w:r>
                 <w:rPr>
                   <w:rFonts w:ascii="Arial" w:cs="Arial" w:eastAsia="Arial" w:hAnsi="Arial"/>
@@ -6044,7 +6044,7 @@
             <w:pPr>
               <w:spacing w:after="20" w:before="0"/>
             </w:pPr>
-            <w:hyperlink w:history="1" r:id="rIdu9_ygv_cslzoavcvvfkdt">
+            <w:hyperlink w:history="1" r:id="rIdypbiwpkato875lpc36_zg">
               <w:r>
                 <w:rPr>
                   <w:rFonts w:ascii="Arial" w:cs="Arial" w:eastAsia="Arial" w:hAnsi="Arial"/>
@@ -6053,7 +6053,7 @@
                   <w:szCs w:val="16"/>
                   <w:u w:val="single" w:color="2E75B6"/>
                 </w:rPr>
-                <w:t xml:space="preserve">Video: Rutherford Scattering</w:t>
+                <w:t xml:space="preserve">Introduction to the atom</w:t>
               </w:r>
             </w:hyperlink>
           </w:p>
@@ -6069,7 +6069,7 @@
                 <w:sz w:val="14"/>
                 <w:szCs w:val="14"/>
               </w:rPr>
-              <w:t xml:space="preserve">Source: PhET Interactive Simulations (English)</w:t>
+              <w:t xml:space="preserve">Source: Khan Academy (English - US curriculum)</w:t>
             </w:r>
           </w:p>
           <w:p>
@@ -6077,7 +6077,7 @@
               <w:spacing w:after="10" w:before="0"/>
               <w:ind w:left="120"/>
             </w:pPr>
-            <w:hyperlink w:history="1" r:id="rIdd0nwdlwxdiqovuaq4kh4l">
+            <w:hyperlink w:history="1" r:id="rId36fteonwwj64x3bppxlgr">
               <w:r>
                 <w:rPr>
                   <w:rFonts w:ascii="Arial" w:cs="Arial" w:eastAsia="Arial" w:hAnsi="Arial"/>
@@ -6122,7 +6122,7 @@
             <w:pPr>
               <w:spacing w:after="20" w:before="0"/>
             </w:pPr>
-            <w:hyperlink w:history="1" r:id="rId7odwedls-elepcdthacqt">
+            <w:hyperlink w:history="1" r:id="rIdhszwonl0whu2pnxigk3p9">
               <w:r>
                 <w:rPr>
                   <w:rFonts w:ascii="Arial" w:cs="Arial" w:eastAsia="Arial" w:hAnsi="Arial"/>
@@ -6131,7 +6131,7 @@
                   <w:szCs w:val="16"/>
                   <w:u w:val="single" w:color="2E75B6"/>
                 </w:rPr>
-                <w:t xml:space="preserve">Rutherford's Atomic Model (Flexbook)</w:t>
+                <w:t xml:space="preserve">Build an Atom</w:t>
               </w:r>
             </w:hyperlink>
           </w:p>
@@ -6147,7 +6147,7 @@
                 <w:sz w:val="14"/>
                 <w:szCs w:val="14"/>
               </w:rPr>
-              <w:t xml:space="preserve">Source: CK-12</w:t>
+              <w:t xml:space="preserve">Source: PhET Interactive Simulations (English)</w:t>
             </w:r>
           </w:p>
           <w:p>
@@ -6155,7 +6155,7 @@
               <w:spacing w:after="10" w:before="0"/>
               <w:ind w:left="120"/>
             </w:pPr>
-            <w:hyperlink w:history="1" r:id="rIdqglozktjzurnl3cnojgfo">
+            <w:hyperlink w:history="1" r:id="rIdjdq3rqe6j-hugubesp8ls">
               <w:r>
                 <w:rPr>
                   <w:rFonts w:ascii="Arial" w:cs="Arial" w:eastAsia="Arial" w:hAnsi="Arial"/>
@@ -6350,7 +6350,7 @@
             <w:pPr>
               <w:spacing w:after="20" w:before="0"/>
             </w:pPr>
-            <w:hyperlink w:history="1" r:id="rIdvwpilvow3-uy2oik1tql_">
+            <w:hyperlink w:history="1" r:id="rIdukor0aowklz_hai19rxli">
               <w:r>
                 <w:rPr>
                   <w:rFonts w:ascii="Arial" w:cs="Arial" w:eastAsia="Arial" w:hAnsi="Arial"/>
@@ -6359,7 +6359,7 @@
                   <w:szCs w:val="16"/>
                   <w:u w:val="single" w:color="2E75B6"/>
                 </w:rPr>
-                <w:t xml:space="preserve">Video: Rutherford Scattering</w:t>
+                <w:t xml:space="preserve">Atomic number, mass number, and isotopes</w:t>
               </w:r>
             </w:hyperlink>
           </w:p>
@@ -6375,7 +6375,7 @@
                 <w:sz w:val="14"/>
                 <w:szCs w:val="14"/>
               </w:rPr>
-              <w:t xml:space="preserve">Source: PhET Interactive Simulations (English)</w:t>
+              <w:t xml:space="preserve">Source: Khan Academy (English - US curriculum)</w:t>
             </w:r>
           </w:p>
           <w:p>
@@ -6383,7 +6383,7 @@
               <w:spacing w:after="10" w:before="0"/>
               <w:ind w:left="120"/>
             </w:pPr>
-            <w:hyperlink w:history="1" r:id="rIdiuaflcurqyevnzi5f4hxt">
+            <w:hyperlink w:history="1" r:id="rIdexqmhsdh1tf7pl4h5yr2y">
               <w:r>
                 <w:rPr>
                   <w:rFonts w:ascii="Arial" w:cs="Arial" w:eastAsia="Arial" w:hAnsi="Arial"/>
@@ -6428,7 +6428,7 @@
             <w:pPr>
               <w:spacing w:after="20" w:before="0"/>
             </w:pPr>
-            <w:hyperlink w:history="1" r:id="rIdg63g2v6ps0krxtyls6jih">
+            <w:hyperlink w:history="1" r:id="rIdyejqvjedthgktoi5puv6h">
               <w:r>
                 <w:rPr>
                   <w:rFonts w:ascii="Arial" w:cs="Arial" w:eastAsia="Arial" w:hAnsi="Arial"/>
@@ -6437,7 +6437,7 @@
                   <w:szCs w:val="16"/>
                   <w:u w:val="single" w:color="2E75B6"/>
                 </w:rPr>
-                <w:t xml:space="preserve">Rutherford's Atomic Model (Flexbook)</w:t>
+                <w:t xml:space="preserve">Build an Atom</w:t>
               </w:r>
             </w:hyperlink>
           </w:p>
@@ -6453,7 +6453,7 @@
                 <w:sz w:val="14"/>
                 <w:szCs w:val="14"/>
               </w:rPr>
-              <w:t xml:space="preserve">Source: CK-12</w:t>
+              <w:t xml:space="preserve">Source: PhET Interactive Simulations (English)</w:t>
             </w:r>
           </w:p>
           <w:p>
@@ -6461,7 +6461,7 @@
               <w:spacing w:after="10" w:before="0"/>
               <w:ind w:left="120"/>
             </w:pPr>
-            <w:hyperlink w:history="1" r:id="rIdu_qqolaak3z_uecs5rceb">
+            <w:hyperlink w:history="1" r:id="rIdku3ncofz6g6ubm61ve53s">
               <w:r>
                 <w:rPr>
                   <w:rFonts w:ascii="Arial" w:cs="Arial" w:eastAsia="Arial" w:hAnsi="Arial"/>
@@ -6656,7 +6656,7 @@
             <w:pPr>
               <w:spacing w:after="20" w:before="0"/>
             </w:pPr>
-            <w:hyperlink w:history="1" r:id="rIdgdtl0ydccsgxmm1ipdr_p">
+            <w:hyperlink w:history="1" r:id="rId5jszikk9-wemliw7zsw8o">
               <w:r>
                 <w:rPr>
                   <w:rFonts w:ascii="Arial" w:cs="Arial" w:eastAsia="Arial" w:hAnsi="Arial"/>
@@ -6665,7 +6665,7 @@
                   <w:szCs w:val="16"/>
                   <w:u w:val="single" w:color="2E75B6"/>
                 </w:rPr>
-                <w:t xml:space="preserve">Video: Rutherford Scattering</w:t>
+                <w:t xml:space="preserve">Introduction to the atom -dubbed(KY)</w:t>
               </w:r>
             </w:hyperlink>
           </w:p>
@@ -6681,7 +6681,7 @@
                 <w:sz w:val="14"/>
                 <w:szCs w:val="14"/>
               </w:rPr>
-              <w:t xml:space="preserve">Source: PhET Interactive Simulations (English)</w:t>
+              <w:t xml:space="preserve">Source: Khan Academy (Kiswahili)</w:t>
             </w:r>
           </w:p>
           <w:p>
@@ -6689,7 +6689,7 @@
               <w:spacing w:after="10" w:before="0"/>
               <w:ind w:left="120"/>
             </w:pPr>
-            <w:hyperlink w:history="1" r:id="rIdvxkpdg0ms-bkctzhgus2r">
+            <w:hyperlink w:history="1" r:id="rIdexoztvml-9v_snrg7yydi">
               <w:r>
                 <w:rPr>
                   <w:rFonts w:ascii="Arial" w:cs="Arial" w:eastAsia="Arial" w:hAnsi="Arial"/>
@@ -6734,7 +6734,7 @@
             <w:pPr>
               <w:spacing w:after="20" w:before="0"/>
             </w:pPr>
-            <w:hyperlink w:history="1" r:id="rId6i3jfkos9p7elqnr7vzgp">
+            <w:hyperlink w:history="1" r:id="rIdpcimih6fpdkgt9juy0-gg">
               <w:r>
                 <w:rPr>
                   <w:rFonts w:ascii="Arial" w:cs="Arial" w:eastAsia="Arial" w:hAnsi="Arial"/>
@@ -6743,7 +6743,7 @@
                   <w:szCs w:val="16"/>
                   <w:u w:val="single" w:color="2E75B6"/>
                 </w:rPr>
-                <w:t xml:space="preserve">Rutherford's Atomic Model (Flexbook)</w:t>
+                <w:t xml:space="preserve">Build an Atom</w:t>
               </w:r>
             </w:hyperlink>
           </w:p>
@@ -6759,7 +6759,7 @@
                 <w:sz w:val="14"/>
                 <w:szCs w:val="14"/>
               </w:rPr>
-              <w:t xml:space="preserve">Source: CK-12</w:t>
+              <w:t xml:space="preserve">Source: PhET Interactive Simulations (English)</w:t>
             </w:r>
           </w:p>
           <w:p>
@@ -6767,7 +6767,7 @@
               <w:spacing w:after="10" w:before="0"/>
               <w:ind w:left="120"/>
             </w:pPr>
-            <w:hyperlink w:history="1" r:id="rId_ibcacibkbn6hazgqlc7w">
+            <w:hyperlink w:history="1" r:id="rIddpar7bthmusr-dyoec-9z">
               <w:r>
                 <w:rPr>
                   <w:rFonts w:ascii="Arial" w:cs="Arial" w:eastAsia="Arial" w:hAnsi="Arial"/>
@@ -6962,7 +6962,7 @@
             <w:pPr>
               <w:spacing w:after="20" w:before="0"/>
             </w:pPr>
-            <w:hyperlink w:history="1" r:id="rIdwsjbceerm2qdkxlmzthnt">
+            <w:hyperlink w:history="1" r:id="rIdg1xk_inx6ets2hyseqcpp">
               <w:r>
                 <w:rPr>
                   <w:rFonts w:ascii="Arial" w:cs="Arial" w:eastAsia="Arial" w:hAnsi="Arial"/>
@@ -6971,7 +6971,7 @@
                   <w:szCs w:val="16"/>
                   <w:u w:val="single" w:color="2E75B6"/>
                 </w:rPr>
-                <w:t xml:space="preserve">Video: Rutherford Scattering</w:t>
+                <w:t xml:space="preserve">Atomic number, mass number, and isotopes</w:t>
               </w:r>
             </w:hyperlink>
           </w:p>
@@ -6987,7 +6987,7 @@
                 <w:sz w:val="14"/>
                 <w:szCs w:val="14"/>
               </w:rPr>
-              <w:t xml:space="preserve">Source: PhET Interactive Simulations (English)</w:t>
+              <w:t xml:space="preserve">Source: Khan Academy (English - US curriculum)</w:t>
             </w:r>
           </w:p>
           <w:p>
@@ -6995,7 +6995,7 @@
               <w:spacing w:after="10" w:before="0"/>
               <w:ind w:left="120"/>
             </w:pPr>
-            <w:hyperlink w:history="1" r:id="rIdmuizacmk9b1kskpnjcl35">
+            <w:hyperlink w:history="1" r:id="rIddhiqrpmtdokymvnowohmd">
               <w:r>
                 <w:rPr>
                   <w:rFonts w:ascii="Arial" w:cs="Arial" w:eastAsia="Arial" w:hAnsi="Arial"/>
@@ -7040,7 +7040,7 @@
             <w:pPr>
               <w:spacing w:after="20" w:before="0"/>
             </w:pPr>
-            <w:hyperlink w:history="1" r:id="rIdiqr6jktli8n9m5kccxzwn">
+            <w:hyperlink w:history="1" r:id="rIdcjbqygfpmybfol1-qrbvy">
               <w:r>
                 <w:rPr>
                   <w:rFonts w:ascii="Arial" w:cs="Arial" w:eastAsia="Arial" w:hAnsi="Arial"/>
@@ -7049,7 +7049,7 @@
                   <w:szCs w:val="16"/>
                   <w:u w:val="single" w:color="2E75B6"/>
                 </w:rPr>
-                <w:t xml:space="preserve">Rutherford's Atomic Model (Flexbook)</w:t>
+                <w:t xml:space="preserve">Build an Atom</w:t>
               </w:r>
             </w:hyperlink>
           </w:p>
@@ -7065,7 +7065,7 @@
                 <w:sz w:val="14"/>
                 <w:szCs w:val="14"/>
               </w:rPr>
-              <w:t xml:space="preserve">Source: CK-12</w:t>
+              <w:t xml:space="preserve">Source: PhET Interactive Simulations (English)</w:t>
             </w:r>
           </w:p>
           <w:p>
@@ -7073,7 +7073,7 @@
               <w:spacing w:after="10" w:before="0"/>
               <w:ind w:left="120"/>
             </w:pPr>
-            <w:hyperlink w:history="1" r:id="rIdcfkkoeq7mx0u8hly8ncjr">
+            <w:hyperlink w:history="1" r:id="rIdqyqkf7vmsrekpmx06hcwo">
               <w:r>
                 <w:rPr>
                   <w:rFonts w:ascii="Arial" w:cs="Arial" w:eastAsia="Arial" w:hAnsi="Arial"/>
@@ -7268,7 +7268,7 @@
             <w:pPr>
               <w:spacing w:after="20" w:before="0"/>
             </w:pPr>
-            <w:hyperlink w:history="1" r:id="rIdoiurlj-re71srrk5l0ea5">
+            <w:hyperlink w:history="1" r:id="rIdhbxomhuddwuunqrjx_om2">
               <w:r>
                 <w:rPr>
                   <w:rFonts w:ascii="Arial" w:cs="Arial" w:eastAsia="Arial" w:hAnsi="Arial"/>
@@ -7277,7 +7277,7 @@
                   <w:szCs w:val="16"/>
                   <w:u w:val="single" w:color="2E75B6"/>
                 </w:rPr>
-                <w:t xml:space="preserve">Video: Rutherford Scattering</w:t>
+                <w:t xml:space="preserve">Atomic number, mass number, and isotopes</w:t>
               </w:r>
             </w:hyperlink>
           </w:p>
@@ -7293,7 +7293,7 @@
                 <w:sz w:val="14"/>
                 <w:szCs w:val="14"/>
               </w:rPr>
-              <w:t xml:space="preserve">Source: PhET Interactive Simulations (English)</w:t>
+              <w:t xml:space="preserve">Source: Khan Academy (English - US curriculum)</w:t>
             </w:r>
           </w:p>
           <w:p>
@@ -7301,7 +7301,7 @@
               <w:spacing w:after="10" w:before="0"/>
               <w:ind w:left="120"/>
             </w:pPr>
-            <w:hyperlink w:history="1" r:id="rIdat18xvqtcb9afkq7t0sqy">
+            <w:hyperlink w:history="1" r:id="rId_zlyaungzydtxygaju-bf">
               <w:r>
                 <w:rPr>
                   <w:rFonts w:ascii="Arial" w:cs="Arial" w:eastAsia="Arial" w:hAnsi="Arial"/>
@@ -7346,7 +7346,7 @@
             <w:pPr>
               <w:spacing w:after="20" w:before="0"/>
             </w:pPr>
-            <w:hyperlink w:history="1" r:id="rIdngnpik15lgxo9a1ubipy4">
+            <w:hyperlink w:history="1" r:id="rIdpy6rx6-k25wgsbg8gavcg">
               <w:r>
                 <w:rPr>
                   <w:rFonts w:ascii="Arial" w:cs="Arial" w:eastAsia="Arial" w:hAnsi="Arial"/>
@@ -7355,7 +7355,7 @@
                   <w:szCs w:val="16"/>
                   <w:u w:val="single" w:color="2E75B6"/>
                 </w:rPr>
-                <w:t xml:space="preserve">Rutherford's Atomic Model (Flexbook)</w:t>
+                <w:t xml:space="preserve">Build an Atom</w:t>
               </w:r>
             </w:hyperlink>
           </w:p>
@@ -7371,7 +7371,7 @@
                 <w:sz w:val="14"/>
                 <w:szCs w:val="14"/>
               </w:rPr>
-              <w:t xml:space="preserve">Source: CK-12</w:t>
+              <w:t xml:space="preserve">Source: PhET Interactive Simulations (English)</w:t>
             </w:r>
           </w:p>
           <w:p>
@@ -7379,7 +7379,7 @@
               <w:spacing w:after="10" w:before="0"/>
               <w:ind w:left="120"/>
             </w:pPr>
-            <w:hyperlink w:history="1" r:id="rIdnq6gnpyueweltkmssjqkk">
+            <w:hyperlink w:history="1" r:id="rIdofbzjfrlh-zmx93bneg0j">
               <w:r>
                 <w:rPr>
                   <w:rFonts w:ascii="Arial" w:cs="Arial" w:eastAsia="Arial" w:hAnsi="Arial"/>
@@ -8866,7 +8866,7 @@
             <w:pPr>
               <w:spacing w:after="20" w:before="0"/>
             </w:pPr>
-            <w:hyperlink w:history="1" r:id="rIdp3ngv3e5gagsmdjljbf4i">
+            <w:hyperlink w:history="1" r:id="rId0wran3ppx_njrpp-kwreh">
               <w:r>
                 <w:rPr>
                   <w:rFonts w:ascii="Arial" w:cs="Arial" w:eastAsia="Arial" w:hAnsi="Arial"/>
@@ -8875,7 +8875,7 @@
                   <w:szCs w:val="16"/>
                   <w:u w:val="single" w:color="2E75B6"/>
                 </w:rPr>
-                <w:t xml:space="preserve">De Broglie wavelength</w:t>
+                <w:t xml:space="preserve">Bohr model energy levels</w:t>
               </w:r>
             </w:hyperlink>
           </w:p>
@@ -8899,7 +8899,7 @@
               <w:spacing w:after="10" w:before="0"/>
               <w:ind w:left="120"/>
             </w:pPr>
-            <w:hyperlink w:history="1" r:id="rIdvyqakixwovu_bqobgxy7m">
+            <w:hyperlink w:history="1" r:id="rIdxj2jsouhfw7z-6vpsczhk">
               <w:r>
                 <w:rPr>
                   <w:rFonts w:ascii="Arial" w:cs="Arial" w:eastAsia="Arial" w:hAnsi="Arial"/>
@@ -8944,7 +8944,7 @@
             <w:pPr>
               <w:spacing w:after="20" w:before="0"/>
             </w:pPr>
-            <w:hyperlink w:history="1" r:id="rIdxeiltwcgb-lhtnrjc_hgl">
+            <w:hyperlink w:history="1" r:id="rIdcm5ig_-_pw0xygxkvejnj">
               <w:r>
                 <w:rPr>
                   <w:rFonts w:ascii="Arial" w:cs="Arial" w:eastAsia="Arial" w:hAnsi="Arial"/>
@@ -8953,7 +8953,7 @@
                   <w:szCs w:val="16"/>
                   <w:u w:val="single" w:color="2E75B6"/>
                 </w:rPr>
-                <w:t xml:space="preserve">Bohr's Atomic Model (Flexbook)</w:t>
+                <w:t xml:space="preserve">Energy Levels: Bohr's Atomic Model (PLIX)</w:t>
               </w:r>
             </w:hyperlink>
           </w:p>
@@ -8977,7 +8977,7 @@
               <w:spacing w:after="10" w:before="0"/>
               <w:ind w:left="120"/>
             </w:pPr>
-            <w:hyperlink w:history="1" r:id="rIdzfo3ndvdbcg_tufx_fn-k">
+            <w:hyperlink w:history="1" r:id="rIdsokqg3v7zyx0hgmromyov">
               <w:r>
                 <w:rPr>
                   <w:rFonts w:ascii="Arial" w:cs="Arial" w:eastAsia="Arial" w:hAnsi="Arial"/>
@@ -9172,7 +9172,7 @@
             <w:pPr>
               <w:spacing w:after="20" w:before="0"/>
             </w:pPr>
-            <w:hyperlink w:history="1" r:id="rIdhelbf16v85er02epvgpl-">
+            <w:hyperlink w:history="1" r:id="rIdegwgxgvqvio7di27sv2hd">
               <w:r>
                 <w:rPr>
                   <w:rFonts w:ascii="Arial" w:cs="Arial" w:eastAsia="Arial" w:hAnsi="Arial"/>
@@ -9181,7 +9181,7 @@
                   <w:szCs w:val="16"/>
                   <w:u w:val="single" w:color="2E75B6"/>
                 </w:rPr>
-                <w:t xml:space="preserve">De Broglie wavelength</w:t>
+                <w:t xml:space="preserve">Bohr model radii</w:t>
               </w:r>
             </w:hyperlink>
           </w:p>
@@ -9205,7 +9205,7 @@
               <w:spacing w:after="10" w:before="0"/>
               <w:ind w:left="120"/>
             </w:pPr>
-            <w:hyperlink w:history="1" r:id="rIddju9rwagfffkjjdgnr1xv">
+            <w:hyperlink w:history="1" r:id="rIdir7pss7fjxgfgibfeorjs">
               <w:r>
                 <w:rPr>
                   <w:rFonts w:ascii="Arial" w:cs="Arial" w:eastAsia="Arial" w:hAnsi="Arial"/>
@@ -9250,7 +9250,7 @@
             <w:pPr>
               <w:spacing w:after="20" w:before="0"/>
             </w:pPr>
-            <w:hyperlink w:history="1" r:id="rIdenhuuqxcn8fkkbeibvqbj">
+            <w:hyperlink w:history="1" r:id="rIdsoeqb2kyoctfhfdho_cfy">
               <w:r>
                 <w:rPr>
                   <w:rFonts w:ascii="Arial" w:cs="Arial" w:eastAsia="Arial" w:hAnsi="Arial"/>
@@ -9259,7 +9259,7 @@
                   <w:szCs w:val="16"/>
                   <w:u w:val="single" w:color="2E75B6"/>
                 </w:rPr>
-                <w:t xml:space="preserve">Bohr's Atomic Model (Flexbook)</w:t>
+                <w:t xml:space="preserve">Energy Levels: Bohr's Atomic Model (PLIX)</w:t>
               </w:r>
             </w:hyperlink>
           </w:p>
@@ -9283,7 +9283,7 @@
               <w:spacing w:after="10" w:before="0"/>
               <w:ind w:left="120"/>
             </w:pPr>
-            <w:hyperlink w:history="1" r:id="rIdyoxeraqsxmbwqkak0piyt">
+            <w:hyperlink w:history="1" r:id="rIdce2lhflmwxkyvi80pbwar">
               <w:r>
                 <w:rPr>
                   <w:rFonts w:ascii="Arial" w:cs="Arial" w:eastAsia="Arial" w:hAnsi="Arial"/>
@@ -9478,7 +9478,7 @@
             <w:pPr>
               <w:spacing w:after="20" w:before="0"/>
             </w:pPr>
-            <w:hyperlink w:history="1" r:id="rId8x8ryogseqkwjam1bodht">
+            <w:hyperlink w:history="1" r:id="rIdakra0bjy8y-dg1ynnz-kz">
               <w:r>
                 <w:rPr>
                   <w:rFonts w:ascii="Arial" w:cs="Arial" w:eastAsia="Arial" w:hAnsi="Arial"/>
@@ -9487,7 +9487,7 @@
                   <w:szCs w:val="16"/>
                   <w:u w:val="single" w:color="2E75B6"/>
                 </w:rPr>
-                <w:t xml:space="preserve">De Broglie wavelength</w:t>
+                <w:t xml:space="preserve">Bohr model energy levels (derivation using physics)</w:t>
               </w:r>
             </w:hyperlink>
           </w:p>
@@ -9511,7 +9511,7 @@
               <w:spacing w:after="10" w:before="0"/>
               <w:ind w:left="120"/>
             </w:pPr>
-            <w:hyperlink w:history="1" r:id="rId9lve1cwlfn6k5sds9v9cf">
+            <w:hyperlink w:history="1" r:id="rId-k3tlemluiay1tznibpxq">
               <w:r>
                 <w:rPr>
                   <w:rFonts w:ascii="Arial" w:cs="Arial" w:eastAsia="Arial" w:hAnsi="Arial"/>
@@ -9556,7 +9556,7 @@
             <w:pPr>
               <w:spacing w:after="20" w:before="0"/>
             </w:pPr>
-            <w:hyperlink w:history="1" r:id="rIdlea7igvgm_fvnnfrjzlhr">
+            <w:hyperlink w:history="1" r:id="rIde8kvlm4qzb_ovarblbwwo">
               <w:r>
                 <w:rPr>
                   <w:rFonts w:ascii="Arial" w:cs="Arial" w:eastAsia="Arial" w:hAnsi="Arial"/>
@@ -9565,7 +9565,7 @@
                   <w:szCs w:val="16"/>
                   <w:u w:val="single" w:color="2E75B6"/>
                 </w:rPr>
-                <w:t xml:space="preserve">Bohr's Atomic Model (Flexbook)</w:t>
+                <w:t xml:space="preserve">Energy Levels: Bohr's Atomic Model (PLIX)</w:t>
               </w:r>
             </w:hyperlink>
           </w:p>
@@ -9589,7 +9589,7 @@
               <w:spacing w:after="10" w:before="0"/>
               <w:ind w:left="120"/>
             </w:pPr>
-            <w:hyperlink w:history="1" r:id="rIds9fnf6uyvdrkznhuwn751">
+            <w:hyperlink w:history="1" r:id="rIdafgjhf58fcffeoamkengu">
               <w:r>
                 <w:rPr>
                   <w:rFonts w:ascii="Arial" w:cs="Arial" w:eastAsia="Arial" w:hAnsi="Arial"/>
@@ -9784,7 +9784,7 @@
             <w:pPr>
               <w:spacing w:after="20" w:before="0"/>
             </w:pPr>
-            <w:hyperlink w:history="1" r:id="rIdknk4rqx7goiy3svglxpmt">
+            <w:hyperlink w:history="1" r:id="rIdiaor0-bsx9lhhauqsjylo">
               <w:r>
                 <w:rPr>
                   <w:rFonts w:ascii="Arial" w:cs="Arial" w:eastAsia="Arial" w:hAnsi="Arial"/>
@@ -9793,7 +9793,7 @@
                   <w:szCs w:val="16"/>
                   <w:u w:val="single" w:color="2E75B6"/>
                 </w:rPr>
-                <w:t xml:space="preserve">De Broglie wavelength</w:t>
+                <w:t xml:space="preserve">Atomic Energy Levels</w:t>
               </w:r>
             </w:hyperlink>
           </w:p>
@@ -9817,7 +9817,7 @@
               <w:spacing w:after="10" w:before="0"/>
               <w:ind w:left="120"/>
             </w:pPr>
-            <w:hyperlink w:history="1" r:id="rIdynslegpanpl51_hlsmptu">
+            <w:hyperlink w:history="1" r:id="rIddaa3hdrgdvl3szube4mli">
               <w:r>
                 <w:rPr>
                   <w:rFonts w:ascii="Arial" w:cs="Arial" w:eastAsia="Arial" w:hAnsi="Arial"/>
@@ -9862,7 +9862,7 @@
             <w:pPr>
               <w:spacing w:after="20" w:before="0"/>
             </w:pPr>
-            <w:hyperlink w:history="1" r:id="rIdiczbssnvxsiiwx0nzeilb">
+            <w:hyperlink w:history="1" r:id="rIdrnnzhfqzzpa0eb8xc3rok">
               <w:r>
                 <w:rPr>
                   <w:rFonts w:ascii="Arial" w:cs="Arial" w:eastAsia="Arial" w:hAnsi="Arial"/>
@@ -9871,7 +9871,7 @@
                   <w:szCs w:val="16"/>
                   <w:u w:val="single" w:color="2E75B6"/>
                 </w:rPr>
-                <w:t xml:space="preserve">Bohr's Atomic Model (Flexbook)</w:t>
+                <w:t xml:space="preserve">Energy Levels: Bohr's Atomic Model (PLIX)</w:t>
               </w:r>
             </w:hyperlink>
           </w:p>
@@ -9895,7 +9895,7 @@
               <w:spacing w:after="10" w:before="0"/>
               <w:ind w:left="120"/>
             </w:pPr>
-            <w:hyperlink w:history="1" r:id="rIdjyontre8jjblg2c8r7cqb">
+            <w:hyperlink w:history="1" r:id="rIdicckm8tyncsvbuwejpurn">
               <w:r>
                 <w:rPr>
                   <w:rFonts w:ascii="Arial" w:cs="Arial" w:eastAsia="Arial" w:hAnsi="Arial"/>
@@ -10090,7 +10090,7 @@
             <w:pPr>
               <w:spacing w:after="20" w:before="0"/>
             </w:pPr>
-            <w:hyperlink w:history="1" r:id="rIdlkktyhgtwukdmn3vs8sck">
+            <w:hyperlink w:history="1" r:id="rIdjcxamjlq9v3pqpkccpxhp">
               <w:r>
                 <w:rPr>
                   <w:rFonts w:ascii="Arial" w:cs="Arial" w:eastAsia="Arial" w:hAnsi="Arial"/>
@@ -10099,7 +10099,7 @@
                   <w:szCs w:val="16"/>
                   <w:u w:val="single" w:color="2E75B6"/>
                 </w:rPr>
-                <w:t xml:space="preserve">De Broglie wavelength</w:t>
+                <w:t xml:space="preserve">Bohr model energy levels</w:t>
               </w:r>
             </w:hyperlink>
           </w:p>
@@ -10123,7 +10123,7 @@
               <w:spacing w:after="10" w:before="0"/>
               <w:ind w:left="120"/>
             </w:pPr>
-            <w:hyperlink w:history="1" r:id="rIdoydsv8vxbzox2b63h0awy">
+            <w:hyperlink w:history="1" r:id="rId42thhatwyrbizme0q7keb">
               <w:r>
                 <w:rPr>
                   <w:rFonts w:ascii="Arial" w:cs="Arial" w:eastAsia="Arial" w:hAnsi="Arial"/>
@@ -10168,7 +10168,7 @@
             <w:pPr>
               <w:spacing w:after="20" w:before="0"/>
             </w:pPr>
-            <w:hyperlink w:history="1" r:id="rIdddbuanginr0pgnrcfb02q">
+            <w:hyperlink w:history="1" r:id="rIdnulu-y920a9cl6tunx6zv">
               <w:r>
                 <w:rPr>
                   <w:rFonts w:ascii="Arial" w:cs="Arial" w:eastAsia="Arial" w:hAnsi="Arial"/>
@@ -10177,7 +10177,7 @@
                   <w:szCs w:val="16"/>
                   <w:u w:val="single" w:color="2E75B6"/>
                 </w:rPr>
-                <w:t xml:space="preserve">Bohr's Atomic Model (Flexbook)</w:t>
+                <w:t xml:space="preserve">Energy Levels: Bohr's Atomic Model (PLIX)</w:t>
               </w:r>
             </w:hyperlink>
           </w:p>
@@ -10201,7 +10201,7 @@
               <w:spacing w:after="10" w:before="0"/>
               <w:ind w:left="120"/>
             </w:pPr>
-            <w:hyperlink w:history="1" r:id="rIdzogm1bq8grcdrbqpjhbgm">
+            <w:hyperlink w:history="1" r:id="rIdryxshai92cnbk3kizxogk">
               <w:r>
                 <w:rPr>
                   <w:rFonts w:ascii="Arial" w:cs="Arial" w:eastAsia="Arial" w:hAnsi="Arial"/>
@@ -11783,7 +11783,7 @@
             <w:pPr>
               <w:spacing w:after="20" w:before="0"/>
             </w:pPr>
-            <w:hyperlink w:history="1" r:id="rIdeqe-tw2kpzknrxfrxsh8k">
+            <w:hyperlink w:history="1" r:id="rId6yttsvc-qka9ejj-od7jp">
               <w:r>
                 <w:rPr>
                   <w:rFonts w:ascii="Arial" w:cs="Arial" w:eastAsia="Arial" w:hAnsi="Arial"/>
@@ -11792,7 +11792,7 @@
                   <w:szCs w:val="16"/>
                   <w:u w:val="single" w:color="2E75B6"/>
                 </w:rPr>
-                <w:t xml:space="preserve">Second Law of Thermodynamics and entropy</w:t>
+                <w:t xml:space="preserve">Atomic number, mass number, and isotopes</w:t>
               </w:r>
             </w:hyperlink>
           </w:p>
@@ -11816,7 +11816,7 @@
               <w:spacing w:after="10" w:before="0"/>
               <w:ind w:left="120"/>
             </w:pPr>
-            <w:hyperlink w:history="1" r:id="rIdlbxs91ubz1zbx_dm5nfqk">
+            <w:hyperlink w:history="1" r:id="rIdp7howvltupnwdlsdikfkn">
               <w:r>
                 <w:rPr>
                   <w:rFonts w:ascii="Arial" w:cs="Arial" w:eastAsia="Arial" w:hAnsi="Arial"/>
@@ -11854,14 +11854,14 @@
                 <w:sz w:val="16"/>
                 <w:szCs w:val="16"/>
               </w:rPr>
-              <w:t xml:space="preserve">📖 HTML:</w:t>
+              <w:t xml:space="preserve">📖 EXERCISE:</w:t>
             </w:r>
           </w:p>
           <w:p>
             <w:pPr>
               <w:spacing w:after="20" w:before="0"/>
             </w:pPr>
-            <w:hyperlink w:history="1" r:id="rIdbeusetyfcztwvidt3qvtr">
+            <w:hyperlink w:history="1" r:id="rId9no1mftilr1s57jw99xki">
               <w:r>
                 <w:rPr>
                   <w:rFonts w:ascii="Arial" w:cs="Arial" w:eastAsia="Arial" w:hAnsi="Arial"/>
@@ -11870,7 +11870,7 @@
                   <w:szCs w:val="16"/>
                   <w:u w:val="single" w:color="2E75B6"/>
                 </w:rPr>
-                <w:t xml:space="preserve">Dalton's Atomic Theory (Flexbook)</w:t>
+                <w:t xml:space="preserve">Isotope composition: Counting protons, electrons, and neutrons</w:t>
               </w:r>
             </w:hyperlink>
           </w:p>
@@ -11886,7 +11886,7 @@
                 <w:sz w:val="14"/>
                 <w:szCs w:val="14"/>
               </w:rPr>
-              <w:t xml:space="preserve">Source: CK-12</w:t>
+              <w:t xml:space="preserve">Source: Khan Academy (English - US curriculum)</w:t>
             </w:r>
           </w:p>
           <w:p>
@@ -11894,7 +11894,7 @@
               <w:spacing w:after="10" w:before="0"/>
               <w:ind w:left="120"/>
             </w:pPr>
-            <w:hyperlink w:history="1" r:id="rIdb5e1fqzt_wlj1vkoe7ywu">
+            <w:hyperlink w:history="1" r:id="rIdlni4aktqfadj_bx76myu7">
               <w:r>
                 <w:rPr>
                   <w:rFonts w:ascii="Arial" w:cs="Arial" w:eastAsia="Arial" w:hAnsi="Arial"/>
@@ -12089,7 +12089,7 @@
             <w:pPr>
               <w:spacing w:after="20" w:before="0"/>
             </w:pPr>
-            <w:hyperlink w:history="1" r:id="rIdi7aetjrozkhepnsubzcxz">
+            <w:hyperlink w:history="1" r:id="rIdsvcjaev5jqsjjuttdqrq0">
               <w:r>
                 <w:rPr>
                   <w:rFonts w:ascii="Arial" w:cs="Arial" w:eastAsia="Arial" w:hAnsi="Arial"/>
@@ -12098,7 +12098,7 @@
                   <w:szCs w:val="16"/>
                   <w:u w:val="single" w:color="2E75B6"/>
                 </w:rPr>
-                <w:t xml:space="preserve">Second Law of Thermodynamics and entropy</w:t>
+                <w:t xml:space="preserve">Introduction to the atom</w:t>
               </w:r>
             </w:hyperlink>
           </w:p>
@@ -12122,7 +12122,7 @@
               <w:spacing w:after="10" w:before="0"/>
               <w:ind w:left="120"/>
             </w:pPr>
-            <w:hyperlink w:history="1" r:id="rIdob0iccz-kplzqisowofct">
+            <w:hyperlink w:history="1" r:id="rIdbco6quw7lqbllaxxpip4y">
               <w:r>
                 <w:rPr>
                   <w:rFonts w:ascii="Arial" w:cs="Arial" w:eastAsia="Arial" w:hAnsi="Arial"/>
@@ -12167,7 +12167,7 @@
             <w:pPr>
               <w:spacing w:after="20" w:before="0"/>
             </w:pPr>
-            <w:hyperlink w:history="1" r:id="rIdxzhb-p-et4awyqusjihoc">
+            <w:hyperlink w:history="1" r:id="rIdywokspij65qzdvxicexsq">
               <w:r>
                 <w:rPr>
                   <w:rFonts w:ascii="Arial" w:cs="Arial" w:eastAsia="Arial" w:hAnsi="Arial"/>
@@ -12176,7 +12176,7 @@
                   <w:szCs w:val="16"/>
                   <w:u w:val="single" w:color="2E75B6"/>
                 </w:rPr>
-                <w:t xml:space="preserve">Dalton's Atomic Theory (Flexbook)</w:t>
+                <w:t xml:space="preserve">Build an Atom</w:t>
               </w:r>
             </w:hyperlink>
           </w:p>
@@ -12192,7 +12192,7 @@
                 <w:sz w:val="14"/>
                 <w:szCs w:val="14"/>
               </w:rPr>
-              <w:t xml:space="preserve">Source: CK-12</w:t>
+              <w:t xml:space="preserve">Source: PhET Interactive Simulations (English)</w:t>
             </w:r>
           </w:p>
           <w:p>
@@ -12200,7 +12200,7 @@
               <w:spacing w:after="10" w:before="0"/>
               <w:ind w:left="120"/>
             </w:pPr>
-            <w:hyperlink w:history="1" r:id="rId4sz9kgq2ae3j4cbg2hblb">
+            <w:hyperlink w:history="1" r:id="rIdqmpymyasb0ijhqmhobxse">
               <w:r>
                 <w:rPr>
                   <w:rFonts w:ascii="Arial" w:cs="Arial" w:eastAsia="Arial" w:hAnsi="Arial"/>
@@ -12395,7 +12395,7 @@
             <w:pPr>
               <w:spacing w:after="20" w:before="0"/>
             </w:pPr>
-            <w:hyperlink w:history="1" r:id="rIdw_wkhhldmyfj22frb7fuq">
+            <w:hyperlink w:history="1" r:id="rIdcm5d8wfq7pwlfm9gbx2fv">
               <w:r>
                 <w:rPr>
                   <w:rFonts w:ascii="Arial" w:cs="Arial" w:eastAsia="Arial" w:hAnsi="Arial"/>
@@ -12404,7 +12404,7 @@
                   <w:szCs w:val="16"/>
                   <w:u w:val="single" w:color="2E75B6"/>
                 </w:rPr>
-                <w:t xml:space="preserve">Second Law of Thermodynamics and entropy</w:t>
+                <w:t xml:space="preserve">Introduction to the atom -dubbed(KY)</w:t>
               </w:r>
             </w:hyperlink>
           </w:p>
@@ -12420,7 +12420,7 @@
                 <w:sz w:val="14"/>
                 <w:szCs w:val="14"/>
               </w:rPr>
-              <w:t xml:space="preserve">Source: Khan Academy (English - US curriculum)</w:t>
+              <w:t xml:space="preserve">Source: Khan Academy (Kiswahili)</w:t>
             </w:r>
           </w:p>
           <w:p>
@@ -12428,7 +12428,7 @@
               <w:spacing w:after="10" w:before="0"/>
               <w:ind w:left="120"/>
             </w:pPr>
-            <w:hyperlink w:history="1" r:id="rId28lyk2hqbhy7zbhagdx9l">
+            <w:hyperlink w:history="1" r:id="rIdjb8wrajdmrq07rbdgo_mc">
               <w:r>
                 <w:rPr>
                   <w:rFonts w:ascii="Arial" w:cs="Arial" w:eastAsia="Arial" w:hAnsi="Arial"/>
@@ -12466,14 +12466,14 @@
                 <w:sz w:val="16"/>
                 <w:szCs w:val="16"/>
               </w:rPr>
-              <w:t xml:space="preserve">📖 HTML:</w:t>
+              <w:t xml:space="preserve">📖 EXERCISE:</w:t>
             </w:r>
           </w:p>
           <w:p>
             <w:pPr>
               <w:spacing w:after="20" w:before="0"/>
             </w:pPr>
-            <w:hyperlink w:history="1" r:id="rIdvl1bi2upru28shwa3i_p3">
+            <w:hyperlink w:history="1" r:id="rId7ifzzmc6hee6abvh9yrvy">
               <w:r>
                 <w:rPr>
                   <w:rFonts w:ascii="Arial" w:cs="Arial" w:eastAsia="Arial" w:hAnsi="Arial"/>
@@ -12482,7 +12482,7 @@
                   <w:szCs w:val="16"/>
                   <w:u w:val="single" w:color="2E75B6"/>
                 </w:rPr>
-                <w:t xml:space="preserve">Dalton's Atomic Theory (Flexbook)</w:t>
+                <w:t xml:space="preserve">Isotope composition: Counting protons, electrons, and neutrons</w:t>
               </w:r>
             </w:hyperlink>
           </w:p>
@@ -12498,7 +12498,7 @@
                 <w:sz w:val="14"/>
                 <w:szCs w:val="14"/>
               </w:rPr>
-              <w:t xml:space="preserve">Source: CK-12</w:t>
+              <w:t xml:space="preserve">Source: Khan Academy (English - US curriculum)</w:t>
             </w:r>
           </w:p>
           <w:p>
@@ -12506,7 +12506,7 @@
               <w:spacing w:after="10" w:before="0"/>
               <w:ind w:left="120"/>
             </w:pPr>
-            <w:hyperlink w:history="1" r:id="rIdyi4rqp8zrsrtiezh14qzl">
+            <w:hyperlink w:history="1" r:id="rIdcvh-sw3edakqr2qqvfzet">
               <w:r>
                 <w:rPr>
                   <w:rFonts w:ascii="Arial" w:cs="Arial" w:eastAsia="Arial" w:hAnsi="Arial"/>
@@ -12701,7 +12701,7 @@
             <w:pPr>
               <w:spacing w:after="20" w:before="0"/>
             </w:pPr>
-            <w:hyperlink w:history="1" r:id="rIdr89gvcxevb3i1zc_dvun-">
+            <w:hyperlink w:history="1" r:id="rIdeikgtzuhs2e9pnxy5abra">
               <w:r>
                 <w:rPr>
                   <w:rFonts w:ascii="Arial" w:cs="Arial" w:eastAsia="Arial" w:hAnsi="Arial"/>
@@ -12710,7 +12710,7 @@
                   <w:szCs w:val="16"/>
                   <w:u w:val="single" w:color="2E75B6"/>
                 </w:rPr>
-                <w:t xml:space="preserve">Second Law of Thermodynamics and entropy</w:t>
+                <w:t xml:space="preserve">Atomic number, mass number, and isotopes</w:t>
               </w:r>
             </w:hyperlink>
           </w:p>
@@ -12734,7 +12734,7 @@
               <w:spacing w:after="10" w:before="0"/>
               <w:ind w:left="120"/>
             </w:pPr>
-            <w:hyperlink w:history="1" r:id="rIds4vy-7tctzoad5-gh4iu5">
+            <w:hyperlink w:history="1" r:id="rId2zwqmcvbebmnyrx8t1gdb">
               <w:r>
                 <w:rPr>
                   <w:rFonts w:ascii="Arial" w:cs="Arial" w:eastAsia="Arial" w:hAnsi="Arial"/>
@@ -12772,14 +12772,14 @@
                 <w:sz w:val="16"/>
                 <w:szCs w:val="16"/>
               </w:rPr>
-              <w:t xml:space="preserve">📖 HTML:</w:t>
+              <w:t xml:space="preserve">📖 EXERCISE:</w:t>
             </w:r>
           </w:p>
           <w:p>
             <w:pPr>
               <w:spacing w:after="20" w:before="0"/>
             </w:pPr>
-            <w:hyperlink w:history="1" r:id="rIdugvgtv3ha5pzspw0useel">
+            <w:hyperlink w:history="1" r:id="rId69uh15ayye8sckdo3pmh5">
               <w:r>
                 <w:rPr>
                   <w:rFonts w:ascii="Arial" w:cs="Arial" w:eastAsia="Arial" w:hAnsi="Arial"/>
@@ -12788,7 +12788,7 @@
                   <w:szCs w:val="16"/>
                   <w:u w:val="single" w:color="2E75B6"/>
                 </w:rPr>
-                <w:t xml:space="preserve">Dalton's Atomic Theory (Flexbook)</w:t>
+                <w:t xml:space="preserve">Isotope composition: Counting protons, electrons, and neutrons</w:t>
               </w:r>
             </w:hyperlink>
           </w:p>
@@ -12804,7 +12804,7 @@
                 <w:sz w:val="14"/>
                 <w:szCs w:val="14"/>
               </w:rPr>
-              <w:t xml:space="preserve">Source: CK-12</w:t>
+              <w:t xml:space="preserve">Source: Khan Academy (English - US curriculum)</w:t>
             </w:r>
           </w:p>
           <w:p>
@@ -12812,7 +12812,7 @@
               <w:spacing w:after="10" w:before="0"/>
               <w:ind w:left="120"/>
             </w:pPr>
-            <w:hyperlink w:history="1" r:id="rIdisptixatv0ynds9hp355w">
+            <w:hyperlink w:history="1" r:id="rIdsmsqucezrveoufounp8sv">
               <w:r>
                 <w:rPr>
                   <w:rFonts w:ascii="Arial" w:cs="Arial" w:eastAsia="Arial" w:hAnsi="Arial"/>
@@ -13007,7 +13007,7 @@
             <w:pPr>
               <w:spacing w:after="20" w:before="0"/>
             </w:pPr>
-            <w:hyperlink w:history="1" r:id="rId3uiwc9enzgswasbz9i_jf">
+            <w:hyperlink w:history="1" r:id="rIdpddlihvahc5tgaf5fvxbo">
               <w:r>
                 <w:rPr>
                   <w:rFonts w:ascii="Arial" w:cs="Arial" w:eastAsia="Arial" w:hAnsi="Arial"/>
@@ -13016,7 +13016,7 @@
                   <w:szCs w:val="16"/>
                   <w:u w:val="single" w:color="2E75B6"/>
                 </w:rPr>
-                <w:t xml:space="preserve">Second Law of Thermodynamics and entropy</w:t>
+                <w:t xml:space="preserve">Atomic number, mass number, and isotopes</w:t>
               </w:r>
             </w:hyperlink>
           </w:p>
@@ -13040,7 +13040,7 @@
               <w:spacing w:after="10" w:before="0"/>
               <w:ind w:left="120"/>
             </w:pPr>
-            <w:hyperlink w:history="1" r:id="rId2qelcdf9l66aahayxd4gf">
+            <w:hyperlink w:history="1" r:id="rIdx_3g4sknqbco4-br-jjzx">
               <w:r>
                 <w:rPr>
                   <w:rFonts w:ascii="Arial" w:cs="Arial" w:eastAsia="Arial" w:hAnsi="Arial"/>
@@ -13078,14 +13078,14 @@
                 <w:sz w:val="16"/>
                 <w:szCs w:val="16"/>
               </w:rPr>
-              <w:t xml:space="preserve">📖 HTML:</w:t>
+              <w:t xml:space="preserve">📖 EXERCISE:</w:t>
             </w:r>
           </w:p>
           <w:p>
             <w:pPr>
               <w:spacing w:after="20" w:before="0"/>
             </w:pPr>
-            <w:hyperlink w:history="1" r:id="rIdqeuxwtyd9f4fahj6z1d_u">
+            <w:hyperlink w:history="1" r:id="rIdg6mvonsm56wtlu5yekavh">
               <w:r>
                 <w:rPr>
                   <w:rFonts w:ascii="Arial" w:cs="Arial" w:eastAsia="Arial" w:hAnsi="Arial"/>
@@ -13094,7 +13094,7 @@
                   <w:szCs w:val="16"/>
                   <w:u w:val="single" w:color="2E75B6"/>
                 </w:rPr>
-                <w:t xml:space="preserve">Dalton's Atomic Theory (Flexbook)</w:t>
+                <w:t xml:space="preserve">Isotope composition: Counting protons, electrons, and neutrons</w:t>
               </w:r>
             </w:hyperlink>
           </w:p>
@@ -13110,7 +13110,7 @@
                 <w:sz w:val="14"/>
                 <w:szCs w:val="14"/>
               </w:rPr>
-              <w:t xml:space="preserve">Source: CK-12</w:t>
+              <w:t xml:space="preserve">Source: Khan Academy (English - US curriculum)</w:t>
             </w:r>
           </w:p>
           <w:p>
@@ -13118,7 +13118,7 @@
               <w:spacing w:after="10" w:before="0"/>
               <w:ind w:left="120"/>
             </w:pPr>
-            <w:hyperlink w:history="1" r:id="rIdqnv-cj_anbh-nr0a8y6gm">
+            <w:hyperlink w:history="1" r:id="rIdrtzqu1a74zjmkj2p9cfa-">
               <w:r>
                 <w:rPr>
                   <w:rFonts w:ascii="Arial" w:cs="Arial" w:eastAsia="Arial" w:hAnsi="Arial"/>
@@ -14605,7 +14605,7 @@
             <w:pPr>
               <w:spacing w:after="20" w:before="0"/>
             </w:pPr>
-            <w:hyperlink w:history="1" r:id="rIdibtdvlzoerxnan5szk5-e">
+            <w:hyperlink w:history="1" r:id="rIdbjvanrnlcjd-72_ncs61w">
               <w:r>
                 <w:rPr>
                   <w:rFonts w:ascii="Arial" w:cs="Arial" w:eastAsia="Arial" w:hAnsi="Arial"/>
@@ -14614,7 +14614,7 @@
                   <w:szCs w:val="16"/>
                   <w:u w:val="single" w:color="2E75B6"/>
                 </w:rPr>
-                <w:t xml:space="preserve">Video: Isotopes and Atomic Mass</w:t>
+                <w:t xml:space="preserve">Worked example: Atomic weight calculation</w:t>
               </w:r>
             </w:hyperlink>
           </w:p>
@@ -14630,7 +14630,7 @@
                 <w:sz w:val="14"/>
                 <w:szCs w:val="14"/>
               </w:rPr>
-              <w:t xml:space="preserve">Source: PhET Interactive Simulations (English)</w:t>
+              <w:t xml:space="preserve">Source: Khan Academy (English - US curriculum)</w:t>
             </w:r>
           </w:p>
           <w:p>
@@ -14638,7 +14638,7 @@
               <w:spacing w:after="10" w:before="0"/>
               <w:ind w:left="120"/>
             </w:pPr>
-            <w:hyperlink w:history="1" r:id="rIdo92h53b7ehyse7vk_5zbv">
+            <w:hyperlink w:history="1" r:id="rIdreuvew-suhbgerb2ucqni">
               <w:r>
                 <w:rPr>
                   <w:rFonts w:ascii="Arial" w:cs="Arial" w:eastAsia="Arial" w:hAnsi="Arial"/>
@@ -14683,7 +14683,7 @@
             <w:pPr>
               <w:spacing w:after="20" w:before="0"/>
             </w:pPr>
-            <w:hyperlink w:history="1" r:id="rIdgutm939cvlmdhlflhoywv">
+            <w:hyperlink w:history="1" r:id="rIduihk_k-n3p2kzfg_kd6qd">
               <w:r>
                 <w:rPr>
                   <w:rFonts w:ascii="Arial" w:cs="Arial" w:eastAsia="Arial" w:hAnsi="Arial"/>
@@ -14692,7 +14692,7 @@
                   <w:szCs w:val="16"/>
                   <w:u w:val="single" w:color="2E75B6"/>
                 </w:rPr>
-                <w:t xml:space="preserve">Dalton's Atomic Theory (Flexbook)</w:t>
+                <w:t xml:space="preserve">Isotopes and Atomic Mass</w:t>
               </w:r>
             </w:hyperlink>
           </w:p>
@@ -14708,7 +14708,7 @@
                 <w:sz w:val="14"/>
                 <w:szCs w:val="14"/>
               </w:rPr>
-              <w:t xml:space="preserve">Source: CK-12</w:t>
+              <w:t xml:space="preserve">Source: PhET Interactive Simulations (English)</w:t>
             </w:r>
           </w:p>
           <w:p>
@@ -14716,7 +14716,7 @@
               <w:spacing w:after="10" w:before="0"/>
               <w:ind w:left="120"/>
             </w:pPr>
-            <w:hyperlink w:history="1" r:id="rId930k6rqwhsov8qmpkfwfo">
+            <w:hyperlink w:history="1" r:id="rIddbk4my7fyczp4icw4jsrw">
               <w:r>
                 <w:rPr>
                   <w:rFonts w:ascii="Arial" w:cs="Arial" w:eastAsia="Arial" w:hAnsi="Arial"/>
@@ -14911,7 +14911,7 @@
             <w:pPr>
               <w:spacing w:after="20" w:before="0"/>
             </w:pPr>
-            <w:hyperlink w:history="1" r:id="rIdy7nnrwy2t96vndmkponho">
+            <w:hyperlink w:history="1" r:id="rIdmaqzjhizopjhy1tpqertj">
               <w:r>
                 <w:rPr>
                   <w:rFonts w:ascii="Arial" w:cs="Arial" w:eastAsia="Arial" w:hAnsi="Arial"/>
@@ -14920,7 +14920,7 @@
                   <w:szCs w:val="16"/>
                   <w:u w:val="single" w:color="2E75B6"/>
                 </w:rPr>
-                <w:t xml:space="preserve">Video: Isotopes and Atomic Mass</w:t>
+                <w:t xml:space="preserve">Isotopes</w:t>
               </w:r>
             </w:hyperlink>
           </w:p>
@@ -14936,7 +14936,7 @@
                 <w:sz w:val="14"/>
                 <w:szCs w:val="14"/>
               </w:rPr>
-              <w:t xml:space="preserve">Source: PhET Interactive Simulations (English)</w:t>
+              <w:t xml:space="preserve">Source: Khan Academy (English - US curriculum)</w:t>
             </w:r>
           </w:p>
           <w:p>
@@ -14944,7 +14944,7 @@
               <w:spacing w:after="10" w:before="0"/>
               <w:ind w:left="120"/>
             </w:pPr>
-            <w:hyperlink w:history="1" r:id="rIdaq_o9tumcjyz4ehuglaq2">
+            <w:hyperlink w:history="1" r:id="rIdqhhowpnfcp4llcclc-esv">
               <w:r>
                 <w:rPr>
                   <w:rFonts w:ascii="Arial" w:cs="Arial" w:eastAsia="Arial" w:hAnsi="Arial"/>
@@ -14989,7 +14989,7 @@
             <w:pPr>
               <w:spacing w:after="20" w:before="0"/>
             </w:pPr>
-            <w:hyperlink w:history="1" r:id="rIdoxyu5i_drl9k_eg7_ld72">
+            <w:hyperlink w:history="1" r:id="rIdwpln4zqdh-keuz1nlsu50">
               <w:r>
                 <w:rPr>
                   <w:rFonts w:ascii="Arial" w:cs="Arial" w:eastAsia="Arial" w:hAnsi="Arial"/>
@@ -14998,7 +14998,7 @@
                   <w:szCs w:val="16"/>
                   <w:u w:val="single" w:color="2E75B6"/>
                 </w:rPr>
-                <w:t xml:space="preserve">Dalton's Atomic Theory (Flexbook)</w:t>
+                <w:t xml:space="preserve">Isotopes and Atomic Mass</w:t>
               </w:r>
             </w:hyperlink>
           </w:p>
@@ -15014,7 +15014,7 @@
                 <w:sz w:val="14"/>
                 <w:szCs w:val="14"/>
               </w:rPr>
-              <w:t xml:space="preserve">Source: CK-12</w:t>
+              <w:t xml:space="preserve">Source: PhET Interactive Simulations (English)</w:t>
             </w:r>
           </w:p>
           <w:p>
@@ -15022,7 +15022,7 @@
               <w:spacing w:after="10" w:before="0"/>
               <w:ind w:left="120"/>
             </w:pPr>
-            <w:hyperlink w:history="1" r:id="rIdk6ts76jrbjduza2pvzgyt">
+            <w:hyperlink w:history="1" r:id="rIdfpaan39fldqruasulbma4">
               <w:r>
                 <w:rPr>
                   <w:rFonts w:ascii="Arial" w:cs="Arial" w:eastAsia="Arial" w:hAnsi="Arial"/>
@@ -15217,7 +15217,7 @@
             <w:pPr>
               <w:spacing w:after="20" w:before="0"/>
             </w:pPr>
-            <w:hyperlink w:history="1" r:id="rIdbao84bpbg0kikkyhtagsr">
+            <w:hyperlink w:history="1" r:id="rId_3-bw7-gagksveohjpr7z">
               <w:r>
                 <w:rPr>
                   <w:rFonts w:ascii="Arial" w:cs="Arial" w:eastAsia="Arial" w:hAnsi="Arial"/>
@@ -15226,7 +15226,7 @@
                   <w:szCs w:val="16"/>
                   <w:u w:val="single" w:color="2E75B6"/>
                 </w:rPr>
-                <w:t xml:space="preserve">Video: Isotopes and Atomic Mass</w:t>
+                <w:t xml:space="preserve">Atomic number, mass number, and isotopes</w:t>
               </w:r>
             </w:hyperlink>
           </w:p>
@@ -15242,7 +15242,7 @@
                 <w:sz w:val="14"/>
                 <w:szCs w:val="14"/>
               </w:rPr>
-              <w:t xml:space="preserve">Source: PhET Interactive Simulations (English)</w:t>
+              <w:t xml:space="preserve">Source: Khan Academy (English - US curriculum)</w:t>
             </w:r>
           </w:p>
           <w:p>
@@ -15250,7 +15250,7 @@
               <w:spacing w:after="10" w:before="0"/>
               <w:ind w:left="120"/>
             </w:pPr>
-            <w:hyperlink w:history="1" r:id="rId4w-x2nyi0v3d0lhplctbh">
+            <w:hyperlink w:history="1" r:id="rIdavocea3x52s01rbpfszlb">
               <w:r>
                 <w:rPr>
                   <w:rFonts w:ascii="Arial" w:cs="Arial" w:eastAsia="Arial" w:hAnsi="Arial"/>
@@ -15295,7 +15295,7 @@
             <w:pPr>
               <w:spacing w:after="20" w:before="0"/>
             </w:pPr>
-            <w:hyperlink w:history="1" r:id="rIdgashki05aofkwndqkedhf">
+            <w:hyperlink w:history="1" r:id="rId8trc11cq21pnrityfhlxl">
               <w:r>
                 <w:rPr>
                   <w:rFonts w:ascii="Arial" w:cs="Arial" w:eastAsia="Arial" w:hAnsi="Arial"/>
@@ -15304,7 +15304,7 @@
                   <w:szCs w:val="16"/>
                   <w:u w:val="single" w:color="2E75B6"/>
                 </w:rPr>
-                <w:t xml:space="preserve">Dalton's Atomic Theory (Flexbook)</w:t>
+                <w:t xml:space="preserve">Isotopes and Atomic Mass</w:t>
               </w:r>
             </w:hyperlink>
           </w:p>
@@ -15320,7 +15320,7 @@
                 <w:sz w:val="14"/>
                 <w:szCs w:val="14"/>
               </w:rPr>
-              <w:t xml:space="preserve">Source: CK-12</w:t>
+              <w:t xml:space="preserve">Source: PhET Interactive Simulations (English)</w:t>
             </w:r>
           </w:p>
           <w:p>
@@ -15328,7 +15328,7 @@
               <w:spacing w:after="10" w:before="0"/>
               <w:ind w:left="120"/>
             </w:pPr>
-            <w:hyperlink w:history="1" r:id="rIdnjpanurrabowsfwcyiiah">
+            <w:hyperlink w:history="1" r:id="rIdfsso0auudmzph7si3ihhd">
               <w:r>
                 <w:rPr>
                   <w:rFonts w:ascii="Arial" w:cs="Arial" w:eastAsia="Arial" w:hAnsi="Arial"/>
@@ -15523,7 +15523,7 @@
             <w:pPr>
               <w:spacing w:after="20" w:before="0"/>
             </w:pPr>
-            <w:hyperlink w:history="1" r:id="rIdz8j1j7dfp0-4itlact98o">
+            <w:hyperlink w:history="1" r:id="rIdqzajiirlsaa_xdrj9hqkd">
               <w:r>
                 <w:rPr>
                   <w:rFonts w:ascii="Arial" w:cs="Arial" w:eastAsia="Arial" w:hAnsi="Arial"/>
@@ -15532,7 +15532,7 @@
                   <w:szCs w:val="16"/>
                   <w:u w:val="single" w:color="2E75B6"/>
                 </w:rPr>
-                <w:t xml:space="preserve">Video: Isotopes and Atomic Mass</w:t>
+                <w:t xml:space="preserve">Average atomic mass</w:t>
               </w:r>
             </w:hyperlink>
           </w:p>
@@ -15548,7 +15548,7 @@
                 <w:sz w:val="14"/>
                 <w:szCs w:val="14"/>
               </w:rPr>
-              <w:t xml:space="preserve">Source: PhET Interactive Simulations (English)</w:t>
+              <w:t xml:space="preserve">Source: Khan Academy (English - US curriculum)</w:t>
             </w:r>
           </w:p>
           <w:p>
@@ -15556,7 +15556,7 @@
               <w:spacing w:after="10" w:before="0"/>
               <w:ind w:left="120"/>
             </w:pPr>
-            <w:hyperlink w:history="1" r:id="rIdivplci8nubhrmqeano1k1">
+            <w:hyperlink w:history="1" r:id="rIdy-02ppx51unpjwmapcaft">
               <w:r>
                 <w:rPr>
                   <w:rFonts w:ascii="Arial" w:cs="Arial" w:eastAsia="Arial" w:hAnsi="Arial"/>
@@ -15601,7 +15601,7 @@
             <w:pPr>
               <w:spacing w:after="20" w:before="0"/>
             </w:pPr>
-            <w:hyperlink w:history="1" r:id="rIdx6oiuafi-ftf_qncu4pvi">
+            <w:hyperlink w:history="1" r:id="rIdtnlbiyra1scozbqxx2yv_">
               <w:r>
                 <w:rPr>
                   <w:rFonts w:ascii="Arial" w:cs="Arial" w:eastAsia="Arial" w:hAnsi="Arial"/>
@@ -15610,7 +15610,7 @@
                   <w:szCs w:val="16"/>
                   <w:u w:val="single" w:color="2E75B6"/>
                 </w:rPr>
-                <w:t xml:space="preserve">Dalton's Atomic Theory (Flexbook)</w:t>
+                <w:t xml:space="preserve">Isotopes and Atomic Mass</w:t>
               </w:r>
             </w:hyperlink>
           </w:p>
@@ -15626,7 +15626,7 @@
                 <w:sz w:val="14"/>
                 <w:szCs w:val="14"/>
               </w:rPr>
-              <w:t xml:space="preserve">Source: CK-12</w:t>
+              <w:t xml:space="preserve">Source: PhET Interactive Simulations (English)</w:t>
             </w:r>
           </w:p>
           <w:p>
@@ -15634,7 +15634,7 @@
               <w:spacing w:after="10" w:before="0"/>
               <w:ind w:left="120"/>
             </w:pPr>
-            <w:hyperlink w:history="1" r:id="rIdmom8zcpy7ejp4wilxfgpy">
+            <w:hyperlink w:history="1" r:id="rIddaere8rpzqauzkftlsmfz">
               <w:r>
                 <w:rPr>
                   <w:rFonts w:ascii="Arial" w:cs="Arial" w:eastAsia="Arial" w:hAnsi="Arial"/>
@@ -15829,7 +15829,7 @@
             <w:pPr>
               <w:spacing w:after="20" w:before="0"/>
             </w:pPr>
-            <w:hyperlink w:history="1" r:id="rId6jr_uycvhshg4rt9xjrtr">
+            <w:hyperlink w:history="1" r:id="rIdzy5tmdve6g0fxgg9f7jjy">
               <w:r>
                 <w:rPr>
                   <w:rFonts w:ascii="Arial" w:cs="Arial" w:eastAsia="Arial" w:hAnsi="Arial"/>
@@ -15838,7 +15838,7 @@
                   <w:szCs w:val="16"/>
                   <w:u w:val="single" w:color="2E75B6"/>
                 </w:rPr>
-                <w:t xml:space="preserve">Video: Isotopes and Atomic Mass</w:t>
+                <w:t xml:space="preserve">Introduction to the atom</w:t>
               </w:r>
             </w:hyperlink>
           </w:p>
@@ -15854,7 +15854,7 @@
                 <w:sz w:val="14"/>
                 <w:szCs w:val="14"/>
               </w:rPr>
-              <w:t xml:space="preserve">Source: PhET Interactive Simulations (English)</w:t>
+              <w:t xml:space="preserve">Source: Khan Academy (English - US curriculum)</w:t>
             </w:r>
           </w:p>
           <w:p>
@@ -15862,7 +15862,7 @@
               <w:spacing w:after="10" w:before="0"/>
               <w:ind w:left="120"/>
             </w:pPr>
-            <w:hyperlink w:history="1" r:id="rIdn-jv6yfuutri5ik52oddy">
+            <w:hyperlink w:history="1" r:id="rIdhk_36fguvq9cehx87c6-l">
               <w:r>
                 <w:rPr>
                   <w:rFonts w:ascii="Arial" w:cs="Arial" w:eastAsia="Arial" w:hAnsi="Arial"/>
@@ -15907,7 +15907,7 @@
             <w:pPr>
               <w:spacing w:after="20" w:before="0"/>
             </w:pPr>
-            <w:hyperlink w:history="1" r:id="rId0dktemyojdysaq30n0fk4">
+            <w:hyperlink w:history="1" r:id="rIdabm_0nr5xb6qx2wcwnzl0">
               <w:r>
                 <w:rPr>
                   <w:rFonts w:ascii="Arial" w:cs="Arial" w:eastAsia="Arial" w:hAnsi="Arial"/>
@@ -15916,7 +15916,7 @@
                   <w:szCs w:val="16"/>
                   <w:u w:val="single" w:color="2E75B6"/>
                 </w:rPr>
-                <w:t xml:space="preserve">Dalton's Atomic Theory (Flexbook)</w:t>
+                <w:t xml:space="preserve">Isotopes and Atomic Mass</w:t>
               </w:r>
             </w:hyperlink>
           </w:p>
@@ -15932,7 +15932,7 @@
                 <w:sz w:val="14"/>
                 <w:szCs w:val="14"/>
               </w:rPr>
-              <w:t xml:space="preserve">Source: CK-12</w:t>
+              <w:t xml:space="preserve">Source: PhET Interactive Simulations (English)</w:t>
             </w:r>
           </w:p>
           <w:p>
@@ -15940,7 +15940,7 @@
               <w:spacing w:after="10" w:before="0"/>
               <w:ind w:left="120"/>
             </w:pPr>
-            <w:hyperlink w:history="1" r:id="rId57pivf8hnkzchdecg03pk">
+            <w:hyperlink w:history="1" r:id="rIdub--m-cajzjys-2l4rt9o">
               <w:r>
                 <w:rPr>
                   <w:rFonts w:ascii="Arial" w:cs="Arial" w:eastAsia="Arial" w:hAnsi="Arial"/>
@@ -17427,7 +17427,7 @@
             <w:pPr>
               <w:spacing w:after="20" w:before="0"/>
             </w:pPr>
-            <w:hyperlink w:history="1" r:id="rIdgmm35q9kfdwnhrj1raln5">
+            <w:hyperlink w:history="1" r:id="rIdpn0ckctaslbn3yx-kcgqh">
               <w:r>
                 <w:rPr>
                   <w:rFonts w:ascii="Arial" w:cs="Arial" w:eastAsia="Arial" w:hAnsi="Arial"/>
@@ -17436,7 +17436,7 @@
                   <w:szCs w:val="16"/>
                   <w:u w:val="single" w:color="2E75B6"/>
                 </w:rPr>
-                <w:t xml:space="preserve">De Broglie wavelength</w:t>
+                <w:t xml:space="preserve">The Aufbau principle</w:t>
               </w:r>
             </w:hyperlink>
           </w:p>
@@ -17460,7 +17460,7 @@
               <w:spacing w:after="10" w:before="0"/>
               <w:ind w:left="120"/>
             </w:pPr>
-            <w:hyperlink w:history="1" r:id="rIdxl85dkt2xi-0t7ei86-p3">
+            <w:hyperlink w:history="1" r:id="rIdpxkpgjmdfbw8eb21gx3vz">
               <w:r>
                 <w:rPr>
                   <w:rFonts w:ascii="Arial" w:cs="Arial" w:eastAsia="Arial" w:hAnsi="Arial"/>
@@ -17498,14 +17498,241 @@
                 <w:sz w:val="16"/>
                 <w:szCs w:val="16"/>
               </w:rPr>
-              <w:t xml:space="preserve">📖 HTML:</w:t>
+              <w:t xml:space="preserve">📖 READING:</w:t>
             </w:r>
           </w:p>
           <w:p>
             <w:pPr>
               <w:spacing w:after="20" w:before="0"/>
             </w:pPr>
-            <w:hyperlink w:history="1" r:id="rIdpwt3mjflotl5h83izwm2h">
+            <w:r>
+              <w:rPr>
+                <w:rFonts w:ascii="Arial" w:cs="Arial" w:eastAsia="Arial" w:hAnsi="Arial"/>
+                <w:i/>
+                <w:iCs/>
+                <w:color w:val="595959"/>
+                <w:sz w:val="16"/>
+                <w:szCs w:val="16"/>
+              </w:rPr>
+              <w:t xml:space="preserve">No closely matching reading in the ARES library for this activity.</w:t>
+            </w:r>
+          </w:p>
+          <w:p>
+            <w:pPr>
+              <w:spacing w:after="10" w:before="0"/>
+              <w:ind w:left="120"/>
+            </w:pPr>
+            <w:hyperlink w:history="1" r:id="rIdyxvunigjutychw8wj9h_w">
+              <w:r>
+                <w:rPr>
+                  <w:rFonts w:ascii="Arial" w:cs="Arial" w:eastAsia="Arial" w:hAnsi="Arial"/>
+                  <w:color w:val="595959"/>
+                  <w:sz w:val="14"/>
+                  <w:szCs w:val="14"/>
+                  <w:u w:val="single" w:color="595959"/>
+                </w:rPr>
+                <w:t xml:space="preserve">🔍 Search ARES for readings</w:t>
+              </w:r>
+            </w:hyperlink>
+          </w:p>
+          <w:p>
+            <w:pPr>
+              <w:spacing w:after="10" w:before="0"/>
+              <w:ind w:left="120"/>
+            </w:pPr>
+            <w:r>
+              <w:rPr>
+                <w:rFonts w:ascii="Arial" w:cs="Arial" w:eastAsia="Arial" w:hAnsi="Arial"/>
+                <w:color w:val="595959"/>
+                <w:sz w:val="14"/>
+                <w:szCs w:val="14"/>
+              </w:rPr>
+              <w:t xml:space="preserve">Search terms: atom orbital shape energy</w:t>
+            </w:r>
+          </w:p>
+        </w:tc>
+        <w:tc>
+          <w:tcPr>
+            <w:tcW w:type="dxa" w:w="3040"/>
+            <w:shd w:fill="FFFFFF" w:color="auto" w:val="clear"/>
+            <w:tcMar>
+              <w:top w:type="dxa" w:w="60"/>
+              <w:left w:type="dxa" w:w="120"/>
+              <w:bottom w:type="dxa" w:w="60"/>
+              <w:right w:type="dxa" w:w="120"/>
+            </w:tcMar>
+            <w:vAlign w:val="top"/>
+          </w:tcPr>
+          <w:p>
+            <w:pPr>
+              <w:spacing w:after="40" w:before="0"/>
+              <w:jc w:val="left"/>
+            </w:pPr>
+            <w:r>
+              <w:rPr>
+                <w:rFonts w:ascii="Arial" w:cs="Arial" w:eastAsia="Arial" w:hAnsi="Arial"/>
+                <w:b w:val="false"/>
+                <w:bCs w:val="false"/>
+                <w:i w:val="false"/>
+                <w:iCs w:val="false"/>
+                <w:color w:val="000000"/>
+                <w:sz w:val="18"/>
+                <w:szCs w:val="18"/>
+              </w:rPr>
+              <w:t xml:space="preserve">Learners individually read a short 'mystery card' displayed on the ARES platform: 'At a school lab in Kisumu, a student places a copper wire in a Bunsen flame — it glows green. Another student places a piece of steel wool — it glows orange-yellow. A third places a strip of magnesium ribbon nearby — it flares brilliant white. All three substances are in the SAME flame, at roughly the SAME temperature. Yet each gives a DIFFERENT colour.' Learners write a 2–3 sentence prediction in their exercise books answering: 'What is it about the INSIDE of a sodium atom versus a copper atom that makes them release different colours of light?' They then share predictions with a partner (Think-Pair-Share) before two or three pairs share with the class. Learners record their initial ideas on sticky notes to be placed on the Driving Question Board.</w:t>
+            </w:r>
+          </w:p>
+        </w:tc>
+        <w:tc>
+          <w:tcPr>
+            <w:tcW w:type="dxa" w:w="3040"/>
+            <w:shd w:fill="F2F2F2" w:color="auto" w:val="clear"/>
+            <w:tcMar>
+              <w:top w:type="dxa" w:w="60"/>
+              <w:left w:type="dxa" w:w="120"/>
+              <w:bottom w:type="dxa" w:w="60"/>
+              <w:right w:type="dxa" w:w="120"/>
+            </w:tcMar>
+            <w:vAlign w:val="top"/>
+          </w:tcPr>
+          <w:p>
+            <w:pPr>
+              <w:spacing w:after="40" w:before="0"/>
+              <w:jc w:val="left"/>
+            </w:pPr>
+            <w:r>
+              <w:rPr>
+                <w:rFonts w:ascii="Arial" w:cs="Arial" w:eastAsia="Arial" w:hAnsi="Arial"/>
+                <w:b w:val="false"/>
+                <w:bCs w:val="false"/>
+                <w:i w:val="false"/>
+                <w:iCs w:val="false"/>
+                <w:color w:val="000000"/>
+                <w:sz w:val="18"/>
+                <w:szCs w:val="18"/>
+              </w:rPr>
+              <w:t xml:space="preserve">1. Display the Kisumu lab mystery card on the ARES platform projector. Read it aloud once. Say: 'Before we learn anything new today, I want to know what YOU think. Write your prediction — even if you are unsure, your best scientific reasoning is what matters.' Allow 4 minutes of silent individual writing. 2. Say: 'Turn to your partner. You have 90 seconds each — share your prediction and listen carefully to theirs.' Circulate; listen for student language around 'energy', 'electrons', 'shells', or 'heat'. 3. After pair-share, cold-call EXACTLY 3 pairs using a random name stick. For each, ask a probing follow-up: 'You said the atom releases energy — but WHERE inside the atom does that energy come from?' Apply 12 seconds of WAIT TIME before accepting responses. 4. Acknowledge all predictions non-evaluatively: 'Thank you — these ideas are exactly the kind of thinking scientists had before the orbital model was developed.' 5. Instruct learners to write their prediction on a sticky note and place it in the 'Our Current Ideas' column of the DQB.</w:t>
+            </w:r>
+          </w:p>
+        </w:tc>
+        <w:tc>
+          <w:tcPr>
+            <w:tcW w:type="dxa" w:w="3040"/>
+            <w:shd w:fill="FFFFFF" w:color="auto" w:val="clear"/>
+            <w:tcMar>
+              <w:top w:type="dxa" w:w="60"/>
+              <w:left w:type="dxa" w:w="120"/>
+              <w:bottom w:type="dxa" w:w="60"/>
+              <w:right w:type="dxa" w:w="120"/>
+            </w:tcMar>
+            <w:vAlign w:val="top"/>
+          </w:tcPr>
+          <w:p>
+            <w:pPr>
+              <w:spacing w:after="40" w:before="0"/>
+              <w:jc w:val="left"/>
+            </w:pPr>
+            <w:r>
+              <w:rPr>
+                <w:rFonts w:ascii="Arial" w:cs="Arial" w:eastAsia="Arial" w:hAnsi="Arial"/>
+                <w:b w:val="false"/>
+                <w:bCs w:val="false"/>
+                <w:i w:val="false"/>
+                <w:iCs w:val="false"/>
+                <w:color w:val="000000"/>
+                <w:sz w:val="18"/>
+                <w:szCs w:val="18"/>
+              </w:rPr>
+              <w:t xml:space="preserve">Think-Pair-Share with DQB anchoring. This activates prior knowledge from Lessons 1–5 (Bohr shells, electron energy transitions) and creates cognitive dissonance — learners realise their current shell model cannot fully explain WHY different orbitals within a shell produce different energies. Recording predictions on the DQB makes thinking visible and creates accountability for revision later in the lesson.</w:t>
+            </w:r>
+          </w:p>
+        </w:tc>
+        <w:tc>
+          <w:tcPr>
+            <w:tcW w:type="dxa" w:w="3040"/>
+            <w:shd w:fill="F2F2F2" w:color="auto" w:val="clear"/>
+            <w:tcMar>
+              <w:top w:type="dxa" w:w="60"/>
+              <w:left w:type="dxa" w:w="120"/>
+              <w:bottom w:type="dxa" w:w="60"/>
+              <w:right w:type="dxa" w:w="120"/>
+            </w:tcMar>
+            <w:vAlign w:val="top"/>
+          </w:tcPr>
+          <w:p>
+            <w:pPr>
+              <w:spacing w:after="40" w:before="0"/>
+              <w:jc w:val="left"/>
+            </w:pPr>
+            <w:r>
+              <w:rPr>
+                <w:rFonts w:ascii="Arial" w:cs="Arial" w:eastAsia="Arial" w:hAnsi="Arial"/>
+                <w:b w:val="false"/>
+                <w:bCs w:val="false"/>
+                <w:i w:val="false"/>
+                <w:iCs w:val="false"/>
+                <w:color w:val="000000"/>
+                <w:sz w:val="18"/>
+                <w:szCs w:val="18"/>
+              </w:rPr>
+              <w:t xml:space="preserve">Observable indicator: Every learner has written at least 2 sentences in their exercise book before pair-share begins. Teacher scans books during circulation. Listen for whether learners reference 'electrons', 'energy levels', or 'shells' — this gauges retention from Lessons 2–5. Flag any learner who writes only 'because the atoms are different' for targeted questioning during the observe phase.</w:t>
+            </w:r>
+          </w:p>
+        </w:tc>
+      </w:tr>
+      <w:tr>
+        <w:tc>
+          <w:tcPr>
+            <w:tcW w:type="dxa" w:w="1520"/>
+            <w:shd w:fill="D9EEF1" w:color="auto" w:val="clear"/>
+            <w:tcMar>
+              <w:top w:type="dxa" w:w="60"/>
+              <w:left w:type="dxa" w:w="120"/>
+              <w:bottom w:type="dxa" w:w="60"/>
+              <w:right w:type="dxa" w:w="120"/>
+            </w:tcMar>
+            <w:vAlign w:val="top"/>
+          </w:tcPr>
+          <w:p>
+            <w:pPr>
+              <w:spacing w:after="40" w:before="0"/>
+              <w:jc w:val="left"/>
+            </w:pPr>
+            <w:r>
+              <w:rPr>
+                <w:rFonts w:ascii="Arial" w:cs="Arial" w:eastAsia="Arial" w:hAnsi="Arial"/>
+                <w:b/>
+                <w:bCs/>
+                <w:i w:val="false"/>
+                <w:iCs w:val="false"/>
+                <w:color w:val="000000"/>
+                <w:sz w:val="18"/>
+                <w:szCs w:val="18"/>
+              </w:rPr>
+              <w:t xml:space="preserve">Observe Phase</w:t>
+            </w:r>
+          </w:p>
+          <w:p>
+            <w:pPr>
+              <w:spacing w:after="20" w:before="0"/>
+            </w:pPr>
+            <w:r>
+              <w:rPr>
+                <w:rFonts w:ascii="Arial" w:cs="Arial" w:eastAsia="Arial" w:hAnsi="Arial"/>
+                <w:b/>
+                <w:bCs/>
+                <w:color w:val="1F3864"/>
+                <w:sz w:val="16"/>
+                <w:szCs w:val="16"/>
+              </w:rPr>
+              <w:t xml:space="preserve">📹 VIDEO:</w:t>
+            </w:r>
+          </w:p>
+          <w:p>
+            <w:pPr>
+              <w:spacing w:after="20" w:before="0"/>
+            </w:pPr>
+            <w:hyperlink w:history="1" r:id="rIdv0ruoaj1zisi5ssbv_5fk">
               <w:r>
                 <w:rPr>
                   <w:rFonts w:ascii="Arial" w:cs="Arial" w:eastAsia="Arial" w:hAnsi="Arial"/>
@@ -17514,7 +17741,7 @@
                   <w:szCs w:val="16"/>
                   <w:u w:val="single" w:color="2E75B6"/>
                 </w:rPr>
-                <w:t xml:space="preserve">Conservation of Energy in Chemical Reactions (Flexbook)</w:t>
+                <w:t xml:space="preserve">Electron configurations of the 3d transition metals</w:t>
               </w:r>
             </w:hyperlink>
           </w:p>
@@ -17530,7 +17757,7 @@
                 <w:sz w:val="14"/>
                 <w:szCs w:val="14"/>
               </w:rPr>
-              <w:t xml:space="preserve">Source: CK-12</w:t>
+              <w:t xml:space="preserve">Source: Khan Academy (English - US curriculum)</w:t>
             </w:r>
           </w:p>
           <w:p>
@@ -17538,235 +17765,7 @@
               <w:spacing w:after="10" w:before="0"/>
               <w:ind w:left="120"/>
             </w:pPr>
-            <w:hyperlink w:history="1" r:id="rIdhlfkzbgczoqfy0iwvxxfc">
-              <w:r>
-                <w:rPr>
-                  <w:rFonts w:ascii="Arial" w:cs="Arial" w:eastAsia="Arial" w:hAnsi="Arial"/>
-                  <w:color w:val="595959"/>
-                  <w:sz w:val="14"/>
-                  <w:szCs w:val="14"/>
-                  <w:u w:val="single" w:color="595959"/>
-                </w:rPr>
-                <w:t xml:space="preserve">🔍 Search ARES for similar readings</w:t>
-              </w:r>
-            </w:hyperlink>
-          </w:p>
-        </w:tc>
-        <w:tc>
-          <w:tcPr>
-            <w:tcW w:type="dxa" w:w="3040"/>
-            <w:shd w:fill="FFFFFF" w:color="auto" w:val="clear"/>
-            <w:tcMar>
-              <w:top w:type="dxa" w:w="60"/>
-              <w:left w:type="dxa" w:w="120"/>
-              <w:bottom w:type="dxa" w:w="60"/>
-              <w:right w:type="dxa" w:w="120"/>
-            </w:tcMar>
-            <w:vAlign w:val="top"/>
-          </w:tcPr>
-          <w:p>
-            <w:pPr>
-              <w:spacing w:after="40" w:before="0"/>
-              <w:jc w:val="left"/>
-            </w:pPr>
-            <w:r>
-              <w:rPr>
-                <w:rFonts w:ascii="Arial" w:cs="Arial" w:eastAsia="Arial" w:hAnsi="Arial"/>
-                <w:b w:val="false"/>
-                <w:bCs w:val="false"/>
-                <w:i w:val="false"/>
-                <w:iCs w:val="false"/>
-                <w:color w:val="000000"/>
-                <w:sz w:val="18"/>
-                <w:szCs w:val="18"/>
-              </w:rPr>
-              <w:t xml:space="preserve">Learners individually read a short 'mystery card' displayed on the ARES platform: 'At a school lab in Kisumu, a student places a copper wire in a Bunsen flame — it glows green. Another student places a piece of steel wool — it glows orange-yellow. A third places a strip of magnesium ribbon nearby — it flares brilliant white. All three substances are in the SAME flame, at roughly the SAME temperature. Yet each gives a DIFFERENT colour.' Learners write a 2–3 sentence prediction in their exercise books answering: 'What is it about the INSIDE of a sodium atom versus a copper atom that makes them release different colours of light?' They then share predictions with a partner (Think-Pair-Share) before two or three pairs share with the class. Learners record their initial ideas on sticky notes to be placed on the Driving Question Board.</w:t>
-            </w:r>
-          </w:p>
-        </w:tc>
-        <w:tc>
-          <w:tcPr>
-            <w:tcW w:type="dxa" w:w="3040"/>
-            <w:shd w:fill="F2F2F2" w:color="auto" w:val="clear"/>
-            <w:tcMar>
-              <w:top w:type="dxa" w:w="60"/>
-              <w:left w:type="dxa" w:w="120"/>
-              <w:bottom w:type="dxa" w:w="60"/>
-              <w:right w:type="dxa" w:w="120"/>
-            </w:tcMar>
-            <w:vAlign w:val="top"/>
-          </w:tcPr>
-          <w:p>
-            <w:pPr>
-              <w:spacing w:after="40" w:before="0"/>
-              <w:jc w:val="left"/>
-            </w:pPr>
-            <w:r>
-              <w:rPr>
-                <w:rFonts w:ascii="Arial" w:cs="Arial" w:eastAsia="Arial" w:hAnsi="Arial"/>
-                <w:b w:val="false"/>
-                <w:bCs w:val="false"/>
-                <w:i w:val="false"/>
-                <w:iCs w:val="false"/>
-                <w:color w:val="000000"/>
-                <w:sz w:val="18"/>
-                <w:szCs w:val="18"/>
-              </w:rPr>
-              <w:t xml:space="preserve">1. Display the Kisumu lab mystery card on the ARES platform projector. Read it aloud once. Say: 'Before we learn anything new today, I want to know what YOU think. Write your prediction — even if you are unsure, your best scientific reasoning is what matters.' Allow 4 minutes of silent individual writing. 2. Say: 'Turn to your partner. You have 90 seconds each — share your prediction and listen carefully to theirs.' Circulate; listen for student language around 'energy', 'electrons', 'shells', or 'heat'. 3. After pair-share, cold-call EXACTLY 3 pairs using a random name stick. For each, ask a probing follow-up: 'You said the atom releases energy — but WHERE inside the atom does that energy come from?' Apply 12 seconds of WAIT TIME before accepting responses. 4. Acknowledge all predictions non-evaluatively: 'Thank you — these ideas are exactly the kind of thinking scientists had before the orbital model was developed.' 5. Instruct learners to write their prediction on a sticky note and place it in the 'Our Current Ideas' column of the DQB.</w:t>
-            </w:r>
-          </w:p>
-        </w:tc>
-        <w:tc>
-          <w:tcPr>
-            <w:tcW w:type="dxa" w:w="3040"/>
-            <w:shd w:fill="FFFFFF" w:color="auto" w:val="clear"/>
-            <w:tcMar>
-              <w:top w:type="dxa" w:w="60"/>
-              <w:left w:type="dxa" w:w="120"/>
-              <w:bottom w:type="dxa" w:w="60"/>
-              <w:right w:type="dxa" w:w="120"/>
-            </w:tcMar>
-            <w:vAlign w:val="top"/>
-          </w:tcPr>
-          <w:p>
-            <w:pPr>
-              <w:spacing w:after="40" w:before="0"/>
-              <w:jc w:val="left"/>
-            </w:pPr>
-            <w:r>
-              <w:rPr>
-                <w:rFonts w:ascii="Arial" w:cs="Arial" w:eastAsia="Arial" w:hAnsi="Arial"/>
-                <w:b w:val="false"/>
-                <w:bCs w:val="false"/>
-                <w:i w:val="false"/>
-                <w:iCs w:val="false"/>
-                <w:color w:val="000000"/>
-                <w:sz w:val="18"/>
-                <w:szCs w:val="18"/>
-              </w:rPr>
-              <w:t xml:space="preserve">Think-Pair-Share with DQB anchoring. This activates prior knowledge from Lessons 1–5 (Bohr shells, electron energy transitions) and creates cognitive dissonance — learners realise their current shell model cannot fully explain WHY different orbitals within a shell produce different energies. Recording predictions on the DQB makes thinking visible and creates accountability for revision later in the lesson.</w:t>
-            </w:r>
-          </w:p>
-        </w:tc>
-        <w:tc>
-          <w:tcPr>
-            <w:tcW w:type="dxa" w:w="3040"/>
-            <w:shd w:fill="F2F2F2" w:color="auto" w:val="clear"/>
-            <w:tcMar>
-              <w:top w:type="dxa" w:w="60"/>
-              <w:left w:type="dxa" w:w="120"/>
-              <w:bottom w:type="dxa" w:w="60"/>
-              <w:right w:type="dxa" w:w="120"/>
-            </w:tcMar>
-            <w:vAlign w:val="top"/>
-          </w:tcPr>
-          <w:p>
-            <w:pPr>
-              <w:spacing w:after="40" w:before="0"/>
-              <w:jc w:val="left"/>
-            </w:pPr>
-            <w:r>
-              <w:rPr>
-                <w:rFonts w:ascii="Arial" w:cs="Arial" w:eastAsia="Arial" w:hAnsi="Arial"/>
-                <w:b w:val="false"/>
-                <w:bCs w:val="false"/>
-                <w:i w:val="false"/>
-                <w:iCs w:val="false"/>
-                <w:color w:val="000000"/>
-                <w:sz w:val="18"/>
-                <w:szCs w:val="18"/>
-              </w:rPr>
-              <w:t xml:space="preserve">Observable indicator: Every learner has written at least 2 sentences in their exercise book before pair-share begins. Teacher scans books during circulation. Listen for whether learners reference 'electrons', 'energy levels', or 'shells' — this gauges retention from Lessons 2–5. Flag any learner who writes only 'because the atoms are different' for targeted questioning during the observe phase.</w:t>
-            </w:r>
-          </w:p>
-        </w:tc>
-      </w:tr>
-      <w:tr>
-        <w:tc>
-          <w:tcPr>
-            <w:tcW w:type="dxa" w:w="1520"/>
-            <w:shd w:fill="D9EEF1" w:color="auto" w:val="clear"/>
-            <w:tcMar>
-              <w:top w:type="dxa" w:w="60"/>
-              <w:left w:type="dxa" w:w="120"/>
-              <w:bottom w:type="dxa" w:w="60"/>
-              <w:right w:type="dxa" w:w="120"/>
-            </w:tcMar>
-            <w:vAlign w:val="top"/>
-          </w:tcPr>
-          <w:p>
-            <w:pPr>
-              <w:spacing w:after="40" w:before="0"/>
-              <w:jc w:val="left"/>
-            </w:pPr>
-            <w:r>
-              <w:rPr>
-                <w:rFonts w:ascii="Arial" w:cs="Arial" w:eastAsia="Arial" w:hAnsi="Arial"/>
-                <w:b/>
-                <w:bCs/>
-                <w:i w:val="false"/>
-                <w:iCs w:val="false"/>
-                <w:color w:val="000000"/>
-                <w:sz w:val="18"/>
-                <w:szCs w:val="18"/>
-              </w:rPr>
-              <w:t xml:space="preserve">Observe Phase</w:t>
-            </w:r>
-          </w:p>
-          <w:p>
-            <w:pPr>
-              <w:spacing w:after="20" w:before="0"/>
-            </w:pPr>
-            <w:r>
-              <w:rPr>
-                <w:rFonts w:ascii="Arial" w:cs="Arial" w:eastAsia="Arial" w:hAnsi="Arial"/>
-                <w:b/>
-                <w:bCs/>
-                <w:color w:val="1F3864"/>
-                <w:sz w:val="16"/>
-                <w:szCs w:val="16"/>
-              </w:rPr>
-              <w:t xml:space="preserve">📹 VIDEO:</w:t>
-            </w:r>
-          </w:p>
-          <w:p>
-            <w:pPr>
-              <w:spacing w:after="20" w:before="0"/>
-            </w:pPr>
-            <w:hyperlink w:history="1" r:id="rId8hr5gcwhzf8oo9w5zmbjf">
-              <w:r>
-                <w:rPr>
-                  <w:rFonts w:ascii="Arial" w:cs="Arial" w:eastAsia="Arial" w:hAnsi="Arial"/>
-                  <w:color w:val="2E75B6"/>
-                  <w:sz w:val="16"/>
-                  <w:szCs w:val="16"/>
-                  <w:u w:val="single" w:color="2E75B6"/>
-                </w:rPr>
-                <w:t xml:space="preserve">De Broglie wavelength</w:t>
-              </w:r>
-            </w:hyperlink>
-          </w:p>
-          <w:p>
-            <w:pPr>
-              <w:spacing w:after="10" w:before="0"/>
-              <w:ind w:left="120"/>
-            </w:pPr>
-            <w:r>
-              <w:rPr>
-                <w:rFonts w:ascii="Arial" w:cs="Arial" w:eastAsia="Arial" w:hAnsi="Arial"/>
-                <w:color w:val="595959"/>
-                <w:sz w:val="14"/>
-                <w:szCs w:val="14"/>
-              </w:rPr>
-              <w:t xml:space="preserve">Source: Khan Academy (English - US curriculum)</w:t>
-            </w:r>
-          </w:p>
-          <w:p>
-            <w:pPr>
-              <w:spacing w:after="10" w:before="0"/>
-              <w:ind w:left="120"/>
-            </w:pPr>
-            <w:hyperlink w:history="1" r:id="rIdahmob1beoawzm8rojpxmt">
+            <w:hyperlink w:history="1" r:id="rIdch8iurvogayl-pe_pscyp">
               <w:r>
                 <w:rPr>
                   <w:rFonts w:ascii="Arial" w:cs="Arial" w:eastAsia="Arial" w:hAnsi="Arial"/>
@@ -17804,14 +17803,241 @@
                 <w:sz w:val="16"/>
                 <w:szCs w:val="16"/>
               </w:rPr>
-              <w:t xml:space="preserve">📖 HTML:</w:t>
+              <w:t xml:space="preserve">📖 READING:</w:t>
             </w:r>
           </w:p>
           <w:p>
             <w:pPr>
               <w:spacing w:after="20" w:before="0"/>
             </w:pPr>
-            <w:hyperlink w:history="1" r:id="rIdep0h_q5a2z4au-sqau2j1">
+            <w:r>
+              <w:rPr>
+                <w:rFonts w:ascii="Arial" w:cs="Arial" w:eastAsia="Arial" w:hAnsi="Arial"/>
+                <w:i/>
+                <w:iCs/>
+                <w:color w:val="595959"/>
+                <w:sz w:val="16"/>
+                <w:szCs w:val="16"/>
+              </w:rPr>
+              <w:t xml:space="preserve">No closely matching reading in the ARES library for this activity.</w:t>
+            </w:r>
+          </w:p>
+          <w:p>
+            <w:pPr>
+              <w:spacing w:after="10" w:before="0"/>
+              <w:ind w:left="120"/>
+            </w:pPr>
+            <w:hyperlink w:history="1" r:id="rId55zlxndx61h9lwetweckr">
+              <w:r>
+                <w:rPr>
+                  <w:rFonts w:ascii="Arial" w:cs="Arial" w:eastAsia="Arial" w:hAnsi="Arial"/>
+                  <w:color w:val="595959"/>
+                  <w:sz w:val="14"/>
+                  <w:szCs w:val="14"/>
+                  <w:u w:val="single" w:color="595959"/>
+                </w:rPr>
+                <w:t xml:space="preserve">🔍 Search ARES for readings</w:t>
+              </w:r>
+            </w:hyperlink>
+          </w:p>
+          <w:p>
+            <w:pPr>
+              <w:spacing w:after="10" w:before="0"/>
+              <w:ind w:left="120"/>
+            </w:pPr>
+            <w:r>
+              <w:rPr>
+                <w:rFonts w:ascii="Arial" w:cs="Arial" w:eastAsia="Arial" w:hAnsi="Arial"/>
+                <w:color w:val="595959"/>
+                <w:sz w:val="14"/>
+                <w:szCs w:val="14"/>
+              </w:rPr>
+              <w:t xml:space="preserve">Search terms: atom orbital shape energy</w:t>
+            </w:r>
+          </w:p>
+        </w:tc>
+        <w:tc>
+          <w:tcPr>
+            <w:tcW w:type="dxa" w:w="3040"/>
+            <w:shd w:fill="FFFFFF" w:color="auto" w:val="clear"/>
+            <w:tcMar>
+              <w:top w:type="dxa" w:w="60"/>
+              <w:left w:type="dxa" w:w="120"/>
+              <w:bottom w:type="dxa" w:w="60"/>
+              <w:right w:type="dxa" w:w="120"/>
+            </w:tcMar>
+            <w:vAlign w:val="top"/>
+          </w:tcPr>
+          <w:p>
+            <w:pPr>
+              <w:spacing w:after="40" w:before="0"/>
+              <w:jc w:val="left"/>
+            </w:pPr>
+            <w:r>
+              <w:rPr>
+                <w:rFonts w:ascii="Arial" w:cs="Arial" w:eastAsia="Arial" w:hAnsi="Arial"/>
+                <w:b w:val="false"/>
+                <w:bCs w:val="false"/>
+                <w:i w:val="false"/>
+                <w:iCs w:val="false"/>
+                <w:color w:val="000000"/>
+                <w:sz w:val="18"/>
+                <w:szCs w:val="18"/>
+              </w:rPr>
+              <w:t xml:space="preserve">Learners watch two sequential animations on the ARES platform. Animation 1 (4 min): 'The Limit of Bohr Shells' — shows that within Shell 2 of sodium, electrons are NOT all in the same location or shape; the shell contains sub-regions. Animation 2 (6 min): 'Shapes of s and p Orbitals' — a 3D visualisation showing: the spherical shape of s orbitals (1s, 2s, 3s); the dumbbell/figure-8 shape of the three 2p orbitals (2px, 2py, 2pz) oriented along x, y, z axes; and the fact that each orbital holds a maximum of 2 electrons. As they watch, learners complete a structured observation table in their exercise books with three columns: 'Orbital Name | Shape | Maximum Electrons'. After the animations, learners spend 4 minutes discussing in pairs: 'How does this animation change or add to the Bohr model we drew in Lesson 3?' They annotate their previously drawn Bohr models with orbital labels.</w:t>
+            </w:r>
+          </w:p>
+        </w:tc>
+        <w:tc>
+          <w:tcPr>
+            <w:tcW w:type="dxa" w:w="3040"/>
+            <w:shd w:fill="F2F2F2" w:color="auto" w:val="clear"/>
+            <w:tcMar>
+              <w:top w:type="dxa" w:w="60"/>
+              <w:left w:type="dxa" w:w="120"/>
+              <w:bottom w:type="dxa" w:w="60"/>
+              <w:right w:type="dxa" w:w="120"/>
+            </w:tcMar>
+            <w:vAlign w:val="top"/>
+          </w:tcPr>
+          <w:p>
+            <w:pPr>
+              <w:spacing w:after="40" w:before="0"/>
+              <w:jc w:val="left"/>
+            </w:pPr>
+            <w:r>
+              <w:rPr>
+                <w:rFonts w:ascii="Arial" w:cs="Arial" w:eastAsia="Arial" w:hAnsi="Arial"/>
+                <w:b w:val="false"/>
+                <w:bCs w:val="false"/>
+                <w:i w:val="false"/>
+                <w:iCs w:val="false"/>
+                <w:color w:val="000000"/>
+                <w:sz w:val="18"/>
+                <w:szCs w:val="18"/>
+              </w:rPr>
+              <w:t xml:space="preserve">1. Before playing Animation 1, say: 'As you watch, I want you to look for one thing Bohr's model CANNOT explain that the new model can. Write it in your observation table under a column labelled: What Bohr missed.' Play Animation 1. Pause at 2:10 where the animation shows two electrons in Shell 2 at different energy sub-levels. Ask: 'Why are these two electrons at different energies if they are in the SAME shell?' Apply 10 seconds WAIT TIME. Cold-call 2 students. 2. Say: 'Now we go deeper — watch for the SHAPES of the regions where electrons are found.' Play Animation 2. Pause at 1:45 (s orbital sphere) and ask: 'Describe the shape you see — use a Kenyan example if it helps.' (Accept: round like an orange, round like a maize grain.) Pause at 3:20 (p orbital dumbbell) and ask: 'How many of these dumbbell shapes are there, and how are they arranged?' Apply 12 seconds WAIT TIME. Cold-call 3 students. 3. After both animations, say: 'Complete your observation table now — you have 4 minutes. Then annotate your Bohr model from Lesson 3.' Circulate and check that learners are correctly labelling 1s (max 2e), 2s (max 2e), 2p (max 6e across 3 orbitals). 4. Pose bridging question to the whole class: 'A sodium atom has 11 electrons. If we fill these orbitals in order, which orbital holds the outermost electron?' Apply 15 seconds WAIT TIME. Do not confirm yet — say: 'Hold that thought for the card sort.'</w:t>
+            </w:r>
+          </w:p>
+        </w:tc>
+        <w:tc>
+          <w:tcPr>
+            <w:tcW w:type="dxa" w:w="3040"/>
+            <w:shd w:fill="FFFFFF" w:color="auto" w:val="clear"/>
+            <w:tcMar>
+              <w:top w:type="dxa" w:w="60"/>
+              <w:left w:type="dxa" w:w="120"/>
+              <w:bottom w:type="dxa" w:w="60"/>
+              <w:right w:type="dxa" w:w="120"/>
+            </w:tcMar>
+            <w:vAlign w:val="top"/>
+          </w:tcPr>
+          <w:p>
+            <w:pPr>
+              <w:spacing w:after="40" w:before="0"/>
+              <w:jc w:val="left"/>
+            </w:pPr>
+            <w:r>
+              <w:rPr>
+                <w:rFonts w:ascii="Arial" w:cs="Arial" w:eastAsia="Arial" w:hAnsi="Arial"/>
+                <w:b w:val="false"/>
+                <w:bCs w:val="false"/>
+                <w:i w:val="false"/>
+                <w:iCs w:val="false"/>
+                <w:color w:val="000000"/>
+                <w:sz w:val="18"/>
+                <w:szCs w:val="18"/>
+              </w:rPr>
+              <w:t xml:space="preserve">Structured Observation Table with Annotation. By requiring learners to fill a table during the animation (rather than passively watching), attention is directed to key features: shape, name, capacity. Annotating the previously drawn Bohr model creates a direct conceptual bridge — learners physically mark WITHIN Bohr's shells to show orbital sub-structure. This embeds NGSS Science and Engineering Practice 2 (Developing and Using Models) and Practice 4 (Analysing and Interpreting Data).</w:t>
+            </w:r>
+          </w:p>
+        </w:tc>
+        <w:tc>
+          <w:tcPr>
+            <w:tcW w:type="dxa" w:w="3040"/>
+            <w:shd w:fill="F2F2F2" w:color="auto" w:val="clear"/>
+            <w:tcMar>
+              <w:top w:type="dxa" w:w="60"/>
+              <w:left w:type="dxa" w:w="120"/>
+              <w:bottom w:type="dxa" w:w="60"/>
+              <w:right w:type="dxa" w:w="120"/>
+            </w:tcMar>
+            <w:vAlign w:val="top"/>
+          </w:tcPr>
+          <w:p>
+            <w:pPr>
+              <w:spacing w:after="40" w:before="0"/>
+              <w:jc w:val="left"/>
+            </w:pPr>
+            <w:r>
+              <w:rPr>
+                <w:rFonts w:ascii="Arial" w:cs="Arial" w:eastAsia="Arial" w:hAnsi="Arial"/>
+                <w:b w:val="false"/>
+                <w:bCs w:val="false"/>
+                <w:i w:val="false"/>
+                <w:iCs w:val="false"/>
+                <w:color w:val="000000"/>
+                <w:sz w:val="18"/>
+                <w:szCs w:val="18"/>
+              </w:rPr>
+              <w:t xml:space="preserve">Observable indicator: Learner observation tables contain correct entries for at least 1s, 2s, and 2p rows before the card sort begins. Teacher spot-checks 6 books during circulation (2 from front, 2 from middle, 2 from back rows). Specific misconception to flag: learners writing 'p orbital holds 2 electrons' — the three 2p orbitals together hold 6; each individual p orbital holds 2. Address immediately by drawing three separate dumbbell boxes on the board.</w:t>
+            </w:r>
+          </w:p>
+        </w:tc>
+      </w:tr>
+      <w:tr>
+        <w:tc>
+          <w:tcPr>
+            <w:tcW w:type="dxa" w:w="1520"/>
+            <w:shd w:fill="E2EFDA" w:color="auto" w:val="clear"/>
+            <w:tcMar>
+              <w:top w:type="dxa" w:w="60"/>
+              <w:left w:type="dxa" w:w="120"/>
+              <w:bottom w:type="dxa" w:w="60"/>
+              <w:right w:type="dxa" w:w="120"/>
+            </w:tcMar>
+            <w:vAlign w:val="top"/>
+          </w:tcPr>
+          <w:p>
+            <w:pPr>
+              <w:spacing w:after="40" w:before="0"/>
+              <w:jc w:val="left"/>
+            </w:pPr>
+            <w:r>
+              <w:rPr>
+                <w:rFonts w:ascii="Arial" w:cs="Arial" w:eastAsia="Arial" w:hAnsi="Arial"/>
+                <w:b/>
+                <w:bCs/>
+                <w:i w:val="false"/>
+                <w:iCs w:val="false"/>
+                <w:color w:val="000000"/>
+                <w:sz w:val="18"/>
+                <w:szCs w:val="18"/>
+              </w:rPr>
+              <w:t xml:space="preserve">Explain Phase</w:t>
+            </w:r>
+          </w:p>
+          <w:p>
+            <w:pPr>
+              <w:spacing w:after="20" w:before="0"/>
+            </w:pPr>
+            <w:r>
+              <w:rPr>
+                <w:rFonts w:ascii="Arial" w:cs="Arial" w:eastAsia="Arial" w:hAnsi="Arial"/>
+                <w:b/>
+                <w:bCs/>
+                <w:color w:val="1F3864"/>
+                <w:sz w:val="16"/>
+                <w:szCs w:val="16"/>
+              </w:rPr>
+              <w:t xml:space="preserve">📹 VIDEO:</w:t>
+            </w:r>
+          </w:p>
+          <w:p>
+            <w:pPr>
+              <w:spacing w:after="20" w:before="0"/>
+            </w:pPr>
+            <w:hyperlink w:history="1" r:id="rIdyf9syarb3uhrkb2ty2ewi">
               <w:r>
                 <w:rPr>
                   <w:rFonts w:ascii="Arial" w:cs="Arial" w:eastAsia="Arial" w:hAnsi="Arial"/>
@@ -17820,7 +18046,7 @@
                   <w:szCs w:val="16"/>
                   <w:u w:val="single" w:color="2E75B6"/>
                 </w:rPr>
-                <w:t xml:space="preserve">Conservation of Energy in Chemical Reactions (Flexbook)</w:t>
+                <w:t xml:space="preserve">Quantum numbers</w:t>
               </w:r>
             </w:hyperlink>
           </w:p>
@@ -17836,7 +18062,7 @@
                 <w:sz w:val="14"/>
                 <w:szCs w:val="14"/>
               </w:rPr>
-              <w:t xml:space="preserve">Source: CK-12</w:t>
+              <w:t xml:space="preserve">Source: Khan Academy (English - US curriculum)</w:t>
             </w:r>
           </w:p>
           <w:p>
@@ -17844,235 +18070,7 @@
               <w:spacing w:after="10" w:before="0"/>
               <w:ind w:left="120"/>
             </w:pPr>
-            <w:hyperlink w:history="1" r:id="rIdlzkf9x0sx7rivyvlaqvdl">
-              <w:r>
-                <w:rPr>
-                  <w:rFonts w:ascii="Arial" w:cs="Arial" w:eastAsia="Arial" w:hAnsi="Arial"/>
-                  <w:color w:val="595959"/>
-                  <w:sz w:val="14"/>
-                  <w:szCs w:val="14"/>
-                  <w:u w:val="single" w:color="595959"/>
-                </w:rPr>
-                <w:t xml:space="preserve">🔍 Search ARES for similar readings</w:t>
-              </w:r>
-            </w:hyperlink>
-          </w:p>
-        </w:tc>
-        <w:tc>
-          <w:tcPr>
-            <w:tcW w:type="dxa" w:w="3040"/>
-            <w:shd w:fill="FFFFFF" w:color="auto" w:val="clear"/>
-            <w:tcMar>
-              <w:top w:type="dxa" w:w="60"/>
-              <w:left w:type="dxa" w:w="120"/>
-              <w:bottom w:type="dxa" w:w="60"/>
-              <w:right w:type="dxa" w:w="120"/>
-            </w:tcMar>
-            <w:vAlign w:val="top"/>
-          </w:tcPr>
-          <w:p>
-            <w:pPr>
-              <w:spacing w:after="40" w:before="0"/>
-              <w:jc w:val="left"/>
-            </w:pPr>
-            <w:r>
-              <w:rPr>
-                <w:rFonts w:ascii="Arial" w:cs="Arial" w:eastAsia="Arial" w:hAnsi="Arial"/>
-                <w:b w:val="false"/>
-                <w:bCs w:val="false"/>
-                <w:i w:val="false"/>
-                <w:iCs w:val="false"/>
-                <w:color w:val="000000"/>
-                <w:sz w:val="18"/>
-                <w:szCs w:val="18"/>
-              </w:rPr>
-              <w:t xml:space="preserve">Learners watch two sequential animations on the ARES platform. Animation 1 (4 min): 'The Limit of Bohr Shells' — shows that within Shell 2 of sodium, electrons are NOT all in the same location or shape; the shell contains sub-regions. Animation 2 (6 min): 'Shapes of s and p Orbitals' — a 3D visualisation showing: the spherical shape of s orbitals (1s, 2s, 3s); the dumbbell/figure-8 shape of the three 2p orbitals (2px, 2py, 2pz) oriented along x, y, z axes; and the fact that each orbital holds a maximum of 2 electrons. As they watch, learners complete a structured observation table in their exercise books with three columns: 'Orbital Name | Shape | Maximum Electrons'. After the animations, learners spend 4 minutes discussing in pairs: 'How does this animation change or add to the Bohr model we drew in Lesson 3?' They annotate their previously drawn Bohr models with orbital labels.</w:t>
-            </w:r>
-          </w:p>
-        </w:tc>
-        <w:tc>
-          <w:tcPr>
-            <w:tcW w:type="dxa" w:w="3040"/>
-            <w:shd w:fill="F2F2F2" w:color="auto" w:val="clear"/>
-            <w:tcMar>
-              <w:top w:type="dxa" w:w="60"/>
-              <w:left w:type="dxa" w:w="120"/>
-              <w:bottom w:type="dxa" w:w="60"/>
-              <w:right w:type="dxa" w:w="120"/>
-            </w:tcMar>
-            <w:vAlign w:val="top"/>
-          </w:tcPr>
-          <w:p>
-            <w:pPr>
-              <w:spacing w:after="40" w:before="0"/>
-              <w:jc w:val="left"/>
-            </w:pPr>
-            <w:r>
-              <w:rPr>
-                <w:rFonts w:ascii="Arial" w:cs="Arial" w:eastAsia="Arial" w:hAnsi="Arial"/>
-                <w:b w:val="false"/>
-                <w:bCs w:val="false"/>
-                <w:i w:val="false"/>
-                <w:iCs w:val="false"/>
-                <w:color w:val="000000"/>
-                <w:sz w:val="18"/>
-                <w:szCs w:val="18"/>
-              </w:rPr>
-              <w:t xml:space="preserve">1. Before playing Animation 1, say: 'As you watch, I want you to look for one thing Bohr's model CANNOT explain that the new model can. Write it in your observation table under a column labelled: What Bohr missed.' Play Animation 1. Pause at 2:10 where the animation shows two electrons in Shell 2 at different energy sub-levels. Ask: 'Why are these two electrons at different energies if they are in the SAME shell?' Apply 10 seconds WAIT TIME. Cold-call 2 students. 2. Say: 'Now we go deeper — watch for the SHAPES of the regions where electrons are found.' Play Animation 2. Pause at 1:45 (s orbital sphere) and ask: 'Describe the shape you see — use a Kenyan example if it helps.' (Accept: round like an orange, round like a maize grain.) Pause at 3:20 (p orbital dumbbell) and ask: 'How many of these dumbbell shapes are there, and how are they arranged?' Apply 12 seconds WAIT TIME. Cold-call 3 students. 3. After both animations, say: 'Complete your observation table now — you have 4 minutes. Then annotate your Bohr model from Lesson 3.' Circulate and check that learners are correctly labelling 1s (max 2e), 2s (max 2e), 2p (max 6e across 3 orbitals). 4. Pose bridging question to the whole class: 'A sodium atom has 11 electrons. If we fill these orbitals in order, which orbital holds the outermost electron?' Apply 15 seconds WAIT TIME. Do not confirm yet — say: 'Hold that thought for the card sort.'</w:t>
-            </w:r>
-          </w:p>
-        </w:tc>
-        <w:tc>
-          <w:tcPr>
-            <w:tcW w:type="dxa" w:w="3040"/>
-            <w:shd w:fill="FFFFFF" w:color="auto" w:val="clear"/>
-            <w:tcMar>
-              <w:top w:type="dxa" w:w="60"/>
-              <w:left w:type="dxa" w:w="120"/>
-              <w:bottom w:type="dxa" w:w="60"/>
-              <w:right w:type="dxa" w:w="120"/>
-            </w:tcMar>
-            <w:vAlign w:val="top"/>
-          </w:tcPr>
-          <w:p>
-            <w:pPr>
-              <w:spacing w:after="40" w:before="0"/>
-              <w:jc w:val="left"/>
-            </w:pPr>
-            <w:r>
-              <w:rPr>
-                <w:rFonts w:ascii="Arial" w:cs="Arial" w:eastAsia="Arial" w:hAnsi="Arial"/>
-                <w:b w:val="false"/>
-                <w:bCs w:val="false"/>
-                <w:i w:val="false"/>
-                <w:iCs w:val="false"/>
-                <w:color w:val="000000"/>
-                <w:sz w:val="18"/>
-                <w:szCs w:val="18"/>
-              </w:rPr>
-              <w:t xml:space="preserve">Structured Observation Table with Annotation. By requiring learners to fill a table during the animation (rather than passively watching), attention is directed to key features: shape, name, capacity. Annotating the previously drawn Bohr model creates a direct conceptual bridge — learners physically mark WITHIN Bohr's shells to show orbital sub-structure. This embeds NGSS Science and Engineering Practice 2 (Developing and Using Models) and Practice 4 (Analysing and Interpreting Data).</w:t>
-            </w:r>
-          </w:p>
-        </w:tc>
-        <w:tc>
-          <w:tcPr>
-            <w:tcW w:type="dxa" w:w="3040"/>
-            <w:shd w:fill="F2F2F2" w:color="auto" w:val="clear"/>
-            <w:tcMar>
-              <w:top w:type="dxa" w:w="60"/>
-              <w:left w:type="dxa" w:w="120"/>
-              <w:bottom w:type="dxa" w:w="60"/>
-              <w:right w:type="dxa" w:w="120"/>
-            </w:tcMar>
-            <w:vAlign w:val="top"/>
-          </w:tcPr>
-          <w:p>
-            <w:pPr>
-              <w:spacing w:after="40" w:before="0"/>
-              <w:jc w:val="left"/>
-            </w:pPr>
-            <w:r>
-              <w:rPr>
-                <w:rFonts w:ascii="Arial" w:cs="Arial" w:eastAsia="Arial" w:hAnsi="Arial"/>
-                <w:b w:val="false"/>
-                <w:bCs w:val="false"/>
-                <w:i w:val="false"/>
-                <w:iCs w:val="false"/>
-                <w:color w:val="000000"/>
-                <w:sz w:val="18"/>
-                <w:szCs w:val="18"/>
-              </w:rPr>
-              <w:t xml:space="preserve">Observable indicator: Learner observation tables contain correct entries for at least 1s, 2s, and 2p rows before the card sort begins. Teacher spot-checks 6 books during circulation (2 from front, 2 from middle, 2 from back rows). Specific misconception to flag: learners writing 'p orbital holds 2 electrons' — the three 2p orbitals together hold 6; each individual p orbital holds 2. Address immediately by drawing three separate dumbbell boxes on the board.</w:t>
-            </w:r>
-          </w:p>
-        </w:tc>
-      </w:tr>
-      <w:tr>
-        <w:tc>
-          <w:tcPr>
-            <w:tcW w:type="dxa" w:w="1520"/>
-            <w:shd w:fill="E2EFDA" w:color="auto" w:val="clear"/>
-            <w:tcMar>
-              <w:top w:type="dxa" w:w="60"/>
-              <w:left w:type="dxa" w:w="120"/>
-              <w:bottom w:type="dxa" w:w="60"/>
-              <w:right w:type="dxa" w:w="120"/>
-            </w:tcMar>
-            <w:vAlign w:val="top"/>
-          </w:tcPr>
-          <w:p>
-            <w:pPr>
-              <w:spacing w:after="40" w:before="0"/>
-              <w:jc w:val="left"/>
-            </w:pPr>
-            <w:r>
-              <w:rPr>
-                <w:rFonts w:ascii="Arial" w:cs="Arial" w:eastAsia="Arial" w:hAnsi="Arial"/>
-                <w:b/>
-                <w:bCs/>
-                <w:i w:val="false"/>
-                <w:iCs w:val="false"/>
-                <w:color w:val="000000"/>
-                <w:sz w:val="18"/>
-                <w:szCs w:val="18"/>
-              </w:rPr>
-              <w:t xml:space="preserve">Explain Phase</w:t>
-            </w:r>
-          </w:p>
-          <w:p>
-            <w:pPr>
-              <w:spacing w:after="20" w:before="0"/>
-            </w:pPr>
-            <w:r>
-              <w:rPr>
-                <w:rFonts w:ascii="Arial" w:cs="Arial" w:eastAsia="Arial" w:hAnsi="Arial"/>
-                <w:b/>
-                <w:bCs/>
-                <w:color w:val="1F3864"/>
-                <w:sz w:val="16"/>
-                <w:szCs w:val="16"/>
-              </w:rPr>
-              <w:t xml:space="preserve">📹 VIDEO:</w:t>
-            </w:r>
-          </w:p>
-          <w:p>
-            <w:pPr>
-              <w:spacing w:after="20" w:before="0"/>
-            </w:pPr>
-            <w:hyperlink w:history="1" r:id="rIdl9dks_w-ya2idma_clax9">
-              <w:r>
-                <w:rPr>
-                  <w:rFonts w:ascii="Arial" w:cs="Arial" w:eastAsia="Arial" w:hAnsi="Arial"/>
-                  <w:color w:val="2E75B6"/>
-                  <w:sz w:val="16"/>
-                  <w:szCs w:val="16"/>
-                  <w:u w:val="single" w:color="2E75B6"/>
-                </w:rPr>
-                <w:t xml:space="preserve">De Broglie wavelength</w:t>
-              </w:r>
-            </w:hyperlink>
-          </w:p>
-          <w:p>
-            <w:pPr>
-              <w:spacing w:after="10" w:before="0"/>
-              <w:ind w:left="120"/>
-            </w:pPr>
-            <w:r>
-              <w:rPr>
-                <w:rFonts w:ascii="Arial" w:cs="Arial" w:eastAsia="Arial" w:hAnsi="Arial"/>
-                <w:color w:val="595959"/>
-                <w:sz w:val="14"/>
-                <w:szCs w:val="14"/>
-              </w:rPr>
-              <w:t xml:space="preserve">Source: Khan Academy (English - US curriculum)</w:t>
-            </w:r>
-          </w:p>
-          <w:p>
-            <w:pPr>
-              <w:spacing w:after="10" w:before="0"/>
-              <w:ind w:left="120"/>
-            </w:pPr>
-            <w:hyperlink w:history="1" r:id="rIdwcn-sgxgg17b_eumyehnq">
+            <w:hyperlink w:history="1" r:id="rIdvlhzwmd2rsricowak2kot">
               <w:r>
                 <w:rPr>
                   <w:rFonts w:ascii="Arial" w:cs="Arial" w:eastAsia="Arial" w:hAnsi="Arial"/>
@@ -18110,14 +18108,241 @@
                 <w:sz w:val="16"/>
                 <w:szCs w:val="16"/>
               </w:rPr>
-              <w:t xml:space="preserve">📖 HTML:</w:t>
+              <w:t xml:space="preserve">📖 READING:</w:t>
             </w:r>
           </w:p>
           <w:p>
             <w:pPr>
               <w:spacing w:after="20" w:before="0"/>
             </w:pPr>
-            <w:hyperlink w:history="1" r:id="rIdumq2cyuy6ssaydljntsuq">
+            <w:r>
+              <w:rPr>
+                <w:rFonts w:ascii="Arial" w:cs="Arial" w:eastAsia="Arial" w:hAnsi="Arial"/>
+                <w:i/>
+                <w:iCs/>
+                <w:color w:val="595959"/>
+                <w:sz w:val="16"/>
+                <w:szCs w:val="16"/>
+              </w:rPr>
+              <w:t xml:space="preserve">No closely matching reading in the ARES library for this activity.</w:t>
+            </w:r>
+          </w:p>
+          <w:p>
+            <w:pPr>
+              <w:spacing w:after="10" w:before="0"/>
+              <w:ind w:left="120"/>
+            </w:pPr>
+            <w:hyperlink w:history="1" r:id="rId55b2bbonuhdppx1eo6wdv">
+              <w:r>
+                <w:rPr>
+                  <w:rFonts w:ascii="Arial" w:cs="Arial" w:eastAsia="Arial" w:hAnsi="Arial"/>
+                  <w:color w:val="595959"/>
+                  <w:sz w:val="14"/>
+                  <w:szCs w:val="14"/>
+                  <w:u w:val="single" w:color="595959"/>
+                </w:rPr>
+                <w:t xml:space="preserve">🔍 Search ARES for readings</w:t>
+              </w:r>
+            </w:hyperlink>
+          </w:p>
+          <w:p>
+            <w:pPr>
+              <w:spacing w:after="10" w:before="0"/>
+              <w:ind w:left="120"/>
+            </w:pPr>
+            <w:r>
+              <w:rPr>
+                <w:rFonts w:ascii="Arial" w:cs="Arial" w:eastAsia="Arial" w:hAnsi="Arial"/>
+                <w:color w:val="595959"/>
+                <w:sz w:val="14"/>
+                <w:szCs w:val="14"/>
+              </w:rPr>
+              <w:t xml:space="preserve">Search terms: atom orbital shape energy</w:t>
+            </w:r>
+          </w:p>
+        </w:tc>
+        <w:tc>
+          <w:tcPr>
+            <w:tcW w:type="dxa" w:w="3040"/>
+            <w:shd w:fill="FFFFFF" w:color="auto" w:val="clear"/>
+            <w:tcMar>
+              <w:top w:type="dxa" w:w="60"/>
+              <w:left w:type="dxa" w:w="120"/>
+              <w:bottom w:type="dxa" w:w="60"/>
+              <w:right w:type="dxa" w:w="120"/>
+            </w:tcMar>
+            <w:vAlign w:val="top"/>
+          </w:tcPr>
+          <w:p>
+            <w:pPr>
+              <w:spacing w:after="40" w:before="0"/>
+              <w:jc w:val="left"/>
+            </w:pPr>
+            <w:r>
+              <w:rPr>
+                <w:rFonts w:ascii="Arial" w:cs="Arial" w:eastAsia="Arial" w:hAnsi="Arial"/>
+                <w:b w:val="false"/>
+                <w:bCs w:val="false"/>
+                <w:i w:val="false"/>
+                <w:iCs w:val="false"/>
+                <w:color w:val="000000"/>
+                <w:sz w:val="18"/>
+                <w:szCs w:val="18"/>
+              </w:rPr>
+              <w:t xml:space="preserve">Learners work in pairs on a printed/digital card-sort activity. Each pair receives 20 cards (or views them on the ARES tablet) organised in four sets: SET A — Orbital Names (1s, 2s, 2px, 2py, 2pz, 3s, 3px, 3py, 3pz); SET B — Shapes (sphere, dumbbell ×3); SET C — Principal Energy Level (1, 2, 3); SET D — Maximum Electrons per orbital (2, 2, 2). Learners sort and physically arrange cards on their desk or drag-and-drop on ARES to form a complete matching table. After matching, each pair writes three 'because' statements, e.g.: '2p orbitals are at energy level 2 BECAUSE they are found within the second principal shell.' They then apply their sorted table to answer: 'Using your card sort, fill orbitals in order for Na (Z=11) and K (Z=19). Which orbital holds the outermost electron in each?' Pairs share answers with a neighbouring pair, then the class converges on a whole-group answer. The teacher uses the ARES projected display to reveal the canonical card-sort solution.</w:t>
+            </w:r>
+          </w:p>
+        </w:tc>
+        <w:tc>
+          <w:tcPr>
+            <w:tcW w:type="dxa" w:w="3040"/>
+            <w:shd w:fill="F2F2F2" w:color="auto" w:val="clear"/>
+            <w:tcMar>
+              <w:top w:type="dxa" w:w="60"/>
+              <w:left w:type="dxa" w:w="120"/>
+              <w:bottom w:type="dxa" w:w="60"/>
+              <w:right w:type="dxa" w:w="120"/>
+            </w:tcMar>
+            <w:vAlign w:val="top"/>
+          </w:tcPr>
+          <w:p>
+            <w:pPr>
+              <w:spacing w:after="40" w:before="0"/>
+              <w:jc w:val="left"/>
+            </w:pPr>
+            <w:r>
+              <w:rPr>
+                <w:rFonts w:ascii="Arial" w:cs="Arial" w:eastAsia="Arial" w:hAnsi="Arial"/>
+                <w:b w:val="false"/>
+                <w:bCs w:val="false"/>
+                <w:i w:val="false"/>
+                <w:iCs w:val="false"/>
+                <w:color w:val="000000"/>
+                <w:sz w:val="18"/>
+                <w:szCs w:val="18"/>
+              </w:rPr>
+              <w:t xml:space="preserve">1. Distribute card-sort sets (or open on ARES tablet). Say: 'You have 8 minutes to sort all cards into a matching table. Work with your partner — use your observation table from the animations to help you.' Set a visible 8-minute countdown on the ARES platform. 2. Circulate purposefully — visit at least 6 pairs. When a pair correctly matches 2p with 'dumbbell' and 'energy level 2', affirm the reasoning: 'Good — now tell me WHY 2p is at level 2 and not level 1.' Apply 10 seconds WAIT TIME. 3. At the 8-minute mark, say: 'Now write your three BECAUSE statements. These must use the words: orbital, energy level, and electrons.' Allow 4 minutes. 4. Say: 'Apply your sorted table: fill the orbitals for sodium — Z equals 11. Write the sequence step by step.' Cold-call 1 pair to present their Na sequence on the board. Ask the class: 'Do you agree or disagree? Show thumbs.' Address any errors — particularly the common error of skipping directly from 2s to 3s without filling 2p. 5. Reveal ARES solution display. Say: 'Look at sodium's outermost electron — it is in the 3s orbital. Look at potassium's outermost electron — it is in the 4s orbital. Now, think back to our phenomenon: these two electrons are in DIFFERENT orbitals at DIFFERENT energy levels. What does that mean for the colour of light they release?' Apply 15 seconds WAIT TIME. Cold-call 3 students. Record key phrases on the board: 'different orbital → different energy gap → different colour of light.'</w:t>
+            </w:r>
+          </w:p>
+        </w:tc>
+        <w:tc>
+          <w:tcPr>
+            <w:tcW w:type="dxa" w:w="3040"/>
+            <w:shd w:fill="FFFFFF" w:color="auto" w:val="clear"/>
+            <w:tcMar>
+              <w:top w:type="dxa" w:w="60"/>
+              <w:left w:type="dxa" w:w="120"/>
+              <w:bottom w:type="dxa" w:w="60"/>
+              <w:right w:type="dxa" w:w="120"/>
+            </w:tcMar>
+            <w:vAlign w:val="top"/>
+          </w:tcPr>
+          <w:p>
+            <w:pPr>
+              <w:spacing w:after="40" w:before="0"/>
+              <w:jc w:val="left"/>
+            </w:pPr>
+            <w:r>
+              <w:rPr>
+                <w:rFonts w:ascii="Arial" w:cs="Arial" w:eastAsia="Arial" w:hAnsi="Arial"/>
+                <w:b w:val="false"/>
+                <w:bCs w:val="false"/>
+                <w:i w:val="false"/>
+                <w:iCs w:val="false"/>
+                <w:color w:val="000000"/>
+                <w:sz w:val="18"/>
+                <w:szCs w:val="18"/>
+              </w:rPr>
+              <w:t xml:space="preserve">Card-Sort with 'Because Statement' Justification. The card sort operationalises NGSS Practice 6 (Constructing Explanations) by requiring learners to construct relational knowledge rather than memorise labels. The 'because statement' scaffold forces causal reasoning. Applying the sorted table immediately to Na and K directly reconnects to the anchoring phenomenon — learners see that the orbital holding the outermost electron is the proximate cause of the specific flame colour observed at the Kenyan cooking hearth. This also develops Learning to Learn competency as learners self-check their sorting against the ARES canonical display.</w:t>
+            </w:r>
+          </w:p>
+        </w:tc>
+        <w:tc>
+          <w:tcPr>
+            <w:tcW w:type="dxa" w:w="3040"/>
+            <w:shd w:fill="F2F2F2" w:color="auto" w:val="clear"/>
+            <w:tcMar>
+              <w:top w:type="dxa" w:w="60"/>
+              <w:left w:type="dxa" w:w="120"/>
+              <w:bottom w:type="dxa" w:w="60"/>
+              <w:right w:type="dxa" w:w="120"/>
+            </w:tcMar>
+            <w:vAlign w:val="top"/>
+          </w:tcPr>
+          <w:p>
+            <w:pPr>
+              <w:spacing w:after="40" w:before="0"/>
+              <w:jc w:val="left"/>
+            </w:pPr>
+            <w:r>
+              <w:rPr>
+                <w:rFonts w:ascii="Arial" w:cs="Arial" w:eastAsia="Arial" w:hAnsi="Arial"/>
+                <w:b w:val="false"/>
+                <w:bCs w:val="false"/>
+                <w:i w:val="false"/>
+                <w:iCs w:val="false"/>
+                <w:color w:val="000000"/>
+                <w:sz w:val="18"/>
+                <w:szCs w:val="18"/>
+              </w:rPr>
+              <w:t xml:space="preserve">Observable indicator: Each pair produces a completed matching table AND three written 'because' statements before whole-class share. Teacher collects one 'because' statement set from 4 pairs (selected randomly) to check for causal language. Red-flag responses: pairs who write 'because that is the rule' rather than referencing energy levels — pull these pairs for a 2-minute re-teach using the orbital energy diagram on ARES. Specific check: learner can correctly state that Na's outermost electron is in 3s and K's outermost electron is in 4s.</w:t>
+            </w:r>
+          </w:p>
+        </w:tc>
+      </w:tr>
+      <w:tr>
+        <w:tc>
+          <w:tcPr>
+            <w:tcW w:type="dxa" w:w="1520"/>
+            <w:shd w:fill="FCE4D6" w:color="auto" w:val="clear"/>
+            <w:tcMar>
+              <w:top w:type="dxa" w:w="60"/>
+              <w:left w:type="dxa" w:w="120"/>
+              <w:bottom w:type="dxa" w:w="60"/>
+              <w:right w:type="dxa" w:w="120"/>
+            </w:tcMar>
+            <w:vAlign w:val="top"/>
+          </w:tcPr>
+          <w:p>
+            <w:pPr>
+              <w:spacing w:after="40" w:before="0"/>
+              <w:jc w:val="left"/>
+            </w:pPr>
+            <w:r>
+              <w:rPr>
+                <w:rFonts w:ascii="Arial" w:cs="Arial" w:eastAsia="Arial" w:hAnsi="Arial"/>
+                <w:b/>
+                <w:bCs/>
+                <w:i w:val="false"/>
+                <w:iCs w:val="false"/>
+                <w:color w:val="000000"/>
+                <w:sz w:val="18"/>
+                <w:szCs w:val="18"/>
+              </w:rPr>
+              <w:t xml:space="preserve">Driving Question Board (DQB) Creation</w:t>
+            </w:r>
+          </w:p>
+          <w:p>
+            <w:pPr>
+              <w:spacing w:after="20" w:before="0"/>
+            </w:pPr>
+            <w:r>
+              <w:rPr>
+                <w:rFonts w:ascii="Arial" w:cs="Arial" w:eastAsia="Arial" w:hAnsi="Arial"/>
+                <w:b/>
+                <w:bCs/>
+                <w:color w:val="1F3864"/>
+                <w:sz w:val="16"/>
+                <w:szCs w:val="16"/>
+              </w:rPr>
+              <w:t xml:space="preserve">📹 VIDEO:</w:t>
+            </w:r>
+          </w:p>
+          <w:p>
+            <w:pPr>
+              <w:spacing w:after="20" w:before="0"/>
+            </w:pPr>
+            <w:hyperlink w:history="1" r:id="rIdl6lxuoownpvib8cus2ual">
               <w:r>
                 <w:rPr>
                   <w:rFonts w:ascii="Arial" w:cs="Arial" w:eastAsia="Arial" w:hAnsi="Arial"/>
@@ -18126,7 +18351,7 @@
                   <w:szCs w:val="16"/>
                   <w:u w:val="single" w:color="2E75B6"/>
                 </w:rPr>
-                <w:t xml:space="preserve">Conservation of Energy in Chemical Reactions (Flexbook)</w:t>
+                <w:t xml:space="preserve">The Aufbau principle</w:t>
               </w:r>
             </w:hyperlink>
           </w:p>
@@ -18142,7 +18367,7 @@
                 <w:sz w:val="14"/>
                 <w:szCs w:val="14"/>
               </w:rPr>
-              <w:t xml:space="preserve">Source: CK-12</w:t>
+              <w:t xml:space="preserve">Source: Khan Academy (English - US curriculum)</w:t>
             </w:r>
           </w:p>
           <w:p>
@@ -18150,235 +18375,7 @@
               <w:spacing w:after="10" w:before="0"/>
               <w:ind w:left="120"/>
             </w:pPr>
-            <w:hyperlink w:history="1" r:id="rId5enmwap4ruimrjt27fkez">
-              <w:r>
-                <w:rPr>
-                  <w:rFonts w:ascii="Arial" w:cs="Arial" w:eastAsia="Arial" w:hAnsi="Arial"/>
-                  <w:color w:val="595959"/>
-                  <w:sz w:val="14"/>
-                  <w:szCs w:val="14"/>
-                  <w:u w:val="single" w:color="595959"/>
-                </w:rPr>
-                <w:t xml:space="preserve">🔍 Search ARES for similar readings</w:t>
-              </w:r>
-            </w:hyperlink>
-          </w:p>
-        </w:tc>
-        <w:tc>
-          <w:tcPr>
-            <w:tcW w:type="dxa" w:w="3040"/>
-            <w:shd w:fill="FFFFFF" w:color="auto" w:val="clear"/>
-            <w:tcMar>
-              <w:top w:type="dxa" w:w="60"/>
-              <w:left w:type="dxa" w:w="120"/>
-              <w:bottom w:type="dxa" w:w="60"/>
-              <w:right w:type="dxa" w:w="120"/>
-            </w:tcMar>
-            <w:vAlign w:val="top"/>
-          </w:tcPr>
-          <w:p>
-            <w:pPr>
-              <w:spacing w:after="40" w:before="0"/>
-              <w:jc w:val="left"/>
-            </w:pPr>
-            <w:r>
-              <w:rPr>
-                <w:rFonts w:ascii="Arial" w:cs="Arial" w:eastAsia="Arial" w:hAnsi="Arial"/>
-                <w:b w:val="false"/>
-                <w:bCs w:val="false"/>
-                <w:i w:val="false"/>
-                <w:iCs w:val="false"/>
-                <w:color w:val="000000"/>
-                <w:sz w:val="18"/>
-                <w:szCs w:val="18"/>
-              </w:rPr>
-              <w:t xml:space="preserve">Learners work in pairs on a printed/digital card-sort activity. Each pair receives 20 cards (or views them on the ARES tablet) organised in four sets: SET A — Orbital Names (1s, 2s, 2px, 2py, 2pz, 3s, 3px, 3py, 3pz); SET B — Shapes (sphere, dumbbell ×3); SET C — Principal Energy Level (1, 2, 3); SET D — Maximum Electrons per orbital (2, 2, 2). Learners sort and physically arrange cards on their desk or drag-and-drop on ARES to form a complete matching table. After matching, each pair writes three 'because' statements, e.g.: '2p orbitals are at energy level 2 BECAUSE they are found within the second principal shell.' They then apply their sorted table to answer: 'Using your card sort, fill orbitals in order for Na (Z=11) and K (Z=19). Which orbital holds the outermost electron in each?' Pairs share answers with a neighbouring pair, then the class converges on a whole-group answer. The teacher uses the ARES projected display to reveal the canonical card-sort solution.</w:t>
-            </w:r>
-          </w:p>
-        </w:tc>
-        <w:tc>
-          <w:tcPr>
-            <w:tcW w:type="dxa" w:w="3040"/>
-            <w:shd w:fill="F2F2F2" w:color="auto" w:val="clear"/>
-            <w:tcMar>
-              <w:top w:type="dxa" w:w="60"/>
-              <w:left w:type="dxa" w:w="120"/>
-              <w:bottom w:type="dxa" w:w="60"/>
-              <w:right w:type="dxa" w:w="120"/>
-            </w:tcMar>
-            <w:vAlign w:val="top"/>
-          </w:tcPr>
-          <w:p>
-            <w:pPr>
-              <w:spacing w:after="40" w:before="0"/>
-              <w:jc w:val="left"/>
-            </w:pPr>
-            <w:r>
-              <w:rPr>
-                <w:rFonts w:ascii="Arial" w:cs="Arial" w:eastAsia="Arial" w:hAnsi="Arial"/>
-                <w:b w:val="false"/>
-                <w:bCs w:val="false"/>
-                <w:i w:val="false"/>
-                <w:iCs w:val="false"/>
-                <w:color w:val="000000"/>
-                <w:sz w:val="18"/>
-                <w:szCs w:val="18"/>
-              </w:rPr>
-              <w:t xml:space="preserve">1. Distribute card-sort sets (or open on ARES tablet). Say: 'You have 8 minutes to sort all cards into a matching table. Work with your partner — use your observation table from the animations to help you.' Set a visible 8-minute countdown on the ARES platform. 2. Circulate purposefully — visit at least 6 pairs. When a pair correctly matches 2p with 'dumbbell' and 'energy level 2', affirm the reasoning: 'Good — now tell me WHY 2p is at level 2 and not level 1.' Apply 10 seconds WAIT TIME. 3. At the 8-minute mark, say: 'Now write your three BECAUSE statements. These must use the words: orbital, energy level, and electrons.' Allow 4 minutes. 4. Say: 'Apply your sorted table: fill the orbitals for sodium — Z equals 11. Write the sequence step by step.' Cold-call 1 pair to present their Na sequence on the board. Ask the class: 'Do you agree or disagree? Show thumbs.' Address any errors — particularly the common error of skipping directly from 2s to 3s without filling 2p. 5. Reveal ARES solution display. Say: 'Look at sodium's outermost electron — it is in the 3s orbital. Look at potassium's outermost electron — it is in the 4s orbital. Now, think back to our phenomenon: these two electrons are in DIFFERENT orbitals at DIFFERENT energy levels. What does that mean for the colour of light they release?' Apply 15 seconds WAIT TIME. Cold-call 3 students. Record key phrases on the board: 'different orbital → different energy gap → different colour of light.'</w:t>
-            </w:r>
-          </w:p>
-        </w:tc>
-        <w:tc>
-          <w:tcPr>
-            <w:tcW w:type="dxa" w:w="3040"/>
-            <w:shd w:fill="FFFFFF" w:color="auto" w:val="clear"/>
-            <w:tcMar>
-              <w:top w:type="dxa" w:w="60"/>
-              <w:left w:type="dxa" w:w="120"/>
-              <w:bottom w:type="dxa" w:w="60"/>
-              <w:right w:type="dxa" w:w="120"/>
-            </w:tcMar>
-            <w:vAlign w:val="top"/>
-          </w:tcPr>
-          <w:p>
-            <w:pPr>
-              <w:spacing w:after="40" w:before="0"/>
-              <w:jc w:val="left"/>
-            </w:pPr>
-            <w:r>
-              <w:rPr>
-                <w:rFonts w:ascii="Arial" w:cs="Arial" w:eastAsia="Arial" w:hAnsi="Arial"/>
-                <w:b w:val="false"/>
-                <w:bCs w:val="false"/>
-                <w:i w:val="false"/>
-                <w:iCs w:val="false"/>
-                <w:color w:val="000000"/>
-                <w:sz w:val="18"/>
-                <w:szCs w:val="18"/>
-              </w:rPr>
-              <w:t xml:space="preserve">Card-Sort with 'Because Statement' Justification. The card sort operationalises NGSS Practice 6 (Constructing Explanations) by requiring learners to construct relational knowledge rather than memorise labels. The 'because statement' scaffold forces causal reasoning. Applying the sorted table immediately to Na and K directly reconnects to the anchoring phenomenon — learners see that the orbital holding the outermost electron is the proximate cause of the specific flame colour observed at the Kenyan cooking hearth. This also develops Learning to Learn competency as learners self-check their sorting against the ARES canonical display.</w:t>
-            </w:r>
-          </w:p>
-        </w:tc>
-        <w:tc>
-          <w:tcPr>
-            <w:tcW w:type="dxa" w:w="3040"/>
-            <w:shd w:fill="F2F2F2" w:color="auto" w:val="clear"/>
-            <w:tcMar>
-              <w:top w:type="dxa" w:w="60"/>
-              <w:left w:type="dxa" w:w="120"/>
-              <w:bottom w:type="dxa" w:w="60"/>
-              <w:right w:type="dxa" w:w="120"/>
-            </w:tcMar>
-            <w:vAlign w:val="top"/>
-          </w:tcPr>
-          <w:p>
-            <w:pPr>
-              <w:spacing w:after="40" w:before="0"/>
-              <w:jc w:val="left"/>
-            </w:pPr>
-            <w:r>
-              <w:rPr>
-                <w:rFonts w:ascii="Arial" w:cs="Arial" w:eastAsia="Arial" w:hAnsi="Arial"/>
-                <w:b w:val="false"/>
-                <w:bCs w:val="false"/>
-                <w:i w:val="false"/>
-                <w:iCs w:val="false"/>
-                <w:color w:val="000000"/>
-                <w:sz w:val="18"/>
-                <w:szCs w:val="18"/>
-              </w:rPr>
-              <w:t xml:space="preserve">Observable indicator: Each pair produces a completed matching table AND three written 'because' statements before whole-class share. Teacher collects one 'because' statement set from 4 pairs (selected randomly) to check for causal language. Red-flag responses: pairs who write 'because that is the rule' rather than referencing energy levels — pull these pairs for a 2-minute re-teach using the orbital energy diagram on ARES. Specific check: learner can correctly state that Na's outermost electron is in 3s and K's outermost electron is in 4s.</w:t>
-            </w:r>
-          </w:p>
-        </w:tc>
-      </w:tr>
-      <w:tr>
-        <w:tc>
-          <w:tcPr>
-            <w:tcW w:type="dxa" w:w="1520"/>
-            <w:shd w:fill="FCE4D6" w:color="auto" w:val="clear"/>
-            <w:tcMar>
-              <w:top w:type="dxa" w:w="60"/>
-              <w:left w:type="dxa" w:w="120"/>
-              <w:bottom w:type="dxa" w:w="60"/>
-              <w:right w:type="dxa" w:w="120"/>
-            </w:tcMar>
-            <w:vAlign w:val="top"/>
-          </w:tcPr>
-          <w:p>
-            <w:pPr>
-              <w:spacing w:after="40" w:before="0"/>
-              <w:jc w:val="left"/>
-            </w:pPr>
-            <w:r>
-              <w:rPr>
-                <w:rFonts w:ascii="Arial" w:cs="Arial" w:eastAsia="Arial" w:hAnsi="Arial"/>
-                <w:b/>
-                <w:bCs/>
-                <w:i w:val="false"/>
-                <w:iCs w:val="false"/>
-                <w:color w:val="000000"/>
-                <w:sz w:val="18"/>
-                <w:szCs w:val="18"/>
-              </w:rPr>
-              <w:t xml:space="preserve">Driving Question Board (DQB) Creation</w:t>
-            </w:r>
-          </w:p>
-          <w:p>
-            <w:pPr>
-              <w:spacing w:after="20" w:before="0"/>
-            </w:pPr>
-            <w:r>
-              <w:rPr>
-                <w:rFonts w:ascii="Arial" w:cs="Arial" w:eastAsia="Arial" w:hAnsi="Arial"/>
-                <w:b/>
-                <w:bCs/>
-                <w:color w:val="1F3864"/>
-                <w:sz w:val="16"/>
-                <w:szCs w:val="16"/>
-              </w:rPr>
-              <w:t xml:space="preserve">📹 VIDEO:</w:t>
-            </w:r>
-          </w:p>
-          <w:p>
-            <w:pPr>
-              <w:spacing w:after="20" w:before="0"/>
-            </w:pPr>
-            <w:hyperlink w:history="1" r:id="rId0l5zir4txnnsb9sj4e_up">
-              <w:r>
-                <w:rPr>
-                  <w:rFonts w:ascii="Arial" w:cs="Arial" w:eastAsia="Arial" w:hAnsi="Arial"/>
-                  <w:color w:val="2E75B6"/>
-                  <w:sz w:val="16"/>
-                  <w:szCs w:val="16"/>
-                  <w:u w:val="single" w:color="2E75B6"/>
-                </w:rPr>
-                <w:t xml:space="preserve">De Broglie wavelength</w:t>
-              </w:r>
-            </w:hyperlink>
-          </w:p>
-          <w:p>
-            <w:pPr>
-              <w:spacing w:after="10" w:before="0"/>
-              <w:ind w:left="120"/>
-            </w:pPr>
-            <w:r>
-              <w:rPr>
-                <w:rFonts w:ascii="Arial" w:cs="Arial" w:eastAsia="Arial" w:hAnsi="Arial"/>
-                <w:color w:val="595959"/>
-                <w:sz w:val="14"/>
-                <w:szCs w:val="14"/>
-              </w:rPr>
-              <w:t xml:space="preserve">Source: Khan Academy (English - US curriculum)</w:t>
-            </w:r>
-          </w:p>
-          <w:p>
-            <w:pPr>
-              <w:spacing w:after="10" w:before="0"/>
-              <w:ind w:left="120"/>
-            </w:pPr>
-            <w:hyperlink w:history="1" r:id="rIdzyzaswdhrgjynhlszzv9o">
+            <w:hyperlink w:history="1" r:id="rIdvmyiv6bevsoibzaygycbf">
               <w:r>
                 <w:rPr>
                   <w:rFonts w:ascii="Arial" w:cs="Arial" w:eastAsia="Arial" w:hAnsi="Arial"/>
@@ -18416,14 +18413,241 @@
                 <w:sz w:val="16"/>
                 <w:szCs w:val="16"/>
               </w:rPr>
-              <w:t xml:space="preserve">📖 HTML:</w:t>
+              <w:t xml:space="preserve">📖 READING:</w:t>
             </w:r>
           </w:p>
           <w:p>
             <w:pPr>
               <w:spacing w:after="20" w:before="0"/>
             </w:pPr>
-            <w:hyperlink w:history="1" r:id="rIdhuh1dyvl1zpdwc2cprwuh">
+            <w:r>
+              <w:rPr>
+                <w:rFonts w:ascii="Arial" w:cs="Arial" w:eastAsia="Arial" w:hAnsi="Arial"/>
+                <w:i/>
+                <w:iCs/>
+                <w:color w:val="595959"/>
+                <w:sz w:val="16"/>
+                <w:szCs w:val="16"/>
+              </w:rPr>
+              <w:t xml:space="preserve">No closely matching reading in the ARES library for this activity.</w:t>
+            </w:r>
+          </w:p>
+          <w:p>
+            <w:pPr>
+              <w:spacing w:after="10" w:before="0"/>
+              <w:ind w:left="120"/>
+            </w:pPr>
+            <w:hyperlink w:history="1" r:id="rIdyitfixi0qbr0jnu3ehqxb">
+              <w:r>
+                <w:rPr>
+                  <w:rFonts w:ascii="Arial" w:cs="Arial" w:eastAsia="Arial" w:hAnsi="Arial"/>
+                  <w:color w:val="595959"/>
+                  <w:sz w:val="14"/>
+                  <w:szCs w:val="14"/>
+                  <w:u w:val="single" w:color="595959"/>
+                </w:rPr>
+                <w:t xml:space="preserve">🔍 Search ARES for readings</w:t>
+              </w:r>
+            </w:hyperlink>
+          </w:p>
+          <w:p>
+            <w:pPr>
+              <w:spacing w:after="10" w:before="0"/>
+              <w:ind w:left="120"/>
+            </w:pPr>
+            <w:r>
+              <w:rPr>
+                <w:rFonts w:ascii="Arial" w:cs="Arial" w:eastAsia="Arial" w:hAnsi="Arial"/>
+                <w:color w:val="595959"/>
+                <w:sz w:val="14"/>
+                <w:szCs w:val="14"/>
+              </w:rPr>
+              <w:t xml:space="preserve">Search terms: atom orbital shape energy</w:t>
+            </w:r>
+          </w:p>
+        </w:tc>
+        <w:tc>
+          <w:tcPr>
+            <w:tcW w:type="dxa" w:w="3040"/>
+            <w:shd w:fill="FFFFFF" w:color="auto" w:val="clear"/>
+            <w:tcMar>
+              <w:top w:type="dxa" w:w="60"/>
+              <w:left w:type="dxa" w:w="120"/>
+              <w:bottom w:type="dxa" w:w="60"/>
+              <w:right w:type="dxa" w:w="120"/>
+            </w:tcMar>
+            <w:vAlign w:val="top"/>
+          </w:tcPr>
+          <w:p>
+            <w:pPr>
+              <w:spacing w:after="40" w:before="0"/>
+              <w:jc w:val="left"/>
+            </w:pPr>
+            <w:r>
+              <w:rPr>
+                <w:rFonts w:ascii="Arial" w:cs="Arial" w:eastAsia="Arial" w:hAnsi="Arial"/>
+                <w:b w:val="false"/>
+                <w:bCs w:val="false"/>
+                <w:i w:val="false"/>
+                <w:iCs w:val="false"/>
+                <w:color w:val="000000"/>
+                <w:sz w:val="18"/>
+                <w:szCs w:val="18"/>
+              </w:rPr>
+              <w:t xml:space="preserve">Learners return to the class Driving Question Board. They retrieve their sticky notes from Phase 1 and individually re-read their original prediction. Each learner writes a 'Then vs Now' card: on one side they copy their original prediction; on the other side they write a revised explanation using orbital vocabulary. Specifically, learners respond to the DQB question strip: 'WHY do sodium and potassium produce different flame colours?' using the sentence frame: 'Sodium produces yellow-orange light because its outermost electron is in the ___ orbital. When heated, this electron absorbs energy and jumps to a higher orbital. When it falls back, it releases ___J of energy as ___ (colour) light. Potassium's outermost electron is in the ___ orbital, so it releases a different amount of energy and produces ___ (colour) light.' Three volunteers read their completed cards aloud. The class votes on the most complete scientific explanation using the ARES response tool. New questions generated by the lesson are added to the 'New Questions' column of the DQB.</w:t>
+            </w:r>
+          </w:p>
+        </w:tc>
+        <w:tc>
+          <w:tcPr>
+            <w:tcW w:type="dxa" w:w="3040"/>
+            <w:shd w:fill="F2F2F2" w:color="auto" w:val="clear"/>
+            <w:tcMar>
+              <w:top w:type="dxa" w:w="60"/>
+              <w:left w:type="dxa" w:w="120"/>
+              <w:bottom w:type="dxa" w:w="60"/>
+              <w:right w:type="dxa" w:w="120"/>
+            </w:tcMar>
+            <w:vAlign w:val="top"/>
+          </w:tcPr>
+          <w:p>
+            <w:pPr>
+              <w:spacing w:after="40" w:before="0"/>
+              <w:jc w:val="left"/>
+            </w:pPr>
+            <w:r>
+              <w:rPr>
+                <w:rFonts w:ascii="Arial" w:cs="Arial" w:eastAsia="Arial" w:hAnsi="Arial"/>
+                <w:b w:val="false"/>
+                <w:bCs w:val="false"/>
+                <w:i w:val="false"/>
+                <w:iCs w:val="false"/>
+                <w:color w:val="000000"/>
+                <w:sz w:val="18"/>
+                <w:szCs w:val="18"/>
+              </w:rPr>
+              <w:t xml:space="preserve">1. Direct learners to the DQB. Say: 'Pick up the sticky note you wrote at the start of the lesson. Read it carefully. How has your thinking changed?' Allow 2 minutes of silent reflection. 2. Distribute 'Then vs Now' cards (index cards or printed half-sheets). Say: 'On side A, copy your original prediction word for word. On side B, write your revised explanation using at least THREE of these words: orbital, energy level, 3s, 4s, energy gap, colour, electron.' Display the sentence frame on ARES. Allow 4 minutes. 3. Cold-call 3 volunteers (use random name sticks) to read their side B aloud. After each, ask the class: 'What orbital vocabulary did they use correctly? What could make this explanation stronger?' Apply 10 seconds WAIT TIME between each reading. 4. Say: 'What NEW questions has today's lesson raised for you? Write one on a fresh sticky note and add it to the New Questions column of the DQB.' Scan the new questions; read two aloud: 'Great — these are exactly the questions we will investigate in Lessons 7 and 8.' 5. Summarise: 'Today we moved from Bohr's shells to orbitals. Sodium's yellow flame and potassium's violet flame are not random — they are a direct consequence of WHICH orbital holds the outermost electron and how much energy that orbital's electron releases as light.'</w:t>
+            </w:r>
+          </w:p>
+        </w:tc>
+        <w:tc>
+          <w:tcPr>
+            <w:tcW w:type="dxa" w:w="3040"/>
+            <w:shd w:fill="FFFFFF" w:color="auto" w:val="clear"/>
+            <w:tcMar>
+              <w:top w:type="dxa" w:w="60"/>
+              <w:left w:type="dxa" w:w="120"/>
+              <w:bottom w:type="dxa" w:w="60"/>
+              <w:right w:type="dxa" w:w="120"/>
+            </w:tcMar>
+            <w:vAlign w:val="top"/>
+          </w:tcPr>
+          <w:p>
+            <w:pPr>
+              <w:spacing w:after="40" w:before="0"/>
+              <w:jc w:val="left"/>
+            </w:pPr>
+            <w:r>
+              <w:rPr>
+                <w:rFonts w:ascii="Arial" w:cs="Arial" w:eastAsia="Arial" w:hAnsi="Arial"/>
+                <w:b w:val="false"/>
+                <w:bCs w:val="false"/>
+                <w:i w:val="false"/>
+                <w:iCs w:val="false"/>
+                <w:color w:val="000000"/>
+                <w:sz w:val="18"/>
+                <w:szCs w:val="18"/>
+              </w:rPr>
+              <w:t xml:space="preserve">Then vs Now Reflective Card with DQB Anchoring. This metacognitive strategy (Learning to Learn competency) makes conceptual change visible — learners physically compare their pre-instruction prediction with their post-instruction explanation. The sentence frame scaffolds use of correct orbital vocabulary without removing cognitive demand. Adding new questions to the DQB models authentic scientific practice: answering one question always generates new ones (NGSS Practice 1 — Asking Questions).</w:t>
+            </w:r>
+          </w:p>
+        </w:tc>
+        <w:tc>
+          <w:tcPr>
+            <w:tcW w:type="dxa" w:w="3040"/>
+            <w:shd w:fill="F2F2F2" w:color="auto" w:val="clear"/>
+            <w:tcMar>
+              <w:top w:type="dxa" w:w="60"/>
+              <w:left w:type="dxa" w:w="120"/>
+              <w:bottom w:type="dxa" w:w="60"/>
+              <w:right w:type="dxa" w:w="120"/>
+            </w:tcMar>
+            <w:vAlign w:val="top"/>
+          </w:tcPr>
+          <w:p>
+            <w:pPr>
+              <w:spacing w:after="40" w:before="0"/>
+              <w:jc w:val="left"/>
+            </w:pPr>
+            <w:r>
+              <w:rPr>
+                <w:rFonts w:ascii="Arial" w:cs="Arial" w:eastAsia="Arial" w:hAnsi="Arial"/>
+                <w:b w:val="false"/>
+                <w:bCs w:val="false"/>
+                <w:i w:val="false"/>
+                <w:iCs w:val="false"/>
+                <w:color w:val="000000"/>
+                <w:sz w:val="18"/>
+                <w:szCs w:val="18"/>
+              </w:rPr>
+              <w:t xml:space="preserve">Observable indicator: Side B of every learner's 'Then vs Now' card contains at least one specific orbital name (e.g., 3s or 4s) AND a causal link to flame colour. Teacher collects all cards at the end of the lesson for written feedback. Flag: learners who still write 'electrons move to a higher shell' without specifying the orbital — these learners need targeted support at the start of Lesson 7. Count of new DQB questions: aim for at least 5 genuine new questions posted, indicating productive curiosity.</w:t>
+            </w:r>
+          </w:p>
+        </w:tc>
+      </w:tr>
+      <w:tr>
+        <w:tc>
+          <w:tcPr>
+            <w:tcW w:type="dxa" w:w="1520"/>
+            <w:shd w:fill="D5E8F0" w:color="auto" w:val="clear"/>
+            <w:tcMar>
+              <w:top w:type="dxa" w:w="60"/>
+              <w:left w:type="dxa" w:w="120"/>
+              <w:bottom w:type="dxa" w:w="60"/>
+              <w:right w:type="dxa" w:w="120"/>
+            </w:tcMar>
+            <w:vAlign w:val="top"/>
+          </w:tcPr>
+          <w:p>
+            <w:pPr>
+              <w:spacing w:after="40" w:before="0"/>
+              <w:jc w:val="left"/>
+            </w:pPr>
+            <w:r>
+              <w:rPr>
+                <w:rFonts w:ascii="Arial" w:cs="Arial" w:eastAsia="Arial" w:hAnsi="Arial"/>
+                <w:b/>
+                <w:bCs/>
+                <w:i w:val="false"/>
+                <w:iCs w:val="false"/>
+                <w:color w:val="000000"/>
+                <w:sz w:val="18"/>
+                <w:szCs w:val="18"/>
+              </w:rPr>
+              <w:t xml:space="preserve">Model Building Phase</w:t>
+            </w:r>
+          </w:p>
+          <w:p>
+            <w:pPr>
+              <w:spacing w:after="20" w:before="0"/>
+            </w:pPr>
+            <w:r>
+              <w:rPr>
+                <w:rFonts w:ascii="Arial" w:cs="Arial" w:eastAsia="Arial" w:hAnsi="Arial"/>
+                <w:b/>
+                <w:bCs/>
+                <w:color w:val="1F3864"/>
+                <w:sz w:val="16"/>
+                <w:szCs w:val="16"/>
+              </w:rPr>
+              <w:t xml:space="preserve">📹 VIDEO:</w:t>
+            </w:r>
+          </w:p>
+          <w:p>
+            <w:pPr>
+              <w:spacing w:after="20" w:before="0"/>
+            </w:pPr>
+            <w:hyperlink w:history="1" r:id="rId4l_fhdxflinq7ioysn5a2">
               <w:r>
                 <w:rPr>
                   <w:rFonts w:ascii="Arial" w:cs="Arial" w:eastAsia="Arial" w:hAnsi="Arial"/>
@@ -18432,7 +18656,7 @@
                   <w:szCs w:val="16"/>
                   <w:u w:val="single" w:color="2E75B6"/>
                 </w:rPr>
-                <w:t xml:space="preserve">Conservation of Energy in Chemical Reactions (Flexbook)</w:t>
+                <w:t xml:space="preserve">The Aufbau principle</w:t>
               </w:r>
             </w:hyperlink>
           </w:p>
@@ -18448,7 +18672,7 @@
                 <w:sz w:val="14"/>
                 <w:szCs w:val="14"/>
               </w:rPr>
-              <w:t xml:space="preserve">Source: CK-12</w:t>
+              <w:t xml:space="preserve">Source: Khan Academy (English - US curriculum)</w:t>
             </w:r>
           </w:p>
           <w:p>
@@ -18456,235 +18680,7 @@
               <w:spacing w:after="10" w:before="0"/>
               <w:ind w:left="120"/>
             </w:pPr>
-            <w:hyperlink w:history="1" r:id="rId8pio4zet8igqkulvbiwr0">
-              <w:r>
-                <w:rPr>
-                  <w:rFonts w:ascii="Arial" w:cs="Arial" w:eastAsia="Arial" w:hAnsi="Arial"/>
-                  <w:color w:val="595959"/>
-                  <w:sz w:val="14"/>
-                  <w:szCs w:val="14"/>
-                  <w:u w:val="single" w:color="595959"/>
-                </w:rPr>
-                <w:t xml:space="preserve">🔍 Search ARES for similar readings</w:t>
-              </w:r>
-            </w:hyperlink>
-          </w:p>
-        </w:tc>
-        <w:tc>
-          <w:tcPr>
-            <w:tcW w:type="dxa" w:w="3040"/>
-            <w:shd w:fill="FFFFFF" w:color="auto" w:val="clear"/>
-            <w:tcMar>
-              <w:top w:type="dxa" w:w="60"/>
-              <w:left w:type="dxa" w:w="120"/>
-              <w:bottom w:type="dxa" w:w="60"/>
-              <w:right w:type="dxa" w:w="120"/>
-            </w:tcMar>
-            <w:vAlign w:val="top"/>
-          </w:tcPr>
-          <w:p>
-            <w:pPr>
-              <w:spacing w:after="40" w:before="0"/>
-              <w:jc w:val="left"/>
-            </w:pPr>
-            <w:r>
-              <w:rPr>
-                <w:rFonts w:ascii="Arial" w:cs="Arial" w:eastAsia="Arial" w:hAnsi="Arial"/>
-                <w:b w:val="false"/>
-                <w:bCs w:val="false"/>
-                <w:i w:val="false"/>
-                <w:iCs w:val="false"/>
-                <w:color w:val="000000"/>
-                <w:sz w:val="18"/>
-                <w:szCs w:val="18"/>
-              </w:rPr>
-              <w:t xml:space="preserve">Learners return to the class Driving Question Board. They retrieve their sticky notes from Phase 1 and individually re-read their original prediction. Each learner writes a 'Then vs Now' card: on one side they copy their original prediction; on the other side they write a revised explanation using orbital vocabulary. Specifically, learners respond to the DQB question strip: 'WHY do sodium and potassium produce different flame colours?' using the sentence frame: 'Sodium produces yellow-orange light because its outermost electron is in the ___ orbital. When heated, this electron absorbs energy and jumps to a higher orbital. When it falls back, it releases ___J of energy as ___ (colour) light. Potassium's outermost electron is in the ___ orbital, so it releases a different amount of energy and produces ___ (colour) light.' Three volunteers read their completed cards aloud. The class votes on the most complete scientific explanation using the ARES response tool. New questions generated by the lesson are added to the 'New Questions' column of the DQB.</w:t>
-            </w:r>
-          </w:p>
-        </w:tc>
-        <w:tc>
-          <w:tcPr>
-            <w:tcW w:type="dxa" w:w="3040"/>
-            <w:shd w:fill="F2F2F2" w:color="auto" w:val="clear"/>
-            <w:tcMar>
-              <w:top w:type="dxa" w:w="60"/>
-              <w:left w:type="dxa" w:w="120"/>
-              <w:bottom w:type="dxa" w:w="60"/>
-              <w:right w:type="dxa" w:w="120"/>
-            </w:tcMar>
-            <w:vAlign w:val="top"/>
-          </w:tcPr>
-          <w:p>
-            <w:pPr>
-              <w:spacing w:after="40" w:before="0"/>
-              <w:jc w:val="left"/>
-            </w:pPr>
-            <w:r>
-              <w:rPr>
-                <w:rFonts w:ascii="Arial" w:cs="Arial" w:eastAsia="Arial" w:hAnsi="Arial"/>
-                <w:b w:val="false"/>
-                <w:bCs w:val="false"/>
-                <w:i w:val="false"/>
-                <w:iCs w:val="false"/>
-                <w:color w:val="000000"/>
-                <w:sz w:val="18"/>
-                <w:szCs w:val="18"/>
-              </w:rPr>
-              <w:t xml:space="preserve">1. Direct learners to the DQB. Say: 'Pick up the sticky note you wrote at the start of the lesson. Read it carefully. How has your thinking changed?' Allow 2 minutes of silent reflection. 2. Distribute 'Then vs Now' cards (index cards or printed half-sheets). Say: 'On side A, copy your original prediction word for word. On side B, write your revised explanation using at least THREE of these words: orbital, energy level, 3s, 4s, energy gap, colour, electron.' Display the sentence frame on ARES. Allow 4 minutes. 3. Cold-call 3 volunteers (use random name sticks) to read their side B aloud. After each, ask the class: 'What orbital vocabulary did they use correctly? What could make this explanation stronger?' Apply 10 seconds WAIT TIME between each reading. 4. Say: 'What NEW questions has today's lesson raised for you? Write one on a fresh sticky note and add it to the New Questions column of the DQB.' Scan the new questions; read two aloud: 'Great — these are exactly the questions we will investigate in Lessons 7 and 8.' 5. Summarise: 'Today we moved from Bohr's shells to orbitals. Sodium's yellow flame and potassium's violet flame are not random — they are a direct consequence of WHICH orbital holds the outermost electron and how much energy that orbital's electron releases as light.'</w:t>
-            </w:r>
-          </w:p>
-        </w:tc>
-        <w:tc>
-          <w:tcPr>
-            <w:tcW w:type="dxa" w:w="3040"/>
-            <w:shd w:fill="FFFFFF" w:color="auto" w:val="clear"/>
-            <w:tcMar>
-              <w:top w:type="dxa" w:w="60"/>
-              <w:left w:type="dxa" w:w="120"/>
-              <w:bottom w:type="dxa" w:w="60"/>
-              <w:right w:type="dxa" w:w="120"/>
-            </w:tcMar>
-            <w:vAlign w:val="top"/>
-          </w:tcPr>
-          <w:p>
-            <w:pPr>
-              <w:spacing w:after="40" w:before="0"/>
-              <w:jc w:val="left"/>
-            </w:pPr>
-            <w:r>
-              <w:rPr>
-                <w:rFonts w:ascii="Arial" w:cs="Arial" w:eastAsia="Arial" w:hAnsi="Arial"/>
-                <w:b w:val="false"/>
-                <w:bCs w:val="false"/>
-                <w:i w:val="false"/>
-                <w:iCs w:val="false"/>
-                <w:color w:val="000000"/>
-                <w:sz w:val="18"/>
-                <w:szCs w:val="18"/>
-              </w:rPr>
-              <w:t xml:space="preserve">Then vs Now Reflective Card with DQB Anchoring. This metacognitive strategy (Learning to Learn competency) makes conceptual change visible — learners physically compare their pre-instruction prediction with their post-instruction explanation. The sentence frame scaffolds use of correct orbital vocabulary without removing cognitive demand. Adding new questions to the DQB models authentic scientific practice: answering one question always generates new ones (NGSS Practice 1 — Asking Questions).</w:t>
-            </w:r>
-          </w:p>
-        </w:tc>
-        <w:tc>
-          <w:tcPr>
-            <w:tcW w:type="dxa" w:w="3040"/>
-            <w:shd w:fill="F2F2F2" w:color="auto" w:val="clear"/>
-            <w:tcMar>
-              <w:top w:type="dxa" w:w="60"/>
-              <w:left w:type="dxa" w:w="120"/>
-              <w:bottom w:type="dxa" w:w="60"/>
-              <w:right w:type="dxa" w:w="120"/>
-            </w:tcMar>
-            <w:vAlign w:val="top"/>
-          </w:tcPr>
-          <w:p>
-            <w:pPr>
-              <w:spacing w:after="40" w:before="0"/>
-              <w:jc w:val="left"/>
-            </w:pPr>
-            <w:r>
-              <w:rPr>
-                <w:rFonts w:ascii="Arial" w:cs="Arial" w:eastAsia="Arial" w:hAnsi="Arial"/>
-                <w:b w:val="false"/>
-                <w:bCs w:val="false"/>
-                <w:i w:val="false"/>
-                <w:iCs w:val="false"/>
-                <w:color w:val="000000"/>
-                <w:sz w:val="18"/>
-                <w:szCs w:val="18"/>
-              </w:rPr>
-              <w:t xml:space="preserve">Observable indicator: Side B of every learner's 'Then vs Now' card contains at least one specific orbital name (e.g., 3s or 4s) AND a causal link to flame colour. Teacher collects all cards at the end of the lesson for written feedback. Flag: learners who still write 'electrons move to a higher shell' without specifying the orbital — these learners need targeted support at the start of Lesson 7. Count of new DQB questions: aim for at least 5 genuine new questions posted, indicating productive curiosity.</w:t>
-            </w:r>
-          </w:p>
-        </w:tc>
-      </w:tr>
-      <w:tr>
-        <w:tc>
-          <w:tcPr>
-            <w:tcW w:type="dxa" w:w="1520"/>
-            <w:shd w:fill="D5E8F0" w:color="auto" w:val="clear"/>
-            <w:tcMar>
-              <w:top w:type="dxa" w:w="60"/>
-              <w:left w:type="dxa" w:w="120"/>
-              <w:bottom w:type="dxa" w:w="60"/>
-              <w:right w:type="dxa" w:w="120"/>
-            </w:tcMar>
-            <w:vAlign w:val="top"/>
-          </w:tcPr>
-          <w:p>
-            <w:pPr>
-              <w:spacing w:after="40" w:before="0"/>
-              <w:jc w:val="left"/>
-            </w:pPr>
-            <w:r>
-              <w:rPr>
-                <w:rFonts w:ascii="Arial" w:cs="Arial" w:eastAsia="Arial" w:hAnsi="Arial"/>
-                <w:b/>
-                <w:bCs/>
-                <w:i w:val="false"/>
-                <w:iCs w:val="false"/>
-                <w:color w:val="000000"/>
-                <w:sz w:val="18"/>
-                <w:szCs w:val="18"/>
-              </w:rPr>
-              <w:t xml:space="preserve">Model Building Phase</w:t>
-            </w:r>
-          </w:p>
-          <w:p>
-            <w:pPr>
-              <w:spacing w:after="20" w:before="0"/>
-            </w:pPr>
-            <w:r>
-              <w:rPr>
-                <w:rFonts w:ascii="Arial" w:cs="Arial" w:eastAsia="Arial" w:hAnsi="Arial"/>
-                <w:b/>
-                <w:bCs/>
-                <w:color w:val="1F3864"/>
-                <w:sz w:val="16"/>
-                <w:szCs w:val="16"/>
-              </w:rPr>
-              <w:t xml:space="preserve">📹 VIDEO:</w:t>
-            </w:r>
-          </w:p>
-          <w:p>
-            <w:pPr>
-              <w:spacing w:after="20" w:before="0"/>
-            </w:pPr>
-            <w:hyperlink w:history="1" r:id="rId2s2ddgoqdefaxwghxkh4j">
-              <w:r>
-                <w:rPr>
-                  <w:rFonts w:ascii="Arial" w:cs="Arial" w:eastAsia="Arial" w:hAnsi="Arial"/>
-                  <w:color w:val="2E75B6"/>
-                  <w:sz w:val="16"/>
-                  <w:szCs w:val="16"/>
-                  <w:u w:val="single" w:color="2E75B6"/>
-                </w:rPr>
-                <w:t xml:space="preserve">De Broglie wavelength</w:t>
-              </w:r>
-            </w:hyperlink>
-          </w:p>
-          <w:p>
-            <w:pPr>
-              <w:spacing w:after="10" w:before="0"/>
-              <w:ind w:left="120"/>
-            </w:pPr>
-            <w:r>
-              <w:rPr>
-                <w:rFonts w:ascii="Arial" w:cs="Arial" w:eastAsia="Arial" w:hAnsi="Arial"/>
-                <w:color w:val="595959"/>
-                <w:sz w:val="14"/>
-                <w:szCs w:val="14"/>
-              </w:rPr>
-              <w:t xml:space="preserve">Source: Khan Academy (English - US curriculum)</w:t>
-            </w:r>
-          </w:p>
-          <w:p>
-            <w:pPr>
-              <w:spacing w:after="10" w:before="0"/>
-              <w:ind w:left="120"/>
-            </w:pPr>
-            <w:hyperlink w:history="1" r:id="rId9zzqqqrelyp-dx9cjcwmy">
+            <w:hyperlink w:history="1" r:id="rIdesc8ymdpknqpeeugho3pp">
               <w:r>
                 <w:rPr>
                   <w:rFonts w:ascii="Arial" w:cs="Arial" w:eastAsia="Arial" w:hAnsi="Arial"/>
@@ -18722,47 +18718,31 @@
                 <w:sz w:val="16"/>
                 <w:szCs w:val="16"/>
               </w:rPr>
-              <w:t xml:space="preserve">📖 HTML:</w:t>
+              <w:t xml:space="preserve">📖 READING:</w:t>
             </w:r>
           </w:p>
           <w:p>
             <w:pPr>
               <w:spacing w:after="20" w:before="0"/>
             </w:pPr>
-            <w:hyperlink w:history="1" r:id="rIdbrtuqxr_s8h8kxjjeuxvr">
-              <w:r>
-                <w:rPr>
-                  <w:rFonts w:ascii="Arial" w:cs="Arial" w:eastAsia="Arial" w:hAnsi="Arial"/>
-                  <w:color w:val="2E75B6"/>
-                  <w:sz w:val="16"/>
-                  <w:szCs w:val="16"/>
-                  <w:u w:val="single" w:color="2E75B6"/>
-                </w:rPr>
-                <w:t xml:space="preserve">Conservation of Energy in Chemical Reactions (Flexbook)</w:t>
-              </w:r>
-            </w:hyperlink>
+            <w:r>
+              <w:rPr>
+                <w:rFonts w:ascii="Arial" w:cs="Arial" w:eastAsia="Arial" w:hAnsi="Arial"/>
+                <w:i/>
+                <w:iCs/>
+                <w:color w:val="595959"/>
+                <w:sz w:val="16"/>
+                <w:szCs w:val="16"/>
+              </w:rPr>
+              <w:t xml:space="preserve">No closely matching reading in the ARES library for this activity.</w:t>
+            </w:r>
           </w:p>
           <w:p>
             <w:pPr>
               <w:spacing w:after="10" w:before="0"/>
               <w:ind w:left="120"/>
             </w:pPr>
-            <w:r>
-              <w:rPr>
-                <w:rFonts w:ascii="Arial" w:cs="Arial" w:eastAsia="Arial" w:hAnsi="Arial"/>
-                <w:color w:val="595959"/>
-                <w:sz w:val="14"/>
-                <w:szCs w:val="14"/>
-              </w:rPr>
-              <w:t xml:space="preserve">Source: CK-12</w:t>
-            </w:r>
-          </w:p>
-          <w:p>
-            <w:pPr>
-              <w:spacing w:after="10" w:before="0"/>
-              <w:ind w:left="120"/>
-            </w:pPr>
-            <w:hyperlink w:history="1" r:id="rIdr7mphadgw6myfvq0yztv4">
+            <w:hyperlink w:history="1" r:id="rIdxx-hcg-r6-qrxhpsm4v4q">
               <w:r>
                 <w:rPr>
                   <w:rFonts w:ascii="Arial" w:cs="Arial" w:eastAsia="Arial" w:hAnsi="Arial"/>
@@ -18771,9 +18751,24 @@
                   <w:szCs w:val="14"/>
                   <w:u w:val="single" w:color="595959"/>
                 </w:rPr>
-                <w:t xml:space="preserve">🔍 Search ARES for similar readings</w:t>
+                <w:t xml:space="preserve">🔍 Search ARES for readings</w:t>
               </w:r>
             </w:hyperlink>
+          </w:p>
+          <w:p>
+            <w:pPr>
+              <w:spacing w:after="10" w:before="0"/>
+              <w:ind w:left="120"/>
+            </w:pPr>
+            <w:r>
+              <w:rPr>
+                <w:rFonts w:ascii="Arial" w:cs="Arial" w:eastAsia="Arial" w:hAnsi="Arial"/>
+                <w:color w:val="595959"/>
+                <w:sz w:val="14"/>
+                <w:szCs w:val="14"/>
+              </w:rPr>
+              <w:t xml:space="preserve">Search terms: atom orbital shape energy</w:t>
+            </w:r>
           </w:p>
         </w:tc>
         <w:tc>
@@ -20344,7 +20339,7 @@
             <w:pPr>
               <w:spacing w:after="20" w:before="0"/>
             </w:pPr>
-            <w:hyperlink w:history="1" r:id="rId3wcgwr4k7lpa97kjcn_yj">
+            <w:hyperlink w:history="1" r:id="rIdzvvh_nk4ybfcebclibpyf">
               <w:r>
                 <w:rPr>
                   <w:rFonts w:ascii="Arial" w:cs="Arial" w:eastAsia="Arial" w:hAnsi="Arial"/>
@@ -20377,7 +20372,7 @@
               <w:spacing w:after="10" w:before="0"/>
               <w:ind w:left="120"/>
             </w:pPr>
-            <w:hyperlink w:history="1" r:id="rIdjy8_zls0miulnmsnlz7sf">
+            <w:hyperlink w:history="1" r:id="rIdqnq1c6tznroa958tnnwtt">
               <w:r>
                 <w:rPr>
                   <w:rFonts w:ascii="Arial" w:cs="Arial" w:eastAsia="Arial" w:hAnsi="Arial"/>
@@ -20422,7 +20417,7 @@
             <w:pPr>
               <w:spacing w:after="20" w:before="0"/>
             </w:pPr>
-            <w:hyperlink w:history="1" r:id="rIdo2ypvenrej0b1ugeaczah">
+            <w:hyperlink w:history="1" r:id="rIdhodi5uhjun-szkrjqrelu">
               <w:r>
                 <w:rPr>
                   <w:rFonts w:ascii="Arial" w:cs="Arial" w:eastAsia="Arial" w:hAnsi="Arial"/>
@@ -20431,7 +20426,7 @@
                   <w:szCs w:val="16"/>
                   <w:u w:val="single" w:color="2E75B6"/>
                 </w:rPr>
-                <w:t xml:space="preserve">Electron Cloud Atomic Model (Flexbook)</w:t>
+                <w:t xml:space="preserve">Hund's Rule and Orbital Filling Diagrams (Flexbook)</w:t>
               </w:r>
             </w:hyperlink>
           </w:p>
@@ -20455,7 +20450,7 @@
               <w:spacing w:after="10" w:before="0"/>
               <w:ind w:left="120"/>
             </w:pPr>
-            <w:hyperlink w:history="1" r:id="rIdtfynwexjoosnpnpndmnma">
+            <w:hyperlink w:history="1" r:id="rIdpjyvy7dgds5eqh1e8sl21">
               <w:r>
                 <w:rPr>
                   <w:rFonts w:ascii="Arial" w:cs="Arial" w:eastAsia="Arial" w:hAnsi="Arial"/>
@@ -20650,7 +20645,313 @@
             <w:pPr>
               <w:spacing w:after="20" w:before="0"/>
             </w:pPr>
-            <w:hyperlink w:history="1" r:id="rIdjjqzg5owjhmxhj8pp4ecf">
+            <w:hyperlink w:history="1" r:id="rIdh88m3dys9sfxgqvt1qxym">
+              <w:r>
+                <w:rPr>
+                  <w:rFonts w:ascii="Arial" w:cs="Arial" w:eastAsia="Arial" w:hAnsi="Arial"/>
+                  <w:color w:val="2E75B6"/>
+                  <w:sz w:val="16"/>
+                  <w:szCs w:val="16"/>
+                  <w:u w:val="single" w:color="2E75B6"/>
+                </w:rPr>
+                <w:t xml:space="preserve">The Aufbau principle</w:t>
+              </w:r>
+            </w:hyperlink>
+          </w:p>
+          <w:p>
+            <w:pPr>
+              <w:spacing w:after="10" w:before="0"/>
+              <w:ind w:left="120"/>
+            </w:pPr>
+            <w:r>
+              <w:rPr>
+                <w:rFonts w:ascii="Arial" w:cs="Arial" w:eastAsia="Arial" w:hAnsi="Arial"/>
+                <w:color w:val="595959"/>
+                <w:sz w:val="14"/>
+                <w:szCs w:val="14"/>
+              </w:rPr>
+              <w:t xml:space="preserve">Source: Khan Academy (English - US curriculum)</w:t>
+            </w:r>
+          </w:p>
+          <w:p>
+            <w:pPr>
+              <w:spacing w:after="10" w:before="0"/>
+              <w:ind w:left="120"/>
+            </w:pPr>
+            <w:hyperlink w:history="1" r:id="rIdjpt3ubogt3nt0eukodvxv">
+              <w:r>
+                <w:rPr>
+                  <w:rFonts w:ascii="Arial" w:cs="Arial" w:eastAsia="Arial" w:hAnsi="Arial"/>
+                  <w:color w:val="595959"/>
+                  <w:sz w:val="14"/>
+                  <w:szCs w:val="14"/>
+                  <w:u w:val="single" w:color="595959"/>
+                </w:rPr>
+                <w:t xml:space="preserve">🔍 Search ARES for similar videos</w:t>
+              </w:r>
+            </w:hyperlink>
+          </w:p>
+          <w:p>
+            <w:pPr>
+              <w:spacing w:after="40" w:before="0"/>
+            </w:pPr>
+            <w:r>
+              <w:rPr>
+                <w:sz w:val="14"/>
+                <w:szCs w:val="14"/>
+              </w:rPr>
+              <w:t xml:space="preserve"/>
+            </w:r>
+          </w:p>
+          <w:p>
+            <w:pPr>
+              <w:spacing w:after="20" w:before="0"/>
+            </w:pPr>
+            <w:r>
+              <w:rPr>
+                <w:rFonts w:ascii="Arial" w:cs="Arial" w:eastAsia="Arial" w:hAnsi="Arial"/>
+                <w:b/>
+                <w:bCs/>
+                <w:color w:val="1F3864"/>
+                <w:sz w:val="16"/>
+                <w:szCs w:val="16"/>
+              </w:rPr>
+              <w:t xml:space="preserve">📖 HTML:</w:t>
+            </w:r>
+          </w:p>
+          <w:p>
+            <w:pPr>
+              <w:spacing w:after="20" w:before="0"/>
+            </w:pPr>
+            <w:hyperlink w:history="1" r:id="rIddid1ujr-sr2i0j-r9ef9e">
+              <w:r>
+                <w:rPr>
+                  <w:rFonts w:ascii="Arial" w:cs="Arial" w:eastAsia="Arial" w:hAnsi="Arial"/>
+                  <w:color w:val="2E75B6"/>
+                  <w:sz w:val="16"/>
+                  <w:szCs w:val="16"/>
+                  <w:u w:val="single" w:color="2E75B6"/>
+                </w:rPr>
+                <w:t xml:space="preserve">Hund's Rule and Orbital Filling Diagrams (Flexbook)</w:t>
+              </w:r>
+            </w:hyperlink>
+          </w:p>
+          <w:p>
+            <w:pPr>
+              <w:spacing w:after="10" w:before="0"/>
+              <w:ind w:left="120"/>
+            </w:pPr>
+            <w:r>
+              <w:rPr>
+                <w:rFonts w:ascii="Arial" w:cs="Arial" w:eastAsia="Arial" w:hAnsi="Arial"/>
+                <w:color w:val="595959"/>
+                <w:sz w:val="14"/>
+                <w:szCs w:val="14"/>
+              </w:rPr>
+              <w:t xml:space="preserve">Source: CK-12</w:t>
+            </w:r>
+          </w:p>
+          <w:p>
+            <w:pPr>
+              <w:spacing w:after="10" w:before="0"/>
+              <w:ind w:left="120"/>
+            </w:pPr>
+            <w:hyperlink w:history="1" r:id="rIdjoz-33zhdj-qu2y7fuddt">
+              <w:r>
+                <w:rPr>
+                  <w:rFonts w:ascii="Arial" w:cs="Arial" w:eastAsia="Arial" w:hAnsi="Arial"/>
+                  <w:color w:val="595959"/>
+                  <w:sz w:val="14"/>
+                  <w:szCs w:val="14"/>
+                  <w:u w:val="single" w:color="595959"/>
+                </w:rPr>
+                <w:t xml:space="preserve">🔍 Search ARES for similar readings</w:t>
+              </w:r>
+            </w:hyperlink>
+          </w:p>
+        </w:tc>
+        <w:tc>
+          <w:tcPr>
+            <w:tcW w:type="dxa" w:w="3040"/>
+            <w:shd w:fill="FFFFFF" w:color="auto" w:val="clear"/>
+            <w:tcMar>
+              <w:top w:type="dxa" w:w="60"/>
+              <w:left w:type="dxa" w:w="120"/>
+              <w:bottom w:type="dxa" w:w="60"/>
+              <w:right w:type="dxa" w:w="120"/>
+            </w:tcMar>
+            <w:vAlign w:val="top"/>
+          </w:tcPr>
+          <w:p>
+            <w:pPr>
+              <w:spacing w:after="40" w:before="0"/>
+              <w:jc w:val="left"/>
+            </w:pPr>
+            <w:r>
+              <w:rPr>
+                <w:rFonts w:ascii="Arial" w:cs="Arial" w:eastAsia="Arial" w:hAnsi="Arial"/>
+                <w:b w:val="false"/>
+                <w:bCs w:val="false"/>
+                <w:i w:val="false"/>
+                <w:iCs w:val="false"/>
+                <w:color w:val="000000"/>
+                <w:sz w:val="18"/>
+                <w:szCs w:val="18"/>
+              </w:rPr>
+              <w:t xml:space="preserve">Learners carry out the 'Electron Seat' structured discovery activity in groups of 4. Each group receives: a large A3 'Orbital Energy Ladder' sheet (boxes stacked 1s at bottom, then 2s, then three 2p boxes side-by-side, then 3s at top); a set of 20 small arrow-cards (red arrows pointing UP = spin-up; blue arrows pointing DOWN = spin-down); and an Element Strip showing elements H through Ne with atomic numbers 1–10. Groups follow a step-by-step instruction card: Step 1 — Place electrons for H (1 electron). Step 2 — Place electrons for He (2 electrons). Step 3 — Place electrons for Li (3 electrons). Continue through to Ne (10 electrons). Groups must follow three 'Seating Rules' printed on the card — but the rules are written as RIDDLES, not as named principles: Rule A: 'Always fill the lowest available seat first.' Rule B: 'Each seat holds at most 2 arrows, and the 2 arrows in one seat must point in OPPOSITE directions.' Rule C: 'When seats are at the same height (same energy), put one arrow in each seat before you double up.' After completing the ladder for all 10 elements, groups examine the PhET 'Build an Atom' simulation (if devices are available) or a teacher-projected walkthrough to verify their placements for C, N, and O. Learners record any corrections and annotate why they made an error.</w:t>
+            </w:r>
+          </w:p>
+        </w:tc>
+        <w:tc>
+          <w:tcPr>
+            <w:tcW w:type="dxa" w:w="3040"/>
+            <w:shd w:fill="F2F2F2" w:color="auto" w:val="clear"/>
+            <w:tcMar>
+              <w:top w:type="dxa" w:w="60"/>
+              <w:left w:type="dxa" w:w="120"/>
+              <w:bottom w:type="dxa" w:w="60"/>
+              <w:right w:type="dxa" w:w="120"/>
+            </w:tcMar>
+            <w:vAlign w:val="top"/>
+          </w:tcPr>
+          <w:p>
+            <w:pPr>
+              <w:spacing w:after="40" w:before="0"/>
+              <w:jc w:val="left"/>
+            </w:pPr>
+            <w:r>
+              <w:rPr>
+                <w:rFonts w:ascii="Arial" w:cs="Arial" w:eastAsia="Arial" w:hAnsi="Arial"/>
+                <w:b w:val="false"/>
+                <w:bCs w:val="false"/>
+                <w:i w:val="false"/>
+                <w:iCs w:val="false"/>
+                <w:color w:val="000000"/>
+                <w:sz w:val="18"/>
+                <w:szCs w:val="18"/>
+              </w:rPr>
+              <w:t xml:space="preserve">Distribute materials and read aloud the three riddle-rules together as a class. Say: 'These three rules are the actual rules nature uses. Your job is to discover their meaning by doing — not by copying notes.' Circulate continuously. At the 5-minute mark, check every group's He diagram: if any group places both electrons spin-parallel, crouch to eye level and ask: 'Your two arrows in 1s — can you show me something in Rule B that would allow that arrangement?' WAIT 15 seconds. At the 10-minute mark, spotlight a group that has correctly filled nitrogen (N: ↑ in each 2p box, none doubled): 'Freeze — everyone look at Group 3's nitrogen. What do you notice about the three 2p electrons?' Cold-call 2 learners from other groups to describe what they see. At 15 minutes, ask all groups: 'Which rule did you find hardest to apply, and why?' Collect verbal responses from 3 groups. If devices are available, project PhET for 3 minutes and narrate: 'Watch the simulation add electrons one at a time. Call out which rule it is following at each step.'</w:t>
+            </w:r>
+          </w:p>
+        </w:tc>
+        <w:tc>
+          <w:tcPr>
+            <w:tcW w:type="dxa" w:w="3040"/>
+            <w:shd w:fill="FFFFFF" w:color="auto" w:val="clear"/>
+            <w:tcMar>
+              <w:top w:type="dxa" w:w="60"/>
+              <w:left w:type="dxa" w:w="120"/>
+              <w:bottom w:type="dxa" w:w="60"/>
+              <w:right w:type="dxa" w:w="120"/>
+            </w:tcMar>
+            <w:vAlign w:val="top"/>
+          </w:tcPr>
+          <w:p>
+            <w:pPr>
+              <w:spacing w:after="40" w:before="0"/>
+              <w:jc w:val="left"/>
+            </w:pPr>
+            <w:r>
+              <w:rPr>
+                <w:rFonts w:ascii="Arial" w:cs="Arial" w:eastAsia="Arial" w:hAnsi="Arial"/>
+                <w:b w:val="false"/>
+                <w:bCs w:val="false"/>
+                <w:i w:val="false"/>
+                <w:iCs w:val="false"/>
+                <w:color w:val="000000"/>
+                <w:sz w:val="18"/>
+                <w:szCs w:val="18"/>
+              </w:rPr>
+              <w:t xml:space="preserve">Structured Discovery / Riddle-Rule Induction: by encoding the three principles as observable constraints on a physical placement task rather than as definitions to memorise, learners induce the rules from evidence — mirroring how Pauli and Hund derived them from spectroscopic data. The Arrow-Card manipulative externalises the abstract concept of spin, making the Pauli exclusion principle tangible. The PhET verification step introduces digital literacy as a cross-checking tool, reinforcing KICD's digital literacy competency.</w:t>
+            </w:r>
+          </w:p>
+        </w:tc>
+        <w:tc>
+          <w:tcPr>
+            <w:tcW w:type="dxa" w:w="3040"/>
+            <w:shd w:fill="F2F2F2" w:color="auto" w:val="clear"/>
+            <w:tcMar>
+              <w:top w:type="dxa" w:w="60"/>
+              <w:left w:type="dxa" w:w="120"/>
+              <w:bottom w:type="dxa" w:w="60"/>
+              <w:right w:type="dxa" w:w="120"/>
+            </w:tcMar>
+            <w:vAlign w:val="top"/>
+          </w:tcPr>
+          <w:p>
+            <w:pPr>
+              <w:spacing w:after="40" w:before="0"/>
+              <w:jc w:val="left"/>
+            </w:pPr>
+            <w:r>
+              <w:rPr>
+                <w:rFonts w:ascii="Arial" w:cs="Arial" w:eastAsia="Arial" w:hAnsi="Arial"/>
+                <w:b w:val="false"/>
+                <w:bCs w:val="false"/>
+                <w:i w:val="false"/>
+                <w:iCs w:val="false"/>
+                <w:color w:val="000000"/>
+                <w:sz w:val="18"/>
+                <w:szCs w:val="18"/>
+              </w:rPr>
+              <w:t xml:space="preserve">Collect group A3 sheets at the end of Phase 2. Scan specifically for: (1) Correct Hund's rule application at carbon (↑ in 2s, ↑ in one 2p, ↑ in second 2p — NOT paired in one 2p box). (2) Opposite-spin pairing in He and all subsequent filled orbitals. (3) Aufbau order respected — no electrons in 2p before 2s is filled. Groups with errors in carbon or nitrogen are flagged for targeted reteaching in Phase 3.</w:t>
+            </w:r>
+          </w:p>
+        </w:tc>
+      </w:tr>
+      <w:tr>
+        <w:tc>
+          <w:tcPr>
+            <w:tcW w:type="dxa" w:w="1520"/>
+            <w:shd w:fill="E2EFDA" w:color="auto" w:val="clear"/>
+            <w:tcMar>
+              <w:top w:type="dxa" w:w="60"/>
+              <w:left w:type="dxa" w:w="120"/>
+              <w:bottom w:type="dxa" w:w="60"/>
+              <w:right w:type="dxa" w:w="120"/>
+            </w:tcMar>
+            <w:vAlign w:val="top"/>
+          </w:tcPr>
+          <w:p>
+            <w:pPr>
+              <w:spacing w:after="40" w:before="0"/>
+              <w:jc w:val="left"/>
+            </w:pPr>
+            <w:r>
+              <w:rPr>
+                <w:rFonts w:ascii="Arial" w:cs="Arial" w:eastAsia="Arial" w:hAnsi="Arial"/>
+                <w:b/>
+                <w:bCs/>
+                <w:i w:val="false"/>
+                <w:iCs w:val="false"/>
+                <w:color w:val="000000"/>
+                <w:sz w:val="18"/>
+                <w:szCs w:val="18"/>
+              </w:rPr>
+              <w:t xml:space="preserve">Explain Phase</w:t>
+            </w:r>
+          </w:p>
+          <w:p>
+            <w:pPr>
+              <w:spacing w:after="20" w:before="0"/>
+            </w:pPr>
+            <w:r>
+              <w:rPr>
+                <w:rFonts w:ascii="Arial" w:cs="Arial" w:eastAsia="Arial" w:hAnsi="Arial"/>
+                <w:b/>
+                <w:bCs/>
+                <w:color w:val="1F3864"/>
+                <w:sz w:val="16"/>
+                <w:szCs w:val="16"/>
+              </w:rPr>
+              <w:t xml:space="preserve">📹 VIDEO:</w:t>
+            </w:r>
+          </w:p>
+          <w:p>
+            <w:pPr>
+              <w:spacing w:after="20" w:before="0"/>
+            </w:pPr>
+            <w:hyperlink w:history="1" r:id="rId4tix7is6nyoogtm35qa3n">
               <w:r>
                 <w:rPr>
                   <w:rFonts w:ascii="Arial" w:cs="Arial" w:eastAsia="Arial" w:hAnsi="Arial"/>
@@ -20683,7 +20984,7 @@
               <w:spacing w:after="10" w:before="0"/>
               <w:ind w:left="120"/>
             </w:pPr>
-            <w:hyperlink w:history="1" r:id="rIdfczu_t7ungqk1bkzui5ks">
+            <w:hyperlink w:history="1" r:id="rIdfe9hykc-ghe3xkrt_t_ai">
               <w:r>
                 <w:rPr>
                   <w:rFonts w:ascii="Arial" w:cs="Arial" w:eastAsia="Arial" w:hAnsi="Arial"/>
@@ -20728,7 +21029,7 @@
             <w:pPr>
               <w:spacing w:after="20" w:before="0"/>
             </w:pPr>
-            <w:hyperlink w:history="1" r:id="rIdb6w__l6onv_xiqvexbl1g">
+            <w:hyperlink w:history="1" r:id="rIdjvounizy80mbnr6m9hpx-">
               <w:r>
                 <w:rPr>
                   <w:rFonts w:ascii="Arial" w:cs="Arial" w:eastAsia="Arial" w:hAnsi="Arial"/>
@@ -20737,7 +21038,7 @@
                   <w:szCs w:val="16"/>
                   <w:u w:val="single" w:color="2E75B6"/>
                 </w:rPr>
-                <w:t xml:space="preserve">Electron Cloud Atomic Model (Flexbook)</w:t>
+                <w:t xml:space="preserve">Hund's Rule and Orbital Filling Diagrams (Flexbook)</w:t>
               </w:r>
             </w:hyperlink>
           </w:p>
@@ -20761,7 +21062,7 @@
               <w:spacing w:after="10" w:before="0"/>
               <w:ind w:left="120"/>
             </w:pPr>
-            <w:hyperlink w:history="1" r:id="rIdbndgajr5v_ap37eshk4zb">
+            <w:hyperlink w:history="1" r:id="rIdz8ncwecnwokjmeespxnjw">
               <w:r>
                 <w:rPr>
                   <w:rFonts w:ascii="Arial" w:cs="Arial" w:eastAsia="Arial" w:hAnsi="Arial"/>
@@ -20803,7 +21104,7 @@
                 <w:sz w:val="18"/>
                 <w:szCs w:val="18"/>
               </w:rPr>
-              <w:t xml:space="preserve">Learners carry out the 'Electron Seat' structured discovery activity in groups of 4. Each group receives: a large A3 'Orbital Energy Ladder' sheet (boxes stacked 1s at bottom, then 2s, then three 2p boxes side-by-side, then 3s at top); a set of 20 small arrow-cards (red arrows pointing UP = spin-up; blue arrows pointing DOWN = spin-down); and an Element Strip showing elements H through Ne with atomic numbers 1–10. Groups follow a step-by-step instruction card: Step 1 — Place electrons for H (1 electron). Step 2 — Place electrons for He (2 electrons). Step 3 — Place electrons for Li (3 electrons). Continue through to Ne (10 electrons). Groups must follow three 'Seating Rules' printed on the card — but the rules are written as RIDDLES, not as named principles: Rule A: 'Always fill the lowest available seat first.' Rule B: 'Each seat holds at most 2 arrows, and the 2 arrows in one seat must point in OPPOSITE directions.' Rule C: 'When seats are at the same height (same energy), put one arrow in each seat before you double up.' After completing the ladder for all 10 elements, groups examine the PhET 'Build an Atom' simulation (if devices are available) or a teacher-projected walkthrough to verify their placements for C, N, and O. Learners record any corrections and annotate why they made an error.</w:t>
+              <w:t xml:space="preserve">The teacher formally names the three rules discovered in Phase 2, connecting each rule-name to the riddle-rule learners used. Learners convert their arrow-box diagrams into written s/p notation for all elements 1–10, recording configurations in their exercise books. They then tackle a 'Spot the Mistake' challenge: four printed orbital diagrams are shown (for B, C, O, and F), two of which contain deliberate errors (a Hund's rule violation and a Pauli violation). Learners individually identify and correct the errors, writing one sentence explaining which rule was broken and why. The lesson then pivots back to the phenomenon: learners are shown a diagram of sodium (Na, element 11) and asked to extend their rules to write Na's configuration: 1s²2s²2p⁶3s¹. The teacher draws attention to the lone 3s¹ electron and says: 'This single electron in 3s is the one that absorbs energy from the flame and jumps to a higher orbital. When it falls back to 3s, it releases light. The exact energy gap between those orbitals determines the colour. Because sodium always has this same electron arrangement, it always releases the same energy — always yellow.' Learners annotate their Na diagram with an arrow showing the electron's jump and fall, and label it: 'Source of the yellow flame colour.'</w:t>
             </w:r>
           </w:p>
         </w:tc>
@@ -20835,7 +21136,7 @@
                 <w:sz w:val="18"/>
                 <w:szCs w:val="18"/>
               </w:rPr>
-              <w:t xml:space="preserve">Distribute materials and read aloud the three riddle-rules together as a class. Say: 'These three rules are the actual rules nature uses. Your job is to discover their meaning by doing — not by copying notes.' Circulate continuously. At the 5-minute mark, check every group's He diagram: if any group places both electrons spin-parallel, crouch to eye level and ask: 'Your two arrows in 1s — can you show me something in Rule B that would allow that arrangement?' WAIT 15 seconds. At the 10-minute mark, spotlight a group that has correctly filled nitrogen (N: ↑ in each 2p box, none doubled): 'Freeze — everyone look at Group 3's nitrogen. What do you notice about the three 2p electrons?' Cold-call 2 learners from other groups to describe what they see. At 15 minutes, ask all groups: 'Which rule did you find hardest to apply, and why?' Collect verbal responses from 3 groups. If devices are available, project PhET for 3 minutes and narrate: 'Watch the simulation add electrons one at a time. Call out which rule it is following at each step.'</w:t>
+              <w:t xml:space="preserve">Begin by projecting a summary table with three columns: Riddle Rule | Scientist's Name | Formal Statement. Read each riddle rule aloud, then say: 'You discovered this rule yourselves. Scientists gave it a name.' Formally introduce: Aufbau principle (Aufbau means 'building up' in German — a detail that sparks curiosity), Pauli exclusion principle, Hund's rule. Say: 'Write these in your book — not as new facts, but as names for what you already discovered.' For 'Spot the Mistake', project each diagram for 90 seconds. Say: 'Work alone. Circle the error. Name the rule it breaks. Write one sentence.' WAIT until at least 80% of learners are writing before calling on anyone. Cold-call 4 different learners (one per diagram) using a name-stick jar. After each response, ask the class: 'Thumbs up if you agree, thumbs sideways if you're unsure.' Address any thumbs-sideways. For the sodium pivot, say: 'We've been building to this moment. Sodium — element 11. Use your three rules and extend your diagram past neon. What configuration do you get?' Give 3 minutes. Cold-call one learner to write on the board. Say: 'Now look at that 3s¹ electron. That electron is the reason the Rift Valley cook saw yellow light. Let me show you why.' Draw the energy-level jump diagram on the board, narrating each step.</w:t>
             </w:r>
           </w:p>
         </w:tc>
@@ -20867,7 +21168,7 @@
                 <w:sz w:val="18"/>
                 <w:szCs w:val="18"/>
               </w:rPr>
-              <w:t xml:space="preserve">Structured Discovery / Riddle-Rule Induction: by encoding the three principles as observable constraints on a physical placement task rather than as definitions to memorise, learners induce the rules from evidence — mirroring how Pauli and Hund derived them from spectroscopic data. The Arrow-Card manipulative externalises the abstract concept of spin, making the Pauli exclusion principle tangible. The PhET verification step introduces digital literacy as a cross-checking tool, reinforcing KICD's digital literacy competency.</w:t>
+              <w:t xml:space="preserve">Concept Naming After Discovery (Labelling-Last Strategy): formal vocabulary is introduced AFTER learners have operationalised the concept, preventing the illusion of understanding from mere memorisation. The 'Spot the Mistake' task promotes deeper processing through error analysis — a higher-order thinking move. The explicit sodium pivot is a Phenomenon Connection Moment — linking abstract orbital rules directly to the observable yellow flame, sustaining the driving question's relevance.</w:t>
             </w:r>
           </w:p>
         </w:tc>
@@ -20899,7 +21200,7 @@
                 <w:sz w:val="18"/>
                 <w:szCs w:val="18"/>
               </w:rPr>
-              <w:t xml:space="preserve">Collect group A3 sheets at the end of Phase 2. Scan specifically for: (1) Correct Hund's rule application at carbon (↑ in 2s, ↑ in one 2p, ↑ in second 2p — NOT paired in one 2p box). (2) Opposite-spin pairing in He and all subsequent filled orbitals. (3) Aufbau order respected — no electrons in 2p before 2s is filled. Groups with errors in carbon or nitrogen are flagged for targeted reteaching in Phase 3.</w:t>
+              <w:t xml:space="preserve">Collect 'Spot the Mistake' individual sheets. Correct identification of both errors (Hund's violation + Pauli violation) with accurate rule citation indicates mastery of Phase 2 content. Observe whether learners can extend Aufbau correctly to Na (element 11) without prompting — this is the bridge to Lesson 8. Use a quick show-of-hands: 'Who can now explain, in one sentence, why sodium always gives yellow?' A target of 70%+ of learners able to articulate the electron-jump explanation signals readiness to proceed.</w:t>
             </w:r>
           </w:p>
         </w:tc>
@@ -20908,32 +21209,32 @@
         <w:tc>
           <w:tcPr>
             <w:tcW w:type="dxa" w:w="1520"/>
-            <w:shd w:fill="E2EFDA" w:color="auto" w:val="clear"/>
-            <w:tcMar>
-              <w:top w:type="dxa" w:w="60"/>
-              <w:left w:type="dxa" w:w="120"/>
-              <w:bottom w:type="dxa" w:w="60"/>
-              <w:right w:type="dxa" w:w="120"/>
-            </w:tcMar>
-            <w:vAlign w:val="top"/>
-          </w:tcPr>
-          <w:p>
-            <w:pPr>
-              <w:spacing w:after="40" w:before="0"/>
-              <w:jc w:val="left"/>
-            </w:pPr>
-            <w:r>
-              <w:rPr>
-                <w:rFonts w:ascii="Arial" w:cs="Arial" w:eastAsia="Arial" w:hAnsi="Arial"/>
-                <w:b/>
-                <w:bCs/>
-                <w:i w:val="false"/>
-                <w:iCs w:val="false"/>
-                <w:color w:val="000000"/>
-                <w:sz w:val="18"/>
-                <w:szCs w:val="18"/>
-              </w:rPr>
-              <w:t xml:space="preserve">Explain Phase</w:t>
+            <w:shd w:fill="FCE4D6" w:color="auto" w:val="clear"/>
+            <w:tcMar>
+              <w:top w:type="dxa" w:w="60"/>
+              <w:left w:type="dxa" w:w="120"/>
+              <w:bottom w:type="dxa" w:w="60"/>
+              <w:right w:type="dxa" w:w="120"/>
+            </w:tcMar>
+            <w:vAlign w:val="top"/>
+          </w:tcPr>
+          <w:p>
+            <w:pPr>
+              <w:spacing w:after="40" w:before="0"/>
+              <w:jc w:val="left"/>
+            </w:pPr>
+            <w:r>
+              <w:rPr>
+                <w:rFonts w:ascii="Arial" w:cs="Arial" w:eastAsia="Arial" w:hAnsi="Arial"/>
+                <w:b/>
+                <w:bCs/>
+                <w:i w:val="false"/>
+                <w:iCs w:val="false"/>
+                <w:color w:val="000000"/>
+                <w:sz w:val="18"/>
+                <w:szCs w:val="18"/>
+              </w:rPr>
+              <w:t xml:space="preserve">Driving Question Board (DQB) Creation</w:t>
             </w:r>
           </w:p>
           <w:p>
@@ -20956,7 +21257,7 @@
             <w:pPr>
               <w:spacing w:after="20" w:before="0"/>
             </w:pPr>
-            <w:hyperlink w:history="1" r:id="rId_mbo-xhdeptddqcc5q9v7">
+            <w:hyperlink w:history="1" r:id="rId-nfyusclt2qvw_dbdry6t">
               <w:r>
                 <w:rPr>
                   <w:rFonts w:ascii="Arial" w:cs="Arial" w:eastAsia="Arial" w:hAnsi="Arial"/>
@@ -20989,7 +21290,7 @@
               <w:spacing w:after="10" w:before="0"/>
               <w:ind w:left="120"/>
             </w:pPr>
-            <w:hyperlink w:history="1" r:id="rIdnj-ua6botjypsraw0_9j9">
+            <w:hyperlink w:history="1" r:id="rIdyzcp1cxlyntlycgsh2hry">
               <w:r>
                 <w:rPr>
                   <w:rFonts w:ascii="Arial" w:cs="Arial" w:eastAsia="Arial" w:hAnsi="Arial"/>
@@ -21034,7 +21335,7 @@
             <w:pPr>
               <w:spacing w:after="20" w:before="0"/>
             </w:pPr>
-            <w:hyperlink w:history="1" r:id="rIdmspsbil1vsu32c2bih-_c">
+            <w:hyperlink w:history="1" r:id="rIdffl0dxcwm3pazamrjc-99">
               <w:r>
                 <w:rPr>
                   <w:rFonts w:ascii="Arial" w:cs="Arial" w:eastAsia="Arial" w:hAnsi="Arial"/>
@@ -21043,7 +21344,7 @@
                   <w:szCs w:val="16"/>
                   <w:u w:val="single" w:color="2E75B6"/>
                 </w:rPr>
-                <w:t xml:space="preserve">Electron Cloud Atomic Model (Flexbook)</w:t>
+                <w:t xml:space="preserve">Hund's Rule and Orbital Filling Diagrams (Flexbook)</w:t>
               </w:r>
             </w:hyperlink>
           </w:p>
@@ -21067,7 +21368,7 @@
               <w:spacing w:after="10" w:before="0"/>
               <w:ind w:left="120"/>
             </w:pPr>
-            <w:hyperlink w:history="1" r:id="rId2mpfhfslgaexkymqgrybg">
+            <w:hyperlink w:history="1" r:id="rIdfwjtb0ujgjjulrv8wpayh">
               <w:r>
                 <w:rPr>
                   <w:rFonts w:ascii="Arial" w:cs="Arial" w:eastAsia="Arial" w:hAnsi="Arial"/>
@@ -21109,7 +21410,7 @@
                 <w:sz w:val="18"/>
                 <w:szCs w:val="18"/>
               </w:rPr>
-              <w:t xml:space="preserve">The teacher formally names the three rules discovered in Phase 2, connecting each rule-name to the riddle-rule learners used. Learners convert their arrow-box diagrams into written s/p notation for all elements 1–10, recording configurations in their exercise books. They then tackle a 'Spot the Mistake' challenge: four printed orbital diagrams are shown (for B, C, O, and F), two of which contain deliberate errors (a Hund's rule violation and a Pauli violation). Learners individually identify and correct the errors, writing one sentence explaining which rule was broken and why. The lesson then pivots back to the phenomenon: learners are shown a diagram of sodium (Na, element 11) and asked to extend their rules to write Na's configuration: 1s²2s²2p⁶3s¹. The teacher draws attention to the lone 3s¹ electron and says: 'This single electron in 3s is the one that absorbs energy from the flame and jumps to a higher orbital. When it falls back to 3s, it releases light. The exact energy gap between those orbitals determines the colour. Because sodium always has this same electron arrangement, it always releases the same energy — always yellow.' Learners annotate their Na diagram with an arrow showing the electron's jump and fall, and label it: 'Source of the yellow flame colour.'</w:t>
+              <w:t xml:space="preserve">Each learner receives two sticky notes. On the GREEN note, they write one thing they can now explain on the Driving Question Board that they could not explain before this lesson (e.g., 'I can now explain why sodium's electron always falls back with the same energy, giving the same yellow colour'). On the YELLOW note, they write one question that this lesson has raised or left unanswered (e.g., 'What happens when an electron absorbs so much energy it leaves the atom entirely?'). Learners post both notes on the class DQB under the columns 'We Can Now Explain' and 'Still Wondering'. The class reads three green and three yellow notes aloud. The teacher explicitly maps lesson progress: 'We have now answered HOW electrons fill orbitals. Our next step is to ask WHAT HAPPENS when the flame gives those electrons extra energy — and that will complete our explanation of the phenomenon.'</w:t>
             </w:r>
           </w:p>
         </w:tc>
@@ -21141,7 +21442,7 @@
                 <w:sz w:val="18"/>
                 <w:szCs w:val="18"/>
               </w:rPr>
-              <w:t xml:space="preserve">Begin by projecting a summary table with three columns: Riddle Rule | Scientist's Name | Formal Statement. Read each riddle rule aloud, then say: 'You discovered this rule yourselves. Scientists gave it a name.' Formally introduce: Aufbau principle (Aufbau means 'building up' in German — a detail that sparks curiosity), Pauli exclusion principle, Hund's rule. Say: 'Write these in your book — not as new facts, but as names for what you already discovered.' For 'Spot the Mistake', project each diagram for 90 seconds. Say: 'Work alone. Circle the error. Name the rule it breaks. Write one sentence.' WAIT until at least 80% of learners are writing before calling on anyone. Cold-call 4 different learners (one per diagram) using a name-stick jar. After each response, ask the class: 'Thumbs up if you agree, thumbs sideways if you're unsure.' Address any thumbs-sideways. For the sodium pivot, say: 'We've been building to this moment. Sodium — element 11. Use your three rules and extend your diagram past neon. What configuration do you get?' Give 3 minutes. Cold-call one learner to write on the board. Say: 'Now look at that 3s¹ electron. That electron is the reason the Rift Valley cook saw yellow light. Let me show you why.' Draw the energy-level jump diagram on the board, narrating each step.</w:t>
+              <w:t xml:space="preserve">Hand out sticky notes and say: 'You have 3 minutes — green note first, then yellow.' Circulate to ensure every learner writes substantively (not just 'I learned the Aufbau principle' — push for phenomenon-linked statements). After posting, select three green notes that explicitly mention the sodium electron or the flame phenomenon and read them aloud: 'Listen to how [name] has connected today's rules to what we saw in the flame.' For yellow notes, select one that anticipates Lesson 8 content (electron excitation/emission) and say: 'This question — [read it] — is exactly where we are going next lesson. Hold that thought.' Update the DQB master tracker on the projector, moving 'How do electrons fill orbitals?' from the 'Investigating' column to the 'Answered' column.</w:t>
             </w:r>
           </w:p>
         </w:tc>
@@ -21173,7 +21474,7 @@
                 <w:sz w:val="18"/>
                 <w:szCs w:val="18"/>
               </w:rPr>
-              <w:t xml:space="preserve">Concept Naming After Discovery (Labelling-Last Strategy): formal vocabulary is introduced AFTER learners have operationalised the concept, preventing the illusion of understanding from mere memorisation. The 'Spot the Mistake' task promotes deeper processing through error analysis — a higher-order thinking move. The explicit sodium pivot is a Phenomenon Connection Moment — linking abstract orbital rules directly to the observable yellow flame, sustaining the driving question's relevance.</w:t>
+              <w:t xml:space="preserve">Driving Question Board Curation: the DQB functions as a collective working memory for the class, making conceptual progress visible and sequential. Distinguishing 'We Can Now Explain' from 'Still Wondering' teaches learners that science is an ongoing process of narrowing uncertainty — a metacognitive habit central to KICD's 'Learning to Learn' competency. The teacher's explicit connection to Lesson 8 maintains narrative momentum in the storyline.</w:t>
             </w:r>
           </w:p>
         </w:tc>
@@ -21205,7 +21506,7 @@
                 <w:sz w:val="18"/>
                 <w:szCs w:val="18"/>
               </w:rPr>
-              <w:t xml:space="preserve">Collect 'Spot the Mistake' individual sheets. Correct identification of both errors (Hund's violation + Pauli violation) with accurate rule citation indicates mastery of Phase 2 content. Observe whether learners can extend Aufbau correctly to Na (element 11) without prompting — this is the bridge to Lesson 8. Use a quick show-of-hands: 'Who can now explain, in one sentence, why sodium always gives yellow?' A target of 70%+ of learners able to articulate the electron-jump explanation signals readiness to proceed.</w:t>
+              <w:t xml:space="preserve">Read all green sticky notes after class. Evidence of mastery: green notes that correctly articulate the orbital-to-colour connection (e.g., 'the specific orbital determines the energy of light released'). Evidence of a gap: green notes that say only 'electrons fill lowest energy first' without connecting to the phenomenon. Yellow notes that reveal persistent misconceptions (e.g., 'why don't all elements glow the same colour since electrons all follow the same rules?') should be addressed at the start of Lesson 8.</w:t>
             </w:r>
           </w:p>
         </w:tc>
@@ -21214,32 +21515,32 @@
         <w:tc>
           <w:tcPr>
             <w:tcW w:type="dxa" w:w="1520"/>
-            <w:shd w:fill="FCE4D6" w:color="auto" w:val="clear"/>
-            <w:tcMar>
-              <w:top w:type="dxa" w:w="60"/>
-              <w:left w:type="dxa" w:w="120"/>
-              <w:bottom w:type="dxa" w:w="60"/>
-              <w:right w:type="dxa" w:w="120"/>
-            </w:tcMar>
-            <w:vAlign w:val="top"/>
-          </w:tcPr>
-          <w:p>
-            <w:pPr>
-              <w:spacing w:after="40" w:before="0"/>
-              <w:jc w:val="left"/>
-            </w:pPr>
-            <w:r>
-              <w:rPr>
-                <w:rFonts w:ascii="Arial" w:cs="Arial" w:eastAsia="Arial" w:hAnsi="Arial"/>
-                <w:b/>
-                <w:bCs/>
-                <w:i w:val="false"/>
-                <w:iCs w:val="false"/>
-                <w:color w:val="000000"/>
-                <w:sz w:val="18"/>
-                <w:szCs w:val="18"/>
-              </w:rPr>
-              <w:t xml:space="preserve">Driving Question Board (DQB) Creation</w:t>
+            <w:shd w:fill="D5E8F0" w:color="auto" w:val="clear"/>
+            <w:tcMar>
+              <w:top w:type="dxa" w:w="60"/>
+              <w:left w:type="dxa" w:w="120"/>
+              <w:bottom w:type="dxa" w:w="60"/>
+              <w:right w:type="dxa" w:w="120"/>
+            </w:tcMar>
+            <w:vAlign w:val="top"/>
+          </w:tcPr>
+          <w:p>
+            <w:pPr>
+              <w:spacing w:after="40" w:before="0"/>
+              <w:jc w:val="left"/>
+            </w:pPr>
+            <w:r>
+              <w:rPr>
+                <w:rFonts w:ascii="Arial" w:cs="Arial" w:eastAsia="Arial" w:hAnsi="Arial"/>
+                <w:b/>
+                <w:bCs/>
+                <w:i w:val="false"/>
+                <w:iCs w:val="false"/>
+                <w:color w:val="000000"/>
+                <w:sz w:val="18"/>
+                <w:szCs w:val="18"/>
+              </w:rPr>
+              <w:t xml:space="preserve">Model Building Phase</w:t>
             </w:r>
           </w:p>
           <w:p>
@@ -21262,7 +21563,7 @@
             <w:pPr>
               <w:spacing w:after="20" w:before="0"/>
             </w:pPr>
-            <w:hyperlink w:history="1" r:id="rIdzfkafztzm0rsjwj5z8luw">
+            <w:hyperlink w:history="1" r:id="rIdca9-lwsy7xhjnj2zw9ny1">
               <w:r>
                 <w:rPr>
                   <w:rFonts w:ascii="Arial" w:cs="Arial" w:eastAsia="Arial" w:hAnsi="Arial"/>
@@ -21295,7 +21596,7 @@
               <w:spacing w:after="10" w:before="0"/>
               <w:ind w:left="120"/>
             </w:pPr>
-            <w:hyperlink w:history="1" r:id="rIdjc33tiy3esfuuby2mubma">
+            <w:hyperlink w:history="1" r:id="rIdj47y_z9nyhnilvrjfd8ic">
               <w:r>
                 <w:rPr>
                   <w:rFonts w:ascii="Arial" w:cs="Arial" w:eastAsia="Arial" w:hAnsi="Arial"/>
@@ -21340,7 +21641,7 @@
             <w:pPr>
               <w:spacing w:after="20" w:before="0"/>
             </w:pPr>
-            <w:hyperlink w:history="1" r:id="rIdwf7i9zngco_ptclbmwslc">
+            <w:hyperlink w:history="1" r:id="rIdyoqczxstlmez_4cqwolpt">
               <w:r>
                 <w:rPr>
                   <w:rFonts w:ascii="Arial" w:cs="Arial" w:eastAsia="Arial" w:hAnsi="Arial"/>
@@ -21349,7 +21650,7 @@
                   <w:szCs w:val="16"/>
                   <w:u w:val="single" w:color="2E75B6"/>
                 </w:rPr>
-                <w:t xml:space="preserve">Electron Cloud Atomic Model (Flexbook)</w:t>
+                <w:t xml:space="preserve">Hund's Rule and Orbital Filling Diagrams (Flexbook)</w:t>
               </w:r>
             </w:hyperlink>
           </w:p>
@@ -21373,313 +21674,7 @@
               <w:spacing w:after="10" w:before="0"/>
               <w:ind w:left="120"/>
             </w:pPr>
-            <w:hyperlink w:history="1" r:id="rIdiok1jwrktjkxxeh0nsptq">
-              <w:r>
-                <w:rPr>
-                  <w:rFonts w:ascii="Arial" w:cs="Arial" w:eastAsia="Arial" w:hAnsi="Arial"/>
-                  <w:color w:val="595959"/>
-                  <w:sz w:val="14"/>
-                  <w:szCs w:val="14"/>
-                  <w:u w:val="single" w:color="595959"/>
-                </w:rPr>
-                <w:t xml:space="preserve">🔍 Search ARES for similar readings</w:t>
-              </w:r>
-            </w:hyperlink>
-          </w:p>
-        </w:tc>
-        <w:tc>
-          <w:tcPr>
-            <w:tcW w:type="dxa" w:w="3040"/>
-            <w:shd w:fill="FFFFFF" w:color="auto" w:val="clear"/>
-            <w:tcMar>
-              <w:top w:type="dxa" w:w="60"/>
-              <w:left w:type="dxa" w:w="120"/>
-              <w:bottom w:type="dxa" w:w="60"/>
-              <w:right w:type="dxa" w:w="120"/>
-            </w:tcMar>
-            <w:vAlign w:val="top"/>
-          </w:tcPr>
-          <w:p>
-            <w:pPr>
-              <w:spacing w:after="40" w:before="0"/>
-              <w:jc w:val="left"/>
-            </w:pPr>
-            <w:r>
-              <w:rPr>
-                <w:rFonts w:ascii="Arial" w:cs="Arial" w:eastAsia="Arial" w:hAnsi="Arial"/>
-                <w:b w:val="false"/>
-                <w:bCs w:val="false"/>
-                <w:i w:val="false"/>
-                <w:iCs w:val="false"/>
-                <w:color w:val="000000"/>
-                <w:sz w:val="18"/>
-                <w:szCs w:val="18"/>
-              </w:rPr>
-              <w:t xml:space="preserve">Each learner receives two sticky notes. On the GREEN note, they write one thing they can now explain on the Driving Question Board that they could not explain before this lesson (e.g., 'I can now explain why sodium's electron always falls back with the same energy, giving the same yellow colour'). On the YELLOW note, they write one question that this lesson has raised or left unanswered (e.g., 'What happens when an electron absorbs so much energy it leaves the atom entirely?'). Learners post both notes on the class DQB under the columns 'We Can Now Explain' and 'Still Wondering'. The class reads three green and three yellow notes aloud. The teacher explicitly maps lesson progress: 'We have now answered HOW electrons fill orbitals. Our next step is to ask WHAT HAPPENS when the flame gives those electrons extra energy — and that will complete our explanation of the phenomenon.'</w:t>
-            </w:r>
-          </w:p>
-        </w:tc>
-        <w:tc>
-          <w:tcPr>
-            <w:tcW w:type="dxa" w:w="3040"/>
-            <w:shd w:fill="F2F2F2" w:color="auto" w:val="clear"/>
-            <w:tcMar>
-              <w:top w:type="dxa" w:w="60"/>
-              <w:left w:type="dxa" w:w="120"/>
-              <w:bottom w:type="dxa" w:w="60"/>
-              <w:right w:type="dxa" w:w="120"/>
-            </w:tcMar>
-            <w:vAlign w:val="top"/>
-          </w:tcPr>
-          <w:p>
-            <w:pPr>
-              <w:spacing w:after="40" w:before="0"/>
-              <w:jc w:val="left"/>
-            </w:pPr>
-            <w:r>
-              <w:rPr>
-                <w:rFonts w:ascii="Arial" w:cs="Arial" w:eastAsia="Arial" w:hAnsi="Arial"/>
-                <w:b w:val="false"/>
-                <w:bCs w:val="false"/>
-                <w:i w:val="false"/>
-                <w:iCs w:val="false"/>
-                <w:color w:val="000000"/>
-                <w:sz w:val="18"/>
-                <w:szCs w:val="18"/>
-              </w:rPr>
-              <w:t xml:space="preserve">Hand out sticky notes and say: 'You have 3 minutes — green note first, then yellow.' Circulate to ensure every learner writes substantively (not just 'I learned the Aufbau principle' — push for phenomenon-linked statements). After posting, select three green notes that explicitly mention the sodium electron or the flame phenomenon and read them aloud: 'Listen to how [name] has connected today's rules to what we saw in the flame.' For yellow notes, select one that anticipates Lesson 8 content (electron excitation/emission) and say: 'This question — [read it] — is exactly where we are going next lesson. Hold that thought.' Update the DQB master tracker on the projector, moving 'How do electrons fill orbitals?' from the 'Investigating' column to the 'Answered' column.</w:t>
-            </w:r>
-          </w:p>
-        </w:tc>
-        <w:tc>
-          <w:tcPr>
-            <w:tcW w:type="dxa" w:w="3040"/>
-            <w:shd w:fill="FFFFFF" w:color="auto" w:val="clear"/>
-            <w:tcMar>
-              <w:top w:type="dxa" w:w="60"/>
-              <w:left w:type="dxa" w:w="120"/>
-              <w:bottom w:type="dxa" w:w="60"/>
-              <w:right w:type="dxa" w:w="120"/>
-            </w:tcMar>
-            <w:vAlign w:val="top"/>
-          </w:tcPr>
-          <w:p>
-            <w:pPr>
-              <w:spacing w:after="40" w:before="0"/>
-              <w:jc w:val="left"/>
-            </w:pPr>
-            <w:r>
-              <w:rPr>
-                <w:rFonts w:ascii="Arial" w:cs="Arial" w:eastAsia="Arial" w:hAnsi="Arial"/>
-                <w:b w:val="false"/>
-                <w:bCs w:val="false"/>
-                <w:i w:val="false"/>
-                <w:iCs w:val="false"/>
-                <w:color w:val="000000"/>
-                <w:sz w:val="18"/>
-                <w:szCs w:val="18"/>
-              </w:rPr>
-              <w:t xml:space="preserve">Driving Question Board Curation: the DQB functions as a collective working memory for the class, making conceptual progress visible and sequential. Distinguishing 'We Can Now Explain' from 'Still Wondering' teaches learners that science is an ongoing process of narrowing uncertainty — a metacognitive habit central to KICD's 'Learning to Learn' competency. The teacher's explicit connection to Lesson 8 maintains narrative momentum in the storyline.</w:t>
-            </w:r>
-          </w:p>
-        </w:tc>
-        <w:tc>
-          <w:tcPr>
-            <w:tcW w:type="dxa" w:w="3040"/>
-            <w:shd w:fill="F2F2F2" w:color="auto" w:val="clear"/>
-            <w:tcMar>
-              <w:top w:type="dxa" w:w="60"/>
-              <w:left w:type="dxa" w:w="120"/>
-              <w:bottom w:type="dxa" w:w="60"/>
-              <w:right w:type="dxa" w:w="120"/>
-            </w:tcMar>
-            <w:vAlign w:val="top"/>
-          </w:tcPr>
-          <w:p>
-            <w:pPr>
-              <w:spacing w:after="40" w:before="0"/>
-              <w:jc w:val="left"/>
-            </w:pPr>
-            <w:r>
-              <w:rPr>
-                <w:rFonts w:ascii="Arial" w:cs="Arial" w:eastAsia="Arial" w:hAnsi="Arial"/>
-                <w:b w:val="false"/>
-                <w:bCs w:val="false"/>
-                <w:i w:val="false"/>
-                <w:iCs w:val="false"/>
-                <w:color w:val="000000"/>
-                <w:sz w:val="18"/>
-                <w:szCs w:val="18"/>
-              </w:rPr>
-              <w:t xml:space="preserve">Read all green sticky notes after class. Evidence of mastery: green notes that correctly articulate the orbital-to-colour connection (e.g., 'the specific orbital determines the energy of light released'). Evidence of a gap: green notes that say only 'electrons fill lowest energy first' without connecting to the phenomenon. Yellow notes that reveal persistent misconceptions (e.g., 'why don't all elements glow the same colour since electrons all follow the same rules?') should be addressed at the start of Lesson 8.</w:t>
-            </w:r>
-          </w:p>
-        </w:tc>
-      </w:tr>
-      <w:tr>
-        <w:tc>
-          <w:tcPr>
-            <w:tcW w:type="dxa" w:w="1520"/>
-            <w:shd w:fill="D5E8F0" w:color="auto" w:val="clear"/>
-            <w:tcMar>
-              <w:top w:type="dxa" w:w="60"/>
-              <w:left w:type="dxa" w:w="120"/>
-              <w:bottom w:type="dxa" w:w="60"/>
-              <w:right w:type="dxa" w:w="120"/>
-            </w:tcMar>
-            <w:vAlign w:val="top"/>
-          </w:tcPr>
-          <w:p>
-            <w:pPr>
-              <w:spacing w:after="40" w:before="0"/>
-              <w:jc w:val="left"/>
-            </w:pPr>
-            <w:r>
-              <w:rPr>
-                <w:rFonts w:ascii="Arial" w:cs="Arial" w:eastAsia="Arial" w:hAnsi="Arial"/>
-                <w:b/>
-                <w:bCs/>
-                <w:i w:val="false"/>
-                <w:iCs w:val="false"/>
-                <w:color w:val="000000"/>
-                <w:sz w:val="18"/>
-                <w:szCs w:val="18"/>
-              </w:rPr>
-              <w:t xml:space="preserve">Model Building Phase</w:t>
-            </w:r>
-          </w:p>
-          <w:p>
-            <w:pPr>
-              <w:spacing w:after="20" w:before="0"/>
-            </w:pPr>
-            <w:r>
-              <w:rPr>
-                <w:rFonts w:ascii="Arial" w:cs="Arial" w:eastAsia="Arial" w:hAnsi="Arial"/>
-                <w:b/>
-                <w:bCs/>
-                <w:color w:val="1F3864"/>
-                <w:sz w:val="16"/>
-                <w:szCs w:val="16"/>
-              </w:rPr>
-              <w:t xml:space="preserve">📹 VIDEO:</w:t>
-            </w:r>
-          </w:p>
-          <w:p>
-            <w:pPr>
-              <w:spacing w:after="20" w:before="0"/>
-            </w:pPr>
-            <w:hyperlink w:history="1" r:id="rIdcq8tk1lpqn-zeep5nazgm">
-              <w:r>
-                <w:rPr>
-                  <w:rFonts w:ascii="Arial" w:cs="Arial" w:eastAsia="Arial" w:hAnsi="Arial"/>
-                  <w:color w:val="2E75B6"/>
-                  <w:sz w:val="16"/>
-                  <w:szCs w:val="16"/>
-                  <w:u w:val="single" w:color="2E75B6"/>
-                </w:rPr>
-                <w:t xml:space="preserve">Electron configurations for the first period</w:t>
-              </w:r>
-            </w:hyperlink>
-          </w:p>
-          <w:p>
-            <w:pPr>
-              <w:spacing w:after="10" w:before="0"/>
-              <w:ind w:left="120"/>
-            </w:pPr>
-            <w:r>
-              <w:rPr>
-                <w:rFonts w:ascii="Arial" w:cs="Arial" w:eastAsia="Arial" w:hAnsi="Arial"/>
-                <w:color w:val="595959"/>
-                <w:sz w:val="14"/>
-                <w:szCs w:val="14"/>
-              </w:rPr>
-              <w:t xml:space="preserve">Source: Khan Academy (English - US curriculum)</w:t>
-            </w:r>
-          </w:p>
-          <w:p>
-            <w:pPr>
-              <w:spacing w:after="10" w:before="0"/>
-              <w:ind w:left="120"/>
-            </w:pPr>
-            <w:hyperlink w:history="1" r:id="rIdch7bme0pihbk6h0nahlyb">
-              <w:r>
-                <w:rPr>
-                  <w:rFonts w:ascii="Arial" w:cs="Arial" w:eastAsia="Arial" w:hAnsi="Arial"/>
-                  <w:color w:val="595959"/>
-                  <w:sz w:val="14"/>
-                  <w:szCs w:val="14"/>
-                  <w:u w:val="single" w:color="595959"/>
-                </w:rPr>
-                <w:t xml:space="preserve">🔍 Search ARES for similar videos</w:t>
-              </w:r>
-            </w:hyperlink>
-          </w:p>
-          <w:p>
-            <w:pPr>
-              <w:spacing w:after="40" w:before="0"/>
-            </w:pPr>
-            <w:r>
-              <w:rPr>
-                <w:sz w:val="14"/>
-                <w:szCs w:val="14"/>
-              </w:rPr>
-              <w:t xml:space="preserve"/>
-            </w:r>
-          </w:p>
-          <w:p>
-            <w:pPr>
-              <w:spacing w:after="20" w:before="0"/>
-            </w:pPr>
-            <w:r>
-              <w:rPr>
-                <w:rFonts w:ascii="Arial" w:cs="Arial" w:eastAsia="Arial" w:hAnsi="Arial"/>
-                <w:b/>
-                <w:bCs/>
-                <w:color w:val="1F3864"/>
-                <w:sz w:val="16"/>
-                <w:szCs w:val="16"/>
-              </w:rPr>
-              <w:t xml:space="preserve">📖 HTML:</w:t>
-            </w:r>
-          </w:p>
-          <w:p>
-            <w:pPr>
-              <w:spacing w:after="20" w:before="0"/>
-            </w:pPr>
-            <w:hyperlink w:history="1" r:id="rIdpzutcqst69urk2c2jnmfu">
-              <w:r>
-                <w:rPr>
-                  <w:rFonts w:ascii="Arial" w:cs="Arial" w:eastAsia="Arial" w:hAnsi="Arial"/>
-                  <w:color w:val="2E75B6"/>
-                  <w:sz w:val="16"/>
-                  <w:szCs w:val="16"/>
-                  <w:u w:val="single" w:color="2E75B6"/>
-                </w:rPr>
-                <w:t xml:space="preserve">Electron Cloud Atomic Model (Flexbook)</w:t>
-              </w:r>
-            </w:hyperlink>
-          </w:p>
-          <w:p>
-            <w:pPr>
-              <w:spacing w:after="10" w:before="0"/>
-              <w:ind w:left="120"/>
-            </w:pPr>
-            <w:r>
-              <w:rPr>
-                <w:rFonts w:ascii="Arial" w:cs="Arial" w:eastAsia="Arial" w:hAnsi="Arial"/>
-                <w:color w:val="595959"/>
-                <w:sz w:val="14"/>
-                <w:szCs w:val="14"/>
-              </w:rPr>
-              <w:t xml:space="preserve">Source: CK-12</w:t>
-            </w:r>
-          </w:p>
-          <w:p>
-            <w:pPr>
-              <w:spacing w:after="10" w:before="0"/>
-              <w:ind w:left="120"/>
-            </w:pPr>
-            <w:hyperlink w:history="1" r:id="rIdnuj4c7uvnlmgmuxlu1yds">
+            <w:hyperlink w:history="1" r:id="rIdz6m2xb5sqer0eixlr8sct">
               <w:r>
                 <w:rPr>
                   <w:rFonts w:ascii="Arial" w:cs="Arial" w:eastAsia="Arial" w:hAnsi="Arial"/>
@@ -23280,7 +23275,313 @@
             <w:pPr>
               <w:spacing w:after="20" w:before="0"/>
             </w:pPr>
-            <w:hyperlink w:history="1" r:id="rIdzvdtay_l-akaiuk9mw9lv">
+            <w:hyperlink w:history="1" r:id="rIdvkgte1xiwbhnpozrreb0l">
+              <w:r>
+                <w:rPr>
+                  <w:rFonts w:ascii="Arial" w:cs="Arial" w:eastAsia="Arial" w:hAnsi="Arial"/>
+                  <w:color w:val="2E75B6"/>
+                  <w:sz w:val="16"/>
+                  <w:szCs w:val="16"/>
+                  <w:u w:val="single" w:color="2E75B6"/>
+                </w:rPr>
+                <w:t xml:space="preserve">The Aufbau principle</w:t>
+              </w:r>
+            </w:hyperlink>
+          </w:p>
+          <w:p>
+            <w:pPr>
+              <w:spacing w:after="10" w:before="0"/>
+              <w:ind w:left="120"/>
+            </w:pPr>
+            <w:r>
+              <w:rPr>
+                <w:rFonts w:ascii="Arial" w:cs="Arial" w:eastAsia="Arial" w:hAnsi="Arial"/>
+                <w:color w:val="595959"/>
+                <w:sz w:val="14"/>
+                <w:szCs w:val="14"/>
+              </w:rPr>
+              <w:t xml:space="preserve">Source: Khan Academy (English - US curriculum)</w:t>
+            </w:r>
+          </w:p>
+          <w:p>
+            <w:pPr>
+              <w:spacing w:after="10" w:before="0"/>
+              <w:ind w:left="120"/>
+            </w:pPr>
+            <w:hyperlink w:history="1" r:id="rIdraguvel2laed4-ysveafy">
+              <w:r>
+                <w:rPr>
+                  <w:rFonts w:ascii="Arial" w:cs="Arial" w:eastAsia="Arial" w:hAnsi="Arial"/>
+                  <w:color w:val="595959"/>
+                  <w:sz w:val="14"/>
+                  <w:szCs w:val="14"/>
+                  <w:u w:val="single" w:color="595959"/>
+                </w:rPr>
+                <w:t xml:space="preserve">🔍 Search ARES for similar videos</w:t>
+              </w:r>
+            </w:hyperlink>
+          </w:p>
+          <w:p>
+            <w:pPr>
+              <w:spacing w:after="40" w:before="0"/>
+            </w:pPr>
+            <w:r>
+              <w:rPr>
+                <w:sz w:val="14"/>
+                <w:szCs w:val="14"/>
+              </w:rPr>
+              <w:t xml:space="preserve"/>
+            </w:r>
+          </w:p>
+          <w:p>
+            <w:pPr>
+              <w:spacing w:after="20" w:before="0"/>
+            </w:pPr>
+            <w:r>
+              <w:rPr>
+                <w:rFonts w:ascii="Arial" w:cs="Arial" w:eastAsia="Arial" w:hAnsi="Arial"/>
+                <w:b/>
+                <w:bCs/>
+                <w:color w:val="1F3864"/>
+                <w:sz w:val="16"/>
+                <w:szCs w:val="16"/>
+              </w:rPr>
+              <w:t xml:space="preserve">📖 HTML:</w:t>
+            </w:r>
+          </w:p>
+          <w:p>
+            <w:pPr>
+              <w:spacing w:after="20" w:before="0"/>
+            </w:pPr>
+            <w:hyperlink w:history="1" r:id="rIdswyzz-2h6oqdzcobf3exd">
+              <w:r>
+                <w:rPr>
+                  <w:rFonts w:ascii="Arial" w:cs="Arial" w:eastAsia="Arial" w:hAnsi="Arial"/>
+                  <w:color w:val="2E75B6"/>
+                  <w:sz w:val="16"/>
+                  <w:szCs w:val="16"/>
+                  <w:u w:val="single" w:color="2E75B6"/>
+                </w:rPr>
+                <w:t xml:space="preserve">Aufbau Principle (Flexbook)</w:t>
+              </w:r>
+            </w:hyperlink>
+          </w:p>
+          <w:p>
+            <w:pPr>
+              <w:spacing w:after="10" w:before="0"/>
+              <w:ind w:left="120"/>
+            </w:pPr>
+            <w:r>
+              <w:rPr>
+                <w:rFonts w:ascii="Arial" w:cs="Arial" w:eastAsia="Arial" w:hAnsi="Arial"/>
+                <w:color w:val="595959"/>
+                <w:sz w:val="14"/>
+                <w:szCs w:val="14"/>
+              </w:rPr>
+              <w:t xml:space="preserve">Source: CK-12</w:t>
+            </w:r>
+          </w:p>
+          <w:p>
+            <w:pPr>
+              <w:spacing w:after="10" w:before="0"/>
+              <w:ind w:left="120"/>
+            </w:pPr>
+            <w:hyperlink w:history="1" r:id="rIdagf5t0irsxwr68bcht3wg">
+              <w:r>
+                <w:rPr>
+                  <w:rFonts w:ascii="Arial" w:cs="Arial" w:eastAsia="Arial" w:hAnsi="Arial"/>
+                  <w:color w:val="595959"/>
+                  <w:sz w:val="14"/>
+                  <w:szCs w:val="14"/>
+                  <w:u w:val="single" w:color="595959"/>
+                </w:rPr>
+                <w:t xml:space="preserve">🔍 Search ARES for similar readings</w:t>
+              </w:r>
+            </w:hyperlink>
+          </w:p>
+        </w:tc>
+        <w:tc>
+          <w:tcPr>
+            <w:tcW w:type="dxa" w:w="3040"/>
+            <w:shd w:fill="FFFFFF" w:color="auto" w:val="clear"/>
+            <w:tcMar>
+              <w:top w:type="dxa" w:w="60"/>
+              <w:left w:type="dxa" w:w="120"/>
+              <w:bottom w:type="dxa" w:w="60"/>
+              <w:right w:type="dxa" w:w="120"/>
+            </w:tcMar>
+            <w:vAlign w:val="top"/>
+          </w:tcPr>
+          <w:p>
+            <w:pPr>
+              <w:spacing w:after="40" w:before="0"/>
+              <w:jc w:val="left"/>
+            </w:pPr>
+            <w:r>
+              <w:rPr>
+                <w:rFonts w:ascii="Arial" w:cs="Arial" w:eastAsia="Arial" w:hAnsi="Arial"/>
+                <w:b w:val="false"/>
+                <w:bCs w:val="false"/>
+                <w:i w:val="false"/>
+                <w:iCs w:val="false"/>
+                <w:color w:val="000000"/>
+                <w:sz w:val="18"/>
+                <w:szCs w:val="18"/>
+              </w:rPr>
+              <w:t xml:space="preserve">Each learner receives a half-sheet 'Prediction Card' listing six elements: H, C, Na, Mg, Cl, Ca. Without notes, they predict the full s and p electron configuration for each element and write a one-sentence justification. They also answer: 'Sodium and potassium are both in Group 1 and both produce warm flame colours. Predict — are their electron configurations completely the same, mostly similar, or completely different? Give a reason.' Predictions are not collected; they are folded and kept for comparison at the end of the lesson.</w:t>
+            </w:r>
+          </w:p>
+        </w:tc>
+        <w:tc>
+          <w:tcPr>
+            <w:tcW w:type="dxa" w:w="3040"/>
+            <w:shd w:fill="F2F2F2" w:color="auto" w:val="clear"/>
+            <w:tcMar>
+              <w:top w:type="dxa" w:w="60"/>
+              <w:left w:type="dxa" w:w="120"/>
+              <w:bottom w:type="dxa" w:w="60"/>
+              <w:right w:type="dxa" w:w="120"/>
+            </w:tcMar>
+            <w:vAlign w:val="top"/>
+          </w:tcPr>
+          <w:p>
+            <w:pPr>
+              <w:spacing w:after="40" w:before="0"/>
+              <w:jc w:val="left"/>
+            </w:pPr>
+            <w:r>
+              <w:rPr>
+                <w:rFonts w:ascii="Arial" w:cs="Arial" w:eastAsia="Arial" w:hAnsi="Arial"/>
+                <w:b w:val="false"/>
+                <w:bCs w:val="false"/>
+                <w:i w:val="false"/>
+                <w:iCs w:val="false"/>
+                <w:color w:val="000000"/>
+                <w:sz w:val="18"/>
+                <w:szCs w:val="18"/>
+              </w:rPr>
+              <w:t xml:space="preserve">Distribute Prediction Cards face-down. Say: 'Do not flip the card until I say go. This is your thinking, no notes, no partner — just what you know right now.' After 30 seconds of silence, say 'Go.' Allow 5 minutes of silent individual work. Circulate silently; do NOT correct errors — note 2–3 interesting (correct or incorrect) predictions to reference later. After 5 minutes, say: 'Fold your card in half and write your name on it. We will come back to these at the end of class.' Use this scanning time to identify which elements students find hardest — typically Cl (2,8,7 → 1s²2s²2p⁶3s²3p⁵) and Ca (2,8,8,2 → 1s²2s²2p⁶3s²3p⁶4s²) — and plan targeted cold-calls for Phase 3.</w:t>
+            </w:r>
+          </w:p>
+        </w:tc>
+        <w:tc>
+          <w:tcPr>
+            <w:tcW w:type="dxa" w:w="3040"/>
+            <w:shd w:fill="FFFFFF" w:color="auto" w:val="clear"/>
+            <w:tcMar>
+              <w:top w:type="dxa" w:w="60"/>
+              <w:left w:type="dxa" w:w="120"/>
+              <w:bottom w:type="dxa" w:w="60"/>
+              <w:right w:type="dxa" w:w="120"/>
+            </w:tcMar>
+            <w:vAlign w:val="top"/>
+          </w:tcPr>
+          <w:p>
+            <w:pPr>
+              <w:spacing w:after="40" w:before="0"/>
+              <w:jc w:val="left"/>
+            </w:pPr>
+            <w:r>
+              <w:rPr>
+                <w:rFonts w:ascii="Arial" w:cs="Arial" w:eastAsia="Arial" w:hAnsi="Arial"/>
+                <w:b w:val="false"/>
+                <w:bCs w:val="false"/>
+                <w:i w:val="false"/>
+                <w:iCs w:val="false"/>
+                <w:color w:val="000000"/>
+                <w:sz w:val="18"/>
+                <w:szCs w:val="18"/>
+              </w:rPr>
+              <w:t xml:space="preserve">Activating Prior Knowledge via Prediction Cards — By committing predictions to paper before instruction, students surface their current mental models of orbital filling. This cognitive 'stake in the ground' increases attention during the Observe phase because learners are motivated to check their own thinking. It also gives the teacher real-time diagnostic data on misconceptions (e.g., students who write 3d before 4s for Ca).</w:t>
+            </w:r>
+          </w:p>
+        </w:tc>
+        <w:tc>
+          <w:tcPr>
+            <w:tcW w:type="dxa" w:w="3040"/>
+            <w:shd w:fill="F2F2F2" w:color="auto" w:val="clear"/>
+            <w:tcMar>
+              <w:top w:type="dxa" w:w="60"/>
+              <w:left w:type="dxa" w:w="120"/>
+              <w:bottom w:type="dxa" w:w="60"/>
+              <w:right w:type="dxa" w:w="120"/>
+            </w:tcMar>
+            <w:vAlign w:val="top"/>
+          </w:tcPr>
+          <w:p>
+            <w:pPr>
+              <w:spacing w:after="40" w:before="0"/>
+              <w:jc w:val="left"/>
+            </w:pPr>
+            <w:r>
+              <w:rPr>
+                <w:rFonts w:ascii="Arial" w:cs="Arial" w:eastAsia="Arial" w:hAnsi="Arial"/>
+                <w:b w:val="false"/>
+                <w:bCs w:val="false"/>
+                <w:i w:val="false"/>
+                <w:iCs w:val="false"/>
+                <w:color w:val="000000"/>
+                <w:sz w:val="18"/>
+                <w:szCs w:val="18"/>
+              </w:rPr>
+              <w:t xml:space="preserve">Observable indicator: Every student has written at least one full configuration attempt and a sentence justification for the Group 1 comparison question within 5 minutes. Teacher scans for the most common error pattern (e.g., stopping at 2p⁶ for sodium, omitting 3s¹) to address explicitly in Phase 3. No grade is assigned — the card is a personal learning tool.</w:t>
+            </w:r>
+          </w:p>
+        </w:tc>
+      </w:tr>
+      <w:tr>
+        <w:tc>
+          <w:tcPr>
+            <w:tcW w:type="dxa" w:w="1520"/>
+            <w:shd w:fill="D9EEF1" w:color="auto" w:val="clear"/>
+            <w:tcMar>
+              <w:top w:type="dxa" w:w="60"/>
+              <w:left w:type="dxa" w:w="120"/>
+              <w:bottom w:type="dxa" w:w="60"/>
+              <w:right w:type="dxa" w:w="120"/>
+            </w:tcMar>
+            <w:vAlign w:val="top"/>
+          </w:tcPr>
+          <w:p>
+            <w:pPr>
+              <w:spacing w:after="40" w:before="0"/>
+              <w:jc w:val="left"/>
+            </w:pPr>
+            <w:r>
+              <w:rPr>
+                <w:rFonts w:ascii="Arial" w:cs="Arial" w:eastAsia="Arial" w:hAnsi="Arial"/>
+                <w:b/>
+                <w:bCs/>
+                <w:i w:val="false"/>
+                <w:iCs w:val="false"/>
+                <w:color w:val="000000"/>
+                <w:sz w:val="18"/>
+                <w:szCs w:val="18"/>
+              </w:rPr>
+              <w:t xml:space="preserve">Observe Phase</w:t>
+            </w:r>
+          </w:p>
+          <w:p>
+            <w:pPr>
+              <w:spacing w:after="20" w:before="0"/>
+            </w:pPr>
+            <w:r>
+              <w:rPr>
+                <w:rFonts w:ascii="Arial" w:cs="Arial" w:eastAsia="Arial" w:hAnsi="Arial"/>
+                <w:b/>
+                <w:bCs/>
+                <w:color w:val="1F3864"/>
+                <w:sz w:val="16"/>
+                <w:szCs w:val="16"/>
+              </w:rPr>
+              <w:t xml:space="preserve">📹 VIDEO:</w:t>
+            </w:r>
+          </w:p>
+          <w:p>
+            <w:pPr>
+              <w:spacing w:after="20" w:before="0"/>
+            </w:pPr>
+            <w:hyperlink w:history="1" r:id="rIdbkj_06h4dv4zusxhkejdl">
               <w:r>
                 <w:rPr>
                   <w:rFonts w:ascii="Arial" w:cs="Arial" w:eastAsia="Arial" w:hAnsi="Arial"/>
@@ -23313,7 +23614,7 @@
               <w:spacing w:after="10" w:before="0"/>
               <w:ind w:left="120"/>
             </w:pPr>
-            <w:hyperlink w:history="1" r:id="rIdot_sooanqzohwqs54ij7q">
+            <w:hyperlink w:history="1" r:id="rIdq_nd-lqylmako6bquuwot">
               <w:r>
                 <w:rPr>
                   <w:rFonts w:ascii="Arial" w:cs="Arial" w:eastAsia="Arial" w:hAnsi="Arial"/>
@@ -23351,14 +23652,14 @@
                 <w:sz w:val="16"/>
                 <w:szCs w:val="16"/>
               </w:rPr>
-              <w:t xml:space="preserve">📖 HTML:</w:t>
+              <w:t xml:space="preserve">📖 EXERCISE:</w:t>
             </w:r>
           </w:p>
           <w:p>
             <w:pPr>
               <w:spacing w:after="20" w:before="0"/>
             </w:pPr>
-            <w:hyperlink w:history="1" r:id="rId2dj3vs-kf1yfa_gspka2q">
+            <w:hyperlink w:history="1" r:id="rIdc0ucqendgnxutntve_ofe">
               <w:r>
                 <w:rPr>
                   <w:rFonts w:ascii="Arial" w:cs="Arial" w:eastAsia="Arial" w:hAnsi="Arial"/>
@@ -23367,7 +23668,7 @@
                   <w:szCs w:val="16"/>
                   <w:u w:val="single" w:color="2E75B6"/>
                 </w:rPr>
-                <w:t xml:space="preserve">Electron Cloud Atomic Model (Flexbook)</w:t>
+                <w:t xml:space="preserve">Aufbau Principle Practice</w:t>
               </w:r>
             </w:hyperlink>
           </w:p>
@@ -23391,7 +23692,7 @@
               <w:spacing w:after="10" w:before="0"/>
               <w:ind w:left="120"/>
             </w:pPr>
-            <w:hyperlink w:history="1" r:id="rIdkbv8g-crddmpo8eswjtyo">
+            <w:hyperlink w:history="1" r:id="rIdb04idrfynwe7fguurophm">
               <w:r>
                 <w:rPr>
                   <w:rFonts w:ascii="Arial" w:cs="Arial" w:eastAsia="Arial" w:hAnsi="Arial"/>
@@ -23433,7 +23734,7 @@
                 <w:sz w:val="18"/>
                 <w:szCs w:val="18"/>
               </w:rPr>
-              <w:t xml:space="preserve">Each learner receives a half-sheet 'Prediction Card' listing six elements: H, C, Na, Mg, Cl, Ca. Without notes, they predict the full s and p electron configuration for each element and write a one-sentence justification. They also answer: 'Sodium and potassium are both in Group 1 and both produce warm flame colours. Predict — are their electron configurations completely the same, mostly similar, or completely different? Give a reason.' Predictions are not collected; they are folded and kept for comparison at the end of the lesson.</w:t>
+              <w:t xml:space="preserve">Part A — Paired Systematic Configuration Practice (25 min): Pairs receive a laminated 'Configuration Table' worksheet listing all 20 elements with atomic number, a blank 'Configuration' column, and a blank 'Outermost Subshell' column. Using the Aufbau diagonal diagram from Lesson 7 (posted on the board), pairs collaboratively write the full s and p configuration for every element H through Ca, then circle the outermost subshell. They then colour-code: red for s-block outer electrons, blue for p-block outer electrons. Part B — Colour-Coded Group Pattern Discovery (10 min): Pairs shade the cells for all Group 1 elements (H, Li, Na, K) in one colour, Group 2 (Be, Mg, Ca) in a second, and the halogens (F, Cl) in a third. They answer two guided questions on the worksheet: (1) 'What do all Group 1 elements have in common in their configuration?' (2) 'How many electrons does each Group 1 element have in its outermost s orbital?' Part C — Reference Check (5 min): Pairs swap worksheets with an adjacent pair and cross-check against a teacher-projected answer key, marking any errors with a green pen (not crossing out — circling for correction).</w:t>
             </w:r>
           </w:p>
         </w:tc>
@@ -23465,7 +23766,7 @@
                 <w:sz w:val="18"/>
                 <w:szCs w:val="18"/>
               </w:rPr>
-              <w:t xml:space="preserve">Distribute Prediction Cards face-down. Say: 'Do not flip the card until I say go. This is your thinking, no notes, no partner — just what you know right now.' After 30 seconds of silence, say 'Go.' Allow 5 minutes of silent individual work. Circulate silently; do NOT correct errors — note 2–3 interesting (correct or incorrect) predictions to reference later. After 5 minutes, say: 'Fold your card in half and write your name on it. We will come back to these at the end of class.' Use this scanning time to identify which elements students find hardest — typically Cl (2,8,7 → 1s²2s²2p⁶3s²3p⁵) and Ca (2,8,8,2 → 1s²2s²2p⁶3s²3p⁶4s²) — and plan targeted cold-calls for Phase 3.</w:t>
+              <w:t xml:space="preserve">Post the Aufbau diagonal diagram prominently. Say: 'You and your partner are going to build the complete electron configuration map for the first 20 elements — this is the most important table you will make all term. Use the Aufbau diagram as your guide. Fill every row before moving to the next.' After 8 minutes, pause the class. Cold-call 3 pairs (choose students who rarely volunteer): 'Pair at the back window — what did you write for oxygen?' Allow 10 seconds WAIT TIME before accepting the answer. Affirm correct responses: 'Exactly — 1s²2s²2p⁴. Notice oxygen is still in the 2p subshell.' For Part B, say: 'Now look only at the Group 1 column — Li, Na, K. What pattern do you see in the outermost subshell? Whisper your answer to your partner.' After 15 seconds: 'Group near the door — tell us the pattern.' For Part C, project the answer key and say: 'Green pen only. Circling, not crossing out. Every error is information — it tells you where your mental model needs updating. That is the spirit of scientific thinking.' Circulate during cross-checking and kneel to eye-level with any pair who has more than 3 errors; quietly ask: 'Which step in the Aufbau order tripped you up?'</w:t>
             </w:r>
           </w:p>
         </w:tc>
@@ -23497,7 +23798,7 @@
                 <w:sz w:val="18"/>
                 <w:szCs w:val="18"/>
               </w:rPr>
-              <w:t xml:space="preserve">Activating Prior Knowledge via Prediction Cards — By committing predictions to paper before instruction, students surface their current mental models of orbital filling. This cognitive 'stake in the ground' increases attention during the Observe phase because learners are motivated to check their own thinking. It also gives the teacher real-time diagnostic data on misconceptions (e.g., students who write 3d before 4s for Ca).</w:t>
+              <w:t xml:space="preserve">Colour-Coded Pattern Mapping — The dual colour-coding (red for s-outer, blue for p-outer) makes the block structure of the periodic table visible on the configuration table itself. When students shade Group 1 elements and immediately see that each has a lone 'ns¹' outer configuration, the pattern is perceived visually before it is stated verbally. This multimodal encoding (writing + colour + pattern recognition) deepens retention and directly prepares the Think-Pair-Share in Phase 3 about flame colours. Peer cross-checking with a green pen operationalises the 'Learning to Learn' competency by making error-identification a valued, non-punitive act.</w:t>
             </w:r>
           </w:p>
         </w:tc>
@@ -23529,7 +23830,7 @@
                 <w:sz w:val="18"/>
                 <w:szCs w:val="18"/>
               </w:rPr>
-              <w:t xml:space="preserve">Observable indicator: Every student has written at least one full configuration attempt and a sentence justification for the Group 1 comparison question within 5 minutes. Teacher scans for the most common error pattern (e.g., stopping at 2p⁶ for sodium, omitting 3s¹) to address explicitly in Phase 3. No grade is assigned — the card is a personal learning tool.</w:t>
+              <w:t xml:space="preserve">Observable indicators: (1) By the end of Part A, each pair has a fully completed 20-row table with outermost subshell circled for every element. (2) In Part B, students correctly identify that all Group 1 elements end in ns¹. (3) In Part C, fewer than 3 uncorrected errors remain per table after peer review. Teacher notes which elements still have errors after cross-checking — these become the focus of targeted explanation in Phase 3.</w:t>
             </w:r>
           </w:p>
         </w:tc>
@@ -23538,32 +23839,32 @@
         <w:tc>
           <w:tcPr>
             <w:tcW w:type="dxa" w:w="1520"/>
-            <w:shd w:fill="D9EEF1" w:color="auto" w:val="clear"/>
-            <w:tcMar>
-              <w:top w:type="dxa" w:w="60"/>
-              <w:left w:type="dxa" w:w="120"/>
-              <w:bottom w:type="dxa" w:w="60"/>
-              <w:right w:type="dxa" w:w="120"/>
-            </w:tcMar>
-            <w:vAlign w:val="top"/>
-          </w:tcPr>
-          <w:p>
-            <w:pPr>
-              <w:spacing w:after="40" w:before="0"/>
-              <w:jc w:val="left"/>
-            </w:pPr>
-            <w:r>
-              <w:rPr>
-                <w:rFonts w:ascii="Arial" w:cs="Arial" w:eastAsia="Arial" w:hAnsi="Arial"/>
-                <w:b/>
-                <w:bCs/>
-                <w:i w:val="false"/>
-                <w:iCs w:val="false"/>
-                <w:color w:val="000000"/>
-                <w:sz w:val="18"/>
-                <w:szCs w:val="18"/>
-              </w:rPr>
-              <w:t xml:space="preserve">Observe Phase</w:t>
+            <w:shd w:fill="E2EFDA" w:color="auto" w:val="clear"/>
+            <w:tcMar>
+              <w:top w:type="dxa" w:w="60"/>
+              <w:left w:type="dxa" w:w="120"/>
+              <w:bottom w:type="dxa" w:w="60"/>
+              <w:right w:type="dxa" w:w="120"/>
+            </w:tcMar>
+            <w:vAlign w:val="top"/>
+          </w:tcPr>
+          <w:p>
+            <w:pPr>
+              <w:spacing w:after="40" w:before="0"/>
+              <w:jc w:val="left"/>
+            </w:pPr>
+            <w:r>
+              <w:rPr>
+                <w:rFonts w:ascii="Arial" w:cs="Arial" w:eastAsia="Arial" w:hAnsi="Arial"/>
+                <w:b/>
+                <w:bCs/>
+                <w:i w:val="false"/>
+                <w:iCs w:val="false"/>
+                <w:color w:val="000000"/>
+                <w:sz w:val="18"/>
+                <w:szCs w:val="18"/>
+              </w:rPr>
+              <w:t xml:space="preserve">Explain Phase</w:t>
             </w:r>
           </w:p>
           <w:p>
@@ -23586,7 +23887,7 @@
             <w:pPr>
               <w:spacing w:after="20" w:before="0"/>
             </w:pPr>
-            <w:hyperlink w:history="1" r:id="rIdla7e2inyx7x-axe37lxqc">
+            <w:hyperlink w:history="1" r:id="rId0p9cxensfkxduzdzmut_b">
               <w:r>
                 <w:rPr>
                   <w:rFonts w:ascii="Arial" w:cs="Arial" w:eastAsia="Arial" w:hAnsi="Arial"/>
@@ -23595,7 +23896,7 @@
                   <w:szCs w:val="16"/>
                   <w:u w:val="single" w:color="2E75B6"/>
                 </w:rPr>
-                <w:t xml:space="preserve">Electron configurations for the first period</w:t>
+                <w:t xml:space="preserve">Valence electrons</w:t>
               </w:r>
             </w:hyperlink>
           </w:p>
@@ -23619,7 +23920,7 @@
               <w:spacing w:after="10" w:before="0"/>
               <w:ind w:left="120"/>
             </w:pPr>
-            <w:hyperlink w:history="1" r:id="rIdovhodmr6rrld7eg4niyuv">
+            <w:hyperlink w:history="1" r:id="rIdp1q5pentryerpekeogeb5">
               <w:r>
                 <w:rPr>
                   <w:rFonts w:ascii="Arial" w:cs="Arial" w:eastAsia="Arial" w:hAnsi="Arial"/>
@@ -23657,14 +23958,14 @@
                 <w:sz w:val="16"/>
                 <w:szCs w:val="16"/>
               </w:rPr>
-              <w:t xml:space="preserve">📖 HTML:</w:t>
+              <w:t xml:space="preserve">📖 EXERCISE:</w:t>
             </w:r>
           </w:p>
           <w:p>
             <w:pPr>
               <w:spacing w:after="20" w:before="0"/>
             </w:pPr>
-            <w:hyperlink w:history="1" r:id="rIdhmlyaelypyfro-wlkrin9">
+            <w:hyperlink w:history="1" r:id="rIdlpn3xytfyjyxdlw2g5ya8">
               <w:r>
                 <w:rPr>
                   <w:rFonts w:ascii="Arial" w:cs="Arial" w:eastAsia="Arial" w:hAnsi="Arial"/>
@@ -23673,7 +23974,7 @@
                   <w:szCs w:val="16"/>
                   <w:u w:val="single" w:color="2E75B6"/>
                 </w:rPr>
-                <w:t xml:space="preserve">Electron Cloud Atomic Model (Flexbook)</w:t>
+                <w:t xml:space="preserve">Atomic structure and electron configuration</w:t>
               </w:r>
             </w:hyperlink>
           </w:p>
@@ -23689,7 +23990,7 @@
                 <w:sz w:val="14"/>
                 <w:szCs w:val="14"/>
               </w:rPr>
-              <w:t xml:space="preserve">Source: CK-12</w:t>
+              <w:t xml:space="preserve">Source: Khan Academy (English - US curriculum)</w:t>
             </w:r>
           </w:p>
           <w:p>
@@ -23697,7 +23998,7 @@
               <w:spacing w:after="10" w:before="0"/>
               <w:ind w:left="120"/>
             </w:pPr>
-            <w:hyperlink w:history="1" r:id="rIdejarwmefxrk1lw1xhtxgj">
+            <w:hyperlink w:history="1" r:id="rIdjurjsh99nmr4x1nhiugq0">
               <w:r>
                 <w:rPr>
                   <w:rFonts w:ascii="Arial" w:cs="Arial" w:eastAsia="Arial" w:hAnsi="Arial"/>
@@ -23739,7 +24040,7 @@
                 <w:sz w:val="18"/>
                 <w:szCs w:val="18"/>
               </w:rPr>
-              <w:t xml:space="preserve">Part A — Paired Systematic Configuration Practice (25 min): Pairs receive a laminated 'Configuration Table' worksheet listing all 20 elements with atomic number, a blank 'Configuration' column, and a blank 'Outermost Subshell' column. Using the Aufbau diagonal diagram from Lesson 7 (posted on the board), pairs collaboratively write the full s and p configuration for every element H through Ca, then circle the outermost subshell. They then colour-code: red for s-block outer electrons, blue for p-block outer electrons. Part B — Colour-Coded Group Pattern Discovery (10 min): Pairs shade the cells for all Group 1 elements (H, Li, Na, K) in one colour, Group 2 (Be, Mg, Ca) in a second, and the halogens (F, Cl) in a third. They answer two guided questions on the worksheet: (1) 'What do all Group 1 elements have in common in their configuration?' (2) 'How many electrons does each Group 1 element have in its outermost s orbital?' Part C — Reference Check (5 min): Pairs swap worksheets with an adjacent pair and cross-check against a teacher-projected answer key, marking any errors with a green pen (not crossing out — circling for correction).</w:t>
+              <w:t xml:space="preserve">Part A — Peer-Teaching Carousel (15 min): Each pair is assigned one element from a set of 10 'focus elements' (Ne, Na, Mg, Al, Si, P, S, Cl, Ar, Ca). They have 3 minutes to rehearse explaining: (a) the full configuration, (b) how many electrons are in each subshell, and (c) which group the element belongs to and why. Pairs then rotate in a carousel: each pair stands at a station (desk with the element name card) and explains their element to the visiting pair. Visiting pairs must ask at least one question. After 6 minutes, pairs rotate once more. Part B — Think-Pair-Share: Phenomenon Reconnection (10 min): The teacher projects the anchoring photograph of the Kenyan cooking hearth alongside sodium and potassium configurations side by side (Na: 1s²2s²2p⁶3s¹ and K: 1s²2s²2p⁶3s²3p⁶4s¹). Students silently think for 2 minutes, then discuss with their partner for 3 minutes, then share with the class: 'Using these configurations, explain why sodium and potassium both produce warm-toned flame colours, but sodium gives yellow-orange and potassium gives violet.' Part C — Individual Written Explanation (5 min): Each learner writes 3–4 sentences in their exercise book answering the Think-Pair-Share question independently, using the terms: outermost electron, energy level, photon, wavelength.</w:t>
             </w:r>
           </w:p>
         </w:tc>
@@ -23771,7 +24072,7 @@
                 <w:sz w:val="18"/>
                 <w:szCs w:val="18"/>
               </w:rPr>
-              <w:t xml:space="preserve">Post the Aufbau diagonal diagram prominently. Say: 'You and your partner are going to build the complete electron configuration map for the first 20 elements — this is the most important table you will make all term. Use the Aufbau diagram as your guide. Fill every row before moving to the next.' After 8 minutes, pause the class. Cold-call 3 pairs (choose students who rarely volunteer): 'Pair at the back window — what did you write for oxygen?' Allow 10 seconds WAIT TIME before accepting the answer. Affirm correct responses: 'Exactly — 1s²2s²2p⁴. Notice oxygen is still in the 2p subshell.' For Part B, say: 'Now look only at the Group 1 column — Li, Na, K. What pattern do you see in the outermost subshell? Whisper your answer to your partner.' After 15 seconds: 'Group near the door — tell us the pattern.' For Part C, project the answer key and say: 'Green pen only. Circling, not crossing out. Every error is information — it tells you where your mental model needs updating. That is the spirit of scientific thinking.' Circulate during cross-checking and kneel to eye-level with any pair who has more than 3 errors; quietly ask: 'Which step in the Aufbau order tripped you up?'</w:t>
+              <w:t xml:space="preserve">For the Peer-Teaching Carousel, say: 'You have 3 minutes to become the class expert on your element. I will be listening — I want to hear the words subshell, electrons, and group used correctly.' During carousel rotations, position yourself at the Ca or Cl station — the two hardest elements — and listen without intervening unless a factual error goes unchallenged. If an error persists, whisper to the explaining pair: 'Check your p subshell count for that period.' For the Think-Pair-Share, project the two configurations and the hearth photograph simultaneously. Say: 'Look at sodium — 3s¹. Look at potassium — 4s¹. One electron in the outermost s orbital in both cases. Now think: what is different? Think silently for 2 minutes — I want your best thinking before you speak.' Set a visible 2-minute timer. After pair discussion, cold-call 4 pairs in sequence, building on each response: 'Pair 1 — what is the same? … Pair 2 — what is different? … Pair 3 — how does that difference connect to colour? … Pair 4 — what would Kenyan ugali cooks need to know about this if they wanted to identify a mineral by flame colour?' For Part C, say: 'Close your eyes for 5 seconds and picture the yellow flame at the Rift Valley homestead. Now open your eyes and explain it in writing using the four terms on the board.' Allow 5 minutes of silent writing.</w:t>
             </w:r>
           </w:p>
         </w:tc>
@@ -23803,7 +24104,7 @@
                 <w:sz w:val="18"/>
                 <w:szCs w:val="18"/>
               </w:rPr>
-              <w:t xml:space="preserve">Colour-Coded Pattern Mapping — The dual colour-coding (red for s-outer, blue for p-outer) makes the block structure of the periodic table visible on the configuration table itself. When students shade Group 1 elements and immediately see that each has a lone 'ns¹' outer configuration, the pattern is perceived visually before it is stated verbally. This multimodal encoding (writing + colour + pattern recognition) deepens retention and directly prepares the Think-Pair-Share in Phase 3 about flame colours. Peer cross-checking with a green pen operationalises the 'Learning to Learn' competency by making error-identification a valued, non-punitive act.</w:t>
+              <w:t xml:space="preserve">Peer-Teaching Carousel — When students must explain a concept to peers who will ask questions, they process the material at a deeper level than passive review (elaborative interrogation). The carousel format ensures every learner practises both explaining and questioning, distributing the cognitive load across the class. The subsequent Think-Pair-Share uses the anchoring phenomenon as the explanatory target, so all abstract notation (1s²2s²2p⁶3s¹) is immediately cashed out in terms of observable reality (yellow flame over ugali). The four required vocabulary terms in Part C scaffold written scientific explanation without over-constraining student voice.</w:t>
             </w:r>
           </w:p>
         </w:tc>
@@ -23835,7 +24136,7 @@
                 <w:sz w:val="18"/>
                 <w:szCs w:val="18"/>
               </w:rPr>
-              <w:t xml:space="preserve">Observable indicators: (1) By the end of Part A, each pair has a fully completed 20-row table with outermost subshell circled for every element. (2) In Part B, students correctly identify that all Group 1 elements end in ns¹. (3) In Part C, fewer than 3 uncorrected errors remain per table after peer review. Teacher notes which elements still have errors after cross-checking — these become the focus of targeted explanation in Phase 3.</w:t>
+              <w:t xml:space="preserve">Observable indicators: (1) During the carousel, each pair uses the words 'subshell,' 'electrons,' and 'group' correctly at least once (teacher tally). (2) In the Think-Pair-Share whole-class share, at least 3 of the 4 cold-called pairs can articulate that both Na and K have one outermost s electron but in different principal energy levels, leading to different photon energies and colours. (3) Individual written explanations in Part C contain all four required terms used in a chemically accurate sentence. Teacher collects 6 randomly selected books at the end of Phase 3 to review before Lesson 9.</w:t>
             </w:r>
           </w:p>
         </w:tc>
@@ -23844,32 +24145,32 @@
         <w:tc>
           <w:tcPr>
             <w:tcW w:type="dxa" w:w="1520"/>
-            <w:shd w:fill="E2EFDA" w:color="auto" w:val="clear"/>
-            <w:tcMar>
-              <w:top w:type="dxa" w:w="60"/>
-              <w:left w:type="dxa" w:w="120"/>
-              <w:bottom w:type="dxa" w:w="60"/>
-              <w:right w:type="dxa" w:w="120"/>
-            </w:tcMar>
-            <w:vAlign w:val="top"/>
-          </w:tcPr>
-          <w:p>
-            <w:pPr>
-              <w:spacing w:after="40" w:before="0"/>
-              <w:jc w:val="left"/>
-            </w:pPr>
-            <w:r>
-              <w:rPr>
-                <w:rFonts w:ascii="Arial" w:cs="Arial" w:eastAsia="Arial" w:hAnsi="Arial"/>
-                <w:b/>
-                <w:bCs/>
-                <w:i w:val="false"/>
-                <w:iCs w:val="false"/>
-                <w:color w:val="000000"/>
-                <w:sz w:val="18"/>
-                <w:szCs w:val="18"/>
-              </w:rPr>
-              <w:t xml:space="preserve">Explain Phase</w:t>
+            <w:shd w:fill="FCE4D6" w:color="auto" w:val="clear"/>
+            <w:tcMar>
+              <w:top w:type="dxa" w:w="60"/>
+              <w:left w:type="dxa" w:w="120"/>
+              <w:bottom w:type="dxa" w:w="60"/>
+              <w:right w:type="dxa" w:w="120"/>
+            </w:tcMar>
+            <w:vAlign w:val="top"/>
+          </w:tcPr>
+          <w:p>
+            <w:pPr>
+              <w:spacing w:after="40" w:before="0"/>
+              <w:jc w:val="left"/>
+            </w:pPr>
+            <w:r>
+              <w:rPr>
+                <w:rFonts w:ascii="Arial" w:cs="Arial" w:eastAsia="Arial" w:hAnsi="Arial"/>
+                <w:b/>
+                <w:bCs/>
+                <w:i w:val="false"/>
+                <w:iCs w:val="false"/>
+                <w:color w:val="000000"/>
+                <w:sz w:val="18"/>
+                <w:szCs w:val="18"/>
+              </w:rPr>
+              <w:t xml:space="preserve">Driving Question Board (DQB) Creation</w:t>
             </w:r>
           </w:p>
           <w:p>
@@ -23892,7 +24193,7 @@
             <w:pPr>
               <w:spacing w:after="20" w:before="0"/>
             </w:pPr>
-            <w:hyperlink w:history="1" r:id="rIdotn1_lvvvimf_mi7w8zhw">
+            <w:hyperlink w:history="1" r:id="rIdcearxflqcyhxkeurgkqrf">
               <w:r>
                 <w:rPr>
                   <w:rFonts w:ascii="Arial" w:cs="Arial" w:eastAsia="Arial" w:hAnsi="Arial"/>
@@ -23901,7 +24202,7 @@
                   <w:szCs w:val="16"/>
                   <w:u w:val="single" w:color="2E75B6"/>
                 </w:rPr>
-                <w:t xml:space="preserve">Electron configurations for the first period</w:t>
+                <w:t xml:space="preserve">Electron configurations of the 3d transition metals</w:t>
               </w:r>
             </w:hyperlink>
           </w:p>
@@ -23925,7 +24226,7 @@
               <w:spacing w:after="10" w:before="0"/>
               <w:ind w:left="120"/>
             </w:pPr>
-            <w:hyperlink w:history="1" r:id="rIdxnwcnz8ioonousdtbw5wd">
+            <w:hyperlink w:history="1" r:id="rId_rp4lt7sfmhdbo9chhj1b">
               <w:r>
                 <w:rPr>
                   <w:rFonts w:ascii="Arial" w:cs="Arial" w:eastAsia="Arial" w:hAnsi="Arial"/>
@@ -23970,7 +24271,7 @@
             <w:pPr>
               <w:spacing w:after="20" w:before="0"/>
             </w:pPr>
-            <w:hyperlink w:history="1" r:id="rIdyjtzgqgpqstmcwbyakvan">
+            <w:hyperlink w:history="1" r:id="rId3b9wcwc2sg_mv760ohjbt">
               <w:r>
                 <w:rPr>
                   <w:rFonts w:ascii="Arial" w:cs="Arial" w:eastAsia="Arial" w:hAnsi="Arial"/>
@@ -23979,7 +24280,7 @@
                   <w:szCs w:val="16"/>
                   <w:u w:val="single" w:color="2E75B6"/>
                 </w:rPr>
-                <w:t xml:space="preserve">Electron Cloud Atomic Model (Flexbook)</w:t>
+                <w:t xml:space="preserve">Build an Atom</w:t>
               </w:r>
             </w:hyperlink>
           </w:p>
@@ -23995,7 +24296,7 @@
                 <w:sz w:val="14"/>
                 <w:szCs w:val="14"/>
               </w:rPr>
-              <w:t xml:space="preserve">Source: CK-12</w:t>
+              <w:t xml:space="preserve">Source: PhET Interactive Simulations (English)</w:t>
             </w:r>
           </w:p>
           <w:p>
@@ -24003,7 +24304,7 @@
               <w:spacing w:after="10" w:before="0"/>
               <w:ind w:left="120"/>
             </w:pPr>
-            <w:hyperlink w:history="1" r:id="rIdvuom7n4jcfporbsrnk461">
+            <w:hyperlink w:history="1" r:id="rIdtgllbq4qm6mk9-223xbep">
               <w:r>
                 <w:rPr>
                   <w:rFonts w:ascii="Arial" w:cs="Arial" w:eastAsia="Arial" w:hAnsi="Arial"/>
@@ -24045,7 +24346,7 @@
                 <w:sz w:val="18"/>
                 <w:szCs w:val="18"/>
               </w:rPr>
-              <w:t xml:space="preserve">Part A — Peer-Teaching Carousel (15 min): Each pair is assigned one element from a set of 10 'focus elements' (Ne, Na, Mg, Al, Si, P, S, Cl, Ar, Ca). They have 3 minutes to rehearse explaining: (a) the full configuration, (b) how many electrons are in each subshell, and (c) which group the element belongs to and why. Pairs then rotate in a carousel: each pair stands at a station (desk with the element name card) and explains their element to the visiting pair. Visiting pairs must ask at least one question. After 6 minutes, pairs rotate once more. Part B — Think-Pair-Share: Phenomenon Reconnection (10 min): The teacher projects the anchoring photograph of the Kenyan cooking hearth alongside sodium and potassium configurations side by side (Na: 1s²2s²2p⁶3s¹ and K: 1s²2s²2p⁶3s²3p⁶4s¹). Students silently think for 2 minutes, then discuss with their partner for 3 minutes, then share with the class: 'Using these configurations, explain why sodium and potassium both produce warm-toned flame colours, but sodium gives yellow-orange and potassium gives violet.' Part C — Individual Written Explanation (5 min): Each learner writes 3–4 sentences in their exercise book answering the Think-Pair-Share question independently, using the terms: outermost electron, energy level, photon, wavelength.</w:t>
+              <w:t xml:space="preserve">Each pair receives two sticky notes. On the first (green): they write one 'Key Insight' — something they now understand about electron configuration that they did not understand at the start of the lesson. On the second (orange): they write one 'Lingering Question' — something that the lesson raised but did not fully resolve. Students walk to the DQB and post their notes in the designated columns. The teacher reads 4–5 green notes aloud and 3–4 orange notes aloud. The class then votes (thumbs up) on which lingering question they most want answered in Lesson 9. The teacher writes the winning question in a special 'Next Lesson Target' box on the DQB.</w:t>
             </w:r>
           </w:p>
         </w:tc>
@@ -24077,7 +24378,7 @@
                 <w:sz w:val="18"/>
                 <w:szCs w:val="18"/>
               </w:rPr>
-              <w:t xml:space="preserve">For the Peer-Teaching Carousel, say: 'You have 3 minutes to become the class expert on your element. I will be listening — I want to hear the words subshell, electrons, and group used correctly.' During carousel rotations, position yourself at the Ca or Cl station — the two hardest elements — and listen without intervening unless a factual error goes unchallenged. If an error persists, whisper to the explaining pair: 'Check your p subshell count for that period.' For the Think-Pair-Share, project the two configurations and the hearth photograph simultaneously. Say: 'Look at sodium — 3s¹. Look at potassium — 4s¹. One electron in the outermost s orbital in both cases. Now think: what is different? Think silently for 2 minutes — I want your best thinking before you speak.' Set a visible 2-minute timer. After pair discussion, cold-call 4 pairs in sequence, building on each response: 'Pair 1 — what is the same? … Pair 2 — what is different? … Pair 3 — how does that difference connect to colour? … Pair 4 — what would Kenyan ugali cooks need to know about this if they wanted to identify a mineral by flame colour?' For Part C, say: 'Close your eyes for 5 seconds and picture the yellow flame at the Rift Valley homestead. Now open your eyes and explain it in writing using the four terms on the board.' Allow 5 minutes of silent writing.</w:t>
+              <w:t xml:space="preserve">Distribute sticky notes and say: 'The green note is evidence that your thinking has changed. The orange note is proof that you are still curious — both are signs of a good scientist.' Allow 3 minutes for writing. As students post notes, stand at the DQB and read a selection aloud with commentary: 'This green note says — same outer electron, same group, same type of behaviour. That is exactly the insight chemists use to organise the entire periodic table. Hold onto that.' For orange notes: 'This pair asks — if sodium has one 3s electron and potassium has one 4s electron, does the extra energy level mean potassium's electron is easier to remove? That is a superb question — it connects directly to what we will explore in Lesson 9 on periodic trends.' Circle the winning question with a red marker and say: 'This is our target for our final evidence lesson. Come ready.'</w:t>
             </w:r>
           </w:p>
         </w:tc>
@@ -24109,7 +24410,7 @@
                 <w:sz w:val="18"/>
                 <w:szCs w:val="18"/>
               </w:rPr>
-              <w:t xml:space="preserve">Peer-Teaching Carousel — When students must explain a concept to peers who will ask questions, they process the material at a deeper level than passive review (elaborative interrogation). The carousel format ensures every learner practises both explaining and questioning, distributing the cognitive load across the class. The subsequent Think-Pair-Share uses the anchoring phenomenon as the explanatory target, so all abstract notation (1s²2s²2p⁶3s¹) is immediately cashed out in terms of observable reality (yellow flame over ugali). The four required vocabulary terms in Part C scaffold written scientific explanation without over-constraining student voice.</w:t>
+              <w:t xml:space="preserve">Metacognitive DQB Protocol — The two-colour sticky-note system externalises both understanding and uncertainty simultaneously. By making 'not yet knowing' visible and valued (orange notes are posted publicly without shame), the teacher models the scientific norm that productive questions are as important as answers. Reading selected notes aloud and connecting them to the storyline reinforces that the DQB is a living document tracking collective sense-making — not a display board.</w:t>
             </w:r>
           </w:p>
         </w:tc>
@@ -24141,7 +24442,7 @@
                 <w:sz w:val="18"/>
                 <w:szCs w:val="18"/>
               </w:rPr>
-              <w:t xml:space="preserve">Observable indicators: (1) During the carousel, each pair uses the words 'subshell,' 'electrons,' and 'group' correctly at least once (teacher tally). (2) In the Think-Pair-Share whole-class share, at least 3 of the 4 cold-called pairs can articulate that both Na and K have one outermost s electron but in different principal energy levels, leading to different photon energies and colours. (3) Individual written explanations in Part C contain all four required terms used in a chemically accurate sentence. Teacher collects 6 randomly selected books at the end of Phase 3 to review before Lesson 9.</w:t>
+              <w:t xml:space="preserve">Observable indicators: (1) Every pair posts at least one green and one orange note — 100% participation. (2) Green notes reference at least one of the following: outermost orbital, group pattern, energy level difference, or flame colour connection. (3) Orange notes reveal whether students are ready for Lesson 9 — teacher scans for questions about ionisation energy, periodic trends, or orbital shapes, which confirm readiness for the next phase of the storyline.</w:t>
             </w:r>
           </w:p>
         </w:tc>
@@ -24150,32 +24451,32 @@
         <w:tc>
           <w:tcPr>
             <w:tcW w:type="dxa" w:w="1520"/>
-            <w:shd w:fill="FCE4D6" w:color="auto" w:val="clear"/>
-            <w:tcMar>
-              <w:top w:type="dxa" w:w="60"/>
-              <w:left w:type="dxa" w:w="120"/>
-              <w:bottom w:type="dxa" w:w="60"/>
-              <w:right w:type="dxa" w:w="120"/>
-            </w:tcMar>
-            <w:vAlign w:val="top"/>
-          </w:tcPr>
-          <w:p>
-            <w:pPr>
-              <w:spacing w:after="40" w:before="0"/>
-              <w:jc w:val="left"/>
-            </w:pPr>
-            <w:r>
-              <w:rPr>
-                <w:rFonts w:ascii="Arial" w:cs="Arial" w:eastAsia="Arial" w:hAnsi="Arial"/>
-                <w:b/>
-                <w:bCs/>
-                <w:i w:val="false"/>
-                <w:iCs w:val="false"/>
-                <w:color w:val="000000"/>
-                <w:sz w:val="18"/>
-                <w:szCs w:val="18"/>
-              </w:rPr>
-              <w:t xml:space="preserve">Driving Question Board (DQB) Creation</w:t>
+            <w:shd w:fill="D5E8F0" w:color="auto" w:val="clear"/>
+            <w:tcMar>
+              <w:top w:type="dxa" w:w="60"/>
+              <w:left w:type="dxa" w:w="120"/>
+              <w:bottom w:type="dxa" w:w="60"/>
+              <w:right w:type="dxa" w:w="120"/>
+            </w:tcMar>
+            <w:vAlign w:val="top"/>
+          </w:tcPr>
+          <w:p>
+            <w:pPr>
+              <w:spacing w:after="40" w:before="0"/>
+              <w:jc w:val="left"/>
+            </w:pPr>
+            <w:r>
+              <w:rPr>
+                <w:rFonts w:ascii="Arial" w:cs="Arial" w:eastAsia="Arial" w:hAnsi="Arial"/>
+                <w:b/>
+                <w:bCs/>
+                <w:i w:val="false"/>
+                <w:iCs w:val="false"/>
+                <w:color w:val="000000"/>
+                <w:sz w:val="18"/>
+                <w:szCs w:val="18"/>
+              </w:rPr>
+              <w:t xml:space="preserve">Model Building Phase</w:t>
             </w:r>
           </w:p>
           <w:p>
@@ -24198,7 +24499,7 @@
             <w:pPr>
               <w:spacing w:after="20" w:before="0"/>
             </w:pPr>
-            <w:hyperlink w:history="1" r:id="rIdrnotokxb8fm_gnktramal">
+            <w:hyperlink w:history="1" r:id="rIdk_hcosm7oxe9xuvhbhyyd">
               <w:r>
                 <w:rPr>
                   <w:rFonts w:ascii="Arial" w:cs="Arial" w:eastAsia="Arial" w:hAnsi="Arial"/>
@@ -24207,7 +24508,7 @@
                   <w:szCs w:val="16"/>
                   <w:u w:val="single" w:color="2E75B6"/>
                 </w:rPr>
-                <w:t xml:space="preserve">Electron configurations for the first period</w:t>
+                <w:t xml:space="preserve">Counting valence electrons for main group elements</w:t>
               </w:r>
             </w:hyperlink>
           </w:p>
@@ -24231,7 +24532,7 @@
               <w:spacing w:after="10" w:before="0"/>
               <w:ind w:left="120"/>
             </w:pPr>
-            <w:hyperlink w:history="1" r:id="rIdnnp5ksma6jucr5kkc2c13">
+            <w:hyperlink w:history="1" r:id="rIdw2b1vjdzvxbx-4begjzlp">
               <w:r>
                 <w:rPr>
                   <w:rFonts w:ascii="Arial" w:cs="Arial" w:eastAsia="Arial" w:hAnsi="Arial"/>
@@ -24276,7 +24577,7 @@
             <w:pPr>
               <w:spacing w:after="20" w:before="0"/>
             </w:pPr>
-            <w:hyperlink w:history="1" r:id="rIdm8uzc1t18cugguls0pxrd">
+            <w:hyperlink w:history="1" r:id="rIdrkeoxlombzhaa7jrrvzrr">
               <w:r>
                 <w:rPr>
                   <w:rFonts w:ascii="Arial" w:cs="Arial" w:eastAsia="Arial" w:hAnsi="Arial"/>
@@ -24285,7 +24586,7 @@
                   <w:szCs w:val="16"/>
                   <w:u w:val="single" w:color="2E75B6"/>
                 </w:rPr>
-                <w:t xml:space="preserve">Electron Cloud Atomic Model (Flexbook)</w:t>
+                <w:t xml:space="preserve">Electron Configurations (Flexbook)</w:t>
               </w:r>
             </w:hyperlink>
           </w:p>
@@ -24309,313 +24610,7 @@
               <w:spacing w:after="10" w:before="0"/>
               <w:ind w:left="120"/>
             </w:pPr>
-            <w:hyperlink w:history="1" r:id="rIdp8fu_d5zxnlouilb8rhfc">
-              <w:r>
-                <w:rPr>
-                  <w:rFonts w:ascii="Arial" w:cs="Arial" w:eastAsia="Arial" w:hAnsi="Arial"/>
-                  <w:color w:val="595959"/>
-                  <w:sz w:val="14"/>
-                  <w:szCs w:val="14"/>
-                  <w:u w:val="single" w:color="595959"/>
-                </w:rPr>
-                <w:t xml:space="preserve">🔍 Search ARES for similar readings</w:t>
-              </w:r>
-            </w:hyperlink>
-          </w:p>
-        </w:tc>
-        <w:tc>
-          <w:tcPr>
-            <w:tcW w:type="dxa" w:w="3040"/>
-            <w:shd w:fill="FFFFFF" w:color="auto" w:val="clear"/>
-            <w:tcMar>
-              <w:top w:type="dxa" w:w="60"/>
-              <w:left w:type="dxa" w:w="120"/>
-              <w:bottom w:type="dxa" w:w="60"/>
-              <w:right w:type="dxa" w:w="120"/>
-            </w:tcMar>
-            <w:vAlign w:val="top"/>
-          </w:tcPr>
-          <w:p>
-            <w:pPr>
-              <w:spacing w:after="40" w:before="0"/>
-              <w:jc w:val="left"/>
-            </w:pPr>
-            <w:r>
-              <w:rPr>
-                <w:rFonts w:ascii="Arial" w:cs="Arial" w:eastAsia="Arial" w:hAnsi="Arial"/>
-                <w:b w:val="false"/>
-                <w:bCs w:val="false"/>
-                <w:i w:val="false"/>
-                <w:iCs w:val="false"/>
-                <w:color w:val="000000"/>
-                <w:sz w:val="18"/>
-                <w:szCs w:val="18"/>
-              </w:rPr>
-              <w:t xml:space="preserve">Each pair receives two sticky notes. On the first (green): they write one 'Key Insight' — something they now understand about electron configuration that they did not understand at the start of the lesson. On the second (orange): they write one 'Lingering Question' — something that the lesson raised but did not fully resolve. Students walk to the DQB and post their notes in the designated columns. The teacher reads 4–5 green notes aloud and 3–4 orange notes aloud. The class then votes (thumbs up) on which lingering question they most want answered in Lesson 9. The teacher writes the winning question in a special 'Next Lesson Target' box on the DQB.</w:t>
-            </w:r>
-          </w:p>
-        </w:tc>
-        <w:tc>
-          <w:tcPr>
-            <w:tcW w:type="dxa" w:w="3040"/>
-            <w:shd w:fill="F2F2F2" w:color="auto" w:val="clear"/>
-            <w:tcMar>
-              <w:top w:type="dxa" w:w="60"/>
-              <w:left w:type="dxa" w:w="120"/>
-              <w:bottom w:type="dxa" w:w="60"/>
-              <w:right w:type="dxa" w:w="120"/>
-            </w:tcMar>
-            <w:vAlign w:val="top"/>
-          </w:tcPr>
-          <w:p>
-            <w:pPr>
-              <w:spacing w:after="40" w:before="0"/>
-              <w:jc w:val="left"/>
-            </w:pPr>
-            <w:r>
-              <w:rPr>
-                <w:rFonts w:ascii="Arial" w:cs="Arial" w:eastAsia="Arial" w:hAnsi="Arial"/>
-                <w:b w:val="false"/>
-                <w:bCs w:val="false"/>
-                <w:i w:val="false"/>
-                <w:iCs w:val="false"/>
-                <w:color w:val="000000"/>
-                <w:sz w:val="18"/>
-                <w:szCs w:val="18"/>
-              </w:rPr>
-              <w:t xml:space="preserve">Distribute sticky notes and say: 'The green note is evidence that your thinking has changed. The orange note is proof that you are still curious — both are signs of a good scientist.' Allow 3 minutes for writing. As students post notes, stand at the DQB and read a selection aloud with commentary: 'This green note says — same outer electron, same group, same type of behaviour. That is exactly the insight chemists use to organise the entire periodic table. Hold onto that.' For orange notes: 'This pair asks — if sodium has one 3s electron and potassium has one 4s electron, does the extra energy level mean potassium's electron is easier to remove? That is a superb question — it connects directly to what we will explore in Lesson 9 on periodic trends.' Circle the winning question with a red marker and say: 'This is our target for our final evidence lesson. Come ready.'</w:t>
-            </w:r>
-          </w:p>
-        </w:tc>
-        <w:tc>
-          <w:tcPr>
-            <w:tcW w:type="dxa" w:w="3040"/>
-            <w:shd w:fill="FFFFFF" w:color="auto" w:val="clear"/>
-            <w:tcMar>
-              <w:top w:type="dxa" w:w="60"/>
-              <w:left w:type="dxa" w:w="120"/>
-              <w:bottom w:type="dxa" w:w="60"/>
-              <w:right w:type="dxa" w:w="120"/>
-            </w:tcMar>
-            <w:vAlign w:val="top"/>
-          </w:tcPr>
-          <w:p>
-            <w:pPr>
-              <w:spacing w:after="40" w:before="0"/>
-              <w:jc w:val="left"/>
-            </w:pPr>
-            <w:r>
-              <w:rPr>
-                <w:rFonts w:ascii="Arial" w:cs="Arial" w:eastAsia="Arial" w:hAnsi="Arial"/>
-                <w:b w:val="false"/>
-                <w:bCs w:val="false"/>
-                <w:i w:val="false"/>
-                <w:iCs w:val="false"/>
-                <w:color w:val="000000"/>
-                <w:sz w:val="18"/>
-                <w:szCs w:val="18"/>
-              </w:rPr>
-              <w:t xml:space="preserve">Metacognitive DQB Protocol — The two-colour sticky-note system externalises both understanding and uncertainty simultaneously. By making 'not yet knowing' visible and valued (orange notes are posted publicly without shame), the teacher models the scientific norm that productive questions are as important as answers. Reading selected notes aloud and connecting them to the storyline reinforces that the DQB is a living document tracking collective sense-making — not a display board.</w:t>
-            </w:r>
-          </w:p>
-        </w:tc>
-        <w:tc>
-          <w:tcPr>
-            <w:tcW w:type="dxa" w:w="3040"/>
-            <w:shd w:fill="F2F2F2" w:color="auto" w:val="clear"/>
-            <w:tcMar>
-              <w:top w:type="dxa" w:w="60"/>
-              <w:left w:type="dxa" w:w="120"/>
-              <w:bottom w:type="dxa" w:w="60"/>
-              <w:right w:type="dxa" w:w="120"/>
-            </w:tcMar>
-            <w:vAlign w:val="top"/>
-          </w:tcPr>
-          <w:p>
-            <w:pPr>
-              <w:spacing w:after="40" w:before="0"/>
-              <w:jc w:val="left"/>
-            </w:pPr>
-            <w:r>
-              <w:rPr>
-                <w:rFonts w:ascii="Arial" w:cs="Arial" w:eastAsia="Arial" w:hAnsi="Arial"/>
-                <w:b w:val="false"/>
-                <w:bCs w:val="false"/>
-                <w:i w:val="false"/>
-                <w:iCs w:val="false"/>
-                <w:color w:val="000000"/>
-                <w:sz w:val="18"/>
-                <w:szCs w:val="18"/>
-              </w:rPr>
-              <w:t xml:space="preserve">Observable indicators: (1) Every pair posts at least one green and one orange note — 100% participation. (2) Green notes reference at least one of the following: outermost orbital, group pattern, energy level difference, or flame colour connection. (3) Orange notes reveal whether students are ready for Lesson 9 — teacher scans for questions about ionisation energy, periodic trends, or orbital shapes, which confirm readiness for the next phase of the storyline.</w:t>
-            </w:r>
-          </w:p>
-        </w:tc>
-      </w:tr>
-      <w:tr>
-        <w:tc>
-          <w:tcPr>
-            <w:tcW w:type="dxa" w:w="1520"/>
-            <w:shd w:fill="D5E8F0" w:color="auto" w:val="clear"/>
-            <w:tcMar>
-              <w:top w:type="dxa" w:w="60"/>
-              <w:left w:type="dxa" w:w="120"/>
-              <w:bottom w:type="dxa" w:w="60"/>
-              <w:right w:type="dxa" w:w="120"/>
-            </w:tcMar>
-            <w:vAlign w:val="top"/>
-          </w:tcPr>
-          <w:p>
-            <w:pPr>
-              <w:spacing w:after="40" w:before="0"/>
-              <w:jc w:val="left"/>
-            </w:pPr>
-            <w:r>
-              <w:rPr>
-                <w:rFonts w:ascii="Arial" w:cs="Arial" w:eastAsia="Arial" w:hAnsi="Arial"/>
-                <w:b/>
-                <w:bCs/>
-                <w:i w:val="false"/>
-                <w:iCs w:val="false"/>
-                <w:color w:val="000000"/>
-                <w:sz w:val="18"/>
-                <w:szCs w:val="18"/>
-              </w:rPr>
-              <w:t xml:space="preserve">Model Building Phase</w:t>
-            </w:r>
-          </w:p>
-          <w:p>
-            <w:pPr>
-              <w:spacing w:after="20" w:before="0"/>
-            </w:pPr>
-            <w:r>
-              <w:rPr>
-                <w:rFonts w:ascii="Arial" w:cs="Arial" w:eastAsia="Arial" w:hAnsi="Arial"/>
-                <w:b/>
-                <w:bCs/>
-                <w:color w:val="1F3864"/>
-                <w:sz w:val="16"/>
-                <w:szCs w:val="16"/>
-              </w:rPr>
-              <w:t xml:space="preserve">📹 VIDEO:</w:t>
-            </w:r>
-          </w:p>
-          <w:p>
-            <w:pPr>
-              <w:spacing w:after="20" w:before="0"/>
-            </w:pPr>
-            <w:hyperlink w:history="1" r:id="rIdmskla-zfxr1y4wdfdanei">
-              <w:r>
-                <w:rPr>
-                  <w:rFonts w:ascii="Arial" w:cs="Arial" w:eastAsia="Arial" w:hAnsi="Arial"/>
-                  <w:color w:val="2E75B6"/>
-                  <w:sz w:val="16"/>
-                  <w:szCs w:val="16"/>
-                  <w:u w:val="single" w:color="2E75B6"/>
-                </w:rPr>
-                <w:t xml:space="preserve">Electron configurations for the first period</w:t>
-              </w:r>
-            </w:hyperlink>
-          </w:p>
-          <w:p>
-            <w:pPr>
-              <w:spacing w:after="10" w:before="0"/>
-              <w:ind w:left="120"/>
-            </w:pPr>
-            <w:r>
-              <w:rPr>
-                <w:rFonts w:ascii="Arial" w:cs="Arial" w:eastAsia="Arial" w:hAnsi="Arial"/>
-                <w:color w:val="595959"/>
-                <w:sz w:val="14"/>
-                <w:szCs w:val="14"/>
-              </w:rPr>
-              <w:t xml:space="preserve">Source: Khan Academy (English - US curriculum)</w:t>
-            </w:r>
-          </w:p>
-          <w:p>
-            <w:pPr>
-              <w:spacing w:after="10" w:before="0"/>
-              <w:ind w:left="120"/>
-            </w:pPr>
-            <w:hyperlink w:history="1" r:id="rIdtwcnz2ws75-ots40u0y4j">
-              <w:r>
-                <w:rPr>
-                  <w:rFonts w:ascii="Arial" w:cs="Arial" w:eastAsia="Arial" w:hAnsi="Arial"/>
-                  <w:color w:val="595959"/>
-                  <w:sz w:val="14"/>
-                  <w:szCs w:val="14"/>
-                  <w:u w:val="single" w:color="595959"/>
-                </w:rPr>
-                <w:t xml:space="preserve">🔍 Search ARES for similar videos</w:t>
-              </w:r>
-            </w:hyperlink>
-          </w:p>
-          <w:p>
-            <w:pPr>
-              <w:spacing w:after="40" w:before="0"/>
-            </w:pPr>
-            <w:r>
-              <w:rPr>
-                <w:sz w:val="14"/>
-                <w:szCs w:val="14"/>
-              </w:rPr>
-              <w:t xml:space="preserve"/>
-            </w:r>
-          </w:p>
-          <w:p>
-            <w:pPr>
-              <w:spacing w:after="20" w:before="0"/>
-            </w:pPr>
-            <w:r>
-              <w:rPr>
-                <w:rFonts w:ascii="Arial" w:cs="Arial" w:eastAsia="Arial" w:hAnsi="Arial"/>
-                <w:b/>
-                <w:bCs/>
-                <w:color w:val="1F3864"/>
-                <w:sz w:val="16"/>
-                <w:szCs w:val="16"/>
-              </w:rPr>
-              <w:t xml:space="preserve">📖 HTML:</w:t>
-            </w:r>
-          </w:p>
-          <w:p>
-            <w:pPr>
-              <w:spacing w:after="20" w:before="0"/>
-            </w:pPr>
-            <w:hyperlink w:history="1" r:id="rIdco0w1g5zp-i2z_nyjv1gm">
-              <w:r>
-                <w:rPr>
-                  <w:rFonts w:ascii="Arial" w:cs="Arial" w:eastAsia="Arial" w:hAnsi="Arial"/>
-                  <w:color w:val="2E75B6"/>
-                  <w:sz w:val="16"/>
-                  <w:szCs w:val="16"/>
-                  <w:u w:val="single" w:color="2E75B6"/>
-                </w:rPr>
-                <w:t xml:space="preserve">Electron Cloud Atomic Model (Flexbook)</w:t>
-              </w:r>
-            </w:hyperlink>
-          </w:p>
-          <w:p>
-            <w:pPr>
-              <w:spacing w:after="10" w:before="0"/>
-              <w:ind w:left="120"/>
-            </w:pPr>
-            <w:r>
-              <w:rPr>
-                <w:rFonts w:ascii="Arial" w:cs="Arial" w:eastAsia="Arial" w:hAnsi="Arial"/>
-                <w:color w:val="595959"/>
-                <w:sz w:val="14"/>
-                <w:szCs w:val="14"/>
-              </w:rPr>
-              <w:t xml:space="preserve">Source: CK-12</w:t>
-            </w:r>
-          </w:p>
-          <w:p>
-            <w:pPr>
-              <w:spacing w:after="10" w:before="0"/>
-              <w:ind w:left="120"/>
-            </w:pPr>
-            <w:hyperlink w:history="1" r:id="rIdqvfj5vg3evpbbwyyjmbt8">
+            <w:hyperlink w:history="1" r:id="rIdylr3u7cuie_nne9b77pbm">
               <w:r>
                 <w:rPr>
                   <w:rFonts w:ascii="Arial" w:cs="Arial" w:eastAsia="Arial" w:hAnsi="Arial"/>
@@ -26102,7 +26097,7 @@
             <w:pPr>
               <w:spacing w:after="20" w:before="0"/>
             </w:pPr>
-            <w:hyperlink w:history="1" r:id="rIdw1zud0tecc3pdaxolxjkj">
+            <w:hyperlink w:history="1" r:id="rIdf-jcozc-2vmbtbqhkq12m">
               <w:r>
                 <w:rPr>
                   <w:rFonts w:ascii="Arial" w:cs="Arial" w:eastAsia="Arial" w:hAnsi="Arial"/>
@@ -26111,7 +26106,7 @@
                   <w:szCs w:val="16"/>
                   <w:u w:val="single" w:color="2E75B6"/>
                 </w:rPr>
-                <w:t xml:space="preserve">The history of atomic chemistry</w:t>
+                <w:t xml:space="preserve">The Aufbau principle</w:t>
               </w:r>
             </w:hyperlink>
           </w:p>
@@ -26135,7 +26130,7 @@
               <w:spacing w:after="10" w:before="0"/>
               <w:ind w:left="120"/>
             </w:pPr>
-            <w:hyperlink w:history="1" r:id="rIdxzk7qtctmhiumdazkq_wl">
+            <w:hyperlink w:history="1" r:id="rIddt6dflffjbzt5xrcydhik">
               <w:r>
                 <w:rPr>
                   <w:rFonts w:ascii="Arial" w:cs="Arial" w:eastAsia="Arial" w:hAnsi="Arial"/>
@@ -26180,7 +26175,7 @@
             <w:pPr>
               <w:spacing w:after="20" w:before="0"/>
             </w:pPr>
-            <w:hyperlink w:history="1" r:id="rIdyvdfpmbf3u4bfetz5k8on">
+            <w:hyperlink w:history="1" r:id="rIdcqmbzyqsdj5dzqzdulsa3">
               <w:r>
                 <w:rPr>
                   <w:rFonts w:ascii="Arial" w:cs="Arial" w:eastAsia="Arial" w:hAnsi="Arial"/>
@@ -26189,7 +26184,7 @@
                   <w:szCs w:val="16"/>
                   <w:u w:val="single" w:color="2E75B6"/>
                 </w:rPr>
-                <w:t xml:space="preserve">Electron Cloud Atomic Model (Flexbook)</w:t>
+                <w:t xml:space="preserve">Energy Levels: Bohr's Atomic Model (PLIX)</w:t>
               </w:r>
             </w:hyperlink>
           </w:p>
@@ -26213,7 +26208,7 @@
               <w:spacing w:after="10" w:before="0"/>
               <w:ind w:left="120"/>
             </w:pPr>
-            <w:hyperlink w:history="1" r:id="rId6-wboi9_o1v6hcqd8nhpg">
+            <w:hyperlink w:history="1" r:id="rIdduzioo6xqfpp070g60_5z">
               <w:r>
                 <w:rPr>
                   <w:rFonts w:ascii="Arial" w:cs="Arial" w:eastAsia="Arial" w:hAnsi="Arial"/>
@@ -26408,7 +26403,7 @@
             <w:pPr>
               <w:spacing w:after="20" w:before="0"/>
             </w:pPr>
-            <w:hyperlink w:history="1" r:id="rIdfevtblzqwbszgubd1sjec">
+            <w:hyperlink w:history="1" r:id="rId4nkfrftpxf1zul2oky3fk">
               <w:r>
                 <w:rPr>
                   <w:rFonts w:ascii="Arial" w:cs="Arial" w:eastAsia="Arial" w:hAnsi="Arial"/>
@@ -26417,7 +26412,7 @@
                   <w:szCs w:val="16"/>
                   <w:u w:val="single" w:color="2E75B6"/>
                 </w:rPr>
-                <w:t xml:space="preserve">The history of atomic chemistry</w:t>
+                <w:t xml:space="preserve">More on orbitals and electron configuration -dubbed(KY)</w:t>
               </w:r>
             </w:hyperlink>
           </w:p>
@@ -26433,7 +26428,7 @@
                 <w:sz w:val="14"/>
                 <w:szCs w:val="14"/>
               </w:rPr>
-              <w:t xml:space="preserve">Source: Khan Academy (English - US curriculum)</w:t>
+              <w:t xml:space="preserve">Source: Khan Academy (Kiswahili)</w:t>
             </w:r>
           </w:p>
           <w:p>
@@ -26441,7 +26436,7 @@
               <w:spacing w:after="10" w:before="0"/>
               <w:ind w:left="120"/>
             </w:pPr>
-            <w:hyperlink w:history="1" r:id="rIdxwd2z_u4b9hmkayfods0j">
+            <w:hyperlink w:history="1" r:id="rIdtp4swdo55jch9da2_mqli">
               <w:r>
                 <w:rPr>
                   <w:rFonts w:ascii="Arial" w:cs="Arial" w:eastAsia="Arial" w:hAnsi="Arial"/>
@@ -26479,14 +26474,14 @@
                 <w:sz w:val="16"/>
                 <w:szCs w:val="16"/>
               </w:rPr>
-              <w:t xml:space="preserve">📖 HTML:</w:t>
+              <w:t xml:space="preserve">📖 EXERCISE:</w:t>
             </w:r>
           </w:p>
           <w:p>
             <w:pPr>
               <w:spacing w:after="20" w:before="0"/>
             </w:pPr>
-            <w:hyperlink w:history="1" r:id="rIdzlr506wiwwjah-w8o8pxt">
+            <w:hyperlink w:history="1" r:id="rId47kmvh-xuc0wwxak_6odd">
               <w:r>
                 <w:rPr>
                   <w:rFonts w:ascii="Arial" w:cs="Arial" w:eastAsia="Arial" w:hAnsi="Arial"/>
@@ -26495,7 +26490,7 @@
                   <w:szCs w:val="16"/>
                   <w:u w:val="single" w:color="2E75B6"/>
                 </w:rPr>
-                <w:t xml:space="preserve">Electron Cloud Atomic Model (Flexbook)</w:t>
+                <w:t xml:space="preserve">Atomic structure and electron configuration</w:t>
               </w:r>
             </w:hyperlink>
           </w:p>
@@ -26511,7 +26506,7 @@
                 <w:sz w:val="14"/>
                 <w:szCs w:val="14"/>
               </w:rPr>
-              <w:t xml:space="preserve">Source: CK-12</w:t>
+              <w:t xml:space="preserve">Source: Khan Academy (English - US curriculum)</w:t>
             </w:r>
           </w:p>
           <w:p>
@@ -26519,7 +26514,7 @@
               <w:spacing w:after="10" w:before="0"/>
               <w:ind w:left="120"/>
             </w:pPr>
-            <w:hyperlink w:history="1" r:id="rIdcvl-ztdoik00thxoombzk">
+            <w:hyperlink w:history="1" r:id="rIdoldde5v4z_mrkpruy3qbs">
               <w:r>
                 <w:rPr>
                   <w:rFonts w:ascii="Arial" w:cs="Arial" w:eastAsia="Arial" w:hAnsi="Arial"/>
@@ -26714,7 +26709,7 @@
             <w:pPr>
               <w:spacing w:after="20" w:before="0"/>
             </w:pPr>
-            <w:hyperlink w:history="1" r:id="rIdcpga4apsexnwu5lryhlcs">
+            <w:hyperlink w:history="1" r:id="rIdhpm_x6d2rfa_kn4764q5t">
               <w:r>
                 <w:rPr>
                   <w:rFonts w:ascii="Arial" w:cs="Arial" w:eastAsia="Arial" w:hAnsi="Arial"/>
@@ -26723,7 +26718,7 @@
                   <w:szCs w:val="16"/>
                   <w:u w:val="single" w:color="2E75B6"/>
                 </w:rPr>
-                <w:t xml:space="preserve">The history of atomic chemistry</w:t>
+                <w:t xml:space="preserve">Valence electrons</w:t>
               </w:r>
             </w:hyperlink>
           </w:p>
@@ -26747,7 +26742,7 @@
               <w:spacing w:after="10" w:before="0"/>
               <w:ind w:left="120"/>
             </w:pPr>
-            <w:hyperlink w:history="1" r:id="rId7gdhss_ot-tn1-b5hmc2z">
+            <w:hyperlink w:history="1" r:id="rIdeybzaf6uj7bl-tjo87pjy">
               <w:r>
                 <w:rPr>
                   <w:rFonts w:ascii="Arial" w:cs="Arial" w:eastAsia="Arial" w:hAnsi="Arial"/>
@@ -26792,7 +26787,7 @@
             <w:pPr>
               <w:spacing w:after="20" w:before="0"/>
             </w:pPr>
-            <w:hyperlink w:history="1" r:id="rIdfmkayumwqu9qopv2qky_s">
+            <w:hyperlink w:history="1" r:id="rIdjrs6icdlfa10rgzvtizpj">
               <w:r>
                 <w:rPr>
                   <w:rFonts w:ascii="Arial" w:cs="Arial" w:eastAsia="Arial" w:hAnsi="Arial"/>
@@ -26801,7 +26796,7 @@
                   <w:szCs w:val="16"/>
                   <w:u w:val="single" w:color="2E75B6"/>
                 </w:rPr>
-                <w:t xml:space="preserve">Electron Cloud Atomic Model (Flexbook)</w:t>
+                <w:t xml:space="preserve">Isotopes and Atomic Mass</w:t>
               </w:r>
             </w:hyperlink>
           </w:p>
@@ -26817,7 +26812,7 @@
                 <w:sz w:val="14"/>
                 <w:szCs w:val="14"/>
               </w:rPr>
-              <w:t xml:space="preserve">Source: CK-12</w:t>
+              <w:t xml:space="preserve">Source: PhET Interactive Simulations (English)</w:t>
             </w:r>
           </w:p>
           <w:p>
@@ -26825,7 +26820,7 @@
               <w:spacing w:after="10" w:before="0"/>
               <w:ind w:left="120"/>
             </w:pPr>
-            <w:hyperlink w:history="1" r:id="rIdwrvw2nhcj7lhege1jguhc">
+            <w:hyperlink w:history="1" r:id="rIdutdzaxm2lx-m7yeramh9u">
               <w:r>
                 <w:rPr>
                   <w:rFonts w:ascii="Arial" w:cs="Arial" w:eastAsia="Arial" w:hAnsi="Arial"/>
@@ -27020,7 +27015,7 @@
             <w:pPr>
               <w:spacing w:after="20" w:before="0"/>
             </w:pPr>
-            <w:hyperlink w:history="1" r:id="rIdexdqp8q-qv5hzqgohkc4i">
+            <w:hyperlink w:history="1" r:id="rIdbrs8egrqqplkuepwkc-gr">
               <w:r>
                 <w:rPr>
                   <w:rFonts w:ascii="Arial" w:cs="Arial" w:eastAsia="Arial" w:hAnsi="Arial"/>
@@ -27029,7 +27024,7 @@
                   <w:szCs w:val="16"/>
                   <w:u w:val="single" w:color="2E75B6"/>
                 </w:rPr>
-                <w:t xml:space="preserve">The history of atomic chemistry</w:t>
+                <w:t xml:space="preserve">Atomic Energy Levels</w:t>
               </w:r>
             </w:hyperlink>
           </w:p>
@@ -27053,7 +27048,7 @@
               <w:spacing w:after="10" w:before="0"/>
               <w:ind w:left="120"/>
             </w:pPr>
-            <w:hyperlink w:history="1" r:id="rId-5wgwtqdqweuweiru8way">
+            <w:hyperlink w:history="1" r:id="rId420a5bt6beqttboivhn8n">
               <w:r>
                 <w:rPr>
                   <w:rFonts w:ascii="Arial" w:cs="Arial" w:eastAsia="Arial" w:hAnsi="Arial"/>
@@ -27098,7 +27093,7 @@
             <w:pPr>
               <w:spacing w:after="20" w:before="0"/>
             </w:pPr>
-            <w:hyperlink w:history="1" r:id="rIdwjmabkqt3nazdkyhsnmtd">
+            <w:hyperlink w:history="1" r:id="rIdosyhgxvrmt_gtcpws7ykw">
               <w:r>
                 <w:rPr>
                   <w:rFonts w:ascii="Arial" w:cs="Arial" w:eastAsia="Arial" w:hAnsi="Arial"/>
@@ -27107,7 +27102,7 @@
                   <w:szCs w:val="16"/>
                   <w:u w:val="single" w:color="2E75B6"/>
                 </w:rPr>
-                <w:t xml:space="preserve">Electron Cloud Atomic Model (Flexbook)</w:t>
+                <w:t xml:space="preserve">Energy Levels: Bohr's Atomic Model (PLIX)</w:t>
               </w:r>
             </w:hyperlink>
           </w:p>
@@ -27131,7 +27126,7 @@
               <w:spacing w:after="10" w:before="0"/>
               <w:ind w:left="120"/>
             </w:pPr>
-            <w:hyperlink w:history="1" r:id="rIdlwsyn-ij0sqok6qirifhv">
+            <w:hyperlink w:history="1" r:id="rIdmehtirbbnb5y5dfrvyfw6">
               <w:r>
                 <w:rPr>
                   <w:rFonts w:ascii="Arial" w:cs="Arial" w:eastAsia="Arial" w:hAnsi="Arial"/>
@@ -27326,7 +27321,7 @@
             <w:pPr>
               <w:spacing w:after="20" w:before="0"/>
             </w:pPr>
-            <w:hyperlink w:history="1" r:id="rIdoirunr0afgirvm1tdtlyc">
+            <w:hyperlink w:history="1" r:id="rId1qnwa2ylj_tsbjbh5-ndb">
               <w:r>
                 <w:rPr>
                   <w:rFonts w:ascii="Arial" w:cs="Arial" w:eastAsia="Arial" w:hAnsi="Arial"/>
@@ -27335,7 +27330,7 @@
                   <w:szCs w:val="16"/>
                   <w:u w:val="single" w:color="2E75B6"/>
                 </w:rPr>
-                <w:t xml:space="preserve">The history of atomic chemistry</w:t>
+                <w:t xml:space="preserve">Counting valence electrons for main group elements</w:t>
               </w:r>
             </w:hyperlink>
           </w:p>
@@ -27359,7 +27354,7 @@
               <w:spacing w:after="10" w:before="0"/>
               <w:ind w:left="120"/>
             </w:pPr>
-            <w:hyperlink w:history="1" r:id="rIdypkhum4vxoqh7-wwwcz-7">
+            <w:hyperlink w:history="1" r:id="rIdeaa4cbnjx2crnhkvbo0xe">
               <w:r>
                 <w:rPr>
                   <w:rFonts w:ascii="Arial" w:cs="Arial" w:eastAsia="Arial" w:hAnsi="Arial"/>
@@ -27404,7 +27399,7 @@
             <w:pPr>
               <w:spacing w:after="20" w:before="0"/>
             </w:pPr>
-            <w:hyperlink w:history="1" r:id="rId8yjzrl1gp0wxt-lxail9b">
+            <w:hyperlink w:history="1" r:id="rIdqk2tr_mu3jpsvbt4mw7e-">
               <w:r>
                 <w:rPr>
                   <w:rFonts w:ascii="Arial" w:cs="Arial" w:eastAsia="Arial" w:hAnsi="Arial"/>
@@ -27413,7 +27408,7 @@
                   <w:szCs w:val="16"/>
                   <w:u w:val="single" w:color="2E75B6"/>
                 </w:rPr>
-                <w:t xml:space="preserve">Electron Cloud Atomic Model (Flexbook)</w:t>
+                <w:t xml:space="preserve">Energy Levels: Bohr's Atomic Model (PLIX)</w:t>
               </w:r>
             </w:hyperlink>
           </w:p>
@@ -27437,7 +27432,7 @@
               <w:spacing w:after="10" w:before="0"/>
               <w:ind w:left="120"/>
             </w:pPr>
-            <w:hyperlink w:history="1" r:id="rIdvphodqfbz0do2em08xcg3">
+            <w:hyperlink w:history="1" r:id="rId7grmcvpw2wth_ugpsbqft">
               <w:r>
                 <w:rPr>
                   <w:rFonts w:ascii="Arial" w:cs="Arial" w:eastAsia="Arial" w:hAnsi="Arial"/>

--- a/data/outputs/v2/Chemistry/SS1.2_The_Atom/Chemistry_The_Atom_CBE_LessonSequence.docx
+++ b/data/outputs/v2/Chemistry/SS1.2_The_Atom/Chemistry_The_Atom_CBE_LessonSequence.docx
@@ -3222,7 +3222,313 @@
             <w:pPr>
               <w:spacing w:after="20" w:before="0"/>
             </w:pPr>
-            <w:hyperlink w:history="1" r:id="rId73zqjxzuk49reo1layyjc">
+            <w:hyperlink w:history="1" r:id="rIdaayz9zbt8_warnygxmrlc">
+              <w:r>
+                <w:rPr>
+                  <w:rFonts w:ascii="Arial" w:cs="Arial" w:eastAsia="Arial" w:hAnsi="Arial"/>
+                  <w:color w:val="2E75B6"/>
+                  <w:sz w:val="16"/>
+                  <w:szCs w:val="16"/>
+                  <w:u w:val="single" w:color="2E75B6"/>
+                </w:rPr>
+                <w:t xml:space="preserve">Bohr model energy levels (derivation using physics)</w:t>
+              </w:r>
+            </w:hyperlink>
+          </w:p>
+          <w:p>
+            <w:pPr>
+              <w:spacing w:after="10" w:before="0"/>
+              <w:ind w:left="120"/>
+            </w:pPr>
+            <w:r>
+              <w:rPr>
+                <w:rFonts w:ascii="Arial" w:cs="Arial" w:eastAsia="Arial" w:hAnsi="Arial"/>
+                <w:color w:val="595959"/>
+                <w:sz w:val="14"/>
+                <w:szCs w:val="14"/>
+              </w:rPr>
+              <w:t xml:space="preserve">Source: Khan Academy (English - US curriculum)</w:t>
+            </w:r>
+          </w:p>
+          <w:p>
+            <w:pPr>
+              <w:spacing w:after="10" w:before="0"/>
+              <w:ind w:left="120"/>
+            </w:pPr>
+            <w:hyperlink w:history="1" r:id="rIdj1kcpfnb0k_sac6z__ff7">
+              <w:r>
+                <w:rPr>
+                  <w:rFonts w:ascii="Arial" w:cs="Arial" w:eastAsia="Arial" w:hAnsi="Arial"/>
+                  <w:color w:val="595959"/>
+                  <w:sz w:val="14"/>
+                  <w:szCs w:val="14"/>
+                  <w:u w:val="single" w:color="595959"/>
+                </w:rPr>
+                <w:t xml:space="preserve">🔍 Search ARES for similar videos</w:t>
+              </w:r>
+            </w:hyperlink>
+          </w:p>
+          <w:p>
+            <w:pPr>
+              <w:spacing w:after="40" w:before="0"/>
+            </w:pPr>
+            <w:r>
+              <w:rPr>
+                <w:sz w:val="14"/>
+                <w:szCs w:val="14"/>
+              </w:rPr>
+              <w:t xml:space="preserve"/>
+            </w:r>
+          </w:p>
+          <w:p>
+            <w:pPr>
+              <w:spacing w:after="20" w:before="0"/>
+            </w:pPr>
+            <w:r>
+              <w:rPr>
+                <w:rFonts w:ascii="Arial" w:cs="Arial" w:eastAsia="Arial" w:hAnsi="Arial"/>
+                <w:b/>
+                <w:bCs/>
+                <w:color w:val="1F3864"/>
+                <w:sz w:val="16"/>
+                <w:szCs w:val="16"/>
+              </w:rPr>
+              <w:t xml:space="preserve">📖 HTML:</w:t>
+            </w:r>
+          </w:p>
+          <w:p>
+            <w:pPr>
+              <w:spacing w:after="20" w:before="0"/>
+            </w:pPr>
+            <w:hyperlink w:history="1" r:id="rIdjibd_ojwbxv4feuh80aqk">
+              <w:r>
+                <w:rPr>
+                  <w:rFonts w:ascii="Arial" w:cs="Arial" w:eastAsia="Arial" w:hAnsi="Arial"/>
+                  <w:color w:val="2E75B6"/>
+                  <w:sz w:val="16"/>
+                  <w:szCs w:val="16"/>
+                  <w:u w:val="single" w:color="2E75B6"/>
+                </w:rPr>
+                <w:t xml:space="preserve">Atomic Emission Spectra (Flexbook)</w:t>
+              </w:r>
+            </w:hyperlink>
+          </w:p>
+          <w:p>
+            <w:pPr>
+              <w:spacing w:after="10" w:before="0"/>
+              <w:ind w:left="120"/>
+            </w:pPr>
+            <w:r>
+              <w:rPr>
+                <w:rFonts w:ascii="Arial" w:cs="Arial" w:eastAsia="Arial" w:hAnsi="Arial"/>
+                <w:color w:val="595959"/>
+                <w:sz w:val="14"/>
+                <w:szCs w:val="14"/>
+              </w:rPr>
+              <w:t xml:space="preserve">Source: CK-12</w:t>
+            </w:r>
+          </w:p>
+          <w:p>
+            <w:pPr>
+              <w:spacing w:after="10" w:before="0"/>
+              <w:ind w:left="120"/>
+            </w:pPr>
+            <w:hyperlink w:history="1" r:id="rId-wj6w2d4j_oq8fok369jz">
+              <w:r>
+                <w:rPr>
+                  <w:rFonts w:ascii="Arial" w:cs="Arial" w:eastAsia="Arial" w:hAnsi="Arial"/>
+                  <w:color w:val="595959"/>
+                  <w:sz w:val="14"/>
+                  <w:szCs w:val="14"/>
+                  <w:u w:val="single" w:color="595959"/>
+                </w:rPr>
+                <w:t xml:space="preserve">🔍 Search ARES for similar readings</w:t>
+              </w:r>
+            </w:hyperlink>
+          </w:p>
+        </w:tc>
+        <w:tc>
+          <w:tcPr>
+            <w:tcW w:type="dxa" w:w="3040"/>
+            <w:shd w:fill="FFFFFF" w:color="auto" w:val="clear"/>
+            <w:tcMar>
+              <w:top w:type="dxa" w:w="60"/>
+              <w:left w:type="dxa" w:w="120"/>
+              <w:bottom w:type="dxa" w:w="60"/>
+              <w:right w:type="dxa" w:w="120"/>
+            </w:tcMar>
+            <w:vAlign w:val="top"/>
+          </w:tcPr>
+          <w:p>
+            <w:pPr>
+              <w:spacing w:after="40" w:before="0"/>
+              <w:jc w:val="left"/>
+            </w:pPr>
+            <w:r>
+              <w:rPr>
+                <w:rFonts w:ascii="Arial" w:cs="Arial" w:eastAsia="Arial" w:hAnsi="Arial"/>
+                <w:b w:val="false"/>
+                <w:bCs w:val="false"/>
+                <w:i w:val="false"/>
+                <w:iCs w:val="false"/>
+                <w:color w:val="000000"/>
+                <w:sz w:val="18"/>
+                <w:szCs w:val="18"/>
+              </w:rPr>
+              <w:t xml:space="preserve">Students listen as the teacher narrates the Kenyan cooking hearth story (Rift Valley family cooking ugali; spilled salt makes the fire flash yellow-orange; a neighbour sees violet from banana-peel ash). The teacher shows three labelled sample jars: sodium chloride (table salt), potassium permanganate solution, and copper sulphate solution. Each student individually writes in their exercise book: (1) What colour, if any, do you predict each substance will produce in the flame? (2) Why do you think that? Students have had no prior instruction on this topic, so predictions will be intuitive — for example, that all flames are orange, or that coloured solutions make coloured flames. After 2 minutes of individual writing, students share predictions briefly with their desk partner.</w:t>
+            </w:r>
+          </w:p>
+        </w:tc>
+        <w:tc>
+          <w:tcPr>
+            <w:tcW w:type="dxa" w:w="3040"/>
+            <w:shd w:fill="F2F2F2" w:color="auto" w:val="clear"/>
+            <w:tcMar>
+              <w:top w:type="dxa" w:w="60"/>
+              <w:left w:type="dxa" w:w="120"/>
+              <w:bottom w:type="dxa" w:w="60"/>
+              <w:right w:type="dxa" w:w="120"/>
+            </w:tcMar>
+            <w:vAlign w:val="top"/>
+          </w:tcPr>
+          <w:p>
+            <w:pPr>
+              <w:spacing w:after="40" w:before="0"/>
+              <w:jc w:val="left"/>
+            </w:pPr>
+            <w:r>
+              <w:rPr>
+                <w:rFonts w:ascii="Arial" w:cs="Arial" w:eastAsia="Arial" w:hAnsi="Arial"/>
+                <w:b w:val="false"/>
+                <w:bCs w:val="false"/>
+                <w:i w:val="false"/>
+                <w:iCs w:val="false"/>
+                <w:color w:val="000000"/>
+                <w:sz w:val="18"/>
+                <w:szCs w:val="18"/>
+              </w:rPr>
+              <w:t xml:space="preserve">Teacher narrates the hearth story with cultural warmth: 'Picture a homestead near Nakuru — a mother is cooking ugali on a wood fire. She reaches for salt and a pinch falls into the flame. The fire suddenly flashes a bright yellow-orange. Her neighbour, using banana-peel ash from her potassium-rich soil, sees a violet glow. You may have seen something like this at home or at a nyama choma evening. Today we are going to recreate that mystery here in our laboratory.' Teacher holds up each jar in turn: 'Before I do anything, I want you to predict — in your book, right now — what colour, if any, you think will appear when I put each of these into the flame. There is no wrong answer. I want your honest thinking.' Teacher allows 2 minutes of silent individual writing. WAIT TIME: Do not speak or prompt during these 2 minutes — circulate silently and note the variety of predictions being written. After 2 minutes: 'Turn to your partner. You have 60 seconds. Share your predictions — do you agree or disagree?' After partner talk: 'Keep your predictions in your book. We will come back to check them.' Teacher does NOT reveal any answers at this stage.</w:t>
+            </w:r>
+          </w:p>
+        </w:tc>
+        <w:tc>
+          <w:tcPr>
+            <w:tcW w:type="dxa" w:w="3040"/>
+            <w:shd w:fill="FFFFFF" w:color="auto" w:val="clear"/>
+            <w:tcMar>
+              <w:top w:type="dxa" w:w="60"/>
+              <w:left w:type="dxa" w:w="120"/>
+              <w:bottom w:type="dxa" w:w="60"/>
+              <w:right w:type="dxa" w:w="120"/>
+            </w:tcMar>
+            <w:vAlign w:val="top"/>
+          </w:tcPr>
+          <w:p>
+            <w:pPr>
+              <w:spacing w:after="40" w:before="0"/>
+              <w:jc w:val="left"/>
+            </w:pPr>
+            <w:r>
+              <w:rPr>
+                <w:rFonts w:ascii="Arial" w:cs="Arial" w:eastAsia="Arial" w:hAnsi="Arial"/>
+                <w:b w:val="false"/>
+                <w:bCs w:val="false"/>
+                <w:i w:val="false"/>
+                <w:iCs w:val="false"/>
+                <w:color w:val="000000"/>
+                <w:sz w:val="18"/>
+                <w:szCs w:val="18"/>
+              </w:rPr>
+              <w:t xml:space="preserve">Eliciting prior knowledge and activating intuition: by asking students to predict before observing, the teacher surfaces existing mental models (or lack thereof) about flame colour. This creates a cognitive anchor — students will compare what they predicted against what they actually see, amplifying the puzzling nature of the phenomenon. The cultural story primes students to connect the laboratory observation to lived experience, which research shows increases engagement and retention.</w:t>
+            </w:r>
+          </w:p>
+        </w:tc>
+        <w:tc>
+          <w:tcPr>
+            <w:tcW w:type="dxa" w:w="3040"/>
+            <w:shd w:fill="F2F2F2" w:color="auto" w:val="clear"/>
+            <w:tcMar>
+              <w:top w:type="dxa" w:w="60"/>
+              <w:left w:type="dxa" w:w="120"/>
+              <w:bottom w:type="dxa" w:w="60"/>
+              <w:right w:type="dxa" w:w="120"/>
+            </w:tcMar>
+            <w:vAlign w:val="top"/>
+          </w:tcPr>
+          <w:p>
+            <w:pPr>
+              <w:spacing w:after="40" w:before="0"/>
+              <w:jc w:val="left"/>
+            </w:pPr>
+            <w:r>
+              <w:rPr>
+                <w:rFonts w:ascii="Arial" w:cs="Arial" w:eastAsia="Arial" w:hAnsi="Arial"/>
+                <w:b w:val="false"/>
+                <w:bCs w:val="false"/>
+                <w:i w:val="false"/>
+                <w:iCs w:val="false"/>
+                <w:color w:val="000000"/>
+                <w:sz w:val="18"/>
+                <w:szCs w:val="18"/>
+              </w:rPr>
+              <w:t xml:space="preserve">Teacher circulates during the 2 minutes of individual writing and makes mental notes of the spread of predictions. Key diagnostic information: Do students think all flames will be the same colour? Do any students already mention atoms or electrons? Do students link colour to the colour of the solution (copper sulphate is blue — will they predict a blue flame)? This informs how the teacher frames the post-observation discussion. No marks are given; this is purely diagnostic.</w:t>
+            </w:r>
+          </w:p>
+        </w:tc>
+      </w:tr>
+      <w:tr>
+        <w:tc>
+          <w:tcPr>
+            <w:tcW w:type="dxa" w:w="1520"/>
+            <w:shd w:fill="D9EEF1" w:color="auto" w:val="clear"/>
+            <w:tcMar>
+              <w:top w:type="dxa" w:w="60"/>
+              <w:left w:type="dxa" w:w="120"/>
+              <w:bottom w:type="dxa" w:w="60"/>
+              <w:right w:type="dxa" w:w="120"/>
+            </w:tcMar>
+            <w:vAlign w:val="top"/>
+          </w:tcPr>
+          <w:p>
+            <w:pPr>
+              <w:spacing w:after="40" w:before="0"/>
+              <w:jc w:val="left"/>
+            </w:pPr>
+            <w:r>
+              <w:rPr>
+                <w:rFonts w:ascii="Arial" w:cs="Arial" w:eastAsia="Arial" w:hAnsi="Arial"/>
+                <w:b/>
+                <w:bCs/>
+                <w:i w:val="false"/>
+                <w:iCs w:val="false"/>
+                <w:color w:val="000000"/>
+                <w:sz w:val="18"/>
+                <w:szCs w:val="18"/>
+              </w:rPr>
+              <w:t xml:space="preserve">Observe Phase</w:t>
+            </w:r>
+          </w:p>
+          <w:p>
+            <w:pPr>
+              <w:spacing w:after="20" w:before="0"/>
+            </w:pPr>
+            <w:r>
+              <w:rPr>
+                <w:rFonts w:ascii="Arial" w:cs="Arial" w:eastAsia="Arial" w:hAnsi="Arial"/>
+                <w:b/>
+                <w:bCs/>
+                <w:color w:val="1F3864"/>
+                <w:sz w:val="16"/>
+                <w:szCs w:val="16"/>
+              </w:rPr>
+              <w:t xml:space="preserve">📹 VIDEO:</w:t>
+            </w:r>
+          </w:p>
+          <w:p>
+            <w:pPr>
+              <w:spacing w:after="20" w:before="0"/>
+            </w:pPr>
+            <w:hyperlink w:history="1" r:id="rIdn3yppd_rcnoawhgafrrc7">
               <w:r>
                 <w:rPr>
                   <w:rFonts w:ascii="Arial" w:cs="Arial" w:eastAsia="Arial" w:hAnsi="Arial"/>
@@ -3255,7 +3561,7 @@
               <w:spacing w:after="10" w:before="0"/>
               <w:ind w:left="120"/>
             </w:pPr>
-            <w:hyperlink w:history="1" r:id="rIdimrpskuggypqtb5jch6dh">
+            <w:hyperlink w:history="1" r:id="rId6i0oxrua7yehiptus1pij">
               <w:r>
                 <w:rPr>
                   <w:rFonts w:ascii="Arial" w:cs="Arial" w:eastAsia="Arial" w:hAnsi="Arial"/>
@@ -3293,6 +3599,312 @@
                 <w:sz w:val="16"/>
                 <w:szCs w:val="16"/>
               </w:rPr>
+              <w:t xml:space="preserve">📖 EXERCISE:</w:t>
+            </w:r>
+          </w:p>
+          <w:p>
+            <w:pPr>
+              <w:spacing w:after="20" w:before="0"/>
+            </w:pPr>
+            <w:hyperlink w:history="1" r:id="rIdic-sjpejsx1wqdw_omzf3">
+              <w:r>
+                <w:rPr>
+                  <w:rFonts w:ascii="Arial" w:cs="Arial" w:eastAsia="Arial" w:hAnsi="Arial"/>
+                  <w:color w:val="2E75B6"/>
+                  <w:sz w:val="16"/>
+                  <w:szCs w:val="16"/>
+                  <w:u w:val="single" w:color="2E75B6"/>
+                </w:rPr>
+                <w:t xml:space="preserve">Atomic Emission Spectra Practice</w:t>
+              </w:r>
+            </w:hyperlink>
+          </w:p>
+          <w:p>
+            <w:pPr>
+              <w:spacing w:after="10" w:before="0"/>
+              <w:ind w:left="120"/>
+            </w:pPr>
+            <w:r>
+              <w:rPr>
+                <w:rFonts w:ascii="Arial" w:cs="Arial" w:eastAsia="Arial" w:hAnsi="Arial"/>
+                <w:color w:val="595959"/>
+                <w:sz w:val="14"/>
+                <w:szCs w:val="14"/>
+              </w:rPr>
+              <w:t xml:space="preserve">Source: CK-12</w:t>
+            </w:r>
+          </w:p>
+          <w:p>
+            <w:pPr>
+              <w:spacing w:after="10" w:before="0"/>
+              <w:ind w:left="120"/>
+            </w:pPr>
+            <w:hyperlink w:history="1" r:id="rId1js0-3ezvh_b8kfzmtcri">
+              <w:r>
+                <w:rPr>
+                  <w:rFonts w:ascii="Arial" w:cs="Arial" w:eastAsia="Arial" w:hAnsi="Arial"/>
+                  <w:color w:val="595959"/>
+                  <w:sz w:val="14"/>
+                  <w:szCs w:val="14"/>
+                  <w:u w:val="single" w:color="595959"/>
+                </w:rPr>
+                <w:t xml:space="preserve">🔍 Search ARES for similar readings</w:t>
+              </w:r>
+            </w:hyperlink>
+          </w:p>
+        </w:tc>
+        <w:tc>
+          <w:tcPr>
+            <w:tcW w:type="dxa" w:w="3040"/>
+            <w:shd w:fill="FFFFFF" w:color="auto" w:val="clear"/>
+            <w:tcMar>
+              <w:top w:type="dxa" w:w="60"/>
+              <w:left w:type="dxa" w:w="120"/>
+              <w:bottom w:type="dxa" w:w="60"/>
+              <w:right w:type="dxa" w:w="120"/>
+            </w:tcMar>
+            <w:vAlign w:val="top"/>
+          </w:tcPr>
+          <w:p>
+            <w:pPr>
+              <w:spacing w:after="40" w:before="0"/>
+              <w:jc w:val="left"/>
+            </w:pPr>
+            <w:r>
+              <w:rPr>
+                <w:rFonts w:ascii="Arial" w:cs="Arial" w:eastAsia="Arial" w:hAnsi="Arial"/>
+                <w:b w:val="false"/>
+                <w:bCs w:val="false"/>
+                <w:i w:val="false"/>
+                <w:iCs w:val="false"/>
+                <w:color w:val="000000"/>
+                <w:sz w:val="18"/>
+                <w:szCs w:val="18"/>
+              </w:rPr>
+              <w:t xml:space="preserve">Students observe the teacher demonstration in silence with their notebooks open. The teacher cleans a nichrome wire loop in hydrochloric acid, then dips it into sodium chloride solution and holds it in the Bunsen burner flame. A vivid yellow-orange flame appears. Students record in their books: the colour they see, how intense it is, and how long it lasts. The teacher repeats with potassium permanganate solution — a soft violet-lilac colour appears. Students record again. Finally, copper sulphate solution produces a blue-green flame. Students record. The teacher then repeats the sodium chloride test a second time so students can confirm the observation is repeatable. After all three tests, students have 2 minutes to review their predictions and annotate: 'I predicted... I actually observed...' in a simple two-column table.</w:t>
+            </w:r>
+          </w:p>
+        </w:tc>
+        <w:tc>
+          <w:tcPr>
+            <w:tcW w:type="dxa" w:w="3040"/>
+            <w:shd w:fill="F2F2F2" w:color="auto" w:val="clear"/>
+            <w:tcMar>
+              <w:top w:type="dxa" w:w="60"/>
+              <w:left w:type="dxa" w:w="120"/>
+              <w:bottom w:type="dxa" w:w="60"/>
+              <w:right w:type="dxa" w:w="120"/>
+            </w:tcMar>
+            <w:vAlign w:val="top"/>
+          </w:tcPr>
+          <w:p>
+            <w:pPr>
+              <w:spacing w:after="40" w:before="0"/>
+              <w:jc w:val="left"/>
+            </w:pPr>
+            <w:r>
+              <w:rPr>
+                <w:rFonts w:ascii="Arial" w:cs="Arial" w:eastAsia="Arial" w:hAnsi="Arial"/>
+                <w:b w:val="false"/>
+                <w:bCs w:val="false"/>
+                <w:i w:val="false"/>
+                <w:iCs w:val="false"/>
+                <w:color w:val="000000"/>
+                <w:sz w:val="18"/>
+                <w:szCs w:val="18"/>
+              </w:rPr>
+              <w:t xml:space="preserve">Teacher adopts a calm, deliberate pace during the demonstration to allow careful observation: 'I am going to do this slowly. Your only job is to watch and write. Do not talk — just observe.' Teacher holds the nichrome loop in the sodium chloride solution visibly before inserting into the flame: 'Watch carefully. I am putting sodium chloride — ordinary table salt — into the flame now.' Inserts loop. WAIT TIME: Allow 10 full seconds of silence after the yellow-orange colour appears before saying anything — let students look. Then quietly: 'Write exactly what you see. Colour, brightness, how long it lasts.' Teacher cleans the wire in dilute HCl between tests, explaining: 'I clean the wire each time so the previous substance does not contaminate the next test.' For potassium: 'This is potassium permanganate. Same procedure.' WAIT TIME: Again, 10 seconds of silence after the violet colour appears. For copper sulphate: same procedure and same 10-second silence. After all three: 'Now go back to your predictions. Draw a line down the middle of the next page. On the left write what you predicted. On the right write what you observed. You have 2 minutes.' After the 2 minutes: 'What do you notice about whether your predictions matched reality?' Invite 3-4 student responses. Teacher does NOT explain why — responses are acknowledged with neutral phrases such as 'interesting — note that down' or 'that is a good observation — keep it.'</w:t>
+            </w:r>
+          </w:p>
+        </w:tc>
+        <w:tc>
+          <w:tcPr>
+            <w:tcW w:type="dxa" w:w="3040"/>
+            <w:shd w:fill="FFFFFF" w:color="auto" w:val="clear"/>
+            <w:tcMar>
+              <w:top w:type="dxa" w:w="60"/>
+              <w:left w:type="dxa" w:w="120"/>
+              <w:bottom w:type="dxa" w:w="60"/>
+              <w:right w:type="dxa" w:w="120"/>
+            </w:tcMar>
+            <w:vAlign w:val="top"/>
+          </w:tcPr>
+          <w:p>
+            <w:pPr>
+              <w:spacing w:after="40" w:before="0"/>
+              <w:jc w:val="left"/>
+            </w:pPr>
+            <w:r>
+              <w:rPr>
+                <w:rFonts w:ascii="Arial" w:cs="Arial" w:eastAsia="Arial" w:hAnsi="Arial"/>
+                <w:b w:val="false"/>
+                <w:bCs w:val="false"/>
+                <w:i w:val="false"/>
+                <w:iCs w:val="false"/>
+                <w:color w:val="000000"/>
+                <w:sz w:val="18"/>
+                <w:szCs w:val="18"/>
+              </w:rPr>
+              <w:t xml:space="preserve">Direct observation followed by immediate predict-observe-compare: the structured two-column annotation ensures students confront the gap between their intuitions and the data. The teacher deliberately withholds explanation during this phase — explanation comes later — so that the observation itself remains the focus. The repetition of the sodium chloride test reinforces the idea of repeatability, which is a key puzzling feature: this is not random, it happens every time with sodium.</w:t>
+            </w:r>
+          </w:p>
+        </w:tc>
+        <w:tc>
+          <w:tcPr>
+            <w:tcW w:type="dxa" w:w="3040"/>
+            <w:shd w:fill="F2F2F2" w:color="auto" w:val="clear"/>
+            <w:tcMar>
+              <w:top w:type="dxa" w:w="60"/>
+              <w:left w:type="dxa" w:w="120"/>
+              <w:bottom w:type="dxa" w:w="60"/>
+              <w:right w:type="dxa" w:w="120"/>
+            </w:tcMar>
+            <w:vAlign w:val="top"/>
+          </w:tcPr>
+          <w:p>
+            <w:pPr>
+              <w:spacing w:after="40" w:before="0"/>
+              <w:jc w:val="left"/>
+            </w:pPr>
+            <w:r>
+              <w:rPr>
+                <w:rFonts w:ascii="Arial" w:cs="Arial" w:eastAsia="Arial" w:hAnsi="Arial"/>
+                <w:b w:val="false"/>
+                <w:bCs w:val="false"/>
+                <w:i w:val="false"/>
+                <w:iCs w:val="false"/>
+                <w:color w:val="000000"/>
+                <w:sz w:val="18"/>
+                <w:szCs w:val="18"/>
+              </w:rPr>
+              <w:t xml:space="preserve">Teacher scans the two-column tables during the 2-minute annotation period. Key checks: Are students recording specific colours (yellow, violet, blue-green) or vague terms (bright, shiny)? Are students noting that the colour depends on the substance? Are any students noting that the colour of the solution (blue copper sulphate) does not match the flame colour (blue-green)? The last point is a particularly productive puzzler that can be highlighted in the next phase.</w:t>
+            </w:r>
+          </w:p>
+        </w:tc>
+      </w:tr>
+      <w:tr>
+        <w:tc>
+          <w:tcPr>
+            <w:tcW w:type="dxa" w:w="1520"/>
+            <w:shd w:fill="E2EFDA" w:color="auto" w:val="clear"/>
+            <w:tcMar>
+              <w:top w:type="dxa" w:w="60"/>
+              <w:left w:type="dxa" w:w="120"/>
+              <w:bottom w:type="dxa" w:w="60"/>
+              <w:right w:type="dxa" w:w="120"/>
+            </w:tcMar>
+            <w:vAlign w:val="top"/>
+          </w:tcPr>
+          <w:p>
+            <w:pPr>
+              <w:spacing w:after="40" w:before="0"/>
+              <w:jc w:val="left"/>
+            </w:pPr>
+            <w:r>
+              <w:rPr>
+                <w:rFonts w:ascii="Arial" w:cs="Arial" w:eastAsia="Arial" w:hAnsi="Arial"/>
+                <w:b/>
+                <w:bCs/>
+                <w:i w:val="false"/>
+                <w:iCs w:val="false"/>
+                <w:color w:val="000000"/>
+                <w:sz w:val="18"/>
+                <w:szCs w:val="18"/>
+              </w:rPr>
+              <w:t xml:space="preserve">Explain Phase</w:t>
+            </w:r>
+          </w:p>
+          <w:p>
+            <w:pPr>
+              <w:spacing w:after="20" w:before="0"/>
+            </w:pPr>
+            <w:r>
+              <w:rPr>
+                <w:rFonts w:ascii="Arial" w:cs="Arial" w:eastAsia="Arial" w:hAnsi="Arial"/>
+                <w:b/>
+                <w:bCs/>
+                <w:color w:val="1F3864"/>
+                <w:sz w:val="16"/>
+                <w:szCs w:val="16"/>
+              </w:rPr>
+              <w:t xml:space="preserve">📹 VIDEO:</w:t>
+            </w:r>
+          </w:p>
+          <w:p>
+            <w:pPr>
+              <w:spacing w:after="20" w:before="0"/>
+            </w:pPr>
+            <w:hyperlink w:history="1" r:id="rIdwpzn1qxb3hn4vq-noomeh">
+              <w:r>
+                <w:rPr>
+                  <w:rFonts w:ascii="Arial" w:cs="Arial" w:eastAsia="Arial" w:hAnsi="Arial"/>
+                  <w:color w:val="2E75B6"/>
+                  <w:sz w:val="16"/>
+                  <w:szCs w:val="16"/>
+                  <w:u w:val="single" w:color="2E75B6"/>
+                </w:rPr>
+                <w:t xml:space="preserve">Bohr model energy levels</w:t>
+              </w:r>
+            </w:hyperlink>
+          </w:p>
+          <w:p>
+            <w:pPr>
+              <w:spacing w:after="10" w:before="0"/>
+              <w:ind w:left="120"/>
+            </w:pPr>
+            <w:r>
+              <w:rPr>
+                <w:rFonts w:ascii="Arial" w:cs="Arial" w:eastAsia="Arial" w:hAnsi="Arial"/>
+                <w:color w:val="595959"/>
+                <w:sz w:val="14"/>
+                <w:szCs w:val="14"/>
+              </w:rPr>
+              <w:t xml:space="preserve">Source: Khan Academy (English - US curriculum)</w:t>
+            </w:r>
+          </w:p>
+          <w:p>
+            <w:pPr>
+              <w:spacing w:after="10" w:before="0"/>
+              <w:ind w:left="120"/>
+            </w:pPr>
+            <w:hyperlink w:history="1" r:id="rIdcgehyyou0fvevx5uemoz0">
+              <w:r>
+                <w:rPr>
+                  <w:rFonts w:ascii="Arial" w:cs="Arial" w:eastAsia="Arial" w:hAnsi="Arial"/>
+                  <w:color w:val="595959"/>
+                  <w:sz w:val="14"/>
+                  <w:szCs w:val="14"/>
+                  <w:u w:val="single" w:color="595959"/>
+                </w:rPr>
+                <w:t xml:space="preserve">🔍 Search ARES for similar videos</w:t>
+              </w:r>
+            </w:hyperlink>
+          </w:p>
+          <w:p>
+            <w:pPr>
+              <w:spacing w:after="40" w:before="0"/>
+            </w:pPr>
+            <w:r>
+              <w:rPr>
+                <w:sz w:val="14"/>
+                <w:szCs w:val="14"/>
+              </w:rPr>
+              <w:t xml:space="preserve"/>
+            </w:r>
+          </w:p>
+          <w:p>
+            <w:pPr>
+              <w:spacing w:after="20" w:before="0"/>
+            </w:pPr>
+            <w:r>
+              <w:rPr>
+                <w:rFonts w:ascii="Arial" w:cs="Arial" w:eastAsia="Arial" w:hAnsi="Arial"/>
+                <w:b/>
+                <w:bCs/>
+                <w:color w:val="1F3864"/>
+                <w:sz w:val="16"/>
+                <w:szCs w:val="16"/>
+              </w:rPr>
               <w:t xml:space="preserve">📖 HTML:</w:t>
             </w:r>
           </w:p>
@@ -3300,7 +3912,7 @@
             <w:pPr>
               <w:spacing w:after="20" w:before="0"/>
             </w:pPr>
-            <w:hyperlink w:history="1" r:id="rIdz_knfzutpkqo4-un0yzhf">
+            <w:hyperlink w:history="1" r:id="rIdgjjo-ul04w_t-f4_d4i61">
               <w:r>
                 <w:rPr>
                   <w:rFonts w:ascii="Arial" w:cs="Arial" w:eastAsia="Arial" w:hAnsi="Arial"/>
@@ -3333,7 +3945,7 @@
               <w:spacing w:after="10" w:before="0"/>
               <w:ind w:left="120"/>
             </w:pPr>
-            <w:hyperlink w:history="1" r:id="rIdc0i7l1obblcuuwdq4hfxk">
+            <w:hyperlink w:history="1" r:id="rIdecif-ttk_ltu8kthfs9-b">
               <w:r>
                 <w:rPr>
                   <w:rFonts w:ascii="Arial" w:cs="Arial" w:eastAsia="Arial" w:hAnsi="Arial"/>
@@ -3375,7 +3987,7 @@
                 <w:sz w:val="18"/>
                 <w:szCs w:val="18"/>
               </w:rPr>
-              <w:t xml:space="preserve">Students listen as the teacher narrates the Kenyan cooking hearth story (Rift Valley family cooking ugali; spilled salt makes the fire flash yellow-orange; a neighbour sees violet from banana-peel ash). The teacher shows three labelled sample jars: sodium chloride (table salt), potassium permanganate solution, and copper sulphate solution. Each student individually writes in their exercise book: (1) What colour, if any, do you predict each substance will produce in the flame? (2) Why do you think that? Students have had no prior instruction on this topic, so predictions will be intuitive — for example, that all flames are orange, or that coloured solutions make coloured flames. After 2 minutes of individual writing, students share predictions briefly with their desk partner.</w:t>
+              <w:t xml:space="preserve">Students engage in a whole-class structured discussion aimed at surfacing the puzzle — not resolving it. The teacher poses three sequential questions orally, giving students 1 minute of individual thinking time before each whole-class share. Question 1: 'What pattern do you notice in what we just observed?' Question 2: 'All three substances are made of atoms. Fire is just heat. So why would the type of atom change the colour of the flame?' Question 3: 'Sodium always gives yellow. Potassium always gives violet. What does that tell you about the relationship between the substance and the colour?' Students jot notes after each discussion. The teacher maps student ideas on the board in a concept web, using students own words without correcting or completing them. The lesson deliberately ends with the class unable to fully explain the phenomenon — the teacher names this intellectual tension explicitly and validates it as the starting point for the entire unit.</w:t>
             </w:r>
           </w:p>
         </w:tc>
@@ -3407,7 +4019,7 @@
                 <w:sz w:val="18"/>
                 <w:szCs w:val="18"/>
               </w:rPr>
-              <w:t xml:space="preserve">Teacher narrates the hearth story with cultural warmth: 'Picture a homestead near Nakuru — a mother is cooking ugali on a wood fire. She reaches for salt and a pinch falls into the flame. The fire suddenly flashes a bright yellow-orange. Her neighbour, using banana-peel ash from her potassium-rich soil, sees a violet glow. You may have seen something like this at home or at a nyama choma evening. Today we are going to recreate that mystery here in our laboratory.' Teacher holds up each jar in turn: 'Before I do anything, I want you to predict — in your book, right now — what colour, if any, you think will appear when I put each of these into the flame. There is no wrong answer. I want your honest thinking.' Teacher allows 2 minutes of silent individual writing. WAIT TIME: Do not speak or prompt during these 2 minutes — circulate silently and note the variety of predictions being written. After 2 minutes: 'Turn to your partner. You have 60 seconds. Share your predictions — do you agree or disagree?' After partner talk: 'Keep your predictions in your book. We will come back to check them.' Teacher does NOT reveal any answers at this stage.</w:t>
+              <w:t xml:space="preserve">Teacher writes Question 1 on the board: 'What pattern do you notice?' WAIT TIME: 1 full minute of individual silent thinking — teacher watches the clock visibly so students understand the wait is intentional. Then: 'Share with the person next to you — 30 seconds each.' Then whole class: 'What patterns did you and your partner notice?' Teacher maps responses on the board (e.g., different substance — different colour; colour is repeatable; the colours are very pure and specific). Teacher does NOT evaluate responses — says: 'I am just collecting your observations right now.' Teacher then writes Question 2: 'All substances are atoms. Fire is heat. Why does the type of atom matter?' WAIT TIME: 1 minute silent individual thinking. Then: 'Who would like to share their thinking — even if you are not sure?' Collect 4-5 responses. Teacher maps these on the board in a separate column labelled 'Our ideas so far.' Teacher explicitly says: 'Notice that none of us can fully explain this yet — and that is exactly where we should be at the start of a new topic. The fact that we cannot explain it yet is not a problem. It is an invitation.' Teacher then poses Question 3: 'Sodium always gives yellow. Potassium always gives violet. What does that tell you?' WAIT TIME: 45 seconds. Collect responses. Teacher maps them. Finally: 'I want to tell you something. The answer to this puzzle is hidden inside every atom in this room — including the atoms that make up your own body. By the end of this unit, you will be able to explain exactly why sodium gives yellow and potassium gives violet, using the precise language of atomic structure. But for today, your job is simply to sit with the question.'</w:t>
             </w:r>
           </w:p>
         </w:tc>
@@ -3439,7 +4051,7 @@
                 <w:sz w:val="18"/>
                 <w:szCs w:val="18"/>
               </w:rPr>
-              <w:t xml:space="preserve">Eliciting prior knowledge and activating intuition: by asking students to predict before observing, the teacher surfaces existing mental models (or lack thereof) about flame colour. This creates a cognitive anchor — students will compare what they predicted against what they actually see, amplifying the puzzling nature of the phenomenon. The cultural story primes students to connect the laboratory observation to lived experience, which research shows increases engagement and retention.</w:t>
+              <w:t xml:space="preserve">Structured sequential questioning with mapped responses: the teacher uses a public concept web on the board to make student thinking visible and treat it as scientific data worth examining. The three questions are carefully sequenced — from observational pattern to conceptual puzzle to implication — following a gradual increase in cognitive demand. The teacher explicitly names and validates intellectual tension, which is a key pedagogy for driving sustained inquiry. By not providing answers, the teacher preserves the motivational force of the puzzle.</w:t>
             </w:r>
           </w:p>
         </w:tc>
@@ -3471,7 +4083,7 @@
                 <w:sz w:val="18"/>
                 <w:szCs w:val="18"/>
               </w:rPr>
-              <w:t xml:space="preserve">Teacher circulates during the 2 minutes of individual writing and makes mental notes of the spread of predictions. Key diagnostic information: Do students think all flames will be the same colour? Do any students already mention atoms or electrons? Do students link colour to the colour of the solution (copper sulphate is blue — will they predict a blue flame)? This informs how the teacher frames the post-observation discussion. No marks are given; this is purely diagnostic.</w:t>
+              <w:t xml:space="preserve">Teacher listens carefully during whole-class share for two things: (1) whether any student mentions electrons, energy levels, or atomic structure — if so, note the name and return to this student in Lesson 3; (2) whether students are forming productive questions versus superficial ones (e.g., 'it is because the chemicals are different colours' versus 'maybe the heat does something to the atoms themselves'). Teacher makes a mental note of the most scientifically generative student ideas to use as anchors in later lessons. No formal assessment — this is a diagnostic listening opportunity.</w:t>
             </w:r>
           </w:p>
         </w:tc>
@@ -3480,32 +4092,32 @@
         <w:tc>
           <w:tcPr>
             <w:tcW w:type="dxa" w:w="1520"/>
-            <w:shd w:fill="D9EEF1" w:color="auto" w:val="clear"/>
-            <w:tcMar>
-              <w:top w:type="dxa" w:w="60"/>
-              <w:left w:type="dxa" w:w="120"/>
-              <w:bottom w:type="dxa" w:w="60"/>
-              <w:right w:type="dxa" w:w="120"/>
-            </w:tcMar>
-            <w:vAlign w:val="top"/>
-          </w:tcPr>
-          <w:p>
-            <w:pPr>
-              <w:spacing w:after="40" w:before="0"/>
-              <w:jc w:val="left"/>
-            </w:pPr>
-            <w:r>
-              <w:rPr>
-                <w:rFonts w:ascii="Arial" w:cs="Arial" w:eastAsia="Arial" w:hAnsi="Arial"/>
-                <w:b/>
-                <w:bCs/>
-                <w:i w:val="false"/>
-                <w:iCs w:val="false"/>
-                <w:color w:val="000000"/>
-                <w:sz w:val="18"/>
-                <w:szCs w:val="18"/>
-              </w:rPr>
-              <w:t xml:space="preserve">Observe Phase</w:t>
+            <w:shd w:fill="FCE4D6" w:color="auto" w:val="clear"/>
+            <w:tcMar>
+              <w:top w:type="dxa" w:w="60"/>
+              <w:left w:type="dxa" w:w="120"/>
+              <w:bottom w:type="dxa" w:w="60"/>
+              <w:right w:type="dxa" w:w="120"/>
+            </w:tcMar>
+            <w:vAlign w:val="top"/>
+          </w:tcPr>
+          <w:p>
+            <w:pPr>
+              <w:spacing w:after="40" w:before="0"/>
+              <w:jc w:val="left"/>
+            </w:pPr>
+            <w:r>
+              <w:rPr>
+                <w:rFonts w:ascii="Arial" w:cs="Arial" w:eastAsia="Arial" w:hAnsi="Arial"/>
+                <w:b/>
+                <w:bCs/>
+                <w:i w:val="false"/>
+                <w:iCs w:val="false"/>
+                <w:color w:val="000000"/>
+                <w:sz w:val="18"/>
+                <w:szCs w:val="18"/>
+              </w:rPr>
+              <w:t xml:space="preserve">Driving Question Board (DQB) Creation</w:t>
             </w:r>
           </w:p>
           <w:p>
@@ -3528,7 +4140,7 @@
             <w:pPr>
               <w:spacing w:after="20" w:before="0"/>
             </w:pPr>
-            <w:hyperlink w:history="1" r:id="rIdglhwqtsaeoka87jycy3sy">
+            <w:hyperlink w:history="1" r:id="rIdcfl2jtxfic6uwoinz-evx">
               <w:r>
                 <w:rPr>
                   <w:rFonts w:ascii="Arial" w:cs="Arial" w:eastAsia="Arial" w:hAnsi="Arial"/>
@@ -3537,7 +4149,7 @@
                   <w:szCs w:val="16"/>
                   <w:u w:val="single" w:color="2E75B6"/>
                 </w:rPr>
-                <w:t xml:space="preserve">Bohr model energy levels</w:t>
+                <w:t xml:space="preserve">Bohr model energy levels (derivation using physics)</w:t>
               </w:r>
             </w:hyperlink>
           </w:p>
@@ -3561,7 +4173,7 @@
               <w:spacing w:after="10" w:before="0"/>
               <w:ind w:left="120"/>
             </w:pPr>
-            <w:hyperlink w:history="1" r:id="rIdno7khovva-ngkzp3ghwwe">
+            <w:hyperlink w:history="1" r:id="rId6qmuwoy6_azjnpwfewv_g">
               <w:r>
                 <w:rPr>
                   <w:rFonts w:ascii="Arial" w:cs="Arial" w:eastAsia="Arial" w:hAnsi="Arial"/>
@@ -3599,14 +4211,14 @@
                 <w:sz w:val="16"/>
                 <w:szCs w:val="16"/>
               </w:rPr>
-              <w:t xml:space="preserve">📖 EXERCISE:</w:t>
+              <w:t xml:space="preserve">📖 HTML:</w:t>
             </w:r>
           </w:p>
           <w:p>
             <w:pPr>
               <w:spacing w:after="20" w:before="0"/>
             </w:pPr>
-            <w:hyperlink w:history="1" r:id="rIdhiupjxlzop9xd6vew3pxe">
+            <w:hyperlink w:history="1" r:id="rIdtk4ynpl4gk9y0uqpnrxqk">
               <w:r>
                 <w:rPr>
                   <w:rFonts w:ascii="Arial" w:cs="Arial" w:eastAsia="Arial" w:hAnsi="Arial"/>
@@ -3615,7 +4227,7 @@
                   <w:szCs w:val="16"/>
                   <w:u w:val="single" w:color="2E75B6"/>
                 </w:rPr>
-                <w:t xml:space="preserve">Atomic Emission Spectra Practice</w:t>
+                <w:t xml:space="preserve">Atomic Emission Spectra (Flexbook)</w:t>
               </w:r>
             </w:hyperlink>
           </w:p>
@@ -3639,7 +4251,7 @@
               <w:spacing w:after="10" w:before="0"/>
               <w:ind w:left="120"/>
             </w:pPr>
-            <w:hyperlink w:history="1" r:id="rIdeu1vgfgtluusyztfzobx-">
+            <w:hyperlink w:history="1" r:id="rIdcjevu7nwsmjujauwr7yja">
               <w:r>
                 <w:rPr>
                   <w:rFonts w:ascii="Arial" w:cs="Arial" w:eastAsia="Arial" w:hAnsi="Arial"/>
@@ -3681,7 +4293,7 @@
                 <w:sz w:val="18"/>
                 <w:szCs w:val="18"/>
               </w:rPr>
-              <w:t xml:space="preserve">Students observe the teacher demonstration in silence with their notebooks open. The teacher cleans a nichrome wire loop in hydrochloric acid, then dips it into sodium chloride solution and holds it in the Bunsen burner flame. A vivid yellow-orange flame appears. Students record in their books: the colour they see, how intense it is, and how long it lasts. The teacher repeats with potassium permanganate solution — a soft violet-lilac colour appears. Students record again. Finally, copper sulphate solution produces a blue-green flame. Students record. The teacher then repeats the sodium chloride test a second time so students can confirm the observation is repeatable. After all three tests, students have 2 minutes to review their predictions and annotate: 'I predicted... I actually observed...' in a simple two-column table.</w:t>
+              <w:t xml:space="preserve">Each student receives two sticky notes (or small pieces of paper if sticky notes are unavailable). On the first, they write one question they genuinely want answered about what they just observed — beginning with Why, How, or What. On the second, they write one thing they think they already know that might be relevant. Students walk to the board (or the teacher collects and posts them) and attach their notes to a large sheet of paper or section of the classroom wall labelled 'OUR DRIVING QUESTION BOARD — Sub-Strand 1.2 The Atom.' The teacher reads several questions aloud, groups similar ones under emerging category headings (e.g., 'Questions about what happens inside the atom,' 'Questions about why colours are different,' 'Questions about where the colour energy comes from'), and writes the unit Driving Question at the top of the board in large letters: 'Why do different substances produce different colours when burned in a flame, and what does this reveal about how electrons are arranged inside an atom?' The board remains visible for the entire unit.</w:t>
             </w:r>
           </w:p>
         </w:tc>
@@ -3713,7 +4325,7 @@
                 <w:sz w:val="18"/>
                 <w:szCs w:val="18"/>
               </w:rPr>
-              <w:t xml:space="preserve">Teacher adopts a calm, deliberate pace during the demonstration to allow careful observation: 'I am going to do this slowly. Your only job is to watch and write. Do not talk — just observe.' Teacher holds the nichrome loop in the sodium chloride solution visibly before inserting into the flame: 'Watch carefully. I am putting sodium chloride — ordinary table salt — into the flame now.' Inserts loop. WAIT TIME: Allow 10 full seconds of silence after the yellow-orange colour appears before saying anything — let students look. Then quietly: 'Write exactly what you see. Colour, brightness, how long it lasts.' Teacher cleans the wire in dilute HCl between tests, explaining: 'I clean the wire each time so the previous substance does not contaminate the next test.' For potassium: 'This is potassium permanganate. Same procedure.' WAIT TIME: Again, 10 seconds of silence after the violet colour appears. For copper sulphate: same procedure and same 10-second silence. After all three: 'Now go back to your predictions. Draw a line down the middle of the next page. On the left write what you predicted. On the right write what you observed. You have 2 minutes.' After the 2 minutes: 'What do you notice about whether your predictions matched reality?' Invite 3-4 student responses. Teacher does NOT explain why — responses are acknowledged with neutral phrases such as 'interesting — note that down' or 'that is a good observation — keep it.'</w:t>
+              <w:t xml:space="preserve">Teacher distributes sticky notes (or paper slips): 'You each get two slips. On the first, write one genuine question that this demonstration has raised for you — a question you actually want answered. Start it with Why, How, or What. On the second, write one thing you think you already know that might help us begin to answer the question. You have 2 minutes.' WAIT TIME: 2 full minutes of silent individual writing. Teacher then: 'Bring your slips to the board — or pass them forward.' As slips are posted, teacher reads several aloud with enthusiasm: 'Listen to this question from one of your classmates: Why does sodium always give the same colour every single time? That is a brilliant scientific question — because it tells us the colour must be a property of sodium itself, not just of the flame.' Teacher groups questions visibly and labels categories. Teacher points to the Driving Question at the top: 'This is the question that will guide everything we do in this sub-strand. Every lesson from now on, we will update this board as we learn more. Some of your questions will be answered in Lesson 3, some in Lesson 6, some not until Lesson 9. By the time we reach the end, this board will be a map of our thinking journey.' Teacher explicitly tells students: 'The DQB belongs to you. I will not remove any question without the class agreeing that it has been answered.'</w:t>
             </w:r>
           </w:p>
         </w:tc>
@@ -3745,7 +4357,7 @@
                 <w:sz w:val="18"/>
                 <w:szCs w:val="18"/>
               </w:rPr>
-              <w:t xml:space="preserve">Direct observation followed by immediate predict-observe-compare: the structured two-column annotation ensures students confront the gap between their intuitions and the data. The teacher deliberately withholds explanation during this phase — explanation comes later — so that the observation itself remains the focus. The repetition of the sodium chloride test reinforces the idea of repeatability, which is a key puzzling feature: this is not random, it happens every time with sodium.</w:t>
+              <w:t xml:space="preserve">The Driving Question Board is the central sense-making infrastructure for the entire unit. By having students generate the questions themselves, the teacher ensures that the inquiry feels owned by the class rather than imposed by a curriculum. The public grouping of questions makes the intellectual structure of the sub-strand visible. The two-slip structure (question plus prior knowledge) prevents the board from being purely a list of unknowns — it also surfaces the knowledge resources students already bring, which the teacher can build on in subsequent lessons.</w:t>
             </w:r>
           </w:p>
         </w:tc>
@@ -3777,7 +4389,7 @@
                 <w:sz w:val="18"/>
                 <w:szCs w:val="18"/>
               </w:rPr>
-              <w:t xml:space="preserve">Teacher scans the two-column tables during the 2-minute annotation period. Key checks: Are students recording specific colours (yellow, violet, blue-green) or vague terms (bright, shiny)? Are students noting that the colour depends on the substance? Are any students noting that the colour of the solution (blue copper sulphate) does not match the flame colour (blue-green)? The last point is a particularly productive puzzler that can be highlighted in the next phase.</w:t>
+              <w:t xml:space="preserve">The sticky notes are a rich formative data source. Teacher photographs or copies the board after the lesson. Key questions to analyse: Are student questions surface-level (what colour does X make?) or mechanistic (why does the type of atom determine the colour)? Do any students mention electrons, protons, or energy — showing partial prior knowledge? Are there misconceptions visible (e.g., the colour comes from the colour of the solution)? This analysis directly informs the pacing and emphasis of Lessons 2 and 3.</w:t>
             </w:r>
           </w:p>
         </w:tc>
@@ -3786,32 +4398,32 @@
         <w:tc>
           <w:tcPr>
             <w:tcW w:type="dxa" w:w="1520"/>
-            <w:shd w:fill="E2EFDA" w:color="auto" w:val="clear"/>
-            <w:tcMar>
-              <w:top w:type="dxa" w:w="60"/>
-              <w:left w:type="dxa" w:w="120"/>
-              <w:bottom w:type="dxa" w:w="60"/>
-              <w:right w:type="dxa" w:w="120"/>
-            </w:tcMar>
-            <w:vAlign w:val="top"/>
-          </w:tcPr>
-          <w:p>
-            <w:pPr>
-              <w:spacing w:after="40" w:before="0"/>
-              <w:jc w:val="left"/>
-            </w:pPr>
-            <w:r>
-              <w:rPr>
-                <w:rFonts w:ascii="Arial" w:cs="Arial" w:eastAsia="Arial" w:hAnsi="Arial"/>
-                <w:b/>
-                <w:bCs/>
-                <w:i w:val="false"/>
-                <w:iCs w:val="false"/>
-                <w:color w:val="000000"/>
-                <w:sz w:val="18"/>
-                <w:szCs w:val="18"/>
-              </w:rPr>
-              <w:t xml:space="preserve">Explain Phase</w:t>
+            <w:shd w:fill="D5E8F0" w:color="auto" w:val="clear"/>
+            <w:tcMar>
+              <w:top w:type="dxa" w:w="60"/>
+              <w:left w:type="dxa" w:w="120"/>
+              <w:bottom w:type="dxa" w:w="60"/>
+              <w:right w:type="dxa" w:w="120"/>
+            </w:tcMar>
+            <w:vAlign w:val="top"/>
+          </w:tcPr>
+          <w:p>
+            <w:pPr>
+              <w:spacing w:after="40" w:before="0"/>
+              <w:jc w:val="left"/>
+            </w:pPr>
+            <w:r>
+              <w:rPr>
+                <w:rFonts w:ascii="Arial" w:cs="Arial" w:eastAsia="Arial" w:hAnsi="Arial"/>
+                <w:b/>
+                <w:bCs/>
+                <w:i w:val="false"/>
+                <w:iCs w:val="false"/>
+                <w:color w:val="000000"/>
+                <w:sz w:val="18"/>
+                <w:szCs w:val="18"/>
+              </w:rPr>
+              <w:t xml:space="preserve">Model Building Phase</w:t>
             </w:r>
           </w:p>
           <w:p>
@@ -3834,7 +4446,7 @@
             <w:pPr>
               <w:spacing w:after="20" w:before="0"/>
             </w:pPr>
-            <w:hyperlink w:history="1" r:id="rIdivuyjuqem56ywusnufmm0">
+            <w:hyperlink w:history="1" r:id="rIdi3g_na6guqoi8dtolwcjd">
               <w:r>
                 <w:rPr>
                   <w:rFonts w:ascii="Arial" w:cs="Arial" w:eastAsia="Arial" w:hAnsi="Arial"/>
@@ -3867,7 +4479,7 @@
               <w:spacing w:after="10" w:before="0"/>
               <w:ind w:left="120"/>
             </w:pPr>
-            <w:hyperlink w:history="1" r:id="rId6heusfq75rbdcp3iotfyn">
+            <w:hyperlink w:history="1" r:id="rIdmar9bdl4n7m0hvxswllvp">
               <w:r>
                 <w:rPr>
                   <w:rFonts w:ascii="Arial" w:cs="Arial" w:eastAsia="Arial" w:hAnsi="Arial"/>
@@ -3912,7 +4524,7 @@
             <w:pPr>
               <w:spacing w:after="20" w:before="0"/>
             </w:pPr>
-            <w:hyperlink w:history="1" r:id="rIdyw03rf94n8fraddaenoed">
+            <w:hyperlink w:history="1" r:id="rId-jf7vi929rs_moeilhfco">
               <w:r>
                 <w:rPr>
                   <w:rFonts w:ascii="Arial" w:cs="Arial" w:eastAsia="Arial" w:hAnsi="Arial"/>
@@ -3945,619 +4557,7 @@
               <w:spacing w:after="10" w:before="0"/>
               <w:ind w:left="120"/>
             </w:pPr>
-            <w:hyperlink w:history="1" r:id="rIdmci3ixd5qegx883g3owhe">
-              <w:r>
-                <w:rPr>
-                  <w:rFonts w:ascii="Arial" w:cs="Arial" w:eastAsia="Arial" w:hAnsi="Arial"/>
-                  <w:color w:val="595959"/>
-                  <w:sz w:val="14"/>
-                  <w:szCs w:val="14"/>
-                  <w:u w:val="single" w:color="595959"/>
-                </w:rPr>
-                <w:t xml:space="preserve">🔍 Search ARES for similar readings</w:t>
-              </w:r>
-            </w:hyperlink>
-          </w:p>
-        </w:tc>
-        <w:tc>
-          <w:tcPr>
-            <w:tcW w:type="dxa" w:w="3040"/>
-            <w:shd w:fill="FFFFFF" w:color="auto" w:val="clear"/>
-            <w:tcMar>
-              <w:top w:type="dxa" w:w="60"/>
-              <w:left w:type="dxa" w:w="120"/>
-              <w:bottom w:type="dxa" w:w="60"/>
-              <w:right w:type="dxa" w:w="120"/>
-            </w:tcMar>
-            <w:vAlign w:val="top"/>
-          </w:tcPr>
-          <w:p>
-            <w:pPr>
-              <w:spacing w:after="40" w:before="0"/>
-              <w:jc w:val="left"/>
-            </w:pPr>
-            <w:r>
-              <w:rPr>
-                <w:rFonts w:ascii="Arial" w:cs="Arial" w:eastAsia="Arial" w:hAnsi="Arial"/>
-                <w:b w:val="false"/>
-                <w:bCs w:val="false"/>
-                <w:i w:val="false"/>
-                <w:iCs w:val="false"/>
-                <w:color w:val="000000"/>
-                <w:sz w:val="18"/>
-                <w:szCs w:val="18"/>
-              </w:rPr>
-              <w:t xml:space="preserve">Students engage in a whole-class structured discussion aimed at surfacing the puzzle — not resolving it. The teacher poses three sequential questions orally, giving students 1 minute of individual thinking time before each whole-class share. Question 1: 'What pattern do you notice in what we just observed?' Question 2: 'All three substances are made of atoms. Fire is just heat. So why would the type of atom change the colour of the flame?' Question 3: 'Sodium always gives yellow. Potassium always gives violet. What does that tell you about the relationship between the substance and the colour?' Students jot notes after each discussion. The teacher maps student ideas on the board in a concept web, using students own words without correcting or completing them. The lesson deliberately ends with the class unable to fully explain the phenomenon — the teacher names this intellectual tension explicitly and validates it as the starting point for the entire unit.</w:t>
-            </w:r>
-          </w:p>
-        </w:tc>
-        <w:tc>
-          <w:tcPr>
-            <w:tcW w:type="dxa" w:w="3040"/>
-            <w:shd w:fill="F2F2F2" w:color="auto" w:val="clear"/>
-            <w:tcMar>
-              <w:top w:type="dxa" w:w="60"/>
-              <w:left w:type="dxa" w:w="120"/>
-              <w:bottom w:type="dxa" w:w="60"/>
-              <w:right w:type="dxa" w:w="120"/>
-            </w:tcMar>
-            <w:vAlign w:val="top"/>
-          </w:tcPr>
-          <w:p>
-            <w:pPr>
-              <w:spacing w:after="40" w:before="0"/>
-              <w:jc w:val="left"/>
-            </w:pPr>
-            <w:r>
-              <w:rPr>
-                <w:rFonts w:ascii="Arial" w:cs="Arial" w:eastAsia="Arial" w:hAnsi="Arial"/>
-                <w:b w:val="false"/>
-                <w:bCs w:val="false"/>
-                <w:i w:val="false"/>
-                <w:iCs w:val="false"/>
-                <w:color w:val="000000"/>
-                <w:sz w:val="18"/>
-                <w:szCs w:val="18"/>
-              </w:rPr>
-              <w:t xml:space="preserve">Teacher writes Question 1 on the board: 'What pattern do you notice?' WAIT TIME: 1 full minute of individual silent thinking — teacher watches the clock visibly so students understand the wait is intentional. Then: 'Share with the person next to you — 30 seconds each.' Then whole class: 'What patterns did you and your partner notice?' Teacher maps responses on the board (e.g., different substance — different colour; colour is repeatable; the colours are very pure and specific). Teacher does NOT evaluate responses — says: 'I am just collecting your observations right now.' Teacher then writes Question 2: 'All substances are atoms. Fire is heat. Why does the type of atom matter?' WAIT TIME: 1 minute silent individual thinking. Then: 'Who would like to share their thinking — even if you are not sure?' Collect 4-5 responses. Teacher maps these on the board in a separate column labelled 'Our ideas so far.' Teacher explicitly says: 'Notice that none of us can fully explain this yet — and that is exactly where we should be at the start of a new topic. The fact that we cannot explain it yet is not a problem. It is an invitation.' Teacher then poses Question 3: 'Sodium always gives yellow. Potassium always gives violet. What does that tell you?' WAIT TIME: 45 seconds. Collect responses. Teacher maps them. Finally: 'I want to tell you something. The answer to this puzzle is hidden inside every atom in this room — including the atoms that make up your own body. By the end of this unit, you will be able to explain exactly why sodium gives yellow and potassium gives violet, using the precise language of atomic structure. But for today, your job is simply to sit with the question.'</w:t>
-            </w:r>
-          </w:p>
-        </w:tc>
-        <w:tc>
-          <w:tcPr>
-            <w:tcW w:type="dxa" w:w="3040"/>
-            <w:shd w:fill="FFFFFF" w:color="auto" w:val="clear"/>
-            <w:tcMar>
-              <w:top w:type="dxa" w:w="60"/>
-              <w:left w:type="dxa" w:w="120"/>
-              <w:bottom w:type="dxa" w:w="60"/>
-              <w:right w:type="dxa" w:w="120"/>
-            </w:tcMar>
-            <w:vAlign w:val="top"/>
-          </w:tcPr>
-          <w:p>
-            <w:pPr>
-              <w:spacing w:after="40" w:before="0"/>
-              <w:jc w:val="left"/>
-            </w:pPr>
-            <w:r>
-              <w:rPr>
-                <w:rFonts w:ascii="Arial" w:cs="Arial" w:eastAsia="Arial" w:hAnsi="Arial"/>
-                <w:b w:val="false"/>
-                <w:bCs w:val="false"/>
-                <w:i w:val="false"/>
-                <w:iCs w:val="false"/>
-                <w:color w:val="000000"/>
-                <w:sz w:val="18"/>
-                <w:szCs w:val="18"/>
-              </w:rPr>
-              <w:t xml:space="preserve">Structured sequential questioning with mapped responses: the teacher uses a public concept web on the board to make student thinking visible and treat it as scientific data worth examining. The three questions are carefully sequenced — from observational pattern to conceptual puzzle to implication — following a gradual increase in cognitive demand. The teacher explicitly names and validates intellectual tension, which is a key pedagogy for driving sustained inquiry. By not providing answers, the teacher preserves the motivational force of the puzzle.</w:t>
-            </w:r>
-          </w:p>
-        </w:tc>
-        <w:tc>
-          <w:tcPr>
-            <w:tcW w:type="dxa" w:w="3040"/>
-            <w:shd w:fill="F2F2F2" w:color="auto" w:val="clear"/>
-            <w:tcMar>
-              <w:top w:type="dxa" w:w="60"/>
-              <w:left w:type="dxa" w:w="120"/>
-              <w:bottom w:type="dxa" w:w="60"/>
-              <w:right w:type="dxa" w:w="120"/>
-            </w:tcMar>
-            <w:vAlign w:val="top"/>
-          </w:tcPr>
-          <w:p>
-            <w:pPr>
-              <w:spacing w:after="40" w:before="0"/>
-              <w:jc w:val="left"/>
-            </w:pPr>
-            <w:r>
-              <w:rPr>
-                <w:rFonts w:ascii="Arial" w:cs="Arial" w:eastAsia="Arial" w:hAnsi="Arial"/>
-                <w:b w:val="false"/>
-                <w:bCs w:val="false"/>
-                <w:i w:val="false"/>
-                <w:iCs w:val="false"/>
-                <w:color w:val="000000"/>
-                <w:sz w:val="18"/>
-                <w:szCs w:val="18"/>
-              </w:rPr>
-              <w:t xml:space="preserve">Teacher listens carefully during whole-class share for two things: (1) whether any student mentions electrons, energy levels, or atomic structure — if so, note the name and return to this student in Lesson 3; (2) whether students are forming productive questions versus superficial ones (e.g., 'it is because the chemicals are different colours' versus 'maybe the heat does something to the atoms themselves'). Teacher makes a mental note of the most scientifically generative student ideas to use as anchors in later lessons. No formal assessment — this is a diagnostic listening opportunity.</w:t>
-            </w:r>
-          </w:p>
-        </w:tc>
-      </w:tr>
-      <w:tr>
-        <w:tc>
-          <w:tcPr>
-            <w:tcW w:type="dxa" w:w="1520"/>
-            <w:shd w:fill="FCE4D6" w:color="auto" w:val="clear"/>
-            <w:tcMar>
-              <w:top w:type="dxa" w:w="60"/>
-              <w:left w:type="dxa" w:w="120"/>
-              <w:bottom w:type="dxa" w:w="60"/>
-              <w:right w:type="dxa" w:w="120"/>
-            </w:tcMar>
-            <w:vAlign w:val="top"/>
-          </w:tcPr>
-          <w:p>
-            <w:pPr>
-              <w:spacing w:after="40" w:before="0"/>
-              <w:jc w:val="left"/>
-            </w:pPr>
-            <w:r>
-              <w:rPr>
-                <w:rFonts w:ascii="Arial" w:cs="Arial" w:eastAsia="Arial" w:hAnsi="Arial"/>
-                <w:b/>
-                <w:bCs/>
-                <w:i w:val="false"/>
-                <w:iCs w:val="false"/>
-                <w:color w:val="000000"/>
-                <w:sz w:val="18"/>
-                <w:szCs w:val="18"/>
-              </w:rPr>
-              <w:t xml:space="preserve">Driving Question Board (DQB) Creation</w:t>
-            </w:r>
-          </w:p>
-          <w:p>
-            <w:pPr>
-              <w:spacing w:after="20" w:before="0"/>
-            </w:pPr>
-            <w:r>
-              <w:rPr>
-                <w:rFonts w:ascii="Arial" w:cs="Arial" w:eastAsia="Arial" w:hAnsi="Arial"/>
-                <w:b/>
-                <w:bCs/>
-                <w:color w:val="1F3864"/>
-                <w:sz w:val="16"/>
-                <w:szCs w:val="16"/>
-              </w:rPr>
-              <w:t xml:space="preserve">📹 VIDEO:</w:t>
-            </w:r>
-          </w:p>
-          <w:p>
-            <w:pPr>
-              <w:spacing w:after="20" w:before="0"/>
-            </w:pPr>
-            <w:hyperlink w:history="1" r:id="rIdqibg-6s7vzfxwm_aog9my">
-              <w:r>
-                <w:rPr>
-                  <w:rFonts w:ascii="Arial" w:cs="Arial" w:eastAsia="Arial" w:hAnsi="Arial"/>
-                  <w:color w:val="2E75B6"/>
-                  <w:sz w:val="16"/>
-                  <w:szCs w:val="16"/>
-                  <w:u w:val="single" w:color="2E75B6"/>
-                </w:rPr>
-                <w:t xml:space="preserve">Valence electrons</w:t>
-              </w:r>
-            </w:hyperlink>
-          </w:p>
-          <w:p>
-            <w:pPr>
-              <w:spacing w:after="10" w:before="0"/>
-              <w:ind w:left="120"/>
-            </w:pPr>
-            <w:r>
-              <w:rPr>
-                <w:rFonts w:ascii="Arial" w:cs="Arial" w:eastAsia="Arial" w:hAnsi="Arial"/>
-                <w:color w:val="595959"/>
-                <w:sz w:val="14"/>
-                <w:szCs w:val="14"/>
-              </w:rPr>
-              <w:t xml:space="preserve">Source: Khan Academy (English - US curriculum)</w:t>
-            </w:r>
-          </w:p>
-          <w:p>
-            <w:pPr>
-              <w:spacing w:after="10" w:before="0"/>
-              <w:ind w:left="120"/>
-            </w:pPr>
-            <w:hyperlink w:history="1" r:id="rIdb21jeeg7xavco0na6ba4w">
-              <w:r>
-                <w:rPr>
-                  <w:rFonts w:ascii="Arial" w:cs="Arial" w:eastAsia="Arial" w:hAnsi="Arial"/>
-                  <w:color w:val="595959"/>
-                  <w:sz w:val="14"/>
-                  <w:szCs w:val="14"/>
-                  <w:u w:val="single" w:color="595959"/>
-                </w:rPr>
-                <w:t xml:space="preserve">🔍 Search ARES for similar videos</w:t>
-              </w:r>
-            </w:hyperlink>
-          </w:p>
-          <w:p>
-            <w:pPr>
-              <w:spacing w:after="40" w:before="0"/>
-            </w:pPr>
-            <w:r>
-              <w:rPr>
-                <w:sz w:val="14"/>
-                <w:szCs w:val="14"/>
-              </w:rPr>
-              <w:t xml:space="preserve"/>
-            </w:r>
-          </w:p>
-          <w:p>
-            <w:pPr>
-              <w:spacing w:after="20" w:before="0"/>
-            </w:pPr>
-            <w:r>
-              <w:rPr>
-                <w:rFonts w:ascii="Arial" w:cs="Arial" w:eastAsia="Arial" w:hAnsi="Arial"/>
-                <w:b/>
-                <w:bCs/>
-                <w:color w:val="1F3864"/>
-                <w:sz w:val="16"/>
-                <w:szCs w:val="16"/>
-              </w:rPr>
-              <w:t xml:space="preserve">📖 HTML:</w:t>
-            </w:r>
-          </w:p>
-          <w:p>
-            <w:pPr>
-              <w:spacing w:after="20" w:before="0"/>
-            </w:pPr>
-            <w:hyperlink w:history="1" r:id="rIdxtjcskvhmcpoqtu1neyvx">
-              <w:r>
-                <w:rPr>
-                  <w:rFonts w:ascii="Arial" w:cs="Arial" w:eastAsia="Arial" w:hAnsi="Arial"/>
-                  <w:color w:val="2E75B6"/>
-                  <w:sz w:val="16"/>
-                  <w:szCs w:val="16"/>
-                  <w:u w:val="single" w:color="2E75B6"/>
-                </w:rPr>
-                <w:t xml:space="preserve">Atomic Emission Spectra (Flexbook)</w:t>
-              </w:r>
-            </w:hyperlink>
-          </w:p>
-          <w:p>
-            <w:pPr>
-              <w:spacing w:after="10" w:before="0"/>
-              <w:ind w:left="120"/>
-            </w:pPr>
-            <w:r>
-              <w:rPr>
-                <w:rFonts w:ascii="Arial" w:cs="Arial" w:eastAsia="Arial" w:hAnsi="Arial"/>
-                <w:color w:val="595959"/>
-                <w:sz w:val="14"/>
-                <w:szCs w:val="14"/>
-              </w:rPr>
-              <w:t xml:space="preserve">Source: CK-12</w:t>
-            </w:r>
-          </w:p>
-          <w:p>
-            <w:pPr>
-              <w:spacing w:after="10" w:before="0"/>
-              <w:ind w:left="120"/>
-            </w:pPr>
-            <w:hyperlink w:history="1" r:id="rIdijxqaappi9v0ljhjmnnef">
-              <w:r>
-                <w:rPr>
-                  <w:rFonts w:ascii="Arial" w:cs="Arial" w:eastAsia="Arial" w:hAnsi="Arial"/>
-                  <w:color w:val="595959"/>
-                  <w:sz w:val="14"/>
-                  <w:szCs w:val="14"/>
-                  <w:u w:val="single" w:color="595959"/>
-                </w:rPr>
-                <w:t xml:space="preserve">🔍 Search ARES for similar readings</w:t>
-              </w:r>
-            </w:hyperlink>
-          </w:p>
-        </w:tc>
-        <w:tc>
-          <w:tcPr>
-            <w:tcW w:type="dxa" w:w="3040"/>
-            <w:shd w:fill="FFFFFF" w:color="auto" w:val="clear"/>
-            <w:tcMar>
-              <w:top w:type="dxa" w:w="60"/>
-              <w:left w:type="dxa" w:w="120"/>
-              <w:bottom w:type="dxa" w:w="60"/>
-              <w:right w:type="dxa" w:w="120"/>
-            </w:tcMar>
-            <w:vAlign w:val="top"/>
-          </w:tcPr>
-          <w:p>
-            <w:pPr>
-              <w:spacing w:after="40" w:before="0"/>
-              <w:jc w:val="left"/>
-            </w:pPr>
-            <w:r>
-              <w:rPr>
-                <w:rFonts w:ascii="Arial" w:cs="Arial" w:eastAsia="Arial" w:hAnsi="Arial"/>
-                <w:b w:val="false"/>
-                <w:bCs w:val="false"/>
-                <w:i w:val="false"/>
-                <w:iCs w:val="false"/>
-                <w:color w:val="000000"/>
-                <w:sz w:val="18"/>
-                <w:szCs w:val="18"/>
-              </w:rPr>
-              <w:t xml:space="preserve">Each student receives two sticky notes (or small pieces of paper if sticky notes are unavailable). On the first, they write one question they genuinely want answered about what they just observed — beginning with Why, How, or What. On the second, they write one thing they think they already know that might be relevant. Students walk to the board (or the teacher collects and posts them) and attach their notes to a large sheet of paper or section of the classroom wall labelled 'OUR DRIVING QUESTION BOARD — Sub-Strand 1.2 The Atom.' The teacher reads several questions aloud, groups similar ones under emerging category headings (e.g., 'Questions about what happens inside the atom,' 'Questions about why colours are different,' 'Questions about where the colour energy comes from'), and writes the unit Driving Question at the top of the board in large letters: 'Why do different substances produce different colours when burned in a flame, and what does this reveal about how electrons are arranged inside an atom?' The board remains visible for the entire unit.</w:t>
-            </w:r>
-          </w:p>
-        </w:tc>
-        <w:tc>
-          <w:tcPr>
-            <w:tcW w:type="dxa" w:w="3040"/>
-            <w:shd w:fill="F2F2F2" w:color="auto" w:val="clear"/>
-            <w:tcMar>
-              <w:top w:type="dxa" w:w="60"/>
-              <w:left w:type="dxa" w:w="120"/>
-              <w:bottom w:type="dxa" w:w="60"/>
-              <w:right w:type="dxa" w:w="120"/>
-            </w:tcMar>
-            <w:vAlign w:val="top"/>
-          </w:tcPr>
-          <w:p>
-            <w:pPr>
-              <w:spacing w:after="40" w:before="0"/>
-              <w:jc w:val="left"/>
-            </w:pPr>
-            <w:r>
-              <w:rPr>
-                <w:rFonts w:ascii="Arial" w:cs="Arial" w:eastAsia="Arial" w:hAnsi="Arial"/>
-                <w:b w:val="false"/>
-                <w:bCs w:val="false"/>
-                <w:i w:val="false"/>
-                <w:iCs w:val="false"/>
-                <w:color w:val="000000"/>
-                <w:sz w:val="18"/>
-                <w:szCs w:val="18"/>
-              </w:rPr>
-              <w:t xml:space="preserve">Teacher distributes sticky notes (or paper slips): 'You each get two slips. On the first, write one genuine question that this demonstration has raised for you — a question you actually want answered. Start it with Why, How, or What. On the second, write one thing you think you already know that might help us begin to answer the question. You have 2 minutes.' WAIT TIME: 2 full minutes of silent individual writing. Teacher then: 'Bring your slips to the board — or pass them forward.' As slips are posted, teacher reads several aloud with enthusiasm: 'Listen to this question from one of your classmates: Why does sodium always give the same colour every single time? That is a brilliant scientific question — because it tells us the colour must be a property of sodium itself, not just of the flame.' Teacher groups questions visibly and labels categories. Teacher points to the Driving Question at the top: 'This is the question that will guide everything we do in this sub-strand. Every lesson from now on, we will update this board as we learn more. Some of your questions will be answered in Lesson 3, some in Lesson 6, some not until Lesson 9. By the time we reach the end, this board will be a map of our thinking journey.' Teacher explicitly tells students: 'The DQB belongs to you. I will not remove any question without the class agreeing that it has been answered.'</w:t>
-            </w:r>
-          </w:p>
-        </w:tc>
-        <w:tc>
-          <w:tcPr>
-            <w:tcW w:type="dxa" w:w="3040"/>
-            <w:shd w:fill="FFFFFF" w:color="auto" w:val="clear"/>
-            <w:tcMar>
-              <w:top w:type="dxa" w:w="60"/>
-              <w:left w:type="dxa" w:w="120"/>
-              <w:bottom w:type="dxa" w:w="60"/>
-              <w:right w:type="dxa" w:w="120"/>
-            </w:tcMar>
-            <w:vAlign w:val="top"/>
-          </w:tcPr>
-          <w:p>
-            <w:pPr>
-              <w:spacing w:after="40" w:before="0"/>
-              <w:jc w:val="left"/>
-            </w:pPr>
-            <w:r>
-              <w:rPr>
-                <w:rFonts w:ascii="Arial" w:cs="Arial" w:eastAsia="Arial" w:hAnsi="Arial"/>
-                <w:b w:val="false"/>
-                <w:bCs w:val="false"/>
-                <w:i w:val="false"/>
-                <w:iCs w:val="false"/>
-                <w:color w:val="000000"/>
-                <w:sz w:val="18"/>
-                <w:szCs w:val="18"/>
-              </w:rPr>
-              <w:t xml:space="preserve">The Driving Question Board is the central sense-making infrastructure for the entire unit. By having students generate the questions themselves, the teacher ensures that the inquiry feels owned by the class rather than imposed by a curriculum. The public grouping of questions makes the intellectual structure of the sub-strand visible. The two-slip structure (question plus prior knowledge) prevents the board from being purely a list of unknowns — it also surfaces the knowledge resources students already bring, which the teacher can build on in subsequent lessons.</w:t>
-            </w:r>
-          </w:p>
-        </w:tc>
-        <w:tc>
-          <w:tcPr>
-            <w:tcW w:type="dxa" w:w="3040"/>
-            <w:shd w:fill="F2F2F2" w:color="auto" w:val="clear"/>
-            <w:tcMar>
-              <w:top w:type="dxa" w:w="60"/>
-              <w:left w:type="dxa" w:w="120"/>
-              <w:bottom w:type="dxa" w:w="60"/>
-              <w:right w:type="dxa" w:w="120"/>
-            </w:tcMar>
-            <w:vAlign w:val="top"/>
-          </w:tcPr>
-          <w:p>
-            <w:pPr>
-              <w:spacing w:after="40" w:before="0"/>
-              <w:jc w:val="left"/>
-            </w:pPr>
-            <w:r>
-              <w:rPr>
-                <w:rFonts w:ascii="Arial" w:cs="Arial" w:eastAsia="Arial" w:hAnsi="Arial"/>
-                <w:b w:val="false"/>
-                <w:bCs w:val="false"/>
-                <w:i w:val="false"/>
-                <w:iCs w:val="false"/>
-                <w:color w:val="000000"/>
-                <w:sz w:val="18"/>
-                <w:szCs w:val="18"/>
-              </w:rPr>
-              <w:t xml:space="preserve">The sticky notes are a rich formative data source. Teacher photographs or copies the board after the lesson. Key questions to analyse: Are student questions surface-level (what colour does X make?) or mechanistic (why does the type of atom determine the colour)? Do any students mention electrons, protons, or energy — showing partial prior knowledge? Are there misconceptions visible (e.g., the colour comes from the colour of the solution)? This analysis directly informs the pacing and emphasis of Lessons 2 and 3.</w:t>
-            </w:r>
-          </w:p>
-        </w:tc>
-      </w:tr>
-      <w:tr>
-        <w:tc>
-          <w:tcPr>
-            <w:tcW w:type="dxa" w:w="1520"/>
-            <w:shd w:fill="D5E8F0" w:color="auto" w:val="clear"/>
-            <w:tcMar>
-              <w:top w:type="dxa" w:w="60"/>
-              <w:left w:type="dxa" w:w="120"/>
-              <w:bottom w:type="dxa" w:w="60"/>
-              <w:right w:type="dxa" w:w="120"/>
-            </w:tcMar>
-            <w:vAlign w:val="top"/>
-          </w:tcPr>
-          <w:p>
-            <w:pPr>
-              <w:spacing w:after="40" w:before="0"/>
-              <w:jc w:val="left"/>
-            </w:pPr>
-            <w:r>
-              <w:rPr>
-                <w:rFonts w:ascii="Arial" w:cs="Arial" w:eastAsia="Arial" w:hAnsi="Arial"/>
-                <w:b/>
-                <w:bCs/>
-                <w:i w:val="false"/>
-                <w:iCs w:val="false"/>
-                <w:color w:val="000000"/>
-                <w:sz w:val="18"/>
-                <w:szCs w:val="18"/>
-              </w:rPr>
-              <w:t xml:space="preserve">Model Building Phase</w:t>
-            </w:r>
-          </w:p>
-          <w:p>
-            <w:pPr>
-              <w:spacing w:after="20" w:before="0"/>
-            </w:pPr>
-            <w:r>
-              <w:rPr>
-                <w:rFonts w:ascii="Arial" w:cs="Arial" w:eastAsia="Arial" w:hAnsi="Arial"/>
-                <w:b/>
-                <w:bCs/>
-                <w:color w:val="1F3864"/>
-                <w:sz w:val="16"/>
-                <w:szCs w:val="16"/>
-              </w:rPr>
-              <w:t xml:space="preserve">📹 VIDEO:</w:t>
-            </w:r>
-          </w:p>
-          <w:p>
-            <w:pPr>
-              <w:spacing w:after="20" w:before="0"/>
-            </w:pPr>
-            <w:hyperlink w:history="1" r:id="rIdprlwbpp7-qpg4gxzafn6-">
-              <w:r>
-                <w:rPr>
-                  <w:rFonts w:ascii="Arial" w:cs="Arial" w:eastAsia="Arial" w:hAnsi="Arial"/>
-                  <w:color w:val="2E75B6"/>
-                  <w:sz w:val="16"/>
-                  <w:szCs w:val="16"/>
-                  <w:u w:val="single" w:color="2E75B6"/>
-                </w:rPr>
-                <w:t xml:space="preserve">Bohr model energy levels</w:t>
-              </w:r>
-            </w:hyperlink>
-          </w:p>
-          <w:p>
-            <w:pPr>
-              <w:spacing w:after="10" w:before="0"/>
-              <w:ind w:left="120"/>
-            </w:pPr>
-            <w:r>
-              <w:rPr>
-                <w:rFonts w:ascii="Arial" w:cs="Arial" w:eastAsia="Arial" w:hAnsi="Arial"/>
-                <w:color w:val="595959"/>
-                <w:sz w:val="14"/>
-                <w:szCs w:val="14"/>
-              </w:rPr>
-              <w:t xml:space="preserve">Source: Khan Academy (English - US curriculum)</w:t>
-            </w:r>
-          </w:p>
-          <w:p>
-            <w:pPr>
-              <w:spacing w:after="10" w:before="0"/>
-              <w:ind w:left="120"/>
-            </w:pPr>
-            <w:hyperlink w:history="1" r:id="rId7ofidxcwddsqdin3lcqoq">
-              <w:r>
-                <w:rPr>
-                  <w:rFonts w:ascii="Arial" w:cs="Arial" w:eastAsia="Arial" w:hAnsi="Arial"/>
-                  <w:color w:val="595959"/>
-                  <w:sz w:val="14"/>
-                  <w:szCs w:val="14"/>
-                  <w:u w:val="single" w:color="595959"/>
-                </w:rPr>
-                <w:t xml:space="preserve">🔍 Search ARES for similar videos</w:t>
-              </w:r>
-            </w:hyperlink>
-          </w:p>
-          <w:p>
-            <w:pPr>
-              <w:spacing w:after="40" w:before="0"/>
-            </w:pPr>
-            <w:r>
-              <w:rPr>
-                <w:sz w:val="14"/>
-                <w:szCs w:val="14"/>
-              </w:rPr>
-              <w:t xml:space="preserve"/>
-            </w:r>
-          </w:p>
-          <w:p>
-            <w:pPr>
-              <w:spacing w:after="20" w:before="0"/>
-            </w:pPr>
-            <w:r>
-              <w:rPr>
-                <w:rFonts w:ascii="Arial" w:cs="Arial" w:eastAsia="Arial" w:hAnsi="Arial"/>
-                <w:b/>
-                <w:bCs/>
-                <w:color w:val="1F3864"/>
-                <w:sz w:val="16"/>
-                <w:szCs w:val="16"/>
-              </w:rPr>
-              <w:t xml:space="preserve">📖 HTML:</w:t>
-            </w:r>
-          </w:p>
-          <w:p>
-            <w:pPr>
-              <w:spacing w:after="20" w:before="0"/>
-            </w:pPr>
-            <w:hyperlink w:history="1" r:id="rIdtk5ju06dnv9ew0aywab_u">
-              <w:r>
-                <w:rPr>
-                  <w:rFonts w:ascii="Arial" w:cs="Arial" w:eastAsia="Arial" w:hAnsi="Arial"/>
-                  <w:color w:val="2E75B6"/>
-                  <w:sz w:val="16"/>
-                  <w:szCs w:val="16"/>
-                  <w:u w:val="single" w:color="2E75B6"/>
-                </w:rPr>
-                <w:t xml:space="preserve">Atomic Emission Spectra (Flexbook)</w:t>
-              </w:r>
-            </w:hyperlink>
-          </w:p>
-          <w:p>
-            <w:pPr>
-              <w:spacing w:after="10" w:before="0"/>
-              <w:ind w:left="120"/>
-            </w:pPr>
-            <w:r>
-              <w:rPr>
-                <w:rFonts w:ascii="Arial" w:cs="Arial" w:eastAsia="Arial" w:hAnsi="Arial"/>
-                <w:color w:val="595959"/>
-                <w:sz w:val="14"/>
-                <w:szCs w:val="14"/>
-              </w:rPr>
-              <w:t xml:space="preserve">Source: CK-12</w:t>
-            </w:r>
-          </w:p>
-          <w:p>
-            <w:pPr>
-              <w:spacing w:after="10" w:before="0"/>
-              <w:ind w:left="120"/>
-            </w:pPr>
-            <w:hyperlink w:history="1" r:id="rIdsxgwpubxleywynejibwwh">
+            <w:hyperlink w:history="1" r:id="rIdnxqzx9mhdplmhijnjrbup">
               <w:r>
                 <w:rPr>
                   <w:rFonts w:ascii="Arial" w:cs="Arial" w:eastAsia="Arial" w:hAnsi="Arial"/>
@@ -6044,7 +6044,7 @@
             <w:pPr>
               <w:spacing w:after="20" w:before="0"/>
             </w:pPr>
-            <w:hyperlink w:history="1" r:id="rIdypbiwpkato875lpc36_zg">
+            <w:hyperlink w:history="1" r:id="rIdeupp0tfrkdye6adimi3gr">
               <w:r>
                 <w:rPr>
                   <w:rFonts w:ascii="Arial" w:cs="Arial" w:eastAsia="Arial" w:hAnsi="Arial"/>
@@ -6077,7 +6077,7 @@
               <w:spacing w:after="10" w:before="0"/>
               <w:ind w:left="120"/>
             </w:pPr>
-            <w:hyperlink w:history="1" r:id="rId36fteonwwj64x3bppxlgr">
+            <w:hyperlink w:history="1" r:id="rId5vgrivogdlxv3z6sthd8j">
               <w:r>
                 <w:rPr>
                   <w:rFonts w:ascii="Arial" w:cs="Arial" w:eastAsia="Arial" w:hAnsi="Arial"/>
@@ -6122,7 +6122,7 @@
             <w:pPr>
               <w:spacing w:after="20" w:before="0"/>
             </w:pPr>
-            <w:hyperlink w:history="1" r:id="rIdhszwonl0whu2pnxigk3p9">
+            <w:hyperlink w:history="1" r:id="rIdgsmmp31fshjxchjyxkalo">
               <w:r>
                 <w:rPr>
                   <w:rFonts w:ascii="Arial" w:cs="Arial" w:eastAsia="Arial" w:hAnsi="Arial"/>
@@ -6155,7 +6155,7 @@
               <w:spacing w:after="10" w:before="0"/>
               <w:ind w:left="120"/>
             </w:pPr>
-            <w:hyperlink w:history="1" r:id="rIdjdq3rqe6j-hugubesp8ls">
+            <w:hyperlink w:history="1" r:id="rIdvo1uju8gjae2mgi7rcqie">
               <w:r>
                 <w:rPr>
                   <w:rFonts w:ascii="Arial" w:cs="Arial" w:eastAsia="Arial" w:hAnsi="Arial"/>
@@ -6350,7 +6350,313 @@
             <w:pPr>
               <w:spacing w:after="20" w:before="0"/>
             </w:pPr>
-            <w:hyperlink w:history="1" r:id="rIdukor0aowklz_hai19rxli">
+            <w:hyperlink w:history="1" r:id="rIdqpwn5xntav4czeydxhyf2">
+              <w:r>
+                <w:rPr>
+                  <w:rFonts w:ascii="Arial" w:cs="Arial" w:eastAsia="Arial" w:hAnsi="Arial"/>
+                  <w:color w:val="2E75B6"/>
+                  <w:sz w:val="16"/>
+                  <w:szCs w:val="16"/>
+                  <w:u w:val="single" w:color="2E75B6"/>
+                </w:rPr>
+                <w:t xml:space="preserve">Introduction to the atom -dubbed(KY)</w:t>
+              </w:r>
+            </w:hyperlink>
+          </w:p>
+          <w:p>
+            <w:pPr>
+              <w:spacing w:after="10" w:before="0"/>
+              <w:ind w:left="120"/>
+            </w:pPr>
+            <w:r>
+              <w:rPr>
+                <w:rFonts w:ascii="Arial" w:cs="Arial" w:eastAsia="Arial" w:hAnsi="Arial"/>
+                <w:color w:val="595959"/>
+                <w:sz w:val="14"/>
+                <w:szCs w:val="14"/>
+              </w:rPr>
+              <w:t xml:space="preserve">Source: Khan Academy (Kiswahili)</w:t>
+            </w:r>
+          </w:p>
+          <w:p>
+            <w:pPr>
+              <w:spacing w:after="10" w:before="0"/>
+              <w:ind w:left="120"/>
+            </w:pPr>
+            <w:hyperlink w:history="1" r:id="rId5y4doi_9-zx2jnxb_zmr0">
+              <w:r>
+                <w:rPr>
+                  <w:rFonts w:ascii="Arial" w:cs="Arial" w:eastAsia="Arial" w:hAnsi="Arial"/>
+                  <w:color w:val="595959"/>
+                  <w:sz w:val="14"/>
+                  <w:szCs w:val="14"/>
+                  <w:u w:val="single" w:color="595959"/>
+                </w:rPr>
+                <w:t xml:space="preserve">🔍 Search ARES for similar videos</w:t>
+              </w:r>
+            </w:hyperlink>
+          </w:p>
+          <w:p>
+            <w:pPr>
+              <w:spacing w:after="40" w:before="0"/>
+            </w:pPr>
+            <w:r>
+              <w:rPr>
+                <w:sz w:val="14"/>
+                <w:szCs w:val="14"/>
+              </w:rPr>
+              <w:t xml:space="preserve"/>
+            </w:r>
+          </w:p>
+          <w:p>
+            <w:pPr>
+              <w:spacing w:after="20" w:before="0"/>
+            </w:pPr>
+            <w:r>
+              <w:rPr>
+                <w:rFonts w:ascii="Arial" w:cs="Arial" w:eastAsia="Arial" w:hAnsi="Arial"/>
+                <w:b/>
+                <w:bCs/>
+                <w:color w:val="1F3864"/>
+                <w:sz w:val="16"/>
+                <w:szCs w:val="16"/>
+              </w:rPr>
+              <w:t xml:space="preserve">📖 HTML:</w:t>
+            </w:r>
+          </w:p>
+          <w:p>
+            <w:pPr>
+              <w:spacing w:after="20" w:before="0"/>
+            </w:pPr>
+            <w:hyperlink w:history="1" r:id="rIdhctyndr1v0vjotxukmtcy">
+              <w:r>
+                <w:rPr>
+                  <w:rFonts w:ascii="Arial" w:cs="Arial" w:eastAsia="Arial" w:hAnsi="Arial"/>
+                  <w:color w:val="2E75B6"/>
+                  <w:sz w:val="16"/>
+                  <w:szCs w:val="16"/>
+                  <w:u w:val="single" w:color="2E75B6"/>
+                </w:rPr>
+                <w:t xml:space="preserve">Build an Atom</w:t>
+              </w:r>
+            </w:hyperlink>
+          </w:p>
+          <w:p>
+            <w:pPr>
+              <w:spacing w:after="10" w:before="0"/>
+              <w:ind w:left="120"/>
+            </w:pPr>
+            <w:r>
+              <w:rPr>
+                <w:rFonts w:ascii="Arial" w:cs="Arial" w:eastAsia="Arial" w:hAnsi="Arial"/>
+                <w:color w:val="595959"/>
+                <w:sz w:val="14"/>
+                <w:szCs w:val="14"/>
+              </w:rPr>
+              <w:t xml:space="preserve">Source: PhET Interactive Simulations (English)</w:t>
+            </w:r>
+          </w:p>
+          <w:p>
+            <w:pPr>
+              <w:spacing w:after="10" w:before="0"/>
+              <w:ind w:left="120"/>
+            </w:pPr>
+            <w:hyperlink w:history="1" r:id="rId_frhxwixhpmg1fyz21tdb">
+              <w:r>
+                <w:rPr>
+                  <w:rFonts w:ascii="Arial" w:cs="Arial" w:eastAsia="Arial" w:hAnsi="Arial"/>
+                  <w:color w:val="595959"/>
+                  <w:sz w:val="14"/>
+                  <w:szCs w:val="14"/>
+                  <w:u w:val="single" w:color="595959"/>
+                </w:rPr>
+                <w:t xml:space="preserve">🔍 Search ARES for similar readings</w:t>
+              </w:r>
+            </w:hyperlink>
+          </w:p>
+        </w:tc>
+        <w:tc>
+          <w:tcPr>
+            <w:tcW w:type="dxa" w:w="3040"/>
+            <w:shd w:fill="FFFFFF" w:color="auto" w:val="clear"/>
+            <w:tcMar>
+              <w:top w:type="dxa" w:w="60"/>
+              <w:left w:type="dxa" w:w="120"/>
+              <w:bottom w:type="dxa" w:w="60"/>
+              <w:right w:type="dxa" w:w="120"/>
+            </w:tcMar>
+            <w:vAlign w:val="top"/>
+          </w:tcPr>
+          <w:p>
+            <w:pPr>
+              <w:spacing w:after="40" w:before="0"/>
+              <w:jc w:val="left"/>
+            </w:pPr>
+            <w:r>
+              <w:rPr>
+                <w:rFonts w:ascii="Arial" w:cs="Arial" w:eastAsia="Arial" w:hAnsi="Arial"/>
+                <w:b w:val="false"/>
+                <w:bCs w:val="false"/>
+                <w:i w:val="false"/>
+                <w:iCs w:val="false"/>
+                <w:color w:val="000000"/>
+                <w:sz w:val="18"/>
+                <w:szCs w:val="18"/>
+              </w:rPr>
+              <w:t xml:space="preserve">PART A — Element Card Comparison (15 minutes): Students form groups of four. Each group member holds a different Element Card. Groups complete a shared 'Element Card Comparison Table' with columns: Element Name, Symbol, Atomic Number, Mass Number, No. of Protons, No. of Neutrons, No. of Electrons, and a final column labelled 'Anything unusual?' Each student fills in the row for their own element, then the group discusses: What patterns do you notice? Which numbers are always equal? Can you write a rule for calculating neutron number? Groups record any observations that surprised them in the 'Anything unusual?' column. PART B — Rutherford Simulation (20 minutes): Students open the Rutherford Gold Foil Experiment simulation on the ARES platform (available offline). Working in pairs, they fire alpha particles at the gold foil and record the three possible outcomes in a Results Table: (1) particle passes straight through, (2) particle deflects slightly, (3) particle bounces almost straight back. Pairs record the approximate frequency of each outcome and answer two observation questions in their notebooks: What did most of the particles do? What did the very small number of bounced-back particles tell the scientists?</w:t>
+            </w:r>
+          </w:p>
+        </w:tc>
+        <w:tc>
+          <w:tcPr>
+            <w:tcW w:type="dxa" w:w="3040"/>
+            <w:shd w:fill="F2F2F2" w:color="auto" w:val="clear"/>
+            <w:tcMar>
+              <w:top w:type="dxa" w:w="60"/>
+              <w:left w:type="dxa" w:w="120"/>
+              <w:bottom w:type="dxa" w:w="60"/>
+              <w:right w:type="dxa" w:w="120"/>
+            </w:tcMar>
+            <w:vAlign w:val="top"/>
+          </w:tcPr>
+          <w:p>
+            <w:pPr>
+              <w:spacing w:after="40" w:before="0"/>
+              <w:jc w:val="left"/>
+            </w:pPr>
+            <w:r>
+              <w:rPr>
+                <w:rFonts w:ascii="Arial" w:cs="Arial" w:eastAsia="Arial" w:hAnsi="Arial"/>
+                <w:b w:val="false"/>
+                <w:bCs w:val="false"/>
+                <w:i w:val="false"/>
+                <w:iCs w:val="false"/>
+                <w:color w:val="000000"/>
+                <w:sz w:val="18"/>
+                <w:szCs w:val="18"/>
+              </w:rPr>
+              <w:t xml:space="preserve">For Part A, assign group roles (recorder, reporter, timekeeper, card-holder) before students sit together. After 8 minutes of group work, pause the class and ask one group to share a pattern they noticed — do not evaluate it yet, simply say 'Interesting — keep that thought.' For Part B, demonstrate the simulation controls on the projector for 60 seconds before students begin. Circulate and ask pairs: 'What surprised you about those results?' and 'What would you have expected if the atom were a solid ball?' Allow 2 minutes of wait time after pairs finish recording before calling the class back together. Do not explain the deflection yet — reserve that for the Explain Phase.</w:t>
+            </w:r>
+          </w:p>
+        </w:tc>
+        <w:tc>
+          <w:tcPr>
+            <w:tcW w:type="dxa" w:w="3040"/>
+            <w:shd w:fill="FFFFFF" w:color="auto" w:val="clear"/>
+            <w:tcMar>
+              <w:top w:type="dxa" w:w="60"/>
+              <w:left w:type="dxa" w:w="120"/>
+              <w:bottom w:type="dxa" w:w="60"/>
+              <w:right w:type="dxa" w:w="120"/>
+            </w:tcMar>
+            <w:vAlign w:val="top"/>
+          </w:tcPr>
+          <w:p>
+            <w:pPr>
+              <w:spacing w:after="40" w:before="0"/>
+              <w:jc w:val="left"/>
+            </w:pPr>
+            <w:r>
+              <w:rPr>
+                <w:rFonts w:ascii="Arial" w:cs="Arial" w:eastAsia="Arial" w:hAnsi="Arial"/>
+                <w:b w:val="false"/>
+                <w:bCs w:val="false"/>
+                <w:i w:val="false"/>
+                <w:iCs w:val="false"/>
+                <w:color w:val="000000"/>
+                <w:sz w:val="18"/>
+                <w:szCs w:val="18"/>
+              </w:rPr>
+              <w:t xml:space="preserve">First-hand data collection from the simulation mirrors the process Geiger and Marsden used in 1909, helping students understand why the nuclear model was a revision of Dalton's model rather than an arbitrary replacement.</w:t>
+            </w:r>
+          </w:p>
+        </w:tc>
+        <w:tc>
+          <w:tcPr>
+            <w:tcW w:type="dxa" w:w="3040"/>
+            <w:shd w:fill="F2F2F2" w:color="auto" w:val="clear"/>
+            <w:tcMar>
+              <w:top w:type="dxa" w:w="60"/>
+              <w:left w:type="dxa" w:w="120"/>
+              <w:bottom w:type="dxa" w:w="60"/>
+              <w:right w:type="dxa" w:w="120"/>
+            </w:tcMar>
+            <w:vAlign w:val="top"/>
+          </w:tcPr>
+          <w:p>
+            <w:pPr>
+              <w:spacing w:after="40" w:before="0"/>
+              <w:jc w:val="left"/>
+            </w:pPr>
+            <w:r>
+              <w:rPr>
+                <w:rFonts w:ascii="Arial" w:cs="Arial" w:eastAsia="Arial" w:hAnsi="Arial"/>
+                <w:b w:val="false"/>
+                <w:bCs w:val="false"/>
+                <w:i w:val="false"/>
+                <w:iCs w:val="false"/>
+                <w:color w:val="000000"/>
+                <w:sz w:val="18"/>
+                <w:szCs w:val="18"/>
+              </w:rPr>
+              <w:t xml:space="preserve">Check pairs' Results Tables for the Rutherford simulation: students who record that most particles pass straight through but cannot explain what that implies about atomic structure are flagged for targeted questioning in the Explain Phase.</w:t>
+            </w:r>
+          </w:p>
+        </w:tc>
+      </w:tr>
+      <w:tr>
+        <w:tc>
+          <w:tcPr>
+            <w:tcW w:type="dxa" w:w="1520"/>
+            <w:shd w:fill="E2EFDA" w:color="auto" w:val="clear"/>
+            <w:tcMar>
+              <w:top w:type="dxa" w:w="60"/>
+              <w:left w:type="dxa" w:w="120"/>
+              <w:bottom w:type="dxa" w:w="60"/>
+              <w:right w:type="dxa" w:w="120"/>
+            </w:tcMar>
+            <w:vAlign w:val="top"/>
+          </w:tcPr>
+          <w:p>
+            <w:pPr>
+              <w:spacing w:after="40" w:before="0"/>
+              <w:jc w:val="left"/>
+            </w:pPr>
+            <w:r>
+              <w:rPr>
+                <w:rFonts w:ascii="Arial" w:cs="Arial" w:eastAsia="Arial" w:hAnsi="Arial"/>
+                <w:b/>
+                <w:bCs/>
+                <w:i w:val="false"/>
+                <w:iCs w:val="false"/>
+                <w:color w:val="000000"/>
+                <w:sz w:val="18"/>
+                <w:szCs w:val="18"/>
+              </w:rPr>
+              <w:t xml:space="preserve">Explain Phase</w:t>
+            </w:r>
+          </w:p>
+          <w:p>
+            <w:pPr>
+              <w:spacing w:after="20" w:before="0"/>
+            </w:pPr>
+            <w:r>
+              <w:rPr>
+                <w:rFonts w:ascii="Arial" w:cs="Arial" w:eastAsia="Arial" w:hAnsi="Arial"/>
+                <w:b/>
+                <w:bCs/>
+                <w:color w:val="1F3864"/>
+                <w:sz w:val="16"/>
+                <w:szCs w:val="16"/>
+              </w:rPr>
+              <w:t xml:space="preserve">📹 VIDEO:</w:t>
+            </w:r>
+          </w:p>
+          <w:p>
+            <w:pPr>
+              <w:spacing w:after="20" w:before="0"/>
+            </w:pPr>
+            <w:hyperlink w:history="1" r:id="rIdhqwvnkn22b3bdkfvtzeag">
               <w:r>
                 <w:rPr>
                   <w:rFonts w:ascii="Arial" w:cs="Arial" w:eastAsia="Arial" w:hAnsi="Arial"/>
@@ -6383,7 +6689,7 @@
               <w:spacing w:after="10" w:before="0"/>
               <w:ind w:left="120"/>
             </w:pPr>
-            <w:hyperlink w:history="1" r:id="rIdexqmhsdh1tf7pl4h5yr2y">
+            <w:hyperlink w:history="1" r:id="rIdcvzviac34nmycky9en9wi">
               <w:r>
                 <w:rPr>
                   <w:rFonts w:ascii="Arial" w:cs="Arial" w:eastAsia="Arial" w:hAnsi="Arial"/>
@@ -6428,7 +6734,7 @@
             <w:pPr>
               <w:spacing w:after="20" w:before="0"/>
             </w:pPr>
-            <w:hyperlink w:history="1" r:id="rIdyejqvjedthgktoi5puv6h">
+            <w:hyperlink w:history="1" r:id="rIdt8sywq7ix15voaqtnp6fw">
               <w:r>
                 <w:rPr>
                   <w:rFonts w:ascii="Arial" w:cs="Arial" w:eastAsia="Arial" w:hAnsi="Arial"/>
@@ -6461,7 +6767,7 @@
               <w:spacing w:after="10" w:before="0"/>
               <w:ind w:left="120"/>
             </w:pPr>
-            <w:hyperlink w:history="1" r:id="rIdku3ncofz6g6ubm61ve53s">
+            <w:hyperlink w:history="1" r:id="rIdqagw4o8e11yisweti-sv0">
               <w:r>
                 <w:rPr>
                   <w:rFonts w:ascii="Arial" w:cs="Arial" w:eastAsia="Arial" w:hAnsi="Arial"/>
@@ -6503,7 +6809,7 @@
                 <w:sz w:val="18"/>
                 <w:szCs w:val="18"/>
               </w:rPr>
-              <w:t xml:space="preserve">PART A — Element Card Comparison (15 minutes): Students form groups of four. Each group member holds a different Element Card. Groups complete a shared 'Element Card Comparison Table' with columns: Element Name, Symbol, Atomic Number, Mass Number, No. of Protons, No. of Neutrons, No. of Electrons, and a final column labelled 'Anything unusual?' Each student fills in the row for their own element, then the group discusses: What patterns do you notice? Which numbers are always equal? Can you write a rule for calculating neutron number? Groups record any observations that surprised them in the 'Anything unusual?' column. PART B — Rutherford Simulation (20 minutes): Students open the Rutherford Gold Foil Experiment simulation on the ARES platform (available offline). Working in pairs, they fire alpha particles at the gold foil and record the three possible outcomes in a Results Table: (1) particle passes straight through, (2) particle deflects slightly, (3) particle bounces almost straight back. Pairs record the approximate frequency of each outcome and answer two observation questions in their notebooks: What did most of the particles do? What did the very small number of bounced-back particles tell the scientists?</w:t>
+              <w:t xml:space="preserve">Students work in their groups of four to construct a written explanation for the simulation results they observed in the previous phase. Each group is given a structured 'Explanation Frame' with three prompts: (1) Most alpha particles passed straight through the gold foil because… (2) A small number were deflected at large angles because… (3) This means the atom must be mostly… with a tiny, dense… at its centre. Groups discuss and complete the frame, then share with the class. The teacher formalises key vocabulary on the board: nucleus, proton, neutron, electron, atomic number, mass number, and nuclear model. The teacher then introduces the Kenyan homestead metaphor: just as a traditional homestead has a main house (the nucleus) that is small but central, with the surrounding space mostly empty and the other structures (electrons) arranged in the open ground around it — so too is the atom mostly empty space. Students write a definition of the Rutherford nuclear model in their own words and note one thing the model explains well and one thing it cannot yet explain: why atoms of different elements produce different flame colours.</w:t>
             </w:r>
           </w:p>
         </w:tc>
@@ -6535,7 +6841,7 @@
                 <w:sz w:val="18"/>
                 <w:szCs w:val="18"/>
               </w:rPr>
-              <w:t xml:space="preserve">For Part A, assign group roles (recorder, reporter, timekeeper, card-holder) before students sit together. After 8 minutes of group work, pause the class and ask one group to share a pattern they noticed — do not evaluate it yet, simply say 'Interesting — keep that thought.' For Part B, demonstrate the simulation controls on the projector for 60 seconds before students begin. Circulate and ask pairs: 'What surprised you about those results?' and 'What would you have expected if the atom were a solid ball?' Allow 2 minutes of wait time after pairs finish recording before calling the class back together. Do not explain the deflection yet — reserve that for the Explain Phase.</w:t>
+              <w:t xml:space="preserve">Begin by asking: 'Look at your Results Table from the simulation. If the atom were a solid ball of positive charge — Dalton's model — what would you expect to happen to every single alpha particle?' Give 1 minute of wait time for pairs to discuss. Then ask: 'So what do the few particles that bounced back tell us must exist inside the atom?' After groups share their Explanation Frames, consolidate on the board using the three prompts as a structure. Introduce the homestead metaphor verbally: 'Think of the nucleus as the main house in a homestead — small, solid, central. The rest of the compound is mostly open ground. That is the Rutherford atom.' Write the key vocabulary on the board as each term is used. End the phase by asking: 'What one thing does Rutherford's model still not explain about the flame colours from Lesson 1?' Wait 90 seconds for written responses before moving on.</w:t>
             </w:r>
           </w:p>
         </w:tc>
@@ -6567,7 +6873,7 @@
                 <w:sz w:val="18"/>
                 <w:szCs w:val="18"/>
               </w:rPr>
-              <w:t xml:space="preserve">First-hand data collection from the simulation mirrors the process Geiger and Marsden used in 1909, helping students understand why the nuclear model was a revision of Dalton's model rather than an arbitrary replacement.</w:t>
+              <w:t xml:space="preserve">The structured Explanation Frame scaffolds evidence-to-explanation reasoning, ensuring students connect their observed data explicitly to the theoretical claim rather than simply accepting the nuclear model as received knowledge.</w:t>
             </w:r>
           </w:p>
         </w:tc>
@@ -6599,7 +6905,7 @@
                 <w:sz w:val="18"/>
                 <w:szCs w:val="18"/>
               </w:rPr>
-              <w:t xml:space="preserve">Check pairs' Results Tables for the Rutherford simulation: students who record that most particles pass straight through but cannot explain what that implies about atomic structure are flagged for targeted questioning in the Explain Phase.</w:t>
+              <w:t xml:space="preserve">Collect Explanation Frames at the end of this phase. Check that students correctly link the large-angle deflections to the existence of a dense, positively charged nucleus rather than explaining them as random scatter.</w:t>
             </w:r>
           </w:p>
         </w:tc>
@@ -6608,32 +6914,32 @@
         <w:tc>
           <w:tcPr>
             <w:tcW w:type="dxa" w:w="1520"/>
-            <w:shd w:fill="E2EFDA" w:color="auto" w:val="clear"/>
-            <w:tcMar>
-              <w:top w:type="dxa" w:w="60"/>
-              <w:left w:type="dxa" w:w="120"/>
-              <w:bottom w:type="dxa" w:w="60"/>
-              <w:right w:type="dxa" w:w="120"/>
-            </w:tcMar>
-            <w:vAlign w:val="top"/>
-          </w:tcPr>
-          <w:p>
-            <w:pPr>
-              <w:spacing w:after="40" w:before="0"/>
-              <w:jc w:val="left"/>
-            </w:pPr>
-            <w:r>
-              <w:rPr>
-                <w:rFonts w:ascii="Arial" w:cs="Arial" w:eastAsia="Arial" w:hAnsi="Arial"/>
-                <w:b/>
-                <w:bCs/>
-                <w:i w:val="false"/>
-                <w:iCs w:val="false"/>
-                <w:color w:val="000000"/>
-                <w:sz w:val="18"/>
-                <w:szCs w:val="18"/>
-              </w:rPr>
-              <w:t xml:space="preserve">Explain Phase</w:t>
+            <w:shd w:fill="FCE4D6" w:color="auto" w:val="clear"/>
+            <w:tcMar>
+              <w:top w:type="dxa" w:w="60"/>
+              <w:left w:type="dxa" w:w="120"/>
+              <w:bottom w:type="dxa" w:w="60"/>
+              <w:right w:type="dxa" w:w="120"/>
+            </w:tcMar>
+            <w:vAlign w:val="top"/>
+          </w:tcPr>
+          <w:p>
+            <w:pPr>
+              <w:spacing w:after="40" w:before="0"/>
+              <w:jc w:val="left"/>
+            </w:pPr>
+            <w:r>
+              <w:rPr>
+                <w:rFonts w:ascii="Arial" w:cs="Arial" w:eastAsia="Arial" w:hAnsi="Arial"/>
+                <w:b/>
+                <w:bCs/>
+                <w:i w:val="false"/>
+                <w:iCs w:val="false"/>
+                <w:color w:val="000000"/>
+                <w:sz w:val="18"/>
+                <w:szCs w:val="18"/>
+              </w:rPr>
+              <w:t xml:space="preserve">Driving Question Board (DQB) Creation</w:t>
             </w:r>
           </w:p>
           <w:p>
@@ -6656,7 +6962,7 @@
             <w:pPr>
               <w:spacing w:after="20" w:before="0"/>
             </w:pPr>
-            <w:hyperlink w:history="1" r:id="rId5jszikk9-wemliw7zsw8o">
+            <w:hyperlink w:history="1" r:id="rIdyarud9jqbkm7ggwkwkjua">
               <w:r>
                 <w:rPr>
                   <w:rFonts w:ascii="Arial" w:cs="Arial" w:eastAsia="Arial" w:hAnsi="Arial"/>
@@ -6665,7 +6971,7 @@
                   <w:szCs w:val="16"/>
                   <w:u w:val="single" w:color="2E75B6"/>
                 </w:rPr>
-                <w:t xml:space="preserve">Introduction to the atom -dubbed(KY)</w:t>
+                <w:t xml:space="preserve">Introduction to the atom</w:t>
               </w:r>
             </w:hyperlink>
           </w:p>
@@ -6681,7 +6987,7 @@
                 <w:sz w:val="14"/>
                 <w:szCs w:val="14"/>
               </w:rPr>
-              <w:t xml:space="preserve">Source: Khan Academy (Kiswahili)</w:t>
+              <w:t xml:space="preserve">Source: Khan Academy (English - US curriculum)</w:t>
             </w:r>
           </w:p>
           <w:p>
@@ -6689,7 +6995,7 @@
               <w:spacing w:after="10" w:before="0"/>
               <w:ind w:left="120"/>
             </w:pPr>
-            <w:hyperlink w:history="1" r:id="rIdexoztvml-9v_snrg7yydi">
+            <w:hyperlink w:history="1" r:id="rIddg5bl6aqx51i2dvpeic8l">
               <w:r>
                 <w:rPr>
                   <w:rFonts w:ascii="Arial" w:cs="Arial" w:eastAsia="Arial" w:hAnsi="Arial"/>
@@ -6734,7 +7040,7 @@
             <w:pPr>
               <w:spacing w:after="20" w:before="0"/>
             </w:pPr>
-            <w:hyperlink w:history="1" r:id="rIdpcimih6fpdkgt9juy0-gg">
+            <w:hyperlink w:history="1" r:id="rIdds-fwmy-s0znupmnpk4hi">
               <w:r>
                 <w:rPr>
                   <w:rFonts w:ascii="Arial" w:cs="Arial" w:eastAsia="Arial" w:hAnsi="Arial"/>
@@ -6767,7 +7073,7 @@
               <w:spacing w:after="10" w:before="0"/>
               <w:ind w:left="120"/>
             </w:pPr>
-            <w:hyperlink w:history="1" r:id="rIddpar7bthmusr-dyoec-9z">
+            <w:hyperlink w:history="1" r:id="rIdj9xw28fq2kwn7i4j3fdqm">
               <w:r>
                 <w:rPr>
                   <w:rFonts w:ascii="Arial" w:cs="Arial" w:eastAsia="Arial" w:hAnsi="Arial"/>
@@ -6809,7 +7115,7 @@
                 <w:sz w:val="18"/>
                 <w:szCs w:val="18"/>
               </w:rPr>
-              <w:t xml:space="preserve">Students work in their groups of four to construct a written explanation for the simulation results they observed in the previous phase. Each group is given a structured 'Explanation Frame' with three prompts: (1) Most alpha particles passed straight through the gold foil because… (2) A small number were deflected at large angles because… (3) This means the atom must be mostly… with a tiny, dense… at its centre. Groups discuss and complete the frame, then share with the class. The teacher formalises key vocabulary on the board: nucleus, proton, neutron, electron, atomic number, mass number, and nuclear model. The teacher then introduces the Kenyan homestead metaphor: just as a traditional homestead has a main house (the nucleus) that is small but central, with the surrounding space mostly empty and the other structures (electrons) arranged in the open ground around it — so too is the atom mostly empty space. Students write a definition of the Rutherford nuclear model in their own words and note one thing the model explains well and one thing it cannot yet explain: why atoms of different elements produce different flame colours.</w:t>
+              <w:t xml:space="preserve">Students return to the class Driving Question Board created in Lesson 1. Each group receives two sticky cards in different colours: one colour for 'Evidence we now have' and one for 'New questions this raises'. Groups discuss and write: on the Evidence card, one clear statement about what Rutherford's model tells us about atomic structure; on the Question card, one question that Rutherford's model still cannot answer — particularly in relation to the anchoring phenomenon (flame colours). Cards are posted on the DQB under the relevant columns. The class then does a 3-minute gallery read of all newly posted cards. Students individually write in their notebooks: 'Rutherford showed us that… but the driving question still requires us to find out…' This consolidates the lesson's contribution to the overall unit storyline and makes explicit that today's model is a step forward but not yet a full answer. Students also return to their Phase 1 predictions and draw a line under their original entries, annotating what has changed in their thinking.</w:t>
             </w:r>
           </w:p>
         </w:tc>
@@ -6841,7 +7147,7 @@
                 <w:sz w:val="18"/>
                 <w:szCs w:val="18"/>
               </w:rPr>
-              <w:t xml:space="preserve">Begin by asking: 'Look at your Results Table from the simulation. If the atom were a solid ball of positive charge — Dalton's model — what would you expect to happen to every single alpha particle?' Give 1 minute of wait time for pairs to discuss. Then ask: 'So what do the few particles that bounced back tell us must exist inside the atom?' After groups share their Explanation Frames, consolidate on the board using the three prompts as a structure. Introduce the homestead metaphor verbally: 'Think of the nucleus as the main house in a homestead — small, solid, central. The rest of the compound is mostly open ground. That is the Rutherford atom.' Write the key vocabulary on the board as each term is used. End the phase by asking: 'What one thing does Rutherford's model still not explain about the flame colours from Lesson 1?' Wait 90 seconds for written responses before moving on.</w:t>
+              <w:t xml:space="preserve">Direct students to the DQB physically — if it is on a wall, ask students to stand and walk to it rather than reading from their seats, so the ritual of posting feels deliberate. After cards are posted, facilitate the gallery read by saying: 'Read every new card — then return to your seat and write your sentence.' After the gallery read, ask one or two students to share their sentence aloud. Highlight any card that identifies the electron arrangement problem: 'This group has found exactly the gap we will investigate in Lesson 3.' Do not answer the electron-arrangement question now — record it on the DQB and say: 'Hold that question — it is the heart of this unit.'</w:t>
             </w:r>
           </w:p>
         </w:tc>
@@ -6873,7 +7179,7 @@
                 <w:sz w:val="18"/>
                 <w:szCs w:val="18"/>
               </w:rPr>
-              <w:t xml:space="preserve">The structured Explanation Frame scaffolds evidence-to-explanation reasoning, ensuring students connect their observed data explicitly to the theoretical claim rather than simply accepting the nuclear model as received knowledge.</w:t>
+              <w:t xml:space="preserve">Returning to the DQB makes the lesson's contribution to the unit storyline visible and tangible, reinforcing that each lesson is one step in a cumulative explanation rather than a stand-alone topic.</w:t>
             </w:r>
           </w:p>
         </w:tc>
@@ -6905,7 +7211,7 @@
                 <w:sz w:val="18"/>
                 <w:szCs w:val="18"/>
               </w:rPr>
-              <w:t xml:space="preserve">Collect Explanation Frames at the end of this phase. Check that students correctly link the large-angle deflections to the existence of a dense, positively charged nucleus rather than explaining them as random scatter.</w:t>
+              <w:t xml:space="preserve">Read the Question cards posted on the DQB. Students who post questions about electron position or why different elements behave differently are demonstrating readiness for Lesson 3. Students whose questions remain at the level of particle counting may need additional support connecting structure to behaviour.</w:t>
             </w:r>
           </w:p>
         </w:tc>
@@ -6914,32 +7220,32 @@
         <w:tc>
           <w:tcPr>
             <w:tcW w:type="dxa" w:w="1520"/>
-            <w:shd w:fill="FCE4D6" w:color="auto" w:val="clear"/>
-            <w:tcMar>
-              <w:top w:type="dxa" w:w="60"/>
-              <w:left w:type="dxa" w:w="120"/>
-              <w:bottom w:type="dxa" w:w="60"/>
-              <w:right w:type="dxa" w:w="120"/>
-            </w:tcMar>
-            <w:vAlign w:val="top"/>
-          </w:tcPr>
-          <w:p>
-            <w:pPr>
-              <w:spacing w:after="40" w:before="0"/>
-              <w:jc w:val="left"/>
-            </w:pPr>
-            <w:r>
-              <w:rPr>
-                <w:rFonts w:ascii="Arial" w:cs="Arial" w:eastAsia="Arial" w:hAnsi="Arial"/>
-                <w:b/>
-                <w:bCs/>
-                <w:i w:val="false"/>
-                <w:iCs w:val="false"/>
-                <w:color w:val="000000"/>
-                <w:sz w:val="18"/>
-                <w:szCs w:val="18"/>
-              </w:rPr>
-              <w:t xml:space="preserve">Driving Question Board (DQB) Creation</w:t>
+            <w:shd w:fill="D5E8F0" w:color="auto" w:val="clear"/>
+            <w:tcMar>
+              <w:top w:type="dxa" w:w="60"/>
+              <w:left w:type="dxa" w:w="120"/>
+              <w:bottom w:type="dxa" w:w="60"/>
+              <w:right w:type="dxa" w:w="120"/>
+            </w:tcMar>
+            <w:vAlign w:val="top"/>
+          </w:tcPr>
+          <w:p>
+            <w:pPr>
+              <w:spacing w:after="40" w:before="0"/>
+              <w:jc w:val="left"/>
+            </w:pPr>
+            <w:r>
+              <w:rPr>
+                <w:rFonts w:ascii="Arial" w:cs="Arial" w:eastAsia="Arial" w:hAnsi="Arial"/>
+                <w:b/>
+                <w:bCs/>
+                <w:i w:val="false"/>
+                <w:iCs w:val="false"/>
+                <w:color w:val="000000"/>
+                <w:sz w:val="18"/>
+                <w:szCs w:val="18"/>
+              </w:rPr>
+              <w:t xml:space="preserve">Model Building Phase</w:t>
             </w:r>
           </w:p>
           <w:p>
@@ -6962,7 +7268,7 @@
             <w:pPr>
               <w:spacing w:after="20" w:before="0"/>
             </w:pPr>
-            <w:hyperlink w:history="1" r:id="rIdg1xk_inx6ets2hyseqcpp">
+            <w:hyperlink w:history="1" r:id="rIdj9fttxgk-wd_iszxybyuk">
               <w:r>
                 <w:rPr>
                   <w:rFonts w:ascii="Arial" w:cs="Arial" w:eastAsia="Arial" w:hAnsi="Arial"/>
@@ -6971,7 +7277,7 @@
                   <w:szCs w:val="16"/>
                   <w:u w:val="single" w:color="2E75B6"/>
                 </w:rPr>
-                <w:t xml:space="preserve">Atomic number, mass number, and isotopes</w:t>
+                <w:t xml:space="preserve">Introduction to the atom</w:t>
               </w:r>
             </w:hyperlink>
           </w:p>
@@ -6995,7 +7301,7 @@
               <w:spacing w:after="10" w:before="0"/>
               <w:ind w:left="120"/>
             </w:pPr>
-            <w:hyperlink w:history="1" r:id="rIddhiqrpmtdokymvnowohmd">
+            <w:hyperlink w:history="1" r:id="rId-qtsc55f54zf73q-kifqo">
               <w:r>
                 <w:rPr>
                   <w:rFonts w:ascii="Arial" w:cs="Arial" w:eastAsia="Arial" w:hAnsi="Arial"/>
@@ -7040,7 +7346,7 @@
             <w:pPr>
               <w:spacing w:after="20" w:before="0"/>
             </w:pPr>
-            <w:hyperlink w:history="1" r:id="rIdcjbqygfpmybfol1-qrbvy">
+            <w:hyperlink w:history="1" r:id="rIdoraaw_hutzeqr7ymydn_9">
               <w:r>
                 <w:rPr>
                   <w:rFonts w:ascii="Arial" w:cs="Arial" w:eastAsia="Arial" w:hAnsi="Arial"/>
@@ -7073,313 +7379,7 @@
               <w:spacing w:after="10" w:before="0"/>
               <w:ind w:left="120"/>
             </w:pPr>
-            <w:hyperlink w:history="1" r:id="rIdqyqkf7vmsrekpmx06hcwo">
-              <w:r>
-                <w:rPr>
-                  <w:rFonts w:ascii="Arial" w:cs="Arial" w:eastAsia="Arial" w:hAnsi="Arial"/>
-                  <w:color w:val="595959"/>
-                  <w:sz w:val="14"/>
-                  <w:szCs w:val="14"/>
-                  <w:u w:val="single" w:color="595959"/>
-                </w:rPr>
-                <w:t xml:space="preserve">🔍 Search ARES for similar readings</w:t>
-              </w:r>
-            </w:hyperlink>
-          </w:p>
-        </w:tc>
-        <w:tc>
-          <w:tcPr>
-            <w:tcW w:type="dxa" w:w="3040"/>
-            <w:shd w:fill="FFFFFF" w:color="auto" w:val="clear"/>
-            <w:tcMar>
-              <w:top w:type="dxa" w:w="60"/>
-              <w:left w:type="dxa" w:w="120"/>
-              <w:bottom w:type="dxa" w:w="60"/>
-              <w:right w:type="dxa" w:w="120"/>
-            </w:tcMar>
-            <w:vAlign w:val="top"/>
-          </w:tcPr>
-          <w:p>
-            <w:pPr>
-              <w:spacing w:after="40" w:before="0"/>
-              <w:jc w:val="left"/>
-            </w:pPr>
-            <w:r>
-              <w:rPr>
-                <w:rFonts w:ascii="Arial" w:cs="Arial" w:eastAsia="Arial" w:hAnsi="Arial"/>
-                <w:b w:val="false"/>
-                <w:bCs w:val="false"/>
-                <w:i w:val="false"/>
-                <w:iCs w:val="false"/>
-                <w:color w:val="000000"/>
-                <w:sz w:val="18"/>
-                <w:szCs w:val="18"/>
-              </w:rPr>
-              <w:t xml:space="preserve">Students return to the class Driving Question Board created in Lesson 1. Each group receives two sticky cards in different colours: one colour for 'Evidence we now have' and one for 'New questions this raises'. Groups discuss and write: on the Evidence card, one clear statement about what Rutherford's model tells us about atomic structure; on the Question card, one question that Rutherford's model still cannot answer — particularly in relation to the anchoring phenomenon (flame colours). Cards are posted on the DQB under the relevant columns. The class then does a 3-minute gallery read of all newly posted cards. Students individually write in their notebooks: 'Rutherford showed us that… but the driving question still requires us to find out…' This consolidates the lesson's contribution to the overall unit storyline and makes explicit that today's model is a step forward but not yet a full answer. Students also return to their Phase 1 predictions and draw a line under their original entries, annotating what has changed in their thinking.</w:t>
-            </w:r>
-          </w:p>
-        </w:tc>
-        <w:tc>
-          <w:tcPr>
-            <w:tcW w:type="dxa" w:w="3040"/>
-            <w:shd w:fill="F2F2F2" w:color="auto" w:val="clear"/>
-            <w:tcMar>
-              <w:top w:type="dxa" w:w="60"/>
-              <w:left w:type="dxa" w:w="120"/>
-              <w:bottom w:type="dxa" w:w="60"/>
-              <w:right w:type="dxa" w:w="120"/>
-            </w:tcMar>
-            <w:vAlign w:val="top"/>
-          </w:tcPr>
-          <w:p>
-            <w:pPr>
-              <w:spacing w:after="40" w:before="0"/>
-              <w:jc w:val="left"/>
-            </w:pPr>
-            <w:r>
-              <w:rPr>
-                <w:rFonts w:ascii="Arial" w:cs="Arial" w:eastAsia="Arial" w:hAnsi="Arial"/>
-                <w:b w:val="false"/>
-                <w:bCs w:val="false"/>
-                <w:i w:val="false"/>
-                <w:iCs w:val="false"/>
-                <w:color w:val="000000"/>
-                <w:sz w:val="18"/>
-                <w:szCs w:val="18"/>
-              </w:rPr>
-              <w:t xml:space="preserve">Direct students to the DQB physically — if it is on a wall, ask students to stand and walk to it rather than reading from their seats, so the ritual of posting feels deliberate. After cards are posted, facilitate the gallery read by saying: 'Read every new card — then return to your seat and write your sentence.' After the gallery read, ask one or two students to share their sentence aloud. Highlight any card that identifies the electron arrangement problem: 'This group has found exactly the gap we will investigate in Lesson 3.' Do not answer the electron-arrangement question now — record it on the DQB and say: 'Hold that question — it is the heart of this unit.'</w:t>
-            </w:r>
-          </w:p>
-        </w:tc>
-        <w:tc>
-          <w:tcPr>
-            <w:tcW w:type="dxa" w:w="3040"/>
-            <w:shd w:fill="FFFFFF" w:color="auto" w:val="clear"/>
-            <w:tcMar>
-              <w:top w:type="dxa" w:w="60"/>
-              <w:left w:type="dxa" w:w="120"/>
-              <w:bottom w:type="dxa" w:w="60"/>
-              <w:right w:type="dxa" w:w="120"/>
-            </w:tcMar>
-            <w:vAlign w:val="top"/>
-          </w:tcPr>
-          <w:p>
-            <w:pPr>
-              <w:spacing w:after="40" w:before="0"/>
-              <w:jc w:val="left"/>
-            </w:pPr>
-            <w:r>
-              <w:rPr>
-                <w:rFonts w:ascii="Arial" w:cs="Arial" w:eastAsia="Arial" w:hAnsi="Arial"/>
-                <w:b w:val="false"/>
-                <w:bCs w:val="false"/>
-                <w:i w:val="false"/>
-                <w:iCs w:val="false"/>
-                <w:color w:val="000000"/>
-                <w:sz w:val="18"/>
-                <w:szCs w:val="18"/>
-              </w:rPr>
-              <w:t xml:space="preserve">Returning to the DQB makes the lesson's contribution to the unit storyline visible and tangible, reinforcing that each lesson is one step in a cumulative explanation rather than a stand-alone topic.</w:t>
-            </w:r>
-          </w:p>
-        </w:tc>
-        <w:tc>
-          <w:tcPr>
-            <w:tcW w:type="dxa" w:w="3040"/>
-            <w:shd w:fill="F2F2F2" w:color="auto" w:val="clear"/>
-            <w:tcMar>
-              <w:top w:type="dxa" w:w="60"/>
-              <w:left w:type="dxa" w:w="120"/>
-              <w:bottom w:type="dxa" w:w="60"/>
-              <w:right w:type="dxa" w:w="120"/>
-            </w:tcMar>
-            <w:vAlign w:val="top"/>
-          </w:tcPr>
-          <w:p>
-            <w:pPr>
-              <w:spacing w:after="40" w:before="0"/>
-              <w:jc w:val="left"/>
-            </w:pPr>
-            <w:r>
-              <w:rPr>
-                <w:rFonts w:ascii="Arial" w:cs="Arial" w:eastAsia="Arial" w:hAnsi="Arial"/>
-                <w:b w:val="false"/>
-                <w:bCs w:val="false"/>
-                <w:i w:val="false"/>
-                <w:iCs w:val="false"/>
-                <w:color w:val="000000"/>
-                <w:sz w:val="18"/>
-                <w:szCs w:val="18"/>
-              </w:rPr>
-              <w:t xml:space="preserve">Read the Question cards posted on the DQB. Students who post questions about electron position or why different elements behave differently are demonstrating readiness for Lesson 3. Students whose questions remain at the level of particle counting may need additional support connecting structure to behaviour.</w:t>
-            </w:r>
-          </w:p>
-        </w:tc>
-      </w:tr>
-      <w:tr>
-        <w:tc>
-          <w:tcPr>
-            <w:tcW w:type="dxa" w:w="1520"/>
-            <w:shd w:fill="D5E8F0" w:color="auto" w:val="clear"/>
-            <w:tcMar>
-              <w:top w:type="dxa" w:w="60"/>
-              <w:left w:type="dxa" w:w="120"/>
-              <w:bottom w:type="dxa" w:w="60"/>
-              <w:right w:type="dxa" w:w="120"/>
-            </w:tcMar>
-            <w:vAlign w:val="top"/>
-          </w:tcPr>
-          <w:p>
-            <w:pPr>
-              <w:spacing w:after="40" w:before="0"/>
-              <w:jc w:val="left"/>
-            </w:pPr>
-            <w:r>
-              <w:rPr>
-                <w:rFonts w:ascii="Arial" w:cs="Arial" w:eastAsia="Arial" w:hAnsi="Arial"/>
-                <w:b/>
-                <w:bCs/>
-                <w:i w:val="false"/>
-                <w:iCs w:val="false"/>
-                <w:color w:val="000000"/>
-                <w:sz w:val="18"/>
-                <w:szCs w:val="18"/>
-              </w:rPr>
-              <w:t xml:space="preserve">Model Building Phase</w:t>
-            </w:r>
-          </w:p>
-          <w:p>
-            <w:pPr>
-              <w:spacing w:after="20" w:before="0"/>
-            </w:pPr>
-            <w:r>
-              <w:rPr>
-                <w:rFonts w:ascii="Arial" w:cs="Arial" w:eastAsia="Arial" w:hAnsi="Arial"/>
-                <w:b/>
-                <w:bCs/>
-                <w:color w:val="1F3864"/>
-                <w:sz w:val="16"/>
-                <w:szCs w:val="16"/>
-              </w:rPr>
-              <w:t xml:space="preserve">📹 VIDEO:</w:t>
-            </w:r>
-          </w:p>
-          <w:p>
-            <w:pPr>
-              <w:spacing w:after="20" w:before="0"/>
-            </w:pPr>
-            <w:hyperlink w:history="1" r:id="rIdhbxomhuddwuunqrjx_om2">
-              <w:r>
-                <w:rPr>
-                  <w:rFonts w:ascii="Arial" w:cs="Arial" w:eastAsia="Arial" w:hAnsi="Arial"/>
-                  <w:color w:val="2E75B6"/>
-                  <w:sz w:val="16"/>
-                  <w:szCs w:val="16"/>
-                  <w:u w:val="single" w:color="2E75B6"/>
-                </w:rPr>
-                <w:t xml:space="preserve">Atomic number, mass number, and isotopes</w:t>
-              </w:r>
-            </w:hyperlink>
-          </w:p>
-          <w:p>
-            <w:pPr>
-              <w:spacing w:after="10" w:before="0"/>
-              <w:ind w:left="120"/>
-            </w:pPr>
-            <w:r>
-              <w:rPr>
-                <w:rFonts w:ascii="Arial" w:cs="Arial" w:eastAsia="Arial" w:hAnsi="Arial"/>
-                <w:color w:val="595959"/>
-                <w:sz w:val="14"/>
-                <w:szCs w:val="14"/>
-              </w:rPr>
-              <w:t xml:space="preserve">Source: Khan Academy (English - US curriculum)</w:t>
-            </w:r>
-          </w:p>
-          <w:p>
-            <w:pPr>
-              <w:spacing w:after="10" w:before="0"/>
-              <w:ind w:left="120"/>
-            </w:pPr>
-            <w:hyperlink w:history="1" r:id="rId_zlyaungzydtxygaju-bf">
-              <w:r>
-                <w:rPr>
-                  <w:rFonts w:ascii="Arial" w:cs="Arial" w:eastAsia="Arial" w:hAnsi="Arial"/>
-                  <w:color w:val="595959"/>
-                  <w:sz w:val="14"/>
-                  <w:szCs w:val="14"/>
-                  <w:u w:val="single" w:color="595959"/>
-                </w:rPr>
-                <w:t xml:space="preserve">🔍 Search ARES for similar videos</w:t>
-              </w:r>
-            </w:hyperlink>
-          </w:p>
-          <w:p>
-            <w:pPr>
-              <w:spacing w:after="40" w:before="0"/>
-            </w:pPr>
-            <w:r>
-              <w:rPr>
-                <w:sz w:val="14"/>
-                <w:szCs w:val="14"/>
-              </w:rPr>
-              <w:t xml:space="preserve"/>
-            </w:r>
-          </w:p>
-          <w:p>
-            <w:pPr>
-              <w:spacing w:after="20" w:before="0"/>
-            </w:pPr>
-            <w:r>
-              <w:rPr>
-                <w:rFonts w:ascii="Arial" w:cs="Arial" w:eastAsia="Arial" w:hAnsi="Arial"/>
-                <w:b/>
-                <w:bCs/>
-                <w:color w:val="1F3864"/>
-                <w:sz w:val="16"/>
-                <w:szCs w:val="16"/>
-              </w:rPr>
-              <w:t xml:space="preserve">📖 HTML:</w:t>
-            </w:r>
-          </w:p>
-          <w:p>
-            <w:pPr>
-              <w:spacing w:after="20" w:before="0"/>
-            </w:pPr>
-            <w:hyperlink w:history="1" r:id="rIdpy6rx6-k25wgsbg8gavcg">
-              <w:r>
-                <w:rPr>
-                  <w:rFonts w:ascii="Arial" w:cs="Arial" w:eastAsia="Arial" w:hAnsi="Arial"/>
-                  <w:color w:val="2E75B6"/>
-                  <w:sz w:val="16"/>
-                  <w:szCs w:val="16"/>
-                  <w:u w:val="single" w:color="2E75B6"/>
-                </w:rPr>
-                <w:t xml:space="preserve">Build an Atom</w:t>
-              </w:r>
-            </w:hyperlink>
-          </w:p>
-          <w:p>
-            <w:pPr>
-              <w:spacing w:after="10" w:before="0"/>
-              <w:ind w:left="120"/>
-            </w:pPr>
-            <w:r>
-              <w:rPr>
-                <w:rFonts w:ascii="Arial" w:cs="Arial" w:eastAsia="Arial" w:hAnsi="Arial"/>
-                <w:color w:val="595959"/>
-                <w:sz w:val="14"/>
-                <w:szCs w:val="14"/>
-              </w:rPr>
-              <w:t xml:space="preserve">Source: PhET Interactive Simulations (English)</w:t>
-            </w:r>
-          </w:p>
-          <w:p>
-            <w:pPr>
-              <w:spacing w:after="10" w:before="0"/>
-              <w:ind w:left="120"/>
-            </w:pPr>
-            <w:hyperlink w:history="1" r:id="rIdofbzjfrlh-zmx93bneg0j">
+            <w:hyperlink w:history="1" r:id="rIdu9vcw9cxwlfvi2mjnxu_b">
               <w:r>
                 <w:rPr>
                   <w:rFonts w:ascii="Arial" w:cs="Arial" w:eastAsia="Arial" w:hAnsi="Arial"/>
@@ -8866,7 +8866,313 @@
             <w:pPr>
               <w:spacing w:after="20" w:before="0"/>
             </w:pPr>
-            <w:hyperlink w:history="1" r:id="rId0wran3ppx_njrpp-kwreh">
+            <w:hyperlink w:history="1" r:id="rId0ryzssfpd9l2odqv7do1t">
+              <w:r>
+                <w:rPr>
+                  <w:rFonts w:ascii="Arial" w:cs="Arial" w:eastAsia="Arial" w:hAnsi="Arial"/>
+                  <w:color w:val="2E75B6"/>
+                  <w:sz w:val="16"/>
+                  <w:szCs w:val="16"/>
+                  <w:u w:val="single" w:color="2E75B6"/>
+                </w:rPr>
+                <w:t xml:space="preserve">Bohr model energy levels (derivation using physics)</w:t>
+              </w:r>
+            </w:hyperlink>
+          </w:p>
+          <w:p>
+            <w:pPr>
+              <w:spacing w:after="10" w:before="0"/>
+              <w:ind w:left="120"/>
+            </w:pPr>
+            <w:r>
+              <w:rPr>
+                <w:rFonts w:ascii="Arial" w:cs="Arial" w:eastAsia="Arial" w:hAnsi="Arial"/>
+                <w:color w:val="595959"/>
+                <w:sz w:val="14"/>
+                <w:szCs w:val="14"/>
+              </w:rPr>
+              <w:t xml:space="preserve">Source: Khan Academy (English - US curriculum)</w:t>
+            </w:r>
+          </w:p>
+          <w:p>
+            <w:pPr>
+              <w:spacing w:after="10" w:before="0"/>
+              <w:ind w:left="120"/>
+            </w:pPr>
+            <w:hyperlink w:history="1" r:id="rIdigrt9vqz3yvlpqmnh8q9g">
+              <w:r>
+                <w:rPr>
+                  <w:rFonts w:ascii="Arial" w:cs="Arial" w:eastAsia="Arial" w:hAnsi="Arial"/>
+                  <w:color w:val="595959"/>
+                  <w:sz w:val="14"/>
+                  <w:szCs w:val="14"/>
+                  <w:u w:val="single" w:color="595959"/>
+                </w:rPr>
+                <w:t xml:space="preserve">🔍 Search ARES for similar videos</w:t>
+              </w:r>
+            </w:hyperlink>
+          </w:p>
+          <w:p>
+            <w:pPr>
+              <w:spacing w:after="40" w:before="0"/>
+            </w:pPr>
+            <w:r>
+              <w:rPr>
+                <w:sz w:val="14"/>
+                <w:szCs w:val="14"/>
+              </w:rPr>
+              <w:t xml:space="preserve"/>
+            </w:r>
+          </w:p>
+          <w:p>
+            <w:pPr>
+              <w:spacing w:after="20" w:before="0"/>
+            </w:pPr>
+            <w:r>
+              <w:rPr>
+                <w:rFonts w:ascii="Arial" w:cs="Arial" w:eastAsia="Arial" w:hAnsi="Arial"/>
+                <w:b/>
+                <w:bCs/>
+                <w:color w:val="1F3864"/>
+                <w:sz w:val="16"/>
+                <w:szCs w:val="16"/>
+              </w:rPr>
+              <w:t xml:space="preserve">📖 HTML:</w:t>
+            </w:r>
+          </w:p>
+          <w:p>
+            <w:pPr>
+              <w:spacing w:after="20" w:before="0"/>
+            </w:pPr>
+            <w:hyperlink w:history="1" r:id="rIdwfqtk5pvwjzcipcbsyf26">
+              <w:r>
+                <w:rPr>
+                  <w:rFonts w:ascii="Arial" w:cs="Arial" w:eastAsia="Arial" w:hAnsi="Arial"/>
+                  <w:color w:val="2E75B6"/>
+                  <w:sz w:val="16"/>
+                  <w:szCs w:val="16"/>
+                  <w:u w:val="single" w:color="2E75B6"/>
+                </w:rPr>
+                <w:t xml:space="preserve">Energy Levels: Bohr's Atomic Model (PLIX)</w:t>
+              </w:r>
+            </w:hyperlink>
+          </w:p>
+          <w:p>
+            <w:pPr>
+              <w:spacing w:after="10" w:before="0"/>
+              <w:ind w:left="120"/>
+            </w:pPr>
+            <w:r>
+              <w:rPr>
+                <w:rFonts w:ascii="Arial" w:cs="Arial" w:eastAsia="Arial" w:hAnsi="Arial"/>
+                <w:color w:val="595959"/>
+                <w:sz w:val="14"/>
+                <w:szCs w:val="14"/>
+              </w:rPr>
+              <w:t xml:space="preserve">Source: CK-12</w:t>
+            </w:r>
+          </w:p>
+          <w:p>
+            <w:pPr>
+              <w:spacing w:after="10" w:before="0"/>
+              <w:ind w:left="120"/>
+            </w:pPr>
+            <w:hyperlink w:history="1" r:id="rIdcoz1dhgxl5jnqcqennsoi">
+              <w:r>
+                <w:rPr>
+                  <w:rFonts w:ascii="Arial" w:cs="Arial" w:eastAsia="Arial" w:hAnsi="Arial"/>
+                  <w:color w:val="595959"/>
+                  <w:sz w:val="14"/>
+                  <w:szCs w:val="14"/>
+                  <w:u w:val="single" w:color="595959"/>
+                </w:rPr>
+                <w:t xml:space="preserve">🔍 Search ARES for similar readings</w:t>
+              </w:r>
+            </w:hyperlink>
+          </w:p>
+        </w:tc>
+        <w:tc>
+          <w:tcPr>
+            <w:tcW w:type="dxa" w:w="3040"/>
+            <w:shd w:fill="FFFFFF" w:color="auto" w:val="clear"/>
+            <w:tcMar>
+              <w:top w:type="dxa" w:w="60"/>
+              <w:left w:type="dxa" w:w="120"/>
+              <w:bottom w:type="dxa" w:w="60"/>
+              <w:right w:type="dxa" w:w="120"/>
+            </w:tcMar>
+            <w:vAlign w:val="top"/>
+          </w:tcPr>
+          <w:p>
+            <w:pPr>
+              <w:spacing w:after="40" w:before="0"/>
+              <w:jc w:val="left"/>
+            </w:pPr>
+            <w:r>
+              <w:rPr>
+                <w:rFonts w:ascii="Arial" w:cs="Arial" w:eastAsia="Arial" w:hAnsi="Arial"/>
+                <w:b w:val="false"/>
+                <w:bCs w:val="false"/>
+                <w:i w:val="false"/>
+                <w:iCs w:val="false"/>
+                <w:color w:val="000000"/>
+                <w:sz w:val="18"/>
+                <w:szCs w:val="18"/>
+              </w:rPr>
+              <w:t xml:space="preserve">Learners are shown two images side by side on the board (or printed handout): (1) a Kenyan cooking hearth with a yellow-orange flame where salt has been spilled, and (2) a simple diagram of an atom showing a nucleus with electrons scattered randomly around it (a 'cloud' — no shells). Learners individually write a 2-sentence response in their exercise books to the prompt: 'In Lessons 1 and 2 we saw that sodium always makes a yellow flame and potassium always makes a violet flame. Using what you know about atoms so far, why might the TYPE of atom inside a substance control the COLOUR of the flame it produces?' Learners are not expected to know the answer — predictions are explicitly welcomed as rough ideas. After 3 minutes of silent writing, learners share predictions with a shoulder partner for 2 minutes.</w:t>
+            </w:r>
+          </w:p>
+        </w:tc>
+        <w:tc>
+          <w:tcPr>
+            <w:tcW w:type="dxa" w:w="3040"/>
+            <w:shd w:fill="F2F2F2" w:color="auto" w:val="clear"/>
+            <w:tcMar>
+              <w:top w:type="dxa" w:w="60"/>
+              <w:left w:type="dxa" w:w="120"/>
+              <w:bottom w:type="dxa" w:w="60"/>
+              <w:right w:type="dxa" w:w="120"/>
+            </w:tcMar>
+            <w:vAlign w:val="top"/>
+          </w:tcPr>
+          <w:p>
+            <w:pPr>
+              <w:spacing w:after="40" w:before="0"/>
+              <w:jc w:val="left"/>
+            </w:pPr>
+            <w:r>
+              <w:rPr>
+                <w:rFonts w:ascii="Arial" w:cs="Arial" w:eastAsia="Arial" w:hAnsi="Arial"/>
+                <w:b w:val="false"/>
+                <w:bCs w:val="false"/>
+                <w:i w:val="false"/>
+                <w:iCs w:val="false"/>
+                <w:color w:val="000000"/>
+                <w:sz w:val="18"/>
+                <w:szCs w:val="18"/>
+              </w:rPr>
+              <w:t xml:space="preserve">Display the two images and read the prediction prompt aloud. Say: 'You have seen this yellow flame at home — maybe when ugali salt hit the fire, or when someone cooked nyama choma. We are not guessing randomly — use what you already know about atoms from Lessons 1 and 2 to make your best scientific prediction. Write two sentences. Go.' Allow 3 minutes of SILENT individual writing. Do NOT accept shouted answers. After 3 minutes, say: 'Now turn to your shoulder partner. Share your prediction. You have 2 minutes.' After partner sharing, cold-call 3 learners using name cards or a roster — not volunteers. Ask each: 'What did you predict, and what in Lesson 1 or 2 gave you that idea?' After each response, allow 10 seconds of WAIT TIME before commenting. Record key prediction words on the board (e.g., 'electrons', 'energy', 'shells', 'nucleus') to revisit at the end of the lesson.</w:t>
+            </w:r>
+          </w:p>
+        </w:tc>
+        <w:tc>
+          <w:tcPr>
+            <w:tcW w:type="dxa" w:w="3040"/>
+            <w:shd w:fill="FFFFFF" w:color="auto" w:val="clear"/>
+            <w:tcMar>
+              <w:top w:type="dxa" w:w="60"/>
+              <w:left w:type="dxa" w:w="120"/>
+              <w:bottom w:type="dxa" w:w="60"/>
+              <w:right w:type="dxa" w:w="120"/>
+            </w:tcMar>
+            <w:vAlign w:val="top"/>
+          </w:tcPr>
+          <w:p>
+            <w:pPr>
+              <w:spacing w:after="40" w:before="0"/>
+              <w:jc w:val="left"/>
+            </w:pPr>
+            <w:r>
+              <w:rPr>
+                <w:rFonts w:ascii="Arial" w:cs="Arial" w:eastAsia="Arial" w:hAnsi="Arial"/>
+                <w:b w:val="false"/>
+                <w:bCs w:val="false"/>
+                <w:i w:val="false"/>
+                <w:iCs w:val="false"/>
+                <w:color w:val="000000"/>
+                <w:sz w:val="18"/>
+                <w:szCs w:val="18"/>
+              </w:rPr>
+              <w:t xml:space="preserve">Predict-Before-Instruction (Eliciting Prior Knowledge): By asking learners to commit to a written prediction BEFORE new content is introduced, the teacher surfaces existing mental models and creates cognitive dissonance. When Bohr's model is later introduced, learners actively compare the new information against their own prediction, deepening encoding. Recording prediction keywords on the board creates a visible anchor for reflection at the lesson's close.</w:t>
+            </w:r>
+          </w:p>
+        </w:tc>
+        <w:tc>
+          <w:tcPr>
+            <w:tcW w:type="dxa" w:w="3040"/>
+            <w:shd w:fill="F2F2F2" w:color="auto" w:val="clear"/>
+            <w:tcMar>
+              <w:top w:type="dxa" w:w="60"/>
+              <w:left w:type="dxa" w:w="120"/>
+              <w:bottom w:type="dxa" w:w="60"/>
+              <w:right w:type="dxa" w:w="120"/>
+            </w:tcMar>
+            <w:vAlign w:val="top"/>
+          </w:tcPr>
+          <w:p>
+            <w:pPr>
+              <w:spacing w:after="40" w:before="0"/>
+              <w:jc w:val="left"/>
+            </w:pPr>
+            <w:r>
+              <w:rPr>
+                <w:rFonts w:ascii="Arial" w:cs="Arial" w:eastAsia="Arial" w:hAnsi="Arial"/>
+                <w:b w:val="false"/>
+                <w:bCs w:val="false"/>
+                <w:i w:val="false"/>
+                <w:iCs w:val="false"/>
+                <w:color w:val="000000"/>
+                <w:sz w:val="18"/>
+                <w:szCs w:val="18"/>
+              </w:rPr>
+              <w:t xml:space="preserve">Circulate during the 3-minute silent writing period. Look for: (a) learners who make no connection to atomic structure — these learners may need a brief Lesson 2 recap before proceeding; (b) learners who already use language like 'energy levels' or 'shells' — note these for strategic cold-calling during the Explain phase. Observable indicator of readiness: at least 70% of learners have written two complete sentences referencing atoms or electrons before the Observe phase begins.</w:t>
+            </w:r>
+          </w:p>
+        </w:tc>
+      </w:tr>
+      <w:tr>
+        <w:tc>
+          <w:tcPr>
+            <w:tcW w:type="dxa" w:w="1520"/>
+            <w:shd w:fill="D9EEF1" w:color="auto" w:val="clear"/>
+            <w:tcMar>
+              <w:top w:type="dxa" w:w="60"/>
+              <w:left w:type="dxa" w:w="120"/>
+              <w:bottom w:type="dxa" w:w="60"/>
+              <w:right w:type="dxa" w:w="120"/>
+            </w:tcMar>
+            <w:vAlign w:val="top"/>
+          </w:tcPr>
+          <w:p>
+            <w:pPr>
+              <w:spacing w:after="40" w:before="0"/>
+              <w:jc w:val="left"/>
+            </w:pPr>
+            <w:r>
+              <w:rPr>
+                <w:rFonts w:ascii="Arial" w:cs="Arial" w:eastAsia="Arial" w:hAnsi="Arial"/>
+                <w:b/>
+                <w:bCs/>
+                <w:i w:val="false"/>
+                <w:iCs w:val="false"/>
+                <w:color w:val="000000"/>
+                <w:sz w:val="18"/>
+                <w:szCs w:val="18"/>
+              </w:rPr>
+              <w:t xml:space="preserve">Observe Phase</w:t>
+            </w:r>
+          </w:p>
+          <w:p>
+            <w:pPr>
+              <w:spacing w:after="20" w:before="0"/>
+            </w:pPr>
+            <w:r>
+              <w:rPr>
+                <w:rFonts w:ascii="Arial" w:cs="Arial" w:eastAsia="Arial" w:hAnsi="Arial"/>
+                <w:b/>
+                <w:bCs/>
+                <w:color w:val="1F3864"/>
+                <w:sz w:val="16"/>
+                <w:szCs w:val="16"/>
+              </w:rPr>
+              <w:t xml:space="preserve">📹 VIDEO:</w:t>
+            </w:r>
+          </w:p>
+          <w:p>
+            <w:pPr>
+              <w:spacing w:after="20" w:before="0"/>
+            </w:pPr>
+            <w:hyperlink w:history="1" r:id="rIdeopg6bjt69ls6ur1oxsnf">
               <w:r>
                 <w:rPr>
                   <w:rFonts w:ascii="Arial" w:cs="Arial" w:eastAsia="Arial" w:hAnsi="Arial"/>
@@ -8899,7 +9205,7 @@
               <w:spacing w:after="10" w:before="0"/>
               <w:ind w:left="120"/>
             </w:pPr>
-            <w:hyperlink w:history="1" r:id="rIdxj2jsouhfw7z-6vpsczhk">
+            <w:hyperlink w:history="1" r:id="rId6pn5g8_bhbfsgomnte2rz">
               <w:r>
                 <w:rPr>
                   <w:rFonts w:ascii="Arial" w:cs="Arial" w:eastAsia="Arial" w:hAnsi="Arial"/>
@@ -8944,7 +9250,7 @@
             <w:pPr>
               <w:spacing w:after="20" w:before="0"/>
             </w:pPr>
-            <w:hyperlink w:history="1" r:id="rIdcm5ig_-_pw0xygxkvejnj">
+            <w:hyperlink w:history="1" r:id="rId77q6zmywkz4gxvr78r4jd">
               <w:r>
                 <w:rPr>
                   <w:rFonts w:ascii="Arial" w:cs="Arial" w:eastAsia="Arial" w:hAnsi="Arial"/>
@@ -8977,7 +9283,7 @@
               <w:spacing w:after="10" w:before="0"/>
               <w:ind w:left="120"/>
             </w:pPr>
-            <w:hyperlink w:history="1" r:id="rIdsokqg3v7zyx0hgmromyov">
+            <w:hyperlink w:history="1" r:id="rId2pak3xt2hvkrr20cw5zqc">
               <w:r>
                 <w:rPr>
                   <w:rFonts w:ascii="Arial" w:cs="Arial" w:eastAsia="Arial" w:hAnsi="Arial"/>
@@ -9019,7 +9325,7 @@
                 <w:sz w:val="18"/>
                 <w:szCs w:val="18"/>
               </w:rPr>
-              <w:t xml:space="preserve">Learners are shown two images side by side on the board (or printed handout): (1) a Kenyan cooking hearth with a yellow-orange flame where salt has been spilled, and (2) a simple diagram of an atom showing a nucleus with electrons scattered randomly around it (a 'cloud' — no shells). Learners individually write a 2-sentence response in their exercise books to the prompt: 'In Lessons 1 and 2 we saw that sodium always makes a yellow flame and potassium always makes a violet flame. Using what you know about atoms so far, why might the TYPE of atom inside a substance control the COLOUR of the flame it produces?' Learners are not expected to know the answer — predictions are explicitly welcomed as rough ideas. After 3 minutes of silent writing, learners share predictions with a shoulder partner for 2 minutes.</w:t>
+              <w:t xml:space="preserve">Part A — Guided Diagram Analysis (15 min): Each learner receives (or copies from the board) a printed/drawn Bohr model diagram of a sodium atom showing: nucleus (11 protons, 12 neutrons), Shell 1 (2 electrons), Shell 2 (8 electrons), Shell 3 (1 electron). A second diagram shows the same sodium atom with its outermost electron shown jumping UP to a higher shell (arrow labelled 'energy absorbed from flame') and then falling BACK DOWN (arrow labelled 'light energy released — yellow, 589 nm'). Learners annotate both diagrams using a provided vocabulary list: nucleus, electron, energy level / shell, ground state, excited state, photon / light released. Part B — Drawing Practice (15 min): Learners draw Bohr models independently for elements 1–10 (H, He, Li, Be, B, C, N, O, F, Ne) using the shell rules: Shell 1 max 2e⁻, Shell 2 max 8e⁻. They label each diagram with element name, symbol, atomic number, and number of electrons per shell.</w:t>
             </w:r>
           </w:p>
         </w:tc>
@@ -9051,7 +9357,7 @@
                 <w:sz w:val="18"/>
                 <w:szCs w:val="18"/>
               </w:rPr>
-              <w:t xml:space="preserve">Display the two images and read the prediction prompt aloud. Say: 'You have seen this yellow flame at home — maybe when ugali salt hit the fire, or when someone cooked nyama choma. We are not guessing randomly — use what you already know about atoms from Lessons 1 and 2 to make your best scientific prediction. Write two sentences. Go.' Allow 3 minutes of SILENT individual writing. Do NOT accept shouted answers. After 3 minutes, say: 'Now turn to your shoulder partner. Share your prediction. You have 2 minutes.' After partner sharing, cold-call 3 learners using name cards or a roster — not volunteers. Ask each: 'What did you predict, and what in Lesson 1 or 2 gave you that idea?' After each response, allow 10 seconds of WAIT TIME before commenting. Record key prediction words on the board (e.g., 'electrons', 'energy', 'shells', 'nucleus') to revisit at the end of the lesson.</w:t>
+              <w:t xml:space="preserve">Distribute or project the two sodium Bohr diagrams. Say: 'Look carefully at Diagram 1. This is Niels Bohr's model of the sodium atom — the same sodium that is in the salt that makes a yellow flame at the cooking fire. What do you notice about where the electrons are sitting?' Allow 10 seconds WAIT TIME. Cold-call 2 learners. Then say: 'Now look at Diagram 2. Something has changed. An electron has moved. Where has it gone, and what do you think caused that?' Allow 10 seconds WAIT TIME. Cold-call 2 different learners. Introduce vocabulary explicitly: 'Bohr called these fixed paths energy levels or shells. Bohr's key idea — and this is the idea that will answer our driving question — is that electrons can ONLY exist at specific energy levels. They cannot be in between. Write that in your notes, underline it.' For the drawing practice, model the first two elements (H and He) on the board step by step, narrating: 'Hydrogen: atomic number 1, so 1 electron. Shell 1 has space for 2 electrons, so we place 1 electron in Shell 1. Done.' Then say: 'Now you complete elements 3 through 10. You have 15 minutes. I will be walking around. If you finish early, write one sentence next to each diagram: how many electrons are in the outermost shell?' Circulate continuously — check every learner's diagram for carbon (6e⁻: 2, 4) and neon (10e⁻: 2, 8) as checkpoint elements.</w:t>
             </w:r>
           </w:p>
         </w:tc>
@@ -9083,7 +9389,7 @@
                 <w:sz w:val="18"/>
                 <w:szCs w:val="18"/>
               </w:rPr>
-              <w:t xml:space="preserve">Predict-Before-Instruction (Eliciting Prior Knowledge): By asking learners to commit to a written prediction BEFORE new content is introduced, the teacher surfaces existing mental models and creates cognitive dissonance. When Bohr's model is later introduced, learners actively compare the new information against their own prediction, deepening encoding. Recording prediction keywords on the board creates a visible anchor for reflection at the lesson's close.</w:t>
+              <w:t xml:space="preserve">Annotated Diagram Analysis + Scaffolded Drawing Practice: Providing a pre-drawn but incomplete diagram (requiring annotation rather than passive reading) forces learners to actively process each structural feature. The sequential drawing task for elements 1–10 builds procedural fluency with the shell-filling rule and creates a personal reference set that learners will use in every subsequent lesson. Connecting the sodium jump diagram directly to the cooking hearth phenomenon ensures observation is always evidence for the driving question, not isolated content.</w:t>
             </w:r>
           </w:p>
         </w:tc>
@@ -9115,7 +9421,7 @@
                 <w:sz w:val="18"/>
                 <w:szCs w:val="18"/>
               </w:rPr>
-              <w:t xml:space="preserve">Circulate during the 3-minute silent writing period. Look for: (a) learners who make no connection to atomic structure — these learners may need a brief Lesson 2 recap before proceeding; (b) learners who already use language like 'energy levels' or 'shells' — note these for strategic cold-calling during the Explain phase. Observable indicator of readiness: at least 70% of learners have written two complete sentences referencing atoms or electrons before the Observe phase begins.</w:t>
+              <w:t xml:space="preserve">During the drawing practice, use a checklist to spot-check 8–10 learners' books. Key accuracy indicators: (1) Shell 1 never exceeds 2 electrons; (2) Shell 2 begins filling from lithium (Li = 2, 1); (3) Neon is drawn as 2, 8 with no partial shell. Common error to watch for: learners who place all electrons in one shell — redirect with: 'Count the spaces. Shell 1 is full at 2. Where does the next electron have to go?' Record names of learners with persistent errors for targeted support in Phase 3.</w:t>
             </w:r>
           </w:p>
         </w:tc>
@@ -9124,32 +9430,32 @@
         <w:tc>
           <w:tcPr>
             <w:tcW w:type="dxa" w:w="1520"/>
-            <w:shd w:fill="D9EEF1" w:color="auto" w:val="clear"/>
-            <w:tcMar>
-              <w:top w:type="dxa" w:w="60"/>
-              <w:left w:type="dxa" w:w="120"/>
-              <w:bottom w:type="dxa" w:w="60"/>
-              <w:right w:type="dxa" w:w="120"/>
-            </w:tcMar>
-            <w:vAlign w:val="top"/>
-          </w:tcPr>
-          <w:p>
-            <w:pPr>
-              <w:spacing w:after="40" w:before="0"/>
-              <w:jc w:val="left"/>
-            </w:pPr>
-            <w:r>
-              <w:rPr>
-                <w:rFonts w:ascii="Arial" w:cs="Arial" w:eastAsia="Arial" w:hAnsi="Arial"/>
-                <w:b/>
-                <w:bCs/>
-                <w:i w:val="false"/>
-                <w:iCs w:val="false"/>
-                <w:color w:val="000000"/>
-                <w:sz w:val="18"/>
-                <w:szCs w:val="18"/>
-              </w:rPr>
-              <w:t xml:space="preserve">Observe Phase</w:t>
+            <w:shd w:fill="E2EFDA" w:color="auto" w:val="clear"/>
+            <w:tcMar>
+              <w:top w:type="dxa" w:w="60"/>
+              <w:left w:type="dxa" w:w="120"/>
+              <w:bottom w:type="dxa" w:w="60"/>
+              <w:right w:type="dxa" w:w="120"/>
+            </w:tcMar>
+            <w:vAlign w:val="top"/>
+          </w:tcPr>
+          <w:p>
+            <w:pPr>
+              <w:spacing w:after="40" w:before="0"/>
+              <w:jc w:val="left"/>
+            </w:pPr>
+            <w:r>
+              <w:rPr>
+                <w:rFonts w:ascii="Arial" w:cs="Arial" w:eastAsia="Arial" w:hAnsi="Arial"/>
+                <w:b/>
+                <w:bCs/>
+                <w:i w:val="false"/>
+                <w:iCs w:val="false"/>
+                <w:color w:val="000000"/>
+                <w:sz w:val="18"/>
+                <w:szCs w:val="18"/>
+              </w:rPr>
+              <w:t xml:space="preserve">Explain Phase</w:t>
             </w:r>
           </w:p>
           <w:p>
@@ -9172,7 +9478,7 @@
             <w:pPr>
               <w:spacing w:after="20" w:before="0"/>
             </w:pPr>
-            <w:hyperlink w:history="1" r:id="rIdegwgxgvqvio7di27sv2hd">
+            <w:hyperlink w:history="1" r:id="rIduuskns-kujtwv-lqkmfkv">
               <w:r>
                 <w:rPr>
                   <w:rFonts w:ascii="Arial" w:cs="Arial" w:eastAsia="Arial" w:hAnsi="Arial"/>
@@ -9205,7 +9511,7 @@
               <w:spacing w:after="10" w:before="0"/>
               <w:ind w:left="120"/>
             </w:pPr>
-            <w:hyperlink w:history="1" r:id="rIdir7pss7fjxgfgibfeorjs">
+            <w:hyperlink w:history="1" r:id="rIduak7dia4c932zs6cep_o4">
               <w:r>
                 <w:rPr>
                   <w:rFonts w:ascii="Arial" w:cs="Arial" w:eastAsia="Arial" w:hAnsi="Arial"/>
@@ -9250,7 +9556,7 @@
             <w:pPr>
               <w:spacing w:after="20" w:before="0"/>
             </w:pPr>
-            <w:hyperlink w:history="1" r:id="rIdsoeqb2kyoctfhfdho_cfy">
+            <w:hyperlink w:history="1" r:id="rIdy8pj7-p2epgcmhj1dmobt">
               <w:r>
                 <w:rPr>
                   <w:rFonts w:ascii="Arial" w:cs="Arial" w:eastAsia="Arial" w:hAnsi="Arial"/>
@@ -9283,7 +9589,7 @@
               <w:spacing w:after="10" w:before="0"/>
               <w:ind w:left="120"/>
             </w:pPr>
-            <w:hyperlink w:history="1" r:id="rIdce2lhflmwxkyvi80pbwar">
+            <w:hyperlink w:history="1" r:id="rIdjzjkjfe_9cmytvdnwhahk">
               <w:r>
                 <w:rPr>
                   <w:rFonts w:ascii="Arial" w:cs="Arial" w:eastAsia="Arial" w:hAnsi="Arial"/>
@@ -9325,7 +9631,7 @@
                 <w:sz w:val="18"/>
                 <w:szCs w:val="18"/>
               </w:rPr>
-              <w:t xml:space="preserve">Part A — Guided Diagram Analysis (15 min): Each learner receives (or copies from the board) a printed/drawn Bohr model diagram of a sodium atom showing: nucleus (11 protons, 12 neutrons), Shell 1 (2 electrons), Shell 2 (8 electrons), Shell 3 (1 electron). A second diagram shows the same sodium atom with its outermost electron shown jumping UP to a higher shell (arrow labelled 'energy absorbed from flame') and then falling BACK DOWN (arrow labelled 'light energy released — yellow, 589 nm'). Learners annotate both diagrams using a provided vocabulary list: nucleus, electron, energy level / shell, ground state, excited state, photon / light released. Part B — Drawing Practice (15 min): Learners draw Bohr models independently for elements 1–10 (H, He, Li, Be, B, C, N, O, F, Ne) using the shell rules: Shell 1 max 2e⁻, Shell 2 max 8e⁻. They label each diagram with element name, symbol, atomic number, and number of electrons per shell.</w:t>
+              <w:t xml:space="preserve">Part A — Think-Pair-Share (10 min): Learners respond to the structured prompt: 'A sodium atom is sitting in a cooking fire at a homestead in the Rift Valley. The flame gives the outermost electron in Shell 3 a burst of heat energy. Using Bohr's model, describe in THREE steps what happens to that electron — and why we see a yellow colour in the flame.' Learners think silently (2 min), pair with a partner (3 min), then pairs share with the class (5 min). Part B — Connecting to the Driving Question (10 min): The teacher writes on the board: 'Different substances produce different colours because ___.' Learners complete this sentence in their notes using Bohr's model vocabulary. They then answer: 'Why would potassium produce a DIFFERENT colour (violet) than sodium (yellow)? Use Bohr's model in your answer.' Part C — Worked Example — Electron Arrangements (5 min): Teacher models writing the electron arrangement of phosphorus (P, Z=15) as 2, 8, 5, connecting back to the Bohr diagram. Learners then write electron arrangements (not full diagrams) for elements 11–15 in their books.</w:t>
             </w:r>
           </w:p>
         </w:tc>
@@ -9357,7 +9663,7 @@
                 <w:sz w:val="18"/>
                 <w:szCs w:val="18"/>
               </w:rPr>
-              <w:t xml:space="preserve">Distribute or project the two sodium Bohr diagrams. Say: 'Look carefully at Diagram 1. This is Niels Bohr's model of the sodium atom — the same sodium that is in the salt that makes a yellow flame at the cooking fire. What do you notice about where the electrons are sitting?' Allow 10 seconds WAIT TIME. Cold-call 2 learners. Then say: 'Now look at Diagram 2. Something has changed. An electron has moved. Where has it gone, and what do you think caused that?' Allow 10 seconds WAIT TIME. Cold-call 2 different learners. Introduce vocabulary explicitly: 'Bohr called these fixed paths energy levels or shells. Bohr's key idea — and this is the idea that will answer our driving question — is that electrons can ONLY exist at specific energy levels. They cannot be in between. Write that in your notes, underline it.' For the drawing practice, model the first two elements (H and He) on the board step by step, narrating: 'Hydrogen: atomic number 1, so 1 electron. Shell 1 has space for 2 electrons, so we place 1 electron in Shell 1. Done.' Then say: 'Now you complete elements 3 through 10. You have 15 minutes. I will be walking around. If you finish early, write one sentence next to each diagram: how many electrons are in the outermost shell?' Circulate continuously — check every learner's diagram for carbon (6e⁻: 2, 4) and neon (10e⁻: 2, 8) as checkpoint elements.</w:t>
+              <w:t xml:space="preserve">For the Think-Pair-Share, say: 'This is the moment we connect Bohr's model to our cooking fire mystery. Think silently for 2 minutes — no talking. Write your three steps.' After 2 minutes: 'Now share with your partner. Try to agree on the three steps.' After 3 minutes: 'Let us hear from some pairs.' Cold-call 3 pairs (not volunteers). After each response, press with: 'You said the electron jumps up — what do you mean by UP? UP in what sense?' and 'You said it releases light — why would it release light and not heat or sound?' Allow 10 seconds WAIT TIME after each probing question. After all responses, say: 'Here are the three steps — copy these into your notes exactly': (1) The flame gives the electron ENERGY — it ABSORBS that energy. (2) The electron JUMPS to a higher energy level — we call this the EXCITED STATE. (3) The electron is unstable at the higher level — it FALLS BACK to the lower level, releasing the energy it absorbed as a PHOTON of LIGHT. The colour of the light depends on EXACTLY HOW MUCH energy is released — and that depends on the specific atom's energy level spacing. That is why sodium is always yellow and potassium is always violet.' For the sentence completion, say: 'Now finish this sentence in your own words using those three steps.' Cold-call 2 learners to read their sentences. For the electron arrangement extension, model phosphorus on the board: '15 electrons. Shell 1: 2. Shell 2: 8. That is 10. I have 5 left. Shell 3: 5. So phosphorus is 2, 8, 5.' Say: 'Write arrangements for sodium (11) to phosphorus (15) in your books. You have 5 minutes.'</w:t>
             </w:r>
           </w:p>
         </w:tc>
@@ -9389,7 +9695,7 @@
                 <w:sz w:val="18"/>
                 <w:szCs w:val="18"/>
               </w:rPr>
-              <w:t xml:space="preserve">Annotated Diagram Analysis + Scaffolded Drawing Practice: Providing a pre-drawn but incomplete diagram (requiring annotation rather than passive reading) forces learners to actively process each structural feature. The sequential drawing task for elements 1–10 builds procedural fluency with the shell-filling rule and creates a personal reference set that learners will use in every subsequent lesson. Connecting the sodium jump diagram directly to the cooking hearth phenomenon ensures observation is always evidence for the driving question, not isolated content.</w:t>
+              <w:t xml:space="preserve">Think-Pair-Share with Probing Questions (Structured Argumentation): The three-step narrative prompt (absorb → jump → fall → light) scaffolds learners in constructing a causal chain — moving from observation (colour) to mechanism (electron energy transitions). The probing questions ('What do you mean by UP?') push learners from surface recall to conceptual precision. Connecting the explanation directly to the anchoring phenomenon sodium atom in a Rift Valley cooking fire ensures that Bohr's model is always understood as an explanatory tool, not abstract theory.</w:t>
             </w:r>
           </w:p>
         </w:tc>
@@ -9421,7 +9727,7 @@
                 <w:sz w:val="18"/>
                 <w:szCs w:val="18"/>
               </w:rPr>
-              <w:t xml:space="preserve">During the drawing practice, use a checklist to spot-check 8–10 learners' books. Key accuracy indicators: (1) Shell 1 never exceeds 2 electrons; (2) Shell 2 begins filling from lithium (Li = 2, 1); (3) Neon is drawn as 2, 8 with no partial shell. Common error to watch for: learners who place all electrons in one shell — redirect with: 'Count the spaces. Shell 1 is full at 2. Where does the next electron have to go?' Record names of learners with persistent errors for targeted support in Phase 3.</w:t>
+              <w:t xml:space="preserve">Collect and read 5–6 sentence completions ('Different substances produce different colours because ___') as learners write. Observable success indicator: the sentence must include at minimum (a) electrons, (b) specific/fixed energy levels, and (c) the idea that different atoms have different energy level spacings. Learners whose sentences reference only 'the type of atom' without mechanistic language should be prompted: 'Can you add what the ELECTRONS are doing inside the atom?' The electron arrangement task (Na to P) is a rapid accuracy check — correct answers: Na=2,8,1; Mg=2,8,2; Al=2,8,3; Si=2,8,4; P=2,8,5.</w:t>
             </w:r>
           </w:p>
         </w:tc>
@@ -9430,32 +9736,32 @@
         <w:tc>
           <w:tcPr>
             <w:tcW w:type="dxa" w:w="1520"/>
-            <w:shd w:fill="E2EFDA" w:color="auto" w:val="clear"/>
-            <w:tcMar>
-              <w:top w:type="dxa" w:w="60"/>
-              <w:left w:type="dxa" w:w="120"/>
-              <w:bottom w:type="dxa" w:w="60"/>
-              <w:right w:type="dxa" w:w="120"/>
-            </w:tcMar>
-            <w:vAlign w:val="top"/>
-          </w:tcPr>
-          <w:p>
-            <w:pPr>
-              <w:spacing w:after="40" w:before="0"/>
-              <w:jc w:val="left"/>
-            </w:pPr>
-            <w:r>
-              <w:rPr>
-                <w:rFonts w:ascii="Arial" w:cs="Arial" w:eastAsia="Arial" w:hAnsi="Arial"/>
-                <w:b/>
-                <w:bCs/>
-                <w:i w:val="false"/>
-                <w:iCs w:val="false"/>
-                <w:color w:val="000000"/>
-                <w:sz w:val="18"/>
-                <w:szCs w:val="18"/>
-              </w:rPr>
-              <w:t xml:space="preserve">Explain Phase</w:t>
+            <w:shd w:fill="FCE4D6" w:color="auto" w:val="clear"/>
+            <w:tcMar>
+              <w:top w:type="dxa" w:w="60"/>
+              <w:left w:type="dxa" w:w="120"/>
+              <w:bottom w:type="dxa" w:w="60"/>
+              <w:right w:type="dxa" w:w="120"/>
+            </w:tcMar>
+            <w:vAlign w:val="top"/>
+          </w:tcPr>
+          <w:p>
+            <w:pPr>
+              <w:spacing w:after="40" w:before="0"/>
+              <w:jc w:val="left"/>
+            </w:pPr>
+            <w:r>
+              <w:rPr>
+                <w:rFonts w:ascii="Arial" w:cs="Arial" w:eastAsia="Arial" w:hAnsi="Arial"/>
+                <w:b/>
+                <w:bCs/>
+                <w:i w:val="false"/>
+                <w:iCs w:val="false"/>
+                <w:color w:val="000000"/>
+                <w:sz w:val="18"/>
+                <w:szCs w:val="18"/>
+              </w:rPr>
+              <w:t xml:space="preserve">Driving Question Board (DQB) Creation</w:t>
             </w:r>
           </w:p>
           <w:p>
@@ -9478,7 +9784,7 @@
             <w:pPr>
               <w:spacing w:after="20" w:before="0"/>
             </w:pPr>
-            <w:hyperlink w:history="1" r:id="rIdakra0bjy8y-dg1ynnz-kz">
+            <w:hyperlink w:history="1" r:id="rId5tg_bp6km_qrn8-rnzxwb">
               <w:r>
                 <w:rPr>
                   <w:rFonts w:ascii="Arial" w:cs="Arial" w:eastAsia="Arial" w:hAnsi="Arial"/>
@@ -9511,7 +9817,7 @@
               <w:spacing w:after="10" w:before="0"/>
               <w:ind w:left="120"/>
             </w:pPr>
-            <w:hyperlink w:history="1" r:id="rId-k3tlemluiay1tznibpxq">
+            <w:hyperlink w:history="1" r:id="rIdei6ip28zck_1klhmi2efu">
               <w:r>
                 <w:rPr>
                   <w:rFonts w:ascii="Arial" w:cs="Arial" w:eastAsia="Arial" w:hAnsi="Arial"/>
@@ -9556,7 +9862,7 @@
             <w:pPr>
               <w:spacing w:after="20" w:before="0"/>
             </w:pPr>
-            <w:hyperlink w:history="1" r:id="rIde8kvlm4qzb_ovarblbwwo">
+            <w:hyperlink w:history="1" r:id="rIdt5ikdxsk_yw1nbbt6ttyt">
               <w:r>
                 <w:rPr>
                   <w:rFonts w:ascii="Arial" w:cs="Arial" w:eastAsia="Arial" w:hAnsi="Arial"/>
@@ -9589,7 +9895,7 @@
               <w:spacing w:after="10" w:before="0"/>
               <w:ind w:left="120"/>
             </w:pPr>
-            <w:hyperlink w:history="1" r:id="rIdafgjhf58fcffeoamkengu">
+            <w:hyperlink w:history="1" r:id="rId-jd9sgwjkvbdc78relhog">
               <w:r>
                 <w:rPr>
                   <w:rFonts w:ascii="Arial" w:cs="Arial" w:eastAsia="Arial" w:hAnsi="Arial"/>
@@ -9631,7 +9937,7 @@
                 <w:sz w:val="18"/>
                 <w:szCs w:val="18"/>
               </w:rPr>
-              <w:t xml:space="preserve">Part A — Think-Pair-Share (10 min): Learners respond to the structured prompt: 'A sodium atom is sitting in a cooking fire at a homestead in the Rift Valley. The flame gives the outermost electron in Shell 3 a burst of heat energy. Using Bohr's model, describe in THREE steps what happens to that electron — and why we see a yellow colour in the flame.' Learners think silently (2 min), pair with a partner (3 min), then pairs share with the class (5 min). Part B — Connecting to the Driving Question (10 min): The teacher writes on the board: 'Different substances produce different colours because ___.' Learners complete this sentence in their notes using Bohr's model vocabulary. They then answer: 'Why would potassium produce a DIFFERENT colour (violet) than sodium (yellow)? Use Bohr's model in your answer.' Part C — Worked Example — Electron Arrangements (5 min): Teacher models writing the electron arrangement of phosphorus (P, Z=15) as 2, 8, 5, connecting back to the Bohr diagram. Learners then write electron arrangements (not full diagrams) for elements 11–15 in their books.</w:t>
+              <w:t xml:space="preserve">Each learner receives two sticky notes (or cuts two small paper squares). On the FIRST sticky note (green = 'I now understand'), they write one thing Bohr's model has explained about the cooking fire phenomenon that they could not explain before today. On the SECOND sticky note (orange = 'I still wonder'), they write one new question this lesson has raised. Learners post both sticky notes on the class Driving Question Board under the heading 'Lesson 3 — Bohr's Model'. The class then does a brief 3-minute gallery walk to read five other learners' sticky notes, placing a small tick on any 'wonder' question they also have. The teacher identifies the two most-ticked 'wonder' questions and writes them prominently on the DQB as 'Questions to Investigate in Lessons 4–9'.</w:t>
             </w:r>
           </w:p>
         </w:tc>
@@ -9663,7 +9969,7 @@
                 <w:sz w:val="18"/>
                 <w:szCs w:val="18"/>
               </w:rPr>
-              <w:t xml:space="preserve">For the Think-Pair-Share, say: 'This is the moment we connect Bohr's model to our cooking fire mystery. Think silently for 2 minutes — no talking. Write your three steps.' After 2 minutes: 'Now share with your partner. Try to agree on the three steps.' After 3 minutes: 'Let us hear from some pairs.' Cold-call 3 pairs (not volunteers). After each response, press with: 'You said the electron jumps up — what do you mean by UP? UP in what sense?' and 'You said it releases light — why would it release light and not heat or sound?' Allow 10 seconds WAIT TIME after each probing question. After all responses, say: 'Here are the three steps — copy these into your notes exactly': (1) The flame gives the electron ENERGY — it ABSORBS that energy. (2) The electron JUMPS to a higher energy level — we call this the EXCITED STATE. (3) The electron is unstable at the higher level — it FALLS BACK to the lower level, releasing the energy it absorbed as a PHOTON of LIGHT. The colour of the light depends on EXACTLY HOW MUCH energy is released — and that depends on the specific atom's energy level spacing. That is why sodium is always yellow and potassium is always violet.' For the sentence completion, say: 'Now finish this sentence in your own words using those three steps.' Cold-call 2 learners to read their sentences. For the electron arrangement extension, model phosphorus on the board: '15 electrons. Shell 1: 2. Shell 2: 8. That is 10. I have 5 left. Shell 3: 5. So phosphorus is 2, 8, 5.' Say: 'Write arrangements for sodium (11) to phosphorus (15) in your books. You have 5 minutes.'</w:t>
+              <w:t xml:space="preserve">Say: 'Our Driving Question is: Why do different substances produce different colours when burned in a flame, and what does this reveal about how electrons are arranged inside atoms? Bohr's model has given us a new piece of the answer today. On your GREEN note, write exactly what Bohr's model explains about our cooking fire. Be specific — don't just write 'electrons'. On your ORANGE note, write one question you now have that we have NOT yet answered.' Allow 4 minutes for writing. Then say: 'Post your notes on the board. Then do a gallery walk — you have 3 minutes. Put a tick on any ORANGE question you also want answered.' After the gallery walk, read the two most-ticked questions aloud and write them on the DQB. Say: 'These are now on our board as open questions. We will be building answers to these over the next lessons. Keep them in mind.' Point to the DQB: 'Look at how our board is growing — in Lesson 1 we asked WHY the fire changes colour. In Lesson 2 we learned atoms have a nucleus and electrons. Today, Bohr tells us the electrons are in specific shells — and when they absorb and release energy, they produce specific colours. Our model is getting more powerful.'</w:t>
             </w:r>
           </w:p>
         </w:tc>
@@ -9695,7 +10001,7 @@
                 <w:sz w:val="18"/>
                 <w:szCs w:val="18"/>
               </w:rPr>
-              <w:t xml:space="preserve">Think-Pair-Share with Probing Questions (Structured Argumentation): The three-step narrative prompt (absorb → jump → fall → light) scaffolds learners in constructing a causal chain — moving from observation (colour) to mechanism (electron energy transitions). The probing questions ('What do you mean by UP?') push learners from surface recall to conceptual precision. Connecting the explanation directly to the anchoring phenomenon sodium atom in a Rift Valley cooking fire ensures that Bohr's model is always understood as an explanatory tool, not abstract theory.</w:t>
+              <w:t xml:space="preserve">Driving Question Board — Cumulative Sense-Making Artifact: The DQB functions as a living, public record of the class's growing understanding. The green/orange distinction trains learners to metacognitively separate 'what I now know' from 'what I still need to explain' — a core scientific practice. The gallery walk and tick-voting makes the epistemic community visible: learners see that their questions are shared, normalising scientific uncertainty. The teacher's verbal narration of the DQB's growth across Lessons 1–3 explicitly models how scientific understanding builds incrementally from evidence.</w:t>
             </w:r>
           </w:p>
         </w:tc>
@@ -9727,7 +10033,7 @@
                 <w:sz w:val="18"/>
                 <w:szCs w:val="18"/>
               </w:rPr>
-              <w:t xml:space="preserve">Collect and read 5–6 sentence completions ('Different substances produce different colours because ___') as learners write. Observable success indicator: the sentence must include at minimum (a) electrons, (b) specific/fixed energy levels, and (c) the idea that different atoms have different energy level spacings. Learners whose sentences reference only 'the type of atom' without mechanistic language should be prompted: 'Can you add what the ELECTRONS are doing inside the atom?' The electron arrangement task (Na to P) is a rapid accuracy check — correct answers: Na=2,8,1; Mg=2,8,2; Al=2,8,3; Si=2,8,4; P=2,8,5.</w:t>
+              <w:t xml:space="preserve">Read all posted green sticky notes before the next lesson. Observable success indicator: green notes should reference Bohr's model mechanistically (e.g., 'electrons jump to higher shells and release coloured light when they fall back') rather than only descriptively (e.g., 'sodium makes yellow light'). Tally how many orange notes ask questions about SPECIFIC colours, wavelengths, or why only certain energy jumps are possible — these indicate learners are ready for the spectroscopy content in Lessons 4–5. Learners whose green notes remain purely descriptive should be individually followed up at the start of Lesson 4.</w:t>
             </w:r>
           </w:p>
         </w:tc>
@@ -9736,32 +10042,32 @@
         <w:tc>
           <w:tcPr>
             <w:tcW w:type="dxa" w:w="1520"/>
-            <w:shd w:fill="FCE4D6" w:color="auto" w:val="clear"/>
-            <w:tcMar>
-              <w:top w:type="dxa" w:w="60"/>
-              <w:left w:type="dxa" w:w="120"/>
-              <w:bottom w:type="dxa" w:w="60"/>
-              <w:right w:type="dxa" w:w="120"/>
-            </w:tcMar>
-            <w:vAlign w:val="top"/>
-          </w:tcPr>
-          <w:p>
-            <w:pPr>
-              <w:spacing w:after="40" w:before="0"/>
-              <w:jc w:val="left"/>
-            </w:pPr>
-            <w:r>
-              <w:rPr>
-                <w:rFonts w:ascii="Arial" w:cs="Arial" w:eastAsia="Arial" w:hAnsi="Arial"/>
-                <w:b/>
-                <w:bCs/>
-                <w:i w:val="false"/>
-                <w:iCs w:val="false"/>
-                <w:color w:val="000000"/>
-                <w:sz w:val="18"/>
-                <w:szCs w:val="18"/>
-              </w:rPr>
-              <w:t xml:space="preserve">Driving Question Board (DQB) Creation</w:t>
+            <w:shd w:fill="D5E8F0" w:color="auto" w:val="clear"/>
+            <w:tcMar>
+              <w:top w:type="dxa" w:w="60"/>
+              <w:left w:type="dxa" w:w="120"/>
+              <w:bottom w:type="dxa" w:w="60"/>
+              <w:right w:type="dxa" w:w="120"/>
+            </w:tcMar>
+            <w:vAlign w:val="top"/>
+          </w:tcPr>
+          <w:p>
+            <w:pPr>
+              <w:spacing w:after="40" w:before="0"/>
+              <w:jc w:val="left"/>
+            </w:pPr>
+            <w:r>
+              <w:rPr>
+                <w:rFonts w:ascii="Arial" w:cs="Arial" w:eastAsia="Arial" w:hAnsi="Arial"/>
+                <w:b/>
+                <w:bCs/>
+                <w:i w:val="false"/>
+                <w:iCs w:val="false"/>
+                <w:color w:val="000000"/>
+                <w:sz w:val="18"/>
+                <w:szCs w:val="18"/>
+              </w:rPr>
+              <w:t xml:space="preserve">Model Building Phase</w:t>
             </w:r>
           </w:p>
           <w:p>
@@ -9784,7 +10090,7 @@
             <w:pPr>
               <w:spacing w:after="20" w:before="0"/>
             </w:pPr>
-            <w:hyperlink w:history="1" r:id="rIdiaor0-bsx9lhhauqsjylo">
+            <w:hyperlink w:history="1" r:id="rIdesczt1vpl_bqzompk3yfq">
               <w:r>
                 <w:rPr>
                   <w:rFonts w:ascii="Arial" w:cs="Arial" w:eastAsia="Arial" w:hAnsi="Arial"/>
@@ -9793,7 +10099,7 @@
                   <w:szCs w:val="16"/>
                   <w:u w:val="single" w:color="2E75B6"/>
                 </w:rPr>
-                <w:t xml:space="preserve">Atomic Energy Levels</w:t>
+                <w:t xml:space="preserve">Bohr model energy levels (derivation using physics)</w:t>
               </w:r>
             </w:hyperlink>
           </w:p>
@@ -9817,7 +10123,7 @@
               <w:spacing w:after="10" w:before="0"/>
               <w:ind w:left="120"/>
             </w:pPr>
-            <w:hyperlink w:history="1" r:id="rIddaa3hdrgdvl3szube4mli">
+            <w:hyperlink w:history="1" r:id="rIdhi1nh1vo_i4q2g42txdjk">
               <w:r>
                 <w:rPr>
                   <w:rFonts w:ascii="Arial" w:cs="Arial" w:eastAsia="Arial" w:hAnsi="Arial"/>
@@ -9862,7 +10168,7 @@
             <w:pPr>
               <w:spacing w:after="20" w:before="0"/>
             </w:pPr>
-            <w:hyperlink w:history="1" r:id="rIdrnnzhfqzzpa0eb8xc3rok">
+            <w:hyperlink w:history="1" r:id="rIdujlovivad9ydeyog_d8v1">
               <w:r>
                 <w:rPr>
                   <w:rFonts w:ascii="Arial" w:cs="Arial" w:eastAsia="Arial" w:hAnsi="Arial"/>
@@ -9895,313 +10201,7 @@
               <w:spacing w:after="10" w:before="0"/>
               <w:ind w:left="120"/>
             </w:pPr>
-            <w:hyperlink w:history="1" r:id="rIdicckm8tyncsvbuwejpurn">
-              <w:r>
-                <w:rPr>
-                  <w:rFonts w:ascii="Arial" w:cs="Arial" w:eastAsia="Arial" w:hAnsi="Arial"/>
-                  <w:color w:val="595959"/>
-                  <w:sz w:val="14"/>
-                  <w:szCs w:val="14"/>
-                  <w:u w:val="single" w:color="595959"/>
-                </w:rPr>
-                <w:t xml:space="preserve">🔍 Search ARES for similar readings</w:t>
-              </w:r>
-            </w:hyperlink>
-          </w:p>
-        </w:tc>
-        <w:tc>
-          <w:tcPr>
-            <w:tcW w:type="dxa" w:w="3040"/>
-            <w:shd w:fill="FFFFFF" w:color="auto" w:val="clear"/>
-            <w:tcMar>
-              <w:top w:type="dxa" w:w="60"/>
-              <w:left w:type="dxa" w:w="120"/>
-              <w:bottom w:type="dxa" w:w="60"/>
-              <w:right w:type="dxa" w:w="120"/>
-            </w:tcMar>
-            <w:vAlign w:val="top"/>
-          </w:tcPr>
-          <w:p>
-            <w:pPr>
-              <w:spacing w:after="40" w:before="0"/>
-              <w:jc w:val="left"/>
-            </w:pPr>
-            <w:r>
-              <w:rPr>
-                <w:rFonts w:ascii="Arial" w:cs="Arial" w:eastAsia="Arial" w:hAnsi="Arial"/>
-                <w:b w:val="false"/>
-                <w:bCs w:val="false"/>
-                <w:i w:val="false"/>
-                <w:iCs w:val="false"/>
-                <w:color w:val="000000"/>
-                <w:sz w:val="18"/>
-                <w:szCs w:val="18"/>
-              </w:rPr>
-              <w:t xml:space="preserve">Each learner receives two sticky notes (or cuts two small paper squares). On the FIRST sticky note (green = 'I now understand'), they write one thing Bohr's model has explained about the cooking fire phenomenon that they could not explain before today. On the SECOND sticky note (orange = 'I still wonder'), they write one new question this lesson has raised. Learners post both sticky notes on the class Driving Question Board under the heading 'Lesson 3 — Bohr's Model'. The class then does a brief 3-minute gallery walk to read five other learners' sticky notes, placing a small tick on any 'wonder' question they also have. The teacher identifies the two most-ticked 'wonder' questions and writes them prominently on the DQB as 'Questions to Investigate in Lessons 4–9'.</w:t>
-            </w:r>
-          </w:p>
-        </w:tc>
-        <w:tc>
-          <w:tcPr>
-            <w:tcW w:type="dxa" w:w="3040"/>
-            <w:shd w:fill="F2F2F2" w:color="auto" w:val="clear"/>
-            <w:tcMar>
-              <w:top w:type="dxa" w:w="60"/>
-              <w:left w:type="dxa" w:w="120"/>
-              <w:bottom w:type="dxa" w:w="60"/>
-              <w:right w:type="dxa" w:w="120"/>
-            </w:tcMar>
-            <w:vAlign w:val="top"/>
-          </w:tcPr>
-          <w:p>
-            <w:pPr>
-              <w:spacing w:after="40" w:before="0"/>
-              <w:jc w:val="left"/>
-            </w:pPr>
-            <w:r>
-              <w:rPr>
-                <w:rFonts w:ascii="Arial" w:cs="Arial" w:eastAsia="Arial" w:hAnsi="Arial"/>
-                <w:b w:val="false"/>
-                <w:bCs w:val="false"/>
-                <w:i w:val="false"/>
-                <w:iCs w:val="false"/>
-                <w:color w:val="000000"/>
-                <w:sz w:val="18"/>
-                <w:szCs w:val="18"/>
-              </w:rPr>
-              <w:t xml:space="preserve">Say: 'Our Driving Question is: Why do different substances produce different colours when burned in a flame, and what does this reveal about how electrons are arranged inside atoms? Bohr's model has given us a new piece of the answer today. On your GREEN note, write exactly what Bohr's model explains about our cooking fire. Be specific — don't just write 'electrons'. On your ORANGE note, write one question you now have that we have NOT yet answered.' Allow 4 minutes for writing. Then say: 'Post your notes on the board. Then do a gallery walk — you have 3 minutes. Put a tick on any ORANGE question you also want answered.' After the gallery walk, read the two most-ticked questions aloud and write them on the DQB. Say: 'These are now on our board as open questions. We will be building answers to these over the next lessons. Keep them in mind.' Point to the DQB: 'Look at how our board is growing — in Lesson 1 we asked WHY the fire changes colour. In Lesson 2 we learned atoms have a nucleus and electrons. Today, Bohr tells us the electrons are in specific shells — and when they absorb and release energy, they produce specific colours. Our model is getting more powerful.'</w:t>
-            </w:r>
-          </w:p>
-        </w:tc>
-        <w:tc>
-          <w:tcPr>
-            <w:tcW w:type="dxa" w:w="3040"/>
-            <w:shd w:fill="FFFFFF" w:color="auto" w:val="clear"/>
-            <w:tcMar>
-              <w:top w:type="dxa" w:w="60"/>
-              <w:left w:type="dxa" w:w="120"/>
-              <w:bottom w:type="dxa" w:w="60"/>
-              <w:right w:type="dxa" w:w="120"/>
-            </w:tcMar>
-            <w:vAlign w:val="top"/>
-          </w:tcPr>
-          <w:p>
-            <w:pPr>
-              <w:spacing w:after="40" w:before="0"/>
-              <w:jc w:val="left"/>
-            </w:pPr>
-            <w:r>
-              <w:rPr>
-                <w:rFonts w:ascii="Arial" w:cs="Arial" w:eastAsia="Arial" w:hAnsi="Arial"/>
-                <w:b w:val="false"/>
-                <w:bCs w:val="false"/>
-                <w:i w:val="false"/>
-                <w:iCs w:val="false"/>
-                <w:color w:val="000000"/>
-                <w:sz w:val="18"/>
-                <w:szCs w:val="18"/>
-              </w:rPr>
-              <w:t xml:space="preserve">Driving Question Board — Cumulative Sense-Making Artifact: The DQB functions as a living, public record of the class's growing understanding. The green/orange distinction trains learners to metacognitively separate 'what I now know' from 'what I still need to explain' — a core scientific practice. The gallery walk and tick-voting makes the epistemic community visible: learners see that their questions are shared, normalising scientific uncertainty. The teacher's verbal narration of the DQB's growth across Lessons 1–3 explicitly models how scientific understanding builds incrementally from evidence.</w:t>
-            </w:r>
-          </w:p>
-        </w:tc>
-        <w:tc>
-          <w:tcPr>
-            <w:tcW w:type="dxa" w:w="3040"/>
-            <w:shd w:fill="F2F2F2" w:color="auto" w:val="clear"/>
-            <w:tcMar>
-              <w:top w:type="dxa" w:w="60"/>
-              <w:left w:type="dxa" w:w="120"/>
-              <w:bottom w:type="dxa" w:w="60"/>
-              <w:right w:type="dxa" w:w="120"/>
-            </w:tcMar>
-            <w:vAlign w:val="top"/>
-          </w:tcPr>
-          <w:p>
-            <w:pPr>
-              <w:spacing w:after="40" w:before="0"/>
-              <w:jc w:val="left"/>
-            </w:pPr>
-            <w:r>
-              <w:rPr>
-                <w:rFonts w:ascii="Arial" w:cs="Arial" w:eastAsia="Arial" w:hAnsi="Arial"/>
-                <w:b w:val="false"/>
-                <w:bCs w:val="false"/>
-                <w:i w:val="false"/>
-                <w:iCs w:val="false"/>
-                <w:color w:val="000000"/>
-                <w:sz w:val="18"/>
-                <w:szCs w:val="18"/>
-              </w:rPr>
-              <w:t xml:space="preserve">Read all posted green sticky notes before the next lesson. Observable success indicator: green notes should reference Bohr's model mechanistically (e.g., 'electrons jump to higher shells and release coloured light when they fall back') rather than only descriptively (e.g., 'sodium makes yellow light'). Tally how many orange notes ask questions about SPECIFIC colours, wavelengths, or why only certain energy jumps are possible — these indicate learners are ready for the spectroscopy content in Lessons 4–5. Learners whose green notes remain purely descriptive should be individually followed up at the start of Lesson 4.</w:t>
-            </w:r>
-          </w:p>
-        </w:tc>
-      </w:tr>
-      <w:tr>
-        <w:tc>
-          <w:tcPr>
-            <w:tcW w:type="dxa" w:w="1520"/>
-            <w:shd w:fill="D5E8F0" w:color="auto" w:val="clear"/>
-            <w:tcMar>
-              <w:top w:type="dxa" w:w="60"/>
-              <w:left w:type="dxa" w:w="120"/>
-              <w:bottom w:type="dxa" w:w="60"/>
-              <w:right w:type="dxa" w:w="120"/>
-            </w:tcMar>
-            <w:vAlign w:val="top"/>
-          </w:tcPr>
-          <w:p>
-            <w:pPr>
-              <w:spacing w:after="40" w:before="0"/>
-              <w:jc w:val="left"/>
-            </w:pPr>
-            <w:r>
-              <w:rPr>
-                <w:rFonts w:ascii="Arial" w:cs="Arial" w:eastAsia="Arial" w:hAnsi="Arial"/>
-                <w:b/>
-                <w:bCs/>
-                <w:i w:val="false"/>
-                <w:iCs w:val="false"/>
-                <w:color w:val="000000"/>
-                <w:sz w:val="18"/>
-                <w:szCs w:val="18"/>
-              </w:rPr>
-              <w:t xml:space="preserve">Model Building Phase</w:t>
-            </w:r>
-          </w:p>
-          <w:p>
-            <w:pPr>
-              <w:spacing w:after="20" w:before="0"/>
-            </w:pPr>
-            <w:r>
-              <w:rPr>
-                <w:rFonts w:ascii="Arial" w:cs="Arial" w:eastAsia="Arial" w:hAnsi="Arial"/>
-                <w:b/>
-                <w:bCs/>
-                <w:color w:val="1F3864"/>
-                <w:sz w:val="16"/>
-                <w:szCs w:val="16"/>
-              </w:rPr>
-              <w:t xml:space="preserve">📹 VIDEO:</w:t>
-            </w:r>
-          </w:p>
-          <w:p>
-            <w:pPr>
-              <w:spacing w:after="20" w:before="0"/>
-            </w:pPr>
-            <w:hyperlink w:history="1" r:id="rIdjcxamjlq9v3pqpkccpxhp">
-              <w:r>
-                <w:rPr>
-                  <w:rFonts w:ascii="Arial" w:cs="Arial" w:eastAsia="Arial" w:hAnsi="Arial"/>
-                  <w:color w:val="2E75B6"/>
-                  <w:sz w:val="16"/>
-                  <w:szCs w:val="16"/>
-                  <w:u w:val="single" w:color="2E75B6"/>
-                </w:rPr>
-                <w:t xml:space="preserve">Bohr model energy levels</w:t>
-              </w:r>
-            </w:hyperlink>
-          </w:p>
-          <w:p>
-            <w:pPr>
-              <w:spacing w:after="10" w:before="0"/>
-              <w:ind w:left="120"/>
-            </w:pPr>
-            <w:r>
-              <w:rPr>
-                <w:rFonts w:ascii="Arial" w:cs="Arial" w:eastAsia="Arial" w:hAnsi="Arial"/>
-                <w:color w:val="595959"/>
-                <w:sz w:val="14"/>
-                <w:szCs w:val="14"/>
-              </w:rPr>
-              <w:t xml:space="preserve">Source: Khan Academy (English - US curriculum)</w:t>
-            </w:r>
-          </w:p>
-          <w:p>
-            <w:pPr>
-              <w:spacing w:after="10" w:before="0"/>
-              <w:ind w:left="120"/>
-            </w:pPr>
-            <w:hyperlink w:history="1" r:id="rId42thhatwyrbizme0q7keb">
-              <w:r>
-                <w:rPr>
-                  <w:rFonts w:ascii="Arial" w:cs="Arial" w:eastAsia="Arial" w:hAnsi="Arial"/>
-                  <w:color w:val="595959"/>
-                  <w:sz w:val="14"/>
-                  <w:szCs w:val="14"/>
-                  <w:u w:val="single" w:color="595959"/>
-                </w:rPr>
-                <w:t xml:space="preserve">🔍 Search ARES for similar videos</w:t>
-              </w:r>
-            </w:hyperlink>
-          </w:p>
-          <w:p>
-            <w:pPr>
-              <w:spacing w:after="40" w:before="0"/>
-            </w:pPr>
-            <w:r>
-              <w:rPr>
-                <w:sz w:val="14"/>
-                <w:szCs w:val="14"/>
-              </w:rPr>
-              <w:t xml:space="preserve"/>
-            </w:r>
-          </w:p>
-          <w:p>
-            <w:pPr>
-              <w:spacing w:after="20" w:before="0"/>
-            </w:pPr>
-            <w:r>
-              <w:rPr>
-                <w:rFonts w:ascii="Arial" w:cs="Arial" w:eastAsia="Arial" w:hAnsi="Arial"/>
-                <w:b/>
-                <w:bCs/>
-                <w:color w:val="1F3864"/>
-                <w:sz w:val="16"/>
-                <w:szCs w:val="16"/>
-              </w:rPr>
-              <w:t xml:space="preserve">📖 HTML:</w:t>
-            </w:r>
-          </w:p>
-          <w:p>
-            <w:pPr>
-              <w:spacing w:after="20" w:before="0"/>
-            </w:pPr>
-            <w:hyperlink w:history="1" r:id="rIdnulu-y920a9cl6tunx6zv">
-              <w:r>
-                <w:rPr>
-                  <w:rFonts w:ascii="Arial" w:cs="Arial" w:eastAsia="Arial" w:hAnsi="Arial"/>
-                  <w:color w:val="2E75B6"/>
-                  <w:sz w:val="16"/>
-                  <w:szCs w:val="16"/>
-                  <w:u w:val="single" w:color="2E75B6"/>
-                </w:rPr>
-                <w:t xml:space="preserve">Energy Levels: Bohr's Atomic Model (PLIX)</w:t>
-              </w:r>
-            </w:hyperlink>
-          </w:p>
-          <w:p>
-            <w:pPr>
-              <w:spacing w:after="10" w:before="0"/>
-              <w:ind w:left="120"/>
-            </w:pPr>
-            <w:r>
-              <w:rPr>
-                <w:rFonts w:ascii="Arial" w:cs="Arial" w:eastAsia="Arial" w:hAnsi="Arial"/>
-                <w:color w:val="595959"/>
-                <w:sz w:val="14"/>
-                <w:szCs w:val="14"/>
-              </w:rPr>
-              <w:t xml:space="preserve">Source: CK-12</w:t>
-            </w:r>
-          </w:p>
-          <w:p>
-            <w:pPr>
-              <w:spacing w:after="10" w:before="0"/>
-              <w:ind w:left="120"/>
-            </w:pPr>
-            <w:hyperlink w:history="1" r:id="rIdryxshai92cnbk3kizxogk">
+            <w:hyperlink w:history="1" r:id="rIdhbs8snwmtbbefwpishzys">
               <w:r>
                 <w:rPr>
                   <w:rFonts w:ascii="Arial" w:cs="Arial" w:eastAsia="Arial" w:hAnsi="Arial"/>
@@ -11783,7 +11783,313 @@
             <w:pPr>
               <w:spacing w:after="20" w:before="0"/>
             </w:pPr>
-            <w:hyperlink w:history="1" r:id="rId6yttsvc-qka9ejj-od7jp">
+            <w:hyperlink w:history="1" r:id="rIdpfyleoa9nt1wd4e64o-i1">
+              <w:r>
+                <w:rPr>
+                  <w:rFonts w:ascii="Arial" w:cs="Arial" w:eastAsia="Arial" w:hAnsi="Arial"/>
+                  <w:color w:val="2E75B6"/>
+                  <w:sz w:val="16"/>
+                  <w:szCs w:val="16"/>
+                  <w:u w:val="single" w:color="2E75B6"/>
+                </w:rPr>
+                <w:t xml:space="preserve">Introduction to the atom</w:t>
+              </w:r>
+            </w:hyperlink>
+          </w:p>
+          <w:p>
+            <w:pPr>
+              <w:spacing w:after="10" w:before="0"/>
+              <w:ind w:left="120"/>
+            </w:pPr>
+            <w:r>
+              <w:rPr>
+                <w:rFonts w:ascii="Arial" w:cs="Arial" w:eastAsia="Arial" w:hAnsi="Arial"/>
+                <w:color w:val="595959"/>
+                <w:sz w:val="14"/>
+                <w:szCs w:val="14"/>
+              </w:rPr>
+              <w:t xml:space="preserve">Source: Khan Academy (English - US curriculum)</w:t>
+            </w:r>
+          </w:p>
+          <w:p>
+            <w:pPr>
+              <w:spacing w:after="10" w:before="0"/>
+              <w:ind w:left="120"/>
+            </w:pPr>
+            <w:hyperlink w:history="1" r:id="rIdkmoutg5me1zatpppj9cri">
+              <w:r>
+                <w:rPr>
+                  <w:rFonts w:ascii="Arial" w:cs="Arial" w:eastAsia="Arial" w:hAnsi="Arial"/>
+                  <w:color w:val="595959"/>
+                  <w:sz w:val="14"/>
+                  <w:szCs w:val="14"/>
+                  <w:u w:val="single" w:color="595959"/>
+                </w:rPr>
+                <w:t xml:space="preserve">🔍 Search ARES for similar videos</w:t>
+              </w:r>
+            </w:hyperlink>
+          </w:p>
+          <w:p>
+            <w:pPr>
+              <w:spacing w:after="40" w:before="0"/>
+            </w:pPr>
+            <w:r>
+              <w:rPr>
+                <w:sz w:val="14"/>
+                <w:szCs w:val="14"/>
+              </w:rPr>
+              <w:t xml:space="preserve"/>
+            </w:r>
+          </w:p>
+          <w:p>
+            <w:pPr>
+              <w:spacing w:after="20" w:before="0"/>
+            </w:pPr>
+            <w:r>
+              <w:rPr>
+                <w:rFonts w:ascii="Arial" w:cs="Arial" w:eastAsia="Arial" w:hAnsi="Arial"/>
+                <w:b/>
+                <w:bCs/>
+                <w:color w:val="1F3864"/>
+                <w:sz w:val="16"/>
+                <w:szCs w:val="16"/>
+              </w:rPr>
+              <w:t xml:space="preserve">📖 EXERCISE:</w:t>
+            </w:r>
+          </w:p>
+          <w:p>
+            <w:pPr>
+              <w:spacing w:after="20" w:before="0"/>
+            </w:pPr>
+            <w:hyperlink w:history="1" r:id="rIdrpvugecf4_zfjc2prtjyd">
+              <w:r>
+                <w:rPr>
+                  <w:rFonts w:ascii="Arial" w:cs="Arial" w:eastAsia="Arial" w:hAnsi="Arial"/>
+                  <w:color w:val="2E75B6"/>
+                  <w:sz w:val="16"/>
+                  <w:szCs w:val="16"/>
+                  <w:u w:val="single" w:color="2E75B6"/>
+                </w:rPr>
+                <w:t xml:space="preserve">Isotope composition: Counting protons, electrons, and neutrons</w:t>
+              </w:r>
+            </w:hyperlink>
+          </w:p>
+          <w:p>
+            <w:pPr>
+              <w:spacing w:after="10" w:before="0"/>
+              <w:ind w:left="120"/>
+            </w:pPr>
+            <w:r>
+              <w:rPr>
+                <w:rFonts w:ascii="Arial" w:cs="Arial" w:eastAsia="Arial" w:hAnsi="Arial"/>
+                <w:color w:val="595959"/>
+                <w:sz w:val="14"/>
+                <w:szCs w:val="14"/>
+              </w:rPr>
+              <w:t xml:space="preserve">Source: Khan Academy (English - US curriculum)</w:t>
+            </w:r>
+          </w:p>
+          <w:p>
+            <w:pPr>
+              <w:spacing w:after="10" w:before="0"/>
+              <w:ind w:left="120"/>
+            </w:pPr>
+            <w:hyperlink w:history="1" r:id="rIdvabbwqzs0ybv59ew4s_ic">
+              <w:r>
+                <w:rPr>
+                  <w:rFonts w:ascii="Arial" w:cs="Arial" w:eastAsia="Arial" w:hAnsi="Arial"/>
+                  <w:color w:val="595959"/>
+                  <w:sz w:val="14"/>
+                  <w:szCs w:val="14"/>
+                  <w:u w:val="single" w:color="595959"/>
+                </w:rPr>
+                <w:t xml:space="preserve">🔍 Search ARES for similar readings</w:t>
+              </w:r>
+            </w:hyperlink>
+          </w:p>
+        </w:tc>
+        <w:tc>
+          <w:tcPr>
+            <w:tcW w:type="dxa" w:w="3040"/>
+            <w:shd w:fill="FFFFFF" w:color="auto" w:val="clear"/>
+            <w:tcMar>
+              <w:top w:type="dxa" w:w="60"/>
+              <w:left w:type="dxa" w:w="120"/>
+              <w:bottom w:type="dxa" w:w="60"/>
+              <w:right w:type="dxa" w:w="120"/>
+            </w:tcMar>
+            <w:vAlign w:val="top"/>
+          </w:tcPr>
+          <w:p>
+            <w:pPr>
+              <w:spacing w:after="40" w:before="0"/>
+              <w:jc w:val="left"/>
+            </w:pPr>
+            <w:r>
+              <w:rPr>
+                <w:rFonts w:ascii="Arial" w:cs="Arial" w:eastAsia="Arial" w:hAnsi="Arial"/>
+                <w:b w:val="false"/>
+                <w:bCs w:val="false"/>
+                <w:i w:val="false"/>
+                <w:iCs w:val="false"/>
+                <w:color w:val="000000"/>
+                <w:sz w:val="18"/>
+                <w:szCs w:val="18"/>
+              </w:rPr>
+              <w:t xml:space="preserve">Learners are shown a provocative display prompt projected on the board: two sealed envelopes labelled 'Chlorine Atom A — mass 35' and 'Chlorine Atom B — mass 37', alongside a photograph of a coastal dhow fire in Mombasa harbour burning driftwood soaked in seawater. The teacher poses: 'Both atoms are chlorine. One is heavier. When both are placed in a flame — do they glow different colours, or the same colour? Write your prediction and reason in your exercise book. You have 2 minutes — work alone.' Learners write individual predictions (same colour / different colour) with a justification rooted in what they already know about atomic number, mass number, and electron energy levels from Lessons 1–3.</w:t>
+            </w:r>
+          </w:p>
+        </w:tc>
+        <w:tc>
+          <w:tcPr>
+            <w:tcW w:type="dxa" w:w="3040"/>
+            <w:shd w:fill="F2F2F2" w:color="auto" w:val="clear"/>
+            <w:tcMar>
+              <w:top w:type="dxa" w:w="60"/>
+              <w:left w:type="dxa" w:w="120"/>
+              <w:bottom w:type="dxa" w:w="60"/>
+              <w:right w:type="dxa" w:w="120"/>
+            </w:tcMar>
+            <w:vAlign w:val="top"/>
+          </w:tcPr>
+          <w:p>
+            <w:pPr>
+              <w:spacing w:after="40" w:before="0"/>
+              <w:jc w:val="left"/>
+            </w:pPr>
+            <w:r>
+              <w:rPr>
+                <w:rFonts w:ascii="Arial" w:cs="Arial" w:eastAsia="Arial" w:hAnsi="Arial"/>
+                <w:b w:val="false"/>
+                <w:bCs w:val="false"/>
+                <w:i w:val="false"/>
+                <w:iCs w:val="false"/>
+                <w:color w:val="000000"/>
+                <w:sz w:val="18"/>
+                <w:szCs w:val="18"/>
+              </w:rPr>
+              <w:t xml:space="preserve">Display the two envelope visual and the Mombasa dhow photograph on the board. Read the prompt aloud. Say exactly: 'Remember what we established in Lesson 3 — the colour of the flame is determined by how electrons in an atom absorb and release energy. Now use that idea to make your prediction. Do NOT discuss with your neighbour yet.' Set a visible 2-minute timer. Circulate silently — scan for the range of predictions (expect roughly 50–60% predicting 'same colour' and 40–50% predicting 'different colour'). After time is up, cold-call 4 learners: 2 who predict 'same', 2 who predict 'different'. For each, ask: 'What piece of evidence from our DQB made you think that?' WAIT 12 seconds after each question before accepting responses. Do not confirm or correct — record both predictions on the board under columns headed SAME and DIFFERENT. Say: 'We will return to this at the end of today's lesson to see who was right — and more importantly, why.'</w:t>
+            </w:r>
+          </w:p>
+        </w:tc>
+        <w:tc>
+          <w:tcPr>
+            <w:tcW w:type="dxa" w:w="3040"/>
+            <w:shd w:fill="FFFFFF" w:color="auto" w:val="clear"/>
+            <w:tcMar>
+              <w:top w:type="dxa" w:w="60"/>
+              <w:left w:type="dxa" w:w="120"/>
+              <w:bottom w:type="dxa" w:w="60"/>
+              <w:right w:type="dxa" w:w="120"/>
+            </w:tcMar>
+            <w:vAlign w:val="top"/>
+          </w:tcPr>
+          <w:p>
+            <w:pPr>
+              <w:spacing w:after="40" w:before="0"/>
+              <w:jc w:val="left"/>
+            </w:pPr>
+            <w:r>
+              <w:rPr>
+                <w:rFonts w:ascii="Arial" w:cs="Arial" w:eastAsia="Arial" w:hAnsi="Arial"/>
+                <w:b w:val="false"/>
+                <w:bCs w:val="false"/>
+                <w:i w:val="false"/>
+                <w:iCs w:val="false"/>
+                <w:color w:val="000000"/>
+                <w:sz w:val="18"/>
+                <w:szCs w:val="18"/>
+              </w:rPr>
+              <w:t xml:space="preserve">Individual Written Prediction with Evidence Anchoring — learners are required to link their prediction to prior lesson evidence (electron energy levels), activating schema from Lessons 1–3 and exposing existing mental models about what determines flame colour. Recording predictions publicly creates cognitive dissonance that motivates the lesson's investigation.</w:t>
+            </w:r>
+          </w:p>
+        </w:tc>
+        <w:tc>
+          <w:tcPr>
+            <w:tcW w:type="dxa" w:w="3040"/>
+            <w:shd w:fill="F2F2F2" w:color="auto" w:val="clear"/>
+            <w:tcMar>
+              <w:top w:type="dxa" w:w="60"/>
+              <w:left w:type="dxa" w:w="120"/>
+              <w:bottom w:type="dxa" w:w="60"/>
+              <w:right w:type="dxa" w:w="120"/>
+            </w:tcMar>
+            <w:vAlign w:val="top"/>
+          </w:tcPr>
+          <w:p>
+            <w:pPr>
+              <w:spacing w:after="40" w:before="0"/>
+              <w:jc w:val="left"/>
+            </w:pPr>
+            <w:r>
+              <w:rPr>
+                <w:rFonts w:ascii="Arial" w:cs="Arial" w:eastAsia="Arial" w:hAnsi="Arial"/>
+                <w:b w:val="false"/>
+                <w:bCs w:val="false"/>
+                <w:i w:val="false"/>
+                <w:iCs w:val="false"/>
+                <w:color w:val="000000"/>
+                <w:sz w:val="18"/>
+                <w:szCs w:val="18"/>
+              </w:rPr>
+              <w:t xml:space="preserve">Observable indicator: Each learner's exercise book contains a written prediction AND a written justification that references at least one atomic concept (atomic number, electron arrangement, or energy levels). Teacher scans books during circulation — flag learners who write only 'same' or 'different' without justification for targeted questioning during Phase 3. Tally of board predictions reveals class-wide prior conception for teacher to address explicitly.</w:t>
+            </w:r>
+          </w:p>
+        </w:tc>
+      </w:tr>
+      <w:tr>
+        <w:tc>
+          <w:tcPr>
+            <w:tcW w:type="dxa" w:w="1520"/>
+            <w:shd w:fill="D9EEF1" w:color="auto" w:val="clear"/>
+            <w:tcMar>
+              <w:top w:type="dxa" w:w="60"/>
+              <w:left w:type="dxa" w:w="120"/>
+              <w:bottom w:type="dxa" w:w="60"/>
+              <w:right w:type="dxa" w:w="120"/>
+            </w:tcMar>
+            <w:vAlign w:val="top"/>
+          </w:tcPr>
+          <w:p>
+            <w:pPr>
+              <w:spacing w:after="40" w:before="0"/>
+              <w:jc w:val="left"/>
+            </w:pPr>
+            <w:r>
+              <w:rPr>
+                <w:rFonts w:ascii="Arial" w:cs="Arial" w:eastAsia="Arial" w:hAnsi="Arial"/>
+                <w:b/>
+                <w:bCs/>
+                <w:i w:val="false"/>
+                <w:iCs w:val="false"/>
+                <w:color w:val="000000"/>
+                <w:sz w:val="18"/>
+                <w:szCs w:val="18"/>
+              </w:rPr>
+              <w:t xml:space="preserve">Observe Phase</w:t>
+            </w:r>
+          </w:p>
+          <w:p>
+            <w:pPr>
+              <w:spacing w:after="20" w:before="0"/>
+            </w:pPr>
+            <w:r>
+              <w:rPr>
+                <w:rFonts w:ascii="Arial" w:cs="Arial" w:eastAsia="Arial" w:hAnsi="Arial"/>
+                <w:b/>
+                <w:bCs/>
+                <w:color w:val="1F3864"/>
+                <w:sz w:val="16"/>
+                <w:szCs w:val="16"/>
+              </w:rPr>
+              <w:t xml:space="preserve">📹 VIDEO:</w:t>
+            </w:r>
+          </w:p>
+          <w:p>
+            <w:pPr>
+              <w:spacing w:after="20" w:before="0"/>
+            </w:pPr>
+            <w:hyperlink w:history="1" r:id="rId6bgherheqnz7qee216y6l">
               <w:r>
                 <w:rPr>
                   <w:rFonts w:ascii="Arial" w:cs="Arial" w:eastAsia="Arial" w:hAnsi="Arial"/>
@@ -11816,7 +12122,7 @@
               <w:spacing w:after="10" w:before="0"/>
               <w:ind w:left="120"/>
             </w:pPr>
-            <w:hyperlink w:history="1" r:id="rIdp7howvltupnwdlsdikfkn">
+            <w:hyperlink w:history="1" r:id="rId57rryahf_wfgp_-j-25s4">
               <w:r>
                 <w:rPr>
                   <w:rFonts w:ascii="Arial" w:cs="Arial" w:eastAsia="Arial" w:hAnsi="Arial"/>
@@ -11854,6 +12160,312 @@
                 <w:sz w:val="16"/>
                 <w:szCs w:val="16"/>
               </w:rPr>
+              <w:t xml:space="preserve">📖 HTML:</w:t>
+            </w:r>
+          </w:p>
+          <w:p>
+            <w:pPr>
+              <w:spacing w:after="20" w:before="0"/>
+            </w:pPr>
+            <w:hyperlink w:history="1" r:id="rIdln8eepimsxalz2blvyegv">
+              <w:r>
+                <w:rPr>
+                  <w:rFonts w:ascii="Arial" w:cs="Arial" w:eastAsia="Arial" w:hAnsi="Arial"/>
+                  <w:color w:val="2E75B6"/>
+                  <w:sz w:val="16"/>
+                  <w:szCs w:val="16"/>
+                  <w:u w:val="single" w:color="2E75B6"/>
+                </w:rPr>
+                <w:t xml:space="preserve">Build an Atom</w:t>
+              </w:r>
+            </w:hyperlink>
+          </w:p>
+          <w:p>
+            <w:pPr>
+              <w:spacing w:after="10" w:before="0"/>
+              <w:ind w:left="120"/>
+            </w:pPr>
+            <w:r>
+              <w:rPr>
+                <w:rFonts w:ascii="Arial" w:cs="Arial" w:eastAsia="Arial" w:hAnsi="Arial"/>
+                <w:color w:val="595959"/>
+                <w:sz w:val="14"/>
+                <w:szCs w:val="14"/>
+              </w:rPr>
+              <w:t xml:space="preserve">Source: PhET Interactive Simulations (English)</w:t>
+            </w:r>
+          </w:p>
+          <w:p>
+            <w:pPr>
+              <w:spacing w:after="10" w:before="0"/>
+              <w:ind w:left="120"/>
+            </w:pPr>
+            <w:hyperlink w:history="1" r:id="rIdy1gjwvyus3l7wmccmzhyd">
+              <w:r>
+                <w:rPr>
+                  <w:rFonts w:ascii="Arial" w:cs="Arial" w:eastAsia="Arial" w:hAnsi="Arial"/>
+                  <w:color w:val="595959"/>
+                  <w:sz w:val="14"/>
+                  <w:szCs w:val="14"/>
+                  <w:u w:val="single" w:color="595959"/>
+                </w:rPr>
+                <w:t xml:space="preserve">🔍 Search ARES for similar readings</w:t>
+              </w:r>
+            </w:hyperlink>
+          </w:p>
+        </w:tc>
+        <w:tc>
+          <w:tcPr>
+            <w:tcW w:type="dxa" w:w="3040"/>
+            <w:shd w:fill="FFFFFF" w:color="auto" w:val="clear"/>
+            <w:tcMar>
+              <w:top w:type="dxa" w:w="60"/>
+              <w:left w:type="dxa" w:w="120"/>
+              <w:bottom w:type="dxa" w:w="60"/>
+              <w:right w:type="dxa" w:w="120"/>
+            </w:tcMar>
+            <w:vAlign w:val="top"/>
+          </w:tcPr>
+          <w:p>
+            <w:pPr>
+              <w:spacing w:after="40" w:before="0"/>
+              <w:jc w:val="left"/>
+            </w:pPr>
+            <w:r>
+              <w:rPr>
+                <w:rFonts w:ascii="Arial" w:cs="Arial" w:eastAsia="Arial" w:hAnsi="Arial"/>
+                <w:b w:val="false"/>
+                <w:bCs w:val="false"/>
+                <w:i w:val="false"/>
+                <w:iCs w:val="false"/>
+                <w:color w:val="000000"/>
+                <w:sz w:val="18"/>
+                <w:szCs w:val="18"/>
+              </w:rPr>
+              <w:t xml:space="preserve">Activity A — Carbon-14 Context Card (10 min): Each group of 4 receives a laminated Context Card describing the Olorgesailie Prehistoric Site in the Rift Valley. The card explains: 'Kenyan archaeologists use carbon-14 dating to determine the age of ancient tools found at Olorgesailie. Carbon-14 is a special form of carbon. Normal carbon has a mass number of 12. Carbon-14 has a mass number of 14. Both are carbon — both have 6 protons. But carbon-14 has 2 extra neutrons.' Groups are then given a 'Nuclear Composition Table' worksheet and must fill in: number of protons, neutrons, and electrons for C-12 and C-14. They also complete the same table for hydrogen isotopes (protium: ¹H, deuterium: ²H, tritium: ³H) and chlorine isotopes (³⁵Cl, ³⁷Cl) using the AZX notation cards provided. Activity B — Spot-the-Pattern Gallery Walk (10 min): Completed tables from each group are posted on the classroom walls. Groups rotate (2 minutes per station) and use sticky dots to mark any pattern they notice. The key pattern learners are expected to identify: 'The number of protons (atomic number) is always the same for isotopes of the same element — but the number of neutrons changes.'</w:t>
+            </w:r>
+          </w:p>
+        </w:tc>
+        <w:tc>
+          <w:tcPr>
+            <w:tcW w:type="dxa" w:w="3040"/>
+            <w:shd w:fill="F2F2F2" w:color="auto" w:val="clear"/>
+            <w:tcMar>
+              <w:top w:type="dxa" w:w="60"/>
+              <w:left w:type="dxa" w:w="120"/>
+              <w:bottom w:type="dxa" w:w="60"/>
+              <w:right w:type="dxa" w:w="120"/>
+            </w:tcMar>
+            <w:vAlign w:val="top"/>
+          </w:tcPr>
+          <w:p>
+            <w:pPr>
+              <w:spacing w:after="40" w:before="0"/>
+              <w:jc w:val="left"/>
+            </w:pPr>
+            <w:r>
+              <w:rPr>
+                <w:rFonts w:ascii="Arial" w:cs="Arial" w:eastAsia="Arial" w:hAnsi="Arial"/>
+                <w:b w:val="false"/>
+                <w:bCs w:val="false"/>
+                <w:i w:val="false"/>
+                <w:iCs w:val="false"/>
+                <w:color w:val="000000"/>
+                <w:sz w:val="18"/>
+                <w:szCs w:val="18"/>
+              </w:rPr>
+              <w:t xml:space="preserve">Distribute Context Cards and worksheets. Say: 'You have 10 minutes. Your job as a group is to fill in every cell of the nuclear composition table. Use the formula: number of neutrons = mass number − atomic number. The AZX notation cards on your desk are your reference.' Circulate to each group. After 3 minutes, if groups are stuck on deuterium, prompt: 'Deuterium has mass number 2 and atomic number 1. How many neutrons does that give?' WAIT 10 seconds. For the gallery walk, say: 'You are detectives. Each group has 2 minutes at each table. Place a green dot next to anything that is the SAME across isotopes of an element. Place a red dot next to anything that CHANGES.' After the walk, bring the class back and cold-call 3 groups to share one pattern each. WAIT 12 seconds between each response. Write the emerging class consensus on the board: 'Isotopes = same atomic number (Z), different mass number (A), different neutron count.' Do NOT yet state the electron arrangement implication — save that for Phase 3.</w:t>
+            </w:r>
+          </w:p>
+        </w:tc>
+        <w:tc>
+          <w:tcPr>
+            <w:tcW w:type="dxa" w:w="3040"/>
+            <w:shd w:fill="FFFFFF" w:color="auto" w:val="clear"/>
+            <w:tcMar>
+              <w:top w:type="dxa" w:w="60"/>
+              <w:left w:type="dxa" w:w="120"/>
+              <w:bottom w:type="dxa" w:w="60"/>
+              <w:right w:type="dxa" w:w="120"/>
+            </w:tcMar>
+            <w:vAlign w:val="top"/>
+          </w:tcPr>
+          <w:p>
+            <w:pPr>
+              <w:spacing w:after="40" w:before="0"/>
+              <w:jc w:val="left"/>
+            </w:pPr>
+            <w:r>
+              <w:rPr>
+                <w:rFonts w:ascii="Arial" w:cs="Arial" w:eastAsia="Arial" w:hAnsi="Arial"/>
+                <w:b w:val="false"/>
+                <w:bCs w:val="false"/>
+                <w:i w:val="false"/>
+                <w:iCs w:val="false"/>
+                <w:color w:val="000000"/>
+                <w:sz w:val="18"/>
+                <w:szCs w:val="18"/>
+              </w:rPr>
+              <w:t xml:space="preserve">Context Card + Nuclear Composition Table (Structured Data Collection) followed by a Gallery Walk with Colour-Coded Dot Annotation — the two-stage activity separates data gathering (filling the table) from pattern recognition (the gallery walk). The Kenyan archaeological context (Olorgesailie, Kariandusi) grounds an abstract concept in a culturally meaningful application, helping learners see isotopes as real and consequential rather than theoretical. The gallery walk leverages peer-generated data, making the pattern discovery collaborative and visible.</w:t>
+            </w:r>
+          </w:p>
+        </w:tc>
+        <w:tc>
+          <w:tcPr>
+            <w:tcW w:type="dxa" w:w="3040"/>
+            <w:shd w:fill="F2F2F2" w:color="auto" w:val="clear"/>
+            <w:tcMar>
+              <w:top w:type="dxa" w:w="60"/>
+              <w:left w:type="dxa" w:w="120"/>
+              <w:bottom w:type="dxa" w:w="60"/>
+              <w:right w:type="dxa" w:w="120"/>
+            </w:tcMar>
+            <w:vAlign w:val="top"/>
+          </w:tcPr>
+          <w:p>
+            <w:pPr>
+              <w:spacing w:after="40" w:before="0"/>
+              <w:jc w:val="left"/>
+            </w:pPr>
+            <w:r>
+              <w:rPr>
+                <w:rFonts w:ascii="Arial" w:cs="Arial" w:eastAsia="Arial" w:hAnsi="Arial"/>
+                <w:b w:val="false"/>
+                <w:bCs w:val="false"/>
+                <w:i w:val="false"/>
+                <w:iCs w:val="false"/>
+                <w:color w:val="000000"/>
+                <w:sz w:val="18"/>
+                <w:szCs w:val="18"/>
+              </w:rPr>
+              <w:t xml:space="preserve">Observable indicator: Each group's completed Nuclear Composition Table is correct for at least 4 of the 5 isotopes listed (C-12, C-14, ¹H, ²H, ³⁵Cl). Teacher uses the gallery walk dot distribution as a quick diagnostic — if red dots appear on the 'protons' column (meaning learners think proton number changes in isotopes), this is a critical misconception to address immediately at the start of Phase 3. Collect one table per group at the end of Phase 2.</w:t>
+            </w:r>
+          </w:p>
+        </w:tc>
+      </w:tr>
+      <w:tr>
+        <w:tc>
+          <w:tcPr>
+            <w:tcW w:type="dxa" w:w="1520"/>
+            <w:shd w:fill="E2EFDA" w:color="auto" w:val="clear"/>
+            <w:tcMar>
+              <w:top w:type="dxa" w:w="60"/>
+              <w:left w:type="dxa" w:w="120"/>
+              <w:bottom w:type="dxa" w:w="60"/>
+              <w:right w:type="dxa" w:w="120"/>
+            </w:tcMar>
+            <w:vAlign w:val="top"/>
+          </w:tcPr>
+          <w:p>
+            <w:pPr>
+              <w:spacing w:after="40" w:before="0"/>
+              <w:jc w:val="left"/>
+            </w:pPr>
+            <w:r>
+              <w:rPr>
+                <w:rFonts w:ascii="Arial" w:cs="Arial" w:eastAsia="Arial" w:hAnsi="Arial"/>
+                <w:b/>
+                <w:bCs/>
+                <w:i w:val="false"/>
+                <w:iCs w:val="false"/>
+                <w:color w:val="000000"/>
+                <w:sz w:val="18"/>
+                <w:szCs w:val="18"/>
+              </w:rPr>
+              <w:t xml:space="preserve">Explain Phase</w:t>
+            </w:r>
+          </w:p>
+          <w:p>
+            <w:pPr>
+              <w:spacing w:after="20" w:before="0"/>
+            </w:pPr>
+            <w:r>
+              <w:rPr>
+                <w:rFonts w:ascii="Arial" w:cs="Arial" w:eastAsia="Arial" w:hAnsi="Arial"/>
+                <w:b/>
+                <w:bCs/>
+                <w:color w:val="1F3864"/>
+                <w:sz w:val="16"/>
+                <w:szCs w:val="16"/>
+              </w:rPr>
+              <w:t xml:space="preserve">📹 VIDEO:</w:t>
+            </w:r>
+          </w:p>
+          <w:p>
+            <w:pPr>
+              <w:spacing w:after="20" w:before="0"/>
+            </w:pPr>
+            <w:hyperlink w:history="1" r:id="rIded4fgzv13wqcsp52kq8oc">
+              <w:r>
+                <w:rPr>
+                  <w:rFonts w:ascii="Arial" w:cs="Arial" w:eastAsia="Arial" w:hAnsi="Arial"/>
+                  <w:color w:val="2E75B6"/>
+                  <w:sz w:val="16"/>
+                  <w:szCs w:val="16"/>
+                  <w:u w:val="single" w:color="2E75B6"/>
+                </w:rPr>
+                <w:t xml:space="preserve">Introduction to the atom -dubbed(KY)</w:t>
+              </w:r>
+            </w:hyperlink>
+          </w:p>
+          <w:p>
+            <w:pPr>
+              <w:spacing w:after="10" w:before="0"/>
+              <w:ind w:left="120"/>
+            </w:pPr>
+            <w:r>
+              <w:rPr>
+                <w:rFonts w:ascii="Arial" w:cs="Arial" w:eastAsia="Arial" w:hAnsi="Arial"/>
+                <w:color w:val="595959"/>
+                <w:sz w:val="14"/>
+                <w:szCs w:val="14"/>
+              </w:rPr>
+              <w:t xml:space="preserve">Source: Khan Academy (Kiswahili)</w:t>
+            </w:r>
+          </w:p>
+          <w:p>
+            <w:pPr>
+              <w:spacing w:after="10" w:before="0"/>
+              <w:ind w:left="120"/>
+            </w:pPr>
+            <w:hyperlink w:history="1" r:id="rId3kh1rr58bjn_utjsfl79j">
+              <w:r>
+                <w:rPr>
+                  <w:rFonts w:ascii="Arial" w:cs="Arial" w:eastAsia="Arial" w:hAnsi="Arial"/>
+                  <w:color w:val="595959"/>
+                  <w:sz w:val="14"/>
+                  <w:szCs w:val="14"/>
+                  <w:u w:val="single" w:color="595959"/>
+                </w:rPr>
+                <w:t xml:space="preserve">🔍 Search ARES for similar videos</w:t>
+              </w:r>
+            </w:hyperlink>
+          </w:p>
+          <w:p>
+            <w:pPr>
+              <w:spacing w:after="40" w:before="0"/>
+            </w:pPr>
+            <w:r>
+              <w:rPr>
+                <w:sz w:val="14"/>
+                <w:szCs w:val="14"/>
+              </w:rPr>
+              <w:t xml:space="preserve"/>
+            </w:r>
+          </w:p>
+          <w:p>
+            <w:pPr>
+              <w:spacing w:after="20" w:before="0"/>
+            </w:pPr>
+            <w:r>
+              <w:rPr>
+                <w:rFonts w:ascii="Arial" w:cs="Arial" w:eastAsia="Arial" w:hAnsi="Arial"/>
+                <w:b/>
+                <w:bCs/>
+                <w:color w:val="1F3864"/>
+                <w:sz w:val="16"/>
+                <w:szCs w:val="16"/>
+              </w:rPr>
               <w:t xml:space="preserve">📖 EXERCISE:</w:t>
             </w:r>
           </w:p>
@@ -11861,7 +12473,7 @@
             <w:pPr>
               <w:spacing w:after="20" w:before="0"/>
             </w:pPr>
-            <w:hyperlink w:history="1" r:id="rId9no1mftilr1s57jw99xki">
+            <w:hyperlink w:history="1" r:id="rIdok2chwz0axoab1xl35ulu">
               <w:r>
                 <w:rPr>
                   <w:rFonts w:ascii="Arial" w:cs="Arial" w:eastAsia="Arial" w:hAnsi="Arial"/>
@@ -11894,7 +12506,7 @@
               <w:spacing w:after="10" w:before="0"/>
               <w:ind w:left="120"/>
             </w:pPr>
-            <w:hyperlink w:history="1" r:id="rIdlni4aktqfadj_bx76myu7">
+            <w:hyperlink w:history="1" r:id="rIdcr5huhzqpepa9alvm-kwa">
               <w:r>
                 <w:rPr>
                   <w:rFonts w:ascii="Arial" w:cs="Arial" w:eastAsia="Arial" w:hAnsi="Arial"/>
@@ -11936,7 +12548,7 @@
                 <w:sz w:val="18"/>
                 <w:szCs w:val="18"/>
               </w:rPr>
-              <w:t xml:space="preserve">Learners are shown a provocative display prompt projected on the board: two sealed envelopes labelled 'Chlorine Atom A — mass 35' and 'Chlorine Atom B — mass 37', alongside a photograph of a coastal dhow fire in Mombasa harbour burning driftwood soaked in seawater. The teacher poses: 'Both atoms are chlorine. One is heavier. When both are placed in a flame — do they glow different colours, or the same colour? Write your prediction and reason in your exercise book. You have 2 minutes — work alone.' Learners write individual predictions (same colour / different colour) with a justification rooted in what they already know about atomic number, mass number, and electron energy levels from Lessons 1–3.</w:t>
+              <w:t xml:space="preserve">Activity A — Connecting to Electrons (8 min): Learners return to their groups. The teacher projects a side-by-side comparison of ³⁵Cl and ³⁷Cl: nuclear composition diagrams showing protons, neutrons, and — crucially — the electron arrangement shells (2, 8, 7 for both). Learners are asked: 'Look at the electron arrangement of Cl-35 and Cl-37. What do you notice? What does this mean for the flame colour test?' Groups discuss for 4 minutes, then each group completes a 'Connect the Dots' sentence frame: 'Cl-35 and Cl-37 are isotopes because ___. Their electron arrangement is ___ because ___. This means that in a flame test, they would produce ___ colour because ___.' Activity B — Isotope Sort Card Game (7 min): Each group receives a set of 12 atom cards (printed on cardstock). Each card shows: element symbol, atomic number, mass number. Groups must sort them into isotope families. Cards include: ¹H, ²H, ³H / ¹²C, ¹³C, ¹⁴C / ³⁵Cl, ³⁷Cl / ²³Na, ²⁴Na / ³⁹K, ⁴⁰K, ⁴¹K. After sorting, groups must answer: 'Which of these elements appear in our anchoring phenomenon (the Kenyan cooking hearth)?' (Answer: Na, K, Cl — sodium gives yellow, potassium gives violet.) 'Do the different isotopes of sodium change the flame colour? Why or why not?'</w:t>
             </w:r>
           </w:p>
         </w:tc>
@@ -11968,7 +12580,7 @@
                 <w:sz w:val="18"/>
                 <w:szCs w:val="18"/>
               </w:rPr>
-              <w:t xml:space="preserve">Display the two envelope visual and the Mombasa dhow photograph on the board. Read the prompt aloud. Say exactly: 'Remember what we established in Lesson 3 — the colour of the flame is determined by how electrons in an atom absorb and release energy. Now use that idea to make your prediction. Do NOT discuss with your neighbour yet.' Set a visible 2-minute timer. Circulate silently — scan for the range of predictions (expect roughly 50–60% predicting 'same colour' and 40–50% predicting 'different colour'). After time is up, cold-call 4 learners: 2 who predict 'same', 2 who predict 'different'. For each, ask: 'What piece of evidence from our DQB made you think that?' WAIT 12 seconds after each question before accepting responses. Do not confirm or correct — record both predictions on the board under columns headed SAME and DIFFERENT. Say: 'We will return to this at the end of today's lesson to see who was right — and more importantly, why.'</w:t>
+              <w:t xml:space="preserve">For Activity A, project the dual Cl-35/Cl-37 diagram. Say: 'I want you to look very carefully at the BOTTOM of each diagram — the electron shells. Count the electrons in each shell for both isotopes.' WAIT 15 seconds. Cold-call 2 learners: 'What did you count?' Then ask the whole class: 'If the electron arrangement is identical, and flame colour depends on electron energy levels — what must be true about the flame colour of Cl-35 versus Cl-37?' WAIT 12 seconds. Cold-call 3 learners. Guide toward the class consensus: 'Same electron arrangement → same energy levels → same flame colour, regardless of neutron count.' For Activity B, circulate during the card sort. Challenge fast-finishing groups: 'You have ²³Na and ²⁴Na in your pile. Sodium-23 is stable; sodium-24 is radioactive and used in medical tracers here in Kenya. Do they give the same flame colour? Prove it using atomic number.' After 7 minutes, cold-call one group to share their isotope families. Correct any misclassification immediately with: 'Remember — same element means same number of protons. Check atomic number Z first, always.'</w:t>
             </w:r>
           </w:p>
         </w:tc>
@@ -12000,7 +12612,7 @@
                 <w:sz w:val="18"/>
                 <w:szCs w:val="18"/>
               </w:rPr>
-              <w:t xml:space="preserve">Individual Written Prediction with Evidence Anchoring — learners are required to link their prediction to prior lesson evidence (electron energy levels), activating schema from Lessons 1–3 and exposing existing mental models about what determines flame colour. Recording predictions publicly creates cognitive dissonance that motivates the lesson's investigation.</w:t>
+              <w:t xml:space="preserve">Sentence Frame Completion (Claim-Evidence-Reasoning scaffold) + Isotope Sort Card Game — the sentence frame forces learners to make an explicit logical chain from isotope definition → electron arrangement → flame colour, directly answering the driving question. The card sort is a kinaesthetic classification task that consolidates the definition through repeated application across multiple elements. Both strategies require learners to use the anchoring phenomenon as the explanatory endpoint, preventing surface-level memorisation.</w:t>
             </w:r>
           </w:p>
         </w:tc>
@@ -12032,7 +12644,7 @@
                 <w:sz w:val="18"/>
                 <w:szCs w:val="18"/>
               </w:rPr>
-              <w:t xml:space="preserve">Observable indicator: Each learner's exercise book contains a written prediction AND a written justification that references at least one atomic concept (atomic number, electron arrangement, or energy levels). Teacher scans books during circulation — flag learners who write only 'same' or 'different' without justification for targeted questioning during Phase 3. Tally of board predictions reveals class-wide prior conception for teacher to address explicitly.</w:t>
+              <w:t xml:space="preserve">Observable indicator: Each group's completed sentence frame correctly states (a) why Cl-35 and Cl-37 are isotopes (same Z, different A), (b) that electron arrangement is identical (2,8,7), and (c) that flame colour would be the same. Teacher reviews 2–3 sentence frames per group during circulation. For the card sort, the critical error to watch for is learners sorting by mass number instead of atomic number — intervene immediately with a pointed question: 'Which number tells you the element's identity — Z or A?'</w:t>
             </w:r>
           </w:p>
         </w:tc>
@@ -12041,32 +12653,32 @@
         <w:tc>
           <w:tcPr>
             <w:tcW w:type="dxa" w:w="1520"/>
-            <w:shd w:fill="D9EEF1" w:color="auto" w:val="clear"/>
-            <w:tcMar>
-              <w:top w:type="dxa" w:w="60"/>
-              <w:left w:type="dxa" w:w="120"/>
-              <w:bottom w:type="dxa" w:w="60"/>
-              <w:right w:type="dxa" w:w="120"/>
-            </w:tcMar>
-            <w:vAlign w:val="top"/>
-          </w:tcPr>
-          <w:p>
-            <w:pPr>
-              <w:spacing w:after="40" w:before="0"/>
-              <w:jc w:val="left"/>
-            </w:pPr>
-            <w:r>
-              <w:rPr>
-                <w:rFonts w:ascii="Arial" w:cs="Arial" w:eastAsia="Arial" w:hAnsi="Arial"/>
-                <w:b/>
-                <w:bCs/>
-                <w:i w:val="false"/>
-                <w:iCs w:val="false"/>
-                <w:color w:val="000000"/>
-                <w:sz w:val="18"/>
-                <w:szCs w:val="18"/>
-              </w:rPr>
-              <w:t xml:space="preserve">Observe Phase</w:t>
+            <w:shd w:fill="FCE4D6" w:color="auto" w:val="clear"/>
+            <w:tcMar>
+              <w:top w:type="dxa" w:w="60"/>
+              <w:left w:type="dxa" w:w="120"/>
+              <w:bottom w:type="dxa" w:w="60"/>
+              <w:right w:type="dxa" w:w="120"/>
+            </w:tcMar>
+            <w:vAlign w:val="top"/>
+          </w:tcPr>
+          <w:p>
+            <w:pPr>
+              <w:spacing w:after="40" w:before="0"/>
+              <w:jc w:val="left"/>
+            </w:pPr>
+            <w:r>
+              <w:rPr>
+                <w:rFonts w:ascii="Arial" w:cs="Arial" w:eastAsia="Arial" w:hAnsi="Arial"/>
+                <w:b/>
+                <w:bCs/>
+                <w:i w:val="false"/>
+                <w:iCs w:val="false"/>
+                <w:color w:val="000000"/>
+                <w:sz w:val="18"/>
+                <w:szCs w:val="18"/>
+              </w:rPr>
+              <w:t xml:space="preserve">Driving Question Board (DQB) Creation</w:t>
             </w:r>
           </w:p>
           <w:p>
@@ -12089,7 +12701,7 @@
             <w:pPr>
               <w:spacing w:after="20" w:before="0"/>
             </w:pPr>
-            <w:hyperlink w:history="1" r:id="rIdsvcjaev5jqsjjuttdqrq0">
+            <w:hyperlink w:history="1" r:id="rIdrhyjyjuwutg2ftq3jcwws">
               <w:r>
                 <w:rPr>
                   <w:rFonts w:ascii="Arial" w:cs="Arial" w:eastAsia="Arial" w:hAnsi="Arial"/>
@@ -12098,7 +12710,7 @@
                   <w:szCs w:val="16"/>
                   <w:u w:val="single" w:color="2E75B6"/>
                 </w:rPr>
-                <w:t xml:space="preserve">Introduction to the atom</w:t>
+                <w:t xml:space="preserve">Atomic number, mass number, and isotopes</w:t>
               </w:r>
             </w:hyperlink>
           </w:p>
@@ -12122,7 +12734,7 @@
               <w:spacing w:after="10" w:before="0"/>
               <w:ind w:left="120"/>
             </w:pPr>
-            <w:hyperlink w:history="1" r:id="rIdbco6quw7lqbllaxxpip4y">
+            <w:hyperlink w:history="1" r:id="rIddowfjydz2x9frhazntq5x">
               <w:r>
                 <w:rPr>
                   <w:rFonts w:ascii="Arial" w:cs="Arial" w:eastAsia="Arial" w:hAnsi="Arial"/>
@@ -12160,14 +12772,14 @@
                 <w:sz w:val="16"/>
                 <w:szCs w:val="16"/>
               </w:rPr>
-              <w:t xml:space="preserve">📖 HTML:</w:t>
+              <w:t xml:space="preserve">📖 EXERCISE:</w:t>
             </w:r>
           </w:p>
           <w:p>
             <w:pPr>
               <w:spacing w:after="20" w:before="0"/>
             </w:pPr>
-            <w:hyperlink w:history="1" r:id="rIdywokspij65qzdvxicexsq">
+            <w:hyperlink w:history="1" r:id="rIdzlvx1y_yz-c48wldq1rsg">
               <w:r>
                 <w:rPr>
                   <w:rFonts w:ascii="Arial" w:cs="Arial" w:eastAsia="Arial" w:hAnsi="Arial"/>
@@ -12176,7 +12788,7 @@
                   <w:szCs w:val="16"/>
                   <w:u w:val="single" w:color="2E75B6"/>
                 </w:rPr>
-                <w:t xml:space="preserve">Build an Atom</w:t>
+                <w:t xml:space="preserve">Isotope composition: Counting protons, electrons, and neutrons</w:t>
               </w:r>
             </w:hyperlink>
           </w:p>
@@ -12192,7 +12804,7 @@
                 <w:sz w:val="14"/>
                 <w:szCs w:val="14"/>
               </w:rPr>
-              <w:t xml:space="preserve">Source: PhET Interactive Simulations (English)</w:t>
+              <w:t xml:space="preserve">Source: Khan Academy (English - US curriculum)</w:t>
             </w:r>
           </w:p>
           <w:p>
@@ -12200,7 +12812,7 @@
               <w:spacing w:after="10" w:before="0"/>
               <w:ind w:left="120"/>
             </w:pPr>
-            <w:hyperlink w:history="1" r:id="rIdqmpymyasb0ijhqmhobxse">
+            <w:hyperlink w:history="1" r:id="rIdqmoguy6drqwqq-r0nxxsi">
               <w:r>
                 <w:rPr>
                   <w:rFonts w:ascii="Arial" w:cs="Arial" w:eastAsia="Arial" w:hAnsi="Arial"/>
@@ -12242,7 +12854,7 @@
                 <w:sz w:val="18"/>
                 <w:szCs w:val="18"/>
               </w:rPr>
-              <w:t xml:space="preserve">Activity A — Carbon-14 Context Card (10 min): Each group of 4 receives a laminated Context Card describing the Olorgesailie Prehistoric Site in the Rift Valley. The card explains: 'Kenyan archaeologists use carbon-14 dating to determine the age of ancient tools found at Olorgesailie. Carbon-14 is a special form of carbon. Normal carbon has a mass number of 12. Carbon-14 has a mass number of 14. Both are carbon — both have 6 protons. But carbon-14 has 2 extra neutrons.' Groups are then given a 'Nuclear Composition Table' worksheet and must fill in: number of protons, neutrons, and electrons for C-12 and C-14. They also complete the same table for hydrogen isotopes (protium: ¹H, deuterium: ²H, tritium: ³H) and chlorine isotopes (³⁵Cl, ³⁷Cl) using the AZX notation cards provided. Activity B — Spot-the-Pattern Gallery Walk (10 min): Completed tables from each group are posted on the classroom walls. Groups rotate (2 minutes per station) and use sticky dots to mark any pattern they notice. The key pattern learners are expected to identify: 'The number of protons (atomic number) is always the same for isotopes of the same element — but the number of neutrons changes.'</w:t>
+              <w:t xml:space="preserve">Learners return to the class Driving Question Board, which has accumulated sticky notes, claims, and questions from Lessons 1–3. Each learner receives two sticky notes. On the YELLOW note, they write one new claim they can now make about isotopes and flame colour — something they could NOT have said at the start of today's lesson. On the BLUE note, they write one new question that today's lesson has raised (e.g., 'If isotopes of the same element have the same flame colour, how do scientists tell them apart in real experiments?'). Learners post their notes on the DQB under the column: 'Lesson 4 — Isotopes.' The class then does a 3-minute 'DQB Scan' — learners walk up, read three notes that are not their own, and give a thumbs-up to any claim they agree with. The teacher reads aloud 2 claims and 2 questions selected for accuracy and depth.</w:t>
             </w:r>
           </w:p>
         </w:tc>
@@ -12274,7 +12886,7 @@
                 <w:sz w:val="18"/>
                 <w:szCs w:val="18"/>
               </w:rPr>
-              <w:t xml:space="preserve">Distribute Context Cards and worksheets. Say: 'You have 10 minutes. Your job as a group is to fill in every cell of the nuclear composition table. Use the formula: number of neutrons = mass number − atomic number. The AZX notation cards on your desk are your reference.' Circulate to each group. After 3 minutes, if groups are stuck on deuterium, prompt: 'Deuterium has mass number 2 and atomic number 1. How many neutrons does that give?' WAIT 10 seconds. For the gallery walk, say: 'You are detectives. Each group has 2 minutes at each table. Place a green dot next to anything that is the SAME across isotopes of an element. Place a red dot next to anything that CHANGES.' After the walk, bring the class back and cold-call 3 groups to share one pattern each. WAIT 12 seconds between each response. Write the emerging class consensus on the board: 'Isotopes = same atomic number (Z), different mass number (A), different neutron count.' Do NOT yet state the electron arrangement implication — save that for Phase 3.</w:t>
+              <w:t xml:space="preserve">Hand out sticky notes. Say: 'Your yellow note must contain the word ISOTOPE and the phrase ELECTRON ARRANGEMENT. Your blue note must start with the word HOW, WHY, or WHAT. You have 3 minutes — write alone.' WAIT 3 minutes. Direct learners to post notes. During the scan, say: 'You are looking for a claim that is scientifically accurate and connects to the cooking hearth phenomenon. Give it a thumbs-up.' After the scan, read aloud 2 yellow claims and 2 blue questions. For each yellow claim, ask the class: 'Is this claim supported by the evidence we gathered today? Raise your hand if yes.' For each blue question, say: 'Keep this question in mind — some of you will find answers in Lesson 5, others in Lessons 6 and 7.' Point to the driving question displayed at the top of the DQB and say: 'We now know that flame colour is determined by electron arrangement — and isotopes do NOT change electron arrangement. We are getting closer to a complete answer.'</w:t>
             </w:r>
           </w:p>
         </w:tc>
@@ -12306,7 +12918,7 @@
                 <w:sz w:val="18"/>
                 <w:szCs w:val="18"/>
               </w:rPr>
-              <w:t xml:space="preserve">Context Card + Nuclear Composition Table (Structured Data Collection) followed by a Gallery Walk with Colour-Coded Dot Annotation — the two-stage activity separates data gathering (filling the table) from pattern recognition (the gallery walk). The Kenyan archaeological context (Olorgesailie, Kariandusi) grounds an abstract concept in a culturally meaningful application, helping learners see isotopes as real and consequential rather than theoretical. The gallery walk leverages peer-generated data, making the pattern discovery collaborative and visible.</w:t>
+              <w:t xml:space="preserve">Driving Question Board — Claim and Question Addition with Peer Validation — the DQB is a cumulative public record of the class's evolving understanding. Requiring specific vocabulary (isotope, electron arrangement) on yellow notes ensures metacognitive precision. Blue question notes surface genuine curiosity and productive confusion, which the teacher can use to preview upcoming lessons. Peer thumb-voting creates low-stakes social accountability for scientific accuracy.</w:t>
             </w:r>
           </w:p>
         </w:tc>
@@ -12338,7 +12950,7 @@
                 <w:sz w:val="18"/>
                 <w:szCs w:val="18"/>
               </w:rPr>
-              <w:t xml:space="preserve">Observable indicator: Each group's completed Nuclear Composition Table is correct for at least 4 of the 5 isotopes listed (C-12, C-14, ¹H, ²H, ³⁵Cl). Teacher uses the gallery walk dot distribution as a quick diagnostic — if red dots appear on the 'protons' column (meaning learners think proton number changes in isotopes), this is a critical misconception to address immediately at the start of Phase 3. Collect one table per group at the end of Phase 2.</w:t>
+              <w:t xml:space="preserve">Observable indicator: At least 80% of yellow sticky notes correctly state that isotopes share the same electron arrangement and therefore produce the same flame colour in a flame test. Teacher photographs the DQB at the end of this phase for later review. Absence of the concept 'electron arrangement' on a yellow note flags a learner who has not yet made the critical connection — these learners are prioritised for check-in at the start of Lesson 5.</w:t>
             </w:r>
           </w:p>
         </w:tc>
@@ -12347,32 +12959,32 @@
         <w:tc>
           <w:tcPr>
             <w:tcW w:type="dxa" w:w="1520"/>
-            <w:shd w:fill="E2EFDA" w:color="auto" w:val="clear"/>
-            <w:tcMar>
-              <w:top w:type="dxa" w:w="60"/>
-              <w:left w:type="dxa" w:w="120"/>
-              <w:bottom w:type="dxa" w:w="60"/>
-              <w:right w:type="dxa" w:w="120"/>
-            </w:tcMar>
-            <w:vAlign w:val="top"/>
-          </w:tcPr>
-          <w:p>
-            <w:pPr>
-              <w:spacing w:after="40" w:before="0"/>
-              <w:jc w:val="left"/>
-            </w:pPr>
-            <w:r>
-              <w:rPr>
-                <w:rFonts w:ascii="Arial" w:cs="Arial" w:eastAsia="Arial" w:hAnsi="Arial"/>
-                <w:b/>
-                <w:bCs/>
-                <w:i w:val="false"/>
-                <w:iCs w:val="false"/>
-                <w:color w:val="000000"/>
-                <w:sz w:val="18"/>
-                <w:szCs w:val="18"/>
-              </w:rPr>
-              <w:t xml:space="preserve">Explain Phase</w:t>
+            <w:shd w:fill="D5E8F0" w:color="auto" w:val="clear"/>
+            <w:tcMar>
+              <w:top w:type="dxa" w:w="60"/>
+              <w:left w:type="dxa" w:w="120"/>
+              <w:bottom w:type="dxa" w:w="60"/>
+              <w:right w:type="dxa" w:w="120"/>
+            </w:tcMar>
+            <w:vAlign w:val="top"/>
+          </w:tcPr>
+          <w:p>
+            <w:pPr>
+              <w:spacing w:after="40" w:before="0"/>
+              <w:jc w:val="left"/>
+            </w:pPr>
+            <w:r>
+              <w:rPr>
+                <w:rFonts w:ascii="Arial" w:cs="Arial" w:eastAsia="Arial" w:hAnsi="Arial"/>
+                <w:b/>
+                <w:bCs/>
+                <w:i w:val="false"/>
+                <w:iCs w:val="false"/>
+                <w:color w:val="000000"/>
+                <w:sz w:val="18"/>
+                <w:szCs w:val="18"/>
+              </w:rPr>
+              <w:t xml:space="preserve">Model Building Phase</w:t>
             </w:r>
           </w:p>
           <w:p>
@@ -12395,7 +13007,7 @@
             <w:pPr>
               <w:spacing w:after="20" w:before="0"/>
             </w:pPr>
-            <w:hyperlink w:history="1" r:id="rIdcm5d8wfq7pwlfm9gbx2fv">
+            <w:hyperlink w:history="1" r:id="rIdwpj-ykcv2i-txbgd8nz2r">
               <w:r>
                 <w:rPr>
                   <w:rFonts w:ascii="Arial" w:cs="Arial" w:eastAsia="Arial" w:hAnsi="Arial"/>
@@ -12404,7 +13016,7 @@
                   <w:szCs w:val="16"/>
                   <w:u w:val="single" w:color="2E75B6"/>
                 </w:rPr>
-                <w:t xml:space="preserve">Introduction to the atom -dubbed(KY)</w:t>
+                <w:t xml:space="preserve">Atomic number, mass number, and isotopes</w:t>
               </w:r>
             </w:hyperlink>
           </w:p>
@@ -12420,7 +13032,7 @@
                 <w:sz w:val="14"/>
                 <w:szCs w:val="14"/>
               </w:rPr>
-              <w:t xml:space="preserve">Source: Khan Academy (Kiswahili)</w:t>
+              <w:t xml:space="preserve">Source: Khan Academy (English - US curriculum)</w:t>
             </w:r>
           </w:p>
           <w:p>
@@ -12428,7 +13040,7 @@
               <w:spacing w:after="10" w:before="0"/>
               <w:ind w:left="120"/>
             </w:pPr>
-            <w:hyperlink w:history="1" r:id="rIdjb8wrajdmrq07rbdgo_mc">
+            <w:hyperlink w:history="1" r:id="rIdkjg9ftr3rv9y3ryq4zesm">
               <w:r>
                 <w:rPr>
                   <w:rFonts w:ascii="Arial" w:cs="Arial" w:eastAsia="Arial" w:hAnsi="Arial"/>
@@ -12473,7 +13085,7 @@
             <w:pPr>
               <w:spacing w:after="20" w:before="0"/>
             </w:pPr>
-            <w:hyperlink w:history="1" r:id="rId7ifzzmc6hee6abvh9yrvy">
+            <w:hyperlink w:history="1" r:id="rIddp-fsj_nvotb6p_ypaoyt">
               <w:r>
                 <w:rPr>
                   <w:rFonts w:ascii="Arial" w:cs="Arial" w:eastAsia="Arial" w:hAnsi="Arial"/>
@@ -12506,619 +13118,7 @@
               <w:spacing w:after="10" w:before="0"/>
               <w:ind w:left="120"/>
             </w:pPr>
-            <w:hyperlink w:history="1" r:id="rIdcvh-sw3edakqr2qqvfzet">
-              <w:r>
-                <w:rPr>
-                  <w:rFonts w:ascii="Arial" w:cs="Arial" w:eastAsia="Arial" w:hAnsi="Arial"/>
-                  <w:color w:val="595959"/>
-                  <w:sz w:val="14"/>
-                  <w:szCs w:val="14"/>
-                  <w:u w:val="single" w:color="595959"/>
-                </w:rPr>
-                <w:t xml:space="preserve">🔍 Search ARES for similar readings</w:t>
-              </w:r>
-            </w:hyperlink>
-          </w:p>
-        </w:tc>
-        <w:tc>
-          <w:tcPr>
-            <w:tcW w:type="dxa" w:w="3040"/>
-            <w:shd w:fill="FFFFFF" w:color="auto" w:val="clear"/>
-            <w:tcMar>
-              <w:top w:type="dxa" w:w="60"/>
-              <w:left w:type="dxa" w:w="120"/>
-              <w:bottom w:type="dxa" w:w="60"/>
-              <w:right w:type="dxa" w:w="120"/>
-            </w:tcMar>
-            <w:vAlign w:val="top"/>
-          </w:tcPr>
-          <w:p>
-            <w:pPr>
-              <w:spacing w:after="40" w:before="0"/>
-              <w:jc w:val="left"/>
-            </w:pPr>
-            <w:r>
-              <w:rPr>
-                <w:rFonts w:ascii="Arial" w:cs="Arial" w:eastAsia="Arial" w:hAnsi="Arial"/>
-                <w:b w:val="false"/>
-                <w:bCs w:val="false"/>
-                <w:i w:val="false"/>
-                <w:iCs w:val="false"/>
-                <w:color w:val="000000"/>
-                <w:sz w:val="18"/>
-                <w:szCs w:val="18"/>
-              </w:rPr>
-              <w:t xml:space="preserve">Activity A — Connecting to Electrons (8 min): Learners return to their groups. The teacher projects a side-by-side comparison of ³⁵Cl and ³⁷Cl: nuclear composition diagrams showing protons, neutrons, and — crucially — the electron arrangement shells (2, 8, 7 for both). Learners are asked: 'Look at the electron arrangement of Cl-35 and Cl-37. What do you notice? What does this mean for the flame colour test?' Groups discuss for 4 minutes, then each group completes a 'Connect the Dots' sentence frame: 'Cl-35 and Cl-37 are isotopes because ___. Their electron arrangement is ___ because ___. This means that in a flame test, they would produce ___ colour because ___.' Activity B — Isotope Sort Card Game (7 min): Each group receives a set of 12 atom cards (printed on cardstock). Each card shows: element symbol, atomic number, mass number. Groups must sort them into isotope families. Cards include: ¹H, ²H, ³H / ¹²C, ¹³C, ¹⁴C / ³⁵Cl, ³⁷Cl / ²³Na, ²⁴Na / ³⁹K, ⁴⁰K, ⁴¹K. After sorting, groups must answer: 'Which of these elements appear in our anchoring phenomenon (the Kenyan cooking hearth)?' (Answer: Na, K, Cl — sodium gives yellow, potassium gives violet.) 'Do the different isotopes of sodium change the flame colour? Why or why not?'</w:t>
-            </w:r>
-          </w:p>
-        </w:tc>
-        <w:tc>
-          <w:tcPr>
-            <w:tcW w:type="dxa" w:w="3040"/>
-            <w:shd w:fill="F2F2F2" w:color="auto" w:val="clear"/>
-            <w:tcMar>
-              <w:top w:type="dxa" w:w="60"/>
-              <w:left w:type="dxa" w:w="120"/>
-              <w:bottom w:type="dxa" w:w="60"/>
-              <w:right w:type="dxa" w:w="120"/>
-            </w:tcMar>
-            <w:vAlign w:val="top"/>
-          </w:tcPr>
-          <w:p>
-            <w:pPr>
-              <w:spacing w:after="40" w:before="0"/>
-              <w:jc w:val="left"/>
-            </w:pPr>
-            <w:r>
-              <w:rPr>
-                <w:rFonts w:ascii="Arial" w:cs="Arial" w:eastAsia="Arial" w:hAnsi="Arial"/>
-                <w:b w:val="false"/>
-                <w:bCs w:val="false"/>
-                <w:i w:val="false"/>
-                <w:iCs w:val="false"/>
-                <w:color w:val="000000"/>
-                <w:sz w:val="18"/>
-                <w:szCs w:val="18"/>
-              </w:rPr>
-              <w:t xml:space="preserve">For Activity A, project the dual Cl-35/Cl-37 diagram. Say: 'I want you to look very carefully at the BOTTOM of each diagram — the electron shells. Count the electrons in each shell for both isotopes.' WAIT 15 seconds. Cold-call 2 learners: 'What did you count?' Then ask the whole class: 'If the electron arrangement is identical, and flame colour depends on electron energy levels — what must be true about the flame colour of Cl-35 versus Cl-37?' WAIT 12 seconds. Cold-call 3 learners. Guide toward the class consensus: 'Same electron arrangement → same energy levels → same flame colour, regardless of neutron count.' For Activity B, circulate during the card sort. Challenge fast-finishing groups: 'You have ²³Na and ²⁴Na in your pile. Sodium-23 is stable; sodium-24 is radioactive and used in medical tracers here in Kenya. Do they give the same flame colour? Prove it using atomic number.' After 7 minutes, cold-call one group to share their isotope families. Correct any misclassification immediately with: 'Remember — same element means same number of protons. Check atomic number Z first, always.'</w:t>
-            </w:r>
-          </w:p>
-        </w:tc>
-        <w:tc>
-          <w:tcPr>
-            <w:tcW w:type="dxa" w:w="3040"/>
-            <w:shd w:fill="FFFFFF" w:color="auto" w:val="clear"/>
-            <w:tcMar>
-              <w:top w:type="dxa" w:w="60"/>
-              <w:left w:type="dxa" w:w="120"/>
-              <w:bottom w:type="dxa" w:w="60"/>
-              <w:right w:type="dxa" w:w="120"/>
-            </w:tcMar>
-            <w:vAlign w:val="top"/>
-          </w:tcPr>
-          <w:p>
-            <w:pPr>
-              <w:spacing w:after="40" w:before="0"/>
-              <w:jc w:val="left"/>
-            </w:pPr>
-            <w:r>
-              <w:rPr>
-                <w:rFonts w:ascii="Arial" w:cs="Arial" w:eastAsia="Arial" w:hAnsi="Arial"/>
-                <w:b w:val="false"/>
-                <w:bCs w:val="false"/>
-                <w:i w:val="false"/>
-                <w:iCs w:val="false"/>
-                <w:color w:val="000000"/>
-                <w:sz w:val="18"/>
-                <w:szCs w:val="18"/>
-              </w:rPr>
-              <w:t xml:space="preserve">Sentence Frame Completion (Claim-Evidence-Reasoning scaffold) + Isotope Sort Card Game — the sentence frame forces learners to make an explicit logical chain from isotope definition → electron arrangement → flame colour, directly answering the driving question. The card sort is a kinaesthetic classification task that consolidates the definition through repeated application across multiple elements. Both strategies require learners to use the anchoring phenomenon as the explanatory endpoint, preventing surface-level memorisation.</w:t>
-            </w:r>
-          </w:p>
-        </w:tc>
-        <w:tc>
-          <w:tcPr>
-            <w:tcW w:type="dxa" w:w="3040"/>
-            <w:shd w:fill="F2F2F2" w:color="auto" w:val="clear"/>
-            <w:tcMar>
-              <w:top w:type="dxa" w:w="60"/>
-              <w:left w:type="dxa" w:w="120"/>
-              <w:bottom w:type="dxa" w:w="60"/>
-              <w:right w:type="dxa" w:w="120"/>
-            </w:tcMar>
-            <w:vAlign w:val="top"/>
-          </w:tcPr>
-          <w:p>
-            <w:pPr>
-              <w:spacing w:after="40" w:before="0"/>
-              <w:jc w:val="left"/>
-            </w:pPr>
-            <w:r>
-              <w:rPr>
-                <w:rFonts w:ascii="Arial" w:cs="Arial" w:eastAsia="Arial" w:hAnsi="Arial"/>
-                <w:b w:val="false"/>
-                <w:bCs w:val="false"/>
-                <w:i w:val="false"/>
-                <w:iCs w:val="false"/>
-                <w:color w:val="000000"/>
-                <w:sz w:val="18"/>
-                <w:szCs w:val="18"/>
-              </w:rPr>
-              <w:t xml:space="preserve">Observable indicator: Each group's completed sentence frame correctly states (a) why Cl-35 and Cl-37 are isotopes (same Z, different A), (b) that electron arrangement is identical (2,8,7), and (c) that flame colour would be the same. Teacher reviews 2–3 sentence frames per group during circulation. For the card sort, the critical error to watch for is learners sorting by mass number instead of atomic number — intervene immediately with a pointed question: 'Which number tells you the element's identity — Z or A?'</w:t>
-            </w:r>
-          </w:p>
-        </w:tc>
-      </w:tr>
-      <w:tr>
-        <w:tc>
-          <w:tcPr>
-            <w:tcW w:type="dxa" w:w="1520"/>
-            <w:shd w:fill="FCE4D6" w:color="auto" w:val="clear"/>
-            <w:tcMar>
-              <w:top w:type="dxa" w:w="60"/>
-              <w:left w:type="dxa" w:w="120"/>
-              <w:bottom w:type="dxa" w:w="60"/>
-              <w:right w:type="dxa" w:w="120"/>
-            </w:tcMar>
-            <w:vAlign w:val="top"/>
-          </w:tcPr>
-          <w:p>
-            <w:pPr>
-              <w:spacing w:after="40" w:before="0"/>
-              <w:jc w:val="left"/>
-            </w:pPr>
-            <w:r>
-              <w:rPr>
-                <w:rFonts w:ascii="Arial" w:cs="Arial" w:eastAsia="Arial" w:hAnsi="Arial"/>
-                <w:b/>
-                <w:bCs/>
-                <w:i w:val="false"/>
-                <w:iCs w:val="false"/>
-                <w:color w:val="000000"/>
-                <w:sz w:val="18"/>
-                <w:szCs w:val="18"/>
-              </w:rPr>
-              <w:t xml:space="preserve">Driving Question Board (DQB) Creation</w:t>
-            </w:r>
-          </w:p>
-          <w:p>
-            <w:pPr>
-              <w:spacing w:after="20" w:before="0"/>
-            </w:pPr>
-            <w:r>
-              <w:rPr>
-                <w:rFonts w:ascii="Arial" w:cs="Arial" w:eastAsia="Arial" w:hAnsi="Arial"/>
-                <w:b/>
-                <w:bCs/>
-                <w:color w:val="1F3864"/>
-                <w:sz w:val="16"/>
-                <w:szCs w:val="16"/>
-              </w:rPr>
-              <w:t xml:space="preserve">📹 VIDEO:</w:t>
-            </w:r>
-          </w:p>
-          <w:p>
-            <w:pPr>
-              <w:spacing w:after="20" w:before="0"/>
-            </w:pPr>
-            <w:hyperlink w:history="1" r:id="rIdeikgtzuhs2e9pnxy5abra">
-              <w:r>
-                <w:rPr>
-                  <w:rFonts w:ascii="Arial" w:cs="Arial" w:eastAsia="Arial" w:hAnsi="Arial"/>
-                  <w:color w:val="2E75B6"/>
-                  <w:sz w:val="16"/>
-                  <w:szCs w:val="16"/>
-                  <w:u w:val="single" w:color="2E75B6"/>
-                </w:rPr>
-                <w:t xml:space="preserve">Atomic number, mass number, and isotopes</w:t>
-              </w:r>
-            </w:hyperlink>
-          </w:p>
-          <w:p>
-            <w:pPr>
-              <w:spacing w:after="10" w:before="0"/>
-              <w:ind w:left="120"/>
-            </w:pPr>
-            <w:r>
-              <w:rPr>
-                <w:rFonts w:ascii="Arial" w:cs="Arial" w:eastAsia="Arial" w:hAnsi="Arial"/>
-                <w:color w:val="595959"/>
-                <w:sz w:val="14"/>
-                <w:szCs w:val="14"/>
-              </w:rPr>
-              <w:t xml:space="preserve">Source: Khan Academy (English - US curriculum)</w:t>
-            </w:r>
-          </w:p>
-          <w:p>
-            <w:pPr>
-              <w:spacing w:after="10" w:before="0"/>
-              <w:ind w:left="120"/>
-            </w:pPr>
-            <w:hyperlink w:history="1" r:id="rId2zwqmcvbebmnyrx8t1gdb">
-              <w:r>
-                <w:rPr>
-                  <w:rFonts w:ascii="Arial" w:cs="Arial" w:eastAsia="Arial" w:hAnsi="Arial"/>
-                  <w:color w:val="595959"/>
-                  <w:sz w:val="14"/>
-                  <w:szCs w:val="14"/>
-                  <w:u w:val="single" w:color="595959"/>
-                </w:rPr>
-                <w:t xml:space="preserve">🔍 Search ARES for similar videos</w:t>
-              </w:r>
-            </w:hyperlink>
-          </w:p>
-          <w:p>
-            <w:pPr>
-              <w:spacing w:after="40" w:before="0"/>
-            </w:pPr>
-            <w:r>
-              <w:rPr>
-                <w:sz w:val="14"/>
-                <w:szCs w:val="14"/>
-              </w:rPr>
-              <w:t xml:space="preserve"/>
-            </w:r>
-          </w:p>
-          <w:p>
-            <w:pPr>
-              <w:spacing w:after="20" w:before="0"/>
-            </w:pPr>
-            <w:r>
-              <w:rPr>
-                <w:rFonts w:ascii="Arial" w:cs="Arial" w:eastAsia="Arial" w:hAnsi="Arial"/>
-                <w:b/>
-                <w:bCs/>
-                <w:color w:val="1F3864"/>
-                <w:sz w:val="16"/>
-                <w:szCs w:val="16"/>
-              </w:rPr>
-              <w:t xml:space="preserve">📖 EXERCISE:</w:t>
-            </w:r>
-          </w:p>
-          <w:p>
-            <w:pPr>
-              <w:spacing w:after="20" w:before="0"/>
-            </w:pPr>
-            <w:hyperlink w:history="1" r:id="rId69uh15ayye8sckdo3pmh5">
-              <w:r>
-                <w:rPr>
-                  <w:rFonts w:ascii="Arial" w:cs="Arial" w:eastAsia="Arial" w:hAnsi="Arial"/>
-                  <w:color w:val="2E75B6"/>
-                  <w:sz w:val="16"/>
-                  <w:szCs w:val="16"/>
-                  <w:u w:val="single" w:color="2E75B6"/>
-                </w:rPr>
-                <w:t xml:space="preserve">Isotope composition: Counting protons, electrons, and neutrons</w:t>
-              </w:r>
-            </w:hyperlink>
-          </w:p>
-          <w:p>
-            <w:pPr>
-              <w:spacing w:after="10" w:before="0"/>
-              <w:ind w:left="120"/>
-            </w:pPr>
-            <w:r>
-              <w:rPr>
-                <w:rFonts w:ascii="Arial" w:cs="Arial" w:eastAsia="Arial" w:hAnsi="Arial"/>
-                <w:color w:val="595959"/>
-                <w:sz w:val="14"/>
-                <w:szCs w:val="14"/>
-              </w:rPr>
-              <w:t xml:space="preserve">Source: Khan Academy (English - US curriculum)</w:t>
-            </w:r>
-          </w:p>
-          <w:p>
-            <w:pPr>
-              <w:spacing w:after="10" w:before="0"/>
-              <w:ind w:left="120"/>
-            </w:pPr>
-            <w:hyperlink w:history="1" r:id="rIdsmsqucezrveoufounp8sv">
-              <w:r>
-                <w:rPr>
-                  <w:rFonts w:ascii="Arial" w:cs="Arial" w:eastAsia="Arial" w:hAnsi="Arial"/>
-                  <w:color w:val="595959"/>
-                  <w:sz w:val="14"/>
-                  <w:szCs w:val="14"/>
-                  <w:u w:val="single" w:color="595959"/>
-                </w:rPr>
-                <w:t xml:space="preserve">🔍 Search ARES for similar readings</w:t>
-              </w:r>
-            </w:hyperlink>
-          </w:p>
-        </w:tc>
-        <w:tc>
-          <w:tcPr>
-            <w:tcW w:type="dxa" w:w="3040"/>
-            <w:shd w:fill="FFFFFF" w:color="auto" w:val="clear"/>
-            <w:tcMar>
-              <w:top w:type="dxa" w:w="60"/>
-              <w:left w:type="dxa" w:w="120"/>
-              <w:bottom w:type="dxa" w:w="60"/>
-              <w:right w:type="dxa" w:w="120"/>
-            </w:tcMar>
-            <w:vAlign w:val="top"/>
-          </w:tcPr>
-          <w:p>
-            <w:pPr>
-              <w:spacing w:after="40" w:before="0"/>
-              <w:jc w:val="left"/>
-            </w:pPr>
-            <w:r>
-              <w:rPr>
-                <w:rFonts w:ascii="Arial" w:cs="Arial" w:eastAsia="Arial" w:hAnsi="Arial"/>
-                <w:b w:val="false"/>
-                <w:bCs w:val="false"/>
-                <w:i w:val="false"/>
-                <w:iCs w:val="false"/>
-                <w:color w:val="000000"/>
-                <w:sz w:val="18"/>
-                <w:szCs w:val="18"/>
-              </w:rPr>
-              <w:t xml:space="preserve">Learners return to the class Driving Question Board, which has accumulated sticky notes, claims, and questions from Lessons 1–3. Each learner receives two sticky notes. On the YELLOW note, they write one new claim they can now make about isotopes and flame colour — something they could NOT have said at the start of today's lesson. On the BLUE note, they write one new question that today's lesson has raised (e.g., 'If isotopes of the same element have the same flame colour, how do scientists tell them apart in real experiments?'). Learners post their notes on the DQB under the column: 'Lesson 4 — Isotopes.' The class then does a 3-minute 'DQB Scan' — learners walk up, read three notes that are not their own, and give a thumbs-up to any claim they agree with. The teacher reads aloud 2 claims and 2 questions selected for accuracy and depth.</w:t>
-            </w:r>
-          </w:p>
-        </w:tc>
-        <w:tc>
-          <w:tcPr>
-            <w:tcW w:type="dxa" w:w="3040"/>
-            <w:shd w:fill="F2F2F2" w:color="auto" w:val="clear"/>
-            <w:tcMar>
-              <w:top w:type="dxa" w:w="60"/>
-              <w:left w:type="dxa" w:w="120"/>
-              <w:bottom w:type="dxa" w:w="60"/>
-              <w:right w:type="dxa" w:w="120"/>
-            </w:tcMar>
-            <w:vAlign w:val="top"/>
-          </w:tcPr>
-          <w:p>
-            <w:pPr>
-              <w:spacing w:after="40" w:before="0"/>
-              <w:jc w:val="left"/>
-            </w:pPr>
-            <w:r>
-              <w:rPr>
-                <w:rFonts w:ascii="Arial" w:cs="Arial" w:eastAsia="Arial" w:hAnsi="Arial"/>
-                <w:b w:val="false"/>
-                <w:bCs w:val="false"/>
-                <w:i w:val="false"/>
-                <w:iCs w:val="false"/>
-                <w:color w:val="000000"/>
-                <w:sz w:val="18"/>
-                <w:szCs w:val="18"/>
-              </w:rPr>
-              <w:t xml:space="preserve">Hand out sticky notes. Say: 'Your yellow note must contain the word ISOTOPE and the phrase ELECTRON ARRANGEMENT. Your blue note must start with the word HOW, WHY, or WHAT. You have 3 minutes — write alone.' WAIT 3 minutes. Direct learners to post notes. During the scan, say: 'You are looking for a claim that is scientifically accurate and connects to the cooking hearth phenomenon. Give it a thumbs-up.' After the scan, read aloud 2 yellow claims and 2 blue questions. For each yellow claim, ask the class: 'Is this claim supported by the evidence we gathered today? Raise your hand if yes.' For each blue question, say: 'Keep this question in mind — some of you will find answers in Lesson 5, others in Lessons 6 and 7.' Point to the driving question displayed at the top of the DQB and say: 'We now know that flame colour is determined by electron arrangement — and isotopes do NOT change electron arrangement. We are getting closer to a complete answer.'</w:t>
-            </w:r>
-          </w:p>
-        </w:tc>
-        <w:tc>
-          <w:tcPr>
-            <w:tcW w:type="dxa" w:w="3040"/>
-            <w:shd w:fill="FFFFFF" w:color="auto" w:val="clear"/>
-            <w:tcMar>
-              <w:top w:type="dxa" w:w="60"/>
-              <w:left w:type="dxa" w:w="120"/>
-              <w:bottom w:type="dxa" w:w="60"/>
-              <w:right w:type="dxa" w:w="120"/>
-            </w:tcMar>
-            <w:vAlign w:val="top"/>
-          </w:tcPr>
-          <w:p>
-            <w:pPr>
-              <w:spacing w:after="40" w:before="0"/>
-              <w:jc w:val="left"/>
-            </w:pPr>
-            <w:r>
-              <w:rPr>
-                <w:rFonts w:ascii="Arial" w:cs="Arial" w:eastAsia="Arial" w:hAnsi="Arial"/>
-                <w:b w:val="false"/>
-                <w:bCs w:val="false"/>
-                <w:i w:val="false"/>
-                <w:iCs w:val="false"/>
-                <w:color w:val="000000"/>
-                <w:sz w:val="18"/>
-                <w:szCs w:val="18"/>
-              </w:rPr>
-              <w:t xml:space="preserve">Driving Question Board — Claim and Question Addition with Peer Validation — the DQB is a cumulative public record of the class's evolving understanding. Requiring specific vocabulary (isotope, electron arrangement) on yellow notes ensures metacognitive precision. Blue question notes surface genuine curiosity and productive confusion, which the teacher can use to preview upcoming lessons. Peer thumb-voting creates low-stakes social accountability for scientific accuracy.</w:t>
-            </w:r>
-          </w:p>
-        </w:tc>
-        <w:tc>
-          <w:tcPr>
-            <w:tcW w:type="dxa" w:w="3040"/>
-            <w:shd w:fill="F2F2F2" w:color="auto" w:val="clear"/>
-            <w:tcMar>
-              <w:top w:type="dxa" w:w="60"/>
-              <w:left w:type="dxa" w:w="120"/>
-              <w:bottom w:type="dxa" w:w="60"/>
-              <w:right w:type="dxa" w:w="120"/>
-            </w:tcMar>
-            <w:vAlign w:val="top"/>
-          </w:tcPr>
-          <w:p>
-            <w:pPr>
-              <w:spacing w:after="40" w:before="0"/>
-              <w:jc w:val="left"/>
-            </w:pPr>
-            <w:r>
-              <w:rPr>
-                <w:rFonts w:ascii="Arial" w:cs="Arial" w:eastAsia="Arial" w:hAnsi="Arial"/>
-                <w:b w:val="false"/>
-                <w:bCs w:val="false"/>
-                <w:i w:val="false"/>
-                <w:iCs w:val="false"/>
-                <w:color w:val="000000"/>
-                <w:sz w:val="18"/>
-                <w:szCs w:val="18"/>
-              </w:rPr>
-              <w:t xml:space="preserve">Observable indicator: At least 80% of yellow sticky notes correctly state that isotopes share the same electron arrangement and therefore produce the same flame colour in a flame test. Teacher photographs the DQB at the end of this phase for later review. Absence of the concept 'electron arrangement' on a yellow note flags a learner who has not yet made the critical connection — these learners are prioritised for check-in at the start of Lesson 5.</w:t>
-            </w:r>
-          </w:p>
-        </w:tc>
-      </w:tr>
-      <w:tr>
-        <w:tc>
-          <w:tcPr>
-            <w:tcW w:type="dxa" w:w="1520"/>
-            <w:shd w:fill="D5E8F0" w:color="auto" w:val="clear"/>
-            <w:tcMar>
-              <w:top w:type="dxa" w:w="60"/>
-              <w:left w:type="dxa" w:w="120"/>
-              <w:bottom w:type="dxa" w:w="60"/>
-              <w:right w:type="dxa" w:w="120"/>
-            </w:tcMar>
-            <w:vAlign w:val="top"/>
-          </w:tcPr>
-          <w:p>
-            <w:pPr>
-              <w:spacing w:after="40" w:before="0"/>
-              <w:jc w:val="left"/>
-            </w:pPr>
-            <w:r>
-              <w:rPr>
-                <w:rFonts w:ascii="Arial" w:cs="Arial" w:eastAsia="Arial" w:hAnsi="Arial"/>
-                <w:b/>
-                <w:bCs/>
-                <w:i w:val="false"/>
-                <w:iCs w:val="false"/>
-                <w:color w:val="000000"/>
-                <w:sz w:val="18"/>
-                <w:szCs w:val="18"/>
-              </w:rPr>
-              <w:t xml:space="preserve">Model Building Phase</w:t>
-            </w:r>
-          </w:p>
-          <w:p>
-            <w:pPr>
-              <w:spacing w:after="20" w:before="0"/>
-            </w:pPr>
-            <w:r>
-              <w:rPr>
-                <w:rFonts w:ascii="Arial" w:cs="Arial" w:eastAsia="Arial" w:hAnsi="Arial"/>
-                <w:b/>
-                <w:bCs/>
-                <w:color w:val="1F3864"/>
-                <w:sz w:val="16"/>
-                <w:szCs w:val="16"/>
-              </w:rPr>
-              <w:t xml:space="preserve">📹 VIDEO:</w:t>
-            </w:r>
-          </w:p>
-          <w:p>
-            <w:pPr>
-              <w:spacing w:after="20" w:before="0"/>
-            </w:pPr>
-            <w:hyperlink w:history="1" r:id="rIdpddlihvahc5tgaf5fvxbo">
-              <w:r>
-                <w:rPr>
-                  <w:rFonts w:ascii="Arial" w:cs="Arial" w:eastAsia="Arial" w:hAnsi="Arial"/>
-                  <w:color w:val="2E75B6"/>
-                  <w:sz w:val="16"/>
-                  <w:szCs w:val="16"/>
-                  <w:u w:val="single" w:color="2E75B6"/>
-                </w:rPr>
-                <w:t xml:space="preserve">Atomic number, mass number, and isotopes</w:t>
-              </w:r>
-            </w:hyperlink>
-          </w:p>
-          <w:p>
-            <w:pPr>
-              <w:spacing w:after="10" w:before="0"/>
-              <w:ind w:left="120"/>
-            </w:pPr>
-            <w:r>
-              <w:rPr>
-                <w:rFonts w:ascii="Arial" w:cs="Arial" w:eastAsia="Arial" w:hAnsi="Arial"/>
-                <w:color w:val="595959"/>
-                <w:sz w:val="14"/>
-                <w:szCs w:val="14"/>
-              </w:rPr>
-              <w:t xml:space="preserve">Source: Khan Academy (English - US curriculum)</w:t>
-            </w:r>
-          </w:p>
-          <w:p>
-            <w:pPr>
-              <w:spacing w:after="10" w:before="0"/>
-              <w:ind w:left="120"/>
-            </w:pPr>
-            <w:hyperlink w:history="1" r:id="rIdx_3g4sknqbco4-br-jjzx">
-              <w:r>
-                <w:rPr>
-                  <w:rFonts w:ascii="Arial" w:cs="Arial" w:eastAsia="Arial" w:hAnsi="Arial"/>
-                  <w:color w:val="595959"/>
-                  <w:sz w:val="14"/>
-                  <w:szCs w:val="14"/>
-                  <w:u w:val="single" w:color="595959"/>
-                </w:rPr>
-                <w:t xml:space="preserve">🔍 Search ARES for similar videos</w:t>
-              </w:r>
-            </w:hyperlink>
-          </w:p>
-          <w:p>
-            <w:pPr>
-              <w:spacing w:after="40" w:before="0"/>
-            </w:pPr>
-            <w:r>
-              <w:rPr>
-                <w:sz w:val="14"/>
-                <w:szCs w:val="14"/>
-              </w:rPr>
-              <w:t xml:space="preserve"/>
-            </w:r>
-          </w:p>
-          <w:p>
-            <w:pPr>
-              <w:spacing w:after="20" w:before="0"/>
-            </w:pPr>
-            <w:r>
-              <w:rPr>
-                <w:rFonts w:ascii="Arial" w:cs="Arial" w:eastAsia="Arial" w:hAnsi="Arial"/>
-                <w:b/>
-                <w:bCs/>
-                <w:color w:val="1F3864"/>
-                <w:sz w:val="16"/>
-                <w:szCs w:val="16"/>
-              </w:rPr>
-              <w:t xml:space="preserve">📖 EXERCISE:</w:t>
-            </w:r>
-          </w:p>
-          <w:p>
-            <w:pPr>
-              <w:spacing w:after="20" w:before="0"/>
-            </w:pPr>
-            <w:hyperlink w:history="1" r:id="rIdg6mvonsm56wtlu5yekavh">
-              <w:r>
-                <w:rPr>
-                  <w:rFonts w:ascii="Arial" w:cs="Arial" w:eastAsia="Arial" w:hAnsi="Arial"/>
-                  <w:color w:val="2E75B6"/>
-                  <w:sz w:val="16"/>
-                  <w:szCs w:val="16"/>
-                  <w:u w:val="single" w:color="2E75B6"/>
-                </w:rPr>
-                <w:t xml:space="preserve">Isotope composition: Counting protons, electrons, and neutrons</w:t>
-              </w:r>
-            </w:hyperlink>
-          </w:p>
-          <w:p>
-            <w:pPr>
-              <w:spacing w:after="10" w:before="0"/>
-              <w:ind w:left="120"/>
-            </w:pPr>
-            <w:r>
-              <w:rPr>
-                <w:rFonts w:ascii="Arial" w:cs="Arial" w:eastAsia="Arial" w:hAnsi="Arial"/>
-                <w:color w:val="595959"/>
-                <w:sz w:val="14"/>
-                <w:szCs w:val="14"/>
-              </w:rPr>
-              <w:t xml:space="preserve">Source: Khan Academy (English - US curriculum)</w:t>
-            </w:r>
-          </w:p>
-          <w:p>
-            <w:pPr>
-              <w:spacing w:after="10" w:before="0"/>
-              <w:ind w:left="120"/>
-            </w:pPr>
-            <w:hyperlink w:history="1" r:id="rIdrtzqu1a74zjmkj2p9cfa-">
+            <w:hyperlink w:history="1" r:id="rId_ngy1hufk3fgmwyiep2xl">
               <w:r>
                 <w:rPr>
                   <w:rFonts w:ascii="Arial" w:cs="Arial" w:eastAsia="Arial" w:hAnsi="Arial"/>
@@ -14605,7 +14605,7 @@
             <w:pPr>
               <w:spacing w:after="20" w:before="0"/>
             </w:pPr>
-            <w:hyperlink w:history="1" r:id="rIdbjvanrnlcjd-72_ncs61w">
+            <w:hyperlink w:history="1" r:id="rId2whgy1lgxm-wlnl6a_zjl">
               <w:r>
                 <w:rPr>
                   <w:rFonts w:ascii="Arial" w:cs="Arial" w:eastAsia="Arial" w:hAnsi="Arial"/>
@@ -14638,7 +14638,7 @@
               <w:spacing w:after="10" w:before="0"/>
               <w:ind w:left="120"/>
             </w:pPr>
-            <w:hyperlink w:history="1" r:id="rIdreuvew-suhbgerb2ucqni">
+            <w:hyperlink w:history="1" r:id="rIdhb3sfvh8agdupwa4sz2j8">
               <w:r>
                 <w:rPr>
                   <w:rFonts w:ascii="Arial" w:cs="Arial" w:eastAsia="Arial" w:hAnsi="Arial"/>
@@ -14683,7 +14683,7 @@
             <w:pPr>
               <w:spacing w:after="20" w:before="0"/>
             </w:pPr>
-            <w:hyperlink w:history="1" r:id="rIduihk_k-n3p2kzfg_kd6qd">
+            <w:hyperlink w:history="1" r:id="rIdn8rxbxwkec4n_8u2vutip">
               <w:r>
                 <w:rPr>
                   <w:rFonts w:ascii="Arial" w:cs="Arial" w:eastAsia="Arial" w:hAnsi="Arial"/>
@@ -14716,7 +14716,7 @@
               <w:spacing w:after="10" w:before="0"/>
               <w:ind w:left="120"/>
             </w:pPr>
-            <w:hyperlink w:history="1" r:id="rIddbk4my7fyczp4icw4jsrw">
+            <w:hyperlink w:history="1" r:id="rIdpbe2oumybcmsro-_-1vch">
               <w:r>
                 <w:rPr>
                   <w:rFonts w:ascii="Arial" w:cs="Arial" w:eastAsia="Arial" w:hAnsi="Arial"/>
@@ -14911,7 +14911,7 @@
             <w:pPr>
               <w:spacing w:after="20" w:before="0"/>
             </w:pPr>
-            <w:hyperlink w:history="1" r:id="rIdmaqzjhizopjhy1tpqertj">
+            <w:hyperlink w:history="1" r:id="rIdayklawagdg5ynoaxrowxj">
               <w:r>
                 <w:rPr>
                   <w:rFonts w:ascii="Arial" w:cs="Arial" w:eastAsia="Arial" w:hAnsi="Arial"/>
@@ -14944,7 +14944,7 @@
               <w:spacing w:after="10" w:before="0"/>
               <w:ind w:left="120"/>
             </w:pPr>
-            <w:hyperlink w:history="1" r:id="rIdqhhowpnfcp4llcclc-esv">
+            <w:hyperlink w:history="1" r:id="rIdg6gb-jnnpknqg-syqdekx">
               <w:r>
                 <w:rPr>
                   <w:rFonts w:ascii="Arial" w:cs="Arial" w:eastAsia="Arial" w:hAnsi="Arial"/>
@@ -14989,7 +14989,313 @@
             <w:pPr>
               <w:spacing w:after="20" w:before="0"/>
             </w:pPr>
-            <w:hyperlink w:history="1" r:id="rIdwpln4zqdh-keuz1nlsu50">
+            <w:hyperlink w:history="1" r:id="rIdjljewwbfincjthjyvjbwi">
+              <w:r>
+                <w:rPr>
+                  <w:rFonts w:ascii="Arial" w:cs="Arial" w:eastAsia="Arial" w:hAnsi="Arial"/>
+                  <w:color w:val="2E75B6"/>
+                  <w:sz w:val="16"/>
+                  <w:szCs w:val="16"/>
+                  <w:u w:val="single" w:color="2E75B6"/>
+                </w:rPr>
+                <w:t xml:space="preserve">Build an Atom</w:t>
+              </w:r>
+            </w:hyperlink>
+          </w:p>
+          <w:p>
+            <w:pPr>
+              <w:spacing w:after="10" w:before="0"/>
+              <w:ind w:left="120"/>
+            </w:pPr>
+            <w:r>
+              <w:rPr>
+                <w:rFonts w:ascii="Arial" w:cs="Arial" w:eastAsia="Arial" w:hAnsi="Arial"/>
+                <w:color w:val="595959"/>
+                <w:sz w:val="14"/>
+                <w:szCs w:val="14"/>
+              </w:rPr>
+              <w:t xml:space="preserve">Source: PhET Interactive Simulations (English)</w:t>
+            </w:r>
+          </w:p>
+          <w:p>
+            <w:pPr>
+              <w:spacing w:after="10" w:before="0"/>
+              <w:ind w:left="120"/>
+            </w:pPr>
+            <w:hyperlink w:history="1" r:id="rIdhxgu60swuz3-k9yzp-dze">
+              <w:r>
+                <w:rPr>
+                  <w:rFonts w:ascii="Arial" w:cs="Arial" w:eastAsia="Arial" w:hAnsi="Arial"/>
+                  <w:color w:val="595959"/>
+                  <w:sz w:val="14"/>
+                  <w:szCs w:val="14"/>
+                  <w:u w:val="single" w:color="595959"/>
+                </w:rPr>
+                <w:t xml:space="preserve">🔍 Search ARES for similar readings</w:t>
+              </w:r>
+            </w:hyperlink>
+          </w:p>
+        </w:tc>
+        <w:tc>
+          <w:tcPr>
+            <w:tcW w:type="dxa" w:w="3040"/>
+            <w:shd w:fill="FFFFFF" w:color="auto" w:val="clear"/>
+            <w:tcMar>
+              <w:top w:type="dxa" w:w="60"/>
+              <w:left w:type="dxa" w:w="120"/>
+              <w:bottom w:type="dxa" w:w="60"/>
+              <w:right w:type="dxa" w:w="120"/>
+            </w:tcMar>
+            <w:vAlign w:val="top"/>
+          </w:tcPr>
+          <w:p>
+            <w:pPr>
+              <w:spacing w:after="40" w:before="0"/>
+              <w:jc w:val="left"/>
+            </w:pPr>
+            <w:r>
+              <w:rPr>
+                <w:rFonts w:ascii="Arial" w:cs="Arial" w:eastAsia="Arial" w:hAnsi="Arial"/>
+                <w:b w:val="false"/>
+                <w:bCs w:val="false"/>
+                <w:i w:val="false"/>
+                <w:iCs w:val="false"/>
+                <w:color w:val="000000"/>
+                <w:sz w:val="18"/>
+                <w:szCs w:val="18"/>
+              </w:rPr>
+              <w:t xml:space="preserve">Learners receive a printed Data Card (one per pair) containing: (A) Chlorine isotope data — Cl-35: mass 35, abundance 75%; Cl-37: mass 37, abundance 25%. (B) Carbon isotope data — C-12: mass 12, abundance 98.9%; C-13: mass 13, abundance 1.1%. The teacher first projects a Kenya-context analogy: 'Imagine a maize farmer in Kericho harvests two varieties of maize — heavy cobs (mass 3 kg each) making up 75% of the harvest, and light cobs (mass 1 kg each) making up 25% of the harvest. The average cob mass is NOT simply (3+1)/2 = 2 kg. It is weighted: (3×0.75) + (1×0.25) = 2.5 kg.' Learners calculate the maize analogy first (2 minutes). The teacher then formally introduces the weighted average formula: RAM = (mass₁ × abundance₁/100) + (mass₂ × abundance₂/100). Learners work in pairs to calculate the RAM of chlorine step-by-step, writing every line of working in their exercise books. The teacher circulates and observes written working.</w:t>
+            </w:r>
+          </w:p>
+        </w:tc>
+        <w:tc>
+          <w:tcPr>
+            <w:tcW w:type="dxa" w:w="3040"/>
+            <w:shd w:fill="F2F2F2" w:color="auto" w:val="clear"/>
+            <w:tcMar>
+              <w:top w:type="dxa" w:w="60"/>
+              <w:left w:type="dxa" w:w="120"/>
+              <w:bottom w:type="dxa" w:w="60"/>
+              <w:right w:type="dxa" w:w="120"/>
+            </w:tcMar>
+            <w:vAlign w:val="top"/>
+          </w:tcPr>
+          <w:p>
+            <w:pPr>
+              <w:spacing w:after="40" w:before="0"/>
+              <w:jc w:val="left"/>
+            </w:pPr>
+            <w:r>
+              <w:rPr>
+                <w:rFonts w:ascii="Arial" w:cs="Arial" w:eastAsia="Arial" w:hAnsi="Arial"/>
+                <w:b w:val="false"/>
+                <w:bCs w:val="false"/>
+                <w:i w:val="false"/>
+                <w:iCs w:val="false"/>
+                <w:color w:val="000000"/>
+                <w:sz w:val="18"/>
+                <w:szCs w:val="18"/>
+              </w:rPr>
+              <w:t xml:space="preserve">Distribute data cards face-down. Say: 'Turn over your card only when I say go.' After the maize analogy is projected, say: 'Calculate the weighted average cob mass. You have 2 minutes — go.' After 2 minutes, cold-call 2 pairs to give their answer. Confirm 2.5 kg with the class. Then say: 'Now we apply this exact same logic to atoms. The formula is RAM = (mass₁ × fractional abundance₁) + (mass₂ × fractional abundance₂). Let us write it together.' Write the formula on the board step-by-step. Say: 'For Cl-35 and Cl-37, substitute the numbers from your data card. Work with your partner. You have 4 minutes.' Walk the room — crouch beside at least 3 pairs and silently observe their written working without intervening unless a fundamental error is made. After 4 minutes, pause the class. Ask: 'What did you get?' Wait 10 seconds. Cold-call 3 pairs. Write their answers on the board. Facilitate a brief class vote on which answer is correct and why. Confirm RAM of chlorine ≈ 35.5. Ask: 'Does 35.5 lie between 35 and 37?' (Yes.) Say: 'Good — this is your reasonableness check. Your RAM must always fall between the lightest and heaviest isotope.' Repeat the calculation sequence for carbon as independent pair work (5 minutes).</w:t>
+            </w:r>
+          </w:p>
+        </w:tc>
+        <w:tc>
+          <w:tcPr>
+            <w:tcW w:type="dxa" w:w="3040"/>
+            <w:shd w:fill="FFFFFF" w:color="auto" w:val="clear"/>
+            <w:tcMar>
+              <w:top w:type="dxa" w:w="60"/>
+              <w:left w:type="dxa" w:w="120"/>
+              <w:bottom w:type="dxa" w:w="60"/>
+              <w:right w:type="dxa" w:w="120"/>
+            </w:tcMar>
+            <w:vAlign w:val="top"/>
+          </w:tcPr>
+          <w:p>
+            <w:pPr>
+              <w:spacing w:after="40" w:before="0"/>
+              <w:jc w:val="left"/>
+            </w:pPr>
+            <w:r>
+              <w:rPr>
+                <w:rFonts w:ascii="Arial" w:cs="Arial" w:eastAsia="Arial" w:hAnsi="Arial"/>
+                <w:b w:val="false"/>
+                <w:bCs w:val="false"/>
+                <w:i w:val="false"/>
+                <w:iCs w:val="false"/>
+                <w:color w:val="000000"/>
+                <w:sz w:val="18"/>
+                <w:szCs w:val="18"/>
+              </w:rPr>
+              <w:t xml:space="preserve">Concrete-Representational-Abstract (CRA) Bridging — the Kericho maize-harvest analogy provides a concrete, Kenya-relevant weighted average before the abstract atomic formula is introduced. This reduces cognitive load and makes the mathematical operation feel familiar rather than new. Pair work ensures every learner writes the calculation, not just observes it.</w:t>
+            </w:r>
+          </w:p>
+        </w:tc>
+        <w:tc>
+          <w:tcPr>
+            <w:tcW w:type="dxa" w:w="3040"/>
+            <w:shd w:fill="F2F2F2" w:color="auto" w:val="clear"/>
+            <w:tcMar>
+              <w:top w:type="dxa" w:w="60"/>
+              <w:left w:type="dxa" w:w="120"/>
+              <w:bottom w:type="dxa" w:w="60"/>
+              <w:right w:type="dxa" w:w="120"/>
+            </w:tcMar>
+            <w:vAlign w:val="top"/>
+          </w:tcPr>
+          <w:p>
+            <w:pPr>
+              <w:spacing w:after="40" w:before="0"/>
+              <w:jc w:val="left"/>
+            </w:pPr>
+            <w:r>
+              <w:rPr>
+                <w:rFonts w:ascii="Arial" w:cs="Arial" w:eastAsia="Arial" w:hAnsi="Arial"/>
+                <w:b w:val="false"/>
+                <w:bCs w:val="false"/>
+                <w:i w:val="false"/>
+                <w:iCs w:val="false"/>
+                <w:color w:val="000000"/>
+                <w:sz w:val="18"/>
+                <w:szCs w:val="18"/>
+              </w:rPr>
+              <w:t xml:space="preserve">Observable indicator: Teacher scans exercise books during circulation — target indicator is that pairs correctly convert percentage to fractional abundance (dividing by 100) and show two multiplication steps before summing. Common error to watch for: learners simply averaging (35+37)/2 = 36 without weighting. If this error is seen in more than 3 pairs, teacher pauses the class and returns to the maize analogy.</w:t>
+            </w:r>
+          </w:p>
+        </w:tc>
+      </w:tr>
+      <w:tr>
+        <w:tc>
+          <w:tcPr>
+            <w:tcW w:type="dxa" w:w="1520"/>
+            <w:shd w:fill="E2EFDA" w:color="auto" w:val="clear"/>
+            <w:tcMar>
+              <w:top w:type="dxa" w:w="60"/>
+              <w:left w:type="dxa" w:w="120"/>
+              <w:bottom w:type="dxa" w:w="60"/>
+              <w:right w:type="dxa" w:w="120"/>
+            </w:tcMar>
+            <w:vAlign w:val="top"/>
+          </w:tcPr>
+          <w:p>
+            <w:pPr>
+              <w:spacing w:after="40" w:before="0"/>
+              <w:jc w:val="left"/>
+            </w:pPr>
+            <w:r>
+              <w:rPr>
+                <w:rFonts w:ascii="Arial" w:cs="Arial" w:eastAsia="Arial" w:hAnsi="Arial"/>
+                <w:b/>
+                <w:bCs/>
+                <w:i w:val="false"/>
+                <w:iCs w:val="false"/>
+                <w:color w:val="000000"/>
+                <w:sz w:val="18"/>
+                <w:szCs w:val="18"/>
+              </w:rPr>
+              <w:t xml:space="preserve">Explain Phase</w:t>
+            </w:r>
+          </w:p>
+          <w:p>
+            <w:pPr>
+              <w:spacing w:after="20" w:before="0"/>
+            </w:pPr>
+            <w:r>
+              <w:rPr>
+                <w:rFonts w:ascii="Arial" w:cs="Arial" w:eastAsia="Arial" w:hAnsi="Arial"/>
+                <w:b/>
+                <w:bCs/>
+                <w:color w:val="1F3864"/>
+                <w:sz w:val="16"/>
+                <w:szCs w:val="16"/>
+              </w:rPr>
+              <w:t xml:space="preserve">📹 VIDEO:</w:t>
+            </w:r>
+          </w:p>
+          <w:p>
+            <w:pPr>
+              <w:spacing w:after="20" w:before="0"/>
+            </w:pPr>
+            <w:hyperlink w:history="1" r:id="rIdicjheqzexaedtp5hwblk8">
+              <w:r>
+                <w:rPr>
+                  <w:rFonts w:ascii="Arial" w:cs="Arial" w:eastAsia="Arial" w:hAnsi="Arial"/>
+                  <w:color w:val="2E75B6"/>
+                  <w:sz w:val="16"/>
+                  <w:szCs w:val="16"/>
+                  <w:u w:val="single" w:color="2E75B6"/>
+                </w:rPr>
+                <w:t xml:space="preserve">Introduction to the atom</w:t>
+              </w:r>
+            </w:hyperlink>
+          </w:p>
+          <w:p>
+            <w:pPr>
+              <w:spacing w:after="10" w:before="0"/>
+              <w:ind w:left="120"/>
+            </w:pPr>
+            <w:r>
+              <w:rPr>
+                <w:rFonts w:ascii="Arial" w:cs="Arial" w:eastAsia="Arial" w:hAnsi="Arial"/>
+                <w:color w:val="595959"/>
+                <w:sz w:val="14"/>
+                <w:szCs w:val="14"/>
+              </w:rPr>
+              <w:t xml:space="preserve">Source: Khan Academy (English - US curriculum)</w:t>
+            </w:r>
+          </w:p>
+          <w:p>
+            <w:pPr>
+              <w:spacing w:after="10" w:before="0"/>
+              <w:ind w:left="120"/>
+            </w:pPr>
+            <w:hyperlink w:history="1" r:id="rId5dak7fdzf4l1_ysonyza-">
+              <w:r>
+                <w:rPr>
+                  <w:rFonts w:ascii="Arial" w:cs="Arial" w:eastAsia="Arial" w:hAnsi="Arial"/>
+                  <w:color w:val="595959"/>
+                  <w:sz w:val="14"/>
+                  <w:szCs w:val="14"/>
+                  <w:u w:val="single" w:color="595959"/>
+                </w:rPr>
+                <w:t xml:space="preserve">🔍 Search ARES for similar videos</w:t>
+              </w:r>
+            </w:hyperlink>
+          </w:p>
+          <w:p>
+            <w:pPr>
+              <w:spacing w:after="40" w:before="0"/>
+            </w:pPr>
+            <w:r>
+              <w:rPr>
+                <w:sz w:val="14"/>
+                <w:szCs w:val="14"/>
+              </w:rPr>
+              <w:t xml:space="preserve"/>
+            </w:r>
+          </w:p>
+          <w:p>
+            <w:pPr>
+              <w:spacing w:after="20" w:before="0"/>
+            </w:pPr>
+            <w:r>
+              <w:rPr>
+                <w:rFonts w:ascii="Arial" w:cs="Arial" w:eastAsia="Arial" w:hAnsi="Arial"/>
+                <w:b/>
+                <w:bCs/>
+                <w:color w:val="1F3864"/>
+                <w:sz w:val="16"/>
+                <w:szCs w:val="16"/>
+              </w:rPr>
+              <w:t xml:space="preserve">📖 HTML:</w:t>
+            </w:r>
+          </w:p>
+          <w:p>
+            <w:pPr>
+              <w:spacing w:after="20" w:before="0"/>
+            </w:pPr>
+            <w:hyperlink w:history="1" r:id="rIdfs4clptiwp10i4x7zk9zp">
               <w:r>
                 <w:rPr>
                   <w:rFonts w:ascii="Arial" w:cs="Arial" w:eastAsia="Arial" w:hAnsi="Arial"/>
@@ -15022,7 +15328,7 @@
               <w:spacing w:after="10" w:before="0"/>
               <w:ind w:left="120"/>
             </w:pPr>
-            <w:hyperlink w:history="1" r:id="rIdfpaan39fldqruasulbma4">
+            <w:hyperlink w:history="1" r:id="rIdj72wevrchkes-4xej7tvb">
               <w:r>
                 <w:rPr>
                   <w:rFonts w:ascii="Arial" w:cs="Arial" w:eastAsia="Arial" w:hAnsi="Arial"/>
@@ -15064,7 +15370,7 @@
                 <w:sz w:val="18"/>
                 <w:szCs w:val="18"/>
               </w:rPr>
-              <w:t xml:space="preserve">Learners receive a printed Data Card (one per pair) containing: (A) Chlorine isotope data — Cl-35: mass 35, abundance 75%; Cl-37: mass 37, abundance 25%. (B) Carbon isotope data — C-12: mass 12, abundance 98.9%; C-13: mass 13, abundance 1.1%. The teacher first projects a Kenya-context analogy: 'Imagine a maize farmer in Kericho harvests two varieties of maize — heavy cobs (mass 3 kg each) making up 75% of the harvest, and light cobs (mass 1 kg each) making up 25% of the harvest. The average cob mass is NOT simply (3+1)/2 = 2 kg. It is weighted: (3×0.75) + (1×0.25) = 2.5 kg.' Learners calculate the maize analogy first (2 minutes). The teacher then formally introduces the weighted average formula: RAM = (mass₁ × abundance₁/100) + (mass₂ × abundance₂/100). Learners work in pairs to calculate the RAM of chlorine step-by-step, writing every line of working in their exercise books. The teacher circulates and observes written working.</w:t>
+              <w:t xml:space="preserve">Groups of four are formed (two pairs join). Each group receives a large sheet of paper and markers. Their task: prepare a Gallery Walk Poster that must include — (1) the weighted average formula written clearly, (2) the full step-by-step calculation for BOTH chlorine and carbon, (3) a 'Reasonableness Check' statement confirming the RAM lies between the isotope masses, (4) a one-sentence answer to: 'Why do Cl-35 and Cl-37 produce the same colour in a flame test, even though they have different masses?' Groups have 12 minutes to prepare their posters. Posters are then mounted on the classroom walls or desks in a gallery. Each group rotates to view two other groups' posters, leaving a sticky-note comment: one 'Star' (something done well) and one 'Wish' (a suggestion for improvement). Groups then return to their own poster and read the feedback they received.</w:t>
             </w:r>
           </w:p>
         </w:tc>
@@ -15096,7 +15402,7 @@
                 <w:sz w:val="18"/>
                 <w:szCs w:val="18"/>
               </w:rPr>
-              <w:t xml:space="preserve">Distribute data cards face-down. Say: 'Turn over your card only when I say go.' After the maize analogy is projected, say: 'Calculate the weighted average cob mass. You have 2 minutes — go.' After 2 minutes, cold-call 2 pairs to give their answer. Confirm 2.5 kg with the class. Then say: 'Now we apply this exact same logic to atoms. The formula is RAM = (mass₁ × fractional abundance₁) + (mass₂ × fractional abundance₂). Let us write it together.' Write the formula on the board step-by-step. Say: 'For Cl-35 and Cl-37, substitute the numbers from your data card. Work with your partner. You have 4 minutes.' Walk the room — crouch beside at least 3 pairs and silently observe their written working without intervening unless a fundamental error is made. After 4 minutes, pause the class. Ask: 'What did you get?' Wait 10 seconds. Cold-call 3 pairs. Write their answers on the board. Facilitate a brief class vote on which answer is correct and why. Confirm RAM of chlorine ≈ 35.5. Ask: 'Does 35.5 lie between 35 and 37?' (Yes.) Say: 'Good — this is your reasonableness check. Your RAM must always fall between the lightest and heaviest isotope.' Repeat the calculation sequence for carbon as independent pair work (5 minutes).</w:t>
+              <w:t xml:space="preserve">Assign groups by proximity (no reshuffling needed). Say: 'Your poster must contain all four elements I am pointing to on the board — formula, full working for BOTH elements, a reasonableness check, and the flame-colour sentence. You have 12 minutes. Assign roles now: one writer, one who checks each calculation step, one who writes the flame-colour sentence, one who manages time.' Set a visible timer. After 12 minutes, say: 'Pens down. Mount your poster on the wall.' Hand each learner two sticky notes (one yellow = Star, one pink = Wish). Say: 'You will visit exactly two other posters. Spend 3 minutes at each. Write one star and one wish per poster and stick it on.' After the gallery walk, say: 'Return to your own poster. Read what your peers wrote. You have 2 minutes to discuss — do you agree with their wish? Would you change anything?' Cold-call one spokesperson from 3 groups to share the most interesting feedback they received. Ask the class: 'Which group's flame-colour sentence was clearest? Why?' Wait 15 seconds before cold-calling.</w:t>
             </w:r>
           </w:p>
         </w:tc>
@@ -15128,7 +15434,7 @@
                 <w:sz w:val="18"/>
                 <w:szCs w:val="18"/>
               </w:rPr>
-              <w:t xml:space="preserve">Concrete-Representational-Abstract (CRA) Bridging — the Kericho maize-harvest analogy provides a concrete, Kenya-relevant weighted average before the abstract atomic formula is introduced. This reduces cognitive load and makes the mathematical operation feel familiar rather than new. Pair work ensures every learner writes the calculation, not just observes it.</w:t>
+              <w:t xml:space="preserve">Gallery Walk with Star-and-Wish Peer Feedback — this strategy externalises learner thinking onto a public artefact, making reasoning visible and critiqueable. The structured feedback protocol (Star/Wish) ensures that peer review is specific and constructive rather than vague. The flame-colour sentence forces learners to explicitly reconnect the calculation back to the anchoring phenomenon, preventing the mathematics from becoming disconnected from the driving question.</w:t>
             </w:r>
           </w:p>
         </w:tc>
@@ -15160,7 +15466,7 @@
                 <w:sz w:val="18"/>
                 <w:szCs w:val="18"/>
               </w:rPr>
-              <w:t xml:space="preserve">Observable indicator: Teacher scans exercise books during circulation — target indicator is that pairs correctly convert percentage to fractional abundance (dividing by 100) and show two multiplication steps before summing. Common error to watch for: learners simply averaging (35+37)/2 = 36 without weighting. If this error is seen in more than 3 pairs, teacher pauses the class and returns to the maize analogy.</w:t>
+              <w:t xml:space="preserve">Observable indicator: The flame-colour sentence on each poster must mention that isotopes share the same atomic number / electron arrangement / proton number, and therefore produce identical flame colours. Teacher marks this as the key conceptual indicator. If any group writes that flame colour depends on mass, teacher addresses this explicitly in Phase 4 whole-class discussion. Teacher also checks that all posters show the reasonableness check.</w:t>
             </w:r>
           </w:p>
         </w:tc>
@@ -15169,32 +15475,32 @@
         <w:tc>
           <w:tcPr>
             <w:tcW w:type="dxa" w:w="1520"/>
-            <w:shd w:fill="E2EFDA" w:color="auto" w:val="clear"/>
-            <w:tcMar>
-              <w:top w:type="dxa" w:w="60"/>
-              <w:left w:type="dxa" w:w="120"/>
-              <w:bottom w:type="dxa" w:w="60"/>
-              <w:right w:type="dxa" w:w="120"/>
-            </w:tcMar>
-            <w:vAlign w:val="top"/>
-          </w:tcPr>
-          <w:p>
-            <w:pPr>
-              <w:spacing w:after="40" w:before="0"/>
-              <w:jc w:val="left"/>
-            </w:pPr>
-            <w:r>
-              <w:rPr>
-                <w:rFonts w:ascii="Arial" w:cs="Arial" w:eastAsia="Arial" w:hAnsi="Arial"/>
-                <w:b/>
-                <w:bCs/>
-                <w:i w:val="false"/>
-                <w:iCs w:val="false"/>
-                <w:color w:val="000000"/>
-                <w:sz w:val="18"/>
-                <w:szCs w:val="18"/>
-              </w:rPr>
-              <w:t xml:space="preserve">Explain Phase</w:t>
+            <w:shd w:fill="FCE4D6" w:color="auto" w:val="clear"/>
+            <w:tcMar>
+              <w:top w:type="dxa" w:w="60"/>
+              <w:left w:type="dxa" w:w="120"/>
+              <w:bottom w:type="dxa" w:w="60"/>
+              <w:right w:type="dxa" w:w="120"/>
+            </w:tcMar>
+            <w:vAlign w:val="top"/>
+          </w:tcPr>
+          <w:p>
+            <w:pPr>
+              <w:spacing w:after="40" w:before="0"/>
+              <w:jc w:val="left"/>
+            </w:pPr>
+            <w:r>
+              <w:rPr>
+                <w:rFonts w:ascii="Arial" w:cs="Arial" w:eastAsia="Arial" w:hAnsi="Arial"/>
+                <w:b/>
+                <w:bCs/>
+                <w:i w:val="false"/>
+                <w:iCs w:val="false"/>
+                <w:color w:val="000000"/>
+                <w:sz w:val="18"/>
+                <w:szCs w:val="18"/>
+              </w:rPr>
+              <w:t xml:space="preserve">Driving Question Board (DQB) Creation</w:t>
             </w:r>
           </w:p>
           <w:p>
@@ -15217,7 +15523,313 @@
             <w:pPr>
               <w:spacing w:after="20" w:before="0"/>
             </w:pPr>
-            <w:hyperlink w:history="1" r:id="rId_3-bw7-gagksveohjpr7z">
+            <w:hyperlink w:history="1" r:id="rIddt3oyevhc799mflk9thdw">
+              <w:r>
+                <w:rPr>
+                  <w:rFonts w:ascii="Arial" w:cs="Arial" w:eastAsia="Arial" w:hAnsi="Arial"/>
+                  <w:color w:val="2E75B6"/>
+                  <w:sz w:val="16"/>
+                  <w:szCs w:val="16"/>
+                  <w:u w:val="single" w:color="2E75B6"/>
+                </w:rPr>
+                <w:t xml:space="preserve">Introduction to the atom -dubbed(KY)</w:t>
+              </w:r>
+            </w:hyperlink>
+          </w:p>
+          <w:p>
+            <w:pPr>
+              <w:spacing w:after="10" w:before="0"/>
+              <w:ind w:left="120"/>
+            </w:pPr>
+            <w:r>
+              <w:rPr>
+                <w:rFonts w:ascii="Arial" w:cs="Arial" w:eastAsia="Arial" w:hAnsi="Arial"/>
+                <w:color w:val="595959"/>
+                <w:sz w:val="14"/>
+                <w:szCs w:val="14"/>
+              </w:rPr>
+              <w:t xml:space="preserve">Source: Khan Academy (Kiswahili)</w:t>
+            </w:r>
+          </w:p>
+          <w:p>
+            <w:pPr>
+              <w:spacing w:after="10" w:before="0"/>
+              <w:ind w:left="120"/>
+            </w:pPr>
+            <w:hyperlink w:history="1" r:id="rIduwsuiqbdtjf5ubiityyg6">
+              <w:r>
+                <w:rPr>
+                  <w:rFonts w:ascii="Arial" w:cs="Arial" w:eastAsia="Arial" w:hAnsi="Arial"/>
+                  <w:color w:val="595959"/>
+                  <w:sz w:val="14"/>
+                  <w:szCs w:val="14"/>
+                  <w:u w:val="single" w:color="595959"/>
+                </w:rPr>
+                <w:t xml:space="preserve">🔍 Search ARES for similar videos</w:t>
+              </w:r>
+            </w:hyperlink>
+          </w:p>
+          <w:p>
+            <w:pPr>
+              <w:spacing w:after="40" w:before="0"/>
+            </w:pPr>
+            <w:r>
+              <w:rPr>
+                <w:sz w:val="14"/>
+                <w:szCs w:val="14"/>
+              </w:rPr>
+              <w:t xml:space="preserve"/>
+            </w:r>
+          </w:p>
+          <w:p>
+            <w:pPr>
+              <w:spacing w:after="20" w:before="0"/>
+            </w:pPr>
+            <w:r>
+              <w:rPr>
+                <w:rFonts w:ascii="Arial" w:cs="Arial" w:eastAsia="Arial" w:hAnsi="Arial"/>
+                <w:b/>
+                <w:bCs/>
+                <w:color w:val="1F3864"/>
+                <w:sz w:val="16"/>
+                <w:szCs w:val="16"/>
+              </w:rPr>
+              <w:t xml:space="preserve">📖 HTML:</w:t>
+            </w:r>
+          </w:p>
+          <w:p>
+            <w:pPr>
+              <w:spacing w:after="20" w:before="0"/>
+            </w:pPr>
+            <w:hyperlink w:history="1" r:id="rIdw41fupkn6vaxowijobdvd">
+              <w:r>
+                <w:rPr>
+                  <w:rFonts w:ascii="Arial" w:cs="Arial" w:eastAsia="Arial" w:hAnsi="Arial"/>
+                  <w:color w:val="2E75B6"/>
+                  <w:sz w:val="16"/>
+                  <w:szCs w:val="16"/>
+                  <w:u w:val="single" w:color="2E75B6"/>
+                </w:rPr>
+                <w:t xml:space="preserve">Isotopes and Atomic Mass</w:t>
+              </w:r>
+            </w:hyperlink>
+          </w:p>
+          <w:p>
+            <w:pPr>
+              <w:spacing w:after="10" w:before="0"/>
+              <w:ind w:left="120"/>
+            </w:pPr>
+            <w:r>
+              <w:rPr>
+                <w:rFonts w:ascii="Arial" w:cs="Arial" w:eastAsia="Arial" w:hAnsi="Arial"/>
+                <w:color w:val="595959"/>
+                <w:sz w:val="14"/>
+                <w:szCs w:val="14"/>
+              </w:rPr>
+              <w:t xml:space="preserve">Source: PhET Interactive Simulations (English)</w:t>
+            </w:r>
+          </w:p>
+          <w:p>
+            <w:pPr>
+              <w:spacing w:after="10" w:before="0"/>
+              <w:ind w:left="120"/>
+            </w:pPr>
+            <w:hyperlink w:history="1" r:id="rIdkbsch8_hjtunur9_umk7t">
+              <w:r>
+                <w:rPr>
+                  <w:rFonts w:ascii="Arial" w:cs="Arial" w:eastAsia="Arial" w:hAnsi="Arial"/>
+                  <w:color w:val="595959"/>
+                  <w:sz w:val="14"/>
+                  <w:szCs w:val="14"/>
+                  <w:u w:val="single" w:color="595959"/>
+                </w:rPr>
+                <w:t xml:space="preserve">🔍 Search ARES for similar readings</w:t>
+              </w:r>
+            </w:hyperlink>
+          </w:p>
+        </w:tc>
+        <w:tc>
+          <w:tcPr>
+            <w:tcW w:type="dxa" w:w="3040"/>
+            <w:shd w:fill="FFFFFF" w:color="auto" w:val="clear"/>
+            <w:tcMar>
+              <w:top w:type="dxa" w:w="60"/>
+              <w:left w:type="dxa" w:w="120"/>
+              <w:bottom w:type="dxa" w:w="60"/>
+              <w:right w:type="dxa" w:w="120"/>
+            </w:tcMar>
+            <w:vAlign w:val="top"/>
+          </w:tcPr>
+          <w:p>
+            <w:pPr>
+              <w:spacing w:after="40" w:before="0"/>
+              <w:jc w:val="left"/>
+            </w:pPr>
+            <w:r>
+              <w:rPr>
+                <w:rFonts w:ascii="Arial" w:cs="Arial" w:eastAsia="Arial" w:hAnsi="Arial"/>
+                <w:b w:val="false"/>
+                <w:bCs w:val="false"/>
+                <w:i w:val="false"/>
+                <w:iCs w:val="false"/>
+                <w:color w:val="000000"/>
+                <w:sz w:val="18"/>
+                <w:szCs w:val="18"/>
+              </w:rPr>
+              <w:t xml:space="preserve">The class returns to the Driving Question Board displayed at the front of the room. The teacher facilitates a structured whole-class discussion in which learners propose updates to the board. Three columns are updated: (1) 'What we now KNOW' — learners suggest: 'RAM is a weighted average of isotope masses, weighted by their percentage abundance'; 'Chlorine's RAM ≈ 35.5 because Cl-35 is three times more abundant than Cl-37'; 'Carbon is almost entirely C-12, so its RAM ≈ 12.01.' (2) 'What DETERMINES flame colour' — learners confirm and the teacher anchors: 'Atomic NUMBER (protons) determines electron arrangement, which determines flame colour — NOT atomic mass.' (3) 'New questions we still have' — learners add open questions, e.g., 'If electrons determine colour, how exactly does an electron produce light?' (previewing Lesson 6). The teacher physically writes or sticks updated cards onto the DQB as learners dictate.</w:t>
+            </w:r>
+          </w:p>
+        </w:tc>
+        <w:tc>
+          <w:tcPr>
+            <w:tcW w:type="dxa" w:w="3040"/>
+            <w:shd w:fill="F2F2F2" w:color="auto" w:val="clear"/>
+            <w:tcMar>
+              <w:top w:type="dxa" w:w="60"/>
+              <w:left w:type="dxa" w:w="120"/>
+              <w:bottom w:type="dxa" w:w="60"/>
+              <w:right w:type="dxa" w:w="120"/>
+            </w:tcMar>
+            <w:vAlign w:val="top"/>
+          </w:tcPr>
+          <w:p>
+            <w:pPr>
+              <w:spacing w:after="40" w:before="0"/>
+              <w:jc w:val="left"/>
+            </w:pPr>
+            <w:r>
+              <w:rPr>
+                <w:rFonts w:ascii="Arial" w:cs="Arial" w:eastAsia="Arial" w:hAnsi="Arial"/>
+                <w:b w:val="false"/>
+                <w:bCs w:val="false"/>
+                <w:i w:val="false"/>
+                <w:iCs w:val="false"/>
+                <w:color w:val="000000"/>
+                <w:sz w:val="18"/>
+                <w:szCs w:val="18"/>
+              </w:rPr>
+              <w:t xml:space="preserve">Point to the DQB and say: 'We have been adding to this board since Lesson 1. Today we can answer something that has been bothering us — how can chlorine have a mass of 35.5 if no atom actually has that mass?' Wait 10 seconds. Cold-call 2 learners. After responses, say: 'Exactly — it is a weighted average, like the average score in a class where not everyone scores the same.' Then ask: 'Now the big connection — sodium has two isotopes: Na-23 (99.0%) and Na-22 (0.97%). If you added Na-22 to a flame instead of Na-23, what colour would you see?' Wait 15 seconds. Cold-call 3 learners. Confirm: 'Yellow-orange — because both isotopes have 11 protons and identical electron arrangements. Mass does not change the flame colour.' Write on the DQB in large letters: 'FLAME COLOUR = ATOMIC NUMBER fingerprint, NOT atomic mass.' Ask: 'What new questions does today's lesson leave us with?' Accept 3–4 contributions and add them to the 'Still wondering' column. Point to the question about how electrons produce light and say: 'That is exactly where we are heading in Lesson 6.'</w:t>
+            </w:r>
+          </w:p>
+        </w:tc>
+        <w:tc>
+          <w:tcPr>
+            <w:tcW w:type="dxa" w:w="3040"/>
+            <w:shd w:fill="FFFFFF" w:color="auto" w:val="clear"/>
+            <w:tcMar>
+              <w:top w:type="dxa" w:w="60"/>
+              <w:left w:type="dxa" w:w="120"/>
+              <w:bottom w:type="dxa" w:w="60"/>
+              <w:right w:type="dxa" w:w="120"/>
+            </w:tcMar>
+            <w:vAlign w:val="top"/>
+          </w:tcPr>
+          <w:p>
+            <w:pPr>
+              <w:spacing w:after="40" w:before="0"/>
+              <w:jc w:val="left"/>
+            </w:pPr>
+            <w:r>
+              <w:rPr>
+                <w:rFonts w:ascii="Arial" w:cs="Arial" w:eastAsia="Arial" w:hAnsi="Arial"/>
+                <w:b w:val="false"/>
+                <w:bCs w:val="false"/>
+                <w:i w:val="false"/>
+                <w:iCs w:val="false"/>
+                <w:color w:val="000000"/>
+                <w:sz w:val="18"/>
+                <w:szCs w:val="18"/>
+              </w:rPr>
+              <w:t xml:space="preserve">Collaborative DQB Anchoring — the DQB functions as a living, public record of the class's growing scientific model. By having learners dictate what should be written rather than the teacher filling it in, agency remains with learners. The deliberate act of writing 'FLAME COLOUR = ATOMIC NUMBER fingerprint' in large print creates a durable visual anchor that will remain on the board for the rest of the unit.</w:t>
+            </w:r>
+          </w:p>
+        </w:tc>
+        <w:tc>
+          <w:tcPr>
+            <w:tcW w:type="dxa" w:w="3040"/>
+            <w:shd w:fill="F2F2F2" w:color="auto" w:val="clear"/>
+            <w:tcMar>
+              <w:top w:type="dxa" w:w="60"/>
+              <w:left w:type="dxa" w:w="120"/>
+              <w:bottom w:type="dxa" w:w="60"/>
+              <w:right w:type="dxa" w:w="120"/>
+            </w:tcMar>
+            <w:vAlign w:val="top"/>
+          </w:tcPr>
+          <w:p>
+            <w:pPr>
+              <w:spacing w:after="40" w:before="0"/>
+              <w:jc w:val="left"/>
+            </w:pPr>
+            <w:r>
+              <w:rPr>
+                <w:rFonts w:ascii="Arial" w:cs="Arial" w:eastAsia="Arial" w:hAnsi="Arial"/>
+                <w:b w:val="false"/>
+                <w:bCs w:val="false"/>
+                <w:i w:val="false"/>
+                <w:iCs w:val="false"/>
+                <w:color w:val="000000"/>
+                <w:sz w:val="18"/>
+                <w:szCs w:val="18"/>
+              </w:rPr>
+              <w:t xml:space="preserve">Observable indicator: At least 6 different learners contribute verbally to the DQB update without prompting. Teacher listens specifically for the correct causal chain: 'same atomic number → same electron arrangement → same flame colour.' If a learner conflates mass number with atomic number, teacher pauses and facilitates peer correction before moving on.</w:t>
+            </w:r>
+          </w:p>
+        </w:tc>
+      </w:tr>
+      <w:tr>
+        <w:tc>
+          <w:tcPr>
+            <w:tcW w:type="dxa" w:w="1520"/>
+            <w:shd w:fill="D5E8F0" w:color="auto" w:val="clear"/>
+            <w:tcMar>
+              <w:top w:type="dxa" w:w="60"/>
+              <w:left w:type="dxa" w:w="120"/>
+              <w:bottom w:type="dxa" w:w="60"/>
+              <w:right w:type="dxa" w:w="120"/>
+            </w:tcMar>
+            <w:vAlign w:val="top"/>
+          </w:tcPr>
+          <w:p>
+            <w:pPr>
+              <w:spacing w:after="40" w:before="0"/>
+              <w:jc w:val="left"/>
+            </w:pPr>
+            <w:r>
+              <w:rPr>
+                <w:rFonts w:ascii="Arial" w:cs="Arial" w:eastAsia="Arial" w:hAnsi="Arial"/>
+                <w:b/>
+                <w:bCs/>
+                <w:i w:val="false"/>
+                <w:iCs w:val="false"/>
+                <w:color w:val="000000"/>
+                <w:sz w:val="18"/>
+                <w:szCs w:val="18"/>
+              </w:rPr>
+              <w:t xml:space="preserve">Model Building Phase</w:t>
+            </w:r>
+          </w:p>
+          <w:p>
+            <w:pPr>
+              <w:spacing w:after="20" w:before="0"/>
+            </w:pPr>
+            <w:r>
+              <w:rPr>
+                <w:rFonts w:ascii="Arial" w:cs="Arial" w:eastAsia="Arial" w:hAnsi="Arial"/>
+                <w:b/>
+                <w:bCs/>
+                <w:color w:val="1F3864"/>
+                <w:sz w:val="16"/>
+                <w:szCs w:val="16"/>
+              </w:rPr>
+              <w:t xml:space="preserve">📹 VIDEO:</w:t>
+            </w:r>
+          </w:p>
+          <w:p>
+            <w:pPr>
+              <w:spacing w:after="20" w:before="0"/>
+            </w:pPr>
+            <w:hyperlink w:history="1" r:id="rIdxchpsk2jnmeiixiifr-1c">
               <w:r>
                 <w:rPr>
                   <w:rFonts w:ascii="Arial" w:cs="Arial" w:eastAsia="Arial" w:hAnsi="Arial"/>
@@ -15250,7 +15862,7 @@
               <w:spacing w:after="10" w:before="0"/>
               <w:ind w:left="120"/>
             </w:pPr>
-            <w:hyperlink w:history="1" r:id="rIdavocea3x52s01rbpfszlb">
+            <w:hyperlink w:history="1" r:id="rIde845tlrdiopo1hbcdmvr1">
               <w:r>
                 <w:rPr>
                   <w:rFonts w:ascii="Arial" w:cs="Arial" w:eastAsia="Arial" w:hAnsi="Arial"/>
@@ -15295,7 +15907,7 @@
             <w:pPr>
               <w:spacing w:after="20" w:before="0"/>
             </w:pPr>
-            <w:hyperlink w:history="1" r:id="rId8trc11cq21pnrityfhlxl">
+            <w:hyperlink w:history="1" r:id="rId9cxhuukyqfngt2xiwjqs4">
               <w:r>
                 <w:rPr>
                   <w:rFonts w:ascii="Arial" w:cs="Arial" w:eastAsia="Arial" w:hAnsi="Arial"/>
@@ -15328,619 +15940,7 @@
               <w:spacing w:after="10" w:before="0"/>
               <w:ind w:left="120"/>
             </w:pPr>
-            <w:hyperlink w:history="1" r:id="rIdfsso0auudmzph7si3ihhd">
-              <w:r>
-                <w:rPr>
-                  <w:rFonts w:ascii="Arial" w:cs="Arial" w:eastAsia="Arial" w:hAnsi="Arial"/>
-                  <w:color w:val="595959"/>
-                  <w:sz w:val="14"/>
-                  <w:szCs w:val="14"/>
-                  <w:u w:val="single" w:color="595959"/>
-                </w:rPr>
-                <w:t xml:space="preserve">🔍 Search ARES for similar readings</w:t>
-              </w:r>
-            </w:hyperlink>
-          </w:p>
-        </w:tc>
-        <w:tc>
-          <w:tcPr>
-            <w:tcW w:type="dxa" w:w="3040"/>
-            <w:shd w:fill="FFFFFF" w:color="auto" w:val="clear"/>
-            <w:tcMar>
-              <w:top w:type="dxa" w:w="60"/>
-              <w:left w:type="dxa" w:w="120"/>
-              <w:bottom w:type="dxa" w:w="60"/>
-              <w:right w:type="dxa" w:w="120"/>
-            </w:tcMar>
-            <w:vAlign w:val="top"/>
-          </w:tcPr>
-          <w:p>
-            <w:pPr>
-              <w:spacing w:after="40" w:before="0"/>
-              <w:jc w:val="left"/>
-            </w:pPr>
-            <w:r>
-              <w:rPr>
-                <w:rFonts w:ascii="Arial" w:cs="Arial" w:eastAsia="Arial" w:hAnsi="Arial"/>
-                <w:b w:val="false"/>
-                <w:bCs w:val="false"/>
-                <w:i w:val="false"/>
-                <w:iCs w:val="false"/>
-                <w:color w:val="000000"/>
-                <w:sz w:val="18"/>
-                <w:szCs w:val="18"/>
-              </w:rPr>
-              <w:t xml:space="preserve">Groups of four are formed (two pairs join). Each group receives a large sheet of paper and markers. Their task: prepare a Gallery Walk Poster that must include — (1) the weighted average formula written clearly, (2) the full step-by-step calculation for BOTH chlorine and carbon, (3) a 'Reasonableness Check' statement confirming the RAM lies between the isotope masses, (4) a one-sentence answer to: 'Why do Cl-35 and Cl-37 produce the same colour in a flame test, even though they have different masses?' Groups have 12 minutes to prepare their posters. Posters are then mounted on the classroom walls or desks in a gallery. Each group rotates to view two other groups' posters, leaving a sticky-note comment: one 'Star' (something done well) and one 'Wish' (a suggestion for improvement). Groups then return to their own poster and read the feedback they received.</w:t>
-            </w:r>
-          </w:p>
-        </w:tc>
-        <w:tc>
-          <w:tcPr>
-            <w:tcW w:type="dxa" w:w="3040"/>
-            <w:shd w:fill="F2F2F2" w:color="auto" w:val="clear"/>
-            <w:tcMar>
-              <w:top w:type="dxa" w:w="60"/>
-              <w:left w:type="dxa" w:w="120"/>
-              <w:bottom w:type="dxa" w:w="60"/>
-              <w:right w:type="dxa" w:w="120"/>
-            </w:tcMar>
-            <w:vAlign w:val="top"/>
-          </w:tcPr>
-          <w:p>
-            <w:pPr>
-              <w:spacing w:after="40" w:before="0"/>
-              <w:jc w:val="left"/>
-            </w:pPr>
-            <w:r>
-              <w:rPr>
-                <w:rFonts w:ascii="Arial" w:cs="Arial" w:eastAsia="Arial" w:hAnsi="Arial"/>
-                <w:b w:val="false"/>
-                <w:bCs w:val="false"/>
-                <w:i w:val="false"/>
-                <w:iCs w:val="false"/>
-                <w:color w:val="000000"/>
-                <w:sz w:val="18"/>
-                <w:szCs w:val="18"/>
-              </w:rPr>
-              <w:t xml:space="preserve">Assign groups by proximity (no reshuffling needed). Say: 'Your poster must contain all four elements I am pointing to on the board — formula, full working for BOTH elements, a reasonableness check, and the flame-colour sentence. You have 12 minutes. Assign roles now: one writer, one who checks each calculation step, one who writes the flame-colour sentence, one who manages time.' Set a visible timer. After 12 minutes, say: 'Pens down. Mount your poster on the wall.' Hand each learner two sticky notes (one yellow = Star, one pink = Wish). Say: 'You will visit exactly two other posters. Spend 3 minutes at each. Write one star and one wish per poster and stick it on.' After the gallery walk, say: 'Return to your own poster. Read what your peers wrote. You have 2 minutes to discuss — do you agree with their wish? Would you change anything?' Cold-call one spokesperson from 3 groups to share the most interesting feedback they received. Ask the class: 'Which group's flame-colour sentence was clearest? Why?' Wait 15 seconds before cold-calling.</w:t>
-            </w:r>
-          </w:p>
-        </w:tc>
-        <w:tc>
-          <w:tcPr>
-            <w:tcW w:type="dxa" w:w="3040"/>
-            <w:shd w:fill="FFFFFF" w:color="auto" w:val="clear"/>
-            <w:tcMar>
-              <w:top w:type="dxa" w:w="60"/>
-              <w:left w:type="dxa" w:w="120"/>
-              <w:bottom w:type="dxa" w:w="60"/>
-              <w:right w:type="dxa" w:w="120"/>
-            </w:tcMar>
-            <w:vAlign w:val="top"/>
-          </w:tcPr>
-          <w:p>
-            <w:pPr>
-              <w:spacing w:after="40" w:before="0"/>
-              <w:jc w:val="left"/>
-            </w:pPr>
-            <w:r>
-              <w:rPr>
-                <w:rFonts w:ascii="Arial" w:cs="Arial" w:eastAsia="Arial" w:hAnsi="Arial"/>
-                <w:b w:val="false"/>
-                <w:bCs w:val="false"/>
-                <w:i w:val="false"/>
-                <w:iCs w:val="false"/>
-                <w:color w:val="000000"/>
-                <w:sz w:val="18"/>
-                <w:szCs w:val="18"/>
-              </w:rPr>
-              <w:t xml:space="preserve">Gallery Walk with Star-and-Wish Peer Feedback — this strategy externalises learner thinking onto a public artefact, making reasoning visible and critiqueable. The structured feedback protocol (Star/Wish) ensures that peer review is specific and constructive rather than vague. The flame-colour sentence forces learners to explicitly reconnect the calculation back to the anchoring phenomenon, preventing the mathematics from becoming disconnected from the driving question.</w:t>
-            </w:r>
-          </w:p>
-        </w:tc>
-        <w:tc>
-          <w:tcPr>
-            <w:tcW w:type="dxa" w:w="3040"/>
-            <w:shd w:fill="F2F2F2" w:color="auto" w:val="clear"/>
-            <w:tcMar>
-              <w:top w:type="dxa" w:w="60"/>
-              <w:left w:type="dxa" w:w="120"/>
-              <w:bottom w:type="dxa" w:w="60"/>
-              <w:right w:type="dxa" w:w="120"/>
-            </w:tcMar>
-            <w:vAlign w:val="top"/>
-          </w:tcPr>
-          <w:p>
-            <w:pPr>
-              <w:spacing w:after="40" w:before="0"/>
-              <w:jc w:val="left"/>
-            </w:pPr>
-            <w:r>
-              <w:rPr>
-                <w:rFonts w:ascii="Arial" w:cs="Arial" w:eastAsia="Arial" w:hAnsi="Arial"/>
-                <w:b w:val="false"/>
-                <w:bCs w:val="false"/>
-                <w:i w:val="false"/>
-                <w:iCs w:val="false"/>
-                <w:color w:val="000000"/>
-                <w:sz w:val="18"/>
-                <w:szCs w:val="18"/>
-              </w:rPr>
-              <w:t xml:space="preserve">Observable indicator: The flame-colour sentence on each poster must mention that isotopes share the same atomic number / electron arrangement / proton number, and therefore produce identical flame colours. Teacher marks this as the key conceptual indicator. If any group writes that flame colour depends on mass, teacher addresses this explicitly in Phase 4 whole-class discussion. Teacher also checks that all posters show the reasonableness check.</w:t>
-            </w:r>
-          </w:p>
-        </w:tc>
-      </w:tr>
-      <w:tr>
-        <w:tc>
-          <w:tcPr>
-            <w:tcW w:type="dxa" w:w="1520"/>
-            <w:shd w:fill="FCE4D6" w:color="auto" w:val="clear"/>
-            <w:tcMar>
-              <w:top w:type="dxa" w:w="60"/>
-              <w:left w:type="dxa" w:w="120"/>
-              <w:bottom w:type="dxa" w:w="60"/>
-              <w:right w:type="dxa" w:w="120"/>
-            </w:tcMar>
-            <w:vAlign w:val="top"/>
-          </w:tcPr>
-          <w:p>
-            <w:pPr>
-              <w:spacing w:after="40" w:before="0"/>
-              <w:jc w:val="left"/>
-            </w:pPr>
-            <w:r>
-              <w:rPr>
-                <w:rFonts w:ascii="Arial" w:cs="Arial" w:eastAsia="Arial" w:hAnsi="Arial"/>
-                <w:b/>
-                <w:bCs/>
-                <w:i w:val="false"/>
-                <w:iCs w:val="false"/>
-                <w:color w:val="000000"/>
-                <w:sz w:val="18"/>
-                <w:szCs w:val="18"/>
-              </w:rPr>
-              <w:t xml:space="preserve">Driving Question Board (DQB) Creation</w:t>
-            </w:r>
-          </w:p>
-          <w:p>
-            <w:pPr>
-              <w:spacing w:after="20" w:before="0"/>
-            </w:pPr>
-            <w:r>
-              <w:rPr>
-                <w:rFonts w:ascii="Arial" w:cs="Arial" w:eastAsia="Arial" w:hAnsi="Arial"/>
-                <w:b/>
-                <w:bCs/>
-                <w:color w:val="1F3864"/>
-                <w:sz w:val="16"/>
-                <w:szCs w:val="16"/>
-              </w:rPr>
-              <w:t xml:space="preserve">📹 VIDEO:</w:t>
-            </w:r>
-          </w:p>
-          <w:p>
-            <w:pPr>
-              <w:spacing w:after="20" w:before="0"/>
-            </w:pPr>
-            <w:hyperlink w:history="1" r:id="rIdqzajiirlsaa_xdrj9hqkd">
-              <w:r>
-                <w:rPr>
-                  <w:rFonts w:ascii="Arial" w:cs="Arial" w:eastAsia="Arial" w:hAnsi="Arial"/>
-                  <w:color w:val="2E75B6"/>
-                  <w:sz w:val="16"/>
-                  <w:szCs w:val="16"/>
-                  <w:u w:val="single" w:color="2E75B6"/>
-                </w:rPr>
-                <w:t xml:space="preserve">Average atomic mass</w:t>
-              </w:r>
-            </w:hyperlink>
-          </w:p>
-          <w:p>
-            <w:pPr>
-              <w:spacing w:after="10" w:before="0"/>
-              <w:ind w:left="120"/>
-            </w:pPr>
-            <w:r>
-              <w:rPr>
-                <w:rFonts w:ascii="Arial" w:cs="Arial" w:eastAsia="Arial" w:hAnsi="Arial"/>
-                <w:color w:val="595959"/>
-                <w:sz w:val="14"/>
-                <w:szCs w:val="14"/>
-              </w:rPr>
-              <w:t xml:space="preserve">Source: Khan Academy (English - US curriculum)</w:t>
-            </w:r>
-          </w:p>
-          <w:p>
-            <w:pPr>
-              <w:spacing w:after="10" w:before="0"/>
-              <w:ind w:left="120"/>
-            </w:pPr>
-            <w:hyperlink w:history="1" r:id="rIdy-02ppx51unpjwmapcaft">
-              <w:r>
-                <w:rPr>
-                  <w:rFonts w:ascii="Arial" w:cs="Arial" w:eastAsia="Arial" w:hAnsi="Arial"/>
-                  <w:color w:val="595959"/>
-                  <w:sz w:val="14"/>
-                  <w:szCs w:val="14"/>
-                  <w:u w:val="single" w:color="595959"/>
-                </w:rPr>
-                <w:t xml:space="preserve">🔍 Search ARES for similar videos</w:t>
-              </w:r>
-            </w:hyperlink>
-          </w:p>
-          <w:p>
-            <w:pPr>
-              <w:spacing w:after="40" w:before="0"/>
-            </w:pPr>
-            <w:r>
-              <w:rPr>
-                <w:sz w:val="14"/>
-                <w:szCs w:val="14"/>
-              </w:rPr>
-              <w:t xml:space="preserve"/>
-            </w:r>
-          </w:p>
-          <w:p>
-            <w:pPr>
-              <w:spacing w:after="20" w:before="0"/>
-            </w:pPr>
-            <w:r>
-              <w:rPr>
-                <w:rFonts w:ascii="Arial" w:cs="Arial" w:eastAsia="Arial" w:hAnsi="Arial"/>
-                <w:b/>
-                <w:bCs/>
-                <w:color w:val="1F3864"/>
-                <w:sz w:val="16"/>
-                <w:szCs w:val="16"/>
-              </w:rPr>
-              <w:t xml:space="preserve">📖 HTML:</w:t>
-            </w:r>
-          </w:p>
-          <w:p>
-            <w:pPr>
-              <w:spacing w:after="20" w:before="0"/>
-            </w:pPr>
-            <w:hyperlink w:history="1" r:id="rIdtnlbiyra1scozbqxx2yv_">
-              <w:r>
-                <w:rPr>
-                  <w:rFonts w:ascii="Arial" w:cs="Arial" w:eastAsia="Arial" w:hAnsi="Arial"/>
-                  <w:color w:val="2E75B6"/>
-                  <w:sz w:val="16"/>
-                  <w:szCs w:val="16"/>
-                  <w:u w:val="single" w:color="2E75B6"/>
-                </w:rPr>
-                <w:t xml:space="preserve">Isotopes and Atomic Mass</w:t>
-              </w:r>
-            </w:hyperlink>
-          </w:p>
-          <w:p>
-            <w:pPr>
-              <w:spacing w:after="10" w:before="0"/>
-              <w:ind w:left="120"/>
-            </w:pPr>
-            <w:r>
-              <w:rPr>
-                <w:rFonts w:ascii="Arial" w:cs="Arial" w:eastAsia="Arial" w:hAnsi="Arial"/>
-                <w:color w:val="595959"/>
-                <w:sz w:val="14"/>
-                <w:szCs w:val="14"/>
-              </w:rPr>
-              <w:t xml:space="preserve">Source: PhET Interactive Simulations (English)</w:t>
-            </w:r>
-          </w:p>
-          <w:p>
-            <w:pPr>
-              <w:spacing w:after="10" w:before="0"/>
-              <w:ind w:left="120"/>
-            </w:pPr>
-            <w:hyperlink w:history="1" r:id="rIddaere8rpzqauzkftlsmfz">
-              <w:r>
-                <w:rPr>
-                  <w:rFonts w:ascii="Arial" w:cs="Arial" w:eastAsia="Arial" w:hAnsi="Arial"/>
-                  <w:color w:val="595959"/>
-                  <w:sz w:val="14"/>
-                  <w:szCs w:val="14"/>
-                  <w:u w:val="single" w:color="595959"/>
-                </w:rPr>
-                <w:t xml:space="preserve">🔍 Search ARES for similar readings</w:t>
-              </w:r>
-            </w:hyperlink>
-          </w:p>
-        </w:tc>
-        <w:tc>
-          <w:tcPr>
-            <w:tcW w:type="dxa" w:w="3040"/>
-            <w:shd w:fill="FFFFFF" w:color="auto" w:val="clear"/>
-            <w:tcMar>
-              <w:top w:type="dxa" w:w="60"/>
-              <w:left w:type="dxa" w:w="120"/>
-              <w:bottom w:type="dxa" w:w="60"/>
-              <w:right w:type="dxa" w:w="120"/>
-            </w:tcMar>
-            <w:vAlign w:val="top"/>
-          </w:tcPr>
-          <w:p>
-            <w:pPr>
-              <w:spacing w:after="40" w:before="0"/>
-              <w:jc w:val="left"/>
-            </w:pPr>
-            <w:r>
-              <w:rPr>
-                <w:rFonts w:ascii="Arial" w:cs="Arial" w:eastAsia="Arial" w:hAnsi="Arial"/>
-                <w:b w:val="false"/>
-                <w:bCs w:val="false"/>
-                <w:i w:val="false"/>
-                <w:iCs w:val="false"/>
-                <w:color w:val="000000"/>
-                <w:sz w:val="18"/>
-                <w:szCs w:val="18"/>
-              </w:rPr>
-              <w:t xml:space="preserve">The class returns to the Driving Question Board displayed at the front of the room. The teacher facilitates a structured whole-class discussion in which learners propose updates to the board. Three columns are updated: (1) 'What we now KNOW' — learners suggest: 'RAM is a weighted average of isotope masses, weighted by their percentage abundance'; 'Chlorine's RAM ≈ 35.5 because Cl-35 is three times more abundant than Cl-37'; 'Carbon is almost entirely C-12, so its RAM ≈ 12.01.' (2) 'What DETERMINES flame colour' — learners confirm and the teacher anchors: 'Atomic NUMBER (protons) determines electron arrangement, which determines flame colour — NOT atomic mass.' (3) 'New questions we still have' — learners add open questions, e.g., 'If electrons determine colour, how exactly does an electron produce light?' (previewing Lesson 6). The teacher physically writes or sticks updated cards onto the DQB as learners dictate.</w:t>
-            </w:r>
-          </w:p>
-        </w:tc>
-        <w:tc>
-          <w:tcPr>
-            <w:tcW w:type="dxa" w:w="3040"/>
-            <w:shd w:fill="F2F2F2" w:color="auto" w:val="clear"/>
-            <w:tcMar>
-              <w:top w:type="dxa" w:w="60"/>
-              <w:left w:type="dxa" w:w="120"/>
-              <w:bottom w:type="dxa" w:w="60"/>
-              <w:right w:type="dxa" w:w="120"/>
-            </w:tcMar>
-            <w:vAlign w:val="top"/>
-          </w:tcPr>
-          <w:p>
-            <w:pPr>
-              <w:spacing w:after="40" w:before="0"/>
-              <w:jc w:val="left"/>
-            </w:pPr>
-            <w:r>
-              <w:rPr>
-                <w:rFonts w:ascii="Arial" w:cs="Arial" w:eastAsia="Arial" w:hAnsi="Arial"/>
-                <w:b w:val="false"/>
-                <w:bCs w:val="false"/>
-                <w:i w:val="false"/>
-                <w:iCs w:val="false"/>
-                <w:color w:val="000000"/>
-                <w:sz w:val="18"/>
-                <w:szCs w:val="18"/>
-              </w:rPr>
-              <w:t xml:space="preserve">Point to the DQB and say: 'We have been adding to this board since Lesson 1. Today we can answer something that has been bothering us — how can chlorine have a mass of 35.5 if no atom actually has that mass?' Wait 10 seconds. Cold-call 2 learners. After responses, say: 'Exactly — it is a weighted average, like the average score in a class where not everyone scores the same.' Then ask: 'Now the big connection — sodium has two isotopes: Na-23 (99.0%) and Na-22 (0.97%). If you added Na-22 to a flame instead of Na-23, what colour would you see?' Wait 15 seconds. Cold-call 3 learners. Confirm: 'Yellow-orange — because both isotopes have 11 protons and identical electron arrangements. Mass does not change the flame colour.' Write on the DQB in large letters: 'FLAME COLOUR = ATOMIC NUMBER fingerprint, NOT atomic mass.' Ask: 'What new questions does today's lesson leave us with?' Accept 3–4 contributions and add them to the 'Still wondering' column. Point to the question about how electrons produce light and say: 'That is exactly where we are heading in Lesson 6.'</w:t>
-            </w:r>
-          </w:p>
-        </w:tc>
-        <w:tc>
-          <w:tcPr>
-            <w:tcW w:type="dxa" w:w="3040"/>
-            <w:shd w:fill="FFFFFF" w:color="auto" w:val="clear"/>
-            <w:tcMar>
-              <w:top w:type="dxa" w:w="60"/>
-              <w:left w:type="dxa" w:w="120"/>
-              <w:bottom w:type="dxa" w:w="60"/>
-              <w:right w:type="dxa" w:w="120"/>
-            </w:tcMar>
-            <w:vAlign w:val="top"/>
-          </w:tcPr>
-          <w:p>
-            <w:pPr>
-              <w:spacing w:after="40" w:before="0"/>
-              <w:jc w:val="left"/>
-            </w:pPr>
-            <w:r>
-              <w:rPr>
-                <w:rFonts w:ascii="Arial" w:cs="Arial" w:eastAsia="Arial" w:hAnsi="Arial"/>
-                <w:b w:val="false"/>
-                <w:bCs w:val="false"/>
-                <w:i w:val="false"/>
-                <w:iCs w:val="false"/>
-                <w:color w:val="000000"/>
-                <w:sz w:val="18"/>
-                <w:szCs w:val="18"/>
-              </w:rPr>
-              <w:t xml:space="preserve">Collaborative DQB Anchoring — the DQB functions as a living, public record of the class's growing scientific model. By having learners dictate what should be written rather than the teacher filling it in, agency remains with learners. The deliberate act of writing 'FLAME COLOUR = ATOMIC NUMBER fingerprint' in large print creates a durable visual anchor that will remain on the board for the rest of the unit.</w:t>
-            </w:r>
-          </w:p>
-        </w:tc>
-        <w:tc>
-          <w:tcPr>
-            <w:tcW w:type="dxa" w:w="3040"/>
-            <w:shd w:fill="F2F2F2" w:color="auto" w:val="clear"/>
-            <w:tcMar>
-              <w:top w:type="dxa" w:w="60"/>
-              <w:left w:type="dxa" w:w="120"/>
-              <w:bottom w:type="dxa" w:w="60"/>
-              <w:right w:type="dxa" w:w="120"/>
-            </w:tcMar>
-            <w:vAlign w:val="top"/>
-          </w:tcPr>
-          <w:p>
-            <w:pPr>
-              <w:spacing w:after="40" w:before="0"/>
-              <w:jc w:val="left"/>
-            </w:pPr>
-            <w:r>
-              <w:rPr>
-                <w:rFonts w:ascii="Arial" w:cs="Arial" w:eastAsia="Arial" w:hAnsi="Arial"/>
-                <w:b w:val="false"/>
-                <w:bCs w:val="false"/>
-                <w:i w:val="false"/>
-                <w:iCs w:val="false"/>
-                <w:color w:val="000000"/>
-                <w:sz w:val="18"/>
-                <w:szCs w:val="18"/>
-              </w:rPr>
-              <w:t xml:space="preserve">Observable indicator: At least 6 different learners contribute verbally to the DQB update without prompting. Teacher listens specifically for the correct causal chain: 'same atomic number → same electron arrangement → same flame colour.' If a learner conflates mass number with atomic number, teacher pauses and facilitates peer correction before moving on.</w:t>
-            </w:r>
-          </w:p>
-        </w:tc>
-      </w:tr>
-      <w:tr>
-        <w:tc>
-          <w:tcPr>
-            <w:tcW w:type="dxa" w:w="1520"/>
-            <w:shd w:fill="D5E8F0" w:color="auto" w:val="clear"/>
-            <w:tcMar>
-              <w:top w:type="dxa" w:w="60"/>
-              <w:left w:type="dxa" w:w="120"/>
-              <w:bottom w:type="dxa" w:w="60"/>
-              <w:right w:type="dxa" w:w="120"/>
-            </w:tcMar>
-            <w:vAlign w:val="top"/>
-          </w:tcPr>
-          <w:p>
-            <w:pPr>
-              <w:spacing w:after="40" w:before="0"/>
-              <w:jc w:val="left"/>
-            </w:pPr>
-            <w:r>
-              <w:rPr>
-                <w:rFonts w:ascii="Arial" w:cs="Arial" w:eastAsia="Arial" w:hAnsi="Arial"/>
-                <w:b/>
-                <w:bCs/>
-                <w:i w:val="false"/>
-                <w:iCs w:val="false"/>
-                <w:color w:val="000000"/>
-                <w:sz w:val="18"/>
-                <w:szCs w:val="18"/>
-              </w:rPr>
-              <w:t xml:space="preserve">Model Building Phase</w:t>
-            </w:r>
-          </w:p>
-          <w:p>
-            <w:pPr>
-              <w:spacing w:after="20" w:before="0"/>
-            </w:pPr>
-            <w:r>
-              <w:rPr>
-                <w:rFonts w:ascii="Arial" w:cs="Arial" w:eastAsia="Arial" w:hAnsi="Arial"/>
-                <w:b/>
-                <w:bCs/>
-                <w:color w:val="1F3864"/>
-                <w:sz w:val="16"/>
-                <w:szCs w:val="16"/>
-              </w:rPr>
-              <w:t xml:space="preserve">📹 VIDEO:</w:t>
-            </w:r>
-          </w:p>
-          <w:p>
-            <w:pPr>
-              <w:spacing w:after="20" w:before="0"/>
-            </w:pPr>
-            <w:hyperlink w:history="1" r:id="rIdzy5tmdve6g0fxgg9f7jjy">
-              <w:r>
-                <w:rPr>
-                  <w:rFonts w:ascii="Arial" w:cs="Arial" w:eastAsia="Arial" w:hAnsi="Arial"/>
-                  <w:color w:val="2E75B6"/>
-                  <w:sz w:val="16"/>
-                  <w:szCs w:val="16"/>
-                  <w:u w:val="single" w:color="2E75B6"/>
-                </w:rPr>
-                <w:t xml:space="preserve">Introduction to the atom</w:t>
-              </w:r>
-            </w:hyperlink>
-          </w:p>
-          <w:p>
-            <w:pPr>
-              <w:spacing w:after="10" w:before="0"/>
-              <w:ind w:left="120"/>
-            </w:pPr>
-            <w:r>
-              <w:rPr>
-                <w:rFonts w:ascii="Arial" w:cs="Arial" w:eastAsia="Arial" w:hAnsi="Arial"/>
-                <w:color w:val="595959"/>
-                <w:sz w:val="14"/>
-                <w:szCs w:val="14"/>
-              </w:rPr>
-              <w:t xml:space="preserve">Source: Khan Academy (English - US curriculum)</w:t>
-            </w:r>
-          </w:p>
-          <w:p>
-            <w:pPr>
-              <w:spacing w:after="10" w:before="0"/>
-              <w:ind w:left="120"/>
-            </w:pPr>
-            <w:hyperlink w:history="1" r:id="rIdhk_36fguvq9cehx87c6-l">
-              <w:r>
-                <w:rPr>
-                  <w:rFonts w:ascii="Arial" w:cs="Arial" w:eastAsia="Arial" w:hAnsi="Arial"/>
-                  <w:color w:val="595959"/>
-                  <w:sz w:val="14"/>
-                  <w:szCs w:val="14"/>
-                  <w:u w:val="single" w:color="595959"/>
-                </w:rPr>
-                <w:t xml:space="preserve">🔍 Search ARES for similar videos</w:t>
-              </w:r>
-            </w:hyperlink>
-          </w:p>
-          <w:p>
-            <w:pPr>
-              <w:spacing w:after="40" w:before="0"/>
-            </w:pPr>
-            <w:r>
-              <w:rPr>
-                <w:sz w:val="14"/>
-                <w:szCs w:val="14"/>
-              </w:rPr>
-              <w:t xml:space="preserve"/>
-            </w:r>
-          </w:p>
-          <w:p>
-            <w:pPr>
-              <w:spacing w:after="20" w:before="0"/>
-            </w:pPr>
-            <w:r>
-              <w:rPr>
-                <w:rFonts w:ascii="Arial" w:cs="Arial" w:eastAsia="Arial" w:hAnsi="Arial"/>
-                <w:b/>
-                <w:bCs/>
-                <w:color w:val="1F3864"/>
-                <w:sz w:val="16"/>
-                <w:szCs w:val="16"/>
-              </w:rPr>
-              <w:t xml:space="preserve">📖 HTML:</w:t>
-            </w:r>
-          </w:p>
-          <w:p>
-            <w:pPr>
-              <w:spacing w:after="20" w:before="0"/>
-            </w:pPr>
-            <w:hyperlink w:history="1" r:id="rIdabm_0nr5xb6qx2wcwnzl0">
-              <w:r>
-                <w:rPr>
-                  <w:rFonts w:ascii="Arial" w:cs="Arial" w:eastAsia="Arial" w:hAnsi="Arial"/>
-                  <w:color w:val="2E75B6"/>
-                  <w:sz w:val="16"/>
-                  <w:szCs w:val="16"/>
-                  <w:u w:val="single" w:color="2E75B6"/>
-                </w:rPr>
-                <w:t xml:space="preserve">Isotopes and Atomic Mass</w:t>
-              </w:r>
-            </w:hyperlink>
-          </w:p>
-          <w:p>
-            <w:pPr>
-              <w:spacing w:after="10" w:before="0"/>
-              <w:ind w:left="120"/>
-            </w:pPr>
-            <w:r>
-              <w:rPr>
-                <w:rFonts w:ascii="Arial" w:cs="Arial" w:eastAsia="Arial" w:hAnsi="Arial"/>
-                <w:color w:val="595959"/>
-                <w:sz w:val="14"/>
-                <w:szCs w:val="14"/>
-              </w:rPr>
-              <w:t xml:space="preserve">Source: PhET Interactive Simulations (English)</w:t>
-            </w:r>
-          </w:p>
-          <w:p>
-            <w:pPr>
-              <w:spacing w:after="10" w:before="0"/>
-              <w:ind w:left="120"/>
-            </w:pPr>
-            <w:hyperlink w:history="1" r:id="rIdub--m-cajzjys-2l4rt9o">
+            <w:hyperlink w:history="1" r:id="rId7mdcb5ldwoz0rfhakbhni">
               <w:r>
                 <w:rPr>
                   <w:rFonts w:ascii="Arial" w:cs="Arial" w:eastAsia="Arial" w:hAnsi="Arial"/>
@@ -17427,7 +17427,7 @@
             <w:pPr>
               <w:spacing w:after="20" w:before="0"/>
             </w:pPr>
-            <w:hyperlink w:history="1" r:id="rIdpn0ckctaslbn3yx-kcgqh">
+            <w:hyperlink w:history="1" r:id="rIdgajpbcorf3jnnxrxcbb9l">
               <w:r>
                 <w:rPr>
                   <w:rFonts w:ascii="Arial" w:cs="Arial" w:eastAsia="Arial" w:hAnsi="Arial"/>
@@ -17460,7 +17460,7 @@
               <w:spacing w:after="10" w:before="0"/>
               <w:ind w:left="120"/>
             </w:pPr>
-            <w:hyperlink w:history="1" r:id="rIdpxkpgjmdfbw8eb21gx3vz">
+            <w:hyperlink w:history="1" r:id="rId4vzrc-izrwezctxg7l9yk">
               <w:r>
                 <w:rPr>
                   <w:rFonts w:ascii="Arial" w:cs="Arial" w:eastAsia="Arial" w:hAnsi="Arial"/>
@@ -17522,7 +17522,7 @@
               <w:spacing w:after="10" w:before="0"/>
               <w:ind w:left="120"/>
             </w:pPr>
-            <w:hyperlink w:history="1" r:id="rIdyxvunigjutychw8wj9h_w">
+            <w:hyperlink w:history="1" r:id="rIdzkb4wkpxucmjkhuif23ng">
               <w:r>
                 <w:rPr>
                   <w:rFonts w:ascii="Arial" w:cs="Arial" w:eastAsia="Arial" w:hAnsi="Arial"/>
@@ -17732,7 +17732,7 @@
             <w:pPr>
               <w:spacing w:after="20" w:before="0"/>
             </w:pPr>
-            <w:hyperlink w:history="1" r:id="rIdv0ruoaj1zisi5ssbv_5fk">
+            <w:hyperlink w:history="1" r:id="rIdzsng2uo4htja1ovygjxem">
               <w:r>
                 <w:rPr>
                   <w:rFonts w:ascii="Arial" w:cs="Arial" w:eastAsia="Arial" w:hAnsi="Arial"/>
@@ -17765,7 +17765,7 @@
               <w:spacing w:after="10" w:before="0"/>
               <w:ind w:left="120"/>
             </w:pPr>
-            <w:hyperlink w:history="1" r:id="rIdch8iurvogayl-pe_pscyp">
+            <w:hyperlink w:history="1" r:id="rIdio4e3il41gxvbf6fgjyk2">
               <w:r>
                 <w:rPr>
                   <w:rFonts w:ascii="Arial" w:cs="Arial" w:eastAsia="Arial" w:hAnsi="Arial"/>
@@ -17827,7 +17827,7 @@
               <w:spacing w:after="10" w:before="0"/>
               <w:ind w:left="120"/>
             </w:pPr>
-            <w:hyperlink w:history="1" r:id="rId55zlxndx61h9lwetweckr">
+            <w:hyperlink w:history="1" r:id="rIdujktgqhdmiz0z2mdeam1e">
               <w:r>
                 <w:rPr>
                   <w:rFonts w:ascii="Arial" w:cs="Arial" w:eastAsia="Arial" w:hAnsi="Arial"/>
@@ -18037,7 +18037,7 @@
             <w:pPr>
               <w:spacing w:after="20" w:before="0"/>
             </w:pPr>
-            <w:hyperlink w:history="1" r:id="rIdyf9syarb3uhrkb2ty2ewi">
+            <w:hyperlink w:history="1" r:id="rIdeiu73utekmqotjuth2tj0">
               <w:r>
                 <w:rPr>
                   <w:rFonts w:ascii="Arial" w:cs="Arial" w:eastAsia="Arial" w:hAnsi="Arial"/>
@@ -18070,7 +18070,7 @@
               <w:spacing w:after="10" w:before="0"/>
               <w:ind w:left="120"/>
             </w:pPr>
-            <w:hyperlink w:history="1" r:id="rIdvlhzwmd2rsricowak2kot">
+            <w:hyperlink w:history="1" r:id="rIdsmwfvtgthwiyxpfr6st8x">
               <w:r>
                 <w:rPr>
                   <w:rFonts w:ascii="Arial" w:cs="Arial" w:eastAsia="Arial" w:hAnsi="Arial"/>
@@ -18132,7 +18132,7 @@
               <w:spacing w:after="10" w:before="0"/>
               <w:ind w:left="120"/>
             </w:pPr>
-            <w:hyperlink w:history="1" r:id="rId55b2bbonuhdppx1eo6wdv">
+            <w:hyperlink w:history="1" r:id="rIdx9wm1jigxmpmvuzyxtebn">
               <w:r>
                 <w:rPr>
                   <w:rFonts w:ascii="Arial" w:cs="Arial" w:eastAsia="Arial" w:hAnsi="Arial"/>
@@ -18342,7 +18342,7 @@
             <w:pPr>
               <w:spacing w:after="20" w:before="0"/>
             </w:pPr>
-            <w:hyperlink w:history="1" r:id="rIdl6lxuoownpvib8cus2ual">
+            <w:hyperlink w:history="1" r:id="rIddcjadgn1uuzx9b_vgzpss">
               <w:r>
                 <w:rPr>
                   <w:rFonts w:ascii="Arial" w:cs="Arial" w:eastAsia="Arial" w:hAnsi="Arial"/>
@@ -18375,7 +18375,7 @@
               <w:spacing w:after="10" w:before="0"/>
               <w:ind w:left="120"/>
             </w:pPr>
-            <w:hyperlink w:history="1" r:id="rIdvmyiv6bevsoibzaygycbf">
+            <w:hyperlink w:history="1" r:id="rIdp_elcxxwdp2vne8cpkeji">
               <w:r>
                 <w:rPr>
                   <w:rFonts w:ascii="Arial" w:cs="Arial" w:eastAsia="Arial" w:hAnsi="Arial"/>
@@ -18437,7 +18437,7 @@
               <w:spacing w:after="10" w:before="0"/>
               <w:ind w:left="120"/>
             </w:pPr>
-            <w:hyperlink w:history="1" r:id="rIdyitfixi0qbr0jnu3ehqxb">
+            <w:hyperlink w:history="1" r:id="rIdxsbmqbu7r1jqhwswkxfnq">
               <w:r>
                 <w:rPr>
                   <w:rFonts w:ascii="Arial" w:cs="Arial" w:eastAsia="Arial" w:hAnsi="Arial"/>
@@ -18647,7 +18647,7 @@
             <w:pPr>
               <w:spacing w:after="20" w:before="0"/>
             </w:pPr>
-            <w:hyperlink w:history="1" r:id="rId4l_fhdxflinq7ioysn5a2">
+            <w:hyperlink w:history="1" r:id="rIdw23ifvucgu_uzfcao0lak">
               <w:r>
                 <w:rPr>
                   <w:rFonts w:ascii="Arial" w:cs="Arial" w:eastAsia="Arial" w:hAnsi="Arial"/>
@@ -18680,7 +18680,7 @@
               <w:spacing w:after="10" w:before="0"/>
               <w:ind w:left="120"/>
             </w:pPr>
-            <w:hyperlink w:history="1" r:id="rIdesc8ymdpknqpeeugho3pp">
+            <w:hyperlink w:history="1" r:id="rId6bwmmr-cxp8js9gzyp9xg">
               <w:r>
                 <w:rPr>
                   <w:rFonts w:ascii="Arial" w:cs="Arial" w:eastAsia="Arial" w:hAnsi="Arial"/>
@@ -18742,7 +18742,7 @@
               <w:spacing w:after="10" w:before="0"/>
               <w:ind w:left="120"/>
             </w:pPr>
-            <w:hyperlink w:history="1" r:id="rIdxx-hcg-r6-qrxhpsm4v4q">
+            <w:hyperlink w:history="1" r:id="rIdlcoipjrflno0rsxzfsmxp">
               <w:r>
                 <w:rPr>
                   <w:rFonts w:ascii="Arial" w:cs="Arial" w:eastAsia="Arial" w:hAnsi="Arial"/>
@@ -20339,7 +20339,7 @@
             <w:pPr>
               <w:spacing w:after="20" w:before="0"/>
             </w:pPr>
-            <w:hyperlink w:history="1" r:id="rIdzvvh_nk4ybfcebclibpyf">
+            <w:hyperlink w:history="1" r:id="rIdrjoaqryha9pv2yubwmmqh">
               <w:r>
                 <w:rPr>
                   <w:rFonts w:ascii="Arial" w:cs="Arial" w:eastAsia="Arial" w:hAnsi="Arial"/>
@@ -20372,7 +20372,7 @@
               <w:spacing w:after="10" w:before="0"/>
               <w:ind w:left="120"/>
             </w:pPr>
-            <w:hyperlink w:history="1" r:id="rIdqnq1c6tznroa958tnnwtt">
+            <w:hyperlink w:history="1" r:id="rIdvmbddsyxkqu0n7lzmr5ai">
               <w:r>
                 <w:rPr>
                   <w:rFonts w:ascii="Arial" w:cs="Arial" w:eastAsia="Arial" w:hAnsi="Arial"/>
@@ -20417,7 +20417,7 @@
             <w:pPr>
               <w:spacing w:after="20" w:before="0"/>
             </w:pPr>
-            <w:hyperlink w:history="1" r:id="rIdhodi5uhjun-szkrjqrelu">
+            <w:hyperlink w:history="1" r:id="rId4l4hfef8p8dzqsv3oequ7">
               <w:r>
                 <w:rPr>
                   <w:rFonts w:ascii="Arial" w:cs="Arial" w:eastAsia="Arial" w:hAnsi="Arial"/>
@@ -20450,7 +20450,7 @@
               <w:spacing w:after="10" w:before="0"/>
               <w:ind w:left="120"/>
             </w:pPr>
-            <w:hyperlink w:history="1" r:id="rIdpjyvy7dgds5eqh1e8sl21">
+            <w:hyperlink w:history="1" r:id="rIdg3hw5qusshgkmbcu3qv4e">
               <w:r>
                 <w:rPr>
                   <w:rFonts w:ascii="Arial" w:cs="Arial" w:eastAsia="Arial" w:hAnsi="Arial"/>
@@ -20645,7 +20645,7 @@
             <w:pPr>
               <w:spacing w:after="20" w:before="0"/>
             </w:pPr>
-            <w:hyperlink w:history="1" r:id="rIdh88m3dys9sfxgqvt1qxym">
+            <w:hyperlink w:history="1" r:id="rIdpotypqynluchyn0rcmesq">
               <w:r>
                 <w:rPr>
                   <w:rFonts w:ascii="Arial" w:cs="Arial" w:eastAsia="Arial" w:hAnsi="Arial"/>
@@ -20678,7 +20678,7 @@
               <w:spacing w:after="10" w:before="0"/>
               <w:ind w:left="120"/>
             </w:pPr>
-            <w:hyperlink w:history="1" r:id="rIdjpt3ubogt3nt0eukodvxv">
+            <w:hyperlink w:history="1" r:id="rIdhpa2ixgp1qaciyyhwr_4s">
               <w:r>
                 <w:rPr>
                   <w:rFonts w:ascii="Arial" w:cs="Arial" w:eastAsia="Arial" w:hAnsi="Arial"/>
@@ -20723,7 +20723,7 @@
             <w:pPr>
               <w:spacing w:after="20" w:before="0"/>
             </w:pPr>
-            <w:hyperlink w:history="1" r:id="rIddid1ujr-sr2i0j-r9ef9e">
+            <w:hyperlink w:history="1" r:id="rIde56h-4-3gx7zrwvnwwt_9">
               <w:r>
                 <w:rPr>
                   <w:rFonts w:ascii="Arial" w:cs="Arial" w:eastAsia="Arial" w:hAnsi="Arial"/>
@@ -20756,7 +20756,7 @@
               <w:spacing w:after="10" w:before="0"/>
               <w:ind w:left="120"/>
             </w:pPr>
-            <w:hyperlink w:history="1" r:id="rIdjoz-33zhdj-qu2y7fuddt">
+            <w:hyperlink w:history="1" r:id="rId4vgbxvczwwubunzkugr6s">
               <w:r>
                 <w:rPr>
                   <w:rFonts w:ascii="Arial" w:cs="Arial" w:eastAsia="Arial" w:hAnsi="Arial"/>
@@ -20951,7 +20951,7 @@
             <w:pPr>
               <w:spacing w:after="20" w:before="0"/>
             </w:pPr>
-            <w:hyperlink w:history="1" r:id="rId4tix7is6nyoogtm35qa3n">
+            <w:hyperlink w:history="1" r:id="rId_cvdnqiskxdaigwl8ctka">
               <w:r>
                 <w:rPr>
                   <w:rFonts w:ascii="Arial" w:cs="Arial" w:eastAsia="Arial" w:hAnsi="Arial"/>
@@ -20984,7 +20984,7 @@
               <w:spacing w:after="10" w:before="0"/>
               <w:ind w:left="120"/>
             </w:pPr>
-            <w:hyperlink w:history="1" r:id="rIdfe9hykc-ghe3xkrt_t_ai">
+            <w:hyperlink w:history="1" r:id="rIdtve7rnfanu6mhiowmmyop">
               <w:r>
                 <w:rPr>
                   <w:rFonts w:ascii="Arial" w:cs="Arial" w:eastAsia="Arial" w:hAnsi="Arial"/>
@@ -21029,7 +21029,7 @@
             <w:pPr>
               <w:spacing w:after="20" w:before="0"/>
             </w:pPr>
-            <w:hyperlink w:history="1" r:id="rIdjvounizy80mbnr6m9hpx-">
+            <w:hyperlink w:history="1" r:id="rIdbvfeky--2k6lyw9yml07h">
               <w:r>
                 <w:rPr>
                   <w:rFonts w:ascii="Arial" w:cs="Arial" w:eastAsia="Arial" w:hAnsi="Arial"/>
@@ -21062,7 +21062,7 @@
               <w:spacing w:after="10" w:before="0"/>
               <w:ind w:left="120"/>
             </w:pPr>
-            <w:hyperlink w:history="1" r:id="rIdz8ncwecnwokjmeespxnjw">
+            <w:hyperlink w:history="1" r:id="rIdt0fp9m32rfgg9qwihtlpi">
               <w:r>
                 <w:rPr>
                   <w:rFonts w:ascii="Arial" w:cs="Arial" w:eastAsia="Arial" w:hAnsi="Arial"/>
@@ -21257,7 +21257,7 @@
             <w:pPr>
               <w:spacing w:after="20" w:before="0"/>
             </w:pPr>
-            <w:hyperlink w:history="1" r:id="rId-nfyusclt2qvw_dbdry6t">
+            <w:hyperlink w:history="1" r:id="rIdb2od8jtmbbxwllt_nd4uf">
               <w:r>
                 <w:rPr>
                   <w:rFonts w:ascii="Arial" w:cs="Arial" w:eastAsia="Arial" w:hAnsi="Arial"/>
@@ -21290,7 +21290,7 @@
               <w:spacing w:after="10" w:before="0"/>
               <w:ind w:left="120"/>
             </w:pPr>
-            <w:hyperlink w:history="1" r:id="rIdyzcp1cxlyntlycgsh2hry">
+            <w:hyperlink w:history="1" r:id="rIdenfwafbqa4pgoxmb7mzcw">
               <w:r>
                 <w:rPr>
                   <w:rFonts w:ascii="Arial" w:cs="Arial" w:eastAsia="Arial" w:hAnsi="Arial"/>
@@ -21335,7 +21335,7 @@
             <w:pPr>
               <w:spacing w:after="20" w:before="0"/>
             </w:pPr>
-            <w:hyperlink w:history="1" r:id="rIdffl0dxcwm3pazamrjc-99">
+            <w:hyperlink w:history="1" r:id="rId2c8ieh6jb_oy7nrwfl43c">
               <w:r>
                 <w:rPr>
                   <w:rFonts w:ascii="Arial" w:cs="Arial" w:eastAsia="Arial" w:hAnsi="Arial"/>
@@ -21368,7 +21368,7 @@
               <w:spacing w:after="10" w:before="0"/>
               <w:ind w:left="120"/>
             </w:pPr>
-            <w:hyperlink w:history="1" r:id="rIdfwjtb0ujgjjulrv8wpayh">
+            <w:hyperlink w:history="1" r:id="rIdgvq4tsh6pv2kdtb77tcdc">
               <w:r>
                 <w:rPr>
                   <w:rFonts w:ascii="Arial" w:cs="Arial" w:eastAsia="Arial" w:hAnsi="Arial"/>
@@ -21563,7 +21563,7 @@
             <w:pPr>
               <w:spacing w:after="20" w:before="0"/>
             </w:pPr>
-            <w:hyperlink w:history="1" r:id="rIdca9-lwsy7xhjnj2zw9ny1">
+            <w:hyperlink w:history="1" r:id="rId4pqr_xumo8jmzvbw-xiiy">
               <w:r>
                 <w:rPr>
                   <w:rFonts w:ascii="Arial" w:cs="Arial" w:eastAsia="Arial" w:hAnsi="Arial"/>
@@ -21596,7 +21596,7 @@
               <w:spacing w:after="10" w:before="0"/>
               <w:ind w:left="120"/>
             </w:pPr>
-            <w:hyperlink w:history="1" r:id="rIdj47y_z9nyhnilvrjfd8ic">
+            <w:hyperlink w:history="1" r:id="rIdcastbpdegzsgkx5ov3l9d">
               <w:r>
                 <w:rPr>
                   <w:rFonts w:ascii="Arial" w:cs="Arial" w:eastAsia="Arial" w:hAnsi="Arial"/>
@@ -21641,7 +21641,7 @@
             <w:pPr>
               <w:spacing w:after="20" w:before="0"/>
             </w:pPr>
-            <w:hyperlink w:history="1" r:id="rIdyoqczxstlmez_4cqwolpt">
+            <w:hyperlink w:history="1" r:id="rIdzfiy8_jdzjs4eblysb6-k">
               <w:r>
                 <w:rPr>
                   <w:rFonts w:ascii="Arial" w:cs="Arial" w:eastAsia="Arial" w:hAnsi="Arial"/>
@@ -21674,7 +21674,7 @@
               <w:spacing w:after="10" w:before="0"/>
               <w:ind w:left="120"/>
             </w:pPr>
-            <w:hyperlink w:history="1" r:id="rIdz6m2xb5sqer0eixlr8sct">
+            <w:hyperlink w:history="1" r:id="rIddajg6or0amdak5ap7vbrr">
               <w:r>
                 <w:rPr>
                   <w:rFonts w:ascii="Arial" w:cs="Arial" w:eastAsia="Arial" w:hAnsi="Arial"/>
@@ -23275,7 +23275,7 @@
             <w:pPr>
               <w:spacing w:after="20" w:before="0"/>
             </w:pPr>
-            <w:hyperlink w:history="1" r:id="rIdvkgte1xiwbhnpozrreb0l">
+            <w:hyperlink w:history="1" r:id="rIdkbvytttfpj30-pw9h72oa">
               <w:r>
                 <w:rPr>
                   <w:rFonts w:ascii="Arial" w:cs="Arial" w:eastAsia="Arial" w:hAnsi="Arial"/>
@@ -23308,7 +23308,7 @@
               <w:spacing w:after="10" w:before="0"/>
               <w:ind w:left="120"/>
             </w:pPr>
-            <w:hyperlink w:history="1" r:id="rIdraguvel2laed4-ysveafy">
+            <w:hyperlink w:history="1" r:id="rId-ktrxflqsojvx9c7bdzby">
               <w:r>
                 <w:rPr>
                   <w:rFonts w:ascii="Arial" w:cs="Arial" w:eastAsia="Arial" w:hAnsi="Arial"/>
@@ -23353,7 +23353,7 @@
             <w:pPr>
               <w:spacing w:after="20" w:before="0"/>
             </w:pPr>
-            <w:hyperlink w:history="1" r:id="rIdswyzz-2h6oqdzcobf3exd">
+            <w:hyperlink w:history="1" r:id="rIddb5ednq6aopou5dkf17em">
               <w:r>
                 <w:rPr>
                   <w:rFonts w:ascii="Arial" w:cs="Arial" w:eastAsia="Arial" w:hAnsi="Arial"/>
@@ -23386,7 +23386,7 @@
               <w:spacing w:after="10" w:before="0"/>
               <w:ind w:left="120"/>
             </w:pPr>
-            <w:hyperlink w:history="1" r:id="rIdagf5t0irsxwr68bcht3wg">
+            <w:hyperlink w:history="1" r:id="rId5xnbsw5rcha6fmpil6c_a">
               <w:r>
                 <w:rPr>
                   <w:rFonts w:ascii="Arial" w:cs="Arial" w:eastAsia="Arial" w:hAnsi="Arial"/>
@@ -23581,7 +23581,7 @@
             <w:pPr>
               <w:spacing w:after="20" w:before="0"/>
             </w:pPr>
-            <w:hyperlink w:history="1" r:id="rIdbkj_06h4dv4zusxhkejdl">
+            <w:hyperlink w:history="1" r:id="rIdumcfrxjokn-w00y2585bi">
               <w:r>
                 <w:rPr>
                   <w:rFonts w:ascii="Arial" w:cs="Arial" w:eastAsia="Arial" w:hAnsi="Arial"/>
@@ -23614,7 +23614,7 @@
               <w:spacing w:after="10" w:before="0"/>
               <w:ind w:left="120"/>
             </w:pPr>
-            <w:hyperlink w:history="1" r:id="rIdq_nd-lqylmako6bquuwot">
+            <w:hyperlink w:history="1" r:id="rId710fcwdqdbdunb2bjd5jt">
               <w:r>
                 <w:rPr>
                   <w:rFonts w:ascii="Arial" w:cs="Arial" w:eastAsia="Arial" w:hAnsi="Arial"/>
@@ -23659,7 +23659,7 @@
             <w:pPr>
               <w:spacing w:after="20" w:before="0"/>
             </w:pPr>
-            <w:hyperlink w:history="1" r:id="rIdc0ucqendgnxutntve_ofe">
+            <w:hyperlink w:history="1" r:id="rId3xbawjpjiytkneatlvpnx">
               <w:r>
                 <w:rPr>
                   <w:rFonts w:ascii="Arial" w:cs="Arial" w:eastAsia="Arial" w:hAnsi="Arial"/>
@@ -23692,7 +23692,7 @@
               <w:spacing w:after="10" w:before="0"/>
               <w:ind w:left="120"/>
             </w:pPr>
-            <w:hyperlink w:history="1" r:id="rIdb04idrfynwe7fguurophm">
+            <w:hyperlink w:history="1" r:id="rId_djejc_mze8mdpeym_bgz">
               <w:r>
                 <w:rPr>
                   <w:rFonts w:ascii="Arial" w:cs="Arial" w:eastAsia="Arial" w:hAnsi="Arial"/>
@@ -23887,7 +23887,7 @@
             <w:pPr>
               <w:spacing w:after="20" w:before="0"/>
             </w:pPr>
-            <w:hyperlink w:history="1" r:id="rId0p9cxensfkxduzdzmut_b">
+            <w:hyperlink w:history="1" r:id="rIdb67wb99ywgyv1yjwg9yvt">
               <w:r>
                 <w:rPr>
                   <w:rFonts w:ascii="Arial" w:cs="Arial" w:eastAsia="Arial" w:hAnsi="Arial"/>
@@ -23920,7 +23920,7 @@
               <w:spacing w:after="10" w:before="0"/>
               <w:ind w:left="120"/>
             </w:pPr>
-            <w:hyperlink w:history="1" r:id="rIdp1q5pentryerpekeogeb5">
+            <w:hyperlink w:history="1" r:id="rIdopoxdachou7efgfqmq80t">
               <w:r>
                 <w:rPr>
                   <w:rFonts w:ascii="Arial" w:cs="Arial" w:eastAsia="Arial" w:hAnsi="Arial"/>
@@ -23965,7 +23965,7 @@
             <w:pPr>
               <w:spacing w:after="20" w:before="0"/>
             </w:pPr>
-            <w:hyperlink w:history="1" r:id="rIdlpn3xytfyjyxdlw2g5ya8">
+            <w:hyperlink w:history="1" r:id="rIdcgy1vb2yaeiemj6kvhohh">
               <w:r>
                 <w:rPr>
                   <w:rFonts w:ascii="Arial" w:cs="Arial" w:eastAsia="Arial" w:hAnsi="Arial"/>
@@ -23998,7 +23998,7 @@
               <w:spacing w:after="10" w:before="0"/>
               <w:ind w:left="120"/>
             </w:pPr>
-            <w:hyperlink w:history="1" r:id="rIdjurjsh99nmr4x1nhiugq0">
+            <w:hyperlink w:history="1" r:id="rId_nxszkszdc9mj8wk8tqei">
               <w:r>
                 <w:rPr>
                   <w:rFonts w:ascii="Arial" w:cs="Arial" w:eastAsia="Arial" w:hAnsi="Arial"/>
@@ -24193,7 +24193,7 @@
             <w:pPr>
               <w:spacing w:after="20" w:before="0"/>
             </w:pPr>
-            <w:hyperlink w:history="1" r:id="rIdcearxflqcyhxkeurgkqrf">
+            <w:hyperlink w:history="1" r:id="rIdpcofod7e_itxvxjpfygpb">
               <w:r>
                 <w:rPr>
                   <w:rFonts w:ascii="Arial" w:cs="Arial" w:eastAsia="Arial" w:hAnsi="Arial"/>
@@ -24226,7 +24226,7 @@
               <w:spacing w:after="10" w:before="0"/>
               <w:ind w:left="120"/>
             </w:pPr>
-            <w:hyperlink w:history="1" r:id="rId_rp4lt7sfmhdbo9chhj1b">
+            <w:hyperlink w:history="1" r:id="rIdtqgd-hw8oojzo8n400t7t">
               <w:r>
                 <w:rPr>
                   <w:rFonts w:ascii="Arial" w:cs="Arial" w:eastAsia="Arial" w:hAnsi="Arial"/>
@@ -24271,7 +24271,7 @@
             <w:pPr>
               <w:spacing w:after="20" w:before="0"/>
             </w:pPr>
-            <w:hyperlink w:history="1" r:id="rId3b9wcwc2sg_mv760ohjbt">
+            <w:hyperlink w:history="1" r:id="rIdcnudk1kq21hdz_yo3ynbo">
               <w:r>
                 <w:rPr>
                   <w:rFonts w:ascii="Arial" w:cs="Arial" w:eastAsia="Arial" w:hAnsi="Arial"/>
@@ -24304,7 +24304,7 @@
               <w:spacing w:after="10" w:before="0"/>
               <w:ind w:left="120"/>
             </w:pPr>
-            <w:hyperlink w:history="1" r:id="rIdtgllbq4qm6mk9-223xbep">
+            <w:hyperlink w:history="1" r:id="rIdifrxq2woogkonjobq_xjn">
               <w:r>
                 <w:rPr>
                   <w:rFonts w:ascii="Arial" w:cs="Arial" w:eastAsia="Arial" w:hAnsi="Arial"/>
@@ -24499,7 +24499,7 @@
             <w:pPr>
               <w:spacing w:after="20" w:before="0"/>
             </w:pPr>
-            <w:hyperlink w:history="1" r:id="rIdk_hcosm7oxe9xuvhbhyyd">
+            <w:hyperlink w:history="1" r:id="rIdpeuhu9iwvtr34dzehrtmj">
               <w:r>
                 <w:rPr>
                   <w:rFonts w:ascii="Arial" w:cs="Arial" w:eastAsia="Arial" w:hAnsi="Arial"/>
@@ -24532,7 +24532,7 @@
               <w:spacing w:after="10" w:before="0"/>
               <w:ind w:left="120"/>
             </w:pPr>
-            <w:hyperlink w:history="1" r:id="rIdw2b1vjdzvxbx-4begjzlp">
+            <w:hyperlink w:history="1" r:id="rIdmp8iaqhcyvmi9_dyrom3z">
               <w:r>
                 <w:rPr>
                   <w:rFonts w:ascii="Arial" w:cs="Arial" w:eastAsia="Arial" w:hAnsi="Arial"/>
@@ -24577,7 +24577,7 @@
             <w:pPr>
               <w:spacing w:after="20" w:before="0"/>
             </w:pPr>
-            <w:hyperlink w:history="1" r:id="rIdrkeoxlombzhaa7jrrvzrr">
+            <w:hyperlink w:history="1" r:id="rId5enihd6p_qyt8l99rjlbg">
               <w:r>
                 <w:rPr>
                   <w:rFonts w:ascii="Arial" w:cs="Arial" w:eastAsia="Arial" w:hAnsi="Arial"/>
@@ -24610,7 +24610,7 @@
               <w:spacing w:after="10" w:before="0"/>
               <w:ind w:left="120"/>
             </w:pPr>
-            <w:hyperlink w:history="1" r:id="rIdylr3u7cuie_nne9b77pbm">
+            <w:hyperlink w:history="1" r:id="rIdrok--kifse4taoc9tigji">
               <w:r>
                 <w:rPr>
                   <w:rFonts w:ascii="Arial" w:cs="Arial" w:eastAsia="Arial" w:hAnsi="Arial"/>
@@ -26097,7 +26097,7 @@
             <w:pPr>
               <w:spacing w:after="20" w:before="0"/>
             </w:pPr>
-            <w:hyperlink w:history="1" r:id="rIdf-jcozc-2vmbtbqhkq12m">
+            <w:hyperlink w:history="1" r:id="rIdcq0zwk845aoicmfybrdj-">
               <w:r>
                 <w:rPr>
                   <w:rFonts w:ascii="Arial" w:cs="Arial" w:eastAsia="Arial" w:hAnsi="Arial"/>
@@ -26130,7 +26130,7 @@
               <w:spacing w:after="10" w:before="0"/>
               <w:ind w:left="120"/>
             </w:pPr>
-            <w:hyperlink w:history="1" r:id="rIddt6dflffjbzt5xrcydhik">
+            <w:hyperlink w:history="1" r:id="rIdkzm214xfy8g4r2kkagk6a">
               <w:r>
                 <w:rPr>
                   <w:rFonts w:ascii="Arial" w:cs="Arial" w:eastAsia="Arial" w:hAnsi="Arial"/>
@@ -26175,7 +26175,7 @@
             <w:pPr>
               <w:spacing w:after="20" w:before="0"/>
             </w:pPr>
-            <w:hyperlink w:history="1" r:id="rIdcqmbzyqsdj5dzqzdulsa3">
+            <w:hyperlink w:history="1" r:id="rIdxebvaf_f2tcsm5uh_ebcu">
               <w:r>
                 <w:rPr>
                   <w:rFonts w:ascii="Arial" w:cs="Arial" w:eastAsia="Arial" w:hAnsi="Arial"/>
@@ -26208,7 +26208,7 @@
               <w:spacing w:after="10" w:before="0"/>
               <w:ind w:left="120"/>
             </w:pPr>
-            <w:hyperlink w:history="1" r:id="rIdduzioo6xqfpp070g60_5z">
+            <w:hyperlink w:history="1" r:id="rIdjedujpu8i1vwanduyyfqv">
               <w:r>
                 <w:rPr>
                   <w:rFonts w:ascii="Arial" w:cs="Arial" w:eastAsia="Arial" w:hAnsi="Arial"/>
@@ -26403,7 +26403,7 @@
             <w:pPr>
               <w:spacing w:after="20" w:before="0"/>
             </w:pPr>
-            <w:hyperlink w:history="1" r:id="rId4nkfrftpxf1zul2oky3fk">
+            <w:hyperlink w:history="1" r:id="rIday2u91qytxkeryohin7fi">
               <w:r>
                 <w:rPr>
                   <w:rFonts w:ascii="Arial" w:cs="Arial" w:eastAsia="Arial" w:hAnsi="Arial"/>
@@ -26436,7 +26436,7 @@
               <w:spacing w:after="10" w:before="0"/>
               <w:ind w:left="120"/>
             </w:pPr>
-            <w:hyperlink w:history="1" r:id="rIdtp4swdo55jch9da2_mqli">
+            <w:hyperlink w:history="1" r:id="rIdjcme2xvyecywjjjz0c8dp">
               <w:r>
                 <w:rPr>
                   <w:rFonts w:ascii="Arial" w:cs="Arial" w:eastAsia="Arial" w:hAnsi="Arial"/>
@@ -26481,7 +26481,7 @@
             <w:pPr>
               <w:spacing w:after="20" w:before="0"/>
             </w:pPr>
-            <w:hyperlink w:history="1" r:id="rId47kmvh-xuc0wwxak_6odd">
+            <w:hyperlink w:history="1" r:id="rIdh4o2mbkgvipp_2y19xghb">
               <w:r>
                 <w:rPr>
                   <w:rFonts w:ascii="Arial" w:cs="Arial" w:eastAsia="Arial" w:hAnsi="Arial"/>
@@ -26514,7 +26514,7 @@
               <w:spacing w:after="10" w:before="0"/>
               <w:ind w:left="120"/>
             </w:pPr>
-            <w:hyperlink w:history="1" r:id="rIdoldde5v4z_mrkpruy3qbs">
+            <w:hyperlink w:history="1" r:id="rIdtmbtsluuje_sff4tzv2gn">
               <w:r>
                 <w:rPr>
                   <w:rFonts w:ascii="Arial" w:cs="Arial" w:eastAsia="Arial" w:hAnsi="Arial"/>
@@ -26709,7 +26709,313 @@
             <w:pPr>
               <w:spacing w:after="20" w:before="0"/>
             </w:pPr>
-            <w:hyperlink w:history="1" r:id="rIdhpm_x6d2rfa_kn4764q5t">
+            <w:hyperlink w:history="1" r:id="rIdsp_jsfo1sbj1pl3k02sun">
+              <w:r>
+                <w:rPr>
+                  <w:rFonts w:ascii="Arial" w:cs="Arial" w:eastAsia="Arial" w:hAnsi="Arial"/>
+                  <w:color w:val="2E75B6"/>
+                  <w:sz w:val="16"/>
+                  <w:szCs w:val="16"/>
+                  <w:u w:val="single" w:color="2E75B6"/>
+                </w:rPr>
+                <w:t xml:space="preserve">Introduction to the atom</w:t>
+              </w:r>
+            </w:hyperlink>
+          </w:p>
+          <w:p>
+            <w:pPr>
+              <w:spacing w:after="10" w:before="0"/>
+              <w:ind w:left="120"/>
+            </w:pPr>
+            <w:r>
+              <w:rPr>
+                <w:rFonts w:ascii="Arial" w:cs="Arial" w:eastAsia="Arial" w:hAnsi="Arial"/>
+                <w:color w:val="595959"/>
+                <w:sz w:val="14"/>
+                <w:szCs w:val="14"/>
+              </w:rPr>
+              <w:t xml:space="preserve">Source: Khan Academy (English - US curriculum)</w:t>
+            </w:r>
+          </w:p>
+          <w:p>
+            <w:pPr>
+              <w:spacing w:after="10" w:before="0"/>
+              <w:ind w:left="120"/>
+            </w:pPr>
+            <w:hyperlink w:history="1" r:id="rIdufazuunikfp3im3k2mag2">
+              <w:r>
+                <w:rPr>
+                  <w:rFonts w:ascii="Arial" w:cs="Arial" w:eastAsia="Arial" w:hAnsi="Arial"/>
+                  <w:color w:val="595959"/>
+                  <w:sz w:val="14"/>
+                  <w:szCs w:val="14"/>
+                  <w:u w:val="single" w:color="595959"/>
+                </w:rPr>
+                <w:t xml:space="preserve">🔍 Search ARES for similar videos</w:t>
+              </w:r>
+            </w:hyperlink>
+          </w:p>
+          <w:p>
+            <w:pPr>
+              <w:spacing w:after="40" w:before="0"/>
+            </w:pPr>
+            <w:r>
+              <w:rPr>
+                <w:sz w:val="14"/>
+                <w:szCs w:val="14"/>
+              </w:rPr>
+              <w:t xml:space="preserve"/>
+            </w:r>
+          </w:p>
+          <w:p>
+            <w:pPr>
+              <w:spacing w:after="20" w:before="0"/>
+            </w:pPr>
+            <w:r>
+              <w:rPr>
+                <w:rFonts w:ascii="Arial" w:cs="Arial" w:eastAsia="Arial" w:hAnsi="Arial"/>
+                <w:b/>
+                <w:bCs/>
+                <w:color w:val="1F3864"/>
+                <w:sz w:val="16"/>
+                <w:szCs w:val="16"/>
+              </w:rPr>
+              <w:t xml:space="preserve">📖 HTML:</w:t>
+            </w:r>
+          </w:p>
+          <w:p>
+            <w:pPr>
+              <w:spacing w:after="20" w:before="0"/>
+            </w:pPr>
+            <w:hyperlink w:history="1" r:id="rIdniej5acdaq_7-33skruej">
+              <w:r>
+                <w:rPr>
+                  <w:rFonts w:ascii="Arial" w:cs="Arial" w:eastAsia="Arial" w:hAnsi="Arial"/>
+                  <w:color w:val="2E75B6"/>
+                  <w:sz w:val="16"/>
+                  <w:szCs w:val="16"/>
+                  <w:u w:val="single" w:color="2E75B6"/>
+                </w:rPr>
+                <w:t xml:space="preserve">Isotopes and Atomic Mass</w:t>
+              </w:r>
+            </w:hyperlink>
+          </w:p>
+          <w:p>
+            <w:pPr>
+              <w:spacing w:after="10" w:before="0"/>
+              <w:ind w:left="120"/>
+            </w:pPr>
+            <w:r>
+              <w:rPr>
+                <w:rFonts w:ascii="Arial" w:cs="Arial" w:eastAsia="Arial" w:hAnsi="Arial"/>
+                <w:color w:val="595959"/>
+                <w:sz w:val="14"/>
+                <w:szCs w:val="14"/>
+              </w:rPr>
+              <w:t xml:space="preserve">Source: PhET Interactive Simulations (English)</w:t>
+            </w:r>
+          </w:p>
+          <w:p>
+            <w:pPr>
+              <w:spacing w:after="10" w:before="0"/>
+              <w:ind w:left="120"/>
+            </w:pPr>
+            <w:hyperlink w:history="1" r:id="rIdmfd5v7quipdjwzkmxl-x8">
+              <w:r>
+                <w:rPr>
+                  <w:rFonts w:ascii="Arial" w:cs="Arial" w:eastAsia="Arial" w:hAnsi="Arial"/>
+                  <w:color w:val="595959"/>
+                  <w:sz w:val="14"/>
+                  <w:szCs w:val="14"/>
+                  <w:u w:val="single" w:color="595959"/>
+                </w:rPr>
+                <w:t xml:space="preserve">🔍 Search ARES for similar readings</w:t>
+              </w:r>
+            </w:hyperlink>
+          </w:p>
+        </w:tc>
+        <w:tc>
+          <w:tcPr>
+            <w:tcW w:type="dxa" w:w="3040"/>
+            <w:shd w:fill="FFFFFF" w:color="auto" w:val="clear"/>
+            <w:tcMar>
+              <w:top w:type="dxa" w:w="60"/>
+              <w:left w:type="dxa" w:w="120"/>
+              <w:bottom w:type="dxa" w:w="60"/>
+              <w:right w:type="dxa" w:w="120"/>
+            </w:tcMar>
+            <w:vAlign w:val="top"/>
+          </w:tcPr>
+          <w:p>
+            <w:pPr>
+              <w:spacing w:after="40" w:before="0"/>
+              <w:jc w:val="left"/>
+            </w:pPr>
+            <w:r>
+              <w:rPr>
+                <w:rFonts w:ascii="Arial" w:cs="Arial" w:eastAsia="Arial" w:hAnsi="Arial"/>
+                <w:b w:val="false"/>
+                <w:bCs w:val="false"/>
+                <w:i w:val="false"/>
+                <w:iCs w:val="false"/>
+                <w:color w:val="000000"/>
+                <w:sz w:val="18"/>
+                <w:szCs w:val="18"/>
+              </w:rPr>
+              <w:t xml:space="preserve">Groups (4–5 students) spend 25 minutes constructing their 'Atomic Model Journey' poster or digital slide. The model must include five labelled sections: (1) Timeline of atomic models — Dalton → Rutherford → Bohr → Modern orbital model, with one key piece of evidence that forced each revision; (2) Annotated diagrams of sodium (Na) and potassium (K) atoms showing their full s/p electron configurations (Na: 1s²2s²2p⁶3s¹; K: 1s²2s²2p⁶3s²3p⁶4s¹) and indicating the outermost (valence) electron; (3) Isotope panel — definition, example (Na-23 only stable isotope; note Cl-35/Cl-37), and RAM formula; (4) Flame explanation panel — a diagram showing an electron in the 3s orbital of Na absorbing heat energy, jumping to an excited state, then falling back and releasing a yellow photon (λ ≈ 589 nm); an equivalent diagram for K's 4s electron releasing a violet photon; (5) Driving question answer — one or two written sentences directly answering 'Why do different substances produce different colours in a flame?' Groups then conduct a 3-minute Gallery Walk presentation to the rest of the class, with one student presenting while the others listen and use a peer-feedback card ('One thing they explained clearly' / 'One question I still have').</w:t>
+            </w:r>
+          </w:p>
+        </w:tc>
+        <w:tc>
+          <w:tcPr>
+            <w:tcW w:type="dxa" w:w="3040"/>
+            <w:shd w:fill="F2F2F2" w:color="auto" w:val="clear"/>
+            <w:tcMar>
+              <w:top w:type="dxa" w:w="60"/>
+              <w:left w:type="dxa" w:w="120"/>
+              <w:bottom w:type="dxa" w:w="60"/>
+              <w:right w:type="dxa" w:w="120"/>
+            </w:tcMar>
+            <w:vAlign w:val="top"/>
+          </w:tcPr>
+          <w:p>
+            <w:pPr>
+              <w:spacing w:after="40" w:before="0"/>
+              <w:jc w:val="left"/>
+            </w:pPr>
+            <w:r>
+              <w:rPr>
+                <w:rFonts w:ascii="Arial" w:cs="Arial" w:eastAsia="Arial" w:hAnsi="Arial"/>
+                <w:b w:val="false"/>
+                <w:bCs w:val="false"/>
+                <w:i w:val="false"/>
+                <w:iCs w:val="false"/>
+                <w:color w:val="000000"/>
+                <w:sz w:val="18"/>
+                <w:szCs w:val="18"/>
+              </w:rPr>
+              <w:t xml:space="preserve">During construction (25 min): Circulate continuously. At each group, spend 90 seconds asking probing questions before moving on. Use these specific prompts: 'Show me on your diagram — which electron in potassium is the one that gets excited? How do you know?' / 'Your RAM panel says the RAM of chlorine is 35.5. Walk me through the calculation.' / 'Your flame diagram shows the electron going up — what form of energy does it absorb, and what form does it release? Are those the same?' [10-second wait after each.] If a group is stuck on the electron configuration of K, scaffold: 'Fill the orbitals in order: 1s, then 2s, then 2p — how many electrons fit in each? Keep going until you've placed all 19.' During Gallery Walk (12 min): Each group presents for 3 minutes. Teacher times strictly. After each presentation, cold-call one audience member: 'Akinyi, what was one connection their model made that your group made differently?' After all groups: 'Let's write ONE class answer to the driving question on the board together. Who will give me the first sentence?' [Cold-call. Build the sentence collaboratively. Confirm it references: valence electrons, energy levels/orbitals, excited state, photon emission, different energies = different colours.]</w:t>
+            </w:r>
+          </w:p>
+        </w:tc>
+        <w:tc>
+          <w:tcPr>
+            <w:tcW w:type="dxa" w:w="3040"/>
+            <w:shd w:fill="FFFFFF" w:color="auto" w:val="clear"/>
+            <w:tcMar>
+              <w:top w:type="dxa" w:w="60"/>
+              <w:left w:type="dxa" w:w="120"/>
+              <w:bottom w:type="dxa" w:w="60"/>
+              <w:right w:type="dxa" w:w="120"/>
+            </w:tcMar>
+            <w:vAlign w:val="top"/>
+          </w:tcPr>
+          <w:p>
+            <w:pPr>
+              <w:spacing w:after="40" w:before="0"/>
+              <w:jc w:val="left"/>
+            </w:pPr>
+            <w:r>
+              <w:rPr>
+                <w:rFonts w:ascii="Arial" w:cs="Arial" w:eastAsia="Arial" w:hAnsi="Arial"/>
+                <w:b w:val="false"/>
+                <w:bCs w:val="false"/>
+                <w:i w:val="false"/>
+                <w:iCs w:val="false"/>
+                <w:color w:val="000000"/>
+                <w:sz w:val="18"/>
+                <w:szCs w:val="18"/>
+              </w:rPr>
+              <w:t xml:space="preserve">Strategy: Cumulative Model Construction + Gallery Walk (NGSS SEP 2: Developing and Using Models; SEP 6: Constructing Explanations). Building a single poster that integrates ALL unit content requires students to synthesise rather than merely recall. The Gallery Walk shifts the audience role to active listeners who must evaluate another group's model against their own, deepening metacognitive awareness. The teacher-facilitated construction of one shared class answer to the driving question on the board provides a whole-class consolidation anchor that ensures no student leaves with a fragmented explanation.</w:t>
+            </w:r>
+          </w:p>
+        </w:tc>
+        <w:tc>
+          <w:tcPr>
+            <w:tcW w:type="dxa" w:w="3040"/>
+            <w:shd w:fill="F2F2F2" w:color="auto" w:val="clear"/>
+            <w:tcMar>
+              <w:top w:type="dxa" w:w="60"/>
+              <w:left w:type="dxa" w:w="120"/>
+              <w:bottom w:type="dxa" w:w="60"/>
+              <w:right w:type="dxa" w:w="120"/>
+            </w:tcMar>
+            <w:vAlign w:val="top"/>
+          </w:tcPr>
+          <w:p>
+            <w:pPr>
+              <w:spacing w:after="40" w:before="0"/>
+              <w:jc w:val="left"/>
+            </w:pPr>
+            <w:r>
+              <w:rPr>
+                <w:rFonts w:ascii="Arial" w:cs="Arial" w:eastAsia="Arial" w:hAnsi="Arial"/>
+                <w:b w:val="false"/>
+                <w:bCs w:val="false"/>
+                <w:i w:val="false"/>
+                <w:iCs w:val="false"/>
+                <w:color w:val="000000"/>
+                <w:sz w:val="18"/>
+                <w:szCs w:val="18"/>
+              </w:rPr>
+              <w:t xml:space="preserve">Observable indicator — Model completeness: Teacher uses a rapid 5-point checklist during gallery walk (1 point each): atomic model timeline present; Na and K electron configurations correct; isotope panel includes RAM calculation; flame diagram shows excited state and photon emission; driving question answered in writing. Groups scoring 3 or below are flagged for targeted support during Phase 5. Observable indicator — Presentation quality: Presenters use terms 'orbital', 'energy level', 'excited state', 'photon', and 'valence electron' correctly at least once each during their 3 minutes.</w:t>
+            </w:r>
+          </w:p>
+        </w:tc>
+      </w:tr>
+      <w:tr>
+        <w:tc>
+          <w:tcPr>
+            <w:tcW w:type="dxa" w:w="1520"/>
+            <w:shd w:fill="FCE4D6" w:color="auto" w:val="clear"/>
+            <w:tcMar>
+              <w:top w:type="dxa" w:w="60"/>
+              <w:left w:type="dxa" w:w="120"/>
+              <w:bottom w:type="dxa" w:w="60"/>
+              <w:right w:type="dxa" w:w="120"/>
+            </w:tcMar>
+            <w:vAlign w:val="top"/>
+          </w:tcPr>
+          <w:p>
+            <w:pPr>
+              <w:spacing w:after="40" w:before="0"/>
+              <w:jc w:val="left"/>
+            </w:pPr>
+            <w:r>
+              <w:rPr>
+                <w:rFonts w:ascii="Arial" w:cs="Arial" w:eastAsia="Arial" w:hAnsi="Arial"/>
+                <w:b/>
+                <w:bCs/>
+                <w:i w:val="false"/>
+                <w:iCs w:val="false"/>
+                <w:color w:val="000000"/>
+                <w:sz w:val="18"/>
+                <w:szCs w:val="18"/>
+              </w:rPr>
+              <w:t xml:space="preserve">Driving Question Board (DQB) Creation</w:t>
+            </w:r>
+          </w:p>
+          <w:p>
+            <w:pPr>
+              <w:spacing w:after="20" w:before="0"/>
+            </w:pPr>
+            <w:r>
+              <w:rPr>
+                <w:rFonts w:ascii="Arial" w:cs="Arial" w:eastAsia="Arial" w:hAnsi="Arial"/>
+                <w:b/>
+                <w:bCs/>
+                <w:color w:val="1F3864"/>
+                <w:sz w:val="16"/>
+                <w:szCs w:val="16"/>
+              </w:rPr>
+              <w:t xml:space="preserve">📹 VIDEO:</w:t>
+            </w:r>
+          </w:p>
+          <w:p>
+            <w:pPr>
+              <w:spacing w:after="20" w:before="0"/>
+            </w:pPr>
+            <w:hyperlink w:history="1" r:id="rId-7zq4jrpd55xwditzwpd8">
               <w:r>
                 <w:rPr>
                   <w:rFonts w:ascii="Arial" w:cs="Arial" w:eastAsia="Arial" w:hAnsi="Arial"/>
@@ -26742,7 +27048,7 @@
               <w:spacing w:after="10" w:before="0"/>
               <w:ind w:left="120"/>
             </w:pPr>
-            <w:hyperlink w:history="1" r:id="rIdeybzaf6uj7bl-tjo87pjy">
+            <w:hyperlink w:history="1" r:id="rIdf11oa7ek2jyewa6pzqg4n">
               <w:r>
                 <w:rPr>
                   <w:rFonts w:ascii="Arial" w:cs="Arial" w:eastAsia="Arial" w:hAnsi="Arial"/>
@@ -26787,7 +27093,7 @@
             <w:pPr>
               <w:spacing w:after="20" w:before="0"/>
             </w:pPr>
-            <w:hyperlink w:history="1" r:id="rIdjrs6icdlfa10rgzvtizpj">
+            <w:hyperlink w:history="1" r:id="rIdi_t6hlrwigg_lcwzzglhh">
               <w:r>
                 <w:rPr>
                   <w:rFonts w:ascii="Arial" w:cs="Arial" w:eastAsia="Arial" w:hAnsi="Arial"/>
@@ -26796,7 +27102,7 @@
                   <w:szCs w:val="16"/>
                   <w:u w:val="single" w:color="2E75B6"/>
                 </w:rPr>
-                <w:t xml:space="preserve">Isotopes and Atomic Mass</w:t>
+                <w:t xml:space="preserve">Energy Levels: Bohr's Atomic Model (PLIX)</w:t>
               </w:r>
             </w:hyperlink>
           </w:p>
@@ -26812,7 +27118,7 @@
                 <w:sz w:val="14"/>
                 <w:szCs w:val="14"/>
               </w:rPr>
-              <w:t xml:space="preserve">Source: PhET Interactive Simulations (English)</w:t>
+              <w:t xml:space="preserve">Source: CK-12</w:t>
             </w:r>
           </w:p>
           <w:p>
@@ -26820,7 +27126,7 @@
               <w:spacing w:after="10" w:before="0"/>
               <w:ind w:left="120"/>
             </w:pPr>
-            <w:hyperlink w:history="1" r:id="rIdutdzaxm2lx-m7yeramh9u">
+            <w:hyperlink w:history="1" r:id="rIdcwodtq8efh9a5vn_ply9g">
               <w:r>
                 <w:rPr>
                   <w:rFonts w:ascii="Arial" w:cs="Arial" w:eastAsia="Arial" w:hAnsi="Arial"/>
@@ -26862,7 +27168,7 @@
                 <w:sz w:val="18"/>
                 <w:szCs w:val="18"/>
               </w:rPr>
-              <w:t xml:space="preserve">Groups (4–5 students) spend 25 minutes constructing their 'Atomic Model Journey' poster or digital slide. The model must include five labelled sections: (1) Timeline of atomic models — Dalton → Rutherford → Bohr → Modern orbital model, with one key piece of evidence that forced each revision; (2) Annotated diagrams of sodium (Na) and potassium (K) atoms showing their full s/p electron configurations (Na: 1s²2s²2p⁶3s¹; K: 1s²2s²2p⁶3s²3p⁶4s¹) and indicating the outermost (valence) electron; (3) Isotope panel — definition, example (Na-23 only stable isotope; note Cl-35/Cl-37), and RAM formula; (4) Flame explanation panel — a diagram showing an electron in the 3s orbital of Na absorbing heat energy, jumping to an excited state, then falling back and releasing a yellow photon (λ ≈ 589 nm); an equivalent diagram for K's 4s electron releasing a violet photon; (5) Driving question answer — one or two written sentences directly answering 'Why do different substances produce different colours in a flame?' Groups then conduct a 3-minute Gallery Walk presentation to the rest of the class, with one student presenting while the others listen and use a peer-feedback card ('One thing they explained clearly' / 'One question I still have').</w:t>
+              <w:t xml:space="preserve">The teacher reveals the original DQB from Lesson 1 — the full collection of wonder questions students posted at the start of the unit (e.g., 'Why does salt make fire yellow?', 'Are all atoms of the same element identical?', 'What are electrons actually doing inside an atom?', 'Why do atoms have different masses?'). Each question card is read aloud. Students individually (no group discussion) assign each question to one of three categories using coloured dots or a show of hands: GREEN — fully answered in this unit; YELLOW — partially answered, more to learn; RED — not yet addressed, passes to a future strand. After voting, the teacher leads a brief discussion on 2–3 contested questions. The teacher then explicitly bridges RED and YELLOW questions to Sub-Strand 1.3: 'You asked WHY elements behave differently in reactions — that is exactly what the Periodic Table in our next sub-strand will explain, using the very electron configurations you've just drawn.'</w:t>
             </w:r>
           </w:p>
         </w:tc>
@@ -26894,7 +27200,7 @@
                 <w:sz w:val="18"/>
                 <w:szCs w:val="18"/>
               </w:rPr>
-              <w:t xml:space="preserve">During construction (25 min): Circulate continuously. At each group, spend 90 seconds asking probing questions before moving on. Use these specific prompts: 'Show me on your diagram — which electron in potassium is the one that gets excited? How do you know?' / 'Your RAM panel says the RAM of chlorine is 35.5. Walk me through the calculation.' / 'Your flame diagram shows the electron going up — what form of energy does it absorb, and what form does it release? Are those the same?' [10-second wait after each.] If a group is stuck on the electron configuration of K, scaffold: 'Fill the orbitals in order: 1s, then 2s, then 2p — how many electrons fit in each? Keep going until you've placed all 19.' During Gallery Walk (12 min): Each group presents for 3 minutes. Teacher times strictly. After each presentation, cold-call one audience member: 'Akinyi, what was one connection their model made that your group made differently?' After all groups: 'Let's write ONE class answer to the driving question on the board together. Who will give me the first sentence?' [Cold-call. Build the sentence collaboratively. Confirm it references: valence electrons, energy levels/orbitals, excited state, photon emission, different energies = different colours.]</w:t>
+              <w:t xml:space="preserve">Unpin or project the original DQB. Say: 'These are the questions YOU asked in Lesson 1 when you first saw the burning hearth. Let's see how far we've come.' Read each question card aloud with deliberate slowness. For each: 'GREEN if fully answered — show me.' [Count hands.] 'YELLOW if partially answered.' 'RED if we haven't touched it yet.' After voting on all cards: Select one GREEN question (e.g., 'Why does salt make fire yellow?') and cold-call: 'Mwangi, answer that question right now — fully — as if explaining to your grandmother in Kericho who has never studied chemistry. Go.' [15-second wait. Accept answer. Prompt the class: 'Did he answer it fully? What would you add?'] Select one RED question and say: 'This question is not unanswered — it is waiting for you. Write it in the first page of your new Sub-Strand 1.3 exercise book section as your personal driving question.' Formally close the DQB: 'This board is done. The fire mystery is solved. But bigger mysteries are waiting.'</w:t>
             </w:r>
           </w:p>
         </w:tc>
@@ -26926,7 +27232,7 @@
                 <w:sz w:val="18"/>
                 <w:szCs w:val="18"/>
               </w:rPr>
-              <w:t xml:space="preserve">Strategy: Cumulative Model Construction + Gallery Walk (NGSS SEP 2: Developing and Using Models; SEP 6: Constructing Explanations). Building a single poster that integrates ALL unit content requires students to synthesise rather than merely recall. The Gallery Walk shifts the audience role to active listeners who must evaluate another group's model against their own, deepening metacognitive awareness. The teacher-facilitated construction of one shared class answer to the driving question on the board provides a whole-class consolidation anchor that ensures no student leaves with a fragmented explanation.</w:t>
+              <w:t xml:space="preserve">Strategy: Structured DQB Closure with Forward Bridge (NGSS SEP 1: Asking Questions; SEP 8: Obtaining, Evaluating, and Communicating Information). Returning to the original questions from Lesson 1 creates a powerful narrative arc: students see their own intellectual journey made concrete. The three-category voting (fully answered / partially / not yet) builds metacognitive awareness about the limits of current knowledge — a core scientific practice. The explicit bridge to 1.3 prevents the DQB from feeling like a dead end and sustains curiosity.</w:t>
             </w:r>
           </w:p>
         </w:tc>
@@ -26958,7 +27264,7 @@
                 <w:sz w:val="18"/>
                 <w:szCs w:val="18"/>
               </w:rPr>
-              <w:t xml:space="preserve">Observable indicator — Model completeness: Teacher uses a rapid 5-point checklist during gallery walk (1 point each): atomic model timeline present; Na and K electron configurations correct; isotope panel includes RAM calculation; flame diagram shows excited state and photon emission; driving question answered in writing. Groups scoring 3 or below are flagged for targeted support during Phase 5. Observable indicator — Presentation quality: Presenters use terms 'orbital', 'energy level', 'excited state', 'photon', and 'valence electron' correctly at least once each during their 3 minutes.</w:t>
+              <w:t xml:space="preserve">Observable indicator: Every student participates in the voting (show of hands or dot stickers — teacher scans for non-participants and prompts them by name). Quality indicator: When cold-called to answer the GREEN question, the student's explanation references valence electrons, excitation, photon emission, and the phenomenon — all four elements. Absence of any one element is noted and addressed in the teacher reflection.</w:t>
             </w:r>
           </w:p>
         </w:tc>
@@ -26967,32 +27273,32 @@
         <w:tc>
           <w:tcPr>
             <w:tcW w:type="dxa" w:w="1520"/>
-            <w:shd w:fill="FCE4D6" w:color="auto" w:val="clear"/>
-            <w:tcMar>
-              <w:top w:type="dxa" w:w="60"/>
-              <w:left w:type="dxa" w:w="120"/>
-              <w:bottom w:type="dxa" w:w="60"/>
-              <w:right w:type="dxa" w:w="120"/>
-            </w:tcMar>
-            <w:vAlign w:val="top"/>
-          </w:tcPr>
-          <w:p>
-            <w:pPr>
-              <w:spacing w:after="40" w:before="0"/>
-              <w:jc w:val="left"/>
-            </w:pPr>
-            <w:r>
-              <w:rPr>
-                <w:rFonts w:ascii="Arial" w:cs="Arial" w:eastAsia="Arial" w:hAnsi="Arial"/>
-                <w:b/>
-                <w:bCs/>
-                <w:i w:val="false"/>
-                <w:iCs w:val="false"/>
-                <w:color w:val="000000"/>
-                <w:sz w:val="18"/>
-                <w:szCs w:val="18"/>
-              </w:rPr>
-              <w:t xml:space="preserve">Driving Question Board (DQB) Creation</w:t>
+            <w:shd w:fill="D5E8F0" w:color="auto" w:val="clear"/>
+            <w:tcMar>
+              <w:top w:type="dxa" w:w="60"/>
+              <w:left w:type="dxa" w:w="120"/>
+              <w:bottom w:type="dxa" w:w="60"/>
+              <w:right w:type="dxa" w:w="120"/>
+            </w:tcMar>
+            <w:vAlign w:val="top"/>
+          </w:tcPr>
+          <w:p>
+            <w:pPr>
+              <w:spacing w:after="40" w:before="0"/>
+              <w:jc w:val="left"/>
+            </w:pPr>
+            <w:r>
+              <w:rPr>
+                <w:rFonts w:ascii="Arial" w:cs="Arial" w:eastAsia="Arial" w:hAnsi="Arial"/>
+                <w:b/>
+                <w:bCs/>
+                <w:i w:val="false"/>
+                <w:iCs w:val="false"/>
+                <w:color w:val="000000"/>
+                <w:sz w:val="18"/>
+                <w:szCs w:val="18"/>
+              </w:rPr>
+              <w:t xml:space="preserve">Model Building Phase</w:t>
             </w:r>
           </w:p>
           <w:p>
@@ -27015,7 +27321,7 @@
             <w:pPr>
               <w:spacing w:after="20" w:before="0"/>
             </w:pPr>
-            <w:hyperlink w:history="1" r:id="rIdbrs8egrqqplkuepwkc-gr">
+            <w:hyperlink w:history="1" r:id="rId3l-i4jtpgnt4rtcvqg5ng">
               <w:r>
                 <w:rPr>
                   <w:rFonts w:ascii="Arial" w:cs="Arial" w:eastAsia="Arial" w:hAnsi="Arial"/>
@@ -27024,7 +27330,7 @@
                   <w:szCs w:val="16"/>
                   <w:u w:val="single" w:color="2E75B6"/>
                 </w:rPr>
-                <w:t xml:space="preserve">Atomic Energy Levels</w:t>
+                <w:t xml:space="preserve">Bohr model energy levels (derivation using physics)</w:t>
               </w:r>
             </w:hyperlink>
           </w:p>
@@ -27048,7 +27354,7 @@
               <w:spacing w:after="10" w:before="0"/>
               <w:ind w:left="120"/>
             </w:pPr>
-            <w:hyperlink w:history="1" r:id="rId420a5bt6beqttboivhn8n">
+            <w:hyperlink w:history="1" r:id="rIdhr37f1o1tdcuqwbkjxywo">
               <w:r>
                 <w:rPr>
                   <w:rFonts w:ascii="Arial" w:cs="Arial" w:eastAsia="Arial" w:hAnsi="Arial"/>
@@ -27093,7 +27399,7 @@
             <w:pPr>
               <w:spacing w:after="20" w:before="0"/>
             </w:pPr>
-            <w:hyperlink w:history="1" r:id="rIdosyhgxvrmt_gtcpws7ykw">
+            <w:hyperlink w:history="1" r:id="rIdo8htj8tah-0lkgfqjm31a">
               <w:r>
                 <w:rPr>
                   <w:rFonts w:ascii="Arial" w:cs="Arial" w:eastAsia="Arial" w:hAnsi="Arial"/>
@@ -27126,313 +27432,7 @@
               <w:spacing w:after="10" w:before="0"/>
               <w:ind w:left="120"/>
             </w:pPr>
-            <w:hyperlink w:history="1" r:id="rIdmehtirbbnb5y5dfrvyfw6">
-              <w:r>
-                <w:rPr>
-                  <w:rFonts w:ascii="Arial" w:cs="Arial" w:eastAsia="Arial" w:hAnsi="Arial"/>
-                  <w:color w:val="595959"/>
-                  <w:sz w:val="14"/>
-                  <w:szCs w:val="14"/>
-                  <w:u w:val="single" w:color="595959"/>
-                </w:rPr>
-                <w:t xml:space="preserve">🔍 Search ARES for similar readings</w:t>
-              </w:r>
-            </w:hyperlink>
-          </w:p>
-        </w:tc>
-        <w:tc>
-          <w:tcPr>
-            <w:tcW w:type="dxa" w:w="3040"/>
-            <w:shd w:fill="FFFFFF" w:color="auto" w:val="clear"/>
-            <w:tcMar>
-              <w:top w:type="dxa" w:w="60"/>
-              <w:left w:type="dxa" w:w="120"/>
-              <w:bottom w:type="dxa" w:w="60"/>
-              <w:right w:type="dxa" w:w="120"/>
-            </w:tcMar>
-            <w:vAlign w:val="top"/>
-          </w:tcPr>
-          <w:p>
-            <w:pPr>
-              <w:spacing w:after="40" w:before="0"/>
-              <w:jc w:val="left"/>
-            </w:pPr>
-            <w:r>
-              <w:rPr>
-                <w:rFonts w:ascii="Arial" w:cs="Arial" w:eastAsia="Arial" w:hAnsi="Arial"/>
-                <w:b w:val="false"/>
-                <w:bCs w:val="false"/>
-                <w:i w:val="false"/>
-                <w:iCs w:val="false"/>
-                <w:color w:val="000000"/>
-                <w:sz w:val="18"/>
-                <w:szCs w:val="18"/>
-              </w:rPr>
-              <w:t xml:space="preserve">The teacher reveals the original DQB from Lesson 1 — the full collection of wonder questions students posted at the start of the unit (e.g., 'Why does salt make fire yellow?', 'Are all atoms of the same element identical?', 'What are electrons actually doing inside an atom?', 'Why do atoms have different masses?'). Each question card is read aloud. Students individually (no group discussion) assign each question to one of three categories using coloured dots or a show of hands: GREEN — fully answered in this unit; YELLOW — partially answered, more to learn; RED — not yet addressed, passes to a future strand. After voting, the teacher leads a brief discussion on 2–3 contested questions. The teacher then explicitly bridges RED and YELLOW questions to Sub-Strand 1.3: 'You asked WHY elements behave differently in reactions — that is exactly what the Periodic Table in our next sub-strand will explain, using the very electron configurations you've just drawn.'</w:t>
-            </w:r>
-          </w:p>
-        </w:tc>
-        <w:tc>
-          <w:tcPr>
-            <w:tcW w:type="dxa" w:w="3040"/>
-            <w:shd w:fill="F2F2F2" w:color="auto" w:val="clear"/>
-            <w:tcMar>
-              <w:top w:type="dxa" w:w="60"/>
-              <w:left w:type="dxa" w:w="120"/>
-              <w:bottom w:type="dxa" w:w="60"/>
-              <w:right w:type="dxa" w:w="120"/>
-            </w:tcMar>
-            <w:vAlign w:val="top"/>
-          </w:tcPr>
-          <w:p>
-            <w:pPr>
-              <w:spacing w:after="40" w:before="0"/>
-              <w:jc w:val="left"/>
-            </w:pPr>
-            <w:r>
-              <w:rPr>
-                <w:rFonts w:ascii="Arial" w:cs="Arial" w:eastAsia="Arial" w:hAnsi="Arial"/>
-                <w:b w:val="false"/>
-                <w:bCs w:val="false"/>
-                <w:i w:val="false"/>
-                <w:iCs w:val="false"/>
-                <w:color w:val="000000"/>
-                <w:sz w:val="18"/>
-                <w:szCs w:val="18"/>
-              </w:rPr>
-              <w:t xml:space="preserve">Unpin or project the original DQB. Say: 'These are the questions YOU asked in Lesson 1 when you first saw the burning hearth. Let's see how far we've come.' Read each question card aloud with deliberate slowness. For each: 'GREEN if fully answered — show me.' [Count hands.] 'YELLOW if partially answered.' 'RED if we haven't touched it yet.' After voting on all cards: Select one GREEN question (e.g., 'Why does salt make fire yellow?') and cold-call: 'Mwangi, answer that question right now — fully — as if explaining to your grandmother in Kericho who has never studied chemistry. Go.' [15-second wait. Accept answer. Prompt the class: 'Did he answer it fully? What would you add?'] Select one RED question and say: 'This question is not unanswered — it is waiting for you. Write it in the first page of your new Sub-Strand 1.3 exercise book section as your personal driving question.' Formally close the DQB: 'This board is done. The fire mystery is solved. But bigger mysteries are waiting.'</w:t>
-            </w:r>
-          </w:p>
-        </w:tc>
-        <w:tc>
-          <w:tcPr>
-            <w:tcW w:type="dxa" w:w="3040"/>
-            <w:shd w:fill="FFFFFF" w:color="auto" w:val="clear"/>
-            <w:tcMar>
-              <w:top w:type="dxa" w:w="60"/>
-              <w:left w:type="dxa" w:w="120"/>
-              <w:bottom w:type="dxa" w:w="60"/>
-              <w:right w:type="dxa" w:w="120"/>
-            </w:tcMar>
-            <w:vAlign w:val="top"/>
-          </w:tcPr>
-          <w:p>
-            <w:pPr>
-              <w:spacing w:after="40" w:before="0"/>
-              <w:jc w:val="left"/>
-            </w:pPr>
-            <w:r>
-              <w:rPr>
-                <w:rFonts w:ascii="Arial" w:cs="Arial" w:eastAsia="Arial" w:hAnsi="Arial"/>
-                <w:b w:val="false"/>
-                <w:bCs w:val="false"/>
-                <w:i w:val="false"/>
-                <w:iCs w:val="false"/>
-                <w:color w:val="000000"/>
-                <w:sz w:val="18"/>
-                <w:szCs w:val="18"/>
-              </w:rPr>
-              <w:t xml:space="preserve">Strategy: Structured DQB Closure with Forward Bridge (NGSS SEP 1: Asking Questions; SEP 8: Obtaining, Evaluating, and Communicating Information). Returning to the original questions from Lesson 1 creates a powerful narrative arc: students see their own intellectual journey made concrete. The three-category voting (fully answered / partially / not yet) builds metacognitive awareness about the limits of current knowledge — a core scientific practice. The explicit bridge to 1.3 prevents the DQB from feeling like a dead end and sustains curiosity.</w:t>
-            </w:r>
-          </w:p>
-        </w:tc>
-        <w:tc>
-          <w:tcPr>
-            <w:tcW w:type="dxa" w:w="3040"/>
-            <w:shd w:fill="F2F2F2" w:color="auto" w:val="clear"/>
-            <w:tcMar>
-              <w:top w:type="dxa" w:w="60"/>
-              <w:left w:type="dxa" w:w="120"/>
-              <w:bottom w:type="dxa" w:w="60"/>
-              <w:right w:type="dxa" w:w="120"/>
-            </w:tcMar>
-            <w:vAlign w:val="top"/>
-          </w:tcPr>
-          <w:p>
-            <w:pPr>
-              <w:spacing w:after="40" w:before="0"/>
-              <w:jc w:val="left"/>
-            </w:pPr>
-            <w:r>
-              <w:rPr>
-                <w:rFonts w:ascii="Arial" w:cs="Arial" w:eastAsia="Arial" w:hAnsi="Arial"/>
-                <w:b w:val="false"/>
-                <w:bCs w:val="false"/>
-                <w:i w:val="false"/>
-                <w:iCs w:val="false"/>
-                <w:color w:val="000000"/>
-                <w:sz w:val="18"/>
-                <w:szCs w:val="18"/>
-              </w:rPr>
-              <w:t xml:space="preserve">Observable indicator: Every student participates in the voting (show of hands or dot stickers — teacher scans for non-participants and prompts them by name). Quality indicator: When cold-called to answer the GREEN question, the student's explanation references valence electrons, excitation, photon emission, and the phenomenon — all four elements. Absence of any one element is noted and addressed in the teacher reflection.</w:t>
-            </w:r>
-          </w:p>
-        </w:tc>
-      </w:tr>
-      <w:tr>
-        <w:tc>
-          <w:tcPr>
-            <w:tcW w:type="dxa" w:w="1520"/>
-            <w:shd w:fill="D5E8F0" w:color="auto" w:val="clear"/>
-            <w:tcMar>
-              <w:top w:type="dxa" w:w="60"/>
-              <w:left w:type="dxa" w:w="120"/>
-              <w:bottom w:type="dxa" w:w="60"/>
-              <w:right w:type="dxa" w:w="120"/>
-            </w:tcMar>
-            <w:vAlign w:val="top"/>
-          </w:tcPr>
-          <w:p>
-            <w:pPr>
-              <w:spacing w:after="40" w:before="0"/>
-              <w:jc w:val="left"/>
-            </w:pPr>
-            <w:r>
-              <w:rPr>
-                <w:rFonts w:ascii="Arial" w:cs="Arial" w:eastAsia="Arial" w:hAnsi="Arial"/>
-                <w:b/>
-                <w:bCs/>
-                <w:i w:val="false"/>
-                <w:iCs w:val="false"/>
-                <w:color w:val="000000"/>
-                <w:sz w:val="18"/>
-                <w:szCs w:val="18"/>
-              </w:rPr>
-              <w:t xml:space="preserve">Model Building Phase</w:t>
-            </w:r>
-          </w:p>
-          <w:p>
-            <w:pPr>
-              <w:spacing w:after="20" w:before="0"/>
-            </w:pPr>
-            <w:r>
-              <w:rPr>
-                <w:rFonts w:ascii="Arial" w:cs="Arial" w:eastAsia="Arial" w:hAnsi="Arial"/>
-                <w:b/>
-                <w:bCs/>
-                <w:color w:val="1F3864"/>
-                <w:sz w:val="16"/>
-                <w:szCs w:val="16"/>
-              </w:rPr>
-              <w:t xml:space="preserve">📹 VIDEO:</w:t>
-            </w:r>
-          </w:p>
-          <w:p>
-            <w:pPr>
-              <w:spacing w:after="20" w:before="0"/>
-            </w:pPr>
-            <w:hyperlink w:history="1" r:id="rId1qnwa2ylj_tsbjbh5-ndb">
-              <w:r>
-                <w:rPr>
-                  <w:rFonts w:ascii="Arial" w:cs="Arial" w:eastAsia="Arial" w:hAnsi="Arial"/>
-                  <w:color w:val="2E75B6"/>
-                  <w:sz w:val="16"/>
-                  <w:szCs w:val="16"/>
-                  <w:u w:val="single" w:color="2E75B6"/>
-                </w:rPr>
-                <w:t xml:space="preserve">Counting valence electrons for main group elements</w:t>
-              </w:r>
-            </w:hyperlink>
-          </w:p>
-          <w:p>
-            <w:pPr>
-              <w:spacing w:after="10" w:before="0"/>
-              <w:ind w:left="120"/>
-            </w:pPr>
-            <w:r>
-              <w:rPr>
-                <w:rFonts w:ascii="Arial" w:cs="Arial" w:eastAsia="Arial" w:hAnsi="Arial"/>
-                <w:color w:val="595959"/>
-                <w:sz w:val="14"/>
-                <w:szCs w:val="14"/>
-              </w:rPr>
-              <w:t xml:space="preserve">Source: Khan Academy (English - US curriculum)</w:t>
-            </w:r>
-          </w:p>
-          <w:p>
-            <w:pPr>
-              <w:spacing w:after="10" w:before="0"/>
-              <w:ind w:left="120"/>
-            </w:pPr>
-            <w:hyperlink w:history="1" r:id="rIdeaa4cbnjx2crnhkvbo0xe">
-              <w:r>
-                <w:rPr>
-                  <w:rFonts w:ascii="Arial" w:cs="Arial" w:eastAsia="Arial" w:hAnsi="Arial"/>
-                  <w:color w:val="595959"/>
-                  <w:sz w:val="14"/>
-                  <w:szCs w:val="14"/>
-                  <w:u w:val="single" w:color="595959"/>
-                </w:rPr>
-                <w:t xml:space="preserve">🔍 Search ARES for similar videos</w:t>
-              </w:r>
-            </w:hyperlink>
-          </w:p>
-          <w:p>
-            <w:pPr>
-              <w:spacing w:after="40" w:before="0"/>
-            </w:pPr>
-            <w:r>
-              <w:rPr>
-                <w:sz w:val="14"/>
-                <w:szCs w:val="14"/>
-              </w:rPr>
-              <w:t xml:space="preserve"/>
-            </w:r>
-          </w:p>
-          <w:p>
-            <w:pPr>
-              <w:spacing w:after="20" w:before="0"/>
-            </w:pPr>
-            <w:r>
-              <w:rPr>
-                <w:rFonts w:ascii="Arial" w:cs="Arial" w:eastAsia="Arial" w:hAnsi="Arial"/>
-                <w:b/>
-                <w:bCs/>
-                <w:color w:val="1F3864"/>
-                <w:sz w:val="16"/>
-                <w:szCs w:val="16"/>
-              </w:rPr>
-              <w:t xml:space="preserve">📖 HTML:</w:t>
-            </w:r>
-          </w:p>
-          <w:p>
-            <w:pPr>
-              <w:spacing w:after="20" w:before="0"/>
-            </w:pPr>
-            <w:hyperlink w:history="1" r:id="rIdqk2tr_mu3jpsvbt4mw7e-">
-              <w:r>
-                <w:rPr>
-                  <w:rFonts w:ascii="Arial" w:cs="Arial" w:eastAsia="Arial" w:hAnsi="Arial"/>
-                  <w:color w:val="2E75B6"/>
-                  <w:sz w:val="16"/>
-                  <w:szCs w:val="16"/>
-                  <w:u w:val="single" w:color="2E75B6"/>
-                </w:rPr>
-                <w:t xml:space="preserve">Energy Levels: Bohr's Atomic Model (PLIX)</w:t>
-              </w:r>
-            </w:hyperlink>
-          </w:p>
-          <w:p>
-            <w:pPr>
-              <w:spacing w:after="10" w:before="0"/>
-              <w:ind w:left="120"/>
-            </w:pPr>
-            <w:r>
-              <w:rPr>
-                <w:rFonts w:ascii="Arial" w:cs="Arial" w:eastAsia="Arial" w:hAnsi="Arial"/>
-                <w:color w:val="595959"/>
-                <w:sz w:val="14"/>
-                <w:szCs w:val="14"/>
-              </w:rPr>
-              <w:t xml:space="preserve">Source: CK-12</w:t>
-            </w:r>
-          </w:p>
-          <w:p>
-            <w:pPr>
-              <w:spacing w:after="10" w:before="0"/>
-              <w:ind w:left="120"/>
-            </w:pPr>
-            <w:hyperlink w:history="1" r:id="rId7grmcvpw2wth_ugpsbqft">
+            <w:hyperlink w:history="1" r:id="rId6o2r2limye9yrn-dal7a5">
               <w:r>
                 <w:rPr>
                   <w:rFonts w:ascii="Arial" w:cs="Arial" w:eastAsia="Arial" w:hAnsi="Arial"/>

--- a/data/outputs/v2/Chemistry/SS1.2_The_Atom/Chemistry_The_Atom_CBE_LessonSequence.docx
+++ b/data/outputs/v2/Chemistry/SS1.2_The_Atom/Chemistry_The_Atom_CBE_LessonSequence.docx
@@ -42,6 +42,177 @@
     </w:p>
     <w:p>
       <w:pPr>
+        <w:spacing w:after="80" w:before="120"/>
+      </w:pPr>
+      <w:r>
+        <w:rPr>
+          <w:rFonts w:ascii="Arial" w:cs="Arial" w:eastAsia="Arial" w:hAnsi="Arial"/>
+          <w:b/>
+          <w:bCs/>
+          <w:color w:val="1F3864"/>
+          <w:sz w:val="20"/>
+          <w:szCs w:val="20"/>
+        </w:rPr>
+        <w:t xml:space="preserve">ATTRIBUTION AND LICENSING</w:t>
+      </w:r>
+    </w:p>
+    <w:p>
+      <w:pPr>
+        <w:spacing w:after="60" w:before="0"/>
+      </w:pPr>
+      <w:r>
+        <w:rPr>
+          <w:rFonts w:ascii="Arial" w:cs="Arial" w:eastAsia="Arial" w:hAnsi="Arial"/>
+          <w:b/>
+          <w:bCs/>
+          <w:sz w:val="17"/>
+          <w:szCs w:val="17"/>
+        </w:rPr>
+        <w:t xml:space="preserve">Curriculum Alignment: </w:t>
+      </w:r>
+      <w:r>
+        <w:rPr>
+          <w:rFonts w:ascii="Arial" w:cs="Arial" w:eastAsia="Arial" w:hAnsi="Arial"/>
+          <w:sz w:val="17"/>
+          <w:szCs w:val="17"/>
+        </w:rPr>
+        <w:t xml:space="preserve">Structured in pedagogical alignment with the competence-based curriculum format and learning outcomes established by the Kenya Institute of Curriculum Development (KICD). This material is independently developed and is not officially endorsed or published by KICD.</w:t>
+      </w:r>
+    </w:p>
+    <w:p>
+      <w:pPr>
+        <w:spacing w:after="60" w:before="0"/>
+      </w:pPr>
+      <w:r>
+        <w:rPr>
+          <w:rFonts w:ascii="Arial" w:cs="Arial" w:eastAsia="Arial" w:hAnsi="Arial"/>
+          <w:b/>
+          <w:bCs/>
+          <w:sz w:val="17"/>
+          <w:szCs w:val="17"/>
+        </w:rPr>
+        <w:t xml:space="preserve">Content &amp; Pedagogy: </w:t>
+      </w:r>
+      <w:r>
+        <w:rPr>
+          <w:rFonts w:ascii="Arial" w:cs="Arial" w:eastAsia="Arial" w:hAnsi="Arial"/>
+          <w:sz w:val="17"/>
+          <w:szCs w:val="17"/>
+        </w:rPr>
+        <w:t xml:space="preserve">Developed and adapted by the educator team at SeaVuria (registered 501(c)(3) in the United States and registered NGO in Kenya, No. 872-850A-BF11), who designed the pedagogical framework, lesson templates and exemplar lessons on which this material is based.</w:t>
+      </w:r>
+    </w:p>
+    <w:p>
+      <w:pPr>
+        <w:spacing w:after="60" w:before="0"/>
+      </w:pPr>
+      <w:r>
+        <w:rPr>
+          <w:rFonts w:ascii="Arial" w:cs="Arial" w:eastAsia="Arial" w:hAnsi="Arial"/>
+          <w:b/>
+          <w:bCs/>
+          <w:sz w:val="17"/>
+          <w:szCs w:val="17"/>
+        </w:rPr>
+        <w:t xml:space="preserve">Production &amp; Layout: </w:t>
+      </w:r>
+      <w:r>
+        <w:rPr>
+          <w:rFonts w:ascii="Arial" w:cs="Arial" w:eastAsia="Arial" w:hAnsi="Arial"/>
+          <w:sz w:val="17"/>
+          <w:szCs w:val="17"/>
+        </w:rPr>
+        <w:t xml:space="preserve">Educational design and curriculum sequencing by SeaVuria. Technical layout, structural formatting, and digital optimization/implementation executed in partnership with ARES Education (registered 501(c)(3) in the United States and Canada (as Afretech Aid) and registered NGO in Kenya), with lesson drafting and compilation assisted by AI (Claude, Anthropic).</w:t>
+      </w:r>
+    </w:p>
+    <w:p>
+      <w:pPr>
+        <w:pBdr>
+          <w:bottom w:val="single" w:color="1F3864" w:sz="6" w:space="6"/>
+        </w:pBdr>
+        <w:spacing w:after="60" w:before="0"/>
+      </w:pPr>
+      <w:r>
+        <w:rPr>
+          <w:rFonts w:ascii="Arial" w:cs="Arial" w:eastAsia="Arial" w:hAnsi="Arial"/>
+          <w:b/>
+          <w:bCs/>
+          <w:sz w:val="17"/>
+          <w:szCs w:val="17"/>
+        </w:rPr>
+        <w:t xml:space="preserve">Licensing &amp; Copyright: </w:t>
+      </w:r>
+      <w:r>
+        <w:rPr>
+          <w:rFonts w:ascii="Arial" w:cs="Arial" w:eastAsia="Arial" w:hAnsi="Arial"/>
+          <w:sz w:val="17"/>
+          <w:szCs w:val="17"/>
+        </w:rPr>
+        <w:t xml:space="preserve">© 2026 SeaVuria and ARES. This work is licensed under a </w:t>
+      </w:r>
+      <w:hyperlink w:history="1" r:id="rIdgf4g8yr9p07ihmgbzng3f">
+        <w:r>
+          <w:rPr>
+            <w:rFonts w:ascii="Arial" w:cs="Arial" w:eastAsia="Arial" w:hAnsi="Arial"/>
+            <w:color w:val="1F6B75"/>
+            <w:sz w:val="17"/>
+            <w:szCs w:val="17"/>
+            <w:u w:val="single" w:color="1F6B75"/>
+          </w:rPr>
+          <w:t xml:space="preserve">Creative Commons Attribution-NonCommercial 4.0 International License</w:t>
+        </w:r>
+      </w:hyperlink>
+      <w:r>
+        <w:rPr>
+          <w:rFonts w:ascii="Arial" w:cs="Arial" w:eastAsia="Arial" w:hAnsi="Arial"/>
+          <w:sz w:val="17"/>
+          <w:szCs w:val="17"/>
+        </w:rPr>
+        <w:t xml:space="preserve"> (</w:t>
+      </w:r>
+      <w:hyperlink w:history="1" r:id="rIde2xht46j6e1dek4ypr-01">
+        <w:r>
+          <w:rPr>
+            <w:rFonts w:ascii="Arial" w:cs="Arial" w:eastAsia="Arial" w:hAnsi="Arial"/>
+            <w:color w:val="1F6B75"/>
+            <w:sz w:val="17"/>
+            <w:szCs w:val="17"/>
+            <w:u w:val="single" w:color="1F6B75"/>
+          </w:rPr>
+          <w:t xml:space="preserve">CC BY-NC 4.0</w:t>
+        </w:r>
+      </w:hyperlink>
+      <w:r>
+        <w:rPr>
+          <w:rFonts w:ascii="Arial" w:cs="Arial" w:eastAsia="Arial" w:hAnsi="Arial"/>
+          <w:sz w:val="17"/>
+          <w:szCs w:val="17"/>
+        </w:rPr>
+        <w:t xml:space="preserve">). To view a copy of this license, visit </w:t>
+      </w:r>
+      <w:hyperlink w:history="1" r:id="rIdw9kkkpkg5bzpa1w_xp0_e">
+        <w:r>
+          <w:rPr>
+            <w:rFonts w:ascii="Arial" w:cs="Arial" w:eastAsia="Arial" w:hAnsi="Arial"/>
+            <w:color w:val="1F6B75"/>
+            <w:sz w:val="17"/>
+            <w:szCs w:val="17"/>
+            <w:u w:val="single" w:color="1F6B75"/>
+          </w:rPr>
+          <w:t xml:space="preserve">https://creativecommons.org/licenses/by-nc/4.0/</w:t>
+        </w:r>
+      </w:hyperlink>
+      <w:r>
+        <w:rPr>
+          <w:rFonts w:ascii="Arial" w:cs="Arial" w:eastAsia="Arial" w:hAnsi="Arial"/>
+          <w:sz w:val="17"/>
+          <w:szCs w:val="17"/>
+        </w:rPr>
+        <w:t xml:space="preserve">. You are free to copy, redistribute, and adapt this material in any medium or format, provided appropriate credit is given and the material is not used for commercial purposes. KICD learning outcomes and curriculum designations reproduced here for alignment purposes remain the property of KICD and are not covered by this license. Linked external resources (e.g. CK-12, Khan Academy, PhET) are subject to their own licenses.</w:t>
+      </w:r>
+    </w:p>
+    <w:p>
+      <w:pPr>
         <w:spacing w:after="120"/>
       </w:pPr>
       <w:r>
@@ -3222,7 +3393,7 @@
             <w:pPr>
               <w:spacing w:after="20" w:before="0"/>
             </w:pPr>
-            <w:hyperlink w:history="1" r:id="rIdaayz9zbt8_warnygxmrlc">
+            <w:hyperlink w:history="1" r:id="rIdrdtujkxatqzk1psdfyqzx">
               <w:r>
                 <w:rPr>
                   <w:rFonts w:ascii="Arial" w:cs="Arial" w:eastAsia="Arial" w:hAnsi="Arial"/>
@@ -3255,7 +3426,7 @@
               <w:spacing w:after="10" w:before="0"/>
               <w:ind w:left="120"/>
             </w:pPr>
-            <w:hyperlink w:history="1" r:id="rIdj1kcpfnb0k_sac6z__ff7">
+            <w:hyperlink w:history="1" r:id="rId9vzc6v6km3hrlg5qiurfs">
               <w:r>
                 <w:rPr>
                   <w:rFonts w:ascii="Arial" w:cs="Arial" w:eastAsia="Arial" w:hAnsi="Arial"/>
@@ -3300,7 +3471,7 @@
             <w:pPr>
               <w:spacing w:after="20" w:before="0"/>
             </w:pPr>
-            <w:hyperlink w:history="1" r:id="rIdjibd_ojwbxv4feuh80aqk">
+            <w:hyperlink w:history="1" r:id="rIdggxzhr5hrgeep_htkifvb">
               <w:r>
                 <w:rPr>
                   <w:rFonts w:ascii="Arial" w:cs="Arial" w:eastAsia="Arial" w:hAnsi="Arial"/>
@@ -3333,7 +3504,7 @@
               <w:spacing w:after="10" w:before="0"/>
               <w:ind w:left="120"/>
             </w:pPr>
-            <w:hyperlink w:history="1" r:id="rId-wj6w2d4j_oq8fok369jz">
+            <w:hyperlink w:history="1" r:id="rIdtrlpfc5ljejqd9kshzdpb">
               <w:r>
                 <w:rPr>
                   <w:rFonts w:ascii="Arial" w:cs="Arial" w:eastAsia="Arial" w:hAnsi="Arial"/>
@@ -3528,7 +3699,7 @@
             <w:pPr>
               <w:spacing w:after="20" w:before="0"/>
             </w:pPr>
-            <w:hyperlink w:history="1" r:id="rIdn3yppd_rcnoawhgafrrc7">
+            <w:hyperlink w:history="1" r:id="rId4zfqqbokfh77sw1bgitxc">
               <w:r>
                 <w:rPr>
                   <w:rFonts w:ascii="Arial" w:cs="Arial" w:eastAsia="Arial" w:hAnsi="Arial"/>
@@ -3561,7 +3732,7 @@
               <w:spacing w:after="10" w:before="0"/>
               <w:ind w:left="120"/>
             </w:pPr>
-            <w:hyperlink w:history="1" r:id="rId6i0oxrua7yehiptus1pij">
+            <w:hyperlink w:history="1" r:id="rIdyseeaou8y3snym7xtyyi0">
               <w:r>
                 <w:rPr>
                   <w:rFonts w:ascii="Arial" w:cs="Arial" w:eastAsia="Arial" w:hAnsi="Arial"/>
@@ -3606,7 +3777,7 @@
             <w:pPr>
               <w:spacing w:after="20" w:before="0"/>
             </w:pPr>
-            <w:hyperlink w:history="1" r:id="rIdic-sjpejsx1wqdw_omzf3">
+            <w:hyperlink w:history="1" r:id="rIdvdfes0ksmukjmetvcjsma">
               <w:r>
                 <w:rPr>
                   <w:rFonts w:ascii="Arial" w:cs="Arial" w:eastAsia="Arial" w:hAnsi="Arial"/>
@@ -3639,7 +3810,7 @@
               <w:spacing w:after="10" w:before="0"/>
               <w:ind w:left="120"/>
             </w:pPr>
-            <w:hyperlink w:history="1" r:id="rId1js0-3ezvh_b8kfzmtcri">
+            <w:hyperlink w:history="1" r:id="rIdvusw9jf2nejvy_esiizey">
               <w:r>
                 <w:rPr>
                   <w:rFonts w:ascii="Arial" w:cs="Arial" w:eastAsia="Arial" w:hAnsi="Arial"/>
@@ -3834,7 +4005,7 @@
             <w:pPr>
               <w:spacing w:after="20" w:before="0"/>
             </w:pPr>
-            <w:hyperlink w:history="1" r:id="rIdwpzn1qxb3hn4vq-noomeh">
+            <w:hyperlink w:history="1" r:id="rIds8scnyez2jyipipyrz01h">
               <w:r>
                 <w:rPr>
                   <w:rFonts w:ascii="Arial" w:cs="Arial" w:eastAsia="Arial" w:hAnsi="Arial"/>
@@ -3867,7 +4038,7 @@
               <w:spacing w:after="10" w:before="0"/>
               <w:ind w:left="120"/>
             </w:pPr>
-            <w:hyperlink w:history="1" r:id="rIdcgehyyou0fvevx5uemoz0">
+            <w:hyperlink w:history="1" r:id="rIdyuo4ir3v8eubgszpnxpiv">
               <w:r>
                 <w:rPr>
                   <w:rFonts w:ascii="Arial" w:cs="Arial" w:eastAsia="Arial" w:hAnsi="Arial"/>
@@ -3912,7 +4083,7 @@
             <w:pPr>
               <w:spacing w:after="20" w:before="0"/>
             </w:pPr>
-            <w:hyperlink w:history="1" r:id="rIdgjjo-ul04w_t-f4_d4i61">
+            <w:hyperlink w:history="1" r:id="rIdeevkadgb3xp37j2ufwf09">
               <w:r>
                 <w:rPr>
                   <w:rFonts w:ascii="Arial" w:cs="Arial" w:eastAsia="Arial" w:hAnsi="Arial"/>
@@ -3945,7 +4116,7 @@
               <w:spacing w:after="10" w:before="0"/>
               <w:ind w:left="120"/>
             </w:pPr>
-            <w:hyperlink w:history="1" r:id="rIdecif-ttk_ltu8kthfs9-b">
+            <w:hyperlink w:history="1" r:id="rIduoo-9jh5iuznfksu3dllw">
               <w:r>
                 <w:rPr>
                   <w:rFonts w:ascii="Arial" w:cs="Arial" w:eastAsia="Arial" w:hAnsi="Arial"/>
@@ -4140,7 +4311,7 @@
             <w:pPr>
               <w:spacing w:after="20" w:before="0"/>
             </w:pPr>
-            <w:hyperlink w:history="1" r:id="rIdcfl2jtxfic6uwoinz-evx">
+            <w:hyperlink w:history="1" r:id="rIdkzgzqnm3i7ggqtyatfpad">
               <w:r>
                 <w:rPr>
                   <w:rFonts w:ascii="Arial" w:cs="Arial" w:eastAsia="Arial" w:hAnsi="Arial"/>
@@ -4173,7 +4344,7 @@
               <w:spacing w:after="10" w:before="0"/>
               <w:ind w:left="120"/>
             </w:pPr>
-            <w:hyperlink w:history="1" r:id="rId6qmuwoy6_azjnpwfewv_g">
+            <w:hyperlink w:history="1" r:id="rIdfmyi6qmdibmn361sk4p1b">
               <w:r>
                 <w:rPr>
                   <w:rFonts w:ascii="Arial" w:cs="Arial" w:eastAsia="Arial" w:hAnsi="Arial"/>
@@ -4218,7 +4389,7 @@
             <w:pPr>
               <w:spacing w:after="20" w:before="0"/>
             </w:pPr>
-            <w:hyperlink w:history="1" r:id="rIdtk4ynpl4gk9y0uqpnrxqk">
+            <w:hyperlink w:history="1" r:id="rIdzibdxypwzvqgvj1jtv6gq">
               <w:r>
                 <w:rPr>
                   <w:rFonts w:ascii="Arial" w:cs="Arial" w:eastAsia="Arial" w:hAnsi="Arial"/>
@@ -4251,7 +4422,7 @@
               <w:spacing w:after="10" w:before="0"/>
               <w:ind w:left="120"/>
             </w:pPr>
-            <w:hyperlink w:history="1" r:id="rIdcjevu7nwsmjujauwr7yja">
+            <w:hyperlink w:history="1" r:id="rIdr1ml9act_fo_2-hd_tcrh">
               <w:r>
                 <w:rPr>
                   <w:rFonts w:ascii="Arial" w:cs="Arial" w:eastAsia="Arial" w:hAnsi="Arial"/>
@@ -4446,7 +4617,7 @@
             <w:pPr>
               <w:spacing w:after="20" w:before="0"/>
             </w:pPr>
-            <w:hyperlink w:history="1" r:id="rIdi3g_na6guqoi8dtolwcjd">
+            <w:hyperlink w:history="1" r:id="rIds5vdgvn0pn-ssbweidmnf">
               <w:r>
                 <w:rPr>
                   <w:rFonts w:ascii="Arial" w:cs="Arial" w:eastAsia="Arial" w:hAnsi="Arial"/>
@@ -4479,7 +4650,7 @@
               <w:spacing w:after="10" w:before="0"/>
               <w:ind w:left="120"/>
             </w:pPr>
-            <w:hyperlink w:history="1" r:id="rIdmar9bdl4n7m0hvxswllvp">
+            <w:hyperlink w:history="1" r:id="rIdpbe1yr89h1o7t20z6njm2">
               <w:r>
                 <w:rPr>
                   <w:rFonts w:ascii="Arial" w:cs="Arial" w:eastAsia="Arial" w:hAnsi="Arial"/>
@@ -4524,7 +4695,7 @@
             <w:pPr>
               <w:spacing w:after="20" w:before="0"/>
             </w:pPr>
-            <w:hyperlink w:history="1" r:id="rId-jf7vi929rs_moeilhfco">
+            <w:hyperlink w:history="1" r:id="rIdmvggqgzzs15lgkninhgzs">
               <w:r>
                 <w:rPr>
                   <w:rFonts w:ascii="Arial" w:cs="Arial" w:eastAsia="Arial" w:hAnsi="Arial"/>
@@ -4557,7 +4728,7 @@
               <w:spacing w:after="10" w:before="0"/>
               <w:ind w:left="120"/>
             </w:pPr>
-            <w:hyperlink w:history="1" r:id="rIdnxqzx9mhdplmhijnjrbup">
+            <w:hyperlink w:history="1" r:id="rIdurcyydkc_9yb9xfic7b0y">
               <w:r>
                 <w:rPr>
                   <w:rFonts w:ascii="Arial" w:cs="Arial" w:eastAsia="Arial" w:hAnsi="Arial"/>
@@ -5053,6 +5224,65 @@
         </w:tc>
       </w:tr>
     </w:tbl>
+    <w:p>
+      <w:pPr>
+        <w:pBdr>
+          <w:top w:val="single" w:color="BBBBBB" w:sz="4" w:space="4"/>
+        </w:pBdr>
+        <w:spacing w:after="0" w:before="160"/>
+      </w:pPr>
+      <w:r>
+        <w:rPr>
+          <w:rFonts w:ascii="Arial" w:cs="Arial" w:eastAsia="Arial" w:hAnsi="Arial"/>
+          <w:color w:val="666666"/>
+          <w:sz w:val="14"/>
+          <w:szCs w:val="14"/>
+        </w:rPr>
+        <w:t xml:space="preserve">© 2026 SeaVuria and ARES. Aligned with KICD objectives. Developed by SeaVuria; technical implementation by ARES (with AI assistance from Claude). Licensed under </w:t>
+      </w:r>
+      <w:hyperlink w:history="1" r:id="rIdxljguyku3vfh2tb0yp8nc">
+        <w:r>
+          <w:rPr>
+            <w:rFonts w:ascii="Arial" w:cs="Arial" w:eastAsia="Arial" w:hAnsi="Arial"/>
+            <w:color w:val="1F6B75"/>
+            <w:sz w:val="14"/>
+            <w:szCs w:val="14"/>
+            <w:u w:val="single" w:color="1F6B75"/>
+          </w:rPr>
+          <w:t xml:space="preserve">CC BY-NC 4.0</w:t>
+        </w:r>
+      </w:hyperlink>
+      <w:r>
+        <w:rPr>
+          <w:rFonts w:ascii="Arial" w:cs="Arial" w:eastAsia="Arial" w:hAnsi="Arial"/>
+          <w:color w:val="666666"/>
+          <w:sz w:val="14"/>
+          <w:szCs w:val="14"/>
+        </w:rPr>
+        <w:t xml:space="preserve"> (</w:t>
+      </w:r>
+      <w:hyperlink w:history="1" r:id="rIdxyzkbcgneclflufcatco8">
+        <w:r>
+          <w:rPr>
+            <w:rFonts w:ascii="Arial" w:cs="Arial" w:eastAsia="Arial" w:hAnsi="Arial"/>
+            <w:color w:val="1F6B75"/>
+            <w:sz w:val="14"/>
+            <w:szCs w:val="14"/>
+            <w:u w:val="single" w:color="1F6B75"/>
+          </w:rPr>
+          <w:t xml:space="preserve">https://creativecommons.org/licenses/by-nc/4.0/</w:t>
+        </w:r>
+      </w:hyperlink>
+      <w:r>
+        <w:rPr>
+          <w:rFonts w:ascii="Arial" w:cs="Arial" w:eastAsia="Arial" w:hAnsi="Arial"/>
+          <w:color w:val="666666"/>
+          <w:sz w:val="14"/>
+          <w:szCs w:val="14"/>
+        </w:rPr>
+        <w:t xml:space="preserve">).</w:t>
+      </w:r>
+    </w:p>
     <w:p>
       <w:r>
         <w:br w:type="page"/>
@@ -6044,7 +6274,7 @@
             <w:pPr>
               <w:spacing w:after="20" w:before="0"/>
             </w:pPr>
-            <w:hyperlink w:history="1" r:id="rIdeupp0tfrkdye6adimi3gr">
+            <w:hyperlink w:history="1" r:id="rId4cefgkz8gqeyaq9r4vudo">
               <w:r>
                 <w:rPr>
                   <w:rFonts w:ascii="Arial" w:cs="Arial" w:eastAsia="Arial" w:hAnsi="Arial"/>
@@ -6077,7 +6307,7 @@
               <w:spacing w:after="10" w:before="0"/>
               <w:ind w:left="120"/>
             </w:pPr>
-            <w:hyperlink w:history="1" r:id="rId5vgrivogdlxv3z6sthd8j">
+            <w:hyperlink w:history="1" r:id="rIdy96umcm6bbkyrnapi6duk">
               <w:r>
                 <w:rPr>
                   <w:rFonts w:ascii="Arial" w:cs="Arial" w:eastAsia="Arial" w:hAnsi="Arial"/>
@@ -6122,7 +6352,7 @@
             <w:pPr>
               <w:spacing w:after="20" w:before="0"/>
             </w:pPr>
-            <w:hyperlink w:history="1" r:id="rIdgsmmp31fshjxchjyxkalo">
+            <w:hyperlink w:history="1" r:id="rIdtwkuzsofbxcretqic-7s1">
               <w:r>
                 <w:rPr>
                   <w:rFonts w:ascii="Arial" w:cs="Arial" w:eastAsia="Arial" w:hAnsi="Arial"/>
@@ -6155,7 +6385,7 @@
               <w:spacing w:after="10" w:before="0"/>
               <w:ind w:left="120"/>
             </w:pPr>
-            <w:hyperlink w:history="1" r:id="rIdvo1uju8gjae2mgi7rcqie">
+            <w:hyperlink w:history="1" r:id="rIdod4brisenx1cgwyu4oq-i">
               <w:r>
                 <w:rPr>
                   <w:rFonts w:ascii="Arial" w:cs="Arial" w:eastAsia="Arial" w:hAnsi="Arial"/>
@@ -6350,7 +6580,7 @@
             <w:pPr>
               <w:spacing w:after="20" w:before="0"/>
             </w:pPr>
-            <w:hyperlink w:history="1" r:id="rIdqpwn5xntav4czeydxhyf2">
+            <w:hyperlink w:history="1" r:id="rIdhiit02ayhqif5wuas9zpw">
               <w:r>
                 <w:rPr>
                   <w:rFonts w:ascii="Arial" w:cs="Arial" w:eastAsia="Arial" w:hAnsi="Arial"/>
@@ -6383,7 +6613,7 @@
               <w:spacing w:after="10" w:before="0"/>
               <w:ind w:left="120"/>
             </w:pPr>
-            <w:hyperlink w:history="1" r:id="rId5y4doi_9-zx2jnxb_zmr0">
+            <w:hyperlink w:history="1" r:id="rIdagwa1mwurg1aqitcbxsdj">
               <w:r>
                 <w:rPr>
                   <w:rFonts w:ascii="Arial" w:cs="Arial" w:eastAsia="Arial" w:hAnsi="Arial"/>
@@ -6428,7 +6658,7 @@
             <w:pPr>
               <w:spacing w:after="20" w:before="0"/>
             </w:pPr>
-            <w:hyperlink w:history="1" r:id="rIdhctyndr1v0vjotxukmtcy">
+            <w:hyperlink w:history="1" r:id="rIdrjiprkra-zcz3etbdpa0x">
               <w:r>
                 <w:rPr>
                   <w:rFonts w:ascii="Arial" w:cs="Arial" w:eastAsia="Arial" w:hAnsi="Arial"/>
@@ -6461,7 +6691,7 @@
               <w:spacing w:after="10" w:before="0"/>
               <w:ind w:left="120"/>
             </w:pPr>
-            <w:hyperlink w:history="1" r:id="rId_frhxwixhpmg1fyz21tdb">
+            <w:hyperlink w:history="1" r:id="rIdujf09wewoco7wjfue1v1d">
               <w:r>
                 <w:rPr>
                   <w:rFonts w:ascii="Arial" w:cs="Arial" w:eastAsia="Arial" w:hAnsi="Arial"/>
@@ -6656,7 +6886,7 @@
             <w:pPr>
               <w:spacing w:after="20" w:before="0"/>
             </w:pPr>
-            <w:hyperlink w:history="1" r:id="rIdhqwvnkn22b3bdkfvtzeag">
+            <w:hyperlink w:history="1" r:id="rId1zovgplvnhuimftyk8z9i">
               <w:r>
                 <w:rPr>
                   <w:rFonts w:ascii="Arial" w:cs="Arial" w:eastAsia="Arial" w:hAnsi="Arial"/>
@@ -6689,7 +6919,7 @@
               <w:spacing w:after="10" w:before="0"/>
               <w:ind w:left="120"/>
             </w:pPr>
-            <w:hyperlink w:history="1" r:id="rIdcvzviac34nmycky9en9wi">
+            <w:hyperlink w:history="1" r:id="rIdnhnvgbh8y2tsabhhfh6oy">
               <w:r>
                 <w:rPr>
                   <w:rFonts w:ascii="Arial" w:cs="Arial" w:eastAsia="Arial" w:hAnsi="Arial"/>
@@ -6734,7 +6964,7 @@
             <w:pPr>
               <w:spacing w:after="20" w:before="0"/>
             </w:pPr>
-            <w:hyperlink w:history="1" r:id="rIdt8sywq7ix15voaqtnp6fw">
+            <w:hyperlink w:history="1" r:id="rId3nhsla5olya7mmv_0885z">
               <w:r>
                 <w:rPr>
                   <w:rFonts w:ascii="Arial" w:cs="Arial" w:eastAsia="Arial" w:hAnsi="Arial"/>
@@ -6767,7 +6997,7 @@
               <w:spacing w:after="10" w:before="0"/>
               <w:ind w:left="120"/>
             </w:pPr>
-            <w:hyperlink w:history="1" r:id="rIdqagw4o8e11yisweti-sv0">
+            <w:hyperlink w:history="1" r:id="rIdp-hvrugvv3cuicyyotzxv">
               <w:r>
                 <w:rPr>
                   <w:rFonts w:ascii="Arial" w:cs="Arial" w:eastAsia="Arial" w:hAnsi="Arial"/>
@@ -6962,7 +7192,7 @@
             <w:pPr>
               <w:spacing w:after="20" w:before="0"/>
             </w:pPr>
-            <w:hyperlink w:history="1" r:id="rIdyarud9jqbkm7ggwkwkjua">
+            <w:hyperlink w:history="1" r:id="rIdd0lefuqhvegax7gvhf21r">
               <w:r>
                 <w:rPr>
                   <w:rFonts w:ascii="Arial" w:cs="Arial" w:eastAsia="Arial" w:hAnsi="Arial"/>
@@ -6995,7 +7225,7 @@
               <w:spacing w:after="10" w:before="0"/>
               <w:ind w:left="120"/>
             </w:pPr>
-            <w:hyperlink w:history="1" r:id="rIddg5bl6aqx51i2dvpeic8l">
+            <w:hyperlink w:history="1" r:id="rIdhfyxbpuj8fgsqt94lwmdt">
               <w:r>
                 <w:rPr>
                   <w:rFonts w:ascii="Arial" w:cs="Arial" w:eastAsia="Arial" w:hAnsi="Arial"/>
@@ -7040,7 +7270,7 @@
             <w:pPr>
               <w:spacing w:after="20" w:before="0"/>
             </w:pPr>
-            <w:hyperlink w:history="1" r:id="rIdds-fwmy-s0znupmnpk4hi">
+            <w:hyperlink w:history="1" r:id="rIdmtcp8rs_esh1v5u-6h98d">
               <w:r>
                 <w:rPr>
                   <w:rFonts w:ascii="Arial" w:cs="Arial" w:eastAsia="Arial" w:hAnsi="Arial"/>
@@ -7073,7 +7303,7 @@
               <w:spacing w:after="10" w:before="0"/>
               <w:ind w:left="120"/>
             </w:pPr>
-            <w:hyperlink w:history="1" r:id="rIdj9xw28fq2kwn7i4j3fdqm">
+            <w:hyperlink w:history="1" r:id="rIdryvaia1zm3uw8gwvmeamq">
               <w:r>
                 <w:rPr>
                   <w:rFonts w:ascii="Arial" w:cs="Arial" w:eastAsia="Arial" w:hAnsi="Arial"/>
@@ -7268,7 +7498,7 @@
             <w:pPr>
               <w:spacing w:after="20" w:before="0"/>
             </w:pPr>
-            <w:hyperlink w:history="1" r:id="rIdj9fttxgk-wd_iszxybyuk">
+            <w:hyperlink w:history="1" r:id="rIds3i_qujmwlickz8wqabaw">
               <w:r>
                 <w:rPr>
                   <w:rFonts w:ascii="Arial" w:cs="Arial" w:eastAsia="Arial" w:hAnsi="Arial"/>
@@ -7301,7 +7531,7 @@
               <w:spacing w:after="10" w:before="0"/>
               <w:ind w:left="120"/>
             </w:pPr>
-            <w:hyperlink w:history="1" r:id="rId-qtsc55f54zf73q-kifqo">
+            <w:hyperlink w:history="1" r:id="rIdlg7lm_rsvv2ukgmdeawm8">
               <w:r>
                 <w:rPr>
                   <w:rFonts w:ascii="Arial" w:cs="Arial" w:eastAsia="Arial" w:hAnsi="Arial"/>
@@ -7346,7 +7576,7 @@
             <w:pPr>
               <w:spacing w:after="20" w:before="0"/>
             </w:pPr>
-            <w:hyperlink w:history="1" r:id="rIdoraaw_hutzeqr7ymydn_9">
+            <w:hyperlink w:history="1" r:id="rIdpezvdasxspcqggidjiyby">
               <w:r>
                 <w:rPr>
                   <w:rFonts w:ascii="Arial" w:cs="Arial" w:eastAsia="Arial" w:hAnsi="Arial"/>
@@ -7379,7 +7609,7 @@
               <w:spacing w:after="10" w:before="0"/>
               <w:ind w:left="120"/>
             </w:pPr>
-            <w:hyperlink w:history="1" r:id="rIdu9vcw9cxwlfvi2mjnxu_b">
+            <w:hyperlink w:history="1" r:id="rIdallrees3s1rw6pbwz06kl">
               <w:r>
                 <w:rPr>
                   <w:rFonts w:ascii="Arial" w:cs="Arial" w:eastAsia="Arial" w:hAnsi="Arial"/>
@@ -7875,6 +8105,65 @@
         </w:tc>
       </w:tr>
     </w:tbl>
+    <w:p>
+      <w:pPr>
+        <w:pBdr>
+          <w:top w:val="single" w:color="BBBBBB" w:sz="4" w:space="4"/>
+        </w:pBdr>
+        <w:spacing w:after="0" w:before="160"/>
+      </w:pPr>
+      <w:r>
+        <w:rPr>
+          <w:rFonts w:ascii="Arial" w:cs="Arial" w:eastAsia="Arial" w:hAnsi="Arial"/>
+          <w:color w:val="666666"/>
+          <w:sz w:val="14"/>
+          <w:szCs w:val="14"/>
+        </w:rPr>
+        <w:t xml:space="preserve">© 2026 SeaVuria and ARES. Aligned with KICD objectives. Developed by SeaVuria; technical implementation by ARES (with AI assistance from Claude). Licensed under </w:t>
+      </w:r>
+      <w:hyperlink w:history="1" r:id="rIdcjif2k7gtulpn7lud28fb">
+        <w:r>
+          <w:rPr>
+            <w:rFonts w:ascii="Arial" w:cs="Arial" w:eastAsia="Arial" w:hAnsi="Arial"/>
+            <w:color w:val="1F6B75"/>
+            <w:sz w:val="14"/>
+            <w:szCs w:val="14"/>
+            <w:u w:val="single" w:color="1F6B75"/>
+          </w:rPr>
+          <w:t xml:space="preserve">CC BY-NC 4.0</w:t>
+        </w:r>
+      </w:hyperlink>
+      <w:r>
+        <w:rPr>
+          <w:rFonts w:ascii="Arial" w:cs="Arial" w:eastAsia="Arial" w:hAnsi="Arial"/>
+          <w:color w:val="666666"/>
+          <w:sz w:val="14"/>
+          <w:szCs w:val="14"/>
+        </w:rPr>
+        <w:t xml:space="preserve"> (</w:t>
+      </w:r>
+      <w:hyperlink w:history="1" r:id="rIdmsshx8995ck7csrwaf_hb">
+        <w:r>
+          <w:rPr>
+            <w:rFonts w:ascii="Arial" w:cs="Arial" w:eastAsia="Arial" w:hAnsi="Arial"/>
+            <w:color w:val="1F6B75"/>
+            <w:sz w:val="14"/>
+            <w:szCs w:val="14"/>
+            <w:u w:val="single" w:color="1F6B75"/>
+          </w:rPr>
+          <w:t xml:space="preserve">https://creativecommons.org/licenses/by-nc/4.0/</w:t>
+        </w:r>
+      </w:hyperlink>
+      <w:r>
+        <w:rPr>
+          <w:rFonts w:ascii="Arial" w:cs="Arial" w:eastAsia="Arial" w:hAnsi="Arial"/>
+          <w:color w:val="666666"/>
+          <w:sz w:val="14"/>
+          <w:szCs w:val="14"/>
+        </w:rPr>
+        <w:t xml:space="preserve">).</w:t>
+      </w:r>
+    </w:p>
     <w:p>
       <w:r>
         <w:br w:type="page"/>
@@ -8866,7 +9155,7 @@
             <w:pPr>
               <w:spacing w:after="20" w:before="0"/>
             </w:pPr>
-            <w:hyperlink w:history="1" r:id="rId0ryzssfpd9l2odqv7do1t">
+            <w:hyperlink w:history="1" r:id="rIdak_atmeaacs-9cshjw234">
               <w:r>
                 <w:rPr>
                   <w:rFonts w:ascii="Arial" w:cs="Arial" w:eastAsia="Arial" w:hAnsi="Arial"/>
@@ -8899,7 +9188,7 @@
               <w:spacing w:after="10" w:before="0"/>
               <w:ind w:left="120"/>
             </w:pPr>
-            <w:hyperlink w:history="1" r:id="rIdigrt9vqz3yvlpqmnh8q9g">
+            <w:hyperlink w:history="1" r:id="rIdvavzw2g0mdngrpeb5ew1g">
               <w:r>
                 <w:rPr>
                   <w:rFonts w:ascii="Arial" w:cs="Arial" w:eastAsia="Arial" w:hAnsi="Arial"/>
@@ -8944,7 +9233,7 @@
             <w:pPr>
               <w:spacing w:after="20" w:before="0"/>
             </w:pPr>
-            <w:hyperlink w:history="1" r:id="rIdwfqtk5pvwjzcipcbsyf26">
+            <w:hyperlink w:history="1" r:id="rIdwoiagyovogu_byut6tpeu">
               <w:r>
                 <w:rPr>
                   <w:rFonts w:ascii="Arial" w:cs="Arial" w:eastAsia="Arial" w:hAnsi="Arial"/>
@@ -8977,7 +9266,7 @@
               <w:spacing w:after="10" w:before="0"/>
               <w:ind w:left="120"/>
             </w:pPr>
-            <w:hyperlink w:history="1" r:id="rIdcoz1dhgxl5jnqcqennsoi">
+            <w:hyperlink w:history="1" r:id="rId6wcamvxukdiplgyncuc8z">
               <w:r>
                 <w:rPr>
                   <w:rFonts w:ascii="Arial" w:cs="Arial" w:eastAsia="Arial" w:hAnsi="Arial"/>
@@ -9172,7 +9461,7 @@
             <w:pPr>
               <w:spacing w:after="20" w:before="0"/>
             </w:pPr>
-            <w:hyperlink w:history="1" r:id="rIdeopg6bjt69ls6ur1oxsnf">
+            <w:hyperlink w:history="1" r:id="rIdexbqque6yb8gl_2d6jpcj">
               <w:r>
                 <w:rPr>
                   <w:rFonts w:ascii="Arial" w:cs="Arial" w:eastAsia="Arial" w:hAnsi="Arial"/>
@@ -9205,7 +9494,7 @@
               <w:spacing w:after="10" w:before="0"/>
               <w:ind w:left="120"/>
             </w:pPr>
-            <w:hyperlink w:history="1" r:id="rId6pn5g8_bhbfsgomnte2rz">
+            <w:hyperlink w:history="1" r:id="rIdbe1lheisxeqipsycytuns">
               <w:r>
                 <w:rPr>
                   <w:rFonts w:ascii="Arial" w:cs="Arial" w:eastAsia="Arial" w:hAnsi="Arial"/>
@@ -9250,7 +9539,7 @@
             <w:pPr>
               <w:spacing w:after="20" w:before="0"/>
             </w:pPr>
-            <w:hyperlink w:history="1" r:id="rId77q6zmywkz4gxvr78r4jd">
+            <w:hyperlink w:history="1" r:id="rIddx9in5n1b4-nzwkhxgmar">
               <w:r>
                 <w:rPr>
                   <w:rFonts w:ascii="Arial" w:cs="Arial" w:eastAsia="Arial" w:hAnsi="Arial"/>
@@ -9283,7 +9572,7 @@
               <w:spacing w:after="10" w:before="0"/>
               <w:ind w:left="120"/>
             </w:pPr>
-            <w:hyperlink w:history="1" r:id="rId2pak3xt2hvkrr20cw5zqc">
+            <w:hyperlink w:history="1" r:id="rIdscygudalaub5szpmdmj52">
               <w:r>
                 <w:rPr>
                   <w:rFonts w:ascii="Arial" w:cs="Arial" w:eastAsia="Arial" w:hAnsi="Arial"/>
@@ -9478,7 +9767,7 @@
             <w:pPr>
               <w:spacing w:after="20" w:before="0"/>
             </w:pPr>
-            <w:hyperlink w:history="1" r:id="rIduuskns-kujtwv-lqkmfkv">
+            <w:hyperlink w:history="1" r:id="rIdlbtgehj3ixbqsfxeg6ank">
               <w:r>
                 <w:rPr>
                   <w:rFonts w:ascii="Arial" w:cs="Arial" w:eastAsia="Arial" w:hAnsi="Arial"/>
@@ -9511,7 +9800,7 @@
               <w:spacing w:after="10" w:before="0"/>
               <w:ind w:left="120"/>
             </w:pPr>
-            <w:hyperlink w:history="1" r:id="rIduak7dia4c932zs6cep_o4">
+            <w:hyperlink w:history="1" r:id="rIdm-t6quyikcgm6nl13idxc">
               <w:r>
                 <w:rPr>
                   <w:rFonts w:ascii="Arial" w:cs="Arial" w:eastAsia="Arial" w:hAnsi="Arial"/>
@@ -9556,7 +9845,7 @@
             <w:pPr>
               <w:spacing w:after="20" w:before="0"/>
             </w:pPr>
-            <w:hyperlink w:history="1" r:id="rIdy8pj7-p2epgcmhj1dmobt">
+            <w:hyperlink w:history="1" r:id="rIdvxpfzorncouqwepbkzid9">
               <w:r>
                 <w:rPr>
                   <w:rFonts w:ascii="Arial" w:cs="Arial" w:eastAsia="Arial" w:hAnsi="Arial"/>
@@ -9589,7 +9878,7 @@
               <w:spacing w:after="10" w:before="0"/>
               <w:ind w:left="120"/>
             </w:pPr>
-            <w:hyperlink w:history="1" r:id="rIdjzjkjfe_9cmytvdnwhahk">
+            <w:hyperlink w:history="1" r:id="rId4fhil8zx3ivgnxwgx6rit">
               <w:r>
                 <w:rPr>
                   <w:rFonts w:ascii="Arial" w:cs="Arial" w:eastAsia="Arial" w:hAnsi="Arial"/>
@@ -9784,7 +10073,7 @@
             <w:pPr>
               <w:spacing w:after="20" w:before="0"/>
             </w:pPr>
-            <w:hyperlink w:history="1" r:id="rId5tg_bp6km_qrn8-rnzxwb">
+            <w:hyperlink w:history="1" r:id="rIdytx3b4arok46f22zxelwo">
               <w:r>
                 <w:rPr>
                   <w:rFonts w:ascii="Arial" w:cs="Arial" w:eastAsia="Arial" w:hAnsi="Arial"/>
@@ -9817,7 +10106,7 @@
               <w:spacing w:after="10" w:before="0"/>
               <w:ind w:left="120"/>
             </w:pPr>
-            <w:hyperlink w:history="1" r:id="rIdei6ip28zck_1klhmi2efu">
+            <w:hyperlink w:history="1" r:id="rIdpltlvhk4xuggzykpfe2pc">
               <w:r>
                 <w:rPr>
                   <w:rFonts w:ascii="Arial" w:cs="Arial" w:eastAsia="Arial" w:hAnsi="Arial"/>
@@ -9862,7 +10151,7 @@
             <w:pPr>
               <w:spacing w:after="20" w:before="0"/>
             </w:pPr>
-            <w:hyperlink w:history="1" r:id="rIdt5ikdxsk_yw1nbbt6ttyt">
+            <w:hyperlink w:history="1" r:id="rIdqfdo3xif17lmp1oasttdk">
               <w:r>
                 <w:rPr>
                   <w:rFonts w:ascii="Arial" w:cs="Arial" w:eastAsia="Arial" w:hAnsi="Arial"/>
@@ -9895,7 +10184,7 @@
               <w:spacing w:after="10" w:before="0"/>
               <w:ind w:left="120"/>
             </w:pPr>
-            <w:hyperlink w:history="1" r:id="rId-jd9sgwjkvbdc78relhog">
+            <w:hyperlink w:history="1" r:id="rId7l5snx_fi9t4z2pnlze0o">
               <w:r>
                 <w:rPr>
                   <w:rFonts w:ascii="Arial" w:cs="Arial" w:eastAsia="Arial" w:hAnsi="Arial"/>
@@ -10090,7 +10379,7 @@
             <w:pPr>
               <w:spacing w:after="20" w:before="0"/>
             </w:pPr>
-            <w:hyperlink w:history="1" r:id="rIdesczt1vpl_bqzompk3yfq">
+            <w:hyperlink w:history="1" r:id="rIdfu2rabj5qxe0syni_fr3d">
               <w:r>
                 <w:rPr>
                   <w:rFonts w:ascii="Arial" w:cs="Arial" w:eastAsia="Arial" w:hAnsi="Arial"/>
@@ -10123,7 +10412,7 @@
               <w:spacing w:after="10" w:before="0"/>
               <w:ind w:left="120"/>
             </w:pPr>
-            <w:hyperlink w:history="1" r:id="rIdhi1nh1vo_i4q2g42txdjk">
+            <w:hyperlink w:history="1" r:id="rIdkylcc9ehlz-0y89jmdsi3">
               <w:r>
                 <w:rPr>
                   <w:rFonts w:ascii="Arial" w:cs="Arial" w:eastAsia="Arial" w:hAnsi="Arial"/>
@@ -10168,7 +10457,7 @@
             <w:pPr>
               <w:spacing w:after="20" w:before="0"/>
             </w:pPr>
-            <w:hyperlink w:history="1" r:id="rIdujlovivad9ydeyog_d8v1">
+            <w:hyperlink w:history="1" r:id="rIdsh3yoqmdhvlnnk_m2qvzm">
               <w:r>
                 <w:rPr>
                   <w:rFonts w:ascii="Arial" w:cs="Arial" w:eastAsia="Arial" w:hAnsi="Arial"/>
@@ -10201,7 +10490,7 @@
               <w:spacing w:after="10" w:before="0"/>
               <w:ind w:left="120"/>
             </w:pPr>
-            <w:hyperlink w:history="1" r:id="rIdhbs8snwmtbbefwpishzys">
+            <w:hyperlink w:history="1" r:id="rIdpqu23hv9bfofrc1bg2ct9">
               <w:r>
                 <w:rPr>
                   <w:rFonts w:ascii="Arial" w:cs="Arial" w:eastAsia="Arial" w:hAnsi="Arial"/>
@@ -10792,6 +11081,65 @@
         </w:tc>
       </w:tr>
     </w:tbl>
+    <w:p>
+      <w:pPr>
+        <w:pBdr>
+          <w:top w:val="single" w:color="BBBBBB" w:sz="4" w:space="4"/>
+        </w:pBdr>
+        <w:spacing w:after="0" w:before="160"/>
+      </w:pPr>
+      <w:r>
+        <w:rPr>
+          <w:rFonts w:ascii="Arial" w:cs="Arial" w:eastAsia="Arial" w:hAnsi="Arial"/>
+          <w:color w:val="666666"/>
+          <w:sz w:val="14"/>
+          <w:szCs w:val="14"/>
+        </w:rPr>
+        <w:t xml:space="preserve">© 2026 SeaVuria and ARES. Aligned with KICD objectives. Developed by SeaVuria; technical implementation by ARES (with AI assistance from Claude). Licensed under </w:t>
+      </w:r>
+      <w:hyperlink w:history="1" r:id="rIdmqoconvcz4kmpdxease-j">
+        <w:r>
+          <w:rPr>
+            <w:rFonts w:ascii="Arial" w:cs="Arial" w:eastAsia="Arial" w:hAnsi="Arial"/>
+            <w:color w:val="1F6B75"/>
+            <w:sz w:val="14"/>
+            <w:szCs w:val="14"/>
+            <w:u w:val="single" w:color="1F6B75"/>
+          </w:rPr>
+          <w:t xml:space="preserve">CC BY-NC 4.0</w:t>
+        </w:r>
+      </w:hyperlink>
+      <w:r>
+        <w:rPr>
+          <w:rFonts w:ascii="Arial" w:cs="Arial" w:eastAsia="Arial" w:hAnsi="Arial"/>
+          <w:color w:val="666666"/>
+          <w:sz w:val="14"/>
+          <w:szCs w:val="14"/>
+        </w:rPr>
+        <w:t xml:space="preserve"> (</w:t>
+      </w:r>
+      <w:hyperlink w:history="1" r:id="rIdidqcqxxz2wjlcijkw8phi">
+        <w:r>
+          <w:rPr>
+            <w:rFonts w:ascii="Arial" w:cs="Arial" w:eastAsia="Arial" w:hAnsi="Arial"/>
+            <w:color w:val="1F6B75"/>
+            <w:sz w:val="14"/>
+            <w:szCs w:val="14"/>
+            <w:u w:val="single" w:color="1F6B75"/>
+          </w:rPr>
+          <w:t xml:space="preserve">https://creativecommons.org/licenses/by-nc/4.0/</w:t>
+        </w:r>
+      </w:hyperlink>
+      <w:r>
+        <w:rPr>
+          <w:rFonts w:ascii="Arial" w:cs="Arial" w:eastAsia="Arial" w:hAnsi="Arial"/>
+          <w:color w:val="666666"/>
+          <w:sz w:val="14"/>
+          <w:szCs w:val="14"/>
+        </w:rPr>
+        <w:t xml:space="preserve">).</w:t>
+      </w:r>
+    </w:p>
     <w:p>
       <w:r>
         <w:br w:type="page"/>
@@ -11783,7 +12131,7 @@
             <w:pPr>
               <w:spacing w:after="20" w:before="0"/>
             </w:pPr>
-            <w:hyperlink w:history="1" r:id="rIdpfyleoa9nt1wd4e64o-i1">
+            <w:hyperlink w:history="1" r:id="rIdyxztxt7qkmasjczo7rb_h">
               <w:r>
                 <w:rPr>
                   <w:rFonts w:ascii="Arial" w:cs="Arial" w:eastAsia="Arial" w:hAnsi="Arial"/>
@@ -11816,7 +12164,7 @@
               <w:spacing w:after="10" w:before="0"/>
               <w:ind w:left="120"/>
             </w:pPr>
-            <w:hyperlink w:history="1" r:id="rIdkmoutg5me1zatpppj9cri">
+            <w:hyperlink w:history="1" r:id="rIddsvlbgt67q1xsucvxh95r">
               <w:r>
                 <w:rPr>
                   <w:rFonts w:ascii="Arial" w:cs="Arial" w:eastAsia="Arial" w:hAnsi="Arial"/>
@@ -11861,7 +12209,7 @@
             <w:pPr>
               <w:spacing w:after="20" w:before="0"/>
             </w:pPr>
-            <w:hyperlink w:history="1" r:id="rIdrpvugecf4_zfjc2prtjyd">
+            <w:hyperlink w:history="1" r:id="rIda5zi7md6vbtidl8syag0g">
               <w:r>
                 <w:rPr>
                   <w:rFonts w:ascii="Arial" w:cs="Arial" w:eastAsia="Arial" w:hAnsi="Arial"/>
@@ -11894,7 +12242,7 @@
               <w:spacing w:after="10" w:before="0"/>
               <w:ind w:left="120"/>
             </w:pPr>
-            <w:hyperlink w:history="1" r:id="rIdvabbwqzs0ybv59ew4s_ic">
+            <w:hyperlink w:history="1" r:id="rIdqjubpmwmhz3kkvovegylw">
               <w:r>
                 <w:rPr>
                   <w:rFonts w:ascii="Arial" w:cs="Arial" w:eastAsia="Arial" w:hAnsi="Arial"/>
@@ -12089,7 +12437,7 @@
             <w:pPr>
               <w:spacing w:after="20" w:before="0"/>
             </w:pPr>
-            <w:hyperlink w:history="1" r:id="rId6bgherheqnz7qee216y6l">
+            <w:hyperlink w:history="1" r:id="rIdo6opylqn9rwpotmpka9z2">
               <w:r>
                 <w:rPr>
                   <w:rFonts w:ascii="Arial" w:cs="Arial" w:eastAsia="Arial" w:hAnsi="Arial"/>
@@ -12122,7 +12470,7 @@
               <w:spacing w:after="10" w:before="0"/>
               <w:ind w:left="120"/>
             </w:pPr>
-            <w:hyperlink w:history="1" r:id="rId57rryahf_wfgp_-j-25s4">
+            <w:hyperlink w:history="1" r:id="rIds-onjrhggws2nxvxbz4my">
               <w:r>
                 <w:rPr>
                   <w:rFonts w:ascii="Arial" w:cs="Arial" w:eastAsia="Arial" w:hAnsi="Arial"/>
@@ -12167,7 +12515,7 @@
             <w:pPr>
               <w:spacing w:after="20" w:before="0"/>
             </w:pPr>
-            <w:hyperlink w:history="1" r:id="rIdln8eepimsxalz2blvyegv">
+            <w:hyperlink w:history="1" r:id="rIdzscymzadumswl9xj4dqrl">
               <w:r>
                 <w:rPr>
                   <w:rFonts w:ascii="Arial" w:cs="Arial" w:eastAsia="Arial" w:hAnsi="Arial"/>
@@ -12200,7 +12548,7 @@
               <w:spacing w:after="10" w:before="0"/>
               <w:ind w:left="120"/>
             </w:pPr>
-            <w:hyperlink w:history="1" r:id="rIdy1gjwvyus3l7wmccmzhyd">
+            <w:hyperlink w:history="1" r:id="rIdkefdfh8so3tkhlwgxs3hu">
               <w:r>
                 <w:rPr>
                   <w:rFonts w:ascii="Arial" w:cs="Arial" w:eastAsia="Arial" w:hAnsi="Arial"/>
@@ -12395,7 +12743,7 @@
             <w:pPr>
               <w:spacing w:after="20" w:before="0"/>
             </w:pPr>
-            <w:hyperlink w:history="1" r:id="rIded4fgzv13wqcsp52kq8oc">
+            <w:hyperlink w:history="1" r:id="rIdgouenspp0dbqnh8wkpeka">
               <w:r>
                 <w:rPr>
                   <w:rFonts w:ascii="Arial" w:cs="Arial" w:eastAsia="Arial" w:hAnsi="Arial"/>
@@ -12428,7 +12776,7 @@
               <w:spacing w:after="10" w:before="0"/>
               <w:ind w:left="120"/>
             </w:pPr>
-            <w:hyperlink w:history="1" r:id="rId3kh1rr58bjn_utjsfl79j">
+            <w:hyperlink w:history="1" r:id="rId3ne-ajeo5euh6cb94dil0">
               <w:r>
                 <w:rPr>
                   <w:rFonts w:ascii="Arial" w:cs="Arial" w:eastAsia="Arial" w:hAnsi="Arial"/>
@@ -12473,7 +12821,7 @@
             <w:pPr>
               <w:spacing w:after="20" w:before="0"/>
             </w:pPr>
-            <w:hyperlink w:history="1" r:id="rIdok2chwz0axoab1xl35ulu">
+            <w:hyperlink w:history="1" r:id="rId_6dvbpc8rgqltrfnra_iw">
               <w:r>
                 <w:rPr>
                   <w:rFonts w:ascii="Arial" w:cs="Arial" w:eastAsia="Arial" w:hAnsi="Arial"/>
@@ -12506,7 +12854,7 @@
               <w:spacing w:after="10" w:before="0"/>
               <w:ind w:left="120"/>
             </w:pPr>
-            <w:hyperlink w:history="1" r:id="rIdcr5huhzqpepa9alvm-kwa">
+            <w:hyperlink w:history="1" r:id="rIdr8uzrwtjheefvkcdc8t7k">
               <w:r>
                 <w:rPr>
                   <w:rFonts w:ascii="Arial" w:cs="Arial" w:eastAsia="Arial" w:hAnsi="Arial"/>
@@ -12701,7 +13049,7 @@
             <w:pPr>
               <w:spacing w:after="20" w:before="0"/>
             </w:pPr>
-            <w:hyperlink w:history="1" r:id="rIdrhyjyjuwutg2ftq3jcwws">
+            <w:hyperlink w:history="1" r:id="rIdqldt9vxzkg-hgibagjqfk">
               <w:r>
                 <w:rPr>
                   <w:rFonts w:ascii="Arial" w:cs="Arial" w:eastAsia="Arial" w:hAnsi="Arial"/>
@@ -12734,7 +13082,7 @@
               <w:spacing w:after="10" w:before="0"/>
               <w:ind w:left="120"/>
             </w:pPr>
-            <w:hyperlink w:history="1" r:id="rIddowfjydz2x9frhazntq5x">
+            <w:hyperlink w:history="1" r:id="rIdqnf43zd1anvhonac4bhmp">
               <w:r>
                 <w:rPr>
                   <w:rFonts w:ascii="Arial" w:cs="Arial" w:eastAsia="Arial" w:hAnsi="Arial"/>
@@ -12779,7 +13127,7 @@
             <w:pPr>
               <w:spacing w:after="20" w:before="0"/>
             </w:pPr>
-            <w:hyperlink w:history="1" r:id="rIdzlvx1y_yz-c48wldq1rsg">
+            <w:hyperlink w:history="1" r:id="rId2oisi7c7hxuikh5853coq">
               <w:r>
                 <w:rPr>
                   <w:rFonts w:ascii="Arial" w:cs="Arial" w:eastAsia="Arial" w:hAnsi="Arial"/>
@@ -12812,7 +13160,7 @@
               <w:spacing w:after="10" w:before="0"/>
               <w:ind w:left="120"/>
             </w:pPr>
-            <w:hyperlink w:history="1" r:id="rIdqmoguy6drqwqq-r0nxxsi">
+            <w:hyperlink w:history="1" r:id="rIdubawi9wkxiqvi8dhoerqo">
               <w:r>
                 <w:rPr>
                   <w:rFonts w:ascii="Arial" w:cs="Arial" w:eastAsia="Arial" w:hAnsi="Arial"/>
@@ -13007,7 +13355,7 @@
             <w:pPr>
               <w:spacing w:after="20" w:before="0"/>
             </w:pPr>
-            <w:hyperlink w:history="1" r:id="rIdwpj-ykcv2i-txbgd8nz2r">
+            <w:hyperlink w:history="1" r:id="rIdw5k-1l6tpvmzyhwgjudbv">
               <w:r>
                 <w:rPr>
                   <w:rFonts w:ascii="Arial" w:cs="Arial" w:eastAsia="Arial" w:hAnsi="Arial"/>
@@ -13040,7 +13388,7 @@
               <w:spacing w:after="10" w:before="0"/>
               <w:ind w:left="120"/>
             </w:pPr>
-            <w:hyperlink w:history="1" r:id="rIdkjg9ftr3rv9y3ryq4zesm">
+            <w:hyperlink w:history="1" r:id="rIdypi37aiaaxqjfepzsns7i">
               <w:r>
                 <w:rPr>
                   <w:rFonts w:ascii="Arial" w:cs="Arial" w:eastAsia="Arial" w:hAnsi="Arial"/>
@@ -13085,7 +13433,7 @@
             <w:pPr>
               <w:spacing w:after="20" w:before="0"/>
             </w:pPr>
-            <w:hyperlink w:history="1" r:id="rIddp-fsj_nvotb6p_ypaoyt">
+            <w:hyperlink w:history="1" r:id="rIdcqfjpxyhnehfaw6cxctwf">
               <w:r>
                 <w:rPr>
                   <w:rFonts w:ascii="Arial" w:cs="Arial" w:eastAsia="Arial" w:hAnsi="Arial"/>
@@ -13118,7 +13466,7 @@
               <w:spacing w:after="10" w:before="0"/>
               <w:ind w:left="120"/>
             </w:pPr>
-            <w:hyperlink w:history="1" r:id="rId_ngy1hufk3fgmwyiep2xl">
+            <w:hyperlink w:history="1" r:id="rIdwheloacj9cnuke0cz3duj">
               <w:r>
                 <w:rPr>
                   <w:rFonts w:ascii="Arial" w:cs="Arial" w:eastAsia="Arial" w:hAnsi="Arial"/>
@@ -13614,6 +13962,65 @@
         </w:tc>
       </w:tr>
     </w:tbl>
+    <w:p>
+      <w:pPr>
+        <w:pBdr>
+          <w:top w:val="single" w:color="BBBBBB" w:sz="4" w:space="4"/>
+        </w:pBdr>
+        <w:spacing w:after="0" w:before="160"/>
+      </w:pPr>
+      <w:r>
+        <w:rPr>
+          <w:rFonts w:ascii="Arial" w:cs="Arial" w:eastAsia="Arial" w:hAnsi="Arial"/>
+          <w:color w:val="666666"/>
+          <w:sz w:val="14"/>
+          <w:szCs w:val="14"/>
+        </w:rPr>
+        <w:t xml:space="preserve">© 2026 SeaVuria and ARES. Aligned with KICD objectives. Developed by SeaVuria; technical implementation by ARES (with AI assistance from Claude). Licensed under </w:t>
+      </w:r>
+      <w:hyperlink w:history="1" r:id="rId8y3gnrunttid3kcjlisjt">
+        <w:r>
+          <w:rPr>
+            <w:rFonts w:ascii="Arial" w:cs="Arial" w:eastAsia="Arial" w:hAnsi="Arial"/>
+            <w:color w:val="1F6B75"/>
+            <w:sz w:val="14"/>
+            <w:szCs w:val="14"/>
+            <w:u w:val="single" w:color="1F6B75"/>
+          </w:rPr>
+          <w:t xml:space="preserve">CC BY-NC 4.0</w:t>
+        </w:r>
+      </w:hyperlink>
+      <w:r>
+        <w:rPr>
+          <w:rFonts w:ascii="Arial" w:cs="Arial" w:eastAsia="Arial" w:hAnsi="Arial"/>
+          <w:color w:val="666666"/>
+          <w:sz w:val="14"/>
+          <w:szCs w:val="14"/>
+        </w:rPr>
+        <w:t xml:space="preserve"> (</w:t>
+      </w:r>
+      <w:hyperlink w:history="1" r:id="rIdy3zh_3izcjcetpd6wb85d">
+        <w:r>
+          <w:rPr>
+            <w:rFonts w:ascii="Arial" w:cs="Arial" w:eastAsia="Arial" w:hAnsi="Arial"/>
+            <w:color w:val="1F6B75"/>
+            <w:sz w:val="14"/>
+            <w:szCs w:val="14"/>
+            <w:u w:val="single" w:color="1F6B75"/>
+          </w:rPr>
+          <w:t xml:space="preserve">https://creativecommons.org/licenses/by-nc/4.0/</w:t>
+        </w:r>
+      </w:hyperlink>
+      <w:r>
+        <w:rPr>
+          <w:rFonts w:ascii="Arial" w:cs="Arial" w:eastAsia="Arial" w:hAnsi="Arial"/>
+          <w:color w:val="666666"/>
+          <w:sz w:val="14"/>
+          <w:szCs w:val="14"/>
+        </w:rPr>
+        <w:t xml:space="preserve">).</w:t>
+      </w:r>
+    </w:p>
     <w:p>
       <w:r>
         <w:br w:type="page"/>
@@ -14605,7 +15012,7 @@
             <w:pPr>
               <w:spacing w:after="20" w:before="0"/>
             </w:pPr>
-            <w:hyperlink w:history="1" r:id="rId2whgy1lgxm-wlnl6a_zjl">
+            <w:hyperlink w:history="1" r:id="rIdrkyn_sw3pni-ux-xgeeds">
               <w:r>
                 <w:rPr>
                   <w:rFonts w:ascii="Arial" w:cs="Arial" w:eastAsia="Arial" w:hAnsi="Arial"/>
@@ -14638,7 +15045,7 @@
               <w:spacing w:after="10" w:before="0"/>
               <w:ind w:left="120"/>
             </w:pPr>
-            <w:hyperlink w:history="1" r:id="rIdhb3sfvh8agdupwa4sz2j8">
+            <w:hyperlink w:history="1" r:id="rIdw3cscl0hmoq28ydvuvfgr">
               <w:r>
                 <w:rPr>
                   <w:rFonts w:ascii="Arial" w:cs="Arial" w:eastAsia="Arial" w:hAnsi="Arial"/>
@@ -14683,7 +15090,7 @@
             <w:pPr>
               <w:spacing w:after="20" w:before="0"/>
             </w:pPr>
-            <w:hyperlink w:history="1" r:id="rIdn8rxbxwkec4n_8u2vutip">
+            <w:hyperlink w:history="1" r:id="rIdpwvdrqouhzjdxs5l0unlh">
               <w:r>
                 <w:rPr>
                   <w:rFonts w:ascii="Arial" w:cs="Arial" w:eastAsia="Arial" w:hAnsi="Arial"/>
@@ -14716,7 +15123,7 @@
               <w:spacing w:after="10" w:before="0"/>
               <w:ind w:left="120"/>
             </w:pPr>
-            <w:hyperlink w:history="1" r:id="rIdpbe2oumybcmsro-_-1vch">
+            <w:hyperlink w:history="1" r:id="rIdannlb0rk7dt4gtqlsj2zu">
               <w:r>
                 <w:rPr>
                   <w:rFonts w:ascii="Arial" w:cs="Arial" w:eastAsia="Arial" w:hAnsi="Arial"/>
@@ -14911,7 +15318,7 @@
             <w:pPr>
               <w:spacing w:after="20" w:before="0"/>
             </w:pPr>
-            <w:hyperlink w:history="1" r:id="rIdayklawagdg5ynoaxrowxj">
+            <w:hyperlink w:history="1" r:id="rId-wvz6it-v6mla6zkrbyhm">
               <w:r>
                 <w:rPr>
                   <w:rFonts w:ascii="Arial" w:cs="Arial" w:eastAsia="Arial" w:hAnsi="Arial"/>
@@ -14944,7 +15351,7 @@
               <w:spacing w:after="10" w:before="0"/>
               <w:ind w:left="120"/>
             </w:pPr>
-            <w:hyperlink w:history="1" r:id="rIdg6gb-jnnpknqg-syqdekx">
+            <w:hyperlink w:history="1" r:id="rId7ezl86-5sgpm3frtlmuqm">
               <w:r>
                 <w:rPr>
                   <w:rFonts w:ascii="Arial" w:cs="Arial" w:eastAsia="Arial" w:hAnsi="Arial"/>
@@ -14989,7 +15396,7 @@
             <w:pPr>
               <w:spacing w:after="20" w:before="0"/>
             </w:pPr>
-            <w:hyperlink w:history="1" r:id="rIdjljewwbfincjthjyvjbwi">
+            <w:hyperlink w:history="1" r:id="rIdbxfnfykoa_qwkaby8w7tf">
               <w:r>
                 <w:rPr>
                   <w:rFonts w:ascii="Arial" w:cs="Arial" w:eastAsia="Arial" w:hAnsi="Arial"/>
@@ -15022,7 +15429,7 @@
               <w:spacing w:after="10" w:before="0"/>
               <w:ind w:left="120"/>
             </w:pPr>
-            <w:hyperlink w:history="1" r:id="rIdhxgu60swuz3-k9yzp-dze">
+            <w:hyperlink w:history="1" r:id="rIdyctcdj2amyl5vmog3cp5t">
               <w:r>
                 <w:rPr>
                   <w:rFonts w:ascii="Arial" w:cs="Arial" w:eastAsia="Arial" w:hAnsi="Arial"/>
@@ -15217,7 +15624,7 @@
             <w:pPr>
               <w:spacing w:after="20" w:before="0"/>
             </w:pPr>
-            <w:hyperlink w:history="1" r:id="rIdicjheqzexaedtp5hwblk8">
+            <w:hyperlink w:history="1" r:id="rIdb4nyj3qwsy_b41ojf9rs3">
               <w:r>
                 <w:rPr>
                   <w:rFonts w:ascii="Arial" w:cs="Arial" w:eastAsia="Arial" w:hAnsi="Arial"/>
@@ -15250,7 +15657,7 @@
               <w:spacing w:after="10" w:before="0"/>
               <w:ind w:left="120"/>
             </w:pPr>
-            <w:hyperlink w:history="1" r:id="rId5dak7fdzf4l1_ysonyza-">
+            <w:hyperlink w:history="1" r:id="rIdd5lk_1zqbhle_sceh0vmv">
               <w:r>
                 <w:rPr>
                   <w:rFonts w:ascii="Arial" w:cs="Arial" w:eastAsia="Arial" w:hAnsi="Arial"/>
@@ -15295,7 +15702,7 @@
             <w:pPr>
               <w:spacing w:after="20" w:before="0"/>
             </w:pPr>
-            <w:hyperlink w:history="1" r:id="rIdfs4clptiwp10i4x7zk9zp">
+            <w:hyperlink w:history="1" r:id="rIde-a5u4khbyxvsdpya6hdh">
               <w:r>
                 <w:rPr>
                   <w:rFonts w:ascii="Arial" w:cs="Arial" w:eastAsia="Arial" w:hAnsi="Arial"/>
@@ -15328,7 +15735,7 @@
               <w:spacing w:after="10" w:before="0"/>
               <w:ind w:left="120"/>
             </w:pPr>
-            <w:hyperlink w:history="1" r:id="rIdj72wevrchkes-4xej7tvb">
+            <w:hyperlink w:history="1" r:id="rIdpxixanjmi5ynew1qwgziu">
               <w:r>
                 <w:rPr>
                   <w:rFonts w:ascii="Arial" w:cs="Arial" w:eastAsia="Arial" w:hAnsi="Arial"/>
@@ -15523,7 +15930,7 @@
             <w:pPr>
               <w:spacing w:after="20" w:before="0"/>
             </w:pPr>
-            <w:hyperlink w:history="1" r:id="rIddt3oyevhc799mflk9thdw">
+            <w:hyperlink w:history="1" r:id="rIdevshvmjqme33rvrgjazbg">
               <w:r>
                 <w:rPr>
                   <w:rFonts w:ascii="Arial" w:cs="Arial" w:eastAsia="Arial" w:hAnsi="Arial"/>
@@ -15556,7 +15963,7 @@
               <w:spacing w:after="10" w:before="0"/>
               <w:ind w:left="120"/>
             </w:pPr>
-            <w:hyperlink w:history="1" r:id="rIduwsuiqbdtjf5ubiityyg6">
+            <w:hyperlink w:history="1" r:id="rIdp19mivycvjwdbug1ekhr_">
               <w:r>
                 <w:rPr>
                   <w:rFonts w:ascii="Arial" w:cs="Arial" w:eastAsia="Arial" w:hAnsi="Arial"/>
@@ -15601,7 +16008,7 @@
             <w:pPr>
               <w:spacing w:after="20" w:before="0"/>
             </w:pPr>
-            <w:hyperlink w:history="1" r:id="rIdw41fupkn6vaxowijobdvd">
+            <w:hyperlink w:history="1" r:id="rIdx7lkqjq8pwhyuvlzqxki7">
               <w:r>
                 <w:rPr>
                   <w:rFonts w:ascii="Arial" w:cs="Arial" w:eastAsia="Arial" w:hAnsi="Arial"/>
@@ -15634,7 +16041,7 @@
               <w:spacing w:after="10" w:before="0"/>
               <w:ind w:left="120"/>
             </w:pPr>
-            <w:hyperlink w:history="1" r:id="rIdkbsch8_hjtunur9_umk7t">
+            <w:hyperlink w:history="1" r:id="rIdrzhw9g5m4qsme_yjkk0lc">
               <w:r>
                 <w:rPr>
                   <w:rFonts w:ascii="Arial" w:cs="Arial" w:eastAsia="Arial" w:hAnsi="Arial"/>
@@ -15829,7 +16236,7 @@
             <w:pPr>
               <w:spacing w:after="20" w:before="0"/>
             </w:pPr>
-            <w:hyperlink w:history="1" r:id="rIdxchpsk2jnmeiixiifr-1c">
+            <w:hyperlink w:history="1" r:id="rIdehc7ciiovo6ke8d3eigjp">
               <w:r>
                 <w:rPr>
                   <w:rFonts w:ascii="Arial" w:cs="Arial" w:eastAsia="Arial" w:hAnsi="Arial"/>
@@ -15862,7 +16269,7 @@
               <w:spacing w:after="10" w:before="0"/>
               <w:ind w:left="120"/>
             </w:pPr>
-            <w:hyperlink w:history="1" r:id="rIde845tlrdiopo1hbcdmvr1">
+            <w:hyperlink w:history="1" r:id="rIdwsp8ngu4i6y_1-0bwdb3k">
               <w:r>
                 <w:rPr>
                   <w:rFonts w:ascii="Arial" w:cs="Arial" w:eastAsia="Arial" w:hAnsi="Arial"/>
@@ -15907,7 +16314,7 @@
             <w:pPr>
               <w:spacing w:after="20" w:before="0"/>
             </w:pPr>
-            <w:hyperlink w:history="1" r:id="rId9cxhuukyqfngt2xiwjqs4">
+            <w:hyperlink w:history="1" r:id="rId_pzk63orckeixshck2f_u">
               <w:r>
                 <w:rPr>
                   <w:rFonts w:ascii="Arial" w:cs="Arial" w:eastAsia="Arial" w:hAnsi="Arial"/>
@@ -15940,7 +16347,7 @@
               <w:spacing w:after="10" w:before="0"/>
               <w:ind w:left="120"/>
             </w:pPr>
-            <w:hyperlink w:history="1" r:id="rId7mdcb5ldwoz0rfhakbhni">
+            <w:hyperlink w:history="1" r:id="rIdi0p-x_pgdeaov9okhkpsn">
               <w:r>
                 <w:rPr>
                   <w:rFonts w:ascii="Arial" w:cs="Arial" w:eastAsia="Arial" w:hAnsi="Arial"/>
@@ -16436,6 +16843,65 @@
         </w:tc>
       </w:tr>
     </w:tbl>
+    <w:p>
+      <w:pPr>
+        <w:pBdr>
+          <w:top w:val="single" w:color="BBBBBB" w:sz="4" w:space="4"/>
+        </w:pBdr>
+        <w:spacing w:after="0" w:before="160"/>
+      </w:pPr>
+      <w:r>
+        <w:rPr>
+          <w:rFonts w:ascii="Arial" w:cs="Arial" w:eastAsia="Arial" w:hAnsi="Arial"/>
+          <w:color w:val="666666"/>
+          <w:sz w:val="14"/>
+          <w:szCs w:val="14"/>
+        </w:rPr>
+        <w:t xml:space="preserve">© 2026 SeaVuria and ARES. Aligned with KICD objectives. Developed by SeaVuria; technical implementation by ARES (with AI assistance from Claude). Licensed under </w:t>
+      </w:r>
+      <w:hyperlink w:history="1" r:id="rIdzglpmqqunmpxikluoa9ns">
+        <w:r>
+          <w:rPr>
+            <w:rFonts w:ascii="Arial" w:cs="Arial" w:eastAsia="Arial" w:hAnsi="Arial"/>
+            <w:color w:val="1F6B75"/>
+            <w:sz w:val="14"/>
+            <w:szCs w:val="14"/>
+            <w:u w:val="single" w:color="1F6B75"/>
+          </w:rPr>
+          <w:t xml:space="preserve">CC BY-NC 4.0</w:t>
+        </w:r>
+      </w:hyperlink>
+      <w:r>
+        <w:rPr>
+          <w:rFonts w:ascii="Arial" w:cs="Arial" w:eastAsia="Arial" w:hAnsi="Arial"/>
+          <w:color w:val="666666"/>
+          <w:sz w:val="14"/>
+          <w:szCs w:val="14"/>
+        </w:rPr>
+        <w:t xml:space="preserve"> (</w:t>
+      </w:r>
+      <w:hyperlink w:history="1" r:id="rIdrdicuutm2ph-zdbrtdya0">
+        <w:r>
+          <w:rPr>
+            <w:rFonts w:ascii="Arial" w:cs="Arial" w:eastAsia="Arial" w:hAnsi="Arial"/>
+            <w:color w:val="1F6B75"/>
+            <w:sz w:val="14"/>
+            <w:szCs w:val="14"/>
+            <w:u w:val="single" w:color="1F6B75"/>
+          </w:rPr>
+          <w:t xml:space="preserve">https://creativecommons.org/licenses/by-nc/4.0/</w:t>
+        </w:r>
+      </w:hyperlink>
+      <w:r>
+        <w:rPr>
+          <w:rFonts w:ascii="Arial" w:cs="Arial" w:eastAsia="Arial" w:hAnsi="Arial"/>
+          <w:color w:val="666666"/>
+          <w:sz w:val="14"/>
+          <w:szCs w:val="14"/>
+        </w:rPr>
+        <w:t xml:space="preserve">).</w:t>
+      </w:r>
+    </w:p>
     <w:p>
       <w:r>
         <w:br w:type="page"/>
@@ -17427,7 +17893,7 @@
             <w:pPr>
               <w:spacing w:after="20" w:before="0"/>
             </w:pPr>
-            <w:hyperlink w:history="1" r:id="rIdgajpbcorf3jnnxrxcbb9l">
+            <w:hyperlink w:history="1" r:id="rIdqe22dccjxeayb73loji1c">
               <w:r>
                 <w:rPr>
                   <w:rFonts w:ascii="Arial" w:cs="Arial" w:eastAsia="Arial" w:hAnsi="Arial"/>
@@ -17460,7 +17926,7 @@
               <w:spacing w:after="10" w:before="0"/>
               <w:ind w:left="120"/>
             </w:pPr>
-            <w:hyperlink w:history="1" r:id="rId4vzrc-izrwezctxg7l9yk">
+            <w:hyperlink w:history="1" r:id="rIdfmsd1wwhwsi0vks-68ang">
               <w:r>
                 <w:rPr>
                   <w:rFonts w:ascii="Arial" w:cs="Arial" w:eastAsia="Arial" w:hAnsi="Arial"/>
@@ -17522,7 +17988,7 @@
               <w:spacing w:after="10" w:before="0"/>
               <w:ind w:left="120"/>
             </w:pPr>
-            <w:hyperlink w:history="1" r:id="rIdzkb4wkpxucmjkhuif23ng">
+            <w:hyperlink w:history="1" r:id="rIdvcvmlspa5r05aedqqpa4s">
               <w:r>
                 <w:rPr>
                   <w:rFonts w:ascii="Arial" w:cs="Arial" w:eastAsia="Arial" w:hAnsi="Arial"/>
@@ -17732,7 +18198,7 @@
             <w:pPr>
               <w:spacing w:after="20" w:before="0"/>
             </w:pPr>
-            <w:hyperlink w:history="1" r:id="rIdzsng2uo4htja1ovygjxem">
+            <w:hyperlink w:history="1" r:id="rIdb5q59r5ackmgztk35jdtc">
               <w:r>
                 <w:rPr>
                   <w:rFonts w:ascii="Arial" w:cs="Arial" w:eastAsia="Arial" w:hAnsi="Arial"/>
@@ -17765,7 +18231,7 @@
               <w:spacing w:after="10" w:before="0"/>
               <w:ind w:left="120"/>
             </w:pPr>
-            <w:hyperlink w:history="1" r:id="rIdio4e3il41gxvbf6fgjyk2">
+            <w:hyperlink w:history="1" r:id="rIddvmk4usdn9ojy1detgofj">
               <w:r>
                 <w:rPr>
                   <w:rFonts w:ascii="Arial" w:cs="Arial" w:eastAsia="Arial" w:hAnsi="Arial"/>
@@ -17827,7 +18293,7 @@
               <w:spacing w:after="10" w:before="0"/>
               <w:ind w:left="120"/>
             </w:pPr>
-            <w:hyperlink w:history="1" r:id="rIdujktgqhdmiz0z2mdeam1e">
+            <w:hyperlink w:history="1" r:id="rIdrkp5bejdjsd0vzltinzsp">
               <w:r>
                 <w:rPr>
                   <w:rFonts w:ascii="Arial" w:cs="Arial" w:eastAsia="Arial" w:hAnsi="Arial"/>
@@ -18037,7 +18503,7 @@
             <w:pPr>
               <w:spacing w:after="20" w:before="0"/>
             </w:pPr>
-            <w:hyperlink w:history="1" r:id="rIdeiu73utekmqotjuth2tj0">
+            <w:hyperlink w:history="1" r:id="rIdwfuq8_frrxqe_wbizvqdt">
               <w:r>
                 <w:rPr>
                   <w:rFonts w:ascii="Arial" w:cs="Arial" w:eastAsia="Arial" w:hAnsi="Arial"/>
@@ -18070,7 +18536,7 @@
               <w:spacing w:after="10" w:before="0"/>
               <w:ind w:left="120"/>
             </w:pPr>
-            <w:hyperlink w:history="1" r:id="rIdsmwfvtgthwiyxpfr6st8x">
+            <w:hyperlink w:history="1" r:id="rId7cc7lo-jjjx7dvbermq51">
               <w:r>
                 <w:rPr>
                   <w:rFonts w:ascii="Arial" w:cs="Arial" w:eastAsia="Arial" w:hAnsi="Arial"/>
@@ -18132,7 +18598,7 @@
               <w:spacing w:after="10" w:before="0"/>
               <w:ind w:left="120"/>
             </w:pPr>
-            <w:hyperlink w:history="1" r:id="rIdx9wm1jigxmpmvuzyxtebn">
+            <w:hyperlink w:history="1" r:id="rIdvsqj2hvwbdhecd6b-fn2q">
               <w:r>
                 <w:rPr>
                   <w:rFonts w:ascii="Arial" w:cs="Arial" w:eastAsia="Arial" w:hAnsi="Arial"/>
@@ -18342,7 +18808,7 @@
             <w:pPr>
               <w:spacing w:after="20" w:before="0"/>
             </w:pPr>
-            <w:hyperlink w:history="1" r:id="rIddcjadgn1uuzx9b_vgzpss">
+            <w:hyperlink w:history="1" r:id="rIdypnycufjoo-aokpbcas3u">
               <w:r>
                 <w:rPr>
                   <w:rFonts w:ascii="Arial" w:cs="Arial" w:eastAsia="Arial" w:hAnsi="Arial"/>
@@ -18375,7 +18841,7 @@
               <w:spacing w:after="10" w:before="0"/>
               <w:ind w:left="120"/>
             </w:pPr>
-            <w:hyperlink w:history="1" r:id="rIdp_elcxxwdp2vne8cpkeji">
+            <w:hyperlink w:history="1" r:id="rIdym6cieo8yn5e61xjilfcd">
               <w:r>
                 <w:rPr>
                   <w:rFonts w:ascii="Arial" w:cs="Arial" w:eastAsia="Arial" w:hAnsi="Arial"/>
@@ -18437,7 +18903,7 @@
               <w:spacing w:after="10" w:before="0"/>
               <w:ind w:left="120"/>
             </w:pPr>
-            <w:hyperlink w:history="1" r:id="rIdxsbmqbu7r1jqhwswkxfnq">
+            <w:hyperlink w:history="1" r:id="rIdpthct5cxcdpoeyt49epho">
               <w:r>
                 <w:rPr>
                   <w:rFonts w:ascii="Arial" w:cs="Arial" w:eastAsia="Arial" w:hAnsi="Arial"/>
@@ -18647,7 +19113,7 @@
             <w:pPr>
               <w:spacing w:after="20" w:before="0"/>
             </w:pPr>
-            <w:hyperlink w:history="1" r:id="rIdw23ifvucgu_uzfcao0lak">
+            <w:hyperlink w:history="1" r:id="rIdljyxsu3nrmxulubgopws0">
               <w:r>
                 <w:rPr>
                   <w:rFonts w:ascii="Arial" w:cs="Arial" w:eastAsia="Arial" w:hAnsi="Arial"/>
@@ -18680,7 +19146,7 @@
               <w:spacing w:after="10" w:before="0"/>
               <w:ind w:left="120"/>
             </w:pPr>
-            <w:hyperlink w:history="1" r:id="rId6bwmmr-cxp8js9gzyp9xg">
+            <w:hyperlink w:history="1" r:id="rId4ulzcdmye--v2rtivjuyc">
               <w:r>
                 <w:rPr>
                   <w:rFonts w:ascii="Arial" w:cs="Arial" w:eastAsia="Arial" w:hAnsi="Arial"/>
@@ -18742,7 +19208,7 @@
               <w:spacing w:after="10" w:before="0"/>
               <w:ind w:left="120"/>
             </w:pPr>
-            <w:hyperlink w:history="1" r:id="rIdlcoipjrflno0rsxzfsmxp">
+            <w:hyperlink w:history="1" r:id="rIdnvaxbm5v4ffbyzwf4jcxv">
               <w:r>
                 <w:rPr>
                   <w:rFonts w:ascii="Arial" w:cs="Arial" w:eastAsia="Arial" w:hAnsi="Arial"/>
@@ -19348,6 +19814,65 @@
         </w:tc>
       </w:tr>
     </w:tbl>
+    <w:p>
+      <w:pPr>
+        <w:pBdr>
+          <w:top w:val="single" w:color="BBBBBB" w:sz="4" w:space="4"/>
+        </w:pBdr>
+        <w:spacing w:after="0" w:before="160"/>
+      </w:pPr>
+      <w:r>
+        <w:rPr>
+          <w:rFonts w:ascii="Arial" w:cs="Arial" w:eastAsia="Arial" w:hAnsi="Arial"/>
+          <w:color w:val="666666"/>
+          <w:sz w:val="14"/>
+          <w:szCs w:val="14"/>
+        </w:rPr>
+        <w:t xml:space="preserve">© 2026 SeaVuria and ARES. Aligned with KICD objectives. Developed by SeaVuria; technical implementation by ARES (with AI assistance from Claude). Licensed under </w:t>
+      </w:r>
+      <w:hyperlink w:history="1" r:id="rId3mszlipr_m-o40vttbvy1">
+        <w:r>
+          <w:rPr>
+            <w:rFonts w:ascii="Arial" w:cs="Arial" w:eastAsia="Arial" w:hAnsi="Arial"/>
+            <w:color w:val="1F6B75"/>
+            <w:sz w:val="14"/>
+            <w:szCs w:val="14"/>
+            <w:u w:val="single" w:color="1F6B75"/>
+          </w:rPr>
+          <w:t xml:space="preserve">CC BY-NC 4.0</w:t>
+        </w:r>
+      </w:hyperlink>
+      <w:r>
+        <w:rPr>
+          <w:rFonts w:ascii="Arial" w:cs="Arial" w:eastAsia="Arial" w:hAnsi="Arial"/>
+          <w:color w:val="666666"/>
+          <w:sz w:val="14"/>
+          <w:szCs w:val="14"/>
+        </w:rPr>
+        <w:t xml:space="preserve"> (</w:t>
+      </w:r>
+      <w:hyperlink w:history="1" r:id="rIdxeslhsulgivijqcjrtd2x">
+        <w:r>
+          <w:rPr>
+            <w:rFonts w:ascii="Arial" w:cs="Arial" w:eastAsia="Arial" w:hAnsi="Arial"/>
+            <w:color w:val="1F6B75"/>
+            <w:sz w:val="14"/>
+            <w:szCs w:val="14"/>
+            <w:u w:val="single" w:color="1F6B75"/>
+          </w:rPr>
+          <w:t xml:space="preserve">https://creativecommons.org/licenses/by-nc/4.0/</w:t>
+        </w:r>
+      </w:hyperlink>
+      <w:r>
+        <w:rPr>
+          <w:rFonts w:ascii="Arial" w:cs="Arial" w:eastAsia="Arial" w:hAnsi="Arial"/>
+          <w:color w:val="666666"/>
+          <w:sz w:val="14"/>
+          <w:szCs w:val="14"/>
+        </w:rPr>
+        <w:t xml:space="preserve">).</w:t>
+      </w:r>
+    </w:p>
     <w:p>
       <w:r>
         <w:br w:type="page"/>
@@ -20339,7 +20864,7 @@
             <w:pPr>
               <w:spacing w:after="20" w:before="0"/>
             </w:pPr>
-            <w:hyperlink w:history="1" r:id="rIdrjoaqryha9pv2yubwmmqh">
+            <w:hyperlink w:history="1" r:id="rId89xa8gaicchbwctpmog4a">
               <w:r>
                 <w:rPr>
                   <w:rFonts w:ascii="Arial" w:cs="Arial" w:eastAsia="Arial" w:hAnsi="Arial"/>
@@ -20372,7 +20897,7 @@
               <w:spacing w:after="10" w:before="0"/>
               <w:ind w:left="120"/>
             </w:pPr>
-            <w:hyperlink w:history="1" r:id="rIdvmbddsyxkqu0n7lzmr5ai">
+            <w:hyperlink w:history="1" r:id="rIdtfhdrtowuoyny1w9qnbin">
               <w:r>
                 <w:rPr>
                   <w:rFonts w:ascii="Arial" w:cs="Arial" w:eastAsia="Arial" w:hAnsi="Arial"/>
@@ -20417,7 +20942,7 @@
             <w:pPr>
               <w:spacing w:after="20" w:before="0"/>
             </w:pPr>
-            <w:hyperlink w:history="1" r:id="rId4l4hfef8p8dzqsv3oequ7">
+            <w:hyperlink w:history="1" r:id="rIdxd32q0v-00or4w3aauq9c">
               <w:r>
                 <w:rPr>
                   <w:rFonts w:ascii="Arial" w:cs="Arial" w:eastAsia="Arial" w:hAnsi="Arial"/>
@@ -20450,7 +20975,7 @@
               <w:spacing w:after="10" w:before="0"/>
               <w:ind w:left="120"/>
             </w:pPr>
-            <w:hyperlink w:history="1" r:id="rIdg3hw5qusshgkmbcu3qv4e">
+            <w:hyperlink w:history="1" r:id="rIdkxdmf1uo8l5pqxg1cetqh">
               <w:r>
                 <w:rPr>
                   <w:rFonts w:ascii="Arial" w:cs="Arial" w:eastAsia="Arial" w:hAnsi="Arial"/>
@@ -20645,7 +21170,7 @@
             <w:pPr>
               <w:spacing w:after="20" w:before="0"/>
             </w:pPr>
-            <w:hyperlink w:history="1" r:id="rIdpotypqynluchyn0rcmesq">
+            <w:hyperlink w:history="1" r:id="rIdsuka3bcmdo2nw1exvacf2">
               <w:r>
                 <w:rPr>
                   <w:rFonts w:ascii="Arial" w:cs="Arial" w:eastAsia="Arial" w:hAnsi="Arial"/>
@@ -20678,7 +21203,7 @@
               <w:spacing w:after="10" w:before="0"/>
               <w:ind w:left="120"/>
             </w:pPr>
-            <w:hyperlink w:history="1" r:id="rIdhpa2ixgp1qaciyyhwr_4s">
+            <w:hyperlink w:history="1" r:id="rIdnixgd8etqp4gmjjdzo9ac">
               <w:r>
                 <w:rPr>
                   <w:rFonts w:ascii="Arial" w:cs="Arial" w:eastAsia="Arial" w:hAnsi="Arial"/>
@@ -20723,7 +21248,7 @@
             <w:pPr>
               <w:spacing w:after="20" w:before="0"/>
             </w:pPr>
-            <w:hyperlink w:history="1" r:id="rIde56h-4-3gx7zrwvnwwt_9">
+            <w:hyperlink w:history="1" r:id="rId8s-l1pq_scoaingmkel3c">
               <w:r>
                 <w:rPr>
                   <w:rFonts w:ascii="Arial" w:cs="Arial" w:eastAsia="Arial" w:hAnsi="Arial"/>
@@ -20756,7 +21281,7 @@
               <w:spacing w:after="10" w:before="0"/>
               <w:ind w:left="120"/>
             </w:pPr>
-            <w:hyperlink w:history="1" r:id="rId4vgbxvczwwubunzkugr6s">
+            <w:hyperlink w:history="1" r:id="rId3wmoem0c9xbabuc2x9kwv">
               <w:r>
                 <w:rPr>
                   <w:rFonts w:ascii="Arial" w:cs="Arial" w:eastAsia="Arial" w:hAnsi="Arial"/>
@@ -20951,7 +21476,7 @@
             <w:pPr>
               <w:spacing w:after="20" w:before="0"/>
             </w:pPr>
-            <w:hyperlink w:history="1" r:id="rId_cvdnqiskxdaigwl8ctka">
+            <w:hyperlink w:history="1" r:id="rIdmnqn7qyga3hpld_9sofv6">
               <w:r>
                 <w:rPr>
                   <w:rFonts w:ascii="Arial" w:cs="Arial" w:eastAsia="Arial" w:hAnsi="Arial"/>
@@ -20984,7 +21509,7 @@
               <w:spacing w:after="10" w:before="0"/>
               <w:ind w:left="120"/>
             </w:pPr>
-            <w:hyperlink w:history="1" r:id="rIdtve7rnfanu6mhiowmmyop">
+            <w:hyperlink w:history="1" r:id="rIdbolaylivnnwo1f8_bhkp-">
               <w:r>
                 <w:rPr>
                   <w:rFonts w:ascii="Arial" w:cs="Arial" w:eastAsia="Arial" w:hAnsi="Arial"/>
@@ -21029,7 +21554,7 @@
             <w:pPr>
               <w:spacing w:after="20" w:before="0"/>
             </w:pPr>
-            <w:hyperlink w:history="1" r:id="rIdbvfeky--2k6lyw9yml07h">
+            <w:hyperlink w:history="1" r:id="rId_jkd7hqhf7w4hmu36x8ee">
               <w:r>
                 <w:rPr>
                   <w:rFonts w:ascii="Arial" w:cs="Arial" w:eastAsia="Arial" w:hAnsi="Arial"/>
@@ -21062,7 +21587,7 @@
               <w:spacing w:after="10" w:before="0"/>
               <w:ind w:left="120"/>
             </w:pPr>
-            <w:hyperlink w:history="1" r:id="rIdt0fp9m32rfgg9qwihtlpi">
+            <w:hyperlink w:history="1" r:id="rIdbgp3xrsxftm3_0iep1-xf">
               <w:r>
                 <w:rPr>
                   <w:rFonts w:ascii="Arial" w:cs="Arial" w:eastAsia="Arial" w:hAnsi="Arial"/>
@@ -21257,7 +21782,7 @@
             <w:pPr>
               <w:spacing w:after="20" w:before="0"/>
             </w:pPr>
-            <w:hyperlink w:history="1" r:id="rIdb2od8jtmbbxwllt_nd4uf">
+            <w:hyperlink w:history="1" r:id="rIdwkp8bnouq9auzbnhqtdrf">
               <w:r>
                 <w:rPr>
                   <w:rFonts w:ascii="Arial" w:cs="Arial" w:eastAsia="Arial" w:hAnsi="Arial"/>
@@ -21290,7 +21815,7 @@
               <w:spacing w:after="10" w:before="0"/>
               <w:ind w:left="120"/>
             </w:pPr>
-            <w:hyperlink w:history="1" r:id="rIdenfwafbqa4pgoxmb7mzcw">
+            <w:hyperlink w:history="1" r:id="rIdeuysuab3ejlld85fgo4la">
               <w:r>
                 <w:rPr>
                   <w:rFonts w:ascii="Arial" w:cs="Arial" w:eastAsia="Arial" w:hAnsi="Arial"/>
@@ -21335,7 +21860,7 @@
             <w:pPr>
               <w:spacing w:after="20" w:before="0"/>
             </w:pPr>
-            <w:hyperlink w:history="1" r:id="rId2c8ieh6jb_oy7nrwfl43c">
+            <w:hyperlink w:history="1" r:id="rIdtui4ghs2uaqxsnllrqlxd">
               <w:r>
                 <w:rPr>
                   <w:rFonts w:ascii="Arial" w:cs="Arial" w:eastAsia="Arial" w:hAnsi="Arial"/>
@@ -21368,7 +21893,7 @@
               <w:spacing w:after="10" w:before="0"/>
               <w:ind w:left="120"/>
             </w:pPr>
-            <w:hyperlink w:history="1" r:id="rIdgvq4tsh6pv2kdtb77tcdc">
+            <w:hyperlink w:history="1" r:id="rIdjte3xklbbidxueaeqmyww">
               <w:r>
                 <w:rPr>
                   <w:rFonts w:ascii="Arial" w:cs="Arial" w:eastAsia="Arial" w:hAnsi="Arial"/>
@@ -21563,7 +22088,7 @@
             <w:pPr>
               <w:spacing w:after="20" w:before="0"/>
             </w:pPr>
-            <w:hyperlink w:history="1" r:id="rId4pqr_xumo8jmzvbw-xiiy">
+            <w:hyperlink w:history="1" r:id="rIdlzinkf9uu0hora60kqp9e">
               <w:r>
                 <w:rPr>
                   <w:rFonts w:ascii="Arial" w:cs="Arial" w:eastAsia="Arial" w:hAnsi="Arial"/>
@@ -21596,7 +22121,7 @@
               <w:spacing w:after="10" w:before="0"/>
               <w:ind w:left="120"/>
             </w:pPr>
-            <w:hyperlink w:history="1" r:id="rIdcastbpdegzsgkx5ov3l9d">
+            <w:hyperlink w:history="1" r:id="rIdifhw6omronpd6wkhyiij5">
               <w:r>
                 <w:rPr>
                   <w:rFonts w:ascii="Arial" w:cs="Arial" w:eastAsia="Arial" w:hAnsi="Arial"/>
@@ -21641,7 +22166,7 @@
             <w:pPr>
               <w:spacing w:after="20" w:before="0"/>
             </w:pPr>
-            <w:hyperlink w:history="1" r:id="rIdzfiy8_jdzjs4eblysb6-k">
+            <w:hyperlink w:history="1" r:id="rIdu2f3j-xlkhnee0eycidld">
               <w:r>
                 <w:rPr>
                   <w:rFonts w:ascii="Arial" w:cs="Arial" w:eastAsia="Arial" w:hAnsi="Arial"/>
@@ -21674,7 +22199,7 @@
               <w:spacing w:after="10" w:before="0"/>
               <w:ind w:left="120"/>
             </w:pPr>
-            <w:hyperlink w:history="1" r:id="rIddajg6or0amdak5ap7vbrr">
+            <w:hyperlink w:history="1" r:id="rIdmfdefh5gjbz5ergr-mdtp">
               <w:r>
                 <w:rPr>
                   <w:rFonts w:ascii="Arial" w:cs="Arial" w:eastAsia="Arial" w:hAnsi="Arial"/>
@@ -22284,6 +22809,65 @@
         </w:tc>
       </w:tr>
     </w:tbl>
+    <w:p>
+      <w:pPr>
+        <w:pBdr>
+          <w:top w:val="single" w:color="BBBBBB" w:sz="4" w:space="4"/>
+        </w:pBdr>
+        <w:spacing w:after="0" w:before="160"/>
+      </w:pPr>
+      <w:r>
+        <w:rPr>
+          <w:rFonts w:ascii="Arial" w:cs="Arial" w:eastAsia="Arial" w:hAnsi="Arial"/>
+          <w:color w:val="666666"/>
+          <w:sz w:val="14"/>
+          <w:szCs w:val="14"/>
+        </w:rPr>
+        <w:t xml:space="preserve">© 2026 SeaVuria and ARES. Aligned with KICD objectives. Developed by SeaVuria; technical implementation by ARES (with AI assistance from Claude). Licensed under </w:t>
+      </w:r>
+      <w:hyperlink w:history="1" r:id="rIdlhrzypi6qgvfneh-c_cxy">
+        <w:r>
+          <w:rPr>
+            <w:rFonts w:ascii="Arial" w:cs="Arial" w:eastAsia="Arial" w:hAnsi="Arial"/>
+            <w:color w:val="1F6B75"/>
+            <w:sz w:val="14"/>
+            <w:szCs w:val="14"/>
+            <w:u w:val="single" w:color="1F6B75"/>
+          </w:rPr>
+          <w:t xml:space="preserve">CC BY-NC 4.0</w:t>
+        </w:r>
+      </w:hyperlink>
+      <w:r>
+        <w:rPr>
+          <w:rFonts w:ascii="Arial" w:cs="Arial" w:eastAsia="Arial" w:hAnsi="Arial"/>
+          <w:color w:val="666666"/>
+          <w:sz w:val="14"/>
+          <w:szCs w:val="14"/>
+        </w:rPr>
+        <w:t xml:space="preserve"> (</w:t>
+      </w:r>
+      <w:hyperlink w:history="1" r:id="rId0htberhy4gpcjlov9it6l">
+        <w:r>
+          <w:rPr>
+            <w:rFonts w:ascii="Arial" w:cs="Arial" w:eastAsia="Arial" w:hAnsi="Arial"/>
+            <w:color w:val="1F6B75"/>
+            <w:sz w:val="14"/>
+            <w:szCs w:val="14"/>
+            <w:u w:val="single" w:color="1F6B75"/>
+          </w:rPr>
+          <w:t xml:space="preserve">https://creativecommons.org/licenses/by-nc/4.0/</w:t>
+        </w:r>
+      </w:hyperlink>
+      <w:r>
+        <w:rPr>
+          <w:rFonts w:ascii="Arial" w:cs="Arial" w:eastAsia="Arial" w:hAnsi="Arial"/>
+          <w:color w:val="666666"/>
+          <w:sz w:val="14"/>
+          <w:szCs w:val="14"/>
+        </w:rPr>
+        <w:t xml:space="preserve">).</w:t>
+      </w:r>
+    </w:p>
     <w:p>
       <w:r>
         <w:br w:type="page"/>
@@ -23275,7 +23859,7 @@
             <w:pPr>
               <w:spacing w:after="20" w:before="0"/>
             </w:pPr>
-            <w:hyperlink w:history="1" r:id="rIdkbvytttfpj30-pw9h72oa">
+            <w:hyperlink w:history="1" r:id="rId_6nlaptr7it6txewmpb5l">
               <w:r>
                 <w:rPr>
                   <w:rFonts w:ascii="Arial" w:cs="Arial" w:eastAsia="Arial" w:hAnsi="Arial"/>
@@ -23308,7 +23892,7 @@
               <w:spacing w:after="10" w:before="0"/>
               <w:ind w:left="120"/>
             </w:pPr>
-            <w:hyperlink w:history="1" r:id="rId-ktrxflqsojvx9c7bdzby">
+            <w:hyperlink w:history="1" r:id="rIdstxc7uicn5cujqpmifl2b">
               <w:r>
                 <w:rPr>
                   <w:rFonts w:ascii="Arial" w:cs="Arial" w:eastAsia="Arial" w:hAnsi="Arial"/>
@@ -23353,7 +23937,7 @@
             <w:pPr>
               <w:spacing w:after="20" w:before="0"/>
             </w:pPr>
-            <w:hyperlink w:history="1" r:id="rIddb5ednq6aopou5dkf17em">
+            <w:hyperlink w:history="1" r:id="rId0jm1mxhhljqfwmhqalgz7">
               <w:r>
                 <w:rPr>
                   <w:rFonts w:ascii="Arial" w:cs="Arial" w:eastAsia="Arial" w:hAnsi="Arial"/>
@@ -23386,7 +23970,7 @@
               <w:spacing w:after="10" w:before="0"/>
               <w:ind w:left="120"/>
             </w:pPr>
-            <w:hyperlink w:history="1" r:id="rId5xnbsw5rcha6fmpil6c_a">
+            <w:hyperlink w:history="1" r:id="rIdjkre9ikgxu04odvw104wm">
               <w:r>
                 <w:rPr>
                   <w:rFonts w:ascii="Arial" w:cs="Arial" w:eastAsia="Arial" w:hAnsi="Arial"/>
@@ -23581,7 +24165,7 @@
             <w:pPr>
               <w:spacing w:after="20" w:before="0"/>
             </w:pPr>
-            <w:hyperlink w:history="1" r:id="rIdumcfrxjokn-w00y2585bi">
+            <w:hyperlink w:history="1" r:id="rIddalbgmpqd49o-kfgcimzc">
               <w:r>
                 <w:rPr>
                   <w:rFonts w:ascii="Arial" w:cs="Arial" w:eastAsia="Arial" w:hAnsi="Arial"/>
@@ -23614,7 +24198,7 @@
               <w:spacing w:after="10" w:before="0"/>
               <w:ind w:left="120"/>
             </w:pPr>
-            <w:hyperlink w:history="1" r:id="rId710fcwdqdbdunb2bjd5jt">
+            <w:hyperlink w:history="1" r:id="rIdlwyg6ab9v-0l0fpelrz4g">
               <w:r>
                 <w:rPr>
                   <w:rFonts w:ascii="Arial" w:cs="Arial" w:eastAsia="Arial" w:hAnsi="Arial"/>
@@ -23659,7 +24243,7 @@
             <w:pPr>
               <w:spacing w:after="20" w:before="0"/>
             </w:pPr>
-            <w:hyperlink w:history="1" r:id="rId3xbawjpjiytkneatlvpnx">
+            <w:hyperlink w:history="1" r:id="rIdlkfu4jzklmjvndc8wawdj">
               <w:r>
                 <w:rPr>
                   <w:rFonts w:ascii="Arial" w:cs="Arial" w:eastAsia="Arial" w:hAnsi="Arial"/>
@@ -23692,7 +24276,7 @@
               <w:spacing w:after="10" w:before="0"/>
               <w:ind w:left="120"/>
             </w:pPr>
-            <w:hyperlink w:history="1" r:id="rId_djejc_mze8mdpeym_bgz">
+            <w:hyperlink w:history="1" r:id="rId5hrqhenzhjcl3b2tgdyjn">
               <w:r>
                 <w:rPr>
                   <w:rFonts w:ascii="Arial" w:cs="Arial" w:eastAsia="Arial" w:hAnsi="Arial"/>
@@ -23887,7 +24471,7 @@
             <w:pPr>
               <w:spacing w:after="20" w:before="0"/>
             </w:pPr>
-            <w:hyperlink w:history="1" r:id="rIdb67wb99ywgyv1yjwg9yvt">
+            <w:hyperlink w:history="1" r:id="rIde_7jiyp-lckdzhznz7l6t">
               <w:r>
                 <w:rPr>
                   <w:rFonts w:ascii="Arial" w:cs="Arial" w:eastAsia="Arial" w:hAnsi="Arial"/>
@@ -23920,7 +24504,7 @@
               <w:spacing w:after="10" w:before="0"/>
               <w:ind w:left="120"/>
             </w:pPr>
-            <w:hyperlink w:history="1" r:id="rIdopoxdachou7efgfqmq80t">
+            <w:hyperlink w:history="1" r:id="rIdu85bj8vklpj7qbmfx0ydd">
               <w:r>
                 <w:rPr>
                   <w:rFonts w:ascii="Arial" w:cs="Arial" w:eastAsia="Arial" w:hAnsi="Arial"/>
@@ -23965,7 +24549,7 @@
             <w:pPr>
               <w:spacing w:after="20" w:before="0"/>
             </w:pPr>
-            <w:hyperlink w:history="1" r:id="rIdcgy1vb2yaeiemj6kvhohh">
+            <w:hyperlink w:history="1" r:id="rIdjpilz0ekikcl1t-xiyuoz">
               <w:r>
                 <w:rPr>
                   <w:rFonts w:ascii="Arial" w:cs="Arial" w:eastAsia="Arial" w:hAnsi="Arial"/>
@@ -23998,7 +24582,7 @@
               <w:spacing w:after="10" w:before="0"/>
               <w:ind w:left="120"/>
             </w:pPr>
-            <w:hyperlink w:history="1" r:id="rId_nxszkszdc9mj8wk8tqei">
+            <w:hyperlink w:history="1" r:id="rIdj-rah_gudxt1ogyuqz6cu">
               <w:r>
                 <w:rPr>
                   <w:rFonts w:ascii="Arial" w:cs="Arial" w:eastAsia="Arial" w:hAnsi="Arial"/>
@@ -24193,7 +24777,7 @@
             <w:pPr>
               <w:spacing w:after="20" w:before="0"/>
             </w:pPr>
-            <w:hyperlink w:history="1" r:id="rIdpcofod7e_itxvxjpfygpb">
+            <w:hyperlink w:history="1" r:id="rIdnjswxwznz-ziytxrwcstf">
               <w:r>
                 <w:rPr>
                   <w:rFonts w:ascii="Arial" w:cs="Arial" w:eastAsia="Arial" w:hAnsi="Arial"/>
@@ -24226,7 +24810,7 @@
               <w:spacing w:after="10" w:before="0"/>
               <w:ind w:left="120"/>
             </w:pPr>
-            <w:hyperlink w:history="1" r:id="rIdtqgd-hw8oojzo8n400t7t">
+            <w:hyperlink w:history="1" r:id="rId8io63lvkx92nuoqygkhpo">
               <w:r>
                 <w:rPr>
                   <w:rFonts w:ascii="Arial" w:cs="Arial" w:eastAsia="Arial" w:hAnsi="Arial"/>
@@ -24271,7 +24855,7 @@
             <w:pPr>
               <w:spacing w:after="20" w:before="0"/>
             </w:pPr>
-            <w:hyperlink w:history="1" r:id="rIdcnudk1kq21hdz_yo3ynbo">
+            <w:hyperlink w:history="1" r:id="rIdjejrw-hdkrm3pvjwf7jcf">
               <w:r>
                 <w:rPr>
                   <w:rFonts w:ascii="Arial" w:cs="Arial" w:eastAsia="Arial" w:hAnsi="Arial"/>
@@ -24304,7 +24888,7 @@
               <w:spacing w:after="10" w:before="0"/>
               <w:ind w:left="120"/>
             </w:pPr>
-            <w:hyperlink w:history="1" r:id="rIdifrxq2woogkonjobq_xjn">
+            <w:hyperlink w:history="1" r:id="rIdwj7auqstdmvgqywfomu5o">
               <w:r>
                 <w:rPr>
                   <w:rFonts w:ascii="Arial" w:cs="Arial" w:eastAsia="Arial" w:hAnsi="Arial"/>
@@ -24499,7 +25083,7 @@
             <w:pPr>
               <w:spacing w:after="20" w:before="0"/>
             </w:pPr>
-            <w:hyperlink w:history="1" r:id="rIdpeuhu9iwvtr34dzehrtmj">
+            <w:hyperlink w:history="1" r:id="rIdhewmstms3bs-9zmqu5xze">
               <w:r>
                 <w:rPr>
                   <w:rFonts w:ascii="Arial" w:cs="Arial" w:eastAsia="Arial" w:hAnsi="Arial"/>
@@ -24532,7 +25116,7 @@
               <w:spacing w:after="10" w:before="0"/>
               <w:ind w:left="120"/>
             </w:pPr>
-            <w:hyperlink w:history="1" r:id="rIdmp8iaqhcyvmi9_dyrom3z">
+            <w:hyperlink w:history="1" r:id="rIdgwsnmwsrlpwftmhptet74">
               <w:r>
                 <w:rPr>
                   <w:rFonts w:ascii="Arial" w:cs="Arial" w:eastAsia="Arial" w:hAnsi="Arial"/>
@@ -24577,7 +25161,7 @@
             <w:pPr>
               <w:spacing w:after="20" w:before="0"/>
             </w:pPr>
-            <w:hyperlink w:history="1" r:id="rId5enihd6p_qyt8l99rjlbg">
+            <w:hyperlink w:history="1" r:id="rIdeys8hhsjtsrvxdcv1-sbi">
               <w:r>
                 <w:rPr>
                   <w:rFonts w:ascii="Arial" w:cs="Arial" w:eastAsia="Arial" w:hAnsi="Arial"/>
@@ -24610,7 +25194,7 @@
               <w:spacing w:after="10" w:before="0"/>
               <w:ind w:left="120"/>
             </w:pPr>
-            <w:hyperlink w:history="1" r:id="rIdrok--kifse4taoc9tigji">
+            <w:hyperlink w:history="1" r:id="rIdgyconsfdhwbfgdkjmu3eo">
               <w:r>
                 <w:rPr>
                   <w:rFonts w:ascii="Arial" w:cs="Arial" w:eastAsia="Arial" w:hAnsi="Arial"/>
@@ -25106,6 +25690,65 @@
         </w:tc>
       </w:tr>
     </w:tbl>
+    <w:p>
+      <w:pPr>
+        <w:pBdr>
+          <w:top w:val="single" w:color="BBBBBB" w:sz="4" w:space="4"/>
+        </w:pBdr>
+        <w:spacing w:after="0" w:before="160"/>
+      </w:pPr>
+      <w:r>
+        <w:rPr>
+          <w:rFonts w:ascii="Arial" w:cs="Arial" w:eastAsia="Arial" w:hAnsi="Arial"/>
+          <w:color w:val="666666"/>
+          <w:sz w:val="14"/>
+          <w:szCs w:val="14"/>
+        </w:rPr>
+        <w:t xml:space="preserve">© 2026 SeaVuria and ARES. Aligned with KICD objectives. Developed by SeaVuria; technical implementation by ARES (with AI assistance from Claude). Licensed under </w:t>
+      </w:r>
+      <w:hyperlink w:history="1" r:id="rIdw4fuk4wk-b5g4ubcexyha">
+        <w:r>
+          <w:rPr>
+            <w:rFonts w:ascii="Arial" w:cs="Arial" w:eastAsia="Arial" w:hAnsi="Arial"/>
+            <w:color w:val="1F6B75"/>
+            <w:sz w:val="14"/>
+            <w:szCs w:val="14"/>
+            <w:u w:val="single" w:color="1F6B75"/>
+          </w:rPr>
+          <w:t xml:space="preserve">CC BY-NC 4.0</w:t>
+        </w:r>
+      </w:hyperlink>
+      <w:r>
+        <w:rPr>
+          <w:rFonts w:ascii="Arial" w:cs="Arial" w:eastAsia="Arial" w:hAnsi="Arial"/>
+          <w:color w:val="666666"/>
+          <w:sz w:val="14"/>
+          <w:szCs w:val="14"/>
+        </w:rPr>
+        <w:t xml:space="preserve"> (</w:t>
+      </w:r>
+      <w:hyperlink w:history="1" r:id="rId-9ckcxue8rskmk4s0zisj">
+        <w:r>
+          <w:rPr>
+            <w:rFonts w:ascii="Arial" w:cs="Arial" w:eastAsia="Arial" w:hAnsi="Arial"/>
+            <w:color w:val="1F6B75"/>
+            <w:sz w:val="14"/>
+            <w:szCs w:val="14"/>
+            <w:u w:val="single" w:color="1F6B75"/>
+          </w:rPr>
+          <w:t xml:space="preserve">https://creativecommons.org/licenses/by-nc/4.0/</w:t>
+        </w:r>
+      </w:hyperlink>
+      <w:r>
+        <w:rPr>
+          <w:rFonts w:ascii="Arial" w:cs="Arial" w:eastAsia="Arial" w:hAnsi="Arial"/>
+          <w:color w:val="666666"/>
+          <w:sz w:val="14"/>
+          <w:szCs w:val="14"/>
+        </w:rPr>
+        <w:t xml:space="preserve">).</w:t>
+      </w:r>
+    </w:p>
     <w:p>
       <w:r>
         <w:br w:type="page"/>
@@ -26097,7 +26740,7 @@
             <w:pPr>
               <w:spacing w:after="20" w:before="0"/>
             </w:pPr>
-            <w:hyperlink w:history="1" r:id="rIdcq0zwk845aoicmfybrdj-">
+            <w:hyperlink w:history="1" r:id="rIdwem4wo3fdb0wa9c_4yv0y">
               <w:r>
                 <w:rPr>
                   <w:rFonts w:ascii="Arial" w:cs="Arial" w:eastAsia="Arial" w:hAnsi="Arial"/>
@@ -26130,7 +26773,7 @@
               <w:spacing w:after="10" w:before="0"/>
               <w:ind w:left="120"/>
             </w:pPr>
-            <w:hyperlink w:history="1" r:id="rIdkzm214xfy8g4r2kkagk6a">
+            <w:hyperlink w:history="1" r:id="rIdides4gdqyn5g2fzukf_yr">
               <w:r>
                 <w:rPr>
                   <w:rFonts w:ascii="Arial" w:cs="Arial" w:eastAsia="Arial" w:hAnsi="Arial"/>
@@ -26175,7 +26818,7 @@
             <w:pPr>
               <w:spacing w:after="20" w:before="0"/>
             </w:pPr>
-            <w:hyperlink w:history="1" r:id="rIdxebvaf_f2tcsm5uh_ebcu">
+            <w:hyperlink w:history="1" r:id="rId5ntckdlyzucuswngzqcxn">
               <w:r>
                 <w:rPr>
                   <w:rFonts w:ascii="Arial" w:cs="Arial" w:eastAsia="Arial" w:hAnsi="Arial"/>
@@ -26208,7 +26851,7 @@
               <w:spacing w:after="10" w:before="0"/>
               <w:ind w:left="120"/>
             </w:pPr>
-            <w:hyperlink w:history="1" r:id="rIdjedujpu8i1vwanduyyfqv">
+            <w:hyperlink w:history="1" r:id="rIdxfhnuzsvexffrlkcdkuyf">
               <w:r>
                 <w:rPr>
                   <w:rFonts w:ascii="Arial" w:cs="Arial" w:eastAsia="Arial" w:hAnsi="Arial"/>
@@ -26403,7 +27046,7 @@
             <w:pPr>
               <w:spacing w:after="20" w:before="0"/>
             </w:pPr>
-            <w:hyperlink w:history="1" r:id="rIday2u91qytxkeryohin7fi">
+            <w:hyperlink w:history="1" r:id="rIdejcnh-y6nbpkdisxu5tpp">
               <w:r>
                 <w:rPr>
                   <w:rFonts w:ascii="Arial" w:cs="Arial" w:eastAsia="Arial" w:hAnsi="Arial"/>
@@ -26436,7 +27079,7 @@
               <w:spacing w:after="10" w:before="0"/>
               <w:ind w:left="120"/>
             </w:pPr>
-            <w:hyperlink w:history="1" r:id="rIdjcme2xvyecywjjjz0c8dp">
+            <w:hyperlink w:history="1" r:id="rId5u7f4nvelve_g4kyydb6p">
               <w:r>
                 <w:rPr>
                   <w:rFonts w:ascii="Arial" w:cs="Arial" w:eastAsia="Arial" w:hAnsi="Arial"/>
@@ -26481,7 +27124,7 @@
             <w:pPr>
               <w:spacing w:after="20" w:before="0"/>
             </w:pPr>
-            <w:hyperlink w:history="1" r:id="rIdh4o2mbkgvipp_2y19xghb">
+            <w:hyperlink w:history="1" r:id="rIdnflckkjw3awb0jsblzhdq">
               <w:r>
                 <w:rPr>
                   <w:rFonts w:ascii="Arial" w:cs="Arial" w:eastAsia="Arial" w:hAnsi="Arial"/>
@@ -26514,7 +27157,7 @@
               <w:spacing w:after="10" w:before="0"/>
               <w:ind w:left="120"/>
             </w:pPr>
-            <w:hyperlink w:history="1" r:id="rIdtmbtsluuje_sff4tzv2gn">
+            <w:hyperlink w:history="1" r:id="rIdk-5btliafv9l9rksps6ij">
               <w:r>
                 <w:rPr>
                   <w:rFonts w:ascii="Arial" w:cs="Arial" w:eastAsia="Arial" w:hAnsi="Arial"/>
@@ -26709,7 +27352,7 @@
             <w:pPr>
               <w:spacing w:after="20" w:before="0"/>
             </w:pPr>
-            <w:hyperlink w:history="1" r:id="rIdsp_jsfo1sbj1pl3k02sun">
+            <w:hyperlink w:history="1" r:id="rIdt-krwteqi6vygoxmmp6qz">
               <w:r>
                 <w:rPr>
                   <w:rFonts w:ascii="Arial" w:cs="Arial" w:eastAsia="Arial" w:hAnsi="Arial"/>
@@ -26742,7 +27385,7 @@
               <w:spacing w:after="10" w:before="0"/>
               <w:ind w:left="120"/>
             </w:pPr>
-            <w:hyperlink w:history="1" r:id="rIdufazuunikfp3im3k2mag2">
+            <w:hyperlink w:history="1" r:id="rIdcavd7znx5mj7n9t73gkfq">
               <w:r>
                 <w:rPr>
                   <w:rFonts w:ascii="Arial" w:cs="Arial" w:eastAsia="Arial" w:hAnsi="Arial"/>
@@ -26787,7 +27430,7 @@
             <w:pPr>
               <w:spacing w:after="20" w:before="0"/>
             </w:pPr>
-            <w:hyperlink w:history="1" r:id="rIdniej5acdaq_7-33skruej">
+            <w:hyperlink w:history="1" r:id="rIdc_uooxezaxqew7jii_v2r">
               <w:r>
                 <w:rPr>
                   <w:rFonts w:ascii="Arial" w:cs="Arial" w:eastAsia="Arial" w:hAnsi="Arial"/>
@@ -26820,7 +27463,7 @@
               <w:spacing w:after="10" w:before="0"/>
               <w:ind w:left="120"/>
             </w:pPr>
-            <w:hyperlink w:history="1" r:id="rIdmfd5v7quipdjwzkmxl-x8">
+            <w:hyperlink w:history="1" r:id="rIdzzo9qiati-nbmw9r1plbu">
               <w:r>
                 <w:rPr>
                   <w:rFonts w:ascii="Arial" w:cs="Arial" w:eastAsia="Arial" w:hAnsi="Arial"/>
@@ -27015,7 +27658,7 @@
             <w:pPr>
               <w:spacing w:after="20" w:before="0"/>
             </w:pPr>
-            <w:hyperlink w:history="1" r:id="rId-7zq4jrpd55xwditzwpd8">
+            <w:hyperlink w:history="1" r:id="rIdyye34he4wbm6gflu3gn78">
               <w:r>
                 <w:rPr>
                   <w:rFonts w:ascii="Arial" w:cs="Arial" w:eastAsia="Arial" w:hAnsi="Arial"/>
@@ -27048,7 +27691,7 @@
               <w:spacing w:after="10" w:before="0"/>
               <w:ind w:left="120"/>
             </w:pPr>
-            <w:hyperlink w:history="1" r:id="rIdf11oa7ek2jyewa6pzqg4n">
+            <w:hyperlink w:history="1" r:id="rIdvhsw6bqsqkilzrontwfhh">
               <w:r>
                 <w:rPr>
                   <w:rFonts w:ascii="Arial" w:cs="Arial" w:eastAsia="Arial" w:hAnsi="Arial"/>
@@ -27093,7 +27736,7 @@
             <w:pPr>
               <w:spacing w:after="20" w:before="0"/>
             </w:pPr>
-            <w:hyperlink w:history="1" r:id="rIdi_t6hlrwigg_lcwzzglhh">
+            <w:hyperlink w:history="1" r:id="rIdl3sqi64vzjd9owifbh-z1">
               <w:r>
                 <w:rPr>
                   <w:rFonts w:ascii="Arial" w:cs="Arial" w:eastAsia="Arial" w:hAnsi="Arial"/>
@@ -27126,7 +27769,7 @@
               <w:spacing w:after="10" w:before="0"/>
               <w:ind w:left="120"/>
             </w:pPr>
-            <w:hyperlink w:history="1" r:id="rIdcwodtq8efh9a5vn_ply9g">
+            <w:hyperlink w:history="1" r:id="rIdplw8gti2o7ehxhyp3sph1">
               <w:r>
                 <w:rPr>
                   <w:rFonts w:ascii="Arial" w:cs="Arial" w:eastAsia="Arial" w:hAnsi="Arial"/>
@@ -27321,7 +27964,7 @@
             <w:pPr>
               <w:spacing w:after="20" w:before="0"/>
             </w:pPr>
-            <w:hyperlink w:history="1" r:id="rId3l-i4jtpgnt4rtcvqg5ng">
+            <w:hyperlink w:history="1" r:id="rId2hiitd0knrhfwq2psv6bk">
               <w:r>
                 <w:rPr>
                   <w:rFonts w:ascii="Arial" w:cs="Arial" w:eastAsia="Arial" w:hAnsi="Arial"/>
@@ -27354,7 +27997,7 @@
               <w:spacing w:after="10" w:before="0"/>
               <w:ind w:left="120"/>
             </w:pPr>
-            <w:hyperlink w:history="1" r:id="rIdhr37f1o1tdcuqwbkjxywo">
+            <w:hyperlink w:history="1" r:id="rIdascm2mlevp-uc4n1n3097">
               <w:r>
                 <w:rPr>
                   <w:rFonts w:ascii="Arial" w:cs="Arial" w:eastAsia="Arial" w:hAnsi="Arial"/>
@@ -27399,7 +28042,7 @@
             <w:pPr>
               <w:spacing w:after="20" w:before="0"/>
             </w:pPr>
-            <w:hyperlink w:history="1" r:id="rIdo8htj8tah-0lkgfqjm31a">
+            <w:hyperlink w:history="1" r:id="rIdfwawcbaunvasdvkvblbri">
               <w:r>
                 <w:rPr>
                   <w:rFonts w:ascii="Arial" w:cs="Arial" w:eastAsia="Arial" w:hAnsi="Arial"/>
@@ -27432,7 +28075,7 @@
               <w:spacing w:after="10" w:before="0"/>
               <w:ind w:left="120"/>
             </w:pPr>
-            <w:hyperlink w:history="1" r:id="rId6o2r2limye9yrn-dal7a5">
+            <w:hyperlink w:history="1" r:id="rIdkkwiesjwexxsqqmsdsm0t">
               <w:r>
                 <w:rPr>
                   <w:rFonts w:ascii="Arial" w:cs="Arial" w:eastAsia="Arial" w:hAnsi="Arial"/>
@@ -27928,6 +28571,65 @@
         </w:tc>
       </w:tr>
     </w:tbl>
+    <w:p>
+      <w:pPr>
+        <w:pBdr>
+          <w:top w:val="single" w:color="BBBBBB" w:sz="4" w:space="4"/>
+        </w:pBdr>
+        <w:spacing w:after="0" w:before="160"/>
+      </w:pPr>
+      <w:r>
+        <w:rPr>
+          <w:rFonts w:ascii="Arial" w:cs="Arial" w:eastAsia="Arial" w:hAnsi="Arial"/>
+          <w:color w:val="666666"/>
+          <w:sz w:val="14"/>
+          <w:szCs w:val="14"/>
+        </w:rPr>
+        <w:t xml:space="preserve">© 2026 SeaVuria and ARES. Aligned with KICD objectives. Developed by SeaVuria; technical implementation by ARES (with AI assistance from Claude). Licensed under </w:t>
+      </w:r>
+      <w:hyperlink w:history="1" r:id="rIdgvurlxhwctncmytw1rfka">
+        <w:r>
+          <w:rPr>
+            <w:rFonts w:ascii="Arial" w:cs="Arial" w:eastAsia="Arial" w:hAnsi="Arial"/>
+            <w:color w:val="1F6B75"/>
+            <w:sz w:val="14"/>
+            <w:szCs w:val="14"/>
+            <w:u w:val="single" w:color="1F6B75"/>
+          </w:rPr>
+          <w:t xml:space="preserve">CC BY-NC 4.0</w:t>
+        </w:r>
+      </w:hyperlink>
+      <w:r>
+        <w:rPr>
+          <w:rFonts w:ascii="Arial" w:cs="Arial" w:eastAsia="Arial" w:hAnsi="Arial"/>
+          <w:color w:val="666666"/>
+          <w:sz w:val="14"/>
+          <w:szCs w:val="14"/>
+        </w:rPr>
+        <w:t xml:space="preserve"> (</w:t>
+      </w:r>
+      <w:hyperlink w:history="1" r:id="rIdkkqyoszp7el9yapddehvj">
+        <w:r>
+          <w:rPr>
+            <w:rFonts w:ascii="Arial" w:cs="Arial" w:eastAsia="Arial" w:hAnsi="Arial"/>
+            <w:color w:val="1F6B75"/>
+            <w:sz w:val="14"/>
+            <w:szCs w:val="14"/>
+            <w:u w:val="single" w:color="1F6B75"/>
+          </w:rPr>
+          <w:t xml:space="preserve">https://creativecommons.org/licenses/by-nc/4.0/</w:t>
+        </w:r>
+      </w:hyperlink>
+      <w:r>
+        <w:rPr>
+          <w:rFonts w:ascii="Arial" w:cs="Arial" w:eastAsia="Arial" w:hAnsi="Arial"/>
+          <w:color w:val="666666"/>
+          <w:sz w:val="14"/>
+          <w:szCs w:val="14"/>
+        </w:rPr>
+        <w:t xml:space="preserve">).</w:t>
+      </w:r>
+    </w:p>
     <w:p>
       <w:r>
         <w:br w:type="page"/>

--- a/data/outputs/v2/Chemistry/SS1.2_The_Atom/Chemistry_The_Atom_CBE_LessonSequence.docx
+++ b/data/outputs/v2/Chemistry/SS1.2_The_Atom/Chemistry_The_Atom_CBE_LessonSequence.docx
@@ -38,6 +38,2197 @@
           <w:szCs w:val="22"/>
         </w:rPr>
         <w:t xml:space="preserve">CBE Phenomenon-Driven Lesson Sequence — Sub-Strand 1.2 (9 Lessons)</w:t>
+      </w:r>
+    </w:p>
+    <w:p>
+      <w:pPr>
+        <w:spacing w:after="120"/>
+      </w:pPr>
+      <w:r>
+        <w:t xml:space="preserve"/>
+      </w:r>
+    </w:p>
+    <w:tbl>
+      <w:tblPr>
+        <w:tblW w:type="dxa" w:w="13680"/>
+        <w:tblBorders>
+          <w:top w:val="single" w:color="AAAAAA" w:sz="4"/>
+          <w:left w:val="single" w:color="AAAAAA" w:sz="4"/>
+          <w:bottom w:val="single" w:color="AAAAAA" w:sz="4"/>
+          <w:right w:val="single" w:color="AAAAAA" w:sz="4"/>
+          <w:insideH w:val="single" w:color="auto" w:sz="4"/>
+          <w:insideV w:val="single" w:color="auto" w:sz="4"/>
+        </w:tblBorders>
+        <w:tblLayout w:type="fixed"/>
+      </w:tblPr>
+      <w:tblGrid>
+        <w:gridCol w:w="3000"/>
+        <w:gridCol w:w="10680"/>
+      </w:tblGrid>
+      <w:tr>
+        <w:tc>
+          <w:tcPr>
+            <w:tcW w:type="dxa" w:w="13680"/>
+            <w:gridSpan w:val="2"/>
+            <w:shd w:fill="1F3864" w:color="auto" w:val="clear"/>
+            <w:tcMar>
+              <w:top w:type="dxa" w:w="60"/>
+              <w:left w:type="dxa" w:w="120"/>
+              <w:bottom w:type="dxa" w:w="60"/>
+              <w:right w:type="dxa" w:w="120"/>
+            </w:tcMar>
+            <w:vAlign w:val="top"/>
+          </w:tcPr>
+          <w:p>
+            <w:pPr>
+              <w:spacing w:after="40" w:before="0"/>
+              <w:jc w:val="center"/>
+            </w:pPr>
+            <w:r>
+              <w:rPr>
+                <w:rFonts w:ascii="Arial" w:cs="Arial" w:eastAsia="Arial" w:hAnsi="Arial"/>
+                <w:b/>
+                <w:bCs/>
+                <w:i w:val="false"/>
+                <w:iCs w:val="false"/>
+                <w:color w:val="FFFFFF"/>
+                <w:sz w:val="22"/>
+                <w:szCs w:val="22"/>
+              </w:rPr>
+              <w:t xml:space="preserve">SUB-STRAND OVERVIEW</w:t>
+            </w:r>
+          </w:p>
+        </w:tc>
+      </w:tr>
+      <w:tr>
+        <w:tc>
+          <w:tcPr>
+            <w:tcW w:type="dxa" w:w="3000"/>
+            <w:shd w:fill="D5E8F0" w:color="auto" w:val="clear"/>
+            <w:tcMar>
+              <w:top w:type="dxa" w:w="60"/>
+              <w:left w:type="dxa" w:w="120"/>
+              <w:bottom w:type="dxa" w:w="60"/>
+              <w:right w:type="dxa" w:w="120"/>
+            </w:tcMar>
+            <w:vAlign w:val="top"/>
+          </w:tcPr>
+          <w:p>
+            <w:pPr>
+              <w:spacing w:after="40" w:before="0"/>
+              <w:jc w:val="left"/>
+            </w:pPr>
+            <w:r>
+              <w:rPr>
+                <w:rFonts w:ascii="Arial" w:cs="Arial" w:eastAsia="Arial" w:hAnsi="Arial"/>
+                <w:b/>
+                <w:bCs/>
+                <w:i w:val="false"/>
+                <w:iCs w:val="false"/>
+                <w:color w:val="000000"/>
+                <w:sz w:val="18"/>
+                <w:szCs w:val="18"/>
+              </w:rPr>
+              <w:t xml:space="preserve">Grade Level</w:t>
+            </w:r>
+          </w:p>
+        </w:tc>
+        <w:tc>
+          <w:tcPr>
+            <w:tcW w:type="dxa" w:w="10680"/>
+            <w:shd w:fill="FFFFFF" w:color="auto" w:val="clear"/>
+            <w:tcMar>
+              <w:top w:type="dxa" w:w="60"/>
+              <w:left w:type="dxa" w:w="120"/>
+              <w:bottom w:type="dxa" w:w="60"/>
+              <w:right w:type="dxa" w:w="120"/>
+            </w:tcMar>
+            <w:vAlign w:val="top"/>
+          </w:tcPr>
+          <w:p>
+            <w:pPr>
+              <w:spacing w:after="40" w:before="0"/>
+              <w:jc w:val="left"/>
+            </w:pPr>
+            <w:r>
+              <w:rPr>
+                <w:rFonts w:ascii="Arial" w:cs="Arial" w:eastAsia="Arial" w:hAnsi="Arial"/>
+                <w:b w:val="false"/>
+                <w:bCs w:val="false"/>
+                <w:i w:val="false"/>
+                <w:iCs w:val="false"/>
+                <w:color w:val="000000"/>
+                <w:sz w:val="18"/>
+                <w:szCs w:val="18"/>
+              </w:rPr>
+              <w:t xml:space="preserve">10</w:t>
+            </w:r>
+          </w:p>
+        </w:tc>
+      </w:tr>
+      <w:tr>
+        <w:tc>
+          <w:tcPr>
+            <w:tcW w:type="dxa" w:w="3000"/>
+            <w:shd w:fill="D5E8F0" w:color="auto" w:val="clear"/>
+            <w:tcMar>
+              <w:top w:type="dxa" w:w="60"/>
+              <w:left w:type="dxa" w:w="120"/>
+              <w:bottom w:type="dxa" w:w="60"/>
+              <w:right w:type="dxa" w:w="120"/>
+            </w:tcMar>
+            <w:vAlign w:val="top"/>
+          </w:tcPr>
+          <w:p>
+            <w:pPr>
+              <w:spacing w:after="40" w:before="0"/>
+              <w:jc w:val="left"/>
+            </w:pPr>
+            <w:r>
+              <w:rPr>
+                <w:rFonts w:ascii="Arial" w:cs="Arial" w:eastAsia="Arial" w:hAnsi="Arial"/>
+                <w:b/>
+                <w:bCs/>
+                <w:i w:val="false"/>
+                <w:iCs w:val="false"/>
+                <w:color w:val="000000"/>
+                <w:sz w:val="18"/>
+                <w:szCs w:val="18"/>
+              </w:rPr>
+              <w:t xml:space="preserve">Subject</w:t>
+            </w:r>
+          </w:p>
+        </w:tc>
+        <w:tc>
+          <w:tcPr>
+            <w:tcW w:type="dxa" w:w="10680"/>
+            <w:shd w:fill="FFFFFF" w:color="auto" w:val="clear"/>
+            <w:tcMar>
+              <w:top w:type="dxa" w:w="60"/>
+              <w:left w:type="dxa" w:w="120"/>
+              <w:bottom w:type="dxa" w:w="60"/>
+              <w:right w:type="dxa" w:w="120"/>
+            </w:tcMar>
+            <w:vAlign w:val="top"/>
+          </w:tcPr>
+          <w:p>
+            <w:pPr>
+              <w:spacing w:after="40" w:before="0"/>
+              <w:jc w:val="left"/>
+            </w:pPr>
+            <w:r>
+              <w:rPr>
+                <w:rFonts w:ascii="Arial" w:cs="Arial" w:eastAsia="Arial" w:hAnsi="Arial"/>
+                <w:b w:val="false"/>
+                <w:bCs w:val="false"/>
+                <w:i w:val="false"/>
+                <w:iCs w:val="false"/>
+                <w:color w:val="000000"/>
+                <w:sz w:val="18"/>
+                <w:szCs w:val="18"/>
+              </w:rPr>
+              <w:t xml:space="preserve">Chemistry</w:t>
+            </w:r>
+          </w:p>
+        </w:tc>
+      </w:tr>
+      <w:tr>
+        <w:tc>
+          <w:tcPr>
+            <w:tcW w:type="dxa" w:w="3000"/>
+            <w:shd w:fill="D5E8F0" w:color="auto" w:val="clear"/>
+            <w:tcMar>
+              <w:top w:type="dxa" w:w="60"/>
+              <w:left w:type="dxa" w:w="120"/>
+              <w:bottom w:type="dxa" w:w="60"/>
+              <w:right w:type="dxa" w:w="120"/>
+            </w:tcMar>
+            <w:vAlign w:val="top"/>
+          </w:tcPr>
+          <w:p>
+            <w:pPr>
+              <w:spacing w:after="40" w:before="0"/>
+              <w:jc w:val="left"/>
+            </w:pPr>
+            <w:r>
+              <w:rPr>
+                <w:rFonts w:ascii="Arial" w:cs="Arial" w:eastAsia="Arial" w:hAnsi="Arial"/>
+                <w:b/>
+                <w:bCs/>
+                <w:i w:val="false"/>
+                <w:iCs w:val="false"/>
+                <w:color w:val="000000"/>
+                <w:sz w:val="18"/>
+                <w:szCs w:val="18"/>
+              </w:rPr>
+              <w:t xml:space="preserve">Strand</w:t>
+            </w:r>
+          </w:p>
+        </w:tc>
+        <w:tc>
+          <w:tcPr>
+            <w:tcW w:type="dxa" w:w="10680"/>
+            <w:shd w:fill="FFFFFF" w:color="auto" w:val="clear"/>
+            <w:tcMar>
+              <w:top w:type="dxa" w:w="60"/>
+              <w:left w:type="dxa" w:w="120"/>
+              <w:bottom w:type="dxa" w:w="60"/>
+              <w:right w:type="dxa" w:w="120"/>
+            </w:tcMar>
+            <w:vAlign w:val="top"/>
+          </w:tcPr>
+          <w:p>
+            <w:pPr>
+              <w:spacing w:after="40" w:before="0"/>
+              <w:jc w:val="left"/>
+            </w:pPr>
+            <w:r>
+              <w:rPr>
+                <w:rFonts w:ascii="Arial" w:cs="Arial" w:eastAsia="Arial" w:hAnsi="Arial"/>
+                <w:b w:val="false"/>
+                <w:bCs w:val="false"/>
+                <w:i w:val="false"/>
+                <w:iCs w:val="false"/>
+                <w:color w:val="000000"/>
+                <w:sz w:val="18"/>
+                <w:szCs w:val="18"/>
+              </w:rPr>
+              <w:t xml:space="preserve">Strand 1.0: Inorganic Chemistry</w:t>
+            </w:r>
+          </w:p>
+        </w:tc>
+      </w:tr>
+      <w:tr>
+        <w:tc>
+          <w:tcPr>
+            <w:tcW w:type="dxa" w:w="3000"/>
+            <w:shd w:fill="D5E8F0" w:color="auto" w:val="clear"/>
+            <w:tcMar>
+              <w:top w:type="dxa" w:w="60"/>
+              <w:left w:type="dxa" w:w="120"/>
+              <w:bottom w:type="dxa" w:w="60"/>
+              <w:right w:type="dxa" w:w="120"/>
+            </w:tcMar>
+            <w:vAlign w:val="top"/>
+          </w:tcPr>
+          <w:p>
+            <w:pPr>
+              <w:spacing w:after="40" w:before="0"/>
+              <w:jc w:val="left"/>
+            </w:pPr>
+            <w:r>
+              <w:rPr>
+                <w:rFonts w:ascii="Arial" w:cs="Arial" w:eastAsia="Arial" w:hAnsi="Arial"/>
+                <w:b/>
+                <w:bCs/>
+                <w:i w:val="false"/>
+                <w:iCs w:val="false"/>
+                <w:color w:val="000000"/>
+                <w:sz w:val="18"/>
+                <w:szCs w:val="18"/>
+              </w:rPr>
+              <w:t xml:space="preserve">Sub-Strand</w:t>
+            </w:r>
+          </w:p>
+        </w:tc>
+        <w:tc>
+          <w:tcPr>
+            <w:tcW w:type="dxa" w:w="10680"/>
+            <w:shd w:fill="FFFFFF" w:color="auto" w:val="clear"/>
+            <w:tcMar>
+              <w:top w:type="dxa" w:w="60"/>
+              <w:left w:type="dxa" w:w="120"/>
+              <w:bottom w:type="dxa" w:w="60"/>
+              <w:right w:type="dxa" w:w="120"/>
+            </w:tcMar>
+            <w:vAlign w:val="top"/>
+          </w:tcPr>
+          <w:p>
+            <w:pPr>
+              <w:spacing w:after="40" w:before="0"/>
+              <w:jc w:val="left"/>
+            </w:pPr>
+            <w:r>
+              <w:rPr>
+                <w:rFonts w:ascii="Arial" w:cs="Arial" w:eastAsia="Arial" w:hAnsi="Arial"/>
+                <w:b w:val="false"/>
+                <w:bCs w:val="false"/>
+                <w:i w:val="false"/>
+                <w:iCs w:val="false"/>
+                <w:color w:val="000000"/>
+                <w:sz w:val="18"/>
+                <w:szCs w:val="18"/>
+              </w:rPr>
+              <w:t xml:space="preserve">Sub-Strand 1.2: The Atom</w:t>
+            </w:r>
+          </w:p>
+        </w:tc>
+      </w:tr>
+      <w:tr>
+        <w:tc>
+          <w:tcPr>
+            <w:tcW w:type="dxa" w:w="3000"/>
+            <w:shd w:fill="D5E8F0" w:color="auto" w:val="clear"/>
+            <w:tcMar>
+              <w:top w:type="dxa" w:w="60"/>
+              <w:left w:type="dxa" w:w="120"/>
+              <w:bottom w:type="dxa" w:w="60"/>
+              <w:right w:type="dxa" w:w="120"/>
+            </w:tcMar>
+            <w:vAlign w:val="top"/>
+          </w:tcPr>
+          <w:p>
+            <w:pPr>
+              <w:spacing w:after="40" w:before="0"/>
+              <w:jc w:val="left"/>
+            </w:pPr>
+            <w:r>
+              <w:rPr>
+                <w:rFonts w:ascii="Arial" w:cs="Arial" w:eastAsia="Arial" w:hAnsi="Arial"/>
+                <w:b/>
+                <w:bCs/>
+                <w:i w:val="false"/>
+                <w:iCs w:val="false"/>
+                <w:color w:val="000000"/>
+                <w:sz w:val="18"/>
+                <w:szCs w:val="18"/>
+              </w:rPr>
+              <w:t xml:space="preserve">Total Duration</w:t>
+            </w:r>
+          </w:p>
+        </w:tc>
+        <w:tc>
+          <w:tcPr>
+            <w:tcW w:type="dxa" w:w="10680"/>
+            <w:shd w:fill="FFFFFF" w:color="auto" w:val="clear"/>
+            <w:tcMar>
+              <w:top w:type="dxa" w:w="60"/>
+              <w:left w:type="dxa" w:w="120"/>
+              <w:bottom w:type="dxa" w:w="60"/>
+              <w:right w:type="dxa" w:w="120"/>
+            </w:tcMar>
+            <w:vAlign w:val="top"/>
+          </w:tcPr>
+          <w:p>
+            <w:pPr>
+              <w:spacing w:after="40" w:before="0"/>
+              <w:jc w:val="left"/>
+            </w:pPr>
+            <w:r>
+              <w:rPr>
+                <w:rFonts w:ascii="Arial" w:cs="Arial" w:eastAsia="Arial" w:hAnsi="Arial"/>
+                <w:b w:val="false"/>
+                <w:bCs w:val="false"/>
+                <w:i w:val="false"/>
+                <w:iCs w:val="false"/>
+                <w:color w:val="000000"/>
+                <w:sz w:val="18"/>
+                <w:szCs w:val="18"/>
+              </w:rPr>
+              <w:t xml:space="preserve">9 lessons × 40 minutes = 360 minutes total</w:t>
+            </w:r>
+          </w:p>
+        </w:tc>
+      </w:tr>
+      <w:tr>
+        <w:tc>
+          <w:tcPr>
+            <w:tcW w:type="dxa" w:w="3000"/>
+            <w:shd w:fill="D5E8F0" w:color="auto" w:val="clear"/>
+            <w:tcMar>
+              <w:top w:type="dxa" w:w="60"/>
+              <w:left w:type="dxa" w:w="120"/>
+              <w:bottom w:type="dxa" w:w="60"/>
+              <w:right w:type="dxa" w:w="120"/>
+            </w:tcMar>
+            <w:vAlign w:val="top"/>
+          </w:tcPr>
+          <w:p>
+            <w:pPr>
+              <w:spacing w:after="40" w:before="0"/>
+              <w:jc w:val="left"/>
+            </w:pPr>
+            <w:r>
+              <w:rPr>
+                <w:rFonts w:ascii="Arial" w:cs="Arial" w:eastAsia="Arial" w:hAnsi="Arial"/>
+                <w:b/>
+                <w:bCs/>
+                <w:i w:val="false"/>
+                <w:iCs w:val="false"/>
+                <w:color w:val="000000"/>
+                <w:sz w:val="18"/>
+                <w:szCs w:val="18"/>
+              </w:rPr>
+              <w:t xml:space="preserve">Sub-Strand Content</w:t>
+            </w:r>
+          </w:p>
+        </w:tc>
+        <w:tc>
+          <w:tcPr>
+            <w:tcW w:type="dxa" w:w="10680"/>
+            <w:shd w:fill="FFFFFF" w:color="auto" w:val="clear"/>
+            <w:tcMar>
+              <w:top w:type="dxa" w:w="60"/>
+              <w:left w:type="dxa" w:w="120"/>
+              <w:bottom w:type="dxa" w:w="60"/>
+              <w:right w:type="dxa" w:w="120"/>
+            </w:tcMar>
+            <w:vAlign w:val="top"/>
+          </w:tcPr>
+          <w:p>
+            <w:pPr>
+              <w:spacing w:after="30" w:before="0"/>
+              <w:ind w:left="360" w:hanging="180"/>
+              <w:jc w:val="left"/>
+            </w:pPr>
+            <w:r>
+              <w:rPr>
+                <w:rFonts w:ascii="Arial" w:cs="Arial" w:eastAsia="Arial" w:hAnsi="Arial"/>
+                <w:b w:val="false"/>
+                <w:bCs w:val="false"/>
+                <w:i w:val="false"/>
+                <w:iCs w:val="false"/>
+                <w:color w:val="000000"/>
+                <w:sz w:val="18"/>
+                <w:szCs w:val="18"/>
+              </w:rPr>
+              <w:t xml:space="preserve">–  Structure of the atom: energy levels and orbitals</w:t>
+            </w:r>
+          </w:p>
+          <w:p>
+            <w:pPr>
+              <w:spacing w:after="30" w:before="0"/>
+              <w:ind w:left="360" w:hanging="180"/>
+              <w:jc w:val="left"/>
+            </w:pPr>
+            <w:r>
+              <w:rPr>
+                <w:rFonts w:ascii="Arial" w:cs="Arial" w:eastAsia="Arial" w:hAnsi="Arial"/>
+                <w:b w:val="false"/>
+                <w:bCs w:val="false"/>
+                <w:i w:val="false"/>
+                <w:iCs w:val="false"/>
+                <w:color w:val="000000"/>
+                <w:sz w:val="18"/>
+                <w:szCs w:val="18"/>
+              </w:rPr>
+              <w:t xml:space="preserve">–  Atomic number, mass number, and number of electrons</w:t>
+            </w:r>
+          </w:p>
+          <w:p>
+            <w:pPr>
+              <w:spacing w:after="30" w:before="0"/>
+              <w:ind w:left="360" w:hanging="180"/>
+              <w:jc w:val="left"/>
+            </w:pPr>
+            <w:r>
+              <w:rPr>
+                <w:rFonts w:ascii="Arial" w:cs="Arial" w:eastAsia="Arial" w:hAnsi="Arial"/>
+                <w:b w:val="false"/>
+                <w:bCs w:val="false"/>
+                <w:i w:val="false"/>
+                <w:iCs w:val="false"/>
+                <w:color w:val="000000"/>
+                <w:sz w:val="18"/>
+                <w:szCs w:val="18"/>
+              </w:rPr>
+              <w:t xml:space="preserve">–  Historical atomic models: Dalton, Rutherford, and Bohr models</w:t>
+            </w:r>
+          </w:p>
+          <w:p>
+            <w:pPr>
+              <w:spacing w:after="30" w:before="0"/>
+              <w:ind w:left="360" w:hanging="180"/>
+              <w:jc w:val="left"/>
+            </w:pPr>
+            <w:r>
+              <w:rPr>
+                <w:rFonts w:ascii="Arial" w:cs="Arial" w:eastAsia="Arial" w:hAnsi="Arial"/>
+                <w:b w:val="false"/>
+                <w:bCs w:val="false"/>
+                <w:i w:val="false"/>
+                <w:iCs w:val="false"/>
+                <w:color w:val="000000"/>
+                <w:sz w:val="18"/>
+                <w:szCs w:val="18"/>
+              </w:rPr>
+              <w:t xml:space="preserve">–  Isotopes and relative atomic mass</w:t>
+            </w:r>
+          </w:p>
+          <w:p>
+            <w:pPr>
+              <w:spacing w:after="30" w:before="0"/>
+              <w:ind w:left="360" w:hanging="180"/>
+              <w:jc w:val="left"/>
+            </w:pPr>
+            <w:r>
+              <w:rPr>
+                <w:rFonts w:ascii="Arial" w:cs="Arial" w:eastAsia="Arial" w:hAnsi="Arial"/>
+                <w:b w:val="false"/>
+                <w:bCs w:val="false"/>
+                <w:i w:val="false"/>
+                <w:iCs w:val="false"/>
+                <w:color w:val="000000"/>
+                <w:sz w:val="18"/>
+                <w:szCs w:val="18"/>
+              </w:rPr>
+              <w:t xml:space="preserve">–  Calculation of relative atomic mass from isotopic abundances</w:t>
+            </w:r>
+          </w:p>
+          <w:p>
+            <w:pPr>
+              <w:spacing w:after="30" w:before="0"/>
+              <w:ind w:left="360" w:hanging="180"/>
+              <w:jc w:val="left"/>
+            </w:pPr>
+            <w:r>
+              <w:rPr>
+                <w:rFonts w:ascii="Arial" w:cs="Arial" w:eastAsia="Arial" w:hAnsi="Arial"/>
+                <w:b w:val="false"/>
+                <w:bCs w:val="false"/>
+                <w:i w:val="false"/>
+                <w:iCs w:val="false"/>
+                <w:color w:val="000000"/>
+                <w:sz w:val="18"/>
+                <w:szCs w:val="18"/>
+              </w:rPr>
+              <w:t xml:space="preserve">–  Relationship between energy levels and orbitals</w:t>
+            </w:r>
+          </w:p>
+          <w:p>
+            <w:pPr>
+              <w:spacing w:after="30" w:before="0"/>
+              <w:ind w:left="360" w:hanging="180"/>
+              <w:jc w:val="left"/>
+            </w:pPr>
+            <w:r>
+              <w:rPr>
+                <w:rFonts w:ascii="Arial" w:cs="Arial" w:eastAsia="Arial" w:hAnsi="Arial"/>
+                <w:b w:val="false"/>
+                <w:bCs w:val="false"/>
+                <w:i w:val="false"/>
+                <w:iCs w:val="false"/>
+                <w:color w:val="000000"/>
+                <w:sz w:val="18"/>
+                <w:szCs w:val="18"/>
+              </w:rPr>
+              <w:t xml:space="preserve">–  Order of filling electrons in orbitals (Aufbau principle, Pauli exclusion, Hund's rule)</w:t>
+            </w:r>
+          </w:p>
+          <w:p>
+            <w:pPr>
+              <w:spacing w:after="30" w:before="0"/>
+              <w:ind w:left="360" w:hanging="180"/>
+              <w:jc w:val="left"/>
+            </w:pPr>
+            <w:r>
+              <w:rPr>
+                <w:rFonts w:ascii="Arial" w:cs="Arial" w:eastAsia="Arial" w:hAnsi="Arial"/>
+                <w:b w:val="false"/>
+                <w:bCs w:val="false"/>
+                <w:i w:val="false"/>
+                <w:iCs w:val="false"/>
+                <w:color w:val="000000"/>
+                <w:sz w:val="18"/>
+                <w:szCs w:val="18"/>
+              </w:rPr>
+              <w:t xml:space="preserve">–  s and p orbitals for the first 20 elements</w:t>
+            </w:r>
+          </w:p>
+          <w:p>
+            <w:pPr>
+              <w:spacing w:after="30" w:before="0"/>
+              <w:ind w:left="360" w:hanging="180"/>
+              <w:jc w:val="left"/>
+            </w:pPr>
+            <w:r>
+              <w:rPr>
+                <w:rFonts w:ascii="Arial" w:cs="Arial" w:eastAsia="Arial" w:hAnsi="Arial"/>
+                <w:b w:val="false"/>
+                <w:bCs w:val="false"/>
+                <w:i w:val="false"/>
+                <w:iCs w:val="false"/>
+                <w:color w:val="000000"/>
+                <w:sz w:val="18"/>
+                <w:szCs w:val="18"/>
+              </w:rPr>
+              <w:t xml:space="preserve">–  Electron arrangement notation using s and p orbitals</w:t>
+            </w:r>
+          </w:p>
+          <w:p>
+            <w:pPr>
+              <w:spacing w:after="30" w:before="0"/>
+              <w:ind w:left="360" w:hanging="180"/>
+              <w:jc w:val="left"/>
+            </w:pPr>
+            <w:r>
+              <w:rPr>
+                <w:rFonts w:ascii="Arial" w:cs="Arial" w:eastAsia="Arial" w:hAnsi="Arial"/>
+                <w:b w:val="false"/>
+                <w:bCs w:val="false"/>
+                <w:i w:val="false"/>
+                <w:iCs w:val="false"/>
+                <w:color w:val="000000"/>
+                <w:sz w:val="18"/>
+                <w:szCs w:val="18"/>
+              </w:rPr>
+              <w:t xml:space="preserve">–  Rutherford Gold Foil experiment (simulation and discussion)</w:t>
+            </w:r>
+          </w:p>
+        </w:tc>
+      </w:tr>
+      <w:tr>
+        <w:tc>
+          <w:tcPr>
+            <w:tcW w:type="dxa" w:w="3000"/>
+            <w:shd w:fill="D5E8F0" w:color="auto" w:val="clear"/>
+            <w:tcMar>
+              <w:top w:type="dxa" w:w="60"/>
+              <w:left w:type="dxa" w:w="120"/>
+              <w:bottom w:type="dxa" w:w="60"/>
+              <w:right w:type="dxa" w:w="120"/>
+            </w:tcMar>
+            <w:vAlign w:val="top"/>
+          </w:tcPr>
+          <w:p>
+            <w:pPr>
+              <w:spacing w:after="40" w:before="0"/>
+              <w:jc w:val="left"/>
+            </w:pPr>
+            <w:r>
+              <w:rPr>
+                <w:rFonts w:ascii="Arial" w:cs="Arial" w:eastAsia="Arial" w:hAnsi="Arial"/>
+                <w:b/>
+                <w:bCs/>
+                <w:i w:val="false"/>
+                <w:iCs w:val="false"/>
+                <w:color w:val="000000"/>
+                <w:sz w:val="18"/>
+                <w:szCs w:val="18"/>
+              </w:rPr>
+              <w:t xml:space="preserve">Learning Outcomes</w:t>
+            </w:r>
+          </w:p>
+        </w:tc>
+        <w:tc>
+          <w:tcPr>
+            <w:tcW w:type="dxa" w:w="10680"/>
+            <w:shd w:fill="FFFFFF" w:color="auto" w:val="clear"/>
+            <w:tcMar>
+              <w:top w:type="dxa" w:w="60"/>
+              <w:left w:type="dxa" w:w="120"/>
+              <w:bottom w:type="dxa" w:w="60"/>
+              <w:right w:type="dxa" w:w="120"/>
+            </w:tcMar>
+            <w:vAlign w:val="top"/>
+          </w:tcPr>
+          <w:p>
+            <w:pPr>
+              <w:spacing w:after="40" w:before="0"/>
+              <w:jc w:val="left"/>
+            </w:pPr>
+            <w:r>
+              <w:rPr>
+                <w:rFonts w:ascii="Arial" w:cs="Arial" w:eastAsia="Arial" w:hAnsi="Arial"/>
+                <w:b w:val="false"/>
+                <w:bCs w:val="false"/>
+                <w:i w:val="false"/>
+                <w:iCs w:val="false"/>
+                <w:color w:val="000000"/>
+                <w:sz w:val="18"/>
+                <w:szCs w:val="18"/>
+              </w:rPr>
+              <w:t xml:space="preserve">By the end of the sub-strand, the learner should be able to:</w:t>
+            </w:r>
+          </w:p>
+          <w:p>
+            <w:pPr>
+              <w:spacing w:after="40" w:before="0"/>
+              <w:jc w:val="left"/>
+            </w:pPr>
+            <w:r>
+              <w:rPr>
+                <w:rFonts w:ascii="Arial" w:cs="Arial" w:eastAsia="Arial" w:hAnsi="Arial"/>
+                <w:b w:val="false"/>
+                <w:bCs w:val="false"/>
+                <w:i w:val="false"/>
+                <w:iCs w:val="false"/>
+                <w:color w:val="000000"/>
+                <w:sz w:val="18"/>
+                <w:szCs w:val="18"/>
+              </w:rPr>
+              <w:t xml:space="preserve">a) describe the structure of the atom,</w:t>
+            </w:r>
+          </w:p>
+          <w:p>
+            <w:pPr>
+              <w:spacing w:after="40" w:before="0"/>
+              <w:jc w:val="left"/>
+            </w:pPr>
+            <w:r>
+              <w:rPr>
+                <w:rFonts w:ascii="Arial" w:cs="Arial" w:eastAsia="Arial" w:hAnsi="Arial"/>
+                <w:b w:val="false"/>
+                <w:bCs w:val="false"/>
+                <w:i w:val="false"/>
+                <w:iCs w:val="false"/>
+                <w:color w:val="000000"/>
+                <w:sz w:val="18"/>
+                <w:szCs w:val="18"/>
+              </w:rPr>
+              <w:t xml:space="preserve">b) determine the relative atomic mass of elements,</w:t>
+            </w:r>
+          </w:p>
+          <w:p>
+            <w:pPr>
+              <w:spacing w:after="40" w:before="0"/>
+              <w:jc w:val="left"/>
+            </w:pPr>
+            <w:r>
+              <w:rPr>
+                <w:rFonts w:ascii="Arial" w:cs="Arial" w:eastAsia="Arial" w:hAnsi="Arial"/>
+                <w:b w:val="false"/>
+                <w:bCs w:val="false"/>
+                <w:i w:val="false"/>
+                <w:iCs w:val="false"/>
+                <w:color w:val="000000"/>
+                <w:sz w:val="18"/>
+                <w:szCs w:val="18"/>
+              </w:rPr>
+              <w:t xml:space="preserve">c) write the electron arrangement of elements using s and p notation,</w:t>
+            </w:r>
+          </w:p>
+          <w:p>
+            <w:pPr>
+              <w:spacing w:after="40" w:before="0"/>
+              <w:jc w:val="left"/>
+            </w:pPr>
+            <w:r>
+              <w:rPr>
+                <w:rFonts w:ascii="Arial" w:cs="Arial" w:eastAsia="Arial" w:hAnsi="Arial"/>
+                <w:b w:val="false"/>
+                <w:bCs w:val="false"/>
+                <w:i w:val="false"/>
+                <w:iCs w:val="false"/>
+                <w:color w:val="000000"/>
+                <w:sz w:val="18"/>
+                <w:szCs w:val="18"/>
+              </w:rPr>
+              <w:t xml:space="preserve">d) develop interest in the study of structure of the atom.</w:t>
+            </w:r>
+          </w:p>
+        </w:tc>
+      </w:tr>
+      <w:tr>
+        <w:tc>
+          <w:tcPr>
+            <w:tcW w:type="dxa" w:w="3000"/>
+            <w:shd w:fill="D5E8F0" w:color="auto" w:val="clear"/>
+            <w:tcMar>
+              <w:top w:type="dxa" w:w="60"/>
+              <w:left w:type="dxa" w:w="120"/>
+              <w:bottom w:type="dxa" w:w="60"/>
+              <w:right w:type="dxa" w:w="120"/>
+            </w:tcMar>
+            <w:vAlign w:val="top"/>
+          </w:tcPr>
+          <w:p>
+            <w:pPr>
+              <w:spacing w:after="40" w:before="0"/>
+              <w:jc w:val="left"/>
+            </w:pPr>
+            <w:r>
+              <w:rPr>
+                <w:rFonts w:ascii="Arial" w:cs="Arial" w:eastAsia="Arial" w:hAnsi="Arial"/>
+                <w:b/>
+                <w:bCs/>
+                <w:i w:val="false"/>
+                <w:iCs w:val="false"/>
+                <w:color w:val="000000"/>
+                <w:sz w:val="18"/>
+                <w:szCs w:val="18"/>
+              </w:rPr>
+              <w:t xml:space="preserve">Core Competencies</w:t>
+            </w:r>
+          </w:p>
+        </w:tc>
+        <w:tc>
+          <w:tcPr>
+            <w:tcW w:type="dxa" w:w="10680"/>
+            <w:shd w:fill="FFFFFF" w:color="auto" w:val="clear"/>
+            <w:tcMar>
+              <w:top w:type="dxa" w:w="60"/>
+              <w:left w:type="dxa" w:w="120"/>
+              <w:bottom w:type="dxa" w:w="60"/>
+              <w:right w:type="dxa" w:w="120"/>
+            </w:tcMar>
+            <w:vAlign w:val="top"/>
+          </w:tcPr>
+          <w:p>
+            <w:pPr>
+              <w:spacing w:after="30" w:before="0"/>
+              <w:ind w:left="360" w:hanging="180"/>
+              <w:jc w:val="left"/>
+            </w:pPr>
+            <w:r>
+              <w:rPr>
+                <w:rFonts w:ascii="Arial" w:cs="Arial" w:eastAsia="Arial" w:hAnsi="Arial"/>
+                <w:b w:val="false"/>
+                <w:bCs w:val="false"/>
+                <w:i w:val="false"/>
+                <w:iCs w:val="false"/>
+                <w:color w:val="000000"/>
+                <w:sz w:val="18"/>
+                <w:szCs w:val="18"/>
+              </w:rPr>
+              <w:t xml:space="preserve">–  Digital Literacy: The learner continuously learns to use digital platforms while watching animations on atomic models, isotopes and electron arrangement of atoms — embedded when students watch the Rutherford Gold Foil simulation and animations of orbital filling sequences on the ARES platform.</w:t>
+            </w:r>
+          </w:p>
+          <w:p>
+            <w:pPr>
+              <w:spacing w:after="30" w:before="0"/>
+              <w:ind w:left="360" w:hanging="180"/>
+              <w:jc w:val="left"/>
+            </w:pPr>
+            <w:r>
+              <w:rPr>
+                <w:rFonts w:ascii="Arial" w:cs="Arial" w:eastAsia="Arial" w:hAnsi="Arial"/>
+                <w:b w:val="false"/>
+                <w:bCs w:val="false"/>
+                <w:i w:val="false"/>
+                <w:iCs w:val="false"/>
+                <w:color w:val="000000"/>
+                <w:sz w:val="18"/>
+                <w:szCs w:val="18"/>
+              </w:rPr>
+              <w:t xml:space="preserve">–  Creativity and Imagination: The learner experiments with ideas while modelling the structure of the atom using locally available materials — embedded when students construct physical atom models using locally sourced materials such as maize seeds, bottle tops, and wire found in Kenyan markets.</w:t>
+            </w:r>
+          </w:p>
+          <w:p>
+            <w:pPr>
+              <w:spacing w:after="30" w:before="0"/>
+              <w:ind w:left="360" w:hanging="180"/>
+              <w:jc w:val="left"/>
+            </w:pPr>
+            <w:r>
+              <w:rPr>
+                <w:rFonts w:ascii="Arial" w:cs="Arial" w:eastAsia="Arial" w:hAnsi="Arial"/>
+                <w:b w:val="false"/>
+                <w:bCs w:val="false"/>
+                <w:i w:val="false"/>
+                <w:iCs w:val="false"/>
+                <w:color w:val="000000"/>
+                <w:sz w:val="18"/>
+                <w:szCs w:val="18"/>
+              </w:rPr>
+              <w:t xml:space="preserve">–  Learning to Learn: The learner reflects on their own work as they practise illustration of electron arrangements for the first 20 elements using s and p orbitals — embedded through self-assessment worksheets and peer review of orbital notation exercises across lessons 7–9.</w:t>
+            </w:r>
+          </w:p>
+        </w:tc>
+      </w:tr>
+      <w:tr>
+        <w:tc>
+          <w:tcPr>
+            <w:tcW w:type="dxa" w:w="3000"/>
+            <w:shd w:fill="E2EFDA" w:color="auto" w:val="clear"/>
+            <w:tcMar>
+              <w:top w:type="dxa" w:w="60"/>
+              <w:left w:type="dxa" w:w="120"/>
+              <w:bottom w:type="dxa" w:w="60"/>
+              <w:right w:type="dxa" w:w="120"/>
+            </w:tcMar>
+            <w:vAlign w:val="top"/>
+          </w:tcPr>
+          <w:p>
+            <w:pPr>
+              <w:spacing w:after="40" w:before="0"/>
+              <w:jc w:val="left"/>
+            </w:pPr>
+            <w:r>
+              <w:rPr>
+                <w:rFonts w:ascii="Arial" w:cs="Arial" w:eastAsia="Arial" w:hAnsi="Arial"/>
+                <w:b/>
+                <w:bCs/>
+                <w:i w:val="false"/>
+                <w:iCs w:val="false"/>
+                <w:color w:val="000000"/>
+                <w:sz w:val="18"/>
+                <w:szCs w:val="18"/>
+              </w:rPr>
+              <w:t xml:space="preserve">Core Values</w:t>
+            </w:r>
+          </w:p>
+        </w:tc>
+        <w:tc>
+          <w:tcPr>
+            <w:tcW w:type="dxa" w:w="10680"/>
+            <w:shd w:fill="FFFFFF" w:color="auto" w:val="clear"/>
+            <w:tcMar>
+              <w:top w:type="dxa" w:w="60"/>
+              <w:left w:type="dxa" w:w="120"/>
+              <w:bottom w:type="dxa" w:w="60"/>
+              <w:right w:type="dxa" w:w="120"/>
+            </w:tcMar>
+            <w:vAlign w:val="top"/>
+          </w:tcPr>
+          <w:p>
+            <w:pPr>
+              <w:spacing w:after="30" w:before="0"/>
+              <w:ind w:left="360" w:hanging="180"/>
+              <w:jc w:val="left"/>
+            </w:pPr>
+            <w:r>
+              <w:rPr>
+                <w:rFonts w:ascii="Arial" w:cs="Arial" w:eastAsia="Arial" w:hAnsi="Arial"/>
+                <w:b w:val="false"/>
+                <w:bCs w:val="false"/>
+                <w:i w:val="false"/>
+                <w:iCs w:val="false"/>
+                <w:color w:val="000000"/>
+                <w:sz w:val="18"/>
+                <w:szCs w:val="18"/>
+              </w:rPr>
+              <w:t xml:space="preserve">–  Social Justice: The learner advocates harmonious relationship in groups while discussing the meaning of isotopes and relative atomic mass — upheld through structured collaborative group discussions where every student's contribution is valued regardless of background.</w:t>
+            </w:r>
+          </w:p>
+          <w:p>
+            <w:pPr>
+              <w:spacing w:after="30" w:before="0"/>
+              <w:ind w:left="360" w:hanging="180"/>
+              <w:jc w:val="left"/>
+            </w:pPr>
+            <w:r>
+              <w:rPr>
+                <w:rFonts w:ascii="Arial" w:cs="Arial" w:eastAsia="Arial" w:hAnsi="Arial"/>
+                <w:b w:val="false"/>
+                <w:bCs w:val="false"/>
+                <w:i w:val="false"/>
+                <w:iCs w:val="false"/>
+                <w:color w:val="000000"/>
+                <w:sz w:val="18"/>
+                <w:szCs w:val="18"/>
+              </w:rPr>
+              <w:t xml:space="preserve">–  Integrity: The learner shows self-discipline by appropriately using digital devices to watch animations, simulations or videos on electron arrangement of the atom — reinforced through clear device-use agreements and teacher monitoring during simulation lessons on the ARES platform.</w:t>
+            </w:r>
+          </w:p>
+        </w:tc>
+      </w:tr>
+      <w:tr>
+        <w:tc>
+          <w:tcPr>
+            <w:tcW w:type="dxa" w:w="3000"/>
+            <w:shd w:fill="D5E8F0" w:color="auto" w:val="clear"/>
+            <w:tcMar>
+              <w:top w:type="dxa" w:w="60"/>
+              <w:left w:type="dxa" w:w="120"/>
+              <w:bottom w:type="dxa" w:w="60"/>
+              <w:right w:type="dxa" w:w="120"/>
+            </w:tcMar>
+            <w:vAlign w:val="top"/>
+          </w:tcPr>
+          <w:p>
+            <w:pPr>
+              <w:spacing w:after="40" w:before="0"/>
+              <w:jc w:val="left"/>
+            </w:pPr>
+            <w:r>
+              <w:rPr>
+                <w:rFonts w:ascii="Arial" w:cs="Arial" w:eastAsia="Arial" w:hAnsi="Arial"/>
+                <w:b/>
+                <w:bCs/>
+                <w:i w:val="false"/>
+                <w:iCs w:val="false"/>
+                <w:color w:val="000000"/>
+                <w:sz w:val="18"/>
+                <w:szCs w:val="18"/>
+              </w:rPr>
+              <w:t xml:space="preserve">Science &amp; Engineering Practices</w:t>
+            </w:r>
+          </w:p>
+        </w:tc>
+        <w:tc>
+          <w:tcPr>
+            <w:tcW w:type="dxa" w:w="10680"/>
+            <w:shd w:fill="FFFFFF" w:color="auto" w:val="clear"/>
+            <w:tcMar>
+              <w:top w:type="dxa" w:w="60"/>
+              <w:left w:type="dxa" w:w="120"/>
+              <w:bottom w:type="dxa" w:w="60"/>
+              <w:right w:type="dxa" w:w="120"/>
+            </w:tcMar>
+            <w:vAlign w:val="top"/>
+          </w:tcPr>
+          <w:p>
+            <w:pPr>
+              <w:spacing w:after="30" w:before="0"/>
+              <w:ind w:left="360" w:hanging="180"/>
+              <w:jc w:val="left"/>
+            </w:pPr>
+            <w:r>
+              <w:rPr>
+                <w:rFonts w:ascii="Arial" w:cs="Arial" w:eastAsia="Arial" w:hAnsi="Arial"/>
+                <w:b w:val="false"/>
+                <w:bCs w:val="false"/>
+                <w:i w:val="false"/>
+                <w:iCs w:val="false"/>
+                <w:color w:val="000000"/>
+                <w:sz w:val="18"/>
+                <w:szCs w:val="18"/>
+              </w:rPr>
+              <w:t xml:space="preserve">–  SEP 2 – Developing and Using Models: Students construct and revise physical and diagrammatic models of the atom (Dalton, Rutherford, Bohr) to explain how atomic structure has been refined over time, directly mirroring how scientists build and improve explanatory models.</w:t>
+            </w:r>
+          </w:p>
+          <w:p>
+            <w:pPr>
+              <w:spacing w:after="30" w:before="0"/>
+              <w:ind w:left="360" w:hanging="180"/>
+              <w:jc w:val="left"/>
+            </w:pPr>
+            <w:r>
+              <w:rPr>
+                <w:rFonts w:ascii="Arial" w:cs="Arial" w:eastAsia="Arial" w:hAnsi="Arial"/>
+                <w:b w:val="false"/>
+                <w:bCs w:val="false"/>
+                <w:i w:val="false"/>
+                <w:iCs w:val="false"/>
+                <w:color w:val="000000"/>
+                <w:sz w:val="18"/>
+                <w:szCs w:val="18"/>
+              </w:rPr>
+              <w:t xml:space="preserve">–  SEP 4 – Analysing and Interpreting Data: Students analyse isotopic abundance data for elements such as chlorine and carbon to mathematically calculate relative atomic mass, interpreting patterns between isotope ratios and weighted averages.</w:t>
+            </w:r>
+          </w:p>
+          <w:p>
+            <w:pPr>
+              <w:spacing w:after="30" w:before="0"/>
+              <w:ind w:left="360" w:hanging="180"/>
+              <w:jc w:val="left"/>
+            </w:pPr>
+            <w:r>
+              <w:rPr>
+                <w:rFonts w:ascii="Arial" w:cs="Arial" w:eastAsia="Arial" w:hAnsi="Arial"/>
+                <w:b w:val="false"/>
+                <w:bCs w:val="false"/>
+                <w:i w:val="false"/>
+                <w:iCs w:val="false"/>
+                <w:color w:val="000000"/>
+                <w:sz w:val="18"/>
+                <w:szCs w:val="18"/>
+              </w:rPr>
+              <w:t xml:space="preserve">–  SEP 6 – Constructing Explanations: Students use evidence from the Rutherford Gold Foil simulation to construct a scientific explanation for why most alpha particles passed through the gold foil while a few were deflected at large angles, leading to the nuclear model.</w:t>
+            </w:r>
+          </w:p>
+          <w:p>
+            <w:pPr>
+              <w:spacing w:after="30" w:before="0"/>
+              <w:ind w:left="360" w:hanging="180"/>
+              <w:jc w:val="left"/>
+            </w:pPr>
+            <w:r>
+              <w:rPr>
+                <w:rFonts w:ascii="Arial" w:cs="Arial" w:eastAsia="Arial" w:hAnsi="Arial"/>
+                <w:b w:val="false"/>
+                <w:bCs w:val="false"/>
+                <w:i w:val="false"/>
+                <w:iCs w:val="false"/>
+                <w:color w:val="000000"/>
+                <w:sz w:val="18"/>
+                <w:szCs w:val="18"/>
+              </w:rPr>
+              <w:t xml:space="preserve">–  SEP 8 – Obtaining, Evaluating, and Communicating Information: Students watch digital simulations, read KICD-aligned texts, and communicate their understanding of electron arrangement through s and p notation diagrams shared with peers during DQB updates.</w:t>
+            </w:r>
+          </w:p>
+        </w:tc>
+      </w:tr>
+      <w:tr>
+        <w:tc>
+          <w:tcPr>
+            <w:tcW w:type="dxa" w:w="3000"/>
+            <w:shd w:fill="FCE4D6" w:color="auto" w:val="clear"/>
+            <w:tcMar>
+              <w:top w:type="dxa" w:w="60"/>
+              <w:left w:type="dxa" w:w="120"/>
+              <w:bottom w:type="dxa" w:w="60"/>
+              <w:right w:type="dxa" w:w="120"/>
+            </w:tcMar>
+            <w:vAlign w:val="top"/>
+          </w:tcPr>
+          <w:p>
+            <w:pPr>
+              <w:spacing w:after="40" w:before="0"/>
+              <w:jc w:val="left"/>
+            </w:pPr>
+            <w:r>
+              <w:rPr>
+                <w:rFonts w:ascii="Arial" w:cs="Arial" w:eastAsia="Arial" w:hAnsi="Arial"/>
+                <w:b/>
+                <w:bCs/>
+                <w:i w:val="false"/>
+                <w:iCs w:val="false"/>
+                <w:color w:val="000000"/>
+                <w:sz w:val="18"/>
+                <w:szCs w:val="18"/>
+              </w:rPr>
+              <w:t xml:space="preserve">Pertinent &amp; Contemporary Issues (PCIs)</w:t>
+            </w:r>
+          </w:p>
+        </w:tc>
+        <w:tc>
+          <w:tcPr>
+            <w:tcW w:type="dxa" w:w="10680"/>
+            <w:shd w:fill="FFFFFF" w:color="auto" w:val="clear"/>
+            <w:tcMar>
+              <w:top w:type="dxa" w:w="60"/>
+              <w:left w:type="dxa" w:w="120"/>
+              <w:bottom w:type="dxa" w:w="60"/>
+              <w:right w:type="dxa" w:w="120"/>
+            </w:tcMar>
+            <w:vAlign w:val="top"/>
+          </w:tcPr>
+          <w:p>
+            <w:pPr>
+              <w:spacing w:after="30" w:before="0"/>
+              <w:ind w:left="360" w:hanging="180"/>
+              <w:jc w:val="left"/>
+            </w:pPr>
+            <w:r>
+              <w:rPr>
+                <w:rFonts w:ascii="Arial" w:cs="Arial" w:eastAsia="Arial" w:hAnsi="Arial"/>
+                <w:b w:val="false"/>
+                <w:bCs w:val="false"/>
+                <w:i w:val="false"/>
+                <w:iCs w:val="false"/>
+                <w:color w:val="000000"/>
+                <w:sz w:val="18"/>
+                <w:szCs w:val="18"/>
+              </w:rPr>
+              <w:t xml:space="preserve">–  Socio-Economic and Environmental Issues (Environmental Conservation): The learner responsibly uses locally available materials to model the structure of the atom — students select and repurpose everyday Kenyan materials (bottle tops, dried beans, maize cobs) reducing waste while building atomic models.</w:t>
+            </w:r>
+          </w:p>
+          <w:p>
+            <w:pPr>
+              <w:spacing w:after="30" w:before="0"/>
+              <w:ind w:left="360" w:hanging="180"/>
+              <w:jc w:val="left"/>
+            </w:pPr>
+            <w:r>
+              <w:rPr>
+                <w:rFonts w:ascii="Arial" w:cs="Arial" w:eastAsia="Arial" w:hAnsi="Arial"/>
+                <w:b w:val="false"/>
+                <w:bCs w:val="false"/>
+                <w:i w:val="false"/>
+                <w:iCs w:val="false"/>
+                <w:color w:val="000000"/>
+                <w:sz w:val="18"/>
+                <w:szCs w:val="18"/>
+              </w:rPr>
+              <w:t xml:space="preserve">–  Life Skills (Self-Esteem): The learner gains confidence while presenting findings on the meaning of isotopes and relative atomic mass — achieved through structured gallery walks and short oral presentations where students share calculated relative atomic masses to the class.</w:t>
+            </w:r>
+          </w:p>
+          <w:p>
+            <w:pPr>
+              <w:spacing w:after="30" w:before="0"/>
+              <w:ind w:left="360" w:hanging="180"/>
+              <w:jc w:val="left"/>
+            </w:pPr>
+            <w:r>
+              <w:rPr>
+                <w:rFonts w:ascii="Arial" w:cs="Arial" w:eastAsia="Arial" w:hAnsi="Arial"/>
+                <w:b w:val="false"/>
+                <w:bCs w:val="false"/>
+                <w:i w:val="false"/>
+                <w:iCs w:val="false"/>
+                <w:color w:val="000000"/>
+                <w:sz w:val="18"/>
+                <w:szCs w:val="18"/>
+              </w:rPr>
+              <w:t xml:space="preserve">–  Socio-Economic and Environmental Issues (Global Citizenship): The learner brainstorms with peers on the contributions of scientists in the development of atomic theory/models — students explore the global timeline of atomic theory from Dalton to Bohr, discussing how international scientific collaboration shapes shared knowledge.</w:t>
+            </w:r>
+          </w:p>
+        </w:tc>
+      </w:tr>
+      <w:tr>
+        <w:tc>
+          <w:tcPr>
+            <w:tcW w:type="dxa" w:w="3000"/>
+            <w:shd w:fill="D9EEF1" w:color="auto" w:val="clear"/>
+            <w:tcMar>
+              <w:top w:type="dxa" w:w="60"/>
+              <w:left w:type="dxa" w:w="120"/>
+              <w:bottom w:type="dxa" w:w="60"/>
+              <w:right w:type="dxa" w:w="120"/>
+            </w:tcMar>
+            <w:vAlign w:val="top"/>
+          </w:tcPr>
+          <w:p>
+            <w:pPr>
+              <w:spacing w:after="40" w:before="0"/>
+              <w:jc w:val="left"/>
+            </w:pPr>
+            <w:r>
+              <w:rPr>
+                <w:rFonts w:ascii="Arial" w:cs="Arial" w:eastAsia="Arial" w:hAnsi="Arial"/>
+                <w:b/>
+                <w:bCs/>
+                <w:i w:val="false"/>
+                <w:iCs w:val="false"/>
+                <w:color w:val="000000"/>
+                <w:sz w:val="18"/>
+                <w:szCs w:val="18"/>
+              </w:rPr>
+              <w:t xml:space="preserve">Career Connections</w:t>
+            </w:r>
+          </w:p>
+        </w:tc>
+        <w:tc>
+          <w:tcPr>
+            <w:tcW w:type="dxa" w:w="10680"/>
+            <w:shd w:fill="FFFFFF" w:color="auto" w:val="clear"/>
+            <w:tcMar>
+              <w:top w:type="dxa" w:w="60"/>
+              <w:left w:type="dxa" w:w="120"/>
+              <w:bottom w:type="dxa" w:w="60"/>
+              <w:right w:type="dxa" w:w="120"/>
+            </w:tcMar>
+            <w:vAlign w:val="top"/>
+          </w:tcPr>
+          <w:p>
+            <w:pPr>
+              <w:spacing w:after="30" w:before="0"/>
+              <w:ind w:left="360" w:hanging="180"/>
+              <w:jc w:val="left"/>
+            </w:pPr>
+            <w:r>
+              <w:rPr>
+                <w:rFonts w:ascii="Arial" w:cs="Arial" w:eastAsia="Arial" w:hAnsi="Arial"/>
+                <w:b w:val="false"/>
+                <w:bCs w:val="false"/>
+                <w:i w:val="false"/>
+                <w:iCs w:val="false"/>
+                <w:color w:val="000000"/>
+                <w:sz w:val="18"/>
+                <w:szCs w:val="18"/>
+              </w:rPr>
+              <w:t xml:space="preserve">–  Nuclear Medicine Technologist: Understanding atomic structure and isotopes is foundational for careers using radioactive isotopes in medical imaging and treatment at facilities such as Kenyatta National Hospital.</w:t>
+            </w:r>
+          </w:p>
+          <w:p>
+            <w:pPr>
+              <w:spacing w:after="30" w:before="0"/>
+              <w:ind w:left="360" w:hanging="180"/>
+              <w:jc w:val="left"/>
+            </w:pPr>
+            <w:r>
+              <w:rPr>
+                <w:rFonts w:ascii="Arial" w:cs="Arial" w:eastAsia="Arial" w:hAnsi="Arial"/>
+                <w:b w:val="false"/>
+                <w:bCs w:val="false"/>
+                <w:i w:val="false"/>
+                <w:iCs w:val="false"/>
+                <w:color w:val="000000"/>
+                <w:sz w:val="18"/>
+                <w:szCs w:val="18"/>
+              </w:rPr>
+              <w:t xml:space="preserve">–  Chemical Engineer: Electron arrangement and atomic theory underpin the design of industrial chemical processes in Kenya's manufacturing sector, including fertiliser production at Eldoret-based agro-industries.</w:t>
+            </w:r>
+          </w:p>
+          <w:p>
+            <w:pPr>
+              <w:spacing w:after="30" w:before="0"/>
+              <w:ind w:left="360" w:hanging="180"/>
+              <w:jc w:val="left"/>
+            </w:pPr>
+            <w:r>
+              <w:rPr>
+                <w:rFonts w:ascii="Arial" w:cs="Arial" w:eastAsia="Arial" w:hAnsi="Arial"/>
+                <w:b w:val="false"/>
+                <w:bCs w:val="false"/>
+                <w:i w:val="false"/>
+                <w:iCs w:val="false"/>
+                <w:color w:val="000000"/>
+                <w:sz w:val="18"/>
+                <w:szCs w:val="18"/>
+              </w:rPr>
+              <w:t xml:space="preserve">–  Materials Scientist / Nanotechnologist: Knowledge of atomic structure and orbital theory is essential for developing new materials, relevant to Kenya's growing technology and innovation hubs such as Konza Technopolis.</w:t>
+            </w:r>
+          </w:p>
+          <w:p>
+            <w:pPr>
+              <w:spacing w:after="30" w:before="0"/>
+              <w:ind w:left="360" w:hanging="180"/>
+              <w:jc w:val="left"/>
+            </w:pPr>
+            <w:r>
+              <w:rPr>
+                <w:rFonts w:ascii="Arial" w:cs="Arial" w:eastAsia="Arial" w:hAnsi="Arial"/>
+                <w:b w:val="false"/>
+                <w:bCs w:val="false"/>
+                <w:i w:val="false"/>
+                <w:iCs w:val="false"/>
+                <w:color w:val="000000"/>
+                <w:sz w:val="18"/>
+                <w:szCs w:val="18"/>
+              </w:rPr>
+              <w:t xml:space="preserve">–  Secondary School Chemistry Teacher: Mastery of atomic models and electron configuration prepares learners to communicate these foundational concepts to future Kenyan students under the CBC framework.</w:t>
+            </w:r>
+          </w:p>
+          <w:p>
+            <w:pPr>
+              <w:spacing w:after="30" w:before="0"/>
+              <w:ind w:left="360" w:hanging="180"/>
+              <w:jc w:val="left"/>
+            </w:pPr>
+            <w:r>
+              <w:rPr>
+                <w:rFonts w:ascii="Arial" w:cs="Arial" w:eastAsia="Arial" w:hAnsi="Arial"/>
+                <w:b w:val="false"/>
+                <w:bCs w:val="false"/>
+                <w:i w:val="false"/>
+                <w:iCs w:val="false"/>
+                <w:color w:val="000000"/>
+                <w:sz w:val="18"/>
+                <w:szCs w:val="18"/>
+              </w:rPr>
+              <w:t xml:space="preserve">–  Pharmacist / Pharmaceutical Researcher: Understanding isotopes and atomic mass supports work in drug formulation and quality control in Kenya's expanding pharmaceutical manufacturing industry.</w:t>
+            </w:r>
+          </w:p>
+        </w:tc>
+      </w:tr>
+      <w:tr>
+        <w:tc>
+          <w:tcPr>
+            <w:tcW w:type="dxa" w:w="3000"/>
+            <w:shd w:fill="D5E8F0" w:color="auto" w:val="clear"/>
+            <w:tcMar>
+              <w:top w:type="dxa" w:w="60"/>
+              <w:left w:type="dxa" w:w="120"/>
+              <w:bottom w:type="dxa" w:w="60"/>
+              <w:right w:type="dxa" w:w="120"/>
+            </w:tcMar>
+            <w:vAlign w:val="top"/>
+          </w:tcPr>
+          <w:p>
+            <w:pPr>
+              <w:spacing w:after="40" w:before="0"/>
+              <w:jc w:val="left"/>
+            </w:pPr>
+            <w:r>
+              <w:rPr>
+                <w:rFonts w:ascii="Arial" w:cs="Arial" w:eastAsia="Arial" w:hAnsi="Arial"/>
+                <w:b/>
+                <w:bCs/>
+                <w:i w:val="false"/>
+                <w:iCs w:val="false"/>
+                <w:color w:val="000000"/>
+                <w:sz w:val="18"/>
+                <w:szCs w:val="18"/>
+              </w:rPr>
+              <w:t xml:space="preserve">Focus for Lessons</w:t>
+            </w:r>
+          </w:p>
+        </w:tc>
+        <w:tc>
+          <w:tcPr>
+            <w:tcW w:type="dxa" w:w="10680"/>
+            <w:shd w:fill="FFFFFF" w:color="auto" w:val="clear"/>
+            <w:tcMar>
+              <w:top w:type="dxa" w:w="60"/>
+              <w:left w:type="dxa" w:w="120"/>
+              <w:bottom w:type="dxa" w:w="60"/>
+              <w:right w:type="dxa" w:w="120"/>
+            </w:tcMar>
+            <w:vAlign w:val="top"/>
+          </w:tcPr>
+          <w:p>
+            <w:pPr>
+              <w:spacing w:after="40" w:before="0"/>
+              <w:jc w:val="left"/>
+            </w:pPr>
+            <w:r>
+              <w:rPr>
+                <w:rFonts w:ascii="Arial" w:cs="Arial" w:eastAsia="Arial" w:hAnsi="Arial"/>
+                <w:b w:val="false"/>
+                <w:bCs w:val="false"/>
+                <w:i w:val="false"/>
+                <w:iCs w:val="false"/>
+                <w:color w:val="000000"/>
+                <w:sz w:val="18"/>
+                <w:szCs w:val="18"/>
+              </w:rPr>
+              <w:t xml:space="preserve">This unit anchors the study of atomic structure within the puzzling observation of coloured flames produced when common Kenyan substances — like table salt (sodium chloride) or potassium-rich wood ash — are burned, a sight familiar from cooking fires across Nairobi to the Rift Valley. Students progress from reviewing Dalton's solid-sphere model through Rutherford's nuclear model and Bohr's energy-level model, building toward a modern understanding of s and p orbitals and electron configuration for the first 20 elements. Throughout the nine lessons, students use physical models built from local materials, digital simulations, and collaborative sensemaking to connect the invisible world of electrons to observable phenomena they encounter in everyday Kenyan life.</w:t>
+            </w:r>
+          </w:p>
+        </w:tc>
+      </w:tr>
+      <w:tr>
+        <w:tc>
+          <w:tcPr>
+            <w:tcW w:type="dxa" w:w="3000"/>
+            <w:shd w:fill="EAD1F5" w:color="auto" w:val="clear"/>
+            <w:tcMar>
+              <w:top w:type="dxa" w:w="60"/>
+              <w:left w:type="dxa" w:w="120"/>
+              <w:bottom w:type="dxa" w:w="60"/>
+              <w:right w:type="dxa" w:w="120"/>
+            </w:tcMar>
+            <w:vAlign w:val="top"/>
+          </w:tcPr>
+          <w:p>
+            <w:pPr>
+              <w:spacing w:after="40" w:before="0"/>
+              <w:jc w:val="left"/>
+            </w:pPr>
+            <w:r>
+              <w:rPr>
+                <w:rFonts w:ascii="Arial" w:cs="Arial" w:eastAsia="Arial" w:hAnsi="Arial"/>
+                <w:b/>
+                <w:bCs/>
+                <w:i w:val="false"/>
+                <w:iCs w:val="false"/>
+                <w:color w:val="000000"/>
+                <w:sz w:val="18"/>
+                <w:szCs w:val="18"/>
+              </w:rPr>
+              <w:t xml:space="preserve">Driving Question / Key Inquiry Questions</w:t>
+            </w:r>
+          </w:p>
+        </w:tc>
+        <w:tc>
+          <w:tcPr>
+            <w:tcW w:type="dxa" w:w="10680"/>
+            <w:shd w:fill="FFFFFF" w:color="auto" w:val="clear"/>
+            <w:tcMar>
+              <w:top w:type="dxa" w:w="60"/>
+              <w:left w:type="dxa" w:w="120"/>
+              <w:bottom w:type="dxa" w:w="60"/>
+              <w:right w:type="dxa" w:w="120"/>
+            </w:tcMar>
+            <w:vAlign w:val="top"/>
+          </w:tcPr>
+          <w:p>
+            <w:pPr>
+              <w:spacing w:after="40" w:before="0"/>
+              <w:jc w:val="left"/>
+            </w:pPr>
+            <w:r>
+              <w:rPr>
+                <w:rFonts w:ascii="Arial" w:cs="Arial" w:eastAsia="Arial" w:hAnsi="Arial"/>
+                <w:b w:val="false"/>
+                <w:bCs w:val="false"/>
+                <w:i w:val="false"/>
+                <w:iCs w:val="false"/>
+                <w:color w:val="000000"/>
+                <w:sz w:val="18"/>
+                <w:szCs w:val="18"/>
+              </w:rPr>
+              <w:t xml:space="preserve">DRIVING QUESTION: Why do different substances produce different colours when burned in a flame, and what does this reveal about how electrons are arranged inside an atom?</w:t>
+            </w:r>
+          </w:p>
+          <w:p>
+            <w:pPr>
+              <w:spacing w:after="40" w:before="0"/>
+              <w:jc w:val="left"/>
+            </w:pPr>
+            <w:r>
+              <w:rPr>
+                <w:rFonts w:ascii="Arial" w:cs="Arial" w:eastAsia="Arial" w:hAnsi="Arial"/>
+                <w:b w:val="false"/>
+                <w:bCs w:val="false"/>
+                <w:i w:val="false"/>
+                <w:iCs w:val="false"/>
+                <w:color w:val="000000"/>
+                <w:sz w:val="18"/>
+                <w:szCs w:val="18"/>
+              </w:rPr>
+              <w:t xml:space="preserve"/>
+            </w:r>
+          </w:p>
+          <w:p>
+            <w:pPr>
+              <w:spacing w:after="40" w:before="0"/>
+              <w:jc w:val="left"/>
+            </w:pPr>
+            <w:r>
+              <w:rPr>
+                <w:rFonts w:ascii="Arial" w:cs="Arial" w:eastAsia="Arial" w:hAnsi="Arial"/>
+                <w:b w:val="false"/>
+                <w:bCs w:val="false"/>
+                <w:i w:val="false"/>
+                <w:iCs w:val="false"/>
+                <w:color w:val="000000"/>
+                <w:sz w:val="18"/>
+                <w:szCs w:val="18"/>
+              </w:rPr>
+              <w:t xml:space="preserve">KICD KEY INQUIRY QUESTION:</w:t>
+            </w:r>
+          </w:p>
+          <w:p>
+            <w:pPr>
+              <w:spacing w:after="40" w:before="0"/>
+              <w:jc w:val="left"/>
+            </w:pPr>
+            <w:r>
+              <w:rPr>
+                <w:rFonts w:ascii="Arial" w:cs="Arial" w:eastAsia="Arial" w:hAnsi="Arial"/>
+                <w:b w:val="false"/>
+                <w:bCs w:val="false"/>
+                <w:i w:val="false"/>
+                <w:iCs w:val="false"/>
+                <w:color w:val="000000"/>
+                <w:sz w:val="18"/>
+                <w:szCs w:val="18"/>
+              </w:rPr>
+              <w:t xml:space="preserve">1. How are electrons arranged in an atom?</w:t>
+            </w:r>
+          </w:p>
+        </w:tc>
+      </w:tr>
+      <w:tr>
+        <w:tc>
+          <w:tcPr>
+            <w:tcW w:type="dxa" w:w="3000"/>
+            <w:shd w:fill="EAD1F5" w:color="auto" w:val="clear"/>
+            <w:tcMar>
+              <w:top w:type="dxa" w:w="60"/>
+              <w:left w:type="dxa" w:w="120"/>
+              <w:bottom w:type="dxa" w:w="60"/>
+              <w:right w:type="dxa" w:w="120"/>
+            </w:tcMar>
+            <w:vAlign w:val="top"/>
+          </w:tcPr>
+          <w:p>
+            <w:pPr>
+              <w:spacing w:after="40" w:before="0"/>
+              <w:jc w:val="left"/>
+            </w:pPr>
+            <w:r>
+              <w:rPr>
+                <w:rFonts w:ascii="Arial" w:cs="Arial" w:eastAsia="Arial" w:hAnsi="Arial"/>
+                <w:b/>
+                <w:bCs/>
+                <w:i w:val="false"/>
+                <w:iCs w:val="false"/>
+                <w:color w:val="000000"/>
+                <w:sz w:val="18"/>
+                <w:szCs w:val="18"/>
+              </w:rPr>
+              <w:t xml:space="preserve">Anchoring Phenomenon</w:t>
+            </w:r>
+          </w:p>
+        </w:tc>
+        <w:tc>
+          <w:tcPr>
+            <w:tcW w:type="dxa" w:w="10680"/>
+            <w:shd w:fill="FFFFFF" w:color="auto" w:val="clear"/>
+            <w:tcMar>
+              <w:top w:type="dxa" w:w="60"/>
+              <w:left w:type="dxa" w:w="120"/>
+              <w:bottom w:type="dxa" w:w="60"/>
+              <w:right w:type="dxa" w:w="120"/>
+            </w:tcMar>
+            <w:vAlign w:val="top"/>
+          </w:tcPr>
+          <w:p>
+            <w:pPr>
+              <w:spacing w:after="40" w:before="0"/>
+              <w:jc w:val="left"/>
+            </w:pPr>
+            <w:r>
+              <w:rPr>
+                <w:rFonts w:ascii="Arial" w:cs="Arial" w:eastAsia="Arial" w:hAnsi="Arial"/>
+                <w:b w:val="false"/>
+                <w:bCs w:val="false"/>
+                <w:i w:val="false"/>
+                <w:iCs w:val="false"/>
+                <w:color w:val="000000"/>
+                <w:sz w:val="18"/>
+                <w:szCs w:val="18"/>
+              </w:rPr>
+              <w:t xml:space="preserve">ANCHORING PHENOMENON — The Colours of Fire at a Kenyan Cooking Hearth</w:t>
+            </w:r>
+          </w:p>
+          <w:p>
+            <w:pPr>
+              <w:spacing w:after="40" w:before="0"/>
+              <w:jc w:val="left"/>
+            </w:pPr>
+            <w:r>
+              <w:rPr>
+                <w:rFonts w:ascii="Arial" w:cs="Arial" w:eastAsia="Arial" w:hAnsi="Arial"/>
+                <w:b w:val="false"/>
+                <w:bCs w:val="false"/>
+                <w:i w:val="false"/>
+                <w:iCs w:val="false"/>
+                <w:color w:val="000000"/>
+                <w:sz w:val="18"/>
+                <w:szCs w:val="18"/>
+              </w:rPr>
+              <w:t xml:space="preserve"/>
+            </w:r>
+          </w:p>
+          <w:p>
+            <w:pPr>
+              <w:spacing w:after="40" w:before="0"/>
+              <w:jc w:val="left"/>
+            </w:pPr>
+            <w:r>
+              <w:rPr>
+                <w:rFonts w:ascii="Arial" w:cs="Arial" w:eastAsia="Arial" w:hAnsi="Arial"/>
+                <w:b w:val="false"/>
+                <w:bCs w:val="false"/>
+                <w:i w:val="false"/>
+                <w:iCs w:val="false"/>
+                <w:color w:val="000000"/>
+                <w:sz w:val="18"/>
+                <w:szCs w:val="18"/>
+              </w:rPr>
+              <w:t xml:space="preserve">At a traditional Kenyan homestead in the Rift Valley, a family burns dry firewood to cook ugali. When the cook accidentally spills a pinch of salt (sodium chloride) into the flame, the fire briefly glows a brilliant yellow-orange. A neighbour adds potassium-rich banana-peel ash to their own fire and sees a soft violet flash. Later, at a school chemistry laboratory in Kisumu, students observe the same mystery: different substances — copper wire, table salt, steel wool — each produce a distinct, repeatable colour when placed in a Bunsen burner flame.</w:t>
+            </w:r>
+          </w:p>
+          <w:p>
+            <w:pPr>
+              <w:spacing w:after="40" w:before="0"/>
+              <w:jc w:val="left"/>
+            </w:pPr>
+            <w:r>
+              <w:rPr>
+                <w:rFonts w:ascii="Arial" w:cs="Arial" w:eastAsia="Arial" w:hAnsi="Arial"/>
+                <w:b w:val="false"/>
+                <w:bCs w:val="false"/>
+                <w:i w:val="false"/>
+                <w:iCs w:val="false"/>
+                <w:color w:val="000000"/>
+                <w:sz w:val="18"/>
+                <w:szCs w:val="18"/>
+              </w:rPr>
+              <w:t xml:space="preserve"/>
+            </w:r>
+          </w:p>
+          <w:p>
+            <w:pPr>
+              <w:spacing w:after="40" w:before="0"/>
+              <w:jc w:val="left"/>
+            </w:pPr>
+            <w:r>
+              <w:rPr>
+                <w:rFonts w:ascii="Arial" w:cs="Arial" w:eastAsia="Arial" w:hAnsi="Arial"/>
+                <w:b w:val="false"/>
+                <w:bCs w:val="false"/>
+                <w:i w:val="false"/>
+                <w:iCs w:val="false"/>
+                <w:color w:val="000000"/>
+                <w:sz w:val="18"/>
+                <w:szCs w:val="18"/>
+              </w:rPr>
+              <w:t xml:space="preserve">WHY IT IS PUZZLING: Students naturally ask: Why does fire change colour depending on what substance is inside it? All substances seem to be made of atoms, and fire is just heat — so why would the type of atom matter? Why does sodium always give yellow and potassium always give violet? The puzzle is deepened by the fact that the colours disappear when the substance is removed and reappear when it is added back. Students cannot yet explain this with prior knowledge. This phenomenon is puzzling, observable, and culturally grounded — it is something Kenyan learners have seen at home, at celebrations like nyama choma evenings, or in school labs, making it immediately relevant. The resolution requires understanding that electrons within atoms occupy specific energy levels, can absorb energy from the flame, jump to higher levels, and release that exact energy as visible light of a specific colour when they fall back — meaning the colour is a fingerprint of atomic electron structure. This drives the entire unit's investigation into how electrons are arranged inside atoms.</w:t>
+            </w:r>
+          </w:p>
+        </w:tc>
+      </w:tr>
+      <w:tr>
+        <w:tc>
+          <w:tcPr>
+            <w:tcW w:type="dxa" w:w="3000"/>
+            <w:shd w:fill="D9EEF1" w:color="auto" w:val="clear"/>
+            <w:tcMar>
+              <w:top w:type="dxa" w:w="60"/>
+              <w:left w:type="dxa" w:w="120"/>
+              <w:bottom w:type="dxa" w:w="60"/>
+              <w:right w:type="dxa" w:w="120"/>
+            </w:tcMar>
+            <w:vAlign w:val="top"/>
+          </w:tcPr>
+          <w:p>
+            <w:pPr>
+              <w:spacing w:after="40" w:before="0"/>
+              <w:jc w:val="left"/>
+            </w:pPr>
+            <w:r>
+              <w:rPr>
+                <w:rFonts w:ascii="Arial" w:cs="Arial" w:eastAsia="Arial" w:hAnsi="Arial"/>
+                <w:b/>
+                <w:bCs/>
+                <w:i w:val="false"/>
+                <w:iCs w:val="false"/>
+                <w:color w:val="000000"/>
+                <w:sz w:val="18"/>
+                <w:szCs w:val="18"/>
+              </w:rPr>
+              <w:t xml:space="preserve">Storyline Thread</w:t>
+            </w:r>
+          </w:p>
+        </w:tc>
+        <w:tc>
+          <w:tcPr>
+            <w:tcW w:type="dxa" w:w="10680"/>
+            <w:shd w:fill="FFFFFF" w:color="auto" w:val="clear"/>
+            <w:tcMar>
+              <w:top w:type="dxa" w:w="60"/>
+              <w:left w:type="dxa" w:w="120"/>
+              <w:bottom w:type="dxa" w:w="60"/>
+              <w:right w:type="dxa" w:w="120"/>
+            </w:tcMar>
+            <w:vAlign w:val="top"/>
+          </w:tcPr>
+          <w:p>
+            <w:pPr>
+              <w:spacing w:after="40" w:before="0"/>
+              <w:jc w:val="left"/>
+            </w:pPr>
+            <w:r>
+              <w:rPr>
+                <w:rFonts w:ascii="Arial" w:cs="Arial" w:eastAsia="Arial" w:hAnsi="Arial"/>
+                <w:b w:val="false"/>
+                <w:bCs w:val="false"/>
+                <w:i w:val="false"/>
+                <w:iCs w:val="false"/>
+                <w:color w:val="000000"/>
+                <w:sz w:val="18"/>
+                <w:szCs w:val="18"/>
+              </w:rPr>
+              <w:t xml:space="preserve">Lesson 1 — Noticing and Wondering (Anchoring Phenomenon Introduction): Students observe a teacher demonstration of flame tests using sodium chloride, potassium permanganate, and copper sulphate solutions in a Bunsen burner. Students record observations, make initial predictions about why different colours appear, and post their "wonder questions" on the Driving Question Board (DQB). The lesson ends with students unable to fully explain the phenomenon — creating productive intellectual tension that motivates the unit.</w:t>
+            </w:r>
+          </w:p>
+          <w:p>
+            <w:pPr>
+              <w:spacing w:after="40" w:before="0"/>
+              <w:jc w:val="left"/>
+            </w:pPr>
+            <w:r>
+              <w:rPr>
+                <w:rFonts w:ascii="Arial" w:cs="Arial" w:eastAsia="Arial" w:hAnsi="Arial"/>
+                <w:b w:val="false"/>
+                <w:bCs w:val="false"/>
+                <w:i w:val="false"/>
+                <w:iCs w:val="false"/>
+                <w:color w:val="000000"/>
+                <w:sz w:val="18"/>
+                <w:szCs w:val="18"/>
+              </w:rPr>
+              <w:t xml:space="preserve"/>
+            </w:r>
+          </w:p>
+          <w:p>
+            <w:pPr>
+              <w:spacing w:after="40" w:before="0"/>
+              <w:jc w:val="left"/>
+            </w:pPr>
+            <w:r>
+              <w:rPr>
+                <w:rFonts w:ascii="Arial" w:cs="Arial" w:eastAsia="Arial" w:hAnsi="Arial"/>
+                <w:b w:val="false"/>
+                <w:bCs w:val="false"/>
+                <w:i w:val="false"/>
+                <w:iCs w:val="false"/>
+                <w:color w:val="000000"/>
+                <w:sz w:val="18"/>
+                <w:szCs w:val="18"/>
+              </w:rPr>
+              <w:t xml:space="preserve">Lesson 2 — What Is an Atom? Reviewing Atomic Structure (Dalton &amp; Rutherford Models): Students review atomic number, mass number, and the number of protons, neutrons, and electrons through a peer discussion activity using element cards for the first 20 elements. They then watch the Rutherford Gold Foil simulation on the ARES platform, construct explanations for the surprising deflection results, and build a class Rutherford model using locally available materials (bottle tops for nucleus, maize seeds for electrons). Students connect back to the phenomenon: Rutherford showed atoms have a tiny, dense nucleus — but where are the electrons, and how does that relate to flame colours?</w:t>
+            </w:r>
+          </w:p>
+          <w:p>
+            <w:pPr>
+              <w:spacing w:after="40" w:before="0"/>
+              <w:jc w:val="left"/>
+            </w:pPr>
+            <w:r>
+              <w:rPr>
+                <w:rFonts w:ascii="Arial" w:cs="Arial" w:eastAsia="Arial" w:hAnsi="Arial"/>
+                <w:b w:val="false"/>
+                <w:bCs w:val="false"/>
+                <w:i w:val="false"/>
+                <w:iCs w:val="false"/>
+                <w:color w:val="000000"/>
+                <w:sz w:val="18"/>
+                <w:szCs w:val="18"/>
+              </w:rPr>
+              <w:t xml:space="preserve"/>
+            </w:r>
+          </w:p>
+          <w:p>
+            <w:pPr>
+              <w:spacing w:after="40" w:before="0"/>
+              <w:jc w:val="left"/>
+            </w:pPr>
+            <w:r>
+              <w:rPr>
+                <w:rFonts w:ascii="Arial" w:cs="Arial" w:eastAsia="Arial" w:hAnsi="Arial"/>
+                <w:b w:val="false"/>
+                <w:bCs w:val="false"/>
+                <w:i w:val="false"/>
+                <w:iCs w:val="false"/>
+                <w:color w:val="000000"/>
+                <w:sz w:val="18"/>
+                <w:szCs w:val="18"/>
+              </w:rPr>
+              <w:t xml:space="preserve">Lesson 3 — Bohr's Model and Energy Levels: Students are introduced to Bohr's planetary model, learning that electrons occupy specific energy levels (shells). Using diagrams, they draw Bohr models for the first 10 elements. A Think-Pair-Share discussion asks: "If electrons can only be at certain energy levels, what happens when they gain energy from a flame?" Students update the DQB — connecting Bohr's model to the anchoring phenomenon: electrons jump to higher energy levels in a flame and release light when they fall back.</w:t>
+            </w:r>
+          </w:p>
+          <w:p>
+            <w:pPr>
+              <w:spacing w:after="40" w:before="0"/>
+              <w:jc w:val="left"/>
+            </w:pPr>
+            <w:r>
+              <w:rPr>
+                <w:rFonts w:ascii="Arial" w:cs="Arial" w:eastAsia="Arial" w:hAnsi="Arial"/>
+                <w:b w:val="false"/>
+                <w:bCs w:val="false"/>
+                <w:i w:val="false"/>
+                <w:iCs w:val="false"/>
+                <w:color w:val="000000"/>
+                <w:sz w:val="18"/>
+                <w:szCs w:val="18"/>
+              </w:rPr>
+              <w:t xml:space="preserve"/>
+            </w:r>
+          </w:p>
+          <w:p>
+            <w:pPr>
+              <w:spacing w:after="40" w:before="0"/>
+              <w:jc w:val="left"/>
+            </w:pPr>
+            <w:r>
+              <w:rPr>
+                <w:rFonts w:ascii="Arial" w:cs="Arial" w:eastAsia="Arial" w:hAnsi="Arial"/>
+                <w:b w:val="false"/>
+                <w:bCs w:val="false"/>
+                <w:i w:val="false"/>
+                <w:iCs w:val="false"/>
+                <w:color w:val="000000"/>
+                <w:sz w:val="18"/>
+                <w:szCs w:val="18"/>
+              </w:rPr>
+              <w:t xml:space="preserve">Lesson 4 — Isotopes and Relative Atomic Mass (Part 1 — Meaning and Concept): Students brainstorm the meaning of "isotopes" using carbon-14 dating of Kenyan archaeological sites as a context. Through a structured group discussion, students distinguish isotopes of hydrogen (protium, deuterium, tritium) and chlorine (Cl-35, Cl-37) using atomic number and mass number. They connect to the DQB: isotopes have the same electron arrangement (same atomic number) — reinforcing that electron arrangement, not mass, determines chemical behaviour and flame colour.</w:t>
+            </w:r>
+          </w:p>
+          <w:p>
+            <w:pPr>
+              <w:spacing w:after="40" w:before="0"/>
+              <w:jc w:val="left"/>
+            </w:pPr>
+            <w:r>
+              <w:rPr>
+                <w:rFonts w:ascii="Arial" w:cs="Arial" w:eastAsia="Arial" w:hAnsi="Arial"/>
+                <w:b w:val="false"/>
+                <w:bCs w:val="false"/>
+                <w:i w:val="false"/>
+                <w:iCs w:val="false"/>
+                <w:color w:val="000000"/>
+                <w:sz w:val="18"/>
+                <w:szCs w:val="18"/>
+              </w:rPr>
+              <w:t xml:space="preserve"/>
+            </w:r>
+          </w:p>
+          <w:p>
+            <w:pPr>
+              <w:spacing w:after="40" w:before="0"/>
+              <w:jc w:val="left"/>
+            </w:pPr>
+            <w:r>
+              <w:rPr>
+                <w:rFonts w:ascii="Arial" w:cs="Arial" w:eastAsia="Arial" w:hAnsi="Arial"/>
+                <w:b w:val="false"/>
+                <w:bCs w:val="false"/>
+                <w:i w:val="false"/>
+                <w:iCs w:val="false"/>
+                <w:color w:val="000000"/>
+                <w:sz w:val="18"/>
+                <w:szCs w:val="18"/>
+              </w:rPr>
+              <w:t xml:space="preserve">Lesson 5 — Isotopes and Relative Atomic Mass (Part 2 — Calculation): Students receive isotopic abundance data for chlorine (Cl-35: 75%, Cl-37: 25%) and carbon (C-12: 98.9%, C-13: 1.1%) and calculate relative atomic mass using the weighted average formula. A gallery walk allows groups to present their calculations. Life-skills PCI is embedded: students gain confidence presenting their computed values. DQB is updated to reflect that atomic mass is an average — reinforcing that the identity of an element (and its flame colour) is determined by its atomic number, not its mass.</w:t>
+            </w:r>
+          </w:p>
+          <w:p>
+            <w:pPr>
+              <w:spacing w:after="40" w:before="0"/>
+              <w:jc w:val="left"/>
+            </w:pPr>
+            <w:r>
+              <w:rPr>
+                <w:rFonts w:ascii="Arial" w:cs="Arial" w:eastAsia="Arial" w:hAnsi="Arial"/>
+                <w:b w:val="false"/>
+                <w:bCs w:val="false"/>
+                <w:i w:val="false"/>
+                <w:iCs w:val="false"/>
+                <w:color w:val="000000"/>
+                <w:sz w:val="18"/>
+                <w:szCs w:val="18"/>
+              </w:rPr>
+              <w:t xml:space="preserve"/>
+            </w:r>
+          </w:p>
+          <w:p>
+            <w:pPr>
+              <w:spacing w:after="40" w:before="0"/>
+              <w:jc w:val="left"/>
+            </w:pPr>
+            <w:r>
+              <w:rPr>
+                <w:rFonts w:ascii="Arial" w:cs="Arial" w:eastAsia="Arial" w:hAnsi="Arial"/>
+                <w:b w:val="false"/>
+                <w:bCs w:val="false"/>
+                <w:i w:val="false"/>
+                <w:iCs w:val="false"/>
+                <w:color w:val="000000"/>
+                <w:sz w:val="18"/>
+                <w:szCs w:val="18"/>
+              </w:rPr>
+              <w:t xml:space="preserve">Lesson 6 — From Energy Levels to Orbitals (s and p Orbitals Introduction): Students transition from Bohr's shells to the modern orbital model. Using animations on the ARES platform (Digital Literacy), students observe the shapes of s and p orbitals. A card-sort activity has students match orbital names (1s, 2s, 2p, 3s, 3p) to their energy levels and electron capacities. Students revisit the DQB driving question: flame colours arise because electrons in specific orbitals absorb and release precise amounts of energy — the colour is a signature of the orbital structure of that atom.</w:t>
+            </w:r>
+          </w:p>
+          <w:p>
+            <w:pPr>
+              <w:spacing w:after="40" w:before="0"/>
+              <w:jc w:val="left"/>
+            </w:pPr>
+            <w:r>
+              <w:rPr>
+                <w:rFonts w:ascii="Arial" w:cs="Arial" w:eastAsia="Arial" w:hAnsi="Arial"/>
+                <w:b w:val="false"/>
+                <w:bCs w:val="false"/>
+                <w:i w:val="false"/>
+                <w:iCs w:val="false"/>
+                <w:color w:val="000000"/>
+                <w:sz w:val="18"/>
+                <w:szCs w:val="18"/>
+              </w:rPr>
+              <w:t xml:space="preserve"/>
+            </w:r>
+          </w:p>
+          <w:p>
+            <w:pPr>
+              <w:spacing w:after="40" w:before="0"/>
+              <w:jc w:val="left"/>
+            </w:pPr>
+            <w:r>
+              <w:rPr>
+                <w:rFonts w:ascii="Arial" w:cs="Arial" w:eastAsia="Arial" w:hAnsi="Arial"/>
+                <w:b w:val="false"/>
+                <w:bCs w:val="false"/>
+                <w:i w:val="false"/>
+                <w:iCs w:val="false"/>
+                <w:color w:val="000000"/>
+                <w:sz w:val="18"/>
+                <w:szCs w:val="18"/>
+              </w:rPr>
+              <w:t xml:space="preserve">Lesson 7 — Filling the Orbitals: Aufbau, Pauli, and Hund's Rules: Students carry out a structured activity using "electron seat" diagrams (boxes representing orbitals) to discover the rules governing how electrons fill orbitals. Through guided inquiry, they infer the Aufbau principle (fill lowest energy first), Pauli exclusion principle (max 2 electrons per orbital, opposite spins), and Hund's rule (one electron per orbital before pairing). Students practise writing orbital configurations for elements 1–10. Connection to phenomenon: the specific orbital an electron occupies determines exactly how much energy it releases as light — explaining why sodium's 3s→2p transition always gives the same yellow colour.</w:t>
+            </w:r>
+          </w:p>
+          <w:p>
+            <w:pPr>
+              <w:spacing w:after="40" w:before="0"/>
+              <w:jc w:val="left"/>
+            </w:pPr>
+            <w:r>
+              <w:rPr>
+                <w:rFonts w:ascii="Arial" w:cs="Arial" w:eastAsia="Arial" w:hAnsi="Arial"/>
+                <w:b w:val="false"/>
+                <w:bCs w:val="false"/>
+                <w:i w:val="false"/>
+                <w:iCs w:val="false"/>
+                <w:color w:val="000000"/>
+                <w:sz w:val="18"/>
+                <w:szCs w:val="18"/>
+              </w:rPr>
+              <w:t xml:space="preserve"/>
+            </w:r>
+          </w:p>
+          <w:p>
+            <w:pPr>
+              <w:spacing w:after="40" w:before="0"/>
+              <w:jc w:val="left"/>
+            </w:pPr>
+            <w:r>
+              <w:rPr>
+                <w:rFonts w:ascii="Arial" w:cs="Arial" w:eastAsia="Arial" w:hAnsi="Arial"/>
+                <w:b w:val="false"/>
+                <w:bCs w:val="false"/>
+                <w:i w:val="false"/>
+                <w:iCs w:val="false"/>
+                <w:color w:val="000000"/>
+                <w:sz w:val="18"/>
+                <w:szCs w:val="18"/>
+              </w:rPr>
+              <w:t xml:space="preserve">Lesson 8 — Electron Configuration for Elements 1–20 (s and p Notation): Students systematically write the full s and p electron configurations for all first 20 elements (H through Ca), working in pairs. A peer-teaching exercise has students explain configurations to each other (Learning to Learn competency). They identify patterns: elements in the same group (e.g., Li, Na, K) have the same outermost orbital type — connecting to the anchoring phenomenon via Think-Pair-Share: "Why do Group 1 metals like sodium and potassium produce similar but distinct flame colours?" Students update the DQB with a key insight: similar outer electron configurations → similar behaviour; slight differences in energy levels → different colours.</w:t>
+            </w:r>
+          </w:p>
+          <w:p>
+            <w:pPr>
+              <w:spacing w:after="40" w:before="0"/>
+              <w:jc w:val="left"/>
+            </w:pPr>
+            <w:r>
+              <w:rPr>
+                <w:rFonts w:ascii="Arial" w:cs="Arial" w:eastAsia="Arial" w:hAnsi="Arial"/>
+                <w:b w:val="false"/>
+                <w:bCs w:val="false"/>
+                <w:i w:val="false"/>
+                <w:iCs w:val="false"/>
+                <w:color w:val="000000"/>
+                <w:sz w:val="18"/>
+                <w:szCs w:val="18"/>
+              </w:rPr>
+              <w:t xml:space="preserve"/>
+            </w:r>
+          </w:p>
+          <w:p>
+            <w:pPr>
+              <w:spacing w:after="40" w:before="0"/>
+              <w:jc w:val="left"/>
+            </w:pPr>
+            <w:r>
+              <w:rPr>
+                <w:rFonts w:ascii="Arial" w:cs="Arial" w:eastAsia="Arial" w:hAnsi="Arial"/>
+                <w:b w:val="false"/>
+                <w:bCs w:val="false"/>
+                <w:i w:val="false"/>
+                <w:iCs w:val="false"/>
+                <w:color w:val="000000"/>
+                <w:sz w:val="18"/>
+                <w:szCs w:val="18"/>
+              </w:rPr>
+              <w:t xml:space="preserve">Lesson 9 — Model Building, DQB Resolution, and Unit Consolidation: Students construct a final cumulative model — a poster or digital diagram — showing the complete journey from Dalton's solid sphere to Bohr's shells to the modern s/p orbital model, annotated with explanations of isotopes, relative atomic mass, and electron configuration for sodium and potassium. Groups present their models and use them to fully answer the driving question: the different flame colours of sodium (yellow) and potassium (violet) arise because their outermost electrons occupy orbitals at different energy levels, releasing different amounts of energy as light of different colours when excited by the flame. The DQB is formally closed as students evaluate which original wonder questions have been answered and which remain open for future strands (e.g., the Periodic Table in Sub-Strand 1.3).</w:t>
+            </w:r>
+          </w:p>
+        </w:tc>
+      </w:tr>
+      <w:tr>
+        <w:tc>
+          <w:tcPr>
+            <w:tcW w:type="dxa" w:w="3000"/>
+            <w:shd w:fill="EAD1F5" w:color="auto" w:val="clear"/>
+            <w:tcMar>
+              <w:top w:type="dxa" w:w="60"/>
+              <w:left w:type="dxa" w:w="120"/>
+              <w:bottom w:type="dxa" w:w="60"/>
+              <w:right w:type="dxa" w:w="120"/>
+            </w:tcMar>
+            <w:vAlign w:val="top"/>
+          </w:tcPr>
+          <w:p>
+            <w:pPr>
+              <w:spacing w:after="40" w:before="0"/>
+              <w:jc w:val="left"/>
+            </w:pPr>
+            <w:r>
+              <w:rPr>
+                <w:rFonts w:ascii="Arial" w:cs="Arial" w:eastAsia="Arial" w:hAnsi="Arial"/>
+                <w:b/>
+                <w:bCs/>
+                <w:i w:val="false"/>
+                <w:iCs w:val="false"/>
+                <w:color w:val="000000"/>
+                <w:sz w:val="18"/>
+                <w:szCs w:val="18"/>
+              </w:rPr>
+              <w:t xml:space="preserve">Supporting Phenomena</w:t>
+            </w:r>
+          </w:p>
+        </w:tc>
+        <w:tc>
+          <w:tcPr>
+            <w:tcW w:type="dxa" w:w="10680"/>
+            <w:shd w:fill="FFFFFF" w:color="auto" w:val="clear"/>
+            <w:tcMar>
+              <w:top w:type="dxa" w:w="60"/>
+              <w:left w:type="dxa" w:w="120"/>
+              <w:bottom w:type="dxa" w:w="60"/>
+              <w:right w:type="dxa" w:w="120"/>
+            </w:tcMar>
+            <w:vAlign w:val="top"/>
+          </w:tcPr>
+          <w:p>
+            <w:pPr>
+              <w:spacing w:after="30" w:before="0"/>
+              <w:ind w:left="360" w:hanging="180"/>
+              <w:jc w:val="left"/>
+            </w:pPr>
+            <w:r>
+              <w:rPr>
+                <w:rFonts w:ascii="Arial" w:cs="Arial" w:eastAsia="Arial" w:hAnsi="Arial"/>
+                <w:b w:val="false"/>
+                <w:bCs w:val="false"/>
+                <w:i w:val="false"/>
+                <w:iCs w:val="false"/>
+                <w:color w:val="000000"/>
+                <w:sz w:val="18"/>
+                <w:szCs w:val="18"/>
+              </w:rPr>
+              <w:t xml:space="preserve">–  Neon Signs Along Nairobi's Tom Mboya Street: Students observe that neon signs glow in distinct colours (red-orange for neon, blue for argon) — puzzling because the gases themselves are colourless, yet when electricity passes through them they emit specific colours, hinting that electrons in different atoms have different allowed energy states.</w:t>
+            </w:r>
+          </w:p>
+          <w:p>
+            <w:pPr>
+              <w:spacing w:after="30" w:before="0"/>
+              <w:ind w:left="360" w:hanging="180"/>
+              <w:jc w:val="left"/>
+            </w:pPr>
+            <w:r>
+              <w:rPr>
+                <w:rFonts w:ascii="Arial" w:cs="Arial" w:eastAsia="Arial" w:hAnsi="Arial"/>
+                <w:b w:val="false"/>
+                <w:bCs w:val="false"/>
+                <w:i w:val="false"/>
+                <w:iCs w:val="false"/>
+                <w:color w:val="000000"/>
+                <w:sz w:val="18"/>
+                <w:szCs w:val="18"/>
+              </w:rPr>
+              <w:t xml:space="preserve">–  Carbon-14 Dating of Ancient Kenyan Artefacts: Archaeologists at sites like Olorgesailie use carbon-14 (an isotope of carbon-12) to date ancient tools — students find it puzzling that two atoms of the same element (carbon) can have different masses and different stabilities, raising the question of what makes isotopes different at the atomic level.</w:t>
+            </w:r>
+          </w:p>
+          <w:p>
+            <w:pPr>
+              <w:spacing w:after="30" w:before="0"/>
+              <w:ind w:left="360" w:hanging="180"/>
+              <w:jc w:val="left"/>
+            </w:pPr>
+            <w:r>
+              <w:rPr>
+                <w:rFonts w:ascii="Arial" w:cs="Arial" w:eastAsia="Arial" w:hAnsi="Arial"/>
+                <w:b w:val="false"/>
+                <w:bCs w:val="false"/>
+                <w:i w:val="false"/>
+                <w:iCs w:val="false"/>
+                <w:color w:val="000000"/>
+                <w:sz w:val="18"/>
+                <w:szCs w:val="18"/>
+              </w:rPr>
+              <w:t xml:space="preserve">–  The Rutherford Gold Foil Surprise: When alpha particles are fired at a thin sheet of gold foil, most pass straight through but a tiny fraction bounce almost directly backward — this is deeply counterintuitive if atoms were solid spheres (Dalton model), and it anchors the lesson on Rutherford's nuclear model and the mostly-empty nature of the atom.</w:t>
+            </w:r>
+          </w:p>
+          <w:p>
+            <w:pPr>
+              <w:spacing w:after="30" w:before="0"/>
+              <w:ind w:left="360" w:hanging="180"/>
+              <w:jc w:val="left"/>
+            </w:pPr>
+            <w:r>
+              <w:rPr>
+                <w:rFonts w:ascii="Arial" w:cs="Arial" w:eastAsia="Arial" w:hAnsi="Arial"/>
+                <w:b w:val="false"/>
+                <w:bCs w:val="false"/>
+                <w:i w:val="false"/>
+                <w:iCs w:val="false"/>
+                <w:color w:val="000000"/>
+                <w:sz w:val="18"/>
+                <w:szCs w:val="18"/>
+              </w:rPr>
+              <w:t xml:space="preserve">–  X-Ray Machines at Kenyan Hospitals (e.g., Aga Khan Hospital, Nairobi): X-rays pass through soft tissue but are blocked by bone — students are puzzled by how radiation interacts selectively with matter, connecting to the idea that electrons in different atoms are arranged differently and interact with energy in distinct ways.</w:t>
+            </w:r>
+          </w:p>
+        </w:tc>
+      </w:tr>
+    </w:tbl>
+    <w:p>
+      <w:pPr>
+        <w:spacing w:after="120"/>
+      </w:pPr>
+      <w:r>
+        <w:t xml:space="preserve"/>
       </w:r>
     </w:p>
     <w:p>
@@ -150,7 +2341,7 @@
         </w:rPr>
         <w:t xml:space="preserve">© 2026 SeaVuria and ARES. This work is licensed under a </w:t>
       </w:r>
-      <w:hyperlink w:history="1" r:id="rIdgf4g8yr9p07ihmgbzng3f">
+      <w:hyperlink w:history="1" r:id="rIdbgu3nzg48hqwcd62m6pm3">
         <w:r>
           <w:rPr>
             <w:rFonts w:ascii="Arial" w:cs="Arial" w:eastAsia="Arial" w:hAnsi="Arial"/>
@@ -170,7 +2361,7 @@
         </w:rPr>
         <w:t xml:space="preserve"> (</w:t>
       </w:r>
-      <w:hyperlink w:history="1" r:id="rIde2xht46j6e1dek4ypr-01">
+      <w:hyperlink w:history="1" r:id="rIdjzf9escbd-nuzkxvpngft">
         <w:r>
           <w:rPr>
             <w:rFonts w:ascii="Arial" w:cs="Arial" w:eastAsia="Arial" w:hAnsi="Arial"/>
@@ -190,7 +2381,7 @@
         </w:rPr>
         <w:t xml:space="preserve">). To view a copy of this license, visit </w:t>
       </w:r>
-      <w:hyperlink w:history="1" r:id="rIdw9kkkpkg5bzpa1w_xp0_e">
+      <w:hyperlink w:history="1" r:id="rIdcuyr6reob8bpzfafst2jl">
         <w:r>
           <w:rPr>
             <w:rFonts w:ascii="Arial" w:cs="Arial" w:eastAsia="Arial" w:hAnsi="Arial"/>
@@ -209,2197 +2400,6 @@
           <w:szCs w:val="17"/>
         </w:rPr>
         <w:t xml:space="preserve">. You are free to copy, redistribute, and adapt this material in any medium or format, provided appropriate credit is given and the material is not used for commercial purposes. KICD learning outcomes and curriculum designations reproduced here for alignment purposes remain the property of KICD and are not covered by this license. Linked external resources (e.g. CK-12, Khan Academy, PhET) are subject to their own licenses.</w:t>
-      </w:r>
-    </w:p>
-    <w:p>
-      <w:pPr>
-        <w:spacing w:after="120"/>
-      </w:pPr>
-      <w:r>
-        <w:t xml:space="preserve"/>
-      </w:r>
-    </w:p>
-    <w:tbl>
-      <w:tblPr>
-        <w:tblW w:type="dxa" w:w="13680"/>
-        <w:tblBorders>
-          <w:top w:val="single" w:color="AAAAAA" w:sz="4"/>
-          <w:left w:val="single" w:color="AAAAAA" w:sz="4"/>
-          <w:bottom w:val="single" w:color="AAAAAA" w:sz="4"/>
-          <w:right w:val="single" w:color="AAAAAA" w:sz="4"/>
-          <w:insideH w:val="single" w:color="auto" w:sz="4"/>
-          <w:insideV w:val="single" w:color="auto" w:sz="4"/>
-        </w:tblBorders>
-        <w:tblLayout w:type="fixed"/>
-      </w:tblPr>
-      <w:tblGrid>
-        <w:gridCol w:w="3000"/>
-        <w:gridCol w:w="10680"/>
-      </w:tblGrid>
-      <w:tr>
-        <w:tc>
-          <w:tcPr>
-            <w:tcW w:type="dxa" w:w="13680"/>
-            <w:gridSpan w:val="2"/>
-            <w:shd w:fill="1F3864" w:color="auto" w:val="clear"/>
-            <w:tcMar>
-              <w:top w:type="dxa" w:w="60"/>
-              <w:left w:type="dxa" w:w="120"/>
-              <w:bottom w:type="dxa" w:w="60"/>
-              <w:right w:type="dxa" w:w="120"/>
-            </w:tcMar>
-            <w:vAlign w:val="top"/>
-          </w:tcPr>
-          <w:p>
-            <w:pPr>
-              <w:spacing w:after="40" w:before="0"/>
-              <w:jc w:val="center"/>
-            </w:pPr>
-            <w:r>
-              <w:rPr>
-                <w:rFonts w:ascii="Arial" w:cs="Arial" w:eastAsia="Arial" w:hAnsi="Arial"/>
-                <w:b/>
-                <w:bCs/>
-                <w:i w:val="false"/>
-                <w:iCs w:val="false"/>
-                <w:color w:val="FFFFFF"/>
-                <w:sz w:val="22"/>
-                <w:szCs w:val="22"/>
-              </w:rPr>
-              <w:t xml:space="preserve">SUB-STRAND OVERVIEW</w:t>
-            </w:r>
-          </w:p>
-        </w:tc>
-      </w:tr>
-      <w:tr>
-        <w:tc>
-          <w:tcPr>
-            <w:tcW w:type="dxa" w:w="3000"/>
-            <w:shd w:fill="D5E8F0" w:color="auto" w:val="clear"/>
-            <w:tcMar>
-              <w:top w:type="dxa" w:w="60"/>
-              <w:left w:type="dxa" w:w="120"/>
-              <w:bottom w:type="dxa" w:w="60"/>
-              <w:right w:type="dxa" w:w="120"/>
-            </w:tcMar>
-            <w:vAlign w:val="top"/>
-          </w:tcPr>
-          <w:p>
-            <w:pPr>
-              <w:spacing w:after="40" w:before="0"/>
-              <w:jc w:val="left"/>
-            </w:pPr>
-            <w:r>
-              <w:rPr>
-                <w:rFonts w:ascii="Arial" w:cs="Arial" w:eastAsia="Arial" w:hAnsi="Arial"/>
-                <w:b/>
-                <w:bCs/>
-                <w:i w:val="false"/>
-                <w:iCs w:val="false"/>
-                <w:color w:val="000000"/>
-                <w:sz w:val="18"/>
-                <w:szCs w:val="18"/>
-              </w:rPr>
-              <w:t xml:space="preserve">Grade Level</w:t>
-            </w:r>
-          </w:p>
-        </w:tc>
-        <w:tc>
-          <w:tcPr>
-            <w:tcW w:type="dxa" w:w="10680"/>
-            <w:shd w:fill="FFFFFF" w:color="auto" w:val="clear"/>
-            <w:tcMar>
-              <w:top w:type="dxa" w:w="60"/>
-              <w:left w:type="dxa" w:w="120"/>
-              <w:bottom w:type="dxa" w:w="60"/>
-              <w:right w:type="dxa" w:w="120"/>
-            </w:tcMar>
-            <w:vAlign w:val="top"/>
-          </w:tcPr>
-          <w:p>
-            <w:pPr>
-              <w:spacing w:after="40" w:before="0"/>
-              <w:jc w:val="left"/>
-            </w:pPr>
-            <w:r>
-              <w:rPr>
-                <w:rFonts w:ascii="Arial" w:cs="Arial" w:eastAsia="Arial" w:hAnsi="Arial"/>
-                <w:b w:val="false"/>
-                <w:bCs w:val="false"/>
-                <w:i w:val="false"/>
-                <w:iCs w:val="false"/>
-                <w:color w:val="000000"/>
-                <w:sz w:val="18"/>
-                <w:szCs w:val="18"/>
-              </w:rPr>
-              <w:t xml:space="preserve">10</w:t>
-            </w:r>
-          </w:p>
-        </w:tc>
-      </w:tr>
-      <w:tr>
-        <w:tc>
-          <w:tcPr>
-            <w:tcW w:type="dxa" w:w="3000"/>
-            <w:shd w:fill="D5E8F0" w:color="auto" w:val="clear"/>
-            <w:tcMar>
-              <w:top w:type="dxa" w:w="60"/>
-              <w:left w:type="dxa" w:w="120"/>
-              <w:bottom w:type="dxa" w:w="60"/>
-              <w:right w:type="dxa" w:w="120"/>
-            </w:tcMar>
-            <w:vAlign w:val="top"/>
-          </w:tcPr>
-          <w:p>
-            <w:pPr>
-              <w:spacing w:after="40" w:before="0"/>
-              <w:jc w:val="left"/>
-            </w:pPr>
-            <w:r>
-              <w:rPr>
-                <w:rFonts w:ascii="Arial" w:cs="Arial" w:eastAsia="Arial" w:hAnsi="Arial"/>
-                <w:b/>
-                <w:bCs/>
-                <w:i w:val="false"/>
-                <w:iCs w:val="false"/>
-                <w:color w:val="000000"/>
-                <w:sz w:val="18"/>
-                <w:szCs w:val="18"/>
-              </w:rPr>
-              <w:t xml:space="preserve">Subject</w:t>
-            </w:r>
-          </w:p>
-        </w:tc>
-        <w:tc>
-          <w:tcPr>
-            <w:tcW w:type="dxa" w:w="10680"/>
-            <w:shd w:fill="FFFFFF" w:color="auto" w:val="clear"/>
-            <w:tcMar>
-              <w:top w:type="dxa" w:w="60"/>
-              <w:left w:type="dxa" w:w="120"/>
-              <w:bottom w:type="dxa" w:w="60"/>
-              <w:right w:type="dxa" w:w="120"/>
-            </w:tcMar>
-            <w:vAlign w:val="top"/>
-          </w:tcPr>
-          <w:p>
-            <w:pPr>
-              <w:spacing w:after="40" w:before="0"/>
-              <w:jc w:val="left"/>
-            </w:pPr>
-            <w:r>
-              <w:rPr>
-                <w:rFonts w:ascii="Arial" w:cs="Arial" w:eastAsia="Arial" w:hAnsi="Arial"/>
-                <w:b w:val="false"/>
-                <w:bCs w:val="false"/>
-                <w:i w:val="false"/>
-                <w:iCs w:val="false"/>
-                <w:color w:val="000000"/>
-                <w:sz w:val="18"/>
-                <w:szCs w:val="18"/>
-              </w:rPr>
-              <w:t xml:space="preserve">Chemistry</w:t>
-            </w:r>
-          </w:p>
-        </w:tc>
-      </w:tr>
-      <w:tr>
-        <w:tc>
-          <w:tcPr>
-            <w:tcW w:type="dxa" w:w="3000"/>
-            <w:shd w:fill="D5E8F0" w:color="auto" w:val="clear"/>
-            <w:tcMar>
-              <w:top w:type="dxa" w:w="60"/>
-              <w:left w:type="dxa" w:w="120"/>
-              <w:bottom w:type="dxa" w:w="60"/>
-              <w:right w:type="dxa" w:w="120"/>
-            </w:tcMar>
-            <w:vAlign w:val="top"/>
-          </w:tcPr>
-          <w:p>
-            <w:pPr>
-              <w:spacing w:after="40" w:before="0"/>
-              <w:jc w:val="left"/>
-            </w:pPr>
-            <w:r>
-              <w:rPr>
-                <w:rFonts w:ascii="Arial" w:cs="Arial" w:eastAsia="Arial" w:hAnsi="Arial"/>
-                <w:b/>
-                <w:bCs/>
-                <w:i w:val="false"/>
-                <w:iCs w:val="false"/>
-                <w:color w:val="000000"/>
-                <w:sz w:val="18"/>
-                <w:szCs w:val="18"/>
-              </w:rPr>
-              <w:t xml:space="preserve">Strand</w:t>
-            </w:r>
-          </w:p>
-        </w:tc>
-        <w:tc>
-          <w:tcPr>
-            <w:tcW w:type="dxa" w:w="10680"/>
-            <w:shd w:fill="FFFFFF" w:color="auto" w:val="clear"/>
-            <w:tcMar>
-              <w:top w:type="dxa" w:w="60"/>
-              <w:left w:type="dxa" w:w="120"/>
-              <w:bottom w:type="dxa" w:w="60"/>
-              <w:right w:type="dxa" w:w="120"/>
-            </w:tcMar>
-            <w:vAlign w:val="top"/>
-          </w:tcPr>
-          <w:p>
-            <w:pPr>
-              <w:spacing w:after="40" w:before="0"/>
-              <w:jc w:val="left"/>
-            </w:pPr>
-            <w:r>
-              <w:rPr>
-                <w:rFonts w:ascii="Arial" w:cs="Arial" w:eastAsia="Arial" w:hAnsi="Arial"/>
-                <w:b w:val="false"/>
-                <w:bCs w:val="false"/>
-                <w:i w:val="false"/>
-                <w:iCs w:val="false"/>
-                <w:color w:val="000000"/>
-                <w:sz w:val="18"/>
-                <w:szCs w:val="18"/>
-              </w:rPr>
-              <w:t xml:space="preserve">Strand 1.0: Inorganic Chemistry</w:t>
-            </w:r>
-          </w:p>
-        </w:tc>
-      </w:tr>
-      <w:tr>
-        <w:tc>
-          <w:tcPr>
-            <w:tcW w:type="dxa" w:w="3000"/>
-            <w:shd w:fill="D5E8F0" w:color="auto" w:val="clear"/>
-            <w:tcMar>
-              <w:top w:type="dxa" w:w="60"/>
-              <w:left w:type="dxa" w:w="120"/>
-              <w:bottom w:type="dxa" w:w="60"/>
-              <w:right w:type="dxa" w:w="120"/>
-            </w:tcMar>
-            <w:vAlign w:val="top"/>
-          </w:tcPr>
-          <w:p>
-            <w:pPr>
-              <w:spacing w:after="40" w:before="0"/>
-              <w:jc w:val="left"/>
-            </w:pPr>
-            <w:r>
-              <w:rPr>
-                <w:rFonts w:ascii="Arial" w:cs="Arial" w:eastAsia="Arial" w:hAnsi="Arial"/>
-                <w:b/>
-                <w:bCs/>
-                <w:i w:val="false"/>
-                <w:iCs w:val="false"/>
-                <w:color w:val="000000"/>
-                <w:sz w:val="18"/>
-                <w:szCs w:val="18"/>
-              </w:rPr>
-              <w:t xml:space="preserve">Sub-Strand</w:t>
-            </w:r>
-          </w:p>
-        </w:tc>
-        <w:tc>
-          <w:tcPr>
-            <w:tcW w:type="dxa" w:w="10680"/>
-            <w:shd w:fill="FFFFFF" w:color="auto" w:val="clear"/>
-            <w:tcMar>
-              <w:top w:type="dxa" w:w="60"/>
-              <w:left w:type="dxa" w:w="120"/>
-              <w:bottom w:type="dxa" w:w="60"/>
-              <w:right w:type="dxa" w:w="120"/>
-            </w:tcMar>
-            <w:vAlign w:val="top"/>
-          </w:tcPr>
-          <w:p>
-            <w:pPr>
-              <w:spacing w:after="40" w:before="0"/>
-              <w:jc w:val="left"/>
-            </w:pPr>
-            <w:r>
-              <w:rPr>
-                <w:rFonts w:ascii="Arial" w:cs="Arial" w:eastAsia="Arial" w:hAnsi="Arial"/>
-                <w:b w:val="false"/>
-                <w:bCs w:val="false"/>
-                <w:i w:val="false"/>
-                <w:iCs w:val="false"/>
-                <w:color w:val="000000"/>
-                <w:sz w:val="18"/>
-                <w:szCs w:val="18"/>
-              </w:rPr>
-              <w:t xml:space="preserve">Sub-Strand 1.2: The Atom</w:t>
-            </w:r>
-          </w:p>
-        </w:tc>
-      </w:tr>
-      <w:tr>
-        <w:tc>
-          <w:tcPr>
-            <w:tcW w:type="dxa" w:w="3000"/>
-            <w:shd w:fill="D5E8F0" w:color="auto" w:val="clear"/>
-            <w:tcMar>
-              <w:top w:type="dxa" w:w="60"/>
-              <w:left w:type="dxa" w:w="120"/>
-              <w:bottom w:type="dxa" w:w="60"/>
-              <w:right w:type="dxa" w:w="120"/>
-            </w:tcMar>
-            <w:vAlign w:val="top"/>
-          </w:tcPr>
-          <w:p>
-            <w:pPr>
-              <w:spacing w:after="40" w:before="0"/>
-              <w:jc w:val="left"/>
-            </w:pPr>
-            <w:r>
-              <w:rPr>
-                <w:rFonts w:ascii="Arial" w:cs="Arial" w:eastAsia="Arial" w:hAnsi="Arial"/>
-                <w:b/>
-                <w:bCs/>
-                <w:i w:val="false"/>
-                <w:iCs w:val="false"/>
-                <w:color w:val="000000"/>
-                <w:sz w:val="18"/>
-                <w:szCs w:val="18"/>
-              </w:rPr>
-              <w:t xml:space="preserve">Total Duration</w:t>
-            </w:r>
-          </w:p>
-        </w:tc>
-        <w:tc>
-          <w:tcPr>
-            <w:tcW w:type="dxa" w:w="10680"/>
-            <w:shd w:fill="FFFFFF" w:color="auto" w:val="clear"/>
-            <w:tcMar>
-              <w:top w:type="dxa" w:w="60"/>
-              <w:left w:type="dxa" w:w="120"/>
-              <w:bottom w:type="dxa" w:w="60"/>
-              <w:right w:type="dxa" w:w="120"/>
-            </w:tcMar>
-            <w:vAlign w:val="top"/>
-          </w:tcPr>
-          <w:p>
-            <w:pPr>
-              <w:spacing w:after="40" w:before="0"/>
-              <w:jc w:val="left"/>
-            </w:pPr>
-            <w:r>
-              <w:rPr>
-                <w:rFonts w:ascii="Arial" w:cs="Arial" w:eastAsia="Arial" w:hAnsi="Arial"/>
-                <w:b w:val="false"/>
-                <w:bCs w:val="false"/>
-                <w:i w:val="false"/>
-                <w:iCs w:val="false"/>
-                <w:color w:val="000000"/>
-                <w:sz w:val="18"/>
-                <w:szCs w:val="18"/>
-              </w:rPr>
-              <w:t xml:space="preserve">9 lessons × 40 minutes = 360 minutes total</w:t>
-            </w:r>
-          </w:p>
-        </w:tc>
-      </w:tr>
-      <w:tr>
-        <w:tc>
-          <w:tcPr>
-            <w:tcW w:type="dxa" w:w="3000"/>
-            <w:shd w:fill="D5E8F0" w:color="auto" w:val="clear"/>
-            <w:tcMar>
-              <w:top w:type="dxa" w:w="60"/>
-              <w:left w:type="dxa" w:w="120"/>
-              <w:bottom w:type="dxa" w:w="60"/>
-              <w:right w:type="dxa" w:w="120"/>
-            </w:tcMar>
-            <w:vAlign w:val="top"/>
-          </w:tcPr>
-          <w:p>
-            <w:pPr>
-              <w:spacing w:after="40" w:before="0"/>
-              <w:jc w:val="left"/>
-            </w:pPr>
-            <w:r>
-              <w:rPr>
-                <w:rFonts w:ascii="Arial" w:cs="Arial" w:eastAsia="Arial" w:hAnsi="Arial"/>
-                <w:b/>
-                <w:bCs/>
-                <w:i w:val="false"/>
-                <w:iCs w:val="false"/>
-                <w:color w:val="000000"/>
-                <w:sz w:val="18"/>
-                <w:szCs w:val="18"/>
-              </w:rPr>
-              <w:t xml:space="preserve">Sub-Strand Content</w:t>
-            </w:r>
-          </w:p>
-        </w:tc>
-        <w:tc>
-          <w:tcPr>
-            <w:tcW w:type="dxa" w:w="10680"/>
-            <w:shd w:fill="FFFFFF" w:color="auto" w:val="clear"/>
-            <w:tcMar>
-              <w:top w:type="dxa" w:w="60"/>
-              <w:left w:type="dxa" w:w="120"/>
-              <w:bottom w:type="dxa" w:w="60"/>
-              <w:right w:type="dxa" w:w="120"/>
-            </w:tcMar>
-            <w:vAlign w:val="top"/>
-          </w:tcPr>
-          <w:p>
-            <w:pPr>
-              <w:spacing w:after="30" w:before="0"/>
-              <w:ind w:left="360" w:hanging="180"/>
-              <w:jc w:val="left"/>
-            </w:pPr>
-            <w:r>
-              <w:rPr>
-                <w:rFonts w:ascii="Arial" w:cs="Arial" w:eastAsia="Arial" w:hAnsi="Arial"/>
-                <w:b w:val="false"/>
-                <w:bCs w:val="false"/>
-                <w:i w:val="false"/>
-                <w:iCs w:val="false"/>
-                <w:color w:val="000000"/>
-                <w:sz w:val="18"/>
-                <w:szCs w:val="18"/>
-              </w:rPr>
-              <w:t xml:space="preserve">–  Structure of the atom: energy levels and orbitals</w:t>
-            </w:r>
-          </w:p>
-          <w:p>
-            <w:pPr>
-              <w:spacing w:after="30" w:before="0"/>
-              <w:ind w:left="360" w:hanging="180"/>
-              <w:jc w:val="left"/>
-            </w:pPr>
-            <w:r>
-              <w:rPr>
-                <w:rFonts w:ascii="Arial" w:cs="Arial" w:eastAsia="Arial" w:hAnsi="Arial"/>
-                <w:b w:val="false"/>
-                <w:bCs w:val="false"/>
-                <w:i w:val="false"/>
-                <w:iCs w:val="false"/>
-                <w:color w:val="000000"/>
-                <w:sz w:val="18"/>
-                <w:szCs w:val="18"/>
-              </w:rPr>
-              <w:t xml:space="preserve">–  Atomic number, mass number, and number of electrons</w:t>
-            </w:r>
-          </w:p>
-          <w:p>
-            <w:pPr>
-              <w:spacing w:after="30" w:before="0"/>
-              <w:ind w:left="360" w:hanging="180"/>
-              <w:jc w:val="left"/>
-            </w:pPr>
-            <w:r>
-              <w:rPr>
-                <w:rFonts w:ascii="Arial" w:cs="Arial" w:eastAsia="Arial" w:hAnsi="Arial"/>
-                <w:b w:val="false"/>
-                <w:bCs w:val="false"/>
-                <w:i w:val="false"/>
-                <w:iCs w:val="false"/>
-                <w:color w:val="000000"/>
-                <w:sz w:val="18"/>
-                <w:szCs w:val="18"/>
-              </w:rPr>
-              <w:t xml:space="preserve">–  Historical atomic models: Dalton, Rutherford, and Bohr models</w:t>
-            </w:r>
-          </w:p>
-          <w:p>
-            <w:pPr>
-              <w:spacing w:after="30" w:before="0"/>
-              <w:ind w:left="360" w:hanging="180"/>
-              <w:jc w:val="left"/>
-            </w:pPr>
-            <w:r>
-              <w:rPr>
-                <w:rFonts w:ascii="Arial" w:cs="Arial" w:eastAsia="Arial" w:hAnsi="Arial"/>
-                <w:b w:val="false"/>
-                <w:bCs w:val="false"/>
-                <w:i w:val="false"/>
-                <w:iCs w:val="false"/>
-                <w:color w:val="000000"/>
-                <w:sz w:val="18"/>
-                <w:szCs w:val="18"/>
-              </w:rPr>
-              <w:t xml:space="preserve">–  Isotopes and relative atomic mass</w:t>
-            </w:r>
-          </w:p>
-          <w:p>
-            <w:pPr>
-              <w:spacing w:after="30" w:before="0"/>
-              <w:ind w:left="360" w:hanging="180"/>
-              <w:jc w:val="left"/>
-            </w:pPr>
-            <w:r>
-              <w:rPr>
-                <w:rFonts w:ascii="Arial" w:cs="Arial" w:eastAsia="Arial" w:hAnsi="Arial"/>
-                <w:b w:val="false"/>
-                <w:bCs w:val="false"/>
-                <w:i w:val="false"/>
-                <w:iCs w:val="false"/>
-                <w:color w:val="000000"/>
-                <w:sz w:val="18"/>
-                <w:szCs w:val="18"/>
-              </w:rPr>
-              <w:t xml:space="preserve">–  Calculation of relative atomic mass from isotopic abundances</w:t>
-            </w:r>
-          </w:p>
-          <w:p>
-            <w:pPr>
-              <w:spacing w:after="30" w:before="0"/>
-              <w:ind w:left="360" w:hanging="180"/>
-              <w:jc w:val="left"/>
-            </w:pPr>
-            <w:r>
-              <w:rPr>
-                <w:rFonts w:ascii="Arial" w:cs="Arial" w:eastAsia="Arial" w:hAnsi="Arial"/>
-                <w:b w:val="false"/>
-                <w:bCs w:val="false"/>
-                <w:i w:val="false"/>
-                <w:iCs w:val="false"/>
-                <w:color w:val="000000"/>
-                <w:sz w:val="18"/>
-                <w:szCs w:val="18"/>
-              </w:rPr>
-              <w:t xml:space="preserve">–  Relationship between energy levels and orbitals</w:t>
-            </w:r>
-          </w:p>
-          <w:p>
-            <w:pPr>
-              <w:spacing w:after="30" w:before="0"/>
-              <w:ind w:left="360" w:hanging="180"/>
-              <w:jc w:val="left"/>
-            </w:pPr>
-            <w:r>
-              <w:rPr>
-                <w:rFonts w:ascii="Arial" w:cs="Arial" w:eastAsia="Arial" w:hAnsi="Arial"/>
-                <w:b w:val="false"/>
-                <w:bCs w:val="false"/>
-                <w:i w:val="false"/>
-                <w:iCs w:val="false"/>
-                <w:color w:val="000000"/>
-                <w:sz w:val="18"/>
-                <w:szCs w:val="18"/>
-              </w:rPr>
-              <w:t xml:space="preserve">–  Order of filling electrons in orbitals (Aufbau principle, Pauli exclusion, Hund's rule)</w:t>
-            </w:r>
-          </w:p>
-          <w:p>
-            <w:pPr>
-              <w:spacing w:after="30" w:before="0"/>
-              <w:ind w:left="360" w:hanging="180"/>
-              <w:jc w:val="left"/>
-            </w:pPr>
-            <w:r>
-              <w:rPr>
-                <w:rFonts w:ascii="Arial" w:cs="Arial" w:eastAsia="Arial" w:hAnsi="Arial"/>
-                <w:b w:val="false"/>
-                <w:bCs w:val="false"/>
-                <w:i w:val="false"/>
-                <w:iCs w:val="false"/>
-                <w:color w:val="000000"/>
-                <w:sz w:val="18"/>
-                <w:szCs w:val="18"/>
-              </w:rPr>
-              <w:t xml:space="preserve">–  s and p orbitals for the first 20 elements</w:t>
-            </w:r>
-          </w:p>
-          <w:p>
-            <w:pPr>
-              <w:spacing w:after="30" w:before="0"/>
-              <w:ind w:left="360" w:hanging="180"/>
-              <w:jc w:val="left"/>
-            </w:pPr>
-            <w:r>
-              <w:rPr>
-                <w:rFonts w:ascii="Arial" w:cs="Arial" w:eastAsia="Arial" w:hAnsi="Arial"/>
-                <w:b w:val="false"/>
-                <w:bCs w:val="false"/>
-                <w:i w:val="false"/>
-                <w:iCs w:val="false"/>
-                <w:color w:val="000000"/>
-                <w:sz w:val="18"/>
-                <w:szCs w:val="18"/>
-              </w:rPr>
-              <w:t xml:space="preserve">–  Electron arrangement notation using s and p orbitals</w:t>
-            </w:r>
-          </w:p>
-          <w:p>
-            <w:pPr>
-              <w:spacing w:after="30" w:before="0"/>
-              <w:ind w:left="360" w:hanging="180"/>
-              <w:jc w:val="left"/>
-            </w:pPr>
-            <w:r>
-              <w:rPr>
-                <w:rFonts w:ascii="Arial" w:cs="Arial" w:eastAsia="Arial" w:hAnsi="Arial"/>
-                <w:b w:val="false"/>
-                <w:bCs w:val="false"/>
-                <w:i w:val="false"/>
-                <w:iCs w:val="false"/>
-                <w:color w:val="000000"/>
-                <w:sz w:val="18"/>
-                <w:szCs w:val="18"/>
-              </w:rPr>
-              <w:t xml:space="preserve">–  Rutherford Gold Foil experiment (simulation and discussion)</w:t>
-            </w:r>
-          </w:p>
-        </w:tc>
-      </w:tr>
-      <w:tr>
-        <w:tc>
-          <w:tcPr>
-            <w:tcW w:type="dxa" w:w="3000"/>
-            <w:shd w:fill="D5E8F0" w:color="auto" w:val="clear"/>
-            <w:tcMar>
-              <w:top w:type="dxa" w:w="60"/>
-              <w:left w:type="dxa" w:w="120"/>
-              <w:bottom w:type="dxa" w:w="60"/>
-              <w:right w:type="dxa" w:w="120"/>
-            </w:tcMar>
-            <w:vAlign w:val="top"/>
-          </w:tcPr>
-          <w:p>
-            <w:pPr>
-              <w:spacing w:after="40" w:before="0"/>
-              <w:jc w:val="left"/>
-            </w:pPr>
-            <w:r>
-              <w:rPr>
-                <w:rFonts w:ascii="Arial" w:cs="Arial" w:eastAsia="Arial" w:hAnsi="Arial"/>
-                <w:b/>
-                <w:bCs/>
-                <w:i w:val="false"/>
-                <w:iCs w:val="false"/>
-                <w:color w:val="000000"/>
-                <w:sz w:val="18"/>
-                <w:szCs w:val="18"/>
-              </w:rPr>
-              <w:t xml:space="preserve">Learning Outcomes</w:t>
-            </w:r>
-          </w:p>
-        </w:tc>
-        <w:tc>
-          <w:tcPr>
-            <w:tcW w:type="dxa" w:w="10680"/>
-            <w:shd w:fill="FFFFFF" w:color="auto" w:val="clear"/>
-            <w:tcMar>
-              <w:top w:type="dxa" w:w="60"/>
-              <w:left w:type="dxa" w:w="120"/>
-              <w:bottom w:type="dxa" w:w="60"/>
-              <w:right w:type="dxa" w:w="120"/>
-            </w:tcMar>
-            <w:vAlign w:val="top"/>
-          </w:tcPr>
-          <w:p>
-            <w:pPr>
-              <w:spacing w:after="40" w:before="0"/>
-              <w:jc w:val="left"/>
-            </w:pPr>
-            <w:r>
-              <w:rPr>
-                <w:rFonts w:ascii="Arial" w:cs="Arial" w:eastAsia="Arial" w:hAnsi="Arial"/>
-                <w:b w:val="false"/>
-                <w:bCs w:val="false"/>
-                <w:i w:val="false"/>
-                <w:iCs w:val="false"/>
-                <w:color w:val="000000"/>
-                <w:sz w:val="18"/>
-                <w:szCs w:val="18"/>
-              </w:rPr>
-              <w:t xml:space="preserve">By the end of the sub-strand, the learner should be able to:</w:t>
-            </w:r>
-          </w:p>
-          <w:p>
-            <w:pPr>
-              <w:spacing w:after="40" w:before="0"/>
-              <w:jc w:val="left"/>
-            </w:pPr>
-            <w:r>
-              <w:rPr>
-                <w:rFonts w:ascii="Arial" w:cs="Arial" w:eastAsia="Arial" w:hAnsi="Arial"/>
-                <w:b w:val="false"/>
-                <w:bCs w:val="false"/>
-                <w:i w:val="false"/>
-                <w:iCs w:val="false"/>
-                <w:color w:val="000000"/>
-                <w:sz w:val="18"/>
-                <w:szCs w:val="18"/>
-              </w:rPr>
-              <w:t xml:space="preserve">a) describe the structure of the atom,</w:t>
-            </w:r>
-          </w:p>
-          <w:p>
-            <w:pPr>
-              <w:spacing w:after="40" w:before="0"/>
-              <w:jc w:val="left"/>
-            </w:pPr>
-            <w:r>
-              <w:rPr>
-                <w:rFonts w:ascii="Arial" w:cs="Arial" w:eastAsia="Arial" w:hAnsi="Arial"/>
-                <w:b w:val="false"/>
-                <w:bCs w:val="false"/>
-                <w:i w:val="false"/>
-                <w:iCs w:val="false"/>
-                <w:color w:val="000000"/>
-                <w:sz w:val="18"/>
-                <w:szCs w:val="18"/>
-              </w:rPr>
-              <w:t xml:space="preserve">b) determine the relative atomic mass of elements,</w:t>
-            </w:r>
-          </w:p>
-          <w:p>
-            <w:pPr>
-              <w:spacing w:after="40" w:before="0"/>
-              <w:jc w:val="left"/>
-            </w:pPr>
-            <w:r>
-              <w:rPr>
-                <w:rFonts w:ascii="Arial" w:cs="Arial" w:eastAsia="Arial" w:hAnsi="Arial"/>
-                <w:b w:val="false"/>
-                <w:bCs w:val="false"/>
-                <w:i w:val="false"/>
-                <w:iCs w:val="false"/>
-                <w:color w:val="000000"/>
-                <w:sz w:val="18"/>
-                <w:szCs w:val="18"/>
-              </w:rPr>
-              <w:t xml:space="preserve">c) write the electron arrangement of elements using s and p notation,</w:t>
-            </w:r>
-          </w:p>
-          <w:p>
-            <w:pPr>
-              <w:spacing w:after="40" w:before="0"/>
-              <w:jc w:val="left"/>
-            </w:pPr>
-            <w:r>
-              <w:rPr>
-                <w:rFonts w:ascii="Arial" w:cs="Arial" w:eastAsia="Arial" w:hAnsi="Arial"/>
-                <w:b w:val="false"/>
-                <w:bCs w:val="false"/>
-                <w:i w:val="false"/>
-                <w:iCs w:val="false"/>
-                <w:color w:val="000000"/>
-                <w:sz w:val="18"/>
-                <w:szCs w:val="18"/>
-              </w:rPr>
-              <w:t xml:space="preserve">d) develop interest in the study of structure of the atom.</w:t>
-            </w:r>
-          </w:p>
-        </w:tc>
-      </w:tr>
-      <w:tr>
-        <w:tc>
-          <w:tcPr>
-            <w:tcW w:type="dxa" w:w="3000"/>
-            <w:shd w:fill="D5E8F0" w:color="auto" w:val="clear"/>
-            <w:tcMar>
-              <w:top w:type="dxa" w:w="60"/>
-              <w:left w:type="dxa" w:w="120"/>
-              <w:bottom w:type="dxa" w:w="60"/>
-              <w:right w:type="dxa" w:w="120"/>
-            </w:tcMar>
-            <w:vAlign w:val="top"/>
-          </w:tcPr>
-          <w:p>
-            <w:pPr>
-              <w:spacing w:after="40" w:before="0"/>
-              <w:jc w:val="left"/>
-            </w:pPr>
-            <w:r>
-              <w:rPr>
-                <w:rFonts w:ascii="Arial" w:cs="Arial" w:eastAsia="Arial" w:hAnsi="Arial"/>
-                <w:b/>
-                <w:bCs/>
-                <w:i w:val="false"/>
-                <w:iCs w:val="false"/>
-                <w:color w:val="000000"/>
-                <w:sz w:val="18"/>
-                <w:szCs w:val="18"/>
-              </w:rPr>
-              <w:t xml:space="preserve">Core Competencies</w:t>
-            </w:r>
-          </w:p>
-        </w:tc>
-        <w:tc>
-          <w:tcPr>
-            <w:tcW w:type="dxa" w:w="10680"/>
-            <w:shd w:fill="FFFFFF" w:color="auto" w:val="clear"/>
-            <w:tcMar>
-              <w:top w:type="dxa" w:w="60"/>
-              <w:left w:type="dxa" w:w="120"/>
-              <w:bottom w:type="dxa" w:w="60"/>
-              <w:right w:type="dxa" w:w="120"/>
-            </w:tcMar>
-            <w:vAlign w:val="top"/>
-          </w:tcPr>
-          <w:p>
-            <w:pPr>
-              <w:spacing w:after="30" w:before="0"/>
-              <w:ind w:left="360" w:hanging="180"/>
-              <w:jc w:val="left"/>
-            </w:pPr>
-            <w:r>
-              <w:rPr>
-                <w:rFonts w:ascii="Arial" w:cs="Arial" w:eastAsia="Arial" w:hAnsi="Arial"/>
-                <w:b w:val="false"/>
-                <w:bCs w:val="false"/>
-                <w:i w:val="false"/>
-                <w:iCs w:val="false"/>
-                <w:color w:val="000000"/>
-                <w:sz w:val="18"/>
-                <w:szCs w:val="18"/>
-              </w:rPr>
-              <w:t xml:space="preserve">–  Digital Literacy: The learner continuously learns to use digital platforms while watching animations on atomic models, isotopes and electron arrangement of atoms — embedded when students watch the Rutherford Gold Foil simulation and animations of orbital filling sequences on the ARES platform.</w:t>
-            </w:r>
-          </w:p>
-          <w:p>
-            <w:pPr>
-              <w:spacing w:after="30" w:before="0"/>
-              <w:ind w:left="360" w:hanging="180"/>
-              <w:jc w:val="left"/>
-            </w:pPr>
-            <w:r>
-              <w:rPr>
-                <w:rFonts w:ascii="Arial" w:cs="Arial" w:eastAsia="Arial" w:hAnsi="Arial"/>
-                <w:b w:val="false"/>
-                <w:bCs w:val="false"/>
-                <w:i w:val="false"/>
-                <w:iCs w:val="false"/>
-                <w:color w:val="000000"/>
-                <w:sz w:val="18"/>
-                <w:szCs w:val="18"/>
-              </w:rPr>
-              <w:t xml:space="preserve">–  Creativity and Imagination: The learner experiments with ideas while modelling the structure of the atom using locally available materials — embedded when students construct physical atom models using locally sourced materials such as maize seeds, bottle tops, and wire found in Kenyan markets.</w:t>
-            </w:r>
-          </w:p>
-          <w:p>
-            <w:pPr>
-              <w:spacing w:after="30" w:before="0"/>
-              <w:ind w:left="360" w:hanging="180"/>
-              <w:jc w:val="left"/>
-            </w:pPr>
-            <w:r>
-              <w:rPr>
-                <w:rFonts w:ascii="Arial" w:cs="Arial" w:eastAsia="Arial" w:hAnsi="Arial"/>
-                <w:b w:val="false"/>
-                <w:bCs w:val="false"/>
-                <w:i w:val="false"/>
-                <w:iCs w:val="false"/>
-                <w:color w:val="000000"/>
-                <w:sz w:val="18"/>
-                <w:szCs w:val="18"/>
-              </w:rPr>
-              <w:t xml:space="preserve">–  Learning to Learn: The learner reflects on their own work as they practise illustration of electron arrangements for the first 20 elements using s and p orbitals — embedded through self-assessment worksheets and peer review of orbital notation exercises across lessons 7–9.</w:t>
-            </w:r>
-          </w:p>
-        </w:tc>
-      </w:tr>
-      <w:tr>
-        <w:tc>
-          <w:tcPr>
-            <w:tcW w:type="dxa" w:w="3000"/>
-            <w:shd w:fill="E2EFDA" w:color="auto" w:val="clear"/>
-            <w:tcMar>
-              <w:top w:type="dxa" w:w="60"/>
-              <w:left w:type="dxa" w:w="120"/>
-              <w:bottom w:type="dxa" w:w="60"/>
-              <w:right w:type="dxa" w:w="120"/>
-            </w:tcMar>
-            <w:vAlign w:val="top"/>
-          </w:tcPr>
-          <w:p>
-            <w:pPr>
-              <w:spacing w:after="40" w:before="0"/>
-              <w:jc w:val="left"/>
-            </w:pPr>
-            <w:r>
-              <w:rPr>
-                <w:rFonts w:ascii="Arial" w:cs="Arial" w:eastAsia="Arial" w:hAnsi="Arial"/>
-                <w:b/>
-                <w:bCs/>
-                <w:i w:val="false"/>
-                <w:iCs w:val="false"/>
-                <w:color w:val="000000"/>
-                <w:sz w:val="18"/>
-                <w:szCs w:val="18"/>
-              </w:rPr>
-              <w:t xml:space="preserve">Core Values</w:t>
-            </w:r>
-          </w:p>
-        </w:tc>
-        <w:tc>
-          <w:tcPr>
-            <w:tcW w:type="dxa" w:w="10680"/>
-            <w:shd w:fill="FFFFFF" w:color="auto" w:val="clear"/>
-            <w:tcMar>
-              <w:top w:type="dxa" w:w="60"/>
-              <w:left w:type="dxa" w:w="120"/>
-              <w:bottom w:type="dxa" w:w="60"/>
-              <w:right w:type="dxa" w:w="120"/>
-            </w:tcMar>
-            <w:vAlign w:val="top"/>
-          </w:tcPr>
-          <w:p>
-            <w:pPr>
-              <w:spacing w:after="30" w:before="0"/>
-              <w:ind w:left="360" w:hanging="180"/>
-              <w:jc w:val="left"/>
-            </w:pPr>
-            <w:r>
-              <w:rPr>
-                <w:rFonts w:ascii="Arial" w:cs="Arial" w:eastAsia="Arial" w:hAnsi="Arial"/>
-                <w:b w:val="false"/>
-                <w:bCs w:val="false"/>
-                <w:i w:val="false"/>
-                <w:iCs w:val="false"/>
-                <w:color w:val="000000"/>
-                <w:sz w:val="18"/>
-                <w:szCs w:val="18"/>
-              </w:rPr>
-              <w:t xml:space="preserve">–  Social Justice: The learner advocates harmonious relationship in groups while discussing the meaning of isotopes and relative atomic mass — upheld through structured collaborative group discussions where every student's contribution is valued regardless of background.</w:t>
-            </w:r>
-          </w:p>
-          <w:p>
-            <w:pPr>
-              <w:spacing w:after="30" w:before="0"/>
-              <w:ind w:left="360" w:hanging="180"/>
-              <w:jc w:val="left"/>
-            </w:pPr>
-            <w:r>
-              <w:rPr>
-                <w:rFonts w:ascii="Arial" w:cs="Arial" w:eastAsia="Arial" w:hAnsi="Arial"/>
-                <w:b w:val="false"/>
-                <w:bCs w:val="false"/>
-                <w:i w:val="false"/>
-                <w:iCs w:val="false"/>
-                <w:color w:val="000000"/>
-                <w:sz w:val="18"/>
-                <w:szCs w:val="18"/>
-              </w:rPr>
-              <w:t xml:space="preserve">–  Integrity: The learner shows self-discipline by appropriately using digital devices to watch animations, simulations or videos on electron arrangement of the atom — reinforced through clear device-use agreements and teacher monitoring during simulation lessons on the ARES platform.</w:t>
-            </w:r>
-          </w:p>
-        </w:tc>
-      </w:tr>
-      <w:tr>
-        <w:tc>
-          <w:tcPr>
-            <w:tcW w:type="dxa" w:w="3000"/>
-            <w:shd w:fill="D5E8F0" w:color="auto" w:val="clear"/>
-            <w:tcMar>
-              <w:top w:type="dxa" w:w="60"/>
-              <w:left w:type="dxa" w:w="120"/>
-              <w:bottom w:type="dxa" w:w="60"/>
-              <w:right w:type="dxa" w:w="120"/>
-            </w:tcMar>
-            <w:vAlign w:val="top"/>
-          </w:tcPr>
-          <w:p>
-            <w:pPr>
-              <w:spacing w:after="40" w:before="0"/>
-              <w:jc w:val="left"/>
-            </w:pPr>
-            <w:r>
-              <w:rPr>
-                <w:rFonts w:ascii="Arial" w:cs="Arial" w:eastAsia="Arial" w:hAnsi="Arial"/>
-                <w:b/>
-                <w:bCs/>
-                <w:i w:val="false"/>
-                <w:iCs w:val="false"/>
-                <w:color w:val="000000"/>
-                <w:sz w:val="18"/>
-                <w:szCs w:val="18"/>
-              </w:rPr>
-              <w:t xml:space="preserve">Science &amp; Engineering Practices</w:t>
-            </w:r>
-          </w:p>
-        </w:tc>
-        <w:tc>
-          <w:tcPr>
-            <w:tcW w:type="dxa" w:w="10680"/>
-            <w:shd w:fill="FFFFFF" w:color="auto" w:val="clear"/>
-            <w:tcMar>
-              <w:top w:type="dxa" w:w="60"/>
-              <w:left w:type="dxa" w:w="120"/>
-              <w:bottom w:type="dxa" w:w="60"/>
-              <w:right w:type="dxa" w:w="120"/>
-            </w:tcMar>
-            <w:vAlign w:val="top"/>
-          </w:tcPr>
-          <w:p>
-            <w:pPr>
-              <w:spacing w:after="30" w:before="0"/>
-              <w:ind w:left="360" w:hanging="180"/>
-              <w:jc w:val="left"/>
-            </w:pPr>
-            <w:r>
-              <w:rPr>
-                <w:rFonts w:ascii="Arial" w:cs="Arial" w:eastAsia="Arial" w:hAnsi="Arial"/>
-                <w:b w:val="false"/>
-                <w:bCs w:val="false"/>
-                <w:i w:val="false"/>
-                <w:iCs w:val="false"/>
-                <w:color w:val="000000"/>
-                <w:sz w:val="18"/>
-                <w:szCs w:val="18"/>
-              </w:rPr>
-              <w:t xml:space="preserve">–  SEP 2 – Developing and Using Models: Students construct and revise physical and diagrammatic models of the atom (Dalton, Rutherford, Bohr) to explain how atomic structure has been refined over time, directly mirroring how scientists build and improve explanatory models.</w:t>
-            </w:r>
-          </w:p>
-          <w:p>
-            <w:pPr>
-              <w:spacing w:after="30" w:before="0"/>
-              <w:ind w:left="360" w:hanging="180"/>
-              <w:jc w:val="left"/>
-            </w:pPr>
-            <w:r>
-              <w:rPr>
-                <w:rFonts w:ascii="Arial" w:cs="Arial" w:eastAsia="Arial" w:hAnsi="Arial"/>
-                <w:b w:val="false"/>
-                <w:bCs w:val="false"/>
-                <w:i w:val="false"/>
-                <w:iCs w:val="false"/>
-                <w:color w:val="000000"/>
-                <w:sz w:val="18"/>
-                <w:szCs w:val="18"/>
-              </w:rPr>
-              <w:t xml:space="preserve">–  SEP 4 – Analysing and Interpreting Data: Students analyse isotopic abundance data for elements such as chlorine and carbon to mathematically calculate relative atomic mass, interpreting patterns between isotope ratios and weighted averages.</w:t>
-            </w:r>
-          </w:p>
-          <w:p>
-            <w:pPr>
-              <w:spacing w:after="30" w:before="0"/>
-              <w:ind w:left="360" w:hanging="180"/>
-              <w:jc w:val="left"/>
-            </w:pPr>
-            <w:r>
-              <w:rPr>
-                <w:rFonts w:ascii="Arial" w:cs="Arial" w:eastAsia="Arial" w:hAnsi="Arial"/>
-                <w:b w:val="false"/>
-                <w:bCs w:val="false"/>
-                <w:i w:val="false"/>
-                <w:iCs w:val="false"/>
-                <w:color w:val="000000"/>
-                <w:sz w:val="18"/>
-                <w:szCs w:val="18"/>
-              </w:rPr>
-              <w:t xml:space="preserve">–  SEP 6 – Constructing Explanations: Students use evidence from the Rutherford Gold Foil simulation to construct a scientific explanation for why most alpha particles passed through the gold foil while a few were deflected at large angles, leading to the nuclear model.</w:t>
-            </w:r>
-          </w:p>
-          <w:p>
-            <w:pPr>
-              <w:spacing w:after="30" w:before="0"/>
-              <w:ind w:left="360" w:hanging="180"/>
-              <w:jc w:val="left"/>
-            </w:pPr>
-            <w:r>
-              <w:rPr>
-                <w:rFonts w:ascii="Arial" w:cs="Arial" w:eastAsia="Arial" w:hAnsi="Arial"/>
-                <w:b w:val="false"/>
-                <w:bCs w:val="false"/>
-                <w:i w:val="false"/>
-                <w:iCs w:val="false"/>
-                <w:color w:val="000000"/>
-                <w:sz w:val="18"/>
-                <w:szCs w:val="18"/>
-              </w:rPr>
-              <w:t xml:space="preserve">–  SEP 8 – Obtaining, Evaluating, and Communicating Information: Students watch digital simulations, read KICD-aligned texts, and communicate their understanding of electron arrangement through s and p notation diagrams shared with peers during DQB updates.</w:t>
-            </w:r>
-          </w:p>
-        </w:tc>
-      </w:tr>
-      <w:tr>
-        <w:tc>
-          <w:tcPr>
-            <w:tcW w:type="dxa" w:w="3000"/>
-            <w:shd w:fill="FCE4D6" w:color="auto" w:val="clear"/>
-            <w:tcMar>
-              <w:top w:type="dxa" w:w="60"/>
-              <w:left w:type="dxa" w:w="120"/>
-              <w:bottom w:type="dxa" w:w="60"/>
-              <w:right w:type="dxa" w:w="120"/>
-            </w:tcMar>
-            <w:vAlign w:val="top"/>
-          </w:tcPr>
-          <w:p>
-            <w:pPr>
-              <w:spacing w:after="40" w:before="0"/>
-              <w:jc w:val="left"/>
-            </w:pPr>
-            <w:r>
-              <w:rPr>
-                <w:rFonts w:ascii="Arial" w:cs="Arial" w:eastAsia="Arial" w:hAnsi="Arial"/>
-                <w:b/>
-                <w:bCs/>
-                <w:i w:val="false"/>
-                <w:iCs w:val="false"/>
-                <w:color w:val="000000"/>
-                <w:sz w:val="18"/>
-                <w:szCs w:val="18"/>
-              </w:rPr>
-              <w:t xml:space="preserve">Pertinent &amp; Contemporary Issues (PCIs)</w:t>
-            </w:r>
-          </w:p>
-        </w:tc>
-        <w:tc>
-          <w:tcPr>
-            <w:tcW w:type="dxa" w:w="10680"/>
-            <w:shd w:fill="FFFFFF" w:color="auto" w:val="clear"/>
-            <w:tcMar>
-              <w:top w:type="dxa" w:w="60"/>
-              <w:left w:type="dxa" w:w="120"/>
-              <w:bottom w:type="dxa" w:w="60"/>
-              <w:right w:type="dxa" w:w="120"/>
-            </w:tcMar>
-            <w:vAlign w:val="top"/>
-          </w:tcPr>
-          <w:p>
-            <w:pPr>
-              <w:spacing w:after="30" w:before="0"/>
-              <w:ind w:left="360" w:hanging="180"/>
-              <w:jc w:val="left"/>
-            </w:pPr>
-            <w:r>
-              <w:rPr>
-                <w:rFonts w:ascii="Arial" w:cs="Arial" w:eastAsia="Arial" w:hAnsi="Arial"/>
-                <w:b w:val="false"/>
-                <w:bCs w:val="false"/>
-                <w:i w:val="false"/>
-                <w:iCs w:val="false"/>
-                <w:color w:val="000000"/>
-                <w:sz w:val="18"/>
-                <w:szCs w:val="18"/>
-              </w:rPr>
-              <w:t xml:space="preserve">–  Socio-Economic and Environmental Issues (Environmental Conservation): The learner responsibly uses locally available materials to model the structure of the atom — students select and repurpose everyday Kenyan materials (bottle tops, dried beans, maize cobs) reducing waste while building atomic models.</w:t>
-            </w:r>
-          </w:p>
-          <w:p>
-            <w:pPr>
-              <w:spacing w:after="30" w:before="0"/>
-              <w:ind w:left="360" w:hanging="180"/>
-              <w:jc w:val="left"/>
-            </w:pPr>
-            <w:r>
-              <w:rPr>
-                <w:rFonts w:ascii="Arial" w:cs="Arial" w:eastAsia="Arial" w:hAnsi="Arial"/>
-                <w:b w:val="false"/>
-                <w:bCs w:val="false"/>
-                <w:i w:val="false"/>
-                <w:iCs w:val="false"/>
-                <w:color w:val="000000"/>
-                <w:sz w:val="18"/>
-                <w:szCs w:val="18"/>
-              </w:rPr>
-              <w:t xml:space="preserve">–  Life Skills (Self-Esteem): The learner gains confidence while presenting findings on the meaning of isotopes and relative atomic mass — achieved through structured gallery walks and short oral presentations where students share calculated relative atomic masses to the class.</w:t>
-            </w:r>
-          </w:p>
-          <w:p>
-            <w:pPr>
-              <w:spacing w:after="30" w:before="0"/>
-              <w:ind w:left="360" w:hanging="180"/>
-              <w:jc w:val="left"/>
-            </w:pPr>
-            <w:r>
-              <w:rPr>
-                <w:rFonts w:ascii="Arial" w:cs="Arial" w:eastAsia="Arial" w:hAnsi="Arial"/>
-                <w:b w:val="false"/>
-                <w:bCs w:val="false"/>
-                <w:i w:val="false"/>
-                <w:iCs w:val="false"/>
-                <w:color w:val="000000"/>
-                <w:sz w:val="18"/>
-                <w:szCs w:val="18"/>
-              </w:rPr>
-              <w:t xml:space="preserve">–  Socio-Economic and Environmental Issues (Global Citizenship): The learner brainstorms with peers on the contributions of scientists in the development of atomic theory/models — students explore the global timeline of atomic theory from Dalton to Bohr, discussing how international scientific collaboration shapes shared knowledge.</w:t>
-            </w:r>
-          </w:p>
-        </w:tc>
-      </w:tr>
-      <w:tr>
-        <w:tc>
-          <w:tcPr>
-            <w:tcW w:type="dxa" w:w="3000"/>
-            <w:shd w:fill="D9EEF1" w:color="auto" w:val="clear"/>
-            <w:tcMar>
-              <w:top w:type="dxa" w:w="60"/>
-              <w:left w:type="dxa" w:w="120"/>
-              <w:bottom w:type="dxa" w:w="60"/>
-              <w:right w:type="dxa" w:w="120"/>
-            </w:tcMar>
-            <w:vAlign w:val="top"/>
-          </w:tcPr>
-          <w:p>
-            <w:pPr>
-              <w:spacing w:after="40" w:before="0"/>
-              <w:jc w:val="left"/>
-            </w:pPr>
-            <w:r>
-              <w:rPr>
-                <w:rFonts w:ascii="Arial" w:cs="Arial" w:eastAsia="Arial" w:hAnsi="Arial"/>
-                <w:b/>
-                <w:bCs/>
-                <w:i w:val="false"/>
-                <w:iCs w:val="false"/>
-                <w:color w:val="000000"/>
-                <w:sz w:val="18"/>
-                <w:szCs w:val="18"/>
-              </w:rPr>
-              <w:t xml:space="preserve">Career Connections</w:t>
-            </w:r>
-          </w:p>
-        </w:tc>
-        <w:tc>
-          <w:tcPr>
-            <w:tcW w:type="dxa" w:w="10680"/>
-            <w:shd w:fill="FFFFFF" w:color="auto" w:val="clear"/>
-            <w:tcMar>
-              <w:top w:type="dxa" w:w="60"/>
-              <w:left w:type="dxa" w:w="120"/>
-              <w:bottom w:type="dxa" w:w="60"/>
-              <w:right w:type="dxa" w:w="120"/>
-            </w:tcMar>
-            <w:vAlign w:val="top"/>
-          </w:tcPr>
-          <w:p>
-            <w:pPr>
-              <w:spacing w:after="30" w:before="0"/>
-              <w:ind w:left="360" w:hanging="180"/>
-              <w:jc w:val="left"/>
-            </w:pPr>
-            <w:r>
-              <w:rPr>
-                <w:rFonts w:ascii="Arial" w:cs="Arial" w:eastAsia="Arial" w:hAnsi="Arial"/>
-                <w:b w:val="false"/>
-                <w:bCs w:val="false"/>
-                <w:i w:val="false"/>
-                <w:iCs w:val="false"/>
-                <w:color w:val="000000"/>
-                <w:sz w:val="18"/>
-                <w:szCs w:val="18"/>
-              </w:rPr>
-              <w:t xml:space="preserve">–  Nuclear Medicine Technologist: Understanding atomic structure and isotopes is foundational for careers using radioactive isotopes in medical imaging and treatment at facilities such as Kenyatta National Hospital.</w:t>
-            </w:r>
-          </w:p>
-          <w:p>
-            <w:pPr>
-              <w:spacing w:after="30" w:before="0"/>
-              <w:ind w:left="360" w:hanging="180"/>
-              <w:jc w:val="left"/>
-            </w:pPr>
-            <w:r>
-              <w:rPr>
-                <w:rFonts w:ascii="Arial" w:cs="Arial" w:eastAsia="Arial" w:hAnsi="Arial"/>
-                <w:b w:val="false"/>
-                <w:bCs w:val="false"/>
-                <w:i w:val="false"/>
-                <w:iCs w:val="false"/>
-                <w:color w:val="000000"/>
-                <w:sz w:val="18"/>
-                <w:szCs w:val="18"/>
-              </w:rPr>
-              <w:t xml:space="preserve">–  Chemical Engineer: Electron arrangement and atomic theory underpin the design of industrial chemical processes in Kenya's manufacturing sector, including fertiliser production at Eldoret-based agro-industries.</w:t>
-            </w:r>
-          </w:p>
-          <w:p>
-            <w:pPr>
-              <w:spacing w:after="30" w:before="0"/>
-              <w:ind w:left="360" w:hanging="180"/>
-              <w:jc w:val="left"/>
-            </w:pPr>
-            <w:r>
-              <w:rPr>
-                <w:rFonts w:ascii="Arial" w:cs="Arial" w:eastAsia="Arial" w:hAnsi="Arial"/>
-                <w:b w:val="false"/>
-                <w:bCs w:val="false"/>
-                <w:i w:val="false"/>
-                <w:iCs w:val="false"/>
-                <w:color w:val="000000"/>
-                <w:sz w:val="18"/>
-                <w:szCs w:val="18"/>
-              </w:rPr>
-              <w:t xml:space="preserve">–  Materials Scientist / Nanotechnologist: Knowledge of atomic structure and orbital theory is essential for developing new materials, relevant to Kenya's growing technology and innovation hubs such as Konza Technopolis.</w:t>
-            </w:r>
-          </w:p>
-          <w:p>
-            <w:pPr>
-              <w:spacing w:after="30" w:before="0"/>
-              <w:ind w:left="360" w:hanging="180"/>
-              <w:jc w:val="left"/>
-            </w:pPr>
-            <w:r>
-              <w:rPr>
-                <w:rFonts w:ascii="Arial" w:cs="Arial" w:eastAsia="Arial" w:hAnsi="Arial"/>
-                <w:b w:val="false"/>
-                <w:bCs w:val="false"/>
-                <w:i w:val="false"/>
-                <w:iCs w:val="false"/>
-                <w:color w:val="000000"/>
-                <w:sz w:val="18"/>
-                <w:szCs w:val="18"/>
-              </w:rPr>
-              <w:t xml:space="preserve">–  Secondary School Chemistry Teacher: Mastery of atomic models and electron configuration prepares learners to communicate these foundational concepts to future Kenyan students under the CBC framework.</w:t>
-            </w:r>
-          </w:p>
-          <w:p>
-            <w:pPr>
-              <w:spacing w:after="30" w:before="0"/>
-              <w:ind w:left="360" w:hanging="180"/>
-              <w:jc w:val="left"/>
-            </w:pPr>
-            <w:r>
-              <w:rPr>
-                <w:rFonts w:ascii="Arial" w:cs="Arial" w:eastAsia="Arial" w:hAnsi="Arial"/>
-                <w:b w:val="false"/>
-                <w:bCs w:val="false"/>
-                <w:i w:val="false"/>
-                <w:iCs w:val="false"/>
-                <w:color w:val="000000"/>
-                <w:sz w:val="18"/>
-                <w:szCs w:val="18"/>
-              </w:rPr>
-              <w:t xml:space="preserve">–  Pharmacist / Pharmaceutical Researcher: Understanding isotopes and atomic mass supports work in drug formulation and quality control in Kenya's expanding pharmaceutical manufacturing industry.</w:t>
-            </w:r>
-          </w:p>
-        </w:tc>
-      </w:tr>
-      <w:tr>
-        <w:tc>
-          <w:tcPr>
-            <w:tcW w:type="dxa" w:w="3000"/>
-            <w:shd w:fill="D5E8F0" w:color="auto" w:val="clear"/>
-            <w:tcMar>
-              <w:top w:type="dxa" w:w="60"/>
-              <w:left w:type="dxa" w:w="120"/>
-              <w:bottom w:type="dxa" w:w="60"/>
-              <w:right w:type="dxa" w:w="120"/>
-            </w:tcMar>
-            <w:vAlign w:val="top"/>
-          </w:tcPr>
-          <w:p>
-            <w:pPr>
-              <w:spacing w:after="40" w:before="0"/>
-              <w:jc w:val="left"/>
-            </w:pPr>
-            <w:r>
-              <w:rPr>
-                <w:rFonts w:ascii="Arial" w:cs="Arial" w:eastAsia="Arial" w:hAnsi="Arial"/>
-                <w:b/>
-                <w:bCs/>
-                <w:i w:val="false"/>
-                <w:iCs w:val="false"/>
-                <w:color w:val="000000"/>
-                <w:sz w:val="18"/>
-                <w:szCs w:val="18"/>
-              </w:rPr>
-              <w:t xml:space="preserve">Focus for Lessons</w:t>
-            </w:r>
-          </w:p>
-        </w:tc>
-        <w:tc>
-          <w:tcPr>
-            <w:tcW w:type="dxa" w:w="10680"/>
-            <w:shd w:fill="FFFFFF" w:color="auto" w:val="clear"/>
-            <w:tcMar>
-              <w:top w:type="dxa" w:w="60"/>
-              <w:left w:type="dxa" w:w="120"/>
-              <w:bottom w:type="dxa" w:w="60"/>
-              <w:right w:type="dxa" w:w="120"/>
-            </w:tcMar>
-            <w:vAlign w:val="top"/>
-          </w:tcPr>
-          <w:p>
-            <w:pPr>
-              <w:spacing w:after="40" w:before="0"/>
-              <w:jc w:val="left"/>
-            </w:pPr>
-            <w:r>
-              <w:rPr>
-                <w:rFonts w:ascii="Arial" w:cs="Arial" w:eastAsia="Arial" w:hAnsi="Arial"/>
-                <w:b w:val="false"/>
-                <w:bCs w:val="false"/>
-                <w:i w:val="false"/>
-                <w:iCs w:val="false"/>
-                <w:color w:val="000000"/>
-                <w:sz w:val="18"/>
-                <w:szCs w:val="18"/>
-              </w:rPr>
-              <w:t xml:space="preserve">This unit anchors the study of atomic structure within the puzzling observation of coloured flames produced when common Kenyan substances — like table salt (sodium chloride) or potassium-rich wood ash — are burned, a sight familiar from cooking fires across Nairobi to the Rift Valley. Students progress from reviewing Dalton's solid-sphere model through Rutherford's nuclear model and Bohr's energy-level model, building toward a modern understanding of s and p orbitals and electron configuration for the first 20 elements. Throughout the nine lessons, students use physical models built from local materials, digital simulations, and collaborative sensemaking to connect the invisible world of electrons to observable phenomena they encounter in everyday Kenyan life.</w:t>
-            </w:r>
-          </w:p>
-        </w:tc>
-      </w:tr>
-      <w:tr>
-        <w:tc>
-          <w:tcPr>
-            <w:tcW w:type="dxa" w:w="3000"/>
-            <w:shd w:fill="EAD1F5" w:color="auto" w:val="clear"/>
-            <w:tcMar>
-              <w:top w:type="dxa" w:w="60"/>
-              <w:left w:type="dxa" w:w="120"/>
-              <w:bottom w:type="dxa" w:w="60"/>
-              <w:right w:type="dxa" w:w="120"/>
-            </w:tcMar>
-            <w:vAlign w:val="top"/>
-          </w:tcPr>
-          <w:p>
-            <w:pPr>
-              <w:spacing w:after="40" w:before="0"/>
-              <w:jc w:val="left"/>
-            </w:pPr>
-            <w:r>
-              <w:rPr>
-                <w:rFonts w:ascii="Arial" w:cs="Arial" w:eastAsia="Arial" w:hAnsi="Arial"/>
-                <w:b/>
-                <w:bCs/>
-                <w:i w:val="false"/>
-                <w:iCs w:val="false"/>
-                <w:color w:val="000000"/>
-                <w:sz w:val="18"/>
-                <w:szCs w:val="18"/>
-              </w:rPr>
-              <w:t xml:space="preserve">Driving Question / Key Inquiry Questions</w:t>
-            </w:r>
-          </w:p>
-        </w:tc>
-        <w:tc>
-          <w:tcPr>
-            <w:tcW w:type="dxa" w:w="10680"/>
-            <w:shd w:fill="FFFFFF" w:color="auto" w:val="clear"/>
-            <w:tcMar>
-              <w:top w:type="dxa" w:w="60"/>
-              <w:left w:type="dxa" w:w="120"/>
-              <w:bottom w:type="dxa" w:w="60"/>
-              <w:right w:type="dxa" w:w="120"/>
-            </w:tcMar>
-            <w:vAlign w:val="top"/>
-          </w:tcPr>
-          <w:p>
-            <w:pPr>
-              <w:spacing w:after="40" w:before="0"/>
-              <w:jc w:val="left"/>
-            </w:pPr>
-            <w:r>
-              <w:rPr>
-                <w:rFonts w:ascii="Arial" w:cs="Arial" w:eastAsia="Arial" w:hAnsi="Arial"/>
-                <w:b w:val="false"/>
-                <w:bCs w:val="false"/>
-                <w:i w:val="false"/>
-                <w:iCs w:val="false"/>
-                <w:color w:val="000000"/>
-                <w:sz w:val="18"/>
-                <w:szCs w:val="18"/>
-              </w:rPr>
-              <w:t xml:space="preserve">DRIVING QUESTION: Why do different substances produce different colours when burned in a flame, and what does this reveal about how electrons are arranged inside an atom?</w:t>
-            </w:r>
-          </w:p>
-          <w:p>
-            <w:pPr>
-              <w:spacing w:after="40" w:before="0"/>
-              <w:jc w:val="left"/>
-            </w:pPr>
-            <w:r>
-              <w:rPr>
-                <w:rFonts w:ascii="Arial" w:cs="Arial" w:eastAsia="Arial" w:hAnsi="Arial"/>
-                <w:b w:val="false"/>
-                <w:bCs w:val="false"/>
-                <w:i w:val="false"/>
-                <w:iCs w:val="false"/>
-                <w:color w:val="000000"/>
-                <w:sz w:val="18"/>
-                <w:szCs w:val="18"/>
-              </w:rPr>
-              <w:t xml:space="preserve"/>
-            </w:r>
-          </w:p>
-          <w:p>
-            <w:pPr>
-              <w:spacing w:after="40" w:before="0"/>
-              <w:jc w:val="left"/>
-            </w:pPr>
-            <w:r>
-              <w:rPr>
-                <w:rFonts w:ascii="Arial" w:cs="Arial" w:eastAsia="Arial" w:hAnsi="Arial"/>
-                <w:b w:val="false"/>
-                <w:bCs w:val="false"/>
-                <w:i w:val="false"/>
-                <w:iCs w:val="false"/>
-                <w:color w:val="000000"/>
-                <w:sz w:val="18"/>
-                <w:szCs w:val="18"/>
-              </w:rPr>
-              <w:t xml:space="preserve">KICD KEY INQUIRY QUESTION:</w:t>
-            </w:r>
-          </w:p>
-          <w:p>
-            <w:pPr>
-              <w:spacing w:after="40" w:before="0"/>
-              <w:jc w:val="left"/>
-            </w:pPr>
-            <w:r>
-              <w:rPr>
-                <w:rFonts w:ascii="Arial" w:cs="Arial" w:eastAsia="Arial" w:hAnsi="Arial"/>
-                <w:b w:val="false"/>
-                <w:bCs w:val="false"/>
-                <w:i w:val="false"/>
-                <w:iCs w:val="false"/>
-                <w:color w:val="000000"/>
-                <w:sz w:val="18"/>
-                <w:szCs w:val="18"/>
-              </w:rPr>
-              <w:t xml:space="preserve">1. How are electrons arranged in an atom?</w:t>
-            </w:r>
-          </w:p>
-        </w:tc>
-      </w:tr>
-      <w:tr>
-        <w:tc>
-          <w:tcPr>
-            <w:tcW w:type="dxa" w:w="3000"/>
-            <w:shd w:fill="EAD1F5" w:color="auto" w:val="clear"/>
-            <w:tcMar>
-              <w:top w:type="dxa" w:w="60"/>
-              <w:left w:type="dxa" w:w="120"/>
-              <w:bottom w:type="dxa" w:w="60"/>
-              <w:right w:type="dxa" w:w="120"/>
-            </w:tcMar>
-            <w:vAlign w:val="top"/>
-          </w:tcPr>
-          <w:p>
-            <w:pPr>
-              <w:spacing w:after="40" w:before="0"/>
-              <w:jc w:val="left"/>
-            </w:pPr>
-            <w:r>
-              <w:rPr>
-                <w:rFonts w:ascii="Arial" w:cs="Arial" w:eastAsia="Arial" w:hAnsi="Arial"/>
-                <w:b/>
-                <w:bCs/>
-                <w:i w:val="false"/>
-                <w:iCs w:val="false"/>
-                <w:color w:val="000000"/>
-                <w:sz w:val="18"/>
-                <w:szCs w:val="18"/>
-              </w:rPr>
-              <w:t xml:space="preserve">Anchoring Phenomenon</w:t>
-            </w:r>
-          </w:p>
-        </w:tc>
-        <w:tc>
-          <w:tcPr>
-            <w:tcW w:type="dxa" w:w="10680"/>
-            <w:shd w:fill="FFFFFF" w:color="auto" w:val="clear"/>
-            <w:tcMar>
-              <w:top w:type="dxa" w:w="60"/>
-              <w:left w:type="dxa" w:w="120"/>
-              <w:bottom w:type="dxa" w:w="60"/>
-              <w:right w:type="dxa" w:w="120"/>
-            </w:tcMar>
-            <w:vAlign w:val="top"/>
-          </w:tcPr>
-          <w:p>
-            <w:pPr>
-              <w:spacing w:after="40" w:before="0"/>
-              <w:jc w:val="left"/>
-            </w:pPr>
-            <w:r>
-              <w:rPr>
-                <w:rFonts w:ascii="Arial" w:cs="Arial" w:eastAsia="Arial" w:hAnsi="Arial"/>
-                <w:b w:val="false"/>
-                <w:bCs w:val="false"/>
-                <w:i w:val="false"/>
-                <w:iCs w:val="false"/>
-                <w:color w:val="000000"/>
-                <w:sz w:val="18"/>
-                <w:szCs w:val="18"/>
-              </w:rPr>
-              <w:t xml:space="preserve">ANCHORING PHENOMENON — The Colours of Fire at a Kenyan Cooking Hearth</w:t>
-            </w:r>
-          </w:p>
-          <w:p>
-            <w:pPr>
-              <w:spacing w:after="40" w:before="0"/>
-              <w:jc w:val="left"/>
-            </w:pPr>
-            <w:r>
-              <w:rPr>
-                <w:rFonts w:ascii="Arial" w:cs="Arial" w:eastAsia="Arial" w:hAnsi="Arial"/>
-                <w:b w:val="false"/>
-                <w:bCs w:val="false"/>
-                <w:i w:val="false"/>
-                <w:iCs w:val="false"/>
-                <w:color w:val="000000"/>
-                <w:sz w:val="18"/>
-                <w:szCs w:val="18"/>
-              </w:rPr>
-              <w:t xml:space="preserve"/>
-            </w:r>
-          </w:p>
-          <w:p>
-            <w:pPr>
-              <w:spacing w:after="40" w:before="0"/>
-              <w:jc w:val="left"/>
-            </w:pPr>
-            <w:r>
-              <w:rPr>
-                <w:rFonts w:ascii="Arial" w:cs="Arial" w:eastAsia="Arial" w:hAnsi="Arial"/>
-                <w:b w:val="false"/>
-                <w:bCs w:val="false"/>
-                <w:i w:val="false"/>
-                <w:iCs w:val="false"/>
-                <w:color w:val="000000"/>
-                <w:sz w:val="18"/>
-                <w:szCs w:val="18"/>
-              </w:rPr>
-              <w:t xml:space="preserve">At a traditional Kenyan homestead in the Rift Valley, a family burns dry firewood to cook ugali. When the cook accidentally spills a pinch of salt (sodium chloride) into the flame, the fire briefly glows a brilliant yellow-orange. A neighbour adds potassium-rich banana-peel ash to their own fire and sees a soft violet flash. Later, at a school chemistry laboratory in Kisumu, students observe the same mystery: different substances — copper wire, table salt, steel wool — each produce a distinct, repeatable colour when placed in a Bunsen burner flame.</w:t>
-            </w:r>
-          </w:p>
-          <w:p>
-            <w:pPr>
-              <w:spacing w:after="40" w:before="0"/>
-              <w:jc w:val="left"/>
-            </w:pPr>
-            <w:r>
-              <w:rPr>
-                <w:rFonts w:ascii="Arial" w:cs="Arial" w:eastAsia="Arial" w:hAnsi="Arial"/>
-                <w:b w:val="false"/>
-                <w:bCs w:val="false"/>
-                <w:i w:val="false"/>
-                <w:iCs w:val="false"/>
-                <w:color w:val="000000"/>
-                <w:sz w:val="18"/>
-                <w:szCs w:val="18"/>
-              </w:rPr>
-              <w:t xml:space="preserve"/>
-            </w:r>
-          </w:p>
-          <w:p>
-            <w:pPr>
-              <w:spacing w:after="40" w:before="0"/>
-              <w:jc w:val="left"/>
-            </w:pPr>
-            <w:r>
-              <w:rPr>
-                <w:rFonts w:ascii="Arial" w:cs="Arial" w:eastAsia="Arial" w:hAnsi="Arial"/>
-                <w:b w:val="false"/>
-                <w:bCs w:val="false"/>
-                <w:i w:val="false"/>
-                <w:iCs w:val="false"/>
-                <w:color w:val="000000"/>
-                <w:sz w:val="18"/>
-                <w:szCs w:val="18"/>
-              </w:rPr>
-              <w:t xml:space="preserve">WHY IT IS PUZZLING: Students naturally ask: Why does fire change colour depending on what substance is inside it? All substances seem to be made of atoms, and fire is just heat — so why would the type of atom matter? Why does sodium always give yellow and potassium always give violet? The puzzle is deepened by the fact that the colours disappear when the substance is removed and reappear when it is added back. Students cannot yet explain this with prior knowledge. This phenomenon is puzzling, observable, and culturally grounded — it is something Kenyan learners have seen at home, at celebrations like nyama choma evenings, or in school labs, making it immediately relevant. The resolution requires understanding that electrons within atoms occupy specific energy levels, can absorb energy from the flame, jump to higher levels, and release that exact energy as visible light of a specific colour when they fall back — meaning the colour is a fingerprint of atomic electron structure. This drives the entire unit's investigation into how electrons are arranged inside atoms.</w:t>
-            </w:r>
-          </w:p>
-        </w:tc>
-      </w:tr>
-      <w:tr>
-        <w:tc>
-          <w:tcPr>
-            <w:tcW w:type="dxa" w:w="3000"/>
-            <w:shd w:fill="D9EEF1" w:color="auto" w:val="clear"/>
-            <w:tcMar>
-              <w:top w:type="dxa" w:w="60"/>
-              <w:left w:type="dxa" w:w="120"/>
-              <w:bottom w:type="dxa" w:w="60"/>
-              <w:right w:type="dxa" w:w="120"/>
-            </w:tcMar>
-            <w:vAlign w:val="top"/>
-          </w:tcPr>
-          <w:p>
-            <w:pPr>
-              <w:spacing w:after="40" w:before="0"/>
-              <w:jc w:val="left"/>
-            </w:pPr>
-            <w:r>
-              <w:rPr>
-                <w:rFonts w:ascii="Arial" w:cs="Arial" w:eastAsia="Arial" w:hAnsi="Arial"/>
-                <w:b/>
-                <w:bCs/>
-                <w:i w:val="false"/>
-                <w:iCs w:val="false"/>
-                <w:color w:val="000000"/>
-                <w:sz w:val="18"/>
-                <w:szCs w:val="18"/>
-              </w:rPr>
-              <w:t xml:space="preserve">Storyline Thread</w:t>
-            </w:r>
-          </w:p>
-        </w:tc>
-        <w:tc>
-          <w:tcPr>
-            <w:tcW w:type="dxa" w:w="10680"/>
-            <w:shd w:fill="FFFFFF" w:color="auto" w:val="clear"/>
-            <w:tcMar>
-              <w:top w:type="dxa" w:w="60"/>
-              <w:left w:type="dxa" w:w="120"/>
-              <w:bottom w:type="dxa" w:w="60"/>
-              <w:right w:type="dxa" w:w="120"/>
-            </w:tcMar>
-            <w:vAlign w:val="top"/>
-          </w:tcPr>
-          <w:p>
-            <w:pPr>
-              <w:spacing w:after="40" w:before="0"/>
-              <w:jc w:val="left"/>
-            </w:pPr>
-            <w:r>
-              <w:rPr>
-                <w:rFonts w:ascii="Arial" w:cs="Arial" w:eastAsia="Arial" w:hAnsi="Arial"/>
-                <w:b w:val="false"/>
-                <w:bCs w:val="false"/>
-                <w:i w:val="false"/>
-                <w:iCs w:val="false"/>
-                <w:color w:val="000000"/>
-                <w:sz w:val="18"/>
-                <w:szCs w:val="18"/>
-              </w:rPr>
-              <w:t xml:space="preserve">Lesson 1 — Noticing and Wondering (Anchoring Phenomenon Introduction): Students observe a teacher demonstration of flame tests using sodium chloride, potassium permanganate, and copper sulphate solutions in a Bunsen burner. Students record observations, make initial predictions about why different colours appear, and post their "wonder questions" on the Driving Question Board (DQB). The lesson ends with students unable to fully explain the phenomenon — creating productive intellectual tension that motivates the unit.</w:t>
-            </w:r>
-          </w:p>
-          <w:p>
-            <w:pPr>
-              <w:spacing w:after="40" w:before="0"/>
-              <w:jc w:val="left"/>
-            </w:pPr>
-            <w:r>
-              <w:rPr>
-                <w:rFonts w:ascii="Arial" w:cs="Arial" w:eastAsia="Arial" w:hAnsi="Arial"/>
-                <w:b w:val="false"/>
-                <w:bCs w:val="false"/>
-                <w:i w:val="false"/>
-                <w:iCs w:val="false"/>
-                <w:color w:val="000000"/>
-                <w:sz w:val="18"/>
-                <w:szCs w:val="18"/>
-              </w:rPr>
-              <w:t xml:space="preserve"/>
-            </w:r>
-          </w:p>
-          <w:p>
-            <w:pPr>
-              <w:spacing w:after="40" w:before="0"/>
-              <w:jc w:val="left"/>
-            </w:pPr>
-            <w:r>
-              <w:rPr>
-                <w:rFonts w:ascii="Arial" w:cs="Arial" w:eastAsia="Arial" w:hAnsi="Arial"/>
-                <w:b w:val="false"/>
-                <w:bCs w:val="false"/>
-                <w:i w:val="false"/>
-                <w:iCs w:val="false"/>
-                <w:color w:val="000000"/>
-                <w:sz w:val="18"/>
-                <w:szCs w:val="18"/>
-              </w:rPr>
-              <w:t xml:space="preserve">Lesson 2 — What Is an Atom? Reviewing Atomic Structure (Dalton &amp; Rutherford Models): Students review atomic number, mass number, and the number of protons, neutrons, and electrons through a peer discussion activity using element cards for the first 20 elements. They then watch the Rutherford Gold Foil simulation on the ARES platform, construct explanations for the surprising deflection results, and build a class Rutherford model using locally available materials (bottle tops for nucleus, maize seeds for electrons). Students connect back to the phenomenon: Rutherford showed atoms have a tiny, dense nucleus — but where are the electrons, and how does that relate to flame colours?</w:t>
-            </w:r>
-          </w:p>
-          <w:p>
-            <w:pPr>
-              <w:spacing w:after="40" w:before="0"/>
-              <w:jc w:val="left"/>
-            </w:pPr>
-            <w:r>
-              <w:rPr>
-                <w:rFonts w:ascii="Arial" w:cs="Arial" w:eastAsia="Arial" w:hAnsi="Arial"/>
-                <w:b w:val="false"/>
-                <w:bCs w:val="false"/>
-                <w:i w:val="false"/>
-                <w:iCs w:val="false"/>
-                <w:color w:val="000000"/>
-                <w:sz w:val="18"/>
-                <w:szCs w:val="18"/>
-              </w:rPr>
-              <w:t xml:space="preserve"/>
-            </w:r>
-          </w:p>
-          <w:p>
-            <w:pPr>
-              <w:spacing w:after="40" w:before="0"/>
-              <w:jc w:val="left"/>
-            </w:pPr>
-            <w:r>
-              <w:rPr>
-                <w:rFonts w:ascii="Arial" w:cs="Arial" w:eastAsia="Arial" w:hAnsi="Arial"/>
-                <w:b w:val="false"/>
-                <w:bCs w:val="false"/>
-                <w:i w:val="false"/>
-                <w:iCs w:val="false"/>
-                <w:color w:val="000000"/>
-                <w:sz w:val="18"/>
-                <w:szCs w:val="18"/>
-              </w:rPr>
-              <w:t xml:space="preserve">Lesson 3 — Bohr's Model and Energy Levels: Students are introduced to Bohr's planetary model, learning that electrons occupy specific energy levels (shells). Using diagrams, they draw Bohr models for the first 10 elements. A Think-Pair-Share discussion asks: "If electrons can only be at certain energy levels, what happens when they gain energy from a flame?" Students update the DQB — connecting Bohr's model to the anchoring phenomenon: electrons jump to higher energy levels in a flame and release light when they fall back.</w:t>
-            </w:r>
-          </w:p>
-          <w:p>
-            <w:pPr>
-              <w:spacing w:after="40" w:before="0"/>
-              <w:jc w:val="left"/>
-            </w:pPr>
-            <w:r>
-              <w:rPr>
-                <w:rFonts w:ascii="Arial" w:cs="Arial" w:eastAsia="Arial" w:hAnsi="Arial"/>
-                <w:b w:val="false"/>
-                <w:bCs w:val="false"/>
-                <w:i w:val="false"/>
-                <w:iCs w:val="false"/>
-                <w:color w:val="000000"/>
-                <w:sz w:val="18"/>
-                <w:szCs w:val="18"/>
-              </w:rPr>
-              <w:t xml:space="preserve"/>
-            </w:r>
-          </w:p>
-          <w:p>
-            <w:pPr>
-              <w:spacing w:after="40" w:before="0"/>
-              <w:jc w:val="left"/>
-            </w:pPr>
-            <w:r>
-              <w:rPr>
-                <w:rFonts w:ascii="Arial" w:cs="Arial" w:eastAsia="Arial" w:hAnsi="Arial"/>
-                <w:b w:val="false"/>
-                <w:bCs w:val="false"/>
-                <w:i w:val="false"/>
-                <w:iCs w:val="false"/>
-                <w:color w:val="000000"/>
-                <w:sz w:val="18"/>
-                <w:szCs w:val="18"/>
-              </w:rPr>
-              <w:t xml:space="preserve">Lesson 4 — Isotopes and Relative Atomic Mass (Part 1 — Meaning and Concept): Students brainstorm the meaning of "isotopes" using carbon-14 dating of Kenyan archaeological sites as a context. Through a structured group discussion, students distinguish isotopes of hydrogen (protium, deuterium, tritium) and chlorine (Cl-35, Cl-37) using atomic number and mass number. They connect to the DQB: isotopes have the same electron arrangement (same atomic number) — reinforcing that electron arrangement, not mass, determines chemical behaviour and flame colour.</w:t>
-            </w:r>
-          </w:p>
-          <w:p>
-            <w:pPr>
-              <w:spacing w:after="40" w:before="0"/>
-              <w:jc w:val="left"/>
-            </w:pPr>
-            <w:r>
-              <w:rPr>
-                <w:rFonts w:ascii="Arial" w:cs="Arial" w:eastAsia="Arial" w:hAnsi="Arial"/>
-                <w:b w:val="false"/>
-                <w:bCs w:val="false"/>
-                <w:i w:val="false"/>
-                <w:iCs w:val="false"/>
-                <w:color w:val="000000"/>
-                <w:sz w:val="18"/>
-                <w:szCs w:val="18"/>
-              </w:rPr>
-              <w:t xml:space="preserve"/>
-            </w:r>
-          </w:p>
-          <w:p>
-            <w:pPr>
-              <w:spacing w:after="40" w:before="0"/>
-              <w:jc w:val="left"/>
-            </w:pPr>
-            <w:r>
-              <w:rPr>
-                <w:rFonts w:ascii="Arial" w:cs="Arial" w:eastAsia="Arial" w:hAnsi="Arial"/>
-                <w:b w:val="false"/>
-                <w:bCs w:val="false"/>
-                <w:i w:val="false"/>
-                <w:iCs w:val="false"/>
-                <w:color w:val="000000"/>
-                <w:sz w:val="18"/>
-                <w:szCs w:val="18"/>
-              </w:rPr>
-              <w:t xml:space="preserve">Lesson 5 — Isotopes and Relative Atomic Mass (Part 2 — Calculation): Students receive isotopic abundance data for chlorine (Cl-35: 75%, Cl-37: 25%) and carbon (C-12: 98.9%, C-13: 1.1%) and calculate relative atomic mass using the weighted average formula. A gallery walk allows groups to present their calculations. Life-skills PCI is embedded: students gain confidence presenting their computed values. DQB is updated to reflect that atomic mass is an average — reinforcing that the identity of an element (and its flame colour) is determined by its atomic number, not its mass.</w:t>
-            </w:r>
-          </w:p>
-          <w:p>
-            <w:pPr>
-              <w:spacing w:after="40" w:before="0"/>
-              <w:jc w:val="left"/>
-            </w:pPr>
-            <w:r>
-              <w:rPr>
-                <w:rFonts w:ascii="Arial" w:cs="Arial" w:eastAsia="Arial" w:hAnsi="Arial"/>
-                <w:b w:val="false"/>
-                <w:bCs w:val="false"/>
-                <w:i w:val="false"/>
-                <w:iCs w:val="false"/>
-                <w:color w:val="000000"/>
-                <w:sz w:val="18"/>
-                <w:szCs w:val="18"/>
-              </w:rPr>
-              <w:t xml:space="preserve"/>
-            </w:r>
-          </w:p>
-          <w:p>
-            <w:pPr>
-              <w:spacing w:after="40" w:before="0"/>
-              <w:jc w:val="left"/>
-            </w:pPr>
-            <w:r>
-              <w:rPr>
-                <w:rFonts w:ascii="Arial" w:cs="Arial" w:eastAsia="Arial" w:hAnsi="Arial"/>
-                <w:b w:val="false"/>
-                <w:bCs w:val="false"/>
-                <w:i w:val="false"/>
-                <w:iCs w:val="false"/>
-                <w:color w:val="000000"/>
-                <w:sz w:val="18"/>
-                <w:szCs w:val="18"/>
-              </w:rPr>
-              <w:t xml:space="preserve">Lesson 6 — From Energy Levels to Orbitals (s and p Orbitals Introduction): Students transition from Bohr's shells to the modern orbital model. Using animations on the ARES platform (Digital Literacy), students observe the shapes of s and p orbitals. A card-sort activity has students match orbital names (1s, 2s, 2p, 3s, 3p) to their energy levels and electron capacities. Students revisit the DQB driving question: flame colours arise because electrons in specific orbitals absorb and release precise amounts of energy — the colour is a signature of the orbital structure of that atom.</w:t>
-            </w:r>
-          </w:p>
-          <w:p>
-            <w:pPr>
-              <w:spacing w:after="40" w:before="0"/>
-              <w:jc w:val="left"/>
-            </w:pPr>
-            <w:r>
-              <w:rPr>
-                <w:rFonts w:ascii="Arial" w:cs="Arial" w:eastAsia="Arial" w:hAnsi="Arial"/>
-                <w:b w:val="false"/>
-                <w:bCs w:val="false"/>
-                <w:i w:val="false"/>
-                <w:iCs w:val="false"/>
-                <w:color w:val="000000"/>
-                <w:sz w:val="18"/>
-                <w:szCs w:val="18"/>
-              </w:rPr>
-              <w:t xml:space="preserve"/>
-            </w:r>
-          </w:p>
-          <w:p>
-            <w:pPr>
-              <w:spacing w:after="40" w:before="0"/>
-              <w:jc w:val="left"/>
-            </w:pPr>
-            <w:r>
-              <w:rPr>
-                <w:rFonts w:ascii="Arial" w:cs="Arial" w:eastAsia="Arial" w:hAnsi="Arial"/>
-                <w:b w:val="false"/>
-                <w:bCs w:val="false"/>
-                <w:i w:val="false"/>
-                <w:iCs w:val="false"/>
-                <w:color w:val="000000"/>
-                <w:sz w:val="18"/>
-                <w:szCs w:val="18"/>
-              </w:rPr>
-              <w:t xml:space="preserve">Lesson 7 — Filling the Orbitals: Aufbau, Pauli, and Hund's Rules: Students carry out a structured activity using "electron seat" diagrams (boxes representing orbitals) to discover the rules governing how electrons fill orbitals. Through guided inquiry, they infer the Aufbau principle (fill lowest energy first), Pauli exclusion principle (max 2 electrons per orbital, opposite spins), and Hund's rule (one electron per orbital before pairing). Students practise writing orbital configurations for elements 1–10. Connection to phenomenon: the specific orbital an electron occupies determines exactly how much energy it releases as light — explaining why sodium's 3s→2p transition always gives the same yellow colour.</w:t>
-            </w:r>
-          </w:p>
-          <w:p>
-            <w:pPr>
-              <w:spacing w:after="40" w:before="0"/>
-              <w:jc w:val="left"/>
-            </w:pPr>
-            <w:r>
-              <w:rPr>
-                <w:rFonts w:ascii="Arial" w:cs="Arial" w:eastAsia="Arial" w:hAnsi="Arial"/>
-                <w:b w:val="false"/>
-                <w:bCs w:val="false"/>
-                <w:i w:val="false"/>
-                <w:iCs w:val="false"/>
-                <w:color w:val="000000"/>
-                <w:sz w:val="18"/>
-                <w:szCs w:val="18"/>
-              </w:rPr>
-              <w:t xml:space="preserve"/>
-            </w:r>
-          </w:p>
-          <w:p>
-            <w:pPr>
-              <w:spacing w:after="40" w:before="0"/>
-              <w:jc w:val="left"/>
-            </w:pPr>
-            <w:r>
-              <w:rPr>
-                <w:rFonts w:ascii="Arial" w:cs="Arial" w:eastAsia="Arial" w:hAnsi="Arial"/>
-                <w:b w:val="false"/>
-                <w:bCs w:val="false"/>
-                <w:i w:val="false"/>
-                <w:iCs w:val="false"/>
-                <w:color w:val="000000"/>
-                <w:sz w:val="18"/>
-                <w:szCs w:val="18"/>
-              </w:rPr>
-              <w:t xml:space="preserve">Lesson 8 — Electron Configuration for Elements 1–20 (s and p Notation): Students systematically write the full s and p electron configurations for all first 20 elements (H through Ca), working in pairs. A peer-teaching exercise has students explain configurations to each other (Learning to Learn competency). They identify patterns: elements in the same group (e.g., Li, Na, K) have the same outermost orbital type — connecting to the anchoring phenomenon via Think-Pair-Share: "Why do Group 1 metals like sodium and potassium produce similar but distinct flame colours?" Students update the DQB with a key insight: similar outer electron configurations → similar behaviour; slight differences in energy levels → different colours.</w:t>
-            </w:r>
-          </w:p>
-          <w:p>
-            <w:pPr>
-              <w:spacing w:after="40" w:before="0"/>
-              <w:jc w:val="left"/>
-            </w:pPr>
-            <w:r>
-              <w:rPr>
-                <w:rFonts w:ascii="Arial" w:cs="Arial" w:eastAsia="Arial" w:hAnsi="Arial"/>
-                <w:b w:val="false"/>
-                <w:bCs w:val="false"/>
-                <w:i w:val="false"/>
-                <w:iCs w:val="false"/>
-                <w:color w:val="000000"/>
-                <w:sz w:val="18"/>
-                <w:szCs w:val="18"/>
-              </w:rPr>
-              <w:t xml:space="preserve"/>
-            </w:r>
-          </w:p>
-          <w:p>
-            <w:pPr>
-              <w:spacing w:after="40" w:before="0"/>
-              <w:jc w:val="left"/>
-            </w:pPr>
-            <w:r>
-              <w:rPr>
-                <w:rFonts w:ascii="Arial" w:cs="Arial" w:eastAsia="Arial" w:hAnsi="Arial"/>
-                <w:b w:val="false"/>
-                <w:bCs w:val="false"/>
-                <w:i w:val="false"/>
-                <w:iCs w:val="false"/>
-                <w:color w:val="000000"/>
-                <w:sz w:val="18"/>
-                <w:szCs w:val="18"/>
-              </w:rPr>
-              <w:t xml:space="preserve">Lesson 9 — Model Building, DQB Resolution, and Unit Consolidation: Students construct a final cumulative model — a poster or digital diagram — showing the complete journey from Dalton's solid sphere to Bohr's shells to the modern s/p orbital model, annotated with explanations of isotopes, relative atomic mass, and electron configuration for sodium and potassium. Groups present their models and use them to fully answer the driving question: the different flame colours of sodium (yellow) and potassium (violet) arise because their outermost electrons occupy orbitals at different energy levels, releasing different amounts of energy as light of different colours when excited by the flame. The DQB is formally closed as students evaluate which original wonder questions have been answered and which remain open for future strands (e.g., the Periodic Table in Sub-Strand 1.3).</w:t>
-            </w:r>
-          </w:p>
-        </w:tc>
-      </w:tr>
-      <w:tr>
-        <w:tc>
-          <w:tcPr>
-            <w:tcW w:type="dxa" w:w="3000"/>
-            <w:shd w:fill="EAD1F5" w:color="auto" w:val="clear"/>
-            <w:tcMar>
-              <w:top w:type="dxa" w:w="60"/>
-              <w:left w:type="dxa" w:w="120"/>
-              <w:bottom w:type="dxa" w:w="60"/>
-              <w:right w:type="dxa" w:w="120"/>
-            </w:tcMar>
-            <w:vAlign w:val="top"/>
-          </w:tcPr>
-          <w:p>
-            <w:pPr>
-              <w:spacing w:after="40" w:before="0"/>
-              <w:jc w:val="left"/>
-            </w:pPr>
-            <w:r>
-              <w:rPr>
-                <w:rFonts w:ascii="Arial" w:cs="Arial" w:eastAsia="Arial" w:hAnsi="Arial"/>
-                <w:b/>
-                <w:bCs/>
-                <w:i w:val="false"/>
-                <w:iCs w:val="false"/>
-                <w:color w:val="000000"/>
-                <w:sz w:val="18"/>
-                <w:szCs w:val="18"/>
-              </w:rPr>
-              <w:t xml:space="preserve">Supporting Phenomena</w:t>
-            </w:r>
-          </w:p>
-        </w:tc>
-        <w:tc>
-          <w:tcPr>
-            <w:tcW w:type="dxa" w:w="10680"/>
-            <w:shd w:fill="FFFFFF" w:color="auto" w:val="clear"/>
-            <w:tcMar>
-              <w:top w:type="dxa" w:w="60"/>
-              <w:left w:type="dxa" w:w="120"/>
-              <w:bottom w:type="dxa" w:w="60"/>
-              <w:right w:type="dxa" w:w="120"/>
-            </w:tcMar>
-            <w:vAlign w:val="top"/>
-          </w:tcPr>
-          <w:p>
-            <w:pPr>
-              <w:spacing w:after="30" w:before="0"/>
-              <w:ind w:left="360" w:hanging="180"/>
-              <w:jc w:val="left"/>
-            </w:pPr>
-            <w:r>
-              <w:rPr>
-                <w:rFonts w:ascii="Arial" w:cs="Arial" w:eastAsia="Arial" w:hAnsi="Arial"/>
-                <w:b w:val="false"/>
-                <w:bCs w:val="false"/>
-                <w:i w:val="false"/>
-                <w:iCs w:val="false"/>
-                <w:color w:val="000000"/>
-                <w:sz w:val="18"/>
-                <w:szCs w:val="18"/>
-              </w:rPr>
-              <w:t xml:space="preserve">–  Neon Signs Along Nairobi's Tom Mboya Street: Students observe that neon signs glow in distinct colours (red-orange for neon, blue for argon) — puzzling because the gases themselves are colourless, yet when electricity passes through them they emit specific colours, hinting that electrons in different atoms have different allowed energy states.</w:t>
-            </w:r>
-          </w:p>
-          <w:p>
-            <w:pPr>
-              <w:spacing w:after="30" w:before="0"/>
-              <w:ind w:left="360" w:hanging="180"/>
-              <w:jc w:val="left"/>
-            </w:pPr>
-            <w:r>
-              <w:rPr>
-                <w:rFonts w:ascii="Arial" w:cs="Arial" w:eastAsia="Arial" w:hAnsi="Arial"/>
-                <w:b w:val="false"/>
-                <w:bCs w:val="false"/>
-                <w:i w:val="false"/>
-                <w:iCs w:val="false"/>
-                <w:color w:val="000000"/>
-                <w:sz w:val="18"/>
-                <w:szCs w:val="18"/>
-              </w:rPr>
-              <w:t xml:space="preserve">–  Carbon-14 Dating of Ancient Kenyan Artefacts: Archaeologists at sites like Olorgesailie use carbon-14 (an isotope of carbon-12) to date ancient tools — students find it puzzling that two atoms of the same element (carbon) can have different masses and different stabilities, raising the question of what makes isotopes different at the atomic level.</w:t>
-            </w:r>
-          </w:p>
-          <w:p>
-            <w:pPr>
-              <w:spacing w:after="30" w:before="0"/>
-              <w:ind w:left="360" w:hanging="180"/>
-              <w:jc w:val="left"/>
-            </w:pPr>
-            <w:r>
-              <w:rPr>
-                <w:rFonts w:ascii="Arial" w:cs="Arial" w:eastAsia="Arial" w:hAnsi="Arial"/>
-                <w:b w:val="false"/>
-                <w:bCs w:val="false"/>
-                <w:i w:val="false"/>
-                <w:iCs w:val="false"/>
-                <w:color w:val="000000"/>
-                <w:sz w:val="18"/>
-                <w:szCs w:val="18"/>
-              </w:rPr>
-              <w:t xml:space="preserve">–  The Rutherford Gold Foil Surprise: When alpha particles are fired at a thin sheet of gold foil, most pass straight through but a tiny fraction bounce almost directly backward — this is deeply counterintuitive if atoms were solid spheres (Dalton model), and it anchors the lesson on Rutherford's nuclear model and the mostly-empty nature of the atom.</w:t>
-            </w:r>
-          </w:p>
-          <w:p>
-            <w:pPr>
-              <w:spacing w:after="30" w:before="0"/>
-              <w:ind w:left="360" w:hanging="180"/>
-              <w:jc w:val="left"/>
-            </w:pPr>
-            <w:r>
-              <w:rPr>
-                <w:rFonts w:ascii="Arial" w:cs="Arial" w:eastAsia="Arial" w:hAnsi="Arial"/>
-                <w:b w:val="false"/>
-                <w:bCs w:val="false"/>
-                <w:i w:val="false"/>
-                <w:iCs w:val="false"/>
-                <w:color w:val="000000"/>
-                <w:sz w:val="18"/>
-                <w:szCs w:val="18"/>
-              </w:rPr>
-              <w:t xml:space="preserve">–  X-Ray Machines at Kenyan Hospitals (e.g., Aga Khan Hospital, Nairobi): X-rays pass through soft tissue but are blocked by bone — students are puzzled by how radiation interacts selectively with matter, connecting to the idea that electrons in different atoms are arranged differently and interact with energy in distinct ways.</w:t>
-            </w:r>
-          </w:p>
-        </w:tc>
-      </w:tr>
-    </w:tbl>
-    <w:p>
-      <w:pPr>
-        <w:spacing w:after="120"/>
-      </w:pPr>
-      <w:r>
-        <w:t xml:space="preserve"/>
       </w:r>
     </w:p>
     <w:p>
@@ -3393,7 +3393,7 @@
             <w:pPr>
               <w:spacing w:after="20" w:before="0"/>
             </w:pPr>
-            <w:hyperlink w:history="1" r:id="rIdrdtujkxatqzk1psdfyqzx">
+            <w:hyperlink w:history="1" r:id="rIdkhxqeoztmq_hwbdglvi2n">
               <w:r>
                 <w:rPr>
                   <w:rFonts w:ascii="Arial" w:cs="Arial" w:eastAsia="Arial" w:hAnsi="Arial"/>
@@ -3426,7 +3426,7 @@
               <w:spacing w:after="10" w:before="0"/>
               <w:ind w:left="120"/>
             </w:pPr>
-            <w:hyperlink w:history="1" r:id="rId9vzc6v6km3hrlg5qiurfs">
+            <w:hyperlink w:history="1" r:id="rIdvelf1rb6cdrl4ffqn4ppv">
               <w:r>
                 <w:rPr>
                   <w:rFonts w:ascii="Arial" w:cs="Arial" w:eastAsia="Arial" w:hAnsi="Arial"/>
@@ -3471,7 +3471,7 @@
             <w:pPr>
               <w:spacing w:after="20" w:before="0"/>
             </w:pPr>
-            <w:hyperlink w:history="1" r:id="rIdggxzhr5hrgeep_htkifvb">
+            <w:hyperlink w:history="1" r:id="rIdq8jcnd4knoujheoiia8ge">
               <w:r>
                 <w:rPr>
                   <w:rFonts w:ascii="Arial" w:cs="Arial" w:eastAsia="Arial" w:hAnsi="Arial"/>
@@ -3504,7 +3504,7 @@
               <w:spacing w:after="10" w:before="0"/>
               <w:ind w:left="120"/>
             </w:pPr>
-            <w:hyperlink w:history="1" r:id="rIdtrlpfc5ljejqd9kshzdpb">
+            <w:hyperlink w:history="1" r:id="rId5gosenmdgp0zfh9fzcpeh">
               <w:r>
                 <w:rPr>
                   <w:rFonts w:ascii="Arial" w:cs="Arial" w:eastAsia="Arial" w:hAnsi="Arial"/>
@@ -3699,7 +3699,7 @@
             <w:pPr>
               <w:spacing w:after="20" w:before="0"/>
             </w:pPr>
-            <w:hyperlink w:history="1" r:id="rId4zfqqbokfh77sw1bgitxc">
+            <w:hyperlink w:history="1" r:id="rIdt9bufburftjq_yw0ea60e">
               <w:r>
                 <w:rPr>
                   <w:rFonts w:ascii="Arial" w:cs="Arial" w:eastAsia="Arial" w:hAnsi="Arial"/>
@@ -3732,7 +3732,7 @@
               <w:spacing w:after="10" w:before="0"/>
               <w:ind w:left="120"/>
             </w:pPr>
-            <w:hyperlink w:history="1" r:id="rIdyseeaou8y3snym7xtyyi0">
+            <w:hyperlink w:history="1" r:id="rIdqfbw0kzwsshyprwsn0qmb">
               <w:r>
                 <w:rPr>
                   <w:rFonts w:ascii="Arial" w:cs="Arial" w:eastAsia="Arial" w:hAnsi="Arial"/>
@@ -3777,7 +3777,7 @@
             <w:pPr>
               <w:spacing w:after="20" w:before="0"/>
             </w:pPr>
-            <w:hyperlink w:history="1" r:id="rIdvdfes0ksmukjmetvcjsma">
+            <w:hyperlink w:history="1" r:id="rIdm1pzsgobkankbmumpau_o">
               <w:r>
                 <w:rPr>
                   <w:rFonts w:ascii="Arial" w:cs="Arial" w:eastAsia="Arial" w:hAnsi="Arial"/>
@@ -3810,7 +3810,7 @@
               <w:spacing w:after="10" w:before="0"/>
               <w:ind w:left="120"/>
             </w:pPr>
-            <w:hyperlink w:history="1" r:id="rIdvusw9jf2nejvy_esiizey">
+            <w:hyperlink w:history="1" r:id="rIdp4iy5xxc37eociebeugxb">
               <w:r>
                 <w:rPr>
                   <w:rFonts w:ascii="Arial" w:cs="Arial" w:eastAsia="Arial" w:hAnsi="Arial"/>
@@ -4005,7 +4005,7 @@
             <w:pPr>
               <w:spacing w:after="20" w:before="0"/>
             </w:pPr>
-            <w:hyperlink w:history="1" r:id="rIds8scnyez2jyipipyrz01h">
+            <w:hyperlink w:history="1" r:id="rIddhac9ghckvvsyyp6pyx7k">
               <w:r>
                 <w:rPr>
                   <w:rFonts w:ascii="Arial" w:cs="Arial" w:eastAsia="Arial" w:hAnsi="Arial"/>
@@ -4038,7 +4038,7 @@
               <w:spacing w:after="10" w:before="0"/>
               <w:ind w:left="120"/>
             </w:pPr>
-            <w:hyperlink w:history="1" r:id="rIdyuo4ir3v8eubgszpnxpiv">
+            <w:hyperlink w:history="1" r:id="rIdydlyfolp-r2polhlnncgq">
               <w:r>
                 <w:rPr>
                   <w:rFonts w:ascii="Arial" w:cs="Arial" w:eastAsia="Arial" w:hAnsi="Arial"/>
@@ -4083,7 +4083,7 @@
             <w:pPr>
               <w:spacing w:after="20" w:before="0"/>
             </w:pPr>
-            <w:hyperlink w:history="1" r:id="rIdeevkadgb3xp37j2ufwf09">
+            <w:hyperlink w:history="1" r:id="rId9nuhv0wxew9rgjuuhxew3">
               <w:r>
                 <w:rPr>
                   <w:rFonts w:ascii="Arial" w:cs="Arial" w:eastAsia="Arial" w:hAnsi="Arial"/>
@@ -4116,7 +4116,7 @@
               <w:spacing w:after="10" w:before="0"/>
               <w:ind w:left="120"/>
             </w:pPr>
-            <w:hyperlink w:history="1" r:id="rIduoo-9jh5iuznfksu3dllw">
+            <w:hyperlink w:history="1" r:id="rIdl_ezwbikjt027j37ntaln">
               <w:r>
                 <w:rPr>
                   <w:rFonts w:ascii="Arial" w:cs="Arial" w:eastAsia="Arial" w:hAnsi="Arial"/>
@@ -4311,7 +4311,7 @@
             <w:pPr>
               <w:spacing w:after="20" w:before="0"/>
             </w:pPr>
-            <w:hyperlink w:history="1" r:id="rIdkzgzqnm3i7ggqtyatfpad">
+            <w:hyperlink w:history="1" r:id="rIdywghjd0abcpbcqs1vmb4j">
               <w:r>
                 <w:rPr>
                   <w:rFonts w:ascii="Arial" w:cs="Arial" w:eastAsia="Arial" w:hAnsi="Arial"/>
@@ -4344,7 +4344,7 @@
               <w:spacing w:after="10" w:before="0"/>
               <w:ind w:left="120"/>
             </w:pPr>
-            <w:hyperlink w:history="1" r:id="rIdfmyi6qmdibmn361sk4p1b">
+            <w:hyperlink w:history="1" r:id="rId81pyrzrv8zr-o0rglsdf5">
               <w:r>
                 <w:rPr>
                   <w:rFonts w:ascii="Arial" w:cs="Arial" w:eastAsia="Arial" w:hAnsi="Arial"/>
@@ -4389,7 +4389,7 @@
             <w:pPr>
               <w:spacing w:after="20" w:before="0"/>
             </w:pPr>
-            <w:hyperlink w:history="1" r:id="rIdzibdxypwzvqgvj1jtv6gq">
+            <w:hyperlink w:history="1" r:id="rIduid0f3gysgmpjs3wxsbts">
               <w:r>
                 <w:rPr>
                   <w:rFonts w:ascii="Arial" w:cs="Arial" w:eastAsia="Arial" w:hAnsi="Arial"/>
@@ -4422,7 +4422,7 @@
               <w:spacing w:after="10" w:before="0"/>
               <w:ind w:left="120"/>
             </w:pPr>
-            <w:hyperlink w:history="1" r:id="rIdr1ml9act_fo_2-hd_tcrh">
+            <w:hyperlink w:history="1" r:id="rIdvwdittdxh3tr-pwauekl8">
               <w:r>
                 <w:rPr>
                   <w:rFonts w:ascii="Arial" w:cs="Arial" w:eastAsia="Arial" w:hAnsi="Arial"/>
@@ -4617,7 +4617,7 @@
             <w:pPr>
               <w:spacing w:after="20" w:before="0"/>
             </w:pPr>
-            <w:hyperlink w:history="1" r:id="rIds5vdgvn0pn-ssbweidmnf">
+            <w:hyperlink w:history="1" r:id="rId_oblpxnbx_-unhdyhpsqs">
               <w:r>
                 <w:rPr>
                   <w:rFonts w:ascii="Arial" w:cs="Arial" w:eastAsia="Arial" w:hAnsi="Arial"/>
@@ -4650,7 +4650,7 @@
               <w:spacing w:after="10" w:before="0"/>
               <w:ind w:left="120"/>
             </w:pPr>
-            <w:hyperlink w:history="1" r:id="rIdpbe1yr89h1o7t20z6njm2">
+            <w:hyperlink w:history="1" r:id="rIdvcm5mvafoozziyylnyhlb">
               <w:r>
                 <w:rPr>
                   <w:rFonts w:ascii="Arial" w:cs="Arial" w:eastAsia="Arial" w:hAnsi="Arial"/>
@@ -4695,7 +4695,7 @@
             <w:pPr>
               <w:spacing w:after="20" w:before="0"/>
             </w:pPr>
-            <w:hyperlink w:history="1" r:id="rIdmvggqgzzs15lgkninhgzs">
+            <w:hyperlink w:history="1" r:id="rIdd32yp3mv40jbxays-cgjw">
               <w:r>
                 <w:rPr>
                   <w:rFonts w:ascii="Arial" w:cs="Arial" w:eastAsia="Arial" w:hAnsi="Arial"/>
@@ -4728,7 +4728,7 @@
               <w:spacing w:after="10" w:before="0"/>
               <w:ind w:left="120"/>
             </w:pPr>
-            <w:hyperlink w:history="1" r:id="rIdurcyydkc_9yb9xfic7b0y">
+            <w:hyperlink w:history="1" r:id="rIdqeejtlpc6kkizslsckc6z">
               <w:r>
                 <w:rPr>
                   <w:rFonts w:ascii="Arial" w:cs="Arial" w:eastAsia="Arial" w:hAnsi="Arial"/>
@@ -5240,7 +5240,7 @@
         </w:rPr>
         <w:t xml:space="preserve">© 2026 SeaVuria and ARES. Aligned with KICD objectives. Developed by SeaVuria; technical implementation by ARES (with AI assistance from Claude). Licensed under </w:t>
       </w:r>
-      <w:hyperlink w:history="1" r:id="rIdxljguyku3vfh2tb0yp8nc">
+      <w:hyperlink w:history="1" r:id="rIdu281yyd_vcpyqmc4bfvff">
         <w:r>
           <w:rPr>
             <w:rFonts w:ascii="Arial" w:cs="Arial" w:eastAsia="Arial" w:hAnsi="Arial"/>
@@ -5261,7 +5261,7 @@
         </w:rPr>
         <w:t xml:space="preserve"> (</w:t>
       </w:r>
-      <w:hyperlink w:history="1" r:id="rIdxyzkbcgneclflufcatco8">
+      <w:hyperlink w:history="1" r:id="rIdyw4pbrwkqcvqb-joi41g0">
         <w:r>
           <w:rPr>
             <w:rFonts w:ascii="Arial" w:cs="Arial" w:eastAsia="Arial" w:hAnsi="Arial"/>
@@ -6274,7 +6274,7 @@
             <w:pPr>
               <w:spacing w:after="20" w:before="0"/>
             </w:pPr>
-            <w:hyperlink w:history="1" r:id="rId4cefgkz8gqeyaq9r4vudo">
+            <w:hyperlink w:history="1" r:id="rIdkcr66lscg2igltdfkmxnn">
               <w:r>
                 <w:rPr>
                   <w:rFonts w:ascii="Arial" w:cs="Arial" w:eastAsia="Arial" w:hAnsi="Arial"/>
@@ -6307,7 +6307,7 @@
               <w:spacing w:after="10" w:before="0"/>
               <w:ind w:left="120"/>
             </w:pPr>
-            <w:hyperlink w:history="1" r:id="rIdy96umcm6bbkyrnapi6duk">
+            <w:hyperlink w:history="1" r:id="rIdjmlaykgihql9xld-jll2e">
               <w:r>
                 <w:rPr>
                   <w:rFonts w:ascii="Arial" w:cs="Arial" w:eastAsia="Arial" w:hAnsi="Arial"/>
@@ -6352,7 +6352,7 @@
             <w:pPr>
               <w:spacing w:after="20" w:before="0"/>
             </w:pPr>
-            <w:hyperlink w:history="1" r:id="rIdtwkuzsofbxcretqic-7s1">
+            <w:hyperlink w:history="1" r:id="rId0ljtblgatxqxxutqujzot">
               <w:r>
                 <w:rPr>
                   <w:rFonts w:ascii="Arial" w:cs="Arial" w:eastAsia="Arial" w:hAnsi="Arial"/>
@@ -6385,7 +6385,7 @@
               <w:spacing w:after="10" w:before="0"/>
               <w:ind w:left="120"/>
             </w:pPr>
-            <w:hyperlink w:history="1" r:id="rIdod4brisenx1cgwyu4oq-i">
+            <w:hyperlink w:history="1" r:id="rIdybcq-j5gmufrli8wguq4l">
               <w:r>
                 <w:rPr>
                   <w:rFonts w:ascii="Arial" w:cs="Arial" w:eastAsia="Arial" w:hAnsi="Arial"/>
@@ -6580,7 +6580,7 @@
             <w:pPr>
               <w:spacing w:after="20" w:before="0"/>
             </w:pPr>
-            <w:hyperlink w:history="1" r:id="rIdhiit02ayhqif5wuas9zpw">
+            <w:hyperlink w:history="1" r:id="rIdtq12n1azcfoz1oeycsomc">
               <w:r>
                 <w:rPr>
                   <w:rFonts w:ascii="Arial" w:cs="Arial" w:eastAsia="Arial" w:hAnsi="Arial"/>
@@ -6613,7 +6613,7 @@
               <w:spacing w:after="10" w:before="0"/>
               <w:ind w:left="120"/>
             </w:pPr>
-            <w:hyperlink w:history="1" r:id="rIdagwa1mwurg1aqitcbxsdj">
+            <w:hyperlink w:history="1" r:id="rIdhaklnstsndgmtldierxg6">
               <w:r>
                 <w:rPr>
                   <w:rFonts w:ascii="Arial" w:cs="Arial" w:eastAsia="Arial" w:hAnsi="Arial"/>
@@ -6658,7 +6658,7 @@
             <w:pPr>
               <w:spacing w:after="20" w:before="0"/>
             </w:pPr>
-            <w:hyperlink w:history="1" r:id="rIdrjiprkra-zcz3etbdpa0x">
+            <w:hyperlink w:history="1" r:id="rIdrbtfhlogqgus8d_cbjuzi">
               <w:r>
                 <w:rPr>
                   <w:rFonts w:ascii="Arial" w:cs="Arial" w:eastAsia="Arial" w:hAnsi="Arial"/>
@@ -6691,7 +6691,7 @@
               <w:spacing w:after="10" w:before="0"/>
               <w:ind w:left="120"/>
             </w:pPr>
-            <w:hyperlink w:history="1" r:id="rIdujf09wewoco7wjfue1v1d">
+            <w:hyperlink w:history="1" r:id="rIdxrvo_mo19qubkghqaa49l">
               <w:r>
                 <w:rPr>
                   <w:rFonts w:ascii="Arial" w:cs="Arial" w:eastAsia="Arial" w:hAnsi="Arial"/>
@@ -6886,7 +6886,7 @@
             <w:pPr>
               <w:spacing w:after="20" w:before="0"/>
             </w:pPr>
-            <w:hyperlink w:history="1" r:id="rId1zovgplvnhuimftyk8z9i">
+            <w:hyperlink w:history="1" r:id="rIdi84qrotp5z0qnjbwniz1a">
               <w:r>
                 <w:rPr>
                   <w:rFonts w:ascii="Arial" w:cs="Arial" w:eastAsia="Arial" w:hAnsi="Arial"/>
@@ -6919,7 +6919,7 @@
               <w:spacing w:after="10" w:before="0"/>
               <w:ind w:left="120"/>
             </w:pPr>
-            <w:hyperlink w:history="1" r:id="rIdnhnvgbh8y2tsabhhfh6oy">
+            <w:hyperlink w:history="1" r:id="rId6wvv8fjn-a5oj02oeezcb">
               <w:r>
                 <w:rPr>
                   <w:rFonts w:ascii="Arial" w:cs="Arial" w:eastAsia="Arial" w:hAnsi="Arial"/>
@@ -6964,7 +6964,7 @@
             <w:pPr>
               <w:spacing w:after="20" w:before="0"/>
             </w:pPr>
-            <w:hyperlink w:history="1" r:id="rId3nhsla5olya7mmv_0885z">
+            <w:hyperlink w:history="1" r:id="rIdcnewupsghew6hwxjh1186">
               <w:r>
                 <w:rPr>
                   <w:rFonts w:ascii="Arial" w:cs="Arial" w:eastAsia="Arial" w:hAnsi="Arial"/>
@@ -6997,7 +6997,7 @@
               <w:spacing w:after="10" w:before="0"/>
               <w:ind w:left="120"/>
             </w:pPr>
-            <w:hyperlink w:history="1" r:id="rIdp-hvrugvv3cuicyyotzxv">
+            <w:hyperlink w:history="1" r:id="rIds9ojlsmszz-syzrw2rweg">
               <w:r>
                 <w:rPr>
                   <w:rFonts w:ascii="Arial" w:cs="Arial" w:eastAsia="Arial" w:hAnsi="Arial"/>
@@ -7192,7 +7192,7 @@
             <w:pPr>
               <w:spacing w:after="20" w:before="0"/>
             </w:pPr>
-            <w:hyperlink w:history="1" r:id="rIdd0lefuqhvegax7gvhf21r">
+            <w:hyperlink w:history="1" r:id="rIdy6m5ig-c-cpevppndsoay">
               <w:r>
                 <w:rPr>
                   <w:rFonts w:ascii="Arial" w:cs="Arial" w:eastAsia="Arial" w:hAnsi="Arial"/>
@@ -7225,7 +7225,7 @@
               <w:spacing w:after="10" w:before="0"/>
               <w:ind w:left="120"/>
             </w:pPr>
-            <w:hyperlink w:history="1" r:id="rIdhfyxbpuj8fgsqt94lwmdt">
+            <w:hyperlink w:history="1" r:id="rIdzjctmg4teucs_jz17cyyw">
               <w:r>
                 <w:rPr>
                   <w:rFonts w:ascii="Arial" w:cs="Arial" w:eastAsia="Arial" w:hAnsi="Arial"/>
@@ -7270,7 +7270,7 @@
             <w:pPr>
               <w:spacing w:after="20" w:before="0"/>
             </w:pPr>
-            <w:hyperlink w:history="1" r:id="rIdmtcp8rs_esh1v5u-6h98d">
+            <w:hyperlink w:history="1" r:id="rIdfzfy04adgemzz1itncqtt">
               <w:r>
                 <w:rPr>
                   <w:rFonts w:ascii="Arial" w:cs="Arial" w:eastAsia="Arial" w:hAnsi="Arial"/>
@@ -7303,7 +7303,7 @@
               <w:spacing w:after="10" w:before="0"/>
               <w:ind w:left="120"/>
             </w:pPr>
-            <w:hyperlink w:history="1" r:id="rIdryvaia1zm3uw8gwvmeamq">
+            <w:hyperlink w:history="1" r:id="rIdu5crwlbvfpgdq6iwypkp6">
               <w:r>
                 <w:rPr>
                   <w:rFonts w:ascii="Arial" w:cs="Arial" w:eastAsia="Arial" w:hAnsi="Arial"/>
@@ -7498,7 +7498,7 @@
             <w:pPr>
               <w:spacing w:after="20" w:before="0"/>
             </w:pPr>
-            <w:hyperlink w:history="1" r:id="rIds3i_qujmwlickz8wqabaw">
+            <w:hyperlink w:history="1" r:id="rIdhidbarvxvz3vnqs58jiyf">
               <w:r>
                 <w:rPr>
                   <w:rFonts w:ascii="Arial" w:cs="Arial" w:eastAsia="Arial" w:hAnsi="Arial"/>
@@ -7531,7 +7531,7 @@
               <w:spacing w:after="10" w:before="0"/>
               <w:ind w:left="120"/>
             </w:pPr>
-            <w:hyperlink w:history="1" r:id="rIdlg7lm_rsvv2ukgmdeawm8">
+            <w:hyperlink w:history="1" r:id="rIdjtdgbjwmygf4ovbo5x1ya">
               <w:r>
                 <w:rPr>
                   <w:rFonts w:ascii="Arial" w:cs="Arial" w:eastAsia="Arial" w:hAnsi="Arial"/>
@@ -7576,7 +7576,7 @@
             <w:pPr>
               <w:spacing w:after="20" w:before="0"/>
             </w:pPr>
-            <w:hyperlink w:history="1" r:id="rIdpezvdasxspcqggidjiyby">
+            <w:hyperlink w:history="1" r:id="rIdm3qnwgz74cdyrsgl0ccdh">
               <w:r>
                 <w:rPr>
                   <w:rFonts w:ascii="Arial" w:cs="Arial" w:eastAsia="Arial" w:hAnsi="Arial"/>
@@ -7609,7 +7609,7 @@
               <w:spacing w:after="10" w:before="0"/>
               <w:ind w:left="120"/>
             </w:pPr>
-            <w:hyperlink w:history="1" r:id="rIdallrees3s1rw6pbwz06kl">
+            <w:hyperlink w:history="1" r:id="rIdmpfbibq0hxwnghetdiogo">
               <w:r>
                 <w:rPr>
                   <w:rFonts w:ascii="Arial" w:cs="Arial" w:eastAsia="Arial" w:hAnsi="Arial"/>
@@ -8121,7 +8121,7 @@
         </w:rPr>
         <w:t xml:space="preserve">© 2026 SeaVuria and ARES. Aligned with KICD objectives. Developed by SeaVuria; technical implementation by ARES (with AI assistance from Claude). Licensed under </w:t>
       </w:r>
-      <w:hyperlink w:history="1" r:id="rIdcjif2k7gtulpn7lud28fb">
+      <w:hyperlink w:history="1" r:id="rIdwix5qn6lpmpvouqzzrlm_">
         <w:r>
           <w:rPr>
             <w:rFonts w:ascii="Arial" w:cs="Arial" w:eastAsia="Arial" w:hAnsi="Arial"/>
@@ -8142,7 +8142,7 @@
         </w:rPr>
         <w:t xml:space="preserve"> (</w:t>
       </w:r>
-      <w:hyperlink w:history="1" r:id="rIdmsshx8995ck7csrwaf_hb">
+      <w:hyperlink w:history="1" r:id="rId-lhjlzlr3auplvecu1mlk">
         <w:r>
           <w:rPr>
             <w:rFonts w:ascii="Arial" w:cs="Arial" w:eastAsia="Arial" w:hAnsi="Arial"/>
@@ -9155,7 +9155,7 @@
             <w:pPr>
               <w:spacing w:after="20" w:before="0"/>
             </w:pPr>
-            <w:hyperlink w:history="1" r:id="rIdak_atmeaacs-9cshjw234">
+            <w:hyperlink w:history="1" r:id="rIdrildohzz3pyhrn63b0ovj">
               <w:r>
                 <w:rPr>
                   <w:rFonts w:ascii="Arial" w:cs="Arial" w:eastAsia="Arial" w:hAnsi="Arial"/>
@@ -9188,7 +9188,7 @@
               <w:spacing w:after="10" w:before="0"/>
               <w:ind w:left="120"/>
             </w:pPr>
-            <w:hyperlink w:history="1" r:id="rIdvavzw2g0mdngrpeb5ew1g">
+            <w:hyperlink w:history="1" r:id="rIdoq4rgzfklqcygmkcqsmhm">
               <w:r>
                 <w:rPr>
                   <w:rFonts w:ascii="Arial" w:cs="Arial" w:eastAsia="Arial" w:hAnsi="Arial"/>
@@ -9233,7 +9233,7 @@
             <w:pPr>
               <w:spacing w:after="20" w:before="0"/>
             </w:pPr>
-            <w:hyperlink w:history="1" r:id="rIdwoiagyovogu_byut6tpeu">
+            <w:hyperlink w:history="1" r:id="rIdpl29pu-ubnjzhqyrssyev">
               <w:r>
                 <w:rPr>
                   <w:rFonts w:ascii="Arial" w:cs="Arial" w:eastAsia="Arial" w:hAnsi="Arial"/>
@@ -9266,7 +9266,7 @@
               <w:spacing w:after="10" w:before="0"/>
               <w:ind w:left="120"/>
             </w:pPr>
-            <w:hyperlink w:history="1" r:id="rId6wcamvxukdiplgyncuc8z">
+            <w:hyperlink w:history="1" r:id="rIdmexpdwqm4wyke0lxgq01m">
               <w:r>
                 <w:rPr>
                   <w:rFonts w:ascii="Arial" w:cs="Arial" w:eastAsia="Arial" w:hAnsi="Arial"/>
@@ -9461,7 +9461,7 @@
             <w:pPr>
               <w:spacing w:after="20" w:before="0"/>
             </w:pPr>
-            <w:hyperlink w:history="1" r:id="rIdexbqque6yb8gl_2d6jpcj">
+            <w:hyperlink w:history="1" r:id="rIdx-w1x3z4pi1ko8bbiin_o">
               <w:r>
                 <w:rPr>
                   <w:rFonts w:ascii="Arial" w:cs="Arial" w:eastAsia="Arial" w:hAnsi="Arial"/>
@@ -9494,7 +9494,7 @@
               <w:spacing w:after="10" w:before="0"/>
               <w:ind w:left="120"/>
             </w:pPr>
-            <w:hyperlink w:history="1" r:id="rIdbe1lheisxeqipsycytuns">
+            <w:hyperlink w:history="1" r:id="rIdovjltuqxgphz1otjlrd_p">
               <w:r>
                 <w:rPr>
                   <w:rFonts w:ascii="Arial" w:cs="Arial" w:eastAsia="Arial" w:hAnsi="Arial"/>
@@ -9539,7 +9539,7 @@
             <w:pPr>
               <w:spacing w:after="20" w:before="0"/>
             </w:pPr>
-            <w:hyperlink w:history="1" r:id="rIddx9in5n1b4-nzwkhxgmar">
+            <w:hyperlink w:history="1" r:id="rIdsil8hlgnaqvx_eyw2ntop">
               <w:r>
                 <w:rPr>
                   <w:rFonts w:ascii="Arial" w:cs="Arial" w:eastAsia="Arial" w:hAnsi="Arial"/>
@@ -9572,7 +9572,7 @@
               <w:spacing w:after="10" w:before="0"/>
               <w:ind w:left="120"/>
             </w:pPr>
-            <w:hyperlink w:history="1" r:id="rIdscygudalaub5szpmdmj52">
+            <w:hyperlink w:history="1" r:id="rId_di6h2b2fs9iervqoyd2m">
               <w:r>
                 <w:rPr>
                   <w:rFonts w:ascii="Arial" w:cs="Arial" w:eastAsia="Arial" w:hAnsi="Arial"/>
@@ -9767,7 +9767,7 @@
             <w:pPr>
               <w:spacing w:after="20" w:before="0"/>
             </w:pPr>
-            <w:hyperlink w:history="1" r:id="rIdlbtgehj3ixbqsfxeg6ank">
+            <w:hyperlink w:history="1" r:id="rIdlpe8r-i65jq_iun2-b82x">
               <w:r>
                 <w:rPr>
                   <w:rFonts w:ascii="Arial" w:cs="Arial" w:eastAsia="Arial" w:hAnsi="Arial"/>
@@ -9800,7 +9800,7 @@
               <w:spacing w:after="10" w:before="0"/>
               <w:ind w:left="120"/>
             </w:pPr>
-            <w:hyperlink w:history="1" r:id="rIdm-t6quyikcgm6nl13idxc">
+            <w:hyperlink w:history="1" r:id="rIdzjfym-toik4uirk_syfle">
               <w:r>
                 <w:rPr>
                   <w:rFonts w:ascii="Arial" w:cs="Arial" w:eastAsia="Arial" w:hAnsi="Arial"/>
@@ -9845,7 +9845,7 @@
             <w:pPr>
               <w:spacing w:after="20" w:before="0"/>
             </w:pPr>
-            <w:hyperlink w:history="1" r:id="rIdvxpfzorncouqwepbkzid9">
+            <w:hyperlink w:history="1" r:id="rId-xhd4tmhdxgyzqiema6n3">
               <w:r>
                 <w:rPr>
                   <w:rFonts w:ascii="Arial" w:cs="Arial" w:eastAsia="Arial" w:hAnsi="Arial"/>
@@ -9878,7 +9878,7 @@
               <w:spacing w:after="10" w:before="0"/>
               <w:ind w:left="120"/>
             </w:pPr>
-            <w:hyperlink w:history="1" r:id="rId4fhil8zx3ivgnxwgx6rit">
+            <w:hyperlink w:history="1" r:id="rIdy4uesyjut0qwyfaypnhn1">
               <w:r>
                 <w:rPr>
                   <w:rFonts w:ascii="Arial" w:cs="Arial" w:eastAsia="Arial" w:hAnsi="Arial"/>
@@ -10073,7 +10073,7 @@
             <w:pPr>
               <w:spacing w:after="20" w:before="0"/>
             </w:pPr>
-            <w:hyperlink w:history="1" r:id="rIdytx3b4arok46f22zxelwo">
+            <w:hyperlink w:history="1" r:id="rIdgk6clqdhqnfra2tmfcu6j">
               <w:r>
                 <w:rPr>
                   <w:rFonts w:ascii="Arial" w:cs="Arial" w:eastAsia="Arial" w:hAnsi="Arial"/>
@@ -10106,7 +10106,7 @@
               <w:spacing w:after="10" w:before="0"/>
               <w:ind w:left="120"/>
             </w:pPr>
-            <w:hyperlink w:history="1" r:id="rIdpltlvhk4xuggzykpfe2pc">
+            <w:hyperlink w:history="1" r:id="rIdryvlek-12d2ggq3frcusi">
               <w:r>
                 <w:rPr>
                   <w:rFonts w:ascii="Arial" w:cs="Arial" w:eastAsia="Arial" w:hAnsi="Arial"/>
@@ -10151,7 +10151,7 @@
             <w:pPr>
               <w:spacing w:after="20" w:before="0"/>
             </w:pPr>
-            <w:hyperlink w:history="1" r:id="rIdqfdo3xif17lmp1oasttdk">
+            <w:hyperlink w:history="1" r:id="rIdknykebi5cwfx3iqtusoi6">
               <w:r>
                 <w:rPr>
                   <w:rFonts w:ascii="Arial" w:cs="Arial" w:eastAsia="Arial" w:hAnsi="Arial"/>
@@ -10184,7 +10184,7 @@
               <w:spacing w:after="10" w:before="0"/>
               <w:ind w:left="120"/>
             </w:pPr>
-            <w:hyperlink w:history="1" r:id="rId7l5snx_fi9t4z2pnlze0o">
+            <w:hyperlink w:history="1" r:id="rIdfqwrrhjvr_ce_okw2sgvq">
               <w:r>
                 <w:rPr>
                   <w:rFonts w:ascii="Arial" w:cs="Arial" w:eastAsia="Arial" w:hAnsi="Arial"/>
@@ -10379,7 +10379,7 @@
             <w:pPr>
               <w:spacing w:after="20" w:before="0"/>
             </w:pPr>
-            <w:hyperlink w:history="1" r:id="rIdfu2rabj5qxe0syni_fr3d">
+            <w:hyperlink w:history="1" r:id="rIdlyrdvwt0kjwb9vlm1vrt4">
               <w:r>
                 <w:rPr>
                   <w:rFonts w:ascii="Arial" w:cs="Arial" w:eastAsia="Arial" w:hAnsi="Arial"/>
@@ -10412,7 +10412,7 @@
               <w:spacing w:after="10" w:before="0"/>
               <w:ind w:left="120"/>
             </w:pPr>
-            <w:hyperlink w:history="1" r:id="rIdkylcc9ehlz-0y89jmdsi3">
+            <w:hyperlink w:history="1" r:id="rIdjs_yo9i2ofybbbcucoynu">
               <w:r>
                 <w:rPr>
                   <w:rFonts w:ascii="Arial" w:cs="Arial" w:eastAsia="Arial" w:hAnsi="Arial"/>
@@ -10457,7 +10457,7 @@
             <w:pPr>
               <w:spacing w:after="20" w:before="0"/>
             </w:pPr>
-            <w:hyperlink w:history="1" r:id="rIdsh3yoqmdhvlnnk_m2qvzm">
+            <w:hyperlink w:history="1" r:id="rIdzavxl6icaenfu2wmdzejf">
               <w:r>
                 <w:rPr>
                   <w:rFonts w:ascii="Arial" w:cs="Arial" w:eastAsia="Arial" w:hAnsi="Arial"/>
@@ -10490,7 +10490,7 @@
               <w:spacing w:after="10" w:before="0"/>
               <w:ind w:left="120"/>
             </w:pPr>
-            <w:hyperlink w:history="1" r:id="rIdpqu23hv9bfofrc1bg2ct9">
+            <w:hyperlink w:history="1" r:id="rIdbzoaqpxpg1u17fiqy6jc1">
               <w:r>
                 <w:rPr>
                   <w:rFonts w:ascii="Arial" w:cs="Arial" w:eastAsia="Arial" w:hAnsi="Arial"/>
@@ -11097,7 +11097,7 @@
         </w:rPr>
         <w:t xml:space="preserve">© 2026 SeaVuria and ARES. Aligned with KICD objectives. Developed by SeaVuria; technical implementation by ARES (with AI assistance from Claude). Licensed under </w:t>
       </w:r>
-      <w:hyperlink w:history="1" r:id="rIdmqoconvcz4kmpdxease-j">
+      <w:hyperlink w:history="1" r:id="rId-ic0hnkvruiextubxkh7v">
         <w:r>
           <w:rPr>
             <w:rFonts w:ascii="Arial" w:cs="Arial" w:eastAsia="Arial" w:hAnsi="Arial"/>
@@ -11118,7 +11118,7 @@
         </w:rPr>
         <w:t xml:space="preserve"> (</w:t>
       </w:r>
-      <w:hyperlink w:history="1" r:id="rIdidqcqxxz2wjlcijkw8phi">
+      <w:hyperlink w:history="1" r:id="rIdks7jdjcxrhu3g22vpgc42">
         <w:r>
           <w:rPr>
             <w:rFonts w:ascii="Arial" w:cs="Arial" w:eastAsia="Arial" w:hAnsi="Arial"/>
@@ -12131,7 +12131,7 @@
             <w:pPr>
               <w:spacing w:after="20" w:before="0"/>
             </w:pPr>
-            <w:hyperlink w:history="1" r:id="rIdyxztxt7qkmasjczo7rb_h">
+            <w:hyperlink w:history="1" r:id="rIdogjzr_aev4fcuqgksofd4">
               <w:r>
                 <w:rPr>
                   <w:rFonts w:ascii="Arial" w:cs="Arial" w:eastAsia="Arial" w:hAnsi="Arial"/>
@@ -12164,7 +12164,7 @@
               <w:spacing w:after="10" w:before="0"/>
               <w:ind w:left="120"/>
             </w:pPr>
-            <w:hyperlink w:history="1" r:id="rIddsvlbgt67q1xsucvxh95r">
+            <w:hyperlink w:history="1" r:id="rIdyukpxcn_r8mja2iusgaqx">
               <w:r>
                 <w:rPr>
                   <w:rFonts w:ascii="Arial" w:cs="Arial" w:eastAsia="Arial" w:hAnsi="Arial"/>
@@ -12209,7 +12209,7 @@
             <w:pPr>
               <w:spacing w:after="20" w:before="0"/>
             </w:pPr>
-            <w:hyperlink w:history="1" r:id="rIda5zi7md6vbtidl8syag0g">
+            <w:hyperlink w:history="1" r:id="rIdk109ghffptdfwrw-xm7rs">
               <w:r>
                 <w:rPr>
                   <w:rFonts w:ascii="Arial" w:cs="Arial" w:eastAsia="Arial" w:hAnsi="Arial"/>
@@ -12242,7 +12242,7 @@
               <w:spacing w:after="10" w:before="0"/>
               <w:ind w:left="120"/>
             </w:pPr>
-            <w:hyperlink w:history="1" r:id="rIdqjubpmwmhz3kkvovegylw">
+            <w:hyperlink w:history="1" r:id="rIdls7mfveblxzsenr44dy9t">
               <w:r>
                 <w:rPr>
                   <w:rFonts w:ascii="Arial" w:cs="Arial" w:eastAsia="Arial" w:hAnsi="Arial"/>
@@ -12437,7 +12437,7 @@
             <w:pPr>
               <w:spacing w:after="20" w:before="0"/>
             </w:pPr>
-            <w:hyperlink w:history="1" r:id="rIdo6opylqn9rwpotmpka9z2">
+            <w:hyperlink w:history="1" r:id="rIdbsglvj-zhgim-n_sjtjut">
               <w:r>
                 <w:rPr>
                   <w:rFonts w:ascii="Arial" w:cs="Arial" w:eastAsia="Arial" w:hAnsi="Arial"/>
@@ -12470,7 +12470,7 @@
               <w:spacing w:after="10" w:before="0"/>
               <w:ind w:left="120"/>
             </w:pPr>
-            <w:hyperlink w:history="1" r:id="rIds-onjrhggws2nxvxbz4my">
+            <w:hyperlink w:history="1" r:id="rIdnmvq2pebank84spqot7ji">
               <w:r>
                 <w:rPr>
                   <w:rFonts w:ascii="Arial" w:cs="Arial" w:eastAsia="Arial" w:hAnsi="Arial"/>
@@ -12515,7 +12515,7 @@
             <w:pPr>
               <w:spacing w:after="20" w:before="0"/>
             </w:pPr>
-            <w:hyperlink w:history="1" r:id="rIdzscymzadumswl9xj4dqrl">
+            <w:hyperlink w:history="1" r:id="rIdxxio8hsst8rackvwlxchx">
               <w:r>
                 <w:rPr>
                   <w:rFonts w:ascii="Arial" w:cs="Arial" w:eastAsia="Arial" w:hAnsi="Arial"/>
@@ -12548,7 +12548,7 @@
               <w:spacing w:after="10" w:before="0"/>
               <w:ind w:left="120"/>
             </w:pPr>
-            <w:hyperlink w:history="1" r:id="rIdkefdfh8so3tkhlwgxs3hu">
+            <w:hyperlink w:history="1" r:id="rIdp5epucbcbrovcua58kft2">
               <w:r>
                 <w:rPr>
                   <w:rFonts w:ascii="Arial" w:cs="Arial" w:eastAsia="Arial" w:hAnsi="Arial"/>
@@ -12743,7 +12743,7 @@
             <w:pPr>
               <w:spacing w:after="20" w:before="0"/>
             </w:pPr>
-            <w:hyperlink w:history="1" r:id="rIdgouenspp0dbqnh8wkpeka">
+            <w:hyperlink w:history="1" r:id="rIdwarohjrogylukruixo5jk">
               <w:r>
                 <w:rPr>
                   <w:rFonts w:ascii="Arial" w:cs="Arial" w:eastAsia="Arial" w:hAnsi="Arial"/>
@@ -12776,7 +12776,7 @@
               <w:spacing w:after="10" w:before="0"/>
               <w:ind w:left="120"/>
             </w:pPr>
-            <w:hyperlink w:history="1" r:id="rId3ne-ajeo5euh6cb94dil0">
+            <w:hyperlink w:history="1" r:id="rIdakyvvll2nrujc0pj5eqo1">
               <w:r>
                 <w:rPr>
                   <w:rFonts w:ascii="Arial" w:cs="Arial" w:eastAsia="Arial" w:hAnsi="Arial"/>
@@ -12821,7 +12821,7 @@
             <w:pPr>
               <w:spacing w:after="20" w:before="0"/>
             </w:pPr>
-            <w:hyperlink w:history="1" r:id="rId_6dvbpc8rgqltrfnra_iw">
+            <w:hyperlink w:history="1" r:id="rIdfjcu_9_xetn3icpprzfqb">
               <w:r>
                 <w:rPr>
                   <w:rFonts w:ascii="Arial" w:cs="Arial" w:eastAsia="Arial" w:hAnsi="Arial"/>
@@ -12854,7 +12854,7 @@
               <w:spacing w:after="10" w:before="0"/>
               <w:ind w:left="120"/>
             </w:pPr>
-            <w:hyperlink w:history="1" r:id="rIdr8uzrwtjheefvkcdc8t7k">
+            <w:hyperlink w:history="1" r:id="rIdivsxa6-iy1ibodbsphpa1">
               <w:r>
                 <w:rPr>
                   <w:rFonts w:ascii="Arial" w:cs="Arial" w:eastAsia="Arial" w:hAnsi="Arial"/>
@@ -13049,7 +13049,7 @@
             <w:pPr>
               <w:spacing w:after="20" w:before="0"/>
             </w:pPr>
-            <w:hyperlink w:history="1" r:id="rIdqldt9vxzkg-hgibagjqfk">
+            <w:hyperlink w:history="1" r:id="rIdammjjwrmykxc57uyhkxt_">
               <w:r>
                 <w:rPr>
                   <w:rFonts w:ascii="Arial" w:cs="Arial" w:eastAsia="Arial" w:hAnsi="Arial"/>
@@ -13082,7 +13082,7 @@
               <w:spacing w:after="10" w:before="0"/>
               <w:ind w:left="120"/>
             </w:pPr>
-            <w:hyperlink w:history="1" r:id="rIdqnf43zd1anvhonac4bhmp">
+            <w:hyperlink w:history="1" r:id="rIdebuvl8tdky8gmuvmcc-og">
               <w:r>
                 <w:rPr>
                   <w:rFonts w:ascii="Arial" w:cs="Arial" w:eastAsia="Arial" w:hAnsi="Arial"/>
@@ -13127,7 +13127,7 @@
             <w:pPr>
               <w:spacing w:after="20" w:before="0"/>
             </w:pPr>
-            <w:hyperlink w:history="1" r:id="rId2oisi7c7hxuikh5853coq">
+            <w:hyperlink w:history="1" r:id="rIdgl2pfyvuvtdlpv4bp6uet">
               <w:r>
                 <w:rPr>
                   <w:rFonts w:ascii="Arial" w:cs="Arial" w:eastAsia="Arial" w:hAnsi="Arial"/>
@@ -13160,7 +13160,7 @@
               <w:spacing w:after="10" w:before="0"/>
               <w:ind w:left="120"/>
             </w:pPr>
-            <w:hyperlink w:history="1" r:id="rIdubawi9wkxiqvi8dhoerqo">
+            <w:hyperlink w:history="1" r:id="rIdlcddzaoqdo-ddz1urdjhu">
               <w:r>
                 <w:rPr>
                   <w:rFonts w:ascii="Arial" w:cs="Arial" w:eastAsia="Arial" w:hAnsi="Arial"/>
@@ -13355,7 +13355,7 @@
             <w:pPr>
               <w:spacing w:after="20" w:before="0"/>
             </w:pPr>
-            <w:hyperlink w:history="1" r:id="rIdw5k-1l6tpvmzyhwgjudbv">
+            <w:hyperlink w:history="1" r:id="rIdq5q5wiugp6bmzep_a8md9">
               <w:r>
                 <w:rPr>
                   <w:rFonts w:ascii="Arial" w:cs="Arial" w:eastAsia="Arial" w:hAnsi="Arial"/>
@@ -13388,7 +13388,7 @@
               <w:spacing w:after="10" w:before="0"/>
               <w:ind w:left="120"/>
             </w:pPr>
-            <w:hyperlink w:history="1" r:id="rIdypi37aiaaxqjfepzsns7i">
+            <w:hyperlink w:history="1" r:id="rIduz7utf10xdfnryymeblg3">
               <w:r>
                 <w:rPr>
                   <w:rFonts w:ascii="Arial" w:cs="Arial" w:eastAsia="Arial" w:hAnsi="Arial"/>
@@ -13433,7 +13433,7 @@
             <w:pPr>
               <w:spacing w:after="20" w:before="0"/>
             </w:pPr>
-            <w:hyperlink w:history="1" r:id="rIdcqfjpxyhnehfaw6cxctwf">
+            <w:hyperlink w:history="1" r:id="rIdxuwo8p_v_vgs5wd9ztada">
               <w:r>
                 <w:rPr>
                   <w:rFonts w:ascii="Arial" w:cs="Arial" w:eastAsia="Arial" w:hAnsi="Arial"/>
@@ -13466,7 +13466,7 @@
               <w:spacing w:after="10" w:before="0"/>
               <w:ind w:left="120"/>
             </w:pPr>
-            <w:hyperlink w:history="1" r:id="rIdwheloacj9cnuke0cz3duj">
+            <w:hyperlink w:history="1" r:id="rIdfbf_ynhu6ukwrfootrumo">
               <w:r>
                 <w:rPr>
                   <w:rFonts w:ascii="Arial" w:cs="Arial" w:eastAsia="Arial" w:hAnsi="Arial"/>
@@ -13978,7 +13978,7 @@
         </w:rPr>
         <w:t xml:space="preserve">© 2026 SeaVuria and ARES. Aligned with KICD objectives. Developed by SeaVuria; technical implementation by ARES (with AI assistance from Claude). Licensed under </w:t>
       </w:r>
-      <w:hyperlink w:history="1" r:id="rId8y3gnrunttid3kcjlisjt">
+      <w:hyperlink w:history="1" r:id="rIdenvs_tkgm0zxgqbvqv9xp">
         <w:r>
           <w:rPr>
             <w:rFonts w:ascii="Arial" w:cs="Arial" w:eastAsia="Arial" w:hAnsi="Arial"/>
@@ -13999,7 +13999,7 @@
         </w:rPr>
         <w:t xml:space="preserve"> (</w:t>
       </w:r>
-      <w:hyperlink w:history="1" r:id="rIdy3zh_3izcjcetpd6wb85d">
+      <w:hyperlink w:history="1" r:id="rId312sq1v59ftrs656l-l8y">
         <w:r>
           <w:rPr>
             <w:rFonts w:ascii="Arial" w:cs="Arial" w:eastAsia="Arial" w:hAnsi="Arial"/>
@@ -15012,7 +15012,7 @@
             <w:pPr>
               <w:spacing w:after="20" w:before="0"/>
             </w:pPr>
-            <w:hyperlink w:history="1" r:id="rIdrkyn_sw3pni-ux-xgeeds">
+            <w:hyperlink w:history="1" r:id="rIdvrprzsybtwa04-mo3icci">
               <w:r>
                 <w:rPr>
                   <w:rFonts w:ascii="Arial" w:cs="Arial" w:eastAsia="Arial" w:hAnsi="Arial"/>
@@ -15045,7 +15045,7 @@
               <w:spacing w:after="10" w:before="0"/>
               <w:ind w:left="120"/>
             </w:pPr>
-            <w:hyperlink w:history="1" r:id="rIdw3cscl0hmoq28ydvuvfgr">
+            <w:hyperlink w:history="1" r:id="rIdchwvnjheckr3btvp6xxkf">
               <w:r>
                 <w:rPr>
                   <w:rFonts w:ascii="Arial" w:cs="Arial" w:eastAsia="Arial" w:hAnsi="Arial"/>
@@ -15090,7 +15090,7 @@
             <w:pPr>
               <w:spacing w:after="20" w:before="0"/>
             </w:pPr>
-            <w:hyperlink w:history="1" r:id="rIdpwvdrqouhzjdxs5l0unlh">
+            <w:hyperlink w:history="1" r:id="rIdp3qekszayvrs1jbqv2zcr">
               <w:r>
                 <w:rPr>
                   <w:rFonts w:ascii="Arial" w:cs="Arial" w:eastAsia="Arial" w:hAnsi="Arial"/>
@@ -15123,7 +15123,7 @@
               <w:spacing w:after="10" w:before="0"/>
               <w:ind w:left="120"/>
             </w:pPr>
-            <w:hyperlink w:history="1" r:id="rIdannlb0rk7dt4gtqlsj2zu">
+            <w:hyperlink w:history="1" r:id="rIdutkb5expmi9l28vrlavpu">
               <w:r>
                 <w:rPr>
                   <w:rFonts w:ascii="Arial" w:cs="Arial" w:eastAsia="Arial" w:hAnsi="Arial"/>
@@ -15318,7 +15318,7 @@
             <w:pPr>
               <w:spacing w:after="20" w:before="0"/>
             </w:pPr>
-            <w:hyperlink w:history="1" r:id="rId-wvz6it-v6mla6zkrbyhm">
+            <w:hyperlink w:history="1" r:id="rIdmhxzngvwuirdzyqxg_6ol">
               <w:r>
                 <w:rPr>
                   <w:rFonts w:ascii="Arial" w:cs="Arial" w:eastAsia="Arial" w:hAnsi="Arial"/>
@@ -15351,7 +15351,7 @@
               <w:spacing w:after="10" w:before="0"/>
               <w:ind w:left="120"/>
             </w:pPr>
-            <w:hyperlink w:history="1" r:id="rId7ezl86-5sgpm3frtlmuqm">
+            <w:hyperlink w:history="1" r:id="rIdog0ohax6wm0n1mluhxu5i">
               <w:r>
                 <w:rPr>
                   <w:rFonts w:ascii="Arial" w:cs="Arial" w:eastAsia="Arial" w:hAnsi="Arial"/>
@@ -15396,7 +15396,7 @@
             <w:pPr>
               <w:spacing w:after="20" w:before="0"/>
             </w:pPr>
-            <w:hyperlink w:history="1" r:id="rIdbxfnfykoa_qwkaby8w7tf">
+            <w:hyperlink w:history="1" r:id="rId7ptu0v3t9cgwu24o2wpa9">
               <w:r>
                 <w:rPr>
                   <w:rFonts w:ascii="Arial" w:cs="Arial" w:eastAsia="Arial" w:hAnsi="Arial"/>
@@ -15429,7 +15429,7 @@
               <w:spacing w:after="10" w:before="0"/>
               <w:ind w:left="120"/>
             </w:pPr>
-            <w:hyperlink w:history="1" r:id="rIdyctcdj2amyl5vmog3cp5t">
+            <w:hyperlink w:history="1" r:id="rIdannsjm2gcjs3nwelebkcw">
               <w:r>
                 <w:rPr>
                   <w:rFonts w:ascii="Arial" w:cs="Arial" w:eastAsia="Arial" w:hAnsi="Arial"/>
@@ -15624,7 +15624,7 @@
             <w:pPr>
               <w:spacing w:after="20" w:before="0"/>
             </w:pPr>
-            <w:hyperlink w:history="1" r:id="rIdb4nyj3qwsy_b41ojf9rs3">
+            <w:hyperlink w:history="1" r:id="rIdm5j-wboynppff33ihze2w">
               <w:r>
                 <w:rPr>
                   <w:rFonts w:ascii="Arial" w:cs="Arial" w:eastAsia="Arial" w:hAnsi="Arial"/>
@@ -15657,7 +15657,7 @@
               <w:spacing w:after="10" w:before="0"/>
               <w:ind w:left="120"/>
             </w:pPr>
-            <w:hyperlink w:history="1" r:id="rIdd5lk_1zqbhle_sceh0vmv">
+            <w:hyperlink w:history="1" r:id="rIdftkn4o-cie3xnkg-1vo1z">
               <w:r>
                 <w:rPr>
                   <w:rFonts w:ascii="Arial" w:cs="Arial" w:eastAsia="Arial" w:hAnsi="Arial"/>
@@ -15702,7 +15702,7 @@
             <w:pPr>
               <w:spacing w:after="20" w:before="0"/>
             </w:pPr>
-            <w:hyperlink w:history="1" r:id="rIde-a5u4khbyxvsdpya6hdh">
+            <w:hyperlink w:history="1" r:id="rId2s4xxcafuxlwbdsrw29nl">
               <w:r>
                 <w:rPr>
                   <w:rFonts w:ascii="Arial" w:cs="Arial" w:eastAsia="Arial" w:hAnsi="Arial"/>
@@ -15735,7 +15735,7 @@
               <w:spacing w:after="10" w:before="0"/>
               <w:ind w:left="120"/>
             </w:pPr>
-            <w:hyperlink w:history="1" r:id="rIdpxixanjmi5ynew1qwgziu">
+            <w:hyperlink w:history="1" r:id="rIdgpgqdmfr9kikap5qtpve7">
               <w:r>
                 <w:rPr>
                   <w:rFonts w:ascii="Arial" w:cs="Arial" w:eastAsia="Arial" w:hAnsi="Arial"/>
@@ -15930,7 +15930,7 @@
             <w:pPr>
               <w:spacing w:after="20" w:before="0"/>
             </w:pPr>
-            <w:hyperlink w:history="1" r:id="rIdevshvmjqme33rvrgjazbg">
+            <w:hyperlink w:history="1" r:id="rIdyc2u_tc56bahuc1kacgzc">
               <w:r>
                 <w:rPr>
                   <w:rFonts w:ascii="Arial" w:cs="Arial" w:eastAsia="Arial" w:hAnsi="Arial"/>
@@ -15963,7 +15963,7 @@
               <w:spacing w:after="10" w:before="0"/>
               <w:ind w:left="120"/>
             </w:pPr>
-            <w:hyperlink w:history="1" r:id="rIdp19mivycvjwdbug1ekhr_">
+            <w:hyperlink w:history="1" r:id="rId__pnl5stpecqzbdmm1duh">
               <w:r>
                 <w:rPr>
                   <w:rFonts w:ascii="Arial" w:cs="Arial" w:eastAsia="Arial" w:hAnsi="Arial"/>
@@ -16008,7 +16008,7 @@
             <w:pPr>
               <w:spacing w:after="20" w:before="0"/>
             </w:pPr>
-            <w:hyperlink w:history="1" r:id="rIdx7lkqjq8pwhyuvlzqxki7">
+            <w:hyperlink w:history="1" r:id="rIdxoj5wcdhmsuwxl_xwxfvu">
               <w:r>
                 <w:rPr>
                   <w:rFonts w:ascii="Arial" w:cs="Arial" w:eastAsia="Arial" w:hAnsi="Arial"/>
@@ -16041,7 +16041,7 @@
               <w:spacing w:after="10" w:before="0"/>
               <w:ind w:left="120"/>
             </w:pPr>
-            <w:hyperlink w:history="1" r:id="rIdrzhw9g5m4qsme_yjkk0lc">
+            <w:hyperlink w:history="1" r:id="rIduolxqdw1nu8dmyxtmcn1f">
               <w:r>
                 <w:rPr>
                   <w:rFonts w:ascii="Arial" w:cs="Arial" w:eastAsia="Arial" w:hAnsi="Arial"/>
@@ -16236,7 +16236,7 @@
             <w:pPr>
               <w:spacing w:after="20" w:before="0"/>
             </w:pPr>
-            <w:hyperlink w:history="1" r:id="rIdehc7ciiovo6ke8d3eigjp">
+            <w:hyperlink w:history="1" r:id="rIdtxduonwmpw8_2u8wu2ggd">
               <w:r>
                 <w:rPr>
                   <w:rFonts w:ascii="Arial" w:cs="Arial" w:eastAsia="Arial" w:hAnsi="Arial"/>
@@ -16269,7 +16269,7 @@
               <w:spacing w:after="10" w:before="0"/>
               <w:ind w:left="120"/>
             </w:pPr>
-            <w:hyperlink w:history="1" r:id="rIdwsp8ngu4i6y_1-0bwdb3k">
+            <w:hyperlink w:history="1" r:id="rIddctinigjy26p_bhkj39c5">
               <w:r>
                 <w:rPr>
                   <w:rFonts w:ascii="Arial" w:cs="Arial" w:eastAsia="Arial" w:hAnsi="Arial"/>
@@ -16314,7 +16314,7 @@
             <w:pPr>
               <w:spacing w:after="20" w:before="0"/>
             </w:pPr>
-            <w:hyperlink w:history="1" r:id="rId_pzk63orckeixshck2f_u">
+            <w:hyperlink w:history="1" r:id="rIdqegznfwd9m7dt0x2mbts3">
               <w:r>
                 <w:rPr>
                   <w:rFonts w:ascii="Arial" w:cs="Arial" w:eastAsia="Arial" w:hAnsi="Arial"/>
@@ -16347,7 +16347,7 @@
               <w:spacing w:after="10" w:before="0"/>
               <w:ind w:left="120"/>
             </w:pPr>
-            <w:hyperlink w:history="1" r:id="rIdi0p-x_pgdeaov9okhkpsn">
+            <w:hyperlink w:history="1" r:id="rIdux_8lxfj4pnuzietvjfea">
               <w:r>
                 <w:rPr>
                   <w:rFonts w:ascii="Arial" w:cs="Arial" w:eastAsia="Arial" w:hAnsi="Arial"/>
@@ -16859,7 +16859,7 @@
         </w:rPr>
         <w:t xml:space="preserve">© 2026 SeaVuria and ARES. Aligned with KICD objectives. Developed by SeaVuria; technical implementation by ARES (with AI assistance from Claude). Licensed under </w:t>
       </w:r>
-      <w:hyperlink w:history="1" r:id="rIdzglpmqqunmpxikluoa9ns">
+      <w:hyperlink w:history="1" r:id="rId8yueczelnkg-d7dnft8ux">
         <w:r>
           <w:rPr>
             <w:rFonts w:ascii="Arial" w:cs="Arial" w:eastAsia="Arial" w:hAnsi="Arial"/>
@@ -16880,7 +16880,7 @@
         </w:rPr>
         <w:t xml:space="preserve"> (</w:t>
       </w:r>
-      <w:hyperlink w:history="1" r:id="rIdrdicuutm2ph-zdbrtdya0">
+      <w:hyperlink w:history="1" r:id="rIdsdblrlua3hfjytwm0ix6e">
         <w:r>
           <w:rPr>
             <w:rFonts w:ascii="Arial" w:cs="Arial" w:eastAsia="Arial" w:hAnsi="Arial"/>
@@ -17893,7 +17893,7 @@
             <w:pPr>
               <w:spacing w:after="20" w:before="0"/>
             </w:pPr>
-            <w:hyperlink w:history="1" r:id="rIdqe22dccjxeayb73loji1c">
+            <w:hyperlink w:history="1" r:id="rId3p2duluwavvmmvluvd0es">
               <w:r>
                 <w:rPr>
                   <w:rFonts w:ascii="Arial" w:cs="Arial" w:eastAsia="Arial" w:hAnsi="Arial"/>
@@ -17926,7 +17926,7 @@
               <w:spacing w:after="10" w:before="0"/>
               <w:ind w:left="120"/>
             </w:pPr>
-            <w:hyperlink w:history="1" r:id="rIdfmsd1wwhwsi0vks-68ang">
+            <w:hyperlink w:history="1" r:id="rIdykw_jhh66ojkkzf3dle3j">
               <w:r>
                 <w:rPr>
                   <w:rFonts w:ascii="Arial" w:cs="Arial" w:eastAsia="Arial" w:hAnsi="Arial"/>
@@ -17988,7 +17988,7 @@
               <w:spacing w:after="10" w:before="0"/>
               <w:ind w:left="120"/>
             </w:pPr>
-            <w:hyperlink w:history="1" r:id="rIdvcvmlspa5r05aedqqpa4s">
+            <w:hyperlink w:history="1" r:id="rIdzg-iaqpma0ccefq5qbfmo">
               <w:r>
                 <w:rPr>
                   <w:rFonts w:ascii="Arial" w:cs="Arial" w:eastAsia="Arial" w:hAnsi="Arial"/>
@@ -18198,7 +18198,7 @@
             <w:pPr>
               <w:spacing w:after="20" w:before="0"/>
             </w:pPr>
-            <w:hyperlink w:history="1" r:id="rIdb5q59r5ackmgztk35jdtc">
+            <w:hyperlink w:history="1" r:id="rIdqtc6ppj7znoo7lvczcj4i">
               <w:r>
                 <w:rPr>
                   <w:rFonts w:ascii="Arial" w:cs="Arial" w:eastAsia="Arial" w:hAnsi="Arial"/>
@@ -18231,7 +18231,7 @@
               <w:spacing w:after="10" w:before="0"/>
               <w:ind w:left="120"/>
             </w:pPr>
-            <w:hyperlink w:history="1" r:id="rIddvmk4usdn9ojy1detgofj">
+            <w:hyperlink w:history="1" r:id="rIdowry-8gtkcpde0j3jevkd">
               <w:r>
                 <w:rPr>
                   <w:rFonts w:ascii="Arial" w:cs="Arial" w:eastAsia="Arial" w:hAnsi="Arial"/>
@@ -18293,7 +18293,7 @@
               <w:spacing w:after="10" w:before="0"/>
               <w:ind w:left="120"/>
             </w:pPr>
-            <w:hyperlink w:history="1" r:id="rIdrkp5bejdjsd0vzltinzsp">
+            <w:hyperlink w:history="1" r:id="rIdjipifrf4fa2xygbl1qwi0">
               <w:r>
                 <w:rPr>
                   <w:rFonts w:ascii="Arial" w:cs="Arial" w:eastAsia="Arial" w:hAnsi="Arial"/>
@@ -18503,7 +18503,7 @@
             <w:pPr>
               <w:spacing w:after="20" w:before="0"/>
             </w:pPr>
-            <w:hyperlink w:history="1" r:id="rIdwfuq8_frrxqe_wbizvqdt">
+            <w:hyperlink w:history="1" r:id="rIdsmsinnptjddyxhvfkvk8n">
               <w:r>
                 <w:rPr>
                   <w:rFonts w:ascii="Arial" w:cs="Arial" w:eastAsia="Arial" w:hAnsi="Arial"/>
@@ -18536,7 +18536,7 @@
               <w:spacing w:after="10" w:before="0"/>
               <w:ind w:left="120"/>
             </w:pPr>
-            <w:hyperlink w:history="1" r:id="rId7cc7lo-jjjx7dvbermq51">
+            <w:hyperlink w:history="1" r:id="rIdobmc8ylcna2a0scef7737">
               <w:r>
                 <w:rPr>
                   <w:rFonts w:ascii="Arial" w:cs="Arial" w:eastAsia="Arial" w:hAnsi="Arial"/>
@@ -18598,7 +18598,7 @@
               <w:spacing w:after="10" w:before="0"/>
               <w:ind w:left="120"/>
             </w:pPr>
-            <w:hyperlink w:history="1" r:id="rIdvsqj2hvwbdhecd6b-fn2q">
+            <w:hyperlink w:history="1" r:id="rIdz60-n4388yttbi4vdc550">
               <w:r>
                 <w:rPr>
                   <w:rFonts w:ascii="Arial" w:cs="Arial" w:eastAsia="Arial" w:hAnsi="Arial"/>
@@ -18808,7 +18808,7 @@
             <w:pPr>
               <w:spacing w:after="20" w:before="0"/>
             </w:pPr>
-            <w:hyperlink w:history="1" r:id="rIdypnycufjoo-aokpbcas3u">
+            <w:hyperlink w:history="1" r:id="rId5jmn3gioks_uvcuiuowvd">
               <w:r>
                 <w:rPr>
                   <w:rFonts w:ascii="Arial" w:cs="Arial" w:eastAsia="Arial" w:hAnsi="Arial"/>
@@ -18841,7 +18841,7 @@
               <w:spacing w:after="10" w:before="0"/>
               <w:ind w:left="120"/>
             </w:pPr>
-            <w:hyperlink w:history="1" r:id="rIdym6cieo8yn5e61xjilfcd">
+            <w:hyperlink w:history="1" r:id="rIddi9it9kp0b_3paymn-fh2">
               <w:r>
                 <w:rPr>
                   <w:rFonts w:ascii="Arial" w:cs="Arial" w:eastAsia="Arial" w:hAnsi="Arial"/>
@@ -18903,7 +18903,7 @@
               <w:spacing w:after="10" w:before="0"/>
               <w:ind w:left="120"/>
             </w:pPr>
-            <w:hyperlink w:history="1" r:id="rIdpthct5cxcdpoeyt49epho">
+            <w:hyperlink w:history="1" r:id="rIdm6akk_r6xpvef1euvgfxv">
               <w:r>
                 <w:rPr>
                   <w:rFonts w:ascii="Arial" w:cs="Arial" w:eastAsia="Arial" w:hAnsi="Arial"/>
@@ -19113,7 +19113,7 @@
             <w:pPr>
               <w:spacing w:after="20" w:before="0"/>
             </w:pPr>
-            <w:hyperlink w:history="1" r:id="rIdljyxsu3nrmxulubgopws0">
+            <w:hyperlink w:history="1" r:id="rIdv5lhqnkzvjo3yp3nujrys">
               <w:r>
                 <w:rPr>
                   <w:rFonts w:ascii="Arial" w:cs="Arial" w:eastAsia="Arial" w:hAnsi="Arial"/>
@@ -19146,7 +19146,7 @@
               <w:spacing w:after="10" w:before="0"/>
               <w:ind w:left="120"/>
             </w:pPr>
-            <w:hyperlink w:history="1" r:id="rId4ulzcdmye--v2rtivjuyc">
+            <w:hyperlink w:history="1" r:id="rIdgep_bildur5nlitp8zl8j">
               <w:r>
                 <w:rPr>
                   <w:rFonts w:ascii="Arial" w:cs="Arial" w:eastAsia="Arial" w:hAnsi="Arial"/>
@@ -19208,7 +19208,7 @@
               <w:spacing w:after="10" w:before="0"/>
               <w:ind w:left="120"/>
             </w:pPr>
-            <w:hyperlink w:history="1" r:id="rIdnvaxbm5v4ffbyzwf4jcxv">
+            <w:hyperlink w:history="1" r:id="rIdag2_8wsdwrh1jrit0omow">
               <w:r>
                 <w:rPr>
                   <w:rFonts w:ascii="Arial" w:cs="Arial" w:eastAsia="Arial" w:hAnsi="Arial"/>
@@ -19830,7 +19830,7 @@
         </w:rPr>
         <w:t xml:space="preserve">© 2026 SeaVuria and ARES. Aligned with KICD objectives. Developed by SeaVuria; technical implementation by ARES (with AI assistance from Claude). Licensed under </w:t>
       </w:r>
-      <w:hyperlink w:history="1" r:id="rId3mszlipr_m-o40vttbvy1">
+      <w:hyperlink w:history="1" r:id="rIduswkkejuqalupekhba5tw">
         <w:r>
           <w:rPr>
             <w:rFonts w:ascii="Arial" w:cs="Arial" w:eastAsia="Arial" w:hAnsi="Arial"/>
@@ -19851,7 +19851,7 @@
         </w:rPr>
         <w:t xml:space="preserve"> (</w:t>
       </w:r>
-      <w:hyperlink w:history="1" r:id="rIdxeslhsulgivijqcjrtd2x">
+      <w:hyperlink w:history="1" r:id="rIdcnyqht6kitmyvfx-vhihi">
         <w:r>
           <w:rPr>
             <w:rFonts w:ascii="Arial" w:cs="Arial" w:eastAsia="Arial" w:hAnsi="Arial"/>
@@ -20864,7 +20864,7 @@
             <w:pPr>
               <w:spacing w:after="20" w:before="0"/>
             </w:pPr>
-            <w:hyperlink w:history="1" r:id="rId89xa8gaicchbwctpmog4a">
+            <w:hyperlink w:history="1" r:id="rIddwcgob25rrs1egg9h6wq6">
               <w:r>
                 <w:rPr>
                   <w:rFonts w:ascii="Arial" w:cs="Arial" w:eastAsia="Arial" w:hAnsi="Arial"/>
@@ -20897,7 +20897,7 @@
               <w:spacing w:after="10" w:before="0"/>
               <w:ind w:left="120"/>
             </w:pPr>
-            <w:hyperlink w:history="1" r:id="rIdtfhdrtowuoyny1w9qnbin">
+            <w:hyperlink w:history="1" r:id="rIdtsablfbywqmoqsdvz0qgj">
               <w:r>
                 <w:rPr>
                   <w:rFonts w:ascii="Arial" w:cs="Arial" w:eastAsia="Arial" w:hAnsi="Arial"/>
@@ -20942,7 +20942,7 @@
             <w:pPr>
               <w:spacing w:after="20" w:before="0"/>
             </w:pPr>
-            <w:hyperlink w:history="1" r:id="rIdxd32q0v-00or4w3aauq9c">
+            <w:hyperlink w:history="1" r:id="rIdtlee163xfcar9lgqndwak">
               <w:r>
                 <w:rPr>
                   <w:rFonts w:ascii="Arial" w:cs="Arial" w:eastAsia="Arial" w:hAnsi="Arial"/>
@@ -20975,7 +20975,7 @@
               <w:spacing w:after="10" w:before="0"/>
               <w:ind w:left="120"/>
             </w:pPr>
-            <w:hyperlink w:history="1" r:id="rIdkxdmf1uo8l5pqxg1cetqh">
+            <w:hyperlink w:history="1" r:id="rIdoslpzgcqsr2fgb2nxadb3">
               <w:r>
                 <w:rPr>
                   <w:rFonts w:ascii="Arial" w:cs="Arial" w:eastAsia="Arial" w:hAnsi="Arial"/>
@@ -21170,7 +21170,7 @@
             <w:pPr>
               <w:spacing w:after="20" w:before="0"/>
             </w:pPr>
-            <w:hyperlink w:history="1" r:id="rIdsuka3bcmdo2nw1exvacf2">
+            <w:hyperlink w:history="1" r:id="rId8enmnb9icczoqag-2efpk">
               <w:r>
                 <w:rPr>
                   <w:rFonts w:ascii="Arial" w:cs="Arial" w:eastAsia="Arial" w:hAnsi="Arial"/>
@@ -21203,7 +21203,7 @@
               <w:spacing w:after="10" w:before="0"/>
               <w:ind w:left="120"/>
             </w:pPr>
-            <w:hyperlink w:history="1" r:id="rIdnixgd8etqp4gmjjdzo9ac">
+            <w:hyperlink w:history="1" r:id="rIdoudjqx4yqtqyvhb32i5no">
               <w:r>
                 <w:rPr>
                   <w:rFonts w:ascii="Arial" w:cs="Arial" w:eastAsia="Arial" w:hAnsi="Arial"/>
@@ -21248,7 +21248,7 @@
             <w:pPr>
               <w:spacing w:after="20" w:before="0"/>
             </w:pPr>
-            <w:hyperlink w:history="1" r:id="rId8s-l1pq_scoaingmkel3c">
+            <w:hyperlink w:history="1" r:id="rIdqhtsdq6dxvbouxorfb5y8">
               <w:r>
                 <w:rPr>
                   <w:rFonts w:ascii="Arial" w:cs="Arial" w:eastAsia="Arial" w:hAnsi="Arial"/>
@@ -21281,7 +21281,7 @@
               <w:spacing w:after="10" w:before="0"/>
               <w:ind w:left="120"/>
             </w:pPr>
-            <w:hyperlink w:history="1" r:id="rId3wmoem0c9xbabuc2x9kwv">
+            <w:hyperlink w:history="1" r:id="rIdc0bu6rgemejnakxok1wpt">
               <w:r>
                 <w:rPr>
                   <w:rFonts w:ascii="Arial" w:cs="Arial" w:eastAsia="Arial" w:hAnsi="Arial"/>
@@ -21476,7 +21476,7 @@
             <w:pPr>
               <w:spacing w:after="20" w:before="0"/>
             </w:pPr>
-            <w:hyperlink w:history="1" r:id="rIdmnqn7qyga3hpld_9sofv6">
+            <w:hyperlink w:history="1" r:id="rId_dv46liwdnn9ywdobkgow">
               <w:r>
                 <w:rPr>
                   <w:rFonts w:ascii="Arial" w:cs="Arial" w:eastAsia="Arial" w:hAnsi="Arial"/>
@@ -21509,7 +21509,7 @@
               <w:spacing w:after="10" w:before="0"/>
               <w:ind w:left="120"/>
             </w:pPr>
-            <w:hyperlink w:history="1" r:id="rIdbolaylivnnwo1f8_bhkp-">
+            <w:hyperlink w:history="1" r:id="rId3lm3gk5iewojkchbs9drr">
               <w:r>
                 <w:rPr>
                   <w:rFonts w:ascii="Arial" w:cs="Arial" w:eastAsia="Arial" w:hAnsi="Arial"/>
@@ -21554,7 +21554,7 @@
             <w:pPr>
               <w:spacing w:after="20" w:before="0"/>
             </w:pPr>
-            <w:hyperlink w:history="1" r:id="rId_jkd7hqhf7w4hmu36x8ee">
+            <w:hyperlink w:history="1" r:id="rIdpdco9wiobu6p_gexp0xw_">
               <w:r>
                 <w:rPr>
                   <w:rFonts w:ascii="Arial" w:cs="Arial" w:eastAsia="Arial" w:hAnsi="Arial"/>
@@ -21587,7 +21587,7 @@
               <w:spacing w:after="10" w:before="0"/>
               <w:ind w:left="120"/>
             </w:pPr>
-            <w:hyperlink w:history="1" r:id="rIdbgp3xrsxftm3_0iep1-xf">
+            <w:hyperlink w:history="1" r:id="rIdxc_vtpvm7qgcowzmmkngt">
               <w:r>
                 <w:rPr>
                   <w:rFonts w:ascii="Arial" w:cs="Arial" w:eastAsia="Arial" w:hAnsi="Arial"/>
@@ -21782,7 +21782,7 @@
             <w:pPr>
               <w:spacing w:after="20" w:before="0"/>
             </w:pPr>
-            <w:hyperlink w:history="1" r:id="rIdwkp8bnouq9auzbnhqtdrf">
+            <w:hyperlink w:history="1" r:id="rIdobu18a_tkxkq6c7qkqjs7">
               <w:r>
                 <w:rPr>
                   <w:rFonts w:ascii="Arial" w:cs="Arial" w:eastAsia="Arial" w:hAnsi="Arial"/>
@@ -21815,7 +21815,7 @@
               <w:spacing w:after="10" w:before="0"/>
               <w:ind w:left="120"/>
             </w:pPr>
-            <w:hyperlink w:history="1" r:id="rIdeuysuab3ejlld85fgo4la">
+            <w:hyperlink w:history="1" r:id="rIdso6x7q9eibch_j3e_l8bq">
               <w:r>
                 <w:rPr>
                   <w:rFonts w:ascii="Arial" w:cs="Arial" w:eastAsia="Arial" w:hAnsi="Arial"/>
@@ -21860,7 +21860,7 @@
             <w:pPr>
               <w:spacing w:after="20" w:before="0"/>
             </w:pPr>
-            <w:hyperlink w:history="1" r:id="rIdtui4ghs2uaqxsnllrqlxd">
+            <w:hyperlink w:history="1" r:id="rIdx6j8z96ino_8apu6drbxa">
               <w:r>
                 <w:rPr>
                   <w:rFonts w:ascii="Arial" w:cs="Arial" w:eastAsia="Arial" w:hAnsi="Arial"/>
@@ -21893,7 +21893,7 @@
               <w:spacing w:after="10" w:before="0"/>
               <w:ind w:left="120"/>
             </w:pPr>
-            <w:hyperlink w:history="1" r:id="rIdjte3xklbbidxueaeqmyww">
+            <w:hyperlink w:history="1" r:id="rIdsdm_to8bi2ugjnrvakjvj">
               <w:r>
                 <w:rPr>
                   <w:rFonts w:ascii="Arial" w:cs="Arial" w:eastAsia="Arial" w:hAnsi="Arial"/>
@@ -22088,7 +22088,7 @@
             <w:pPr>
               <w:spacing w:after="20" w:before="0"/>
             </w:pPr>
-            <w:hyperlink w:history="1" r:id="rIdlzinkf9uu0hora60kqp9e">
+            <w:hyperlink w:history="1" r:id="rIdfbnrth34fq7vnlcv1vvem">
               <w:r>
                 <w:rPr>
                   <w:rFonts w:ascii="Arial" w:cs="Arial" w:eastAsia="Arial" w:hAnsi="Arial"/>
@@ -22121,7 +22121,7 @@
               <w:spacing w:after="10" w:before="0"/>
               <w:ind w:left="120"/>
             </w:pPr>
-            <w:hyperlink w:history="1" r:id="rIdifhw6omronpd6wkhyiij5">
+            <w:hyperlink w:history="1" r:id="rId5qvbgnwtby7qroi8eb4eu">
               <w:r>
                 <w:rPr>
                   <w:rFonts w:ascii="Arial" w:cs="Arial" w:eastAsia="Arial" w:hAnsi="Arial"/>
@@ -22166,7 +22166,7 @@
             <w:pPr>
               <w:spacing w:after="20" w:before="0"/>
             </w:pPr>
-            <w:hyperlink w:history="1" r:id="rIdu2f3j-xlkhnee0eycidld">
+            <w:hyperlink w:history="1" r:id="rIdg98b7u5ka5_zfy3sczw0o">
               <w:r>
                 <w:rPr>
                   <w:rFonts w:ascii="Arial" w:cs="Arial" w:eastAsia="Arial" w:hAnsi="Arial"/>
@@ -22199,7 +22199,7 @@
               <w:spacing w:after="10" w:before="0"/>
               <w:ind w:left="120"/>
             </w:pPr>
-            <w:hyperlink w:history="1" r:id="rIdmfdefh5gjbz5ergr-mdtp">
+            <w:hyperlink w:history="1" r:id="rId6qg6vvqmiawwz67_q6kry">
               <w:r>
                 <w:rPr>
                   <w:rFonts w:ascii="Arial" w:cs="Arial" w:eastAsia="Arial" w:hAnsi="Arial"/>
@@ -22825,7 +22825,7 @@
         </w:rPr>
         <w:t xml:space="preserve">© 2026 SeaVuria and ARES. Aligned with KICD objectives. Developed by SeaVuria; technical implementation by ARES (with AI assistance from Claude). Licensed under </w:t>
       </w:r>
-      <w:hyperlink w:history="1" r:id="rIdlhrzypi6qgvfneh-c_cxy">
+      <w:hyperlink w:history="1" r:id="rId8pn1g8ji7hn0-txtvcrrw">
         <w:r>
           <w:rPr>
             <w:rFonts w:ascii="Arial" w:cs="Arial" w:eastAsia="Arial" w:hAnsi="Arial"/>
@@ -22846,7 +22846,7 @@
         </w:rPr>
         <w:t xml:space="preserve"> (</w:t>
       </w:r>
-      <w:hyperlink w:history="1" r:id="rId0htberhy4gpcjlov9it6l">
+      <w:hyperlink w:history="1" r:id="rIdwj3bjcrgkx0kgcdcwwxae">
         <w:r>
           <w:rPr>
             <w:rFonts w:ascii="Arial" w:cs="Arial" w:eastAsia="Arial" w:hAnsi="Arial"/>
@@ -23859,7 +23859,7 @@
             <w:pPr>
               <w:spacing w:after="20" w:before="0"/>
             </w:pPr>
-            <w:hyperlink w:history="1" r:id="rId_6nlaptr7it6txewmpb5l">
+            <w:hyperlink w:history="1" r:id="rIdoz5nfnmcfsknpstrmggyh">
               <w:r>
                 <w:rPr>
                   <w:rFonts w:ascii="Arial" w:cs="Arial" w:eastAsia="Arial" w:hAnsi="Arial"/>
@@ -23892,7 +23892,7 @@
               <w:spacing w:after="10" w:before="0"/>
               <w:ind w:left="120"/>
             </w:pPr>
-            <w:hyperlink w:history="1" r:id="rIdstxc7uicn5cujqpmifl2b">
+            <w:hyperlink w:history="1" r:id="rIdjo9w73cdavaraoxxiydz3">
               <w:r>
                 <w:rPr>
                   <w:rFonts w:ascii="Arial" w:cs="Arial" w:eastAsia="Arial" w:hAnsi="Arial"/>
@@ -23937,7 +23937,7 @@
             <w:pPr>
               <w:spacing w:after="20" w:before="0"/>
             </w:pPr>
-            <w:hyperlink w:history="1" r:id="rId0jm1mxhhljqfwmhqalgz7">
+            <w:hyperlink w:history="1" r:id="rIdrt-pginn5c3dnu-ilj27h">
               <w:r>
                 <w:rPr>
                   <w:rFonts w:ascii="Arial" w:cs="Arial" w:eastAsia="Arial" w:hAnsi="Arial"/>
@@ -23970,7 +23970,7 @@
               <w:spacing w:after="10" w:before="0"/>
               <w:ind w:left="120"/>
             </w:pPr>
-            <w:hyperlink w:history="1" r:id="rIdjkre9ikgxu04odvw104wm">
+            <w:hyperlink w:history="1" r:id="rIdyqznsrce1jxxy8vqg0aci">
               <w:r>
                 <w:rPr>
                   <w:rFonts w:ascii="Arial" w:cs="Arial" w:eastAsia="Arial" w:hAnsi="Arial"/>
@@ -24165,7 +24165,7 @@
             <w:pPr>
               <w:spacing w:after="20" w:before="0"/>
             </w:pPr>
-            <w:hyperlink w:history="1" r:id="rIddalbgmpqd49o-kfgcimzc">
+            <w:hyperlink w:history="1" r:id="rIdth_t2dukpylzg-qomsfxw">
               <w:r>
                 <w:rPr>
                   <w:rFonts w:ascii="Arial" w:cs="Arial" w:eastAsia="Arial" w:hAnsi="Arial"/>
@@ -24198,7 +24198,7 @@
               <w:spacing w:after="10" w:before="0"/>
               <w:ind w:left="120"/>
             </w:pPr>
-            <w:hyperlink w:history="1" r:id="rIdlwyg6ab9v-0l0fpelrz4g">
+            <w:hyperlink w:history="1" r:id="rIdnv1ew8ndpqja6hialtmct">
               <w:r>
                 <w:rPr>
                   <w:rFonts w:ascii="Arial" w:cs="Arial" w:eastAsia="Arial" w:hAnsi="Arial"/>
@@ -24243,7 +24243,7 @@
             <w:pPr>
               <w:spacing w:after="20" w:before="0"/>
             </w:pPr>
-            <w:hyperlink w:history="1" r:id="rIdlkfu4jzklmjvndc8wawdj">
+            <w:hyperlink w:history="1" r:id="rId_3z5tmyhx4sxvzew5g8nt">
               <w:r>
                 <w:rPr>
                   <w:rFonts w:ascii="Arial" w:cs="Arial" w:eastAsia="Arial" w:hAnsi="Arial"/>
@@ -24276,7 +24276,7 @@
               <w:spacing w:after="10" w:before="0"/>
               <w:ind w:left="120"/>
             </w:pPr>
-            <w:hyperlink w:history="1" r:id="rId5hrqhenzhjcl3b2tgdyjn">
+            <w:hyperlink w:history="1" r:id="rIdu7nppmo07_p-zrnief8by">
               <w:r>
                 <w:rPr>
                   <w:rFonts w:ascii="Arial" w:cs="Arial" w:eastAsia="Arial" w:hAnsi="Arial"/>
@@ -24471,7 +24471,7 @@
             <w:pPr>
               <w:spacing w:after="20" w:before="0"/>
             </w:pPr>
-            <w:hyperlink w:history="1" r:id="rIde_7jiyp-lckdzhznz7l6t">
+            <w:hyperlink w:history="1" r:id="rIdjgjiwekfoamnnextaaqug">
               <w:r>
                 <w:rPr>
                   <w:rFonts w:ascii="Arial" w:cs="Arial" w:eastAsia="Arial" w:hAnsi="Arial"/>
@@ -24504,7 +24504,7 @@
               <w:spacing w:after="10" w:before="0"/>
               <w:ind w:left="120"/>
             </w:pPr>
-            <w:hyperlink w:history="1" r:id="rIdu85bj8vklpj7qbmfx0ydd">
+            <w:hyperlink w:history="1" r:id="rIdfep-hlstbxwhr04eyrmth">
               <w:r>
                 <w:rPr>
                   <w:rFonts w:ascii="Arial" w:cs="Arial" w:eastAsia="Arial" w:hAnsi="Arial"/>
@@ -24549,7 +24549,7 @@
             <w:pPr>
               <w:spacing w:after="20" w:before="0"/>
             </w:pPr>
-            <w:hyperlink w:history="1" r:id="rIdjpilz0ekikcl1t-xiyuoz">
+            <w:hyperlink w:history="1" r:id="rId8fm4zmqcyqcg833zfha3h">
               <w:r>
                 <w:rPr>
                   <w:rFonts w:ascii="Arial" w:cs="Arial" w:eastAsia="Arial" w:hAnsi="Arial"/>
@@ -24582,7 +24582,7 @@
               <w:spacing w:after="10" w:before="0"/>
               <w:ind w:left="120"/>
             </w:pPr>
-            <w:hyperlink w:history="1" r:id="rIdj-rah_gudxt1ogyuqz6cu">
+            <w:hyperlink w:history="1" r:id="rIdd4fffmiosrs0-e112ngj_">
               <w:r>
                 <w:rPr>
                   <w:rFonts w:ascii="Arial" w:cs="Arial" w:eastAsia="Arial" w:hAnsi="Arial"/>
@@ -24777,7 +24777,7 @@
             <w:pPr>
               <w:spacing w:after="20" w:before="0"/>
             </w:pPr>
-            <w:hyperlink w:history="1" r:id="rIdnjswxwznz-ziytxrwcstf">
+            <w:hyperlink w:history="1" r:id="rIdrla1xt-esp21qpntzwkof">
               <w:r>
                 <w:rPr>
                   <w:rFonts w:ascii="Arial" w:cs="Arial" w:eastAsia="Arial" w:hAnsi="Arial"/>
@@ -24810,7 +24810,7 @@
               <w:spacing w:after="10" w:before="0"/>
               <w:ind w:left="120"/>
             </w:pPr>
-            <w:hyperlink w:history="1" r:id="rId8io63lvkx92nuoqygkhpo">
+            <w:hyperlink w:history="1" r:id="rId9yvswbejekdd3yaairemh">
               <w:r>
                 <w:rPr>
                   <w:rFonts w:ascii="Arial" w:cs="Arial" w:eastAsia="Arial" w:hAnsi="Arial"/>
@@ -24855,7 +24855,7 @@
             <w:pPr>
               <w:spacing w:after="20" w:before="0"/>
             </w:pPr>
-            <w:hyperlink w:history="1" r:id="rIdjejrw-hdkrm3pvjwf7jcf">
+            <w:hyperlink w:history="1" r:id="rIdkcmdwprddobsbphyb-pyn">
               <w:r>
                 <w:rPr>
                   <w:rFonts w:ascii="Arial" w:cs="Arial" w:eastAsia="Arial" w:hAnsi="Arial"/>
@@ -24888,7 +24888,7 @@
               <w:spacing w:after="10" w:before="0"/>
               <w:ind w:left="120"/>
             </w:pPr>
-            <w:hyperlink w:history="1" r:id="rIdwj7auqstdmvgqywfomu5o">
+            <w:hyperlink w:history="1" r:id="rIdivnznxvr_8ijebgnb8osn">
               <w:r>
                 <w:rPr>
                   <w:rFonts w:ascii="Arial" w:cs="Arial" w:eastAsia="Arial" w:hAnsi="Arial"/>
@@ -25083,7 +25083,7 @@
             <w:pPr>
               <w:spacing w:after="20" w:before="0"/>
             </w:pPr>
-            <w:hyperlink w:history="1" r:id="rIdhewmstms3bs-9zmqu5xze">
+            <w:hyperlink w:history="1" r:id="rIdu_3p9jrbq4gcdvtcpsfoo">
               <w:r>
                 <w:rPr>
                   <w:rFonts w:ascii="Arial" w:cs="Arial" w:eastAsia="Arial" w:hAnsi="Arial"/>
@@ -25116,7 +25116,7 @@
               <w:spacing w:after="10" w:before="0"/>
               <w:ind w:left="120"/>
             </w:pPr>
-            <w:hyperlink w:history="1" r:id="rIdgwsnmwsrlpwftmhptet74">
+            <w:hyperlink w:history="1" r:id="rIdqetx_loijeotxkfvg83c2">
               <w:r>
                 <w:rPr>
                   <w:rFonts w:ascii="Arial" w:cs="Arial" w:eastAsia="Arial" w:hAnsi="Arial"/>
@@ -25161,7 +25161,7 @@
             <w:pPr>
               <w:spacing w:after="20" w:before="0"/>
             </w:pPr>
-            <w:hyperlink w:history="1" r:id="rIdeys8hhsjtsrvxdcv1-sbi">
+            <w:hyperlink w:history="1" r:id="rIdpmmvnul0fhbvjdfjo5yx-">
               <w:r>
                 <w:rPr>
                   <w:rFonts w:ascii="Arial" w:cs="Arial" w:eastAsia="Arial" w:hAnsi="Arial"/>
@@ -25194,7 +25194,7 @@
               <w:spacing w:after="10" w:before="0"/>
               <w:ind w:left="120"/>
             </w:pPr>
-            <w:hyperlink w:history="1" r:id="rIdgyconsfdhwbfgdkjmu3eo">
+            <w:hyperlink w:history="1" r:id="rIdhyrpowuvi6m9pzeq9beu-">
               <w:r>
                 <w:rPr>
                   <w:rFonts w:ascii="Arial" w:cs="Arial" w:eastAsia="Arial" w:hAnsi="Arial"/>
@@ -25706,7 +25706,7 @@
         </w:rPr>
         <w:t xml:space="preserve">© 2026 SeaVuria and ARES. Aligned with KICD objectives. Developed by SeaVuria; technical implementation by ARES (with AI assistance from Claude). Licensed under </w:t>
       </w:r>
-      <w:hyperlink w:history="1" r:id="rIdw4fuk4wk-b5g4ubcexyha">
+      <w:hyperlink w:history="1" r:id="rIdgfufnxlrly7uplbllqm6f">
         <w:r>
           <w:rPr>
             <w:rFonts w:ascii="Arial" w:cs="Arial" w:eastAsia="Arial" w:hAnsi="Arial"/>
@@ -25727,7 +25727,7 @@
         </w:rPr>
         <w:t xml:space="preserve"> (</w:t>
       </w:r>
-      <w:hyperlink w:history="1" r:id="rId-9ckcxue8rskmk4s0zisj">
+      <w:hyperlink w:history="1" r:id="rIdqdzcoocaw7ksvjwlpy73m">
         <w:r>
           <w:rPr>
             <w:rFonts w:ascii="Arial" w:cs="Arial" w:eastAsia="Arial" w:hAnsi="Arial"/>
@@ -26740,7 +26740,7 @@
             <w:pPr>
               <w:spacing w:after="20" w:before="0"/>
             </w:pPr>
-            <w:hyperlink w:history="1" r:id="rIdwem4wo3fdb0wa9c_4yv0y">
+            <w:hyperlink w:history="1" r:id="rIdgvdtc-mbcivip-fnxghkq">
               <w:r>
                 <w:rPr>
                   <w:rFonts w:ascii="Arial" w:cs="Arial" w:eastAsia="Arial" w:hAnsi="Arial"/>
@@ -26773,7 +26773,7 @@
               <w:spacing w:after="10" w:before="0"/>
               <w:ind w:left="120"/>
             </w:pPr>
-            <w:hyperlink w:history="1" r:id="rIdides4gdqyn5g2fzukf_yr">
+            <w:hyperlink w:history="1" r:id="rId1dnojxjbfzqljbd3odmxq">
               <w:r>
                 <w:rPr>
                   <w:rFonts w:ascii="Arial" w:cs="Arial" w:eastAsia="Arial" w:hAnsi="Arial"/>
@@ -26818,7 +26818,7 @@
             <w:pPr>
               <w:spacing w:after="20" w:before="0"/>
             </w:pPr>
-            <w:hyperlink w:history="1" r:id="rId5ntckdlyzucuswngzqcxn">
+            <w:hyperlink w:history="1" r:id="rIdm2pdqpmtis39zt1udtlyi">
               <w:r>
                 <w:rPr>
                   <w:rFonts w:ascii="Arial" w:cs="Arial" w:eastAsia="Arial" w:hAnsi="Arial"/>
@@ -26851,7 +26851,7 @@
               <w:spacing w:after="10" w:before="0"/>
               <w:ind w:left="120"/>
             </w:pPr>
-            <w:hyperlink w:history="1" r:id="rIdxfhnuzsvexffrlkcdkuyf">
+            <w:hyperlink w:history="1" r:id="rIdwulia6kvany3k2mysbq94">
               <w:r>
                 <w:rPr>
                   <w:rFonts w:ascii="Arial" w:cs="Arial" w:eastAsia="Arial" w:hAnsi="Arial"/>
@@ -27046,7 +27046,7 @@
             <w:pPr>
               <w:spacing w:after="20" w:before="0"/>
             </w:pPr>
-            <w:hyperlink w:history="1" r:id="rIdejcnh-y6nbpkdisxu5tpp">
+            <w:hyperlink w:history="1" r:id="rId_81ehdnpog8angiv-bxgl">
               <w:r>
                 <w:rPr>
                   <w:rFonts w:ascii="Arial" w:cs="Arial" w:eastAsia="Arial" w:hAnsi="Arial"/>
@@ -27079,7 +27079,7 @@
               <w:spacing w:after="10" w:before="0"/>
               <w:ind w:left="120"/>
             </w:pPr>
-            <w:hyperlink w:history="1" r:id="rId5u7f4nvelve_g4kyydb6p">
+            <w:hyperlink w:history="1" r:id="rIdn9zxohjr2sqbpkjxmry45">
               <w:r>
                 <w:rPr>
                   <w:rFonts w:ascii="Arial" w:cs="Arial" w:eastAsia="Arial" w:hAnsi="Arial"/>
@@ -27124,7 +27124,7 @@
             <w:pPr>
               <w:spacing w:after="20" w:before="0"/>
             </w:pPr>
-            <w:hyperlink w:history="1" r:id="rIdnflckkjw3awb0jsblzhdq">
+            <w:hyperlink w:history="1" r:id="rIdrudoimmmlronxosk4yase">
               <w:r>
                 <w:rPr>
                   <w:rFonts w:ascii="Arial" w:cs="Arial" w:eastAsia="Arial" w:hAnsi="Arial"/>
@@ -27157,7 +27157,7 @@
               <w:spacing w:after="10" w:before="0"/>
               <w:ind w:left="120"/>
             </w:pPr>
-            <w:hyperlink w:history="1" r:id="rIdk-5btliafv9l9rksps6ij">
+            <w:hyperlink w:history="1" r:id="rIdb_5vlk6y1vgqjcu47m7i7">
               <w:r>
                 <w:rPr>
                   <w:rFonts w:ascii="Arial" w:cs="Arial" w:eastAsia="Arial" w:hAnsi="Arial"/>
@@ -27352,7 +27352,7 @@
             <w:pPr>
               <w:spacing w:after="20" w:before="0"/>
             </w:pPr>
-            <w:hyperlink w:history="1" r:id="rIdt-krwteqi6vygoxmmp6qz">
+            <w:hyperlink w:history="1" r:id="rIdygxmo_stgl6v8l94fhmjg">
               <w:r>
                 <w:rPr>
                   <w:rFonts w:ascii="Arial" w:cs="Arial" w:eastAsia="Arial" w:hAnsi="Arial"/>
@@ -27385,7 +27385,7 @@
               <w:spacing w:after="10" w:before="0"/>
               <w:ind w:left="120"/>
             </w:pPr>
-            <w:hyperlink w:history="1" r:id="rIdcavd7znx5mj7n9t73gkfq">
+            <w:hyperlink w:history="1" r:id="rIdr5_btn_rbjdcdoyt81yud">
               <w:r>
                 <w:rPr>
                   <w:rFonts w:ascii="Arial" w:cs="Arial" w:eastAsia="Arial" w:hAnsi="Arial"/>
@@ -27430,7 +27430,7 @@
             <w:pPr>
               <w:spacing w:after="20" w:before="0"/>
             </w:pPr>
-            <w:hyperlink w:history="1" r:id="rIdc_uooxezaxqew7jii_v2r">
+            <w:hyperlink w:history="1" r:id="rIdzzz4pvjjsedtalsztfw8z">
               <w:r>
                 <w:rPr>
                   <w:rFonts w:ascii="Arial" w:cs="Arial" w:eastAsia="Arial" w:hAnsi="Arial"/>
@@ -27463,7 +27463,7 @@
               <w:spacing w:after="10" w:before="0"/>
               <w:ind w:left="120"/>
             </w:pPr>
-            <w:hyperlink w:history="1" r:id="rIdzzo9qiati-nbmw9r1plbu">
+            <w:hyperlink w:history="1" r:id="rIdca9jy9kc9rh2t8mpon9-a">
               <w:r>
                 <w:rPr>
                   <w:rFonts w:ascii="Arial" w:cs="Arial" w:eastAsia="Arial" w:hAnsi="Arial"/>
@@ -27658,7 +27658,7 @@
             <w:pPr>
               <w:spacing w:after="20" w:before="0"/>
             </w:pPr>
-            <w:hyperlink w:history="1" r:id="rIdyye34he4wbm6gflu3gn78">
+            <w:hyperlink w:history="1" r:id="rIdikkqbzceagwtbvwmubq0d">
               <w:r>
                 <w:rPr>
                   <w:rFonts w:ascii="Arial" w:cs="Arial" w:eastAsia="Arial" w:hAnsi="Arial"/>
@@ -27691,7 +27691,7 @@
               <w:spacing w:after="10" w:before="0"/>
               <w:ind w:left="120"/>
             </w:pPr>
-            <w:hyperlink w:history="1" r:id="rIdvhsw6bqsqkilzrontwfhh">
+            <w:hyperlink w:history="1" r:id="rIdv9sz7fcf3ynv78uofosv_">
               <w:r>
                 <w:rPr>
                   <w:rFonts w:ascii="Arial" w:cs="Arial" w:eastAsia="Arial" w:hAnsi="Arial"/>
@@ -27736,7 +27736,7 @@
             <w:pPr>
               <w:spacing w:after="20" w:before="0"/>
             </w:pPr>
-            <w:hyperlink w:history="1" r:id="rIdl3sqi64vzjd9owifbh-z1">
+            <w:hyperlink w:history="1" r:id="rIdr0k_d_fejzjdnlu-nkjsc">
               <w:r>
                 <w:rPr>
                   <w:rFonts w:ascii="Arial" w:cs="Arial" w:eastAsia="Arial" w:hAnsi="Arial"/>
@@ -27769,7 +27769,7 @@
               <w:spacing w:after="10" w:before="0"/>
               <w:ind w:left="120"/>
             </w:pPr>
-            <w:hyperlink w:history="1" r:id="rIdplw8gti2o7ehxhyp3sph1">
+            <w:hyperlink w:history="1" r:id="rIdttwg9o_uw6vjwkbrsxfnx">
               <w:r>
                 <w:rPr>
                   <w:rFonts w:ascii="Arial" w:cs="Arial" w:eastAsia="Arial" w:hAnsi="Arial"/>
@@ -27964,7 +27964,7 @@
             <w:pPr>
               <w:spacing w:after="20" w:before="0"/>
             </w:pPr>
-            <w:hyperlink w:history="1" r:id="rId2hiitd0knrhfwq2psv6bk">
+            <w:hyperlink w:history="1" r:id="rIdsze9oagqong5yzgzgbrtl">
               <w:r>
                 <w:rPr>
                   <w:rFonts w:ascii="Arial" w:cs="Arial" w:eastAsia="Arial" w:hAnsi="Arial"/>
@@ -27997,7 +27997,7 @@
               <w:spacing w:after="10" w:before="0"/>
               <w:ind w:left="120"/>
             </w:pPr>
-            <w:hyperlink w:history="1" r:id="rIdascm2mlevp-uc4n1n3097">
+            <w:hyperlink w:history="1" r:id="rIdmh9fhdsl_hayau_efvyc7">
               <w:r>
                 <w:rPr>
                   <w:rFonts w:ascii="Arial" w:cs="Arial" w:eastAsia="Arial" w:hAnsi="Arial"/>
@@ -28042,7 +28042,7 @@
             <w:pPr>
               <w:spacing w:after="20" w:before="0"/>
             </w:pPr>
-            <w:hyperlink w:history="1" r:id="rIdfwawcbaunvasdvkvblbri">
+            <w:hyperlink w:history="1" r:id="rIdtdvdkv-etx445ublv9hrl">
               <w:r>
                 <w:rPr>
                   <w:rFonts w:ascii="Arial" w:cs="Arial" w:eastAsia="Arial" w:hAnsi="Arial"/>
@@ -28075,7 +28075,7 @@
               <w:spacing w:after="10" w:before="0"/>
               <w:ind w:left="120"/>
             </w:pPr>
-            <w:hyperlink w:history="1" r:id="rIdkkwiesjwexxsqqmsdsm0t">
+            <w:hyperlink w:history="1" r:id="rIdhsc7elyi711popzyttj-l">
               <w:r>
                 <w:rPr>
                   <w:rFonts w:ascii="Arial" w:cs="Arial" w:eastAsia="Arial" w:hAnsi="Arial"/>
@@ -28587,7 +28587,7 @@
         </w:rPr>
         <w:t xml:space="preserve">© 2026 SeaVuria and ARES. Aligned with KICD objectives. Developed by SeaVuria; technical implementation by ARES (with AI assistance from Claude). Licensed under </w:t>
       </w:r>
-      <w:hyperlink w:history="1" r:id="rIdgvurlxhwctncmytw1rfka">
+      <w:hyperlink w:history="1" r:id="rIdmo7ds7rlwyuqvgkurnz2z">
         <w:r>
           <w:rPr>
             <w:rFonts w:ascii="Arial" w:cs="Arial" w:eastAsia="Arial" w:hAnsi="Arial"/>
@@ -28608,7 +28608,7 @@
         </w:rPr>
         <w:t xml:space="preserve"> (</w:t>
       </w:r>
-      <w:hyperlink w:history="1" r:id="rIdkkqyoszp7el9yapddehvj">
+      <w:hyperlink w:history="1" r:id="rIdeqtjfi3gkzylu0kgqmxec">
         <w:r>
           <w:rPr>
             <w:rFonts w:ascii="Arial" w:cs="Arial" w:eastAsia="Arial" w:hAnsi="Arial"/>

--- a/data/outputs/v2/Chemistry/SS1.2_The_Atom/Chemistry_The_Atom_CBE_LessonSequence.docx
+++ b/data/outputs/v2/Chemistry/SS1.2_The_Atom/Chemistry_The_Atom_CBE_LessonSequence.docx
@@ -2341,7 +2341,7 @@
         </w:rPr>
         <w:t xml:space="preserve">© 2026 SeaVuria and ARES. This work is licensed under a </w:t>
       </w:r>
-      <w:hyperlink w:history="1" r:id="rIdi2pdarma-mupkyhpe_esu">
+      <w:hyperlink w:history="1" r:id="rIdjx3msvnbd_uy5tujngbiw">
         <w:r>
           <w:rPr>
             <w:rFonts w:ascii="Arial" w:cs="Arial" w:eastAsia="Arial" w:hAnsi="Arial"/>
@@ -2361,7 +2361,7 @@
         </w:rPr>
         <w:t xml:space="preserve"> (</w:t>
       </w:r>
-      <w:hyperlink w:history="1" r:id="rIdq-tasrorlykdftqqik8ef">
+      <w:hyperlink w:history="1" r:id="rId08crb2vmlhnbrzutxfcgz">
         <w:r>
           <w:rPr>
             <w:rFonts w:ascii="Arial" w:cs="Arial" w:eastAsia="Arial" w:hAnsi="Arial"/>
@@ -2381,7 +2381,7 @@
         </w:rPr>
         <w:t xml:space="preserve">). To view a copy of this license, visit </w:t>
       </w:r>
-      <w:hyperlink w:history="1" r:id="rIdkkmxcyrqttj3mph84fdqb">
+      <w:hyperlink w:history="1" r:id="rIdsdlutjfbfadnr_ryaxggw">
         <w:r>
           <w:rPr>
             <w:rFonts w:ascii="Arial" w:cs="Arial" w:eastAsia="Arial" w:hAnsi="Arial"/>
@@ -3393,7 +3393,7 @@
             <w:pPr>
               <w:spacing w:after="20" w:before="0"/>
             </w:pPr>
-            <w:hyperlink w:history="1" r:id="rId3whq6fv4xvxzpmsh8i9ie">
+            <w:hyperlink w:history="1" r:id="rIdg3q8ka1m-ijle2yg5do_q">
               <w:r>
                 <w:rPr>
                   <w:rFonts w:ascii="Arial" w:cs="Arial" w:eastAsia="Arial" w:hAnsi="Arial"/>
@@ -3426,7 +3426,7 @@
               <w:spacing w:after="10" w:before="0"/>
               <w:ind w:left="120"/>
             </w:pPr>
-            <w:hyperlink w:history="1" r:id="rId6xxghsd0cidlp_bokzica">
+            <w:hyperlink w:history="1" r:id="rId5svvobxswyfkm8fulzr0_">
               <w:r>
                 <w:rPr>
                   <w:rFonts w:ascii="Arial" w:cs="Arial" w:eastAsia="Arial" w:hAnsi="Arial"/>
@@ -3471,7 +3471,7 @@
             <w:pPr>
               <w:spacing w:after="20" w:before="0"/>
             </w:pPr>
-            <w:hyperlink w:history="1" r:id="rId4nnknbbcbmncmg_d_3t59">
+            <w:hyperlink w:history="1" r:id="rIdtmxiyjqbyolq5glz0swlj">
               <w:r>
                 <w:rPr>
                   <w:rFonts w:ascii="Arial" w:cs="Arial" w:eastAsia="Arial" w:hAnsi="Arial"/>
@@ -3504,7 +3504,7 @@
               <w:spacing w:after="10" w:before="0"/>
               <w:ind w:left="120"/>
             </w:pPr>
-            <w:hyperlink w:history="1" r:id="rId6hwgpelhsup9lv6mq3fnt">
+            <w:hyperlink w:history="1" r:id="rIdbtb2lvmwhn3zdlw5jnhr-">
               <w:r>
                 <w:rPr>
                   <w:rFonts w:ascii="Arial" w:cs="Arial" w:eastAsia="Arial" w:hAnsi="Arial"/>
@@ -3699,7 +3699,7 @@
             <w:pPr>
               <w:spacing w:after="20" w:before="0"/>
             </w:pPr>
-            <w:hyperlink w:history="1" r:id="rIdir3s32_qykygtbqzc9qtt">
+            <w:hyperlink w:history="1" r:id="rIdy1mznez24ac-4fp3y0wah">
               <w:r>
                 <w:rPr>
                   <w:rFonts w:ascii="Arial" w:cs="Arial" w:eastAsia="Arial" w:hAnsi="Arial"/>
@@ -3732,7 +3732,7 @@
               <w:spacing w:after="10" w:before="0"/>
               <w:ind w:left="120"/>
             </w:pPr>
-            <w:hyperlink w:history="1" r:id="rIdpbrvwuadjctvr7-dqyxlz">
+            <w:hyperlink w:history="1" r:id="rIdoijcamnw8r4q7byxspcu1">
               <w:r>
                 <w:rPr>
                   <w:rFonts w:ascii="Arial" w:cs="Arial" w:eastAsia="Arial" w:hAnsi="Arial"/>
@@ -3777,7 +3777,7 @@
             <w:pPr>
               <w:spacing w:after="20" w:before="0"/>
             </w:pPr>
-            <w:hyperlink w:history="1" r:id="rIduxflqdgol9dtocdq2eqxj">
+            <w:hyperlink w:history="1" r:id="rIdzzxzbxrgmtay7rwuhlabq">
               <w:r>
                 <w:rPr>
                   <w:rFonts w:ascii="Arial" w:cs="Arial" w:eastAsia="Arial" w:hAnsi="Arial"/>
@@ -3810,7 +3810,7 @@
               <w:spacing w:after="10" w:before="0"/>
               <w:ind w:left="120"/>
             </w:pPr>
-            <w:hyperlink w:history="1" r:id="rIduhheyaavcsz9opgb_bjid">
+            <w:hyperlink w:history="1" r:id="rIdooutak_lyv0vvo4ffaiwm">
               <w:r>
                 <w:rPr>
                   <w:rFonts w:ascii="Arial" w:cs="Arial" w:eastAsia="Arial" w:hAnsi="Arial"/>
@@ -4005,7 +4005,7 @@
             <w:pPr>
               <w:spacing w:after="20" w:before="0"/>
             </w:pPr>
-            <w:hyperlink w:history="1" r:id="rIdoavbwniptqpmg9xncjtxp">
+            <w:hyperlink w:history="1" r:id="rIdyntzpdj-l8sd0flib-obx">
               <w:r>
                 <w:rPr>
                   <w:rFonts w:ascii="Arial" w:cs="Arial" w:eastAsia="Arial" w:hAnsi="Arial"/>
@@ -4038,7 +4038,7 @@
               <w:spacing w:after="10" w:before="0"/>
               <w:ind w:left="120"/>
             </w:pPr>
-            <w:hyperlink w:history="1" r:id="rIdldwzqo1o_swehxghxgdcd">
+            <w:hyperlink w:history="1" r:id="rIdhvdgzs5thuxswzzw3a6ev">
               <w:r>
                 <w:rPr>
                   <w:rFonts w:ascii="Arial" w:cs="Arial" w:eastAsia="Arial" w:hAnsi="Arial"/>
@@ -4083,7 +4083,7 @@
             <w:pPr>
               <w:spacing w:after="20" w:before="0"/>
             </w:pPr>
-            <w:hyperlink w:history="1" r:id="rIdsfbdmgjbmabn3z52d6kkr">
+            <w:hyperlink w:history="1" r:id="rIdraj7bbrrxsajrpvhl13ep">
               <w:r>
                 <w:rPr>
                   <w:rFonts w:ascii="Arial" w:cs="Arial" w:eastAsia="Arial" w:hAnsi="Arial"/>
@@ -4132,7 +4132,7 @@
               <w:spacing w:after="10" w:before="0"/>
               <w:ind w:left="120"/>
             </w:pPr>
-            <w:hyperlink w:history="1" r:id="rIdnzey5phjykpt04rp_ihdu">
+            <w:hyperlink w:history="1" r:id="rIdfdrwfew2xe_ip-hoz59am">
               <w:r>
                 <w:rPr>
                   <w:rFonts w:ascii="Arial" w:cs="Arial" w:eastAsia="Arial" w:hAnsi="Arial"/>
@@ -4327,7 +4327,7 @@
             <w:pPr>
               <w:spacing w:after="20" w:before="0"/>
             </w:pPr>
-            <w:hyperlink w:history="1" r:id="rIdcpdynjjhygi9qr_bnf6cn">
+            <w:hyperlink w:history="1" r:id="rIdxptr9ewkmabowhd0-gjp8">
               <w:r>
                 <w:rPr>
                   <w:rFonts w:ascii="Arial" w:cs="Arial" w:eastAsia="Arial" w:hAnsi="Arial"/>
@@ -4360,7 +4360,7 @@
               <w:spacing w:after="10" w:before="0"/>
               <w:ind w:left="120"/>
             </w:pPr>
-            <w:hyperlink w:history="1" r:id="rId6brgvenwach2xoxnjapyh">
+            <w:hyperlink w:history="1" r:id="rId_g-nodty-s4ndltotfjul">
               <w:r>
                 <w:rPr>
                   <w:rFonts w:ascii="Arial" w:cs="Arial" w:eastAsia="Arial" w:hAnsi="Arial"/>
@@ -4405,7 +4405,7 @@
             <w:pPr>
               <w:spacing w:after="20" w:before="0"/>
             </w:pPr>
-            <w:hyperlink w:history="1" r:id="rId4abyn_lv-bngzbwlx-jqb">
+            <w:hyperlink w:history="1" r:id="rIdyx-5mjmabplqljs6ja2sd">
               <w:r>
                 <w:rPr>
                   <w:rFonts w:ascii="Arial" w:cs="Arial" w:eastAsia="Arial" w:hAnsi="Arial"/>
@@ -4454,7 +4454,7 @@
               <w:spacing w:after="10" w:before="0"/>
               <w:ind w:left="120"/>
             </w:pPr>
-            <w:hyperlink w:history="1" r:id="rIdtmoaj_z01y1_xukh8g9xb">
+            <w:hyperlink w:history="1" r:id="rIdio-xlqhvx3ycqc0erktdy">
               <w:r>
                 <w:rPr>
                   <w:rFonts w:ascii="Arial" w:cs="Arial" w:eastAsia="Arial" w:hAnsi="Arial"/>
@@ -4649,7 +4649,7 @@
             <w:pPr>
               <w:spacing w:after="20" w:before="0"/>
             </w:pPr>
-            <w:hyperlink w:history="1" r:id="rIdcm3olro8ey2duk_sqsuyd">
+            <w:hyperlink w:history="1" r:id="rIdyha0ujiz1xwmzucp6wbh3">
               <w:r>
                 <w:rPr>
                   <w:rFonts w:ascii="Arial" w:cs="Arial" w:eastAsia="Arial" w:hAnsi="Arial"/>
@@ -4698,7 +4698,7 @@
               <w:spacing w:after="10" w:before="0"/>
               <w:ind w:left="120"/>
             </w:pPr>
-            <w:hyperlink w:history="1" r:id="rIdekko4mwzvokj_pngruapv">
+            <w:hyperlink w:history="1" r:id="rIduibziuvaxjw64exyaj89a">
               <w:r>
                 <w:rPr>
                   <w:rFonts w:ascii="Arial" w:cs="Arial" w:eastAsia="Arial" w:hAnsi="Arial"/>
@@ -4743,7 +4743,7 @@
             <w:pPr>
               <w:spacing w:after="20" w:before="0"/>
             </w:pPr>
-            <w:hyperlink w:history="1" r:id="rIdqvf1qsmbzx8cc0flkcqlu">
+            <w:hyperlink w:history="1" r:id="rIdlbvnodcyviokg3h5cn7w2">
               <w:r>
                 <w:rPr>
                   <w:rFonts w:ascii="Arial" w:cs="Arial" w:eastAsia="Arial" w:hAnsi="Arial"/>
@@ -4792,7 +4792,7 @@
               <w:spacing w:after="10" w:before="0"/>
               <w:ind w:left="120"/>
             </w:pPr>
-            <w:hyperlink w:history="1" r:id="rIduayc53xujdtl-fvfgdqr_">
+            <w:hyperlink w:history="1" r:id="rIdqwhx_2cjnjclceavrjocq">
               <w:r>
                 <w:rPr>
                   <w:rFonts w:ascii="Arial" w:cs="Arial" w:eastAsia="Arial" w:hAnsi="Arial"/>
@@ -5304,7 +5304,7 @@
         </w:rPr>
         <w:t xml:space="preserve">© 2026 SeaVuria and ARES. Aligned with KICD objectives. Developed by SeaVuria; technical implementation by ARES (with AI assistance from Claude). Licensed under </w:t>
       </w:r>
-      <w:hyperlink w:history="1" r:id="rIdlj6iigk83hbuopbr1eq_i">
+      <w:hyperlink w:history="1" r:id="rIdydzsidxkjz1bxtsnx3iy_">
         <w:r>
           <w:rPr>
             <w:rFonts w:ascii="Arial" w:cs="Arial" w:eastAsia="Arial" w:hAnsi="Arial"/>
@@ -5325,7 +5325,7 @@
         </w:rPr>
         <w:t xml:space="preserve"> (</w:t>
       </w:r>
-      <w:hyperlink w:history="1" r:id="rIdr2zjzowvxwbx7kisqcw7y">
+      <w:hyperlink w:history="1" r:id="rIdvhmhy_fgzezgeq7auk7-y">
         <w:r>
           <w:rPr>
             <w:rFonts w:ascii="Arial" w:cs="Arial" w:eastAsia="Arial" w:hAnsi="Arial"/>
@@ -6338,7 +6338,7 @@
             <w:pPr>
               <w:spacing w:after="20" w:before="0"/>
             </w:pPr>
-            <w:hyperlink w:history="1" r:id="rIdavf4hvhorbehwtrmxawch">
+            <w:hyperlink w:history="1" r:id="rIdaqgo1gjl09ycexezkcb82">
               <w:r>
                 <w:rPr>
                   <w:rFonts w:ascii="Arial" w:cs="Arial" w:eastAsia="Arial" w:hAnsi="Arial"/>
@@ -6371,7 +6371,7 @@
               <w:spacing w:after="10" w:before="0"/>
               <w:ind w:left="120"/>
             </w:pPr>
-            <w:hyperlink w:history="1" r:id="rIde5sathsfpctx4pegaz2g-">
+            <w:hyperlink w:history="1" r:id="rIdhdhzet0oisqhx_26ba_x1">
               <w:r>
                 <w:rPr>
                   <w:rFonts w:ascii="Arial" w:cs="Arial" w:eastAsia="Arial" w:hAnsi="Arial"/>
@@ -6416,7 +6416,7 @@
             <w:pPr>
               <w:spacing w:after="20" w:before="0"/>
             </w:pPr>
-            <w:hyperlink w:history="1" r:id="rIdcwopjdtrs4cxkwqj-wgtb">
+            <w:hyperlink w:history="1" r:id="rIdwu2lszlxsbelmxqosms5u">
               <w:r>
                 <w:rPr>
                   <w:rFonts w:ascii="Arial" w:cs="Arial" w:eastAsia="Arial" w:hAnsi="Arial"/>
@@ -6449,7 +6449,7 @@
               <w:spacing w:after="10" w:before="0"/>
               <w:ind w:left="120"/>
             </w:pPr>
-            <w:hyperlink w:history="1" r:id="rIdoc6r5mhmouy0z52nz_ejj">
+            <w:hyperlink w:history="1" r:id="rIddvnfpemw2e8txhzgpi8kq">
               <w:r>
                 <w:rPr>
                   <w:rFonts w:ascii="Arial" w:cs="Arial" w:eastAsia="Arial" w:hAnsi="Arial"/>
@@ -6644,7 +6644,7 @@
             <w:pPr>
               <w:spacing w:after="20" w:before="0"/>
             </w:pPr>
-            <w:hyperlink w:history="1" r:id="rIdzrzeuvwh2odc4nr3vrzoo">
+            <w:hyperlink w:history="1" r:id="rIdczp-ai1lc1ewu9w07mx0p">
               <w:r>
                 <w:rPr>
                   <w:rFonts w:ascii="Arial" w:cs="Arial" w:eastAsia="Arial" w:hAnsi="Arial"/>
@@ -6677,7 +6677,7 @@
               <w:spacing w:after="10" w:before="0"/>
               <w:ind w:left="120"/>
             </w:pPr>
-            <w:hyperlink w:history="1" r:id="rIdlhkjtyogk-iviz1aqeg1j">
+            <w:hyperlink w:history="1" r:id="rIduovajzu3i2xehduyycp4g">
               <w:r>
                 <w:rPr>
                   <w:rFonts w:ascii="Arial" w:cs="Arial" w:eastAsia="Arial" w:hAnsi="Arial"/>
@@ -6722,7 +6722,7 @@
             <w:pPr>
               <w:spacing w:after="20" w:before="0"/>
             </w:pPr>
-            <w:hyperlink w:history="1" r:id="rIdaccbd5eekmhqr6wis5htz">
+            <w:hyperlink w:history="1" r:id="rIdq3nwfxgtqofdosnrbfya7">
               <w:r>
                 <w:rPr>
                   <w:rFonts w:ascii="Arial" w:cs="Arial" w:eastAsia="Arial" w:hAnsi="Arial"/>
@@ -6755,7 +6755,7 @@
               <w:spacing w:after="10" w:before="0"/>
               <w:ind w:left="120"/>
             </w:pPr>
-            <w:hyperlink w:history="1" r:id="rIdtnfiv-ybecbejff2zyfgt">
+            <w:hyperlink w:history="1" r:id="rIdjcbeqvpvag_wmivhb78en">
               <w:r>
                 <w:rPr>
                   <w:rFonts w:ascii="Arial" w:cs="Arial" w:eastAsia="Arial" w:hAnsi="Arial"/>
@@ -6950,7 +6950,7 @@
             <w:pPr>
               <w:spacing w:after="20" w:before="0"/>
             </w:pPr>
-            <w:hyperlink w:history="1" r:id="rIdxk6p_o51rllw97hilczlf">
+            <w:hyperlink w:history="1" r:id="rId-k_ussakeryz8ntxgo3mb">
               <w:r>
                 <w:rPr>
                   <w:rFonts w:ascii="Arial" w:cs="Arial" w:eastAsia="Arial" w:hAnsi="Arial"/>
@@ -6983,7 +6983,7 @@
               <w:spacing w:after="10" w:before="0"/>
               <w:ind w:left="120"/>
             </w:pPr>
-            <w:hyperlink w:history="1" r:id="rIdnl5od8nd46vjdjc2x2ann">
+            <w:hyperlink w:history="1" r:id="rIdffurel9kpqj1z0ilokhcf">
               <w:r>
                 <w:rPr>
                   <w:rFonts w:ascii="Arial" w:cs="Arial" w:eastAsia="Arial" w:hAnsi="Arial"/>
@@ -7028,7 +7028,7 @@
             <w:pPr>
               <w:spacing w:after="20" w:before="0"/>
             </w:pPr>
-            <w:hyperlink w:history="1" r:id="rIdr-q5lxnynhtdjg035gwle">
+            <w:hyperlink w:history="1" r:id="rIdrru2irfyvpmvwisqdwcen">
               <w:r>
                 <w:rPr>
                   <w:rFonts w:ascii="Arial" w:cs="Arial" w:eastAsia="Arial" w:hAnsi="Arial"/>
@@ -7061,7 +7061,7 @@
               <w:spacing w:after="10" w:before="0"/>
               <w:ind w:left="120"/>
             </w:pPr>
-            <w:hyperlink w:history="1" r:id="rIdgg_hxgyyyvmbgwcghdmmi">
+            <w:hyperlink w:history="1" r:id="rIdgfqqaogkcq76zdlorkk8a">
               <w:r>
                 <w:rPr>
                   <w:rFonts w:ascii="Arial" w:cs="Arial" w:eastAsia="Arial" w:hAnsi="Arial"/>
@@ -7256,7 +7256,7 @@
             <w:pPr>
               <w:spacing w:after="20" w:before="0"/>
             </w:pPr>
-            <w:hyperlink w:history="1" r:id="rIdtuarh_u2rvc1z8jobbdnm">
+            <w:hyperlink w:history="1" r:id="rIdiplfnzbhmyymmsb33roly">
               <w:r>
                 <w:rPr>
                   <w:rFonts w:ascii="Arial" w:cs="Arial" w:eastAsia="Arial" w:hAnsi="Arial"/>
@@ -7289,7 +7289,7 @@
               <w:spacing w:after="10" w:before="0"/>
               <w:ind w:left="120"/>
             </w:pPr>
-            <w:hyperlink w:history="1" r:id="rIdhrvodcfwa2gfrgdv-irbc">
+            <w:hyperlink w:history="1" r:id="rId-kroa7bgvyo1ejdd-ec4j">
               <w:r>
                 <w:rPr>
                   <w:rFonts w:ascii="Arial" w:cs="Arial" w:eastAsia="Arial" w:hAnsi="Arial"/>
@@ -7334,7 +7334,7 @@
             <w:pPr>
               <w:spacing w:after="20" w:before="0"/>
             </w:pPr>
-            <w:hyperlink w:history="1" r:id="rIdkypf4u3frfotsyerc9ibj">
+            <w:hyperlink w:history="1" r:id="rIdtj7opctrat4aki06gpdqr">
               <w:r>
                 <w:rPr>
                   <w:rFonts w:ascii="Arial" w:cs="Arial" w:eastAsia="Arial" w:hAnsi="Arial"/>
@@ -7367,7 +7367,7 @@
               <w:spacing w:after="10" w:before="0"/>
               <w:ind w:left="120"/>
             </w:pPr>
-            <w:hyperlink w:history="1" r:id="rId8pjrwfjxftrucrmgjxb49">
+            <w:hyperlink w:history="1" r:id="rId5zrdd3xrngj8rlmutdvvx">
               <w:r>
                 <w:rPr>
                   <w:rFonts w:ascii="Arial" w:cs="Arial" w:eastAsia="Arial" w:hAnsi="Arial"/>
@@ -7562,7 +7562,7 @@
             <w:pPr>
               <w:spacing w:after="20" w:before="0"/>
             </w:pPr>
-            <w:hyperlink w:history="1" r:id="rIdcq-nus4snmmnhmksur9jy">
+            <w:hyperlink w:history="1" r:id="rIddmgxj68fjodrvliutlqkp">
               <w:r>
                 <w:rPr>
                   <w:rFonts w:ascii="Arial" w:cs="Arial" w:eastAsia="Arial" w:hAnsi="Arial"/>
@@ -7595,7 +7595,7 @@
               <w:spacing w:after="10" w:before="0"/>
               <w:ind w:left="120"/>
             </w:pPr>
-            <w:hyperlink w:history="1" r:id="rId_4rdso0mprc99ajn70uai">
+            <w:hyperlink w:history="1" r:id="rIdfqxcyi20zp2cspk4zslpp">
               <w:r>
                 <w:rPr>
                   <w:rFonts w:ascii="Arial" w:cs="Arial" w:eastAsia="Arial" w:hAnsi="Arial"/>
@@ -7640,7 +7640,7 @@
             <w:pPr>
               <w:spacing w:after="20" w:before="0"/>
             </w:pPr>
-            <w:hyperlink w:history="1" r:id="rIdn_nbhdsstqvva3yt5acjs">
+            <w:hyperlink w:history="1" r:id="rIdwrdldczp0cufdyhm31v97">
               <w:r>
                 <w:rPr>
                   <w:rFonts w:ascii="Arial" w:cs="Arial" w:eastAsia="Arial" w:hAnsi="Arial"/>
@@ -7673,7 +7673,7 @@
               <w:spacing w:after="10" w:before="0"/>
               <w:ind w:left="120"/>
             </w:pPr>
-            <w:hyperlink w:history="1" r:id="rIdpb7prperm7vhvmfujnhru">
+            <w:hyperlink w:history="1" r:id="rIdprnxqstulpmbsbmv4pb8v">
               <w:r>
                 <w:rPr>
                   <w:rFonts w:ascii="Arial" w:cs="Arial" w:eastAsia="Arial" w:hAnsi="Arial"/>
@@ -8185,7 +8185,7 @@
         </w:rPr>
         <w:t xml:space="preserve">© 2026 SeaVuria and ARES. Aligned with KICD objectives. Developed by SeaVuria; technical implementation by ARES (with AI assistance from Claude). Licensed under </w:t>
       </w:r>
-      <w:hyperlink w:history="1" r:id="rId1jdhbe9nmil6kpbepxz-g">
+      <w:hyperlink w:history="1" r:id="rId6uuq6fgkwbest0rxourwa">
         <w:r>
           <w:rPr>
             <w:rFonts w:ascii="Arial" w:cs="Arial" w:eastAsia="Arial" w:hAnsi="Arial"/>
@@ -8206,7 +8206,7 @@
         </w:rPr>
         <w:t xml:space="preserve"> (</w:t>
       </w:r>
-      <w:hyperlink w:history="1" r:id="rIdemczx3ytgsc0z9ih95fsk">
+      <w:hyperlink w:history="1" r:id="rIdgdrplwmqpzthcle_4vmgh">
         <w:r>
           <w:rPr>
             <w:rFonts w:ascii="Arial" w:cs="Arial" w:eastAsia="Arial" w:hAnsi="Arial"/>
@@ -9219,7 +9219,7 @@
             <w:pPr>
               <w:spacing w:after="20" w:before="0"/>
             </w:pPr>
-            <w:hyperlink w:history="1" r:id="rId0cl0_9jdlsqftkb8lbged">
+            <w:hyperlink w:history="1" r:id="rIddprjo0rwt53nxabl6memv">
               <w:r>
                 <w:rPr>
                   <w:rFonts w:ascii="Arial" w:cs="Arial" w:eastAsia="Arial" w:hAnsi="Arial"/>
@@ -9252,7 +9252,7 @@
               <w:spacing w:after="10" w:before="0"/>
               <w:ind w:left="120"/>
             </w:pPr>
-            <w:hyperlink w:history="1" r:id="rIdbpe6pmxewgciiawmyp48c">
+            <w:hyperlink w:history="1" r:id="rIdjr8mq8__smuqyys94b3c_">
               <w:r>
                 <w:rPr>
                   <w:rFonts w:ascii="Arial" w:cs="Arial" w:eastAsia="Arial" w:hAnsi="Arial"/>
@@ -9297,7 +9297,7 @@
             <w:pPr>
               <w:spacing w:after="20" w:before="0"/>
             </w:pPr>
-            <w:hyperlink w:history="1" r:id="rIdtxgj9sqkzxaejv9p_r79k">
+            <w:hyperlink w:history="1" r:id="rIdmefylho3r0opucrftieo8">
               <w:r>
                 <w:rPr>
                   <w:rFonts w:ascii="Arial" w:cs="Arial" w:eastAsia="Arial" w:hAnsi="Arial"/>
@@ -9330,7 +9330,7 @@
               <w:spacing w:after="10" w:before="0"/>
               <w:ind w:left="120"/>
             </w:pPr>
-            <w:hyperlink w:history="1" r:id="rId5osmrvfnpe8iy3zkooher">
+            <w:hyperlink w:history="1" r:id="rIdsd7wxl8ocljilyrbk8wxi">
               <w:r>
                 <w:rPr>
                   <w:rFonts w:ascii="Arial" w:cs="Arial" w:eastAsia="Arial" w:hAnsi="Arial"/>
@@ -9525,7 +9525,7 @@
             <w:pPr>
               <w:spacing w:after="20" w:before="0"/>
             </w:pPr>
-            <w:hyperlink w:history="1" r:id="rIdhp4iz9qzjo0nvhuf-lxei">
+            <w:hyperlink w:history="1" r:id="rIdm_qfwqfmgdbxw-3iwj4pb">
               <w:r>
                 <w:rPr>
                   <w:rFonts w:ascii="Arial" w:cs="Arial" w:eastAsia="Arial" w:hAnsi="Arial"/>
@@ -9558,7 +9558,7 @@
               <w:spacing w:after="10" w:before="0"/>
               <w:ind w:left="120"/>
             </w:pPr>
-            <w:hyperlink w:history="1" r:id="rIdrld4osndv5af-fztsp_4r">
+            <w:hyperlink w:history="1" r:id="rId6gtv73cj8j3a7hinq70zd">
               <w:r>
                 <w:rPr>
                   <w:rFonts w:ascii="Arial" w:cs="Arial" w:eastAsia="Arial" w:hAnsi="Arial"/>
@@ -9603,7 +9603,7 @@
             <w:pPr>
               <w:spacing w:after="20" w:before="0"/>
             </w:pPr>
-            <w:hyperlink w:history="1" r:id="rId4eqbyvxhfkdqgesgsokfx">
+            <w:hyperlink w:history="1" r:id="rIdmxh6hzhlt4ovxa8ssb91h">
               <w:r>
                 <w:rPr>
                   <w:rFonts w:ascii="Arial" w:cs="Arial" w:eastAsia="Arial" w:hAnsi="Arial"/>
@@ -9636,7 +9636,7 @@
               <w:spacing w:after="10" w:before="0"/>
               <w:ind w:left="120"/>
             </w:pPr>
-            <w:hyperlink w:history="1" r:id="rIddmc2mp5vz9-cubtqtxnyz">
+            <w:hyperlink w:history="1" r:id="rIdztjezagf_unga2anwdhpk">
               <w:r>
                 <w:rPr>
                   <w:rFonts w:ascii="Arial" w:cs="Arial" w:eastAsia="Arial" w:hAnsi="Arial"/>
@@ -9831,7 +9831,7 @@
             <w:pPr>
               <w:spacing w:after="20" w:before="0"/>
             </w:pPr>
-            <w:hyperlink w:history="1" r:id="rIdvpvdiawl7qs8nnxqhgm6x">
+            <w:hyperlink w:history="1" r:id="rIdyebbgje5giwylpkxdypmw">
               <w:r>
                 <w:rPr>
                   <w:rFonts w:ascii="Arial" w:cs="Arial" w:eastAsia="Arial" w:hAnsi="Arial"/>
@@ -9880,7 +9880,7 @@
               <w:spacing w:after="10" w:before="0"/>
               <w:ind w:left="120"/>
             </w:pPr>
-            <w:hyperlink w:history="1" r:id="rId8nagd0qwhdjrfwxrvo22y">
+            <w:hyperlink w:history="1" r:id="rIdsjf_ohsjfi3nnr0q4n4kl">
               <w:r>
                 <w:rPr>
                   <w:rFonts w:ascii="Arial" w:cs="Arial" w:eastAsia="Arial" w:hAnsi="Arial"/>
@@ -9925,7 +9925,7 @@
             <w:pPr>
               <w:spacing w:after="20" w:before="0"/>
             </w:pPr>
-            <w:hyperlink w:history="1" r:id="rIden3jg2w1z5quuornrnwlx">
+            <w:hyperlink w:history="1" r:id="rIds_ozf0fz-91wkvvjjdo2t">
               <w:r>
                 <w:rPr>
                   <w:rFonts w:ascii="Arial" w:cs="Arial" w:eastAsia="Arial" w:hAnsi="Arial"/>
@@ -9958,7 +9958,7 @@
               <w:spacing w:after="10" w:before="0"/>
               <w:ind w:left="120"/>
             </w:pPr>
-            <w:hyperlink w:history="1" r:id="rIdesfwvs2uylqbsus_fvf6t">
+            <w:hyperlink w:history="1" r:id="rIdqy9nnzcw2u7xx3othpvhi">
               <w:r>
                 <w:rPr>
                   <w:rFonts w:ascii="Arial" w:cs="Arial" w:eastAsia="Arial" w:hAnsi="Arial"/>
@@ -10153,7 +10153,7 @@
             <w:pPr>
               <w:spacing w:after="20" w:before="0"/>
             </w:pPr>
-            <w:hyperlink w:history="1" r:id="rIdlf3vw7eu0xigumoquglk5">
+            <w:hyperlink w:history="1" r:id="rIddes-e8fewgewgkrvznw-t">
               <w:r>
                 <w:rPr>
                   <w:rFonts w:ascii="Arial" w:cs="Arial" w:eastAsia="Arial" w:hAnsi="Arial"/>
@@ -10202,7 +10202,7 @@
               <w:spacing w:after="10" w:before="0"/>
               <w:ind w:left="120"/>
             </w:pPr>
-            <w:hyperlink w:history="1" r:id="rIdmpkdkldv3adrkehkaxce1">
+            <w:hyperlink w:history="1" r:id="rId8x2fh0ddc-4yqnktwzneu">
               <w:r>
                 <w:rPr>
                   <w:rFonts w:ascii="Arial" w:cs="Arial" w:eastAsia="Arial" w:hAnsi="Arial"/>
@@ -10247,7 +10247,7 @@
             <w:pPr>
               <w:spacing w:after="20" w:before="0"/>
             </w:pPr>
-            <w:hyperlink w:history="1" r:id="rId0beyrf2f2uhmvnk7a_t4a">
+            <w:hyperlink w:history="1" r:id="rIdigiiqxlnbf5cmdkrmauka">
               <w:r>
                 <w:rPr>
                   <w:rFonts w:ascii="Arial" w:cs="Arial" w:eastAsia="Arial" w:hAnsi="Arial"/>
@@ -10280,7 +10280,7 @@
               <w:spacing w:after="10" w:before="0"/>
               <w:ind w:left="120"/>
             </w:pPr>
-            <w:hyperlink w:history="1" r:id="rIdok2k0dovxarwhnirueuno">
+            <w:hyperlink w:history="1" r:id="rIdbznpz2fmia0pi2k6aifca">
               <w:r>
                 <w:rPr>
                   <w:rFonts w:ascii="Arial" w:cs="Arial" w:eastAsia="Arial" w:hAnsi="Arial"/>
@@ -10475,7 +10475,7 @@
             <w:pPr>
               <w:spacing w:after="20" w:before="0"/>
             </w:pPr>
-            <w:hyperlink w:history="1" r:id="rIddtdqrhjr3z9wjchpbdise">
+            <w:hyperlink w:history="1" r:id="rIdmgoutxw93t0zivf4yyflt">
               <w:r>
                 <w:rPr>
                   <w:rFonts w:ascii="Arial" w:cs="Arial" w:eastAsia="Arial" w:hAnsi="Arial"/>
@@ -10524,7 +10524,7 @@
               <w:spacing w:after="10" w:before="0"/>
               <w:ind w:left="120"/>
             </w:pPr>
-            <w:hyperlink w:history="1" r:id="rIdpe1n1tbek0krife34tzeg">
+            <w:hyperlink w:history="1" r:id="rIdxrkffdexlrb2nxahcx3hb">
               <w:r>
                 <w:rPr>
                   <w:rFonts w:ascii="Arial" w:cs="Arial" w:eastAsia="Arial" w:hAnsi="Arial"/>
@@ -10569,7 +10569,7 @@
             <w:pPr>
               <w:spacing w:after="20" w:before="0"/>
             </w:pPr>
-            <w:hyperlink w:history="1" r:id="rIdiuolkzimdruyumeypl6uo">
+            <w:hyperlink w:history="1" r:id="rId4dsgryszue9amvdsejrbi">
               <w:r>
                 <w:rPr>
                   <w:rFonts w:ascii="Arial" w:cs="Arial" w:eastAsia="Arial" w:hAnsi="Arial"/>
@@ -10602,7 +10602,7 @@
               <w:spacing w:after="10" w:before="0"/>
               <w:ind w:left="120"/>
             </w:pPr>
-            <w:hyperlink w:history="1" r:id="rId9uthj2aqykc2aotavldam">
+            <w:hyperlink w:history="1" r:id="rIdg61hegjj60s4bzxqfsv4v">
               <w:r>
                 <w:rPr>
                   <w:rFonts w:ascii="Arial" w:cs="Arial" w:eastAsia="Arial" w:hAnsi="Arial"/>
@@ -11209,7 +11209,7 @@
         </w:rPr>
         <w:t xml:space="preserve">© 2026 SeaVuria and ARES. Aligned with KICD objectives. Developed by SeaVuria; technical implementation by ARES (with AI assistance from Claude). Licensed under </w:t>
       </w:r>
-      <w:hyperlink w:history="1" r:id="rIdrurbordxjtk-nyvsiccj_">
+      <w:hyperlink w:history="1" r:id="rId_rokyz_jjxesqk1xu9oxd">
         <w:r>
           <w:rPr>
             <w:rFonts w:ascii="Arial" w:cs="Arial" w:eastAsia="Arial" w:hAnsi="Arial"/>
@@ -11230,7 +11230,7 @@
         </w:rPr>
         <w:t xml:space="preserve"> (</w:t>
       </w:r>
-      <w:hyperlink w:history="1" r:id="rIdirx5tlkj0r5nzyjibrde5">
+      <w:hyperlink w:history="1" r:id="rIdg01wuccaugfcw8kmt6bup">
         <w:r>
           <w:rPr>
             <w:rFonts w:ascii="Arial" w:cs="Arial" w:eastAsia="Arial" w:hAnsi="Arial"/>
@@ -12243,7 +12243,7 @@
             <w:pPr>
               <w:spacing w:after="20" w:before="0"/>
             </w:pPr>
-            <w:hyperlink w:history="1" r:id="rIdohjw4vdopy4po9k8lsnee">
+            <w:hyperlink w:history="1" r:id="rIdjtrdngswyqmj8bc7izsry">
               <w:r>
                 <w:rPr>
                   <w:rFonts w:ascii="Arial" w:cs="Arial" w:eastAsia="Arial" w:hAnsi="Arial"/>
@@ -12276,7 +12276,7 @@
               <w:spacing w:after="10" w:before="0"/>
               <w:ind w:left="120"/>
             </w:pPr>
-            <w:hyperlink w:history="1" r:id="rIdgbcyxlpkubgwfcttc85wj">
+            <w:hyperlink w:history="1" r:id="rIdpfpacxj6d1-jjflckjnxe">
               <w:r>
                 <w:rPr>
                   <w:rFonts w:ascii="Arial" w:cs="Arial" w:eastAsia="Arial" w:hAnsi="Arial"/>
@@ -12321,7 +12321,7 @@
             <w:pPr>
               <w:spacing w:after="20" w:before="0"/>
             </w:pPr>
-            <w:hyperlink w:history="1" r:id="rIdszvvf85krbkpvs_ughfpv">
+            <w:hyperlink w:history="1" r:id="rIdp8xvwcqkvhmndsyt8ue55">
               <w:r>
                 <w:rPr>
                   <w:rFonts w:ascii="Arial" w:cs="Arial" w:eastAsia="Arial" w:hAnsi="Arial"/>
@@ -12354,7 +12354,7 @@
               <w:spacing w:after="10" w:before="0"/>
               <w:ind w:left="120"/>
             </w:pPr>
-            <w:hyperlink w:history="1" r:id="rIdqekm8erwdoyj-sjcw8wuh">
+            <w:hyperlink w:history="1" r:id="rIdliu8x9muzdtoq34_zoeqd">
               <w:r>
                 <w:rPr>
                   <w:rFonts w:ascii="Arial" w:cs="Arial" w:eastAsia="Arial" w:hAnsi="Arial"/>
@@ -12549,7 +12549,7 @@
             <w:pPr>
               <w:spacing w:after="20" w:before="0"/>
             </w:pPr>
-            <w:hyperlink w:history="1" r:id="rIdumpgcql2kcenyh089eyj8">
+            <w:hyperlink w:history="1" r:id="rId-jnyira9lnlr-c6iqih4l">
               <w:r>
                 <w:rPr>
                   <w:rFonts w:ascii="Arial" w:cs="Arial" w:eastAsia="Arial" w:hAnsi="Arial"/>
@@ -12582,7 +12582,7 @@
               <w:spacing w:after="10" w:before="0"/>
               <w:ind w:left="120"/>
             </w:pPr>
-            <w:hyperlink w:history="1" r:id="rIdjyyngmpv4jq3gjirn7kzt">
+            <w:hyperlink w:history="1" r:id="rIduatsj0cvsku45guwxes_3">
               <w:r>
                 <w:rPr>
                   <w:rFonts w:ascii="Arial" w:cs="Arial" w:eastAsia="Arial" w:hAnsi="Arial"/>
@@ -12627,7 +12627,7 @@
             <w:pPr>
               <w:spacing w:after="20" w:before="0"/>
             </w:pPr>
-            <w:hyperlink w:history="1" r:id="rIdkeum6r9mjewysic2fiqgo">
+            <w:hyperlink w:history="1" r:id="rId0yyfgvc2i5bgnq-mkda3n">
               <w:r>
                 <w:rPr>
                   <w:rFonts w:ascii="Arial" w:cs="Arial" w:eastAsia="Arial" w:hAnsi="Arial"/>
@@ -12660,7 +12660,7 @@
               <w:spacing w:after="10" w:before="0"/>
               <w:ind w:left="120"/>
             </w:pPr>
-            <w:hyperlink w:history="1" r:id="rIdzeobtozwbckbtc3mx2cm2">
+            <w:hyperlink w:history="1" r:id="rIdhwz9neakiwmoa-ufu6gak">
               <w:r>
                 <w:rPr>
                   <w:rFonts w:ascii="Arial" w:cs="Arial" w:eastAsia="Arial" w:hAnsi="Arial"/>
@@ -12855,7 +12855,7 @@
             <w:pPr>
               <w:spacing w:after="20" w:before="0"/>
             </w:pPr>
-            <w:hyperlink w:history="1" r:id="rIdslacvrlm-ilfrs1oxi-jy">
+            <w:hyperlink w:history="1" r:id="rIdganfglkiojc3ixgpv_our">
               <w:r>
                 <w:rPr>
                   <w:rFonts w:ascii="Arial" w:cs="Arial" w:eastAsia="Arial" w:hAnsi="Arial"/>
@@ -12904,7 +12904,7 @@
               <w:spacing w:after="10" w:before="0"/>
               <w:ind w:left="120"/>
             </w:pPr>
-            <w:hyperlink w:history="1" r:id="rIdajgm5hszcdjv7vir3ktqx">
+            <w:hyperlink w:history="1" r:id="rIdufyqjhewmqjar8e39eacm">
               <w:r>
                 <w:rPr>
                   <w:rFonts w:ascii="Arial" w:cs="Arial" w:eastAsia="Arial" w:hAnsi="Arial"/>
@@ -12949,7 +12949,7 @@
             <w:pPr>
               <w:spacing w:after="20" w:before="0"/>
             </w:pPr>
-            <w:hyperlink w:history="1" r:id="rIdyjrposvz_cu9fvkads8rf">
+            <w:hyperlink w:history="1" r:id="rIdqt5mzghcehj3y3nmn1aey">
               <w:r>
                 <w:rPr>
                   <w:rFonts w:ascii="Arial" w:cs="Arial" w:eastAsia="Arial" w:hAnsi="Arial"/>
@@ -12998,7 +12998,7 @@
               <w:spacing w:after="10" w:before="0"/>
               <w:ind w:left="120"/>
             </w:pPr>
-            <w:hyperlink w:history="1" r:id="rIdc7n66msu7ptb_pvv5v4lv">
+            <w:hyperlink w:history="1" r:id="rIdcte2gaylp8ch-ouvvsjvz">
               <w:r>
                 <w:rPr>
                   <w:rFonts w:ascii="Arial" w:cs="Arial" w:eastAsia="Arial" w:hAnsi="Arial"/>
@@ -13193,7 +13193,7 @@
             <w:pPr>
               <w:spacing w:after="20" w:before="0"/>
             </w:pPr>
-            <w:hyperlink w:history="1" r:id="rIdj-ddkzqaf7n2ssezhyd0t">
+            <w:hyperlink w:history="1" r:id="rIdqjolayj2ta30x0-rivc-l">
               <w:r>
                 <w:rPr>
                   <w:rFonts w:ascii="Arial" w:cs="Arial" w:eastAsia="Arial" w:hAnsi="Arial"/>
@@ -13242,7 +13242,7 @@
               <w:spacing w:after="10" w:before="0"/>
               <w:ind w:left="120"/>
             </w:pPr>
-            <w:hyperlink w:history="1" r:id="rIdafcehx1xszn-vk-oci0bd">
+            <w:hyperlink w:history="1" r:id="rId_o8-crz5tqbjh2le80vj0">
               <w:r>
                 <w:rPr>
                   <w:rFonts w:ascii="Arial" w:cs="Arial" w:eastAsia="Arial" w:hAnsi="Arial"/>
@@ -13287,7 +13287,7 @@
             <w:pPr>
               <w:spacing w:after="20" w:before="0"/>
             </w:pPr>
-            <w:hyperlink w:history="1" r:id="rIde0y4y_ioggaxzvlk0u-u7">
+            <w:hyperlink w:history="1" r:id="rIdad6-pqgibaecbuthmmz6s">
               <w:r>
                 <w:rPr>
                   <w:rFonts w:ascii="Arial" w:cs="Arial" w:eastAsia="Arial" w:hAnsi="Arial"/>
@@ -13336,7 +13336,7 @@
               <w:spacing w:after="10" w:before="0"/>
               <w:ind w:left="120"/>
             </w:pPr>
-            <w:hyperlink w:history="1" r:id="rIdcwd4pwbjsy2laxdyd3l_u">
+            <w:hyperlink w:history="1" r:id="rId_f9bebb4xaon58-pkhfho">
               <w:r>
                 <w:rPr>
                   <w:rFonts w:ascii="Arial" w:cs="Arial" w:eastAsia="Arial" w:hAnsi="Arial"/>
@@ -13531,7 +13531,7 @@
             <w:pPr>
               <w:spacing w:after="20" w:before="0"/>
             </w:pPr>
-            <w:hyperlink w:history="1" r:id="rId0cbc169nkq-pa085wkdni">
+            <w:hyperlink w:history="1" r:id="rId61k1zivkb24yme8bs03yj">
               <w:r>
                 <w:rPr>
                   <w:rFonts w:ascii="Arial" w:cs="Arial" w:eastAsia="Arial" w:hAnsi="Arial"/>
@@ -13580,7 +13580,7 @@
               <w:spacing w:after="10" w:before="0"/>
               <w:ind w:left="120"/>
             </w:pPr>
-            <w:hyperlink w:history="1" r:id="rId2io7_vupc-jmezflqdxac">
+            <w:hyperlink w:history="1" r:id="rIdedovyn5uyjynvuqaz1u-n">
               <w:r>
                 <w:rPr>
                   <w:rFonts w:ascii="Arial" w:cs="Arial" w:eastAsia="Arial" w:hAnsi="Arial"/>
@@ -13625,7 +13625,7 @@
             <w:pPr>
               <w:spacing w:after="20" w:before="0"/>
             </w:pPr>
-            <w:hyperlink w:history="1" r:id="rIdkub9r-_iyzoj3ues1-yck">
+            <w:hyperlink w:history="1" r:id="rIdn410ilzqibkr-dzysuqes">
               <w:r>
                 <w:rPr>
                   <w:rFonts w:ascii="Arial" w:cs="Arial" w:eastAsia="Arial" w:hAnsi="Arial"/>
@@ -13674,7 +13674,7 @@
               <w:spacing w:after="10" w:before="0"/>
               <w:ind w:left="120"/>
             </w:pPr>
-            <w:hyperlink w:history="1" r:id="rId3xpxksu_gtjq28qtiodfj">
+            <w:hyperlink w:history="1" r:id="rId39sq5lzmf342pp8r0ijco">
               <w:r>
                 <w:rPr>
                   <w:rFonts w:ascii="Arial" w:cs="Arial" w:eastAsia="Arial" w:hAnsi="Arial"/>
@@ -14186,7 +14186,7 @@
         </w:rPr>
         <w:t xml:space="preserve">© 2026 SeaVuria and ARES. Aligned with KICD objectives. Developed by SeaVuria; technical implementation by ARES (with AI assistance from Claude). Licensed under </w:t>
       </w:r>
-      <w:hyperlink w:history="1" r:id="rId9vovusyvy1vhi7e85nfw-">
+      <w:hyperlink w:history="1" r:id="rIdxzzsxc07f8drsyohaiets">
         <w:r>
           <w:rPr>
             <w:rFonts w:ascii="Arial" w:cs="Arial" w:eastAsia="Arial" w:hAnsi="Arial"/>
@@ -14207,7 +14207,7 @@
         </w:rPr>
         <w:t xml:space="preserve"> (</w:t>
       </w:r>
-      <w:hyperlink w:history="1" r:id="rIdhwujk9uzypu1ov8do3qzt">
+      <w:hyperlink w:history="1" r:id="rIdgpqbzucsetckbsn5m7mn3">
         <w:r>
           <w:rPr>
             <w:rFonts w:ascii="Arial" w:cs="Arial" w:eastAsia="Arial" w:hAnsi="Arial"/>
@@ -15220,7 +15220,7 @@
             <w:pPr>
               <w:spacing w:after="20" w:before="0"/>
             </w:pPr>
-            <w:hyperlink w:history="1" r:id="rIdziycrj1yc_5i7inqmrj2a">
+            <w:hyperlink w:history="1" r:id="rIdp3zfygeqafypqpkgvdtqg">
               <w:r>
                 <w:rPr>
                   <w:rFonts w:ascii="Arial" w:cs="Arial" w:eastAsia="Arial" w:hAnsi="Arial"/>
@@ -15253,7 +15253,7 @@
               <w:spacing w:after="10" w:before="0"/>
               <w:ind w:left="120"/>
             </w:pPr>
-            <w:hyperlink w:history="1" r:id="rId8dulrjdf1riza-a-6glwx">
+            <w:hyperlink w:history="1" r:id="rIdl9bdmyqbq7uzactchqwnr">
               <w:r>
                 <w:rPr>
                   <w:rFonts w:ascii="Arial" w:cs="Arial" w:eastAsia="Arial" w:hAnsi="Arial"/>
@@ -15298,7 +15298,7 @@
             <w:pPr>
               <w:spacing w:after="20" w:before="0"/>
             </w:pPr>
-            <w:hyperlink w:history="1" r:id="rIdq8rkwnoyyfnjobn4tofqv">
+            <w:hyperlink w:history="1" r:id="rIdxe5ovkgepnnhip8yxplyn">
               <w:r>
                 <w:rPr>
                   <w:rFonts w:ascii="Arial" w:cs="Arial" w:eastAsia="Arial" w:hAnsi="Arial"/>
@@ -15331,7 +15331,7 @@
               <w:spacing w:after="10" w:before="0"/>
               <w:ind w:left="120"/>
             </w:pPr>
-            <w:hyperlink w:history="1" r:id="rIdxqnlmyajhihtcmggvqat9">
+            <w:hyperlink w:history="1" r:id="rIdm6g7qawnlgejsvszmqtpm">
               <w:r>
                 <w:rPr>
                   <w:rFonts w:ascii="Arial" w:cs="Arial" w:eastAsia="Arial" w:hAnsi="Arial"/>
@@ -15526,7 +15526,7 @@
             <w:pPr>
               <w:spacing w:after="20" w:before="0"/>
             </w:pPr>
-            <w:hyperlink w:history="1" r:id="rIdeniqdzvd8e6k_i17mjthi">
+            <w:hyperlink w:history="1" r:id="rIdxizpfcbd3-refuc0a-fiu">
               <w:r>
                 <w:rPr>
                   <w:rFonts w:ascii="Arial" w:cs="Arial" w:eastAsia="Arial" w:hAnsi="Arial"/>
@@ -15559,7 +15559,7 @@
               <w:spacing w:after="10" w:before="0"/>
               <w:ind w:left="120"/>
             </w:pPr>
-            <w:hyperlink w:history="1" r:id="rIdlf5z_unq28pz4ls8fmv1m">
+            <w:hyperlink w:history="1" r:id="rIdkgqgob4lamvx3kprxty7e">
               <w:r>
                 <w:rPr>
                   <w:rFonts w:ascii="Arial" w:cs="Arial" w:eastAsia="Arial" w:hAnsi="Arial"/>
@@ -15604,7 +15604,7 @@
             <w:pPr>
               <w:spacing w:after="20" w:before="0"/>
             </w:pPr>
-            <w:hyperlink w:history="1" r:id="rIdz4rdbbl9ewlvjuk7fs2cl">
+            <w:hyperlink w:history="1" r:id="rIdqy1cfk0kjp1oxecsoxmet">
               <w:r>
                 <w:rPr>
                   <w:rFonts w:ascii="Arial" w:cs="Arial" w:eastAsia="Arial" w:hAnsi="Arial"/>
@@ -15637,7 +15637,7 @@
               <w:spacing w:after="10" w:before="0"/>
               <w:ind w:left="120"/>
             </w:pPr>
-            <w:hyperlink w:history="1" r:id="rIdnpljif4ivxbbnwz5nopql">
+            <w:hyperlink w:history="1" r:id="rId9bl06fg_9y31c-myvi2jx">
               <w:r>
                 <w:rPr>
                   <w:rFonts w:ascii="Arial" w:cs="Arial" w:eastAsia="Arial" w:hAnsi="Arial"/>
@@ -15832,7 +15832,7 @@
             <w:pPr>
               <w:spacing w:after="20" w:before="0"/>
             </w:pPr>
-            <w:hyperlink w:history="1" r:id="rIdh_vlysabfs2aku3vulqro">
+            <w:hyperlink w:history="1" r:id="rIdcxu1p-5eqehk4gvsfg4uq">
               <w:r>
                 <w:rPr>
                   <w:rFonts w:ascii="Arial" w:cs="Arial" w:eastAsia="Arial" w:hAnsi="Arial"/>
@@ -15865,7 +15865,7 @@
               <w:spacing w:after="10" w:before="0"/>
               <w:ind w:left="120"/>
             </w:pPr>
-            <w:hyperlink w:history="1" r:id="rIdpor_f0caolyhc37vnhlbo">
+            <w:hyperlink w:history="1" r:id="rIdtvcgl0vscr5clbqyc-dzr">
               <w:r>
                 <w:rPr>
                   <w:rFonts w:ascii="Arial" w:cs="Arial" w:eastAsia="Arial" w:hAnsi="Arial"/>
@@ -15910,7 +15910,7 @@
             <w:pPr>
               <w:spacing w:after="20" w:before="0"/>
             </w:pPr>
-            <w:hyperlink w:history="1" r:id="rId6-yjt-ulyzfrzzgsbv3-a">
+            <w:hyperlink w:history="1" r:id="rIdi04o5lubovgv7nfer5vuy">
               <w:r>
                 <w:rPr>
                   <w:rFonts w:ascii="Arial" w:cs="Arial" w:eastAsia="Arial" w:hAnsi="Arial"/>
@@ -15959,7 +15959,7 @@
               <w:spacing w:after="10" w:before="0"/>
               <w:ind w:left="120"/>
             </w:pPr>
-            <w:hyperlink w:history="1" r:id="rIdz9vpzebev7lrmhnzgsn9v">
+            <w:hyperlink w:history="1" r:id="rIdcxoyqfsvh6wvlm3ivnffm">
               <w:r>
                 <w:rPr>
                   <w:rFonts w:ascii="Arial" w:cs="Arial" w:eastAsia="Arial" w:hAnsi="Arial"/>
@@ -16154,7 +16154,7 @@
             <w:pPr>
               <w:spacing w:after="20" w:before="0"/>
             </w:pPr>
-            <w:hyperlink w:history="1" r:id="rIdoyxt8zu5dsdkljszl9y7m">
+            <w:hyperlink w:history="1" r:id="rIdfap-exhfspqw6hwcuun1c">
               <w:r>
                 <w:rPr>
                   <w:rFonts w:ascii="Arial" w:cs="Arial" w:eastAsia="Arial" w:hAnsi="Arial"/>
@@ -16187,7 +16187,7 @@
               <w:spacing w:after="10" w:before="0"/>
               <w:ind w:left="120"/>
             </w:pPr>
-            <w:hyperlink w:history="1" r:id="rIda3aycdj2ph7bodnm4hb0g">
+            <w:hyperlink w:history="1" r:id="rId7nyfwyj8wc7g3ijgedbmq">
               <w:r>
                 <w:rPr>
                   <w:rFonts w:ascii="Arial" w:cs="Arial" w:eastAsia="Arial" w:hAnsi="Arial"/>
@@ -16232,7 +16232,7 @@
             <w:pPr>
               <w:spacing w:after="20" w:before="0"/>
             </w:pPr>
-            <w:hyperlink w:history="1" r:id="rIdwevng2m4hn7zlpzewsvv-">
+            <w:hyperlink w:history="1" r:id="rIdutbezij8iogqetd9efgxr">
               <w:r>
                 <w:rPr>
                   <w:rFonts w:ascii="Arial" w:cs="Arial" w:eastAsia="Arial" w:hAnsi="Arial"/>
@@ -16281,7 +16281,7 @@
               <w:spacing w:after="10" w:before="0"/>
               <w:ind w:left="120"/>
             </w:pPr>
-            <w:hyperlink w:history="1" r:id="rIdohrz9dokn2ezms-mgsbib">
+            <w:hyperlink w:history="1" r:id="rId0qojjr4utsb1qlhhjdz-4">
               <w:r>
                 <w:rPr>
                   <w:rFonts w:ascii="Arial" w:cs="Arial" w:eastAsia="Arial" w:hAnsi="Arial"/>
@@ -16355,7 +16355,7 @@
                 <w:sz w:val="18"/>
                 <w:szCs w:val="18"/>
               </w:rPr>
-              <w:t xml:space="preserve">Point to the DQB and say: 'We have been adding to this board since Lesson 1. Today we can answer something that has been bothering us — how can chlorine have a mass of 35.5 if no atom actually has that mass?' Wait 10 seconds. Cold-call 2 learners. After responses, say: 'Exactly — it is a weighted average, like the average score in a class where not everyone scores the same.' Then ask: 'Now the big connection — sodium has two isotopes: Na-23 (99.0%) and Na-22 (0.97%). If you added Na-22 to a flame instead of Na-23, what colour would you see?' Wait 15 seconds. Cold-call 3 learners. Confirm: 'Yellow-orange — because both isotopes have 11 protons and identical electron arrangements. Mass does not change the flame colour.' Write on the DQB in large letters: 'FLAME COLOUR = ATOMIC NUMBER fingerprint, NOT atomic mass.' Ask: 'What new questions does today's lesson leave us with?' Accept 3–4 contributions and add them to the 'Still wondering' column. Point to the question about how electrons produce light and say: 'That is exactly where we are heading in Lesson 6.'</w:t>
+              <w:t xml:space="preserve">Point to the DQB and say: 'We have been adding to this board since Lesson 1. Today we can answer something that has been bothering us — how can chlorine have a mass of 35.5 if no atom actually has that mass?' Wait 10 seconds. Cold-call 2 learners. After responses, say: 'Exactly — it is a weighted average, like the average score in a class where not everyone scores the same.' Then ask: 'Now the big connection — sodium has a stable isotope, Na-23, and a radioactive isotope, Na-24. If you added Na-24 to a flame instead of Na-23, what colour would you see?' Wait 15 seconds. Cold-call 3 learners. Confirm: 'Yellow-orange — because both isotopes have 11 protons and identical electron arrangements. Mass does not change the flame colour.' Write on the DQB in large letters: 'FLAME COLOUR = ATOMIC NUMBER fingerprint, NOT atomic mass.' Ask: 'What new questions does today's lesson leave us with?' Accept 3–4 contributions and add them to the 'Still wondering' column. Point to the question about how electrons produce light and say: 'That is exactly where we are heading in Lesson 6.'</w:t>
             </w:r>
           </w:p>
         </w:tc>
@@ -16476,7 +16476,7 @@
             <w:pPr>
               <w:spacing w:after="20" w:before="0"/>
             </w:pPr>
-            <w:hyperlink w:history="1" r:id="rIdxdi4ev9oywjrcdftvdz16">
+            <w:hyperlink w:history="1" r:id="rIdrb9howswrpo--jddooykw">
               <w:r>
                 <w:rPr>
                   <w:rFonts w:ascii="Arial" w:cs="Arial" w:eastAsia="Arial" w:hAnsi="Arial"/>
@@ -16525,7 +16525,7 @@
               <w:spacing w:after="10" w:before="0"/>
               <w:ind w:left="120"/>
             </w:pPr>
-            <w:hyperlink w:history="1" r:id="rIdioe9xvzbvloist9cslfwj">
+            <w:hyperlink w:history="1" r:id="rIdlhxh5gok6ilcpey6hpvip">
               <w:r>
                 <w:rPr>
                   <w:rFonts w:ascii="Arial" w:cs="Arial" w:eastAsia="Arial" w:hAnsi="Arial"/>
@@ -16570,7 +16570,7 @@
             <w:pPr>
               <w:spacing w:after="20" w:before="0"/>
             </w:pPr>
-            <w:hyperlink w:history="1" r:id="rIda2aaevrnntr3i2lpb4hzs">
+            <w:hyperlink w:history="1" r:id="rId--c1m80w3i_n6y1kmiboc">
               <w:r>
                 <w:rPr>
                   <w:rFonts w:ascii="Arial" w:cs="Arial" w:eastAsia="Arial" w:hAnsi="Arial"/>
@@ -16619,7 +16619,7 @@
               <w:spacing w:after="10" w:before="0"/>
               <w:ind w:left="120"/>
             </w:pPr>
-            <w:hyperlink w:history="1" r:id="rIdtyw1xxsjmx8pikabwqjxf">
+            <w:hyperlink w:history="1" r:id="rIdkvgljw8flkmzerzc0h1oc">
               <w:r>
                 <w:rPr>
                   <w:rFonts w:ascii="Arial" w:cs="Arial" w:eastAsia="Arial" w:hAnsi="Arial"/>
@@ -17131,7 +17131,7 @@
         </w:rPr>
         <w:t xml:space="preserve">© 2026 SeaVuria and ARES. Aligned with KICD objectives. Developed by SeaVuria; technical implementation by ARES (with AI assistance from Claude). Licensed under </w:t>
       </w:r>
-      <w:hyperlink w:history="1" r:id="rIdp0askgippzyiwysxphieu">
+      <w:hyperlink w:history="1" r:id="rIdrgbniq9k0zliglec-7ygw">
         <w:r>
           <w:rPr>
             <w:rFonts w:ascii="Arial" w:cs="Arial" w:eastAsia="Arial" w:hAnsi="Arial"/>
@@ -17152,7 +17152,7 @@
         </w:rPr>
         <w:t xml:space="preserve"> (</w:t>
       </w:r>
-      <w:hyperlink w:history="1" r:id="rIdx3rwmtmrad_8xtdqgx9qr">
+      <w:hyperlink w:history="1" r:id="rIduewsg14xzoles9iljraq3">
         <w:r>
           <w:rPr>
             <w:rFonts w:ascii="Arial" w:cs="Arial" w:eastAsia="Arial" w:hAnsi="Arial"/>
@@ -18165,7 +18165,7 @@
             <w:pPr>
               <w:spacing w:after="20" w:before="0"/>
             </w:pPr>
-            <w:hyperlink w:history="1" r:id="rIdfh0exccq3rgn0u231rkhf">
+            <w:hyperlink w:history="1" r:id="rIdap_emdz4ujpjxb4xg163u">
               <w:r>
                 <w:rPr>
                   <w:rFonts w:ascii="Arial" w:cs="Arial" w:eastAsia="Arial" w:hAnsi="Arial"/>
@@ -18198,7 +18198,7 @@
               <w:spacing w:after="10" w:before="0"/>
               <w:ind w:left="120"/>
             </w:pPr>
-            <w:hyperlink w:history="1" r:id="rId1dl0iecrdquugkahxzmlj">
+            <w:hyperlink w:history="1" r:id="rIdbpqnueu4qlhgshi5s1cb4">
               <w:r>
                 <w:rPr>
                   <w:rFonts w:ascii="Arial" w:cs="Arial" w:eastAsia="Arial" w:hAnsi="Arial"/>
@@ -18260,7 +18260,7 @@
               <w:spacing w:after="10" w:before="0"/>
               <w:ind w:left="120"/>
             </w:pPr>
-            <w:hyperlink w:history="1" r:id="rId-jxgeebsohor7zrugmc6i">
+            <w:hyperlink w:history="1" r:id="rIdtjnj3xcubeuerdhxacfos">
               <w:r>
                 <w:rPr>
                   <w:rFonts w:ascii="Arial" w:cs="Arial" w:eastAsia="Arial" w:hAnsi="Arial"/>
@@ -18470,7 +18470,7 @@
             <w:pPr>
               <w:spacing w:after="20" w:before="0"/>
             </w:pPr>
-            <w:hyperlink w:history="1" r:id="rIdioxinuau1usif5uoeypbj">
+            <w:hyperlink w:history="1" r:id="rIdpo4tyq8fv9jjmy1tqqu3q">
               <w:r>
                 <w:rPr>
                   <w:rFonts w:ascii="Arial" w:cs="Arial" w:eastAsia="Arial" w:hAnsi="Arial"/>
@@ -18503,7 +18503,7 @@
               <w:spacing w:after="10" w:before="0"/>
               <w:ind w:left="120"/>
             </w:pPr>
-            <w:hyperlink w:history="1" r:id="rIdfm_0m7otvmrytuyxyofzr">
+            <w:hyperlink w:history="1" r:id="rIdtwshru72bizpoq88b-pe1">
               <w:r>
                 <w:rPr>
                   <w:rFonts w:ascii="Arial" w:cs="Arial" w:eastAsia="Arial" w:hAnsi="Arial"/>
@@ -18565,7 +18565,7 @@
               <w:spacing w:after="10" w:before="0"/>
               <w:ind w:left="120"/>
             </w:pPr>
-            <w:hyperlink w:history="1" r:id="rIdvshhhe1co2c0m7ux4ctcu">
+            <w:hyperlink w:history="1" r:id="rId_nglpp0w7zasfgb_kxbay">
               <w:r>
                 <w:rPr>
                   <w:rFonts w:ascii="Arial" w:cs="Arial" w:eastAsia="Arial" w:hAnsi="Arial"/>
@@ -18775,7 +18775,7 @@
             <w:pPr>
               <w:spacing w:after="20" w:before="0"/>
             </w:pPr>
-            <w:hyperlink w:history="1" r:id="rIdk4ssqbrocwlnvqt-fdeg4">
+            <w:hyperlink w:history="1" r:id="rIdhpe3gcxoyzdtturabrdwa">
               <w:r>
                 <w:rPr>
                   <w:rFonts w:ascii="Arial" w:cs="Arial" w:eastAsia="Arial" w:hAnsi="Arial"/>
@@ -18824,7 +18824,7 @@
               <w:spacing w:after="10" w:before="0"/>
               <w:ind w:left="120"/>
             </w:pPr>
-            <w:hyperlink w:history="1" r:id="rIdgphg9mfprkkc4kclfygha">
+            <w:hyperlink w:history="1" r:id="rId_fv9-ni34mzijlg61ifns">
               <w:r>
                 <w:rPr>
                   <w:rFonts w:ascii="Arial" w:cs="Arial" w:eastAsia="Arial" w:hAnsi="Arial"/>
@@ -18886,7 +18886,7 @@
               <w:spacing w:after="10" w:before="0"/>
               <w:ind w:left="120"/>
             </w:pPr>
-            <w:hyperlink w:history="1" r:id="rIdwiraddvdrxj4kf3uyxzmw">
+            <w:hyperlink w:history="1" r:id="rIdpk0jyywnfm8uksuemppi3">
               <w:r>
                 <w:rPr>
                   <w:rFonts w:ascii="Arial" w:cs="Arial" w:eastAsia="Arial" w:hAnsi="Arial"/>
@@ -19096,7 +19096,7 @@
             <w:pPr>
               <w:spacing w:after="20" w:before="0"/>
             </w:pPr>
-            <w:hyperlink w:history="1" r:id="rIdgw9lnh0uj9cbu-5fnyrsj">
+            <w:hyperlink w:history="1" r:id="rIdowtcgwk281n8_lbge4mro">
               <w:r>
                 <w:rPr>
                   <w:rFonts w:ascii="Arial" w:cs="Arial" w:eastAsia="Arial" w:hAnsi="Arial"/>
@@ -19145,7 +19145,7 @@
               <w:spacing w:after="10" w:before="0"/>
               <w:ind w:left="120"/>
             </w:pPr>
-            <w:hyperlink w:history="1" r:id="rIdwmguiutd25yelulrc2noz">
+            <w:hyperlink w:history="1" r:id="rIdh9p7cgkpu6yackjcs5feb">
               <w:r>
                 <w:rPr>
                   <w:rFonts w:ascii="Arial" w:cs="Arial" w:eastAsia="Arial" w:hAnsi="Arial"/>
@@ -19207,7 +19207,7 @@
               <w:spacing w:after="10" w:before="0"/>
               <w:ind w:left="120"/>
             </w:pPr>
-            <w:hyperlink w:history="1" r:id="rIdmb-nl0bbxceskpld_c4o6">
+            <w:hyperlink w:history="1" r:id="rIdq0ck2atx0mci0cipkdaex">
               <w:r>
                 <w:rPr>
                   <w:rFonts w:ascii="Arial" w:cs="Arial" w:eastAsia="Arial" w:hAnsi="Arial"/>
@@ -19417,7 +19417,7 @@
             <w:pPr>
               <w:spacing w:after="20" w:before="0"/>
             </w:pPr>
-            <w:hyperlink w:history="1" r:id="rIdrma928yonet0qynp7zu4d">
+            <w:hyperlink w:history="1" r:id="rIdb0xd2trzyndootjbgosrq">
               <w:r>
                 <w:rPr>
                   <w:rFonts w:ascii="Arial" w:cs="Arial" w:eastAsia="Arial" w:hAnsi="Arial"/>
@@ -19466,7 +19466,7 @@
               <w:spacing w:after="10" w:before="0"/>
               <w:ind w:left="120"/>
             </w:pPr>
-            <w:hyperlink w:history="1" r:id="rIdmdfr_5em8y7qs-xaip-xy">
+            <w:hyperlink w:history="1" r:id="rIdvc69cocvalzbqdlnuciow">
               <w:r>
                 <w:rPr>
                   <w:rFonts w:ascii="Arial" w:cs="Arial" w:eastAsia="Arial" w:hAnsi="Arial"/>
@@ -19528,7 +19528,7 @@
               <w:spacing w:after="10" w:before="0"/>
               <w:ind w:left="120"/>
             </w:pPr>
-            <w:hyperlink w:history="1" r:id="rIdjjiwxywsenat8vypercl0">
+            <w:hyperlink w:history="1" r:id="rIdaw-eaehkcfmpi6txjudhq">
               <w:r>
                 <w:rPr>
                   <w:rFonts w:ascii="Arial" w:cs="Arial" w:eastAsia="Arial" w:hAnsi="Arial"/>
@@ -19585,7 +19585,7 @@
                 <w:sz w:val="18"/>
                 <w:szCs w:val="18"/>
               </w:rPr>
-              <w:t xml:space="preserve">Learners open their cumulative atomic model — a layered diagram they have been building since Lesson 1 (starting with Dalton's solid sphere, adding Rutherford's nucleus in Lesson 2, adding Bohr's shells in Lesson 3, adding the nucleus composition in Lessons 4–5). Today, learners ADD Layer 6: they redraw Shell 2 of their model to show the 2s sub-region (small sphere) and the three 2p sub-regions (three dumbbells along x, y, z axes) inside the shell boundary. They label: 1s (2e), 2s (2e), 2p (6e). They then draw a SODIUM atom model showing: 1s² 2s² 2p⁶ 3s¹ — with the lone 3s electron highlighted in a different colour and annotated: 'This electron releases yellow-orange light (589 nm) when it falls back from an excited orbital — this is what the cook in the Rift Valley sees in the fire!' Learners write a one-sentence caption connecting their model to the phenomenon. Pairs compare models and give each other one 'star' (what is correct) and one 'step' (what to improve).</w:t>
+              <w:t xml:space="preserve">Learners open their cumulative atomic model — a layered diagram they have been building since Lesson 1 (starting with a rough sketch in Lesson 1, adding Dalton's sphere and Rutherford's nucleus in Lesson 2, adding Bohr's shells in Lesson 3, adding the nucleus composition in Lessons 4–5). Today, learners ADD Layer 6: they redraw Shell 2 of their model to show the 2s sub-region (small sphere) and the three 2p sub-regions (three dumbbells along x, y, z axes) inside the shell boundary. They label: 1s (2e), 2s (2e), 2p (6e). They then draw a SODIUM atom model showing: 1s² 2s² 2p⁶ 3s¹ — with the lone 3s electron highlighted in a different colour and annotated: 'This electron releases yellow-orange light (589 nm) when it falls back from an excited orbital — this is what the cook in the Rift Valley sees in the fire!' Learners write a one-sentence caption connecting their model to the phenomenon. Pairs compare models and give each other one 'star' (what is correct) and one 'step' (what to improve).</w:t>
             </w:r>
           </w:p>
         </w:tc>
@@ -20150,7 +20150,7 @@
         </w:rPr>
         <w:t xml:space="preserve">© 2026 SeaVuria and ARES. Aligned with KICD objectives. Developed by SeaVuria; technical implementation by ARES (with AI assistance from Claude). Licensed under </w:t>
       </w:r>
-      <w:hyperlink w:history="1" r:id="rId0lwv3n8biayhuodkijbek">
+      <w:hyperlink w:history="1" r:id="rId-vhmgku5vuwueql3ywg83">
         <w:r>
           <w:rPr>
             <w:rFonts w:ascii="Arial" w:cs="Arial" w:eastAsia="Arial" w:hAnsi="Arial"/>
@@ -20171,7 +20171,7 @@
         </w:rPr>
         <w:t xml:space="preserve"> (</w:t>
       </w:r>
-      <w:hyperlink w:history="1" r:id="rIdfbkg8_teslh8tqcegb559">
+      <w:hyperlink w:history="1" r:id="rId4mynnb6ufv6wuepsa8wa7">
         <w:r>
           <w:rPr>
             <w:rFonts w:ascii="Arial" w:cs="Arial" w:eastAsia="Arial" w:hAnsi="Arial"/>
@@ -20901,7 +20901,7 @@
                 <w:sz w:val="18"/>
                 <w:szCs w:val="18"/>
               </w:rPr>
-              <w:t xml:space="preserve">Learners begin by predicting how electrons might arrange themselves in orbitals, drawing on their knowledge of energy levels and sublevels from Lessons 5–6. They then carry out a structured 'Electron Seating' guided-inquiry activity using orbital box diagrams, discovering the Aufbau principle, Pauli exclusion principle, and Hund's rule through evidence and discussion. A short PhET simulation segment reinforces the rules visually. Learners practise writing orbital diagrams and s/p notation for elements 1–10. The lesson closes by explicitly linking the specific orbital occupancy of sodium's outermost electron to the yellow flame colour seen at the Kenyan cooking hearth — advancing the class's answer to the driving question on the Driving Question Board.</w:t>
+              <w:t xml:space="preserve">Learners begin by predicting how electrons might arrange themselves in orbitals, drawing on their knowledge of energy levels and sublevels from Lessons 3 and 6. They then carry out a structured 'Electron Seating' guided-inquiry activity using orbital box diagrams, discovering the Aufbau principle, Pauli exclusion principle, and Hund's rule through evidence and discussion. A short PhET simulation segment reinforces the rules visually. Learners practise writing orbital diagrams and s/p notation for elements 1–10. The lesson closes by explicitly linking the specific orbital occupancy of sodium's outermost electron to the yellow flame colour seen at the Kenyan cooking hearth — advancing the class's answer to the driving question on the Driving Question Board.</w:t>
             </w:r>
           </w:p>
         </w:tc>
@@ -21184,7 +21184,7 @@
             <w:pPr>
               <w:spacing w:after="20" w:before="0"/>
             </w:pPr>
-            <w:hyperlink w:history="1" r:id="rIdsl3icmuacjk1win6tb30t">
+            <w:hyperlink w:history="1" r:id="rIdutn76qwhsu49hfuxroc-p">
               <w:r>
                 <w:rPr>
                   <w:rFonts w:ascii="Arial" w:cs="Arial" w:eastAsia="Arial" w:hAnsi="Arial"/>
@@ -21217,7 +21217,7 @@
               <w:spacing w:after="10" w:before="0"/>
               <w:ind w:left="120"/>
             </w:pPr>
-            <w:hyperlink w:history="1" r:id="rId5uwrzuofi_jdubhjymnpv">
+            <w:hyperlink w:history="1" r:id="rIdzntme6rcomng-uzitzdqq">
               <w:r>
                 <w:rPr>
                   <w:rFonts w:ascii="Arial" w:cs="Arial" w:eastAsia="Arial" w:hAnsi="Arial"/>
@@ -21262,7 +21262,7 @@
             <w:pPr>
               <w:spacing w:after="20" w:before="0"/>
             </w:pPr>
-            <w:hyperlink w:history="1" r:id="rIdbgwwpmdkbcswjlzfmdeqw">
+            <w:hyperlink w:history="1" r:id="rIdbmf0lzdovhba47e3ib2es">
               <w:r>
                 <w:rPr>
                   <w:rFonts w:ascii="Arial" w:cs="Arial" w:eastAsia="Arial" w:hAnsi="Arial"/>
@@ -21295,7 +21295,7 @@
               <w:spacing w:after="10" w:before="0"/>
               <w:ind w:left="120"/>
             </w:pPr>
-            <w:hyperlink w:history="1" r:id="rId8248yfzsjaqq1sud38vhb">
+            <w:hyperlink w:history="1" r:id="rIdqltgqobbzemxqiqsu_37b">
               <w:r>
                 <w:rPr>
                   <w:rFonts w:ascii="Arial" w:cs="Arial" w:eastAsia="Arial" w:hAnsi="Arial"/>
@@ -21490,7 +21490,7 @@
             <w:pPr>
               <w:spacing w:after="20" w:before="0"/>
             </w:pPr>
-            <w:hyperlink w:history="1" r:id="rIdlbzbufdwefdtzrsvstil0">
+            <w:hyperlink w:history="1" r:id="rIddftnxkfr-3pepvrnpexrh">
               <w:r>
                 <w:rPr>
                   <w:rFonts w:ascii="Arial" w:cs="Arial" w:eastAsia="Arial" w:hAnsi="Arial"/>
@@ -21523,7 +21523,7 @@
               <w:spacing w:after="10" w:before="0"/>
               <w:ind w:left="120"/>
             </w:pPr>
-            <w:hyperlink w:history="1" r:id="rIdfrlbc1hnhxxf3anzt0p-g">
+            <w:hyperlink w:history="1" r:id="rIdosb2areqctadojo8xfugs">
               <w:r>
                 <w:rPr>
                   <w:rFonts w:ascii="Arial" w:cs="Arial" w:eastAsia="Arial" w:hAnsi="Arial"/>
@@ -21568,7 +21568,7 @@
             <w:pPr>
               <w:spacing w:after="20" w:before="0"/>
             </w:pPr>
-            <w:hyperlink w:history="1" r:id="rId6ft4rdldnemgru1ppvm-4">
+            <w:hyperlink w:history="1" r:id="rId7if_6ozfoiqzwnjtwsozs">
               <w:r>
                 <w:rPr>
                   <w:rFonts w:ascii="Arial" w:cs="Arial" w:eastAsia="Arial" w:hAnsi="Arial"/>
@@ -21601,7 +21601,7 @@
               <w:spacing w:after="10" w:before="0"/>
               <w:ind w:left="120"/>
             </w:pPr>
-            <w:hyperlink w:history="1" r:id="rIdcfks2sbqsmk-eyfl_d_md">
+            <w:hyperlink w:history="1" r:id="rIdkznxc-lelhy1xrbwurppt">
               <w:r>
                 <w:rPr>
                   <w:rFonts w:ascii="Arial" w:cs="Arial" w:eastAsia="Arial" w:hAnsi="Arial"/>
@@ -21796,7 +21796,7 @@
             <w:pPr>
               <w:spacing w:after="20" w:before="0"/>
             </w:pPr>
-            <w:hyperlink w:history="1" r:id="rIdinpgji8lsi3rchyot10ir">
+            <w:hyperlink w:history="1" r:id="rIdctc4ilp-xs8ucg5qsmi6u">
               <w:r>
                 <w:rPr>
                   <w:rFonts w:ascii="Arial" w:cs="Arial" w:eastAsia="Arial" w:hAnsi="Arial"/>
@@ -21829,7 +21829,7 @@
               <w:spacing w:after="10" w:before="0"/>
               <w:ind w:left="120"/>
             </w:pPr>
-            <w:hyperlink w:history="1" r:id="rIdq9gdfuvrp2hdyd7o6kcgy">
+            <w:hyperlink w:history="1" r:id="rIdft0xwbxkae7b5owbl4u8z">
               <w:r>
                 <w:rPr>
                   <w:rFonts w:ascii="Arial" w:cs="Arial" w:eastAsia="Arial" w:hAnsi="Arial"/>
@@ -21874,7 +21874,7 @@
             <w:pPr>
               <w:spacing w:after="20" w:before="0"/>
             </w:pPr>
-            <w:hyperlink w:history="1" r:id="rIdfzbt0reeh89nqtp6sxiyj">
+            <w:hyperlink w:history="1" r:id="rIdxqkgk8yjvrfyths9jq-w1">
               <w:r>
                 <w:rPr>
                   <w:rFonts w:ascii="Arial" w:cs="Arial" w:eastAsia="Arial" w:hAnsi="Arial"/>
@@ -21923,7 +21923,7 @@
               <w:spacing w:after="10" w:before="0"/>
               <w:ind w:left="120"/>
             </w:pPr>
-            <w:hyperlink w:history="1" r:id="rIdgoqpwdqxw2efy6bml3ztg">
+            <w:hyperlink w:history="1" r:id="rId6ebm0nub4yeindc2wec2d">
               <w:r>
                 <w:rPr>
                   <w:rFonts w:ascii="Arial" w:cs="Arial" w:eastAsia="Arial" w:hAnsi="Arial"/>
@@ -22118,7 +22118,7 @@
             <w:pPr>
               <w:spacing w:after="20" w:before="0"/>
             </w:pPr>
-            <w:hyperlink w:history="1" r:id="rIdztfj6b9lhuq0nw2boailv">
+            <w:hyperlink w:history="1" r:id="rIdhxb782_wtccshi2brbedv">
               <w:r>
                 <w:rPr>
                   <w:rFonts w:ascii="Arial" w:cs="Arial" w:eastAsia="Arial" w:hAnsi="Arial"/>
@@ -22151,7 +22151,7 @@
               <w:spacing w:after="10" w:before="0"/>
               <w:ind w:left="120"/>
             </w:pPr>
-            <w:hyperlink w:history="1" r:id="rIdfrwwmrciy7trvfpg42uha">
+            <w:hyperlink w:history="1" r:id="rIdzqgweneljvsys4399nlhm">
               <w:r>
                 <w:rPr>
                   <w:rFonts w:ascii="Arial" w:cs="Arial" w:eastAsia="Arial" w:hAnsi="Arial"/>
@@ -22196,7 +22196,7 @@
             <w:pPr>
               <w:spacing w:after="20" w:before="0"/>
             </w:pPr>
-            <w:hyperlink w:history="1" r:id="rIdp2d4ffzgxn-c7m-3iavx5">
+            <w:hyperlink w:history="1" r:id="rIdmbej0bxt74syemwvrpawc">
               <w:r>
                 <w:rPr>
                   <w:rFonts w:ascii="Arial" w:cs="Arial" w:eastAsia="Arial" w:hAnsi="Arial"/>
@@ -22229,7 +22229,7 @@
               <w:spacing w:after="10" w:before="0"/>
               <w:ind w:left="120"/>
             </w:pPr>
-            <w:hyperlink w:history="1" r:id="rIdbs57qjxd_s2rroi2waxjd">
+            <w:hyperlink w:history="1" r:id="rIdltfs7vow7hlu4rl76nbzx">
               <w:r>
                 <w:rPr>
                   <w:rFonts w:ascii="Arial" w:cs="Arial" w:eastAsia="Arial" w:hAnsi="Arial"/>
@@ -22424,7 +22424,7 @@
             <w:pPr>
               <w:spacing w:after="20" w:before="0"/>
             </w:pPr>
-            <w:hyperlink w:history="1" r:id="rId6aq3gb1pqxr-mzvqxbdtn">
+            <w:hyperlink w:history="1" r:id="rIdxwvvhvbfjzvcidvj8kxdi">
               <w:r>
                 <w:rPr>
                   <w:rFonts w:ascii="Arial" w:cs="Arial" w:eastAsia="Arial" w:hAnsi="Arial"/>
@@ -22473,7 +22473,7 @@
               <w:spacing w:after="10" w:before="0"/>
               <w:ind w:left="120"/>
             </w:pPr>
-            <w:hyperlink w:history="1" r:id="rId_65bz-nijvlvg1bswhnih">
+            <w:hyperlink w:history="1" r:id="rIdvox197sp1nspw7ozyvhrv">
               <w:r>
                 <w:rPr>
                   <w:rFonts w:ascii="Arial" w:cs="Arial" w:eastAsia="Arial" w:hAnsi="Arial"/>
@@ -22518,7 +22518,7 @@
             <w:pPr>
               <w:spacing w:after="20" w:before="0"/>
             </w:pPr>
-            <w:hyperlink w:history="1" r:id="rIda2fj9zahtqsjitezzlxw7">
+            <w:hyperlink w:history="1" r:id="rIdufvb5ejn13ymsob3dywkj">
               <w:r>
                 <w:rPr>
                   <w:rFonts w:ascii="Arial" w:cs="Arial" w:eastAsia="Arial" w:hAnsi="Arial"/>
@@ -22551,7 +22551,7 @@
               <w:spacing w:after="10" w:before="0"/>
               <w:ind w:left="120"/>
             </w:pPr>
-            <w:hyperlink w:history="1" r:id="rIdrkhrvaerk7jbo6vi1cjjj">
+            <w:hyperlink w:history="1" r:id="rIdpcoxzu7ejg41hpbo1la2u">
               <w:r>
                 <w:rPr>
                   <w:rFonts w:ascii="Arial" w:cs="Arial" w:eastAsia="Arial" w:hAnsi="Arial"/>
@@ -22593,7 +22593,7 @@
                 <w:sz w:val="18"/>
                 <w:szCs w:val="18"/>
               </w:rPr>
-              <w:t xml:space="preserve">Learners return to their running 'Atomic Model' diagram — a cumulative drawing they have been revising since Lesson 1. For this lesson's revision, they add a new layer inside the atom: orbital boxes drawn to scale on the energy-level diagram, with arrows showing actual electron placements for the element they have been tracking all unit (each learner was assigned a different element from H to Ca at Lesson 1). Learners who were assigned sodium or potassium draw a special annotation: a curved arrow showing the flame-excited electron jumping from its ground-state orbital to a higher orbital and emitting a photon (drawn as a zigzag arrow) as it falls back, labelled with the colour of light produced. All learners write a 2-sentence model statement: 'In my element [X], the outermost electron occupies the [orbital]. If this electron absorbs energy from a flame, it would jump to [higher orbital] and release [predicted colour or 'unknown colour'] light when it returns.' The cumulative model is signed and dated to mark its revision.</w:t>
+              <w:t xml:space="preserve">Learners return to their running 'Atomic Model' diagram — a cumulative drawing they have been revising since Lesson 1. For this lesson's revision, they add a new layer inside the atom: orbital boxes drawn to scale on the energy-level diagram, with arrows showing actual electron placements for their assigned element (each learner is assigned a different element from H to Ca). Learners who were assigned sodium or potassium draw a special annotation: a curved arrow showing the flame-excited electron jumping from its ground-state orbital to a higher orbital and emitting a photon (drawn as a zigzag arrow) as it falls back, labelled with the colour of light produced. All learners write a 2-sentence model statement: 'In my element [X], the outermost electron occupies the [orbital]. If this electron absorbs energy from a flame, it would jump to [higher orbital] and release [predicted colour or 'unknown colour'] light when it returns.' The cumulative model is signed and dated to mark its revision.</w:t>
             </w:r>
           </w:p>
         </w:tc>
@@ -22801,7 +22801,7 @@
                 <w:sz w:val="18"/>
                 <w:szCs w:val="18"/>
               </w:rPr>
-              <w:t xml:space="preserve">1. PREDICTION QUALITY: Were learners' Phase 1 predictions informed by prior lessons (energy levels, sublevels)? If most predictions ignored energy ordering, Lessons 5–6 content may need revisiting before Lesson 8.</w:t>
+              <w:t xml:space="preserve">1. PREDICTION QUALITY: Were learners' Phase 1 predictions informed by prior lessons (energy levels, sublevels)? If most predictions ignored energy ordering, Lessons 3 and 6 content may need revisiting before Lesson 8.</w:t>
             </w:r>
           </w:p>
           <w:p>
@@ -23177,7 +23177,7 @@
         </w:rPr>
         <w:t xml:space="preserve">© 2026 SeaVuria and ARES. Aligned with KICD objectives. Developed by SeaVuria; technical implementation by ARES (with AI assistance from Claude). Licensed under </w:t>
       </w:r>
-      <w:hyperlink w:history="1" r:id="rIdgj4t3dmuh-amqzheezyjq">
+      <w:hyperlink w:history="1" r:id="rIdarg1isohujn3zclf9f2kn">
         <w:r>
           <w:rPr>
             <w:rFonts w:ascii="Arial" w:cs="Arial" w:eastAsia="Arial" w:hAnsi="Arial"/>
@@ -23198,7 +23198,7 @@
         </w:rPr>
         <w:t xml:space="preserve"> (</w:t>
       </w:r>
-      <w:hyperlink w:history="1" r:id="rIdcevt3hwqpsqpqgms-o3jc">
+      <w:hyperlink w:history="1" r:id="rId28oo7m5ogifafe-6myg-k">
         <w:r>
           <w:rPr>
             <w:rFonts w:ascii="Arial" w:cs="Arial" w:eastAsia="Arial" w:hAnsi="Arial"/>
@@ -24211,7 +24211,7 @@
             <w:pPr>
               <w:spacing w:after="20" w:before="0"/>
             </w:pPr>
-            <w:hyperlink w:history="1" r:id="rIdpzjevw9ny2velo5wx5ngw">
+            <w:hyperlink w:history="1" r:id="rIduumlek1wfgpsv3gcjastl">
               <w:r>
                 <w:rPr>
                   <w:rFonts w:ascii="Arial" w:cs="Arial" w:eastAsia="Arial" w:hAnsi="Arial"/>
@@ -24244,7 +24244,7 @@
               <w:spacing w:after="10" w:before="0"/>
               <w:ind w:left="120"/>
             </w:pPr>
-            <w:hyperlink w:history="1" r:id="rIdrqhfzawtnvlzoffi8o4lh">
+            <w:hyperlink w:history="1" r:id="rIdw2ybgpfaeoomi0wsdgck4">
               <w:r>
                 <w:rPr>
                   <w:rFonts w:ascii="Arial" w:cs="Arial" w:eastAsia="Arial" w:hAnsi="Arial"/>
@@ -24289,7 +24289,7 @@
             <w:pPr>
               <w:spacing w:after="20" w:before="0"/>
             </w:pPr>
-            <w:hyperlink w:history="1" r:id="rId8nc0tb5ppb6_wfmd4bknw">
+            <w:hyperlink w:history="1" r:id="rIdag8fkw25qwtxgzn7ljza5">
               <w:r>
                 <w:rPr>
                   <w:rFonts w:ascii="Arial" w:cs="Arial" w:eastAsia="Arial" w:hAnsi="Arial"/>
@@ -24322,7 +24322,7 @@
               <w:spacing w:after="10" w:before="0"/>
               <w:ind w:left="120"/>
             </w:pPr>
-            <w:hyperlink w:history="1" r:id="rIdccahsaanrluuujfhnyl6c">
+            <w:hyperlink w:history="1" r:id="rIdwijqokrwarb-uryalth2h">
               <w:r>
                 <w:rPr>
                   <w:rFonts w:ascii="Arial" w:cs="Arial" w:eastAsia="Arial" w:hAnsi="Arial"/>
@@ -24517,7 +24517,7 @@
             <w:pPr>
               <w:spacing w:after="20" w:before="0"/>
             </w:pPr>
-            <w:hyperlink w:history="1" r:id="rId8uh4q1yuuryf_yxur91m2">
+            <w:hyperlink w:history="1" r:id="rIdb43jeeke6rnfqjwcdx3hu">
               <w:r>
                 <w:rPr>
                   <w:rFonts w:ascii="Arial" w:cs="Arial" w:eastAsia="Arial" w:hAnsi="Arial"/>
@@ -24550,7 +24550,7 @@
               <w:spacing w:after="10" w:before="0"/>
               <w:ind w:left="120"/>
             </w:pPr>
-            <w:hyperlink w:history="1" r:id="rId047hh7yyiidi1axhwcob7">
+            <w:hyperlink w:history="1" r:id="rIdujsninsjqwc6csp3hvifu">
               <w:r>
                 <w:rPr>
                   <w:rFonts w:ascii="Arial" w:cs="Arial" w:eastAsia="Arial" w:hAnsi="Arial"/>
@@ -24595,7 +24595,7 @@
             <w:pPr>
               <w:spacing w:after="20" w:before="0"/>
             </w:pPr>
-            <w:hyperlink w:history="1" r:id="rIdtiiwbq7a-v7nd4kpfnivx">
+            <w:hyperlink w:history="1" r:id="rIdv3n3dm2wz1vlxcagohyme">
               <w:r>
                 <w:rPr>
                   <w:rFonts w:ascii="Arial" w:cs="Arial" w:eastAsia="Arial" w:hAnsi="Arial"/>
@@ -24628,7 +24628,7 @@
               <w:spacing w:after="10" w:before="0"/>
               <w:ind w:left="120"/>
             </w:pPr>
-            <w:hyperlink w:history="1" r:id="rIdbeuqrmtce5lwbzto0b57m">
+            <w:hyperlink w:history="1" r:id="rId87vhq39emvw5rjxwkskrv">
               <w:r>
                 <w:rPr>
                   <w:rFonts w:ascii="Arial" w:cs="Arial" w:eastAsia="Arial" w:hAnsi="Arial"/>
@@ -24823,7 +24823,7 @@
             <w:pPr>
               <w:spacing w:after="20" w:before="0"/>
             </w:pPr>
-            <w:hyperlink w:history="1" r:id="rIde1glnsfatvwcg4nrqcobm">
+            <w:hyperlink w:history="1" r:id="rIdcmutfppgvmpz5kmdyezgn">
               <w:r>
                 <w:rPr>
                   <w:rFonts w:ascii="Arial" w:cs="Arial" w:eastAsia="Arial" w:hAnsi="Arial"/>
@@ -24856,7 +24856,7 @@
               <w:spacing w:after="10" w:before="0"/>
               <w:ind w:left="120"/>
             </w:pPr>
-            <w:hyperlink w:history="1" r:id="rIdmqmijawyvmnbcbc_d45if">
+            <w:hyperlink w:history="1" r:id="rIdjj9qrfe8apntfd8vcvjhe">
               <w:r>
                 <w:rPr>
                   <w:rFonts w:ascii="Arial" w:cs="Arial" w:eastAsia="Arial" w:hAnsi="Arial"/>
@@ -24901,7 +24901,7 @@
             <w:pPr>
               <w:spacing w:after="20" w:before="0"/>
             </w:pPr>
-            <w:hyperlink w:history="1" r:id="rIdxswnqeglyf5oeust8ftg1">
+            <w:hyperlink w:history="1" r:id="rIddcfcicsc_ryerzukj8zsy">
               <w:r>
                 <w:rPr>
                   <w:rFonts w:ascii="Arial" w:cs="Arial" w:eastAsia="Arial" w:hAnsi="Arial"/>
@@ -24934,7 +24934,7 @@
               <w:spacing w:after="10" w:before="0"/>
               <w:ind w:left="120"/>
             </w:pPr>
-            <w:hyperlink w:history="1" r:id="rId44yzeqehv_d7by4yxddin">
+            <w:hyperlink w:history="1" r:id="rIdxor5y1pesdbaxdrrfuuqp">
               <w:r>
                 <w:rPr>
                   <w:rFonts w:ascii="Arial" w:cs="Arial" w:eastAsia="Arial" w:hAnsi="Arial"/>
@@ -25129,7 +25129,7 @@
             <w:pPr>
               <w:spacing w:after="20" w:before="0"/>
             </w:pPr>
-            <w:hyperlink w:history="1" r:id="rIdxyav0lhkmdlanr_w8bkog">
+            <w:hyperlink w:history="1" r:id="rIdvmyhtdeijsuct78ybxfop">
               <w:r>
                 <w:rPr>
                   <w:rFonts w:ascii="Arial" w:cs="Arial" w:eastAsia="Arial" w:hAnsi="Arial"/>
@@ -25162,7 +25162,7 @@
               <w:spacing w:after="10" w:before="0"/>
               <w:ind w:left="120"/>
             </w:pPr>
-            <w:hyperlink w:history="1" r:id="rIdr9s06rvku4l3vly0wzyl6">
+            <w:hyperlink w:history="1" r:id="rId7kgoa67efsbyrk5vvpki0">
               <w:r>
                 <w:rPr>
                   <w:rFonts w:ascii="Arial" w:cs="Arial" w:eastAsia="Arial" w:hAnsi="Arial"/>
@@ -25207,7 +25207,7 @@
             <w:pPr>
               <w:spacing w:after="20" w:before="0"/>
             </w:pPr>
-            <w:hyperlink w:history="1" r:id="rIdr0s9ofb4oyi62mx_pog1m">
+            <w:hyperlink w:history="1" r:id="rIdler2u_te-arjhe3eo3ll2">
               <w:r>
                 <w:rPr>
                   <w:rFonts w:ascii="Arial" w:cs="Arial" w:eastAsia="Arial" w:hAnsi="Arial"/>
@@ -25240,7 +25240,7 @@
               <w:spacing w:after="10" w:before="0"/>
               <w:ind w:left="120"/>
             </w:pPr>
-            <w:hyperlink w:history="1" r:id="rIdx8v8bul2ahn0hwjienrvi">
+            <w:hyperlink w:history="1" r:id="rId6hyarnn9lavh4brbh9ekw">
               <w:r>
                 <w:rPr>
                   <w:rFonts w:ascii="Arial" w:cs="Arial" w:eastAsia="Arial" w:hAnsi="Arial"/>
@@ -25435,7 +25435,7 @@
             <w:pPr>
               <w:spacing w:after="20" w:before="0"/>
             </w:pPr>
-            <w:hyperlink w:history="1" r:id="rIdeuqxd8nussangxqxvs3vg">
+            <w:hyperlink w:history="1" r:id="rIdwfjsd1whvycmd1yrwjmgs">
               <w:r>
                 <w:rPr>
                   <w:rFonts w:ascii="Arial" w:cs="Arial" w:eastAsia="Arial" w:hAnsi="Arial"/>
@@ -25484,7 +25484,7 @@
               <w:spacing w:after="10" w:before="0"/>
               <w:ind w:left="120"/>
             </w:pPr>
-            <w:hyperlink w:history="1" r:id="rId6582tgh5knpj4jgglmjhr">
+            <w:hyperlink w:history="1" r:id="rIddxd9nvah9kwrouucgmn_c">
               <w:r>
                 <w:rPr>
                   <w:rFonts w:ascii="Arial" w:cs="Arial" w:eastAsia="Arial" w:hAnsi="Arial"/>
@@ -25529,7 +25529,7 @@
             <w:pPr>
               <w:spacing w:after="20" w:before="0"/>
             </w:pPr>
-            <w:hyperlink w:history="1" r:id="rIdl3oj9kilr_etezalux1cn">
+            <w:hyperlink w:history="1" r:id="rId2e2gttupk6kqkfj4vrdrs">
               <w:r>
                 <w:rPr>
                   <w:rFonts w:ascii="Arial" w:cs="Arial" w:eastAsia="Arial" w:hAnsi="Arial"/>
@@ -25562,7 +25562,7 @@
               <w:spacing w:after="10" w:before="0"/>
               <w:ind w:left="120"/>
             </w:pPr>
-            <w:hyperlink w:history="1" r:id="rIdt2izg6pcerf192pxb3ld6">
+            <w:hyperlink w:history="1" r:id="rIdwtchd148sjrfv_rl6-5f-">
               <w:r>
                 <w:rPr>
                   <w:rFonts w:ascii="Arial" w:cs="Arial" w:eastAsia="Arial" w:hAnsi="Arial"/>
@@ -26074,7 +26074,7 @@
         </w:rPr>
         <w:t xml:space="preserve">© 2026 SeaVuria and ARES. Aligned with KICD objectives. Developed by SeaVuria; technical implementation by ARES (with AI assistance from Claude). Licensed under </w:t>
       </w:r>
-      <w:hyperlink w:history="1" r:id="rIdmnp8taslqvj-47lod_z1r">
+      <w:hyperlink w:history="1" r:id="rId1x-cxmu2nrf_ozgp3_es-">
         <w:r>
           <w:rPr>
             <w:rFonts w:ascii="Arial" w:cs="Arial" w:eastAsia="Arial" w:hAnsi="Arial"/>
@@ -26095,7 +26095,7 @@
         </w:rPr>
         <w:t xml:space="preserve"> (</w:t>
       </w:r>
-      <w:hyperlink w:history="1" r:id="rIdesqrhgzvx1w97pbh7dajz">
+      <w:hyperlink w:history="1" r:id="rIdfz0jlkwibo_bzbzqvxmo-">
         <w:r>
           <w:rPr>
             <w:rFonts w:ascii="Arial" w:cs="Arial" w:eastAsia="Arial" w:hAnsi="Arial"/>
@@ -27108,7 +27108,7 @@
             <w:pPr>
               <w:spacing w:after="20" w:before="0"/>
             </w:pPr>
-            <w:hyperlink w:history="1" r:id="rIdtr-hloysgehd5ppbc_sqg">
+            <w:hyperlink w:history="1" r:id="rIddbtgtx5l5pcvvdan-mrzn">
               <w:r>
                 <w:rPr>
                   <w:rFonts w:ascii="Arial" w:cs="Arial" w:eastAsia="Arial" w:hAnsi="Arial"/>
@@ -27141,7 +27141,7 @@
               <w:spacing w:after="10" w:before="0"/>
               <w:ind w:left="120"/>
             </w:pPr>
-            <w:hyperlink w:history="1" r:id="rIdlj5cz1lmoyhldi7uqxsmb">
+            <w:hyperlink w:history="1" r:id="rId-6e28vdxrearvqc5ftihf">
               <w:r>
                 <w:rPr>
                   <w:rFonts w:ascii="Arial" w:cs="Arial" w:eastAsia="Arial" w:hAnsi="Arial"/>
@@ -27186,7 +27186,7 @@
             <w:pPr>
               <w:spacing w:after="20" w:before="0"/>
             </w:pPr>
-            <w:hyperlink w:history="1" r:id="rId1bseesewnwpb8hqfiayyc">
+            <w:hyperlink w:history="1" r:id="rIdgligngxclibjxm3_9vidq">
               <w:r>
                 <w:rPr>
                   <w:rFonts w:ascii="Arial" w:cs="Arial" w:eastAsia="Arial" w:hAnsi="Arial"/>
@@ -27219,7 +27219,7 @@
               <w:spacing w:after="10" w:before="0"/>
               <w:ind w:left="120"/>
             </w:pPr>
-            <w:hyperlink w:history="1" r:id="rIdtjxrxvrm2fvo6fp8p0k79">
+            <w:hyperlink w:history="1" r:id="rIdyohcdkqc7inl8rhzi8pmk">
               <w:r>
                 <w:rPr>
                   <w:rFonts w:ascii="Arial" w:cs="Arial" w:eastAsia="Arial" w:hAnsi="Arial"/>
@@ -27414,7 +27414,7 @@
             <w:pPr>
               <w:spacing w:after="20" w:before="0"/>
             </w:pPr>
-            <w:hyperlink w:history="1" r:id="rIdp98e_n0fxmpvmou4zhq72">
+            <w:hyperlink w:history="1" r:id="rId-3xxphioz6oixz240biiu">
               <w:r>
                 <w:rPr>
                   <w:rFonts w:ascii="Arial" w:cs="Arial" w:eastAsia="Arial" w:hAnsi="Arial"/>
@@ -27447,7 +27447,7 @@
               <w:spacing w:after="10" w:before="0"/>
               <w:ind w:left="120"/>
             </w:pPr>
-            <w:hyperlink w:history="1" r:id="rIdw5smv0ivdzrbjnpxaz0ke">
+            <w:hyperlink w:history="1" r:id="rIddtwt7mscrih73qz-pm1in">
               <w:r>
                 <w:rPr>
                   <w:rFonts w:ascii="Arial" w:cs="Arial" w:eastAsia="Arial" w:hAnsi="Arial"/>
@@ -27492,7 +27492,7 @@
             <w:pPr>
               <w:spacing w:after="20" w:before="0"/>
             </w:pPr>
-            <w:hyperlink w:history="1" r:id="rIdshy1xpzpz3w0ofjq4a4d_">
+            <w:hyperlink w:history="1" r:id="rIdqiyknrkmhxd2vwl1zb4sn">
               <w:r>
                 <w:rPr>
                   <w:rFonts w:ascii="Arial" w:cs="Arial" w:eastAsia="Arial" w:hAnsi="Arial"/>
@@ -27525,7 +27525,7 @@
               <w:spacing w:after="10" w:before="0"/>
               <w:ind w:left="120"/>
             </w:pPr>
-            <w:hyperlink w:history="1" r:id="rId-sbi_vyz-2764mygmbsjj">
+            <w:hyperlink w:history="1" r:id="rIdtnristtso34x8epsc5xlm">
               <w:r>
                 <w:rPr>
                   <w:rFonts w:ascii="Arial" w:cs="Arial" w:eastAsia="Arial" w:hAnsi="Arial"/>
@@ -27720,7 +27720,7 @@
             <w:pPr>
               <w:spacing w:after="20" w:before="0"/>
             </w:pPr>
-            <w:hyperlink w:history="1" r:id="rIdgor7gedxa3mntpe2a8wai">
+            <w:hyperlink w:history="1" r:id="rIdscxrcshdvjpu4fcplgwlv">
               <w:r>
                 <w:rPr>
                   <w:rFonts w:ascii="Arial" w:cs="Arial" w:eastAsia="Arial" w:hAnsi="Arial"/>
@@ -27753,7 +27753,7 @@
               <w:spacing w:after="10" w:before="0"/>
               <w:ind w:left="120"/>
             </w:pPr>
-            <w:hyperlink w:history="1" r:id="rIdewlax8yewscodt2j1x_ie">
+            <w:hyperlink w:history="1" r:id="rIdxp5kfqa_slns4tmi_sp8d">
               <w:r>
                 <w:rPr>
                   <w:rFonts w:ascii="Arial" w:cs="Arial" w:eastAsia="Arial" w:hAnsi="Arial"/>
@@ -27798,7 +27798,7 @@
             <w:pPr>
               <w:spacing w:after="20" w:before="0"/>
             </w:pPr>
-            <w:hyperlink w:history="1" r:id="rIdum50hb9f_ci5ieteemhp1">
+            <w:hyperlink w:history="1" r:id="rIdqfedf7g700oti3dn0oejw">
               <w:r>
                 <w:rPr>
                   <w:rFonts w:ascii="Arial" w:cs="Arial" w:eastAsia="Arial" w:hAnsi="Arial"/>
@@ -27831,7 +27831,7 @@
               <w:spacing w:after="10" w:before="0"/>
               <w:ind w:left="120"/>
             </w:pPr>
-            <w:hyperlink w:history="1" r:id="rId4vty7kdxasszh2wfyen6c">
+            <w:hyperlink w:history="1" r:id="rIdavaulmgqt8jwwvpooevbd">
               <w:r>
                 <w:rPr>
                   <w:rFonts w:ascii="Arial" w:cs="Arial" w:eastAsia="Arial" w:hAnsi="Arial"/>
@@ -28026,7 +28026,7 @@
             <w:pPr>
               <w:spacing w:after="20" w:before="0"/>
             </w:pPr>
-            <w:hyperlink w:history="1" r:id="rIdqd878y0hxf58spxdxu8hc">
+            <w:hyperlink w:history="1" r:id="rIdqhpz4kdmqufveagpgony8">
               <w:r>
                 <w:rPr>
                   <w:rFonts w:ascii="Arial" w:cs="Arial" w:eastAsia="Arial" w:hAnsi="Arial"/>
@@ -28059,7 +28059,7 @@
               <w:spacing w:after="10" w:before="0"/>
               <w:ind w:left="120"/>
             </w:pPr>
-            <w:hyperlink w:history="1" r:id="rIdl6zxf5xpeminyyasqliki">
+            <w:hyperlink w:history="1" r:id="rId2glsvouerodmi4md2kcgm">
               <w:r>
                 <w:rPr>
                   <w:rFonts w:ascii="Arial" w:cs="Arial" w:eastAsia="Arial" w:hAnsi="Arial"/>
@@ -28104,7 +28104,7 @@
             <w:pPr>
               <w:spacing w:after="20" w:before="0"/>
             </w:pPr>
-            <w:hyperlink w:history="1" r:id="rIdenmwq9s1fm4mw3pd6icla">
+            <w:hyperlink w:history="1" r:id="rIdzcym1ypzqte20d4sybtfb">
               <w:r>
                 <w:rPr>
                   <w:rFonts w:ascii="Arial" w:cs="Arial" w:eastAsia="Arial" w:hAnsi="Arial"/>
@@ -28137,7 +28137,7 @@
               <w:spacing w:after="10" w:before="0"/>
               <w:ind w:left="120"/>
             </w:pPr>
-            <w:hyperlink w:history="1" r:id="rIdh66csjqumguhp5_dkvvni">
+            <w:hyperlink w:history="1" r:id="rId7zxkayvgfsmpzcrqntqrj">
               <w:r>
                 <w:rPr>
                   <w:rFonts w:ascii="Arial" w:cs="Arial" w:eastAsia="Arial" w:hAnsi="Arial"/>
@@ -28332,7 +28332,7 @@
             <w:pPr>
               <w:spacing w:after="20" w:before="0"/>
             </w:pPr>
-            <w:hyperlink w:history="1" r:id="rIduwx8sbpzh4_qcfozrjkht">
+            <w:hyperlink w:history="1" r:id="rId_wklro2a_tnx5qwsf_2xp">
               <w:r>
                 <w:rPr>
                   <w:rFonts w:ascii="Arial" w:cs="Arial" w:eastAsia="Arial" w:hAnsi="Arial"/>
@@ -28365,7 +28365,7 @@
               <w:spacing w:after="10" w:before="0"/>
               <w:ind w:left="120"/>
             </w:pPr>
-            <w:hyperlink w:history="1" r:id="rIdn7iz6ieejm8g83m-zuwc1">
+            <w:hyperlink w:history="1" r:id="rId-fb2bh1odyblcog6vgcyz">
               <w:r>
                 <w:rPr>
                   <w:rFonts w:ascii="Arial" w:cs="Arial" w:eastAsia="Arial" w:hAnsi="Arial"/>
@@ -28410,7 +28410,7 @@
             <w:pPr>
               <w:spacing w:after="20" w:before="0"/>
             </w:pPr>
-            <w:hyperlink w:history="1" r:id="rIduje8pr2e-k6ykd5qmew_6">
+            <w:hyperlink w:history="1" r:id="rIdud7b33b-ngfjrxqwujway">
               <w:r>
                 <w:rPr>
                   <w:rFonts w:ascii="Arial" w:cs="Arial" w:eastAsia="Arial" w:hAnsi="Arial"/>
@@ -28443,7 +28443,7 @@
               <w:spacing w:after="10" w:before="0"/>
               <w:ind w:left="120"/>
             </w:pPr>
-            <w:hyperlink w:history="1" r:id="rIdaahua0u9trq6aht2dbaav">
+            <w:hyperlink w:history="1" r:id="rId4_6xdyyy_qm6jnxpvjiwa">
               <w:r>
                 <w:rPr>
                   <w:rFonts w:ascii="Arial" w:cs="Arial" w:eastAsia="Arial" w:hAnsi="Arial"/>
@@ -28955,7 +28955,7 @@
         </w:rPr>
         <w:t xml:space="preserve">© 2026 SeaVuria and ARES. Aligned with KICD objectives. Developed by SeaVuria; technical implementation by ARES (with AI assistance from Claude). Licensed under </w:t>
       </w:r>
-      <w:hyperlink w:history="1" r:id="rIdssoxarnd--wtk0gywsdbu">
+      <w:hyperlink w:history="1" r:id="rId8gkymkbg-mznyz8docedf">
         <w:r>
           <w:rPr>
             <w:rFonts w:ascii="Arial" w:cs="Arial" w:eastAsia="Arial" w:hAnsi="Arial"/>
@@ -28976,7 +28976,7 @@
         </w:rPr>
         <w:t xml:space="preserve"> (</w:t>
       </w:r>
-      <w:hyperlink w:history="1" r:id="rIdfybed_8cwchtyyg6-b4ve">
+      <w:hyperlink w:history="1" r:id="rIdxg-gbtg50tbfievvcbwrv">
         <w:r>
           <w:rPr>
             <w:rFonts w:ascii="Arial" w:cs="Arial" w:eastAsia="Arial" w:hAnsi="Arial"/>

--- a/data/outputs/v2/Chemistry/SS1.2_The_Atom/Chemistry_The_Atom_CBE_LessonSequence.docx
+++ b/data/outputs/v2/Chemistry/SS1.2_The_Atom/Chemistry_The_Atom_CBE_LessonSequence.docx
@@ -2341,7 +2341,7 @@
         </w:rPr>
         <w:t xml:space="preserve">© 2026 SeaVuria and ARES. This work is licensed under a </w:t>
       </w:r>
-      <w:hyperlink w:history="1" r:id="rIdjx3msvnbd_uy5tujngbiw">
+      <w:hyperlink w:history="1" r:id="rIda6lqwj9riqpgdo-jrkdwf">
         <w:r>
           <w:rPr>
             <w:rFonts w:ascii="Arial" w:cs="Arial" w:eastAsia="Arial" w:hAnsi="Arial"/>
@@ -2361,7 +2361,7 @@
         </w:rPr>
         <w:t xml:space="preserve"> (</w:t>
       </w:r>
-      <w:hyperlink w:history="1" r:id="rId08crb2vmlhnbrzutxfcgz">
+      <w:hyperlink w:history="1" r:id="rId_mx4nymyrui1rapfysvm_">
         <w:r>
           <w:rPr>
             <w:rFonts w:ascii="Arial" w:cs="Arial" w:eastAsia="Arial" w:hAnsi="Arial"/>
@@ -2381,7 +2381,7 @@
         </w:rPr>
         <w:t xml:space="preserve">). To view a copy of this license, visit </w:t>
       </w:r>
-      <w:hyperlink w:history="1" r:id="rIdsdlutjfbfadnr_ryaxggw">
+      <w:hyperlink w:history="1" r:id="rIdl1w-lc5acnif3ykuqg2wk">
         <w:r>
           <w:rPr>
             <w:rFonts w:ascii="Arial" w:cs="Arial" w:eastAsia="Arial" w:hAnsi="Arial"/>
@@ -3393,7 +3393,7 @@
             <w:pPr>
               <w:spacing w:after="20" w:before="0"/>
             </w:pPr>
-            <w:hyperlink w:history="1" r:id="rIdg3q8ka1m-ijle2yg5do_q">
+            <w:hyperlink w:history="1" r:id="rIdfauapc--jqioo4eggoy4o">
               <w:r>
                 <w:rPr>
                   <w:rFonts w:ascii="Arial" w:cs="Arial" w:eastAsia="Arial" w:hAnsi="Arial"/>
@@ -3426,7 +3426,7 @@
               <w:spacing w:after="10" w:before="0"/>
               <w:ind w:left="120"/>
             </w:pPr>
-            <w:hyperlink w:history="1" r:id="rId5svvobxswyfkm8fulzr0_">
+            <w:hyperlink w:history="1" r:id="rIda0sd6np3dbmz6toiun2h6">
               <w:r>
                 <w:rPr>
                   <w:rFonts w:ascii="Arial" w:cs="Arial" w:eastAsia="Arial" w:hAnsi="Arial"/>
@@ -3471,7 +3471,7 @@
             <w:pPr>
               <w:spacing w:after="20" w:before="0"/>
             </w:pPr>
-            <w:hyperlink w:history="1" r:id="rIdtmxiyjqbyolq5glz0swlj">
+            <w:hyperlink w:history="1" r:id="rIdax9ajqqq0huwcbbfipz8e">
               <w:r>
                 <w:rPr>
                   <w:rFonts w:ascii="Arial" w:cs="Arial" w:eastAsia="Arial" w:hAnsi="Arial"/>
@@ -3504,7 +3504,7 @@
               <w:spacing w:after="10" w:before="0"/>
               <w:ind w:left="120"/>
             </w:pPr>
-            <w:hyperlink w:history="1" r:id="rIdbtb2lvmwhn3zdlw5jnhr-">
+            <w:hyperlink w:history="1" r:id="rIdi8m6x6_yfb_22hb8thhpu">
               <w:r>
                 <w:rPr>
                   <w:rFonts w:ascii="Arial" w:cs="Arial" w:eastAsia="Arial" w:hAnsi="Arial"/>
@@ -3699,7 +3699,7 @@
             <w:pPr>
               <w:spacing w:after="20" w:before="0"/>
             </w:pPr>
-            <w:hyperlink w:history="1" r:id="rIdy1mznez24ac-4fp3y0wah">
+            <w:hyperlink w:history="1" r:id="rIdkxjmrqtyq1hjw9wov1gpk">
               <w:r>
                 <w:rPr>
                   <w:rFonts w:ascii="Arial" w:cs="Arial" w:eastAsia="Arial" w:hAnsi="Arial"/>
@@ -3732,7 +3732,7 @@
               <w:spacing w:after="10" w:before="0"/>
               <w:ind w:left="120"/>
             </w:pPr>
-            <w:hyperlink w:history="1" r:id="rIdoijcamnw8r4q7byxspcu1">
+            <w:hyperlink w:history="1" r:id="rIdjwaxqrlrtmufse_0mmpmr">
               <w:r>
                 <w:rPr>
                   <w:rFonts w:ascii="Arial" w:cs="Arial" w:eastAsia="Arial" w:hAnsi="Arial"/>
@@ -3777,7 +3777,7 @@
             <w:pPr>
               <w:spacing w:after="20" w:before="0"/>
             </w:pPr>
-            <w:hyperlink w:history="1" r:id="rIdzzxzbxrgmtay7rwuhlabq">
+            <w:hyperlink w:history="1" r:id="rId9wzmoz4rbtchrxeuellsd">
               <w:r>
                 <w:rPr>
                   <w:rFonts w:ascii="Arial" w:cs="Arial" w:eastAsia="Arial" w:hAnsi="Arial"/>
@@ -3810,7 +3810,7 @@
               <w:spacing w:after="10" w:before="0"/>
               <w:ind w:left="120"/>
             </w:pPr>
-            <w:hyperlink w:history="1" r:id="rIdooutak_lyv0vvo4ffaiwm">
+            <w:hyperlink w:history="1" r:id="rIdrhsrweietzpcyutoplmes">
               <w:r>
                 <w:rPr>
                   <w:rFonts w:ascii="Arial" w:cs="Arial" w:eastAsia="Arial" w:hAnsi="Arial"/>
@@ -4005,7 +4005,7 @@
             <w:pPr>
               <w:spacing w:after="20" w:before="0"/>
             </w:pPr>
-            <w:hyperlink w:history="1" r:id="rIdyntzpdj-l8sd0flib-obx">
+            <w:hyperlink w:history="1" r:id="rIdgpqgcnczzlxyq83pazljp">
               <w:r>
                 <w:rPr>
                   <w:rFonts w:ascii="Arial" w:cs="Arial" w:eastAsia="Arial" w:hAnsi="Arial"/>
@@ -4038,7 +4038,7 @@
               <w:spacing w:after="10" w:before="0"/>
               <w:ind w:left="120"/>
             </w:pPr>
-            <w:hyperlink w:history="1" r:id="rIdhvdgzs5thuxswzzw3a6ev">
+            <w:hyperlink w:history="1" r:id="rIdmigu8fkwuc-0m2jtx3q1v">
               <w:r>
                 <w:rPr>
                   <w:rFonts w:ascii="Arial" w:cs="Arial" w:eastAsia="Arial" w:hAnsi="Arial"/>
@@ -4083,7 +4083,7 @@
             <w:pPr>
               <w:spacing w:after="20" w:before="0"/>
             </w:pPr>
-            <w:hyperlink w:history="1" r:id="rIdraj7bbrrxsajrpvhl13ep">
+            <w:hyperlink w:history="1" r:id="rIdeamueomwmulndj6yth326">
               <w:r>
                 <w:rPr>
                   <w:rFonts w:ascii="Arial" w:cs="Arial" w:eastAsia="Arial" w:hAnsi="Arial"/>
@@ -4132,7 +4132,7 @@
               <w:spacing w:after="10" w:before="0"/>
               <w:ind w:left="120"/>
             </w:pPr>
-            <w:hyperlink w:history="1" r:id="rIdfdrwfew2xe_ip-hoz59am">
+            <w:hyperlink w:history="1" r:id="rIds2hflwftaoyoa7_iji1pj">
               <w:r>
                 <w:rPr>
                   <w:rFonts w:ascii="Arial" w:cs="Arial" w:eastAsia="Arial" w:hAnsi="Arial"/>
@@ -4327,7 +4327,7 @@
             <w:pPr>
               <w:spacing w:after="20" w:before="0"/>
             </w:pPr>
-            <w:hyperlink w:history="1" r:id="rIdxptr9ewkmabowhd0-gjp8">
+            <w:hyperlink w:history="1" r:id="rIdmowvtljgq_nb4-0jjxn_b">
               <w:r>
                 <w:rPr>
                   <w:rFonts w:ascii="Arial" w:cs="Arial" w:eastAsia="Arial" w:hAnsi="Arial"/>
@@ -4360,7 +4360,7 @@
               <w:spacing w:after="10" w:before="0"/>
               <w:ind w:left="120"/>
             </w:pPr>
-            <w:hyperlink w:history="1" r:id="rId_g-nodty-s4ndltotfjul">
+            <w:hyperlink w:history="1" r:id="rIdyawukwe_agfwduei4iyfb">
               <w:r>
                 <w:rPr>
                   <w:rFonts w:ascii="Arial" w:cs="Arial" w:eastAsia="Arial" w:hAnsi="Arial"/>
@@ -4405,7 +4405,7 @@
             <w:pPr>
               <w:spacing w:after="20" w:before="0"/>
             </w:pPr>
-            <w:hyperlink w:history="1" r:id="rIdyx-5mjmabplqljs6ja2sd">
+            <w:hyperlink w:history="1" r:id="rIdd7_maew9kwknvynuc_w3s">
               <w:r>
                 <w:rPr>
                   <w:rFonts w:ascii="Arial" w:cs="Arial" w:eastAsia="Arial" w:hAnsi="Arial"/>
@@ -4454,7 +4454,7 @@
               <w:spacing w:after="10" w:before="0"/>
               <w:ind w:left="120"/>
             </w:pPr>
-            <w:hyperlink w:history="1" r:id="rIdio-xlqhvx3ycqc0erktdy">
+            <w:hyperlink w:history="1" r:id="rIdfc7ntatzzgmpe4udgsnzo">
               <w:r>
                 <w:rPr>
                   <w:rFonts w:ascii="Arial" w:cs="Arial" w:eastAsia="Arial" w:hAnsi="Arial"/>
@@ -4649,7 +4649,7 @@
             <w:pPr>
               <w:spacing w:after="20" w:before="0"/>
             </w:pPr>
-            <w:hyperlink w:history="1" r:id="rIdyha0ujiz1xwmzucp6wbh3">
+            <w:hyperlink w:history="1" r:id="rIde_t0nyyzhkhh-b2m2l5qo">
               <w:r>
                 <w:rPr>
                   <w:rFonts w:ascii="Arial" w:cs="Arial" w:eastAsia="Arial" w:hAnsi="Arial"/>
@@ -4698,7 +4698,7 @@
               <w:spacing w:after="10" w:before="0"/>
               <w:ind w:left="120"/>
             </w:pPr>
-            <w:hyperlink w:history="1" r:id="rIduibziuvaxjw64exyaj89a">
+            <w:hyperlink w:history="1" r:id="rIdxyji8ibvi_d8yhx9xejjr">
               <w:r>
                 <w:rPr>
                   <w:rFonts w:ascii="Arial" w:cs="Arial" w:eastAsia="Arial" w:hAnsi="Arial"/>
@@ -4743,7 +4743,7 @@
             <w:pPr>
               <w:spacing w:after="20" w:before="0"/>
             </w:pPr>
-            <w:hyperlink w:history="1" r:id="rIdlbvnodcyviokg3h5cn7w2">
+            <w:hyperlink w:history="1" r:id="rIdrl4navdnjvxni16clczpa">
               <w:r>
                 <w:rPr>
                   <w:rFonts w:ascii="Arial" w:cs="Arial" w:eastAsia="Arial" w:hAnsi="Arial"/>
@@ -4792,7 +4792,7 @@
               <w:spacing w:after="10" w:before="0"/>
               <w:ind w:left="120"/>
             </w:pPr>
-            <w:hyperlink w:history="1" r:id="rIdqwhx_2cjnjclceavrjocq">
+            <w:hyperlink w:history="1" r:id="rIdu5sgpuhkxbrcnuolmrcsp">
               <w:r>
                 <w:rPr>
                   <w:rFonts w:ascii="Arial" w:cs="Arial" w:eastAsia="Arial" w:hAnsi="Arial"/>
@@ -5304,7 +5304,7 @@
         </w:rPr>
         <w:t xml:space="preserve">© 2026 SeaVuria and ARES. Aligned with KICD objectives. Developed by SeaVuria; technical implementation by ARES (with AI assistance from Claude). Licensed under </w:t>
       </w:r>
-      <w:hyperlink w:history="1" r:id="rIdydzsidxkjz1bxtsnx3iy_">
+      <w:hyperlink w:history="1" r:id="rId_-qzuipebkkpxec-yjdpi">
         <w:r>
           <w:rPr>
             <w:rFonts w:ascii="Arial" w:cs="Arial" w:eastAsia="Arial" w:hAnsi="Arial"/>
@@ -5325,7 +5325,7 @@
         </w:rPr>
         <w:t xml:space="preserve"> (</w:t>
       </w:r>
-      <w:hyperlink w:history="1" r:id="rIdvhmhy_fgzezgeq7auk7-y">
+      <w:hyperlink w:history="1" r:id="rIdtswrzg9bwawlzphlh7lqm">
         <w:r>
           <w:rPr>
             <w:rFonts w:ascii="Arial" w:cs="Arial" w:eastAsia="Arial" w:hAnsi="Arial"/>
@@ -6338,7 +6338,7 @@
             <w:pPr>
               <w:spacing w:after="20" w:before="0"/>
             </w:pPr>
-            <w:hyperlink w:history="1" r:id="rIdaqgo1gjl09ycexezkcb82">
+            <w:hyperlink w:history="1" r:id="rIdqo7bs5nsqpqbsledyxz_4">
               <w:r>
                 <w:rPr>
                   <w:rFonts w:ascii="Arial" w:cs="Arial" w:eastAsia="Arial" w:hAnsi="Arial"/>
@@ -6371,7 +6371,7 @@
               <w:spacing w:after="10" w:before="0"/>
               <w:ind w:left="120"/>
             </w:pPr>
-            <w:hyperlink w:history="1" r:id="rIdhdhzet0oisqhx_26ba_x1">
+            <w:hyperlink w:history="1" r:id="rIdkug8eme4pluqave94ci3b">
               <w:r>
                 <w:rPr>
                   <w:rFonts w:ascii="Arial" w:cs="Arial" w:eastAsia="Arial" w:hAnsi="Arial"/>
@@ -6416,7 +6416,7 @@
             <w:pPr>
               <w:spacing w:after="20" w:before="0"/>
             </w:pPr>
-            <w:hyperlink w:history="1" r:id="rIdwu2lszlxsbelmxqosms5u">
+            <w:hyperlink w:history="1" r:id="rIddpyisveakjt4eotokt0xp">
               <w:r>
                 <w:rPr>
                   <w:rFonts w:ascii="Arial" w:cs="Arial" w:eastAsia="Arial" w:hAnsi="Arial"/>
@@ -6449,7 +6449,7 @@
               <w:spacing w:after="10" w:before="0"/>
               <w:ind w:left="120"/>
             </w:pPr>
-            <w:hyperlink w:history="1" r:id="rIddvnfpemw2e8txhzgpi8kq">
+            <w:hyperlink w:history="1" r:id="rId1ieg9hylvqqbgcscltiyf">
               <w:r>
                 <w:rPr>
                   <w:rFonts w:ascii="Arial" w:cs="Arial" w:eastAsia="Arial" w:hAnsi="Arial"/>
@@ -6644,7 +6644,7 @@
             <w:pPr>
               <w:spacing w:after="20" w:before="0"/>
             </w:pPr>
-            <w:hyperlink w:history="1" r:id="rIdczp-ai1lc1ewu9w07mx0p">
+            <w:hyperlink w:history="1" r:id="rIduevhnegx1bzwqeokbuhvh">
               <w:r>
                 <w:rPr>
                   <w:rFonts w:ascii="Arial" w:cs="Arial" w:eastAsia="Arial" w:hAnsi="Arial"/>
@@ -6677,7 +6677,7 @@
               <w:spacing w:after="10" w:before="0"/>
               <w:ind w:left="120"/>
             </w:pPr>
-            <w:hyperlink w:history="1" r:id="rIduovajzu3i2xehduyycp4g">
+            <w:hyperlink w:history="1" r:id="rId3itinxehpnzk7e_5tkysl">
               <w:r>
                 <w:rPr>
                   <w:rFonts w:ascii="Arial" w:cs="Arial" w:eastAsia="Arial" w:hAnsi="Arial"/>
@@ -6722,7 +6722,7 @@
             <w:pPr>
               <w:spacing w:after="20" w:before="0"/>
             </w:pPr>
-            <w:hyperlink w:history="1" r:id="rIdq3nwfxgtqofdosnrbfya7">
+            <w:hyperlink w:history="1" r:id="rIdwtqnyk31dava3huhd1tk3">
               <w:r>
                 <w:rPr>
                   <w:rFonts w:ascii="Arial" w:cs="Arial" w:eastAsia="Arial" w:hAnsi="Arial"/>
@@ -6755,7 +6755,7 @@
               <w:spacing w:after="10" w:before="0"/>
               <w:ind w:left="120"/>
             </w:pPr>
-            <w:hyperlink w:history="1" r:id="rIdjcbeqvpvag_wmivhb78en">
+            <w:hyperlink w:history="1" r:id="rIdpalctodx4mijr3zw5i78e">
               <w:r>
                 <w:rPr>
                   <w:rFonts w:ascii="Arial" w:cs="Arial" w:eastAsia="Arial" w:hAnsi="Arial"/>
@@ -6950,7 +6950,7 @@
             <w:pPr>
               <w:spacing w:after="20" w:before="0"/>
             </w:pPr>
-            <w:hyperlink w:history="1" r:id="rId-k_ussakeryz8ntxgo3mb">
+            <w:hyperlink w:history="1" r:id="rIdqgfplqemv-oyy3tcz_utk">
               <w:r>
                 <w:rPr>
                   <w:rFonts w:ascii="Arial" w:cs="Arial" w:eastAsia="Arial" w:hAnsi="Arial"/>
@@ -6983,7 +6983,7 @@
               <w:spacing w:after="10" w:before="0"/>
               <w:ind w:left="120"/>
             </w:pPr>
-            <w:hyperlink w:history="1" r:id="rIdffurel9kpqj1z0ilokhcf">
+            <w:hyperlink w:history="1" r:id="rIdj_cgtbo0pq9emviqajj7u">
               <w:r>
                 <w:rPr>
                   <w:rFonts w:ascii="Arial" w:cs="Arial" w:eastAsia="Arial" w:hAnsi="Arial"/>
@@ -7028,7 +7028,7 @@
             <w:pPr>
               <w:spacing w:after="20" w:before="0"/>
             </w:pPr>
-            <w:hyperlink w:history="1" r:id="rIdrru2irfyvpmvwisqdwcen">
+            <w:hyperlink w:history="1" r:id="rIdhnux72-tnrhlwod3uldcy">
               <w:r>
                 <w:rPr>
                   <w:rFonts w:ascii="Arial" w:cs="Arial" w:eastAsia="Arial" w:hAnsi="Arial"/>
@@ -7061,7 +7061,7 @@
               <w:spacing w:after="10" w:before="0"/>
               <w:ind w:left="120"/>
             </w:pPr>
-            <w:hyperlink w:history="1" r:id="rIdgfqqaogkcq76zdlorkk8a">
+            <w:hyperlink w:history="1" r:id="rIdedvyd0ufyhjwgxgwlmy4m">
               <w:r>
                 <w:rPr>
                   <w:rFonts w:ascii="Arial" w:cs="Arial" w:eastAsia="Arial" w:hAnsi="Arial"/>
@@ -7256,7 +7256,7 @@
             <w:pPr>
               <w:spacing w:after="20" w:before="0"/>
             </w:pPr>
-            <w:hyperlink w:history="1" r:id="rIdiplfnzbhmyymmsb33roly">
+            <w:hyperlink w:history="1" r:id="rId-b5mnei_i40ri96o2c68t">
               <w:r>
                 <w:rPr>
                   <w:rFonts w:ascii="Arial" w:cs="Arial" w:eastAsia="Arial" w:hAnsi="Arial"/>
@@ -7289,7 +7289,7 @@
               <w:spacing w:after="10" w:before="0"/>
               <w:ind w:left="120"/>
             </w:pPr>
-            <w:hyperlink w:history="1" r:id="rId-kroa7bgvyo1ejdd-ec4j">
+            <w:hyperlink w:history="1" r:id="rIdlr3itk-tgzkmstgevczlp">
               <w:r>
                 <w:rPr>
                   <w:rFonts w:ascii="Arial" w:cs="Arial" w:eastAsia="Arial" w:hAnsi="Arial"/>
@@ -7334,7 +7334,7 @@
             <w:pPr>
               <w:spacing w:after="20" w:before="0"/>
             </w:pPr>
-            <w:hyperlink w:history="1" r:id="rIdtj7opctrat4aki06gpdqr">
+            <w:hyperlink w:history="1" r:id="rIdqmv4wf3yt5dyfq5q7dwpj">
               <w:r>
                 <w:rPr>
                   <w:rFonts w:ascii="Arial" w:cs="Arial" w:eastAsia="Arial" w:hAnsi="Arial"/>
@@ -7367,7 +7367,7 @@
               <w:spacing w:after="10" w:before="0"/>
               <w:ind w:left="120"/>
             </w:pPr>
-            <w:hyperlink w:history="1" r:id="rId5zrdd3xrngj8rlmutdvvx">
+            <w:hyperlink w:history="1" r:id="rIdspops-wtrjpv7fath4tlr">
               <w:r>
                 <w:rPr>
                   <w:rFonts w:ascii="Arial" w:cs="Arial" w:eastAsia="Arial" w:hAnsi="Arial"/>
@@ -7562,7 +7562,7 @@
             <w:pPr>
               <w:spacing w:after="20" w:before="0"/>
             </w:pPr>
-            <w:hyperlink w:history="1" r:id="rIddmgxj68fjodrvliutlqkp">
+            <w:hyperlink w:history="1" r:id="rIdyongm2bpsoodpiwiesji-">
               <w:r>
                 <w:rPr>
                   <w:rFonts w:ascii="Arial" w:cs="Arial" w:eastAsia="Arial" w:hAnsi="Arial"/>
@@ -7595,7 +7595,7 @@
               <w:spacing w:after="10" w:before="0"/>
               <w:ind w:left="120"/>
             </w:pPr>
-            <w:hyperlink w:history="1" r:id="rIdfqxcyi20zp2cspk4zslpp">
+            <w:hyperlink w:history="1" r:id="rId5zgvomrcxtk2a0nljyuee">
               <w:r>
                 <w:rPr>
                   <w:rFonts w:ascii="Arial" w:cs="Arial" w:eastAsia="Arial" w:hAnsi="Arial"/>
@@ -7640,7 +7640,7 @@
             <w:pPr>
               <w:spacing w:after="20" w:before="0"/>
             </w:pPr>
-            <w:hyperlink w:history="1" r:id="rIdwrdldczp0cufdyhm31v97">
+            <w:hyperlink w:history="1" r:id="rId0mkfkn7xq0trejgjgfc2l">
               <w:r>
                 <w:rPr>
                   <w:rFonts w:ascii="Arial" w:cs="Arial" w:eastAsia="Arial" w:hAnsi="Arial"/>
@@ -7673,7 +7673,7 @@
               <w:spacing w:after="10" w:before="0"/>
               <w:ind w:left="120"/>
             </w:pPr>
-            <w:hyperlink w:history="1" r:id="rIdprnxqstulpmbsbmv4pb8v">
+            <w:hyperlink w:history="1" r:id="rIdpenu-dzg_ttbu849yhvks">
               <w:r>
                 <w:rPr>
                   <w:rFonts w:ascii="Arial" w:cs="Arial" w:eastAsia="Arial" w:hAnsi="Arial"/>
@@ -8185,7 +8185,7 @@
         </w:rPr>
         <w:t xml:space="preserve">© 2026 SeaVuria and ARES. Aligned with KICD objectives. Developed by SeaVuria; technical implementation by ARES (with AI assistance from Claude). Licensed under </w:t>
       </w:r>
-      <w:hyperlink w:history="1" r:id="rId6uuq6fgkwbest0rxourwa">
+      <w:hyperlink w:history="1" r:id="rIdhhfjsgdrvtzzffblrezpq">
         <w:r>
           <w:rPr>
             <w:rFonts w:ascii="Arial" w:cs="Arial" w:eastAsia="Arial" w:hAnsi="Arial"/>
@@ -8206,7 +8206,7 @@
         </w:rPr>
         <w:t xml:space="preserve"> (</w:t>
       </w:r>
-      <w:hyperlink w:history="1" r:id="rIdgdrplwmqpzthcle_4vmgh">
+      <w:hyperlink w:history="1" r:id="rIdgk_9bunqad9vmwkwcrhop">
         <w:r>
           <w:rPr>
             <w:rFonts w:ascii="Arial" w:cs="Arial" w:eastAsia="Arial" w:hAnsi="Arial"/>
@@ -9219,7 +9219,7 @@
             <w:pPr>
               <w:spacing w:after="20" w:before="0"/>
             </w:pPr>
-            <w:hyperlink w:history="1" r:id="rIddprjo0rwt53nxabl6memv">
+            <w:hyperlink w:history="1" r:id="rIddznfbbnpnqfr-hot1_a4-">
               <w:r>
                 <w:rPr>
                   <w:rFonts w:ascii="Arial" w:cs="Arial" w:eastAsia="Arial" w:hAnsi="Arial"/>
@@ -9252,7 +9252,7 @@
               <w:spacing w:after="10" w:before="0"/>
               <w:ind w:left="120"/>
             </w:pPr>
-            <w:hyperlink w:history="1" r:id="rIdjr8mq8__smuqyys94b3c_">
+            <w:hyperlink w:history="1" r:id="rId8xq1jtteqp8uqkiegqbpj">
               <w:r>
                 <w:rPr>
                   <w:rFonts w:ascii="Arial" w:cs="Arial" w:eastAsia="Arial" w:hAnsi="Arial"/>
@@ -9297,7 +9297,7 @@
             <w:pPr>
               <w:spacing w:after="20" w:before="0"/>
             </w:pPr>
-            <w:hyperlink w:history="1" r:id="rIdmefylho3r0opucrftieo8">
+            <w:hyperlink w:history="1" r:id="rIdeeflnyha5fqsqck4ky1f-">
               <w:r>
                 <w:rPr>
                   <w:rFonts w:ascii="Arial" w:cs="Arial" w:eastAsia="Arial" w:hAnsi="Arial"/>
@@ -9330,7 +9330,7 @@
               <w:spacing w:after="10" w:before="0"/>
               <w:ind w:left="120"/>
             </w:pPr>
-            <w:hyperlink w:history="1" r:id="rIdsd7wxl8ocljilyrbk8wxi">
+            <w:hyperlink w:history="1" r:id="rIdp8smkhhiaxkddevaow5rq">
               <w:r>
                 <w:rPr>
                   <w:rFonts w:ascii="Arial" w:cs="Arial" w:eastAsia="Arial" w:hAnsi="Arial"/>
@@ -9525,7 +9525,7 @@
             <w:pPr>
               <w:spacing w:after="20" w:before="0"/>
             </w:pPr>
-            <w:hyperlink w:history="1" r:id="rIdm_qfwqfmgdbxw-3iwj4pb">
+            <w:hyperlink w:history="1" r:id="rIdikcvkc5gs1cpt-uu4q0fu">
               <w:r>
                 <w:rPr>
                   <w:rFonts w:ascii="Arial" w:cs="Arial" w:eastAsia="Arial" w:hAnsi="Arial"/>
@@ -9558,7 +9558,7 @@
               <w:spacing w:after="10" w:before="0"/>
               <w:ind w:left="120"/>
             </w:pPr>
-            <w:hyperlink w:history="1" r:id="rId6gtv73cj8j3a7hinq70zd">
+            <w:hyperlink w:history="1" r:id="rIdpn4axoixpxmphu5dm_j9j">
               <w:r>
                 <w:rPr>
                   <w:rFonts w:ascii="Arial" w:cs="Arial" w:eastAsia="Arial" w:hAnsi="Arial"/>
@@ -9603,7 +9603,7 @@
             <w:pPr>
               <w:spacing w:after="20" w:before="0"/>
             </w:pPr>
-            <w:hyperlink w:history="1" r:id="rIdmxh6hzhlt4ovxa8ssb91h">
+            <w:hyperlink w:history="1" r:id="rId3mnejneu4fyndp1cujvr3">
               <w:r>
                 <w:rPr>
                   <w:rFonts w:ascii="Arial" w:cs="Arial" w:eastAsia="Arial" w:hAnsi="Arial"/>
@@ -9636,7 +9636,7 @@
               <w:spacing w:after="10" w:before="0"/>
               <w:ind w:left="120"/>
             </w:pPr>
-            <w:hyperlink w:history="1" r:id="rIdztjezagf_unga2anwdhpk">
+            <w:hyperlink w:history="1" r:id="rIdd1_n1zlm2gfuluweigqcq">
               <w:r>
                 <w:rPr>
                   <w:rFonts w:ascii="Arial" w:cs="Arial" w:eastAsia="Arial" w:hAnsi="Arial"/>
@@ -9831,7 +9831,7 @@
             <w:pPr>
               <w:spacing w:after="20" w:before="0"/>
             </w:pPr>
-            <w:hyperlink w:history="1" r:id="rIdyebbgje5giwylpkxdypmw">
+            <w:hyperlink w:history="1" r:id="rIdvayp55sw2f9cmyqaksiik">
               <w:r>
                 <w:rPr>
                   <w:rFonts w:ascii="Arial" w:cs="Arial" w:eastAsia="Arial" w:hAnsi="Arial"/>
@@ -9880,7 +9880,7 @@
               <w:spacing w:after="10" w:before="0"/>
               <w:ind w:left="120"/>
             </w:pPr>
-            <w:hyperlink w:history="1" r:id="rIdsjf_ohsjfi3nnr0q4n4kl">
+            <w:hyperlink w:history="1" r:id="rIdg5ohgmdcvac-fbgbpfqbb">
               <w:r>
                 <w:rPr>
                   <w:rFonts w:ascii="Arial" w:cs="Arial" w:eastAsia="Arial" w:hAnsi="Arial"/>
@@ -9925,7 +9925,7 @@
             <w:pPr>
               <w:spacing w:after="20" w:before="0"/>
             </w:pPr>
-            <w:hyperlink w:history="1" r:id="rIds_ozf0fz-91wkvvjjdo2t">
+            <w:hyperlink w:history="1" r:id="rIdwfcwn6kcb7qdqyz0kfg4l">
               <w:r>
                 <w:rPr>
                   <w:rFonts w:ascii="Arial" w:cs="Arial" w:eastAsia="Arial" w:hAnsi="Arial"/>
@@ -9958,7 +9958,7 @@
               <w:spacing w:after="10" w:before="0"/>
               <w:ind w:left="120"/>
             </w:pPr>
-            <w:hyperlink w:history="1" r:id="rIdqy9nnzcw2u7xx3othpvhi">
+            <w:hyperlink w:history="1" r:id="rIdrfmgzutxpw7moaj3lwk39">
               <w:r>
                 <w:rPr>
                   <w:rFonts w:ascii="Arial" w:cs="Arial" w:eastAsia="Arial" w:hAnsi="Arial"/>
@@ -10153,7 +10153,7 @@
             <w:pPr>
               <w:spacing w:after="20" w:before="0"/>
             </w:pPr>
-            <w:hyperlink w:history="1" r:id="rIddes-e8fewgewgkrvznw-t">
+            <w:hyperlink w:history="1" r:id="rIdtwxo_ysowbvr-h5saub05">
               <w:r>
                 <w:rPr>
                   <w:rFonts w:ascii="Arial" w:cs="Arial" w:eastAsia="Arial" w:hAnsi="Arial"/>
@@ -10202,7 +10202,7 @@
               <w:spacing w:after="10" w:before="0"/>
               <w:ind w:left="120"/>
             </w:pPr>
-            <w:hyperlink w:history="1" r:id="rId8x2fh0ddc-4yqnktwzneu">
+            <w:hyperlink w:history="1" r:id="rId-nhyzda3eyudfvfod5pio">
               <w:r>
                 <w:rPr>
                   <w:rFonts w:ascii="Arial" w:cs="Arial" w:eastAsia="Arial" w:hAnsi="Arial"/>
@@ -10247,7 +10247,7 @@
             <w:pPr>
               <w:spacing w:after="20" w:before="0"/>
             </w:pPr>
-            <w:hyperlink w:history="1" r:id="rIdigiiqxlnbf5cmdkrmauka">
+            <w:hyperlink w:history="1" r:id="rIde9ealfo8-m_gtn8myqvew">
               <w:r>
                 <w:rPr>
                   <w:rFonts w:ascii="Arial" w:cs="Arial" w:eastAsia="Arial" w:hAnsi="Arial"/>
@@ -10280,7 +10280,7 @@
               <w:spacing w:after="10" w:before="0"/>
               <w:ind w:left="120"/>
             </w:pPr>
-            <w:hyperlink w:history="1" r:id="rIdbznpz2fmia0pi2k6aifca">
+            <w:hyperlink w:history="1" r:id="rIdsubrhrzgwl8_aeiyiqpub">
               <w:r>
                 <w:rPr>
                   <w:rFonts w:ascii="Arial" w:cs="Arial" w:eastAsia="Arial" w:hAnsi="Arial"/>
@@ -10475,7 +10475,7 @@
             <w:pPr>
               <w:spacing w:after="20" w:before="0"/>
             </w:pPr>
-            <w:hyperlink w:history="1" r:id="rIdmgoutxw93t0zivf4yyflt">
+            <w:hyperlink w:history="1" r:id="rIdnahsuclkauc0hgq-fdxfw">
               <w:r>
                 <w:rPr>
                   <w:rFonts w:ascii="Arial" w:cs="Arial" w:eastAsia="Arial" w:hAnsi="Arial"/>
@@ -10524,7 +10524,7 @@
               <w:spacing w:after="10" w:before="0"/>
               <w:ind w:left="120"/>
             </w:pPr>
-            <w:hyperlink w:history="1" r:id="rIdxrkffdexlrb2nxahcx3hb">
+            <w:hyperlink w:history="1" r:id="rIdn3h3kbo2ptfkjgml5a4bv">
               <w:r>
                 <w:rPr>
                   <w:rFonts w:ascii="Arial" w:cs="Arial" w:eastAsia="Arial" w:hAnsi="Arial"/>
@@ -10569,7 +10569,7 @@
             <w:pPr>
               <w:spacing w:after="20" w:before="0"/>
             </w:pPr>
-            <w:hyperlink w:history="1" r:id="rId4dsgryszue9amvdsejrbi">
+            <w:hyperlink w:history="1" r:id="rIdjgx7cn_ol75wlysudcjel">
               <w:r>
                 <w:rPr>
                   <w:rFonts w:ascii="Arial" w:cs="Arial" w:eastAsia="Arial" w:hAnsi="Arial"/>
@@ -10602,7 +10602,7 @@
               <w:spacing w:after="10" w:before="0"/>
               <w:ind w:left="120"/>
             </w:pPr>
-            <w:hyperlink w:history="1" r:id="rIdg61hegjj60s4bzxqfsv4v">
+            <w:hyperlink w:history="1" r:id="rIdrnzhtr361j-5xqicsqmnr">
               <w:r>
                 <w:rPr>
                   <w:rFonts w:ascii="Arial" w:cs="Arial" w:eastAsia="Arial" w:hAnsi="Arial"/>
@@ -11209,7 +11209,7 @@
         </w:rPr>
         <w:t xml:space="preserve">© 2026 SeaVuria and ARES. Aligned with KICD objectives. Developed by SeaVuria; technical implementation by ARES (with AI assistance from Claude). Licensed under </w:t>
       </w:r>
-      <w:hyperlink w:history="1" r:id="rId_rokyz_jjxesqk1xu9oxd">
+      <w:hyperlink w:history="1" r:id="rIdxlbrgmbt2tckunaw7xo3g">
         <w:r>
           <w:rPr>
             <w:rFonts w:ascii="Arial" w:cs="Arial" w:eastAsia="Arial" w:hAnsi="Arial"/>
@@ -11230,7 +11230,7 @@
         </w:rPr>
         <w:t xml:space="preserve"> (</w:t>
       </w:r>
-      <w:hyperlink w:history="1" r:id="rIdg01wuccaugfcw8kmt6bup">
+      <w:hyperlink w:history="1" r:id="rId-s9_fcxshqpmgaumkv2bx">
         <w:r>
           <w:rPr>
             <w:rFonts w:ascii="Arial" w:cs="Arial" w:eastAsia="Arial" w:hAnsi="Arial"/>
@@ -12243,7 +12243,7 @@
             <w:pPr>
               <w:spacing w:after="20" w:before="0"/>
             </w:pPr>
-            <w:hyperlink w:history="1" r:id="rIdjtrdngswyqmj8bc7izsry">
+            <w:hyperlink w:history="1" r:id="rIdm6jqqx7n5rsxometm8kze">
               <w:r>
                 <w:rPr>
                   <w:rFonts w:ascii="Arial" w:cs="Arial" w:eastAsia="Arial" w:hAnsi="Arial"/>
@@ -12276,7 +12276,7 @@
               <w:spacing w:after="10" w:before="0"/>
               <w:ind w:left="120"/>
             </w:pPr>
-            <w:hyperlink w:history="1" r:id="rIdpfpacxj6d1-jjflckjnxe">
+            <w:hyperlink w:history="1" r:id="rIdt-89vipw5y0iwuh9adrqc">
               <w:r>
                 <w:rPr>
                   <w:rFonts w:ascii="Arial" w:cs="Arial" w:eastAsia="Arial" w:hAnsi="Arial"/>
@@ -12321,7 +12321,7 @@
             <w:pPr>
               <w:spacing w:after="20" w:before="0"/>
             </w:pPr>
-            <w:hyperlink w:history="1" r:id="rIdp8xvwcqkvhmndsyt8ue55">
+            <w:hyperlink w:history="1" r:id="rId3ggd6lfbrw2-8xqjnad8x">
               <w:r>
                 <w:rPr>
                   <w:rFonts w:ascii="Arial" w:cs="Arial" w:eastAsia="Arial" w:hAnsi="Arial"/>
@@ -12354,7 +12354,7 @@
               <w:spacing w:after="10" w:before="0"/>
               <w:ind w:left="120"/>
             </w:pPr>
-            <w:hyperlink w:history="1" r:id="rIdliu8x9muzdtoq34_zoeqd">
+            <w:hyperlink w:history="1" r:id="rId4ood9wfn_pw9lblawxt_s">
               <w:r>
                 <w:rPr>
                   <w:rFonts w:ascii="Arial" w:cs="Arial" w:eastAsia="Arial" w:hAnsi="Arial"/>
@@ -12549,7 +12549,7 @@
             <w:pPr>
               <w:spacing w:after="20" w:before="0"/>
             </w:pPr>
-            <w:hyperlink w:history="1" r:id="rId-jnyira9lnlr-c6iqih4l">
+            <w:hyperlink w:history="1" r:id="rIdmelfzzf5yhcfckvws6m9h">
               <w:r>
                 <w:rPr>
                   <w:rFonts w:ascii="Arial" w:cs="Arial" w:eastAsia="Arial" w:hAnsi="Arial"/>
@@ -12582,7 +12582,7 @@
               <w:spacing w:after="10" w:before="0"/>
               <w:ind w:left="120"/>
             </w:pPr>
-            <w:hyperlink w:history="1" r:id="rIduatsj0cvsku45guwxes_3">
+            <w:hyperlink w:history="1" r:id="rIdexwp8p5r9u7xqruphsjph">
               <w:r>
                 <w:rPr>
                   <w:rFonts w:ascii="Arial" w:cs="Arial" w:eastAsia="Arial" w:hAnsi="Arial"/>
@@ -12627,7 +12627,7 @@
             <w:pPr>
               <w:spacing w:after="20" w:before="0"/>
             </w:pPr>
-            <w:hyperlink w:history="1" r:id="rId0yyfgvc2i5bgnq-mkda3n">
+            <w:hyperlink w:history="1" r:id="rIdarej4qxuqt1st7bcoou--">
               <w:r>
                 <w:rPr>
                   <w:rFonts w:ascii="Arial" w:cs="Arial" w:eastAsia="Arial" w:hAnsi="Arial"/>
@@ -12660,7 +12660,7 @@
               <w:spacing w:after="10" w:before="0"/>
               <w:ind w:left="120"/>
             </w:pPr>
-            <w:hyperlink w:history="1" r:id="rIdhwz9neakiwmoa-ufu6gak">
+            <w:hyperlink w:history="1" r:id="rIda0ojg9vlcs6_wohmuwov3">
               <w:r>
                 <w:rPr>
                   <w:rFonts w:ascii="Arial" w:cs="Arial" w:eastAsia="Arial" w:hAnsi="Arial"/>
@@ -12855,7 +12855,7 @@
             <w:pPr>
               <w:spacing w:after="20" w:before="0"/>
             </w:pPr>
-            <w:hyperlink w:history="1" r:id="rIdganfglkiojc3ixgpv_our">
+            <w:hyperlink w:history="1" r:id="rId-yeyp8girlikh4kslpwsc">
               <w:r>
                 <w:rPr>
                   <w:rFonts w:ascii="Arial" w:cs="Arial" w:eastAsia="Arial" w:hAnsi="Arial"/>
@@ -12904,7 +12904,7 @@
               <w:spacing w:after="10" w:before="0"/>
               <w:ind w:left="120"/>
             </w:pPr>
-            <w:hyperlink w:history="1" r:id="rIdufyqjhewmqjar8e39eacm">
+            <w:hyperlink w:history="1" r:id="rIddh6hr90igt3ufbd1q8ao1">
               <w:r>
                 <w:rPr>
                   <w:rFonts w:ascii="Arial" w:cs="Arial" w:eastAsia="Arial" w:hAnsi="Arial"/>
@@ -12949,7 +12949,7 @@
             <w:pPr>
               <w:spacing w:after="20" w:before="0"/>
             </w:pPr>
-            <w:hyperlink w:history="1" r:id="rIdqt5mzghcehj3y3nmn1aey">
+            <w:hyperlink w:history="1" r:id="rId9qe_xvkliyte1rncnloiy">
               <w:r>
                 <w:rPr>
                   <w:rFonts w:ascii="Arial" w:cs="Arial" w:eastAsia="Arial" w:hAnsi="Arial"/>
@@ -12998,7 +12998,7 @@
               <w:spacing w:after="10" w:before="0"/>
               <w:ind w:left="120"/>
             </w:pPr>
-            <w:hyperlink w:history="1" r:id="rIdcte2gaylp8ch-ouvvsjvz">
+            <w:hyperlink w:history="1" r:id="rIdauy9yldqh7252zfndfbrz">
               <w:r>
                 <w:rPr>
                   <w:rFonts w:ascii="Arial" w:cs="Arial" w:eastAsia="Arial" w:hAnsi="Arial"/>
@@ -13193,7 +13193,7 @@
             <w:pPr>
               <w:spacing w:after="20" w:before="0"/>
             </w:pPr>
-            <w:hyperlink w:history="1" r:id="rIdqjolayj2ta30x0-rivc-l">
+            <w:hyperlink w:history="1" r:id="rIdww4jx-phupbohq5fq5eis">
               <w:r>
                 <w:rPr>
                   <w:rFonts w:ascii="Arial" w:cs="Arial" w:eastAsia="Arial" w:hAnsi="Arial"/>
@@ -13242,7 +13242,7 @@
               <w:spacing w:after="10" w:before="0"/>
               <w:ind w:left="120"/>
             </w:pPr>
-            <w:hyperlink w:history="1" r:id="rId_o8-crz5tqbjh2le80vj0">
+            <w:hyperlink w:history="1" r:id="rIdoa6tio0tzjcauzyfjpc2d">
               <w:r>
                 <w:rPr>
                   <w:rFonts w:ascii="Arial" w:cs="Arial" w:eastAsia="Arial" w:hAnsi="Arial"/>
@@ -13287,7 +13287,7 @@
             <w:pPr>
               <w:spacing w:after="20" w:before="0"/>
             </w:pPr>
-            <w:hyperlink w:history="1" r:id="rIdad6-pqgibaecbuthmmz6s">
+            <w:hyperlink w:history="1" r:id="rId-ojbrmcvktpjzcfo1xej9">
               <w:r>
                 <w:rPr>
                   <w:rFonts w:ascii="Arial" w:cs="Arial" w:eastAsia="Arial" w:hAnsi="Arial"/>
@@ -13336,7 +13336,7 @@
               <w:spacing w:after="10" w:before="0"/>
               <w:ind w:left="120"/>
             </w:pPr>
-            <w:hyperlink w:history="1" r:id="rId_f9bebb4xaon58-pkhfho">
+            <w:hyperlink w:history="1" r:id="rIdbfhduemc3vpm_ecihpbq9">
               <w:r>
                 <w:rPr>
                   <w:rFonts w:ascii="Arial" w:cs="Arial" w:eastAsia="Arial" w:hAnsi="Arial"/>
@@ -13531,7 +13531,7 @@
             <w:pPr>
               <w:spacing w:after="20" w:before="0"/>
             </w:pPr>
-            <w:hyperlink w:history="1" r:id="rId61k1zivkb24yme8bs03yj">
+            <w:hyperlink w:history="1" r:id="rIdaw2hyo74loxmsagwrsqmt">
               <w:r>
                 <w:rPr>
                   <w:rFonts w:ascii="Arial" w:cs="Arial" w:eastAsia="Arial" w:hAnsi="Arial"/>
@@ -13580,7 +13580,7 @@
               <w:spacing w:after="10" w:before="0"/>
               <w:ind w:left="120"/>
             </w:pPr>
-            <w:hyperlink w:history="1" r:id="rIdedovyn5uyjynvuqaz1u-n">
+            <w:hyperlink w:history="1" r:id="rIduu-gh2o80l70xhwjp7nzi">
               <w:r>
                 <w:rPr>
                   <w:rFonts w:ascii="Arial" w:cs="Arial" w:eastAsia="Arial" w:hAnsi="Arial"/>
@@ -13625,7 +13625,7 @@
             <w:pPr>
               <w:spacing w:after="20" w:before="0"/>
             </w:pPr>
-            <w:hyperlink w:history="1" r:id="rIdn410ilzqibkr-dzysuqes">
+            <w:hyperlink w:history="1" r:id="rIdc_c4_vvczlwyslwuaokz1">
               <w:r>
                 <w:rPr>
                   <w:rFonts w:ascii="Arial" w:cs="Arial" w:eastAsia="Arial" w:hAnsi="Arial"/>
@@ -13674,7 +13674,7 @@
               <w:spacing w:after="10" w:before="0"/>
               <w:ind w:left="120"/>
             </w:pPr>
-            <w:hyperlink w:history="1" r:id="rId39sq5lzmf342pp8r0ijco">
+            <w:hyperlink w:history="1" r:id="rIds4gz6qn5daanc5lmf1itz">
               <w:r>
                 <w:rPr>
                   <w:rFonts w:ascii="Arial" w:cs="Arial" w:eastAsia="Arial" w:hAnsi="Arial"/>
@@ -14186,7 +14186,7 @@
         </w:rPr>
         <w:t xml:space="preserve">© 2026 SeaVuria and ARES. Aligned with KICD objectives. Developed by SeaVuria; technical implementation by ARES (with AI assistance from Claude). Licensed under </w:t>
       </w:r>
-      <w:hyperlink w:history="1" r:id="rIdxzzsxc07f8drsyohaiets">
+      <w:hyperlink w:history="1" r:id="rIdthl0fo5pgkkioe01yadjy">
         <w:r>
           <w:rPr>
             <w:rFonts w:ascii="Arial" w:cs="Arial" w:eastAsia="Arial" w:hAnsi="Arial"/>
@@ -14207,7 +14207,7 @@
         </w:rPr>
         <w:t xml:space="preserve"> (</w:t>
       </w:r>
-      <w:hyperlink w:history="1" r:id="rIdgpqbzucsetckbsn5m7mn3">
+      <w:hyperlink w:history="1" r:id="rId0gb_vs8al8jq0wijyky6a">
         <w:r>
           <w:rPr>
             <w:rFonts w:ascii="Arial" w:cs="Arial" w:eastAsia="Arial" w:hAnsi="Arial"/>
@@ -15220,7 +15220,7 @@
             <w:pPr>
               <w:spacing w:after="20" w:before="0"/>
             </w:pPr>
-            <w:hyperlink w:history="1" r:id="rIdp3zfygeqafypqpkgvdtqg">
+            <w:hyperlink w:history="1" r:id="rIdwlbl3j6cgljpd5edhli29">
               <w:r>
                 <w:rPr>
                   <w:rFonts w:ascii="Arial" w:cs="Arial" w:eastAsia="Arial" w:hAnsi="Arial"/>
@@ -15253,7 +15253,7 @@
               <w:spacing w:after="10" w:before="0"/>
               <w:ind w:left="120"/>
             </w:pPr>
-            <w:hyperlink w:history="1" r:id="rIdl9bdmyqbq7uzactchqwnr">
+            <w:hyperlink w:history="1" r:id="rIdn7xugnfrjomx4sv1mcmxm">
               <w:r>
                 <w:rPr>
                   <w:rFonts w:ascii="Arial" w:cs="Arial" w:eastAsia="Arial" w:hAnsi="Arial"/>
@@ -15298,7 +15298,7 @@
             <w:pPr>
               <w:spacing w:after="20" w:before="0"/>
             </w:pPr>
-            <w:hyperlink w:history="1" r:id="rIdxe5ovkgepnnhip8yxplyn">
+            <w:hyperlink w:history="1" r:id="rIduf4echaoe0je5r_zujhwd">
               <w:r>
                 <w:rPr>
                   <w:rFonts w:ascii="Arial" w:cs="Arial" w:eastAsia="Arial" w:hAnsi="Arial"/>
@@ -15331,7 +15331,7 @@
               <w:spacing w:after="10" w:before="0"/>
               <w:ind w:left="120"/>
             </w:pPr>
-            <w:hyperlink w:history="1" r:id="rIdm6g7qawnlgejsvszmqtpm">
+            <w:hyperlink w:history="1" r:id="rIdjd0f91yn-6qfn3cyxkxqc">
               <w:r>
                 <w:rPr>
                   <w:rFonts w:ascii="Arial" w:cs="Arial" w:eastAsia="Arial" w:hAnsi="Arial"/>
@@ -15526,7 +15526,7 @@
             <w:pPr>
               <w:spacing w:after="20" w:before="0"/>
             </w:pPr>
-            <w:hyperlink w:history="1" r:id="rIdxizpfcbd3-refuc0a-fiu">
+            <w:hyperlink w:history="1" r:id="rIdniskpor66mz2n5nl07rxv">
               <w:r>
                 <w:rPr>
                   <w:rFonts w:ascii="Arial" w:cs="Arial" w:eastAsia="Arial" w:hAnsi="Arial"/>
@@ -15559,7 +15559,7 @@
               <w:spacing w:after="10" w:before="0"/>
               <w:ind w:left="120"/>
             </w:pPr>
-            <w:hyperlink w:history="1" r:id="rIdkgqgob4lamvx3kprxty7e">
+            <w:hyperlink w:history="1" r:id="rIdtpmvlvzafpcp7epqkqi4e">
               <w:r>
                 <w:rPr>
                   <w:rFonts w:ascii="Arial" w:cs="Arial" w:eastAsia="Arial" w:hAnsi="Arial"/>
@@ -15604,7 +15604,7 @@
             <w:pPr>
               <w:spacing w:after="20" w:before="0"/>
             </w:pPr>
-            <w:hyperlink w:history="1" r:id="rIdqy1cfk0kjp1oxecsoxmet">
+            <w:hyperlink w:history="1" r:id="rIdto2-vsjyqdcojbrjj30kk">
               <w:r>
                 <w:rPr>
                   <w:rFonts w:ascii="Arial" w:cs="Arial" w:eastAsia="Arial" w:hAnsi="Arial"/>
@@ -15637,7 +15637,7 @@
               <w:spacing w:after="10" w:before="0"/>
               <w:ind w:left="120"/>
             </w:pPr>
-            <w:hyperlink w:history="1" r:id="rId9bl06fg_9y31c-myvi2jx">
+            <w:hyperlink w:history="1" r:id="rIdgngnqr-pe6ymbi2rq316u">
               <w:r>
                 <w:rPr>
                   <w:rFonts w:ascii="Arial" w:cs="Arial" w:eastAsia="Arial" w:hAnsi="Arial"/>
@@ -15832,7 +15832,7 @@
             <w:pPr>
               <w:spacing w:after="20" w:before="0"/>
             </w:pPr>
-            <w:hyperlink w:history="1" r:id="rIdcxu1p-5eqehk4gvsfg4uq">
+            <w:hyperlink w:history="1" r:id="rIdpcgr6dseraaajoguznbc1">
               <w:r>
                 <w:rPr>
                   <w:rFonts w:ascii="Arial" w:cs="Arial" w:eastAsia="Arial" w:hAnsi="Arial"/>
@@ -15865,7 +15865,7 @@
               <w:spacing w:after="10" w:before="0"/>
               <w:ind w:left="120"/>
             </w:pPr>
-            <w:hyperlink w:history="1" r:id="rIdtvcgl0vscr5clbqyc-dzr">
+            <w:hyperlink w:history="1" r:id="rId_b2siyadicvamixtiva-e">
               <w:r>
                 <w:rPr>
                   <w:rFonts w:ascii="Arial" w:cs="Arial" w:eastAsia="Arial" w:hAnsi="Arial"/>
@@ -15910,7 +15910,7 @@
             <w:pPr>
               <w:spacing w:after="20" w:before="0"/>
             </w:pPr>
-            <w:hyperlink w:history="1" r:id="rIdi04o5lubovgv7nfer5vuy">
+            <w:hyperlink w:history="1" r:id="rIdhul_2-lsbl8wrdtkltcb_">
               <w:r>
                 <w:rPr>
                   <w:rFonts w:ascii="Arial" w:cs="Arial" w:eastAsia="Arial" w:hAnsi="Arial"/>
@@ -15959,7 +15959,7 @@
               <w:spacing w:after="10" w:before="0"/>
               <w:ind w:left="120"/>
             </w:pPr>
-            <w:hyperlink w:history="1" r:id="rIdcxoyqfsvh6wvlm3ivnffm">
+            <w:hyperlink w:history="1" r:id="rIdoisqjj6zqy2ujbfiriffj">
               <w:r>
                 <w:rPr>
                   <w:rFonts w:ascii="Arial" w:cs="Arial" w:eastAsia="Arial" w:hAnsi="Arial"/>
@@ -16154,7 +16154,7 @@
             <w:pPr>
               <w:spacing w:after="20" w:before="0"/>
             </w:pPr>
-            <w:hyperlink w:history="1" r:id="rIdfap-exhfspqw6hwcuun1c">
+            <w:hyperlink w:history="1" r:id="rIdgbizgf1jckyppethjirl6">
               <w:r>
                 <w:rPr>
                   <w:rFonts w:ascii="Arial" w:cs="Arial" w:eastAsia="Arial" w:hAnsi="Arial"/>
@@ -16187,7 +16187,7 @@
               <w:spacing w:after="10" w:before="0"/>
               <w:ind w:left="120"/>
             </w:pPr>
-            <w:hyperlink w:history="1" r:id="rId7nyfwyj8wc7g3ijgedbmq">
+            <w:hyperlink w:history="1" r:id="rId8yoi6wb58fhynleldy91l">
               <w:r>
                 <w:rPr>
                   <w:rFonts w:ascii="Arial" w:cs="Arial" w:eastAsia="Arial" w:hAnsi="Arial"/>
@@ -16232,7 +16232,7 @@
             <w:pPr>
               <w:spacing w:after="20" w:before="0"/>
             </w:pPr>
-            <w:hyperlink w:history="1" r:id="rIdutbezij8iogqetd9efgxr">
+            <w:hyperlink w:history="1" r:id="rIdldjpsrfw8tvm_mh6kiwfr">
               <w:r>
                 <w:rPr>
                   <w:rFonts w:ascii="Arial" w:cs="Arial" w:eastAsia="Arial" w:hAnsi="Arial"/>
@@ -16281,7 +16281,7 @@
               <w:spacing w:after="10" w:before="0"/>
               <w:ind w:left="120"/>
             </w:pPr>
-            <w:hyperlink w:history="1" r:id="rId0qojjr4utsb1qlhhjdz-4">
+            <w:hyperlink w:history="1" r:id="rId_izg3m1fwnwwvb6kodk_i">
               <w:r>
                 <w:rPr>
                   <w:rFonts w:ascii="Arial" w:cs="Arial" w:eastAsia="Arial" w:hAnsi="Arial"/>
@@ -16476,7 +16476,7 @@
             <w:pPr>
               <w:spacing w:after="20" w:before="0"/>
             </w:pPr>
-            <w:hyperlink w:history="1" r:id="rIdrb9howswrpo--jddooykw">
+            <w:hyperlink w:history="1" r:id="rIdldymxsoe4doqymcyqaepg">
               <w:r>
                 <w:rPr>
                   <w:rFonts w:ascii="Arial" w:cs="Arial" w:eastAsia="Arial" w:hAnsi="Arial"/>
@@ -16525,7 +16525,7 @@
               <w:spacing w:after="10" w:before="0"/>
               <w:ind w:left="120"/>
             </w:pPr>
-            <w:hyperlink w:history="1" r:id="rIdlhxh5gok6ilcpey6hpvip">
+            <w:hyperlink w:history="1" r:id="rIdr3g-995qgzxropmgnwoll">
               <w:r>
                 <w:rPr>
                   <w:rFonts w:ascii="Arial" w:cs="Arial" w:eastAsia="Arial" w:hAnsi="Arial"/>
@@ -16570,7 +16570,7 @@
             <w:pPr>
               <w:spacing w:after="20" w:before="0"/>
             </w:pPr>
-            <w:hyperlink w:history="1" r:id="rId--c1m80w3i_n6y1kmiboc">
+            <w:hyperlink w:history="1" r:id="rIdtnl4epmee7ndglroquts4">
               <w:r>
                 <w:rPr>
                   <w:rFonts w:ascii="Arial" w:cs="Arial" w:eastAsia="Arial" w:hAnsi="Arial"/>
@@ -16619,7 +16619,7 @@
               <w:spacing w:after="10" w:before="0"/>
               <w:ind w:left="120"/>
             </w:pPr>
-            <w:hyperlink w:history="1" r:id="rIdkvgljw8flkmzerzc0h1oc">
+            <w:hyperlink w:history="1" r:id="rIdqbu_bpozhfbv-hemovkmo">
               <w:r>
                 <w:rPr>
                   <w:rFonts w:ascii="Arial" w:cs="Arial" w:eastAsia="Arial" w:hAnsi="Arial"/>
@@ -17131,7 +17131,7 @@
         </w:rPr>
         <w:t xml:space="preserve">© 2026 SeaVuria and ARES. Aligned with KICD objectives. Developed by SeaVuria; technical implementation by ARES (with AI assistance from Claude). Licensed under </w:t>
       </w:r>
-      <w:hyperlink w:history="1" r:id="rIdrgbniq9k0zliglec-7ygw">
+      <w:hyperlink w:history="1" r:id="rIdsq9oc9rekamw6kpyltjxt">
         <w:r>
           <w:rPr>
             <w:rFonts w:ascii="Arial" w:cs="Arial" w:eastAsia="Arial" w:hAnsi="Arial"/>
@@ -17152,7 +17152,7 @@
         </w:rPr>
         <w:t xml:space="preserve"> (</w:t>
       </w:r>
-      <w:hyperlink w:history="1" r:id="rIduewsg14xzoles9iljraq3">
+      <w:hyperlink w:history="1" r:id="rIdlq4locs4io40ixibvxefj">
         <w:r>
           <w:rPr>
             <w:rFonts w:ascii="Arial" w:cs="Arial" w:eastAsia="Arial" w:hAnsi="Arial"/>
@@ -18165,7 +18165,7 @@
             <w:pPr>
               <w:spacing w:after="20" w:before="0"/>
             </w:pPr>
-            <w:hyperlink w:history="1" r:id="rIdap_emdz4ujpjxb4xg163u">
+            <w:hyperlink w:history="1" r:id="rIdpj9y0105zwe5zsvsk-eg3">
               <w:r>
                 <w:rPr>
                   <w:rFonts w:ascii="Arial" w:cs="Arial" w:eastAsia="Arial" w:hAnsi="Arial"/>
@@ -18198,7 +18198,7 @@
               <w:spacing w:after="10" w:before="0"/>
               <w:ind w:left="120"/>
             </w:pPr>
-            <w:hyperlink w:history="1" r:id="rIdbpqnueu4qlhgshi5s1cb4">
+            <w:hyperlink w:history="1" r:id="rId4mvllpe-aqrgvyv39tcsp">
               <w:r>
                 <w:rPr>
                   <w:rFonts w:ascii="Arial" w:cs="Arial" w:eastAsia="Arial" w:hAnsi="Arial"/>
@@ -18260,7 +18260,7 @@
               <w:spacing w:after="10" w:before="0"/>
               <w:ind w:left="120"/>
             </w:pPr>
-            <w:hyperlink w:history="1" r:id="rIdtjnj3xcubeuerdhxacfos">
+            <w:hyperlink w:history="1" r:id="rId_upsr_lu76u_ug-tr39mv">
               <w:r>
                 <w:rPr>
                   <w:rFonts w:ascii="Arial" w:cs="Arial" w:eastAsia="Arial" w:hAnsi="Arial"/>
@@ -18470,7 +18470,7 @@
             <w:pPr>
               <w:spacing w:after="20" w:before="0"/>
             </w:pPr>
-            <w:hyperlink w:history="1" r:id="rIdpo4tyq8fv9jjmy1tqqu3q">
+            <w:hyperlink w:history="1" r:id="rIdlok6k2et0-v29pwc3xcp8">
               <w:r>
                 <w:rPr>
                   <w:rFonts w:ascii="Arial" w:cs="Arial" w:eastAsia="Arial" w:hAnsi="Arial"/>
@@ -18503,7 +18503,7 @@
               <w:spacing w:after="10" w:before="0"/>
               <w:ind w:left="120"/>
             </w:pPr>
-            <w:hyperlink w:history="1" r:id="rIdtwshru72bizpoq88b-pe1">
+            <w:hyperlink w:history="1" r:id="rIdtyogyyb3dg7utb--nsvds">
               <w:r>
                 <w:rPr>
                   <w:rFonts w:ascii="Arial" w:cs="Arial" w:eastAsia="Arial" w:hAnsi="Arial"/>
@@ -18565,7 +18565,7 @@
               <w:spacing w:after="10" w:before="0"/>
               <w:ind w:left="120"/>
             </w:pPr>
-            <w:hyperlink w:history="1" r:id="rId_nglpp0w7zasfgb_kxbay">
+            <w:hyperlink w:history="1" r:id="rIdwy8bgfjwaukykjwbimxof">
               <w:r>
                 <w:rPr>
                   <w:rFonts w:ascii="Arial" w:cs="Arial" w:eastAsia="Arial" w:hAnsi="Arial"/>
@@ -18775,7 +18775,7 @@
             <w:pPr>
               <w:spacing w:after="20" w:before="0"/>
             </w:pPr>
-            <w:hyperlink w:history="1" r:id="rIdhpe3gcxoyzdtturabrdwa">
+            <w:hyperlink w:history="1" r:id="rIdgh6buxan2mpu1hjpi2you">
               <w:r>
                 <w:rPr>
                   <w:rFonts w:ascii="Arial" w:cs="Arial" w:eastAsia="Arial" w:hAnsi="Arial"/>
@@ -18824,7 +18824,7 @@
               <w:spacing w:after="10" w:before="0"/>
               <w:ind w:left="120"/>
             </w:pPr>
-            <w:hyperlink w:history="1" r:id="rId_fv9-ni34mzijlg61ifns">
+            <w:hyperlink w:history="1" r:id="rId8wwldo195ktlhca-pcmn0">
               <w:r>
                 <w:rPr>
                   <w:rFonts w:ascii="Arial" w:cs="Arial" w:eastAsia="Arial" w:hAnsi="Arial"/>
@@ -18886,7 +18886,7 @@
               <w:spacing w:after="10" w:before="0"/>
               <w:ind w:left="120"/>
             </w:pPr>
-            <w:hyperlink w:history="1" r:id="rIdpk0jyywnfm8uksuemppi3">
+            <w:hyperlink w:history="1" r:id="rIdq-4lylam67fqtqesny1rr">
               <w:r>
                 <w:rPr>
                   <w:rFonts w:ascii="Arial" w:cs="Arial" w:eastAsia="Arial" w:hAnsi="Arial"/>
@@ -19096,7 +19096,7 @@
             <w:pPr>
               <w:spacing w:after="20" w:before="0"/>
             </w:pPr>
-            <w:hyperlink w:history="1" r:id="rIdowtcgwk281n8_lbge4mro">
+            <w:hyperlink w:history="1" r:id="rId6hpcwtabebacnbfkkno6t">
               <w:r>
                 <w:rPr>
                   <w:rFonts w:ascii="Arial" w:cs="Arial" w:eastAsia="Arial" w:hAnsi="Arial"/>
@@ -19145,7 +19145,7 @@
               <w:spacing w:after="10" w:before="0"/>
               <w:ind w:left="120"/>
             </w:pPr>
-            <w:hyperlink w:history="1" r:id="rIdh9p7cgkpu6yackjcs5feb">
+            <w:hyperlink w:history="1" r:id="rIdlifxj5pl4qi1gbbcma996">
               <w:r>
                 <w:rPr>
                   <w:rFonts w:ascii="Arial" w:cs="Arial" w:eastAsia="Arial" w:hAnsi="Arial"/>
@@ -19207,7 +19207,7 @@
               <w:spacing w:after="10" w:before="0"/>
               <w:ind w:left="120"/>
             </w:pPr>
-            <w:hyperlink w:history="1" r:id="rIdq0ck2atx0mci0cipkdaex">
+            <w:hyperlink w:history="1" r:id="rIdsz6qbawl0jp3g6dhvg6oh">
               <w:r>
                 <w:rPr>
                   <w:rFonts w:ascii="Arial" w:cs="Arial" w:eastAsia="Arial" w:hAnsi="Arial"/>
@@ -19417,7 +19417,7 @@
             <w:pPr>
               <w:spacing w:after="20" w:before="0"/>
             </w:pPr>
-            <w:hyperlink w:history="1" r:id="rIdb0xd2trzyndootjbgosrq">
+            <w:hyperlink w:history="1" r:id="rIdzlkpbxy-gbv0_qdeyfhzj">
               <w:r>
                 <w:rPr>
                   <w:rFonts w:ascii="Arial" w:cs="Arial" w:eastAsia="Arial" w:hAnsi="Arial"/>
@@ -19466,7 +19466,7 @@
               <w:spacing w:after="10" w:before="0"/>
               <w:ind w:left="120"/>
             </w:pPr>
-            <w:hyperlink w:history="1" r:id="rIdvc69cocvalzbqdlnuciow">
+            <w:hyperlink w:history="1" r:id="rIdbulxh1i79o3kykpdejw0w">
               <w:r>
                 <w:rPr>
                   <w:rFonts w:ascii="Arial" w:cs="Arial" w:eastAsia="Arial" w:hAnsi="Arial"/>
@@ -19528,7 +19528,7 @@
               <w:spacing w:after="10" w:before="0"/>
               <w:ind w:left="120"/>
             </w:pPr>
-            <w:hyperlink w:history="1" r:id="rIdaw-eaehkcfmpi6txjudhq">
+            <w:hyperlink w:history="1" r:id="rIdbsv2zq1lced49kj4bij68">
               <w:r>
                 <w:rPr>
                   <w:rFonts w:ascii="Arial" w:cs="Arial" w:eastAsia="Arial" w:hAnsi="Arial"/>
@@ -20150,7 +20150,7 @@
         </w:rPr>
         <w:t xml:space="preserve">© 2026 SeaVuria and ARES. Aligned with KICD objectives. Developed by SeaVuria; technical implementation by ARES (with AI assistance from Claude). Licensed under </w:t>
       </w:r>
-      <w:hyperlink w:history="1" r:id="rId-vhmgku5vuwueql3ywg83">
+      <w:hyperlink w:history="1" r:id="rIdko2fru2yhg3c-aiokvia6">
         <w:r>
           <w:rPr>
             <w:rFonts w:ascii="Arial" w:cs="Arial" w:eastAsia="Arial" w:hAnsi="Arial"/>
@@ -20171,7 +20171,7 @@
         </w:rPr>
         <w:t xml:space="preserve"> (</w:t>
       </w:r>
-      <w:hyperlink w:history="1" r:id="rId4mynnb6ufv6wuepsa8wa7">
+      <w:hyperlink w:history="1" r:id="rIdrfe_m1rkubf-yr6tpctb6">
         <w:r>
           <w:rPr>
             <w:rFonts w:ascii="Arial" w:cs="Arial" w:eastAsia="Arial" w:hAnsi="Arial"/>
@@ -21184,7 +21184,7 @@
             <w:pPr>
               <w:spacing w:after="20" w:before="0"/>
             </w:pPr>
-            <w:hyperlink w:history="1" r:id="rIdutn76qwhsu49hfuxroc-p">
+            <w:hyperlink w:history="1" r:id="rIdl6labg3wihj6vpbuk6ik5">
               <w:r>
                 <w:rPr>
                   <w:rFonts w:ascii="Arial" w:cs="Arial" w:eastAsia="Arial" w:hAnsi="Arial"/>
@@ -21217,7 +21217,7 @@
               <w:spacing w:after="10" w:before="0"/>
               <w:ind w:left="120"/>
             </w:pPr>
-            <w:hyperlink w:history="1" r:id="rIdzntme6rcomng-uzitzdqq">
+            <w:hyperlink w:history="1" r:id="rIdgitvw8id1buyqcfjrt_w1">
               <w:r>
                 <w:rPr>
                   <w:rFonts w:ascii="Arial" w:cs="Arial" w:eastAsia="Arial" w:hAnsi="Arial"/>
@@ -21262,7 +21262,7 @@
             <w:pPr>
               <w:spacing w:after="20" w:before="0"/>
             </w:pPr>
-            <w:hyperlink w:history="1" r:id="rIdbmf0lzdovhba47e3ib2es">
+            <w:hyperlink w:history="1" r:id="rIdkx-g6yqzvmwcpwukfiteu">
               <w:r>
                 <w:rPr>
                   <w:rFonts w:ascii="Arial" w:cs="Arial" w:eastAsia="Arial" w:hAnsi="Arial"/>
@@ -21295,7 +21295,7 @@
               <w:spacing w:after="10" w:before="0"/>
               <w:ind w:left="120"/>
             </w:pPr>
-            <w:hyperlink w:history="1" r:id="rIdqltgqobbzemxqiqsu_37b">
+            <w:hyperlink w:history="1" r:id="rIdfre6m5wcsemdowsdgnam3">
               <w:r>
                 <w:rPr>
                   <w:rFonts w:ascii="Arial" w:cs="Arial" w:eastAsia="Arial" w:hAnsi="Arial"/>
@@ -21490,7 +21490,7 @@
             <w:pPr>
               <w:spacing w:after="20" w:before="0"/>
             </w:pPr>
-            <w:hyperlink w:history="1" r:id="rIddftnxkfr-3pepvrnpexrh">
+            <w:hyperlink w:history="1" r:id="rIdnd13epi_wwh-pwrfo2ltc">
               <w:r>
                 <w:rPr>
                   <w:rFonts w:ascii="Arial" w:cs="Arial" w:eastAsia="Arial" w:hAnsi="Arial"/>
@@ -21523,7 +21523,7 @@
               <w:spacing w:after="10" w:before="0"/>
               <w:ind w:left="120"/>
             </w:pPr>
-            <w:hyperlink w:history="1" r:id="rIdosb2areqctadojo8xfugs">
+            <w:hyperlink w:history="1" r:id="rIdgptelypcmkz5bfmg2yktz">
               <w:r>
                 <w:rPr>
                   <w:rFonts w:ascii="Arial" w:cs="Arial" w:eastAsia="Arial" w:hAnsi="Arial"/>
@@ -21568,7 +21568,7 @@
             <w:pPr>
               <w:spacing w:after="20" w:before="0"/>
             </w:pPr>
-            <w:hyperlink w:history="1" r:id="rId7if_6ozfoiqzwnjtwsozs">
+            <w:hyperlink w:history="1" r:id="rIdal7f7irgcx6eia_zaqdfg">
               <w:r>
                 <w:rPr>
                   <w:rFonts w:ascii="Arial" w:cs="Arial" w:eastAsia="Arial" w:hAnsi="Arial"/>
@@ -21601,7 +21601,7 @@
               <w:spacing w:after="10" w:before="0"/>
               <w:ind w:left="120"/>
             </w:pPr>
-            <w:hyperlink w:history="1" r:id="rIdkznxc-lelhy1xrbwurppt">
+            <w:hyperlink w:history="1" r:id="rIdeuduyh0vx_ubuuxhcxxr4">
               <w:r>
                 <w:rPr>
                   <w:rFonts w:ascii="Arial" w:cs="Arial" w:eastAsia="Arial" w:hAnsi="Arial"/>
@@ -21796,7 +21796,7 @@
             <w:pPr>
               <w:spacing w:after="20" w:before="0"/>
             </w:pPr>
-            <w:hyperlink w:history="1" r:id="rIdctc4ilp-xs8ucg5qsmi6u">
+            <w:hyperlink w:history="1" r:id="rId5h3um3mlou1tx9ybnt_dl">
               <w:r>
                 <w:rPr>
                   <w:rFonts w:ascii="Arial" w:cs="Arial" w:eastAsia="Arial" w:hAnsi="Arial"/>
@@ -21829,7 +21829,7 @@
               <w:spacing w:after="10" w:before="0"/>
               <w:ind w:left="120"/>
             </w:pPr>
-            <w:hyperlink w:history="1" r:id="rIdft0xwbxkae7b5owbl4u8z">
+            <w:hyperlink w:history="1" r:id="rIdkydmss7jtofzkz5uq317d">
               <w:r>
                 <w:rPr>
                   <w:rFonts w:ascii="Arial" w:cs="Arial" w:eastAsia="Arial" w:hAnsi="Arial"/>
@@ -21874,7 +21874,7 @@
             <w:pPr>
               <w:spacing w:after="20" w:before="0"/>
             </w:pPr>
-            <w:hyperlink w:history="1" r:id="rIdxqkgk8yjvrfyths9jq-w1">
+            <w:hyperlink w:history="1" r:id="rId_tv7l7deziepd7it7ixxg">
               <w:r>
                 <w:rPr>
                   <w:rFonts w:ascii="Arial" w:cs="Arial" w:eastAsia="Arial" w:hAnsi="Arial"/>
@@ -21923,7 +21923,7 @@
               <w:spacing w:after="10" w:before="0"/>
               <w:ind w:left="120"/>
             </w:pPr>
-            <w:hyperlink w:history="1" r:id="rId6ebm0nub4yeindc2wec2d">
+            <w:hyperlink w:history="1" r:id="rIdeg2kmm-9gqytisx-w25ka">
               <w:r>
                 <w:rPr>
                   <w:rFonts w:ascii="Arial" w:cs="Arial" w:eastAsia="Arial" w:hAnsi="Arial"/>
@@ -22118,7 +22118,7 @@
             <w:pPr>
               <w:spacing w:after="20" w:before="0"/>
             </w:pPr>
-            <w:hyperlink w:history="1" r:id="rIdhxb782_wtccshi2brbedv">
+            <w:hyperlink w:history="1" r:id="rId5fpfnimkwopm1cg96u_ku">
               <w:r>
                 <w:rPr>
                   <w:rFonts w:ascii="Arial" w:cs="Arial" w:eastAsia="Arial" w:hAnsi="Arial"/>
@@ -22151,7 +22151,7 @@
               <w:spacing w:after="10" w:before="0"/>
               <w:ind w:left="120"/>
             </w:pPr>
-            <w:hyperlink w:history="1" r:id="rIdzqgweneljvsys4399nlhm">
+            <w:hyperlink w:history="1" r:id="rIdqyqced_ojsuvnf2xon_oi">
               <w:r>
                 <w:rPr>
                   <w:rFonts w:ascii="Arial" w:cs="Arial" w:eastAsia="Arial" w:hAnsi="Arial"/>
@@ -22196,7 +22196,7 @@
             <w:pPr>
               <w:spacing w:after="20" w:before="0"/>
             </w:pPr>
-            <w:hyperlink w:history="1" r:id="rIdmbej0bxt74syemwvrpawc">
+            <w:hyperlink w:history="1" r:id="rId_hotrrn0vmqu-82te2cza">
               <w:r>
                 <w:rPr>
                   <w:rFonts w:ascii="Arial" w:cs="Arial" w:eastAsia="Arial" w:hAnsi="Arial"/>
@@ -22229,7 +22229,7 @@
               <w:spacing w:after="10" w:before="0"/>
               <w:ind w:left="120"/>
             </w:pPr>
-            <w:hyperlink w:history="1" r:id="rIdltfs7vow7hlu4rl76nbzx">
+            <w:hyperlink w:history="1" r:id="rIdpkulz9-pmykf7i70-1qpb">
               <w:r>
                 <w:rPr>
                   <w:rFonts w:ascii="Arial" w:cs="Arial" w:eastAsia="Arial" w:hAnsi="Arial"/>
@@ -22424,7 +22424,7 @@
             <w:pPr>
               <w:spacing w:after="20" w:before="0"/>
             </w:pPr>
-            <w:hyperlink w:history="1" r:id="rIdxwvvhvbfjzvcidvj8kxdi">
+            <w:hyperlink w:history="1" r:id="rIdvzi2nblaza5qevfqfq2gm">
               <w:r>
                 <w:rPr>
                   <w:rFonts w:ascii="Arial" w:cs="Arial" w:eastAsia="Arial" w:hAnsi="Arial"/>
@@ -22473,7 +22473,7 @@
               <w:spacing w:after="10" w:before="0"/>
               <w:ind w:left="120"/>
             </w:pPr>
-            <w:hyperlink w:history="1" r:id="rIdvox197sp1nspw7ozyvhrv">
+            <w:hyperlink w:history="1" r:id="rIdnyg7v-qitudc-krlr5l36">
               <w:r>
                 <w:rPr>
                   <w:rFonts w:ascii="Arial" w:cs="Arial" w:eastAsia="Arial" w:hAnsi="Arial"/>
@@ -22518,7 +22518,7 @@
             <w:pPr>
               <w:spacing w:after="20" w:before="0"/>
             </w:pPr>
-            <w:hyperlink w:history="1" r:id="rIdufvb5ejn13ymsob3dywkj">
+            <w:hyperlink w:history="1" r:id="rIdafysegxvkevculfz06xb6">
               <w:r>
                 <w:rPr>
                   <w:rFonts w:ascii="Arial" w:cs="Arial" w:eastAsia="Arial" w:hAnsi="Arial"/>
@@ -22551,7 +22551,7 @@
               <w:spacing w:after="10" w:before="0"/>
               <w:ind w:left="120"/>
             </w:pPr>
-            <w:hyperlink w:history="1" r:id="rIdpcoxzu7ejg41hpbo1la2u">
+            <w:hyperlink w:history="1" r:id="rIdah1ivwt7g-8flrzycm9yq">
               <w:r>
                 <w:rPr>
                   <w:rFonts w:ascii="Arial" w:cs="Arial" w:eastAsia="Arial" w:hAnsi="Arial"/>
@@ -23177,7 +23177,7 @@
         </w:rPr>
         <w:t xml:space="preserve">© 2026 SeaVuria and ARES. Aligned with KICD objectives. Developed by SeaVuria; technical implementation by ARES (with AI assistance from Claude). Licensed under </w:t>
       </w:r>
-      <w:hyperlink w:history="1" r:id="rIdarg1isohujn3zclf9f2kn">
+      <w:hyperlink w:history="1" r:id="rIdblc-dho3ej7nfqw7kitfz">
         <w:r>
           <w:rPr>
             <w:rFonts w:ascii="Arial" w:cs="Arial" w:eastAsia="Arial" w:hAnsi="Arial"/>
@@ -23198,7 +23198,7 @@
         </w:rPr>
         <w:t xml:space="preserve"> (</w:t>
       </w:r>
-      <w:hyperlink w:history="1" r:id="rId28oo7m5ogifafe-6myg-k">
+      <w:hyperlink w:history="1" r:id="rIdedwhkw4lmafxvygtr7n_a">
         <w:r>
           <w:rPr>
             <w:rFonts w:ascii="Arial" w:cs="Arial" w:eastAsia="Arial" w:hAnsi="Arial"/>
@@ -24211,7 +24211,7 @@
             <w:pPr>
               <w:spacing w:after="20" w:before="0"/>
             </w:pPr>
-            <w:hyperlink w:history="1" r:id="rIduumlek1wfgpsv3gcjastl">
+            <w:hyperlink w:history="1" r:id="rIdozet5gjewuhhwkuenqaek">
               <w:r>
                 <w:rPr>
                   <w:rFonts w:ascii="Arial" w:cs="Arial" w:eastAsia="Arial" w:hAnsi="Arial"/>
@@ -24244,7 +24244,7 @@
               <w:spacing w:after="10" w:before="0"/>
               <w:ind w:left="120"/>
             </w:pPr>
-            <w:hyperlink w:history="1" r:id="rIdw2ybgpfaeoomi0wsdgck4">
+            <w:hyperlink w:history="1" r:id="rId3cweghoyqdpmf-g2p7zro">
               <w:r>
                 <w:rPr>
                   <w:rFonts w:ascii="Arial" w:cs="Arial" w:eastAsia="Arial" w:hAnsi="Arial"/>
@@ -24289,7 +24289,7 @@
             <w:pPr>
               <w:spacing w:after="20" w:before="0"/>
             </w:pPr>
-            <w:hyperlink w:history="1" r:id="rIdag8fkw25qwtxgzn7ljza5">
+            <w:hyperlink w:history="1" r:id="rIdn5zohw-3iughnxug7qc4p">
               <w:r>
                 <w:rPr>
                   <w:rFonts w:ascii="Arial" w:cs="Arial" w:eastAsia="Arial" w:hAnsi="Arial"/>
@@ -24322,7 +24322,7 @@
               <w:spacing w:after="10" w:before="0"/>
               <w:ind w:left="120"/>
             </w:pPr>
-            <w:hyperlink w:history="1" r:id="rIdwijqokrwarb-uryalth2h">
+            <w:hyperlink w:history="1" r:id="rIdjfwbjm1aei3rjvrhybcto">
               <w:r>
                 <w:rPr>
                   <w:rFonts w:ascii="Arial" w:cs="Arial" w:eastAsia="Arial" w:hAnsi="Arial"/>
@@ -24517,7 +24517,7 @@
             <w:pPr>
               <w:spacing w:after="20" w:before="0"/>
             </w:pPr>
-            <w:hyperlink w:history="1" r:id="rIdb43jeeke6rnfqjwcdx3hu">
+            <w:hyperlink w:history="1" r:id="rIdtx9kfpyfxr4vjv6lrsx7h">
               <w:r>
                 <w:rPr>
                   <w:rFonts w:ascii="Arial" w:cs="Arial" w:eastAsia="Arial" w:hAnsi="Arial"/>
@@ -24550,7 +24550,7 @@
               <w:spacing w:after="10" w:before="0"/>
               <w:ind w:left="120"/>
             </w:pPr>
-            <w:hyperlink w:history="1" r:id="rIdujsninsjqwc6csp3hvifu">
+            <w:hyperlink w:history="1" r:id="rIdbz-wibb6v5-4agcuxuoth">
               <w:r>
                 <w:rPr>
                   <w:rFonts w:ascii="Arial" w:cs="Arial" w:eastAsia="Arial" w:hAnsi="Arial"/>
@@ -24595,7 +24595,7 @@
             <w:pPr>
               <w:spacing w:after="20" w:before="0"/>
             </w:pPr>
-            <w:hyperlink w:history="1" r:id="rIdv3n3dm2wz1vlxcagohyme">
+            <w:hyperlink w:history="1" r:id="rId40s7d7jwcrqvflfbwqujh">
               <w:r>
                 <w:rPr>
                   <w:rFonts w:ascii="Arial" w:cs="Arial" w:eastAsia="Arial" w:hAnsi="Arial"/>
@@ -24628,7 +24628,7 @@
               <w:spacing w:after="10" w:before="0"/>
               <w:ind w:left="120"/>
             </w:pPr>
-            <w:hyperlink w:history="1" r:id="rId87vhq39emvw5rjxwkskrv">
+            <w:hyperlink w:history="1" r:id="rId2gtxackbkicwgiieft30_">
               <w:r>
                 <w:rPr>
                   <w:rFonts w:ascii="Arial" w:cs="Arial" w:eastAsia="Arial" w:hAnsi="Arial"/>
@@ -24823,7 +24823,7 @@
             <w:pPr>
               <w:spacing w:after="20" w:before="0"/>
             </w:pPr>
-            <w:hyperlink w:history="1" r:id="rIdcmutfppgvmpz5kmdyezgn">
+            <w:hyperlink w:history="1" r:id="rIdkglgowgjpubp6pkl2zkzk">
               <w:r>
                 <w:rPr>
                   <w:rFonts w:ascii="Arial" w:cs="Arial" w:eastAsia="Arial" w:hAnsi="Arial"/>
@@ -24856,7 +24856,7 @@
               <w:spacing w:after="10" w:before="0"/>
               <w:ind w:left="120"/>
             </w:pPr>
-            <w:hyperlink w:history="1" r:id="rIdjj9qrfe8apntfd8vcvjhe">
+            <w:hyperlink w:history="1" r:id="rIdrelo2ojzlq--fcghns2f3">
               <w:r>
                 <w:rPr>
                   <w:rFonts w:ascii="Arial" w:cs="Arial" w:eastAsia="Arial" w:hAnsi="Arial"/>
@@ -24901,7 +24901,7 @@
             <w:pPr>
               <w:spacing w:after="20" w:before="0"/>
             </w:pPr>
-            <w:hyperlink w:history="1" r:id="rIddcfcicsc_ryerzukj8zsy">
+            <w:hyperlink w:history="1" r:id="rId_zg3szpd9wzwa5nkd2cv6">
               <w:r>
                 <w:rPr>
                   <w:rFonts w:ascii="Arial" w:cs="Arial" w:eastAsia="Arial" w:hAnsi="Arial"/>
@@ -24934,7 +24934,7 @@
               <w:spacing w:after="10" w:before="0"/>
               <w:ind w:left="120"/>
             </w:pPr>
-            <w:hyperlink w:history="1" r:id="rIdxor5y1pesdbaxdrrfuuqp">
+            <w:hyperlink w:history="1" r:id="rId68q4hd1ddg0a2gpzo8nrm">
               <w:r>
                 <w:rPr>
                   <w:rFonts w:ascii="Arial" w:cs="Arial" w:eastAsia="Arial" w:hAnsi="Arial"/>
@@ -25129,7 +25129,7 @@
             <w:pPr>
               <w:spacing w:after="20" w:before="0"/>
             </w:pPr>
-            <w:hyperlink w:history="1" r:id="rIdvmyhtdeijsuct78ybxfop">
+            <w:hyperlink w:history="1" r:id="rId2ud8zyexhqmyiewb0tx9q">
               <w:r>
                 <w:rPr>
                   <w:rFonts w:ascii="Arial" w:cs="Arial" w:eastAsia="Arial" w:hAnsi="Arial"/>
@@ -25162,7 +25162,7 @@
               <w:spacing w:after="10" w:before="0"/>
               <w:ind w:left="120"/>
             </w:pPr>
-            <w:hyperlink w:history="1" r:id="rId7kgoa67efsbyrk5vvpki0">
+            <w:hyperlink w:history="1" r:id="rId03w8zkq7s6l-slggabzrx">
               <w:r>
                 <w:rPr>
                   <w:rFonts w:ascii="Arial" w:cs="Arial" w:eastAsia="Arial" w:hAnsi="Arial"/>
@@ -25207,7 +25207,7 @@
             <w:pPr>
               <w:spacing w:after="20" w:before="0"/>
             </w:pPr>
-            <w:hyperlink w:history="1" r:id="rIdler2u_te-arjhe3eo3ll2">
+            <w:hyperlink w:history="1" r:id="rId4e4zjty8iumk7ahbochaj">
               <w:r>
                 <w:rPr>
                   <w:rFonts w:ascii="Arial" w:cs="Arial" w:eastAsia="Arial" w:hAnsi="Arial"/>
@@ -25240,7 +25240,7 @@
               <w:spacing w:after="10" w:before="0"/>
               <w:ind w:left="120"/>
             </w:pPr>
-            <w:hyperlink w:history="1" r:id="rId6hyarnn9lavh4brbh9ekw">
+            <w:hyperlink w:history="1" r:id="rIdb_usplx4oa4co2nh3oltf">
               <w:r>
                 <w:rPr>
                   <w:rFonts w:ascii="Arial" w:cs="Arial" w:eastAsia="Arial" w:hAnsi="Arial"/>
@@ -25435,7 +25435,7 @@
             <w:pPr>
               <w:spacing w:after="20" w:before="0"/>
             </w:pPr>
-            <w:hyperlink w:history="1" r:id="rIdwfjsd1whvycmd1yrwjmgs">
+            <w:hyperlink w:history="1" r:id="rIdigbzm1apn8xadbsej3rjr">
               <w:r>
                 <w:rPr>
                   <w:rFonts w:ascii="Arial" w:cs="Arial" w:eastAsia="Arial" w:hAnsi="Arial"/>
@@ -25484,7 +25484,7 @@
               <w:spacing w:after="10" w:before="0"/>
               <w:ind w:left="120"/>
             </w:pPr>
-            <w:hyperlink w:history="1" r:id="rIddxd9nvah9kwrouucgmn_c">
+            <w:hyperlink w:history="1" r:id="rIdbky2rbsxovs2afxxuzx0q">
               <w:r>
                 <w:rPr>
                   <w:rFonts w:ascii="Arial" w:cs="Arial" w:eastAsia="Arial" w:hAnsi="Arial"/>
@@ -25529,7 +25529,7 @@
             <w:pPr>
               <w:spacing w:after="20" w:before="0"/>
             </w:pPr>
-            <w:hyperlink w:history="1" r:id="rId2e2gttupk6kqkfj4vrdrs">
+            <w:hyperlink w:history="1" r:id="rIdpet997t8gvc4hxxrctp6u">
               <w:r>
                 <w:rPr>
                   <w:rFonts w:ascii="Arial" w:cs="Arial" w:eastAsia="Arial" w:hAnsi="Arial"/>
@@ -25562,7 +25562,7 @@
               <w:spacing w:after="10" w:before="0"/>
               <w:ind w:left="120"/>
             </w:pPr>
-            <w:hyperlink w:history="1" r:id="rIdwtchd148sjrfv_rl6-5f-">
+            <w:hyperlink w:history="1" r:id="rIdp8vute3dwgb5thp9ct7d0">
               <w:r>
                 <w:rPr>
                   <w:rFonts w:ascii="Arial" w:cs="Arial" w:eastAsia="Arial" w:hAnsi="Arial"/>
@@ -26074,7 +26074,7 @@
         </w:rPr>
         <w:t xml:space="preserve">© 2026 SeaVuria and ARES. Aligned with KICD objectives. Developed by SeaVuria; technical implementation by ARES (with AI assistance from Claude). Licensed under </w:t>
       </w:r>
-      <w:hyperlink w:history="1" r:id="rId1x-cxmu2nrf_ozgp3_es-">
+      <w:hyperlink w:history="1" r:id="rIdcu6f4owargkcki1rhyf4r">
         <w:r>
           <w:rPr>
             <w:rFonts w:ascii="Arial" w:cs="Arial" w:eastAsia="Arial" w:hAnsi="Arial"/>
@@ -26095,7 +26095,7 @@
         </w:rPr>
         <w:t xml:space="preserve"> (</w:t>
       </w:r>
-      <w:hyperlink w:history="1" r:id="rIdfz0jlkwibo_bzbzqvxmo-">
+      <w:hyperlink w:history="1" r:id="rIdytoedixsa8mwz4gqkhjlq">
         <w:r>
           <w:rPr>
             <w:rFonts w:ascii="Arial" w:cs="Arial" w:eastAsia="Arial" w:hAnsi="Arial"/>
@@ -27108,7 +27108,7 @@
             <w:pPr>
               <w:spacing w:after="20" w:before="0"/>
             </w:pPr>
-            <w:hyperlink w:history="1" r:id="rIddbtgtx5l5pcvvdan-mrzn">
+            <w:hyperlink w:history="1" r:id="rIdu5s3xwvhjx9yih5p0wrjt">
               <w:r>
                 <w:rPr>
                   <w:rFonts w:ascii="Arial" w:cs="Arial" w:eastAsia="Arial" w:hAnsi="Arial"/>
@@ -27141,7 +27141,7 @@
               <w:spacing w:after="10" w:before="0"/>
               <w:ind w:left="120"/>
             </w:pPr>
-            <w:hyperlink w:history="1" r:id="rId-6e28vdxrearvqc5ftihf">
+            <w:hyperlink w:history="1" r:id="rId9vb8q80vyh_v7ew8lq4lo">
               <w:r>
                 <w:rPr>
                   <w:rFonts w:ascii="Arial" w:cs="Arial" w:eastAsia="Arial" w:hAnsi="Arial"/>
@@ -27186,7 +27186,7 @@
             <w:pPr>
               <w:spacing w:after="20" w:before="0"/>
             </w:pPr>
-            <w:hyperlink w:history="1" r:id="rIdgligngxclibjxm3_9vidq">
+            <w:hyperlink w:history="1" r:id="rIdvqdoarw2yca-2jm1ptesh">
               <w:r>
                 <w:rPr>
                   <w:rFonts w:ascii="Arial" w:cs="Arial" w:eastAsia="Arial" w:hAnsi="Arial"/>
@@ -27219,7 +27219,7 @@
               <w:spacing w:after="10" w:before="0"/>
               <w:ind w:left="120"/>
             </w:pPr>
-            <w:hyperlink w:history="1" r:id="rIdyohcdkqc7inl8rhzi8pmk">
+            <w:hyperlink w:history="1" r:id="rIdguxdadmlbhw0g5bcazarf">
               <w:r>
                 <w:rPr>
                   <w:rFonts w:ascii="Arial" w:cs="Arial" w:eastAsia="Arial" w:hAnsi="Arial"/>
@@ -27414,7 +27414,7 @@
             <w:pPr>
               <w:spacing w:after="20" w:before="0"/>
             </w:pPr>
-            <w:hyperlink w:history="1" r:id="rId-3xxphioz6oixz240biiu">
+            <w:hyperlink w:history="1" r:id="rIdqzynduppbhbzybxgqrdfq">
               <w:r>
                 <w:rPr>
                   <w:rFonts w:ascii="Arial" w:cs="Arial" w:eastAsia="Arial" w:hAnsi="Arial"/>
@@ -27447,7 +27447,7 @@
               <w:spacing w:after="10" w:before="0"/>
               <w:ind w:left="120"/>
             </w:pPr>
-            <w:hyperlink w:history="1" r:id="rIddtwt7mscrih73qz-pm1in">
+            <w:hyperlink w:history="1" r:id="rIdlh0yu45yvy70rfbbjrzrz">
               <w:r>
                 <w:rPr>
                   <w:rFonts w:ascii="Arial" w:cs="Arial" w:eastAsia="Arial" w:hAnsi="Arial"/>
@@ -27492,7 +27492,7 @@
             <w:pPr>
               <w:spacing w:after="20" w:before="0"/>
             </w:pPr>
-            <w:hyperlink w:history="1" r:id="rIdqiyknrkmhxd2vwl1zb4sn">
+            <w:hyperlink w:history="1" r:id="rIddd5ptnscdergcn9o0vgpu">
               <w:r>
                 <w:rPr>
                   <w:rFonts w:ascii="Arial" w:cs="Arial" w:eastAsia="Arial" w:hAnsi="Arial"/>
@@ -27525,7 +27525,7 @@
               <w:spacing w:after="10" w:before="0"/>
               <w:ind w:left="120"/>
             </w:pPr>
-            <w:hyperlink w:history="1" r:id="rIdtnristtso34x8epsc5xlm">
+            <w:hyperlink w:history="1" r:id="rIdprj7xkxspne8jkt8ih_h6">
               <w:r>
                 <w:rPr>
                   <w:rFonts w:ascii="Arial" w:cs="Arial" w:eastAsia="Arial" w:hAnsi="Arial"/>
@@ -27720,7 +27720,7 @@
             <w:pPr>
               <w:spacing w:after="20" w:before="0"/>
             </w:pPr>
-            <w:hyperlink w:history="1" r:id="rIdscxrcshdvjpu4fcplgwlv">
+            <w:hyperlink w:history="1" r:id="rIdxwbm0oryut6rnc5mwqk4k">
               <w:r>
                 <w:rPr>
                   <w:rFonts w:ascii="Arial" w:cs="Arial" w:eastAsia="Arial" w:hAnsi="Arial"/>
@@ -27753,7 +27753,7 @@
               <w:spacing w:after="10" w:before="0"/>
               <w:ind w:left="120"/>
             </w:pPr>
-            <w:hyperlink w:history="1" r:id="rIdxp5kfqa_slns4tmi_sp8d">
+            <w:hyperlink w:history="1" r:id="rIdor6bshsgphtq4mtsvghd7">
               <w:r>
                 <w:rPr>
                   <w:rFonts w:ascii="Arial" w:cs="Arial" w:eastAsia="Arial" w:hAnsi="Arial"/>
@@ -27798,7 +27798,7 @@
             <w:pPr>
               <w:spacing w:after="20" w:before="0"/>
             </w:pPr>
-            <w:hyperlink w:history="1" r:id="rIdqfedf7g700oti3dn0oejw">
+            <w:hyperlink w:history="1" r:id="rIdypbyz76pjqls9yc1jhdr6">
               <w:r>
                 <w:rPr>
                   <w:rFonts w:ascii="Arial" w:cs="Arial" w:eastAsia="Arial" w:hAnsi="Arial"/>
@@ -27831,7 +27831,7 @@
               <w:spacing w:after="10" w:before="0"/>
               <w:ind w:left="120"/>
             </w:pPr>
-            <w:hyperlink w:history="1" r:id="rIdavaulmgqt8jwwvpooevbd">
+            <w:hyperlink w:history="1" r:id="rIdwfwmc6y1whcak3fvjeahw">
               <w:r>
                 <w:rPr>
                   <w:rFonts w:ascii="Arial" w:cs="Arial" w:eastAsia="Arial" w:hAnsi="Arial"/>
@@ -28026,7 +28026,7 @@
             <w:pPr>
               <w:spacing w:after="20" w:before="0"/>
             </w:pPr>
-            <w:hyperlink w:history="1" r:id="rIdqhpz4kdmqufveagpgony8">
+            <w:hyperlink w:history="1" r:id="rIdn2xcim6gjkp9eti8zw6q8">
               <w:r>
                 <w:rPr>
                   <w:rFonts w:ascii="Arial" w:cs="Arial" w:eastAsia="Arial" w:hAnsi="Arial"/>
@@ -28059,7 +28059,7 @@
               <w:spacing w:after="10" w:before="0"/>
               <w:ind w:left="120"/>
             </w:pPr>
-            <w:hyperlink w:history="1" r:id="rId2glsvouerodmi4md2kcgm">
+            <w:hyperlink w:history="1" r:id="rIdlp0-hil8dswtud6qcxu7e">
               <w:r>
                 <w:rPr>
                   <w:rFonts w:ascii="Arial" w:cs="Arial" w:eastAsia="Arial" w:hAnsi="Arial"/>
@@ -28104,7 +28104,7 @@
             <w:pPr>
               <w:spacing w:after="20" w:before="0"/>
             </w:pPr>
-            <w:hyperlink w:history="1" r:id="rIdzcym1ypzqte20d4sybtfb">
+            <w:hyperlink w:history="1" r:id="rIdrbijymj896h2wrn8nr4dr">
               <w:r>
                 <w:rPr>
                   <w:rFonts w:ascii="Arial" w:cs="Arial" w:eastAsia="Arial" w:hAnsi="Arial"/>
@@ -28137,7 +28137,7 @@
               <w:spacing w:after="10" w:before="0"/>
               <w:ind w:left="120"/>
             </w:pPr>
-            <w:hyperlink w:history="1" r:id="rId7zxkayvgfsmpzcrqntqrj">
+            <w:hyperlink w:history="1" r:id="rId_qave_rcyug027th8inbp">
               <w:r>
                 <w:rPr>
                   <w:rFonts w:ascii="Arial" w:cs="Arial" w:eastAsia="Arial" w:hAnsi="Arial"/>
@@ -28332,7 +28332,7 @@
             <w:pPr>
               <w:spacing w:after="20" w:before="0"/>
             </w:pPr>
-            <w:hyperlink w:history="1" r:id="rId_wklro2a_tnx5qwsf_2xp">
+            <w:hyperlink w:history="1" r:id="rId4ncsrna4nnqgyhua3nzin">
               <w:r>
                 <w:rPr>
                   <w:rFonts w:ascii="Arial" w:cs="Arial" w:eastAsia="Arial" w:hAnsi="Arial"/>
@@ -28365,7 +28365,7 @@
               <w:spacing w:after="10" w:before="0"/>
               <w:ind w:left="120"/>
             </w:pPr>
-            <w:hyperlink w:history="1" r:id="rId-fb2bh1odyblcog6vgcyz">
+            <w:hyperlink w:history="1" r:id="rIdcew03r00p1sfjln_v6w1v">
               <w:r>
                 <w:rPr>
                   <w:rFonts w:ascii="Arial" w:cs="Arial" w:eastAsia="Arial" w:hAnsi="Arial"/>
@@ -28410,7 +28410,7 @@
             <w:pPr>
               <w:spacing w:after="20" w:before="0"/>
             </w:pPr>
-            <w:hyperlink w:history="1" r:id="rIdud7b33b-ngfjrxqwujway">
+            <w:hyperlink w:history="1" r:id="rIdi4w24t_x5zsxial8awkjp">
               <w:r>
                 <w:rPr>
                   <w:rFonts w:ascii="Arial" w:cs="Arial" w:eastAsia="Arial" w:hAnsi="Arial"/>
@@ -28443,7 +28443,7 @@
               <w:spacing w:after="10" w:before="0"/>
               <w:ind w:left="120"/>
             </w:pPr>
-            <w:hyperlink w:history="1" r:id="rId4_6xdyyy_qm6jnxpvjiwa">
+            <w:hyperlink w:history="1" r:id="rIdbz1iq42pbujwkeopbe_oq">
               <w:r>
                 <w:rPr>
                   <w:rFonts w:ascii="Arial" w:cs="Arial" w:eastAsia="Arial" w:hAnsi="Arial"/>
@@ -28955,7 +28955,7 @@
         </w:rPr>
         <w:t xml:space="preserve">© 2026 SeaVuria and ARES. Aligned with KICD objectives. Developed by SeaVuria; technical implementation by ARES (with AI assistance from Claude). Licensed under </w:t>
       </w:r>
-      <w:hyperlink w:history="1" r:id="rId8gkymkbg-mznyz8docedf">
+      <w:hyperlink w:history="1" r:id="rIdigciz5ypilr2kog4isrb6">
         <w:r>
           <w:rPr>
             <w:rFonts w:ascii="Arial" w:cs="Arial" w:eastAsia="Arial" w:hAnsi="Arial"/>
@@ -28976,7 +28976,7 @@
         </w:rPr>
         <w:t xml:space="preserve"> (</w:t>
       </w:r>
-      <w:hyperlink w:history="1" r:id="rIdxg-gbtg50tbfievvcbwrv">
+      <w:hyperlink w:history="1" r:id="rIdodk0uodhzpk4jpbipwucj">
         <w:r>
           <w:rPr>
             <w:rFonts w:ascii="Arial" w:cs="Arial" w:eastAsia="Arial" w:hAnsi="Arial"/>

--- a/data/outputs/v2/Chemistry/SS1.2_The_Atom/Chemistry_The_Atom_CBE_LessonSequence.docx
+++ b/data/outputs/v2/Chemistry/SS1.2_The_Atom/Chemistry_The_Atom_CBE_LessonSequence.docx
@@ -2341,7 +2341,7 @@
         </w:rPr>
         <w:t xml:space="preserve">© 2026 SeaVuria and ARES. This work is licensed under a </w:t>
       </w:r>
-      <w:hyperlink w:history="1" r:id="rIda6lqwj9riqpgdo-jrkdwf">
+      <w:hyperlink w:history="1" r:id="rId4nxgn_fezju3ssbkiclrf">
         <w:r>
           <w:rPr>
             <w:rFonts w:ascii="Arial" w:cs="Arial" w:eastAsia="Arial" w:hAnsi="Arial"/>
@@ -2361,7 +2361,7 @@
         </w:rPr>
         <w:t xml:space="preserve"> (</w:t>
       </w:r>
-      <w:hyperlink w:history="1" r:id="rId_mx4nymyrui1rapfysvm_">
+      <w:hyperlink w:history="1" r:id="rIdkqstrpcwfu_otjirtfewa">
         <w:r>
           <w:rPr>
             <w:rFonts w:ascii="Arial" w:cs="Arial" w:eastAsia="Arial" w:hAnsi="Arial"/>
@@ -2381,7 +2381,7 @@
         </w:rPr>
         <w:t xml:space="preserve">). To view a copy of this license, visit </w:t>
       </w:r>
-      <w:hyperlink w:history="1" r:id="rIdl1w-lc5acnif3ykuqg2wk">
+      <w:hyperlink w:history="1" r:id="rIdq2jt9ng0cs_j9kkod2pms">
         <w:r>
           <w:rPr>
             <w:rFonts w:ascii="Arial" w:cs="Arial" w:eastAsia="Arial" w:hAnsi="Arial"/>
@@ -3393,7 +3393,7 @@
             <w:pPr>
               <w:spacing w:after="20" w:before="0"/>
             </w:pPr>
-            <w:hyperlink w:history="1" r:id="rIdfauapc--jqioo4eggoy4o">
+            <w:hyperlink w:history="1" r:id="rIdjsb-o7aklrxcpi8fcxcdy">
               <w:r>
                 <w:rPr>
                   <w:rFonts w:ascii="Arial" w:cs="Arial" w:eastAsia="Arial" w:hAnsi="Arial"/>
@@ -3426,7 +3426,7 @@
               <w:spacing w:after="10" w:before="0"/>
               <w:ind w:left="120"/>
             </w:pPr>
-            <w:hyperlink w:history="1" r:id="rIda0sd6np3dbmz6toiun2h6">
+            <w:hyperlink w:history="1" r:id="rIdlulwjlbrdyppvygc1abp7">
               <w:r>
                 <w:rPr>
                   <w:rFonts w:ascii="Arial" w:cs="Arial" w:eastAsia="Arial" w:hAnsi="Arial"/>
@@ -3471,7 +3471,7 @@
             <w:pPr>
               <w:spacing w:after="20" w:before="0"/>
             </w:pPr>
-            <w:hyperlink w:history="1" r:id="rIdax9ajqqq0huwcbbfipz8e">
+            <w:hyperlink w:history="1" r:id="rIdv4fmqwhauqwuo6yp-nsq4">
               <w:r>
                 <w:rPr>
                   <w:rFonts w:ascii="Arial" w:cs="Arial" w:eastAsia="Arial" w:hAnsi="Arial"/>
@@ -3504,7 +3504,7 @@
               <w:spacing w:after="10" w:before="0"/>
               <w:ind w:left="120"/>
             </w:pPr>
-            <w:hyperlink w:history="1" r:id="rIdi8m6x6_yfb_22hb8thhpu">
+            <w:hyperlink w:history="1" r:id="rIdbuc4lwf1iftiqk4_jesh-">
               <w:r>
                 <w:rPr>
                   <w:rFonts w:ascii="Arial" w:cs="Arial" w:eastAsia="Arial" w:hAnsi="Arial"/>
@@ -3699,7 +3699,7 @@
             <w:pPr>
               <w:spacing w:after="20" w:before="0"/>
             </w:pPr>
-            <w:hyperlink w:history="1" r:id="rIdkxjmrqtyq1hjw9wov1gpk">
+            <w:hyperlink w:history="1" r:id="rId357zlzeo7iontqldkvwc2">
               <w:r>
                 <w:rPr>
                   <w:rFonts w:ascii="Arial" w:cs="Arial" w:eastAsia="Arial" w:hAnsi="Arial"/>
@@ -3732,7 +3732,7 @@
               <w:spacing w:after="10" w:before="0"/>
               <w:ind w:left="120"/>
             </w:pPr>
-            <w:hyperlink w:history="1" r:id="rIdjwaxqrlrtmufse_0mmpmr">
+            <w:hyperlink w:history="1" r:id="rIdlevvzp0evrmmjggnwgnjr">
               <w:r>
                 <w:rPr>
                   <w:rFonts w:ascii="Arial" w:cs="Arial" w:eastAsia="Arial" w:hAnsi="Arial"/>
@@ -3777,7 +3777,7 @@
             <w:pPr>
               <w:spacing w:after="20" w:before="0"/>
             </w:pPr>
-            <w:hyperlink w:history="1" r:id="rId9wzmoz4rbtchrxeuellsd">
+            <w:hyperlink w:history="1" r:id="rIdguj1fs_0kqz1fbgfvr8gb">
               <w:r>
                 <w:rPr>
                   <w:rFonts w:ascii="Arial" w:cs="Arial" w:eastAsia="Arial" w:hAnsi="Arial"/>
@@ -3810,7 +3810,7 @@
               <w:spacing w:after="10" w:before="0"/>
               <w:ind w:left="120"/>
             </w:pPr>
-            <w:hyperlink w:history="1" r:id="rIdrhsrweietzpcyutoplmes">
+            <w:hyperlink w:history="1" r:id="rIdzb6i4xecpehthycfs15wl">
               <w:r>
                 <w:rPr>
                   <w:rFonts w:ascii="Arial" w:cs="Arial" w:eastAsia="Arial" w:hAnsi="Arial"/>
@@ -4005,7 +4005,7 @@
             <w:pPr>
               <w:spacing w:after="20" w:before="0"/>
             </w:pPr>
-            <w:hyperlink w:history="1" r:id="rIdgpqgcnczzlxyq83pazljp">
+            <w:hyperlink w:history="1" r:id="rIdarbua3_vs0lxjmxliivd8">
               <w:r>
                 <w:rPr>
                   <w:rFonts w:ascii="Arial" w:cs="Arial" w:eastAsia="Arial" w:hAnsi="Arial"/>
@@ -4038,7 +4038,7 @@
               <w:spacing w:after="10" w:before="0"/>
               <w:ind w:left="120"/>
             </w:pPr>
-            <w:hyperlink w:history="1" r:id="rIdmigu8fkwuc-0m2jtx3q1v">
+            <w:hyperlink w:history="1" r:id="rIdraf4dnnjoxbghsk8uc_il">
               <w:r>
                 <w:rPr>
                   <w:rFonts w:ascii="Arial" w:cs="Arial" w:eastAsia="Arial" w:hAnsi="Arial"/>
@@ -4083,7 +4083,7 @@
             <w:pPr>
               <w:spacing w:after="20" w:before="0"/>
             </w:pPr>
-            <w:hyperlink w:history="1" r:id="rIdeamueomwmulndj6yth326">
+            <w:hyperlink w:history="1" r:id="rId_tw-dl9ht5sekkarhwe0c">
               <w:r>
                 <w:rPr>
                   <w:rFonts w:ascii="Arial" w:cs="Arial" w:eastAsia="Arial" w:hAnsi="Arial"/>
@@ -4132,7 +4132,7 @@
               <w:spacing w:after="10" w:before="0"/>
               <w:ind w:left="120"/>
             </w:pPr>
-            <w:hyperlink w:history="1" r:id="rIds2hflwftaoyoa7_iji1pj">
+            <w:hyperlink w:history="1" r:id="rIdtowt5fncmn7vdevg5s3lg">
               <w:r>
                 <w:rPr>
                   <w:rFonts w:ascii="Arial" w:cs="Arial" w:eastAsia="Arial" w:hAnsi="Arial"/>
@@ -4327,7 +4327,7 @@
             <w:pPr>
               <w:spacing w:after="20" w:before="0"/>
             </w:pPr>
-            <w:hyperlink w:history="1" r:id="rIdmowvtljgq_nb4-0jjxn_b">
+            <w:hyperlink w:history="1" r:id="rId_merbxrqinx2f-xxobmzz">
               <w:r>
                 <w:rPr>
                   <w:rFonts w:ascii="Arial" w:cs="Arial" w:eastAsia="Arial" w:hAnsi="Arial"/>
@@ -4360,7 +4360,7 @@
               <w:spacing w:after="10" w:before="0"/>
               <w:ind w:left="120"/>
             </w:pPr>
-            <w:hyperlink w:history="1" r:id="rIdyawukwe_agfwduei4iyfb">
+            <w:hyperlink w:history="1" r:id="rIdbvkewvt8tishcghwi-8jc">
               <w:r>
                 <w:rPr>
                   <w:rFonts w:ascii="Arial" w:cs="Arial" w:eastAsia="Arial" w:hAnsi="Arial"/>
@@ -4405,7 +4405,7 @@
             <w:pPr>
               <w:spacing w:after="20" w:before="0"/>
             </w:pPr>
-            <w:hyperlink w:history="1" r:id="rIdd7_maew9kwknvynuc_w3s">
+            <w:hyperlink w:history="1" r:id="rId43l7luo3xlilmobplkqjr">
               <w:r>
                 <w:rPr>
                   <w:rFonts w:ascii="Arial" w:cs="Arial" w:eastAsia="Arial" w:hAnsi="Arial"/>
@@ -4454,7 +4454,7 @@
               <w:spacing w:after="10" w:before="0"/>
               <w:ind w:left="120"/>
             </w:pPr>
-            <w:hyperlink w:history="1" r:id="rIdfc7ntatzzgmpe4udgsnzo">
+            <w:hyperlink w:history="1" r:id="rIdttfh1vkixswwqreodzk1l">
               <w:r>
                 <w:rPr>
                   <w:rFonts w:ascii="Arial" w:cs="Arial" w:eastAsia="Arial" w:hAnsi="Arial"/>
@@ -4649,7 +4649,7 @@
             <w:pPr>
               <w:spacing w:after="20" w:before="0"/>
             </w:pPr>
-            <w:hyperlink w:history="1" r:id="rIde_t0nyyzhkhh-b2m2l5qo">
+            <w:hyperlink w:history="1" r:id="rIdubk7iovbwpwu6kei4cjw3">
               <w:r>
                 <w:rPr>
                   <w:rFonts w:ascii="Arial" w:cs="Arial" w:eastAsia="Arial" w:hAnsi="Arial"/>
@@ -4698,7 +4698,7 @@
               <w:spacing w:after="10" w:before="0"/>
               <w:ind w:left="120"/>
             </w:pPr>
-            <w:hyperlink w:history="1" r:id="rIdxyji8ibvi_d8yhx9xejjr">
+            <w:hyperlink w:history="1" r:id="rIdwvbgvtmcntkdccqgqccjx">
               <w:r>
                 <w:rPr>
                   <w:rFonts w:ascii="Arial" w:cs="Arial" w:eastAsia="Arial" w:hAnsi="Arial"/>
@@ -4743,7 +4743,7 @@
             <w:pPr>
               <w:spacing w:after="20" w:before="0"/>
             </w:pPr>
-            <w:hyperlink w:history="1" r:id="rIdrl4navdnjvxni16clczpa">
+            <w:hyperlink w:history="1" r:id="rIdsoj54zeobu34etdmqsz8g">
               <w:r>
                 <w:rPr>
                   <w:rFonts w:ascii="Arial" w:cs="Arial" w:eastAsia="Arial" w:hAnsi="Arial"/>
@@ -4792,7 +4792,7 @@
               <w:spacing w:after="10" w:before="0"/>
               <w:ind w:left="120"/>
             </w:pPr>
-            <w:hyperlink w:history="1" r:id="rIdu5sgpuhkxbrcnuolmrcsp">
+            <w:hyperlink w:history="1" r:id="rIdpmv8qen_l7g0bh87z1vif">
               <w:r>
                 <w:rPr>
                   <w:rFonts w:ascii="Arial" w:cs="Arial" w:eastAsia="Arial" w:hAnsi="Arial"/>
@@ -5304,7 +5304,7 @@
         </w:rPr>
         <w:t xml:space="preserve">© 2026 SeaVuria and ARES. Aligned with KICD objectives. Developed by SeaVuria; technical implementation by ARES (with AI assistance from Claude). Licensed under </w:t>
       </w:r>
-      <w:hyperlink w:history="1" r:id="rId_-qzuipebkkpxec-yjdpi">
+      <w:hyperlink w:history="1" r:id="rIdm9mpyxuulemnlhjtcsu0h">
         <w:r>
           <w:rPr>
             <w:rFonts w:ascii="Arial" w:cs="Arial" w:eastAsia="Arial" w:hAnsi="Arial"/>
@@ -5325,7 +5325,7 @@
         </w:rPr>
         <w:t xml:space="preserve"> (</w:t>
       </w:r>
-      <w:hyperlink w:history="1" r:id="rIdtswrzg9bwawlzphlh7lqm">
+      <w:hyperlink w:history="1" r:id="rIdwddja3go2bqtv-0xkk-ih">
         <w:r>
           <w:rPr>
             <w:rFonts w:ascii="Arial" w:cs="Arial" w:eastAsia="Arial" w:hAnsi="Arial"/>
@@ -6338,7 +6338,7 @@
             <w:pPr>
               <w:spacing w:after="20" w:before="0"/>
             </w:pPr>
-            <w:hyperlink w:history="1" r:id="rIdqo7bs5nsqpqbsledyxz_4">
+            <w:hyperlink w:history="1" r:id="rId8oa6u5ed2ceo_nr9faqal">
               <w:r>
                 <w:rPr>
                   <w:rFonts w:ascii="Arial" w:cs="Arial" w:eastAsia="Arial" w:hAnsi="Arial"/>
@@ -6371,7 +6371,7 @@
               <w:spacing w:after="10" w:before="0"/>
               <w:ind w:left="120"/>
             </w:pPr>
-            <w:hyperlink w:history="1" r:id="rIdkug8eme4pluqave94ci3b">
+            <w:hyperlink w:history="1" r:id="rIdpqw7dirqynfgmedvuob6l">
               <w:r>
                 <w:rPr>
                   <w:rFonts w:ascii="Arial" w:cs="Arial" w:eastAsia="Arial" w:hAnsi="Arial"/>
@@ -6416,7 +6416,7 @@
             <w:pPr>
               <w:spacing w:after="20" w:before="0"/>
             </w:pPr>
-            <w:hyperlink w:history="1" r:id="rIddpyisveakjt4eotokt0xp">
+            <w:hyperlink w:history="1" r:id="rIdjb3lxbancwpkc-manokqm">
               <w:r>
                 <w:rPr>
                   <w:rFonts w:ascii="Arial" w:cs="Arial" w:eastAsia="Arial" w:hAnsi="Arial"/>
@@ -6449,7 +6449,7 @@
               <w:spacing w:after="10" w:before="0"/>
               <w:ind w:left="120"/>
             </w:pPr>
-            <w:hyperlink w:history="1" r:id="rId1ieg9hylvqqbgcscltiyf">
+            <w:hyperlink w:history="1" r:id="rIdsmka2snskjyubkryn4ims">
               <w:r>
                 <w:rPr>
                   <w:rFonts w:ascii="Arial" w:cs="Arial" w:eastAsia="Arial" w:hAnsi="Arial"/>
@@ -6644,7 +6644,7 @@
             <w:pPr>
               <w:spacing w:after="20" w:before="0"/>
             </w:pPr>
-            <w:hyperlink w:history="1" r:id="rIduevhnegx1bzwqeokbuhvh">
+            <w:hyperlink w:history="1" r:id="rIdzmuvije7yk2tpoebhwra6">
               <w:r>
                 <w:rPr>
                   <w:rFonts w:ascii="Arial" w:cs="Arial" w:eastAsia="Arial" w:hAnsi="Arial"/>
@@ -6677,7 +6677,7 @@
               <w:spacing w:after="10" w:before="0"/>
               <w:ind w:left="120"/>
             </w:pPr>
-            <w:hyperlink w:history="1" r:id="rId3itinxehpnzk7e_5tkysl">
+            <w:hyperlink w:history="1" r:id="rId7ucyhlm0jpexh-cmqbvas">
               <w:r>
                 <w:rPr>
                   <w:rFonts w:ascii="Arial" w:cs="Arial" w:eastAsia="Arial" w:hAnsi="Arial"/>
@@ -6722,7 +6722,7 @@
             <w:pPr>
               <w:spacing w:after="20" w:before="0"/>
             </w:pPr>
-            <w:hyperlink w:history="1" r:id="rIdwtqnyk31dava3huhd1tk3">
+            <w:hyperlink w:history="1" r:id="rId_ok9i3mw3-hyhpddpgank">
               <w:r>
                 <w:rPr>
                   <w:rFonts w:ascii="Arial" w:cs="Arial" w:eastAsia="Arial" w:hAnsi="Arial"/>
@@ -6755,7 +6755,7 @@
               <w:spacing w:after="10" w:before="0"/>
               <w:ind w:left="120"/>
             </w:pPr>
-            <w:hyperlink w:history="1" r:id="rIdpalctodx4mijr3zw5i78e">
+            <w:hyperlink w:history="1" r:id="rIdbp7eycozvue2mc_gwmu1j">
               <w:r>
                 <w:rPr>
                   <w:rFonts w:ascii="Arial" w:cs="Arial" w:eastAsia="Arial" w:hAnsi="Arial"/>
@@ -6950,7 +6950,7 @@
             <w:pPr>
               <w:spacing w:after="20" w:before="0"/>
             </w:pPr>
-            <w:hyperlink w:history="1" r:id="rIdqgfplqemv-oyy3tcz_utk">
+            <w:hyperlink w:history="1" r:id="rIdt6gl_psz-pcjzo3cu4yl9">
               <w:r>
                 <w:rPr>
                   <w:rFonts w:ascii="Arial" w:cs="Arial" w:eastAsia="Arial" w:hAnsi="Arial"/>
@@ -6983,7 +6983,7 @@
               <w:spacing w:after="10" w:before="0"/>
               <w:ind w:left="120"/>
             </w:pPr>
-            <w:hyperlink w:history="1" r:id="rIdj_cgtbo0pq9emviqajj7u">
+            <w:hyperlink w:history="1" r:id="rIdsezfxmw-w2jaja4pdisuz">
               <w:r>
                 <w:rPr>
                   <w:rFonts w:ascii="Arial" w:cs="Arial" w:eastAsia="Arial" w:hAnsi="Arial"/>
@@ -7028,7 +7028,7 @@
             <w:pPr>
               <w:spacing w:after="20" w:before="0"/>
             </w:pPr>
-            <w:hyperlink w:history="1" r:id="rIdhnux72-tnrhlwod3uldcy">
+            <w:hyperlink w:history="1" r:id="rIdg2pmg8bkmpmi9meabl5lp">
               <w:r>
                 <w:rPr>
                   <w:rFonts w:ascii="Arial" w:cs="Arial" w:eastAsia="Arial" w:hAnsi="Arial"/>
@@ -7061,7 +7061,7 @@
               <w:spacing w:after="10" w:before="0"/>
               <w:ind w:left="120"/>
             </w:pPr>
-            <w:hyperlink w:history="1" r:id="rIdedvyd0ufyhjwgxgwlmy4m">
+            <w:hyperlink w:history="1" r:id="rIdvxwaptifoxnsw1yzm2bi_">
               <w:r>
                 <w:rPr>
                   <w:rFonts w:ascii="Arial" w:cs="Arial" w:eastAsia="Arial" w:hAnsi="Arial"/>
@@ -7256,7 +7256,7 @@
             <w:pPr>
               <w:spacing w:after="20" w:before="0"/>
             </w:pPr>
-            <w:hyperlink w:history="1" r:id="rId-b5mnei_i40ri96o2c68t">
+            <w:hyperlink w:history="1" r:id="rIdlrpbp7v0n7bcuwj9yu1ls">
               <w:r>
                 <w:rPr>
                   <w:rFonts w:ascii="Arial" w:cs="Arial" w:eastAsia="Arial" w:hAnsi="Arial"/>
@@ -7289,7 +7289,7 @@
               <w:spacing w:after="10" w:before="0"/>
               <w:ind w:left="120"/>
             </w:pPr>
-            <w:hyperlink w:history="1" r:id="rIdlr3itk-tgzkmstgevczlp">
+            <w:hyperlink w:history="1" r:id="rIdzozrsyvhcxz7tflqotlv1">
               <w:r>
                 <w:rPr>
                   <w:rFonts w:ascii="Arial" w:cs="Arial" w:eastAsia="Arial" w:hAnsi="Arial"/>
@@ -7334,7 +7334,7 @@
             <w:pPr>
               <w:spacing w:after="20" w:before="0"/>
             </w:pPr>
-            <w:hyperlink w:history="1" r:id="rIdqmv4wf3yt5dyfq5q7dwpj">
+            <w:hyperlink w:history="1" r:id="rId-0fhfhjohdq_ifddnyihz">
               <w:r>
                 <w:rPr>
                   <w:rFonts w:ascii="Arial" w:cs="Arial" w:eastAsia="Arial" w:hAnsi="Arial"/>
@@ -7367,7 +7367,7 @@
               <w:spacing w:after="10" w:before="0"/>
               <w:ind w:left="120"/>
             </w:pPr>
-            <w:hyperlink w:history="1" r:id="rIdspops-wtrjpv7fath4tlr">
+            <w:hyperlink w:history="1" r:id="rIdombybrgf-klish4xiq67j">
               <w:r>
                 <w:rPr>
                   <w:rFonts w:ascii="Arial" w:cs="Arial" w:eastAsia="Arial" w:hAnsi="Arial"/>
@@ -7562,7 +7562,7 @@
             <w:pPr>
               <w:spacing w:after="20" w:before="0"/>
             </w:pPr>
-            <w:hyperlink w:history="1" r:id="rIdyongm2bpsoodpiwiesji-">
+            <w:hyperlink w:history="1" r:id="rId3ylocbsxego2prmryvdtr">
               <w:r>
                 <w:rPr>
                   <w:rFonts w:ascii="Arial" w:cs="Arial" w:eastAsia="Arial" w:hAnsi="Arial"/>
@@ -7595,7 +7595,7 @@
               <w:spacing w:after="10" w:before="0"/>
               <w:ind w:left="120"/>
             </w:pPr>
-            <w:hyperlink w:history="1" r:id="rId5zgvomrcxtk2a0nljyuee">
+            <w:hyperlink w:history="1" r:id="rIdh0mmtsjugsf0ozhde_fue">
               <w:r>
                 <w:rPr>
                   <w:rFonts w:ascii="Arial" w:cs="Arial" w:eastAsia="Arial" w:hAnsi="Arial"/>
@@ -7640,7 +7640,7 @@
             <w:pPr>
               <w:spacing w:after="20" w:before="0"/>
             </w:pPr>
-            <w:hyperlink w:history="1" r:id="rId0mkfkn7xq0trejgjgfc2l">
+            <w:hyperlink w:history="1" r:id="rIdtrpc1hqg5vwzyaptv6_qp">
               <w:r>
                 <w:rPr>
                   <w:rFonts w:ascii="Arial" w:cs="Arial" w:eastAsia="Arial" w:hAnsi="Arial"/>
@@ -7673,7 +7673,7 @@
               <w:spacing w:after="10" w:before="0"/>
               <w:ind w:left="120"/>
             </w:pPr>
-            <w:hyperlink w:history="1" r:id="rIdpenu-dzg_ttbu849yhvks">
+            <w:hyperlink w:history="1" r:id="rId2-k3urazjbdvvvf7fyzf9">
               <w:r>
                 <w:rPr>
                   <w:rFonts w:ascii="Arial" w:cs="Arial" w:eastAsia="Arial" w:hAnsi="Arial"/>
@@ -8185,7 +8185,7 @@
         </w:rPr>
         <w:t xml:space="preserve">© 2026 SeaVuria and ARES. Aligned with KICD objectives. Developed by SeaVuria; technical implementation by ARES (with AI assistance from Claude). Licensed under </w:t>
       </w:r>
-      <w:hyperlink w:history="1" r:id="rIdhhfjsgdrvtzzffblrezpq">
+      <w:hyperlink w:history="1" r:id="rIdat2o2v54m66rfemihitlx">
         <w:r>
           <w:rPr>
             <w:rFonts w:ascii="Arial" w:cs="Arial" w:eastAsia="Arial" w:hAnsi="Arial"/>
@@ -8206,7 +8206,7 @@
         </w:rPr>
         <w:t xml:space="preserve"> (</w:t>
       </w:r>
-      <w:hyperlink w:history="1" r:id="rIdgk_9bunqad9vmwkwcrhop">
+      <w:hyperlink w:history="1" r:id="rIdzjvvyucftbi_qlekvwfiy">
         <w:r>
           <w:rPr>
             <w:rFonts w:ascii="Arial" w:cs="Arial" w:eastAsia="Arial" w:hAnsi="Arial"/>
@@ -9219,7 +9219,7 @@
             <w:pPr>
               <w:spacing w:after="20" w:before="0"/>
             </w:pPr>
-            <w:hyperlink w:history="1" r:id="rIddznfbbnpnqfr-hot1_a4-">
+            <w:hyperlink w:history="1" r:id="rIdlxi9b6uqfthwb6zfor389">
               <w:r>
                 <w:rPr>
                   <w:rFonts w:ascii="Arial" w:cs="Arial" w:eastAsia="Arial" w:hAnsi="Arial"/>
@@ -9252,7 +9252,7 @@
               <w:spacing w:after="10" w:before="0"/>
               <w:ind w:left="120"/>
             </w:pPr>
-            <w:hyperlink w:history="1" r:id="rId8xq1jtteqp8uqkiegqbpj">
+            <w:hyperlink w:history="1" r:id="rIdyktbtppgr_dw8rh4wrfec">
               <w:r>
                 <w:rPr>
                   <w:rFonts w:ascii="Arial" w:cs="Arial" w:eastAsia="Arial" w:hAnsi="Arial"/>
@@ -9297,7 +9297,7 @@
             <w:pPr>
               <w:spacing w:after="20" w:before="0"/>
             </w:pPr>
-            <w:hyperlink w:history="1" r:id="rIdeeflnyha5fqsqck4ky1f-">
+            <w:hyperlink w:history="1" r:id="rIdvzdabr-m3la4wmwsfgyir">
               <w:r>
                 <w:rPr>
                   <w:rFonts w:ascii="Arial" w:cs="Arial" w:eastAsia="Arial" w:hAnsi="Arial"/>
@@ -9330,7 +9330,7 @@
               <w:spacing w:after="10" w:before="0"/>
               <w:ind w:left="120"/>
             </w:pPr>
-            <w:hyperlink w:history="1" r:id="rIdp8smkhhiaxkddevaow5rq">
+            <w:hyperlink w:history="1" r:id="rIdbprrtgwsndq_uy2gmgcuf">
               <w:r>
                 <w:rPr>
                   <w:rFonts w:ascii="Arial" w:cs="Arial" w:eastAsia="Arial" w:hAnsi="Arial"/>
@@ -9525,7 +9525,7 @@
             <w:pPr>
               <w:spacing w:after="20" w:before="0"/>
             </w:pPr>
-            <w:hyperlink w:history="1" r:id="rIdikcvkc5gs1cpt-uu4q0fu">
+            <w:hyperlink w:history="1" r:id="rIdisi8ijw4wxwiuzybf1i8r">
               <w:r>
                 <w:rPr>
                   <w:rFonts w:ascii="Arial" w:cs="Arial" w:eastAsia="Arial" w:hAnsi="Arial"/>
@@ -9558,7 +9558,7 @@
               <w:spacing w:after="10" w:before="0"/>
               <w:ind w:left="120"/>
             </w:pPr>
-            <w:hyperlink w:history="1" r:id="rIdpn4axoixpxmphu5dm_j9j">
+            <w:hyperlink w:history="1" r:id="rIdnzitas0timaqpx_ft4ouk">
               <w:r>
                 <w:rPr>
                   <w:rFonts w:ascii="Arial" w:cs="Arial" w:eastAsia="Arial" w:hAnsi="Arial"/>
@@ -9603,7 +9603,7 @@
             <w:pPr>
               <w:spacing w:after="20" w:before="0"/>
             </w:pPr>
-            <w:hyperlink w:history="1" r:id="rId3mnejneu4fyndp1cujvr3">
+            <w:hyperlink w:history="1" r:id="rIdreudeteux6rktxyaqwneq">
               <w:r>
                 <w:rPr>
                   <w:rFonts w:ascii="Arial" w:cs="Arial" w:eastAsia="Arial" w:hAnsi="Arial"/>
@@ -9636,7 +9636,7 @@
               <w:spacing w:after="10" w:before="0"/>
               <w:ind w:left="120"/>
             </w:pPr>
-            <w:hyperlink w:history="1" r:id="rIdd1_n1zlm2gfuluweigqcq">
+            <w:hyperlink w:history="1" r:id="rIdgh_2_-c8btldop-0nqxkr">
               <w:r>
                 <w:rPr>
                   <w:rFonts w:ascii="Arial" w:cs="Arial" w:eastAsia="Arial" w:hAnsi="Arial"/>
@@ -9831,7 +9831,7 @@
             <w:pPr>
               <w:spacing w:after="20" w:before="0"/>
             </w:pPr>
-            <w:hyperlink w:history="1" r:id="rIdvayp55sw2f9cmyqaksiik">
+            <w:hyperlink w:history="1" r:id="rIdfs9vnldiynjuvc_wsowv2">
               <w:r>
                 <w:rPr>
                   <w:rFonts w:ascii="Arial" w:cs="Arial" w:eastAsia="Arial" w:hAnsi="Arial"/>
@@ -9880,7 +9880,7 @@
               <w:spacing w:after="10" w:before="0"/>
               <w:ind w:left="120"/>
             </w:pPr>
-            <w:hyperlink w:history="1" r:id="rIdg5ohgmdcvac-fbgbpfqbb">
+            <w:hyperlink w:history="1" r:id="rIdnpsvvbeccku3b4xl4-7dg">
               <w:r>
                 <w:rPr>
                   <w:rFonts w:ascii="Arial" w:cs="Arial" w:eastAsia="Arial" w:hAnsi="Arial"/>
@@ -9925,7 +9925,7 @@
             <w:pPr>
               <w:spacing w:after="20" w:before="0"/>
             </w:pPr>
-            <w:hyperlink w:history="1" r:id="rIdwfcwn6kcb7qdqyz0kfg4l">
+            <w:hyperlink w:history="1" r:id="rId5ksvuaejraebsds9oszbu">
               <w:r>
                 <w:rPr>
                   <w:rFonts w:ascii="Arial" w:cs="Arial" w:eastAsia="Arial" w:hAnsi="Arial"/>
@@ -9958,7 +9958,7 @@
               <w:spacing w:after="10" w:before="0"/>
               <w:ind w:left="120"/>
             </w:pPr>
-            <w:hyperlink w:history="1" r:id="rIdrfmgzutxpw7moaj3lwk39">
+            <w:hyperlink w:history="1" r:id="rIdp2wiho1acmcrudjxfku_m">
               <w:r>
                 <w:rPr>
                   <w:rFonts w:ascii="Arial" w:cs="Arial" w:eastAsia="Arial" w:hAnsi="Arial"/>
@@ -10153,7 +10153,7 @@
             <w:pPr>
               <w:spacing w:after="20" w:before="0"/>
             </w:pPr>
-            <w:hyperlink w:history="1" r:id="rIdtwxo_ysowbvr-h5saub05">
+            <w:hyperlink w:history="1" r:id="rIdu__xwjjacyjtmt8nfnh2b">
               <w:r>
                 <w:rPr>
                   <w:rFonts w:ascii="Arial" w:cs="Arial" w:eastAsia="Arial" w:hAnsi="Arial"/>
@@ -10202,7 +10202,7 @@
               <w:spacing w:after="10" w:before="0"/>
               <w:ind w:left="120"/>
             </w:pPr>
-            <w:hyperlink w:history="1" r:id="rId-nhyzda3eyudfvfod5pio">
+            <w:hyperlink w:history="1" r:id="rId9l-smqcwndklmvcw1ibyh">
               <w:r>
                 <w:rPr>
                   <w:rFonts w:ascii="Arial" w:cs="Arial" w:eastAsia="Arial" w:hAnsi="Arial"/>
@@ -10247,7 +10247,7 @@
             <w:pPr>
               <w:spacing w:after="20" w:before="0"/>
             </w:pPr>
-            <w:hyperlink w:history="1" r:id="rIde9ealfo8-m_gtn8myqvew">
+            <w:hyperlink w:history="1" r:id="rIddzwirzmh3hflipdqyk9tm">
               <w:r>
                 <w:rPr>
                   <w:rFonts w:ascii="Arial" w:cs="Arial" w:eastAsia="Arial" w:hAnsi="Arial"/>
@@ -10280,7 +10280,7 @@
               <w:spacing w:after="10" w:before="0"/>
               <w:ind w:left="120"/>
             </w:pPr>
-            <w:hyperlink w:history="1" r:id="rIdsubrhrzgwl8_aeiyiqpub">
+            <w:hyperlink w:history="1" r:id="rIdaaqsfcs93p2qlwyi8cerv">
               <w:r>
                 <w:rPr>
                   <w:rFonts w:ascii="Arial" w:cs="Arial" w:eastAsia="Arial" w:hAnsi="Arial"/>
@@ -10475,7 +10475,7 @@
             <w:pPr>
               <w:spacing w:after="20" w:before="0"/>
             </w:pPr>
-            <w:hyperlink w:history="1" r:id="rIdnahsuclkauc0hgq-fdxfw">
+            <w:hyperlink w:history="1" r:id="rIdskez5opnlf72kgtzlj83_">
               <w:r>
                 <w:rPr>
                   <w:rFonts w:ascii="Arial" w:cs="Arial" w:eastAsia="Arial" w:hAnsi="Arial"/>
@@ -10524,7 +10524,7 @@
               <w:spacing w:after="10" w:before="0"/>
               <w:ind w:left="120"/>
             </w:pPr>
-            <w:hyperlink w:history="1" r:id="rIdn3h3kbo2ptfkjgml5a4bv">
+            <w:hyperlink w:history="1" r:id="rIdap5zw01conuvcygwaszki">
               <w:r>
                 <w:rPr>
                   <w:rFonts w:ascii="Arial" w:cs="Arial" w:eastAsia="Arial" w:hAnsi="Arial"/>
@@ -10569,7 +10569,7 @@
             <w:pPr>
               <w:spacing w:after="20" w:before="0"/>
             </w:pPr>
-            <w:hyperlink w:history="1" r:id="rIdjgx7cn_ol75wlysudcjel">
+            <w:hyperlink w:history="1" r:id="rIdzkjkzy07_ulu_mk9kd7xn">
               <w:r>
                 <w:rPr>
                   <w:rFonts w:ascii="Arial" w:cs="Arial" w:eastAsia="Arial" w:hAnsi="Arial"/>
@@ -10602,7 +10602,7 @@
               <w:spacing w:after="10" w:before="0"/>
               <w:ind w:left="120"/>
             </w:pPr>
-            <w:hyperlink w:history="1" r:id="rIdrnzhtr361j-5xqicsqmnr">
+            <w:hyperlink w:history="1" r:id="rIdkihzjeh6jq5pivpbvu63l">
               <w:r>
                 <w:rPr>
                   <w:rFonts w:ascii="Arial" w:cs="Arial" w:eastAsia="Arial" w:hAnsi="Arial"/>
@@ -11209,7 +11209,7 @@
         </w:rPr>
         <w:t xml:space="preserve">© 2026 SeaVuria and ARES. Aligned with KICD objectives. Developed by SeaVuria; technical implementation by ARES (with AI assistance from Claude). Licensed under </w:t>
       </w:r>
-      <w:hyperlink w:history="1" r:id="rIdxlbrgmbt2tckunaw7xo3g">
+      <w:hyperlink w:history="1" r:id="rIdpnytc5tfmyx2bzmfar_sd">
         <w:r>
           <w:rPr>
             <w:rFonts w:ascii="Arial" w:cs="Arial" w:eastAsia="Arial" w:hAnsi="Arial"/>
@@ -11230,7 +11230,7 @@
         </w:rPr>
         <w:t xml:space="preserve"> (</w:t>
       </w:r>
-      <w:hyperlink w:history="1" r:id="rId-s9_fcxshqpmgaumkv2bx">
+      <w:hyperlink w:history="1" r:id="rIdv5ejufukcq6euypv9mo8e">
         <w:r>
           <w:rPr>
             <w:rFonts w:ascii="Arial" w:cs="Arial" w:eastAsia="Arial" w:hAnsi="Arial"/>
@@ -11960,7 +11960,7 @@
                 <w:sz w:val="18"/>
                 <w:szCs w:val="18"/>
               </w:rPr>
-              <w:t xml:space="preserve">Learners begin by revisiting the anchoring phenomenon — why sodium always gives yellow and potassium always gives violet — and are challenged with a new puzzle: scientists have discovered that chlorine atoms from the ocean near Mombasa do not all have the same mass, yet seawater burns with only one characteristic chlorine-family colour. Through a structured brainstorm, learners co-construct the concept of isotopes, then examine nuclear composition diagrams for hydrogen and chlorine isotopes. A carbon-14 dating context (Kenyan archaeological sites at Olorgesailie and Kariandusi) grounds the learning in local heritage. Learners update the Driving Question Board and close by revising their atomic model to show that isotopes share electron arrangement.</w:t>
+              <w:t xml:space="preserve">Learners begin by revisiting the anchoring phenomenon — why sodium always gives yellow and potassium always gives violet — and are challenged with a new puzzle: scientists have discovered that chlorine atoms from the ocean near Mombasa do not all have the same mass, yet all of them behave identically, including in a flame. Through a structured brainstorm, learners co-construct the concept of isotopes, then examine nuclear composition diagrams for hydrogen and chlorine isotopes. A carbon-14 dating context (Kenyan archaeological sites at Olorgesailie and Kariandusi) grounds the learning in local heritage. Learners update the Driving Question Board and close by revising their atomic model to show that isotopes share electron arrangement.</w:t>
             </w:r>
           </w:p>
         </w:tc>
@@ -12243,7 +12243,7 @@
             <w:pPr>
               <w:spacing w:after="20" w:before="0"/>
             </w:pPr>
-            <w:hyperlink w:history="1" r:id="rIdm6jqqx7n5rsxometm8kze">
+            <w:hyperlink w:history="1" r:id="rIdeehnxnn95lkxuwmmg2-57">
               <w:r>
                 <w:rPr>
                   <w:rFonts w:ascii="Arial" w:cs="Arial" w:eastAsia="Arial" w:hAnsi="Arial"/>
@@ -12276,7 +12276,7 @@
               <w:spacing w:after="10" w:before="0"/>
               <w:ind w:left="120"/>
             </w:pPr>
-            <w:hyperlink w:history="1" r:id="rIdt-89vipw5y0iwuh9adrqc">
+            <w:hyperlink w:history="1" r:id="rIdkaixilno95c69kh9vnvi1">
               <w:r>
                 <w:rPr>
                   <w:rFonts w:ascii="Arial" w:cs="Arial" w:eastAsia="Arial" w:hAnsi="Arial"/>
@@ -12321,7 +12321,7 @@
             <w:pPr>
               <w:spacing w:after="20" w:before="0"/>
             </w:pPr>
-            <w:hyperlink w:history="1" r:id="rId3ggd6lfbrw2-8xqjnad8x">
+            <w:hyperlink w:history="1" r:id="rIdxlnwh_rgq8ohlnt1uq7on">
               <w:r>
                 <w:rPr>
                   <w:rFonts w:ascii="Arial" w:cs="Arial" w:eastAsia="Arial" w:hAnsi="Arial"/>
@@ -12354,7 +12354,7 @@
               <w:spacing w:after="10" w:before="0"/>
               <w:ind w:left="120"/>
             </w:pPr>
-            <w:hyperlink w:history="1" r:id="rId4ood9wfn_pw9lblawxt_s">
+            <w:hyperlink w:history="1" r:id="rIdl-mw08s2ae5yik6zwusak">
               <w:r>
                 <w:rPr>
                   <w:rFonts w:ascii="Arial" w:cs="Arial" w:eastAsia="Arial" w:hAnsi="Arial"/>
@@ -12549,7 +12549,7 @@
             <w:pPr>
               <w:spacing w:after="20" w:before="0"/>
             </w:pPr>
-            <w:hyperlink w:history="1" r:id="rIdmelfzzf5yhcfckvws6m9h">
+            <w:hyperlink w:history="1" r:id="rIdefvorcimutzeymrx5t-2c">
               <w:r>
                 <w:rPr>
                   <w:rFonts w:ascii="Arial" w:cs="Arial" w:eastAsia="Arial" w:hAnsi="Arial"/>
@@ -12582,7 +12582,7 @@
               <w:spacing w:after="10" w:before="0"/>
               <w:ind w:left="120"/>
             </w:pPr>
-            <w:hyperlink w:history="1" r:id="rIdexwp8p5r9u7xqruphsjph">
+            <w:hyperlink w:history="1" r:id="rId3uwewedqvbe-epgugjpo4">
               <w:r>
                 <w:rPr>
                   <w:rFonts w:ascii="Arial" w:cs="Arial" w:eastAsia="Arial" w:hAnsi="Arial"/>
@@ -12627,7 +12627,7 @@
             <w:pPr>
               <w:spacing w:after="20" w:before="0"/>
             </w:pPr>
-            <w:hyperlink w:history="1" r:id="rIdarej4qxuqt1st7bcoou--">
+            <w:hyperlink w:history="1" r:id="rIdacloqr6c8har_0xe3npni">
               <w:r>
                 <w:rPr>
                   <w:rFonts w:ascii="Arial" w:cs="Arial" w:eastAsia="Arial" w:hAnsi="Arial"/>
@@ -12660,7 +12660,7 @@
               <w:spacing w:after="10" w:before="0"/>
               <w:ind w:left="120"/>
             </w:pPr>
-            <w:hyperlink w:history="1" r:id="rIda0ojg9vlcs6_wohmuwov3">
+            <w:hyperlink w:history="1" r:id="rIdaf_v_sdvdvnc06x4ncmkn">
               <w:r>
                 <w:rPr>
                   <w:rFonts w:ascii="Arial" w:cs="Arial" w:eastAsia="Arial" w:hAnsi="Arial"/>
@@ -12855,7 +12855,7 @@
             <w:pPr>
               <w:spacing w:after="20" w:before="0"/>
             </w:pPr>
-            <w:hyperlink w:history="1" r:id="rId-yeyp8girlikh4kslpwsc">
+            <w:hyperlink w:history="1" r:id="rId9l9vkqzificic5yral-od">
               <w:r>
                 <w:rPr>
                   <w:rFonts w:ascii="Arial" w:cs="Arial" w:eastAsia="Arial" w:hAnsi="Arial"/>
@@ -12904,7 +12904,7 @@
               <w:spacing w:after="10" w:before="0"/>
               <w:ind w:left="120"/>
             </w:pPr>
-            <w:hyperlink w:history="1" r:id="rIddh6hr90igt3ufbd1q8ao1">
+            <w:hyperlink w:history="1" r:id="rId_c0hjwacmdq9bv8iefb40">
               <w:r>
                 <w:rPr>
                   <w:rFonts w:ascii="Arial" w:cs="Arial" w:eastAsia="Arial" w:hAnsi="Arial"/>
@@ -12949,7 +12949,7 @@
             <w:pPr>
               <w:spacing w:after="20" w:before="0"/>
             </w:pPr>
-            <w:hyperlink w:history="1" r:id="rId9qe_xvkliyte1rncnloiy">
+            <w:hyperlink w:history="1" r:id="rIdstfggf0w-dzwaqq8jrncs">
               <w:r>
                 <w:rPr>
                   <w:rFonts w:ascii="Arial" w:cs="Arial" w:eastAsia="Arial" w:hAnsi="Arial"/>
@@ -12998,7 +12998,7 @@
               <w:spacing w:after="10" w:before="0"/>
               <w:ind w:left="120"/>
             </w:pPr>
-            <w:hyperlink w:history="1" r:id="rIdauy9yldqh7252zfndfbrz">
+            <w:hyperlink w:history="1" r:id="rIdjlugv4xcfollylyyhppmd">
               <w:r>
                 <w:rPr>
                   <w:rFonts w:ascii="Arial" w:cs="Arial" w:eastAsia="Arial" w:hAnsi="Arial"/>
@@ -13193,7 +13193,7 @@
             <w:pPr>
               <w:spacing w:after="20" w:before="0"/>
             </w:pPr>
-            <w:hyperlink w:history="1" r:id="rIdww4jx-phupbohq5fq5eis">
+            <w:hyperlink w:history="1" r:id="rIdscs3b9ve646xc344et-hy">
               <w:r>
                 <w:rPr>
                   <w:rFonts w:ascii="Arial" w:cs="Arial" w:eastAsia="Arial" w:hAnsi="Arial"/>
@@ -13242,7 +13242,7 @@
               <w:spacing w:after="10" w:before="0"/>
               <w:ind w:left="120"/>
             </w:pPr>
-            <w:hyperlink w:history="1" r:id="rIdoa6tio0tzjcauzyfjpc2d">
+            <w:hyperlink w:history="1" r:id="rIdivw9y2nbsjmlwqiwtc9u-">
               <w:r>
                 <w:rPr>
                   <w:rFonts w:ascii="Arial" w:cs="Arial" w:eastAsia="Arial" w:hAnsi="Arial"/>
@@ -13287,7 +13287,7 @@
             <w:pPr>
               <w:spacing w:after="20" w:before="0"/>
             </w:pPr>
-            <w:hyperlink w:history="1" r:id="rId-ojbrmcvktpjzcfo1xej9">
+            <w:hyperlink w:history="1" r:id="rIdp68ul9jjjmh2m03kpg58i">
               <w:r>
                 <w:rPr>
                   <w:rFonts w:ascii="Arial" w:cs="Arial" w:eastAsia="Arial" w:hAnsi="Arial"/>
@@ -13336,7 +13336,7 @@
               <w:spacing w:after="10" w:before="0"/>
               <w:ind w:left="120"/>
             </w:pPr>
-            <w:hyperlink w:history="1" r:id="rIdbfhduemc3vpm_ecihpbq9">
+            <w:hyperlink w:history="1" r:id="rIdeyxkjtwyxt-2uwr-aleu5">
               <w:r>
                 <w:rPr>
                   <w:rFonts w:ascii="Arial" w:cs="Arial" w:eastAsia="Arial" w:hAnsi="Arial"/>
@@ -13531,7 +13531,7 @@
             <w:pPr>
               <w:spacing w:after="20" w:before="0"/>
             </w:pPr>
-            <w:hyperlink w:history="1" r:id="rIdaw2hyo74loxmsagwrsqmt">
+            <w:hyperlink w:history="1" r:id="rIdcru0aex5sifwub-1pnvk2">
               <w:r>
                 <w:rPr>
                   <w:rFonts w:ascii="Arial" w:cs="Arial" w:eastAsia="Arial" w:hAnsi="Arial"/>
@@ -13580,7 +13580,7 @@
               <w:spacing w:after="10" w:before="0"/>
               <w:ind w:left="120"/>
             </w:pPr>
-            <w:hyperlink w:history="1" r:id="rIduu-gh2o80l70xhwjp7nzi">
+            <w:hyperlink w:history="1" r:id="rIdr0vvov8wnraxcwfsjry7j">
               <w:r>
                 <w:rPr>
                   <w:rFonts w:ascii="Arial" w:cs="Arial" w:eastAsia="Arial" w:hAnsi="Arial"/>
@@ -13625,7 +13625,7 @@
             <w:pPr>
               <w:spacing w:after="20" w:before="0"/>
             </w:pPr>
-            <w:hyperlink w:history="1" r:id="rIdc_c4_vvczlwyslwuaokz1">
+            <w:hyperlink w:history="1" r:id="rIdophjsevxdlrv6vyyv4zjb">
               <w:r>
                 <w:rPr>
                   <w:rFonts w:ascii="Arial" w:cs="Arial" w:eastAsia="Arial" w:hAnsi="Arial"/>
@@ -13674,7 +13674,7 @@
               <w:spacing w:after="10" w:before="0"/>
               <w:ind w:left="120"/>
             </w:pPr>
-            <w:hyperlink w:history="1" r:id="rIds4gz6qn5daanc5lmf1itz">
+            <w:hyperlink w:history="1" r:id="rIdiqmxdrgprydxivrmbanps">
               <w:r>
                 <w:rPr>
                   <w:rFonts w:ascii="Arial" w:cs="Arial" w:eastAsia="Arial" w:hAnsi="Arial"/>
@@ -14186,7 +14186,7 @@
         </w:rPr>
         <w:t xml:space="preserve">© 2026 SeaVuria and ARES. Aligned with KICD objectives. Developed by SeaVuria; technical implementation by ARES (with AI assistance from Claude). Licensed under </w:t>
       </w:r>
-      <w:hyperlink w:history="1" r:id="rIdthl0fo5pgkkioe01yadjy">
+      <w:hyperlink w:history="1" r:id="rIdd0y5yt-xjcanu8tlwxsip">
         <w:r>
           <w:rPr>
             <w:rFonts w:ascii="Arial" w:cs="Arial" w:eastAsia="Arial" w:hAnsi="Arial"/>
@@ -14207,7 +14207,7 @@
         </w:rPr>
         <w:t xml:space="preserve"> (</w:t>
       </w:r>
-      <w:hyperlink w:history="1" r:id="rId0gb_vs8al8jq0wijyky6a">
+      <w:hyperlink w:history="1" r:id="rIdxk7lgf7camwv6fkkummxu">
         <w:r>
           <w:rPr>
             <w:rFonts w:ascii="Arial" w:cs="Arial" w:eastAsia="Arial" w:hAnsi="Arial"/>
@@ -15220,7 +15220,7 @@
             <w:pPr>
               <w:spacing w:after="20" w:before="0"/>
             </w:pPr>
-            <w:hyperlink w:history="1" r:id="rIdwlbl3j6cgljpd5edhli29">
+            <w:hyperlink w:history="1" r:id="rId8gjwqasnzlm2mprtnasiq">
               <w:r>
                 <w:rPr>
                   <w:rFonts w:ascii="Arial" w:cs="Arial" w:eastAsia="Arial" w:hAnsi="Arial"/>
@@ -15253,7 +15253,7 @@
               <w:spacing w:after="10" w:before="0"/>
               <w:ind w:left="120"/>
             </w:pPr>
-            <w:hyperlink w:history="1" r:id="rIdn7xugnfrjomx4sv1mcmxm">
+            <w:hyperlink w:history="1" r:id="rIdxi2shrzewduvsqnidfwch">
               <w:r>
                 <w:rPr>
                   <w:rFonts w:ascii="Arial" w:cs="Arial" w:eastAsia="Arial" w:hAnsi="Arial"/>
@@ -15298,7 +15298,7 @@
             <w:pPr>
               <w:spacing w:after="20" w:before="0"/>
             </w:pPr>
-            <w:hyperlink w:history="1" r:id="rIduf4echaoe0je5r_zujhwd">
+            <w:hyperlink w:history="1" r:id="rIddliqalx6bipxrdfvphahi">
               <w:r>
                 <w:rPr>
                   <w:rFonts w:ascii="Arial" w:cs="Arial" w:eastAsia="Arial" w:hAnsi="Arial"/>
@@ -15331,7 +15331,7 @@
               <w:spacing w:after="10" w:before="0"/>
               <w:ind w:left="120"/>
             </w:pPr>
-            <w:hyperlink w:history="1" r:id="rIdjd0f91yn-6qfn3cyxkxqc">
+            <w:hyperlink w:history="1" r:id="rIdgcqq_rvdcawayxiyj7nr5">
               <w:r>
                 <w:rPr>
                   <w:rFonts w:ascii="Arial" w:cs="Arial" w:eastAsia="Arial" w:hAnsi="Arial"/>
@@ -15526,7 +15526,7 @@
             <w:pPr>
               <w:spacing w:after="20" w:before="0"/>
             </w:pPr>
-            <w:hyperlink w:history="1" r:id="rIdniskpor66mz2n5nl07rxv">
+            <w:hyperlink w:history="1" r:id="rIdrjxjgd7mvalyk3uzhrxkt">
               <w:r>
                 <w:rPr>
                   <w:rFonts w:ascii="Arial" w:cs="Arial" w:eastAsia="Arial" w:hAnsi="Arial"/>
@@ -15559,7 +15559,7 @@
               <w:spacing w:after="10" w:before="0"/>
               <w:ind w:left="120"/>
             </w:pPr>
-            <w:hyperlink w:history="1" r:id="rIdtpmvlvzafpcp7epqkqi4e">
+            <w:hyperlink w:history="1" r:id="rIdddvgyhyrx9f4fj09s4b1u">
               <w:r>
                 <w:rPr>
                   <w:rFonts w:ascii="Arial" w:cs="Arial" w:eastAsia="Arial" w:hAnsi="Arial"/>
@@ -15604,7 +15604,7 @@
             <w:pPr>
               <w:spacing w:after="20" w:before="0"/>
             </w:pPr>
-            <w:hyperlink w:history="1" r:id="rIdto2-vsjyqdcojbrjj30kk">
+            <w:hyperlink w:history="1" r:id="rIdjhjbyutldfruju9rnsn5u">
               <w:r>
                 <w:rPr>
                   <w:rFonts w:ascii="Arial" w:cs="Arial" w:eastAsia="Arial" w:hAnsi="Arial"/>
@@ -15637,7 +15637,7 @@
               <w:spacing w:after="10" w:before="0"/>
               <w:ind w:left="120"/>
             </w:pPr>
-            <w:hyperlink w:history="1" r:id="rIdgngnqr-pe6ymbi2rq316u">
+            <w:hyperlink w:history="1" r:id="rIdgjsdasuxyfqxcl0ckanj_">
               <w:r>
                 <w:rPr>
                   <w:rFonts w:ascii="Arial" w:cs="Arial" w:eastAsia="Arial" w:hAnsi="Arial"/>
@@ -15832,7 +15832,7 @@
             <w:pPr>
               <w:spacing w:after="20" w:before="0"/>
             </w:pPr>
-            <w:hyperlink w:history="1" r:id="rIdpcgr6dseraaajoguznbc1">
+            <w:hyperlink w:history="1" r:id="rId7qhjkaw6kpejvulkjrg-2">
               <w:r>
                 <w:rPr>
                   <w:rFonts w:ascii="Arial" w:cs="Arial" w:eastAsia="Arial" w:hAnsi="Arial"/>
@@ -15865,7 +15865,7 @@
               <w:spacing w:after="10" w:before="0"/>
               <w:ind w:left="120"/>
             </w:pPr>
-            <w:hyperlink w:history="1" r:id="rId_b2siyadicvamixtiva-e">
+            <w:hyperlink w:history="1" r:id="rIdkkonpncmajlol1vo7zxh6">
               <w:r>
                 <w:rPr>
                   <w:rFonts w:ascii="Arial" w:cs="Arial" w:eastAsia="Arial" w:hAnsi="Arial"/>
@@ -15910,7 +15910,7 @@
             <w:pPr>
               <w:spacing w:after="20" w:before="0"/>
             </w:pPr>
-            <w:hyperlink w:history="1" r:id="rIdhul_2-lsbl8wrdtkltcb_">
+            <w:hyperlink w:history="1" r:id="rIdkemj-nfd3eseia0vuovmn">
               <w:r>
                 <w:rPr>
                   <w:rFonts w:ascii="Arial" w:cs="Arial" w:eastAsia="Arial" w:hAnsi="Arial"/>
@@ -15959,7 +15959,7 @@
               <w:spacing w:after="10" w:before="0"/>
               <w:ind w:left="120"/>
             </w:pPr>
-            <w:hyperlink w:history="1" r:id="rIdoisqjj6zqy2ujbfiriffj">
+            <w:hyperlink w:history="1" r:id="rIdrb3vmyrry1ie7lqj0zvxh">
               <w:r>
                 <w:rPr>
                   <w:rFonts w:ascii="Arial" w:cs="Arial" w:eastAsia="Arial" w:hAnsi="Arial"/>
@@ -16154,7 +16154,7 @@
             <w:pPr>
               <w:spacing w:after="20" w:before="0"/>
             </w:pPr>
-            <w:hyperlink w:history="1" r:id="rIdgbizgf1jckyppethjirl6">
+            <w:hyperlink w:history="1" r:id="rIdtmezb-1pzys9dpibghrht">
               <w:r>
                 <w:rPr>
                   <w:rFonts w:ascii="Arial" w:cs="Arial" w:eastAsia="Arial" w:hAnsi="Arial"/>
@@ -16187,7 +16187,7 @@
               <w:spacing w:after="10" w:before="0"/>
               <w:ind w:left="120"/>
             </w:pPr>
-            <w:hyperlink w:history="1" r:id="rId8yoi6wb58fhynleldy91l">
+            <w:hyperlink w:history="1" r:id="rIdl5qjzq-o-esgqdojggy8e">
               <w:r>
                 <w:rPr>
                   <w:rFonts w:ascii="Arial" w:cs="Arial" w:eastAsia="Arial" w:hAnsi="Arial"/>
@@ -16232,7 +16232,7 @@
             <w:pPr>
               <w:spacing w:after="20" w:before="0"/>
             </w:pPr>
-            <w:hyperlink w:history="1" r:id="rIdldjpsrfw8tvm_mh6kiwfr">
+            <w:hyperlink w:history="1" r:id="rId2cj7hxjpzaemb2shmarvh">
               <w:r>
                 <w:rPr>
                   <w:rFonts w:ascii="Arial" w:cs="Arial" w:eastAsia="Arial" w:hAnsi="Arial"/>
@@ -16281,7 +16281,7 @@
               <w:spacing w:after="10" w:before="0"/>
               <w:ind w:left="120"/>
             </w:pPr>
-            <w:hyperlink w:history="1" r:id="rId_izg3m1fwnwwvb6kodk_i">
+            <w:hyperlink w:history="1" r:id="rId5i4kg_eh_qazwlo0ae5eh">
               <w:r>
                 <w:rPr>
                   <w:rFonts w:ascii="Arial" w:cs="Arial" w:eastAsia="Arial" w:hAnsi="Arial"/>
@@ -16476,7 +16476,7 @@
             <w:pPr>
               <w:spacing w:after="20" w:before="0"/>
             </w:pPr>
-            <w:hyperlink w:history="1" r:id="rIdldymxsoe4doqymcyqaepg">
+            <w:hyperlink w:history="1" r:id="rIdij7ellokxs4s12xq5_aj6">
               <w:r>
                 <w:rPr>
                   <w:rFonts w:ascii="Arial" w:cs="Arial" w:eastAsia="Arial" w:hAnsi="Arial"/>
@@ -16525,7 +16525,7 @@
               <w:spacing w:after="10" w:before="0"/>
               <w:ind w:left="120"/>
             </w:pPr>
-            <w:hyperlink w:history="1" r:id="rIdr3g-995qgzxropmgnwoll">
+            <w:hyperlink w:history="1" r:id="rIdpnykcsj2phrmckn1v40om">
               <w:r>
                 <w:rPr>
                   <w:rFonts w:ascii="Arial" w:cs="Arial" w:eastAsia="Arial" w:hAnsi="Arial"/>
@@ -16570,7 +16570,7 @@
             <w:pPr>
               <w:spacing w:after="20" w:before="0"/>
             </w:pPr>
-            <w:hyperlink w:history="1" r:id="rIdtnl4epmee7ndglroquts4">
+            <w:hyperlink w:history="1" r:id="rId-zfqgn1pu1ivdop8sfclq">
               <w:r>
                 <w:rPr>
                   <w:rFonts w:ascii="Arial" w:cs="Arial" w:eastAsia="Arial" w:hAnsi="Arial"/>
@@ -16619,7 +16619,7 @@
               <w:spacing w:after="10" w:before="0"/>
               <w:ind w:left="120"/>
             </w:pPr>
-            <w:hyperlink w:history="1" r:id="rIdqbu_bpozhfbv-hemovkmo">
+            <w:hyperlink w:history="1" r:id="rIdxigzpyzrsjr1yzhqk7uwp">
               <w:r>
                 <w:rPr>
                   <w:rFonts w:ascii="Arial" w:cs="Arial" w:eastAsia="Arial" w:hAnsi="Arial"/>
@@ -16661,7 +16661,7 @@
                 <w:sz w:val="18"/>
                 <w:szCs w:val="18"/>
               </w:rPr>
-              <w:t xml:space="preserve">Learners individually update their running Atomic Model in their exercise book (begun in Lesson 1 and revised each lesson). Today's revision task: below their existing sketch of a chlorine atom (from Lesson 4), learners draw BOTH isotopes of chlorine side-by-side — Cl-35 and Cl-37 — labelling protons, neutrons, electrons, atomic number, and mass number for each. Then they add a 'Weighted Average' annotation arrow pointing between the two isotopes, with the calculation RAM = (35 × 0.75) + (37 × 0.25) = 35.5 written explicitly. Finally, learners write one sentence beneath the model: 'Both isotopes have 17 protons and 17 electrons — so both would glow green in a flame test (copper-like), because flame colour depends on electron arrangement, not mass.' Teacher circulates and stamps or initials complete models.</w:t>
+              <w:t xml:space="preserve">Learners individually update their running Atomic Model in their exercise book (begun in Lesson 1 and revised each lesson). Today's revision task: below their existing sketch of a chlorine atom (from Lesson 4), learners draw BOTH isotopes of chlorine side-by-side — Cl-35 and Cl-37 — labelling protons, neutrons, electrons, atomic number, and mass number for each. Then they add a 'Weighted Average' annotation arrow pointing between the two isotopes, with the calculation RAM = (35 × 0.75) + (37 × 0.25) = 35.5 written explicitly. Finally, learners write one sentence beneath the model: 'Both isotopes have 17 protons and 17 electrons — so both would give the same flame-test result, because flame colour depends on electron arrangement, not mass.' Teacher circulates and stamps or initials complete models.</w:t>
             </w:r>
           </w:p>
         </w:tc>
@@ -17131,7 +17131,7 @@
         </w:rPr>
         <w:t xml:space="preserve">© 2026 SeaVuria and ARES. Aligned with KICD objectives. Developed by SeaVuria; technical implementation by ARES (with AI assistance from Claude). Licensed under </w:t>
       </w:r>
-      <w:hyperlink w:history="1" r:id="rIdsq9oc9rekamw6kpyltjxt">
+      <w:hyperlink w:history="1" r:id="rId5gzatrmzhvx-wgfljm93_">
         <w:r>
           <w:rPr>
             <w:rFonts w:ascii="Arial" w:cs="Arial" w:eastAsia="Arial" w:hAnsi="Arial"/>
@@ -17152,7 +17152,7 @@
         </w:rPr>
         <w:t xml:space="preserve"> (</w:t>
       </w:r>
-      <w:hyperlink w:history="1" r:id="rIdlq4locs4io40ixibvxefj">
+      <w:hyperlink w:history="1" r:id="rIdieohmb3ll6jcdadhhqws9">
         <w:r>
           <w:rPr>
             <w:rFonts w:ascii="Arial" w:cs="Arial" w:eastAsia="Arial" w:hAnsi="Arial"/>
@@ -18165,7 +18165,7 @@
             <w:pPr>
               <w:spacing w:after="20" w:before="0"/>
             </w:pPr>
-            <w:hyperlink w:history="1" r:id="rIdpj9y0105zwe5zsvsk-eg3">
+            <w:hyperlink w:history="1" r:id="rIdfeg04ug7-cjhmw-mai7nb">
               <w:r>
                 <w:rPr>
                   <w:rFonts w:ascii="Arial" w:cs="Arial" w:eastAsia="Arial" w:hAnsi="Arial"/>
@@ -18198,7 +18198,7 @@
               <w:spacing w:after="10" w:before="0"/>
               <w:ind w:left="120"/>
             </w:pPr>
-            <w:hyperlink w:history="1" r:id="rId4mvllpe-aqrgvyv39tcsp">
+            <w:hyperlink w:history="1" r:id="rIdooiy-ibtsc2lzn15t3oow">
               <w:r>
                 <w:rPr>
                   <w:rFonts w:ascii="Arial" w:cs="Arial" w:eastAsia="Arial" w:hAnsi="Arial"/>
@@ -18260,7 +18260,7 @@
               <w:spacing w:after="10" w:before="0"/>
               <w:ind w:left="120"/>
             </w:pPr>
-            <w:hyperlink w:history="1" r:id="rId_upsr_lu76u_ug-tr39mv">
+            <w:hyperlink w:history="1" r:id="rIdjiqas2tljlmol2ku97luq">
               <w:r>
                 <w:rPr>
                   <w:rFonts w:ascii="Arial" w:cs="Arial" w:eastAsia="Arial" w:hAnsi="Arial"/>
@@ -18470,7 +18470,7 @@
             <w:pPr>
               <w:spacing w:after="20" w:before="0"/>
             </w:pPr>
-            <w:hyperlink w:history="1" r:id="rIdlok6k2et0-v29pwc3xcp8">
+            <w:hyperlink w:history="1" r:id="rIdmrvrgs9j_p9agjqpykj8p">
               <w:r>
                 <w:rPr>
                   <w:rFonts w:ascii="Arial" w:cs="Arial" w:eastAsia="Arial" w:hAnsi="Arial"/>
@@ -18503,7 +18503,7 @@
               <w:spacing w:after="10" w:before="0"/>
               <w:ind w:left="120"/>
             </w:pPr>
-            <w:hyperlink w:history="1" r:id="rIdtyogyyb3dg7utb--nsvds">
+            <w:hyperlink w:history="1" r:id="rIdmoe6q0zwkmysapalq0trn">
               <w:r>
                 <w:rPr>
                   <w:rFonts w:ascii="Arial" w:cs="Arial" w:eastAsia="Arial" w:hAnsi="Arial"/>
@@ -18565,7 +18565,7 @@
               <w:spacing w:after="10" w:before="0"/>
               <w:ind w:left="120"/>
             </w:pPr>
-            <w:hyperlink w:history="1" r:id="rIdwy8bgfjwaukykjwbimxof">
+            <w:hyperlink w:history="1" r:id="rIdmoor0m-7d1yovoeaozdjs">
               <w:r>
                 <w:rPr>
                   <w:rFonts w:ascii="Arial" w:cs="Arial" w:eastAsia="Arial" w:hAnsi="Arial"/>
@@ -18775,7 +18775,7 @@
             <w:pPr>
               <w:spacing w:after="20" w:before="0"/>
             </w:pPr>
-            <w:hyperlink w:history="1" r:id="rIdgh6buxan2mpu1hjpi2you">
+            <w:hyperlink w:history="1" r:id="rIdlyadluk08uee0voyjbzyk">
               <w:r>
                 <w:rPr>
                   <w:rFonts w:ascii="Arial" w:cs="Arial" w:eastAsia="Arial" w:hAnsi="Arial"/>
@@ -18824,7 +18824,7 @@
               <w:spacing w:after="10" w:before="0"/>
               <w:ind w:left="120"/>
             </w:pPr>
-            <w:hyperlink w:history="1" r:id="rId8wwldo195ktlhca-pcmn0">
+            <w:hyperlink w:history="1" r:id="rIdxxdwql0s3u0um7rklymvj">
               <w:r>
                 <w:rPr>
                   <w:rFonts w:ascii="Arial" w:cs="Arial" w:eastAsia="Arial" w:hAnsi="Arial"/>
@@ -18886,7 +18886,7 @@
               <w:spacing w:after="10" w:before="0"/>
               <w:ind w:left="120"/>
             </w:pPr>
-            <w:hyperlink w:history="1" r:id="rIdq-4lylam67fqtqesny1rr">
+            <w:hyperlink w:history="1" r:id="rIdpssj3oa9obukn9nuazz5g">
               <w:r>
                 <w:rPr>
                   <w:rFonts w:ascii="Arial" w:cs="Arial" w:eastAsia="Arial" w:hAnsi="Arial"/>
@@ -19096,7 +19096,7 @@
             <w:pPr>
               <w:spacing w:after="20" w:before="0"/>
             </w:pPr>
-            <w:hyperlink w:history="1" r:id="rId6hpcwtabebacnbfkkno6t">
+            <w:hyperlink w:history="1" r:id="rIdy_icmwff9fiwxojas_0q0">
               <w:r>
                 <w:rPr>
                   <w:rFonts w:ascii="Arial" w:cs="Arial" w:eastAsia="Arial" w:hAnsi="Arial"/>
@@ -19145,7 +19145,7 @@
               <w:spacing w:after="10" w:before="0"/>
               <w:ind w:left="120"/>
             </w:pPr>
-            <w:hyperlink w:history="1" r:id="rIdlifxj5pl4qi1gbbcma996">
+            <w:hyperlink w:history="1" r:id="rIdawl24xewiurs0oeqzhqvf">
               <w:r>
                 <w:rPr>
                   <w:rFonts w:ascii="Arial" w:cs="Arial" w:eastAsia="Arial" w:hAnsi="Arial"/>
@@ -19207,7 +19207,7 @@
               <w:spacing w:after="10" w:before="0"/>
               <w:ind w:left="120"/>
             </w:pPr>
-            <w:hyperlink w:history="1" r:id="rIdsz6qbawl0jp3g6dhvg6oh">
+            <w:hyperlink w:history="1" r:id="rIdjj8mqx8dhhmbepp0vjbgi">
               <w:r>
                 <w:rPr>
                   <w:rFonts w:ascii="Arial" w:cs="Arial" w:eastAsia="Arial" w:hAnsi="Arial"/>
@@ -19417,7 +19417,7 @@
             <w:pPr>
               <w:spacing w:after="20" w:before="0"/>
             </w:pPr>
-            <w:hyperlink w:history="1" r:id="rIdzlkpbxy-gbv0_qdeyfhzj">
+            <w:hyperlink w:history="1" r:id="rIdei1zcgwtsxdor1n5wvx86">
               <w:r>
                 <w:rPr>
                   <w:rFonts w:ascii="Arial" w:cs="Arial" w:eastAsia="Arial" w:hAnsi="Arial"/>
@@ -19466,7 +19466,7 @@
               <w:spacing w:after="10" w:before="0"/>
               <w:ind w:left="120"/>
             </w:pPr>
-            <w:hyperlink w:history="1" r:id="rIdbulxh1i79o3kykpdejw0w">
+            <w:hyperlink w:history="1" r:id="rIdmr3ics-fzey7napbclck_">
               <w:r>
                 <w:rPr>
                   <w:rFonts w:ascii="Arial" w:cs="Arial" w:eastAsia="Arial" w:hAnsi="Arial"/>
@@ -19528,7 +19528,7 @@
               <w:spacing w:after="10" w:before="0"/>
               <w:ind w:left="120"/>
             </w:pPr>
-            <w:hyperlink w:history="1" r:id="rIdbsv2zq1lced49kj4bij68">
+            <w:hyperlink w:history="1" r:id="rIdv2vieij3rbs7pgjczhxv3">
               <w:r>
                 <w:rPr>
                   <w:rFonts w:ascii="Arial" w:cs="Arial" w:eastAsia="Arial" w:hAnsi="Arial"/>
@@ -20150,7 +20150,7 @@
         </w:rPr>
         <w:t xml:space="preserve">© 2026 SeaVuria and ARES. Aligned with KICD objectives. Developed by SeaVuria; technical implementation by ARES (with AI assistance from Claude). Licensed under </w:t>
       </w:r>
-      <w:hyperlink w:history="1" r:id="rIdko2fru2yhg3c-aiokvia6">
+      <w:hyperlink w:history="1" r:id="rIdov6h7i57l9abrruysxuo2">
         <w:r>
           <w:rPr>
             <w:rFonts w:ascii="Arial" w:cs="Arial" w:eastAsia="Arial" w:hAnsi="Arial"/>
@@ -20171,7 +20171,7 @@
         </w:rPr>
         <w:t xml:space="preserve"> (</w:t>
       </w:r>
-      <w:hyperlink w:history="1" r:id="rIdrfe_m1rkubf-yr6tpctb6">
+      <w:hyperlink w:history="1" r:id="rId66zaz8ebwvhtm7gg5m7fc">
         <w:r>
           <w:rPr>
             <w:rFonts w:ascii="Arial" w:cs="Arial" w:eastAsia="Arial" w:hAnsi="Arial"/>
@@ -21184,7 +21184,7 @@
             <w:pPr>
               <w:spacing w:after="20" w:before="0"/>
             </w:pPr>
-            <w:hyperlink w:history="1" r:id="rIdl6labg3wihj6vpbuk6ik5">
+            <w:hyperlink w:history="1" r:id="rIdvol_oa9ywoxdzhlhsndh3">
               <w:r>
                 <w:rPr>
                   <w:rFonts w:ascii="Arial" w:cs="Arial" w:eastAsia="Arial" w:hAnsi="Arial"/>
@@ -21217,7 +21217,7 @@
               <w:spacing w:after="10" w:before="0"/>
               <w:ind w:left="120"/>
             </w:pPr>
-            <w:hyperlink w:history="1" r:id="rIdgitvw8id1buyqcfjrt_w1">
+            <w:hyperlink w:history="1" r:id="rIdyym7ftxt0ykt8t1h5tvgq">
               <w:r>
                 <w:rPr>
                   <w:rFonts w:ascii="Arial" w:cs="Arial" w:eastAsia="Arial" w:hAnsi="Arial"/>
@@ -21262,7 +21262,7 @@
             <w:pPr>
               <w:spacing w:after="20" w:before="0"/>
             </w:pPr>
-            <w:hyperlink w:history="1" r:id="rIdkx-g6yqzvmwcpwukfiteu">
+            <w:hyperlink w:history="1" r:id="rIdij36ocbce_ndhnsnzqmwm">
               <w:r>
                 <w:rPr>
                   <w:rFonts w:ascii="Arial" w:cs="Arial" w:eastAsia="Arial" w:hAnsi="Arial"/>
@@ -21295,7 +21295,7 @@
               <w:spacing w:after="10" w:before="0"/>
               <w:ind w:left="120"/>
             </w:pPr>
-            <w:hyperlink w:history="1" r:id="rIdfre6m5wcsemdowsdgnam3">
+            <w:hyperlink w:history="1" r:id="rIdo2egjcjinkbrvglq0_ibs">
               <w:r>
                 <w:rPr>
                   <w:rFonts w:ascii="Arial" w:cs="Arial" w:eastAsia="Arial" w:hAnsi="Arial"/>
@@ -21490,7 +21490,7 @@
             <w:pPr>
               <w:spacing w:after="20" w:before="0"/>
             </w:pPr>
-            <w:hyperlink w:history="1" r:id="rIdnd13epi_wwh-pwrfo2ltc">
+            <w:hyperlink w:history="1" r:id="rIdmef3hjen6ptumviuc1qky">
               <w:r>
                 <w:rPr>
                   <w:rFonts w:ascii="Arial" w:cs="Arial" w:eastAsia="Arial" w:hAnsi="Arial"/>
@@ -21523,7 +21523,7 @@
               <w:spacing w:after="10" w:before="0"/>
               <w:ind w:left="120"/>
             </w:pPr>
-            <w:hyperlink w:history="1" r:id="rIdgptelypcmkz5bfmg2yktz">
+            <w:hyperlink w:history="1" r:id="rId3vvnyrwbfqy1jtcgu9zcf">
               <w:r>
                 <w:rPr>
                   <w:rFonts w:ascii="Arial" w:cs="Arial" w:eastAsia="Arial" w:hAnsi="Arial"/>
@@ -21568,7 +21568,7 @@
             <w:pPr>
               <w:spacing w:after="20" w:before="0"/>
             </w:pPr>
-            <w:hyperlink w:history="1" r:id="rIdal7f7irgcx6eia_zaqdfg">
+            <w:hyperlink w:history="1" r:id="rIdr6cvrfhvzzipuauexvupj">
               <w:r>
                 <w:rPr>
                   <w:rFonts w:ascii="Arial" w:cs="Arial" w:eastAsia="Arial" w:hAnsi="Arial"/>
@@ -21601,7 +21601,7 @@
               <w:spacing w:after="10" w:before="0"/>
               <w:ind w:left="120"/>
             </w:pPr>
-            <w:hyperlink w:history="1" r:id="rIdeuduyh0vx_ubuuxhcxxr4">
+            <w:hyperlink w:history="1" r:id="rIdqcjfksyugj8tm9veqxt7y">
               <w:r>
                 <w:rPr>
                   <w:rFonts w:ascii="Arial" w:cs="Arial" w:eastAsia="Arial" w:hAnsi="Arial"/>
@@ -21796,7 +21796,7 @@
             <w:pPr>
               <w:spacing w:after="20" w:before="0"/>
             </w:pPr>
-            <w:hyperlink w:history="1" r:id="rId5h3um3mlou1tx9ybnt_dl">
+            <w:hyperlink w:history="1" r:id="rIdlmznxism7umnzlw47aa3f">
               <w:r>
                 <w:rPr>
                   <w:rFonts w:ascii="Arial" w:cs="Arial" w:eastAsia="Arial" w:hAnsi="Arial"/>
@@ -21829,7 +21829,7 @@
               <w:spacing w:after="10" w:before="0"/>
               <w:ind w:left="120"/>
             </w:pPr>
-            <w:hyperlink w:history="1" r:id="rIdkydmss7jtofzkz5uq317d">
+            <w:hyperlink w:history="1" r:id="rIdvxa58ugyz4zjokyi7a7vk">
               <w:r>
                 <w:rPr>
                   <w:rFonts w:ascii="Arial" w:cs="Arial" w:eastAsia="Arial" w:hAnsi="Arial"/>
@@ -21874,7 +21874,7 @@
             <w:pPr>
               <w:spacing w:after="20" w:before="0"/>
             </w:pPr>
-            <w:hyperlink w:history="1" r:id="rId_tv7l7deziepd7it7ixxg">
+            <w:hyperlink w:history="1" r:id="rIdl8tslijwww5ppvcab8k2w">
               <w:r>
                 <w:rPr>
                   <w:rFonts w:ascii="Arial" w:cs="Arial" w:eastAsia="Arial" w:hAnsi="Arial"/>
@@ -21923,7 +21923,7 @@
               <w:spacing w:after="10" w:before="0"/>
               <w:ind w:left="120"/>
             </w:pPr>
-            <w:hyperlink w:history="1" r:id="rIdeg2kmm-9gqytisx-w25ka">
+            <w:hyperlink w:history="1" r:id="rIdwfsefyecnyha2x5askda_">
               <w:r>
                 <w:rPr>
                   <w:rFonts w:ascii="Arial" w:cs="Arial" w:eastAsia="Arial" w:hAnsi="Arial"/>
@@ -22118,7 +22118,7 @@
             <w:pPr>
               <w:spacing w:after="20" w:before="0"/>
             </w:pPr>
-            <w:hyperlink w:history="1" r:id="rId5fpfnimkwopm1cg96u_ku">
+            <w:hyperlink w:history="1" r:id="rIdn18rh_e4btkiefdexy5w1">
               <w:r>
                 <w:rPr>
                   <w:rFonts w:ascii="Arial" w:cs="Arial" w:eastAsia="Arial" w:hAnsi="Arial"/>
@@ -22151,7 +22151,7 @@
               <w:spacing w:after="10" w:before="0"/>
               <w:ind w:left="120"/>
             </w:pPr>
-            <w:hyperlink w:history="1" r:id="rIdqyqced_ojsuvnf2xon_oi">
+            <w:hyperlink w:history="1" r:id="rIdbxjwu-rxklnlbhnvcr_-b">
               <w:r>
                 <w:rPr>
                   <w:rFonts w:ascii="Arial" w:cs="Arial" w:eastAsia="Arial" w:hAnsi="Arial"/>
@@ -22196,7 +22196,7 @@
             <w:pPr>
               <w:spacing w:after="20" w:before="0"/>
             </w:pPr>
-            <w:hyperlink w:history="1" r:id="rId_hotrrn0vmqu-82te2cza">
+            <w:hyperlink w:history="1" r:id="rIdayunuuuoelf6gugz8kxvw">
               <w:r>
                 <w:rPr>
                   <w:rFonts w:ascii="Arial" w:cs="Arial" w:eastAsia="Arial" w:hAnsi="Arial"/>
@@ -22229,7 +22229,7 @@
               <w:spacing w:after="10" w:before="0"/>
               <w:ind w:left="120"/>
             </w:pPr>
-            <w:hyperlink w:history="1" r:id="rIdpkulz9-pmykf7i70-1qpb">
+            <w:hyperlink w:history="1" r:id="rIdqbxdkior0h63upkpjn8cj">
               <w:r>
                 <w:rPr>
                   <w:rFonts w:ascii="Arial" w:cs="Arial" w:eastAsia="Arial" w:hAnsi="Arial"/>
@@ -22424,7 +22424,7 @@
             <w:pPr>
               <w:spacing w:after="20" w:before="0"/>
             </w:pPr>
-            <w:hyperlink w:history="1" r:id="rIdvzi2nblaza5qevfqfq2gm">
+            <w:hyperlink w:history="1" r:id="rId5jrpimyfdozh7yxjtjjtz">
               <w:r>
                 <w:rPr>
                   <w:rFonts w:ascii="Arial" w:cs="Arial" w:eastAsia="Arial" w:hAnsi="Arial"/>
@@ -22473,7 +22473,7 @@
               <w:spacing w:after="10" w:before="0"/>
               <w:ind w:left="120"/>
             </w:pPr>
-            <w:hyperlink w:history="1" r:id="rIdnyg7v-qitudc-krlr5l36">
+            <w:hyperlink w:history="1" r:id="rId0fnmmibtipo_kfydxijss">
               <w:r>
                 <w:rPr>
                   <w:rFonts w:ascii="Arial" w:cs="Arial" w:eastAsia="Arial" w:hAnsi="Arial"/>
@@ -22518,7 +22518,7 @@
             <w:pPr>
               <w:spacing w:after="20" w:before="0"/>
             </w:pPr>
-            <w:hyperlink w:history="1" r:id="rIdafysegxvkevculfz06xb6">
+            <w:hyperlink w:history="1" r:id="rIdwtyshsc61a952ublq55hv">
               <w:r>
                 <w:rPr>
                   <w:rFonts w:ascii="Arial" w:cs="Arial" w:eastAsia="Arial" w:hAnsi="Arial"/>
@@ -22551,7 +22551,7 @@
               <w:spacing w:after="10" w:before="0"/>
               <w:ind w:left="120"/>
             </w:pPr>
-            <w:hyperlink w:history="1" r:id="rIdah1ivwt7g-8flrzycm9yq">
+            <w:hyperlink w:history="1" r:id="rId0w2vkqerc35ndj5v49pmj">
               <w:r>
                 <w:rPr>
                   <w:rFonts w:ascii="Arial" w:cs="Arial" w:eastAsia="Arial" w:hAnsi="Arial"/>
@@ -23177,7 +23177,7 @@
         </w:rPr>
         <w:t xml:space="preserve">© 2026 SeaVuria and ARES. Aligned with KICD objectives. Developed by SeaVuria; technical implementation by ARES (with AI assistance from Claude). Licensed under </w:t>
       </w:r>
-      <w:hyperlink w:history="1" r:id="rIdblc-dho3ej7nfqw7kitfz">
+      <w:hyperlink w:history="1" r:id="rIdosagnskjhcnzcemycrten">
         <w:r>
           <w:rPr>
             <w:rFonts w:ascii="Arial" w:cs="Arial" w:eastAsia="Arial" w:hAnsi="Arial"/>
@@ -23198,7 +23198,7 @@
         </w:rPr>
         <w:t xml:space="preserve"> (</w:t>
       </w:r>
-      <w:hyperlink w:history="1" r:id="rIdedwhkw4lmafxvygtr7n_a">
+      <w:hyperlink w:history="1" r:id="rIdxks1if4zffmuijcm1b1uc">
         <w:r>
           <w:rPr>
             <w:rFonts w:ascii="Arial" w:cs="Arial" w:eastAsia="Arial" w:hAnsi="Arial"/>
@@ -24211,7 +24211,7 @@
             <w:pPr>
               <w:spacing w:after="20" w:before="0"/>
             </w:pPr>
-            <w:hyperlink w:history="1" r:id="rIdozet5gjewuhhwkuenqaek">
+            <w:hyperlink w:history="1" r:id="rIdbhphjjc-duyyldioszfun">
               <w:r>
                 <w:rPr>
                   <w:rFonts w:ascii="Arial" w:cs="Arial" w:eastAsia="Arial" w:hAnsi="Arial"/>
@@ -24244,7 +24244,7 @@
               <w:spacing w:after="10" w:before="0"/>
               <w:ind w:left="120"/>
             </w:pPr>
-            <w:hyperlink w:history="1" r:id="rId3cweghoyqdpmf-g2p7zro">
+            <w:hyperlink w:history="1" r:id="rIdylaayv-ygpc7xftl7ztbs">
               <w:r>
                 <w:rPr>
                   <w:rFonts w:ascii="Arial" w:cs="Arial" w:eastAsia="Arial" w:hAnsi="Arial"/>
@@ -24289,7 +24289,7 @@
             <w:pPr>
               <w:spacing w:after="20" w:before="0"/>
             </w:pPr>
-            <w:hyperlink w:history="1" r:id="rIdn5zohw-3iughnxug7qc4p">
+            <w:hyperlink w:history="1" r:id="rIdmicsxo347ibksjs1kbeoy">
               <w:r>
                 <w:rPr>
                   <w:rFonts w:ascii="Arial" w:cs="Arial" w:eastAsia="Arial" w:hAnsi="Arial"/>
@@ -24322,7 +24322,7 @@
               <w:spacing w:after="10" w:before="0"/>
               <w:ind w:left="120"/>
             </w:pPr>
-            <w:hyperlink w:history="1" r:id="rIdjfwbjm1aei3rjvrhybcto">
+            <w:hyperlink w:history="1" r:id="rIdlnsbdyfzblxudd3fjw3xz">
               <w:r>
                 <w:rPr>
                   <w:rFonts w:ascii="Arial" w:cs="Arial" w:eastAsia="Arial" w:hAnsi="Arial"/>
@@ -24517,7 +24517,7 @@
             <w:pPr>
               <w:spacing w:after="20" w:before="0"/>
             </w:pPr>
-            <w:hyperlink w:history="1" r:id="rIdtx9kfpyfxr4vjv6lrsx7h">
+            <w:hyperlink w:history="1" r:id="rIdae-arw5zu53wh4ozt6a5s">
               <w:r>
                 <w:rPr>
                   <w:rFonts w:ascii="Arial" w:cs="Arial" w:eastAsia="Arial" w:hAnsi="Arial"/>
@@ -24550,7 +24550,7 @@
               <w:spacing w:after="10" w:before="0"/>
               <w:ind w:left="120"/>
             </w:pPr>
-            <w:hyperlink w:history="1" r:id="rIdbz-wibb6v5-4agcuxuoth">
+            <w:hyperlink w:history="1" r:id="rIdbsz7khlh2ym5z2sn9ylza">
               <w:r>
                 <w:rPr>
                   <w:rFonts w:ascii="Arial" w:cs="Arial" w:eastAsia="Arial" w:hAnsi="Arial"/>
@@ -24595,7 +24595,7 @@
             <w:pPr>
               <w:spacing w:after="20" w:before="0"/>
             </w:pPr>
-            <w:hyperlink w:history="1" r:id="rId40s7d7jwcrqvflfbwqujh">
+            <w:hyperlink w:history="1" r:id="rIdxzqlgafw49bvyyxzwhddb">
               <w:r>
                 <w:rPr>
                   <w:rFonts w:ascii="Arial" w:cs="Arial" w:eastAsia="Arial" w:hAnsi="Arial"/>
@@ -24628,7 +24628,7 @@
               <w:spacing w:after="10" w:before="0"/>
               <w:ind w:left="120"/>
             </w:pPr>
-            <w:hyperlink w:history="1" r:id="rId2gtxackbkicwgiieft30_">
+            <w:hyperlink w:history="1" r:id="rIdxvxmmohd_03kgz_-u-y51">
               <w:r>
                 <w:rPr>
                   <w:rFonts w:ascii="Arial" w:cs="Arial" w:eastAsia="Arial" w:hAnsi="Arial"/>
@@ -24823,7 +24823,7 @@
             <w:pPr>
               <w:spacing w:after="20" w:before="0"/>
             </w:pPr>
-            <w:hyperlink w:history="1" r:id="rIdkglgowgjpubp6pkl2zkzk">
+            <w:hyperlink w:history="1" r:id="rIdvfd-p51dszwdrudyqix05">
               <w:r>
                 <w:rPr>
                   <w:rFonts w:ascii="Arial" w:cs="Arial" w:eastAsia="Arial" w:hAnsi="Arial"/>
@@ -24856,7 +24856,7 @@
               <w:spacing w:after="10" w:before="0"/>
               <w:ind w:left="120"/>
             </w:pPr>
-            <w:hyperlink w:history="1" r:id="rIdrelo2ojzlq--fcghns2f3">
+            <w:hyperlink w:history="1" r:id="rIdvtmnnqbmkyhxi1inhmd2o">
               <w:r>
                 <w:rPr>
                   <w:rFonts w:ascii="Arial" w:cs="Arial" w:eastAsia="Arial" w:hAnsi="Arial"/>
@@ -24901,7 +24901,7 @@
             <w:pPr>
               <w:spacing w:after="20" w:before="0"/>
             </w:pPr>
-            <w:hyperlink w:history="1" r:id="rId_zg3szpd9wzwa5nkd2cv6">
+            <w:hyperlink w:history="1" r:id="rIdeo5xrh9c98cfd0rjjg1bn">
               <w:r>
                 <w:rPr>
                   <w:rFonts w:ascii="Arial" w:cs="Arial" w:eastAsia="Arial" w:hAnsi="Arial"/>
@@ -24934,7 +24934,7 @@
               <w:spacing w:after="10" w:before="0"/>
               <w:ind w:left="120"/>
             </w:pPr>
-            <w:hyperlink w:history="1" r:id="rId68q4hd1ddg0a2gpzo8nrm">
+            <w:hyperlink w:history="1" r:id="rId1npqvzgyopb1gzh3wl_ec">
               <w:r>
                 <w:rPr>
                   <w:rFonts w:ascii="Arial" w:cs="Arial" w:eastAsia="Arial" w:hAnsi="Arial"/>
@@ -25129,7 +25129,7 @@
             <w:pPr>
               <w:spacing w:after="20" w:before="0"/>
             </w:pPr>
-            <w:hyperlink w:history="1" r:id="rId2ud8zyexhqmyiewb0tx9q">
+            <w:hyperlink w:history="1" r:id="rIdltjae8pxfcxwwnmr5wjrm">
               <w:r>
                 <w:rPr>
                   <w:rFonts w:ascii="Arial" w:cs="Arial" w:eastAsia="Arial" w:hAnsi="Arial"/>
@@ -25162,7 +25162,7 @@
               <w:spacing w:after="10" w:before="0"/>
               <w:ind w:left="120"/>
             </w:pPr>
-            <w:hyperlink w:history="1" r:id="rId03w8zkq7s6l-slggabzrx">
+            <w:hyperlink w:history="1" r:id="rIdpfuocwdyvt_6o7vs0yh97">
               <w:r>
                 <w:rPr>
                   <w:rFonts w:ascii="Arial" w:cs="Arial" w:eastAsia="Arial" w:hAnsi="Arial"/>
@@ -25207,7 +25207,7 @@
             <w:pPr>
               <w:spacing w:after="20" w:before="0"/>
             </w:pPr>
-            <w:hyperlink w:history="1" r:id="rId4e4zjty8iumk7ahbochaj">
+            <w:hyperlink w:history="1" r:id="rIdv_wtqpuy8u4gts7n9lyov">
               <w:r>
                 <w:rPr>
                   <w:rFonts w:ascii="Arial" w:cs="Arial" w:eastAsia="Arial" w:hAnsi="Arial"/>
@@ -25240,7 +25240,7 @@
               <w:spacing w:after="10" w:before="0"/>
               <w:ind w:left="120"/>
             </w:pPr>
-            <w:hyperlink w:history="1" r:id="rIdb_usplx4oa4co2nh3oltf">
+            <w:hyperlink w:history="1" r:id="rIdfxi92f2uiapo3h8381hko">
               <w:r>
                 <w:rPr>
                   <w:rFonts w:ascii="Arial" w:cs="Arial" w:eastAsia="Arial" w:hAnsi="Arial"/>
@@ -25435,7 +25435,7 @@
             <w:pPr>
               <w:spacing w:after="20" w:before="0"/>
             </w:pPr>
-            <w:hyperlink w:history="1" r:id="rIdigbzm1apn8xadbsej3rjr">
+            <w:hyperlink w:history="1" r:id="rId7vjnnzp_k9txrekkab8b5">
               <w:r>
                 <w:rPr>
                   <w:rFonts w:ascii="Arial" w:cs="Arial" w:eastAsia="Arial" w:hAnsi="Arial"/>
@@ -25484,7 +25484,7 @@
               <w:spacing w:after="10" w:before="0"/>
               <w:ind w:left="120"/>
             </w:pPr>
-            <w:hyperlink w:history="1" r:id="rIdbky2rbsxovs2afxxuzx0q">
+            <w:hyperlink w:history="1" r:id="rIdwnwt4c9olw5ajjw4q7gxm">
               <w:r>
                 <w:rPr>
                   <w:rFonts w:ascii="Arial" w:cs="Arial" w:eastAsia="Arial" w:hAnsi="Arial"/>
@@ -25529,7 +25529,7 @@
             <w:pPr>
               <w:spacing w:after="20" w:before="0"/>
             </w:pPr>
-            <w:hyperlink w:history="1" r:id="rIdpet997t8gvc4hxxrctp6u">
+            <w:hyperlink w:history="1" r:id="rIdor8jhtgfjay93zkyk4vbn">
               <w:r>
                 <w:rPr>
                   <w:rFonts w:ascii="Arial" w:cs="Arial" w:eastAsia="Arial" w:hAnsi="Arial"/>
@@ -25562,7 +25562,7 @@
               <w:spacing w:after="10" w:before="0"/>
               <w:ind w:left="120"/>
             </w:pPr>
-            <w:hyperlink w:history="1" r:id="rIdp8vute3dwgb5thp9ct7d0">
+            <w:hyperlink w:history="1" r:id="rIdnhelh9jxit5usbkhtdpwb">
               <w:r>
                 <w:rPr>
                   <w:rFonts w:ascii="Arial" w:cs="Arial" w:eastAsia="Arial" w:hAnsi="Arial"/>
@@ -26074,7 +26074,7 @@
         </w:rPr>
         <w:t xml:space="preserve">© 2026 SeaVuria and ARES. Aligned with KICD objectives. Developed by SeaVuria; technical implementation by ARES (with AI assistance from Claude). Licensed under </w:t>
       </w:r>
-      <w:hyperlink w:history="1" r:id="rIdcu6f4owargkcki1rhyf4r">
+      <w:hyperlink w:history="1" r:id="rId8ziuxaqx-y4zufyqw6m7s">
         <w:r>
           <w:rPr>
             <w:rFonts w:ascii="Arial" w:cs="Arial" w:eastAsia="Arial" w:hAnsi="Arial"/>
@@ -26095,7 +26095,7 @@
         </w:rPr>
         <w:t xml:space="preserve"> (</w:t>
       </w:r>
-      <w:hyperlink w:history="1" r:id="rIdytoedixsa8mwz4gqkhjlq">
+      <w:hyperlink w:history="1" r:id="rIdvlwjytpohlo8ol97px4c4">
         <w:r>
           <w:rPr>
             <w:rFonts w:ascii="Arial" w:cs="Arial" w:eastAsia="Arial" w:hAnsi="Arial"/>
@@ -27108,7 +27108,7 @@
             <w:pPr>
               <w:spacing w:after="20" w:before="0"/>
             </w:pPr>
-            <w:hyperlink w:history="1" r:id="rIdu5s3xwvhjx9yih5p0wrjt">
+            <w:hyperlink w:history="1" r:id="rIdeulmqwj54rmdtn8ls9zkw">
               <w:r>
                 <w:rPr>
                   <w:rFonts w:ascii="Arial" w:cs="Arial" w:eastAsia="Arial" w:hAnsi="Arial"/>
@@ -27141,7 +27141,7 @@
               <w:spacing w:after="10" w:before="0"/>
               <w:ind w:left="120"/>
             </w:pPr>
-            <w:hyperlink w:history="1" r:id="rId9vb8q80vyh_v7ew8lq4lo">
+            <w:hyperlink w:history="1" r:id="rIdvyyhqvuaujfjkvkzwxm00">
               <w:r>
                 <w:rPr>
                   <w:rFonts w:ascii="Arial" w:cs="Arial" w:eastAsia="Arial" w:hAnsi="Arial"/>
@@ -27186,7 +27186,7 @@
             <w:pPr>
               <w:spacing w:after="20" w:before="0"/>
             </w:pPr>
-            <w:hyperlink w:history="1" r:id="rIdvqdoarw2yca-2jm1ptesh">
+            <w:hyperlink w:history="1" r:id="rIdlboaj7w5-jyn9dl85s8ig">
               <w:r>
                 <w:rPr>
                   <w:rFonts w:ascii="Arial" w:cs="Arial" w:eastAsia="Arial" w:hAnsi="Arial"/>
@@ -27219,7 +27219,7 @@
               <w:spacing w:after="10" w:before="0"/>
               <w:ind w:left="120"/>
             </w:pPr>
-            <w:hyperlink w:history="1" r:id="rIdguxdadmlbhw0g5bcazarf">
+            <w:hyperlink w:history="1" r:id="rId25nisuzir2aon3nso8_sj">
               <w:r>
                 <w:rPr>
                   <w:rFonts w:ascii="Arial" w:cs="Arial" w:eastAsia="Arial" w:hAnsi="Arial"/>
@@ -27414,7 +27414,7 @@
             <w:pPr>
               <w:spacing w:after="20" w:before="0"/>
             </w:pPr>
-            <w:hyperlink w:history="1" r:id="rIdqzynduppbhbzybxgqrdfq">
+            <w:hyperlink w:history="1" r:id="rIdwv6fs9x2ds41n0pc_njeh">
               <w:r>
                 <w:rPr>
                   <w:rFonts w:ascii="Arial" w:cs="Arial" w:eastAsia="Arial" w:hAnsi="Arial"/>
@@ -27447,7 +27447,7 @@
               <w:spacing w:after="10" w:before="0"/>
               <w:ind w:left="120"/>
             </w:pPr>
-            <w:hyperlink w:history="1" r:id="rIdlh0yu45yvy70rfbbjrzrz">
+            <w:hyperlink w:history="1" r:id="rIdfmod11jmfjmsodldhjqoj">
               <w:r>
                 <w:rPr>
                   <w:rFonts w:ascii="Arial" w:cs="Arial" w:eastAsia="Arial" w:hAnsi="Arial"/>
@@ -27492,7 +27492,7 @@
             <w:pPr>
               <w:spacing w:after="20" w:before="0"/>
             </w:pPr>
-            <w:hyperlink w:history="1" r:id="rIddd5ptnscdergcn9o0vgpu">
+            <w:hyperlink w:history="1" r:id="rIdpxwvu8nqysprnchud0yxn">
               <w:r>
                 <w:rPr>
                   <w:rFonts w:ascii="Arial" w:cs="Arial" w:eastAsia="Arial" w:hAnsi="Arial"/>
@@ -27525,7 +27525,7 @@
               <w:spacing w:after="10" w:before="0"/>
               <w:ind w:left="120"/>
             </w:pPr>
-            <w:hyperlink w:history="1" r:id="rIdprj7xkxspne8jkt8ih_h6">
+            <w:hyperlink w:history="1" r:id="rId3_i5zg3lgilwi51quq-tp">
               <w:r>
                 <w:rPr>
                   <w:rFonts w:ascii="Arial" w:cs="Arial" w:eastAsia="Arial" w:hAnsi="Arial"/>
@@ -27720,7 +27720,7 @@
             <w:pPr>
               <w:spacing w:after="20" w:before="0"/>
             </w:pPr>
-            <w:hyperlink w:history="1" r:id="rIdxwbm0oryut6rnc5mwqk4k">
+            <w:hyperlink w:history="1" r:id="rIdiv8fo8rt_zb1dmkax7fvm">
               <w:r>
                 <w:rPr>
                   <w:rFonts w:ascii="Arial" w:cs="Arial" w:eastAsia="Arial" w:hAnsi="Arial"/>
@@ -27753,7 +27753,7 @@
               <w:spacing w:after="10" w:before="0"/>
               <w:ind w:left="120"/>
             </w:pPr>
-            <w:hyperlink w:history="1" r:id="rIdor6bshsgphtq4mtsvghd7">
+            <w:hyperlink w:history="1" r:id="rIdac9a6z1r15ifcqmslchlw">
               <w:r>
                 <w:rPr>
                   <w:rFonts w:ascii="Arial" w:cs="Arial" w:eastAsia="Arial" w:hAnsi="Arial"/>
@@ -27798,7 +27798,7 @@
             <w:pPr>
               <w:spacing w:after="20" w:before="0"/>
             </w:pPr>
-            <w:hyperlink w:history="1" r:id="rIdypbyz76pjqls9yc1jhdr6">
+            <w:hyperlink w:history="1" r:id="rId3cjg_cyou790_kxpcwj-7">
               <w:r>
                 <w:rPr>
                   <w:rFonts w:ascii="Arial" w:cs="Arial" w:eastAsia="Arial" w:hAnsi="Arial"/>
@@ -27831,7 +27831,7 @@
               <w:spacing w:after="10" w:before="0"/>
               <w:ind w:left="120"/>
             </w:pPr>
-            <w:hyperlink w:history="1" r:id="rIdwfwmc6y1whcak3fvjeahw">
+            <w:hyperlink w:history="1" r:id="rIdv7m5j5hl7p2hfy56dkrwo">
               <w:r>
                 <w:rPr>
                   <w:rFonts w:ascii="Arial" w:cs="Arial" w:eastAsia="Arial" w:hAnsi="Arial"/>
@@ -28026,7 +28026,7 @@
             <w:pPr>
               <w:spacing w:after="20" w:before="0"/>
             </w:pPr>
-            <w:hyperlink w:history="1" r:id="rIdn2xcim6gjkp9eti8zw6q8">
+            <w:hyperlink w:history="1" r:id="rId6l6bvvplliqiwxnr4kue_">
               <w:r>
                 <w:rPr>
                   <w:rFonts w:ascii="Arial" w:cs="Arial" w:eastAsia="Arial" w:hAnsi="Arial"/>
@@ -28059,7 +28059,7 @@
               <w:spacing w:after="10" w:before="0"/>
               <w:ind w:left="120"/>
             </w:pPr>
-            <w:hyperlink w:history="1" r:id="rIdlp0-hil8dswtud6qcxu7e">
+            <w:hyperlink w:history="1" r:id="rIdekffnedzsepko-tins66e">
               <w:r>
                 <w:rPr>
                   <w:rFonts w:ascii="Arial" w:cs="Arial" w:eastAsia="Arial" w:hAnsi="Arial"/>
@@ -28104,7 +28104,7 @@
             <w:pPr>
               <w:spacing w:after="20" w:before="0"/>
             </w:pPr>
-            <w:hyperlink w:history="1" r:id="rIdrbijymj896h2wrn8nr4dr">
+            <w:hyperlink w:history="1" r:id="rIdn44mpjfzq9vggwv8ralx5">
               <w:r>
                 <w:rPr>
                   <w:rFonts w:ascii="Arial" w:cs="Arial" w:eastAsia="Arial" w:hAnsi="Arial"/>
@@ -28137,7 +28137,7 @@
               <w:spacing w:after="10" w:before="0"/>
               <w:ind w:left="120"/>
             </w:pPr>
-            <w:hyperlink w:history="1" r:id="rId_qave_rcyug027th8inbp">
+            <w:hyperlink w:history="1" r:id="rIdqy1xaejj9keca1b07mzws">
               <w:r>
                 <w:rPr>
                   <w:rFonts w:ascii="Arial" w:cs="Arial" w:eastAsia="Arial" w:hAnsi="Arial"/>
@@ -28332,7 +28332,7 @@
             <w:pPr>
               <w:spacing w:after="20" w:before="0"/>
             </w:pPr>
-            <w:hyperlink w:history="1" r:id="rId4ncsrna4nnqgyhua3nzin">
+            <w:hyperlink w:history="1" r:id="rIdipqrfk_n7ccaq9k24mgy3">
               <w:r>
                 <w:rPr>
                   <w:rFonts w:ascii="Arial" w:cs="Arial" w:eastAsia="Arial" w:hAnsi="Arial"/>
@@ -28365,7 +28365,7 @@
               <w:spacing w:after="10" w:before="0"/>
               <w:ind w:left="120"/>
             </w:pPr>
-            <w:hyperlink w:history="1" r:id="rIdcew03r00p1sfjln_v6w1v">
+            <w:hyperlink w:history="1" r:id="rIdswe5-bcz73z2jaqkmx9rn">
               <w:r>
                 <w:rPr>
                   <w:rFonts w:ascii="Arial" w:cs="Arial" w:eastAsia="Arial" w:hAnsi="Arial"/>
@@ -28410,7 +28410,7 @@
             <w:pPr>
               <w:spacing w:after="20" w:before="0"/>
             </w:pPr>
-            <w:hyperlink w:history="1" r:id="rIdi4w24t_x5zsxial8awkjp">
+            <w:hyperlink w:history="1" r:id="rId9gyhlgz4hikldtfsh4rk8">
               <w:r>
                 <w:rPr>
                   <w:rFonts w:ascii="Arial" w:cs="Arial" w:eastAsia="Arial" w:hAnsi="Arial"/>
@@ -28443,7 +28443,7 @@
               <w:spacing w:after="10" w:before="0"/>
               <w:ind w:left="120"/>
             </w:pPr>
-            <w:hyperlink w:history="1" r:id="rIdbz1iq42pbujwkeopbe_oq">
+            <w:hyperlink w:history="1" r:id="rId9zeiahql0qvuawv4anowu">
               <w:r>
                 <w:rPr>
                   <w:rFonts w:ascii="Arial" w:cs="Arial" w:eastAsia="Arial" w:hAnsi="Arial"/>
@@ -28955,7 +28955,7 @@
         </w:rPr>
         <w:t xml:space="preserve">© 2026 SeaVuria and ARES. Aligned with KICD objectives. Developed by SeaVuria; technical implementation by ARES (with AI assistance from Claude). Licensed under </w:t>
       </w:r>
-      <w:hyperlink w:history="1" r:id="rIdigciz5ypilr2kog4isrb6">
+      <w:hyperlink w:history="1" r:id="rIdije6mbdalbzspu-smtyyw">
         <w:r>
           <w:rPr>
             <w:rFonts w:ascii="Arial" w:cs="Arial" w:eastAsia="Arial" w:hAnsi="Arial"/>
@@ -28976,7 +28976,7 @@
         </w:rPr>
         <w:t xml:space="preserve"> (</w:t>
       </w:r>
-      <w:hyperlink w:history="1" r:id="rIdodk0uodhzpk4jpbipwucj">
+      <w:hyperlink w:history="1" r:id="rId9i_xvaivuuv6ebvax-qnk">
         <w:r>
           <w:rPr>
             <w:rFonts w:ascii="Arial" w:cs="Arial" w:eastAsia="Arial" w:hAnsi="Arial"/>

--- a/data/outputs/v2/Chemistry/SS1.2_The_Atom/Chemistry_The_Atom_CBE_LessonSequence.docx
+++ b/data/outputs/v2/Chemistry/SS1.2_The_Atom/Chemistry_The_Atom_CBE_LessonSequence.docx
@@ -2341,7 +2341,7 @@
         </w:rPr>
         <w:t xml:space="preserve">© 2026 SeaVuria and ARES. This work is licensed under a </w:t>
       </w:r>
-      <w:hyperlink w:history="1" r:id="rId4nxgn_fezju3ssbkiclrf">
+      <w:hyperlink w:history="1" r:id="rId8kgvwynugwky_q3pd5l6s">
         <w:r>
           <w:rPr>
             <w:rFonts w:ascii="Arial" w:cs="Arial" w:eastAsia="Arial" w:hAnsi="Arial"/>
@@ -2361,7 +2361,7 @@
         </w:rPr>
         <w:t xml:space="preserve"> (</w:t>
       </w:r>
-      <w:hyperlink w:history="1" r:id="rIdkqstrpcwfu_otjirtfewa">
+      <w:hyperlink w:history="1" r:id="rId6epsrztlmcx_ooqj_jiq7">
         <w:r>
           <w:rPr>
             <w:rFonts w:ascii="Arial" w:cs="Arial" w:eastAsia="Arial" w:hAnsi="Arial"/>
@@ -2381,7 +2381,7 @@
         </w:rPr>
         <w:t xml:space="preserve">). To view a copy of this license, visit </w:t>
       </w:r>
-      <w:hyperlink w:history="1" r:id="rIdq2jt9ng0cs_j9kkod2pms">
+      <w:hyperlink w:history="1" r:id="rIdcqe8g2eip3udmzp3yhp3a">
         <w:r>
           <w:rPr>
             <w:rFonts w:ascii="Arial" w:cs="Arial" w:eastAsia="Arial" w:hAnsi="Arial"/>
@@ -3393,7 +3393,7 @@
             <w:pPr>
               <w:spacing w:after="20" w:before="0"/>
             </w:pPr>
-            <w:hyperlink w:history="1" r:id="rIdjsb-o7aklrxcpi8fcxcdy">
+            <w:hyperlink w:history="1" r:id="rIdlu0yhzmd0okcg-haeb_dg">
               <w:r>
                 <w:rPr>
                   <w:rFonts w:ascii="Arial" w:cs="Arial" w:eastAsia="Arial" w:hAnsi="Arial"/>
@@ -3426,7 +3426,7 @@
               <w:spacing w:after="10" w:before="0"/>
               <w:ind w:left="120"/>
             </w:pPr>
-            <w:hyperlink w:history="1" r:id="rIdlulwjlbrdyppvygc1abp7">
+            <w:hyperlink w:history="1" r:id="rIdazr3vsqhxmvjd7nzcaysi">
               <w:r>
                 <w:rPr>
                   <w:rFonts w:ascii="Arial" w:cs="Arial" w:eastAsia="Arial" w:hAnsi="Arial"/>
@@ -3471,7 +3471,7 @@
             <w:pPr>
               <w:spacing w:after="20" w:before="0"/>
             </w:pPr>
-            <w:hyperlink w:history="1" r:id="rIdv4fmqwhauqwuo6yp-nsq4">
+            <w:hyperlink w:history="1" r:id="rIddqdwc2cejxm_wk0gwt-bn">
               <w:r>
                 <w:rPr>
                   <w:rFonts w:ascii="Arial" w:cs="Arial" w:eastAsia="Arial" w:hAnsi="Arial"/>
@@ -3504,7 +3504,7 @@
               <w:spacing w:after="10" w:before="0"/>
               <w:ind w:left="120"/>
             </w:pPr>
-            <w:hyperlink w:history="1" r:id="rIdbuc4lwf1iftiqk4_jesh-">
+            <w:hyperlink w:history="1" r:id="rIdelfs3ofqg08yy3bsgpfxc">
               <w:r>
                 <w:rPr>
                   <w:rFonts w:ascii="Arial" w:cs="Arial" w:eastAsia="Arial" w:hAnsi="Arial"/>
@@ -3699,7 +3699,7 @@
             <w:pPr>
               <w:spacing w:after="20" w:before="0"/>
             </w:pPr>
-            <w:hyperlink w:history="1" r:id="rId357zlzeo7iontqldkvwc2">
+            <w:hyperlink w:history="1" r:id="rIduajyxs0eysikvlacrin_0">
               <w:r>
                 <w:rPr>
                   <w:rFonts w:ascii="Arial" w:cs="Arial" w:eastAsia="Arial" w:hAnsi="Arial"/>
@@ -3732,7 +3732,7 @@
               <w:spacing w:after="10" w:before="0"/>
               <w:ind w:left="120"/>
             </w:pPr>
-            <w:hyperlink w:history="1" r:id="rIdlevvzp0evrmmjggnwgnjr">
+            <w:hyperlink w:history="1" r:id="rIdwwrmn_ilm7zvv_o4oauyz">
               <w:r>
                 <w:rPr>
                   <w:rFonts w:ascii="Arial" w:cs="Arial" w:eastAsia="Arial" w:hAnsi="Arial"/>
@@ -3777,7 +3777,7 @@
             <w:pPr>
               <w:spacing w:after="20" w:before="0"/>
             </w:pPr>
-            <w:hyperlink w:history="1" r:id="rIdguj1fs_0kqz1fbgfvr8gb">
+            <w:hyperlink w:history="1" r:id="rIdqqgk57uf3yewbh0zwfw_l">
               <w:r>
                 <w:rPr>
                   <w:rFonts w:ascii="Arial" w:cs="Arial" w:eastAsia="Arial" w:hAnsi="Arial"/>
@@ -3810,7 +3810,7 @@
               <w:spacing w:after="10" w:before="0"/>
               <w:ind w:left="120"/>
             </w:pPr>
-            <w:hyperlink w:history="1" r:id="rIdzb6i4xecpehthycfs15wl">
+            <w:hyperlink w:history="1" r:id="rIddgupyxjw2mehqmm9hem17">
               <w:r>
                 <w:rPr>
                   <w:rFonts w:ascii="Arial" w:cs="Arial" w:eastAsia="Arial" w:hAnsi="Arial"/>
@@ -4005,7 +4005,7 @@
             <w:pPr>
               <w:spacing w:after="20" w:before="0"/>
             </w:pPr>
-            <w:hyperlink w:history="1" r:id="rIdarbua3_vs0lxjmxliivd8">
+            <w:hyperlink w:history="1" r:id="rIdzdt-s1jfemr4uyznwxac6">
               <w:r>
                 <w:rPr>
                   <w:rFonts w:ascii="Arial" w:cs="Arial" w:eastAsia="Arial" w:hAnsi="Arial"/>
@@ -4038,7 +4038,7 @@
               <w:spacing w:after="10" w:before="0"/>
               <w:ind w:left="120"/>
             </w:pPr>
-            <w:hyperlink w:history="1" r:id="rIdraf4dnnjoxbghsk8uc_il">
+            <w:hyperlink w:history="1" r:id="rIdwrlcdvgwfzild2lbrrwgj">
               <w:r>
                 <w:rPr>
                   <w:rFonts w:ascii="Arial" w:cs="Arial" w:eastAsia="Arial" w:hAnsi="Arial"/>
@@ -4083,7 +4083,7 @@
             <w:pPr>
               <w:spacing w:after="20" w:before="0"/>
             </w:pPr>
-            <w:hyperlink w:history="1" r:id="rId_tw-dl9ht5sekkarhwe0c">
+            <w:hyperlink w:history="1" r:id="rIdon8_oxnzglz9r9zzt-a5s">
               <w:r>
                 <w:rPr>
                   <w:rFonts w:ascii="Arial" w:cs="Arial" w:eastAsia="Arial" w:hAnsi="Arial"/>
@@ -4132,7 +4132,7 @@
               <w:spacing w:after="10" w:before="0"/>
               <w:ind w:left="120"/>
             </w:pPr>
-            <w:hyperlink w:history="1" r:id="rIdtowt5fncmn7vdevg5s3lg">
+            <w:hyperlink w:history="1" r:id="rIdqfuv0tgwpkcgxigmwse4u">
               <w:r>
                 <w:rPr>
                   <w:rFonts w:ascii="Arial" w:cs="Arial" w:eastAsia="Arial" w:hAnsi="Arial"/>
@@ -4327,7 +4327,7 @@
             <w:pPr>
               <w:spacing w:after="20" w:before="0"/>
             </w:pPr>
-            <w:hyperlink w:history="1" r:id="rId_merbxrqinx2f-xxobmzz">
+            <w:hyperlink w:history="1" r:id="rIdrck_ua8xziazovr4h8a7e">
               <w:r>
                 <w:rPr>
                   <w:rFonts w:ascii="Arial" w:cs="Arial" w:eastAsia="Arial" w:hAnsi="Arial"/>
@@ -4360,7 +4360,7 @@
               <w:spacing w:after="10" w:before="0"/>
               <w:ind w:left="120"/>
             </w:pPr>
-            <w:hyperlink w:history="1" r:id="rIdbvkewvt8tishcghwi-8jc">
+            <w:hyperlink w:history="1" r:id="rIdsv4hjr1lma0jle1_ns3-7">
               <w:r>
                 <w:rPr>
                   <w:rFonts w:ascii="Arial" w:cs="Arial" w:eastAsia="Arial" w:hAnsi="Arial"/>
@@ -4405,7 +4405,7 @@
             <w:pPr>
               <w:spacing w:after="20" w:before="0"/>
             </w:pPr>
-            <w:hyperlink w:history="1" r:id="rId43l7luo3xlilmobplkqjr">
+            <w:hyperlink w:history="1" r:id="rIdwf7c5gbyurr5isxvujwzl">
               <w:r>
                 <w:rPr>
                   <w:rFonts w:ascii="Arial" w:cs="Arial" w:eastAsia="Arial" w:hAnsi="Arial"/>
@@ -4454,7 +4454,7 @@
               <w:spacing w:after="10" w:before="0"/>
               <w:ind w:left="120"/>
             </w:pPr>
-            <w:hyperlink w:history="1" r:id="rIdttfh1vkixswwqreodzk1l">
+            <w:hyperlink w:history="1" r:id="rIdyapzi939eny6x2t_smnae">
               <w:r>
                 <w:rPr>
                   <w:rFonts w:ascii="Arial" w:cs="Arial" w:eastAsia="Arial" w:hAnsi="Arial"/>
@@ -4649,7 +4649,7 @@
             <w:pPr>
               <w:spacing w:after="20" w:before="0"/>
             </w:pPr>
-            <w:hyperlink w:history="1" r:id="rIdubk7iovbwpwu6kei4cjw3">
+            <w:hyperlink w:history="1" r:id="rIdimcjaaxrtm9tmltafg_a0">
               <w:r>
                 <w:rPr>
                   <w:rFonts w:ascii="Arial" w:cs="Arial" w:eastAsia="Arial" w:hAnsi="Arial"/>
@@ -4698,7 +4698,7 @@
               <w:spacing w:after="10" w:before="0"/>
               <w:ind w:left="120"/>
             </w:pPr>
-            <w:hyperlink w:history="1" r:id="rIdwvbgvtmcntkdccqgqccjx">
+            <w:hyperlink w:history="1" r:id="rIdkgpk_eqpe8ruj9345c280">
               <w:r>
                 <w:rPr>
                   <w:rFonts w:ascii="Arial" w:cs="Arial" w:eastAsia="Arial" w:hAnsi="Arial"/>
@@ -4743,7 +4743,7 @@
             <w:pPr>
               <w:spacing w:after="20" w:before="0"/>
             </w:pPr>
-            <w:hyperlink w:history="1" r:id="rIdsoj54zeobu34etdmqsz8g">
+            <w:hyperlink w:history="1" r:id="rId6bear2bfrij1vfpty-pf8">
               <w:r>
                 <w:rPr>
                   <w:rFonts w:ascii="Arial" w:cs="Arial" w:eastAsia="Arial" w:hAnsi="Arial"/>
@@ -4792,7 +4792,7 @@
               <w:spacing w:after="10" w:before="0"/>
               <w:ind w:left="120"/>
             </w:pPr>
-            <w:hyperlink w:history="1" r:id="rIdpmv8qen_l7g0bh87z1vif">
+            <w:hyperlink w:history="1" r:id="rId1lw-fza2yvatl_aneekin">
               <w:r>
                 <w:rPr>
                   <w:rFonts w:ascii="Arial" w:cs="Arial" w:eastAsia="Arial" w:hAnsi="Arial"/>
@@ -5304,7 +5304,7 @@
         </w:rPr>
         <w:t xml:space="preserve">© 2026 SeaVuria and ARES. Aligned with KICD objectives. Developed by SeaVuria; technical implementation by ARES (with AI assistance from Claude). Licensed under </w:t>
       </w:r>
-      <w:hyperlink w:history="1" r:id="rIdm9mpyxuulemnlhjtcsu0h">
+      <w:hyperlink w:history="1" r:id="rIdhiv9pcfm_kkt2scb6a2p8">
         <w:r>
           <w:rPr>
             <w:rFonts w:ascii="Arial" w:cs="Arial" w:eastAsia="Arial" w:hAnsi="Arial"/>
@@ -5325,7 +5325,7 @@
         </w:rPr>
         <w:t xml:space="preserve"> (</w:t>
       </w:r>
-      <w:hyperlink w:history="1" r:id="rIdwddja3go2bqtv-0xkk-ih">
+      <w:hyperlink w:history="1" r:id="rIdjpqopfwmmc5exrug7woby">
         <w:r>
           <w:rPr>
             <w:rFonts w:ascii="Arial" w:cs="Arial" w:eastAsia="Arial" w:hAnsi="Arial"/>
@@ -6338,7 +6338,7 @@
             <w:pPr>
               <w:spacing w:after="20" w:before="0"/>
             </w:pPr>
-            <w:hyperlink w:history="1" r:id="rId8oa6u5ed2ceo_nr9faqal">
+            <w:hyperlink w:history="1" r:id="rIdffnktix5hrgd-px0g17f7">
               <w:r>
                 <w:rPr>
                   <w:rFonts w:ascii="Arial" w:cs="Arial" w:eastAsia="Arial" w:hAnsi="Arial"/>
@@ -6371,7 +6371,7 @@
               <w:spacing w:after="10" w:before="0"/>
               <w:ind w:left="120"/>
             </w:pPr>
-            <w:hyperlink w:history="1" r:id="rIdpqw7dirqynfgmedvuob6l">
+            <w:hyperlink w:history="1" r:id="rIdjn9xoazlabt-zefdyhxho">
               <w:r>
                 <w:rPr>
                   <w:rFonts w:ascii="Arial" w:cs="Arial" w:eastAsia="Arial" w:hAnsi="Arial"/>
@@ -6416,7 +6416,7 @@
             <w:pPr>
               <w:spacing w:after="20" w:before="0"/>
             </w:pPr>
-            <w:hyperlink w:history="1" r:id="rIdjb3lxbancwpkc-manokqm">
+            <w:hyperlink w:history="1" r:id="rIdcopbcwi8g9ucd84krxqnd">
               <w:r>
                 <w:rPr>
                   <w:rFonts w:ascii="Arial" w:cs="Arial" w:eastAsia="Arial" w:hAnsi="Arial"/>
@@ -6449,7 +6449,7 @@
               <w:spacing w:after="10" w:before="0"/>
               <w:ind w:left="120"/>
             </w:pPr>
-            <w:hyperlink w:history="1" r:id="rIdsmka2snskjyubkryn4ims">
+            <w:hyperlink w:history="1" r:id="rIdommqzhrksxicwsxpxzrdx">
               <w:r>
                 <w:rPr>
                   <w:rFonts w:ascii="Arial" w:cs="Arial" w:eastAsia="Arial" w:hAnsi="Arial"/>
@@ -6644,7 +6644,7 @@
             <w:pPr>
               <w:spacing w:after="20" w:before="0"/>
             </w:pPr>
-            <w:hyperlink w:history="1" r:id="rIdzmuvije7yk2tpoebhwra6">
+            <w:hyperlink w:history="1" r:id="rIdlnbl7-2tekgjkvcoqhiow">
               <w:r>
                 <w:rPr>
                   <w:rFonts w:ascii="Arial" w:cs="Arial" w:eastAsia="Arial" w:hAnsi="Arial"/>
@@ -6677,7 +6677,7 @@
               <w:spacing w:after="10" w:before="0"/>
               <w:ind w:left="120"/>
             </w:pPr>
-            <w:hyperlink w:history="1" r:id="rId7ucyhlm0jpexh-cmqbvas">
+            <w:hyperlink w:history="1" r:id="rIdygjbqrghpbqwptvxansyj">
               <w:r>
                 <w:rPr>
                   <w:rFonts w:ascii="Arial" w:cs="Arial" w:eastAsia="Arial" w:hAnsi="Arial"/>
@@ -6722,7 +6722,7 @@
             <w:pPr>
               <w:spacing w:after="20" w:before="0"/>
             </w:pPr>
-            <w:hyperlink w:history="1" r:id="rId_ok9i3mw3-hyhpddpgank">
+            <w:hyperlink w:history="1" r:id="rIdapk8fdfukgguk4fqeqrz-">
               <w:r>
                 <w:rPr>
                   <w:rFonts w:ascii="Arial" w:cs="Arial" w:eastAsia="Arial" w:hAnsi="Arial"/>
@@ -6755,7 +6755,7 @@
               <w:spacing w:after="10" w:before="0"/>
               <w:ind w:left="120"/>
             </w:pPr>
-            <w:hyperlink w:history="1" r:id="rIdbp7eycozvue2mc_gwmu1j">
+            <w:hyperlink w:history="1" r:id="rIdvhzpqpkcw6zdnaj6_yv5i">
               <w:r>
                 <w:rPr>
                   <w:rFonts w:ascii="Arial" w:cs="Arial" w:eastAsia="Arial" w:hAnsi="Arial"/>
@@ -6950,7 +6950,7 @@
             <w:pPr>
               <w:spacing w:after="20" w:before="0"/>
             </w:pPr>
-            <w:hyperlink w:history="1" r:id="rIdt6gl_psz-pcjzo3cu4yl9">
+            <w:hyperlink w:history="1" r:id="rIdmos2rdrf3mkmrpvlxqfs-">
               <w:r>
                 <w:rPr>
                   <w:rFonts w:ascii="Arial" w:cs="Arial" w:eastAsia="Arial" w:hAnsi="Arial"/>
@@ -6983,7 +6983,7 @@
               <w:spacing w:after="10" w:before="0"/>
               <w:ind w:left="120"/>
             </w:pPr>
-            <w:hyperlink w:history="1" r:id="rIdsezfxmw-w2jaja4pdisuz">
+            <w:hyperlink w:history="1" r:id="rIdcadrs1broczauhxixvsx6">
               <w:r>
                 <w:rPr>
                   <w:rFonts w:ascii="Arial" w:cs="Arial" w:eastAsia="Arial" w:hAnsi="Arial"/>
@@ -7028,7 +7028,7 @@
             <w:pPr>
               <w:spacing w:after="20" w:before="0"/>
             </w:pPr>
-            <w:hyperlink w:history="1" r:id="rIdg2pmg8bkmpmi9meabl5lp">
+            <w:hyperlink w:history="1" r:id="rIdba0eck_ccpx5-f_jwe3h1">
               <w:r>
                 <w:rPr>
                   <w:rFonts w:ascii="Arial" w:cs="Arial" w:eastAsia="Arial" w:hAnsi="Arial"/>
@@ -7061,7 +7061,7 @@
               <w:spacing w:after="10" w:before="0"/>
               <w:ind w:left="120"/>
             </w:pPr>
-            <w:hyperlink w:history="1" r:id="rIdvxwaptifoxnsw1yzm2bi_">
+            <w:hyperlink w:history="1" r:id="rIdpe34i-epcim2mdajw8_9e">
               <w:r>
                 <w:rPr>
                   <w:rFonts w:ascii="Arial" w:cs="Arial" w:eastAsia="Arial" w:hAnsi="Arial"/>
@@ -7256,7 +7256,7 @@
             <w:pPr>
               <w:spacing w:after="20" w:before="0"/>
             </w:pPr>
-            <w:hyperlink w:history="1" r:id="rIdlrpbp7v0n7bcuwj9yu1ls">
+            <w:hyperlink w:history="1" r:id="rIdgdpvk4ileulwzmtwezz45">
               <w:r>
                 <w:rPr>
                   <w:rFonts w:ascii="Arial" w:cs="Arial" w:eastAsia="Arial" w:hAnsi="Arial"/>
@@ -7289,7 +7289,7 @@
               <w:spacing w:after="10" w:before="0"/>
               <w:ind w:left="120"/>
             </w:pPr>
-            <w:hyperlink w:history="1" r:id="rIdzozrsyvhcxz7tflqotlv1">
+            <w:hyperlink w:history="1" r:id="rIdsqdp6prwmcr_v9zfu07bx">
               <w:r>
                 <w:rPr>
                   <w:rFonts w:ascii="Arial" w:cs="Arial" w:eastAsia="Arial" w:hAnsi="Arial"/>
@@ -7334,7 +7334,7 @@
             <w:pPr>
               <w:spacing w:after="20" w:before="0"/>
             </w:pPr>
-            <w:hyperlink w:history="1" r:id="rId-0fhfhjohdq_ifddnyihz">
+            <w:hyperlink w:history="1" r:id="rId-9d5pdqyhwsyctlybeprp">
               <w:r>
                 <w:rPr>
                   <w:rFonts w:ascii="Arial" w:cs="Arial" w:eastAsia="Arial" w:hAnsi="Arial"/>
@@ -7367,7 +7367,7 @@
               <w:spacing w:after="10" w:before="0"/>
               <w:ind w:left="120"/>
             </w:pPr>
-            <w:hyperlink w:history="1" r:id="rIdombybrgf-klish4xiq67j">
+            <w:hyperlink w:history="1" r:id="rIdj2ntf71outpfbwakz2keh">
               <w:r>
                 <w:rPr>
                   <w:rFonts w:ascii="Arial" w:cs="Arial" w:eastAsia="Arial" w:hAnsi="Arial"/>
@@ -7562,7 +7562,7 @@
             <w:pPr>
               <w:spacing w:after="20" w:before="0"/>
             </w:pPr>
-            <w:hyperlink w:history="1" r:id="rId3ylocbsxego2prmryvdtr">
+            <w:hyperlink w:history="1" r:id="rIdigdstdzzblvq8zdaf6apx">
               <w:r>
                 <w:rPr>
                   <w:rFonts w:ascii="Arial" w:cs="Arial" w:eastAsia="Arial" w:hAnsi="Arial"/>
@@ -7595,7 +7595,7 @@
               <w:spacing w:after="10" w:before="0"/>
               <w:ind w:left="120"/>
             </w:pPr>
-            <w:hyperlink w:history="1" r:id="rIdh0mmtsjugsf0ozhde_fue">
+            <w:hyperlink w:history="1" r:id="rIdop9romlack3sgvcnnlvvm">
               <w:r>
                 <w:rPr>
                   <w:rFonts w:ascii="Arial" w:cs="Arial" w:eastAsia="Arial" w:hAnsi="Arial"/>
@@ -7640,7 +7640,7 @@
             <w:pPr>
               <w:spacing w:after="20" w:before="0"/>
             </w:pPr>
-            <w:hyperlink w:history="1" r:id="rIdtrpc1hqg5vwzyaptv6_qp">
+            <w:hyperlink w:history="1" r:id="rIdfhtwdhsjhqvrg3sbjzwpz">
               <w:r>
                 <w:rPr>
                   <w:rFonts w:ascii="Arial" w:cs="Arial" w:eastAsia="Arial" w:hAnsi="Arial"/>
@@ -7673,7 +7673,7 @@
               <w:spacing w:after="10" w:before="0"/>
               <w:ind w:left="120"/>
             </w:pPr>
-            <w:hyperlink w:history="1" r:id="rId2-k3urazjbdvvvf7fyzf9">
+            <w:hyperlink w:history="1" r:id="rIddaydwqj8be2uvi_dbztu1">
               <w:r>
                 <w:rPr>
                   <w:rFonts w:ascii="Arial" w:cs="Arial" w:eastAsia="Arial" w:hAnsi="Arial"/>
@@ -8185,7 +8185,7 @@
         </w:rPr>
         <w:t xml:space="preserve">© 2026 SeaVuria and ARES. Aligned with KICD objectives. Developed by SeaVuria; technical implementation by ARES (with AI assistance from Claude). Licensed under </w:t>
       </w:r>
-      <w:hyperlink w:history="1" r:id="rIdat2o2v54m66rfemihitlx">
+      <w:hyperlink w:history="1" r:id="rIdpuxmu_8wt0_-a3cqfchgd">
         <w:r>
           <w:rPr>
             <w:rFonts w:ascii="Arial" w:cs="Arial" w:eastAsia="Arial" w:hAnsi="Arial"/>
@@ -8206,7 +8206,7 @@
         </w:rPr>
         <w:t xml:space="preserve"> (</w:t>
       </w:r>
-      <w:hyperlink w:history="1" r:id="rIdzjvvyucftbi_qlekvwfiy">
+      <w:hyperlink w:history="1" r:id="rId7my0doauddnocfcptf1ap">
         <w:r>
           <w:rPr>
             <w:rFonts w:ascii="Arial" w:cs="Arial" w:eastAsia="Arial" w:hAnsi="Arial"/>
@@ -9219,7 +9219,7 @@
             <w:pPr>
               <w:spacing w:after="20" w:before="0"/>
             </w:pPr>
-            <w:hyperlink w:history="1" r:id="rIdlxi9b6uqfthwb6zfor389">
+            <w:hyperlink w:history="1" r:id="rIdpph8yfhzoa4tbygj55yoy">
               <w:r>
                 <w:rPr>
                   <w:rFonts w:ascii="Arial" w:cs="Arial" w:eastAsia="Arial" w:hAnsi="Arial"/>
@@ -9252,7 +9252,7 @@
               <w:spacing w:after="10" w:before="0"/>
               <w:ind w:left="120"/>
             </w:pPr>
-            <w:hyperlink w:history="1" r:id="rIdyktbtppgr_dw8rh4wrfec">
+            <w:hyperlink w:history="1" r:id="rIddwzzasfhxdhv04kal1i2t">
               <w:r>
                 <w:rPr>
                   <w:rFonts w:ascii="Arial" w:cs="Arial" w:eastAsia="Arial" w:hAnsi="Arial"/>
@@ -9297,7 +9297,7 @@
             <w:pPr>
               <w:spacing w:after="20" w:before="0"/>
             </w:pPr>
-            <w:hyperlink w:history="1" r:id="rIdvzdabr-m3la4wmwsfgyir">
+            <w:hyperlink w:history="1" r:id="rIddm687a-lixedubzxxitjk">
               <w:r>
                 <w:rPr>
                   <w:rFonts w:ascii="Arial" w:cs="Arial" w:eastAsia="Arial" w:hAnsi="Arial"/>
@@ -9330,7 +9330,7 @@
               <w:spacing w:after="10" w:before="0"/>
               <w:ind w:left="120"/>
             </w:pPr>
-            <w:hyperlink w:history="1" r:id="rIdbprrtgwsndq_uy2gmgcuf">
+            <w:hyperlink w:history="1" r:id="rIdyets1tqfsyt7p4ir62utx">
               <w:r>
                 <w:rPr>
                   <w:rFonts w:ascii="Arial" w:cs="Arial" w:eastAsia="Arial" w:hAnsi="Arial"/>
@@ -9525,7 +9525,7 @@
             <w:pPr>
               <w:spacing w:after="20" w:before="0"/>
             </w:pPr>
-            <w:hyperlink w:history="1" r:id="rIdisi8ijw4wxwiuzybf1i8r">
+            <w:hyperlink w:history="1" r:id="rIdwie0y1xyb6ecgjxdyjcvk">
               <w:r>
                 <w:rPr>
                   <w:rFonts w:ascii="Arial" w:cs="Arial" w:eastAsia="Arial" w:hAnsi="Arial"/>
@@ -9558,7 +9558,7 @@
               <w:spacing w:after="10" w:before="0"/>
               <w:ind w:left="120"/>
             </w:pPr>
-            <w:hyperlink w:history="1" r:id="rIdnzitas0timaqpx_ft4ouk">
+            <w:hyperlink w:history="1" r:id="rIdbv3clz7aj0cffc3nnu0y3">
               <w:r>
                 <w:rPr>
                   <w:rFonts w:ascii="Arial" w:cs="Arial" w:eastAsia="Arial" w:hAnsi="Arial"/>
@@ -9603,7 +9603,7 @@
             <w:pPr>
               <w:spacing w:after="20" w:before="0"/>
             </w:pPr>
-            <w:hyperlink w:history="1" r:id="rIdreudeteux6rktxyaqwneq">
+            <w:hyperlink w:history="1" r:id="rIdjonbgkonhad2jkj7qknr9">
               <w:r>
                 <w:rPr>
                   <w:rFonts w:ascii="Arial" w:cs="Arial" w:eastAsia="Arial" w:hAnsi="Arial"/>
@@ -9636,7 +9636,7 @@
               <w:spacing w:after="10" w:before="0"/>
               <w:ind w:left="120"/>
             </w:pPr>
-            <w:hyperlink w:history="1" r:id="rIdgh_2_-c8btldop-0nqxkr">
+            <w:hyperlink w:history="1" r:id="rId8eh9btez21z2ktkjsxvji">
               <w:r>
                 <w:rPr>
                   <w:rFonts w:ascii="Arial" w:cs="Arial" w:eastAsia="Arial" w:hAnsi="Arial"/>
@@ -9831,7 +9831,7 @@
             <w:pPr>
               <w:spacing w:after="20" w:before="0"/>
             </w:pPr>
-            <w:hyperlink w:history="1" r:id="rIdfs9vnldiynjuvc_wsowv2">
+            <w:hyperlink w:history="1" r:id="rIdm4razwb48ckxbyiy04g6l">
               <w:r>
                 <w:rPr>
                   <w:rFonts w:ascii="Arial" w:cs="Arial" w:eastAsia="Arial" w:hAnsi="Arial"/>
@@ -9880,7 +9880,7 @@
               <w:spacing w:after="10" w:before="0"/>
               <w:ind w:left="120"/>
             </w:pPr>
-            <w:hyperlink w:history="1" r:id="rIdnpsvvbeccku3b4xl4-7dg">
+            <w:hyperlink w:history="1" r:id="rIdozx4p3y4q0yftmxz68nfu">
               <w:r>
                 <w:rPr>
                   <w:rFonts w:ascii="Arial" w:cs="Arial" w:eastAsia="Arial" w:hAnsi="Arial"/>
@@ -9925,7 +9925,7 @@
             <w:pPr>
               <w:spacing w:after="20" w:before="0"/>
             </w:pPr>
-            <w:hyperlink w:history="1" r:id="rId5ksvuaejraebsds9oszbu">
+            <w:hyperlink w:history="1" r:id="rIddnggkcl54cnaluhwy1hls">
               <w:r>
                 <w:rPr>
                   <w:rFonts w:ascii="Arial" w:cs="Arial" w:eastAsia="Arial" w:hAnsi="Arial"/>
@@ -9958,7 +9958,7 @@
               <w:spacing w:after="10" w:before="0"/>
               <w:ind w:left="120"/>
             </w:pPr>
-            <w:hyperlink w:history="1" r:id="rIdp2wiho1acmcrudjxfku_m">
+            <w:hyperlink w:history="1" r:id="rIdnrupi6nj9bgfwahthv9jy">
               <w:r>
                 <w:rPr>
                   <w:rFonts w:ascii="Arial" w:cs="Arial" w:eastAsia="Arial" w:hAnsi="Arial"/>
@@ -10153,7 +10153,7 @@
             <w:pPr>
               <w:spacing w:after="20" w:before="0"/>
             </w:pPr>
-            <w:hyperlink w:history="1" r:id="rIdu__xwjjacyjtmt8nfnh2b">
+            <w:hyperlink w:history="1" r:id="rId7hhlbqryj5dd68plzbgcb">
               <w:r>
                 <w:rPr>
                   <w:rFonts w:ascii="Arial" w:cs="Arial" w:eastAsia="Arial" w:hAnsi="Arial"/>
@@ -10202,7 +10202,7 @@
               <w:spacing w:after="10" w:before="0"/>
               <w:ind w:left="120"/>
             </w:pPr>
-            <w:hyperlink w:history="1" r:id="rId9l-smqcwndklmvcw1ibyh">
+            <w:hyperlink w:history="1" r:id="rIdqrazdijefiboksawxxqiy">
               <w:r>
                 <w:rPr>
                   <w:rFonts w:ascii="Arial" w:cs="Arial" w:eastAsia="Arial" w:hAnsi="Arial"/>
@@ -10247,7 +10247,7 @@
             <w:pPr>
               <w:spacing w:after="20" w:before="0"/>
             </w:pPr>
-            <w:hyperlink w:history="1" r:id="rIddzwirzmh3hflipdqyk9tm">
+            <w:hyperlink w:history="1" r:id="rIdiskwdehink2bvgbqv-ucd">
               <w:r>
                 <w:rPr>
                   <w:rFonts w:ascii="Arial" w:cs="Arial" w:eastAsia="Arial" w:hAnsi="Arial"/>
@@ -10280,7 +10280,7 @@
               <w:spacing w:after="10" w:before="0"/>
               <w:ind w:left="120"/>
             </w:pPr>
-            <w:hyperlink w:history="1" r:id="rIdaaqsfcs93p2qlwyi8cerv">
+            <w:hyperlink w:history="1" r:id="rId8l3ru7jlpzcywkp19qwpd">
               <w:r>
                 <w:rPr>
                   <w:rFonts w:ascii="Arial" w:cs="Arial" w:eastAsia="Arial" w:hAnsi="Arial"/>
@@ -10475,7 +10475,7 @@
             <w:pPr>
               <w:spacing w:after="20" w:before="0"/>
             </w:pPr>
-            <w:hyperlink w:history="1" r:id="rIdskez5opnlf72kgtzlj83_">
+            <w:hyperlink w:history="1" r:id="rIdj8sodswo2guydibo2ehbp">
               <w:r>
                 <w:rPr>
                   <w:rFonts w:ascii="Arial" w:cs="Arial" w:eastAsia="Arial" w:hAnsi="Arial"/>
@@ -10524,7 +10524,7 @@
               <w:spacing w:after="10" w:before="0"/>
               <w:ind w:left="120"/>
             </w:pPr>
-            <w:hyperlink w:history="1" r:id="rIdap5zw01conuvcygwaszki">
+            <w:hyperlink w:history="1" r:id="rId9y63f0ygtdlol4bbak4xm">
               <w:r>
                 <w:rPr>
                   <w:rFonts w:ascii="Arial" w:cs="Arial" w:eastAsia="Arial" w:hAnsi="Arial"/>
@@ -10569,7 +10569,7 @@
             <w:pPr>
               <w:spacing w:after="20" w:before="0"/>
             </w:pPr>
-            <w:hyperlink w:history="1" r:id="rIdzkjkzy07_ulu_mk9kd7xn">
+            <w:hyperlink w:history="1" r:id="rIdbvdd-ojn915nxkanvpxpq">
               <w:r>
                 <w:rPr>
                   <w:rFonts w:ascii="Arial" w:cs="Arial" w:eastAsia="Arial" w:hAnsi="Arial"/>
@@ -10602,7 +10602,7 @@
               <w:spacing w:after="10" w:before="0"/>
               <w:ind w:left="120"/>
             </w:pPr>
-            <w:hyperlink w:history="1" r:id="rIdkihzjeh6jq5pivpbvu63l">
+            <w:hyperlink w:history="1" r:id="rIdvhy4_2i5jywyhinf4-hge">
               <w:r>
                 <w:rPr>
                   <w:rFonts w:ascii="Arial" w:cs="Arial" w:eastAsia="Arial" w:hAnsi="Arial"/>
@@ -11209,7 +11209,7 @@
         </w:rPr>
         <w:t xml:space="preserve">© 2026 SeaVuria and ARES. Aligned with KICD objectives. Developed by SeaVuria; technical implementation by ARES (with AI assistance from Claude). Licensed under </w:t>
       </w:r>
-      <w:hyperlink w:history="1" r:id="rIdpnytc5tfmyx2bzmfar_sd">
+      <w:hyperlink w:history="1" r:id="rIdppiq6xita4noiyejgq6wl">
         <w:r>
           <w:rPr>
             <w:rFonts w:ascii="Arial" w:cs="Arial" w:eastAsia="Arial" w:hAnsi="Arial"/>
@@ -11230,7 +11230,7 @@
         </w:rPr>
         <w:t xml:space="preserve"> (</w:t>
       </w:r>
-      <w:hyperlink w:history="1" r:id="rIdv5ejufukcq6euypv9mo8e">
+      <w:hyperlink w:history="1" r:id="rIdhemiaka3km4x_mcoanzuw">
         <w:r>
           <w:rPr>
             <w:rFonts w:ascii="Arial" w:cs="Arial" w:eastAsia="Arial" w:hAnsi="Arial"/>
@@ -12243,7 +12243,7 @@
             <w:pPr>
               <w:spacing w:after="20" w:before="0"/>
             </w:pPr>
-            <w:hyperlink w:history="1" r:id="rIdeehnxnn95lkxuwmmg2-57">
+            <w:hyperlink w:history="1" r:id="rIdidqhbb1f6f1r21pykunlv">
               <w:r>
                 <w:rPr>
                   <w:rFonts w:ascii="Arial" w:cs="Arial" w:eastAsia="Arial" w:hAnsi="Arial"/>
@@ -12276,7 +12276,7 @@
               <w:spacing w:after="10" w:before="0"/>
               <w:ind w:left="120"/>
             </w:pPr>
-            <w:hyperlink w:history="1" r:id="rIdkaixilno95c69kh9vnvi1">
+            <w:hyperlink w:history="1" r:id="rIdtbxfuwdhyowkq_lw09yft">
               <w:r>
                 <w:rPr>
                   <w:rFonts w:ascii="Arial" w:cs="Arial" w:eastAsia="Arial" w:hAnsi="Arial"/>
@@ -12321,7 +12321,7 @@
             <w:pPr>
               <w:spacing w:after="20" w:before="0"/>
             </w:pPr>
-            <w:hyperlink w:history="1" r:id="rIdxlnwh_rgq8ohlnt1uq7on">
+            <w:hyperlink w:history="1" r:id="rIdstcp_1_jtwmrpfn4tgnqs">
               <w:r>
                 <w:rPr>
                   <w:rFonts w:ascii="Arial" w:cs="Arial" w:eastAsia="Arial" w:hAnsi="Arial"/>
@@ -12354,7 +12354,7 @@
               <w:spacing w:after="10" w:before="0"/>
               <w:ind w:left="120"/>
             </w:pPr>
-            <w:hyperlink w:history="1" r:id="rIdl-mw08s2ae5yik6zwusak">
+            <w:hyperlink w:history="1" r:id="rId5_7sxyzq-uvdutfhnebqp">
               <w:r>
                 <w:rPr>
                   <w:rFonts w:ascii="Arial" w:cs="Arial" w:eastAsia="Arial" w:hAnsi="Arial"/>
@@ -12549,7 +12549,7 @@
             <w:pPr>
               <w:spacing w:after="20" w:before="0"/>
             </w:pPr>
-            <w:hyperlink w:history="1" r:id="rIdefvorcimutzeymrx5t-2c">
+            <w:hyperlink w:history="1" r:id="rIdxmxhl1v155gl6rusyhfb2">
               <w:r>
                 <w:rPr>
                   <w:rFonts w:ascii="Arial" w:cs="Arial" w:eastAsia="Arial" w:hAnsi="Arial"/>
@@ -12582,7 +12582,7 @@
               <w:spacing w:after="10" w:before="0"/>
               <w:ind w:left="120"/>
             </w:pPr>
-            <w:hyperlink w:history="1" r:id="rId3uwewedqvbe-epgugjpo4">
+            <w:hyperlink w:history="1" r:id="rIdnexn7farfst_adkmwtn5s">
               <w:r>
                 <w:rPr>
                   <w:rFonts w:ascii="Arial" w:cs="Arial" w:eastAsia="Arial" w:hAnsi="Arial"/>
@@ -12627,7 +12627,7 @@
             <w:pPr>
               <w:spacing w:after="20" w:before="0"/>
             </w:pPr>
-            <w:hyperlink w:history="1" r:id="rIdacloqr6c8har_0xe3npni">
+            <w:hyperlink w:history="1" r:id="rIdynkmcayaqn73qsmhhhkp-">
               <w:r>
                 <w:rPr>
                   <w:rFonts w:ascii="Arial" w:cs="Arial" w:eastAsia="Arial" w:hAnsi="Arial"/>
@@ -12660,7 +12660,7 @@
               <w:spacing w:after="10" w:before="0"/>
               <w:ind w:left="120"/>
             </w:pPr>
-            <w:hyperlink w:history="1" r:id="rIdaf_v_sdvdvnc06x4ncmkn">
+            <w:hyperlink w:history="1" r:id="rIdh-zip0r78uqrw-ko8_fc8">
               <w:r>
                 <w:rPr>
                   <w:rFonts w:ascii="Arial" w:cs="Arial" w:eastAsia="Arial" w:hAnsi="Arial"/>
@@ -12855,7 +12855,7 @@
             <w:pPr>
               <w:spacing w:after="20" w:before="0"/>
             </w:pPr>
-            <w:hyperlink w:history="1" r:id="rId9l9vkqzificic5yral-od">
+            <w:hyperlink w:history="1" r:id="rIdyeqfamdhwudqhltdzzcte">
               <w:r>
                 <w:rPr>
                   <w:rFonts w:ascii="Arial" w:cs="Arial" w:eastAsia="Arial" w:hAnsi="Arial"/>
@@ -12904,7 +12904,7 @@
               <w:spacing w:after="10" w:before="0"/>
               <w:ind w:left="120"/>
             </w:pPr>
-            <w:hyperlink w:history="1" r:id="rId_c0hjwacmdq9bv8iefb40">
+            <w:hyperlink w:history="1" r:id="rIdpbxujuif-ymlyj-c4f84h">
               <w:r>
                 <w:rPr>
                   <w:rFonts w:ascii="Arial" w:cs="Arial" w:eastAsia="Arial" w:hAnsi="Arial"/>
@@ -12949,7 +12949,7 @@
             <w:pPr>
               <w:spacing w:after="20" w:before="0"/>
             </w:pPr>
-            <w:hyperlink w:history="1" r:id="rIdstfggf0w-dzwaqq8jrncs">
+            <w:hyperlink w:history="1" r:id="rIdsgl0c702zolm_g_rqvqvt">
               <w:r>
                 <w:rPr>
                   <w:rFonts w:ascii="Arial" w:cs="Arial" w:eastAsia="Arial" w:hAnsi="Arial"/>
@@ -12998,7 +12998,7 @@
               <w:spacing w:after="10" w:before="0"/>
               <w:ind w:left="120"/>
             </w:pPr>
-            <w:hyperlink w:history="1" r:id="rIdjlugv4xcfollylyyhppmd">
+            <w:hyperlink w:history="1" r:id="rIdpuo5ord2tom3wyjzwjju6">
               <w:r>
                 <w:rPr>
                   <w:rFonts w:ascii="Arial" w:cs="Arial" w:eastAsia="Arial" w:hAnsi="Arial"/>
@@ -13193,7 +13193,7 @@
             <w:pPr>
               <w:spacing w:after="20" w:before="0"/>
             </w:pPr>
-            <w:hyperlink w:history="1" r:id="rIdscs3b9ve646xc344et-hy">
+            <w:hyperlink w:history="1" r:id="rIdsgorjg1twjg7ukzq9tvmm">
               <w:r>
                 <w:rPr>
                   <w:rFonts w:ascii="Arial" w:cs="Arial" w:eastAsia="Arial" w:hAnsi="Arial"/>
@@ -13242,7 +13242,7 @@
               <w:spacing w:after="10" w:before="0"/>
               <w:ind w:left="120"/>
             </w:pPr>
-            <w:hyperlink w:history="1" r:id="rIdivw9y2nbsjmlwqiwtc9u-">
+            <w:hyperlink w:history="1" r:id="rId0f2abhxtid3dt5_f3gt8n">
               <w:r>
                 <w:rPr>
                   <w:rFonts w:ascii="Arial" w:cs="Arial" w:eastAsia="Arial" w:hAnsi="Arial"/>
@@ -13287,7 +13287,7 @@
             <w:pPr>
               <w:spacing w:after="20" w:before="0"/>
             </w:pPr>
-            <w:hyperlink w:history="1" r:id="rIdp68ul9jjjmh2m03kpg58i">
+            <w:hyperlink w:history="1" r:id="rIdfqligzk3g5xy3vhswqvu8">
               <w:r>
                 <w:rPr>
                   <w:rFonts w:ascii="Arial" w:cs="Arial" w:eastAsia="Arial" w:hAnsi="Arial"/>
@@ -13336,7 +13336,7 @@
               <w:spacing w:after="10" w:before="0"/>
               <w:ind w:left="120"/>
             </w:pPr>
-            <w:hyperlink w:history="1" r:id="rIdeyxkjtwyxt-2uwr-aleu5">
+            <w:hyperlink w:history="1" r:id="rIdapp5zqdxb9qnbrntzqz_r">
               <w:r>
                 <w:rPr>
                   <w:rFonts w:ascii="Arial" w:cs="Arial" w:eastAsia="Arial" w:hAnsi="Arial"/>
@@ -13531,7 +13531,7 @@
             <w:pPr>
               <w:spacing w:after="20" w:before="0"/>
             </w:pPr>
-            <w:hyperlink w:history="1" r:id="rIdcru0aex5sifwub-1pnvk2">
+            <w:hyperlink w:history="1" r:id="rIdvel8bopvx7gzs2eyhcjnz">
               <w:r>
                 <w:rPr>
                   <w:rFonts w:ascii="Arial" w:cs="Arial" w:eastAsia="Arial" w:hAnsi="Arial"/>
@@ -13580,7 +13580,7 @@
               <w:spacing w:after="10" w:before="0"/>
               <w:ind w:left="120"/>
             </w:pPr>
-            <w:hyperlink w:history="1" r:id="rIdr0vvov8wnraxcwfsjry7j">
+            <w:hyperlink w:history="1" r:id="rIds0gg0swd7pbcin1ok24kg">
               <w:r>
                 <w:rPr>
                   <w:rFonts w:ascii="Arial" w:cs="Arial" w:eastAsia="Arial" w:hAnsi="Arial"/>
@@ -13625,7 +13625,7 @@
             <w:pPr>
               <w:spacing w:after="20" w:before="0"/>
             </w:pPr>
-            <w:hyperlink w:history="1" r:id="rIdophjsevxdlrv6vyyv4zjb">
+            <w:hyperlink w:history="1" r:id="rId8dcl4ghypfspx80q6n7ld">
               <w:r>
                 <w:rPr>
                   <w:rFonts w:ascii="Arial" w:cs="Arial" w:eastAsia="Arial" w:hAnsi="Arial"/>
@@ -13674,7 +13674,7 @@
               <w:spacing w:after="10" w:before="0"/>
               <w:ind w:left="120"/>
             </w:pPr>
-            <w:hyperlink w:history="1" r:id="rIdiqmxdrgprydxivrmbanps">
+            <w:hyperlink w:history="1" r:id="rIdjdhocy7rjsynajgsppd6o">
               <w:r>
                 <w:rPr>
                   <w:rFonts w:ascii="Arial" w:cs="Arial" w:eastAsia="Arial" w:hAnsi="Arial"/>
@@ -14186,7 +14186,7 @@
         </w:rPr>
         <w:t xml:space="preserve">© 2026 SeaVuria and ARES. Aligned with KICD objectives. Developed by SeaVuria; technical implementation by ARES (with AI assistance from Claude). Licensed under </w:t>
       </w:r>
-      <w:hyperlink w:history="1" r:id="rIdd0y5yt-xjcanu8tlwxsip">
+      <w:hyperlink w:history="1" r:id="rIdvgfg5pow7hoosqhgtc5lk">
         <w:r>
           <w:rPr>
             <w:rFonts w:ascii="Arial" w:cs="Arial" w:eastAsia="Arial" w:hAnsi="Arial"/>
@@ -14207,7 +14207,7 @@
         </w:rPr>
         <w:t xml:space="preserve"> (</w:t>
       </w:r>
-      <w:hyperlink w:history="1" r:id="rIdxk7lgf7camwv6fkkummxu">
+      <w:hyperlink w:history="1" r:id="rIdvevbdxx28wo94pipl5zuu">
         <w:r>
           <w:rPr>
             <w:rFonts w:ascii="Arial" w:cs="Arial" w:eastAsia="Arial" w:hAnsi="Arial"/>
@@ -15220,7 +15220,7 @@
             <w:pPr>
               <w:spacing w:after="20" w:before="0"/>
             </w:pPr>
-            <w:hyperlink w:history="1" r:id="rId8gjwqasnzlm2mprtnasiq">
+            <w:hyperlink w:history="1" r:id="rIddymdppr3rgovdcadixx93">
               <w:r>
                 <w:rPr>
                   <w:rFonts w:ascii="Arial" w:cs="Arial" w:eastAsia="Arial" w:hAnsi="Arial"/>
@@ -15253,7 +15253,7 @@
               <w:spacing w:after="10" w:before="0"/>
               <w:ind w:left="120"/>
             </w:pPr>
-            <w:hyperlink w:history="1" r:id="rIdxi2shrzewduvsqnidfwch">
+            <w:hyperlink w:history="1" r:id="rIdjazisofq4lix3cjxashvv">
               <w:r>
                 <w:rPr>
                   <w:rFonts w:ascii="Arial" w:cs="Arial" w:eastAsia="Arial" w:hAnsi="Arial"/>
@@ -15298,7 +15298,7 @@
             <w:pPr>
               <w:spacing w:after="20" w:before="0"/>
             </w:pPr>
-            <w:hyperlink w:history="1" r:id="rIddliqalx6bipxrdfvphahi">
+            <w:hyperlink w:history="1" r:id="rIdzvziuft9izutyfcmn9zri">
               <w:r>
                 <w:rPr>
                   <w:rFonts w:ascii="Arial" w:cs="Arial" w:eastAsia="Arial" w:hAnsi="Arial"/>
@@ -15331,7 +15331,7 @@
               <w:spacing w:after="10" w:before="0"/>
               <w:ind w:left="120"/>
             </w:pPr>
-            <w:hyperlink w:history="1" r:id="rIdgcqq_rvdcawayxiyj7nr5">
+            <w:hyperlink w:history="1" r:id="rIdk6g77ptizxldtyz2lj4bs">
               <w:r>
                 <w:rPr>
                   <w:rFonts w:ascii="Arial" w:cs="Arial" w:eastAsia="Arial" w:hAnsi="Arial"/>
@@ -15526,7 +15526,7 @@
             <w:pPr>
               <w:spacing w:after="20" w:before="0"/>
             </w:pPr>
-            <w:hyperlink w:history="1" r:id="rIdrjxjgd7mvalyk3uzhrxkt">
+            <w:hyperlink w:history="1" r:id="rIdlu5jc-dqn5xaabjpdzadv">
               <w:r>
                 <w:rPr>
                   <w:rFonts w:ascii="Arial" w:cs="Arial" w:eastAsia="Arial" w:hAnsi="Arial"/>
@@ -15559,7 +15559,7 @@
               <w:spacing w:after="10" w:before="0"/>
               <w:ind w:left="120"/>
             </w:pPr>
-            <w:hyperlink w:history="1" r:id="rIdddvgyhyrx9f4fj09s4b1u">
+            <w:hyperlink w:history="1" r:id="rIdxytxolfhxuphv-fgrdyu0">
               <w:r>
                 <w:rPr>
                   <w:rFonts w:ascii="Arial" w:cs="Arial" w:eastAsia="Arial" w:hAnsi="Arial"/>
@@ -15604,7 +15604,7 @@
             <w:pPr>
               <w:spacing w:after="20" w:before="0"/>
             </w:pPr>
-            <w:hyperlink w:history="1" r:id="rIdjhjbyutldfruju9rnsn5u">
+            <w:hyperlink w:history="1" r:id="rIdyza3kx0adlhzdwtns8yjy">
               <w:r>
                 <w:rPr>
                   <w:rFonts w:ascii="Arial" w:cs="Arial" w:eastAsia="Arial" w:hAnsi="Arial"/>
@@ -15637,7 +15637,7 @@
               <w:spacing w:after="10" w:before="0"/>
               <w:ind w:left="120"/>
             </w:pPr>
-            <w:hyperlink w:history="1" r:id="rIdgjsdasuxyfqxcl0ckanj_">
+            <w:hyperlink w:history="1" r:id="rIdm9cludm6nufrgec5n2dx4">
               <w:r>
                 <w:rPr>
                   <w:rFonts w:ascii="Arial" w:cs="Arial" w:eastAsia="Arial" w:hAnsi="Arial"/>
@@ -15832,7 +15832,7 @@
             <w:pPr>
               <w:spacing w:after="20" w:before="0"/>
             </w:pPr>
-            <w:hyperlink w:history="1" r:id="rId7qhjkaw6kpejvulkjrg-2">
+            <w:hyperlink w:history="1" r:id="rIdpkdnd_8drnktv0qetyn4t">
               <w:r>
                 <w:rPr>
                   <w:rFonts w:ascii="Arial" w:cs="Arial" w:eastAsia="Arial" w:hAnsi="Arial"/>
@@ -15865,7 +15865,7 @@
               <w:spacing w:after="10" w:before="0"/>
               <w:ind w:left="120"/>
             </w:pPr>
-            <w:hyperlink w:history="1" r:id="rIdkkonpncmajlol1vo7zxh6">
+            <w:hyperlink w:history="1" r:id="rIdu7arbg6duxoqnqvmnbnlz">
               <w:r>
                 <w:rPr>
                   <w:rFonts w:ascii="Arial" w:cs="Arial" w:eastAsia="Arial" w:hAnsi="Arial"/>
@@ -15910,7 +15910,7 @@
             <w:pPr>
               <w:spacing w:after="20" w:before="0"/>
             </w:pPr>
-            <w:hyperlink w:history="1" r:id="rIdkemj-nfd3eseia0vuovmn">
+            <w:hyperlink w:history="1" r:id="rIdrgcpfvbmo8xg_k9ixka7w">
               <w:r>
                 <w:rPr>
                   <w:rFonts w:ascii="Arial" w:cs="Arial" w:eastAsia="Arial" w:hAnsi="Arial"/>
@@ -15959,7 +15959,7 @@
               <w:spacing w:after="10" w:before="0"/>
               <w:ind w:left="120"/>
             </w:pPr>
-            <w:hyperlink w:history="1" r:id="rIdrb3vmyrry1ie7lqj0zvxh">
+            <w:hyperlink w:history="1" r:id="rIdwxj8rro7ygwaynujhzufl">
               <w:r>
                 <w:rPr>
                   <w:rFonts w:ascii="Arial" w:cs="Arial" w:eastAsia="Arial" w:hAnsi="Arial"/>
@@ -16154,7 +16154,7 @@
             <w:pPr>
               <w:spacing w:after="20" w:before="0"/>
             </w:pPr>
-            <w:hyperlink w:history="1" r:id="rIdtmezb-1pzys9dpibghrht">
+            <w:hyperlink w:history="1" r:id="rIdrid6nmxwofynzkb1lwdmm">
               <w:r>
                 <w:rPr>
                   <w:rFonts w:ascii="Arial" w:cs="Arial" w:eastAsia="Arial" w:hAnsi="Arial"/>
@@ -16187,7 +16187,7 @@
               <w:spacing w:after="10" w:before="0"/>
               <w:ind w:left="120"/>
             </w:pPr>
-            <w:hyperlink w:history="1" r:id="rIdl5qjzq-o-esgqdojggy8e">
+            <w:hyperlink w:history="1" r:id="rIdzfojtst6ea7nstgi2htf4">
               <w:r>
                 <w:rPr>
                   <w:rFonts w:ascii="Arial" w:cs="Arial" w:eastAsia="Arial" w:hAnsi="Arial"/>
@@ -16232,7 +16232,7 @@
             <w:pPr>
               <w:spacing w:after="20" w:before="0"/>
             </w:pPr>
-            <w:hyperlink w:history="1" r:id="rId2cj7hxjpzaemb2shmarvh">
+            <w:hyperlink w:history="1" r:id="rId1pgb9w4evpvqqzf9ctu_6">
               <w:r>
                 <w:rPr>
                   <w:rFonts w:ascii="Arial" w:cs="Arial" w:eastAsia="Arial" w:hAnsi="Arial"/>
@@ -16281,7 +16281,7 @@
               <w:spacing w:after="10" w:before="0"/>
               <w:ind w:left="120"/>
             </w:pPr>
-            <w:hyperlink w:history="1" r:id="rId5i4kg_eh_qazwlo0ae5eh">
+            <w:hyperlink w:history="1" r:id="rIddhqjkdanz2wn4san3pk1b">
               <w:r>
                 <w:rPr>
                   <w:rFonts w:ascii="Arial" w:cs="Arial" w:eastAsia="Arial" w:hAnsi="Arial"/>
@@ -16476,7 +16476,7 @@
             <w:pPr>
               <w:spacing w:after="20" w:before="0"/>
             </w:pPr>
-            <w:hyperlink w:history="1" r:id="rIdij7ellokxs4s12xq5_aj6">
+            <w:hyperlink w:history="1" r:id="rIdjjua-gaegpz3rc3pezowg">
               <w:r>
                 <w:rPr>
                   <w:rFonts w:ascii="Arial" w:cs="Arial" w:eastAsia="Arial" w:hAnsi="Arial"/>
@@ -16525,7 +16525,7 @@
               <w:spacing w:after="10" w:before="0"/>
               <w:ind w:left="120"/>
             </w:pPr>
-            <w:hyperlink w:history="1" r:id="rIdpnykcsj2phrmckn1v40om">
+            <w:hyperlink w:history="1" r:id="rIdxq_afo4zlotgfeq7ja6zg">
               <w:r>
                 <w:rPr>
                   <w:rFonts w:ascii="Arial" w:cs="Arial" w:eastAsia="Arial" w:hAnsi="Arial"/>
@@ -16570,7 +16570,7 @@
             <w:pPr>
               <w:spacing w:after="20" w:before="0"/>
             </w:pPr>
-            <w:hyperlink w:history="1" r:id="rId-zfqgn1pu1ivdop8sfclq">
+            <w:hyperlink w:history="1" r:id="rIdcpucq-f3k1zgthk2r30fb">
               <w:r>
                 <w:rPr>
                   <w:rFonts w:ascii="Arial" w:cs="Arial" w:eastAsia="Arial" w:hAnsi="Arial"/>
@@ -16619,7 +16619,7 @@
               <w:spacing w:after="10" w:before="0"/>
               <w:ind w:left="120"/>
             </w:pPr>
-            <w:hyperlink w:history="1" r:id="rIdxigzpyzrsjr1yzhqk7uwp">
+            <w:hyperlink w:history="1" r:id="rIdrux9ujcbur86a0pzc3jhd">
               <w:r>
                 <w:rPr>
                   <w:rFonts w:ascii="Arial" w:cs="Arial" w:eastAsia="Arial" w:hAnsi="Arial"/>
@@ -17131,7 +17131,7 @@
         </w:rPr>
         <w:t xml:space="preserve">© 2026 SeaVuria and ARES. Aligned with KICD objectives. Developed by SeaVuria; technical implementation by ARES (with AI assistance from Claude). Licensed under </w:t>
       </w:r>
-      <w:hyperlink w:history="1" r:id="rId5gzatrmzhvx-wgfljm93_">
+      <w:hyperlink w:history="1" r:id="rIdnbq91zebkiwzkuvfovdqc">
         <w:r>
           <w:rPr>
             <w:rFonts w:ascii="Arial" w:cs="Arial" w:eastAsia="Arial" w:hAnsi="Arial"/>
@@ -17152,7 +17152,7 @@
         </w:rPr>
         <w:t xml:space="preserve"> (</w:t>
       </w:r>
-      <w:hyperlink w:history="1" r:id="rIdieohmb3ll6jcdadhhqws9">
+      <w:hyperlink w:history="1" r:id="rIdn7b-ea4jto0je9w-drpic">
         <w:r>
           <w:rPr>
             <w:rFonts w:ascii="Arial" w:cs="Arial" w:eastAsia="Arial" w:hAnsi="Arial"/>
@@ -18165,7 +18165,7 @@
             <w:pPr>
               <w:spacing w:after="20" w:before="0"/>
             </w:pPr>
-            <w:hyperlink w:history="1" r:id="rIdfeg04ug7-cjhmw-mai7nb">
+            <w:hyperlink w:history="1" r:id="rIdeagsuvymnq_kmpizjp3xq">
               <w:r>
                 <w:rPr>
                   <w:rFonts w:ascii="Arial" w:cs="Arial" w:eastAsia="Arial" w:hAnsi="Arial"/>
@@ -18198,7 +18198,7 @@
               <w:spacing w:after="10" w:before="0"/>
               <w:ind w:left="120"/>
             </w:pPr>
-            <w:hyperlink w:history="1" r:id="rIdooiy-ibtsc2lzn15t3oow">
+            <w:hyperlink w:history="1" r:id="rIdic87liyqwng-w0l_a2k39">
               <w:r>
                 <w:rPr>
                   <w:rFonts w:ascii="Arial" w:cs="Arial" w:eastAsia="Arial" w:hAnsi="Arial"/>
@@ -18260,7 +18260,7 @@
               <w:spacing w:after="10" w:before="0"/>
               <w:ind w:left="120"/>
             </w:pPr>
-            <w:hyperlink w:history="1" r:id="rIdjiqas2tljlmol2ku97luq">
+            <w:hyperlink w:history="1" r:id="rIdetxxibece_vkxsynohs22">
               <w:r>
                 <w:rPr>
                   <w:rFonts w:ascii="Arial" w:cs="Arial" w:eastAsia="Arial" w:hAnsi="Arial"/>
@@ -18470,7 +18470,7 @@
             <w:pPr>
               <w:spacing w:after="20" w:before="0"/>
             </w:pPr>
-            <w:hyperlink w:history="1" r:id="rIdmrvrgs9j_p9agjqpykj8p">
+            <w:hyperlink w:history="1" r:id="rIdoi_s8jw2jj9tmwswdgnr4">
               <w:r>
                 <w:rPr>
                   <w:rFonts w:ascii="Arial" w:cs="Arial" w:eastAsia="Arial" w:hAnsi="Arial"/>
@@ -18503,7 +18503,7 @@
               <w:spacing w:after="10" w:before="0"/>
               <w:ind w:left="120"/>
             </w:pPr>
-            <w:hyperlink w:history="1" r:id="rIdmoe6q0zwkmysapalq0trn">
+            <w:hyperlink w:history="1" r:id="rIdy3f0ee7v_ho2fznff-pbi">
               <w:r>
                 <w:rPr>
                   <w:rFonts w:ascii="Arial" w:cs="Arial" w:eastAsia="Arial" w:hAnsi="Arial"/>
@@ -18565,7 +18565,7 @@
               <w:spacing w:after="10" w:before="0"/>
               <w:ind w:left="120"/>
             </w:pPr>
-            <w:hyperlink w:history="1" r:id="rIdmoor0m-7d1yovoeaozdjs">
+            <w:hyperlink w:history="1" r:id="rIdjsyhoxe7ccf3bcmzc8idu">
               <w:r>
                 <w:rPr>
                   <w:rFonts w:ascii="Arial" w:cs="Arial" w:eastAsia="Arial" w:hAnsi="Arial"/>
@@ -18775,7 +18775,7 @@
             <w:pPr>
               <w:spacing w:after="20" w:before="0"/>
             </w:pPr>
-            <w:hyperlink w:history="1" r:id="rIdlyadluk08uee0voyjbzyk">
+            <w:hyperlink w:history="1" r:id="rId2o9-ev5pnp564dyuuydz1">
               <w:r>
                 <w:rPr>
                   <w:rFonts w:ascii="Arial" w:cs="Arial" w:eastAsia="Arial" w:hAnsi="Arial"/>
@@ -18824,7 +18824,7 @@
               <w:spacing w:after="10" w:before="0"/>
               <w:ind w:left="120"/>
             </w:pPr>
-            <w:hyperlink w:history="1" r:id="rIdxxdwql0s3u0um7rklymvj">
+            <w:hyperlink w:history="1" r:id="rIdakknfmhq7-j8nrgnqumxv">
               <w:r>
                 <w:rPr>
                   <w:rFonts w:ascii="Arial" w:cs="Arial" w:eastAsia="Arial" w:hAnsi="Arial"/>
@@ -18886,7 +18886,7 @@
               <w:spacing w:after="10" w:before="0"/>
               <w:ind w:left="120"/>
             </w:pPr>
-            <w:hyperlink w:history="1" r:id="rIdpssj3oa9obukn9nuazz5g">
+            <w:hyperlink w:history="1" r:id="rId5-qqbfwhfelxvqqqogkv9">
               <w:r>
                 <w:rPr>
                   <w:rFonts w:ascii="Arial" w:cs="Arial" w:eastAsia="Arial" w:hAnsi="Arial"/>
@@ -19096,7 +19096,7 @@
             <w:pPr>
               <w:spacing w:after="20" w:before="0"/>
             </w:pPr>
-            <w:hyperlink w:history="1" r:id="rIdy_icmwff9fiwxojas_0q0">
+            <w:hyperlink w:history="1" r:id="rIdput8wojrjpmla19mhpvia">
               <w:r>
                 <w:rPr>
                   <w:rFonts w:ascii="Arial" w:cs="Arial" w:eastAsia="Arial" w:hAnsi="Arial"/>
@@ -19145,7 +19145,7 @@
               <w:spacing w:after="10" w:before="0"/>
               <w:ind w:left="120"/>
             </w:pPr>
-            <w:hyperlink w:history="1" r:id="rIdawl24xewiurs0oeqzhqvf">
+            <w:hyperlink w:history="1" r:id="rId6zqy4qtt_z8yrzhzmabjd">
               <w:r>
                 <w:rPr>
                   <w:rFonts w:ascii="Arial" w:cs="Arial" w:eastAsia="Arial" w:hAnsi="Arial"/>
@@ -19207,7 +19207,7 @@
               <w:spacing w:after="10" w:before="0"/>
               <w:ind w:left="120"/>
             </w:pPr>
-            <w:hyperlink w:history="1" r:id="rIdjj8mqx8dhhmbepp0vjbgi">
+            <w:hyperlink w:history="1" r:id="rIdllju8euez1lpcpg0un2pu">
               <w:r>
                 <w:rPr>
                   <w:rFonts w:ascii="Arial" w:cs="Arial" w:eastAsia="Arial" w:hAnsi="Arial"/>
@@ -19417,7 +19417,7 @@
             <w:pPr>
               <w:spacing w:after="20" w:before="0"/>
             </w:pPr>
-            <w:hyperlink w:history="1" r:id="rIdei1zcgwtsxdor1n5wvx86">
+            <w:hyperlink w:history="1" r:id="rIdllup2oficgvm94oduwvpk">
               <w:r>
                 <w:rPr>
                   <w:rFonts w:ascii="Arial" w:cs="Arial" w:eastAsia="Arial" w:hAnsi="Arial"/>
@@ -19466,7 +19466,7 @@
               <w:spacing w:after="10" w:before="0"/>
               <w:ind w:left="120"/>
             </w:pPr>
-            <w:hyperlink w:history="1" r:id="rIdmr3ics-fzey7napbclck_">
+            <w:hyperlink w:history="1" r:id="rIdugopkqrozxku2qfrak_id">
               <w:r>
                 <w:rPr>
                   <w:rFonts w:ascii="Arial" w:cs="Arial" w:eastAsia="Arial" w:hAnsi="Arial"/>
@@ -19528,7 +19528,7 @@
               <w:spacing w:after="10" w:before="0"/>
               <w:ind w:left="120"/>
             </w:pPr>
-            <w:hyperlink w:history="1" r:id="rIdv2vieij3rbs7pgjczhxv3">
+            <w:hyperlink w:history="1" r:id="rIdshkzne-uyp_eeiocsfwwd">
               <w:r>
                 <w:rPr>
                   <w:rFonts w:ascii="Arial" w:cs="Arial" w:eastAsia="Arial" w:hAnsi="Arial"/>
@@ -20150,7 +20150,7 @@
         </w:rPr>
         <w:t xml:space="preserve">© 2026 SeaVuria and ARES. Aligned with KICD objectives. Developed by SeaVuria; technical implementation by ARES (with AI assistance from Claude). Licensed under </w:t>
       </w:r>
-      <w:hyperlink w:history="1" r:id="rIdov6h7i57l9abrruysxuo2">
+      <w:hyperlink w:history="1" r:id="rIdnwzbwvd8mla238g2csxik">
         <w:r>
           <w:rPr>
             <w:rFonts w:ascii="Arial" w:cs="Arial" w:eastAsia="Arial" w:hAnsi="Arial"/>
@@ -20171,7 +20171,7 @@
         </w:rPr>
         <w:t xml:space="preserve"> (</w:t>
       </w:r>
-      <w:hyperlink w:history="1" r:id="rId66zaz8ebwvhtm7gg5m7fc">
+      <w:hyperlink w:history="1" r:id="rIdrainsfbp05nleakgqddyb">
         <w:r>
           <w:rPr>
             <w:rFonts w:ascii="Arial" w:cs="Arial" w:eastAsia="Arial" w:hAnsi="Arial"/>
@@ -21184,7 +21184,7 @@
             <w:pPr>
               <w:spacing w:after="20" w:before="0"/>
             </w:pPr>
-            <w:hyperlink w:history="1" r:id="rIdvol_oa9ywoxdzhlhsndh3">
+            <w:hyperlink w:history="1" r:id="rIdupdjomniq3d69v8mncftf">
               <w:r>
                 <w:rPr>
                   <w:rFonts w:ascii="Arial" w:cs="Arial" w:eastAsia="Arial" w:hAnsi="Arial"/>
@@ -21217,7 +21217,7 @@
               <w:spacing w:after="10" w:before="0"/>
               <w:ind w:left="120"/>
             </w:pPr>
-            <w:hyperlink w:history="1" r:id="rIdyym7ftxt0ykt8t1h5tvgq">
+            <w:hyperlink w:history="1" r:id="rId_ki52ljzujnn59s0ftu_g">
               <w:r>
                 <w:rPr>
                   <w:rFonts w:ascii="Arial" w:cs="Arial" w:eastAsia="Arial" w:hAnsi="Arial"/>
@@ -21262,7 +21262,7 @@
             <w:pPr>
               <w:spacing w:after="20" w:before="0"/>
             </w:pPr>
-            <w:hyperlink w:history="1" r:id="rIdij36ocbce_ndhnsnzqmwm">
+            <w:hyperlink w:history="1" r:id="rIdh7q32tz9sfbnepey_goxt">
               <w:r>
                 <w:rPr>
                   <w:rFonts w:ascii="Arial" w:cs="Arial" w:eastAsia="Arial" w:hAnsi="Arial"/>
@@ -21295,7 +21295,7 @@
               <w:spacing w:after="10" w:before="0"/>
               <w:ind w:left="120"/>
             </w:pPr>
-            <w:hyperlink w:history="1" r:id="rIdo2egjcjinkbrvglq0_ibs">
+            <w:hyperlink w:history="1" r:id="rIdlj7f2opp_umek9bvaeo_-">
               <w:r>
                 <w:rPr>
                   <w:rFonts w:ascii="Arial" w:cs="Arial" w:eastAsia="Arial" w:hAnsi="Arial"/>
@@ -21490,7 +21490,7 @@
             <w:pPr>
               <w:spacing w:after="20" w:before="0"/>
             </w:pPr>
-            <w:hyperlink w:history="1" r:id="rIdmef3hjen6ptumviuc1qky">
+            <w:hyperlink w:history="1" r:id="rIdiwi6ute80yyzkot56er10">
               <w:r>
                 <w:rPr>
                   <w:rFonts w:ascii="Arial" w:cs="Arial" w:eastAsia="Arial" w:hAnsi="Arial"/>
@@ -21523,7 +21523,7 @@
               <w:spacing w:after="10" w:before="0"/>
               <w:ind w:left="120"/>
             </w:pPr>
-            <w:hyperlink w:history="1" r:id="rId3vvnyrwbfqy1jtcgu9zcf">
+            <w:hyperlink w:history="1" r:id="rIdmpvaozksxtpcwn4rzlaug">
               <w:r>
                 <w:rPr>
                   <w:rFonts w:ascii="Arial" w:cs="Arial" w:eastAsia="Arial" w:hAnsi="Arial"/>
@@ -21568,7 +21568,7 @@
             <w:pPr>
               <w:spacing w:after="20" w:before="0"/>
             </w:pPr>
-            <w:hyperlink w:history="1" r:id="rIdr6cvrfhvzzipuauexvupj">
+            <w:hyperlink w:history="1" r:id="rIdj21wwqcqgl9e7zldjdorv">
               <w:r>
                 <w:rPr>
                   <w:rFonts w:ascii="Arial" w:cs="Arial" w:eastAsia="Arial" w:hAnsi="Arial"/>
@@ -21601,7 +21601,7 @@
               <w:spacing w:after="10" w:before="0"/>
               <w:ind w:left="120"/>
             </w:pPr>
-            <w:hyperlink w:history="1" r:id="rIdqcjfksyugj8tm9veqxt7y">
+            <w:hyperlink w:history="1" r:id="rIdb1v5_n2nym0cux4i2djok">
               <w:r>
                 <w:rPr>
                   <w:rFonts w:ascii="Arial" w:cs="Arial" w:eastAsia="Arial" w:hAnsi="Arial"/>
@@ -21796,7 +21796,7 @@
             <w:pPr>
               <w:spacing w:after="20" w:before="0"/>
             </w:pPr>
-            <w:hyperlink w:history="1" r:id="rIdlmznxism7umnzlw47aa3f">
+            <w:hyperlink w:history="1" r:id="rIdt4o3doan5aofkcshk5zjv">
               <w:r>
                 <w:rPr>
                   <w:rFonts w:ascii="Arial" w:cs="Arial" w:eastAsia="Arial" w:hAnsi="Arial"/>
@@ -21829,7 +21829,7 @@
               <w:spacing w:after="10" w:before="0"/>
               <w:ind w:left="120"/>
             </w:pPr>
-            <w:hyperlink w:history="1" r:id="rIdvxa58ugyz4zjokyi7a7vk">
+            <w:hyperlink w:history="1" r:id="rIds3idkpnasvenfc9ruswig">
               <w:r>
                 <w:rPr>
                   <w:rFonts w:ascii="Arial" w:cs="Arial" w:eastAsia="Arial" w:hAnsi="Arial"/>
@@ -21874,7 +21874,7 @@
             <w:pPr>
               <w:spacing w:after="20" w:before="0"/>
             </w:pPr>
-            <w:hyperlink w:history="1" r:id="rIdl8tslijwww5ppvcab8k2w">
+            <w:hyperlink w:history="1" r:id="rIdfrg9-a2bybdu05emdvolc">
               <w:r>
                 <w:rPr>
                   <w:rFonts w:ascii="Arial" w:cs="Arial" w:eastAsia="Arial" w:hAnsi="Arial"/>
@@ -21923,7 +21923,7 @@
               <w:spacing w:after="10" w:before="0"/>
               <w:ind w:left="120"/>
             </w:pPr>
-            <w:hyperlink w:history="1" r:id="rIdwfsefyecnyha2x5askda_">
+            <w:hyperlink w:history="1" r:id="rIdaz741-jogwiyjzbvhmxvs">
               <w:r>
                 <w:rPr>
                   <w:rFonts w:ascii="Arial" w:cs="Arial" w:eastAsia="Arial" w:hAnsi="Arial"/>
@@ -22118,7 +22118,7 @@
             <w:pPr>
               <w:spacing w:after="20" w:before="0"/>
             </w:pPr>
-            <w:hyperlink w:history="1" r:id="rIdn18rh_e4btkiefdexy5w1">
+            <w:hyperlink w:history="1" r:id="rId1rigmy5-oeuywgjzd_61h">
               <w:r>
                 <w:rPr>
                   <w:rFonts w:ascii="Arial" w:cs="Arial" w:eastAsia="Arial" w:hAnsi="Arial"/>
@@ -22151,7 +22151,7 @@
               <w:spacing w:after="10" w:before="0"/>
               <w:ind w:left="120"/>
             </w:pPr>
-            <w:hyperlink w:history="1" r:id="rIdbxjwu-rxklnlbhnvcr_-b">
+            <w:hyperlink w:history="1" r:id="rIdum6kxopgd1cv88dvrcqz_">
               <w:r>
                 <w:rPr>
                   <w:rFonts w:ascii="Arial" w:cs="Arial" w:eastAsia="Arial" w:hAnsi="Arial"/>
@@ -22196,7 +22196,7 @@
             <w:pPr>
               <w:spacing w:after="20" w:before="0"/>
             </w:pPr>
-            <w:hyperlink w:history="1" r:id="rIdayunuuuoelf6gugz8kxvw">
+            <w:hyperlink w:history="1" r:id="rIdcumtbjjjez5zjrbpblluk">
               <w:r>
                 <w:rPr>
                   <w:rFonts w:ascii="Arial" w:cs="Arial" w:eastAsia="Arial" w:hAnsi="Arial"/>
@@ -22229,7 +22229,7 @@
               <w:spacing w:after="10" w:before="0"/>
               <w:ind w:left="120"/>
             </w:pPr>
-            <w:hyperlink w:history="1" r:id="rIdqbxdkior0h63upkpjn8cj">
+            <w:hyperlink w:history="1" r:id="rIdkde7isr2aeoyyuv8rjm54">
               <w:r>
                 <w:rPr>
                   <w:rFonts w:ascii="Arial" w:cs="Arial" w:eastAsia="Arial" w:hAnsi="Arial"/>
@@ -22424,7 +22424,7 @@
             <w:pPr>
               <w:spacing w:after="20" w:before="0"/>
             </w:pPr>
-            <w:hyperlink w:history="1" r:id="rId5jrpimyfdozh7yxjtjjtz">
+            <w:hyperlink w:history="1" r:id="rIdwa9gh6mrxnvp5eudnwf2v">
               <w:r>
                 <w:rPr>
                   <w:rFonts w:ascii="Arial" w:cs="Arial" w:eastAsia="Arial" w:hAnsi="Arial"/>
@@ -22473,7 +22473,7 @@
               <w:spacing w:after="10" w:before="0"/>
               <w:ind w:left="120"/>
             </w:pPr>
-            <w:hyperlink w:history="1" r:id="rId0fnmmibtipo_kfydxijss">
+            <w:hyperlink w:history="1" r:id="rIdomgar0mcgt3k_x1ya4hi7">
               <w:r>
                 <w:rPr>
                   <w:rFonts w:ascii="Arial" w:cs="Arial" w:eastAsia="Arial" w:hAnsi="Arial"/>
@@ -22518,7 +22518,7 @@
             <w:pPr>
               <w:spacing w:after="20" w:before="0"/>
             </w:pPr>
-            <w:hyperlink w:history="1" r:id="rIdwtyshsc61a952ublq55hv">
+            <w:hyperlink w:history="1" r:id="rIdpz7oqkcukofkgq53idtrw">
               <w:r>
                 <w:rPr>
                   <w:rFonts w:ascii="Arial" w:cs="Arial" w:eastAsia="Arial" w:hAnsi="Arial"/>
@@ -22551,7 +22551,7 @@
               <w:spacing w:after="10" w:before="0"/>
               <w:ind w:left="120"/>
             </w:pPr>
-            <w:hyperlink w:history="1" r:id="rId0w2vkqerc35ndj5v49pmj">
+            <w:hyperlink w:history="1" r:id="rId7xgdkliictmtfewsogq6e">
               <w:r>
                 <w:rPr>
                   <w:rFonts w:ascii="Arial" w:cs="Arial" w:eastAsia="Arial" w:hAnsi="Arial"/>
@@ -23177,7 +23177,7 @@
         </w:rPr>
         <w:t xml:space="preserve">© 2026 SeaVuria and ARES. Aligned with KICD objectives. Developed by SeaVuria; technical implementation by ARES (with AI assistance from Claude). Licensed under </w:t>
       </w:r>
-      <w:hyperlink w:history="1" r:id="rIdosagnskjhcnzcemycrten">
+      <w:hyperlink w:history="1" r:id="rIdilkwswnuqisers9jlf6xo">
         <w:r>
           <w:rPr>
             <w:rFonts w:ascii="Arial" w:cs="Arial" w:eastAsia="Arial" w:hAnsi="Arial"/>
@@ -23198,7 +23198,7 @@
         </w:rPr>
         <w:t xml:space="preserve"> (</w:t>
       </w:r>
-      <w:hyperlink w:history="1" r:id="rIdxks1if4zffmuijcm1b1uc">
+      <w:hyperlink w:history="1" r:id="rIdigzb5xj0ispiukkd2es2g">
         <w:r>
           <w:rPr>
             <w:rFonts w:ascii="Arial" w:cs="Arial" w:eastAsia="Arial" w:hAnsi="Arial"/>
@@ -24211,7 +24211,7 @@
             <w:pPr>
               <w:spacing w:after="20" w:before="0"/>
             </w:pPr>
-            <w:hyperlink w:history="1" r:id="rIdbhphjjc-duyyldioszfun">
+            <w:hyperlink w:history="1" r:id="rId7xwrhkhkuwqtrxrfod25u">
               <w:r>
                 <w:rPr>
                   <w:rFonts w:ascii="Arial" w:cs="Arial" w:eastAsia="Arial" w:hAnsi="Arial"/>
@@ -24244,7 +24244,7 @@
               <w:spacing w:after="10" w:before="0"/>
               <w:ind w:left="120"/>
             </w:pPr>
-            <w:hyperlink w:history="1" r:id="rIdylaayv-ygpc7xftl7ztbs">
+            <w:hyperlink w:history="1" r:id="rIdjjywawfo5bbngytqkk7tk">
               <w:r>
                 <w:rPr>
                   <w:rFonts w:ascii="Arial" w:cs="Arial" w:eastAsia="Arial" w:hAnsi="Arial"/>
@@ -24289,7 +24289,7 @@
             <w:pPr>
               <w:spacing w:after="20" w:before="0"/>
             </w:pPr>
-            <w:hyperlink w:history="1" r:id="rIdmicsxo347ibksjs1kbeoy">
+            <w:hyperlink w:history="1" r:id="rIdxdayvgnpwli3vhwj-id7i">
               <w:r>
                 <w:rPr>
                   <w:rFonts w:ascii="Arial" w:cs="Arial" w:eastAsia="Arial" w:hAnsi="Arial"/>
@@ -24322,7 +24322,7 @@
               <w:spacing w:after="10" w:before="0"/>
               <w:ind w:left="120"/>
             </w:pPr>
-            <w:hyperlink w:history="1" r:id="rIdlnsbdyfzblxudd3fjw3xz">
+            <w:hyperlink w:history="1" r:id="rIdsywnrllsg6hohg6pwh3n3">
               <w:r>
                 <w:rPr>
                   <w:rFonts w:ascii="Arial" w:cs="Arial" w:eastAsia="Arial" w:hAnsi="Arial"/>
@@ -24517,7 +24517,7 @@
             <w:pPr>
               <w:spacing w:after="20" w:before="0"/>
             </w:pPr>
-            <w:hyperlink w:history="1" r:id="rIdae-arw5zu53wh4ozt6a5s">
+            <w:hyperlink w:history="1" r:id="rId9i4i8b2ch0vrihmn0vpek">
               <w:r>
                 <w:rPr>
                   <w:rFonts w:ascii="Arial" w:cs="Arial" w:eastAsia="Arial" w:hAnsi="Arial"/>
@@ -24550,7 +24550,7 @@
               <w:spacing w:after="10" w:before="0"/>
               <w:ind w:left="120"/>
             </w:pPr>
-            <w:hyperlink w:history="1" r:id="rIdbsz7khlh2ym5z2sn9ylza">
+            <w:hyperlink w:history="1" r:id="rIdlejjzksgsuf8s3nkdxi3r">
               <w:r>
                 <w:rPr>
                   <w:rFonts w:ascii="Arial" w:cs="Arial" w:eastAsia="Arial" w:hAnsi="Arial"/>
@@ -24595,7 +24595,7 @@
             <w:pPr>
               <w:spacing w:after="20" w:before="0"/>
             </w:pPr>
-            <w:hyperlink w:history="1" r:id="rIdxzqlgafw49bvyyxzwhddb">
+            <w:hyperlink w:history="1" r:id="rIdeal_kyxo0uoy8i5hbtpkx">
               <w:r>
                 <w:rPr>
                   <w:rFonts w:ascii="Arial" w:cs="Arial" w:eastAsia="Arial" w:hAnsi="Arial"/>
@@ -24628,7 +24628,7 @@
               <w:spacing w:after="10" w:before="0"/>
               <w:ind w:left="120"/>
             </w:pPr>
-            <w:hyperlink w:history="1" r:id="rIdxvxmmohd_03kgz_-u-y51">
+            <w:hyperlink w:history="1" r:id="rIdehryj7frx5xwdrd_3gcdx">
               <w:r>
                 <w:rPr>
                   <w:rFonts w:ascii="Arial" w:cs="Arial" w:eastAsia="Arial" w:hAnsi="Arial"/>
@@ -24823,7 +24823,7 @@
             <w:pPr>
               <w:spacing w:after="20" w:before="0"/>
             </w:pPr>
-            <w:hyperlink w:history="1" r:id="rIdvfd-p51dszwdrudyqix05">
+            <w:hyperlink w:history="1" r:id="rIdypsw1yeapvvw5_q3s8map">
               <w:r>
                 <w:rPr>
                   <w:rFonts w:ascii="Arial" w:cs="Arial" w:eastAsia="Arial" w:hAnsi="Arial"/>
@@ -24856,7 +24856,7 @@
               <w:spacing w:after="10" w:before="0"/>
               <w:ind w:left="120"/>
             </w:pPr>
-            <w:hyperlink w:history="1" r:id="rIdvtmnnqbmkyhxi1inhmd2o">
+            <w:hyperlink w:history="1" r:id="rIducuzrtajjges3_rjjgilq">
               <w:r>
                 <w:rPr>
                   <w:rFonts w:ascii="Arial" w:cs="Arial" w:eastAsia="Arial" w:hAnsi="Arial"/>
@@ -24901,7 +24901,7 @@
             <w:pPr>
               <w:spacing w:after="20" w:before="0"/>
             </w:pPr>
-            <w:hyperlink w:history="1" r:id="rIdeo5xrh9c98cfd0rjjg1bn">
+            <w:hyperlink w:history="1" r:id="rIdabpjrqbr6ur_z0cexwnh1">
               <w:r>
                 <w:rPr>
                   <w:rFonts w:ascii="Arial" w:cs="Arial" w:eastAsia="Arial" w:hAnsi="Arial"/>
@@ -24934,7 +24934,7 @@
               <w:spacing w:after="10" w:before="0"/>
               <w:ind w:left="120"/>
             </w:pPr>
-            <w:hyperlink w:history="1" r:id="rId1npqvzgyopb1gzh3wl_ec">
+            <w:hyperlink w:history="1" r:id="rIdh83ktjmwjcjvzm6fjpk_d">
               <w:r>
                 <w:rPr>
                   <w:rFonts w:ascii="Arial" w:cs="Arial" w:eastAsia="Arial" w:hAnsi="Arial"/>
@@ -25129,7 +25129,7 @@
             <w:pPr>
               <w:spacing w:after="20" w:before="0"/>
             </w:pPr>
-            <w:hyperlink w:history="1" r:id="rIdltjae8pxfcxwwnmr5wjrm">
+            <w:hyperlink w:history="1" r:id="rIdxw1-fajh14vekshtkqklk">
               <w:r>
                 <w:rPr>
                   <w:rFonts w:ascii="Arial" w:cs="Arial" w:eastAsia="Arial" w:hAnsi="Arial"/>
@@ -25162,7 +25162,7 @@
               <w:spacing w:after="10" w:before="0"/>
               <w:ind w:left="120"/>
             </w:pPr>
-            <w:hyperlink w:history="1" r:id="rIdpfuocwdyvt_6o7vs0yh97">
+            <w:hyperlink w:history="1" r:id="rIdxzwbp5dg-6fryf2cqeozh">
               <w:r>
                 <w:rPr>
                   <w:rFonts w:ascii="Arial" w:cs="Arial" w:eastAsia="Arial" w:hAnsi="Arial"/>
@@ -25207,7 +25207,7 @@
             <w:pPr>
               <w:spacing w:after="20" w:before="0"/>
             </w:pPr>
-            <w:hyperlink w:history="1" r:id="rIdv_wtqpuy8u4gts7n9lyov">
+            <w:hyperlink w:history="1" r:id="rIdfhilrolub49cpqx9sszdo">
               <w:r>
                 <w:rPr>
                   <w:rFonts w:ascii="Arial" w:cs="Arial" w:eastAsia="Arial" w:hAnsi="Arial"/>
@@ -25240,7 +25240,7 @@
               <w:spacing w:after="10" w:before="0"/>
               <w:ind w:left="120"/>
             </w:pPr>
-            <w:hyperlink w:history="1" r:id="rIdfxi92f2uiapo3h8381hko">
+            <w:hyperlink w:history="1" r:id="rIdkbebyesfekp2dashmtltg">
               <w:r>
                 <w:rPr>
                   <w:rFonts w:ascii="Arial" w:cs="Arial" w:eastAsia="Arial" w:hAnsi="Arial"/>
@@ -25435,7 +25435,7 @@
             <w:pPr>
               <w:spacing w:after="20" w:before="0"/>
             </w:pPr>
-            <w:hyperlink w:history="1" r:id="rId7vjnnzp_k9txrekkab8b5">
+            <w:hyperlink w:history="1" r:id="rIdhrb_wg60zfgt4xka5xq19">
               <w:r>
                 <w:rPr>
                   <w:rFonts w:ascii="Arial" w:cs="Arial" w:eastAsia="Arial" w:hAnsi="Arial"/>
@@ -25484,7 +25484,7 @@
               <w:spacing w:after="10" w:before="0"/>
               <w:ind w:left="120"/>
             </w:pPr>
-            <w:hyperlink w:history="1" r:id="rIdwnwt4c9olw5ajjw4q7gxm">
+            <w:hyperlink w:history="1" r:id="rId-cz1k1yu8ijyzdtsivyfe">
               <w:r>
                 <w:rPr>
                   <w:rFonts w:ascii="Arial" w:cs="Arial" w:eastAsia="Arial" w:hAnsi="Arial"/>
@@ -25529,7 +25529,7 @@
             <w:pPr>
               <w:spacing w:after="20" w:before="0"/>
             </w:pPr>
-            <w:hyperlink w:history="1" r:id="rIdor8jhtgfjay93zkyk4vbn">
+            <w:hyperlink w:history="1" r:id="rIdypudcbaejf8_c4d1xnbvx">
               <w:r>
                 <w:rPr>
                   <w:rFonts w:ascii="Arial" w:cs="Arial" w:eastAsia="Arial" w:hAnsi="Arial"/>
@@ -25562,7 +25562,7 @@
               <w:spacing w:after="10" w:before="0"/>
               <w:ind w:left="120"/>
             </w:pPr>
-            <w:hyperlink w:history="1" r:id="rIdnhelh9jxit5usbkhtdpwb">
+            <w:hyperlink w:history="1" r:id="rIdyhliupm_vkbooqbj8b2pk">
               <w:r>
                 <w:rPr>
                   <w:rFonts w:ascii="Arial" w:cs="Arial" w:eastAsia="Arial" w:hAnsi="Arial"/>
@@ -26074,7 +26074,7 @@
         </w:rPr>
         <w:t xml:space="preserve">© 2026 SeaVuria and ARES. Aligned with KICD objectives. Developed by SeaVuria; technical implementation by ARES (with AI assistance from Claude). Licensed under </w:t>
       </w:r>
-      <w:hyperlink w:history="1" r:id="rId8ziuxaqx-y4zufyqw6m7s">
+      <w:hyperlink w:history="1" r:id="rIdwvbzra__ukca0-b_zre_g">
         <w:r>
           <w:rPr>
             <w:rFonts w:ascii="Arial" w:cs="Arial" w:eastAsia="Arial" w:hAnsi="Arial"/>
@@ -26095,7 +26095,7 @@
         </w:rPr>
         <w:t xml:space="preserve"> (</w:t>
       </w:r>
-      <w:hyperlink w:history="1" r:id="rIdvlwjytpohlo8ol97px4c4">
+      <w:hyperlink w:history="1" r:id="rIdffu5arcygiuuj2_rmyt4i">
         <w:r>
           <w:rPr>
             <w:rFonts w:ascii="Arial" w:cs="Arial" w:eastAsia="Arial" w:hAnsi="Arial"/>
@@ -27108,7 +27108,7 @@
             <w:pPr>
               <w:spacing w:after="20" w:before="0"/>
             </w:pPr>
-            <w:hyperlink w:history="1" r:id="rIdeulmqwj54rmdtn8ls9zkw">
+            <w:hyperlink w:history="1" r:id="rIdp2xff_uo4mgzgk7gxjaeb">
               <w:r>
                 <w:rPr>
                   <w:rFonts w:ascii="Arial" w:cs="Arial" w:eastAsia="Arial" w:hAnsi="Arial"/>
@@ -27141,7 +27141,7 @@
               <w:spacing w:after="10" w:before="0"/>
               <w:ind w:left="120"/>
             </w:pPr>
-            <w:hyperlink w:history="1" r:id="rIdvyyhqvuaujfjkvkzwxm00">
+            <w:hyperlink w:history="1" r:id="rIdntmiuomsl3v3dkncwcl1g">
               <w:r>
                 <w:rPr>
                   <w:rFonts w:ascii="Arial" w:cs="Arial" w:eastAsia="Arial" w:hAnsi="Arial"/>
@@ -27186,7 +27186,7 @@
             <w:pPr>
               <w:spacing w:after="20" w:before="0"/>
             </w:pPr>
-            <w:hyperlink w:history="1" r:id="rIdlboaj7w5-jyn9dl85s8ig">
+            <w:hyperlink w:history="1" r:id="rIdmovsdm_g1mklt4bbkptrk">
               <w:r>
                 <w:rPr>
                   <w:rFonts w:ascii="Arial" w:cs="Arial" w:eastAsia="Arial" w:hAnsi="Arial"/>
@@ -27219,7 +27219,7 @@
               <w:spacing w:after="10" w:before="0"/>
               <w:ind w:left="120"/>
             </w:pPr>
-            <w:hyperlink w:history="1" r:id="rId25nisuzir2aon3nso8_sj">
+            <w:hyperlink w:history="1" r:id="rIdbpjl-1knguc60tpnxdt6h">
               <w:r>
                 <w:rPr>
                   <w:rFonts w:ascii="Arial" w:cs="Arial" w:eastAsia="Arial" w:hAnsi="Arial"/>
@@ -27414,7 +27414,7 @@
             <w:pPr>
               <w:spacing w:after="20" w:before="0"/>
             </w:pPr>
-            <w:hyperlink w:history="1" r:id="rIdwv6fs9x2ds41n0pc_njeh">
+            <w:hyperlink w:history="1" r:id="rIdicx__siejo9e0nmj0ljvs">
               <w:r>
                 <w:rPr>
                   <w:rFonts w:ascii="Arial" w:cs="Arial" w:eastAsia="Arial" w:hAnsi="Arial"/>
@@ -27447,7 +27447,7 @@
               <w:spacing w:after="10" w:before="0"/>
               <w:ind w:left="120"/>
             </w:pPr>
-            <w:hyperlink w:history="1" r:id="rIdfmod11jmfjmsodldhjqoj">
+            <w:hyperlink w:history="1" r:id="rIdwasa5emtmvp7ypici7wqx">
               <w:r>
                 <w:rPr>
                   <w:rFonts w:ascii="Arial" w:cs="Arial" w:eastAsia="Arial" w:hAnsi="Arial"/>
@@ -27492,7 +27492,7 @@
             <w:pPr>
               <w:spacing w:after="20" w:before="0"/>
             </w:pPr>
-            <w:hyperlink w:history="1" r:id="rIdpxwvu8nqysprnchud0yxn">
+            <w:hyperlink w:history="1" r:id="rIdf6p1myzfvex2-xrcw6e_a">
               <w:r>
                 <w:rPr>
                   <w:rFonts w:ascii="Arial" w:cs="Arial" w:eastAsia="Arial" w:hAnsi="Arial"/>
@@ -27525,7 +27525,7 @@
               <w:spacing w:after="10" w:before="0"/>
               <w:ind w:left="120"/>
             </w:pPr>
-            <w:hyperlink w:history="1" r:id="rId3_i5zg3lgilwi51quq-tp">
+            <w:hyperlink w:history="1" r:id="rIdvmzpla19wawgku9w3s8yz">
               <w:r>
                 <w:rPr>
                   <w:rFonts w:ascii="Arial" w:cs="Arial" w:eastAsia="Arial" w:hAnsi="Arial"/>
@@ -27720,7 +27720,7 @@
             <w:pPr>
               <w:spacing w:after="20" w:before="0"/>
             </w:pPr>
-            <w:hyperlink w:history="1" r:id="rIdiv8fo8rt_zb1dmkax7fvm">
+            <w:hyperlink w:history="1" r:id="rIdoxgx_ymumymozo-p7oeue">
               <w:r>
                 <w:rPr>
                   <w:rFonts w:ascii="Arial" w:cs="Arial" w:eastAsia="Arial" w:hAnsi="Arial"/>
@@ -27753,7 +27753,7 @@
               <w:spacing w:after="10" w:before="0"/>
               <w:ind w:left="120"/>
             </w:pPr>
-            <w:hyperlink w:history="1" r:id="rIdac9a6z1r15ifcqmslchlw">
+            <w:hyperlink w:history="1" r:id="rIdsge4hai0qkqcifuafbjei">
               <w:r>
                 <w:rPr>
                   <w:rFonts w:ascii="Arial" w:cs="Arial" w:eastAsia="Arial" w:hAnsi="Arial"/>
@@ -27798,7 +27798,7 @@
             <w:pPr>
               <w:spacing w:after="20" w:before="0"/>
             </w:pPr>
-            <w:hyperlink w:history="1" r:id="rId3cjg_cyou790_kxpcwj-7">
+            <w:hyperlink w:history="1" r:id="rIdgc7woovw0alaiugcodklq">
               <w:r>
                 <w:rPr>
                   <w:rFonts w:ascii="Arial" w:cs="Arial" w:eastAsia="Arial" w:hAnsi="Arial"/>
@@ -27831,7 +27831,7 @@
               <w:spacing w:after="10" w:before="0"/>
               <w:ind w:left="120"/>
             </w:pPr>
-            <w:hyperlink w:history="1" r:id="rIdv7m5j5hl7p2hfy56dkrwo">
+            <w:hyperlink w:history="1" r:id="rIddor5nhfe0cvq1lqixx_ez">
               <w:r>
                 <w:rPr>
                   <w:rFonts w:ascii="Arial" w:cs="Arial" w:eastAsia="Arial" w:hAnsi="Arial"/>
@@ -28026,7 +28026,7 @@
             <w:pPr>
               <w:spacing w:after="20" w:before="0"/>
             </w:pPr>
-            <w:hyperlink w:history="1" r:id="rId6l6bvvplliqiwxnr4kue_">
+            <w:hyperlink w:history="1" r:id="rId0nrnrz3xmtut6ladldk5b">
               <w:r>
                 <w:rPr>
                   <w:rFonts w:ascii="Arial" w:cs="Arial" w:eastAsia="Arial" w:hAnsi="Arial"/>
@@ -28059,7 +28059,7 @@
               <w:spacing w:after="10" w:before="0"/>
               <w:ind w:left="120"/>
             </w:pPr>
-            <w:hyperlink w:history="1" r:id="rIdekffnedzsepko-tins66e">
+            <w:hyperlink w:history="1" r:id="rIdpslz7zb9izt2ynt3wfxuz">
               <w:r>
                 <w:rPr>
                   <w:rFonts w:ascii="Arial" w:cs="Arial" w:eastAsia="Arial" w:hAnsi="Arial"/>
@@ -28104,7 +28104,7 @@
             <w:pPr>
               <w:spacing w:after="20" w:before="0"/>
             </w:pPr>
-            <w:hyperlink w:history="1" r:id="rIdn44mpjfzq9vggwv8ralx5">
+            <w:hyperlink w:history="1" r:id="rIdnl3wwzd2pcupv66lzvebw">
               <w:r>
                 <w:rPr>
                   <w:rFonts w:ascii="Arial" w:cs="Arial" w:eastAsia="Arial" w:hAnsi="Arial"/>
@@ -28137,7 +28137,7 @@
               <w:spacing w:after="10" w:before="0"/>
               <w:ind w:left="120"/>
             </w:pPr>
-            <w:hyperlink w:history="1" r:id="rIdqy1xaejj9keca1b07mzws">
+            <w:hyperlink w:history="1" r:id="rId-whrnhxdm_yx_gibyhwku">
               <w:r>
                 <w:rPr>
                   <w:rFonts w:ascii="Arial" w:cs="Arial" w:eastAsia="Arial" w:hAnsi="Arial"/>
@@ -28332,7 +28332,7 @@
             <w:pPr>
               <w:spacing w:after="20" w:before="0"/>
             </w:pPr>
-            <w:hyperlink w:history="1" r:id="rIdipqrfk_n7ccaq9k24mgy3">
+            <w:hyperlink w:history="1" r:id="rIdsoyuxbis4e1w03vtsph05">
               <w:r>
                 <w:rPr>
                   <w:rFonts w:ascii="Arial" w:cs="Arial" w:eastAsia="Arial" w:hAnsi="Arial"/>
@@ -28365,7 +28365,7 @@
               <w:spacing w:after="10" w:before="0"/>
               <w:ind w:left="120"/>
             </w:pPr>
-            <w:hyperlink w:history="1" r:id="rIdswe5-bcz73z2jaqkmx9rn">
+            <w:hyperlink w:history="1" r:id="rIdwj2wpadglcxikouqffpv_">
               <w:r>
                 <w:rPr>
                   <w:rFonts w:ascii="Arial" w:cs="Arial" w:eastAsia="Arial" w:hAnsi="Arial"/>
@@ -28410,7 +28410,7 @@
             <w:pPr>
               <w:spacing w:after="20" w:before="0"/>
             </w:pPr>
-            <w:hyperlink w:history="1" r:id="rId9gyhlgz4hikldtfsh4rk8">
+            <w:hyperlink w:history="1" r:id="rId61dvckxjuv_vscaqwldjh">
               <w:r>
                 <w:rPr>
                   <w:rFonts w:ascii="Arial" w:cs="Arial" w:eastAsia="Arial" w:hAnsi="Arial"/>
@@ -28443,7 +28443,7 @@
               <w:spacing w:after="10" w:before="0"/>
               <w:ind w:left="120"/>
             </w:pPr>
-            <w:hyperlink w:history="1" r:id="rId9zeiahql0qvuawv4anowu">
+            <w:hyperlink w:history="1" r:id="rIdnza8ymaj40_hdf2io4ryb">
               <w:r>
                 <w:rPr>
                   <w:rFonts w:ascii="Arial" w:cs="Arial" w:eastAsia="Arial" w:hAnsi="Arial"/>
@@ -28955,7 +28955,7 @@
         </w:rPr>
         <w:t xml:space="preserve">© 2026 SeaVuria and ARES. Aligned with KICD objectives. Developed by SeaVuria; technical implementation by ARES (with AI assistance from Claude). Licensed under </w:t>
       </w:r>
-      <w:hyperlink w:history="1" r:id="rIdije6mbdalbzspu-smtyyw">
+      <w:hyperlink w:history="1" r:id="rIdesatdazwbx638pwl70pic">
         <w:r>
           <w:rPr>
             <w:rFonts w:ascii="Arial" w:cs="Arial" w:eastAsia="Arial" w:hAnsi="Arial"/>
@@ -28976,7 +28976,7 @@
         </w:rPr>
         <w:t xml:space="preserve"> (</w:t>
       </w:r>
-      <w:hyperlink w:history="1" r:id="rId9i_xvaivuuv6ebvax-qnk">
+      <w:hyperlink w:history="1" r:id="rIdhgmchfqol-hohm0d5kvfn">
         <w:r>
           <w:rPr>
             <w:rFonts w:ascii="Arial" w:cs="Arial" w:eastAsia="Arial" w:hAnsi="Arial"/>

--- a/data/outputs/v2/Chemistry/SS1.2_The_Atom/Chemistry_The_Atom_CBE_LessonSequence.docx
+++ b/data/outputs/v2/Chemistry/SS1.2_The_Atom/Chemistry_The_Atom_CBE_LessonSequence.docx
@@ -4,6 +4,7 @@
   <w:body>
     <w:p>
       <w:pPr>
+        <w:keepNext w:val="false"/>
         <w:spacing w:after="30" w:before="0"/>
         <w:jc w:val="center"/>
       </w:pPr>
@@ -23,6 +24,7 @@
     </w:p>
     <w:p>
       <w:pPr>
+        <w:keepNext w:val="false"/>
         <w:spacing w:after="60" w:before="0"/>
         <w:jc w:val="center"/>
       </w:pPr>
@@ -81,6 +83,7 @@
           </w:tcPr>
           <w:p>
             <w:pPr>
+              <w:keepNext w:val="false"/>
               <w:spacing w:after="40" w:before="0"/>
               <w:jc w:val="center"/>
             </w:pPr>
@@ -115,6 +118,7 @@
           </w:tcPr>
           <w:p>
             <w:pPr>
+              <w:keepNext w:val="false"/>
               <w:spacing w:after="40" w:before="0"/>
               <w:jc w:val="left"/>
             </w:pPr>
@@ -147,6 +151,7 @@
           </w:tcPr>
           <w:p>
             <w:pPr>
+              <w:keepNext w:val="false"/>
               <w:spacing w:after="40" w:before="0"/>
               <w:jc w:val="left"/>
             </w:pPr>
@@ -181,6 +186,7 @@
           </w:tcPr>
           <w:p>
             <w:pPr>
+              <w:keepNext w:val="false"/>
               <w:spacing w:after="40" w:before="0"/>
               <w:jc w:val="left"/>
             </w:pPr>
@@ -213,6 +219,7 @@
           </w:tcPr>
           <w:p>
             <w:pPr>
+              <w:keepNext w:val="false"/>
               <w:spacing w:after="40" w:before="0"/>
               <w:jc w:val="left"/>
             </w:pPr>
@@ -247,6 +254,7 @@
           </w:tcPr>
           <w:p>
             <w:pPr>
+              <w:keepNext w:val="false"/>
               <w:spacing w:after="40" w:before="0"/>
               <w:jc w:val="left"/>
             </w:pPr>
@@ -279,6 +287,7 @@
           </w:tcPr>
           <w:p>
             <w:pPr>
+              <w:keepNext w:val="false"/>
               <w:spacing w:after="40" w:before="0"/>
               <w:jc w:val="left"/>
             </w:pPr>
@@ -313,6 +322,7 @@
           </w:tcPr>
           <w:p>
             <w:pPr>
+              <w:keepNext w:val="false"/>
               <w:spacing w:after="40" w:before="0"/>
               <w:jc w:val="left"/>
             </w:pPr>
@@ -345,6 +355,7 @@
           </w:tcPr>
           <w:p>
             <w:pPr>
+              <w:keepNext w:val="false"/>
               <w:spacing w:after="40" w:before="0"/>
               <w:jc w:val="left"/>
             </w:pPr>
@@ -379,6 +390,7 @@
           </w:tcPr>
           <w:p>
             <w:pPr>
+              <w:keepNext w:val="false"/>
               <w:spacing w:after="40" w:before="0"/>
               <w:jc w:val="left"/>
             </w:pPr>
@@ -411,6 +423,7 @@
           </w:tcPr>
           <w:p>
             <w:pPr>
+              <w:keepNext w:val="false"/>
               <w:spacing w:after="40" w:before="0"/>
               <w:jc w:val="left"/>
             </w:pPr>
@@ -445,6 +458,7 @@
           </w:tcPr>
           <w:p>
             <w:pPr>
+              <w:keepNext w:val="false"/>
               <w:spacing w:after="40" w:before="0"/>
               <w:jc w:val="left"/>
             </w:pPr>
@@ -692,6 +706,7 @@
           </w:tcPr>
           <w:p>
             <w:pPr>
+              <w:keepNext w:val="false"/>
               <w:spacing w:after="40" w:before="0"/>
               <w:jc w:val="left"/>
             </w:pPr>
@@ -724,6 +739,7 @@
           </w:tcPr>
           <w:p>
             <w:pPr>
+              <w:keepNext w:val="false"/>
               <w:spacing w:after="40" w:before="0"/>
               <w:jc w:val="left"/>
             </w:pPr>
@@ -743,6 +759,7 @@
           </w:p>
           <w:p>
             <w:pPr>
+              <w:keepNext w:val="false"/>
               <w:spacing w:after="40" w:before="0"/>
               <w:jc w:val="left"/>
             </w:pPr>
@@ -762,6 +779,7 @@
           </w:p>
           <w:p>
             <w:pPr>
+              <w:keepNext w:val="false"/>
               <w:spacing w:after="40" w:before="0"/>
               <w:jc w:val="left"/>
             </w:pPr>
@@ -781,6 +799,7 @@
           </w:p>
           <w:p>
             <w:pPr>
+              <w:keepNext w:val="false"/>
               <w:spacing w:after="40" w:before="0"/>
               <w:jc w:val="left"/>
             </w:pPr>
@@ -800,6 +819,7 @@
           </w:p>
           <w:p>
             <w:pPr>
+              <w:keepNext w:val="false"/>
               <w:spacing w:after="40" w:before="0"/>
               <w:jc w:val="left"/>
             </w:pPr>
@@ -834,6 +854,7 @@
           </w:tcPr>
           <w:p>
             <w:pPr>
+              <w:keepNext w:val="false"/>
               <w:spacing w:after="40" w:before="0"/>
               <w:jc w:val="left"/>
             </w:pPr>
@@ -941,6 +962,7 @@
           </w:tcPr>
           <w:p>
             <w:pPr>
+              <w:keepNext w:val="false"/>
               <w:spacing w:after="40" w:before="0"/>
               <w:jc w:val="left"/>
             </w:pPr>
@@ -1028,6 +1050,7 @@
           </w:tcPr>
           <w:p>
             <w:pPr>
+              <w:keepNext w:val="false"/>
               <w:spacing w:after="40" w:before="0"/>
               <w:jc w:val="left"/>
             </w:pPr>
@@ -1155,6 +1178,7 @@
           </w:tcPr>
           <w:p>
             <w:pPr>
+              <w:keepNext w:val="false"/>
               <w:spacing w:after="40" w:before="0"/>
               <w:jc w:val="left"/>
             </w:pPr>
@@ -1262,6 +1286,7 @@
           </w:tcPr>
           <w:p>
             <w:pPr>
+              <w:keepNext w:val="false"/>
               <w:spacing w:after="40" w:before="0"/>
               <w:jc w:val="left"/>
             </w:pPr>
@@ -1409,6 +1434,7 @@
           </w:tcPr>
           <w:p>
             <w:pPr>
+              <w:keepNext w:val="false"/>
               <w:spacing w:after="40" w:before="0"/>
               <w:jc w:val="left"/>
             </w:pPr>
@@ -1441,6 +1467,7 @@
           </w:tcPr>
           <w:p>
             <w:pPr>
+              <w:keepNext w:val="false"/>
               <w:spacing w:after="40" w:before="0"/>
               <w:jc w:val="left"/>
             </w:pPr>
@@ -1475,6 +1502,7 @@
           </w:tcPr>
           <w:p>
             <w:pPr>
+              <w:keepNext w:val="false"/>
               <w:spacing w:after="40" w:before="0"/>
               <w:jc w:val="left"/>
             </w:pPr>
@@ -1507,6 +1535,7 @@
           </w:tcPr>
           <w:p>
             <w:pPr>
+              <w:keepNext w:val="false"/>
               <w:spacing w:after="40" w:before="0"/>
               <w:jc w:val="left"/>
             </w:pPr>
@@ -1526,6 +1555,7 @@
           </w:p>
           <w:p>
             <w:pPr>
+              <w:keepNext w:val="false"/>
               <w:spacing w:after="40" w:before="0"/>
               <w:jc w:val="left"/>
             </w:pPr>
@@ -1545,6 +1575,7 @@
           </w:p>
           <w:p>
             <w:pPr>
+              <w:keepNext w:val="false"/>
               <w:spacing w:after="40" w:before="0"/>
               <w:jc w:val="left"/>
             </w:pPr>
@@ -1564,6 +1595,7 @@
           </w:p>
           <w:p>
             <w:pPr>
+              <w:keepNext w:val="false"/>
               <w:spacing w:after="40" w:before="0"/>
               <w:jc w:val="left"/>
             </w:pPr>
@@ -1598,6 +1630,7 @@
           </w:tcPr>
           <w:p>
             <w:pPr>
+              <w:keepNext w:val="false"/>
               <w:spacing w:after="40" w:before="0"/>
               <w:jc w:val="left"/>
             </w:pPr>
@@ -1630,6 +1663,7 @@
           </w:tcPr>
           <w:p>
             <w:pPr>
+              <w:keepNext w:val="false"/>
               <w:spacing w:after="40" w:before="0"/>
               <w:jc w:val="left"/>
             </w:pPr>
@@ -1649,6 +1683,7 @@
           </w:p>
           <w:p>
             <w:pPr>
+              <w:keepNext w:val="false"/>
               <w:spacing w:after="40" w:before="0"/>
               <w:jc w:val="left"/>
             </w:pPr>
@@ -1668,6 +1703,7 @@
           </w:p>
           <w:p>
             <w:pPr>
+              <w:keepNext w:val="false"/>
               <w:spacing w:after="40" w:before="0"/>
               <w:jc w:val="left"/>
             </w:pPr>
@@ -1687,6 +1723,7 @@
           </w:p>
           <w:p>
             <w:pPr>
+              <w:keepNext w:val="false"/>
               <w:spacing w:after="40" w:before="0"/>
               <w:jc w:val="left"/>
             </w:pPr>
@@ -1706,6 +1743,7 @@
           </w:p>
           <w:p>
             <w:pPr>
+              <w:keepNext w:val="false"/>
               <w:spacing w:after="40" w:before="0"/>
               <w:jc w:val="left"/>
             </w:pPr>
@@ -1740,6 +1778,7 @@
           </w:tcPr>
           <w:p>
             <w:pPr>
+              <w:keepNext w:val="false"/>
               <w:spacing w:after="40" w:before="0"/>
               <w:jc w:val="left"/>
             </w:pPr>
@@ -1772,6 +1811,7 @@
           </w:tcPr>
           <w:p>
             <w:pPr>
+              <w:keepNext w:val="false"/>
               <w:spacing w:after="40" w:before="0"/>
               <w:jc w:val="left"/>
             </w:pPr>
@@ -1791,6 +1831,7 @@
           </w:p>
           <w:p>
             <w:pPr>
+              <w:keepNext w:val="false"/>
               <w:spacing w:after="40" w:before="0"/>
               <w:jc w:val="left"/>
             </w:pPr>
@@ -1810,6 +1851,7 @@
           </w:p>
           <w:p>
             <w:pPr>
+              <w:keepNext w:val="false"/>
               <w:spacing w:after="40" w:before="0"/>
               <w:jc w:val="left"/>
             </w:pPr>
@@ -1829,6 +1871,7 @@
           </w:p>
           <w:p>
             <w:pPr>
+              <w:keepNext w:val="false"/>
               <w:spacing w:after="40" w:before="0"/>
               <w:jc w:val="left"/>
             </w:pPr>
@@ -1848,6 +1891,7 @@
           </w:p>
           <w:p>
             <w:pPr>
+              <w:keepNext w:val="false"/>
               <w:spacing w:after="40" w:before="0"/>
               <w:jc w:val="left"/>
             </w:pPr>
@@ -1867,6 +1911,7 @@
           </w:p>
           <w:p>
             <w:pPr>
+              <w:keepNext w:val="false"/>
               <w:spacing w:after="40" w:before="0"/>
               <w:jc w:val="left"/>
             </w:pPr>
@@ -1886,6 +1931,7 @@
           </w:p>
           <w:p>
             <w:pPr>
+              <w:keepNext w:val="false"/>
               <w:spacing w:after="40" w:before="0"/>
               <w:jc w:val="left"/>
             </w:pPr>
@@ -1905,6 +1951,7 @@
           </w:p>
           <w:p>
             <w:pPr>
+              <w:keepNext w:val="false"/>
               <w:spacing w:after="40" w:before="0"/>
               <w:jc w:val="left"/>
             </w:pPr>
@@ -1924,6 +1971,7 @@
           </w:p>
           <w:p>
             <w:pPr>
+              <w:keepNext w:val="false"/>
               <w:spacing w:after="40" w:before="0"/>
               <w:jc w:val="left"/>
             </w:pPr>
@@ -1943,6 +1991,7 @@
           </w:p>
           <w:p>
             <w:pPr>
+              <w:keepNext w:val="false"/>
               <w:spacing w:after="40" w:before="0"/>
               <w:jc w:val="left"/>
             </w:pPr>
@@ -1962,6 +2011,7 @@
           </w:p>
           <w:p>
             <w:pPr>
+              <w:keepNext w:val="false"/>
               <w:spacing w:after="40" w:before="0"/>
               <w:jc w:val="left"/>
             </w:pPr>
@@ -1981,6 +2031,7 @@
           </w:p>
           <w:p>
             <w:pPr>
+              <w:keepNext w:val="false"/>
               <w:spacing w:after="40" w:before="0"/>
               <w:jc w:val="left"/>
             </w:pPr>
@@ -2000,6 +2051,7 @@
           </w:p>
           <w:p>
             <w:pPr>
+              <w:keepNext w:val="false"/>
               <w:spacing w:after="40" w:before="0"/>
               <w:jc w:val="left"/>
             </w:pPr>
@@ -2019,6 +2071,7 @@
           </w:p>
           <w:p>
             <w:pPr>
+              <w:keepNext w:val="false"/>
               <w:spacing w:after="40" w:before="0"/>
               <w:jc w:val="left"/>
             </w:pPr>
@@ -2038,6 +2091,7 @@
           </w:p>
           <w:p>
             <w:pPr>
+              <w:keepNext w:val="false"/>
               <w:spacing w:after="40" w:before="0"/>
               <w:jc w:val="left"/>
             </w:pPr>
@@ -2057,6 +2111,7 @@
           </w:p>
           <w:p>
             <w:pPr>
+              <w:keepNext w:val="false"/>
               <w:spacing w:after="40" w:before="0"/>
               <w:jc w:val="left"/>
             </w:pPr>
@@ -2076,6 +2131,7 @@
           </w:p>
           <w:p>
             <w:pPr>
+              <w:keepNext w:val="false"/>
               <w:spacing w:after="40" w:before="0"/>
               <w:jc w:val="left"/>
             </w:pPr>
@@ -2110,6 +2166,7 @@
           </w:tcPr>
           <w:p>
             <w:pPr>
+              <w:keepNext w:val="false"/>
               <w:spacing w:after="40" w:before="0"/>
               <w:jc w:val="left"/>
             </w:pPr>
@@ -2341,7 +2398,7 @@
         </w:rPr>
         <w:t xml:space="preserve">© 2026 SeaVuria and ARES. This work is licensed under a </w:t>
       </w:r>
-      <w:hyperlink w:history="1" r:id="rId8kgvwynugwky_q3pd5l6s">
+      <w:hyperlink w:history="1" r:id="rIdcido3sd1j7agipg5jiy3u">
         <w:r>
           <w:rPr>
             <w:rFonts w:ascii="Arial" w:cs="Arial" w:eastAsia="Arial" w:hAnsi="Arial"/>
@@ -2361,7 +2418,7 @@
         </w:rPr>
         <w:t xml:space="preserve"> (</w:t>
       </w:r>
-      <w:hyperlink w:history="1" r:id="rId6epsrztlmcx_ooqj_jiq7">
+      <w:hyperlink w:history="1" r:id="rIdd9xjqodiiprhdmigbkhga">
         <w:r>
           <w:rPr>
             <w:rFonts w:ascii="Arial" w:cs="Arial" w:eastAsia="Arial" w:hAnsi="Arial"/>
@@ -2381,7 +2438,7 @@
         </w:rPr>
         <w:t xml:space="preserve">). To view a copy of this license, visit </w:t>
       </w:r>
-      <w:hyperlink w:history="1" r:id="rIdcqe8g2eip3udmzp3yhp3a">
+      <w:hyperlink w:history="1" r:id="rIdtmg58l50jyblz0ld0_3el">
         <w:r>
           <w:rPr>
             <w:rFonts w:ascii="Arial" w:cs="Arial" w:eastAsia="Arial" w:hAnsi="Arial"/>
@@ -2440,6 +2497,7 @@
           </w:tcPr>
           <w:p>
             <w:pPr>
+              <w:keepNext w:val="false"/>
               <w:spacing w:after="40" w:before="0"/>
               <w:jc w:val="center"/>
             </w:pPr>
@@ -2475,6 +2533,7 @@
           </w:tcPr>
           <w:p>
             <w:pPr>
+              <w:keepNext w:val="false"/>
               <w:spacing w:after="40" w:before="0"/>
               <w:jc w:val="center"/>
             </w:pPr>
@@ -2509,6 +2568,7 @@
           </w:tcPr>
           <w:p>
             <w:pPr>
+              <w:keepNext w:val="false"/>
               <w:spacing w:after="40" w:before="0"/>
               <w:jc w:val="left"/>
             </w:pPr>
@@ -2541,6 +2601,7 @@
           </w:tcPr>
           <w:p>
             <w:pPr>
+              <w:keepNext w:val="false"/>
               <w:spacing w:after="40" w:before="0"/>
               <w:jc w:val="left"/>
             </w:pPr>
@@ -2575,6 +2636,7 @@
           </w:tcPr>
           <w:p>
             <w:pPr>
+              <w:keepNext w:val="false"/>
               <w:spacing w:after="40" w:before="0"/>
               <w:jc w:val="left"/>
             </w:pPr>
@@ -2607,6 +2669,7 @@
           </w:tcPr>
           <w:p>
             <w:pPr>
+              <w:keepNext w:val="false"/>
               <w:spacing w:after="40" w:before="0"/>
               <w:jc w:val="left"/>
             </w:pPr>
@@ -2641,6 +2704,7 @@
           </w:tcPr>
           <w:p>
             <w:pPr>
+              <w:keepNext w:val="false"/>
               <w:spacing w:after="40" w:before="0"/>
               <w:jc w:val="left"/>
             </w:pPr>
@@ -2673,6 +2737,7 @@
           </w:tcPr>
           <w:p>
             <w:pPr>
+              <w:keepNext w:val="false"/>
               <w:spacing w:after="40" w:before="0"/>
               <w:jc w:val="left"/>
             </w:pPr>
@@ -2707,6 +2772,7 @@
           </w:tcPr>
           <w:p>
             <w:pPr>
+              <w:keepNext w:val="false"/>
               <w:spacing w:after="40" w:before="0"/>
               <w:jc w:val="left"/>
             </w:pPr>
@@ -2739,6 +2805,7 @@
           </w:tcPr>
           <w:p>
             <w:pPr>
+              <w:keepNext w:val="false"/>
               <w:spacing w:after="40" w:before="0"/>
               <w:jc w:val="left"/>
             </w:pPr>
@@ -2773,6 +2840,7 @@
           </w:tcPr>
           <w:p>
             <w:pPr>
+              <w:keepNext w:val="false"/>
               <w:spacing w:after="40" w:before="0"/>
               <w:jc w:val="left"/>
             </w:pPr>
@@ -2805,6 +2873,7 @@
           </w:tcPr>
           <w:p>
             <w:pPr>
+              <w:keepNext w:val="false"/>
               <w:spacing w:after="40" w:before="0"/>
               <w:jc w:val="left"/>
             </w:pPr>
@@ -2839,6 +2908,7 @@
           </w:tcPr>
           <w:p>
             <w:pPr>
+              <w:keepNext w:val="false"/>
               <w:spacing w:after="40" w:before="0"/>
               <w:jc w:val="left"/>
             </w:pPr>
@@ -2871,6 +2941,7 @@
           </w:tcPr>
           <w:p>
             <w:pPr>
+              <w:keepNext w:val="false"/>
               <w:spacing w:after="40" w:before="0"/>
               <w:jc w:val="left"/>
             </w:pPr>
@@ -2905,6 +2976,7 @@
           </w:tcPr>
           <w:p>
             <w:pPr>
+              <w:keepNext w:val="false"/>
               <w:spacing w:after="40" w:before="0"/>
               <w:jc w:val="left"/>
             </w:pPr>
@@ -2937,6 +3009,7 @@
           </w:tcPr>
           <w:p>
             <w:pPr>
+              <w:keepNext w:val="false"/>
               <w:spacing w:after="40" w:before="0"/>
               <w:jc w:val="left"/>
             </w:pPr>
@@ -2971,6 +3044,7 @@
           </w:tcPr>
           <w:p>
             <w:pPr>
+              <w:keepNext w:val="false"/>
               <w:spacing w:after="40" w:before="0"/>
               <w:jc w:val="left"/>
             </w:pPr>
@@ -3003,6 +3077,7 @@
           </w:tcPr>
           <w:p>
             <w:pPr>
+              <w:keepNext w:val="false"/>
               <w:spacing w:after="40" w:before="0"/>
               <w:jc w:val="left"/>
             </w:pPr>
@@ -3062,6 +3137,7 @@
           </w:tcPr>
           <w:p>
             <w:pPr>
+              <w:keepNext w:val="false"/>
               <w:spacing w:after="40" w:before="0"/>
               <w:jc w:val="center"/>
             </w:pPr>
@@ -3096,6 +3172,7 @@
           </w:tcPr>
           <w:p>
             <w:pPr>
+              <w:keepNext w:val="false"/>
               <w:spacing w:after="40" w:before="0"/>
               <w:jc w:val="left"/>
             </w:pPr>
@@ -3160,6 +3237,7 @@
           </w:tcPr>
           <w:p>
             <w:pPr>
+              <w:keepNext w:val="false"/>
               <w:spacing w:after="40" w:before="0"/>
               <w:jc w:val="center"/>
             </w:pPr>
@@ -3194,6 +3272,7 @@
           </w:tcPr>
           <w:p>
             <w:pPr>
+              <w:keepNext w:val="false"/>
               <w:spacing w:after="40" w:before="0"/>
               <w:jc w:val="left"/>
             </w:pPr>
@@ -3226,6 +3305,7 @@
           </w:tcPr>
           <w:p>
             <w:pPr>
+              <w:keepNext w:val="false"/>
               <w:spacing w:after="40" w:before="0"/>
               <w:jc w:val="left"/>
             </w:pPr>
@@ -3258,6 +3338,7 @@
           </w:tcPr>
           <w:p>
             <w:pPr>
+              <w:keepNext w:val="false"/>
               <w:spacing w:after="40" w:before="0"/>
               <w:jc w:val="left"/>
             </w:pPr>
@@ -3290,6 +3371,7 @@
           </w:tcPr>
           <w:p>
             <w:pPr>
+              <w:keepNext w:val="false"/>
               <w:spacing w:after="40" w:before="0"/>
               <w:jc w:val="left"/>
             </w:pPr>
@@ -3322,6 +3404,7 @@
           </w:tcPr>
           <w:p>
             <w:pPr>
+              <w:keepNext w:val="false"/>
               <w:spacing w:after="40" w:before="0"/>
               <w:jc w:val="left"/>
             </w:pPr>
@@ -3356,6 +3439,7 @@
           </w:tcPr>
           <w:p>
             <w:pPr>
+              <w:keepNext w:val="false"/>
               <w:spacing w:after="40" w:before="0"/>
               <w:jc w:val="left"/>
             </w:pPr>
@@ -3393,7 +3477,7 @@
             <w:pPr>
               <w:spacing w:after="20" w:before="0"/>
             </w:pPr>
-            <w:hyperlink w:history="1" r:id="rIdlu0yhzmd0okcg-haeb_dg">
+            <w:hyperlink w:history="1" r:id="rIdjdzutpcbh_zi0so7exijp">
               <w:r>
                 <w:rPr>
                   <w:rFonts w:ascii="Arial" w:cs="Arial" w:eastAsia="Arial" w:hAnsi="Arial"/>
@@ -3426,7 +3510,7 @@
               <w:spacing w:after="10" w:before="0"/>
               <w:ind w:left="120"/>
             </w:pPr>
-            <w:hyperlink w:history="1" r:id="rIdazr3vsqhxmvjd7nzcaysi">
+            <w:hyperlink w:history="1" r:id="rIdtf8_l7l4odysohoue_gqr">
               <w:r>
                 <w:rPr>
                   <w:rFonts w:ascii="Arial" w:cs="Arial" w:eastAsia="Arial" w:hAnsi="Arial"/>
@@ -3471,7 +3555,7 @@
             <w:pPr>
               <w:spacing w:after="20" w:before="0"/>
             </w:pPr>
-            <w:hyperlink w:history="1" r:id="rIddqdwc2cejxm_wk0gwt-bn">
+            <w:hyperlink w:history="1" r:id="rIdkwja_mxmf0ypk6ispgw9r">
               <w:r>
                 <w:rPr>
                   <w:rFonts w:ascii="Arial" w:cs="Arial" w:eastAsia="Arial" w:hAnsi="Arial"/>
@@ -3504,7 +3588,7 @@
               <w:spacing w:after="10" w:before="0"/>
               <w:ind w:left="120"/>
             </w:pPr>
-            <w:hyperlink w:history="1" r:id="rIdelfs3ofqg08yy3bsgpfxc">
+            <w:hyperlink w:history="1" r:id="rIdwwzlsv2wjh3ktmh_mjfgy">
               <w:r>
                 <w:rPr>
                   <w:rFonts w:ascii="Arial" w:cs="Arial" w:eastAsia="Arial" w:hAnsi="Arial"/>
@@ -3532,6 +3616,7 @@
           </w:tcPr>
           <w:p>
             <w:pPr>
+              <w:keepNext w:val="false"/>
               <w:spacing w:after="40" w:before="0"/>
               <w:jc w:val="left"/>
             </w:pPr>
@@ -3564,6 +3649,7 @@
           </w:tcPr>
           <w:p>
             <w:pPr>
+              <w:keepNext w:val="false"/>
               <w:spacing w:after="40" w:before="0"/>
               <w:jc w:val="left"/>
             </w:pPr>
@@ -3596,6 +3682,7 @@
           </w:tcPr>
           <w:p>
             <w:pPr>
+              <w:keepNext w:val="false"/>
               <w:spacing w:after="40" w:before="0"/>
               <w:jc w:val="left"/>
             </w:pPr>
@@ -3628,6 +3715,7 @@
           </w:tcPr>
           <w:p>
             <w:pPr>
+              <w:keepNext w:val="false"/>
               <w:spacing w:after="40" w:before="0"/>
               <w:jc w:val="left"/>
             </w:pPr>
@@ -3662,6 +3750,7 @@
           </w:tcPr>
           <w:p>
             <w:pPr>
+              <w:keepNext w:val="false"/>
               <w:spacing w:after="40" w:before="0"/>
               <w:jc w:val="left"/>
             </w:pPr>
@@ -3699,7 +3788,7 @@
             <w:pPr>
               <w:spacing w:after="20" w:before="0"/>
             </w:pPr>
-            <w:hyperlink w:history="1" r:id="rIduajyxs0eysikvlacrin_0">
+            <w:hyperlink w:history="1" r:id="rId16tuwe4br8jtzsbkpjah0">
               <w:r>
                 <w:rPr>
                   <w:rFonts w:ascii="Arial" w:cs="Arial" w:eastAsia="Arial" w:hAnsi="Arial"/>
@@ -3732,7 +3821,7 @@
               <w:spacing w:after="10" w:before="0"/>
               <w:ind w:left="120"/>
             </w:pPr>
-            <w:hyperlink w:history="1" r:id="rIdwwrmn_ilm7zvv_o4oauyz">
+            <w:hyperlink w:history="1" r:id="rIdy_znwiu8xs2hcnqsfakx8">
               <w:r>
                 <w:rPr>
                   <w:rFonts w:ascii="Arial" w:cs="Arial" w:eastAsia="Arial" w:hAnsi="Arial"/>
@@ -3777,7 +3866,7 @@
             <w:pPr>
               <w:spacing w:after="20" w:before="0"/>
             </w:pPr>
-            <w:hyperlink w:history="1" r:id="rIdqqgk57uf3yewbh0zwfw_l">
+            <w:hyperlink w:history="1" r:id="rIdfi-lqfbh7bwkrrkpsqdmg">
               <w:r>
                 <w:rPr>
                   <w:rFonts w:ascii="Arial" w:cs="Arial" w:eastAsia="Arial" w:hAnsi="Arial"/>
@@ -3810,7 +3899,7 @@
               <w:spacing w:after="10" w:before="0"/>
               <w:ind w:left="120"/>
             </w:pPr>
-            <w:hyperlink w:history="1" r:id="rIddgupyxjw2mehqmm9hem17">
+            <w:hyperlink w:history="1" r:id="rIdpytxxmqop_qcivrsycyhp">
               <w:r>
                 <w:rPr>
                   <w:rFonts w:ascii="Arial" w:cs="Arial" w:eastAsia="Arial" w:hAnsi="Arial"/>
@@ -3838,6 +3927,7 @@
           </w:tcPr>
           <w:p>
             <w:pPr>
+              <w:keepNext w:val="false"/>
               <w:spacing w:after="40" w:before="0"/>
               <w:jc w:val="left"/>
             </w:pPr>
@@ -3870,6 +3960,7 @@
           </w:tcPr>
           <w:p>
             <w:pPr>
+              <w:keepNext w:val="false"/>
               <w:spacing w:after="40" w:before="0"/>
               <w:jc w:val="left"/>
             </w:pPr>
@@ -3902,6 +3993,7 @@
           </w:tcPr>
           <w:p>
             <w:pPr>
+              <w:keepNext w:val="false"/>
               <w:spacing w:after="40" w:before="0"/>
               <w:jc w:val="left"/>
             </w:pPr>
@@ -3934,6 +4026,7 @@
           </w:tcPr>
           <w:p>
             <w:pPr>
+              <w:keepNext w:val="false"/>
               <w:spacing w:after="40" w:before="0"/>
               <w:jc w:val="left"/>
             </w:pPr>
@@ -3968,6 +4061,7 @@
           </w:tcPr>
           <w:p>
             <w:pPr>
+              <w:keepNext w:val="false"/>
               <w:spacing w:after="40" w:before="0"/>
               <w:jc w:val="left"/>
             </w:pPr>
@@ -4005,7 +4099,7 @@
             <w:pPr>
               <w:spacing w:after="20" w:before="0"/>
             </w:pPr>
-            <w:hyperlink w:history="1" r:id="rIdzdt-s1jfemr4uyznwxac6">
+            <w:hyperlink w:history="1" r:id="rIdfdiwsjy4yuyryc1n_tekp">
               <w:r>
                 <w:rPr>
                   <w:rFonts w:ascii="Arial" w:cs="Arial" w:eastAsia="Arial" w:hAnsi="Arial"/>
@@ -4038,7 +4132,7 @@
               <w:spacing w:after="10" w:before="0"/>
               <w:ind w:left="120"/>
             </w:pPr>
-            <w:hyperlink w:history="1" r:id="rIdwrlcdvgwfzild2lbrrwgj">
+            <w:hyperlink w:history="1" r:id="rIddfmx7bnoaqyxgo1jntkyh">
               <w:r>
                 <w:rPr>
                   <w:rFonts w:ascii="Arial" w:cs="Arial" w:eastAsia="Arial" w:hAnsi="Arial"/>
@@ -4083,7 +4177,7 @@
             <w:pPr>
               <w:spacing w:after="20" w:before="0"/>
             </w:pPr>
-            <w:hyperlink w:history="1" r:id="rIdon8_oxnzglz9r9zzt-a5s">
+            <w:hyperlink w:history="1" r:id="rId8ihvr-lksthcuvnwz6aqn">
               <w:r>
                 <w:rPr>
                   <w:rFonts w:ascii="Arial" w:cs="Arial" w:eastAsia="Arial" w:hAnsi="Arial"/>
@@ -4132,7 +4226,7 @@
               <w:spacing w:after="10" w:before="0"/>
               <w:ind w:left="120"/>
             </w:pPr>
-            <w:hyperlink w:history="1" r:id="rIdqfuv0tgwpkcgxigmwse4u">
+            <w:hyperlink w:history="1" r:id="rIdpvq8utswr9plqxsjm5zbf">
               <w:r>
                 <w:rPr>
                   <w:rFonts w:ascii="Arial" w:cs="Arial" w:eastAsia="Arial" w:hAnsi="Arial"/>
@@ -4160,6 +4254,7 @@
           </w:tcPr>
           <w:p>
             <w:pPr>
+              <w:keepNext w:val="false"/>
               <w:spacing w:after="40" w:before="0"/>
               <w:jc w:val="left"/>
             </w:pPr>
@@ -4192,6 +4287,7 @@
           </w:tcPr>
           <w:p>
             <w:pPr>
+              <w:keepNext w:val="false"/>
               <w:spacing w:after="40" w:before="0"/>
               <w:jc w:val="left"/>
             </w:pPr>
@@ -4224,6 +4320,7 @@
           </w:tcPr>
           <w:p>
             <w:pPr>
+              <w:keepNext w:val="false"/>
               <w:spacing w:after="40" w:before="0"/>
               <w:jc w:val="left"/>
             </w:pPr>
@@ -4256,6 +4353,7 @@
           </w:tcPr>
           <w:p>
             <w:pPr>
+              <w:keepNext w:val="false"/>
               <w:spacing w:after="40" w:before="0"/>
               <w:jc w:val="left"/>
             </w:pPr>
@@ -4290,6 +4388,7 @@
           </w:tcPr>
           <w:p>
             <w:pPr>
+              <w:keepNext w:val="false"/>
               <w:spacing w:after="40" w:before="0"/>
               <w:jc w:val="left"/>
             </w:pPr>
@@ -4327,7 +4426,7 @@
             <w:pPr>
               <w:spacing w:after="20" w:before="0"/>
             </w:pPr>
-            <w:hyperlink w:history="1" r:id="rIdrck_ua8xziazovr4h8a7e">
+            <w:hyperlink w:history="1" r:id="rIddsjnyf2c8xsa0rdsxppob">
               <w:r>
                 <w:rPr>
                   <w:rFonts w:ascii="Arial" w:cs="Arial" w:eastAsia="Arial" w:hAnsi="Arial"/>
@@ -4360,7 +4459,7 @@
               <w:spacing w:after="10" w:before="0"/>
               <w:ind w:left="120"/>
             </w:pPr>
-            <w:hyperlink w:history="1" r:id="rIdsv4hjr1lma0jle1_ns3-7">
+            <w:hyperlink w:history="1" r:id="rIdbcgjjygamwqbtaqsylyeb">
               <w:r>
                 <w:rPr>
                   <w:rFonts w:ascii="Arial" w:cs="Arial" w:eastAsia="Arial" w:hAnsi="Arial"/>
@@ -4405,7 +4504,7 @@
             <w:pPr>
               <w:spacing w:after="20" w:before="0"/>
             </w:pPr>
-            <w:hyperlink w:history="1" r:id="rIdwf7c5gbyurr5isxvujwzl">
+            <w:hyperlink w:history="1" r:id="rIdlzzcirae6y_v9y3et318k">
               <w:r>
                 <w:rPr>
                   <w:rFonts w:ascii="Arial" w:cs="Arial" w:eastAsia="Arial" w:hAnsi="Arial"/>
@@ -4454,7 +4553,7 @@
               <w:spacing w:after="10" w:before="0"/>
               <w:ind w:left="120"/>
             </w:pPr>
-            <w:hyperlink w:history="1" r:id="rIdyapzi939eny6x2t_smnae">
+            <w:hyperlink w:history="1" r:id="rIdihobxy0cuoi37p18mpamx">
               <w:r>
                 <w:rPr>
                   <w:rFonts w:ascii="Arial" w:cs="Arial" w:eastAsia="Arial" w:hAnsi="Arial"/>
@@ -4482,6 +4581,7 @@
           </w:tcPr>
           <w:p>
             <w:pPr>
+              <w:keepNext w:val="false"/>
               <w:spacing w:after="40" w:before="0"/>
               <w:jc w:val="left"/>
             </w:pPr>
@@ -4514,6 +4614,7 @@
           </w:tcPr>
           <w:p>
             <w:pPr>
+              <w:keepNext w:val="false"/>
               <w:spacing w:after="40" w:before="0"/>
               <w:jc w:val="left"/>
             </w:pPr>
@@ -4546,6 +4647,7 @@
           </w:tcPr>
           <w:p>
             <w:pPr>
+              <w:keepNext w:val="false"/>
               <w:spacing w:after="40" w:before="0"/>
               <w:jc w:val="left"/>
             </w:pPr>
@@ -4578,6 +4680,7 @@
           </w:tcPr>
           <w:p>
             <w:pPr>
+              <w:keepNext w:val="false"/>
               <w:spacing w:after="40" w:before="0"/>
               <w:jc w:val="left"/>
             </w:pPr>
@@ -4612,6 +4715,7 @@
           </w:tcPr>
           <w:p>
             <w:pPr>
+              <w:keepNext w:val="false"/>
               <w:spacing w:after="40" w:before="0"/>
               <w:jc w:val="left"/>
             </w:pPr>
@@ -4649,7 +4753,7 @@
             <w:pPr>
               <w:spacing w:after="20" w:before="0"/>
             </w:pPr>
-            <w:hyperlink w:history="1" r:id="rIdimcjaaxrtm9tmltafg_a0">
+            <w:hyperlink w:history="1" r:id="rIdavmvzx9s7l2zn3q3aqyyb">
               <w:r>
                 <w:rPr>
                   <w:rFonts w:ascii="Arial" w:cs="Arial" w:eastAsia="Arial" w:hAnsi="Arial"/>
@@ -4698,7 +4802,7 @@
               <w:spacing w:after="10" w:before="0"/>
               <w:ind w:left="120"/>
             </w:pPr>
-            <w:hyperlink w:history="1" r:id="rIdkgpk_eqpe8ruj9345c280">
+            <w:hyperlink w:history="1" r:id="rIdgsxrrgikj4bvhqxydjmyl">
               <w:r>
                 <w:rPr>
                   <w:rFonts w:ascii="Arial" w:cs="Arial" w:eastAsia="Arial" w:hAnsi="Arial"/>
@@ -4743,7 +4847,7 @@
             <w:pPr>
               <w:spacing w:after="20" w:before="0"/>
             </w:pPr>
-            <w:hyperlink w:history="1" r:id="rId6bear2bfrij1vfpty-pf8">
+            <w:hyperlink w:history="1" r:id="rId4kysg9dqmsfuuym_zzhmh">
               <w:r>
                 <w:rPr>
                   <w:rFonts w:ascii="Arial" w:cs="Arial" w:eastAsia="Arial" w:hAnsi="Arial"/>
@@ -4792,7 +4896,7 @@
               <w:spacing w:after="10" w:before="0"/>
               <w:ind w:left="120"/>
             </w:pPr>
-            <w:hyperlink w:history="1" r:id="rId1lw-fza2yvatl_aneekin">
+            <w:hyperlink w:history="1" r:id="rIdqswxdypgalnrorjsafolr">
               <w:r>
                 <w:rPr>
                   <w:rFonts w:ascii="Arial" w:cs="Arial" w:eastAsia="Arial" w:hAnsi="Arial"/>
@@ -4820,6 +4924,7 @@
           </w:tcPr>
           <w:p>
             <w:pPr>
+              <w:keepNext w:val="false"/>
               <w:spacing w:after="40" w:before="0"/>
               <w:jc w:val="left"/>
             </w:pPr>
@@ -4852,6 +4957,7 @@
           </w:tcPr>
           <w:p>
             <w:pPr>
+              <w:keepNext w:val="false"/>
               <w:spacing w:after="40" w:before="0"/>
               <w:jc w:val="left"/>
             </w:pPr>
@@ -4884,6 +4990,7 @@
           </w:tcPr>
           <w:p>
             <w:pPr>
+              <w:keepNext w:val="false"/>
               <w:spacing w:after="40" w:before="0"/>
               <w:jc w:val="left"/>
             </w:pPr>
@@ -4916,6 +5023,7 @@
           </w:tcPr>
           <w:p>
             <w:pPr>
+              <w:keepNext w:val="false"/>
               <w:spacing w:after="40" w:before="0"/>
               <w:jc w:val="left"/>
             </w:pPr>
@@ -4975,6 +5083,7 @@
           </w:tcPr>
           <w:p>
             <w:pPr>
+              <w:keepNext w:val="false"/>
               <w:spacing w:after="40" w:before="0"/>
               <w:jc w:val="center"/>
             </w:pPr>
@@ -5009,6 +5118,7 @@
           </w:tcPr>
           <w:p>
             <w:pPr>
+              <w:keepNext w:val="false"/>
               <w:spacing w:after="40" w:before="0"/>
               <w:jc w:val="left"/>
             </w:pPr>
@@ -5070,6 +5180,7 @@
           </w:tcPr>
           <w:p>
             <w:pPr>
+              <w:keepNext w:val="false"/>
               <w:spacing w:after="40" w:before="0"/>
               <w:jc w:val="center"/>
             </w:pPr>
@@ -5104,6 +5215,7 @@
           </w:tcPr>
           <w:p>
             <w:pPr>
+              <w:keepNext w:val="false"/>
               <w:spacing w:after="40" w:before="0"/>
               <w:jc w:val="left"/>
             </w:pPr>
@@ -5136,6 +5248,7 @@
           </w:tcPr>
           <w:p>
             <w:pPr>
+              <w:keepNext w:val="false"/>
               <w:spacing w:after="40" w:before="0"/>
               <w:jc w:val="left"/>
             </w:pPr>
@@ -5170,6 +5283,7 @@
           </w:tcPr>
           <w:p>
             <w:pPr>
+              <w:keepNext w:val="false"/>
               <w:spacing w:after="40" w:before="0"/>
               <w:jc w:val="left"/>
             </w:pPr>
@@ -5202,6 +5316,7 @@
           </w:tcPr>
           <w:p>
             <w:pPr>
+              <w:keepNext w:val="false"/>
               <w:spacing w:after="40" w:before="0"/>
               <w:jc w:val="left"/>
             </w:pPr>
@@ -5236,6 +5351,7 @@
           </w:tcPr>
           <w:p>
             <w:pPr>
+              <w:keepNext w:val="false"/>
               <w:spacing w:after="40" w:before="0"/>
               <w:jc w:val="left"/>
             </w:pPr>
@@ -5268,6 +5384,7 @@
           </w:tcPr>
           <w:p>
             <w:pPr>
+              <w:keepNext w:val="false"/>
               <w:spacing w:after="40" w:before="0"/>
               <w:jc w:val="left"/>
             </w:pPr>
@@ -5304,7 +5421,7 @@
         </w:rPr>
         <w:t xml:space="preserve">© 2026 SeaVuria and ARES. Aligned with KICD objectives. Developed by SeaVuria; technical implementation by ARES (with AI assistance from Claude). Licensed under </w:t>
       </w:r>
-      <w:hyperlink w:history="1" r:id="rIdhiv9pcfm_kkt2scb6a2p8">
+      <w:hyperlink w:history="1" r:id="rIdipyd4gphmxvfhovj5igto">
         <w:r>
           <w:rPr>
             <w:rFonts w:ascii="Arial" w:cs="Arial" w:eastAsia="Arial" w:hAnsi="Arial"/>
@@ -5325,7 +5442,7 @@
         </w:rPr>
         <w:t xml:space="preserve"> (</w:t>
       </w:r>
-      <w:hyperlink w:history="1" r:id="rIdjpqopfwmmc5exrug7woby">
+      <w:hyperlink w:history="1" r:id="rId90n2twb5bk_douanro0wh">
         <w:r>
           <w:rPr>
             <w:rFonts w:ascii="Arial" w:cs="Arial" w:eastAsia="Arial" w:hAnsi="Arial"/>
@@ -5385,6 +5502,7 @@
           </w:tcPr>
           <w:p>
             <w:pPr>
+              <w:keepNext w:val="false"/>
               <w:spacing w:after="40" w:before="0"/>
               <w:jc w:val="center"/>
             </w:pPr>
@@ -5420,6 +5538,7 @@
           </w:tcPr>
           <w:p>
             <w:pPr>
+              <w:keepNext w:val="false"/>
               <w:spacing w:after="40" w:before="0"/>
               <w:jc w:val="center"/>
             </w:pPr>
@@ -5454,6 +5573,7 @@
           </w:tcPr>
           <w:p>
             <w:pPr>
+              <w:keepNext w:val="false"/>
               <w:spacing w:after="40" w:before="0"/>
               <w:jc w:val="left"/>
             </w:pPr>
@@ -5486,6 +5606,7 @@
           </w:tcPr>
           <w:p>
             <w:pPr>
+              <w:keepNext w:val="false"/>
               <w:spacing w:after="40" w:before="0"/>
               <w:jc w:val="left"/>
             </w:pPr>
@@ -5520,6 +5641,7 @@
           </w:tcPr>
           <w:p>
             <w:pPr>
+              <w:keepNext w:val="false"/>
               <w:spacing w:after="40" w:before="0"/>
               <w:jc w:val="left"/>
             </w:pPr>
@@ -5552,6 +5674,7 @@
           </w:tcPr>
           <w:p>
             <w:pPr>
+              <w:keepNext w:val="false"/>
               <w:spacing w:after="40" w:before="0"/>
               <w:jc w:val="left"/>
             </w:pPr>
@@ -5586,6 +5709,7 @@
           </w:tcPr>
           <w:p>
             <w:pPr>
+              <w:keepNext w:val="false"/>
               <w:spacing w:after="40" w:before="0"/>
               <w:jc w:val="left"/>
             </w:pPr>
@@ -5618,6 +5742,7 @@
           </w:tcPr>
           <w:p>
             <w:pPr>
+              <w:keepNext w:val="false"/>
               <w:spacing w:after="40" w:before="0"/>
               <w:jc w:val="left"/>
             </w:pPr>
@@ -5652,6 +5777,7 @@
           </w:tcPr>
           <w:p>
             <w:pPr>
+              <w:keepNext w:val="false"/>
               <w:spacing w:after="40" w:before="0"/>
               <w:jc w:val="left"/>
             </w:pPr>
@@ -5684,6 +5810,7 @@
           </w:tcPr>
           <w:p>
             <w:pPr>
+              <w:keepNext w:val="false"/>
               <w:spacing w:after="40" w:before="0"/>
               <w:jc w:val="left"/>
             </w:pPr>
@@ -5718,6 +5845,7 @@
           </w:tcPr>
           <w:p>
             <w:pPr>
+              <w:keepNext w:val="false"/>
               <w:spacing w:after="40" w:before="0"/>
               <w:jc w:val="left"/>
             </w:pPr>
@@ -5750,6 +5878,7 @@
           </w:tcPr>
           <w:p>
             <w:pPr>
+              <w:keepNext w:val="false"/>
               <w:spacing w:after="40" w:before="0"/>
               <w:jc w:val="left"/>
             </w:pPr>
@@ -5784,6 +5913,7 @@
           </w:tcPr>
           <w:p>
             <w:pPr>
+              <w:keepNext w:val="false"/>
               <w:spacing w:after="40" w:before="0"/>
               <w:jc w:val="left"/>
             </w:pPr>
@@ -5816,6 +5946,7 @@
           </w:tcPr>
           <w:p>
             <w:pPr>
+              <w:keepNext w:val="false"/>
               <w:spacing w:after="40" w:before="0"/>
               <w:jc w:val="left"/>
             </w:pPr>
@@ -5850,6 +5981,7 @@
           </w:tcPr>
           <w:p>
             <w:pPr>
+              <w:keepNext w:val="false"/>
               <w:spacing w:after="40" w:before="0"/>
               <w:jc w:val="left"/>
             </w:pPr>
@@ -5882,6 +6014,7 @@
           </w:tcPr>
           <w:p>
             <w:pPr>
+              <w:keepNext w:val="false"/>
               <w:spacing w:after="40" w:before="0"/>
               <w:jc w:val="left"/>
             </w:pPr>
@@ -5916,6 +6049,7 @@
           </w:tcPr>
           <w:p>
             <w:pPr>
+              <w:keepNext w:val="false"/>
               <w:spacing w:after="40" w:before="0"/>
               <w:jc w:val="left"/>
             </w:pPr>
@@ -5948,6 +6082,7 @@
           </w:tcPr>
           <w:p>
             <w:pPr>
+              <w:keepNext w:val="false"/>
               <w:spacing w:after="40" w:before="0"/>
               <w:jc w:val="left"/>
             </w:pPr>
@@ -6007,6 +6142,7 @@
           </w:tcPr>
           <w:p>
             <w:pPr>
+              <w:keepNext w:val="false"/>
               <w:spacing w:after="40" w:before="0"/>
               <w:jc w:val="center"/>
             </w:pPr>
@@ -6041,6 +6177,7 @@
           </w:tcPr>
           <w:p>
             <w:pPr>
+              <w:keepNext w:val="false"/>
               <w:spacing w:after="40" w:before="0"/>
               <w:jc w:val="left"/>
             </w:pPr>
@@ -6105,6 +6242,7 @@
           </w:tcPr>
           <w:p>
             <w:pPr>
+              <w:keepNext w:val="false"/>
               <w:spacing w:after="40" w:before="0"/>
               <w:jc w:val="center"/>
             </w:pPr>
@@ -6139,6 +6277,7 @@
           </w:tcPr>
           <w:p>
             <w:pPr>
+              <w:keepNext w:val="false"/>
               <w:spacing w:after="40" w:before="0"/>
               <w:jc w:val="left"/>
             </w:pPr>
@@ -6171,6 +6310,7 @@
           </w:tcPr>
           <w:p>
             <w:pPr>
+              <w:keepNext w:val="false"/>
               <w:spacing w:after="40" w:before="0"/>
               <w:jc w:val="left"/>
             </w:pPr>
@@ -6203,6 +6343,7 @@
           </w:tcPr>
           <w:p>
             <w:pPr>
+              <w:keepNext w:val="false"/>
               <w:spacing w:after="40" w:before="0"/>
               <w:jc w:val="left"/>
             </w:pPr>
@@ -6235,6 +6376,7 @@
           </w:tcPr>
           <w:p>
             <w:pPr>
+              <w:keepNext w:val="false"/>
               <w:spacing w:after="40" w:before="0"/>
               <w:jc w:val="left"/>
             </w:pPr>
@@ -6267,6 +6409,7 @@
           </w:tcPr>
           <w:p>
             <w:pPr>
+              <w:keepNext w:val="false"/>
               <w:spacing w:after="40" w:before="0"/>
               <w:jc w:val="left"/>
             </w:pPr>
@@ -6301,6 +6444,7 @@
           </w:tcPr>
           <w:p>
             <w:pPr>
+              <w:keepNext w:val="false"/>
               <w:spacing w:after="40" w:before="0"/>
               <w:jc w:val="left"/>
             </w:pPr>
@@ -6338,7 +6482,7 @@
             <w:pPr>
               <w:spacing w:after="20" w:before="0"/>
             </w:pPr>
-            <w:hyperlink w:history="1" r:id="rIdffnktix5hrgd-px0g17f7">
+            <w:hyperlink w:history="1" r:id="rIdccukys1gr4rbz3hndfyxg">
               <w:r>
                 <w:rPr>
                   <w:rFonts w:ascii="Arial" w:cs="Arial" w:eastAsia="Arial" w:hAnsi="Arial"/>
@@ -6371,7 +6515,7 @@
               <w:spacing w:after="10" w:before="0"/>
               <w:ind w:left="120"/>
             </w:pPr>
-            <w:hyperlink w:history="1" r:id="rIdjn9xoazlabt-zefdyhxho">
+            <w:hyperlink w:history="1" r:id="rIdhk5zv7mabsaqjuxyfhqsd">
               <w:r>
                 <w:rPr>
                   <w:rFonts w:ascii="Arial" w:cs="Arial" w:eastAsia="Arial" w:hAnsi="Arial"/>
@@ -6416,7 +6560,7 @@
             <w:pPr>
               <w:spacing w:after="20" w:before="0"/>
             </w:pPr>
-            <w:hyperlink w:history="1" r:id="rIdcopbcwi8g9ucd84krxqnd">
+            <w:hyperlink w:history="1" r:id="rIdyvaeazizh6sjl8o3qpvvv">
               <w:r>
                 <w:rPr>
                   <w:rFonts w:ascii="Arial" w:cs="Arial" w:eastAsia="Arial" w:hAnsi="Arial"/>
@@ -6449,7 +6593,7 @@
               <w:spacing w:after="10" w:before="0"/>
               <w:ind w:left="120"/>
             </w:pPr>
-            <w:hyperlink w:history="1" r:id="rIdommqzhrksxicwsxpxzrdx">
+            <w:hyperlink w:history="1" r:id="rIdcmwpabe9oujb1xw3lfs2x">
               <w:r>
                 <w:rPr>
                   <w:rFonts w:ascii="Arial" w:cs="Arial" w:eastAsia="Arial" w:hAnsi="Arial"/>
@@ -6477,6 +6621,7 @@
           </w:tcPr>
           <w:p>
             <w:pPr>
+              <w:keepNext w:val="false"/>
               <w:spacing w:after="40" w:before="0"/>
               <w:jc w:val="left"/>
             </w:pPr>
@@ -6509,6 +6654,7 @@
           </w:tcPr>
           <w:p>
             <w:pPr>
+              <w:keepNext w:val="false"/>
               <w:spacing w:after="40" w:before="0"/>
               <w:jc w:val="left"/>
             </w:pPr>
@@ -6541,6 +6687,7 @@
           </w:tcPr>
           <w:p>
             <w:pPr>
+              <w:keepNext w:val="false"/>
               <w:spacing w:after="40" w:before="0"/>
               <w:jc w:val="left"/>
             </w:pPr>
@@ -6573,6 +6720,7 @@
           </w:tcPr>
           <w:p>
             <w:pPr>
+              <w:keepNext w:val="false"/>
               <w:spacing w:after="40" w:before="0"/>
               <w:jc w:val="left"/>
             </w:pPr>
@@ -6607,6 +6755,7 @@
           </w:tcPr>
           <w:p>
             <w:pPr>
+              <w:keepNext w:val="false"/>
               <w:spacing w:after="40" w:before="0"/>
               <w:jc w:val="left"/>
             </w:pPr>
@@ -6644,7 +6793,7 @@
             <w:pPr>
               <w:spacing w:after="20" w:before="0"/>
             </w:pPr>
-            <w:hyperlink w:history="1" r:id="rIdlnbl7-2tekgjkvcoqhiow">
+            <w:hyperlink w:history="1" r:id="rIddehakzccrk1dtii891m_5">
               <w:r>
                 <w:rPr>
                   <w:rFonts w:ascii="Arial" w:cs="Arial" w:eastAsia="Arial" w:hAnsi="Arial"/>
@@ -6677,7 +6826,7 @@
               <w:spacing w:after="10" w:before="0"/>
               <w:ind w:left="120"/>
             </w:pPr>
-            <w:hyperlink w:history="1" r:id="rIdygjbqrghpbqwptvxansyj">
+            <w:hyperlink w:history="1" r:id="rId0ugh-z5y1nfdyf-2m5_hw">
               <w:r>
                 <w:rPr>
                   <w:rFonts w:ascii="Arial" w:cs="Arial" w:eastAsia="Arial" w:hAnsi="Arial"/>
@@ -6722,7 +6871,7 @@
             <w:pPr>
               <w:spacing w:after="20" w:before="0"/>
             </w:pPr>
-            <w:hyperlink w:history="1" r:id="rIdapk8fdfukgguk4fqeqrz-">
+            <w:hyperlink w:history="1" r:id="rIdonqqjgij2iendg-chwvfy">
               <w:r>
                 <w:rPr>
                   <w:rFonts w:ascii="Arial" w:cs="Arial" w:eastAsia="Arial" w:hAnsi="Arial"/>
@@ -6755,7 +6904,7 @@
               <w:spacing w:after="10" w:before="0"/>
               <w:ind w:left="120"/>
             </w:pPr>
-            <w:hyperlink w:history="1" r:id="rIdvhzpqpkcw6zdnaj6_yv5i">
+            <w:hyperlink w:history="1" r:id="rIdndhqfvfhmska2llmotqnc">
               <w:r>
                 <w:rPr>
                   <w:rFonts w:ascii="Arial" w:cs="Arial" w:eastAsia="Arial" w:hAnsi="Arial"/>
@@ -6783,6 +6932,7 @@
           </w:tcPr>
           <w:p>
             <w:pPr>
+              <w:keepNext w:val="false"/>
               <w:spacing w:after="40" w:before="0"/>
               <w:jc w:val="left"/>
             </w:pPr>
@@ -6815,6 +6965,7 @@
           </w:tcPr>
           <w:p>
             <w:pPr>
+              <w:keepNext w:val="false"/>
               <w:spacing w:after="40" w:before="0"/>
               <w:jc w:val="left"/>
             </w:pPr>
@@ -6847,6 +6998,7 @@
           </w:tcPr>
           <w:p>
             <w:pPr>
+              <w:keepNext w:val="false"/>
               <w:spacing w:after="40" w:before="0"/>
               <w:jc w:val="left"/>
             </w:pPr>
@@ -6879,6 +7031,7 @@
           </w:tcPr>
           <w:p>
             <w:pPr>
+              <w:keepNext w:val="false"/>
               <w:spacing w:after="40" w:before="0"/>
               <w:jc w:val="left"/>
             </w:pPr>
@@ -6913,6 +7066,7 @@
           </w:tcPr>
           <w:p>
             <w:pPr>
+              <w:keepNext w:val="false"/>
               <w:spacing w:after="40" w:before="0"/>
               <w:jc w:val="left"/>
             </w:pPr>
@@ -6950,7 +7104,7 @@
             <w:pPr>
               <w:spacing w:after="20" w:before="0"/>
             </w:pPr>
-            <w:hyperlink w:history="1" r:id="rIdmos2rdrf3mkmrpvlxqfs-">
+            <w:hyperlink w:history="1" r:id="rIdgbgs4i8truqi5jt60zkot">
               <w:r>
                 <w:rPr>
                   <w:rFonts w:ascii="Arial" w:cs="Arial" w:eastAsia="Arial" w:hAnsi="Arial"/>
@@ -6983,7 +7137,7 @@
               <w:spacing w:after="10" w:before="0"/>
               <w:ind w:left="120"/>
             </w:pPr>
-            <w:hyperlink w:history="1" r:id="rIdcadrs1broczauhxixvsx6">
+            <w:hyperlink w:history="1" r:id="rIddeblcum6jrxq5zbcxrasp">
               <w:r>
                 <w:rPr>
                   <w:rFonts w:ascii="Arial" w:cs="Arial" w:eastAsia="Arial" w:hAnsi="Arial"/>
@@ -7028,7 +7182,7 @@
             <w:pPr>
               <w:spacing w:after="20" w:before="0"/>
             </w:pPr>
-            <w:hyperlink w:history="1" r:id="rIdba0eck_ccpx5-f_jwe3h1">
+            <w:hyperlink w:history="1" r:id="rId28kv9z9wrrx4gril-fb4h">
               <w:r>
                 <w:rPr>
                   <w:rFonts w:ascii="Arial" w:cs="Arial" w:eastAsia="Arial" w:hAnsi="Arial"/>
@@ -7061,7 +7215,7 @@
               <w:spacing w:after="10" w:before="0"/>
               <w:ind w:left="120"/>
             </w:pPr>
-            <w:hyperlink w:history="1" r:id="rIdpe34i-epcim2mdajw8_9e">
+            <w:hyperlink w:history="1" r:id="rId7swcwmeoesvfjeyt-qkl8">
               <w:r>
                 <w:rPr>
                   <w:rFonts w:ascii="Arial" w:cs="Arial" w:eastAsia="Arial" w:hAnsi="Arial"/>
@@ -7089,6 +7243,7 @@
           </w:tcPr>
           <w:p>
             <w:pPr>
+              <w:keepNext w:val="false"/>
               <w:spacing w:after="40" w:before="0"/>
               <w:jc w:val="left"/>
             </w:pPr>
@@ -7121,6 +7276,7 @@
           </w:tcPr>
           <w:p>
             <w:pPr>
+              <w:keepNext w:val="false"/>
               <w:spacing w:after="40" w:before="0"/>
               <w:jc w:val="left"/>
             </w:pPr>
@@ -7153,6 +7309,7 @@
           </w:tcPr>
           <w:p>
             <w:pPr>
+              <w:keepNext w:val="false"/>
               <w:spacing w:after="40" w:before="0"/>
               <w:jc w:val="left"/>
             </w:pPr>
@@ -7185,6 +7342,7 @@
           </w:tcPr>
           <w:p>
             <w:pPr>
+              <w:keepNext w:val="false"/>
               <w:spacing w:after="40" w:before="0"/>
               <w:jc w:val="left"/>
             </w:pPr>
@@ -7219,6 +7377,7 @@
           </w:tcPr>
           <w:p>
             <w:pPr>
+              <w:keepNext w:val="false"/>
               <w:spacing w:after="40" w:before="0"/>
               <w:jc w:val="left"/>
             </w:pPr>
@@ -7256,7 +7415,7 @@
             <w:pPr>
               <w:spacing w:after="20" w:before="0"/>
             </w:pPr>
-            <w:hyperlink w:history="1" r:id="rIdgdpvk4ileulwzmtwezz45">
+            <w:hyperlink w:history="1" r:id="rId9sqeuwncpxsflq18davr9">
               <w:r>
                 <w:rPr>
                   <w:rFonts w:ascii="Arial" w:cs="Arial" w:eastAsia="Arial" w:hAnsi="Arial"/>
@@ -7289,7 +7448,7 @@
               <w:spacing w:after="10" w:before="0"/>
               <w:ind w:left="120"/>
             </w:pPr>
-            <w:hyperlink w:history="1" r:id="rIdsqdp6prwmcr_v9zfu07bx">
+            <w:hyperlink w:history="1" r:id="rIdzd_umbjfpkxo6epfr-yzs">
               <w:r>
                 <w:rPr>
                   <w:rFonts w:ascii="Arial" w:cs="Arial" w:eastAsia="Arial" w:hAnsi="Arial"/>
@@ -7334,7 +7493,7 @@
             <w:pPr>
               <w:spacing w:after="20" w:before="0"/>
             </w:pPr>
-            <w:hyperlink w:history="1" r:id="rId-9d5pdqyhwsyctlybeprp">
+            <w:hyperlink w:history="1" r:id="rIdfudf-7t406tytauooaigx">
               <w:r>
                 <w:rPr>
                   <w:rFonts w:ascii="Arial" w:cs="Arial" w:eastAsia="Arial" w:hAnsi="Arial"/>
@@ -7367,7 +7526,7 @@
               <w:spacing w:after="10" w:before="0"/>
               <w:ind w:left="120"/>
             </w:pPr>
-            <w:hyperlink w:history="1" r:id="rIdj2ntf71outpfbwakz2keh">
+            <w:hyperlink w:history="1" r:id="rIdlz3rehc2_ojvwdvjkybfx">
               <w:r>
                 <w:rPr>
                   <w:rFonts w:ascii="Arial" w:cs="Arial" w:eastAsia="Arial" w:hAnsi="Arial"/>
@@ -7395,6 +7554,7 @@
           </w:tcPr>
           <w:p>
             <w:pPr>
+              <w:keepNext w:val="false"/>
               <w:spacing w:after="40" w:before="0"/>
               <w:jc w:val="left"/>
             </w:pPr>
@@ -7427,6 +7587,7 @@
           </w:tcPr>
           <w:p>
             <w:pPr>
+              <w:keepNext w:val="false"/>
               <w:spacing w:after="40" w:before="0"/>
               <w:jc w:val="left"/>
             </w:pPr>
@@ -7459,6 +7620,7 @@
           </w:tcPr>
           <w:p>
             <w:pPr>
+              <w:keepNext w:val="false"/>
               <w:spacing w:after="40" w:before="0"/>
               <w:jc w:val="left"/>
             </w:pPr>
@@ -7491,6 +7653,7 @@
           </w:tcPr>
           <w:p>
             <w:pPr>
+              <w:keepNext w:val="false"/>
               <w:spacing w:after="40" w:before="0"/>
               <w:jc w:val="left"/>
             </w:pPr>
@@ -7525,6 +7688,7 @@
           </w:tcPr>
           <w:p>
             <w:pPr>
+              <w:keepNext w:val="false"/>
               <w:spacing w:after="40" w:before="0"/>
               <w:jc w:val="left"/>
             </w:pPr>
@@ -7562,7 +7726,7 @@
             <w:pPr>
               <w:spacing w:after="20" w:before="0"/>
             </w:pPr>
-            <w:hyperlink w:history="1" r:id="rIdigdstdzzblvq8zdaf6apx">
+            <w:hyperlink w:history="1" r:id="rId0w31jymdur1iqzyygkzeu">
               <w:r>
                 <w:rPr>
                   <w:rFonts w:ascii="Arial" w:cs="Arial" w:eastAsia="Arial" w:hAnsi="Arial"/>
@@ -7595,7 +7759,7 @@
               <w:spacing w:after="10" w:before="0"/>
               <w:ind w:left="120"/>
             </w:pPr>
-            <w:hyperlink w:history="1" r:id="rIdop9romlack3sgvcnnlvvm">
+            <w:hyperlink w:history="1" r:id="rIdb_2j3hxjsi0nqkjkxdapc">
               <w:r>
                 <w:rPr>
                   <w:rFonts w:ascii="Arial" w:cs="Arial" w:eastAsia="Arial" w:hAnsi="Arial"/>
@@ -7640,7 +7804,7 @@
             <w:pPr>
               <w:spacing w:after="20" w:before="0"/>
             </w:pPr>
-            <w:hyperlink w:history="1" r:id="rIdfhtwdhsjhqvrg3sbjzwpz">
+            <w:hyperlink w:history="1" r:id="rIdooucytuk7stpqd4im6rfl">
               <w:r>
                 <w:rPr>
                   <w:rFonts w:ascii="Arial" w:cs="Arial" w:eastAsia="Arial" w:hAnsi="Arial"/>
@@ -7673,7 +7837,7 @@
               <w:spacing w:after="10" w:before="0"/>
               <w:ind w:left="120"/>
             </w:pPr>
-            <w:hyperlink w:history="1" r:id="rIddaydwqj8be2uvi_dbztu1">
+            <w:hyperlink w:history="1" r:id="rIducmfltoyomkkj1ksl8nkd">
               <w:r>
                 <w:rPr>
                   <w:rFonts w:ascii="Arial" w:cs="Arial" w:eastAsia="Arial" w:hAnsi="Arial"/>
@@ -7701,6 +7865,7 @@
           </w:tcPr>
           <w:p>
             <w:pPr>
+              <w:keepNext w:val="false"/>
               <w:spacing w:after="40" w:before="0"/>
               <w:jc w:val="left"/>
             </w:pPr>
@@ -7733,6 +7898,7 @@
           </w:tcPr>
           <w:p>
             <w:pPr>
+              <w:keepNext w:val="false"/>
               <w:spacing w:after="40" w:before="0"/>
               <w:jc w:val="left"/>
             </w:pPr>
@@ -7765,6 +7931,7 @@
           </w:tcPr>
           <w:p>
             <w:pPr>
+              <w:keepNext w:val="false"/>
               <w:spacing w:after="40" w:before="0"/>
               <w:jc w:val="left"/>
             </w:pPr>
@@ -7797,6 +7964,7 @@
           </w:tcPr>
           <w:p>
             <w:pPr>
+              <w:keepNext w:val="false"/>
               <w:spacing w:after="40" w:before="0"/>
               <w:jc w:val="left"/>
             </w:pPr>
@@ -7856,6 +8024,7 @@
           </w:tcPr>
           <w:p>
             <w:pPr>
+              <w:keepNext w:val="false"/>
               <w:spacing w:after="40" w:before="0"/>
               <w:jc w:val="center"/>
             </w:pPr>
@@ -7890,6 +8059,7 @@
           </w:tcPr>
           <w:p>
             <w:pPr>
+              <w:keepNext w:val="false"/>
               <w:spacing w:after="40" w:before="0"/>
               <w:jc w:val="left"/>
             </w:pPr>
@@ -7951,6 +8121,7 @@
           </w:tcPr>
           <w:p>
             <w:pPr>
+              <w:keepNext w:val="false"/>
               <w:spacing w:after="40" w:before="0"/>
               <w:jc w:val="center"/>
             </w:pPr>
@@ -7985,6 +8156,7 @@
           </w:tcPr>
           <w:p>
             <w:pPr>
+              <w:keepNext w:val="false"/>
               <w:spacing w:after="40" w:before="0"/>
               <w:jc w:val="left"/>
             </w:pPr>
@@ -8017,6 +8189,7 @@
           </w:tcPr>
           <w:p>
             <w:pPr>
+              <w:keepNext w:val="false"/>
               <w:spacing w:after="40" w:before="0"/>
               <w:jc w:val="left"/>
             </w:pPr>
@@ -8051,6 +8224,7 @@
           </w:tcPr>
           <w:p>
             <w:pPr>
+              <w:keepNext w:val="false"/>
               <w:spacing w:after="40" w:before="0"/>
               <w:jc w:val="left"/>
             </w:pPr>
@@ -8083,6 +8257,7 @@
           </w:tcPr>
           <w:p>
             <w:pPr>
+              <w:keepNext w:val="false"/>
               <w:spacing w:after="40" w:before="0"/>
               <w:jc w:val="left"/>
             </w:pPr>
@@ -8117,6 +8292,7 @@
           </w:tcPr>
           <w:p>
             <w:pPr>
+              <w:keepNext w:val="false"/>
               <w:spacing w:after="40" w:before="0"/>
               <w:jc w:val="left"/>
             </w:pPr>
@@ -8149,6 +8325,7 @@
           </w:tcPr>
           <w:p>
             <w:pPr>
+              <w:keepNext w:val="false"/>
               <w:spacing w:after="40" w:before="0"/>
               <w:jc w:val="left"/>
             </w:pPr>
@@ -8185,7 +8362,7 @@
         </w:rPr>
         <w:t xml:space="preserve">© 2026 SeaVuria and ARES. Aligned with KICD objectives. Developed by SeaVuria; technical implementation by ARES (with AI assistance from Claude). Licensed under </w:t>
       </w:r>
-      <w:hyperlink w:history="1" r:id="rIdpuxmu_8wt0_-a3cqfchgd">
+      <w:hyperlink w:history="1" r:id="rIdtt-_lkriz49caekzdw1yz">
         <w:r>
           <w:rPr>
             <w:rFonts w:ascii="Arial" w:cs="Arial" w:eastAsia="Arial" w:hAnsi="Arial"/>
@@ -8206,7 +8383,7 @@
         </w:rPr>
         <w:t xml:space="preserve"> (</w:t>
       </w:r>
-      <w:hyperlink w:history="1" r:id="rId7my0doauddnocfcptf1ap">
+      <w:hyperlink w:history="1" r:id="rId4ktn6ti9mtxhc5wcyhzzv">
         <w:r>
           <w:rPr>
             <w:rFonts w:ascii="Arial" w:cs="Arial" w:eastAsia="Arial" w:hAnsi="Arial"/>
@@ -8266,6 +8443,7 @@
           </w:tcPr>
           <w:p>
             <w:pPr>
+              <w:keepNext w:val="false"/>
               <w:spacing w:after="40" w:before="0"/>
               <w:jc w:val="center"/>
             </w:pPr>
@@ -8301,6 +8479,7 @@
           </w:tcPr>
           <w:p>
             <w:pPr>
+              <w:keepNext w:val="false"/>
               <w:spacing w:after="40" w:before="0"/>
               <w:jc w:val="center"/>
             </w:pPr>
@@ -8335,6 +8514,7 @@
           </w:tcPr>
           <w:p>
             <w:pPr>
+              <w:keepNext w:val="false"/>
               <w:spacing w:after="40" w:before="0"/>
               <w:jc w:val="left"/>
             </w:pPr>
@@ -8367,6 +8547,7 @@
           </w:tcPr>
           <w:p>
             <w:pPr>
+              <w:keepNext w:val="false"/>
               <w:spacing w:after="40" w:before="0"/>
               <w:jc w:val="left"/>
             </w:pPr>
@@ -8401,6 +8582,7 @@
           </w:tcPr>
           <w:p>
             <w:pPr>
+              <w:keepNext w:val="false"/>
               <w:spacing w:after="40" w:before="0"/>
               <w:jc w:val="left"/>
             </w:pPr>
@@ -8433,6 +8615,7 @@
           </w:tcPr>
           <w:p>
             <w:pPr>
+              <w:keepNext w:val="false"/>
               <w:spacing w:after="40" w:before="0"/>
               <w:jc w:val="left"/>
             </w:pPr>
@@ -8467,6 +8650,7 @@
           </w:tcPr>
           <w:p>
             <w:pPr>
+              <w:keepNext w:val="false"/>
               <w:spacing w:after="40" w:before="0"/>
               <w:jc w:val="left"/>
             </w:pPr>
@@ -8499,6 +8683,7 @@
           </w:tcPr>
           <w:p>
             <w:pPr>
+              <w:keepNext w:val="false"/>
               <w:spacing w:after="40" w:before="0"/>
               <w:jc w:val="left"/>
             </w:pPr>
@@ -8533,6 +8718,7 @@
           </w:tcPr>
           <w:p>
             <w:pPr>
+              <w:keepNext w:val="false"/>
               <w:spacing w:after="40" w:before="0"/>
               <w:jc w:val="left"/>
             </w:pPr>
@@ -8565,6 +8751,7 @@
           </w:tcPr>
           <w:p>
             <w:pPr>
+              <w:keepNext w:val="false"/>
               <w:spacing w:after="40" w:before="0"/>
               <w:jc w:val="left"/>
             </w:pPr>
@@ -8599,6 +8786,7 @@
           </w:tcPr>
           <w:p>
             <w:pPr>
+              <w:keepNext w:val="false"/>
               <w:spacing w:after="40" w:before="0"/>
               <w:jc w:val="left"/>
             </w:pPr>
@@ -8631,6 +8819,7 @@
           </w:tcPr>
           <w:p>
             <w:pPr>
+              <w:keepNext w:val="false"/>
               <w:spacing w:after="40" w:before="0"/>
               <w:jc w:val="left"/>
             </w:pPr>
@@ -8665,6 +8854,7 @@
           </w:tcPr>
           <w:p>
             <w:pPr>
+              <w:keepNext w:val="false"/>
               <w:spacing w:after="40" w:before="0"/>
               <w:jc w:val="left"/>
             </w:pPr>
@@ -8697,6 +8887,7 @@
           </w:tcPr>
           <w:p>
             <w:pPr>
+              <w:keepNext w:val="false"/>
               <w:spacing w:after="40" w:before="0"/>
               <w:jc w:val="left"/>
             </w:pPr>
@@ -8731,6 +8922,7 @@
           </w:tcPr>
           <w:p>
             <w:pPr>
+              <w:keepNext w:val="false"/>
               <w:spacing w:after="40" w:before="0"/>
               <w:jc w:val="left"/>
             </w:pPr>
@@ -8763,6 +8955,7 @@
           </w:tcPr>
           <w:p>
             <w:pPr>
+              <w:keepNext w:val="false"/>
               <w:spacing w:after="40" w:before="0"/>
               <w:jc w:val="left"/>
             </w:pPr>
@@ -8797,6 +8990,7 @@
           </w:tcPr>
           <w:p>
             <w:pPr>
+              <w:keepNext w:val="false"/>
               <w:spacing w:after="40" w:before="0"/>
               <w:jc w:val="left"/>
             </w:pPr>
@@ -8829,6 +9023,7 @@
           </w:tcPr>
           <w:p>
             <w:pPr>
+              <w:keepNext w:val="false"/>
               <w:spacing w:after="40" w:before="0"/>
               <w:jc w:val="left"/>
             </w:pPr>
@@ -8888,6 +9083,7 @@
           </w:tcPr>
           <w:p>
             <w:pPr>
+              <w:keepNext w:val="false"/>
               <w:spacing w:after="40" w:before="0"/>
               <w:jc w:val="center"/>
             </w:pPr>
@@ -8922,6 +9118,7 @@
           </w:tcPr>
           <w:p>
             <w:pPr>
+              <w:keepNext w:val="false"/>
               <w:spacing w:after="40" w:before="0"/>
               <w:jc w:val="left"/>
             </w:pPr>
@@ -8986,6 +9183,7 @@
           </w:tcPr>
           <w:p>
             <w:pPr>
+              <w:keepNext w:val="false"/>
               <w:spacing w:after="40" w:before="0"/>
               <w:jc w:val="center"/>
             </w:pPr>
@@ -9020,6 +9218,7 @@
           </w:tcPr>
           <w:p>
             <w:pPr>
+              <w:keepNext w:val="false"/>
               <w:spacing w:after="40" w:before="0"/>
               <w:jc w:val="left"/>
             </w:pPr>
@@ -9052,6 +9251,7 @@
           </w:tcPr>
           <w:p>
             <w:pPr>
+              <w:keepNext w:val="false"/>
               <w:spacing w:after="40" w:before="0"/>
               <w:jc w:val="left"/>
             </w:pPr>
@@ -9084,6 +9284,7 @@
           </w:tcPr>
           <w:p>
             <w:pPr>
+              <w:keepNext w:val="false"/>
               <w:spacing w:after="40" w:before="0"/>
               <w:jc w:val="left"/>
             </w:pPr>
@@ -9116,6 +9317,7 @@
           </w:tcPr>
           <w:p>
             <w:pPr>
+              <w:keepNext w:val="false"/>
               <w:spacing w:after="40" w:before="0"/>
               <w:jc w:val="left"/>
             </w:pPr>
@@ -9148,6 +9350,7 @@
           </w:tcPr>
           <w:p>
             <w:pPr>
+              <w:keepNext w:val="false"/>
               <w:spacing w:after="40" w:before="0"/>
               <w:jc w:val="left"/>
             </w:pPr>
@@ -9182,6 +9385,7 @@
           </w:tcPr>
           <w:p>
             <w:pPr>
+              <w:keepNext w:val="false"/>
               <w:spacing w:after="40" w:before="0"/>
               <w:jc w:val="left"/>
             </w:pPr>
@@ -9219,7 +9423,7 @@
             <w:pPr>
               <w:spacing w:after="20" w:before="0"/>
             </w:pPr>
-            <w:hyperlink w:history="1" r:id="rIdpph8yfhzoa4tbygj55yoy">
+            <w:hyperlink w:history="1" r:id="rIdprtx_mjh39ggdgaqcczy5">
               <w:r>
                 <w:rPr>
                   <w:rFonts w:ascii="Arial" w:cs="Arial" w:eastAsia="Arial" w:hAnsi="Arial"/>
@@ -9252,7 +9456,7 @@
               <w:spacing w:after="10" w:before="0"/>
               <w:ind w:left="120"/>
             </w:pPr>
-            <w:hyperlink w:history="1" r:id="rIddwzzasfhxdhv04kal1i2t">
+            <w:hyperlink w:history="1" r:id="rIdult_ltedstr7mau2j-gsr">
               <w:r>
                 <w:rPr>
                   <w:rFonts w:ascii="Arial" w:cs="Arial" w:eastAsia="Arial" w:hAnsi="Arial"/>
@@ -9297,7 +9501,7 @@
             <w:pPr>
               <w:spacing w:after="20" w:before="0"/>
             </w:pPr>
-            <w:hyperlink w:history="1" r:id="rIddm687a-lixedubzxxitjk">
+            <w:hyperlink w:history="1" r:id="rIdi04f7txd4a8khpdcqr7if">
               <w:r>
                 <w:rPr>
                   <w:rFonts w:ascii="Arial" w:cs="Arial" w:eastAsia="Arial" w:hAnsi="Arial"/>
@@ -9330,7 +9534,7 @@
               <w:spacing w:after="10" w:before="0"/>
               <w:ind w:left="120"/>
             </w:pPr>
-            <w:hyperlink w:history="1" r:id="rIdyets1tqfsyt7p4ir62utx">
+            <w:hyperlink w:history="1" r:id="rIdbvnivgqzczxiul4itphj_">
               <w:r>
                 <w:rPr>
                   <w:rFonts w:ascii="Arial" w:cs="Arial" w:eastAsia="Arial" w:hAnsi="Arial"/>
@@ -9358,6 +9562,7 @@
           </w:tcPr>
           <w:p>
             <w:pPr>
+              <w:keepNext w:val="false"/>
               <w:spacing w:after="40" w:before="0"/>
               <w:jc w:val="left"/>
             </w:pPr>
@@ -9390,6 +9595,7 @@
           </w:tcPr>
           <w:p>
             <w:pPr>
+              <w:keepNext w:val="false"/>
               <w:spacing w:after="40" w:before="0"/>
               <w:jc w:val="left"/>
             </w:pPr>
@@ -9422,6 +9628,7 @@
           </w:tcPr>
           <w:p>
             <w:pPr>
+              <w:keepNext w:val="false"/>
               <w:spacing w:after="40" w:before="0"/>
               <w:jc w:val="left"/>
             </w:pPr>
@@ -9454,6 +9661,7 @@
           </w:tcPr>
           <w:p>
             <w:pPr>
+              <w:keepNext w:val="false"/>
               <w:spacing w:after="40" w:before="0"/>
               <w:jc w:val="left"/>
             </w:pPr>
@@ -9488,6 +9696,7 @@
           </w:tcPr>
           <w:p>
             <w:pPr>
+              <w:keepNext w:val="false"/>
               <w:spacing w:after="40" w:before="0"/>
               <w:jc w:val="left"/>
             </w:pPr>
@@ -9525,7 +9734,7 @@
             <w:pPr>
               <w:spacing w:after="20" w:before="0"/>
             </w:pPr>
-            <w:hyperlink w:history="1" r:id="rIdwie0y1xyb6ecgjxdyjcvk">
+            <w:hyperlink w:history="1" r:id="rIdogxa0uge1y_ydif14p5zg">
               <w:r>
                 <w:rPr>
                   <w:rFonts w:ascii="Arial" w:cs="Arial" w:eastAsia="Arial" w:hAnsi="Arial"/>
@@ -9558,7 +9767,7 @@
               <w:spacing w:after="10" w:before="0"/>
               <w:ind w:left="120"/>
             </w:pPr>
-            <w:hyperlink w:history="1" r:id="rIdbv3clz7aj0cffc3nnu0y3">
+            <w:hyperlink w:history="1" r:id="rIdk7uwpxbhs9vg_5jxymqe4">
               <w:r>
                 <w:rPr>
                   <w:rFonts w:ascii="Arial" w:cs="Arial" w:eastAsia="Arial" w:hAnsi="Arial"/>
@@ -9603,7 +9812,7 @@
             <w:pPr>
               <w:spacing w:after="20" w:before="0"/>
             </w:pPr>
-            <w:hyperlink w:history="1" r:id="rIdjonbgkonhad2jkj7qknr9">
+            <w:hyperlink w:history="1" r:id="rIdkfsz9qaz8x2tf2jeeyif0">
               <w:r>
                 <w:rPr>
                   <w:rFonts w:ascii="Arial" w:cs="Arial" w:eastAsia="Arial" w:hAnsi="Arial"/>
@@ -9636,7 +9845,7 @@
               <w:spacing w:after="10" w:before="0"/>
               <w:ind w:left="120"/>
             </w:pPr>
-            <w:hyperlink w:history="1" r:id="rId8eh9btez21z2ktkjsxvji">
+            <w:hyperlink w:history="1" r:id="rIdswjc3ik7ipmenf2kr_px7">
               <w:r>
                 <w:rPr>
                   <w:rFonts w:ascii="Arial" w:cs="Arial" w:eastAsia="Arial" w:hAnsi="Arial"/>
@@ -9664,6 +9873,7 @@
           </w:tcPr>
           <w:p>
             <w:pPr>
+              <w:keepNext w:val="false"/>
               <w:spacing w:after="40" w:before="0"/>
               <w:jc w:val="left"/>
             </w:pPr>
@@ -9696,6 +9906,7 @@
           </w:tcPr>
           <w:p>
             <w:pPr>
+              <w:keepNext w:val="false"/>
               <w:spacing w:after="40" w:before="0"/>
               <w:jc w:val="left"/>
             </w:pPr>
@@ -9728,6 +9939,7 @@
           </w:tcPr>
           <w:p>
             <w:pPr>
+              <w:keepNext w:val="false"/>
               <w:spacing w:after="40" w:before="0"/>
               <w:jc w:val="left"/>
             </w:pPr>
@@ -9760,6 +9972,7 @@
           </w:tcPr>
           <w:p>
             <w:pPr>
+              <w:keepNext w:val="false"/>
               <w:spacing w:after="40" w:before="0"/>
               <w:jc w:val="left"/>
             </w:pPr>
@@ -9794,6 +10007,7 @@
           </w:tcPr>
           <w:p>
             <w:pPr>
+              <w:keepNext w:val="false"/>
               <w:spacing w:after="40" w:before="0"/>
               <w:jc w:val="left"/>
             </w:pPr>
@@ -9831,7 +10045,7 @@
             <w:pPr>
               <w:spacing w:after="20" w:before="0"/>
             </w:pPr>
-            <w:hyperlink w:history="1" r:id="rIdm4razwb48ckxbyiy04g6l">
+            <w:hyperlink w:history="1" r:id="rId5a3b9ul4mgh76o3fk506m">
               <w:r>
                 <w:rPr>
                   <w:rFonts w:ascii="Arial" w:cs="Arial" w:eastAsia="Arial" w:hAnsi="Arial"/>
@@ -9880,7 +10094,7 @@
               <w:spacing w:after="10" w:before="0"/>
               <w:ind w:left="120"/>
             </w:pPr>
-            <w:hyperlink w:history="1" r:id="rIdozx4p3y4q0yftmxz68nfu">
+            <w:hyperlink w:history="1" r:id="rIdbq46qaxft5unobfre6wfq">
               <w:r>
                 <w:rPr>
                   <w:rFonts w:ascii="Arial" w:cs="Arial" w:eastAsia="Arial" w:hAnsi="Arial"/>
@@ -9925,7 +10139,7 @@
             <w:pPr>
               <w:spacing w:after="20" w:before="0"/>
             </w:pPr>
-            <w:hyperlink w:history="1" r:id="rIddnggkcl54cnaluhwy1hls">
+            <w:hyperlink w:history="1" r:id="rId-lesp3327dug06htmwl_p">
               <w:r>
                 <w:rPr>
                   <w:rFonts w:ascii="Arial" w:cs="Arial" w:eastAsia="Arial" w:hAnsi="Arial"/>
@@ -9958,7 +10172,7 @@
               <w:spacing w:after="10" w:before="0"/>
               <w:ind w:left="120"/>
             </w:pPr>
-            <w:hyperlink w:history="1" r:id="rIdnrupi6nj9bgfwahthv9jy">
+            <w:hyperlink w:history="1" r:id="rId52oxnpqtbigpaszl0ouka">
               <w:r>
                 <w:rPr>
                   <w:rFonts w:ascii="Arial" w:cs="Arial" w:eastAsia="Arial" w:hAnsi="Arial"/>
@@ -9986,6 +10200,7 @@
           </w:tcPr>
           <w:p>
             <w:pPr>
+              <w:keepNext w:val="false"/>
               <w:spacing w:after="40" w:before="0"/>
               <w:jc w:val="left"/>
             </w:pPr>
@@ -10018,6 +10233,7 @@
           </w:tcPr>
           <w:p>
             <w:pPr>
+              <w:keepNext w:val="false"/>
               <w:spacing w:after="40" w:before="0"/>
               <w:jc w:val="left"/>
             </w:pPr>
@@ -10050,6 +10266,7 @@
           </w:tcPr>
           <w:p>
             <w:pPr>
+              <w:keepNext w:val="false"/>
               <w:spacing w:after="40" w:before="0"/>
               <w:jc w:val="left"/>
             </w:pPr>
@@ -10082,6 +10299,7 @@
           </w:tcPr>
           <w:p>
             <w:pPr>
+              <w:keepNext w:val="false"/>
               <w:spacing w:after="40" w:before="0"/>
               <w:jc w:val="left"/>
             </w:pPr>
@@ -10116,6 +10334,7 @@
           </w:tcPr>
           <w:p>
             <w:pPr>
+              <w:keepNext w:val="false"/>
               <w:spacing w:after="40" w:before="0"/>
               <w:jc w:val="left"/>
             </w:pPr>
@@ -10153,7 +10372,7 @@
             <w:pPr>
               <w:spacing w:after="20" w:before="0"/>
             </w:pPr>
-            <w:hyperlink w:history="1" r:id="rId7hhlbqryj5dd68plzbgcb">
+            <w:hyperlink w:history="1" r:id="rIdoohjezqqx-k1k0hkpkc1p">
               <w:r>
                 <w:rPr>
                   <w:rFonts w:ascii="Arial" w:cs="Arial" w:eastAsia="Arial" w:hAnsi="Arial"/>
@@ -10202,7 +10421,7 @@
               <w:spacing w:after="10" w:before="0"/>
               <w:ind w:left="120"/>
             </w:pPr>
-            <w:hyperlink w:history="1" r:id="rIdqrazdijefiboksawxxqiy">
+            <w:hyperlink w:history="1" r:id="rIdnnqao4dm1-9-bgbgivokq">
               <w:r>
                 <w:rPr>
                   <w:rFonts w:ascii="Arial" w:cs="Arial" w:eastAsia="Arial" w:hAnsi="Arial"/>
@@ -10247,7 +10466,7 @@
             <w:pPr>
               <w:spacing w:after="20" w:before="0"/>
             </w:pPr>
-            <w:hyperlink w:history="1" r:id="rIdiskwdehink2bvgbqv-ucd">
+            <w:hyperlink w:history="1" r:id="rIdsx1nisuwq6i1u8x2gwdat">
               <w:r>
                 <w:rPr>
                   <w:rFonts w:ascii="Arial" w:cs="Arial" w:eastAsia="Arial" w:hAnsi="Arial"/>
@@ -10280,7 +10499,7 @@
               <w:spacing w:after="10" w:before="0"/>
               <w:ind w:left="120"/>
             </w:pPr>
-            <w:hyperlink w:history="1" r:id="rId8l3ru7jlpzcywkp19qwpd">
+            <w:hyperlink w:history="1" r:id="rIdq4ujiq2nrij8uhrg1t0qb">
               <w:r>
                 <w:rPr>
                   <w:rFonts w:ascii="Arial" w:cs="Arial" w:eastAsia="Arial" w:hAnsi="Arial"/>
@@ -10308,6 +10527,7 @@
           </w:tcPr>
           <w:p>
             <w:pPr>
+              <w:keepNext w:val="false"/>
               <w:spacing w:after="40" w:before="0"/>
               <w:jc w:val="left"/>
             </w:pPr>
@@ -10340,6 +10560,7 @@
           </w:tcPr>
           <w:p>
             <w:pPr>
+              <w:keepNext w:val="false"/>
               <w:spacing w:after="40" w:before="0"/>
               <w:jc w:val="left"/>
             </w:pPr>
@@ -10372,6 +10593,7 @@
           </w:tcPr>
           <w:p>
             <w:pPr>
+              <w:keepNext w:val="false"/>
               <w:spacing w:after="40" w:before="0"/>
               <w:jc w:val="left"/>
             </w:pPr>
@@ -10404,6 +10626,7 @@
           </w:tcPr>
           <w:p>
             <w:pPr>
+              <w:keepNext w:val="false"/>
               <w:spacing w:after="40" w:before="0"/>
               <w:jc w:val="left"/>
             </w:pPr>
@@ -10438,6 +10661,7 @@
           </w:tcPr>
           <w:p>
             <w:pPr>
+              <w:keepNext w:val="false"/>
               <w:spacing w:after="40" w:before="0"/>
               <w:jc w:val="left"/>
             </w:pPr>
@@ -10475,7 +10699,7 @@
             <w:pPr>
               <w:spacing w:after="20" w:before="0"/>
             </w:pPr>
-            <w:hyperlink w:history="1" r:id="rIdj8sodswo2guydibo2ehbp">
+            <w:hyperlink w:history="1" r:id="rIdxms2icqsngzxvso3mh82-">
               <w:r>
                 <w:rPr>
                   <w:rFonts w:ascii="Arial" w:cs="Arial" w:eastAsia="Arial" w:hAnsi="Arial"/>
@@ -10524,7 +10748,7 @@
               <w:spacing w:after="10" w:before="0"/>
               <w:ind w:left="120"/>
             </w:pPr>
-            <w:hyperlink w:history="1" r:id="rId9y63f0ygtdlol4bbak4xm">
+            <w:hyperlink w:history="1" r:id="rIdoexikt1rswvm5k6tzd0hq">
               <w:r>
                 <w:rPr>
                   <w:rFonts w:ascii="Arial" w:cs="Arial" w:eastAsia="Arial" w:hAnsi="Arial"/>
@@ -10569,7 +10793,7 @@
             <w:pPr>
               <w:spacing w:after="20" w:before="0"/>
             </w:pPr>
-            <w:hyperlink w:history="1" r:id="rIdbvdd-ojn915nxkanvpxpq">
+            <w:hyperlink w:history="1" r:id="rIdpvxf3xtlroge1mbivnwhn">
               <w:r>
                 <w:rPr>
                   <w:rFonts w:ascii="Arial" w:cs="Arial" w:eastAsia="Arial" w:hAnsi="Arial"/>
@@ -10602,7 +10826,7 @@
               <w:spacing w:after="10" w:before="0"/>
               <w:ind w:left="120"/>
             </w:pPr>
-            <w:hyperlink w:history="1" r:id="rIdvhy4_2i5jywyhinf4-hge">
+            <w:hyperlink w:history="1" r:id="rIdcdpkulicbuyaof8i-n8wo">
               <w:r>
                 <w:rPr>
                   <w:rFonts w:ascii="Arial" w:cs="Arial" w:eastAsia="Arial" w:hAnsi="Arial"/>
@@ -10630,6 +10854,7 @@
           </w:tcPr>
           <w:p>
             <w:pPr>
+              <w:keepNext w:val="false"/>
               <w:spacing w:after="40" w:before="0"/>
               <w:jc w:val="left"/>
             </w:pPr>
@@ -10662,6 +10887,7 @@
           </w:tcPr>
           <w:p>
             <w:pPr>
+              <w:keepNext w:val="false"/>
               <w:spacing w:after="40" w:before="0"/>
               <w:jc w:val="left"/>
             </w:pPr>
@@ -10694,6 +10920,7 @@
           </w:tcPr>
           <w:p>
             <w:pPr>
+              <w:keepNext w:val="false"/>
               <w:spacing w:after="40" w:before="0"/>
               <w:jc w:val="left"/>
             </w:pPr>
@@ -10726,6 +10953,7 @@
           </w:tcPr>
           <w:p>
             <w:pPr>
+              <w:keepNext w:val="false"/>
               <w:spacing w:after="40" w:before="0"/>
               <w:jc w:val="left"/>
             </w:pPr>
@@ -10785,6 +11013,7 @@
           </w:tcPr>
           <w:p>
             <w:pPr>
+              <w:keepNext w:val="false"/>
               <w:spacing w:after="40" w:before="0"/>
               <w:jc w:val="center"/>
             </w:pPr>
@@ -10819,6 +11048,7 @@
           </w:tcPr>
           <w:p>
             <w:pPr>
+              <w:keepNext w:val="false"/>
               <w:spacing w:after="40" w:before="0"/>
               <w:jc w:val="left"/>
             </w:pPr>
@@ -10838,6 +11068,7 @@
           </w:p>
           <w:p>
             <w:pPr>
+              <w:keepNext w:val="false"/>
               <w:spacing w:after="40" w:before="0"/>
               <w:jc w:val="left"/>
             </w:pPr>
@@ -10857,6 +11088,7 @@
           </w:p>
           <w:p>
             <w:pPr>
+              <w:keepNext w:val="false"/>
               <w:spacing w:after="40" w:before="0"/>
               <w:jc w:val="left"/>
             </w:pPr>
@@ -10876,6 +11108,7 @@
           </w:p>
           <w:p>
             <w:pPr>
+              <w:keepNext w:val="false"/>
               <w:spacing w:after="40" w:before="0"/>
               <w:jc w:val="left"/>
             </w:pPr>
@@ -10895,6 +11128,7 @@
           </w:p>
           <w:p>
             <w:pPr>
+              <w:keepNext w:val="false"/>
               <w:spacing w:after="40" w:before="0"/>
               <w:jc w:val="left"/>
             </w:pPr>
@@ -10914,6 +11148,7 @@
           </w:p>
           <w:p>
             <w:pPr>
+              <w:keepNext w:val="false"/>
               <w:spacing w:after="40" w:before="0"/>
               <w:jc w:val="left"/>
             </w:pPr>
@@ -10975,6 +11210,7 @@
           </w:tcPr>
           <w:p>
             <w:pPr>
+              <w:keepNext w:val="false"/>
               <w:spacing w:after="40" w:before="0"/>
               <w:jc w:val="center"/>
             </w:pPr>
@@ -11009,6 +11245,7 @@
           </w:tcPr>
           <w:p>
             <w:pPr>
+              <w:keepNext w:val="false"/>
               <w:spacing w:after="40" w:before="0"/>
               <w:jc w:val="left"/>
             </w:pPr>
@@ -11041,6 +11278,7 @@
           </w:tcPr>
           <w:p>
             <w:pPr>
+              <w:keepNext w:val="false"/>
               <w:spacing w:after="40" w:before="0"/>
               <w:jc w:val="left"/>
             </w:pPr>
@@ -11075,6 +11313,7 @@
           </w:tcPr>
           <w:p>
             <w:pPr>
+              <w:keepNext w:val="false"/>
               <w:spacing w:after="40" w:before="0"/>
               <w:jc w:val="left"/>
             </w:pPr>
@@ -11107,6 +11346,7 @@
           </w:tcPr>
           <w:p>
             <w:pPr>
+              <w:keepNext w:val="false"/>
               <w:spacing w:after="40" w:before="0"/>
               <w:jc w:val="left"/>
             </w:pPr>
@@ -11141,6 +11381,7 @@
           </w:tcPr>
           <w:p>
             <w:pPr>
+              <w:keepNext w:val="false"/>
               <w:spacing w:after="40" w:before="0"/>
               <w:jc w:val="left"/>
             </w:pPr>
@@ -11173,6 +11414,7 @@
           </w:tcPr>
           <w:p>
             <w:pPr>
+              <w:keepNext w:val="false"/>
               <w:spacing w:after="40" w:before="0"/>
               <w:jc w:val="left"/>
             </w:pPr>
@@ -11209,7 +11451,7 @@
         </w:rPr>
         <w:t xml:space="preserve">© 2026 SeaVuria and ARES. Aligned with KICD objectives. Developed by SeaVuria; technical implementation by ARES (with AI assistance from Claude). Licensed under </w:t>
       </w:r>
-      <w:hyperlink w:history="1" r:id="rIdppiq6xita4noiyejgq6wl">
+      <w:hyperlink w:history="1" r:id="rIdaaw0pf_vbiztvuzq6vajn">
         <w:r>
           <w:rPr>
             <w:rFonts w:ascii="Arial" w:cs="Arial" w:eastAsia="Arial" w:hAnsi="Arial"/>
@@ -11230,7 +11472,7 @@
         </w:rPr>
         <w:t xml:space="preserve"> (</w:t>
       </w:r>
-      <w:hyperlink w:history="1" r:id="rIdhemiaka3km4x_mcoanzuw">
+      <w:hyperlink w:history="1" r:id="rId2difu22hnfr2iot6ty5na">
         <w:r>
           <w:rPr>
             <w:rFonts w:ascii="Arial" w:cs="Arial" w:eastAsia="Arial" w:hAnsi="Arial"/>
@@ -11290,6 +11532,7 @@
           </w:tcPr>
           <w:p>
             <w:pPr>
+              <w:keepNext w:val="false"/>
               <w:spacing w:after="40" w:before="0"/>
               <w:jc w:val="center"/>
             </w:pPr>
@@ -11325,6 +11568,7 @@
           </w:tcPr>
           <w:p>
             <w:pPr>
+              <w:keepNext w:val="false"/>
               <w:spacing w:after="40" w:before="0"/>
               <w:jc w:val="center"/>
             </w:pPr>
@@ -11359,6 +11603,7 @@
           </w:tcPr>
           <w:p>
             <w:pPr>
+              <w:keepNext w:val="false"/>
               <w:spacing w:after="40" w:before="0"/>
               <w:jc w:val="left"/>
             </w:pPr>
@@ -11391,6 +11636,7 @@
           </w:tcPr>
           <w:p>
             <w:pPr>
+              <w:keepNext w:val="false"/>
               <w:spacing w:after="40" w:before="0"/>
               <w:jc w:val="left"/>
             </w:pPr>
@@ -11425,6 +11671,7 @@
           </w:tcPr>
           <w:p>
             <w:pPr>
+              <w:keepNext w:val="false"/>
               <w:spacing w:after="40" w:before="0"/>
               <w:jc w:val="left"/>
             </w:pPr>
@@ -11457,6 +11704,7 @@
           </w:tcPr>
           <w:p>
             <w:pPr>
+              <w:keepNext w:val="false"/>
               <w:spacing w:after="40" w:before="0"/>
               <w:jc w:val="left"/>
             </w:pPr>
@@ -11491,6 +11739,7 @@
           </w:tcPr>
           <w:p>
             <w:pPr>
+              <w:keepNext w:val="false"/>
               <w:spacing w:after="40" w:before="0"/>
               <w:jc w:val="left"/>
             </w:pPr>
@@ -11523,6 +11772,7 @@
           </w:tcPr>
           <w:p>
             <w:pPr>
+              <w:keepNext w:val="false"/>
               <w:spacing w:after="40" w:before="0"/>
               <w:jc w:val="left"/>
             </w:pPr>
@@ -11557,6 +11807,7 @@
           </w:tcPr>
           <w:p>
             <w:pPr>
+              <w:keepNext w:val="false"/>
               <w:spacing w:after="40" w:before="0"/>
               <w:jc w:val="left"/>
             </w:pPr>
@@ -11589,6 +11840,7 @@
           </w:tcPr>
           <w:p>
             <w:pPr>
+              <w:keepNext w:val="false"/>
               <w:spacing w:after="40" w:before="0"/>
               <w:jc w:val="left"/>
             </w:pPr>
@@ -11623,6 +11875,7 @@
           </w:tcPr>
           <w:p>
             <w:pPr>
+              <w:keepNext w:val="false"/>
               <w:spacing w:after="40" w:before="0"/>
               <w:jc w:val="left"/>
             </w:pPr>
@@ -11655,6 +11908,7 @@
           </w:tcPr>
           <w:p>
             <w:pPr>
+              <w:keepNext w:val="false"/>
               <w:spacing w:after="40" w:before="0"/>
               <w:jc w:val="left"/>
             </w:pPr>
@@ -11689,6 +11943,7 @@
           </w:tcPr>
           <w:p>
             <w:pPr>
+              <w:keepNext w:val="false"/>
               <w:spacing w:after="40" w:before="0"/>
               <w:jc w:val="left"/>
             </w:pPr>
@@ -11721,6 +11976,7 @@
           </w:tcPr>
           <w:p>
             <w:pPr>
+              <w:keepNext w:val="false"/>
               <w:spacing w:after="40" w:before="0"/>
               <w:jc w:val="left"/>
             </w:pPr>
@@ -11755,6 +12011,7 @@
           </w:tcPr>
           <w:p>
             <w:pPr>
+              <w:keepNext w:val="false"/>
               <w:spacing w:after="40" w:before="0"/>
               <w:jc w:val="left"/>
             </w:pPr>
@@ -11787,6 +12044,7 @@
           </w:tcPr>
           <w:p>
             <w:pPr>
+              <w:keepNext w:val="false"/>
               <w:spacing w:after="40" w:before="0"/>
               <w:jc w:val="left"/>
             </w:pPr>
@@ -11821,6 +12079,7 @@
           </w:tcPr>
           <w:p>
             <w:pPr>
+              <w:keepNext w:val="false"/>
               <w:spacing w:after="40" w:before="0"/>
               <w:jc w:val="left"/>
             </w:pPr>
@@ -11853,6 +12112,7 @@
           </w:tcPr>
           <w:p>
             <w:pPr>
+              <w:keepNext w:val="false"/>
               <w:spacing w:after="40" w:before="0"/>
               <w:jc w:val="left"/>
             </w:pPr>
@@ -11912,6 +12172,7 @@
           </w:tcPr>
           <w:p>
             <w:pPr>
+              <w:keepNext w:val="false"/>
               <w:spacing w:after="40" w:before="0"/>
               <w:jc w:val="center"/>
             </w:pPr>
@@ -11946,6 +12207,7 @@
           </w:tcPr>
           <w:p>
             <w:pPr>
+              <w:keepNext w:val="false"/>
               <w:spacing w:after="40" w:before="0"/>
               <w:jc w:val="left"/>
             </w:pPr>
@@ -12010,6 +12272,7 @@
           </w:tcPr>
           <w:p>
             <w:pPr>
+              <w:keepNext w:val="false"/>
               <w:spacing w:after="40" w:before="0"/>
               <w:jc w:val="center"/>
             </w:pPr>
@@ -12044,6 +12307,7 @@
           </w:tcPr>
           <w:p>
             <w:pPr>
+              <w:keepNext w:val="false"/>
               <w:spacing w:after="40" w:before="0"/>
               <w:jc w:val="left"/>
             </w:pPr>
@@ -12076,6 +12340,7 @@
           </w:tcPr>
           <w:p>
             <w:pPr>
+              <w:keepNext w:val="false"/>
               <w:spacing w:after="40" w:before="0"/>
               <w:jc w:val="left"/>
             </w:pPr>
@@ -12108,6 +12373,7 @@
           </w:tcPr>
           <w:p>
             <w:pPr>
+              <w:keepNext w:val="false"/>
               <w:spacing w:after="40" w:before="0"/>
               <w:jc w:val="left"/>
             </w:pPr>
@@ -12140,6 +12406,7 @@
           </w:tcPr>
           <w:p>
             <w:pPr>
+              <w:keepNext w:val="false"/>
               <w:spacing w:after="40" w:before="0"/>
               <w:jc w:val="left"/>
             </w:pPr>
@@ -12172,6 +12439,7 @@
           </w:tcPr>
           <w:p>
             <w:pPr>
+              <w:keepNext w:val="false"/>
               <w:spacing w:after="40" w:before="0"/>
               <w:jc w:val="left"/>
             </w:pPr>
@@ -12206,6 +12474,7 @@
           </w:tcPr>
           <w:p>
             <w:pPr>
+              <w:keepNext w:val="false"/>
               <w:spacing w:after="40" w:before="0"/>
               <w:jc w:val="left"/>
             </w:pPr>
@@ -12243,7 +12512,7 @@
             <w:pPr>
               <w:spacing w:after="20" w:before="0"/>
             </w:pPr>
-            <w:hyperlink w:history="1" r:id="rIdidqhbb1f6f1r21pykunlv">
+            <w:hyperlink w:history="1" r:id="rIdmmmb1goiy-8ptek3wcvyu">
               <w:r>
                 <w:rPr>
                   <w:rFonts w:ascii="Arial" w:cs="Arial" w:eastAsia="Arial" w:hAnsi="Arial"/>
@@ -12276,7 +12545,7 @@
               <w:spacing w:after="10" w:before="0"/>
               <w:ind w:left="120"/>
             </w:pPr>
-            <w:hyperlink w:history="1" r:id="rIdtbxfuwdhyowkq_lw09yft">
+            <w:hyperlink w:history="1" r:id="rIdrscnkgui_-wc8scmspplc">
               <w:r>
                 <w:rPr>
                   <w:rFonts w:ascii="Arial" w:cs="Arial" w:eastAsia="Arial" w:hAnsi="Arial"/>
@@ -12321,7 +12590,7 @@
             <w:pPr>
               <w:spacing w:after="20" w:before="0"/>
             </w:pPr>
-            <w:hyperlink w:history="1" r:id="rIdstcp_1_jtwmrpfn4tgnqs">
+            <w:hyperlink w:history="1" r:id="rId_edpttddpb26bxvo9jmrf">
               <w:r>
                 <w:rPr>
                   <w:rFonts w:ascii="Arial" w:cs="Arial" w:eastAsia="Arial" w:hAnsi="Arial"/>
@@ -12354,7 +12623,7 @@
               <w:spacing w:after="10" w:before="0"/>
               <w:ind w:left="120"/>
             </w:pPr>
-            <w:hyperlink w:history="1" r:id="rId5_7sxyzq-uvdutfhnebqp">
+            <w:hyperlink w:history="1" r:id="rIdkbemu2klz_2eorb_unihq">
               <w:r>
                 <w:rPr>
                   <w:rFonts w:ascii="Arial" w:cs="Arial" w:eastAsia="Arial" w:hAnsi="Arial"/>
@@ -12382,6 +12651,7 @@
           </w:tcPr>
           <w:p>
             <w:pPr>
+              <w:keepNext w:val="false"/>
               <w:spacing w:after="40" w:before="0"/>
               <w:jc w:val="left"/>
             </w:pPr>
@@ -12414,6 +12684,7 @@
           </w:tcPr>
           <w:p>
             <w:pPr>
+              <w:keepNext w:val="false"/>
               <w:spacing w:after="40" w:before="0"/>
               <w:jc w:val="left"/>
             </w:pPr>
@@ -12446,6 +12717,7 @@
           </w:tcPr>
           <w:p>
             <w:pPr>
+              <w:keepNext w:val="false"/>
               <w:spacing w:after="40" w:before="0"/>
               <w:jc w:val="left"/>
             </w:pPr>
@@ -12478,6 +12750,7 @@
           </w:tcPr>
           <w:p>
             <w:pPr>
+              <w:keepNext w:val="false"/>
               <w:spacing w:after="40" w:before="0"/>
               <w:jc w:val="left"/>
             </w:pPr>
@@ -12512,6 +12785,7 @@
           </w:tcPr>
           <w:p>
             <w:pPr>
+              <w:keepNext w:val="false"/>
               <w:spacing w:after="40" w:before="0"/>
               <w:jc w:val="left"/>
             </w:pPr>
@@ -12549,7 +12823,7 @@
             <w:pPr>
               <w:spacing w:after="20" w:before="0"/>
             </w:pPr>
-            <w:hyperlink w:history="1" r:id="rIdxmxhl1v155gl6rusyhfb2">
+            <w:hyperlink w:history="1" r:id="rIdbdu3kjtwrxrxro9equzxl">
               <w:r>
                 <w:rPr>
                   <w:rFonts w:ascii="Arial" w:cs="Arial" w:eastAsia="Arial" w:hAnsi="Arial"/>
@@ -12582,7 +12856,7 @@
               <w:spacing w:after="10" w:before="0"/>
               <w:ind w:left="120"/>
             </w:pPr>
-            <w:hyperlink w:history="1" r:id="rIdnexn7farfst_adkmwtn5s">
+            <w:hyperlink w:history="1" r:id="rIdbv9-fect276wgbm0dodn6">
               <w:r>
                 <w:rPr>
                   <w:rFonts w:ascii="Arial" w:cs="Arial" w:eastAsia="Arial" w:hAnsi="Arial"/>
@@ -12627,7 +12901,7 @@
             <w:pPr>
               <w:spacing w:after="20" w:before="0"/>
             </w:pPr>
-            <w:hyperlink w:history="1" r:id="rIdynkmcayaqn73qsmhhhkp-">
+            <w:hyperlink w:history="1" r:id="rIdnql4desevdoxv84jmgsav">
               <w:r>
                 <w:rPr>
                   <w:rFonts w:ascii="Arial" w:cs="Arial" w:eastAsia="Arial" w:hAnsi="Arial"/>
@@ -12660,7 +12934,7 @@
               <w:spacing w:after="10" w:before="0"/>
               <w:ind w:left="120"/>
             </w:pPr>
-            <w:hyperlink w:history="1" r:id="rIdh-zip0r78uqrw-ko8_fc8">
+            <w:hyperlink w:history="1" r:id="rIddljfeshs5avlwdzilpk38">
               <w:r>
                 <w:rPr>
                   <w:rFonts w:ascii="Arial" w:cs="Arial" w:eastAsia="Arial" w:hAnsi="Arial"/>
@@ -12688,6 +12962,7 @@
           </w:tcPr>
           <w:p>
             <w:pPr>
+              <w:keepNext w:val="false"/>
               <w:spacing w:after="40" w:before="0"/>
               <w:jc w:val="left"/>
             </w:pPr>
@@ -12720,6 +12995,7 @@
           </w:tcPr>
           <w:p>
             <w:pPr>
+              <w:keepNext w:val="false"/>
               <w:spacing w:after="40" w:before="0"/>
               <w:jc w:val="left"/>
             </w:pPr>
@@ -12752,6 +13028,7 @@
           </w:tcPr>
           <w:p>
             <w:pPr>
+              <w:keepNext w:val="false"/>
               <w:spacing w:after="40" w:before="0"/>
               <w:jc w:val="left"/>
             </w:pPr>
@@ -12784,6 +13061,7 @@
           </w:tcPr>
           <w:p>
             <w:pPr>
+              <w:keepNext w:val="false"/>
               <w:spacing w:after="40" w:before="0"/>
               <w:jc w:val="left"/>
             </w:pPr>
@@ -12818,6 +13096,7 @@
           </w:tcPr>
           <w:p>
             <w:pPr>
+              <w:keepNext w:val="false"/>
               <w:spacing w:after="40" w:before="0"/>
               <w:jc w:val="left"/>
             </w:pPr>
@@ -12855,7 +13134,7 @@
             <w:pPr>
               <w:spacing w:after="20" w:before="0"/>
             </w:pPr>
-            <w:hyperlink w:history="1" r:id="rIdyeqfamdhwudqhltdzzcte">
+            <w:hyperlink w:history="1" r:id="rId049_olts2zquvxu7jjh9o">
               <w:r>
                 <w:rPr>
                   <w:rFonts w:ascii="Arial" w:cs="Arial" w:eastAsia="Arial" w:hAnsi="Arial"/>
@@ -12904,7 +13183,7 @@
               <w:spacing w:after="10" w:before="0"/>
               <w:ind w:left="120"/>
             </w:pPr>
-            <w:hyperlink w:history="1" r:id="rIdpbxujuif-ymlyj-c4f84h">
+            <w:hyperlink w:history="1" r:id="rIdpxgzoxp3p35za1sbf5b12">
               <w:r>
                 <w:rPr>
                   <w:rFonts w:ascii="Arial" w:cs="Arial" w:eastAsia="Arial" w:hAnsi="Arial"/>
@@ -12949,7 +13228,7 @@
             <w:pPr>
               <w:spacing w:after="20" w:before="0"/>
             </w:pPr>
-            <w:hyperlink w:history="1" r:id="rIdsgl0c702zolm_g_rqvqvt">
+            <w:hyperlink w:history="1" r:id="rIdloz8fboqqgp9dncxmwmpk">
               <w:r>
                 <w:rPr>
                   <w:rFonts w:ascii="Arial" w:cs="Arial" w:eastAsia="Arial" w:hAnsi="Arial"/>
@@ -12998,7 +13277,7 @@
               <w:spacing w:after="10" w:before="0"/>
               <w:ind w:left="120"/>
             </w:pPr>
-            <w:hyperlink w:history="1" r:id="rIdpuo5ord2tom3wyjzwjju6">
+            <w:hyperlink w:history="1" r:id="rIdxpcqby6sjch97r53xf4ba">
               <w:r>
                 <w:rPr>
                   <w:rFonts w:ascii="Arial" w:cs="Arial" w:eastAsia="Arial" w:hAnsi="Arial"/>
@@ -13026,6 +13305,7 @@
           </w:tcPr>
           <w:p>
             <w:pPr>
+              <w:keepNext w:val="false"/>
               <w:spacing w:after="40" w:before="0"/>
               <w:jc w:val="left"/>
             </w:pPr>
@@ -13058,6 +13338,7 @@
           </w:tcPr>
           <w:p>
             <w:pPr>
+              <w:keepNext w:val="false"/>
               <w:spacing w:after="40" w:before="0"/>
               <w:jc w:val="left"/>
             </w:pPr>
@@ -13090,6 +13371,7 @@
           </w:tcPr>
           <w:p>
             <w:pPr>
+              <w:keepNext w:val="false"/>
               <w:spacing w:after="40" w:before="0"/>
               <w:jc w:val="left"/>
             </w:pPr>
@@ -13122,6 +13404,7 @@
           </w:tcPr>
           <w:p>
             <w:pPr>
+              <w:keepNext w:val="false"/>
               <w:spacing w:after="40" w:before="0"/>
               <w:jc w:val="left"/>
             </w:pPr>
@@ -13156,6 +13439,7 @@
           </w:tcPr>
           <w:p>
             <w:pPr>
+              <w:keepNext w:val="false"/>
               <w:spacing w:after="40" w:before="0"/>
               <w:jc w:val="left"/>
             </w:pPr>
@@ -13193,7 +13477,7 @@
             <w:pPr>
               <w:spacing w:after="20" w:before="0"/>
             </w:pPr>
-            <w:hyperlink w:history="1" r:id="rIdsgorjg1twjg7ukzq9tvmm">
+            <w:hyperlink w:history="1" r:id="rIdxmqzabmsq5yt2wx6dypri">
               <w:r>
                 <w:rPr>
                   <w:rFonts w:ascii="Arial" w:cs="Arial" w:eastAsia="Arial" w:hAnsi="Arial"/>
@@ -13242,7 +13526,7 @@
               <w:spacing w:after="10" w:before="0"/>
               <w:ind w:left="120"/>
             </w:pPr>
-            <w:hyperlink w:history="1" r:id="rId0f2abhxtid3dt5_f3gt8n">
+            <w:hyperlink w:history="1" r:id="rIdxxrpncfzphgcrm9g3yifk">
               <w:r>
                 <w:rPr>
                   <w:rFonts w:ascii="Arial" w:cs="Arial" w:eastAsia="Arial" w:hAnsi="Arial"/>
@@ -13287,7 +13571,7 @@
             <w:pPr>
               <w:spacing w:after="20" w:before="0"/>
             </w:pPr>
-            <w:hyperlink w:history="1" r:id="rIdfqligzk3g5xy3vhswqvu8">
+            <w:hyperlink w:history="1" r:id="rIdivdoy5gekcedrykhu7jhd">
               <w:r>
                 <w:rPr>
                   <w:rFonts w:ascii="Arial" w:cs="Arial" w:eastAsia="Arial" w:hAnsi="Arial"/>
@@ -13336,7 +13620,7 @@
               <w:spacing w:after="10" w:before="0"/>
               <w:ind w:left="120"/>
             </w:pPr>
-            <w:hyperlink w:history="1" r:id="rIdapp5zqdxb9qnbrntzqz_r">
+            <w:hyperlink w:history="1" r:id="rIdgdv_ame6jgr0z9rsub6pg">
               <w:r>
                 <w:rPr>
                   <w:rFonts w:ascii="Arial" w:cs="Arial" w:eastAsia="Arial" w:hAnsi="Arial"/>
@@ -13364,6 +13648,7 @@
           </w:tcPr>
           <w:p>
             <w:pPr>
+              <w:keepNext w:val="false"/>
               <w:spacing w:after="40" w:before="0"/>
               <w:jc w:val="left"/>
             </w:pPr>
@@ -13396,6 +13681,7 @@
           </w:tcPr>
           <w:p>
             <w:pPr>
+              <w:keepNext w:val="false"/>
               <w:spacing w:after="40" w:before="0"/>
               <w:jc w:val="left"/>
             </w:pPr>
@@ -13428,6 +13714,7 @@
           </w:tcPr>
           <w:p>
             <w:pPr>
+              <w:keepNext w:val="false"/>
               <w:spacing w:after="40" w:before="0"/>
               <w:jc w:val="left"/>
             </w:pPr>
@@ -13460,6 +13747,7 @@
           </w:tcPr>
           <w:p>
             <w:pPr>
+              <w:keepNext w:val="false"/>
               <w:spacing w:after="40" w:before="0"/>
               <w:jc w:val="left"/>
             </w:pPr>
@@ -13494,6 +13782,7 @@
           </w:tcPr>
           <w:p>
             <w:pPr>
+              <w:keepNext w:val="false"/>
               <w:spacing w:after="40" w:before="0"/>
               <w:jc w:val="left"/>
             </w:pPr>
@@ -13531,7 +13820,7 @@
             <w:pPr>
               <w:spacing w:after="20" w:before="0"/>
             </w:pPr>
-            <w:hyperlink w:history="1" r:id="rIdvel8bopvx7gzs2eyhcjnz">
+            <w:hyperlink w:history="1" r:id="rIddzmg6djvuwp0jzqgrvwmm">
               <w:r>
                 <w:rPr>
                   <w:rFonts w:ascii="Arial" w:cs="Arial" w:eastAsia="Arial" w:hAnsi="Arial"/>
@@ -13580,7 +13869,7 @@
               <w:spacing w:after="10" w:before="0"/>
               <w:ind w:left="120"/>
             </w:pPr>
-            <w:hyperlink w:history="1" r:id="rIds0gg0swd7pbcin1ok24kg">
+            <w:hyperlink w:history="1" r:id="rIdbfyy7gmgonvgxkhe-orcn">
               <w:r>
                 <w:rPr>
                   <w:rFonts w:ascii="Arial" w:cs="Arial" w:eastAsia="Arial" w:hAnsi="Arial"/>
@@ -13625,7 +13914,7 @@
             <w:pPr>
               <w:spacing w:after="20" w:before="0"/>
             </w:pPr>
-            <w:hyperlink w:history="1" r:id="rId8dcl4ghypfspx80q6n7ld">
+            <w:hyperlink w:history="1" r:id="rIdzg6vykzchtgx9lx0yqzg-">
               <w:r>
                 <w:rPr>
                   <w:rFonts w:ascii="Arial" w:cs="Arial" w:eastAsia="Arial" w:hAnsi="Arial"/>
@@ -13674,7 +13963,7 @@
               <w:spacing w:after="10" w:before="0"/>
               <w:ind w:left="120"/>
             </w:pPr>
-            <w:hyperlink w:history="1" r:id="rIdjdhocy7rjsynajgsppd6o">
+            <w:hyperlink w:history="1" r:id="rIdnekm61g-5ei9owaqwkyrv">
               <w:r>
                 <w:rPr>
                   <w:rFonts w:ascii="Arial" w:cs="Arial" w:eastAsia="Arial" w:hAnsi="Arial"/>
@@ -13702,6 +13991,7 @@
           </w:tcPr>
           <w:p>
             <w:pPr>
+              <w:keepNext w:val="false"/>
               <w:spacing w:after="40" w:before="0"/>
               <w:jc w:val="left"/>
             </w:pPr>
@@ -13734,6 +14024,7 @@
           </w:tcPr>
           <w:p>
             <w:pPr>
+              <w:keepNext w:val="false"/>
               <w:spacing w:after="40" w:before="0"/>
               <w:jc w:val="left"/>
             </w:pPr>
@@ -13766,6 +14057,7 @@
           </w:tcPr>
           <w:p>
             <w:pPr>
+              <w:keepNext w:val="false"/>
               <w:spacing w:after="40" w:before="0"/>
               <w:jc w:val="left"/>
             </w:pPr>
@@ -13798,6 +14090,7 @@
           </w:tcPr>
           <w:p>
             <w:pPr>
+              <w:keepNext w:val="false"/>
               <w:spacing w:after="40" w:before="0"/>
               <w:jc w:val="left"/>
             </w:pPr>
@@ -13857,6 +14150,7 @@
           </w:tcPr>
           <w:p>
             <w:pPr>
+              <w:keepNext w:val="false"/>
               <w:spacing w:after="40" w:before="0"/>
               <w:jc w:val="center"/>
             </w:pPr>
@@ -13891,6 +14185,7 @@
           </w:tcPr>
           <w:p>
             <w:pPr>
+              <w:keepNext w:val="false"/>
               <w:spacing w:after="40" w:before="0"/>
               <w:jc w:val="left"/>
             </w:pPr>
@@ -13952,6 +14247,7 @@
           </w:tcPr>
           <w:p>
             <w:pPr>
+              <w:keepNext w:val="false"/>
               <w:spacing w:after="40" w:before="0"/>
               <w:jc w:val="center"/>
             </w:pPr>
@@ -13986,6 +14282,7 @@
           </w:tcPr>
           <w:p>
             <w:pPr>
+              <w:keepNext w:val="false"/>
               <w:spacing w:after="40" w:before="0"/>
               <w:jc w:val="left"/>
             </w:pPr>
@@ -14018,6 +14315,7 @@
           </w:tcPr>
           <w:p>
             <w:pPr>
+              <w:keepNext w:val="false"/>
               <w:spacing w:after="40" w:before="0"/>
               <w:jc w:val="left"/>
             </w:pPr>
@@ -14052,6 +14350,7 @@
           </w:tcPr>
           <w:p>
             <w:pPr>
+              <w:keepNext w:val="false"/>
               <w:spacing w:after="40" w:before="0"/>
               <w:jc w:val="left"/>
             </w:pPr>
@@ -14084,6 +14383,7 @@
           </w:tcPr>
           <w:p>
             <w:pPr>
+              <w:keepNext w:val="false"/>
               <w:spacing w:after="40" w:before="0"/>
               <w:jc w:val="left"/>
             </w:pPr>
@@ -14118,6 +14418,7 @@
           </w:tcPr>
           <w:p>
             <w:pPr>
+              <w:keepNext w:val="false"/>
               <w:spacing w:after="40" w:before="0"/>
               <w:jc w:val="left"/>
             </w:pPr>
@@ -14150,6 +14451,7 @@
           </w:tcPr>
           <w:p>
             <w:pPr>
+              <w:keepNext w:val="false"/>
               <w:spacing w:after="40" w:before="0"/>
               <w:jc w:val="left"/>
             </w:pPr>
@@ -14186,7 +14488,7 @@
         </w:rPr>
         <w:t xml:space="preserve">© 2026 SeaVuria and ARES. Aligned with KICD objectives. Developed by SeaVuria; technical implementation by ARES (with AI assistance from Claude). Licensed under </w:t>
       </w:r>
-      <w:hyperlink w:history="1" r:id="rIdvgfg5pow7hoosqhgtc5lk">
+      <w:hyperlink w:history="1" r:id="rIdcwhcq4wjtwlvtmxyvohqu">
         <w:r>
           <w:rPr>
             <w:rFonts w:ascii="Arial" w:cs="Arial" w:eastAsia="Arial" w:hAnsi="Arial"/>
@@ -14207,7 +14509,7 @@
         </w:rPr>
         <w:t xml:space="preserve"> (</w:t>
       </w:r>
-      <w:hyperlink w:history="1" r:id="rIdvevbdxx28wo94pipl5zuu">
+      <w:hyperlink w:history="1" r:id="rIdxfwf0irpsl2t_m-uueeg5">
         <w:r>
           <w:rPr>
             <w:rFonts w:ascii="Arial" w:cs="Arial" w:eastAsia="Arial" w:hAnsi="Arial"/>
@@ -14267,6 +14569,7 @@
           </w:tcPr>
           <w:p>
             <w:pPr>
+              <w:keepNext w:val="false"/>
               <w:spacing w:after="40" w:before="0"/>
               <w:jc w:val="center"/>
             </w:pPr>
@@ -14302,6 +14605,7 @@
           </w:tcPr>
           <w:p>
             <w:pPr>
+              <w:keepNext w:val="false"/>
               <w:spacing w:after="40" w:before="0"/>
               <w:jc w:val="center"/>
             </w:pPr>
@@ -14336,6 +14640,7 @@
           </w:tcPr>
           <w:p>
             <w:pPr>
+              <w:keepNext w:val="false"/>
               <w:spacing w:after="40" w:before="0"/>
               <w:jc w:val="left"/>
             </w:pPr>
@@ -14368,6 +14673,7 @@
           </w:tcPr>
           <w:p>
             <w:pPr>
+              <w:keepNext w:val="false"/>
               <w:spacing w:after="40" w:before="0"/>
               <w:jc w:val="left"/>
             </w:pPr>
@@ -14402,6 +14708,7 @@
           </w:tcPr>
           <w:p>
             <w:pPr>
+              <w:keepNext w:val="false"/>
               <w:spacing w:after="40" w:before="0"/>
               <w:jc w:val="left"/>
             </w:pPr>
@@ -14434,6 +14741,7 @@
           </w:tcPr>
           <w:p>
             <w:pPr>
+              <w:keepNext w:val="false"/>
               <w:spacing w:after="40" w:before="0"/>
               <w:jc w:val="left"/>
             </w:pPr>
@@ -14468,6 +14776,7 @@
           </w:tcPr>
           <w:p>
             <w:pPr>
+              <w:keepNext w:val="false"/>
               <w:spacing w:after="40" w:before="0"/>
               <w:jc w:val="left"/>
             </w:pPr>
@@ -14500,6 +14809,7 @@
           </w:tcPr>
           <w:p>
             <w:pPr>
+              <w:keepNext w:val="false"/>
               <w:spacing w:after="40" w:before="0"/>
               <w:jc w:val="left"/>
             </w:pPr>
@@ -14534,6 +14844,7 @@
           </w:tcPr>
           <w:p>
             <w:pPr>
+              <w:keepNext w:val="false"/>
               <w:spacing w:after="40" w:before="0"/>
               <w:jc w:val="left"/>
             </w:pPr>
@@ -14566,6 +14877,7 @@
           </w:tcPr>
           <w:p>
             <w:pPr>
+              <w:keepNext w:val="false"/>
               <w:spacing w:after="40" w:before="0"/>
               <w:jc w:val="left"/>
             </w:pPr>
@@ -14600,6 +14912,7 @@
           </w:tcPr>
           <w:p>
             <w:pPr>
+              <w:keepNext w:val="false"/>
               <w:spacing w:after="40" w:before="0"/>
               <w:jc w:val="left"/>
             </w:pPr>
@@ -14632,6 +14945,7 @@
           </w:tcPr>
           <w:p>
             <w:pPr>
+              <w:keepNext w:val="false"/>
               <w:spacing w:after="40" w:before="0"/>
               <w:jc w:val="left"/>
             </w:pPr>
@@ -14666,6 +14980,7 @@
           </w:tcPr>
           <w:p>
             <w:pPr>
+              <w:keepNext w:val="false"/>
               <w:spacing w:after="40" w:before="0"/>
               <w:jc w:val="left"/>
             </w:pPr>
@@ -14698,6 +15013,7 @@
           </w:tcPr>
           <w:p>
             <w:pPr>
+              <w:keepNext w:val="false"/>
               <w:spacing w:after="40" w:before="0"/>
               <w:jc w:val="left"/>
             </w:pPr>
@@ -14732,6 +15048,7 @@
           </w:tcPr>
           <w:p>
             <w:pPr>
+              <w:keepNext w:val="false"/>
               <w:spacing w:after="40" w:before="0"/>
               <w:jc w:val="left"/>
             </w:pPr>
@@ -14764,6 +15081,7 @@
           </w:tcPr>
           <w:p>
             <w:pPr>
+              <w:keepNext w:val="false"/>
               <w:spacing w:after="40" w:before="0"/>
               <w:jc w:val="left"/>
             </w:pPr>
@@ -14798,6 +15116,7 @@
           </w:tcPr>
           <w:p>
             <w:pPr>
+              <w:keepNext w:val="false"/>
               <w:spacing w:after="40" w:before="0"/>
               <w:jc w:val="left"/>
             </w:pPr>
@@ -14830,6 +15149,7 @@
           </w:tcPr>
           <w:p>
             <w:pPr>
+              <w:keepNext w:val="false"/>
               <w:spacing w:after="40" w:before="0"/>
               <w:jc w:val="left"/>
             </w:pPr>
@@ -14889,6 +15209,7 @@
           </w:tcPr>
           <w:p>
             <w:pPr>
+              <w:keepNext w:val="false"/>
               <w:spacing w:after="40" w:before="0"/>
               <w:jc w:val="center"/>
             </w:pPr>
@@ -14923,6 +15244,7 @@
           </w:tcPr>
           <w:p>
             <w:pPr>
+              <w:keepNext w:val="false"/>
               <w:spacing w:after="40" w:before="0"/>
               <w:jc w:val="left"/>
             </w:pPr>
@@ -14987,6 +15309,7 @@
           </w:tcPr>
           <w:p>
             <w:pPr>
+              <w:keepNext w:val="false"/>
               <w:spacing w:after="40" w:before="0"/>
               <w:jc w:val="center"/>
             </w:pPr>
@@ -15021,6 +15344,7 @@
           </w:tcPr>
           <w:p>
             <w:pPr>
+              <w:keepNext w:val="false"/>
               <w:spacing w:after="40" w:before="0"/>
               <w:jc w:val="left"/>
             </w:pPr>
@@ -15053,6 +15377,7 @@
           </w:tcPr>
           <w:p>
             <w:pPr>
+              <w:keepNext w:val="false"/>
               <w:spacing w:after="40" w:before="0"/>
               <w:jc w:val="left"/>
             </w:pPr>
@@ -15085,6 +15410,7 @@
           </w:tcPr>
           <w:p>
             <w:pPr>
+              <w:keepNext w:val="false"/>
               <w:spacing w:after="40" w:before="0"/>
               <w:jc w:val="left"/>
             </w:pPr>
@@ -15117,6 +15443,7 @@
           </w:tcPr>
           <w:p>
             <w:pPr>
+              <w:keepNext w:val="false"/>
               <w:spacing w:after="40" w:before="0"/>
               <w:jc w:val="left"/>
             </w:pPr>
@@ -15149,6 +15476,7 @@
           </w:tcPr>
           <w:p>
             <w:pPr>
+              <w:keepNext w:val="false"/>
               <w:spacing w:after="40" w:before="0"/>
               <w:jc w:val="left"/>
             </w:pPr>
@@ -15183,6 +15511,7 @@
           </w:tcPr>
           <w:p>
             <w:pPr>
+              <w:keepNext w:val="false"/>
               <w:spacing w:after="40" w:before="0"/>
               <w:jc w:val="left"/>
             </w:pPr>
@@ -15220,7 +15549,7 @@
             <w:pPr>
               <w:spacing w:after="20" w:before="0"/>
             </w:pPr>
-            <w:hyperlink w:history="1" r:id="rIddymdppr3rgovdcadixx93">
+            <w:hyperlink w:history="1" r:id="rIdbqdz0yxsm-ookywkfev00">
               <w:r>
                 <w:rPr>
                   <w:rFonts w:ascii="Arial" w:cs="Arial" w:eastAsia="Arial" w:hAnsi="Arial"/>
@@ -15253,7 +15582,7 @@
               <w:spacing w:after="10" w:before="0"/>
               <w:ind w:left="120"/>
             </w:pPr>
-            <w:hyperlink w:history="1" r:id="rIdjazisofq4lix3cjxashvv">
+            <w:hyperlink w:history="1" r:id="rIdkyc8zbdsm0i3aqdgo4fqe">
               <w:r>
                 <w:rPr>
                   <w:rFonts w:ascii="Arial" w:cs="Arial" w:eastAsia="Arial" w:hAnsi="Arial"/>
@@ -15298,7 +15627,7 @@
             <w:pPr>
               <w:spacing w:after="20" w:before="0"/>
             </w:pPr>
-            <w:hyperlink w:history="1" r:id="rIdzvziuft9izutyfcmn9zri">
+            <w:hyperlink w:history="1" r:id="rIdlkssfjnxn4tje3k1i_vuq">
               <w:r>
                 <w:rPr>
                   <w:rFonts w:ascii="Arial" w:cs="Arial" w:eastAsia="Arial" w:hAnsi="Arial"/>
@@ -15331,7 +15660,7 @@
               <w:spacing w:after="10" w:before="0"/>
               <w:ind w:left="120"/>
             </w:pPr>
-            <w:hyperlink w:history="1" r:id="rIdk6g77ptizxldtyz2lj4bs">
+            <w:hyperlink w:history="1" r:id="rIdygsid4svyyunswwm10tuz">
               <w:r>
                 <w:rPr>
                   <w:rFonts w:ascii="Arial" w:cs="Arial" w:eastAsia="Arial" w:hAnsi="Arial"/>
@@ -15359,6 +15688,7 @@
           </w:tcPr>
           <w:p>
             <w:pPr>
+              <w:keepNext w:val="false"/>
               <w:spacing w:after="40" w:before="0"/>
               <w:jc w:val="left"/>
             </w:pPr>
@@ -15391,6 +15721,7 @@
           </w:tcPr>
           <w:p>
             <w:pPr>
+              <w:keepNext w:val="false"/>
               <w:spacing w:after="40" w:before="0"/>
               <w:jc w:val="left"/>
             </w:pPr>
@@ -15423,6 +15754,7 @@
           </w:tcPr>
           <w:p>
             <w:pPr>
+              <w:keepNext w:val="false"/>
               <w:spacing w:after="40" w:before="0"/>
               <w:jc w:val="left"/>
             </w:pPr>
@@ -15455,6 +15787,7 @@
           </w:tcPr>
           <w:p>
             <w:pPr>
+              <w:keepNext w:val="false"/>
               <w:spacing w:after="40" w:before="0"/>
               <w:jc w:val="left"/>
             </w:pPr>
@@ -15489,6 +15822,7 @@
           </w:tcPr>
           <w:p>
             <w:pPr>
+              <w:keepNext w:val="false"/>
               <w:spacing w:after="40" w:before="0"/>
               <w:jc w:val="left"/>
             </w:pPr>
@@ -15526,7 +15860,7 @@
             <w:pPr>
               <w:spacing w:after="20" w:before="0"/>
             </w:pPr>
-            <w:hyperlink w:history="1" r:id="rIdlu5jc-dqn5xaabjpdzadv">
+            <w:hyperlink w:history="1" r:id="rIdcx3yc70dqqyy108xaue4q">
               <w:r>
                 <w:rPr>
                   <w:rFonts w:ascii="Arial" w:cs="Arial" w:eastAsia="Arial" w:hAnsi="Arial"/>
@@ -15559,7 +15893,7 @@
               <w:spacing w:after="10" w:before="0"/>
               <w:ind w:left="120"/>
             </w:pPr>
-            <w:hyperlink w:history="1" r:id="rIdxytxolfhxuphv-fgrdyu0">
+            <w:hyperlink w:history="1" r:id="rId58dqajw6plkq0wr5xzzmp">
               <w:r>
                 <w:rPr>
                   <w:rFonts w:ascii="Arial" w:cs="Arial" w:eastAsia="Arial" w:hAnsi="Arial"/>
@@ -15604,7 +15938,7 @@
             <w:pPr>
               <w:spacing w:after="20" w:before="0"/>
             </w:pPr>
-            <w:hyperlink w:history="1" r:id="rIdyza3kx0adlhzdwtns8yjy">
+            <w:hyperlink w:history="1" r:id="rIdf5cvp8ids8qcwfd3f0uef">
               <w:r>
                 <w:rPr>
                   <w:rFonts w:ascii="Arial" w:cs="Arial" w:eastAsia="Arial" w:hAnsi="Arial"/>
@@ -15637,7 +15971,7 @@
               <w:spacing w:after="10" w:before="0"/>
               <w:ind w:left="120"/>
             </w:pPr>
-            <w:hyperlink w:history="1" r:id="rIdm9cludm6nufrgec5n2dx4">
+            <w:hyperlink w:history="1" r:id="rIdt682dpkslyhxnk1twrz84">
               <w:r>
                 <w:rPr>
                   <w:rFonts w:ascii="Arial" w:cs="Arial" w:eastAsia="Arial" w:hAnsi="Arial"/>
@@ -15665,6 +15999,7 @@
           </w:tcPr>
           <w:p>
             <w:pPr>
+              <w:keepNext w:val="false"/>
               <w:spacing w:after="40" w:before="0"/>
               <w:jc w:val="left"/>
             </w:pPr>
@@ -15697,6 +16032,7 @@
           </w:tcPr>
           <w:p>
             <w:pPr>
+              <w:keepNext w:val="false"/>
               <w:spacing w:after="40" w:before="0"/>
               <w:jc w:val="left"/>
             </w:pPr>
@@ -15729,6 +16065,7 @@
           </w:tcPr>
           <w:p>
             <w:pPr>
+              <w:keepNext w:val="false"/>
               <w:spacing w:after="40" w:before="0"/>
               <w:jc w:val="left"/>
             </w:pPr>
@@ -15761,6 +16098,7 @@
           </w:tcPr>
           <w:p>
             <w:pPr>
+              <w:keepNext w:val="false"/>
               <w:spacing w:after="40" w:before="0"/>
               <w:jc w:val="left"/>
             </w:pPr>
@@ -15795,6 +16133,7 @@
           </w:tcPr>
           <w:p>
             <w:pPr>
+              <w:keepNext w:val="false"/>
               <w:spacing w:after="40" w:before="0"/>
               <w:jc w:val="left"/>
             </w:pPr>
@@ -15832,7 +16171,7 @@
             <w:pPr>
               <w:spacing w:after="20" w:before="0"/>
             </w:pPr>
-            <w:hyperlink w:history="1" r:id="rIdpkdnd_8drnktv0qetyn4t">
+            <w:hyperlink w:history="1" r:id="rIdnwyq1_i0skwi16-mte7kx">
               <w:r>
                 <w:rPr>
                   <w:rFonts w:ascii="Arial" w:cs="Arial" w:eastAsia="Arial" w:hAnsi="Arial"/>
@@ -15865,7 +16204,7 @@
               <w:spacing w:after="10" w:before="0"/>
               <w:ind w:left="120"/>
             </w:pPr>
-            <w:hyperlink w:history="1" r:id="rIdu7arbg6duxoqnqvmnbnlz">
+            <w:hyperlink w:history="1" r:id="rIdpjy8vvvmlfyw5j9qcz34f">
               <w:r>
                 <w:rPr>
                   <w:rFonts w:ascii="Arial" w:cs="Arial" w:eastAsia="Arial" w:hAnsi="Arial"/>
@@ -15910,7 +16249,7 @@
             <w:pPr>
               <w:spacing w:after="20" w:before="0"/>
             </w:pPr>
-            <w:hyperlink w:history="1" r:id="rIdrgcpfvbmo8xg_k9ixka7w">
+            <w:hyperlink w:history="1" r:id="rIds1vve-84afjlyvghblddj">
               <w:r>
                 <w:rPr>
                   <w:rFonts w:ascii="Arial" w:cs="Arial" w:eastAsia="Arial" w:hAnsi="Arial"/>
@@ -15959,7 +16298,7 @@
               <w:spacing w:after="10" w:before="0"/>
               <w:ind w:left="120"/>
             </w:pPr>
-            <w:hyperlink w:history="1" r:id="rIdwxj8rro7ygwaynujhzufl">
+            <w:hyperlink w:history="1" r:id="rIdj55itojja1jol3m0q_qqs">
               <w:r>
                 <w:rPr>
                   <w:rFonts w:ascii="Arial" w:cs="Arial" w:eastAsia="Arial" w:hAnsi="Arial"/>
@@ -15987,6 +16326,7 @@
           </w:tcPr>
           <w:p>
             <w:pPr>
+              <w:keepNext w:val="false"/>
               <w:spacing w:after="40" w:before="0"/>
               <w:jc w:val="left"/>
             </w:pPr>
@@ -16019,6 +16359,7 @@
           </w:tcPr>
           <w:p>
             <w:pPr>
+              <w:keepNext w:val="false"/>
               <w:spacing w:after="40" w:before="0"/>
               <w:jc w:val="left"/>
             </w:pPr>
@@ -16051,6 +16392,7 @@
           </w:tcPr>
           <w:p>
             <w:pPr>
+              <w:keepNext w:val="false"/>
               <w:spacing w:after="40" w:before="0"/>
               <w:jc w:val="left"/>
             </w:pPr>
@@ -16083,6 +16425,7 @@
           </w:tcPr>
           <w:p>
             <w:pPr>
+              <w:keepNext w:val="false"/>
               <w:spacing w:after="40" w:before="0"/>
               <w:jc w:val="left"/>
             </w:pPr>
@@ -16117,6 +16460,7 @@
           </w:tcPr>
           <w:p>
             <w:pPr>
+              <w:keepNext w:val="false"/>
               <w:spacing w:after="40" w:before="0"/>
               <w:jc w:val="left"/>
             </w:pPr>
@@ -16154,7 +16498,7 @@
             <w:pPr>
               <w:spacing w:after="20" w:before="0"/>
             </w:pPr>
-            <w:hyperlink w:history="1" r:id="rIdrid6nmxwofynzkb1lwdmm">
+            <w:hyperlink w:history="1" r:id="rIdaq9c3ucsqnpfjw1-2sn4n">
               <w:r>
                 <w:rPr>
                   <w:rFonts w:ascii="Arial" w:cs="Arial" w:eastAsia="Arial" w:hAnsi="Arial"/>
@@ -16187,7 +16531,7 @@
               <w:spacing w:after="10" w:before="0"/>
               <w:ind w:left="120"/>
             </w:pPr>
-            <w:hyperlink w:history="1" r:id="rIdzfojtst6ea7nstgi2htf4">
+            <w:hyperlink w:history="1" r:id="rIdqz4jllf4xtfqbgdsjzipg">
               <w:r>
                 <w:rPr>
                   <w:rFonts w:ascii="Arial" w:cs="Arial" w:eastAsia="Arial" w:hAnsi="Arial"/>
@@ -16232,7 +16576,7 @@
             <w:pPr>
               <w:spacing w:after="20" w:before="0"/>
             </w:pPr>
-            <w:hyperlink w:history="1" r:id="rId1pgb9w4evpvqqzf9ctu_6">
+            <w:hyperlink w:history="1" r:id="rIdb9ndlmx2fdckjo4uuly4-">
               <w:r>
                 <w:rPr>
                   <w:rFonts w:ascii="Arial" w:cs="Arial" w:eastAsia="Arial" w:hAnsi="Arial"/>
@@ -16281,7 +16625,7 @@
               <w:spacing w:after="10" w:before="0"/>
               <w:ind w:left="120"/>
             </w:pPr>
-            <w:hyperlink w:history="1" r:id="rIddhqjkdanz2wn4san3pk1b">
+            <w:hyperlink w:history="1" r:id="rId9lxwsuxdyefrfchkeai0s">
               <w:r>
                 <w:rPr>
                   <w:rFonts w:ascii="Arial" w:cs="Arial" w:eastAsia="Arial" w:hAnsi="Arial"/>
@@ -16309,6 +16653,7 @@
           </w:tcPr>
           <w:p>
             <w:pPr>
+              <w:keepNext w:val="false"/>
               <w:spacing w:after="40" w:before="0"/>
               <w:jc w:val="left"/>
             </w:pPr>
@@ -16341,6 +16686,7 @@
           </w:tcPr>
           <w:p>
             <w:pPr>
+              <w:keepNext w:val="false"/>
               <w:spacing w:after="40" w:before="0"/>
               <w:jc w:val="left"/>
             </w:pPr>
@@ -16373,6 +16719,7 @@
           </w:tcPr>
           <w:p>
             <w:pPr>
+              <w:keepNext w:val="false"/>
               <w:spacing w:after="40" w:before="0"/>
               <w:jc w:val="left"/>
             </w:pPr>
@@ -16405,6 +16752,7 @@
           </w:tcPr>
           <w:p>
             <w:pPr>
+              <w:keepNext w:val="false"/>
               <w:spacing w:after="40" w:before="0"/>
               <w:jc w:val="left"/>
             </w:pPr>
@@ -16439,6 +16787,7 @@
           </w:tcPr>
           <w:p>
             <w:pPr>
+              <w:keepNext w:val="false"/>
               <w:spacing w:after="40" w:before="0"/>
               <w:jc w:val="left"/>
             </w:pPr>
@@ -16476,7 +16825,7 @@
             <w:pPr>
               <w:spacing w:after="20" w:before="0"/>
             </w:pPr>
-            <w:hyperlink w:history="1" r:id="rIdjjua-gaegpz3rc3pezowg">
+            <w:hyperlink w:history="1" r:id="rId414twkmfdbnbzkrf-af3b">
               <w:r>
                 <w:rPr>
                   <w:rFonts w:ascii="Arial" w:cs="Arial" w:eastAsia="Arial" w:hAnsi="Arial"/>
@@ -16525,7 +16874,7 @@
               <w:spacing w:after="10" w:before="0"/>
               <w:ind w:left="120"/>
             </w:pPr>
-            <w:hyperlink w:history="1" r:id="rIdxq_afo4zlotgfeq7ja6zg">
+            <w:hyperlink w:history="1" r:id="rId97ggsjqjad8iaa8gqjgq-">
               <w:r>
                 <w:rPr>
                   <w:rFonts w:ascii="Arial" w:cs="Arial" w:eastAsia="Arial" w:hAnsi="Arial"/>
@@ -16570,7 +16919,7 @@
             <w:pPr>
               <w:spacing w:after="20" w:before="0"/>
             </w:pPr>
-            <w:hyperlink w:history="1" r:id="rIdcpucq-f3k1zgthk2r30fb">
+            <w:hyperlink w:history="1" r:id="rIdutlfwwsi7usq7lh-a9x7h">
               <w:r>
                 <w:rPr>
                   <w:rFonts w:ascii="Arial" w:cs="Arial" w:eastAsia="Arial" w:hAnsi="Arial"/>
@@ -16619,7 +16968,7 @@
               <w:spacing w:after="10" w:before="0"/>
               <w:ind w:left="120"/>
             </w:pPr>
-            <w:hyperlink w:history="1" r:id="rIdrux9ujcbur86a0pzc3jhd">
+            <w:hyperlink w:history="1" r:id="rIdesnurvye4g_dbqem_fngn">
               <w:r>
                 <w:rPr>
                   <w:rFonts w:ascii="Arial" w:cs="Arial" w:eastAsia="Arial" w:hAnsi="Arial"/>
@@ -16647,6 +16996,7 @@
           </w:tcPr>
           <w:p>
             <w:pPr>
+              <w:keepNext w:val="false"/>
               <w:spacing w:after="40" w:before="0"/>
               <w:jc w:val="left"/>
             </w:pPr>
@@ -16679,6 +17029,7 @@
           </w:tcPr>
           <w:p>
             <w:pPr>
+              <w:keepNext w:val="false"/>
               <w:spacing w:after="40" w:before="0"/>
               <w:jc w:val="left"/>
             </w:pPr>
@@ -16711,6 +17062,7 @@
           </w:tcPr>
           <w:p>
             <w:pPr>
+              <w:keepNext w:val="false"/>
               <w:spacing w:after="40" w:before="0"/>
               <w:jc w:val="left"/>
             </w:pPr>
@@ -16743,6 +17095,7 @@
           </w:tcPr>
           <w:p>
             <w:pPr>
+              <w:keepNext w:val="false"/>
               <w:spacing w:after="40" w:before="0"/>
               <w:jc w:val="left"/>
             </w:pPr>
@@ -16802,6 +17155,7 @@
           </w:tcPr>
           <w:p>
             <w:pPr>
+              <w:keepNext w:val="false"/>
               <w:spacing w:after="40" w:before="0"/>
               <w:jc w:val="center"/>
             </w:pPr>
@@ -16836,6 +17190,7 @@
           </w:tcPr>
           <w:p>
             <w:pPr>
+              <w:keepNext w:val="false"/>
               <w:spacing w:after="40" w:before="0"/>
               <w:jc w:val="left"/>
             </w:pPr>
@@ -16897,6 +17252,7 @@
           </w:tcPr>
           <w:p>
             <w:pPr>
+              <w:keepNext w:val="false"/>
               <w:spacing w:after="40" w:before="0"/>
               <w:jc w:val="center"/>
             </w:pPr>
@@ -16931,6 +17287,7 @@
           </w:tcPr>
           <w:p>
             <w:pPr>
+              <w:keepNext w:val="false"/>
               <w:spacing w:after="40" w:before="0"/>
               <w:jc w:val="left"/>
             </w:pPr>
@@ -16963,6 +17320,7 @@
           </w:tcPr>
           <w:p>
             <w:pPr>
+              <w:keepNext w:val="false"/>
               <w:spacing w:after="40" w:before="0"/>
               <w:jc w:val="left"/>
             </w:pPr>
@@ -16997,6 +17355,7 @@
           </w:tcPr>
           <w:p>
             <w:pPr>
+              <w:keepNext w:val="false"/>
               <w:spacing w:after="40" w:before="0"/>
               <w:jc w:val="left"/>
             </w:pPr>
@@ -17029,6 +17388,7 @@
           </w:tcPr>
           <w:p>
             <w:pPr>
+              <w:keepNext w:val="false"/>
               <w:spacing w:after="40" w:before="0"/>
               <w:jc w:val="left"/>
             </w:pPr>
@@ -17063,6 +17423,7 @@
           </w:tcPr>
           <w:p>
             <w:pPr>
+              <w:keepNext w:val="false"/>
               <w:spacing w:after="40" w:before="0"/>
               <w:jc w:val="left"/>
             </w:pPr>
@@ -17095,6 +17456,7 @@
           </w:tcPr>
           <w:p>
             <w:pPr>
+              <w:keepNext w:val="false"/>
               <w:spacing w:after="40" w:before="0"/>
               <w:jc w:val="left"/>
             </w:pPr>
@@ -17131,7 +17493,7 @@
         </w:rPr>
         <w:t xml:space="preserve">© 2026 SeaVuria and ARES. Aligned with KICD objectives. Developed by SeaVuria; technical implementation by ARES (with AI assistance from Claude). Licensed under </w:t>
       </w:r>
-      <w:hyperlink w:history="1" r:id="rIdnbq91zebkiwzkuvfovdqc">
+      <w:hyperlink w:history="1" r:id="rIdmbwachbihtonbzgpawlfe">
         <w:r>
           <w:rPr>
             <w:rFonts w:ascii="Arial" w:cs="Arial" w:eastAsia="Arial" w:hAnsi="Arial"/>
@@ -17152,7 +17514,7 @@
         </w:rPr>
         <w:t xml:space="preserve"> (</w:t>
       </w:r>
-      <w:hyperlink w:history="1" r:id="rIdn7b-ea4jto0je9w-drpic">
+      <w:hyperlink w:history="1" r:id="rIdfnracwa226zf4v12gukzn">
         <w:r>
           <w:rPr>
             <w:rFonts w:ascii="Arial" w:cs="Arial" w:eastAsia="Arial" w:hAnsi="Arial"/>
@@ -17212,6 +17574,7 @@
           </w:tcPr>
           <w:p>
             <w:pPr>
+              <w:keepNext w:val="false"/>
               <w:spacing w:after="40" w:before="0"/>
               <w:jc w:val="center"/>
             </w:pPr>
@@ -17247,6 +17610,7 @@
           </w:tcPr>
           <w:p>
             <w:pPr>
+              <w:keepNext w:val="false"/>
               <w:spacing w:after="40" w:before="0"/>
               <w:jc w:val="center"/>
             </w:pPr>
@@ -17281,6 +17645,7 @@
           </w:tcPr>
           <w:p>
             <w:pPr>
+              <w:keepNext w:val="false"/>
               <w:spacing w:after="40" w:before="0"/>
               <w:jc w:val="left"/>
             </w:pPr>
@@ -17313,6 +17678,7 @@
           </w:tcPr>
           <w:p>
             <w:pPr>
+              <w:keepNext w:val="false"/>
               <w:spacing w:after="40" w:before="0"/>
               <w:jc w:val="left"/>
             </w:pPr>
@@ -17347,6 +17713,7 @@
           </w:tcPr>
           <w:p>
             <w:pPr>
+              <w:keepNext w:val="false"/>
               <w:spacing w:after="40" w:before="0"/>
               <w:jc w:val="left"/>
             </w:pPr>
@@ -17379,6 +17746,7 @@
           </w:tcPr>
           <w:p>
             <w:pPr>
+              <w:keepNext w:val="false"/>
               <w:spacing w:after="40" w:before="0"/>
               <w:jc w:val="left"/>
             </w:pPr>
@@ -17413,6 +17781,7 @@
           </w:tcPr>
           <w:p>
             <w:pPr>
+              <w:keepNext w:val="false"/>
               <w:spacing w:after="40" w:before="0"/>
               <w:jc w:val="left"/>
             </w:pPr>
@@ -17445,6 +17814,7 @@
           </w:tcPr>
           <w:p>
             <w:pPr>
+              <w:keepNext w:val="false"/>
               <w:spacing w:after="40" w:before="0"/>
               <w:jc w:val="left"/>
             </w:pPr>
@@ -17479,6 +17849,7 @@
           </w:tcPr>
           <w:p>
             <w:pPr>
+              <w:keepNext w:val="false"/>
               <w:spacing w:after="40" w:before="0"/>
               <w:jc w:val="left"/>
             </w:pPr>
@@ -17511,6 +17882,7 @@
           </w:tcPr>
           <w:p>
             <w:pPr>
+              <w:keepNext w:val="false"/>
               <w:spacing w:after="40" w:before="0"/>
               <w:jc w:val="left"/>
             </w:pPr>
@@ -17545,6 +17917,7 @@
           </w:tcPr>
           <w:p>
             <w:pPr>
+              <w:keepNext w:val="false"/>
               <w:spacing w:after="40" w:before="0"/>
               <w:jc w:val="left"/>
             </w:pPr>
@@ -17577,6 +17950,7 @@
           </w:tcPr>
           <w:p>
             <w:pPr>
+              <w:keepNext w:val="false"/>
               <w:spacing w:after="40" w:before="0"/>
               <w:jc w:val="left"/>
             </w:pPr>
@@ -17611,6 +17985,7 @@
           </w:tcPr>
           <w:p>
             <w:pPr>
+              <w:keepNext w:val="false"/>
               <w:spacing w:after="40" w:before="0"/>
               <w:jc w:val="left"/>
             </w:pPr>
@@ -17643,6 +18018,7 @@
           </w:tcPr>
           <w:p>
             <w:pPr>
+              <w:keepNext w:val="false"/>
               <w:spacing w:after="40" w:before="0"/>
               <w:jc w:val="left"/>
             </w:pPr>
@@ -17677,6 +18053,7 @@
           </w:tcPr>
           <w:p>
             <w:pPr>
+              <w:keepNext w:val="false"/>
               <w:spacing w:after="40" w:before="0"/>
               <w:jc w:val="left"/>
             </w:pPr>
@@ -17709,6 +18086,7 @@
           </w:tcPr>
           <w:p>
             <w:pPr>
+              <w:keepNext w:val="false"/>
               <w:spacing w:after="40" w:before="0"/>
               <w:jc w:val="left"/>
             </w:pPr>
@@ -17743,6 +18121,7 @@
           </w:tcPr>
           <w:p>
             <w:pPr>
+              <w:keepNext w:val="false"/>
               <w:spacing w:after="40" w:before="0"/>
               <w:jc w:val="left"/>
             </w:pPr>
@@ -17775,6 +18154,7 @@
           </w:tcPr>
           <w:p>
             <w:pPr>
+              <w:keepNext w:val="false"/>
               <w:spacing w:after="40" w:before="0"/>
               <w:jc w:val="left"/>
             </w:pPr>
@@ -17834,6 +18214,7 @@
           </w:tcPr>
           <w:p>
             <w:pPr>
+              <w:keepNext w:val="false"/>
               <w:spacing w:after="40" w:before="0"/>
               <w:jc w:val="center"/>
             </w:pPr>
@@ -17868,6 +18249,7 @@
           </w:tcPr>
           <w:p>
             <w:pPr>
+              <w:keepNext w:val="false"/>
               <w:spacing w:after="40" w:before="0"/>
               <w:jc w:val="left"/>
             </w:pPr>
@@ -17932,6 +18314,7 @@
           </w:tcPr>
           <w:p>
             <w:pPr>
+              <w:keepNext w:val="false"/>
               <w:spacing w:after="40" w:before="0"/>
               <w:jc w:val="center"/>
             </w:pPr>
@@ -17966,6 +18349,7 @@
           </w:tcPr>
           <w:p>
             <w:pPr>
+              <w:keepNext w:val="false"/>
               <w:spacing w:after="40" w:before="0"/>
               <w:jc w:val="left"/>
             </w:pPr>
@@ -17998,6 +18382,7 @@
           </w:tcPr>
           <w:p>
             <w:pPr>
+              <w:keepNext w:val="false"/>
               <w:spacing w:after="40" w:before="0"/>
               <w:jc w:val="left"/>
             </w:pPr>
@@ -18030,6 +18415,7 @@
           </w:tcPr>
           <w:p>
             <w:pPr>
+              <w:keepNext w:val="false"/>
               <w:spacing w:after="40" w:before="0"/>
               <w:jc w:val="left"/>
             </w:pPr>
@@ -18062,6 +18448,7 @@
           </w:tcPr>
           <w:p>
             <w:pPr>
+              <w:keepNext w:val="false"/>
               <w:spacing w:after="40" w:before="0"/>
               <w:jc w:val="left"/>
             </w:pPr>
@@ -18094,6 +18481,7 @@
           </w:tcPr>
           <w:p>
             <w:pPr>
+              <w:keepNext w:val="false"/>
               <w:spacing w:after="40" w:before="0"/>
               <w:jc w:val="left"/>
             </w:pPr>
@@ -18128,6 +18516,7 @@
           </w:tcPr>
           <w:p>
             <w:pPr>
+              <w:keepNext w:val="false"/>
               <w:spacing w:after="40" w:before="0"/>
               <w:jc w:val="left"/>
             </w:pPr>
@@ -18165,7 +18554,7 @@
             <w:pPr>
               <w:spacing w:after="20" w:before="0"/>
             </w:pPr>
-            <w:hyperlink w:history="1" r:id="rIdeagsuvymnq_kmpizjp3xq">
+            <w:hyperlink w:history="1" r:id="rIdmf8bguvhwbdm-ntzzufn-">
               <w:r>
                 <w:rPr>
                   <w:rFonts w:ascii="Arial" w:cs="Arial" w:eastAsia="Arial" w:hAnsi="Arial"/>
@@ -18198,7 +18587,7 @@
               <w:spacing w:after="10" w:before="0"/>
               <w:ind w:left="120"/>
             </w:pPr>
-            <w:hyperlink w:history="1" r:id="rIdic87liyqwng-w0l_a2k39">
+            <w:hyperlink w:history="1" r:id="rIdjmo8oop8anftx_kwmrsrn">
               <w:r>
                 <w:rPr>
                   <w:rFonts w:ascii="Arial" w:cs="Arial" w:eastAsia="Arial" w:hAnsi="Arial"/>
@@ -18260,7 +18649,7 @@
               <w:spacing w:after="10" w:before="0"/>
               <w:ind w:left="120"/>
             </w:pPr>
-            <w:hyperlink w:history="1" r:id="rIdetxxibece_vkxsynohs22">
+            <w:hyperlink w:history="1" r:id="rId7qt1f_glr7rjlsvkur5pt">
               <w:r>
                 <w:rPr>
                   <w:rFonts w:ascii="Arial" w:cs="Arial" w:eastAsia="Arial" w:hAnsi="Arial"/>
@@ -18303,6 +18692,7 @@
           </w:tcPr>
           <w:p>
             <w:pPr>
+              <w:keepNext w:val="false"/>
               <w:spacing w:after="40" w:before="0"/>
               <w:jc w:val="left"/>
             </w:pPr>
@@ -18335,6 +18725,7 @@
           </w:tcPr>
           <w:p>
             <w:pPr>
+              <w:keepNext w:val="false"/>
               <w:spacing w:after="40" w:before="0"/>
               <w:jc w:val="left"/>
             </w:pPr>
@@ -18367,6 +18758,7 @@
           </w:tcPr>
           <w:p>
             <w:pPr>
+              <w:keepNext w:val="false"/>
               <w:spacing w:after="40" w:before="0"/>
               <w:jc w:val="left"/>
             </w:pPr>
@@ -18399,6 +18791,7 @@
           </w:tcPr>
           <w:p>
             <w:pPr>
+              <w:keepNext w:val="false"/>
               <w:spacing w:after="40" w:before="0"/>
               <w:jc w:val="left"/>
             </w:pPr>
@@ -18433,6 +18826,7 @@
           </w:tcPr>
           <w:p>
             <w:pPr>
+              <w:keepNext w:val="false"/>
               <w:spacing w:after="40" w:before="0"/>
               <w:jc w:val="left"/>
             </w:pPr>
@@ -18470,7 +18864,7 @@
             <w:pPr>
               <w:spacing w:after="20" w:before="0"/>
             </w:pPr>
-            <w:hyperlink w:history="1" r:id="rIdoi_s8jw2jj9tmwswdgnr4">
+            <w:hyperlink w:history="1" r:id="rIdl0yy5uefvtojcgrj730zm">
               <w:r>
                 <w:rPr>
                   <w:rFonts w:ascii="Arial" w:cs="Arial" w:eastAsia="Arial" w:hAnsi="Arial"/>
@@ -18503,7 +18897,7 @@
               <w:spacing w:after="10" w:before="0"/>
               <w:ind w:left="120"/>
             </w:pPr>
-            <w:hyperlink w:history="1" r:id="rIdy3f0ee7v_ho2fznff-pbi">
+            <w:hyperlink w:history="1" r:id="rIdluwryghkxl1rf9jwsyrou">
               <w:r>
                 <w:rPr>
                   <w:rFonts w:ascii="Arial" w:cs="Arial" w:eastAsia="Arial" w:hAnsi="Arial"/>
@@ -18565,7 +18959,7 @@
               <w:spacing w:after="10" w:before="0"/>
               <w:ind w:left="120"/>
             </w:pPr>
-            <w:hyperlink w:history="1" r:id="rIdjsyhoxe7ccf3bcmzc8idu">
+            <w:hyperlink w:history="1" r:id="rIdo2rjdxoxzuekqsdrbwqps">
               <w:r>
                 <w:rPr>
                   <w:rFonts w:ascii="Arial" w:cs="Arial" w:eastAsia="Arial" w:hAnsi="Arial"/>
@@ -18608,6 +19002,7 @@
           </w:tcPr>
           <w:p>
             <w:pPr>
+              <w:keepNext w:val="false"/>
               <w:spacing w:after="40" w:before="0"/>
               <w:jc w:val="left"/>
             </w:pPr>
@@ -18640,6 +19035,7 @@
           </w:tcPr>
           <w:p>
             <w:pPr>
+              <w:keepNext w:val="false"/>
               <w:spacing w:after="40" w:before="0"/>
               <w:jc w:val="left"/>
             </w:pPr>
@@ -18672,6 +19068,7 @@
           </w:tcPr>
           <w:p>
             <w:pPr>
+              <w:keepNext w:val="false"/>
               <w:spacing w:after="40" w:before="0"/>
               <w:jc w:val="left"/>
             </w:pPr>
@@ -18704,6 +19101,7 @@
           </w:tcPr>
           <w:p>
             <w:pPr>
+              <w:keepNext w:val="false"/>
               <w:spacing w:after="40" w:before="0"/>
               <w:jc w:val="left"/>
             </w:pPr>
@@ -18738,6 +19136,7 @@
           </w:tcPr>
           <w:p>
             <w:pPr>
+              <w:keepNext w:val="false"/>
               <w:spacing w:after="40" w:before="0"/>
               <w:jc w:val="left"/>
             </w:pPr>
@@ -18775,7 +19174,7 @@
             <w:pPr>
               <w:spacing w:after="20" w:before="0"/>
             </w:pPr>
-            <w:hyperlink w:history="1" r:id="rId2o9-ev5pnp564dyuuydz1">
+            <w:hyperlink w:history="1" r:id="rId0aq3j51rfohfsn5nnaukk">
               <w:r>
                 <w:rPr>
                   <w:rFonts w:ascii="Arial" w:cs="Arial" w:eastAsia="Arial" w:hAnsi="Arial"/>
@@ -18824,7 +19223,7 @@
               <w:spacing w:after="10" w:before="0"/>
               <w:ind w:left="120"/>
             </w:pPr>
-            <w:hyperlink w:history="1" r:id="rIdakknfmhq7-j8nrgnqumxv">
+            <w:hyperlink w:history="1" r:id="rIdiy_guxxsjmbfcqfu8iyke">
               <w:r>
                 <w:rPr>
                   <w:rFonts w:ascii="Arial" w:cs="Arial" w:eastAsia="Arial" w:hAnsi="Arial"/>
@@ -18886,7 +19285,7 @@
               <w:spacing w:after="10" w:before="0"/>
               <w:ind w:left="120"/>
             </w:pPr>
-            <w:hyperlink w:history="1" r:id="rId5-qqbfwhfelxvqqqogkv9">
+            <w:hyperlink w:history="1" r:id="rIdovroexvty9c8y6vl9vj5o">
               <w:r>
                 <w:rPr>
                   <w:rFonts w:ascii="Arial" w:cs="Arial" w:eastAsia="Arial" w:hAnsi="Arial"/>
@@ -18929,6 +19328,7 @@
           </w:tcPr>
           <w:p>
             <w:pPr>
+              <w:keepNext w:val="false"/>
               <w:spacing w:after="40" w:before="0"/>
               <w:jc w:val="left"/>
             </w:pPr>
@@ -18961,6 +19361,7 @@
           </w:tcPr>
           <w:p>
             <w:pPr>
+              <w:keepNext w:val="false"/>
               <w:spacing w:after="40" w:before="0"/>
               <w:jc w:val="left"/>
             </w:pPr>
@@ -18993,6 +19394,7 @@
           </w:tcPr>
           <w:p>
             <w:pPr>
+              <w:keepNext w:val="false"/>
               <w:spacing w:after="40" w:before="0"/>
               <w:jc w:val="left"/>
             </w:pPr>
@@ -19025,6 +19427,7 @@
           </w:tcPr>
           <w:p>
             <w:pPr>
+              <w:keepNext w:val="false"/>
               <w:spacing w:after="40" w:before="0"/>
               <w:jc w:val="left"/>
             </w:pPr>
@@ -19059,6 +19462,7 @@
           </w:tcPr>
           <w:p>
             <w:pPr>
+              <w:keepNext w:val="false"/>
               <w:spacing w:after="40" w:before="0"/>
               <w:jc w:val="left"/>
             </w:pPr>
@@ -19096,7 +19500,7 @@
             <w:pPr>
               <w:spacing w:after="20" w:before="0"/>
             </w:pPr>
-            <w:hyperlink w:history="1" r:id="rIdput8wojrjpmla19mhpvia">
+            <w:hyperlink w:history="1" r:id="rIdo1u8xutsosd0xmxly4m4l">
               <w:r>
                 <w:rPr>
                   <w:rFonts w:ascii="Arial" w:cs="Arial" w:eastAsia="Arial" w:hAnsi="Arial"/>
@@ -19145,7 +19549,7 @@
               <w:spacing w:after="10" w:before="0"/>
               <w:ind w:left="120"/>
             </w:pPr>
-            <w:hyperlink w:history="1" r:id="rId6zqy4qtt_z8yrzhzmabjd">
+            <w:hyperlink w:history="1" r:id="rIdmny30foycxyrdbutzu_-i">
               <w:r>
                 <w:rPr>
                   <w:rFonts w:ascii="Arial" w:cs="Arial" w:eastAsia="Arial" w:hAnsi="Arial"/>
@@ -19207,7 +19611,7 @@
               <w:spacing w:after="10" w:before="0"/>
               <w:ind w:left="120"/>
             </w:pPr>
-            <w:hyperlink w:history="1" r:id="rIdllju8euez1lpcpg0un2pu">
+            <w:hyperlink w:history="1" r:id="rIdbmy5xmxlvkdisojui3fcq">
               <w:r>
                 <w:rPr>
                   <w:rFonts w:ascii="Arial" w:cs="Arial" w:eastAsia="Arial" w:hAnsi="Arial"/>
@@ -19250,6 +19654,7 @@
           </w:tcPr>
           <w:p>
             <w:pPr>
+              <w:keepNext w:val="false"/>
               <w:spacing w:after="40" w:before="0"/>
               <w:jc w:val="left"/>
             </w:pPr>
@@ -19282,6 +19687,7 @@
           </w:tcPr>
           <w:p>
             <w:pPr>
+              <w:keepNext w:val="false"/>
               <w:spacing w:after="40" w:before="0"/>
               <w:jc w:val="left"/>
             </w:pPr>
@@ -19314,6 +19720,7 @@
           </w:tcPr>
           <w:p>
             <w:pPr>
+              <w:keepNext w:val="false"/>
               <w:spacing w:after="40" w:before="0"/>
               <w:jc w:val="left"/>
             </w:pPr>
@@ -19346,6 +19753,7 @@
           </w:tcPr>
           <w:p>
             <w:pPr>
+              <w:keepNext w:val="false"/>
               <w:spacing w:after="40" w:before="0"/>
               <w:jc w:val="left"/>
             </w:pPr>
@@ -19380,6 +19788,7 @@
           </w:tcPr>
           <w:p>
             <w:pPr>
+              <w:keepNext w:val="false"/>
               <w:spacing w:after="40" w:before="0"/>
               <w:jc w:val="left"/>
             </w:pPr>
@@ -19417,7 +19826,7 @@
             <w:pPr>
               <w:spacing w:after="20" w:before="0"/>
             </w:pPr>
-            <w:hyperlink w:history="1" r:id="rIdllup2oficgvm94oduwvpk">
+            <w:hyperlink w:history="1" r:id="rId4rpwqnd2wtworn3pu6fdh">
               <w:r>
                 <w:rPr>
                   <w:rFonts w:ascii="Arial" w:cs="Arial" w:eastAsia="Arial" w:hAnsi="Arial"/>
@@ -19466,7 +19875,7 @@
               <w:spacing w:after="10" w:before="0"/>
               <w:ind w:left="120"/>
             </w:pPr>
-            <w:hyperlink w:history="1" r:id="rIdugopkqrozxku2qfrak_id">
+            <w:hyperlink w:history="1" r:id="rIdej7pavckxizkfjjjbcy48">
               <w:r>
                 <w:rPr>
                   <w:rFonts w:ascii="Arial" w:cs="Arial" w:eastAsia="Arial" w:hAnsi="Arial"/>
@@ -19528,7 +19937,7 @@
               <w:spacing w:after="10" w:before="0"/>
               <w:ind w:left="120"/>
             </w:pPr>
-            <w:hyperlink w:history="1" r:id="rIdshkzne-uyp_eeiocsfwwd">
+            <w:hyperlink w:history="1" r:id="rIdvc3hcwpqrklwcpyo5f_tz">
               <w:r>
                 <w:rPr>
                   <w:rFonts w:ascii="Arial" w:cs="Arial" w:eastAsia="Arial" w:hAnsi="Arial"/>
@@ -19571,6 +19980,7 @@
           </w:tcPr>
           <w:p>
             <w:pPr>
+              <w:keepNext w:val="false"/>
               <w:spacing w:after="40" w:before="0"/>
               <w:jc w:val="left"/>
             </w:pPr>
@@ -19603,6 +20013,7 @@
           </w:tcPr>
           <w:p>
             <w:pPr>
+              <w:keepNext w:val="false"/>
               <w:spacing w:after="40" w:before="0"/>
               <w:jc w:val="left"/>
             </w:pPr>
@@ -19635,6 +20046,7 @@
           </w:tcPr>
           <w:p>
             <w:pPr>
+              <w:keepNext w:val="false"/>
               <w:spacing w:after="40" w:before="0"/>
               <w:jc w:val="left"/>
             </w:pPr>
@@ -19667,6 +20079,7 @@
           </w:tcPr>
           <w:p>
             <w:pPr>
+              <w:keepNext w:val="false"/>
               <w:spacing w:after="40" w:before="0"/>
               <w:jc w:val="left"/>
             </w:pPr>
@@ -19726,6 +20139,7 @@
           </w:tcPr>
           <w:p>
             <w:pPr>
+              <w:keepNext w:val="false"/>
               <w:spacing w:after="40" w:before="0"/>
               <w:jc w:val="center"/>
             </w:pPr>
@@ -19760,6 +20174,7 @@
           </w:tcPr>
           <w:p>
             <w:pPr>
+              <w:keepNext w:val="false"/>
               <w:spacing w:after="40" w:before="0"/>
               <w:jc w:val="left"/>
             </w:pPr>
@@ -19779,6 +20194,7 @@
           </w:p>
           <w:p>
             <w:pPr>
+              <w:keepNext w:val="false"/>
               <w:spacing w:after="40" w:before="0"/>
               <w:jc w:val="left"/>
             </w:pPr>
@@ -19798,6 +20214,7 @@
           </w:p>
           <w:p>
             <w:pPr>
+              <w:keepNext w:val="false"/>
               <w:spacing w:after="40" w:before="0"/>
               <w:jc w:val="left"/>
             </w:pPr>
@@ -19817,6 +20234,7 @@
           </w:p>
           <w:p>
             <w:pPr>
+              <w:keepNext w:val="false"/>
               <w:spacing w:after="40" w:before="0"/>
               <w:jc w:val="left"/>
             </w:pPr>
@@ -19836,6 +20254,7 @@
           </w:p>
           <w:p>
             <w:pPr>
+              <w:keepNext w:val="false"/>
               <w:spacing w:after="40" w:before="0"/>
               <w:jc w:val="left"/>
             </w:pPr>
@@ -19855,6 +20274,7 @@
           </w:p>
           <w:p>
             <w:pPr>
+              <w:keepNext w:val="false"/>
               <w:spacing w:after="40" w:before="0"/>
               <w:jc w:val="left"/>
             </w:pPr>
@@ -19916,6 +20336,7 @@
           </w:tcPr>
           <w:p>
             <w:pPr>
+              <w:keepNext w:val="false"/>
               <w:spacing w:after="40" w:before="0"/>
               <w:jc w:val="center"/>
             </w:pPr>
@@ -19950,6 +20371,7 @@
           </w:tcPr>
           <w:p>
             <w:pPr>
+              <w:keepNext w:val="false"/>
               <w:spacing w:after="40" w:before="0"/>
               <w:jc w:val="left"/>
             </w:pPr>
@@ -19982,6 +20404,7 @@
           </w:tcPr>
           <w:p>
             <w:pPr>
+              <w:keepNext w:val="false"/>
               <w:spacing w:after="40" w:before="0"/>
               <w:jc w:val="left"/>
             </w:pPr>
@@ -20016,6 +20439,7 @@
           </w:tcPr>
           <w:p>
             <w:pPr>
+              <w:keepNext w:val="false"/>
               <w:spacing w:after="40" w:before="0"/>
               <w:jc w:val="left"/>
             </w:pPr>
@@ -20048,6 +20472,7 @@
           </w:tcPr>
           <w:p>
             <w:pPr>
+              <w:keepNext w:val="false"/>
               <w:spacing w:after="40" w:before="0"/>
               <w:jc w:val="left"/>
             </w:pPr>
@@ -20082,6 +20507,7 @@
           </w:tcPr>
           <w:p>
             <w:pPr>
+              <w:keepNext w:val="false"/>
               <w:spacing w:after="40" w:before="0"/>
               <w:jc w:val="left"/>
             </w:pPr>
@@ -20114,6 +20540,7 @@
           </w:tcPr>
           <w:p>
             <w:pPr>
+              <w:keepNext w:val="false"/>
               <w:spacing w:after="40" w:before="0"/>
               <w:jc w:val="left"/>
             </w:pPr>
@@ -20150,7 +20577,7 @@
         </w:rPr>
         <w:t xml:space="preserve">© 2026 SeaVuria and ARES. Aligned with KICD objectives. Developed by SeaVuria; technical implementation by ARES (with AI assistance from Claude). Licensed under </w:t>
       </w:r>
-      <w:hyperlink w:history="1" r:id="rIdnwzbwvd8mla238g2csxik">
+      <w:hyperlink w:history="1" r:id="rIdlndpq7uea17woo3hblecf">
         <w:r>
           <w:rPr>
             <w:rFonts w:ascii="Arial" w:cs="Arial" w:eastAsia="Arial" w:hAnsi="Arial"/>
@@ -20171,7 +20598,7 @@
         </w:rPr>
         <w:t xml:space="preserve"> (</w:t>
       </w:r>
-      <w:hyperlink w:history="1" r:id="rIdrainsfbp05nleakgqddyb">
+      <w:hyperlink w:history="1" r:id="rIdbd49xy9ix0vjsyidy050s">
         <w:r>
           <w:rPr>
             <w:rFonts w:ascii="Arial" w:cs="Arial" w:eastAsia="Arial" w:hAnsi="Arial"/>
@@ -20231,6 +20658,7 @@
           </w:tcPr>
           <w:p>
             <w:pPr>
+              <w:keepNext w:val="false"/>
               <w:spacing w:after="40" w:before="0"/>
               <w:jc w:val="center"/>
             </w:pPr>
@@ -20266,6 +20694,7 @@
           </w:tcPr>
           <w:p>
             <w:pPr>
+              <w:keepNext w:val="false"/>
               <w:spacing w:after="40" w:before="0"/>
               <w:jc w:val="center"/>
             </w:pPr>
@@ -20300,6 +20729,7 @@
           </w:tcPr>
           <w:p>
             <w:pPr>
+              <w:keepNext w:val="false"/>
               <w:spacing w:after="40" w:before="0"/>
               <w:jc w:val="left"/>
             </w:pPr>
@@ -20332,6 +20762,7 @@
           </w:tcPr>
           <w:p>
             <w:pPr>
+              <w:keepNext w:val="false"/>
               <w:spacing w:after="40" w:before="0"/>
               <w:jc w:val="left"/>
             </w:pPr>
@@ -20366,6 +20797,7 @@
           </w:tcPr>
           <w:p>
             <w:pPr>
+              <w:keepNext w:val="false"/>
               <w:spacing w:after="40" w:before="0"/>
               <w:jc w:val="left"/>
             </w:pPr>
@@ -20398,6 +20830,7 @@
           </w:tcPr>
           <w:p>
             <w:pPr>
+              <w:keepNext w:val="false"/>
               <w:spacing w:after="40" w:before="0"/>
               <w:jc w:val="left"/>
             </w:pPr>
@@ -20432,6 +20865,7 @@
           </w:tcPr>
           <w:p>
             <w:pPr>
+              <w:keepNext w:val="false"/>
               <w:spacing w:after="40" w:before="0"/>
               <w:jc w:val="left"/>
             </w:pPr>
@@ -20464,6 +20898,7 @@
           </w:tcPr>
           <w:p>
             <w:pPr>
+              <w:keepNext w:val="false"/>
               <w:spacing w:after="40" w:before="0"/>
               <w:jc w:val="left"/>
             </w:pPr>
@@ -20498,6 +20933,7 @@
           </w:tcPr>
           <w:p>
             <w:pPr>
+              <w:keepNext w:val="false"/>
               <w:spacing w:after="40" w:before="0"/>
               <w:jc w:val="left"/>
             </w:pPr>
@@ -20530,6 +20966,7 @@
           </w:tcPr>
           <w:p>
             <w:pPr>
+              <w:keepNext w:val="false"/>
               <w:spacing w:after="40" w:before="0"/>
               <w:jc w:val="left"/>
             </w:pPr>
@@ -20564,6 +21001,7 @@
           </w:tcPr>
           <w:p>
             <w:pPr>
+              <w:keepNext w:val="false"/>
               <w:spacing w:after="40" w:before="0"/>
               <w:jc w:val="left"/>
             </w:pPr>
@@ -20596,6 +21034,7 @@
           </w:tcPr>
           <w:p>
             <w:pPr>
+              <w:keepNext w:val="false"/>
               <w:spacing w:after="40" w:before="0"/>
               <w:jc w:val="left"/>
             </w:pPr>
@@ -20630,6 +21069,7 @@
           </w:tcPr>
           <w:p>
             <w:pPr>
+              <w:keepNext w:val="false"/>
               <w:spacing w:after="40" w:before="0"/>
               <w:jc w:val="left"/>
             </w:pPr>
@@ -20662,6 +21102,7 @@
           </w:tcPr>
           <w:p>
             <w:pPr>
+              <w:keepNext w:val="false"/>
               <w:spacing w:after="40" w:before="0"/>
               <w:jc w:val="left"/>
             </w:pPr>
@@ -20696,6 +21137,7 @@
           </w:tcPr>
           <w:p>
             <w:pPr>
+              <w:keepNext w:val="false"/>
               <w:spacing w:after="40" w:before="0"/>
               <w:jc w:val="left"/>
             </w:pPr>
@@ -20728,6 +21170,7 @@
           </w:tcPr>
           <w:p>
             <w:pPr>
+              <w:keepNext w:val="false"/>
               <w:spacing w:after="40" w:before="0"/>
               <w:jc w:val="left"/>
             </w:pPr>
@@ -20762,6 +21205,7 @@
           </w:tcPr>
           <w:p>
             <w:pPr>
+              <w:keepNext w:val="false"/>
               <w:spacing w:after="40" w:before="0"/>
               <w:jc w:val="left"/>
             </w:pPr>
@@ -20794,6 +21238,7 @@
           </w:tcPr>
           <w:p>
             <w:pPr>
+              <w:keepNext w:val="false"/>
               <w:spacing w:after="40" w:before="0"/>
               <w:jc w:val="left"/>
             </w:pPr>
@@ -20853,6 +21298,7 @@
           </w:tcPr>
           <w:p>
             <w:pPr>
+              <w:keepNext w:val="false"/>
               <w:spacing w:after="40" w:before="0"/>
               <w:jc w:val="center"/>
             </w:pPr>
@@ -20887,6 +21333,7 @@
           </w:tcPr>
           <w:p>
             <w:pPr>
+              <w:keepNext w:val="false"/>
               <w:spacing w:after="40" w:before="0"/>
               <w:jc w:val="left"/>
             </w:pPr>
@@ -20951,6 +21398,7 @@
           </w:tcPr>
           <w:p>
             <w:pPr>
+              <w:keepNext w:val="false"/>
               <w:spacing w:after="40" w:before="0"/>
               <w:jc w:val="center"/>
             </w:pPr>
@@ -20985,6 +21433,7 @@
           </w:tcPr>
           <w:p>
             <w:pPr>
+              <w:keepNext w:val="false"/>
               <w:spacing w:after="40" w:before="0"/>
               <w:jc w:val="left"/>
             </w:pPr>
@@ -21017,6 +21466,7 @@
           </w:tcPr>
           <w:p>
             <w:pPr>
+              <w:keepNext w:val="false"/>
               <w:spacing w:after="40" w:before="0"/>
               <w:jc w:val="left"/>
             </w:pPr>
@@ -21049,6 +21499,7 @@
           </w:tcPr>
           <w:p>
             <w:pPr>
+              <w:keepNext w:val="false"/>
               <w:spacing w:after="40" w:before="0"/>
               <w:jc w:val="left"/>
             </w:pPr>
@@ -21081,6 +21532,7 @@
           </w:tcPr>
           <w:p>
             <w:pPr>
+              <w:keepNext w:val="false"/>
               <w:spacing w:after="40" w:before="0"/>
               <w:jc w:val="left"/>
             </w:pPr>
@@ -21113,6 +21565,7 @@
           </w:tcPr>
           <w:p>
             <w:pPr>
+              <w:keepNext w:val="false"/>
               <w:spacing w:after="40" w:before="0"/>
               <w:jc w:val="left"/>
             </w:pPr>
@@ -21147,6 +21600,7 @@
           </w:tcPr>
           <w:p>
             <w:pPr>
+              <w:keepNext w:val="false"/>
               <w:spacing w:after="40" w:before="0"/>
               <w:jc w:val="left"/>
             </w:pPr>
@@ -21184,7 +21638,7 @@
             <w:pPr>
               <w:spacing w:after="20" w:before="0"/>
             </w:pPr>
-            <w:hyperlink w:history="1" r:id="rIdupdjomniq3d69v8mncftf">
+            <w:hyperlink w:history="1" r:id="rIdnaw1glthv7wj44qlhf5n1">
               <w:r>
                 <w:rPr>
                   <w:rFonts w:ascii="Arial" w:cs="Arial" w:eastAsia="Arial" w:hAnsi="Arial"/>
@@ -21217,7 +21671,7 @@
               <w:spacing w:after="10" w:before="0"/>
               <w:ind w:left="120"/>
             </w:pPr>
-            <w:hyperlink w:history="1" r:id="rId_ki52ljzujnn59s0ftu_g">
+            <w:hyperlink w:history="1" r:id="rIdgq5urzqxjv-jdqjm6w6h5">
               <w:r>
                 <w:rPr>
                   <w:rFonts w:ascii="Arial" w:cs="Arial" w:eastAsia="Arial" w:hAnsi="Arial"/>
@@ -21262,7 +21716,7 @@
             <w:pPr>
               <w:spacing w:after="20" w:before="0"/>
             </w:pPr>
-            <w:hyperlink w:history="1" r:id="rIdh7q32tz9sfbnepey_goxt">
+            <w:hyperlink w:history="1" r:id="rIdpupghb3upxiwuupafoy8k">
               <w:r>
                 <w:rPr>
                   <w:rFonts w:ascii="Arial" w:cs="Arial" w:eastAsia="Arial" w:hAnsi="Arial"/>
@@ -21295,7 +21749,7 @@
               <w:spacing w:after="10" w:before="0"/>
               <w:ind w:left="120"/>
             </w:pPr>
-            <w:hyperlink w:history="1" r:id="rIdlj7f2opp_umek9bvaeo_-">
+            <w:hyperlink w:history="1" r:id="rIdq5uhunuq-8zfogwop8ipq">
               <w:r>
                 <w:rPr>
                   <w:rFonts w:ascii="Arial" w:cs="Arial" w:eastAsia="Arial" w:hAnsi="Arial"/>
@@ -21323,6 +21777,7 @@
           </w:tcPr>
           <w:p>
             <w:pPr>
+              <w:keepNext w:val="false"/>
               <w:spacing w:after="40" w:before="0"/>
               <w:jc w:val="left"/>
             </w:pPr>
@@ -21355,6 +21810,7 @@
           </w:tcPr>
           <w:p>
             <w:pPr>
+              <w:keepNext w:val="false"/>
               <w:spacing w:after="40" w:before="0"/>
               <w:jc w:val="left"/>
             </w:pPr>
@@ -21387,6 +21843,7 @@
           </w:tcPr>
           <w:p>
             <w:pPr>
+              <w:keepNext w:val="false"/>
               <w:spacing w:after="40" w:before="0"/>
               <w:jc w:val="left"/>
             </w:pPr>
@@ -21419,6 +21876,7 @@
           </w:tcPr>
           <w:p>
             <w:pPr>
+              <w:keepNext w:val="false"/>
               <w:spacing w:after="40" w:before="0"/>
               <w:jc w:val="left"/>
             </w:pPr>
@@ -21453,6 +21911,7 @@
           </w:tcPr>
           <w:p>
             <w:pPr>
+              <w:keepNext w:val="false"/>
               <w:spacing w:after="40" w:before="0"/>
               <w:jc w:val="left"/>
             </w:pPr>
@@ -21490,7 +21949,7 @@
             <w:pPr>
               <w:spacing w:after="20" w:before="0"/>
             </w:pPr>
-            <w:hyperlink w:history="1" r:id="rIdiwi6ute80yyzkot56er10">
+            <w:hyperlink w:history="1" r:id="rId5muaydqrl58oqw5d2ud4l">
               <w:r>
                 <w:rPr>
                   <w:rFonts w:ascii="Arial" w:cs="Arial" w:eastAsia="Arial" w:hAnsi="Arial"/>
@@ -21523,7 +21982,7 @@
               <w:spacing w:after="10" w:before="0"/>
               <w:ind w:left="120"/>
             </w:pPr>
-            <w:hyperlink w:history="1" r:id="rIdmpvaozksxtpcwn4rzlaug">
+            <w:hyperlink w:history="1" r:id="rIdadfyi13k_e_cudvjwo6ov">
               <w:r>
                 <w:rPr>
                   <w:rFonts w:ascii="Arial" w:cs="Arial" w:eastAsia="Arial" w:hAnsi="Arial"/>
@@ -21568,7 +22027,7 @@
             <w:pPr>
               <w:spacing w:after="20" w:before="0"/>
             </w:pPr>
-            <w:hyperlink w:history="1" r:id="rIdj21wwqcqgl9e7zldjdorv">
+            <w:hyperlink w:history="1" r:id="rIdndohqlorxp2ugt2fvakhz">
               <w:r>
                 <w:rPr>
                   <w:rFonts w:ascii="Arial" w:cs="Arial" w:eastAsia="Arial" w:hAnsi="Arial"/>
@@ -21601,7 +22060,7 @@
               <w:spacing w:after="10" w:before="0"/>
               <w:ind w:left="120"/>
             </w:pPr>
-            <w:hyperlink w:history="1" r:id="rIdb1v5_n2nym0cux4i2djok">
+            <w:hyperlink w:history="1" r:id="rIdeytr_nv17d-ahvdpo-mtg">
               <w:r>
                 <w:rPr>
                   <w:rFonts w:ascii="Arial" w:cs="Arial" w:eastAsia="Arial" w:hAnsi="Arial"/>
@@ -21629,6 +22088,7 @@
           </w:tcPr>
           <w:p>
             <w:pPr>
+              <w:keepNext w:val="false"/>
               <w:spacing w:after="40" w:before="0"/>
               <w:jc w:val="left"/>
             </w:pPr>
@@ -21661,6 +22121,7 @@
           </w:tcPr>
           <w:p>
             <w:pPr>
+              <w:keepNext w:val="false"/>
               <w:spacing w:after="40" w:before="0"/>
               <w:jc w:val="left"/>
             </w:pPr>
@@ -21693,6 +22154,7 @@
           </w:tcPr>
           <w:p>
             <w:pPr>
+              <w:keepNext w:val="false"/>
               <w:spacing w:after="40" w:before="0"/>
               <w:jc w:val="left"/>
             </w:pPr>
@@ -21725,6 +22187,7 @@
           </w:tcPr>
           <w:p>
             <w:pPr>
+              <w:keepNext w:val="false"/>
               <w:spacing w:after="40" w:before="0"/>
               <w:jc w:val="left"/>
             </w:pPr>
@@ -21759,6 +22222,7 @@
           </w:tcPr>
           <w:p>
             <w:pPr>
+              <w:keepNext w:val="false"/>
               <w:spacing w:after="40" w:before="0"/>
               <w:jc w:val="left"/>
             </w:pPr>
@@ -21796,7 +22260,7 @@
             <w:pPr>
               <w:spacing w:after="20" w:before="0"/>
             </w:pPr>
-            <w:hyperlink w:history="1" r:id="rIdt4o3doan5aofkcshk5zjv">
+            <w:hyperlink w:history="1" r:id="rIdj4737mp2ends3npma6bir">
               <w:r>
                 <w:rPr>
                   <w:rFonts w:ascii="Arial" w:cs="Arial" w:eastAsia="Arial" w:hAnsi="Arial"/>
@@ -21829,7 +22293,7 @@
               <w:spacing w:after="10" w:before="0"/>
               <w:ind w:left="120"/>
             </w:pPr>
-            <w:hyperlink w:history="1" r:id="rIds3idkpnasvenfc9ruswig">
+            <w:hyperlink w:history="1" r:id="rIdn_nkqtmku2imjvr4z3qyd">
               <w:r>
                 <w:rPr>
                   <w:rFonts w:ascii="Arial" w:cs="Arial" w:eastAsia="Arial" w:hAnsi="Arial"/>
@@ -21874,7 +22338,7 @@
             <w:pPr>
               <w:spacing w:after="20" w:before="0"/>
             </w:pPr>
-            <w:hyperlink w:history="1" r:id="rIdfrg9-a2bybdu05emdvolc">
+            <w:hyperlink w:history="1" r:id="rIdkabrcrp_w2-x5rjxh9mvk">
               <w:r>
                 <w:rPr>
                   <w:rFonts w:ascii="Arial" w:cs="Arial" w:eastAsia="Arial" w:hAnsi="Arial"/>
@@ -21923,7 +22387,7 @@
               <w:spacing w:after="10" w:before="0"/>
               <w:ind w:left="120"/>
             </w:pPr>
-            <w:hyperlink w:history="1" r:id="rIdaz741-jogwiyjzbvhmxvs">
+            <w:hyperlink w:history="1" r:id="rIdx3gcbfqykpxe9uafxyjjj">
               <w:r>
                 <w:rPr>
                   <w:rFonts w:ascii="Arial" w:cs="Arial" w:eastAsia="Arial" w:hAnsi="Arial"/>
@@ -21951,6 +22415,7 @@
           </w:tcPr>
           <w:p>
             <w:pPr>
+              <w:keepNext w:val="false"/>
               <w:spacing w:after="40" w:before="0"/>
               <w:jc w:val="left"/>
             </w:pPr>
@@ -21983,6 +22448,7 @@
           </w:tcPr>
           <w:p>
             <w:pPr>
+              <w:keepNext w:val="false"/>
               <w:spacing w:after="40" w:before="0"/>
               <w:jc w:val="left"/>
             </w:pPr>
@@ -22015,6 +22481,7 @@
           </w:tcPr>
           <w:p>
             <w:pPr>
+              <w:keepNext w:val="false"/>
               <w:spacing w:after="40" w:before="0"/>
               <w:jc w:val="left"/>
             </w:pPr>
@@ -22047,6 +22514,7 @@
           </w:tcPr>
           <w:p>
             <w:pPr>
+              <w:keepNext w:val="false"/>
               <w:spacing w:after="40" w:before="0"/>
               <w:jc w:val="left"/>
             </w:pPr>
@@ -22081,6 +22549,7 @@
           </w:tcPr>
           <w:p>
             <w:pPr>
+              <w:keepNext w:val="false"/>
               <w:spacing w:after="40" w:before="0"/>
               <w:jc w:val="left"/>
             </w:pPr>
@@ -22118,7 +22587,7 @@
             <w:pPr>
               <w:spacing w:after="20" w:before="0"/>
             </w:pPr>
-            <w:hyperlink w:history="1" r:id="rId1rigmy5-oeuywgjzd_61h">
+            <w:hyperlink w:history="1" r:id="rIdkzb0ky2wfmqgyxxyponqc">
               <w:r>
                 <w:rPr>
                   <w:rFonts w:ascii="Arial" w:cs="Arial" w:eastAsia="Arial" w:hAnsi="Arial"/>
@@ -22151,7 +22620,7 @@
               <w:spacing w:after="10" w:before="0"/>
               <w:ind w:left="120"/>
             </w:pPr>
-            <w:hyperlink w:history="1" r:id="rIdum6kxopgd1cv88dvrcqz_">
+            <w:hyperlink w:history="1" r:id="rId1dz-h-hfnxfyomkixdhe8">
               <w:r>
                 <w:rPr>
                   <w:rFonts w:ascii="Arial" w:cs="Arial" w:eastAsia="Arial" w:hAnsi="Arial"/>
@@ -22196,7 +22665,7 @@
             <w:pPr>
               <w:spacing w:after="20" w:before="0"/>
             </w:pPr>
-            <w:hyperlink w:history="1" r:id="rIdcumtbjjjez5zjrbpblluk">
+            <w:hyperlink w:history="1" r:id="rIdafpdgnsmflxrh6tnue3el">
               <w:r>
                 <w:rPr>
                   <w:rFonts w:ascii="Arial" w:cs="Arial" w:eastAsia="Arial" w:hAnsi="Arial"/>
@@ -22229,7 +22698,7 @@
               <w:spacing w:after="10" w:before="0"/>
               <w:ind w:left="120"/>
             </w:pPr>
-            <w:hyperlink w:history="1" r:id="rIdkde7isr2aeoyyuv8rjm54">
+            <w:hyperlink w:history="1" r:id="rIdqcqp3il8clsnxlphudw4f">
               <w:r>
                 <w:rPr>
                   <w:rFonts w:ascii="Arial" w:cs="Arial" w:eastAsia="Arial" w:hAnsi="Arial"/>
@@ -22257,6 +22726,7 @@
           </w:tcPr>
           <w:p>
             <w:pPr>
+              <w:keepNext w:val="false"/>
               <w:spacing w:after="40" w:before="0"/>
               <w:jc w:val="left"/>
             </w:pPr>
@@ -22289,6 +22759,7 @@
           </w:tcPr>
           <w:p>
             <w:pPr>
+              <w:keepNext w:val="false"/>
               <w:spacing w:after="40" w:before="0"/>
               <w:jc w:val="left"/>
             </w:pPr>
@@ -22321,6 +22792,7 @@
           </w:tcPr>
           <w:p>
             <w:pPr>
+              <w:keepNext w:val="false"/>
               <w:spacing w:after="40" w:before="0"/>
               <w:jc w:val="left"/>
             </w:pPr>
@@ -22353,6 +22825,7 @@
           </w:tcPr>
           <w:p>
             <w:pPr>
+              <w:keepNext w:val="false"/>
               <w:spacing w:after="40" w:before="0"/>
               <w:jc w:val="left"/>
             </w:pPr>
@@ -22387,6 +22860,7 @@
           </w:tcPr>
           <w:p>
             <w:pPr>
+              <w:keepNext w:val="false"/>
               <w:spacing w:after="40" w:before="0"/>
               <w:jc w:val="left"/>
             </w:pPr>
@@ -22424,7 +22898,7 @@
             <w:pPr>
               <w:spacing w:after="20" w:before="0"/>
             </w:pPr>
-            <w:hyperlink w:history="1" r:id="rIdwa9gh6mrxnvp5eudnwf2v">
+            <w:hyperlink w:history="1" r:id="rId6nipkwyfwz9tjwqbgrdit">
               <w:r>
                 <w:rPr>
                   <w:rFonts w:ascii="Arial" w:cs="Arial" w:eastAsia="Arial" w:hAnsi="Arial"/>
@@ -22473,7 +22947,7 @@
               <w:spacing w:after="10" w:before="0"/>
               <w:ind w:left="120"/>
             </w:pPr>
-            <w:hyperlink w:history="1" r:id="rIdomgar0mcgt3k_x1ya4hi7">
+            <w:hyperlink w:history="1" r:id="rIdfnb5mx80k-o9rn4bo_yz5">
               <w:r>
                 <w:rPr>
                   <w:rFonts w:ascii="Arial" w:cs="Arial" w:eastAsia="Arial" w:hAnsi="Arial"/>
@@ -22518,7 +22992,7 @@
             <w:pPr>
               <w:spacing w:after="20" w:before="0"/>
             </w:pPr>
-            <w:hyperlink w:history="1" r:id="rIdpz7oqkcukofkgq53idtrw">
+            <w:hyperlink w:history="1" r:id="rIdlvfn1iznq8fy0owiducke">
               <w:r>
                 <w:rPr>
                   <w:rFonts w:ascii="Arial" w:cs="Arial" w:eastAsia="Arial" w:hAnsi="Arial"/>
@@ -22551,7 +23025,7 @@
               <w:spacing w:after="10" w:before="0"/>
               <w:ind w:left="120"/>
             </w:pPr>
-            <w:hyperlink w:history="1" r:id="rId7xgdkliictmtfewsogq6e">
+            <w:hyperlink w:history="1" r:id="rIdkvdsae72dqiqdmidlqa0h">
               <w:r>
                 <w:rPr>
                   <w:rFonts w:ascii="Arial" w:cs="Arial" w:eastAsia="Arial" w:hAnsi="Arial"/>
@@ -22579,6 +23053,7 @@
           </w:tcPr>
           <w:p>
             <w:pPr>
+              <w:keepNext w:val="false"/>
               <w:spacing w:after="40" w:before="0"/>
               <w:jc w:val="left"/>
             </w:pPr>
@@ -22611,6 +23086,7 @@
           </w:tcPr>
           <w:p>
             <w:pPr>
+              <w:keepNext w:val="false"/>
               <w:spacing w:after="40" w:before="0"/>
               <w:jc w:val="left"/>
             </w:pPr>
@@ -22643,6 +23119,7 @@
           </w:tcPr>
           <w:p>
             <w:pPr>
+              <w:keepNext w:val="false"/>
               <w:spacing w:after="40" w:before="0"/>
               <w:jc w:val="left"/>
             </w:pPr>
@@ -22675,6 +23152,7 @@
           </w:tcPr>
           <w:p>
             <w:pPr>
+              <w:keepNext w:val="false"/>
               <w:spacing w:after="40" w:before="0"/>
               <w:jc w:val="left"/>
             </w:pPr>
@@ -22734,6 +23212,7 @@
           </w:tcPr>
           <w:p>
             <w:pPr>
+              <w:keepNext w:val="false"/>
               <w:spacing w:after="40" w:before="0"/>
               <w:jc w:val="center"/>
             </w:pPr>
@@ -22768,6 +23247,7 @@
           </w:tcPr>
           <w:p>
             <w:pPr>
+              <w:keepNext w:val="false"/>
               <w:spacing w:after="40" w:before="0"/>
               <w:jc w:val="left"/>
             </w:pPr>
@@ -22787,6 +23267,7 @@
           </w:p>
           <w:p>
             <w:pPr>
+              <w:keepNext w:val="false"/>
               <w:spacing w:after="40" w:before="0"/>
               <w:jc w:val="left"/>
             </w:pPr>
@@ -22806,6 +23287,7 @@
           </w:p>
           <w:p>
             <w:pPr>
+              <w:keepNext w:val="false"/>
               <w:spacing w:after="40" w:before="0"/>
               <w:jc w:val="left"/>
             </w:pPr>
@@ -22825,6 +23307,7 @@
           </w:p>
           <w:p>
             <w:pPr>
+              <w:keepNext w:val="false"/>
               <w:spacing w:after="40" w:before="0"/>
               <w:jc w:val="left"/>
             </w:pPr>
@@ -22844,6 +23327,7 @@
           </w:p>
           <w:p>
             <w:pPr>
+              <w:keepNext w:val="false"/>
               <w:spacing w:after="40" w:before="0"/>
               <w:jc w:val="left"/>
             </w:pPr>
@@ -22863,6 +23347,7 @@
           </w:p>
           <w:p>
             <w:pPr>
+              <w:keepNext w:val="false"/>
               <w:spacing w:after="40" w:before="0"/>
               <w:jc w:val="left"/>
             </w:pPr>
@@ -22882,6 +23367,7 @@
           </w:p>
           <w:p>
             <w:pPr>
+              <w:keepNext w:val="false"/>
               <w:spacing w:after="40" w:before="0"/>
               <w:jc w:val="left"/>
             </w:pPr>
@@ -22943,6 +23429,7 @@
           </w:tcPr>
           <w:p>
             <w:pPr>
+              <w:keepNext w:val="false"/>
               <w:spacing w:after="40" w:before="0"/>
               <w:jc w:val="center"/>
             </w:pPr>
@@ -22977,6 +23464,7 @@
           </w:tcPr>
           <w:p>
             <w:pPr>
+              <w:keepNext w:val="false"/>
               <w:spacing w:after="40" w:before="0"/>
               <w:jc w:val="left"/>
             </w:pPr>
@@ -23009,6 +23497,7 @@
           </w:tcPr>
           <w:p>
             <w:pPr>
+              <w:keepNext w:val="false"/>
               <w:spacing w:after="40" w:before="0"/>
               <w:jc w:val="left"/>
             </w:pPr>
@@ -23043,6 +23532,7 @@
           </w:tcPr>
           <w:p>
             <w:pPr>
+              <w:keepNext w:val="false"/>
               <w:spacing w:after="40" w:before="0"/>
               <w:jc w:val="left"/>
             </w:pPr>
@@ -23075,6 +23565,7 @@
           </w:tcPr>
           <w:p>
             <w:pPr>
+              <w:keepNext w:val="false"/>
               <w:spacing w:after="40" w:before="0"/>
               <w:jc w:val="left"/>
             </w:pPr>
@@ -23109,6 +23600,7 @@
           </w:tcPr>
           <w:p>
             <w:pPr>
+              <w:keepNext w:val="false"/>
               <w:spacing w:after="40" w:before="0"/>
               <w:jc w:val="left"/>
             </w:pPr>
@@ -23141,6 +23633,7 @@
           </w:tcPr>
           <w:p>
             <w:pPr>
+              <w:keepNext w:val="false"/>
               <w:spacing w:after="40" w:before="0"/>
               <w:jc w:val="left"/>
             </w:pPr>
@@ -23177,7 +23670,7 @@
         </w:rPr>
         <w:t xml:space="preserve">© 2026 SeaVuria and ARES. Aligned with KICD objectives. Developed by SeaVuria; technical implementation by ARES (with AI assistance from Claude). Licensed under </w:t>
       </w:r>
-      <w:hyperlink w:history="1" r:id="rIdilkwswnuqisers9jlf6xo">
+      <w:hyperlink w:history="1" r:id="rId4cbhwmwodrx0k9sljdogg">
         <w:r>
           <w:rPr>
             <w:rFonts w:ascii="Arial" w:cs="Arial" w:eastAsia="Arial" w:hAnsi="Arial"/>
@@ -23198,7 +23691,7 @@
         </w:rPr>
         <w:t xml:space="preserve"> (</w:t>
       </w:r>
-      <w:hyperlink w:history="1" r:id="rIdigzb5xj0ispiukkd2es2g">
+      <w:hyperlink w:history="1" r:id="rId0nmacvekauxc1ouax3r9s">
         <w:r>
           <w:rPr>
             <w:rFonts w:ascii="Arial" w:cs="Arial" w:eastAsia="Arial" w:hAnsi="Arial"/>
@@ -23258,6 +23751,7 @@
           </w:tcPr>
           <w:p>
             <w:pPr>
+              <w:keepNext w:val="false"/>
               <w:spacing w:after="40" w:before="0"/>
               <w:jc w:val="center"/>
             </w:pPr>
@@ -23293,6 +23787,7 @@
           </w:tcPr>
           <w:p>
             <w:pPr>
+              <w:keepNext w:val="false"/>
               <w:spacing w:after="40" w:before="0"/>
               <w:jc w:val="center"/>
             </w:pPr>
@@ -23327,6 +23822,7 @@
           </w:tcPr>
           <w:p>
             <w:pPr>
+              <w:keepNext w:val="false"/>
               <w:spacing w:after="40" w:before="0"/>
               <w:jc w:val="left"/>
             </w:pPr>
@@ -23359,6 +23855,7 @@
           </w:tcPr>
           <w:p>
             <w:pPr>
+              <w:keepNext w:val="false"/>
               <w:spacing w:after="40" w:before="0"/>
               <w:jc w:val="left"/>
             </w:pPr>
@@ -23393,6 +23890,7 @@
           </w:tcPr>
           <w:p>
             <w:pPr>
+              <w:keepNext w:val="false"/>
               <w:spacing w:after="40" w:before="0"/>
               <w:jc w:val="left"/>
             </w:pPr>
@@ -23425,6 +23923,7 @@
           </w:tcPr>
           <w:p>
             <w:pPr>
+              <w:keepNext w:val="false"/>
               <w:spacing w:after="40" w:before="0"/>
               <w:jc w:val="left"/>
             </w:pPr>
@@ -23459,6 +23958,7 @@
           </w:tcPr>
           <w:p>
             <w:pPr>
+              <w:keepNext w:val="false"/>
               <w:spacing w:after="40" w:before="0"/>
               <w:jc w:val="left"/>
             </w:pPr>
@@ -23491,6 +23991,7 @@
           </w:tcPr>
           <w:p>
             <w:pPr>
+              <w:keepNext w:val="false"/>
               <w:spacing w:after="40" w:before="0"/>
               <w:jc w:val="left"/>
             </w:pPr>
@@ -23525,6 +24026,7 @@
           </w:tcPr>
           <w:p>
             <w:pPr>
+              <w:keepNext w:val="false"/>
               <w:spacing w:after="40" w:before="0"/>
               <w:jc w:val="left"/>
             </w:pPr>
@@ -23557,6 +24059,7 @@
           </w:tcPr>
           <w:p>
             <w:pPr>
+              <w:keepNext w:val="false"/>
               <w:spacing w:after="40" w:before="0"/>
               <w:jc w:val="left"/>
             </w:pPr>
@@ -23591,6 +24094,7 @@
           </w:tcPr>
           <w:p>
             <w:pPr>
+              <w:keepNext w:val="false"/>
               <w:spacing w:after="40" w:before="0"/>
               <w:jc w:val="left"/>
             </w:pPr>
@@ -23623,6 +24127,7 @@
           </w:tcPr>
           <w:p>
             <w:pPr>
+              <w:keepNext w:val="false"/>
               <w:spacing w:after="40" w:before="0"/>
               <w:jc w:val="left"/>
             </w:pPr>
@@ -23657,6 +24162,7 @@
           </w:tcPr>
           <w:p>
             <w:pPr>
+              <w:keepNext w:val="false"/>
               <w:spacing w:after="40" w:before="0"/>
               <w:jc w:val="left"/>
             </w:pPr>
@@ -23689,6 +24195,7 @@
           </w:tcPr>
           <w:p>
             <w:pPr>
+              <w:keepNext w:val="false"/>
               <w:spacing w:after="40" w:before="0"/>
               <w:jc w:val="left"/>
             </w:pPr>
@@ -23723,6 +24230,7 @@
           </w:tcPr>
           <w:p>
             <w:pPr>
+              <w:keepNext w:val="false"/>
               <w:spacing w:after="40" w:before="0"/>
               <w:jc w:val="left"/>
             </w:pPr>
@@ -23755,6 +24263,7 @@
           </w:tcPr>
           <w:p>
             <w:pPr>
+              <w:keepNext w:val="false"/>
               <w:spacing w:after="40" w:before="0"/>
               <w:jc w:val="left"/>
             </w:pPr>
@@ -23789,6 +24298,7 @@
           </w:tcPr>
           <w:p>
             <w:pPr>
+              <w:keepNext w:val="false"/>
               <w:spacing w:after="40" w:before="0"/>
               <w:jc w:val="left"/>
             </w:pPr>
@@ -23821,6 +24331,7 @@
           </w:tcPr>
           <w:p>
             <w:pPr>
+              <w:keepNext w:val="false"/>
               <w:spacing w:after="40" w:before="0"/>
               <w:jc w:val="left"/>
             </w:pPr>
@@ -23880,6 +24391,7 @@
           </w:tcPr>
           <w:p>
             <w:pPr>
+              <w:keepNext w:val="false"/>
               <w:spacing w:after="40" w:before="0"/>
               <w:jc w:val="center"/>
             </w:pPr>
@@ -23914,6 +24426,7 @@
           </w:tcPr>
           <w:p>
             <w:pPr>
+              <w:keepNext w:val="false"/>
               <w:spacing w:after="40" w:before="0"/>
               <w:jc w:val="left"/>
             </w:pPr>
@@ -23978,6 +24491,7 @@
           </w:tcPr>
           <w:p>
             <w:pPr>
+              <w:keepNext w:val="false"/>
               <w:spacing w:after="40" w:before="0"/>
               <w:jc w:val="center"/>
             </w:pPr>
@@ -24012,6 +24526,7 @@
           </w:tcPr>
           <w:p>
             <w:pPr>
+              <w:keepNext w:val="false"/>
               <w:spacing w:after="40" w:before="0"/>
               <w:jc w:val="left"/>
             </w:pPr>
@@ -24044,6 +24559,7 @@
           </w:tcPr>
           <w:p>
             <w:pPr>
+              <w:keepNext w:val="false"/>
               <w:spacing w:after="40" w:before="0"/>
               <w:jc w:val="left"/>
             </w:pPr>
@@ -24076,6 +24592,7 @@
           </w:tcPr>
           <w:p>
             <w:pPr>
+              <w:keepNext w:val="false"/>
               <w:spacing w:after="40" w:before="0"/>
               <w:jc w:val="left"/>
             </w:pPr>
@@ -24108,6 +24625,7 @@
           </w:tcPr>
           <w:p>
             <w:pPr>
+              <w:keepNext w:val="false"/>
               <w:spacing w:after="40" w:before="0"/>
               <w:jc w:val="left"/>
             </w:pPr>
@@ -24140,6 +24658,7 @@
           </w:tcPr>
           <w:p>
             <w:pPr>
+              <w:keepNext w:val="false"/>
               <w:spacing w:after="40" w:before="0"/>
               <w:jc w:val="left"/>
             </w:pPr>
@@ -24174,6 +24693,7 @@
           </w:tcPr>
           <w:p>
             <w:pPr>
+              <w:keepNext w:val="false"/>
               <w:spacing w:after="40" w:before="0"/>
               <w:jc w:val="left"/>
             </w:pPr>
@@ -24211,7 +24731,7 @@
             <w:pPr>
               <w:spacing w:after="20" w:before="0"/>
             </w:pPr>
-            <w:hyperlink w:history="1" r:id="rId7xwrhkhkuwqtrxrfod25u">
+            <w:hyperlink w:history="1" r:id="rIdadfn8ogdcegbqcaofa-94">
               <w:r>
                 <w:rPr>
                   <w:rFonts w:ascii="Arial" w:cs="Arial" w:eastAsia="Arial" w:hAnsi="Arial"/>
@@ -24244,7 +24764,7 @@
               <w:spacing w:after="10" w:before="0"/>
               <w:ind w:left="120"/>
             </w:pPr>
-            <w:hyperlink w:history="1" r:id="rIdjjywawfo5bbngytqkk7tk">
+            <w:hyperlink w:history="1" r:id="rIdt25ngioh7t6avmtnzjjxh">
               <w:r>
                 <w:rPr>
                   <w:rFonts w:ascii="Arial" w:cs="Arial" w:eastAsia="Arial" w:hAnsi="Arial"/>
@@ -24289,7 +24809,7 @@
             <w:pPr>
               <w:spacing w:after="20" w:before="0"/>
             </w:pPr>
-            <w:hyperlink w:history="1" r:id="rIdxdayvgnpwli3vhwj-id7i">
+            <w:hyperlink w:history="1" r:id="rIdnp3ijmhz6j7hkm8_rdsgs">
               <w:r>
                 <w:rPr>
                   <w:rFonts w:ascii="Arial" w:cs="Arial" w:eastAsia="Arial" w:hAnsi="Arial"/>
@@ -24322,7 +24842,7 @@
               <w:spacing w:after="10" w:before="0"/>
               <w:ind w:left="120"/>
             </w:pPr>
-            <w:hyperlink w:history="1" r:id="rIdsywnrllsg6hohg6pwh3n3">
+            <w:hyperlink w:history="1" r:id="rIdhhuwup54n-fwfndulk0c0">
               <w:r>
                 <w:rPr>
                   <w:rFonts w:ascii="Arial" w:cs="Arial" w:eastAsia="Arial" w:hAnsi="Arial"/>
@@ -24350,6 +24870,7 @@
           </w:tcPr>
           <w:p>
             <w:pPr>
+              <w:keepNext w:val="false"/>
               <w:spacing w:after="40" w:before="0"/>
               <w:jc w:val="left"/>
             </w:pPr>
@@ -24382,6 +24903,7 @@
           </w:tcPr>
           <w:p>
             <w:pPr>
+              <w:keepNext w:val="false"/>
               <w:spacing w:after="40" w:before="0"/>
               <w:jc w:val="left"/>
             </w:pPr>
@@ -24414,6 +24936,7 @@
           </w:tcPr>
           <w:p>
             <w:pPr>
+              <w:keepNext w:val="false"/>
               <w:spacing w:after="40" w:before="0"/>
               <w:jc w:val="left"/>
             </w:pPr>
@@ -24446,6 +24969,7 @@
           </w:tcPr>
           <w:p>
             <w:pPr>
+              <w:keepNext w:val="false"/>
               <w:spacing w:after="40" w:before="0"/>
               <w:jc w:val="left"/>
             </w:pPr>
@@ -24480,6 +25004,7 @@
           </w:tcPr>
           <w:p>
             <w:pPr>
+              <w:keepNext w:val="false"/>
               <w:spacing w:after="40" w:before="0"/>
               <w:jc w:val="left"/>
             </w:pPr>
@@ -24517,7 +25042,7 @@
             <w:pPr>
               <w:spacing w:after="20" w:before="0"/>
             </w:pPr>
-            <w:hyperlink w:history="1" r:id="rId9i4i8b2ch0vrihmn0vpek">
+            <w:hyperlink w:history="1" r:id="rIdfhkgop6iuf_eezsybhuk4">
               <w:r>
                 <w:rPr>
                   <w:rFonts w:ascii="Arial" w:cs="Arial" w:eastAsia="Arial" w:hAnsi="Arial"/>
@@ -24550,7 +25075,7 @@
               <w:spacing w:after="10" w:before="0"/>
               <w:ind w:left="120"/>
             </w:pPr>
-            <w:hyperlink w:history="1" r:id="rIdlejjzksgsuf8s3nkdxi3r">
+            <w:hyperlink w:history="1" r:id="rIdjnsmipfu3okivzixgp2_z">
               <w:r>
                 <w:rPr>
                   <w:rFonts w:ascii="Arial" w:cs="Arial" w:eastAsia="Arial" w:hAnsi="Arial"/>
@@ -24595,7 +25120,7 @@
             <w:pPr>
               <w:spacing w:after="20" w:before="0"/>
             </w:pPr>
-            <w:hyperlink w:history="1" r:id="rIdeal_kyxo0uoy8i5hbtpkx">
+            <w:hyperlink w:history="1" r:id="rIdzmpscf5zd0dwpb6gtiux1">
               <w:r>
                 <w:rPr>
                   <w:rFonts w:ascii="Arial" w:cs="Arial" w:eastAsia="Arial" w:hAnsi="Arial"/>
@@ -24628,7 +25153,7 @@
               <w:spacing w:after="10" w:before="0"/>
               <w:ind w:left="120"/>
             </w:pPr>
-            <w:hyperlink w:history="1" r:id="rIdehryj7frx5xwdrd_3gcdx">
+            <w:hyperlink w:history="1" r:id="rIdaap1n2dmescl6to-epery">
               <w:r>
                 <w:rPr>
                   <w:rFonts w:ascii="Arial" w:cs="Arial" w:eastAsia="Arial" w:hAnsi="Arial"/>
@@ -24656,6 +25181,7 @@
           </w:tcPr>
           <w:p>
             <w:pPr>
+              <w:keepNext w:val="false"/>
               <w:spacing w:after="40" w:before="0"/>
               <w:jc w:val="left"/>
             </w:pPr>
@@ -24688,6 +25214,7 @@
           </w:tcPr>
           <w:p>
             <w:pPr>
+              <w:keepNext w:val="false"/>
               <w:spacing w:after="40" w:before="0"/>
               <w:jc w:val="left"/>
             </w:pPr>
@@ -24720,6 +25247,7 @@
           </w:tcPr>
           <w:p>
             <w:pPr>
+              <w:keepNext w:val="false"/>
               <w:spacing w:after="40" w:before="0"/>
               <w:jc w:val="left"/>
             </w:pPr>
@@ -24752,6 +25280,7 @@
           </w:tcPr>
           <w:p>
             <w:pPr>
+              <w:keepNext w:val="false"/>
               <w:spacing w:after="40" w:before="0"/>
               <w:jc w:val="left"/>
             </w:pPr>
@@ -24786,6 +25315,7 @@
           </w:tcPr>
           <w:p>
             <w:pPr>
+              <w:keepNext w:val="false"/>
               <w:spacing w:after="40" w:before="0"/>
               <w:jc w:val="left"/>
             </w:pPr>
@@ -24823,7 +25353,7 @@
             <w:pPr>
               <w:spacing w:after="20" w:before="0"/>
             </w:pPr>
-            <w:hyperlink w:history="1" r:id="rIdypsw1yeapvvw5_q3s8map">
+            <w:hyperlink w:history="1" r:id="rIdg6p3bz5s9ctohaciqwdwy">
               <w:r>
                 <w:rPr>
                   <w:rFonts w:ascii="Arial" w:cs="Arial" w:eastAsia="Arial" w:hAnsi="Arial"/>
@@ -24856,7 +25386,7 @@
               <w:spacing w:after="10" w:before="0"/>
               <w:ind w:left="120"/>
             </w:pPr>
-            <w:hyperlink w:history="1" r:id="rIducuzrtajjges3_rjjgilq">
+            <w:hyperlink w:history="1" r:id="rId91eeuydimlqpaw8ytbmhe">
               <w:r>
                 <w:rPr>
                   <w:rFonts w:ascii="Arial" w:cs="Arial" w:eastAsia="Arial" w:hAnsi="Arial"/>
@@ -24901,7 +25431,7 @@
             <w:pPr>
               <w:spacing w:after="20" w:before="0"/>
             </w:pPr>
-            <w:hyperlink w:history="1" r:id="rIdabpjrqbr6ur_z0cexwnh1">
+            <w:hyperlink w:history="1" r:id="rIdvc0egi-qvjjjbyxuuxjbm">
               <w:r>
                 <w:rPr>
                   <w:rFonts w:ascii="Arial" w:cs="Arial" w:eastAsia="Arial" w:hAnsi="Arial"/>
@@ -24934,7 +25464,7 @@
               <w:spacing w:after="10" w:before="0"/>
               <w:ind w:left="120"/>
             </w:pPr>
-            <w:hyperlink w:history="1" r:id="rIdh83ktjmwjcjvzm6fjpk_d">
+            <w:hyperlink w:history="1" r:id="rId5spjeqfpcbe1jqnsandd0">
               <w:r>
                 <w:rPr>
                   <w:rFonts w:ascii="Arial" w:cs="Arial" w:eastAsia="Arial" w:hAnsi="Arial"/>
@@ -24962,6 +25492,7 @@
           </w:tcPr>
           <w:p>
             <w:pPr>
+              <w:keepNext w:val="false"/>
               <w:spacing w:after="40" w:before="0"/>
               <w:jc w:val="left"/>
             </w:pPr>
@@ -24994,6 +25525,7 @@
           </w:tcPr>
           <w:p>
             <w:pPr>
+              <w:keepNext w:val="false"/>
               <w:spacing w:after="40" w:before="0"/>
               <w:jc w:val="left"/>
             </w:pPr>
@@ -25026,6 +25558,7 @@
           </w:tcPr>
           <w:p>
             <w:pPr>
+              <w:keepNext w:val="false"/>
               <w:spacing w:after="40" w:before="0"/>
               <w:jc w:val="left"/>
             </w:pPr>
@@ -25058,6 +25591,7 @@
           </w:tcPr>
           <w:p>
             <w:pPr>
+              <w:keepNext w:val="false"/>
               <w:spacing w:after="40" w:before="0"/>
               <w:jc w:val="left"/>
             </w:pPr>
@@ -25092,6 +25626,7 @@
           </w:tcPr>
           <w:p>
             <w:pPr>
+              <w:keepNext w:val="false"/>
               <w:spacing w:after="40" w:before="0"/>
               <w:jc w:val="left"/>
             </w:pPr>
@@ -25129,7 +25664,7 @@
             <w:pPr>
               <w:spacing w:after="20" w:before="0"/>
             </w:pPr>
-            <w:hyperlink w:history="1" r:id="rIdxw1-fajh14vekshtkqklk">
+            <w:hyperlink w:history="1" r:id="rIdybk8cfvptlc2dzwz89ieu">
               <w:r>
                 <w:rPr>
                   <w:rFonts w:ascii="Arial" w:cs="Arial" w:eastAsia="Arial" w:hAnsi="Arial"/>
@@ -25162,7 +25697,7 @@
               <w:spacing w:after="10" w:before="0"/>
               <w:ind w:left="120"/>
             </w:pPr>
-            <w:hyperlink w:history="1" r:id="rIdxzwbp5dg-6fryf2cqeozh">
+            <w:hyperlink w:history="1" r:id="rIdywb23ffuocyupbvirer0o">
               <w:r>
                 <w:rPr>
                   <w:rFonts w:ascii="Arial" w:cs="Arial" w:eastAsia="Arial" w:hAnsi="Arial"/>
@@ -25207,7 +25742,7 @@
             <w:pPr>
               <w:spacing w:after="20" w:before="0"/>
             </w:pPr>
-            <w:hyperlink w:history="1" r:id="rIdfhilrolub49cpqx9sszdo">
+            <w:hyperlink w:history="1" r:id="rIdvgs_y7vdfjyqu-d8gweb3">
               <w:r>
                 <w:rPr>
                   <w:rFonts w:ascii="Arial" w:cs="Arial" w:eastAsia="Arial" w:hAnsi="Arial"/>
@@ -25240,7 +25775,7 @@
               <w:spacing w:after="10" w:before="0"/>
               <w:ind w:left="120"/>
             </w:pPr>
-            <w:hyperlink w:history="1" r:id="rIdkbebyesfekp2dashmtltg">
+            <w:hyperlink w:history="1" r:id="rIdmtcl9lqsr2h0d1td5nixl">
               <w:r>
                 <w:rPr>
                   <w:rFonts w:ascii="Arial" w:cs="Arial" w:eastAsia="Arial" w:hAnsi="Arial"/>
@@ -25268,6 +25803,7 @@
           </w:tcPr>
           <w:p>
             <w:pPr>
+              <w:keepNext w:val="false"/>
               <w:spacing w:after="40" w:before="0"/>
               <w:jc w:val="left"/>
             </w:pPr>
@@ -25300,6 +25836,7 @@
           </w:tcPr>
           <w:p>
             <w:pPr>
+              <w:keepNext w:val="false"/>
               <w:spacing w:after="40" w:before="0"/>
               <w:jc w:val="left"/>
             </w:pPr>
@@ -25332,6 +25869,7 @@
           </w:tcPr>
           <w:p>
             <w:pPr>
+              <w:keepNext w:val="false"/>
               <w:spacing w:after="40" w:before="0"/>
               <w:jc w:val="left"/>
             </w:pPr>
@@ -25364,6 +25902,7 @@
           </w:tcPr>
           <w:p>
             <w:pPr>
+              <w:keepNext w:val="false"/>
               <w:spacing w:after="40" w:before="0"/>
               <w:jc w:val="left"/>
             </w:pPr>
@@ -25398,6 +25937,7 @@
           </w:tcPr>
           <w:p>
             <w:pPr>
+              <w:keepNext w:val="false"/>
               <w:spacing w:after="40" w:before="0"/>
               <w:jc w:val="left"/>
             </w:pPr>
@@ -25435,7 +25975,7 @@
             <w:pPr>
               <w:spacing w:after="20" w:before="0"/>
             </w:pPr>
-            <w:hyperlink w:history="1" r:id="rIdhrb_wg60zfgt4xka5xq19">
+            <w:hyperlink w:history="1" r:id="rIdjqb3fgyyzi3gpxgam4e7s">
               <w:r>
                 <w:rPr>
                   <w:rFonts w:ascii="Arial" w:cs="Arial" w:eastAsia="Arial" w:hAnsi="Arial"/>
@@ -25484,7 +26024,7 @@
               <w:spacing w:after="10" w:before="0"/>
               <w:ind w:left="120"/>
             </w:pPr>
-            <w:hyperlink w:history="1" r:id="rId-cz1k1yu8ijyzdtsivyfe">
+            <w:hyperlink w:history="1" r:id="rId6apxw2vrdevfhgejj9vhr">
               <w:r>
                 <w:rPr>
                   <w:rFonts w:ascii="Arial" w:cs="Arial" w:eastAsia="Arial" w:hAnsi="Arial"/>
@@ -25529,7 +26069,7 @@
             <w:pPr>
               <w:spacing w:after="20" w:before="0"/>
             </w:pPr>
-            <w:hyperlink w:history="1" r:id="rIdypudcbaejf8_c4d1xnbvx">
+            <w:hyperlink w:history="1" r:id="rIdjqefecar0kwdn4e24shiw">
               <w:r>
                 <w:rPr>
                   <w:rFonts w:ascii="Arial" w:cs="Arial" w:eastAsia="Arial" w:hAnsi="Arial"/>
@@ -25562,7 +26102,7 @@
               <w:spacing w:after="10" w:before="0"/>
               <w:ind w:left="120"/>
             </w:pPr>
-            <w:hyperlink w:history="1" r:id="rIdyhliupm_vkbooqbj8b2pk">
+            <w:hyperlink w:history="1" r:id="rIdu0kuy2j732jx5uppemp2g">
               <w:r>
                 <w:rPr>
                   <w:rFonts w:ascii="Arial" w:cs="Arial" w:eastAsia="Arial" w:hAnsi="Arial"/>
@@ -25590,6 +26130,7 @@
           </w:tcPr>
           <w:p>
             <w:pPr>
+              <w:keepNext w:val="false"/>
               <w:spacing w:after="40" w:before="0"/>
               <w:jc w:val="left"/>
             </w:pPr>
@@ -25622,6 +26163,7 @@
           </w:tcPr>
           <w:p>
             <w:pPr>
+              <w:keepNext w:val="false"/>
               <w:spacing w:after="40" w:before="0"/>
               <w:jc w:val="left"/>
             </w:pPr>
@@ -25654,6 +26196,7 @@
           </w:tcPr>
           <w:p>
             <w:pPr>
+              <w:keepNext w:val="false"/>
               <w:spacing w:after="40" w:before="0"/>
               <w:jc w:val="left"/>
             </w:pPr>
@@ -25686,6 +26229,7 @@
           </w:tcPr>
           <w:p>
             <w:pPr>
+              <w:keepNext w:val="false"/>
               <w:spacing w:after="40" w:before="0"/>
               <w:jc w:val="left"/>
             </w:pPr>
@@ -25745,6 +26289,7 @@
           </w:tcPr>
           <w:p>
             <w:pPr>
+              <w:keepNext w:val="false"/>
               <w:spacing w:after="40" w:before="0"/>
               <w:jc w:val="center"/>
             </w:pPr>
@@ -25779,6 +26324,7 @@
           </w:tcPr>
           <w:p>
             <w:pPr>
+              <w:keepNext w:val="false"/>
               <w:spacing w:after="40" w:before="0"/>
               <w:jc w:val="left"/>
             </w:pPr>
@@ -25840,6 +26386,7 @@
           </w:tcPr>
           <w:p>
             <w:pPr>
+              <w:keepNext w:val="false"/>
               <w:spacing w:after="40" w:before="0"/>
               <w:jc w:val="center"/>
             </w:pPr>
@@ -25874,6 +26421,7 @@
           </w:tcPr>
           <w:p>
             <w:pPr>
+              <w:keepNext w:val="false"/>
               <w:spacing w:after="40" w:before="0"/>
               <w:jc w:val="left"/>
             </w:pPr>
@@ -25906,6 +26454,7 @@
           </w:tcPr>
           <w:p>
             <w:pPr>
+              <w:keepNext w:val="false"/>
               <w:spacing w:after="40" w:before="0"/>
               <w:jc w:val="left"/>
             </w:pPr>
@@ -25940,6 +26489,7 @@
           </w:tcPr>
           <w:p>
             <w:pPr>
+              <w:keepNext w:val="false"/>
               <w:spacing w:after="40" w:before="0"/>
               <w:jc w:val="left"/>
             </w:pPr>
@@ -25972,6 +26522,7 @@
           </w:tcPr>
           <w:p>
             <w:pPr>
+              <w:keepNext w:val="false"/>
               <w:spacing w:after="40" w:before="0"/>
               <w:jc w:val="left"/>
             </w:pPr>
@@ -26006,6 +26557,7 @@
           </w:tcPr>
           <w:p>
             <w:pPr>
+              <w:keepNext w:val="false"/>
               <w:spacing w:after="40" w:before="0"/>
               <w:jc w:val="left"/>
             </w:pPr>
@@ -26038,6 +26590,7 @@
           </w:tcPr>
           <w:p>
             <w:pPr>
+              <w:keepNext w:val="false"/>
               <w:spacing w:after="40" w:before="0"/>
               <w:jc w:val="left"/>
             </w:pPr>
@@ -26074,7 +26627,7 @@
         </w:rPr>
         <w:t xml:space="preserve">© 2026 SeaVuria and ARES. Aligned with KICD objectives. Developed by SeaVuria; technical implementation by ARES (with AI assistance from Claude). Licensed under </w:t>
       </w:r>
-      <w:hyperlink w:history="1" r:id="rIdwvbzra__ukca0-b_zre_g">
+      <w:hyperlink w:history="1" r:id="rIdwf3xlnnhiw0ttkbhj8v2f">
         <w:r>
           <w:rPr>
             <w:rFonts w:ascii="Arial" w:cs="Arial" w:eastAsia="Arial" w:hAnsi="Arial"/>
@@ -26095,7 +26648,7 @@
         </w:rPr>
         <w:t xml:space="preserve"> (</w:t>
       </w:r>
-      <w:hyperlink w:history="1" r:id="rIdffu5arcygiuuj2_rmyt4i">
+      <w:hyperlink w:history="1" r:id="rIdlka_zjsaay5zql6lhqgli">
         <w:r>
           <w:rPr>
             <w:rFonts w:ascii="Arial" w:cs="Arial" w:eastAsia="Arial" w:hAnsi="Arial"/>
@@ -26155,6 +26708,7 @@
           </w:tcPr>
           <w:p>
             <w:pPr>
+              <w:keepNext w:val="false"/>
               <w:spacing w:after="40" w:before="0"/>
               <w:jc w:val="center"/>
             </w:pPr>
@@ -26190,6 +26744,7 @@
           </w:tcPr>
           <w:p>
             <w:pPr>
+              <w:keepNext w:val="false"/>
               <w:spacing w:after="40" w:before="0"/>
               <w:jc w:val="center"/>
             </w:pPr>
@@ -26224,6 +26779,7 @@
           </w:tcPr>
           <w:p>
             <w:pPr>
+              <w:keepNext w:val="false"/>
               <w:spacing w:after="40" w:before="0"/>
               <w:jc w:val="left"/>
             </w:pPr>
@@ -26256,6 +26812,7 @@
           </w:tcPr>
           <w:p>
             <w:pPr>
+              <w:keepNext w:val="false"/>
               <w:spacing w:after="40" w:before="0"/>
               <w:jc w:val="left"/>
             </w:pPr>
@@ -26290,6 +26847,7 @@
           </w:tcPr>
           <w:p>
             <w:pPr>
+              <w:keepNext w:val="false"/>
               <w:spacing w:after="40" w:before="0"/>
               <w:jc w:val="left"/>
             </w:pPr>
@@ -26322,6 +26880,7 @@
           </w:tcPr>
           <w:p>
             <w:pPr>
+              <w:keepNext w:val="false"/>
               <w:spacing w:after="40" w:before="0"/>
               <w:jc w:val="left"/>
             </w:pPr>
@@ -26356,6 +26915,7 @@
           </w:tcPr>
           <w:p>
             <w:pPr>
+              <w:keepNext w:val="false"/>
               <w:spacing w:after="40" w:before="0"/>
               <w:jc w:val="left"/>
             </w:pPr>
@@ -26388,6 +26948,7 @@
           </w:tcPr>
           <w:p>
             <w:pPr>
+              <w:keepNext w:val="false"/>
               <w:spacing w:after="40" w:before="0"/>
               <w:jc w:val="left"/>
             </w:pPr>
@@ -26422,6 +26983,7 @@
           </w:tcPr>
           <w:p>
             <w:pPr>
+              <w:keepNext w:val="false"/>
               <w:spacing w:after="40" w:before="0"/>
               <w:jc w:val="left"/>
             </w:pPr>
@@ -26454,6 +27016,7 @@
           </w:tcPr>
           <w:p>
             <w:pPr>
+              <w:keepNext w:val="false"/>
               <w:spacing w:after="40" w:before="0"/>
               <w:jc w:val="left"/>
             </w:pPr>
@@ -26488,6 +27051,7 @@
           </w:tcPr>
           <w:p>
             <w:pPr>
+              <w:keepNext w:val="false"/>
               <w:spacing w:after="40" w:before="0"/>
               <w:jc w:val="left"/>
             </w:pPr>
@@ -26520,6 +27084,7 @@
           </w:tcPr>
           <w:p>
             <w:pPr>
+              <w:keepNext w:val="false"/>
               <w:spacing w:after="40" w:before="0"/>
               <w:jc w:val="left"/>
             </w:pPr>
@@ -26554,6 +27119,7 @@
           </w:tcPr>
           <w:p>
             <w:pPr>
+              <w:keepNext w:val="false"/>
               <w:spacing w:after="40" w:before="0"/>
               <w:jc w:val="left"/>
             </w:pPr>
@@ -26586,6 +27152,7 @@
           </w:tcPr>
           <w:p>
             <w:pPr>
+              <w:keepNext w:val="false"/>
               <w:spacing w:after="40" w:before="0"/>
               <w:jc w:val="left"/>
             </w:pPr>
@@ -26620,6 +27187,7 @@
           </w:tcPr>
           <w:p>
             <w:pPr>
+              <w:keepNext w:val="false"/>
               <w:spacing w:after="40" w:before="0"/>
               <w:jc w:val="left"/>
             </w:pPr>
@@ -26652,6 +27220,7 @@
           </w:tcPr>
           <w:p>
             <w:pPr>
+              <w:keepNext w:val="false"/>
               <w:spacing w:after="40" w:before="0"/>
               <w:jc w:val="left"/>
             </w:pPr>
@@ -26686,6 +27255,7 @@
           </w:tcPr>
           <w:p>
             <w:pPr>
+              <w:keepNext w:val="false"/>
               <w:spacing w:after="40" w:before="0"/>
               <w:jc w:val="left"/>
             </w:pPr>
@@ -26718,6 +27288,7 @@
           </w:tcPr>
           <w:p>
             <w:pPr>
+              <w:keepNext w:val="false"/>
               <w:spacing w:after="40" w:before="0"/>
               <w:jc w:val="left"/>
             </w:pPr>
@@ -26777,6 +27348,7 @@
           </w:tcPr>
           <w:p>
             <w:pPr>
+              <w:keepNext w:val="false"/>
               <w:spacing w:after="40" w:before="0"/>
               <w:jc w:val="center"/>
             </w:pPr>
@@ -26811,6 +27383,7 @@
           </w:tcPr>
           <w:p>
             <w:pPr>
+              <w:keepNext w:val="false"/>
               <w:spacing w:after="40" w:before="0"/>
               <w:jc w:val="left"/>
             </w:pPr>
@@ -26875,6 +27448,7 @@
           </w:tcPr>
           <w:p>
             <w:pPr>
+              <w:keepNext w:val="false"/>
               <w:spacing w:after="40" w:before="0"/>
               <w:jc w:val="center"/>
             </w:pPr>
@@ -26909,6 +27483,7 @@
           </w:tcPr>
           <w:p>
             <w:pPr>
+              <w:keepNext w:val="false"/>
               <w:spacing w:after="40" w:before="0"/>
               <w:jc w:val="left"/>
             </w:pPr>
@@ -26941,6 +27516,7 @@
           </w:tcPr>
           <w:p>
             <w:pPr>
+              <w:keepNext w:val="false"/>
               <w:spacing w:after="40" w:before="0"/>
               <w:jc w:val="left"/>
             </w:pPr>
@@ -26973,6 +27549,7 @@
           </w:tcPr>
           <w:p>
             <w:pPr>
+              <w:keepNext w:val="false"/>
               <w:spacing w:after="40" w:before="0"/>
               <w:jc w:val="left"/>
             </w:pPr>
@@ -27005,6 +27582,7 @@
           </w:tcPr>
           <w:p>
             <w:pPr>
+              <w:keepNext w:val="false"/>
               <w:spacing w:after="40" w:before="0"/>
               <w:jc w:val="left"/>
             </w:pPr>
@@ -27037,6 +27615,7 @@
           </w:tcPr>
           <w:p>
             <w:pPr>
+              <w:keepNext w:val="false"/>
               <w:spacing w:after="40" w:before="0"/>
               <w:jc w:val="left"/>
             </w:pPr>
@@ -27071,6 +27650,7 @@
           </w:tcPr>
           <w:p>
             <w:pPr>
+              <w:keepNext w:val="false"/>
               <w:spacing w:after="40" w:before="0"/>
               <w:jc w:val="left"/>
             </w:pPr>
@@ -27108,7 +27688,7 @@
             <w:pPr>
               <w:spacing w:after="20" w:before="0"/>
             </w:pPr>
-            <w:hyperlink w:history="1" r:id="rIdp2xff_uo4mgzgk7gxjaeb">
+            <w:hyperlink w:history="1" r:id="rIdvdvsq_anvy0szwa5k7d2e">
               <w:r>
                 <w:rPr>
                   <w:rFonts w:ascii="Arial" w:cs="Arial" w:eastAsia="Arial" w:hAnsi="Arial"/>
@@ -27141,7 +27721,7 @@
               <w:spacing w:after="10" w:before="0"/>
               <w:ind w:left="120"/>
             </w:pPr>
-            <w:hyperlink w:history="1" r:id="rIdntmiuomsl3v3dkncwcl1g">
+            <w:hyperlink w:history="1" r:id="rIdr6mextinp6cfamn_jwolr">
               <w:r>
                 <w:rPr>
                   <w:rFonts w:ascii="Arial" w:cs="Arial" w:eastAsia="Arial" w:hAnsi="Arial"/>
@@ -27186,7 +27766,7 @@
             <w:pPr>
               <w:spacing w:after="20" w:before="0"/>
             </w:pPr>
-            <w:hyperlink w:history="1" r:id="rIdmovsdm_g1mklt4bbkptrk">
+            <w:hyperlink w:history="1" r:id="rIdo7imjwoumtackalmcvq30">
               <w:r>
                 <w:rPr>
                   <w:rFonts w:ascii="Arial" w:cs="Arial" w:eastAsia="Arial" w:hAnsi="Arial"/>
@@ -27219,7 +27799,7 @@
               <w:spacing w:after="10" w:before="0"/>
               <w:ind w:left="120"/>
             </w:pPr>
-            <w:hyperlink w:history="1" r:id="rIdbpjl-1knguc60tpnxdt6h">
+            <w:hyperlink w:history="1" r:id="rIdenvxhd7wwsnxtlrzmlspa">
               <w:r>
                 <w:rPr>
                   <w:rFonts w:ascii="Arial" w:cs="Arial" w:eastAsia="Arial" w:hAnsi="Arial"/>
@@ -27247,6 +27827,7 @@
           </w:tcPr>
           <w:p>
             <w:pPr>
+              <w:keepNext w:val="false"/>
               <w:spacing w:after="40" w:before="0"/>
               <w:jc w:val="left"/>
             </w:pPr>
@@ -27279,6 +27860,7 @@
           </w:tcPr>
           <w:p>
             <w:pPr>
+              <w:keepNext w:val="false"/>
               <w:spacing w:after="40" w:before="0"/>
               <w:jc w:val="left"/>
             </w:pPr>
@@ -27311,6 +27893,7 @@
           </w:tcPr>
           <w:p>
             <w:pPr>
+              <w:keepNext w:val="false"/>
               <w:spacing w:after="40" w:before="0"/>
               <w:jc w:val="left"/>
             </w:pPr>
@@ -27343,6 +27926,7 @@
           </w:tcPr>
           <w:p>
             <w:pPr>
+              <w:keepNext w:val="false"/>
               <w:spacing w:after="40" w:before="0"/>
               <w:jc w:val="left"/>
             </w:pPr>
@@ -27377,6 +27961,7 @@
           </w:tcPr>
           <w:p>
             <w:pPr>
+              <w:keepNext w:val="false"/>
               <w:spacing w:after="40" w:before="0"/>
               <w:jc w:val="left"/>
             </w:pPr>
@@ -27414,7 +27999,7 @@
             <w:pPr>
               <w:spacing w:after="20" w:before="0"/>
             </w:pPr>
-            <w:hyperlink w:history="1" r:id="rIdicx__siejo9e0nmj0ljvs">
+            <w:hyperlink w:history="1" r:id="rIdcwwnmxhzjkf3sgpah6oyd">
               <w:r>
                 <w:rPr>
                   <w:rFonts w:ascii="Arial" w:cs="Arial" w:eastAsia="Arial" w:hAnsi="Arial"/>
@@ -27447,7 +28032,7 @@
               <w:spacing w:after="10" w:before="0"/>
               <w:ind w:left="120"/>
             </w:pPr>
-            <w:hyperlink w:history="1" r:id="rIdwasa5emtmvp7ypici7wqx">
+            <w:hyperlink w:history="1" r:id="rIdnwoag8unjum2unarb-l0c">
               <w:r>
                 <w:rPr>
                   <w:rFonts w:ascii="Arial" w:cs="Arial" w:eastAsia="Arial" w:hAnsi="Arial"/>
@@ -27492,7 +28077,7 @@
             <w:pPr>
               <w:spacing w:after="20" w:before="0"/>
             </w:pPr>
-            <w:hyperlink w:history="1" r:id="rIdf6p1myzfvex2-xrcw6e_a">
+            <w:hyperlink w:history="1" r:id="rId5-9tjvdj9oxhituliu0wz">
               <w:r>
                 <w:rPr>
                   <w:rFonts w:ascii="Arial" w:cs="Arial" w:eastAsia="Arial" w:hAnsi="Arial"/>
@@ -27525,7 +28110,7 @@
               <w:spacing w:after="10" w:before="0"/>
               <w:ind w:left="120"/>
             </w:pPr>
-            <w:hyperlink w:history="1" r:id="rIdvmzpla19wawgku9w3s8yz">
+            <w:hyperlink w:history="1" r:id="rIdwzo5tpwnl4anedcsv6c0c">
               <w:r>
                 <w:rPr>
                   <w:rFonts w:ascii="Arial" w:cs="Arial" w:eastAsia="Arial" w:hAnsi="Arial"/>
@@ -27553,6 +28138,7 @@
           </w:tcPr>
           <w:p>
             <w:pPr>
+              <w:keepNext w:val="false"/>
               <w:spacing w:after="40" w:before="0"/>
               <w:jc w:val="left"/>
             </w:pPr>
@@ -27585,6 +28171,7 @@
           </w:tcPr>
           <w:p>
             <w:pPr>
+              <w:keepNext w:val="false"/>
               <w:spacing w:after="40" w:before="0"/>
               <w:jc w:val="left"/>
             </w:pPr>
@@ -27617,6 +28204,7 @@
           </w:tcPr>
           <w:p>
             <w:pPr>
+              <w:keepNext w:val="false"/>
               <w:spacing w:after="40" w:before="0"/>
               <w:jc w:val="left"/>
             </w:pPr>
@@ -27649,6 +28237,7 @@
           </w:tcPr>
           <w:p>
             <w:pPr>
+              <w:keepNext w:val="false"/>
               <w:spacing w:after="40" w:before="0"/>
               <w:jc w:val="left"/>
             </w:pPr>
@@ -27683,6 +28272,7 @@
           </w:tcPr>
           <w:p>
             <w:pPr>
+              <w:keepNext w:val="false"/>
               <w:spacing w:after="40" w:before="0"/>
               <w:jc w:val="left"/>
             </w:pPr>
@@ -27720,7 +28310,7 @@
             <w:pPr>
               <w:spacing w:after="20" w:before="0"/>
             </w:pPr>
-            <w:hyperlink w:history="1" r:id="rIdoxgx_ymumymozo-p7oeue">
+            <w:hyperlink w:history="1" r:id="rId8v7nfftca_0zjnkwrugv3">
               <w:r>
                 <w:rPr>
                   <w:rFonts w:ascii="Arial" w:cs="Arial" w:eastAsia="Arial" w:hAnsi="Arial"/>
@@ -27753,7 +28343,7 @@
               <w:spacing w:after="10" w:before="0"/>
               <w:ind w:left="120"/>
             </w:pPr>
-            <w:hyperlink w:history="1" r:id="rIdsge4hai0qkqcifuafbjei">
+            <w:hyperlink w:history="1" r:id="rId-hmpppzbzt4ql1v8p8yso">
               <w:r>
                 <w:rPr>
                   <w:rFonts w:ascii="Arial" w:cs="Arial" w:eastAsia="Arial" w:hAnsi="Arial"/>
@@ -27798,7 +28388,7 @@
             <w:pPr>
               <w:spacing w:after="20" w:before="0"/>
             </w:pPr>
-            <w:hyperlink w:history="1" r:id="rIdgc7woovw0alaiugcodklq">
+            <w:hyperlink w:history="1" r:id="rId7fm7i5claquhca2t3iatq">
               <w:r>
                 <w:rPr>
                   <w:rFonts w:ascii="Arial" w:cs="Arial" w:eastAsia="Arial" w:hAnsi="Arial"/>
@@ -27831,7 +28421,7 @@
               <w:spacing w:after="10" w:before="0"/>
               <w:ind w:left="120"/>
             </w:pPr>
-            <w:hyperlink w:history="1" r:id="rIddor5nhfe0cvq1lqixx_ez">
+            <w:hyperlink w:history="1" r:id="rIdh2mfbysnzkfqhqunnrm8i">
               <w:r>
                 <w:rPr>
                   <w:rFonts w:ascii="Arial" w:cs="Arial" w:eastAsia="Arial" w:hAnsi="Arial"/>
@@ -27859,6 +28449,7 @@
           </w:tcPr>
           <w:p>
             <w:pPr>
+              <w:keepNext w:val="false"/>
               <w:spacing w:after="40" w:before="0"/>
               <w:jc w:val="left"/>
             </w:pPr>
@@ -27891,6 +28482,7 @@
           </w:tcPr>
           <w:p>
             <w:pPr>
+              <w:keepNext w:val="false"/>
               <w:spacing w:after="40" w:before="0"/>
               <w:jc w:val="left"/>
             </w:pPr>
@@ -27923,6 +28515,7 @@
           </w:tcPr>
           <w:p>
             <w:pPr>
+              <w:keepNext w:val="false"/>
               <w:spacing w:after="40" w:before="0"/>
               <w:jc w:val="left"/>
             </w:pPr>
@@ -27955,6 +28548,7 @@
           </w:tcPr>
           <w:p>
             <w:pPr>
+              <w:keepNext w:val="false"/>
               <w:spacing w:after="40" w:before="0"/>
               <w:jc w:val="left"/>
             </w:pPr>
@@ -27989,6 +28583,7 @@
           </w:tcPr>
           <w:p>
             <w:pPr>
+              <w:keepNext w:val="false"/>
               <w:spacing w:after="40" w:before="0"/>
               <w:jc w:val="left"/>
             </w:pPr>
@@ -28026,7 +28621,7 @@
             <w:pPr>
               <w:spacing w:after="20" w:before="0"/>
             </w:pPr>
-            <w:hyperlink w:history="1" r:id="rId0nrnrz3xmtut6ladldk5b">
+            <w:hyperlink w:history="1" r:id="rIdwdkgsbxurhspshs70nnyv">
               <w:r>
                 <w:rPr>
                   <w:rFonts w:ascii="Arial" w:cs="Arial" w:eastAsia="Arial" w:hAnsi="Arial"/>
@@ -28059,7 +28654,7 @@
               <w:spacing w:after="10" w:before="0"/>
               <w:ind w:left="120"/>
             </w:pPr>
-            <w:hyperlink w:history="1" r:id="rIdpslz7zb9izt2ynt3wfxuz">
+            <w:hyperlink w:history="1" r:id="rIdedjvwpfqzkaoyqyh-nybq">
               <w:r>
                 <w:rPr>
                   <w:rFonts w:ascii="Arial" w:cs="Arial" w:eastAsia="Arial" w:hAnsi="Arial"/>
@@ -28104,7 +28699,7 @@
             <w:pPr>
               <w:spacing w:after="20" w:before="0"/>
             </w:pPr>
-            <w:hyperlink w:history="1" r:id="rIdnl3wwzd2pcupv66lzvebw">
+            <w:hyperlink w:history="1" r:id="rIdl1amo3gzmzje5qlttveqc">
               <w:r>
                 <w:rPr>
                   <w:rFonts w:ascii="Arial" w:cs="Arial" w:eastAsia="Arial" w:hAnsi="Arial"/>
@@ -28137,7 +28732,7 @@
               <w:spacing w:after="10" w:before="0"/>
               <w:ind w:left="120"/>
             </w:pPr>
-            <w:hyperlink w:history="1" r:id="rId-whrnhxdm_yx_gibyhwku">
+            <w:hyperlink w:history="1" r:id="rId3ghitmgpldnirv8thph_k">
               <w:r>
                 <w:rPr>
                   <w:rFonts w:ascii="Arial" w:cs="Arial" w:eastAsia="Arial" w:hAnsi="Arial"/>
@@ -28165,6 +28760,7 @@
           </w:tcPr>
           <w:p>
             <w:pPr>
+              <w:keepNext w:val="false"/>
               <w:spacing w:after="40" w:before="0"/>
               <w:jc w:val="left"/>
             </w:pPr>
@@ -28197,6 +28793,7 @@
           </w:tcPr>
           <w:p>
             <w:pPr>
+              <w:keepNext w:val="false"/>
               <w:spacing w:after="40" w:before="0"/>
               <w:jc w:val="left"/>
             </w:pPr>
@@ -28229,6 +28826,7 @@
           </w:tcPr>
           <w:p>
             <w:pPr>
+              <w:keepNext w:val="false"/>
               <w:spacing w:after="40" w:before="0"/>
               <w:jc w:val="left"/>
             </w:pPr>
@@ -28261,6 +28859,7 @@
           </w:tcPr>
           <w:p>
             <w:pPr>
+              <w:keepNext w:val="false"/>
               <w:spacing w:after="40" w:before="0"/>
               <w:jc w:val="left"/>
             </w:pPr>
@@ -28295,6 +28894,7 @@
           </w:tcPr>
           <w:p>
             <w:pPr>
+              <w:keepNext w:val="false"/>
               <w:spacing w:after="40" w:before="0"/>
               <w:jc w:val="left"/>
             </w:pPr>
@@ -28332,7 +28932,7 @@
             <w:pPr>
               <w:spacing w:after="20" w:before="0"/>
             </w:pPr>
-            <w:hyperlink w:history="1" r:id="rIdsoyuxbis4e1w03vtsph05">
+            <w:hyperlink w:history="1" r:id="rIdljkhtzuj0uduhtqt2srmh">
               <w:r>
                 <w:rPr>
                   <w:rFonts w:ascii="Arial" w:cs="Arial" w:eastAsia="Arial" w:hAnsi="Arial"/>
@@ -28365,7 +28965,7 @@
               <w:spacing w:after="10" w:before="0"/>
               <w:ind w:left="120"/>
             </w:pPr>
-            <w:hyperlink w:history="1" r:id="rIdwj2wpadglcxikouqffpv_">
+            <w:hyperlink w:history="1" r:id="rIdhl5ugazy--kgigz8ebbx-">
               <w:r>
                 <w:rPr>
                   <w:rFonts w:ascii="Arial" w:cs="Arial" w:eastAsia="Arial" w:hAnsi="Arial"/>
@@ -28410,7 +29010,7 @@
             <w:pPr>
               <w:spacing w:after="20" w:before="0"/>
             </w:pPr>
-            <w:hyperlink w:history="1" r:id="rId61dvckxjuv_vscaqwldjh">
+            <w:hyperlink w:history="1" r:id="rIdarbbrkhuebpwbovw6zfa9">
               <w:r>
                 <w:rPr>
                   <w:rFonts w:ascii="Arial" w:cs="Arial" w:eastAsia="Arial" w:hAnsi="Arial"/>
@@ -28443,7 +29043,7 @@
               <w:spacing w:after="10" w:before="0"/>
               <w:ind w:left="120"/>
             </w:pPr>
-            <w:hyperlink w:history="1" r:id="rIdnza8ymaj40_hdf2io4ryb">
+            <w:hyperlink w:history="1" r:id="rId9q331xun-rxegz6smckqg">
               <w:r>
                 <w:rPr>
                   <w:rFonts w:ascii="Arial" w:cs="Arial" w:eastAsia="Arial" w:hAnsi="Arial"/>
@@ -28471,6 +29071,7 @@
           </w:tcPr>
           <w:p>
             <w:pPr>
+              <w:keepNext w:val="false"/>
               <w:spacing w:after="40" w:before="0"/>
               <w:jc w:val="left"/>
             </w:pPr>
@@ -28503,6 +29104,7 @@
           </w:tcPr>
           <w:p>
             <w:pPr>
+              <w:keepNext w:val="false"/>
               <w:spacing w:after="40" w:before="0"/>
               <w:jc w:val="left"/>
             </w:pPr>
@@ -28535,6 +29137,7 @@
           </w:tcPr>
           <w:p>
             <w:pPr>
+              <w:keepNext w:val="false"/>
               <w:spacing w:after="40" w:before="0"/>
               <w:jc w:val="left"/>
             </w:pPr>
@@ -28567,6 +29170,7 @@
           </w:tcPr>
           <w:p>
             <w:pPr>
+              <w:keepNext w:val="false"/>
               <w:spacing w:after="40" w:before="0"/>
               <w:jc w:val="left"/>
             </w:pPr>
@@ -28626,6 +29230,7 @@
           </w:tcPr>
           <w:p>
             <w:pPr>
+              <w:keepNext w:val="false"/>
               <w:spacing w:after="40" w:before="0"/>
               <w:jc w:val="center"/>
             </w:pPr>
@@ -28660,6 +29265,7 @@
           </w:tcPr>
           <w:p>
             <w:pPr>
+              <w:keepNext w:val="false"/>
               <w:spacing w:after="40" w:before="0"/>
               <w:jc w:val="left"/>
             </w:pPr>
@@ -28721,6 +29327,7 @@
           </w:tcPr>
           <w:p>
             <w:pPr>
+              <w:keepNext w:val="false"/>
               <w:spacing w:after="40" w:before="0"/>
               <w:jc w:val="center"/>
             </w:pPr>
@@ -28755,6 +29362,7 @@
           </w:tcPr>
           <w:p>
             <w:pPr>
+              <w:keepNext w:val="false"/>
               <w:spacing w:after="40" w:before="0"/>
               <w:jc w:val="left"/>
             </w:pPr>
@@ -28787,6 +29395,7 @@
           </w:tcPr>
           <w:p>
             <w:pPr>
+              <w:keepNext w:val="false"/>
               <w:spacing w:after="40" w:before="0"/>
               <w:jc w:val="left"/>
             </w:pPr>
@@ -28821,6 +29430,7 @@
           </w:tcPr>
           <w:p>
             <w:pPr>
+              <w:keepNext w:val="false"/>
               <w:spacing w:after="40" w:before="0"/>
               <w:jc w:val="left"/>
             </w:pPr>
@@ -28853,6 +29463,7 @@
           </w:tcPr>
           <w:p>
             <w:pPr>
+              <w:keepNext w:val="false"/>
               <w:spacing w:after="40" w:before="0"/>
               <w:jc w:val="left"/>
             </w:pPr>
@@ -28887,6 +29498,7 @@
           </w:tcPr>
           <w:p>
             <w:pPr>
+              <w:keepNext w:val="false"/>
               <w:spacing w:after="40" w:before="0"/>
               <w:jc w:val="left"/>
             </w:pPr>
@@ -28919,6 +29531,7 @@
           </w:tcPr>
           <w:p>
             <w:pPr>
+              <w:keepNext w:val="false"/>
               <w:spacing w:after="40" w:before="0"/>
               <w:jc w:val="left"/>
             </w:pPr>
@@ -28955,7 +29568,7 @@
         </w:rPr>
         <w:t xml:space="preserve">© 2026 SeaVuria and ARES. Aligned with KICD objectives. Developed by SeaVuria; technical implementation by ARES (with AI assistance from Claude). Licensed under </w:t>
       </w:r>
-      <w:hyperlink w:history="1" r:id="rIdesatdazwbx638pwl70pic">
+      <w:hyperlink w:history="1" r:id="rIdy5vpxtknynbfwyq5wtmzx">
         <w:r>
           <w:rPr>
             <w:rFonts w:ascii="Arial" w:cs="Arial" w:eastAsia="Arial" w:hAnsi="Arial"/>
@@ -28976,7 +29589,7 @@
         </w:rPr>
         <w:t xml:space="preserve"> (</w:t>
       </w:r>
-      <w:hyperlink w:history="1" r:id="rIdhgmchfqol-hohm0d5kvfn">
+      <w:hyperlink w:history="1" r:id="rIdyph2u_h0b_z0oifoboex_">
         <w:r>
           <w:rPr>
             <w:rFonts w:ascii="Arial" w:cs="Arial" w:eastAsia="Arial" w:hAnsi="Arial"/>
@@ -29037,6 +29650,7 @@
           </w:tcPr>
           <w:p>
             <w:pPr>
+              <w:keepNext w:val="false"/>
               <w:spacing w:after="40" w:before="0"/>
               <w:jc w:val="center"/>
             </w:pPr>
@@ -29071,6 +29685,7 @@
           </w:tcPr>
           <w:p>
             <w:pPr>
+              <w:keepNext w:val="false"/>
               <w:spacing w:after="40" w:before="0"/>
               <w:jc w:val="left"/>
             </w:pPr>
@@ -29103,6 +29718,7 @@
           </w:tcPr>
           <w:p>
             <w:pPr>
+              <w:keepNext w:val="false"/>
               <w:spacing w:after="40" w:before="0"/>
               <w:jc w:val="left"/>
             </w:pPr>
@@ -29135,6 +29751,7 @@
           </w:tcPr>
           <w:p>
             <w:pPr>
+              <w:keepNext w:val="false"/>
               <w:spacing w:after="40" w:before="0"/>
               <w:jc w:val="left"/>
             </w:pPr>
@@ -29169,6 +29786,7 @@
           </w:tcPr>
           <w:p>
             <w:pPr>
+              <w:keepNext w:val="false"/>
               <w:spacing w:after="40" w:before="0"/>
               <w:jc w:val="left"/>
             </w:pPr>
@@ -29201,6 +29819,7 @@
           </w:tcPr>
           <w:p>
             <w:pPr>
+              <w:keepNext w:val="false"/>
               <w:spacing w:after="40" w:before="0"/>
               <w:jc w:val="left"/>
             </w:pPr>
@@ -29233,6 +29852,7 @@
           </w:tcPr>
           <w:p>
             <w:pPr>
+              <w:keepNext w:val="false"/>
               <w:spacing w:after="40" w:before="0"/>
               <w:jc w:val="left"/>
             </w:pPr>
@@ -29267,6 +29887,7 @@
           </w:tcPr>
           <w:p>
             <w:pPr>
+              <w:keepNext w:val="false"/>
               <w:spacing w:after="40" w:before="0"/>
               <w:jc w:val="left"/>
             </w:pPr>
@@ -29299,6 +29920,7 @@
           </w:tcPr>
           <w:p>
             <w:pPr>
+              <w:keepNext w:val="false"/>
               <w:spacing w:after="40" w:before="0"/>
               <w:jc w:val="left"/>
             </w:pPr>
@@ -29331,6 +29953,7 @@
           </w:tcPr>
           <w:p>
             <w:pPr>
+              <w:keepNext w:val="false"/>
               <w:spacing w:after="40" w:before="0"/>
               <w:jc w:val="left"/>
             </w:pPr>
@@ -29365,6 +29988,7 @@
           </w:tcPr>
           <w:p>
             <w:pPr>
+              <w:keepNext w:val="false"/>
               <w:spacing w:after="40" w:before="0"/>
               <w:jc w:val="left"/>
             </w:pPr>
@@ -29397,6 +30021,7 @@
           </w:tcPr>
           <w:p>
             <w:pPr>
+              <w:keepNext w:val="false"/>
               <w:spacing w:after="40" w:before="0"/>
               <w:jc w:val="left"/>
             </w:pPr>
@@ -29429,6 +30054,7 @@
           </w:tcPr>
           <w:p>
             <w:pPr>
+              <w:keepNext w:val="false"/>
               <w:spacing w:after="40" w:before="0"/>
               <w:jc w:val="left"/>
             </w:pPr>

--- a/data/outputs/v2/Chemistry/SS1.2_The_Atom/Chemistry_The_Atom_CBE_LessonSequence.docx
+++ b/data/outputs/v2/Chemistry/SS1.2_The_Atom/Chemistry_The_Atom_CBE_LessonSequence.docx
@@ -2398,7 +2398,7 @@
         </w:rPr>
         <w:t xml:space="preserve">© 2026 SeaVuria and ARES. This work is licensed under a </w:t>
       </w:r>
-      <w:hyperlink w:history="1" r:id="rIdcido3sd1j7agipg5jiy3u">
+      <w:hyperlink w:history="1" r:id="rIdgdebh2rwb8dgim1wjgngz">
         <w:r>
           <w:rPr>
             <w:rFonts w:ascii="Arial" w:cs="Arial" w:eastAsia="Arial" w:hAnsi="Arial"/>
@@ -2418,7 +2418,7 @@
         </w:rPr>
         <w:t xml:space="preserve"> (</w:t>
       </w:r>
-      <w:hyperlink w:history="1" r:id="rIdd9xjqodiiprhdmigbkhga">
+      <w:hyperlink w:history="1" r:id="rIdh2owuutii0vul1syll9kt">
         <w:r>
           <w:rPr>
             <w:rFonts w:ascii="Arial" w:cs="Arial" w:eastAsia="Arial" w:hAnsi="Arial"/>
@@ -2438,7 +2438,7 @@
         </w:rPr>
         <w:t xml:space="preserve">). To view a copy of this license, visit </w:t>
       </w:r>
-      <w:hyperlink w:history="1" r:id="rIdtmg58l50jyblz0ld0_3el">
+      <w:hyperlink w:history="1" r:id="rIdcj54mfy8umg8zl38fxtsv">
         <w:r>
           <w:rPr>
             <w:rFonts w:ascii="Arial" w:cs="Arial" w:eastAsia="Arial" w:hAnsi="Arial"/>
@@ -3477,7 +3477,7 @@
             <w:pPr>
               <w:spacing w:after="20" w:before="0"/>
             </w:pPr>
-            <w:hyperlink w:history="1" r:id="rIdjdzutpcbh_zi0so7exijp">
+            <w:hyperlink w:history="1" r:id="rId2ylwh5lkgzjnj99cgsszw">
               <w:r>
                 <w:rPr>
                   <w:rFonts w:ascii="Arial" w:cs="Arial" w:eastAsia="Arial" w:hAnsi="Arial"/>
@@ -3510,7 +3510,7 @@
               <w:spacing w:after="10" w:before="0"/>
               <w:ind w:left="120"/>
             </w:pPr>
-            <w:hyperlink w:history="1" r:id="rIdtf8_l7l4odysohoue_gqr">
+            <w:hyperlink w:history="1" r:id="rId8bqw6u_e3b8zhaqboku0k">
               <w:r>
                 <w:rPr>
                   <w:rFonts w:ascii="Arial" w:cs="Arial" w:eastAsia="Arial" w:hAnsi="Arial"/>
@@ -3555,7 +3555,7 @@
             <w:pPr>
               <w:spacing w:after="20" w:before="0"/>
             </w:pPr>
-            <w:hyperlink w:history="1" r:id="rIdkwja_mxmf0ypk6ispgw9r">
+            <w:hyperlink w:history="1" r:id="rIdrdjf9baf6wdswwtjdiakr">
               <w:r>
                 <w:rPr>
                   <w:rFonts w:ascii="Arial" w:cs="Arial" w:eastAsia="Arial" w:hAnsi="Arial"/>
@@ -3588,7 +3588,7 @@
               <w:spacing w:after="10" w:before="0"/>
               <w:ind w:left="120"/>
             </w:pPr>
-            <w:hyperlink w:history="1" r:id="rIdwwzlsv2wjh3ktmh_mjfgy">
+            <w:hyperlink w:history="1" r:id="rIdbv_bexcbt6uaxg5m9fkcz">
               <w:r>
                 <w:rPr>
                   <w:rFonts w:ascii="Arial" w:cs="Arial" w:eastAsia="Arial" w:hAnsi="Arial"/>
@@ -3788,7 +3788,7 @@
             <w:pPr>
               <w:spacing w:after="20" w:before="0"/>
             </w:pPr>
-            <w:hyperlink w:history="1" r:id="rId16tuwe4br8jtzsbkpjah0">
+            <w:hyperlink w:history="1" r:id="rIdnnkirphovvqhyfxoehn-8">
               <w:r>
                 <w:rPr>
                   <w:rFonts w:ascii="Arial" w:cs="Arial" w:eastAsia="Arial" w:hAnsi="Arial"/>
@@ -3821,7 +3821,7 @@
               <w:spacing w:after="10" w:before="0"/>
               <w:ind w:left="120"/>
             </w:pPr>
-            <w:hyperlink w:history="1" r:id="rIdy_znwiu8xs2hcnqsfakx8">
+            <w:hyperlink w:history="1" r:id="rId9qudb9h9vurva3yz8fomb">
               <w:r>
                 <w:rPr>
                   <w:rFonts w:ascii="Arial" w:cs="Arial" w:eastAsia="Arial" w:hAnsi="Arial"/>
@@ -3866,7 +3866,7 @@
             <w:pPr>
               <w:spacing w:after="20" w:before="0"/>
             </w:pPr>
-            <w:hyperlink w:history="1" r:id="rIdfi-lqfbh7bwkrrkpsqdmg">
+            <w:hyperlink w:history="1" r:id="rId4zmvqsenabc2fb6vfhd6u">
               <w:r>
                 <w:rPr>
                   <w:rFonts w:ascii="Arial" w:cs="Arial" w:eastAsia="Arial" w:hAnsi="Arial"/>
@@ -3899,7 +3899,7 @@
               <w:spacing w:after="10" w:before="0"/>
               <w:ind w:left="120"/>
             </w:pPr>
-            <w:hyperlink w:history="1" r:id="rIdpytxxmqop_qcivrsycyhp">
+            <w:hyperlink w:history="1" r:id="rIdvmwdiunjvh4tnjcbsehxs">
               <w:r>
                 <w:rPr>
                   <w:rFonts w:ascii="Arial" w:cs="Arial" w:eastAsia="Arial" w:hAnsi="Arial"/>
@@ -4099,7 +4099,7 @@
             <w:pPr>
               <w:spacing w:after="20" w:before="0"/>
             </w:pPr>
-            <w:hyperlink w:history="1" r:id="rIdfdiwsjy4yuyryc1n_tekp">
+            <w:hyperlink w:history="1" r:id="rIdtvht5z_rkze3dq7j8lo7u">
               <w:r>
                 <w:rPr>
                   <w:rFonts w:ascii="Arial" w:cs="Arial" w:eastAsia="Arial" w:hAnsi="Arial"/>
@@ -4132,7 +4132,7 @@
               <w:spacing w:after="10" w:before="0"/>
               <w:ind w:left="120"/>
             </w:pPr>
-            <w:hyperlink w:history="1" r:id="rIddfmx7bnoaqyxgo1jntkyh">
+            <w:hyperlink w:history="1" r:id="rIduxwm0a6lqbghltukzmp7j">
               <w:r>
                 <w:rPr>
                   <w:rFonts w:ascii="Arial" w:cs="Arial" w:eastAsia="Arial" w:hAnsi="Arial"/>
@@ -4177,7 +4177,7 @@
             <w:pPr>
               <w:spacing w:after="20" w:before="0"/>
             </w:pPr>
-            <w:hyperlink w:history="1" r:id="rId8ihvr-lksthcuvnwz6aqn">
+            <w:hyperlink w:history="1" r:id="rIdjb_tyabcc5abhw6e7b9zk">
               <w:r>
                 <w:rPr>
                   <w:rFonts w:ascii="Arial" w:cs="Arial" w:eastAsia="Arial" w:hAnsi="Arial"/>
@@ -4226,7 +4226,7 @@
               <w:spacing w:after="10" w:before="0"/>
               <w:ind w:left="120"/>
             </w:pPr>
-            <w:hyperlink w:history="1" r:id="rIdpvq8utswr9plqxsjm5zbf">
+            <w:hyperlink w:history="1" r:id="rId06tnf_hx95sjlouf7wky3">
               <w:r>
                 <w:rPr>
                   <w:rFonts w:ascii="Arial" w:cs="Arial" w:eastAsia="Arial" w:hAnsi="Arial"/>
@@ -4426,7 +4426,7 @@
             <w:pPr>
               <w:spacing w:after="20" w:before="0"/>
             </w:pPr>
-            <w:hyperlink w:history="1" r:id="rIddsjnyf2c8xsa0rdsxppob">
+            <w:hyperlink w:history="1" r:id="rIdefsb1_j7n_lq9_oan6zdk">
               <w:r>
                 <w:rPr>
                   <w:rFonts w:ascii="Arial" w:cs="Arial" w:eastAsia="Arial" w:hAnsi="Arial"/>
@@ -4459,7 +4459,7 @@
               <w:spacing w:after="10" w:before="0"/>
               <w:ind w:left="120"/>
             </w:pPr>
-            <w:hyperlink w:history="1" r:id="rIdbcgjjygamwqbtaqsylyeb">
+            <w:hyperlink w:history="1" r:id="rIdm_yturiugslnqr8hjnkxa">
               <w:r>
                 <w:rPr>
                   <w:rFonts w:ascii="Arial" w:cs="Arial" w:eastAsia="Arial" w:hAnsi="Arial"/>
@@ -4504,7 +4504,7 @@
             <w:pPr>
               <w:spacing w:after="20" w:before="0"/>
             </w:pPr>
-            <w:hyperlink w:history="1" r:id="rIdlzzcirae6y_v9y3et318k">
+            <w:hyperlink w:history="1" r:id="rIdo85bjs_hdthuay3p8kcdf">
               <w:r>
                 <w:rPr>
                   <w:rFonts w:ascii="Arial" w:cs="Arial" w:eastAsia="Arial" w:hAnsi="Arial"/>
@@ -4553,7 +4553,7 @@
               <w:spacing w:after="10" w:before="0"/>
               <w:ind w:left="120"/>
             </w:pPr>
-            <w:hyperlink w:history="1" r:id="rIdihobxy0cuoi37p18mpamx">
+            <w:hyperlink w:history="1" r:id="rIdxqufuosf8lgoalb9an-ey">
               <w:r>
                 <w:rPr>
                   <w:rFonts w:ascii="Arial" w:cs="Arial" w:eastAsia="Arial" w:hAnsi="Arial"/>
@@ -4753,7 +4753,7 @@
             <w:pPr>
               <w:spacing w:after="20" w:before="0"/>
             </w:pPr>
-            <w:hyperlink w:history="1" r:id="rIdavmvzx9s7l2zn3q3aqyyb">
+            <w:hyperlink w:history="1" r:id="rId2ydnvwlwrurrf95xtpefs">
               <w:r>
                 <w:rPr>
                   <w:rFonts w:ascii="Arial" w:cs="Arial" w:eastAsia="Arial" w:hAnsi="Arial"/>
@@ -4802,7 +4802,7 @@
               <w:spacing w:after="10" w:before="0"/>
               <w:ind w:left="120"/>
             </w:pPr>
-            <w:hyperlink w:history="1" r:id="rIdgsxrrgikj4bvhqxydjmyl">
+            <w:hyperlink w:history="1" r:id="rIdhzjrgltgz3077n6uhxxxx">
               <w:r>
                 <w:rPr>
                   <w:rFonts w:ascii="Arial" w:cs="Arial" w:eastAsia="Arial" w:hAnsi="Arial"/>
@@ -4847,7 +4847,7 @@
             <w:pPr>
               <w:spacing w:after="20" w:before="0"/>
             </w:pPr>
-            <w:hyperlink w:history="1" r:id="rId4kysg9dqmsfuuym_zzhmh">
+            <w:hyperlink w:history="1" r:id="rIdgcemt1kpozvsjfhqt-y6i">
               <w:r>
                 <w:rPr>
                   <w:rFonts w:ascii="Arial" w:cs="Arial" w:eastAsia="Arial" w:hAnsi="Arial"/>
@@ -4896,7 +4896,7 @@
               <w:spacing w:after="10" w:before="0"/>
               <w:ind w:left="120"/>
             </w:pPr>
-            <w:hyperlink w:history="1" r:id="rIdqswxdypgalnrorjsafolr">
+            <w:hyperlink w:history="1" r:id="rIde8tc3evedhwf8ijg2tj8o">
               <w:r>
                 <w:rPr>
                   <w:rFonts w:ascii="Arial" w:cs="Arial" w:eastAsia="Arial" w:hAnsi="Arial"/>
@@ -5421,7 +5421,7 @@
         </w:rPr>
         <w:t xml:space="preserve">© 2026 SeaVuria and ARES. Aligned with KICD objectives. Developed by SeaVuria; technical implementation by ARES (with AI assistance from Claude). Licensed under </w:t>
       </w:r>
-      <w:hyperlink w:history="1" r:id="rIdipyd4gphmxvfhovj5igto">
+      <w:hyperlink w:history="1" r:id="rIdxbzgjbadnbjia-d23w2ej">
         <w:r>
           <w:rPr>
             <w:rFonts w:ascii="Arial" w:cs="Arial" w:eastAsia="Arial" w:hAnsi="Arial"/>
@@ -5442,7 +5442,7 @@
         </w:rPr>
         <w:t xml:space="preserve"> (</w:t>
       </w:r>
-      <w:hyperlink w:history="1" r:id="rId90n2twb5bk_douanro0wh">
+      <w:hyperlink w:history="1" r:id="rIdqtubqog3vrphxofakzoic">
         <w:r>
           <w:rPr>
             <w:rFonts w:ascii="Arial" w:cs="Arial" w:eastAsia="Arial" w:hAnsi="Arial"/>
@@ -6482,7 +6482,7 @@
             <w:pPr>
               <w:spacing w:after="20" w:before="0"/>
             </w:pPr>
-            <w:hyperlink w:history="1" r:id="rIdccukys1gr4rbz3hndfyxg">
+            <w:hyperlink w:history="1" r:id="rIdiznrwtizu6akjqmegcpjv">
               <w:r>
                 <w:rPr>
                   <w:rFonts w:ascii="Arial" w:cs="Arial" w:eastAsia="Arial" w:hAnsi="Arial"/>
@@ -6515,7 +6515,7 @@
               <w:spacing w:after="10" w:before="0"/>
               <w:ind w:left="120"/>
             </w:pPr>
-            <w:hyperlink w:history="1" r:id="rIdhk5zv7mabsaqjuxyfhqsd">
+            <w:hyperlink w:history="1" r:id="rIdnu7umuon9xucqnfvywb2y">
               <w:r>
                 <w:rPr>
                   <w:rFonts w:ascii="Arial" w:cs="Arial" w:eastAsia="Arial" w:hAnsi="Arial"/>
@@ -6560,7 +6560,7 @@
             <w:pPr>
               <w:spacing w:after="20" w:before="0"/>
             </w:pPr>
-            <w:hyperlink w:history="1" r:id="rIdyvaeazizh6sjl8o3qpvvv">
+            <w:hyperlink w:history="1" r:id="rIdtommsefletfaa9tl5neuo">
               <w:r>
                 <w:rPr>
                   <w:rFonts w:ascii="Arial" w:cs="Arial" w:eastAsia="Arial" w:hAnsi="Arial"/>
@@ -6593,7 +6593,7 @@
               <w:spacing w:after="10" w:before="0"/>
               <w:ind w:left="120"/>
             </w:pPr>
-            <w:hyperlink w:history="1" r:id="rIdcmwpabe9oujb1xw3lfs2x">
+            <w:hyperlink w:history="1" r:id="rId7vvaos2esdcepacvl_p6m">
               <w:r>
                 <w:rPr>
                   <w:rFonts w:ascii="Arial" w:cs="Arial" w:eastAsia="Arial" w:hAnsi="Arial"/>
@@ -6793,7 +6793,7 @@
             <w:pPr>
               <w:spacing w:after="20" w:before="0"/>
             </w:pPr>
-            <w:hyperlink w:history="1" r:id="rIddehakzccrk1dtii891m_5">
+            <w:hyperlink w:history="1" r:id="rIdxplv0lvgaw0uavjjqqeyw">
               <w:r>
                 <w:rPr>
                   <w:rFonts w:ascii="Arial" w:cs="Arial" w:eastAsia="Arial" w:hAnsi="Arial"/>
@@ -6826,7 +6826,7 @@
               <w:spacing w:after="10" w:before="0"/>
               <w:ind w:left="120"/>
             </w:pPr>
-            <w:hyperlink w:history="1" r:id="rId0ugh-z5y1nfdyf-2m5_hw">
+            <w:hyperlink w:history="1" r:id="rIdncjdh799gaqphvlvvmtln">
               <w:r>
                 <w:rPr>
                   <w:rFonts w:ascii="Arial" w:cs="Arial" w:eastAsia="Arial" w:hAnsi="Arial"/>
@@ -6871,7 +6871,7 @@
             <w:pPr>
               <w:spacing w:after="20" w:before="0"/>
             </w:pPr>
-            <w:hyperlink w:history="1" r:id="rIdonqqjgij2iendg-chwvfy">
+            <w:hyperlink w:history="1" r:id="rIdzeiniqxru6_nrosnf-dgm">
               <w:r>
                 <w:rPr>
                   <w:rFonts w:ascii="Arial" w:cs="Arial" w:eastAsia="Arial" w:hAnsi="Arial"/>
@@ -6904,7 +6904,7 @@
               <w:spacing w:after="10" w:before="0"/>
               <w:ind w:left="120"/>
             </w:pPr>
-            <w:hyperlink w:history="1" r:id="rIdndhqfvfhmska2llmotqnc">
+            <w:hyperlink w:history="1" r:id="rIddhws4gc0fcukkqdiqr78q">
               <w:r>
                 <w:rPr>
                   <w:rFonts w:ascii="Arial" w:cs="Arial" w:eastAsia="Arial" w:hAnsi="Arial"/>
@@ -7104,7 +7104,7 @@
             <w:pPr>
               <w:spacing w:after="20" w:before="0"/>
             </w:pPr>
-            <w:hyperlink w:history="1" r:id="rIdgbgs4i8truqi5jt60zkot">
+            <w:hyperlink w:history="1" r:id="rIdvphexchoj2_t-xtphwztm">
               <w:r>
                 <w:rPr>
                   <w:rFonts w:ascii="Arial" w:cs="Arial" w:eastAsia="Arial" w:hAnsi="Arial"/>
@@ -7137,7 +7137,7 @@
               <w:spacing w:after="10" w:before="0"/>
               <w:ind w:left="120"/>
             </w:pPr>
-            <w:hyperlink w:history="1" r:id="rIddeblcum6jrxq5zbcxrasp">
+            <w:hyperlink w:history="1" r:id="rIdc6g5_b4bxljoxsa086lva">
               <w:r>
                 <w:rPr>
                   <w:rFonts w:ascii="Arial" w:cs="Arial" w:eastAsia="Arial" w:hAnsi="Arial"/>
@@ -7182,7 +7182,7 @@
             <w:pPr>
               <w:spacing w:after="20" w:before="0"/>
             </w:pPr>
-            <w:hyperlink w:history="1" r:id="rId28kv9z9wrrx4gril-fb4h">
+            <w:hyperlink w:history="1" r:id="rIddjp0nn0mpx41usrclpuiv">
               <w:r>
                 <w:rPr>
                   <w:rFonts w:ascii="Arial" w:cs="Arial" w:eastAsia="Arial" w:hAnsi="Arial"/>
@@ -7215,7 +7215,7 @@
               <w:spacing w:after="10" w:before="0"/>
               <w:ind w:left="120"/>
             </w:pPr>
-            <w:hyperlink w:history="1" r:id="rId7swcwmeoesvfjeyt-qkl8">
+            <w:hyperlink w:history="1" r:id="rIdbjjaw-3ojizjk29tusiux">
               <w:r>
                 <w:rPr>
                   <w:rFonts w:ascii="Arial" w:cs="Arial" w:eastAsia="Arial" w:hAnsi="Arial"/>
@@ -7415,7 +7415,7 @@
             <w:pPr>
               <w:spacing w:after="20" w:before="0"/>
             </w:pPr>
-            <w:hyperlink w:history="1" r:id="rId9sqeuwncpxsflq18davr9">
+            <w:hyperlink w:history="1" r:id="rId7n9zaxxqg1rbkhhtt_ps6">
               <w:r>
                 <w:rPr>
                   <w:rFonts w:ascii="Arial" w:cs="Arial" w:eastAsia="Arial" w:hAnsi="Arial"/>
@@ -7448,7 +7448,7 @@
               <w:spacing w:after="10" w:before="0"/>
               <w:ind w:left="120"/>
             </w:pPr>
-            <w:hyperlink w:history="1" r:id="rIdzd_umbjfpkxo6epfr-yzs">
+            <w:hyperlink w:history="1" r:id="rIdyt_yqrpr1ufwei6msfttx">
               <w:r>
                 <w:rPr>
                   <w:rFonts w:ascii="Arial" w:cs="Arial" w:eastAsia="Arial" w:hAnsi="Arial"/>
@@ -7493,7 +7493,7 @@
             <w:pPr>
               <w:spacing w:after="20" w:before="0"/>
             </w:pPr>
-            <w:hyperlink w:history="1" r:id="rIdfudf-7t406tytauooaigx">
+            <w:hyperlink w:history="1" r:id="rIdyy9v4yclja9xtoczxhmcm">
               <w:r>
                 <w:rPr>
                   <w:rFonts w:ascii="Arial" w:cs="Arial" w:eastAsia="Arial" w:hAnsi="Arial"/>
@@ -7526,7 +7526,7 @@
               <w:spacing w:after="10" w:before="0"/>
               <w:ind w:left="120"/>
             </w:pPr>
-            <w:hyperlink w:history="1" r:id="rIdlz3rehc2_ojvwdvjkybfx">
+            <w:hyperlink w:history="1" r:id="rIdwzcdloztlc3u6phckybbf">
               <w:r>
                 <w:rPr>
                   <w:rFonts w:ascii="Arial" w:cs="Arial" w:eastAsia="Arial" w:hAnsi="Arial"/>
@@ -7726,7 +7726,7 @@
             <w:pPr>
               <w:spacing w:after="20" w:before="0"/>
             </w:pPr>
-            <w:hyperlink w:history="1" r:id="rId0w31jymdur1iqzyygkzeu">
+            <w:hyperlink w:history="1" r:id="rIdhxckgmqaq4nmrzl_b6bvs">
               <w:r>
                 <w:rPr>
                   <w:rFonts w:ascii="Arial" w:cs="Arial" w:eastAsia="Arial" w:hAnsi="Arial"/>
@@ -7759,7 +7759,7 @@
               <w:spacing w:after="10" w:before="0"/>
               <w:ind w:left="120"/>
             </w:pPr>
-            <w:hyperlink w:history="1" r:id="rIdb_2j3hxjsi0nqkjkxdapc">
+            <w:hyperlink w:history="1" r:id="rIdi7fpemwqhjujuwg4nirjn">
               <w:r>
                 <w:rPr>
                   <w:rFonts w:ascii="Arial" w:cs="Arial" w:eastAsia="Arial" w:hAnsi="Arial"/>
@@ -7804,7 +7804,7 @@
             <w:pPr>
               <w:spacing w:after="20" w:before="0"/>
             </w:pPr>
-            <w:hyperlink w:history="1" r:id="rIdooucytuk7stpqd4im6rfl">
+            <w:hyperlink w:history="1" r:id="rIdyish-gkqgxqqagu3nr1hw">
               <w:r>
                 <w:rPr>
                   <w:rFonts w:ascii="Arial" w:cs="Arial" w:eastAsia="Arial" w:hAnsi="Arial"/>
@@ -7837,7 +7837,7 @@
               <w:spacing w:after="10" w:before="0"/>
               <w:ind w:left="120"/>
             </w:pPr>
-            <w:hyperlink w:history="1" r:id="rIducmfltoyomkkj1ksl8nkd">
+            <w:hyperlink w:history="1" r:id="rIdpif0c-0ek9pyia2lcjvy6">
               <w:r>
                 <w:rPr>
                   <w:rFonts w:ascii="Arial" w:cs="Arial" w:eastAsia="Arial" w:hAnsi="Arial"/>
@@ -8362,7 +8362,7 @@
         </w:rPr>
         <w:t xml:space="preserve">© 2026 SeaVuria and ARES. Aligned with KICD objectives. Developed by SeaVuria; technical implementation by ARES (with AI assistance from Claude). Licensed under </w:t>
       </w:r>
-      <w:hyperlink w:history="1" r:id="rIdtt-_lkriz49caekzdw1yz">
+      <w:hyperlink w:history="1" r:id="rIdvvwar05gcurnic9jvvlof">
         <w:r>
           <w:rPr>
             <w:rFonts w:ascii="Arial" w:cs="Arial" w:eastAsia="Arial" w:hAnsi="Arial"/>
@@ -8383,7 +8383,7 @@
         </w:rPr>
         <w:t xml:space="preserve"> (</w:t>
       </w:r>
-      <w:hyperlink w:history="1" r:id="rId4ktn6ti9mtxhc5wcyhzzv">
+      <w:hyperlink w:history="1" r:id="rIduielaadaakynmpbkv85tv">
         <w:r>
           <w:rPr>
             <w:rFonts w:ascii="Arial" w:cs="Arial" w:eastAsia="Arial" w:hAnsi="Arial"/>
@@ -9423,7 +9423,7 @@
             <w:pPr>
               <w:spacing w:after="20" w:before="0"/>
             </w:pPr>
-            <w:hyperlink w:history="1" r:id="rIdprtx_mjh39ggdgaqcczy5">
+            <w:hyperlink w:history="1" r:id="rIdkcrhr2x7fftntkbsedpnv">
               <w:r>
                 <w:rPr>
                   <w:rFonts w:ascii="Arial" w:cs="Arial" w:eastAsia="Arial" w:hAnsi="Arial"/>
@@ -9456,7 +9456,7 @@
               <w:spacing w:after="10" w:before="0"/>
               <w:ind w:left="120"/>
             </w:pPr>
-            <w:hyperlink w:history="1" r:id="rIdult_ltedstr7mau2j-gsr">
+            <w:hyperlink w:history="1" r:id="rIdxu2jbj11rdwghmqxvmci4">
               <w:r>
                 <w:rPr>
                   <w:rFonts w:ascii="Arial" w:cs="Arial" w:eastAsia="Arial" w:hAnsi="Arial"/>
@@ -9501,7 +9501,7 @@
             <w:pPr>
               <w:spacing w:after="20" w:before="0"/>
             </w:pPr>
-            <w:hyperlink w:history="1" r:id="rIdi04f7txd4a8khpdcqr7if">
+            <w:hyperlink w:history="1" r:id="rIdd3t721kru_usftcuhxlzj">
               <w:r>
                 <w:rPr>
                   <w:rFonts w:ascii="Arial" w:cs="Arial" w:eastAsia="Arial" w:hAnsi="Arial"/>
@@ -9534,7 +9534,7 @@
               <w:spacing w:after="10" w:before="0"/>
               <w:ind w:left="120"/>
             </w:pPr>
-            <w:hyperlink w:history="1" r:id="rIdbvnivgqzczxiul4itphj_">
+            <w:hyperlink w:history="1" r:id="rIdgnepcknbd6zjfatgd9btr">
               <w:r>
                 <w:rPr>
                   <w:rFonts w:ascii="Arial" w:cs="Arial" w:eastAsia="Arial" w:hAnsi="Arial"/>
@@ -9734,7 +9734,7 @@
             <w:pPr>
               <w:spacing w:after="20" w:before="0"/>
             </w:pPr>
-            <w:hyperlink w:history="1" r:id="rIdogxa0uge1y_ydif14p5zg">
+            <w:hyperlink w:history="1" r:id="rIdmwwupbpstenpz8gu9eumt">
               <w:r>
                 <w:rPr>
                   <w:rFonts w:ascii="Arial" w:cs="Arial" w:eastAsia="Arial" w:hAnsi="Arial"/>
@@ -9767,7 +9767,7 @@
               <w:spacing w:after="10" w:before="0"/>
               <w:ind w:left="120"/>
             </w:pPr>
-            <w:hyperlink w:history="1" r:id="rIdk7uwpxbhs9vg_5jxymqe4">
+            <w:hyperlink w:history="1" r:id="rIdzvz0vttsq3krd1n3o4t_5">
               <w:r>
                 <w:rPr>
                   <w:rFonts w:ascii="Arial" w:cs="Arial" w:eastAsia="Arial" w:hAnsi="Arial"/>
@@ -9812,7 +9812,7 @@
             <w:pPr>
               <w:spacing w:after="20" w:before="0"/>
             </w:pPr>
-            <w:hyperlink w:history="1" r:id="rIdkfsz9qaz8x2tf2jeeyif0">
+            <w:hyperlink w:history="1" r:id="rIddm11a8xbpkezx73_wbfdz">
               <w:r>
                 <w:rPr>
                   <w:rFonts w:ascii="Arial" w:cs="Arial" w:eastAsia="Arial" w:hAnsi="Arial"/>
@@ -9845,7 +9845,7 @@
               <w:spacing w:after="10" w:before="0"/>
               <w:ind w:left="120"/>
             </w:pPr>
-            <w:hyperlink w:history="1" r:id="rIdswjc3ik7ipmenf2kr_px7">
+            <w:hyperlink w:history="1" r:id="rIdmzospzzcadhkd51yz9tul">
               <w:r>
                 <w:rPr>
                   <w:rFonts w:ascii="Arial" w:cs="Arial" w:eastAsia="Arial" w:hAnsi="Arial"/>
@@ -10045,7 +10045,7 @@
             <w:pPr>
               <w:spacing w:after="20" w:before="0"/>
             </w:pPr>
-            <w:hyperlink w:history="1" r:id="rId5a3b9ul4mgh76o3fk506m">
+            <w:hyperlink w:history="1" r:id="rIdmat--sv_gksxumgb_kmeh">
               <w:r>
                 <w:rPr>
                   <w:rFonts w:ascii="Arial" w:cs="Arial" w:eastAsia="Arial" w:hAnsi="Arial"/>
@@ -10094,7 +10094,7 @@
               <w:spacing w:after="10" w:before="0"/>
               <w:ind w:left="120"/>
             </w:pPr>
-            <w:hyperlink w:history="1" r:id="rIdbq46qaxft5unobfre6wfq">
+            <w:hyperlink w:history="1" r:id="rIderpnvlovk2txzyjclxd68">
               <w:r>
                 <w:rPr>
                   <w:rFonts w:ascii="Arial" w:cs="Arial" w:eastAsia="Arial" w:hAnsi="Arial"/>
@@ -10139,7 +10139,7 @@
             <w:pPr>
               <w:spacing w:after="20" w:before="0"/>
             </w:pPr>
-            <w:hyperlink w:history="1" r:id="rId-lesp3327dug06htmwl_p">
+            <w:hyperlink w:history="1" r:id="rIdmpozxhu4snjpqiaivi6s2">
               <w:r>
                 <w:rPr>
                   <w:rFonts w:ascii="Arial" w:cs="Arial" w:eastAsia="Arial" w:hAnsi="Arial"/>
@@ -10172,7 +10172,7 @@
               <w:spacing w:after="10" w:before="0"/>
               <w:ind w:left="120"/>
             </w:pPr>
-            <w:hyperlink w:history="1" r:id="rId52oxnpqtbigpaszl0ouka">
+            <w:hyperlink w:history="1" r:id="rIdlsjdbjooqzitbdifmr3sp">
               <w:r>
                 <w:rPr>
                   <w:rFonts w:ascii="Arial" w:cs="Arial" w:eastAsia="Arial" w:hAnsi="Arial"/>
@@ -10372,7 +10372,7 @@
             <w:pPr>
               <w:spacing w:after="20" w:before="0"/>
             </w:pPr>
-            <w:hyperlink w:history="1" r:id="rIdoohjezqqx-k1k0hkpkc1p">
+            <w:hyperlink w:history="1" r:id="rIdga4-rzg0fgdgs-4qpayds">
               <w:r>
                 <w:rPr>
                   <w:rFonts w:ascii="Arial" w:cs="Arial" w:eastAsia="Arial" w:hAnsi="Arial"/>
@@ -10421,7 +10421,7 @@
               <w:spacing w:after="10" w:before="0"/>
               <w:ind w:left="120"/>
             </w:pPr>
-            <w:hyperlink w:history="1" r:id="rIdnnqao4dm1-9-bgbgivokq">
+            <w:hyperlink w:history="1" r:id="rIdef4qho6wx8pcxruzahyeq">
               <w:r>
                 <w:rPr>
                   <w:rFonts w:ascii="Arial" w:cs="Arial" w:eastAsia="Arial" w:hAnsi="Arial"/>
@@ -10466,7 +10466,7 @@
             <w:pPr>
               <w:spacing w:after="20" w:before="0"/>
             </w:pPr>
-            <w:hyperlink w:history="1" r:id="rIdsx1nisuwq6i1u8x2gwdat">
+            <w:hyperlink w:history="1" r:id="rIddgdmzvjotgavmdjtagncj">
               <w:r>
                 <w:rPr>
                   <w:rFonts w:ascii="Arial" w:cs="Arial" w:eastAsia="Arial" w:hAnsi="Arial"/>
@@ -10499,7 +10499,7 @@
               <w:spacing w:after="10" w:before="0"/>
               <w:ind w:left="120"/>
             </w:pPr>
-            <w:hyperlink w:history="1" r:id="rIdq4ujiq2nrij8uhrg1t0qb">
+            <w:hyperlink w:history="1" r:id="rIdj1oxnkhge19kopqcec7qp">
               <w:r>
                 <w:rPr>
                   <w:rFonts w:ascii="Arial" w:cs="Arial" w:eastAsia="Arial" w:hAnsi="Arial"/>
@@ -10699,7 +10699,7 @@
             <w:pPr>
               <w:spacing w:after="20" w:before="0"/>
             </w:pPr>
-            <w:hyperlink w:history="1" r:id="rIdxms2icqsngzxvso3mh82-">
+            <w:hyperlink w:history="1" r:id="rId7s6fdaqepgh7ac9hleva1">
               <w:r>
                 <w:rPr>
                   <w:rFonts w:ascii="Arial" w:cs="Arial" w:eastAsia="Arial" w:hAnsi="Arial"/>
@@ -10748,7 +10748,7 @@
               <w:spacing w:after="10" w:before="0"/>
               <w:ind w:left="120"/>
             </w:pPr>
-            <w:hyperlink w:history="1" r:id="rIdoexikt1rswvm5k6tzd0hq">
+            <w:hyperlink w:history="1" r:id="rIdgubwbaoesfgcsqobtaj8g">
               <w:r>
                 <w:rPr>
                   <w:rFonts w:ascii="Arial" w:cs="Arial" w:eastAsia="Arial" w:hAnsi="Arial"/>
@@ -10793,7 +10793,7 @@
             <w:pPr>
               <w:spacing w:after="20" w:before="0"/>
             </w:pPr>
-            <w:hyperlink w:history="1" r:id="rIdpvxf3xtlroge1mbivnwhn">
+            <w:hyperlink w:history="1" r:id="rId71foguisg5t0snhsvir4g">
               <w:r>
                 <w:rPr>
                   <w:rFonts w:ascii="Arial" w:cs="Arial" w:eastAsia="Arial" w:hAnsi="Arial"/>
@@ -10826,7 +10826,7 @@
               <w:spacing w:after="10" w:before="0"/>
               <w:ind w:left="120"/>
             </w:pPr>
-            <w:hyperlink w:history="1" r:id="rIdcdpkulicbuyaof8i-n8wo">
+            <w:hyperlink w:history="1" r:id="rIdo6vxlqwlsurhtcvzyp79j">
               <w:r>
                 <w:rPr>
                   <w:rFonts w:ascii="Arial" w:cs="Arial" w:eastAsia="Arial" w:hAnsi="Arial"/>
@@ -11451,7 +11451,7 @@
         </w:rPr>
         <w:t xml:space="preserve">© 2026 SeaVuria and ARES. Aligned with KICD objectives. Developed by SeaVuria; technical implementation by ARES (with AI assistance from Claude). Licensed under </w:t>
       </w:r>
-      <w:hyperlink w:history="1" r:id="rIdaaw0pf_vbiztvuzq6vajn">
+      <w:hyperlink w:history="1" r:id="rId7mfub96g8w5sayzttbq1t">
         <w:r>
           <w:rPr>
             <w:rFonts w:ascii="Arial" w:cs="Arial" w:eastAsia="Arial" w:hAnsi="Arial"/>
@@ -11472,7 +11472,7 @@
         </w:rPr>
         <w:t xml:space="preserve"> (</w:t>
       </w:r>
-      <w:hyperlink w:history="1" r:id="rId2difu22hnfr2iot6ty5na">
+      <w:hyperlink w:history="1" r:id="rIdbextk_iy5njhkc2lnltgl">
         <w:r>
           <w:rPr>
             <w:rFonts w:ascii="Arial" w:cs="Arial" w:eastAsia="Arial" w:hAnsi="Arial"/>
@@ -12512,7 +12512,7 @@
             <w:pPr>
               <w:spacing w:after="20" w:before="0"/>
             </w:pPr>
-            <w:hyperlink w:history="1" r:id="rIdmmmb1goiy-8ptek3wcvyu">
+            <w:hyperlink w:history="1" r:id="rIderfemaoexmimdfcjvr2r4">
               <w:r>
                 <w:rPr>
                   <w:rFonts w:ascii="Arial" w:cs="Arial" w:eastAsia="Arial" w:hAnsi="Arial"/>
@@ -12545,7 +12545,7 @@
               <w:spacing w:after="10" w:before="0"/>
               <w:ind w:left="120"/>
             </w:pPr>
-            <w:hyperlink w:history="1" r:id="rIdrscnkgui_-wc8scmspplc">
+            <w:hyperlink w:history="1" r:id="rId3rjpnx9vcy4xvsxgo9q52">
               <w:r>
                 <w:rPr>
                   <w:rFonts w:ascii="Arial" w:cs="Arial" w:eastAsia="Arial" w:hAnsi="Arial"/>
@@ -12590,7 +12590,7 @@
             <w:pPr>
               <w:spacing w:after="20" w:before="0"/>
             </w:pPr>
-            <w:hyperlink w:history="1" r:id="rId_edpttddpb26bxvo9jmrf">
+            <w:hyperlink w:history="1" r:id="rId6p8p7cmc_jyugcc1hmiu3">
               <w:r>
                 <w:rPr>
                   <w:rFonts w:ascii="Arial" w:cs="Arial" w:eastAsia="Arial" w:hAnsi="Arial"/>
@@ -12623,7 +12623,7 @@
               <w:spacing w:after="10" w:before="0"/>
               <w:ind w:left="120"/>
             </w:pPr>
-            <w:hyperlink w:history="1" r:id="rIdkbemu2klz_2eorb_unihq">
+            <w:hyperlink w:history="1" r:id="rIdycau5gs52lo6llpmljdjg">
               <w:r>
                 <w:rPr>
                   <w:rFonts w:ascii="Arial" w:cs="Arial" w:eastAsia="Arial" w:hAnsi="Arial"/>
@@ -12823,7 +12823,7 @@
             <w:pPr>
               <w:spacing w:after="20" w:before="0"/>
             </w:pPr>
-            <w:hyperlink w:history="1" r:id="rIdbdu3kjtwrxrxro9equzxl">
+            <w:hyperlink w:history="1" r:id="rIdoe-ue65gu_zzbwnedxsmp">
               <w:r>
                 <w:rPr>
                   <w:rFonts w:ascii="Arial" w:cs="Arial" w:eastAsia="Arial" w:hAnsi="Arial"/>
@@ -12856,7 +12856,7 @@
               <w:spacing w:after="10" w:before="0"/>
               <w:ind w:left="120"/>
             </w:pPr>
-            <w:hyperlink w:history="1" r:id="rIdbv9-fect276wgbm0dodn6">
+            <w:hyperlink w:history="1" r:id="rIdadinitcgso4dvjf6wt80l">
               <w:r>
                 <w:rPr>
                   <w:rFonts w:ascii="Arial" w:cs="Arial" w:eastAsia="Arial" w:hAnsi="Arial"/>
@@ -12901,7 +12901,7 @@
             <w:pPr>
               <w:spacing w:after="20" w:before="0"/>
             </w:pPr>
-            <w:hyperlink w:history="1" r:id="rIdnql4desevdoxv84jmgsav">
+            <w:hyperlink w:history="1" r:id="rIdc8sqs_4v-kfqkyd_d9i81">
               <w:r>
                 <w:rPr>
                   <w:rFonts w:ascii="Arial" w:cs="Arial" w:eastAsia="Arial" w:hAnsi="Arial"/>
@@ -12934,7 +12934,7 @@
               <w:spacing w:after="10" w:before="0"/>
               <w:ind w:left="120"/>
             </w:pPr>
-            <w:hyperlink w:history="1" r:id="rIddljfeshs5avlwdzilpk38">
+            <w:hyperlink w:history="1" r:id="rIdup9zstfpxgltopr2wiuzn">
               <w:r>
                 <w:rPr>
                   <w:rFonts w:ascii="Arial" w:cs="Arial" w:eastAsia="Arial" w:hAnsi="Arial"/>
@@ -13134,7 +13134,7 @@
             <w:pPr>
               <w:spacing w:after="20" w:before="0"/>
             </w:pPr>
-            <w:hyperlink w:history="1" r:id="rId049_olts2zquvxu7jjh9o">
+            <w:hyperlink w:history="1" r:id="rIdqwgzhcwm9yiuireewpipc">
               <w:r>
                 <w:rPr>
                   <w:rFonts w:ascii="Arial" w:cs="Arial" w:eastAsia="Arial" w:hAnsi="Arial"/>
@@ -13183,7 +13183,7 @@
               <w:spacing w:after="10" w:before="0"/>
               <w:ind w:left="120"/>
             </w:pPr>
-            <w:hyperlink w:history="1" r:id="rIdpxgzoxp3p35za1sbf5b12">
+            <w:hyperlink w:history="1" r:id="rIdefyra-uzwwitvite3wk09">
               <w:r>
                 <w:rPr>
                   <w:rFonts w:ascii="Arial" w:cs="Arial" w:eastAsia="Arial" w:hAnsi="Arial"/>
@@ -13228,7 +13228,7 @@
             <w:pPr>
               <w:spacing w:after="20" w:before="0"/>
             </w:pPr>
-            <w:hyperlink w:history="1" r:id="rIdloz8fboqqgp9dncxmwmpk">
+            <w:hyperlink w:history="1" r:id="rIdjqtofprurdse04xmzhltz">
               <w:r>
                 <w:rPr>
                   <w:rFonts w:ascii="Arial" w:cs="Arial" w:eastAsia="Arial" w:hAnsi="Arial"/>
@@ -13277,7 +13277,7 @@
               <w:spacing w:after="10" w:before="0"/>
               <w:ind w:left="120"/>
             </w:pPr>
-            <w:hyperlink w:history="1" r:id="rIdxpcqby6sjch97r53xf4ba">
+            <w:hyperlink w:history="1" r:id="rIdtrxm90mgyieslocxrm4jo">
               <w:r>
                 <w:rPr>
                   <w:rFonts w:ascii="Arial" w:cs="Arial" w:eastAsia="Arial" w:hAnsi="Arial"/>
@@ -13477,7 +13477,7 @@
             <w:pPr>
               <w:spacing w:after="20" w:before="0"/>
             </w:pPr>
-            <w:hyperlink w:history="1" r:id="rIdxmqzabmsq5yt2wx6dypri">
+            <w:hyperlink w:history="1" r:id="rIdsx-tfb18zhsfh919xgqrw">
               <w:r>
                 <w:rPr>
                   <w:rFonts w:ascii="Arial" w:cs="Arial" w:eastAsia="Arial" w:hAnsi="Arial"/>
@@ -13526,7 +13526,7 @@
               <w:spacing w:after="10" w:before="0"/>
               <w:ind w:left="120"/>
             </w:pPr>
-            <w:hyperlink w:history="1" r:id="rIdxxrpncfzphgcrm9g3yifk">
+            <w:hyperlink w:history="1" r:id="rId2lfb-cl3avokzyy4we72h">
               <w:r>
                 <w:rPr>
                   <w:rFonts w:ascii="Arial" w:cs="Arial" w:eastAsia="Arial" w:hAnsi="Arial"/>
@@ -13571,7 +13571,7 @@
             <w:pPr>
               <w:spacing w:after="20" w:before="0"/>
             </w:pPr>
-            <w:hyperlink w:history="1" r:id="rIdivdoy5gekcedrykhu7jhd">
+            <w:hyperlink w:history="1" r:id="rId1zsbtsij2zfcupqmxnewb">
               <w:r>
                 <w:rPr>
                   <w:rFonts w:ascii="Arial" w:cs="Arial" w:eastAsia="Arial" w:hAnsi="Arial"/>
@@ -13620,7 +13620,7 @@
               <w:spacing w:after="10" w:before="0"/>
               <w:ind w:left="120"/>
             </w:pPr>
-            <w:hyperlink w:history="1" r:id="rIdgdv_ame6jgr0z9rsub6pg">
+            <w:hyperlink w:history="1" r:id="rIdyhnxfnjdikr_esmupneob">
               <w:r>
                 <w:rPr>
                   <w:rFonts w:ascii="Arial" w:cs="Arial" w:eastAsia="Arial" w:hAnsi="Arial"/>
@@ -13820,7 +13820,7 @@
             <w:pPr>
               <w:spacing w:after="20" w:before="0"/>
             </w:pPr>
-            <w:hyperlink w:history="1" r:id="rIddzmg6djvuwp0jzqgrvwmm">
+            <w:hyperlink w:history="1" r:id="rIdylmtma1ecc4exzevchy8o">
               <w:r>
                 <w:rPr>
                   <w:rFonts w:ascii="Arial" w:cs="Arial" w:eastAsia="Arial" w:hAnsi="Arial"/>
@@ -13869,7 +13869,7 @@
               <w:spacing w:after="10" w:before="0"/>
               <w:ind w:left="120"/>
             </w:pPr>
-            <w:hyperlink w:history="1" r:id="rIdbfyy7gmgonvgxkhe-orcn">
+            <w:hyperlink w:history="1" r:id="rIdd8btwfmge7ldrbxwyqtic">
               <w:r>
                 <w:rPr>
                   <w:rFonts w:ascii="Arial" w:cs="Arial" w:eastAsia="Arial" w:hAnsi="Arial"/>
@@ -13914,7 +13914,7 @@
             <w:pPr>
               <w:spacing w:after="20" w:before="0"/>
             </w:pPr>
-            <w:hyperlink w:history="1" r:id="rIdzg6vykzchtgx9lx0yqzg-">
+            <w:hyperlink w:history="1" r:id="rId587a9oa7ahfqxfblpgqem">
               <w:r>
                 <w:rPr>
                   <w:rFonts w:ascii="Arial" w:cs="Arial" w:eastAsia="Arial" w:hAnsi="Arial"/>
@@ -13963,7 +13963,7 @@
               <w:spacing w:after="10" w:before="0"/>
               <w:ind w:left="120"/>
             </w:pPr>
-            <w:hyperlink w:history="1" r:id="rIdnekm61g-5ei9owaqwkyrv">
+            <w:hyperlink w:history="1" r:id="rIdjjbrbgvahpywuq35urv9j">
               <w:r>
                 <w:rPr>
                   <w:rFonts w:ascii="Arial" w:cs="Arial" w:eastAsia="Arial" w:hAnsi="Arial"/>
@@ -14488,7 +14488,7 @@
         </w:rPr>
         <w:t xml:space="preserve">© 2026 SeaVuria and ARES. Aligned with KICD objectives. Developed by SeaVuria; technical implementation by ARES (with AI assistance from Claude). Licensed under </w:t>
       </w:r>
-      <w:hyperlink w:history="1" r:id="rIdcwhcq4wjtwlvtmxyvohqu">
+      <w:hyperlink w:history="1" r:id="rIdnzinu8jtixif_cmuyqbmt">
         <w:r>
           <w:rPr>
             <w:rFonts w:ascii="Arial" w:cs="Arial" w:eastAsia="Arial" w:hAnsi="Arial"/>
@@ -14509,7 +14509,7 @@
         </w:rPr>
         <w:t xml:space="preserve"> (</w:t>
       </w:r>
-      <w:hyperlink w:history="1" r:id="rIdxfwf0irpsl2t_m-uueeg5">
+      <w:hyperlink w:history="1" r:id="rId9p8dhkchpwjnsltai5wol">
         <w:r>
           <w:rPr>
             <w:rFonts w:ascii="Arial" w:cs="Arial" w:eastAsia="Arial" w:hAnsi="Arial"/>
@@ -15549,7 +15549,7 @@
             <w:pPr>
               <w:spacing w:after="20" w:before="0"/>
             </w:pPr>
-            <w:hyperlink w:history="1" r:id="rIdbqdz0yxsm-ookywkfev00">
+            <w:hyperlink w:history="1" r:id="rIdehhmvpqdguowhynzod7w6">
               <w:r>
                 <w:rPr>
                   <w:rFonts w:ascii="Arial" w:cs="Arial" w:eastAsia="Arial" w:hAnsi="Arial"/>
@@ -15582,7 +15582,7 @@
               <w:spacing w:after="10" w:before="0"/>
               <w:ind w:left="120"/>
             </w:pPr>
-            <w:hyperlink w:history="1" r:id="rIdkyc8zbdsm0i3aqdgo4fqe">
+            <w:hyperlink w:history="1" r:id="rIdguyj7hlpev60g-4i7etzr">
               <w:r>
                 <w:rPr>
                   <w:rFonts w:ascii="Arial" w:cs="Arial" w:eastAsia="Arial" w:hAnsi="Arial"/>
@@ -15627,7 +15627,7 @@
             <w:pPr>
               <w:spacing w:after="20" w:before="0"/>
             </w:pPr>
-            <w:hyperlink w:history="1" r:id="rIdlkssfjnxn4tje3k1i_vuq">
+            <w:hyperlink w:history="1" r:id="rIdityatgyfzjwzcy_qmssgt">
               <w:r>
                 <w:rPr>
                   <w:rFonts w:ascii="Arial" w:cs="Arial" w:eastAsia="Arial" w:hAnsi="Arial"/>
@@ -15660,7 +15660,7 @@
               <w:spacing w:after="10" w:before="0"/>
               <w:ind w:left="120"/>
             </w:pPr>
-            <w:hyperlink w:history="1" r:id="rIdygsid4svyyunswwm10tuz">
+            <w:hyperlink w:history="1" r:id="rId7jg07xzfcv2jvwxfdwpql">
               <w:r>
                 <w:rPr>
                   <w:rFonts w:ascii="Arial" w:cs="Arial" w:eastAsia="Arial" w:hAnsi="Arial"/>
@@ -15860,7 +15860,7 @@
             <w:pPr>
               <w:spacing w:after="20" w:before="0"/>
             </w:pPr>
-            <w:hyperlink w:history="1" r:id="rIdcx3yc70dqqyy108xaue4q">
+            <w:hyperlink w:history="1" r:id="rId0olj-kklarhnge-ijly1b">
               <w:r>
                 <w:rPr>
                   <w:rFonts w:ascii="Arial" w:cs="Arial" w:eastAsia="Arial" w:hAnsi="Arial"/>
@@ -15893,7 +15893,7 @@
               <w:spacing w:after="10" w:before="0"/>
               <w:ind w:left="120"/>
             </w:pPr>
-            <w:hyperlink w:history="1" r:id="rId58dqajw6plkq0wr5xzzmp">
+            <w:hyperlink w:history="1" r:id="rIdanarvtlhzaneckxq_9iwo">
               <w:r>
                 <w:rPr>
                   <w:rFonts w:ascii="Arial" w:cs="Arial" w:eastAsia="Arial" w:hAnsi="Arial"/>
@@ -15938,7 +15938,7 @@
             <w:pPr>
               <w:spacing w:after="20" w:before="0"/>
             </w:pPr>
-            <w:hyperlink w:history="1" r:id="rIdf5cvp8ids8qcwfd3f0uef">
+            <w:hyperlink w:history="1" r:id="rIdobt1sguwh0dlbn1knj4iu">
               <w:r>
                 <w:rPr>
                   <w:rFonts w:ascii="Arial" w:cs="Arial" w:eastAsia="Arial" w:hAnsi="Arial"/>
@@ -15971,7 +15971,7 @@
               <w:spacing w:after="10" w:before="0"/>
               <w:ind w:left="120"/>
             </w:pPr>
-            <w:hyperlink w:history="1" r:id="rIdt682dpkslyhxnk1twrz84">
+            <w:hyperlink w:history="1" r:id="rIdxmmzlpj7jpx9wbojd4zaf">
               <w:r>
                 <w:rPr>
                   <w:rFonts w:ascii="Arial" w:cs="Arial" w:eastAsia="Arial" w:hAnsi="Arial"/>
@@ -16171,7 +16171,7 @@
             <w:pPr>
               <w:spacing w:after="20" w:before="0"/>
             </w:pPr>
-            <w:hyperlink w:history="1" r:id="rIdnwyq1_i0skwi16-mte7kx">
+            <w:hyperlink w:history="1" r:id="rIdqtolcwuibbsstijtznl8x">
               <w:r>
                 <w:rPr>
                   <w:rFonts w:ascii="Arial" w:cs="Arial" w:eastAsia="Arial" w:hAnsi="Arial"/>
@@ -16204,7 +16204,7 @@
               <w:spacing w:after="10" w:before="0"/>
               <w:ind w:left="120"/>
             </w:pPr>
-            <w:hyperlink w:history="1" r:id="rIdpjy8vvvmlfyw5j9qcz34f">
+            <w:hyperlink w:history="1" r:id="rIdvpve_6wphgmuvzaz6di74">
               <w:r>
                 <w:rPr>
                   <w:rFonts w:ascii="Arial" w:cs="Arial" w:eastAsia="Arial" w:hAnsi="Arial"/>
@@ -16249,7 +16249,7 @@
             <w:pPr>
               <w:spacing w:after="20" w:before="0"/>
             </w:pPr>
-            <w:hyperlink w:history="1" r:id="rIds1vve-84afjlyvghblddj">
+            <w:hyperlink w:history="1" r:id="rIdblsrlcpq0ohirelulmxta">
               <w:r>
                 <w:rPr>
                   <w:rFonts w:ascii="Arial" w:cs="Arial" w:eastAsia="Arial" w:hAnsi="Arial"/>
@@ -16298,7 +16298,7 @@
               <w:spacing w:after="10" w:before="0"/>
               <w:ind w:left="120"/>
             </w:pPr>
-            <w:hyperlink w:history="1" r:id="rIdj55itojja1jol3m0q_qqs">
+            <w:hyperlink w:history="1" r:id="rIdan6ztrw1fqbywbq2pjyoj">
               <w:r>
                 <w:rPr>
                   <w:rFonts w:ascii="Arial" w:cs="Arial" w:eastAsia="Arial" w:hAnsi="Arial"/>
@@ -16498,7 +16498,7 @@
             <w:pPr>
               <w:spacing w:after="20" w:before="0"/>
             </w:pPr>
-            <w:hyperlink w:history="1" r:id="rIdaq9c3ucsqnpfjw1-2sn4n">
+            <w:hyperlink w:history="1" r:id="rIdgc0k7cuk_xykhfscipv90">
               <w:r>
                 <w:rPr>
                   <w:rFonts w:ascii="Arial" w:cs="Arial" w:eastAsia="Arial" w:hAnsi="Arial"/>
@@ -16531,7 +16531,7 @@
               <w:spacing w:after="10" w:before="0"/>
               <w:ind w:left="120"/>
             </w:pPr>
-            <w:hyperlink w:history="1" r:id="rIdqz4jllf4xtfqbgdsjzipg">
+            <w:hyperlink w:history="1" r:id="rId3icqjst_acf_bq2dxefdb">
               <w:r>
                 <w:rPr>
                   <w:rFonts w:ascii="Arial" w:cs="Arial" w:eastAsia="Arial" w:hAnsi="Arial"/>
@@ -16576,7 +16576,7 @@
             <w:pPr>
               <w:spacing w:after="20" w:before="0"/>
             </w:pPr>
-            <w:hyperlink w:history="1" r:id="rIdb9ndlmx2fdckjo4uuly4-">
+            <w:hyperlink w:history="1" r:id="rIdfipoub6het5wzyslqdu6m">
               <w:r>
                 <w:rPr>
                   <w:rFonts w:ascii="Arial" w:cs="Arial" w:eastAsia="Arial" w:hAnsi="Arial"/>
@@ -16625,7 +16625,7 @@
               <w:spacing w:after="10" w:before="0"/>
               <w:ind w:left="120"/>
             </w:pPr>
-            <w:hyperlink w:history="1" r:id="rId9lxwsuxdyefrfchkeai0s">
+            <w:hyperlink w:history="1" r:id="rIdiiewqfnzvtmmkjptjjhhb">
               <w:r>
                 <w:rPr>
                   <w:rFonts w:ascii="Arial" w:cs="Arial" w:eastAsia="Arial" w:hAnsi="Arial"/>
@@ -16825,7 +16825,7 @@
             <w:pPr>
               <w:spacing w:after="20" w:before="0"/>
             </w:pPr>
-            <w:hyperlink w:history="1" r:id="rId414twkmfdbnbzkrf-af3b">
+            <w:hyperlink w:history="1" r:id="rIdd1flmkxlnd9kencividro">
               <w:r>
                 <w:rPr>
                   <w:rFonts w:ascii="Arial" w:cs="Arial" w:eastAsia="Arial" w:hAnsi="Arial"/>
@@ -16874,7 +16874,7 @@
               <w:spacing w:after="10" w:before="0"/>
               <w:ind w:left="120"/>
             </w:pPr>
-            <w:hyperlink w:history="1" r:id="rId97ggsjqjad8iaa8gqjgq-">
+            <w:hyperlink w:history="1" r:id="rIdnzfrxn62ewyvws1we7g3t">
               <w:r>
                 <w:rPr>
                   <w:rFonts w:ascii="Arial" w:cs="Arial" w:eastAsia="Arial" w:hAnsi="Arial"/>
@@ -16919,7 +16919,7 @@
             <w:pPr>
               <w:spacing w:after="20" w:before="0"/>
             </w:pPr>
-            <w:hyperlink w:history="1" r:id="rIdutlfwwsi7usq7lh-a9x7h">
+            <w:hyperlink w:history="1" r:id="rIdpq3twks2ntetwh_n1vxll">
               <w:r>
                 <w:rPr>
                   <w:rFonts w:ascii="Arial" w:cs="Arial" w:eastAsia="Arial" w:hAnsi="Arial"/>
@@ -16968,7 +16968,7 @@
               <w:spacing w:after="10" w:before="0"/>
               <w:ind w:left="120"/>
             </w:pPr>
-            <w:hyperlink w:history="1" r:id="rIdesnurvye4g_dbqem_fngn">
+            <w:hyperlink w:history="1" r:id="rIdyuyixcqtqz5uxcdwxrat6">
               <w:r>
                 <w:rPr>
                   <w:rFonts w:ascii="Arial" w:cs="Arial" w:eastAsia="Arial" w:hAnsi="Arial"/>
@@ -17493,7 +17493,7 @@
         </w:rPr>
         <w:t xml:space="preserve">© 2026 SeaVuria and ARES. Aligned with KICD objectives. Developed by SeaVuria; technical implementation by ARES (with AI assistance from Claude). Licensed under </w:t>
       </w:r>
-      <w:hyperlink w:history="1" r:id="rIdmbwachbihtonbzgpawlfe">
+      <w:hyperlink w:history="1" r:id="rId1ucsxxeepqwylu92uh7-m">
         <w:r>
           <w:rPr>
             <w:rFonts w:ascii="Arial" w:cs="Arial" w:eastAsia="Arial" w:hAnsi="Arial"/>
@@ -17514,7 +17514,7 @@
         </w:rPr>
         <w:t xml:space="preserve"> (</w:t>
       </w:r>
-      <w:hyperlink w:history="1" r:id="rIdfnracwa226zf4v12gukzn">
+      <w:hyperlink w:history="1" r:id="rIdrosomfuuy-1dpjovvonbw">
         <w:r>
           <w:rPr>
             <w:rFonts w:ascii="Arial" w:cs="Arial" w:eastAsia="Arial" w:hAnsi="Arial"/>
@@ -18554,7 +18554,7 @@
             <w:pPr>
               <w:spacing w:after="20" w:before="0"/>
             </w:pPr>
-            <w:hyperlink w:history="1" r:id="rIdmf8bguvhwbdm-ntzzufn-">
+            <w:hyperlink w:history="1" r:id="rIdire3o68w8gikcfwwrcvsx">
               <w:r>
                 <w:rPr>
                   <w:rFonts w:ascii="Arial" w:cs="Arial" w:eastAsia="Arial" w:hAnsi="Arial"/>
@@ -18587,7 +18587,7 @@
               <w:spacing w:after="10" w:before="0"/>
               <w:ind w:left="120"/>
             </w:pPr>
-            <w:hyperlink w:history="1" r:id="rIdjmo8oop8anftx_kwmrsrn">
+            <w:hyperlink w:history="1" r:id="rIdogj3umy4z08lkj2z7impr">
               <w:r>
                 <w:rPr>
                   <w:rFonts w:ascii="Arial" w:cs="Arial" w:eastAsia="Arial" w:hAnsi="Arial"/>
@@ -18649,7 +18649,7 @@
               <w:spacing w:after="10" w:before="0"/>
               <w:ind w:left="120"/>
             </w:pPr>
-            <w:hyperlink w:history="1" r:id="rId7qt1f_glr7rjlsvkur5pt">
+            <w:hyperlink w:history="1" r:id="rIdteor-fom1dpcmak65hk-m">
               <w:r>
                 <w:rPr>
                   <w:rFonts w:ascii="Arial" w:cs="Arial" w:eastAsia="Arial" w:hAnsi="Arial"/>
@@ -18864,7 +18864,7 @@
             <w:pPr>
               <w:spacing w:after="20" w:before="0"/>
             </w:pPr>
-            <w:hyperlink w:history="1" r:id="rIdl0yy5uefvtojcgrj730zm">
+            <w:hyperlink w:history="1" r:id="rIdbzmppc8z5hff-ehk0-deg">
               <w:r>
                 <w:rPr>
                   <w:rFonts w:ascii="Arial" w:cs="Arial" w:eastAsia="Arial" w:hAnsi="Arial"/>
@@ -18897,7 +18897,7 @@
               <w:spacing w:after="10" w:before="0"/>
               <w:ind w:left="120"/>
             </w:pPr>
-            <w:hyperlink w:history="1" r:id="rIdluwryghkxl1rf9jwsyrou">
+            <w:hyperlink w:history="1" r:id="rIdq9qmicu0zamk7iawmvlnl">
               <w:r>
                 <w:rPr>
                   <w:rFonts w:ascii="Arial" w:cs="Arial" w:eastAsia="Arial" w:hAnsi="Arial"/>
@@ -18959,7 +18959,7 @@
               <w:spacing w:after="10" w:before="0"/>
               <w:ind w:left="120"/>
             </w:pPr>
-            <w:hyperlink w:history="1" r:id="rIdo2rjdxoxzuekqsdrbwqps">
+            <w:hyperlink w:history="1" r:id="rIdsr9z-nbmfkhljskzrd3yc">
               <w:r>
                 <w:rPr>
                   <w:rFonts w:ascii="Arial" w:cs="Arial" w:eastAsia="Arial" w:hAnsi="Arial"/>
@@ -19174,7 +19174,7 @@
             <w:pPr>
               <w:spacing w:after="20" w:before="0"/>
             </w:pPr>
-            <w:hyperlink w:history="1" r:id="rId0aq3j51rfohfsn5nnaukk">
+            <w:hyperlink w:history="1" r:id="rIdtif35zemuf12wcksg00xr">
               <w:r>
                 <w:rPr>
                   <w:rFonts w:ascii="Arial" w:cs="Arial" w:eastAsia="Arial" w:hAnsi="Arial"/>
@@ -19223,7 +19223,7 @@
               <w:spacing w:after="10" w:before="0"/>
               <w:ind w:left="120"/>
             </w:pPr>
-            <w:hyperlink w:history="1" r:id="rIdiy_guxxsjmbfcqfu8iyke">
+            <w:hyperlink w:history="1" r:id="rIdvpy66fvlb1gn43pnqupue">
               <w:r>
                 <w:rPr>
                   <w:rFonts w:ascii="Arial" w:cs="Arial" w:eastAsia="Arial" w:hAnsi="Arial"/>
@@ -19285,7 +19285,7 @@
               <w:spacing w:after="10" w:before="0"/>
               <w:ind w:left="120"/>
             </w:pPr>
-            <w:hyperlink w:history="1" r:id="rIdovroexvty9c8y6vl9vj5o">
+            <w:hyperlink w:history="1" r:id="rIdya26agcohlxv0vex8ys8o">
               <w:r>
                 <w:rPr>
                   <w:rFonts w:ascii="Arial" w:cs="Arial" w:eastAsia="Arial" w:hAnsi="Arial"/>
@@ -19500,7 +19500,7 @@
             <w:pPr>
               <w:spacing w:after="20" w:before="0"/>
             </w:pPr>
-            <w:hyperlink w:history="1" r:id="rIdo1u8xutsosd0xmxly4m4l">
+            <w:hyperlink w:history="1" r:id="rIdjsr4a8pfw6sqhea_7p93r">
               <w:r>
                 <w:rPr>
                   <w:rFonts w:ascii="Arial" w:cs="Arial" w:eastAsia="Arial" w:hAnsi="Arial"/>
@@ -19549,7 +19549,7 @@
               <w:spacing w:after="10" w:before="0"/>
               <w:ind w:left="120"/>
             </w:pPr>
-            <w:hyperlink w:history="1" r:id="rIdmny30foycxyrdbutzu_-i">
+            <w:hyperlink w:history="1" r:id="rIdgvezzq2psbbf40rxrhdjc">
               <w:r>
                 <w:rPr>
                   <w:rFonts w:ascii="Arial" w:cs="Arial" w:eastAsia="Arial" w:hAnsi="Arial"/>
@@ -19611,7 +19611,7 @@
               <w:spacing w:after="10" w:before="0"/>
               <w:ind w:left="120"/>
             </w:pPr>
-            <w:hyperlink w:history="1" r:id="rIdbmy5xmxlvkdisojui3fcq">
+            <w:hyperlink w:history="1" r:id="rIdmujtyxtandxbwd6vocfcc">
               <w:r>
                 <w:rPr>
                   <w:rFonts w:ascii="Arial" w:cs="Arial" w:eastAsia="Arial" w:hAnsi="Arial"/>
@@ -19826,7 +19826,7 @@
             <w:pPr>
               <w:spacing w:after="20" w:before="0"/>
             </w:pPr>
-            <w:hyperlink w:history="1" r:id="rId4rpwqnd2wtworn3pu6fdh">
+            <w:hyperlink w:history="1" r:id="rIdh0vtmecrydxne6sohtugt">
               <w:r>
                 <w:rPr>
                   <w:rFonts w:ascii="Arial" w:cs="Arial" w:eastAsia="Arial" w:hAnsi="Arial"/>
@@ -19875,7 +19875,7 @@
               <w:spacing w:after="10" w:before="0"/>
               <w:ind w:left="120"/>
             </w:pPr>
-            <w:hyperlink w:history="1" r:id="rIdej7pavckxizkfjjjbcy48">
+            <w:hyperlink w:history="1" r:id="rIdgmo1no7vxaortsesbmurh">
               <w:r>
                 <w:rPr>
                   <w:rFonts w:ascii="Arial" w:cs="Arial" w:eastAsia="Arial" w:hAnsi="Arial"/>
@@ -19937,7 +19937,7 @@
               <w:spacing w:after="10" w:before="0"/>
               <w:ind w:left="120"/>
             </w:pPr>
-            <w:hyperlink w:history="1" r:id="rIdvc3hcwpqrklwcpyo5f_tz">
+            <w:hyperlink w:history="1" r:id="rId7ovsuc2ah0p6p6swhf8nk">
               <w:r>
                 <w:rPr>
                   <w:rFonts w:ascii="Arial" w:cs="Arial" w:eastAsia="Arial" w:hAnsi="Arial"/>
@@ -20577,7 +20577,7 @@
         </w:rPr>
         <w:t xml:space="preserve">© 2026 SeaVuria and ARES. Aligned with KICD objectives. Developed by SeaVuria; technical implementation by ARES (with AI assistance from Claude). Licensed under </w:t>
       </w:r>
-      <w:hyperlink w:history="1" r:id="rIdlndpq7uea17woo3hblecf">
+      <w:hyperlink w:history="1" r:id="rId7jljd9y899ah-twwod3vm">
         <w:r>
           <w:rPr>
             <w:rFonts w:ascii="Arial" w:cs="Arial" w:eastAsia="Arial" w:hAnsi="Arial"/>
@@ -20598,7 +20598,7 @@
         </w:rPr>
         <w:t xml:space="preserve"> (</w:t>
       </w:r>
-      <w:hyperlink w:history="1" r:id="rIdbd49xy9ix0vjsyidy050s">
+      <w:hyperlink w:history="1" r:id="rIdzmrb2xzptgqlncremwbdk">
         <w:r>
           <w:rPr>
             <w:rFonts w:ascii="Arial" w:cs="Arial" w:eastAsia="Arial" w:hAnsi="Arial"/>
@@ -21638,7 +21638,7 @@
             <w:pPr>
               <w:spacing w:after="20" w:before="0"/>
             </w:pPr>
-            <w:hyperlink w:history="1" r:id="rIdnaw1glthv7wj44qlhf5n1">
+            <w:hyperlink w:history="1" r:id="rIdsoyeyowppxaqqso4igg1k">
               <w:r>
                 <w:rPr>
                   <w:rFonts w:ascii="Arial" w:cs="Arial" w:eastAsia="Arial" w:hAnsi="Arial"/>
@@ -21671,7 +21671,7 @@
               <w:spacing w:after="10" w:before="0"/>
               <w:ind w:left="120"/>
             </w:pPr>
-            <w:hyperlink w:history="1" r:id="rIdgq5urzqxjv-jdqjm6w6h5">
+            <w:hyperlink w:history="1" r:id="rIdvczam31on3as-5weoauyo">
               <w:r>
                 <w:rPr>
                   <w:rFonts w:ascii="Arial" w:cs="Arial" w:eastAsia="Arial" w:hAnsi="Arial"/>
@@ -21716,7 +21716,7 @@
             <w:pPr>
               <w:spacing w:after="20" w:before="0"/>
             </w:pPr>
-            <w:hyperlink w:history="1" r:id="rIdpupghb3upxiwuupafoy8k">
+            <w:hyperlink w:history="1" r:id="rIdrxgtihbgxr1z6t-cuv9l1">
               <w:r>
                 <w:rPr>
                   <w:rFonts w:ascii="Arial" w:cs="Arial" w:eastAsia="Arial" w:hAnsi="Arial"/>
@@ -21749,7 +21749,7 @@
               <w:spacing w:after="10" w:before="0"/>
               <w:ind w:left="120"/>
             </w:pPr>
-            <w:hyperlink w:history="1" r:id="rIdq5uhunuq-8zfogwop8ipq">
+            <w:hyperlink w:history="1" r:id="rIdhd3mzx12p1x1-2rgv6wxu">
               <w:r>
                 <w:rPr>
                   <w:rFonts w:ascii="Arial" w:cs="Arial" w:eastAsia="Arial" w:hAnsi="Arial"/>
@@ -21949,7 +21949,7 @@
             <w:pPr>
               <w:spacing w:after="20" w:before="0"/>
             </w:pPr>
-            <w:hyperlink w:history="1" r:id="rId5muaydqrl58oqw5d2ud4l">
+            <w:hyperlink w:history="1" r:id="rIdllaovfxwguu33ubfwavdo">
               <w:r>
                 <w:rPr>
                   <w:rFonts w:ascii="Arial" w:cs="Arial" w:eastAsia="Arial" w:hAnsi="Arial"/>
@@ -21982,7 +21982,7 @@
               <w:spacing w:after="10" w:before="0"/>
               <w:ind w:left="120"/>
             </w:pPr>
-            <w:hyperlink w:history="1" r:id="rIdadfyi13k_e_cudvjwo6ov">
+            <w:hyperlink w:history="1" r:id="rId_oiax84fy2klmazgietdn">
               <w:r>
                 <w:rPr>
                   <w:rFonts w:ascii="Arial" w:cs="Arial" w:eastAsia="Arial" w:hAnsi="Arial"/>
@@ -22027,7 +22027,7 @@
             <w:pPr>
               <w:spacing w:after="20" w:before="0"/>
             </w:pPr>
-            <w:hyperlink w:history="1" r:id="rIdndohqlorxp2ugt2fvakhz">
+            <w:hyperlink w:history="1" r:id="rIdzgp6zotxpf8zxxx5bsfnq">
               <w:r>
                 <w:rPr>
                   <w:rFonts w:ascii="Arial" w:cs="Arial" w:eastAsia="Arial" w:hAnsi="Arial"/>
@@ -22060,7 +22060,7 @@
               <w:spacing w:after="10" w:before="0"/>
               <w:ind w:left="120"/>
             </w:pPr>
-            <w:hyperlink w:history="1" r:id="rIdeytr_nv17d-ahvdpo-mtg">
+            <w:hyperlink w:history="1" r:id="rIdquo9_m_vr5d5sedj1ety8">
               <w:r>
                 <w:rPr>
                   <w:rFonts w:ascii="Arial" w:cs="Arial" w:eastAsia="Arial" w:hAnsi="Arial"/>
@@ -22260,7 +22260,7 @@
             <w:pPr>
               <w:spacing w:after="20" w:before="0"/>
             </w:pPr>
-            <w:hyperlink w:history="1" r:id="rIdj4737mp2ends3npma6bir">
+            <w:hyperlink w:history="1" r:id="rIdhe4piya_ry8dazy0lmpvx">
               <w:r>
                 <w:rPr>
                   <w:rFonts w:ascii="Arial" w:cs="Arial" w:eastAsia="Arial" w:hAnsi="Arial"/>
@@ -22293,7 +22293,7 @@
               <w:spacing w:after="10" w:before="0"/>
               <w:ind w:left="120"/>
             </w:pPr>
-            <w:hyperlink w:history="1" r:id="rIdn_nkqtmku2imjvr4z3qyd">
+            <w:hyperlink w:history="1" r:id="rId7a2klusrvbrvetzrzcojo">
               <w:r>
                 <w:rPr>
                   <w:rFonts w:ascii="Arial" w:cs="Arial" w:eastAsia="Arial" w:hAnsi="Arial"/>
@@ -22338,7 +22338,7 @@
             <w:pPr>
               <w:spacing w:after="20" w:before="0"/>
             </w:pPr>
-            <w:hyperlink w:history="1" r:id="rIdkabrcrp_w2-x5rjxh9mvk">
+            <w:hyperlink w:history="1" r:id="rIdljgkpxf66fbl_kkcvdfl5">
               <w:r>
                 <w:rPr>
                   <w:rFonts w:ascii="Arial" w:cs="Arial" w:eastAsia="Arial" w:hAnsi="Arial"/>
@@ -22387,7 +22387,7 @@
               <w:spacing w:after="10" w:before="0"/>
               <w:ind w:left="120"/>
             </w:pPr>
-            <w:hyperlink w:history="1" r:id="rIdx3gcbfqykpxe9uafxyjjj">
+            <w:hyperlink w:history="1" r:id="rIdv0qj8nsm4iekdl5-lhqzb">
               <w:r>
                 <w:rPr>
                   <w:rFonts w:ascii="Arial" w:cs="Arial" w:eastAsia="Arial" w:hAnsi="Arial"/>
@@ -22587,7 +22587,7 @@
             <w:pPr>
               <w:spacing w:after="20" w:before="0"/>
             </w:pPr>
-            <w:hyperlink w:history="1" r:id="rIdkzb0ky2wfmqgyxxyponqc">
+            <w:hyperlink w:history="1" r:id="rIdfmhd85anvdd6fmznydhdo">
               <w:r>
                 <w:rPr>
                   <w:rFonts w:ascii="Arial" w:cs="Arial" w:eastAsia="Arial" w:hAnsi="Arial"/>
@@ -22620,7 +22620,7 @@
               <w:spacing w:after="10" w:before="0"/>
               <w:ind w:left="120"/>
             </w:pPr>
-            <w:hyperlink w:history="1" r:id="rId1dz-h-hfnxfyomkixdhe8">
+            <w:hyperlink w:history="1" r:id="rIdeg0scvb5fat7cbutumcs5">
               <w:r>
                 <w:rPr>
                   <w:rFonts w:ascii="Arial" w:cs="Arial" w:eastAsia="Arial" w:hAnsi="Arial"/>
@@ -22665,7 +22665,7 @@
             <w:pPr>
               <w:spacing w:after="20" w:before="0"/>
             </w:pPr>
-            <w:hyperlink w:history="1" r:id="rIdafpdgnsmflxrh6tnue3el">
+            <w:hyperlink w:history="1" r:id="rId-4y2ykpfd27cincxii9s3">
               <w:r>
                 <w:rPr>
                   <w:rFonts w:ascii="Arial" w:cs="Arial" w:eastAsia="Arial" w:hAnsi="Arial"/>
@@ -22698,7 +22698,7 @@
               <w:spacing w:after="10" w:before="0"/>
               <w:ind w:left="120"/>
             </w:pPr>
-            <w:hyperlink w:history="1" r:id="rIdqcqp3il8clsnxlphudw4f">
+            <w:hyperlink w:history="1" r:id="rIdtv3hez5k2xkorzsrmclkn">
               <w:r>
                 <w:rPr>
                   <w:rFonts w:ascii="Arial" w:cs="Arial" w:eastAsia="Arial" w:hAnsi="Arial"/>
@@ -22898,7 +22898,7 @@
             <w:pPr>
               <w:spacing w:after="20" w:before="0"/>
             </w:pPr>
-            <w:hyperlink w:history="1" r:id="rId6nipkwyfwz9tjwqbgrdit">
+            <w:hyperlink w:history="1" r:id="rIdvxm0nmao4nhaupuuxv8hd">
               <w:r>
                 <w:rPr>
                   <w:rFonts w:ascii="Arial" w:cs="Arial" w:eastAsia="Arial" w:hAnsi="Arial"/>
@@ -22947,7 +22947,7 @@
               <w:spacing w:after="10" w:before="0"/>
               <w:ind w:left="120"/>
             </w:pPr>
-            <w:hyperlink w:history="1" r:id="rIdfnb5mx80k-o9rn4bo_yz5">
+            <w:hyperlink w:history="1" r:id="rIddy7rizefsjg_m14v-wzhi">
               <w:r>
                 <w:rPr>
                   <w:rFonts w:ascii="Arial" w:cs="Arial" w:eastAsia="Arial" w:hAnsi="Arial"/>
@@ -22992,7 +22992,7 @@
             <w:pPr>
               <w:spacing w:after="20" w:before="0"/>
             </w:pPr>
-            <w:hyperlink w:history="1" r:id="rIdlvfn1iznq8fy0owiducke">
+            <w:hyperlink w:history="1" r:id="rIdwbevhr7okiamq35esyhum">
               <w:r>
                 <w:rPr>
                   <w:rFonts w:ascii="Arial" w:cs="Arial" w:eastAsia="Arial" w:hAnsi="Arial"/>
@@ -23025,7 +23025,7 @@
               <w:spacing w:after="10" w:before="0"/>
               <w:ind w:left="120"/>
             </w:pPr>
-            <w:hyperlink w:history="1" r:id="rIdkvdsae72dqiqdmidlqa0h">
+            <w:hyperlink w:history="1" r:id="rId_hkfdy7ilip75mjcwlyn8">
               <w:r>
                 <w:rPr>
                   <w:rFonts w:ascii="Arial" w:cs="Arial" w:eastAsia="Arial" w:hAnsi="Arial"/>
@@ -23670,7 +23670,7 @@
         </w:rPr>
         <w:t xml:space="preserve">© 2026 SeaVuria and ARES. Aligned with KICD objectives. Developed by SeaVuria; technical implementation by ARES (with AI assistance from Claude). Licensed under </w:t>
       </w:r>
-      <w:hyperlink w:history="1" r:id="rId4cbhwmwodrx0k9sljdogg">
+      <w:hyperlink w:history="1" r:id="rIdgqpqn0zu4dyem7ct9zgim">
         <w:r>
           <w:rPr>
             <w:rFonts w:ascii="Arial" w:cs="Arial" w:eastAsia="Arial" w:hAnsi="Arial"/>
@@ -23691,7 +23691,7 @@
         </w:rPr>
         <w:t xml:space="preserve"> (</w:t>
       </w:r>
-      <w:hyperlink w:history="1" r:id="rId0nmacvekauxc1ouax3r9s">
+      <w:hyperlink w:history="1" r:id="rIdhyijuatd7aptmrwgtaguv">
         <w:r>
           <w:rPr>
             <w:rFonts w:ascii="Arial" w:cs="Arial" w:eastAsia="Arial" w:hAnsi="Arial"/>
@@ -24731,7 +24731,7 @@
             <w:pPr>
               <w:spacing w:after="20" w:before="0"/>
             </w:pPr>
-            <w:hyperlink w:history="1" r:id="rIdadfn8ogdcegbqcaofa-94">
+            <w:hyperlink w:history="1" r:id="rIdu5tukwbvhxai4lpd_mkju">
               <w:r>
                 <w:rPr>
                   <w:rFonts w:ascii="Arial" w:cs="Arial" w:eastAsia="Arial" w:hAnsi="Arial"/>
@@ -24764,7 +24764,7 @@
               <w:spacing w:after="10" w:before="0"/>
               <w:ind w:left="120"/>
             </w:pPr>
-            <w:hyperlink w:history="1" r:id="rIdt25ngioh7t6avmtnzjjxh">
+            <w:hyperlink w:history="1" r:id="rIdnlmhkawbabi0ety7c9r_g">
               <w:r>
                 <w:rPr>
                   <w:rFonts w:ascii="Arial" w:cs="Arial" w:eastAsia="Arial" w:hAnsi="Arial"/>
@@ -24809,7 +24809,7 @@
             <w:pPr>
               <w:spacing w:after="20" w:before="0"/>
             </w:pPr>
-            <w:hyperlink w:history="1" r:id="rIdnp3ijmhz6j7hkm8_rdsgs">
+            <w:hyperlink w:history="1" r:id="rIdmpjdv88qy901bgl5ukrtt">
               <w:r>
                 <w:rPr>
                   <w:rFonts w:ascii="Arial" w:cs="Arial" w:eastAsia="Arial" w:hAnsi="Arial"/>
@@ -24842,7 +24842,7 @@
               <w:spacing w:after="10" w:before="0"/>
               <w:ind w:left="120"/>
             </w:pPr>
-            <w:hyperlink w:history="1" r:id="rIdhhuwup54n-fwfndulk0c0">
+            <w:hyperlink w:history="1" r:id="rId-tavf6p5bdenfecghdvhb">
               <w:r>
                 <w:rPr>
                   <w:rFonts w:ascii="Arial" w:cs="Arial" w:eastAsia="Arial" w:hAnsi="Arial"/>
@@ -25042,7 +25042,7 @@
             <w:pPr>
               <w:spacing w:after="20" w:before="0"/>
             </w:pPr>
-            <w:hyperlink w:history="1" r:id="rIdfhkgop6iuf_eezsybhuk4">
+            <w:hyperlink w:history="1" r:id="rIdi3_7lr53eco7zzrf_lomz">
               <w:r>
                 <w:rPr>
                   <w:rFonts w:ascii="Arial" w:cs="Arial" w:eastAsia="Arial" w:hAnsi="Arial"/>
@@ -25075,7 +25075,7 @@
               <w:spacing w:after="10" w:before="0"/>
               <w:ind w:left="120"/>
             </w:pPr>
-            <w:hyperlink w:history="1" r:id="rIdjnsmipfu3okivzixgp2_z">
+            <w:hyperlink w:history="1" r:id="rId9oe8qrwbbrhgyly_5lpma">
               <w:r>
                 <w:rPr>
                   <w:rFonts w:ascii="Arial" w:cs="Arial" w:eastAsia="Arial" w:hAnsi="Arial"/>
@@ -25120,7 +25120,7 @@
             <w:pPr>
               <w:spacing w:after="20" w:before="0"/>
             </w:pPr>
-            <w:hyperlink w:history="1" r:id="rIdzmpscf5zd0dwpb6gtiux1">
+            <w:hyperlink w:history="1" r:id="rId7f1irfs1njdgso34o7lk5">
               <w:r>
                 <w:rPr>
                   <w:rFonts w:ascii="Arial" w:cs="Arial" w:eastAsia="Arial" w:hAnsi="Arial"/>
@@ -25153,7 +25153,7 @@
               <w:spacing w:after="10" w:before="0"/>
               <w:ind w:left="120"/>
             </w:pPr>
-            <w:hyperlink w:history="1" r:id="rIdaap1n2dmescl6to-epery">
+            <w:hyperlink w:history="1" r:id="rId9qenq4hixyzjvka-mstss">
               <w:r>
                 <w:rPr>
                   <w:rFonts w:ascii="Arial" w:cs="Arial" w:eastAsia="Arial" w:hAnsi="Arial"/>
@@ -25353,7 +25353,7 @@
             <w:pPr>
               <w:spacing w:after="20" w:before="0"/>
             </w:pPr>
-            <w:hyperlink w:history="1" r:id="rIdg6p3bz5s9ctohaciqwdwy">
+            <w:hyperlink w:history="1" r:id="rIdorfqidglebss0e60qwroy">
               <w:r>
                 <w:rPr>
                   <w:rFonts w:ascii="Arial" w:cs="Arial" w:eastAsia="Arial" w:hAnsi="Arial"/>
@@ -25386,7 +25386,7 @@
               <w:spacing w:after="10" w:before="0"/>
               <w:ind w:left="120"/>
             </w:pPr>
-            <w:hyperlink w:history="1" r:id="rId91eeuydimlqpaw8ytbmhe">
+            <w:hyperlink w:history="1" r:id="rIdrvyajewoukn1l-oczu9dx">
               <w:r>
                 <w:rPr>
                   <w:rFonts w:ascii="Arial" w:cs="Arial" w:eastAsia="Arial" w:hAnsi="Arial"/>
@@ -25431,7 +25431,7 @@
             <w:pPr>
               <w:spacing w:after="20" w:before="0"/>
             </w:pPr>
-            <w:hyperlink w:history="1" r:id="rIdvc0egi-qvjjjbyxuuxjbm">
+            <w:hyperlink w:history="1" r:id="rIdyzznm0ecwuklppnl33l4p">
               <w:r>
                 <w:rPr>
                   <w:rFonts w:ascii="Arial" w:cs="Arial" w:eastAsia="Arial" w:hAnsi="Arial"/>
@@ -25464,7 +25464,7 @@
               <w:spacing w:after="10" w:before="0"/>
               <w:ind w:left="120"/>
             </w:pPr>
-            <w:hyperlink w:history="1" r:id="rId5spjeqfpcbe1jqnsandd0">
+            <w:hyperlink w:history="1" r:id="rIdqz-ri_fjmwfzekrgsjcyv">
               <w:r>
                 <w:rPr>
                   <w:rFonts w:ascii="Arial" w:cs="Arial" w:eastAsia="Arial" w:hAnsi="Arial"/>
@@ -25664,7 +25664,7 @@
             <w:pPr>
               <w:spacing w:after="20" w:before="0"/>
             </w:pPr>
-            <w:hyperlink w:history="1" r:id="rIdybk8cfvptlc2dzwz89ieu">
+            <w:hyperlink w:history="1" r:id="rIdpprc8anyhxkg4qaliiktd">
               <w:r>
                 <w:rPr>
                   <w:rFonts w:ascii="Arial" w:cs="Arial" w:eastAsia="Arial" w:hAnsi="Arial"/>
@@ -25697,7 +25697,7 @@
               <w:spacing w:after="10" w:before="0"/>
               <w:ind w:left="120"/>
             </w:pPr>
-            <w:hyperlink w:history="1" r:id="rIdywb23ffuocyupbvirer0o">
+            <w:hyperlink w:history="1" r:id="rId5lunmmvtdarfpekkvtuke">
               <w:r>
                 <w:rPr>
                   <w:rFonts w:ascii="Arial" w:cs="Arial" w:eastAsia="Arial" w:hAnsi="Arial"/>
@@ -25742,7 +25742,7 @@
             <w:pPr>
               <w:spacing w:after="20" w:before="0"/>
             </w:pPr>
-            <w:hyperlink w:history="1" r:id="rIdvgs_y7vdfjyqu-d8gweb3">
+            <w:hyperlink w:history="1" r:id="rIdbi93swpti7sqkdcexyp4t">
               <w:r>
                 <w:rPr>
                   <w:rFonts w:ascii="Arial" w:cs="Arial" w:eastAsia="Arial" w:hAnsi="Arial"/>
@@ -25775,7 +25775,7 @@
               <w:spacing w:after="10" w:before="0"/>
               <w:ind w:left="120"/>
             </w:pPr>
-            <w:hyperlink w:history="1" r:id="rIdmtcl9lqsr2h0d1td5nixl">
+            <w:hyperlink w:history="1" r:id="rId9lcy54c-gilvjz5d64haw">
               <w:r>
                 <w:rPr>
                   <w:rFonts w:ascii="Arial" w:cs="Arial" w:eastAsia="Arial" w:hAnsi="Arial"/>
@@ -25975,7 +25975,7 @@
             <w:pPr>
               <w:spacing w:after="20" w:before="0"/>
             </w:pPr>
-            <w:hyperlink w:history="1" r:id="rIdjqb3fgyyzi3gpxgam4e7s">
+            <w:hyperlink w:history="1" r:id="rIdgawjz-j8hcpgluu6vvrtj">
               <w:r>
                 <w:rPr>
                   <w:rFonts w:ascii="Arial" w:cs="Arial" w:eastAsia="Arial" w:hAnsi="Arial"/>
@@ -26024,7 +26024,7 @@
               <w:spacing w:after="10" w:before="0"/>
               <w:ind w:left="120"/>
             </w:pPr>
-            <w:hyperlink w:history="1" r:id="rId6apxw2vrdevfhgejj9vhr">
+            <w:hyperlink w:history="1" r:id="rIdthikgxede6ez4jm4witfu">
               <w:r>
                 <w:rPr>
                   <w:rFonts w:ascii="Arial" w:cs="Arial" w:eastAsia="Arial" w:hAnsi="Arial"/>
@@ -26069,7 +26069,7 @@
             <w:pPr>
               <w:spacing w:after="20" w:before="0"/>
             </w:pPr>
-            <w:hyperlink w:history="1" r:id="rIdjqefecar0kwdn4e24shiw">
+            <w:hyperlink w:history="1" r:id="rId5cbw-til_fjjom7gvfryk">
               <w:r>
                 <w:rPr>
                   <w:rFonts w:ascii="Arial" w:cs="Arial" w:eastAsia="Arial" w:hAnsi="Arial"/>
@@ -26102,7 +26102,7 @@
               <w:spacing w:after="10" w:before="0"/>
               <w:ind w:left="120"/>
             </w:pPr>
-            <w:hyperlink w:history="1" r:id="rIdu0kuy2j732jx5uppemp2g">
+            <w:hyperlink w:history="1" r:id="rIds0xrorspdn5pcyioj9zfb">
               <w:r>
                 <w:rPr>
                   <w:rFonts w:ascii="Arial" w:cs="Arial" w:eastAsia="Arial" w:hAnsi="Arial"/>
@@ -26627,7 +26627,7 @@
         </w:rPr>
         <w:t xml:space="preserve">© 2026 SeaVuria and ARES. Aligned with KICD objectives. Developed by SeaVuria; technical implementation by ARES (with AI assistance from Claude). Licensed under </w:t>
       </w:r>
-      <w:hyperlink w:history="1" r:id="rIdwf3xlnnhiw0ttkbhj8v2f">
+      <w:hyperlink w:history="1" r:id="rId7jwkoalgzpdtzkj5tg9ac">
         <w:r>
           <w:rPr>
             <w:rFonts w:ascii="Arial" w:cs="Arial" w:eastAsia="Arial" w:hAnsi="Arial"/>
@@ -26648,7 +26648,7 @@
         </w:rPr>
         <w:t xml:space="preserve"> (</w:t>
       </w:r>
-      <w:hyperlink w:history="1" r:id="rIdlka_zjsaay5zql6lhqgli">
+      <w:hyperlink w:history="1" r:id="rIdsvyhtue1stt0gancaadtb">
         <w:r>
           <w:rPr>
             <w:rFonts w:ascii="Arial" w:cs="Arial" w:eastAsia="Arial" w:hAnsi="Arial"/>
@@ -27688,7 +27688,7 @@
             <w:pPr>
               <w:spacing w:after="20" w:before="0"/>
             </w:pPr>
-            <w:hyperlink w:history="1" r:id="rIdvdvsq_anvy0szwa5k7d2e">
+            <w:hyperlink w:history="1" r:id="rIddknrmc6ofbuanfekbjagf">
               <w:r>
                 <w:rPr>
                   <w:rFonts w:ascii="Arial" w:cs="Arial" w:eastAsia="Arial" w:hAnsi="Arial"/>
@@ -27721,7 +27721,7 @@
               <w:spacing w:after="10" w:before="0"/>
               <w:ind w:left="120"/>
             </w:pPr>
-            <w:hyperlink w:history="1" r:id="rIdr6mextinp6cfamn_jwolr">
+            <w:hyperlink w:history="1" r:id="rIdf6sihm4t6wpabadrxok4u">
               <w:r>
                 <w:rPr>
                   <w:rFonts w:ascii="Arial" w:cs="Arial" w:eastAsia="Arial" w:hAnsi="Arial"/>
@@ -27766,7 +27766,7 @@
             <w:pPr>
               <w:spacing w:after="20" w:before="0"/>
             </w:pPr>
-            <w:hyperlink w:history="1" r:id="rIdo7imjwoumtackalmcvq30">
+            <w:hyperlink w:history="1" r:id="rIdaprzutdnbhhoqv4shmlin">
               <w:r>
                 <w:rPr>
                   <w:rFonts w:ascii="Arial" w:cs="Arial" w:eastAsia="Arial" w:hAnsi="Arial"/>
@@ -27799,7 +27799,7 @@
               <w:spacing w:after="10" w:before="0"/>
               <w:ind w:left="120"/>
             </w:pPr>
-            <w:hyperlink w:history="1" r:id="rIdenvxhd7wwsnxtlrzmlspa">
+            <w:hyperlink w:history="1" r:id="rIdodk_fnlv7aq0hilohtpzc">
               <w:r>
                 <w:rPr>
                   <w:rFonts w:ascii="Arial" w:cs="Arial" w:eastAsia="Arial" w:hAnsi="Arial"/>
@@ -27999,7 +27999,7 @@
             <w:pPr>
               <w:spacing w:after="20" w:before="0"/>
             </w:pPr>
-            <w:hyperlink w:history="1" r:id="rIdcwwnmxhzjkf3sgpah6oyd">
+            <w:hyperlink w:history="1" r:id="rId5_sfojc18_mwtzt5wcoot">
               <w:r>
                 <w:rPr>
                   <w:rFonts w:ascii="Arial" w:cs="Arial" w:eastAsia="Arial" w:hAnsi="Arial"/>
@@ -28032,7 +28032,7 @@
               <w:spacing w:after="10" w:before="0"/>
               <w:ind w:left="120"/>
             </w:pPr>
-            <w:hyperlink w:history="1" r:id="rIdnwoag8unjum2unarb-l0c">
+            <w:hyperlink w:history="1" r:id="rIdr4-cxvsdvbmneghkna2rb">
               <w:r>
                 <w:rPr>
                   <w:rFonts w:ascii="Arial" w:cs="Arial" w:eastAsia="Arial" w:hAnsi="Arial"/>
@@ -28077,7 +28077,7 @@
             <w:pPr>
               <w:spacing w:after="20" w:before="0"/>
             </w:pPr>
-            <w:hyperlink w:history="1" r:id="rId5-9tjvdj9oxhituliu0wz">
+            <w:hyperlink w:history="1" r:id="rIdlnbqgtqr_ypr7fwzo-v8u">
               <w:r>
                 <w:rPr>
                   <w:rFonts w:ascii="Arial" w:cs="Arial" w:eastAsia="Arial" w:hAnsi="Arial"/>
@@ -28110,7 +28110,7 @@
               <w:spacing w:after="10" w:before="0"/>
               <w:ind w:left="120"/>
             </w:pPr>
-            <w:hyperlink w:history="1" r:id="rIdwzo5tpwnl4anedcsv6c0c">
+            <w:hyperlink w:history="1" r:id="rIdb8szfhn07jljfldj4h8kl">
               <w:r>
                 <w:rPr>
                   <w:rFonts w:ascii="Arial" w:cs="Arial" w:eastAsia="Arial" w:hAnsi="Arial"/>
@@ -28310,7 +28310,7 @@
             <w:pPr>
               <w:spacing w:after="20" w:before="0"/>
             </w:pPr>
-            <w:hyperlink w:history="1" r:id="rId8v7nfftca_0zjnkwrugv3">
+            <w:hyperlink w:history="1" r:id="rIdzut8zkxsq2kch0ojsxy98">
               <w:r>
                 <w:rPr>
                   <w:rFonts w:ascii="Arial" w:cs="Arial" w:eastAsia="Arial" w:hAnsi="Arial"/>
@@ -28343,7 +28343,7 @@
               <w:spacing w:after="10" w:before="0"/>
               <w:ind w:left="120"/>
             </w:pPr>
-            <w:hyperlink w:history="1" r:id="rId-hmpppzbzt4ql1v8p8yso">
+            <w:hyperlink w:history="1" r:id="rIdjt2d4zof_v7hvt4unte-k">
               <w:r>
                 <w:rPr>
                   <w:rFonts w:ascii="Arial" w:cs="Arial" w:eastAsia="Arial" w:hAnsi="Arial"/>
@@ -28388,7 +28388,7 @@
             <w:pPr>
               <w:spacing w:after="20" w:before="0"/>
             </w:pPr>
-            <w:hyperlink w:history="1" r:id="rId7fm7i5claquhca2t3iatq">
+            <w:hyperlink w:history="1" r:id="rIdi4jhotk-hyeeuso5qlsz4">
               <w:r>
                 <w:rPr>
                   <w:rFonts w:ascii="Arial" w:cs="Arial" w:eastAsia="Arial" w:hAnsi="Arial"/>
@@ -28421,7 +28421,7 @@
               <w:spacing w:after="10" w:before="0"/>
               <w:ind w:left="120"/>
             </w:pPr>
-            <w:hyperlink w:history="1" r:id="rIdh2mfbysnzkfqhqunnrm8i">
+            <w:hyperlink w:history="1" r:id="rIdzwbvjo6kamhwf-okpsxba">
               <w:r>
                 <w:rPr>
                   <w:rFonts w:ascii="Arial" w:cs="Arial" w:eastAsia="Arial" w:hAnsi="Arial"/>
@@ -28621,7 +28621,7 @@
             <w:pPr>
               <w:spacing w:after="20" w:before="0"/>
             </w:pPr>
-            <w:hyperlink w:history="1" r:id="rIdwdkgsbxurhspshs70nnyv">
+            <w:hyperlink w:history="1" r:id="rIdgh2donveoqxrgfywxzlti">
               <w:r>
                 <w:rPr>
                   <w:rFonts w:ascii="Arial" w:cs="Arial" w:eastAsia="Arial" w:hAnsi="Arial"/>
@@ -28654,7 +28654,7 @@
               <w:spacing w:after="10" w:before="0"/>
               <w:ind w:left="120"/>
             </w:pPr>
-            <w:hyperlink w:history="1" r:id="rIdedjvwpfqzkaoyqyh-nybq">
+            <w:hyperlink w:history="1" r:id="rIdw1hlhxjndbgmz2rgyxyyg">
               <w:r>
                 <w:rPr>
                   <w:rFonts w:ascii="Arial" w:cs="Arial" w:eastAsia="Arial" w:hAnsi="Arial"/>
@@ -28699,7 +28699,7 @@
             <w:pPr>
               <w:spacing w:after="20" w:before="0"/>
             </w:pPr>
-            <w:hyperlink w:history="1" r:id="rIdl1amo3gzmzje5qlttveqc">
+            <w:hyperlink w:history="1" r:id="rIdanmvdtqvr-29emy37pscr">
               <w:r>
                 <w:rPr>
                   <w:rFonts w:ascii="Arial" w:cs="Arial" w:eastAsia="Arial" w:hAnsi="Arial"/>
@@ -28732,7 +28732,7 @@
               <w:spacing w:after="10" w:before="0"/>
               <w:ind w:left="120"/>
             </w:pPr>
-            <w:hyperlink w:history="1" r:id="rId3ghitmgpldnirv8thph_k">
+            <w:hyperlink w:history="1" r:id="rIdxyhggv5ana4ru94qymmr0">
               <w:r>
                 <w:rPr>
                   <w:rFonts w:ascii="Arial" w:cs="Arial" w:eastAsia="Arial" w:hAnsi="Arial"/>
@@ -28932,7 +28932,7 @@
             <w:pPr>
               <w:spacing w:after="20" w:before="0"/>
             </w:pPr>
-            <w:hyperlink w:history="1" r:id="rIdljkhtzuj0uduhtqt2srmh">
+            <w:hyperlink w:history="1" r:id="rIdxf59ztxr0jl0shc9foul0">
               <w:r>
                 <w:rPr>
                   <w:rFonts w:ascii="Arial" w:cs="Arial" w:eastAsia="Arial" w:hAnsi="Arial"/>
@@ -28965,7 +28965,7 @@
               <w:spacing w:after="10" w:before="0"/>
               <w:ind w:left="120"/>
             </w:pPr>
-            <w:hyperlink w:history="1" r:id="rIdhl5ugazy--kgigz8ebbx-">
+            <w:hyperlink w:history="1" r:id="rIdmemv9nl1pbsjeopgwqqeu">
               <w:r>
                 <w:rPr>
                   <w:rFonts w:ascii="Arial" w:cs="Arial" w:eastAsia="Arial" w:hAnsi="Arial"/>
@@ -29010,7 +29010,7 @@
             <w:pPr>
               <w:spacing w:after="20" w:before="0"/>
             </w:pPr>
-            <w:hyperlink w:history="1" r:id="rIdarbbrkhuebpwbovw6zfa9">
+            <w:hyperlink w:history="1" r:id="rIdivwyqej7deldqopphgv6i">
               <w:r>
                 <w:rPr>
                   <w:rFonts w:ascii="Arial" w:cs="Arial" w:eastAsia="Arial" w:hAnsi="Arial"/>
@@ -29043,7 +29043,7 @@
               <w:spacing w:after="10" w:before="0"/>
               <w:ind w:left="120"/>
             </w:pPr>
-            <w:hyperlink w:history="1" r:id="rId9q331xun-rxegz6smckqg">
+            <w:hyperlink w:history="1" r:id="rIdxcvkb1si5bv6zsdhrhiyv">
               <w:r>
                 <w:rPr>
                   <w:rFonts w:ascii="Arial" w:cs="Arial" w:eastAsia="Arial" w:hAnsi="Arial"/>
@@ -29568,7 +29568,7 @@
         </w:rPr>
         <w:t xml:space="preserve">© 2026 SeaVuria and ARES. Aligned with KICD objectives. Developed by SeaVuria; technical implementation by ARES (with AI assistance from Claude). Licensed under </w:t>
       </w:r>
-      <w:hyperlink w:history="1" r:id="rIdy5vpxtknynbfwyq5wtmzx">
+      <w:hyperlink w:history="1" r:id="rId2zpbr5l32x-5wjjtynu-h">
         <w:r>
           <w:rPr>
             <w:rFonts w:ascii="Arial" w:cs="Arial" w:eastAsia="Arial" w:hAnsi="Arial"/>
@@ -29589,7 +29589,7 @@
         </w:rPr>
         <w:t xml:space="preserve"> (</w:t>
       </w:r>
-      <w:hyperlink w:history="1" r:id="rIdyph2u_h0b_z0oifoboex_">
+      <w:hyperlink w:history="1" r:id="rIdgigjcyxcppwucwjqdoirx">
         <w:r>
           <w:rPr>
             <w:rFonts w:ascii="Arial" w:cs="Arial" w:eastAsia="Arial" w:hAnsi="Arial"/>
